--- a/public/documentazione/Registro_Issue_Test_Portale_CWP.docx
+++ b/public/documentazione/Registro_Issue_Test_Portale_CWP.docx
@@ -302,7 +302,7 @@
                 <w:sz w:val="20"/>
                 <w:szCs w:val="20"/>
               </w:rPr>
-              <w:t xml:space="preserve">Rev. 1.0</w:t>
+              <w:t xml:space="preserve">Rev. 1.1</w:t>
             </w:r>
           </w:p>
         </w:tc>
@@ -719,6 +719,140 @@
                 <w:sz w:val="18"/>
                 <w:szCs w:val="18"/>
               </w:rPr>
+              <w:t xml:space="preserve">1.1</w:t>
+            </w:r>
+          </w:p>
+        </w:tc>
+        <w:tc>
+          <w:tcPr>
+            <w:tcW w:type="dxa" w:w="1300"/>
+            <w:tcBorders>
+              <w:top w:val="single" w:color="D9D4C5" w:sz="4"/>
+              <w:left w:val="single" w:color="D9D4C5" w:sz="4"/>
+              <w:bottom w:val="single" w:color="D9D4C5" w:sz="4"/>
+              <w:right w:val="single" w:color="D9D4C5" w:sz="4"/>
+            </w:tcBorders>
+            <w:tcMar>
+              <w:top w:type="dxa" w:w="70"/>
+              <w:left w:type="dxa" w:w="110"/>
+              <w:bottom w:type="dxa" w:w="70"/>
+              <w:right w:type="dxa" w:w="110"/>
+            </w:tcMar>
+            <w:vAlign w:val="center"/>
+          </w:tcPr>
+          <w:p>
+            <w:pPr>
+              <w:spacing w:after="0" w:before="0"/>
+            </w:pPr>
+            <w:r>
+              <w:rPr>
+                <w:rFonts w:ascii="Arial" w:cs="Arial" w:eastAsia="Arial" w:hAnsi="Arial"/>
+                <w:color w:val="1B2118"/>
+                <w:sz w:val="18"/>
+                <w:szCs w:val="18"/>
+              </w:rPr>
+              <w:t xml:space="preserve">21/10/2026</w:t>
+            </w:r>
+          </w:p>
+        </w:tc>
+        <w:tc>
+          <w:tcPr>
+            <w:tcW w:type="dxa" w:w="5538"/>
+            <w:tcBorders>
+              <w:top w:val="single" w:color="D9D4C5" w:sz="4"/>
+              <w:left w:val="single" w:color="D9D4C5" w:sz="4"/>
+              <w:bottom w:val="single" w:color="D9D4C5" w:sz="4"/>
+              <w:right w:val="single" w:color="D9D4C5" w:sz="4"/>
+            </w:tcBorders>
+            <w:tcMar>
+              <w:top w:type="dxa" w:w="70"/>
+              <w:left w:type="dxa" w:w="110"/>
+              <w:bottom w:type="dxa" w:w="70"/>
+              <w:right w:type="dxa" w:w="110"/>
+            </w:tcMar>
+            <w:vAlign w:val="center"/>
+          </w:tcPr>
+          <w:p>
+            <w:pPr>
+              <w:spacing w:after="0" w:before="0"/>
+            </w:pPr>
+            <w:r>
+              <w:rPr>
+                <w:rFonts w:ascii="Arial" w:cs="Arial" w:eastAsia="Arial" w:hAnsi="Arial"/>
+                <w:color w:val="1B2118"/>
+                <w:sz w:val="18"/>
+                <w:szCs w:val="18"/>
+              </w:rPr>
+              <w:t xml:space="preserve">R08 corretto e da ritestare; prova di ripristino da backup.</w:t>
+            </w:r>
+          </w:p>
+        </w:tc>
+        <w:tc>
+          <w:tcPr>
+            <w:tcW w:type="dxa" w:w="2000"/>
+            <w:tcBorders>
+              <w:top w:val="single" w:color="D9D4C5" w:sz="4"/>
+              <w:left w:val="single" w:color="D9D4C5" w:sz="4"/>
+              <w:bottom w:val="single" w:color="D9D4C5" w:sz="4"/>
+              <w:right w:val="single" w:color="D9D4C5" w:sz="4"/>
+            </w:tcBorders>
+            <w:tcMar>
+              <w:top w:type="dxa" w:w="70"/>
+              <w:left w:type="dxa" w:w="110"/>
+              <w:bottom w:type="dxa" w:w="70"/>
+              <w:right w:type="dxa" w:w="110"/>
+            </w:tcMar>
+            <w:vAlign w:val="center"/>
+          </w:tcPr>
+          <w:p>
+            <w:pPr>
+              <w:spacing w:after="0" w:before="0"/>
+            </w:pPr>
+            <w:r>
+              <w:rPr>
+                <w:rFonts w:ascii="Arial" w:cs="Arial" w:eastAsia="Arial" w:hAnsi="Arial"/>
+                <w:color w:val="1B2118"/>
+                <w:sz w:val="18"/>
+                <w:szCs w:val="18"/>
+              </w:rPr>
+              <w:t xml:space="preserve">Fondazione Operate</w:t>
+            </w:r>
+          </w:p>
+        </w:tc>
+      </w:tr>
+      <w:tr>
+        <w:trPr>
+          <w:cantSplit/>
+        </w:trPr>
+        <w:tc>
+          <w:tcPr>
+            <w:tcW w:type="dxa" w:w="800"/>
+            <w:tcBorders>
+              <w:top w:val="single" w:color="D9D4C5" w:sz="4"/>
+              <w:left w:val="single" w:color="D9D4C5" w:sz="4"/>
+              <w:bottom w:val="single" w:color="D9D4C5" w:sz="4"/>
+              <w:right w:val="single" w:color="D9D4C5" w:sz="4"/>
+            </w:tcBorders>
+            <w:shd w:fill="F6F4EE" w:color="auto" w:val="clear"/>
+            <w:tcMar>
+              <w:top w:type="dxa" w:w="70"/>
+              <w:left w:type="dxa" w:w="110"/>
+              <w:bottom w:type="dxa" w:w="70"/>
+              <w:right w:type="dxa" w:w="110"/>
+            </w:tcMar>
+            <w:vAlign w:val="center"/>
+          </w:tcPr>
+          <w:p>
+            <w:pPr>
+              <w:spacing w:after="0" w:before="0"/>
+            </w:pPr>
+            <w:r>
+              <w:rPr>
+                <w:rFonts w:ascii="Arial" w:cs="Arial" w:eastAsia="Arial" w:hAnsi="Arial"/>
+                <w:color w:val="1B2118"/>
+                <w:sz w:val="18"/>
+                <w:szCs w:val="18"/>
+              </w:rPr>
               <w:t xml:space="preserve">1.0</w:t>
             </w:r>
           </w:p>
@@ -732,6 +866,7 @@
               <w:bottom w:val="single" w:color="D9D4C5" w:sz="4"/>
               <w:right w:val="single" w:color="D9D4C5" w:sz="4"/>
             </w:tcBorders>
+            <w:shd w:fill="F6F4EE" w:color="auto" w:val="clear"/>
             <w:tcMar>
               <w:top w:type="dxa" w:w="70"/>
               <w:left w:type="dxa" w:w="110"/>
@@ -764,6 +899,7 @@
               <w:bottom w:val="single" w:color="D9D4C5" w:sz="4"/>
               <w:right w:val="single" w:color="D9D4C5" w:sz="4"/>
             </w:tcBorders>
+            <w:shd w:fill="F6F4EE" w:color="auto" w:val="clear"/>
             <w:tcMar>
               <w:top w:type="dxa" w:w="70"/>
               <w:left w:type="dxa" w:w="110"/>
@@ -796,6 +932,7 @@
               <w:bottom w:val="single" w:color="D9D4C5" w:sz="4"/>
               <w:right w:val="single" w:color="D9D4C5" w:sz="4"/>
             </w:tcBorders>
+            <w:shd w:fill="F6F4EE" w:color="auto" w:val="clear"/>
             <w:tcMar>
               <w:top w:type="dxa" w:w="70"/>
               <w:left w:type="dxa" w:w="110"/>
@@ -837,7 +974,7 @@
           <w:sz w:val="20"/>
           <w:szCs w:val="20"/>
         </w:rPr>
-        <w:t xml:space="preserve">Fotografia del registro alla revisione 1.0 del 21/10/2026. Il registro si aggiorna a ogni variazione (segnalazione, correzione, ritest, rilascio); la versione corrente si scarica dall'area Documentazione del portale (solo Amministratori).</w:t>
+        <w:t xml:space="preserve">Fotografia del registro alla revisione 1.1 del 21/10/2026. Il registro si aggiorna a ogni variazione (segnalazione, correzione, ritest, rilascio); la versione corrente si scarica dall'area Documentazione del portale (solo Amministratori).</w:t>
       </w:r>
     </w:p>
     <w:p>
@@ -908,7 +1045,7 @@
             <w:sz w:val="22"/>
             <w:szCs w:val="22"/>
           </w:rPr>
-          <w:t xml:space="preserve">2.  Riepilogo al 21/10/2026</w:t>
+          <w:t xml:space="preserve">2.  Riepilogo al 21/10/2026 (ore 11:20)</w:t>
         </w:r>
         <w:r>
           <w:rPr>
@@ -1005,7 +1142,7 @@
             <w:szCs w:val="22"/>
           </w:rPr>
           <w:tab/>
-          <w:t xml:space="preserve">12</w:t>
+          <w:t xml:space="preserve">13</w:t>
         </w:r>
       </w:hyperlink>
     </w:p>
@@ -1034,7 +1171,7 @@
             <w:szCs w:val="22"/>
           </w:rPr>
           <w:tab/>
-          <w:t xml:space="preserve">14</w:t>
+          <w:t xml:space="preserve">15</w:t>
         </w:r>
       </w:hyperlink>
     </w:p>
@@ -1938,7 +2075,7 @@
           <w:sz w:val="34"/>
           <w:szCs w:val="34"/>
         </w:rPr>
-        <w:t xml:space="preserve">2. Riepilogo al 21/10/2026</w:t>
+        <w:t xml:space="preserve">2. Riepilogo al 21/10/2026 (ore 11:20)</w:t>
       </w:r>
       <w:bookmarkEnd w:id="1"/>
     </w:p>
@@ -1957,8 +2094,8 @@
       </w:tblPr>
       <w:tblGrid>
         <w:gridCol w:w="2885"/>
-        <w:gridCol w:w="1046"/>
-        <w:gridCol w:w="5707"/>
+        <w:gridCol w:w="1212"/>
+        <w:gridCol w:w="5541"/>
       </w:tblGrid>
       <w:tr>
         <w:trPr>
@@ -2001,7 +2138,7 @@
         </w:tc>
         <w:tc>
           <w:tcPr>
-            <w:tcW w:type="dxa" w:w="1046"/>
+            <w:tcW w:type="dxa" w:w="1212"/>
             <w:tcBorders>
               <w:top w:val="single" w:color="D9D4C5" w:sz="4"/>
               <w:left w:val="single" w:color="D9D4C5" w:sz="4"/>
@@ -2036,7 +2173,7 @@
         </w:tc>
         <w:tc>
           <w:tcPr>
-            <w:tcW w:type="dxa" w:w="5707"/>
+            <w:tcW w:type="dxa" w:w="5541"/>
             <w:tcBorders>
               <w:top w:val="single" w:color="D9D4C5" w:sz="4"/>
               <w:left w:val="single" w:color="D9D4C5" w:sz="4"/>
@@ -2108,7 +2245,7 @@
         </w:tc>
         <w:tc>
           <w:tcPr>
-            <w:tcW w:type="dxa" w:w="1046"/>
+            <w:tcW w:type="dxa" w:w="1212"/>
             <w:tcBorders>
               <w:top w:val="single" w:color="D9D4C5" w:sz="4"/>
               <w:left w:val="single" w:color="D9D4C5" w:sz="4"/>
@@ -2140,7 +2277,7 @@
         </w:tc>
         <w:tc>
           <w:tcPr>
-            <w:tcW w:type="dxa" w:w="5707"/>
+            <w:tcW w:type="dxa" w:w="5541"/>
             <w:tcBorders>
               <w:top w:val="single" w:color="D9D4C5" w:sz="4"/>
               <w:left w:val="single" w:color="D9D4C5" w:sz="4"/>
@@ -2210,7 +2347,7 @@
         </w:tc>
         <w:tc>
           <w:tcPr>
-            <w:tcW w:type="dxa" w:w="1046"/>
+            <w:tcW w:type="dxa" w:w="1212"/>
             <w:tcBorders>
               <w:top w:val="single" w:color="D9D4C5" w:sz="4"/>
               <w:left w:val="single" w:color="D9D4C5" w:sz="4"/>
@@ -2237,13 +2374,13 @@
                 <w:sz w:val="18"/>
                 <w:szCs w:val="18"/>
               </w:rPr>
-              <w:t xml:space="preserve">11</w:t>
-            </w:r>
-          </w:p>
-        </w:tc>
-        <w:tc>
-          <w:tcPr>
-            <w:tcW w:type="dxa" w:w="5707"/>
+              <w:t xml:space="preserve">12</w:t>
+            </w:r>
+          </w:p>
+        </w:tc>
+        <w:tc>
+          <w:tcPr>
+            <w:tcW w:type="dxa" w:w="5541"/>
             <w:tcBorders>
               <w:top w:val="single" w:color="D9D4C5" w:sz="4"/>
               <w:left w:val="single" w:color="D9D4C5" w:sz="4"/>
@@ -2270,7 +2407,7 @@
                 <w:sz w:val="18"/>
                 <w:szCs w:val="18"/>
               </w:rPr>
-              <w:t xml:space="preserve">D01, D02, D03, D04, D05, D06, D07, R05, R07, D05-R1, O01</w:t>
+              <w:t xml:space="preserve">D01, D02, D03, D04, D05, D06, D07, R05, R07, R08, D05-R1, O01</w:t>
             </w:r>
           </w:p>
         </w:tc>
@@ -2313,7 +2450,7 @@
         </w:tc>
         <w:tc>
           <w:tcPr>
-            <w:tcW w:type="dxa" w:w="1046"/>
+            <w:tcW w:type="dxa" w:w="1212"/>
             <w:tcBorders>
               <w:top w:val="single" w:color="D9D4C5" w:sz="4"/>
               <w:left w:val="single" w:color="D9D4C5" w:sz="4"/>
@@ -2345,7 +2482,7 @@
         </w:tc>
         <w:tc>
           <w:tcPr>
-            <w:tcW w:type="dxa" w:w="5707"/>
+            <w:tcW w:type="dxa" w:w="5541"/>
             <w:tcBorders>
               <w:top w:val="single" w:color="D9D4C5" w:sz="4"/>
               <w:left w:val="single" w:color="D9D4C5" w:sz="4"/>
@@ -2415,7 +2552,7 @@
         </w:tc>
         <w:tc>
           <w:tcPr>
-            <w:tcW w:type="dxa" w:w="1046"/>
+            <w:tcW w:type="dxa" w:w="1212"/>
             <w:tcBorders>
               <w:top w:val="single" w:color="D9D4C5" w:sz="4"/>
               <w:left w:val="single" w:color="D9D4C5" w:sz="4"/>
@@ -2442,13 +2579,13 @@
                 <w:sz w:val="18"/>
                 <w:szCs w:val="18"/>
               </w:rPr>
-              <w:t xml:space="preserve">3 voci, 2 cause</w:t>
-            </w:r>
-          </w:p>
-        </w:tc>
-        <w:tc>
-          <w:tcPr>
-            <w:tcW w:type="dxa" w:w="5707"/>
+              <w:t xml:space="preserve">2 voci, 1 causa</w:t>
+            </w:r>
+          </w:p>
+        </w:tc>
+        <w:tc>
+          <w:tcPr>
+            <w:tcW w:type="dxa" w:w="5541"/>
             <w:tcBorders>
               <w:top w:val="single" w:color="D9D4C5" w:sz="4"/>
               <w:left w:val="single" w:color="D9D4C5" w:sz="4"/>
@@ -2475,7 +2612,7 @@
                 <w:sz w:val="18"/>
                 <w:szCs w:val="18"/>
               </w:rPr>
-              <w:t xml:space="preserve">ISS-012 e D08 (email ai destinatari diversi dal titolare), R08 (resa tipografica dei PDF)</w:t>
+              <w:t xml:space="preserve">ISS-012 e D08 (email ai destinatari diversi dal titolare)</w:t>
             </w:r>
           </w:p>
         </w:tc>
@@ -2518,7 +2655,7 @@
         </w:tc>
         <w:tc>
           <w:tcPr>
-            <w:tcW w:type="dxa" w:w="1046"/>
+            <w:tcW w:type="dxa" w:w="1212"/>
             <w:tcBorders>
               <w:top w:val="single" w:color="D9D4C5" w:sz="4"/>
               <w:left w:val="single" w:color="D9D4C5" w:sz="4"/>
@@ -2550,7 +2687,7 @@
         </w:tc>
         <w:tc>
           <w:tcPr>
-            <w:tcW w:type="dxa" w:w="5707"/>
+            <w:tcW w:type="dxa" w:w="5541"/>
             <w:tcBorders>
               <w:top w:val="single" w:color="D9D4C5" w:sz="4"/>
               <w:left w:val="single" w:color="D9D4C5" w:sz="4"/>
@@ -12391,7 +12528,7 @@
                 <w:sz w:val="18"/>
                 <w:szCs w:val="18"/>
               </w:rPr>
-              <w:t xml:space="preserve">APERTO (P2)</w:t>
+              <w:t xml:space="preserve">CORRETTO_DA_RITESTARE (P2)</w:t>
             </w:r>
           </w:p>
         </w:tc>
@@ -12423,7 +12560,25 @@
                 <w:sz w:val="18"/>
                 <w:szCs w:val="18"/>
               </w:rPr>
-              <w:t xml:space="preserve">— (ipotesi: caratteri non incorporati; servono i PDF originali)</w:t>
+              <w:t xml:space="preserve">21/10 11:05 (</w:t>
+            </w:r>
+            <w:r>
+              <w:rPr>
+                <w:rFonts w:ascii="Consolas" w:cs="Consolas" w:eastAsia="Consolas" w:hAnsi="Consolas"/>
+                <w:color w:val="2F5D3A"/>
+                <w:sz w:val="18"/>
+                <w:szCs w:val="18"/>
+              </w:rPr>
+              <w:t xml:space="preserve">4920d2a</w:t>
+            </w:r>
+            <w:r>
+              <w:rPr>
+                <w:rFonts w:ascii="Arial" w:cs="Arial" w:eastAsia="Arial" w:hAnsi="Arial"/>
+                <w:color w:val="1B2118"/>
+                <w:sz w:val="18"/>
+                <w:szCs w:val="18"/>
+              </w:rPr>
+              <w:t xml:space="preserve">): carattere Liberation Sans (stesse larghezze di Helvetica, licenza OFL) incorporato in rapporto crediti, simulatore e riepilogo del fascicolo; verificato con pdffonts (solo carattere incorporato in uso) e a schermo</w:t>
             </w:r>
           </w:p>
         </w:tc>
@@ -13843,6 +13998,85 @@
           <w:sz w:val="21"/>
           <w:szCs w:val="21"/>
         </w:rPr>
+        <w:t xml:space="preserve">R08 — PDF.</w:t>
+      </w:r>
+      <w:r>
+        <w:rPr>
+          <w:rFonts w:ascii="Arial" w:cs="Arial" w:eastAsia="Arial" w:hAnsi="Arial"/>
+          <w:color w:val="1B2118"/>
+          <w:sz w:val="21"/>
+          <w:szCs w:val="21"/>
+        </w:rPr>
+        <w:t xml:space="preserve"> Causa probabile: i PDF usavano Helvetica non incorporata, che ogni lettore sostituisce con un carattere locale di larghezze diverse. Ora i tre generatori incorporano Liberation Sans (</w:t>
+      </w:r>
+      <w:r>
+        <w:rPr>
+          <w:rFonts w:ascii="Consolas" w:cs="Consolas" w:eastAsia="Consolas" w:hAnsi="Consolas"/>
+          <w:color w:val="2F5D3A"/>
+          <w:sz w:val="21"/>
+          <w:szCs w:val="21"/>
+        </w:rPr>
+        <w:t xml:space="preserve">src/lib/caratteriPdf.js</w:t>
+      </w:r>
+      <w:r>
+        <w:rPr>
+          <w:rFonts w:ascii="Arial" w:cs="Arial" w:eastAsia="Arial" w:hAnsi="Arial"/>
+          <w:color w:val="1B2118"/>
+          <w:sz w:val="21"/>
+          <w:szCs w:val="21"/>
+        </w:rPr>
+        <w:t xml:space="preserve">, file in </w:t>
+      </w:r>
+      <w:r>
+        <w:rPr>
+          <w:rFonts w:ascii="Consolas" w:cs="Consolas" w:eastAsia="Consolas" w:hAnsi="Consolas"/>
+          <w:color w:val="2F5D3A"/>
+          <w:sz w:val="21"/>
+          <w:szCs w:val="21"/>
+        </w:rPr>
+        <w:t xml:space="preserve">public/caratteri/</w:t>
+      </w:r>
+      <w:r>
+        <w:rPr>
+          <w:rFonts w:ascii="Arial" w:cs="Arial" w:eastAsia="Arial" w:hAnsi="Arial"/>
+          <w:color w:val="1B2118"/>
+          <w:sz w:val="21"/>
+          <w:szCs w:val="21"/>
+        </w:rPr>
+        <w:t xml:space="preserve"> con la licenza OFL). Ha le stesse larghezze, quindi l'impaginazione non cambia. Se il carattere non si scarica si torna a Helvetica. Verifica: PDF di prova dei tre tipi con </w:t>
+      </w:r>
+      <w:r>
+        <w:rPr>
+          <w:rFonts w:ascii="Consolas" w:cs="Consolas" w:eastAsia="Consolas" w:hAnsi="Consolas"/>
+          <w:color w:val="2F5D3A"/>
+          <w:sz w:val="21"/>
+          <w:szCs w:val="21"/>
+        </w:rPr>
+        <w:t xml:space="preserve">pdffonts</w:t>
+      </w:r>
+      <w:r>
+        <w:rPr>
+          <w:rFonts w:ascii="Arial" w:cs="Arial" w:eastAsia="Arial" w:hAnsi="Arial"/>
+          <w:color w:val="1B2118"/>
+          <w:sz w:val="21"/>
+          <w:szCs w:val="21"/>
+        </w:rPr>
+        <w:t xml:space="preserve">, che risulta «incorporato: sì», ed esame a schermo. Da ritestare con il caso 7.23 su più lettori.</w:t>
+      </w:r>
+    </w:p>
+    <w:p>
+      <w:pPr>
+        <w:spacing w:after="140" w:line="300"/>
+      </w:pPr>
+      <w:r>
+        <w:rPr>
+          <w:rFonts w:ascii="Arial" w:cs="Arial" w:eastAsia="Arial" w:hAnsi="Arial"/>
+          <w:b/>
+          <w:bCs/>
+          <w:color w:val="1B2118"/>
+          <w:sz w:val="21"/>
+          <w:szCs w:val="21"/>
+        </w:rPr>
         <w:t xml:space="preserve">ISS-012 / D08 — email.</w:t>
       </w:r>
       <w:r>
@@ -15495,7 +15729,7 @@
           <w:sz w:val="21"/>
           <w:szCs w:val="21"/>
         </w:rPr>
-        <w:t xml:space="preserve"> 21/10/2026 10:53, 13 serie superate, prima della pubblicazione della documentazione.</w:t>
+        <w:t xml:space="preserve"> 21/10/2026 11:20, 13 serie superate.</w:t>
       </w:r>
     </w:p>
     <w:p>
@@ -15600,6 +15834,199 @@
     </w:p>
     <w:p>
       <w:pPr>
+        <w:spacing w:after="140" w:line="300"/>
+      </w:pPr>
+      <w:r>
+        <w:rPr>
+          <w:rFonts w:ascii="Arial" w:cs="Arial" w:eastAsia="Arial" w:hAnsi="Arial"/>
+          <w:b/>
+          <w:bCs/>
+          <w:color w:val="1B2118"/>
+          <w:sz w:val="21"/>
+          <w:szCs w:val="21"/>
+        </w:rPr>
+        <w:t xml:space="preserve">Prova di ripristino da backup (21/10/2026 11:15).</w:t>
+      </w:r>
+    </w:p>
+    <w:p>
+      <w:pPr>
+        <w:pStyle w:val="ListParagraph"/>
+        <w:numPr>
+          <w:ilvl w:val="0"/>
+          <w:numId w:val="2"/>
+        </w:numPr>
+        <w:spacing w:after="70" w:line="290"/>
+      </w:pPr>
+      <w:r>
+        <w:rPr>
+          <w:rFonts w:ascii="Arial" w:cs="Arial" w:eastAsia="Arial" w:hAnsi="Arial"/>
+          <w:b/>
+          <w:bCs/>
+          <w:color w:val="1B2118"/>
+          <w:sz w:val="21"/>
+          <w:szCs w:val="21"/>
+        </w:rPr>
+        <w:t xml:space="preserve">Procedura:</w:t>
+      </w:r>
+      <w:r>
+        <w:rPr>
+          <w:rFonts w:ascii="Arial" w:cs="Arial" w:eastAsia="Arial" w:hAnsi="Arial"/>
+          <w:color w:val="1B2118"/>
+          <w:sz w:val="21"/>
+          <w:szCs w:val="21"/>
+        </w:rPr>
+        <w:t xml:space="preserve"> il banco, popolato con le prove, è stato esportato come un backup automatico (35 tabelle e 3 utenti). Il database è stato ricostruito con gli script 01-35 ed è stato eseguito </w:t>
+      </w:r>
+      <w:r>
+        <w:rPr>
+          <w:rFonts w:ascii="Consolas" w:cs="Consolas" w:eastAsia="Consolas" w:hAnsi="Consolas"/>
+          <w:color w:val="2F5D3A"/>
+          <w:sz w:val="21"/>
+          <w:szCs w:val="21"/>
+        </w:rPr>
+        <w:t xml:space="preserve">ripristino_dati.sql</w:t>
+      </w:r>
+      <w:r>
+        <w:rPr>
+          <w:rFonts w:ascii="Arial" w:cs="Arial" w:eastAsia="Arial" w:hAnsi="Arial"/>
+          <w:color w:val="1B2118"/>
+          <w:sz w:val="21"/>
+          <w:szCs w:val="21"/>
+        </w:rPr>
+        <w:t xml:space="preserve"> generato da </w:t>
+      </w:r>
+      <w:r>
+        <w:rPr>
+          <w:rFonts w:ascii="Consolas" w:cs="Consolas" w:eastAsia="Consolas" w:hAnsi="Consolas"/>
+          <w:color w:val="2F5D3A"/>
+          <w:sz w:val="21"/>
+          <w:szCs w:val="21"/>
+        </w:rPr>
+        <w:t xml:space="preserve">strumenti/backup/genera_sql_ripristino.mjs</w:t>
+      </w:r>
+      <w:r>
+        <w:rPr>
+          <w:rFonts w:ascii="Arial" w:cs="Arial" w:eastAsia="Arial" w:hAnsi="Arial"/>
+          <w:color w:val="1B2118"/>
+          <w:sz w:val="21"/>
+          <w:szCs w:val="21"/>
+        </w:rPr>
+        <w:t xml:space="preserve">.</w:t>
+      </w:r>
+    </w:p>
+    <w:p>
+      <w:pPr>
+        <w:pStyle w:val="ListParagraph"/>
+        <w:numPr>
+          <w:ilvl w:val="0"/>
+          <w:numId w:val="2"/>
+        </w:numPr>
+        <w:spacing w:after="70" w:line="290"/>
+      </w:pPr>
+      <w:r>
+        <w:rPr>
+          <w:rFonts w:ascii="Arial" w:cs="Arial" w:eastAsia="Arial" w:hAnsi="Arial"/>
+          <w:b/>
+          <w:bCs/>
+          <w:color w:val="1B2118"/>
+          <w:sz w:val="21"/>
+          <w:szCs w:val="21"/>
+        </w:rPr>
+        <w:t xml:space="preserve">Esito:</w:t>
+      </w:r>
+    </w:p>
+    <w:p>
+      <w:pPr>
+        <w:pStyle w:val="ListParagraph"/>
+        <w:numPr>
+          <w:ilvl w:val="1"/>
+          <w:numId w:val="2"/>
+        </w:numPr>
+        <w:spacing w:after="70" w:line="290"/>
+      </w:pPr>
+      <w:r>
+        <w:rPr>
+          <w:rFonts w:ascii="Arial" w:cs="Arial" w:eastAsia="Arial" w:hAnsi="Arial"/>
+          <w:color w:val="1B2118"/>
+          <w:sz w:val="20"/>
+          <w:szCs w:val="20"/>
+        </w:rPr>
+        <w:t xml:space="preserve">dati identici al backup;</w:t>
+      </w:r>
+    </w:p>
+    <w:p>
+      <w:pPr>
+        <w:pStyle w:val="ListParagraph"/>
+        <w:numPr>
+          <w:ilvl w:val="1"/>
+          <w:numId w:val="2"/>
+        </w:numPr>
+        <w:spacing w:after="70" w:line="290"/>
+      </w:pPr>
+      <w:r>
+        <w:rPr>
+          <w:rFonts w:ascii="Arial" w:cs="Arial" w:eastAsia="Arial" w:hAnsi="Arial"/>
+          <w:color w:val="1B2118"/>
+          <w:sz w:val="20"/>
+          <w:szCs w:val="20"/>
+        </w:rPr>
+        <w:t xml:space="preserve">1 riga segnalata come «RIGA NON RIPRISTINATA»: era un dato di prova negativo inserito di proposito per lo script 35;</w:t>
+      </w:r>
+    </w:p>
+    <w:p>
+      <w:pPr>
+        <w:pStyle w:val="ListParagraph"/>
+        <w:numPr>
+          <w:ilvl w:val="1"/>
+          <w:numId w:val="2"/>
+        </w:numPr>
+        <w:spacing w:after="70" w:line="290"/>
+      </w:pPr>
+      <w:r>
+        <w:rPr>
+          <w:rFonts w:ascii="Arial" w:cs="Arial" w:eastAsia="Arial" w:hAnsi="Arial"/>
+          <w:color w:val="1B2118"/>
+          <w:sz w:val="20"/>
+          <w:szCs w:val="20"/>
+        </w:rPr>
+        <w:t xml:space="preserve">contatori riallineati: un nuovo calcolo e un nuovo evento di audit si creano senza conflitti;</w:t>
+      </w:r>
+    </w:p>
+    <w:p>
+      <w:pPr>
+        <w:pStyle w:val="ListParagraph"/>
+        <w:numPr>
+          <w:ilvl w:val="1"/>
+          <w:numId w:val="2"/>
+        </w:numPr>
+        <w:spacing w:after="70" w:line="290"/>
+      </w:pPr>
+      <w:r>
+        <w:rPr>
+          <w:rFonts w:ascii="Arial" w:cs="Arial" w:eastAsia="Arial" w:hAnsi="Arial"/>
+          <w:color w:val="1B2118"/>
+          <w:sz w:val="20"/>
+          <w:szCs w:val="20"/>
+        </w:rPr>
+        <w:t xml:space="preserve">seconda esecuzione fermata dal controllo «database già pieno», senza nessuna modifica.</w:t>
+      </w:r>
+    </w:p>
+    <w:p>
+      <w:pPr>
+        <w:spacing w:after="140" w:line="300"/>
+      </w:pPr>
+      <w:r>
+        <w:rPr>
+          <w:rFonts w:ascii="Arial" w:cs="Arial" w:eastAsia="Arial" w:hAnsi="Arial"/>
+          <w:color w:val="1B2118"/>
+          <w:sz w:val="21"/>
+          <w:szCs w:val="21"/>
+        </w:rPr>
+        <w:t xml:space="preserve">Da ripetere ogni tre mesi su un progetto Supabase di prova.</w:t>
+      </w:r>
+    </w:p>
+    <w:p>
+      <w:pPr>
         <w:pStyle w:val="Heading2"/>
         <w:keepNext/>
         <w:spacing w:after="120" w:before="240"/>
@@ -16394,6 +16821,77 @@
                 <w:szCs w:val="18"/>
               </w:rPr>
               <w:t xml:space="preserve">Prima emissione: ricostruite 34 segnalazioni dal 17/10 e i rilievi dei collaudi V01 e V05, con le azioni correttive e il registro dei test</w:t>
+            </w:r>
+          </w:p>
+        </w:tc>
+      </w:tr>
+      <w:tr>
+        <w:trPr>
+          <w:cantSplit/>
+        </w:trPr>
+        <w:tc>
+          <w:tcPr>
+            <w:tcW w:type="dxa" w:w="2029"/>
+            <w:tcBorders>
+              <w:top w:val="single" w:color="D9D4C5" w:sz="4"/>
+              <w:left w:val="single" w:color="D9D4C5" w:sz="4"/>
+              <w:bottom w:val="single" w:color="D9D4C5" w:sz="4"/>
+              <w:right w:val="single" w:color="D9D4C5" w:sz="4"/>
+            </w:tcBorders>
+            <w:shd w:fill="F6F4EE" w:color="auto" w:val="clear"/>
+            <w:tcMar>
+              <w:top w:type="dxa" w:w="70"/>
+              <w:left w:type="dxa" w:w="110"/>
+              <w:bottom w:type="dxa" w:w="70"/>
+              <w:right w:type="dxa" w:w="110"/>
+            </w:tcMar>
+            <w:vAlign w:val="center"/>
+          </w:tcPr>
+          <w:p>
+            <w:pPr>
+              <w:spacing w:after="0" w:before="0"/>
+            </w:pPr>
+            <w:r>
+              <w:rPr>
+                <w:rFonts w:ascii="Arial" w:cs="Arial" w:eastAsia="Arial" w:hAnsi="Arial"/>
+                <w:color w:val="1B2118"/>
+                <w:sz w:val="18"/>
+                <w:szCs w:val="18"/>
+              </w:rPr>
+              <w:t xml:space="preserve">21/10/2026 11:20</w:t>
+            </w:r>
+          </w:p>
+        </w:tc>
+        <w:tc>
+          <w:tcPr>
+            <w:tcW w:type="dxa" w:w="7609"/>
+            <w:tcBorders>
+              <w:top w:val="single" w:color="D9D4C5" w:sz="4"/>
+              <w:left w:val="single" w:color="D9D4C5" w:sz="4"/>
+              <w:bottom w:val="single" w:color="D9D4C5" w:sz="4"/>
+              <w:right w:val="single" w:color="D9D4C5" w:sz="4"/>
+            </w:tcBorders>
+            <w:shd w:fill="F6F4EE" w:color="auto" w:val="clear"/>
+            <w:tcMar>
+              <w:top w:type="dxa" w:w="70"/>
+              <w:left w:type="dxa" w:w="110"/>
+              <w:bottom w:type="dxa" w:w="70"/>
+              <w:right w:type="dxa" w:w="110"/>
+            </w:tcMar>
+            <w:vAlign w:val="center"/>
+          </w:tcPr>
+          <w:p>
+            <w:pPr>
+              <w:spacing w:after="0" w:before="0"/>
+            </w:pPr>
+            <w:r>
+              <w:rPr>
+                <w:rFonts w:ascii="Arial" w:cs="Arial" w:eastAsia="Arial" w:hAnsi="Arial"/>
+                <w:color w:val="1B2118"/>
+                <w:sz w:val="18"/>
+                <w:szCs w:val="18"/>
+              </w:rPr>
+              <w:t xml:space="preserve">R08 corretto e da ritestare; prova di ripristino da backup nel registro dei test</w:t>
             </w:r>
           </w:p>
         </w:tc>
@@ -16639,7 +17137,7 @@
         <w:szCs w:val="16"/>
       </w:rPr>
       <w:tab/>
-      <w:t xml:space="preserve">Registro issue e test · Rev. 1.0 · 21/10/2026</w:t>
+      <w:t xml:space="preserve">Registro issue e test · Rev. 1.1 · 21/10/2026</w:t>
     </w:r>
   </w:p>
 </w:hdr>
@@ -16704,7 +17202,7 @@
         <w:szCs w:val="16"/>
       </w:rPr>
       <w:tab/>
-      <w:t xml:space="preserve">Registro issue e test · Rev. 1.0 · 21/10/2026</w:t>
+      <w:t xml:space="preserve">Registro issue e test · Rev. 1.1 · 21/10/2026</w:t>
     </w:r>
   </w:p>
 </w:hdr>

--- a/public/documentazione/Registro_Issue_Test_Portale_CWP.docx
+++ b/public/documentazione/Registro_Issue_Test_Portale_CWP.docx
@@ -302,7 +302,7 @@
                 <w:sz w:val="20"/>
                 <w:szCs w:val="20"/>
               </w:rPr>
-              <w:t xml:space="preserve">Rev. 1.1</w:t>
+              <w:t xml:space="preserve">Rev. 1.2</w:t>
             </w:r>
           </w:p>
         </w:tc>
@@ -719,7 +719,7 @@
                 <w:sz w:val="18"/>
                 <w:szCs w:val="18"/>
               </w:rPr>
-              <w:t xml:space="preserve">1.1</w:t>
+              <w:t xml:space="preserve">1.2</w:t>
             </w:r>
           </w:p>
         </w:tc>
@@ -783,7 +783,7 @@
                 <w:sz w:val="18"/>
                 <w:szCs w:val="18"/>
               </w:rPr>
-              <w:t xml:space="preserve">R08 corretto e da ritestare; prova di ripristino da backup.</w:t>
+              <w:t xml:space="preserve">Nuova serie di prove dell'assistente.</w:t>
             </w:r>
           </w:p>
         </w:tc>
@@ -853,6 +853,142 @@
                 <w:sz w:val="18"/>
                 <w:szCs w:val="18"/>
               </w:rPr>
+              <w:t xml:space="preserve">1.1</w:t>
+            </w:r>
+          </w:p>
+        </w:tc>
+        <w:tc>
+          <w:tcPr>
+            <w:tcW w:type="dxa" w:w="1300"/>
+            <w:tcBorders>
+              <w:top w:val="single" w:color="D9D4C5" w:sz="4"/>
+              <w:left w:val="single" w:color="D9D4C5" w:sz="4"/>
+              <w:bottom w:val="single" w:color="D9D4C5" w:sz="4"/>
+              <w:right w:val="single" w:color="D9D4C5" w:sz="4"/>
+            </w:tcBorders>
+            <w:shd w:fill="F6F4EE" w:color="auto" w:val="clear"/>
+            <w:tcMar>
+              <w:top w:type="dxa" w:w="70"/>
+              <w:left w:type="dxa" w:w="110"/>
+              <w:bottom w:type="dxa" w:w="70"/>
+              <w:right w:type="dxa" w:w="110"/>
+            </w:tcMar>
+            <w:vAlign w:val="center"/>
+          </w:tcPr>
+          <w:p>
+            <w:pPr>
+              <w:spacing w:after="0" w:before="0"/>
+            </w:pPr>
+            <w:r>
+              <w:rPr>
+                <w:rFonts w:ascii="Arial" w:cs="Arial" w:eastAsia="Arial" w:hAnsi="Arial"/>
+                <w:color w:val="1B2118"/>
+                <w:sz w:val="18"/>
+                <w:szCs w:val="18"/>
+              </w:rPr>
+              <w:t xml:space="preserve">21/10/2026</w:t>
+            </w:r>
+          </w:p>
+        </w:tc>
+        <w:tc>
+          <w:tcPr>
+            <w:tcW w:type="dxa" w:w="5538"/>
+            <w:tcBorders>
+              <w:top w:val="single" w:color="D9D4C5" w:sz="4"/>
+              <w:left w:val="single" w:color="D9D4C5" w:sz="4"/>
+              <w:bottom w:val="single" w:color="D9D4C5" w:sz="4"/>
+              <w:right w:val="single" w:color="D9D4C5" w:sz="4"/>
+            </w:tcBorders>
+            <w:shd w:fill="F6F4EE" w:color="auto" w:val="clear"/>
+            <w:tcMar>
+              <w:top w:type="dxa" w:w="70"/>
+              <w:left w:type="dxa" w:w="110"/>
+              <w:bottom w:type="dxa" w:w="70"/>
+              <w:right w:type="dxa" w:w="110"/>
+            </w:tcMar>
+            <w:vAlign w:val="center"/>
+          </w:tcPr>
+          <w:p>
+            <w:pPr>
+              <w:spacing w:after="0" w:before="0"/>
+            </w:pPr>
+            <w:r>
+              <w:rPr>
+                <w:rFonts w:ascii="Arial" w:cs="Arial" w:eastAsia="Arial" w:hAnsi="Arial"/>
+                <w:color w:val="1B2118"/>
+                <w:sz w:val="18"/>
+                <w:szCs w:val="18"/>
+              </w:rPr>
+              <w:t xml:space="preserve">R08 corretto e da ritestare; prova di ripristino da backup.</w:t>
+            </w:r>
+          </w:p>
+        </w:tc>
+        <w:tc>
+          <w:tcPr>
+            <w:tcW w:type="dxa" w:w="2000"/>
+            <w:tcBorders>
+              <w:top w:val="single" w:color="D9D4C5" w:sz="4"/>
+              <w:left w:val="single" w:color="D9D4C5" w:sz="4"/>
+              <w:bottom w:val="single" w:color="D9D4C5" w:sz="4"/>
+              <w:right w:val="single" w:color="D9D4C5" w:sz="4"/>
+            </w:tcBorders>
+            <w:shd w:fill="F6F4EE" w:color="auto" w:val="clear"/>
+            <w:tcMar>
+              <w:top w:type="dxa" w:w="70"/>
+              <w:left w:type="dxa" w:w="110"/>
+              <w:bottom w:type="dxa" w:w="70"/>
+              <w:right w:type="dxa" w:w="110"/>
+            </w:tcMar>
+            <w:vAlign w:val="center"/>
+          </w:tcPr>
+          <w:p>
+            <w:pPr>
+              <w:spacing w:after="0" w:before="0"/>
+            </w:pPr>
+            <w:r>
+              <w:rPr>
+                <w:rFonts w:ascii="Arial" w:cs="Arial" w:eastAsia="Arial" w:hAnsi="Arial"/>
+                <w:color w:val="1B2118"/>
+                <w:sz w:val="18"/>
+                <w:szCs w:val="18"/>
+              </w:rPr>
+              <w:t xml:space="preserve">Fondazione Operate</w:t>
+            </w:r>
+          </w:p>
+        </w:tc>
+      </w:tr>
+      <w:tr>
+        <w:trPr>
+          <w:cantSplit/>
+        </w:trPr>
+        <w:tc>
+          <w:tcPr>
+            <w:tcW w:type="dxa" w:w="800"/>
+            <w:tcBorders>
+              <w:top w:val="single" w:color="D9D4C5" w:sz="4"/>
+              <w:left w:val="single" w:color="D9D4C5" w:sz="4"/>
+              <w:bottom w:val="single" w:color="D9D4C5" w:sz="4"/>
+              <w:right w:val="single" w:color="D9D4C5" w:sz="4"/>
+            </w:tcBorders>
+            <w:tcMar>
+              <w:top w:type="dxa" w:w="70"/>
+              <w:left w:type="dxa" w:w="110"/>
+              <w:bottom w:type="dxa" w:w="70"/>
+              <w:right w:type="dxa" w:w="110"/>
+            </w:tcMar>
+            <w:vAlign w:val="center"/>
+          </w:tcPr>
+          <w:p>
+            <w:pPr>
+              <w:spacing w:after="0" w:before="0"/>
+            </w:pPr>
+            <w:r>
+              <w:rPr>
+                <w:rFonts w:ascii="Arial" w:cs="Arial" w:eastAsia="Arial" w:hAnsi="Arial"/>
+                <w:color w:val="1B2118"/>
+                <w:sz w:val="18"/>
+                <w:szCs w:val="18"/>
+              </w:rPr>
               <w:t xml:space="preserve">1.0</w:t>
             </w:r>
           </w:p>
@@ -866,7 +1002,6 @@
               <w:bottom w:val="single" w:color="D9D4C5" w:sz="4"/>
               <w:right w:val="single" w:color="D9D4C5" w:sz="4"/>
             </w:tcBorders>
-            <w:shd w:fill="F6F4EE" w:color="auto" w:val="clear"/>
             <w:tcMar>
               <w:top w:type="dxa" w:w="70"/>
               <w:left w:type="dxa" w:w="110"/>
@@ -899,7 +1034,6 @@
               <w:bottom w:val="single" w:color="D9D4C5" w:sz="4"/>
               <w:right w:val="single" w:color="D9D4C5" w:sz="4"/>
             </w:tcBorders>
-            <w:shd w:fill="F6F4EE" w:color="auto" w:val="clear"/>
             <w:tcMar>
               <w:top w:type="dxa" w:w="70"/>
               <w:left w:type="dxa" w:w="110"/>
@@ -932,7 +1066,6 @@
               <w:bottom w:val="single" w:color="D9D4C5" w:sz="4"/>
               <w:right w:val="single" w:color="D9D4C5" w:sz="4"/>
             </w:tcBorders>
-            <w:shd w:fill="F6F4EE" w:color="auto" w:val="clear"/>
             <w:tcMar>
               <w:top w:type="dxa" w:w="70"/>
               <w:left w:type="dxa" w:w="110"/>
@@ -974,7 +1107,7 @@
           <w:sz w:val="20"/>
           <w:szCs w:val="20"/>
         </w:rPr>
-        <w:t xml:space="preserve">Fotografia del registro alla revisione 1.1 del 21/10/2026. Il registro si aggiorna a ogni variazione (segnalazione, correzione, ritest, rilascio); la versione corrente si scarica dall'area Documentazione del portale (solo Amministratori).</w:t>
+        <w:t xml:space="preserve">Fotografia del registro alla revisione 1.2 del 21/10/2026. Il registro si aggiorna a ogni variazione (segnalazione, correzione, ritest, rilascio); la versione corrente si scarica dall'area Documentazione del portale (solo Amministratori).</w:t>
       </w:r>
     </w:p>
     <w:p>
@@ -15701,6 +15834,110 @@
           </w:p>
         </w:tc>
       </w:tr>
+      <w:tr>
+        <w:trPr>
+          <w:cantSplit/>
+        </w:trPr>
+        <w:tc>
+          <w:tcPr>
+            <w:tcW w:type="dxa" w:w="3213"/>
+            <w:tcBorders>
+              <w:top w:val="single" w:color="D9D4C5" w:sz="4"/>
+              <w:left w:val="single" w:color="D9D4C5" w:sz="4"/>
+              <w:bottom w:val="single" w:color="D9D4C5" w:sz="4"/>
+              <w:right w:val="single" w:color="D9D4C5" w:sz="4"/>
+            </w:tcBorders>
+            <w:shd w:fill="F6F4EE" w:color="auto" w:val="clear"/>
+            <w:tcMar>
+              <w:top w:type="dxa" w:w="70"/>
+              <w:left w:type="dxa" w:w="110"/>
+              <w:bottom w:type="dxa" w:w="70"/>
+              <w:right w:type="dxa" w:w="110"/>
+            </w:tcMar>
+            <w:vAlign w:val="center"/>
+          </w:tcPr>
+          <w:p>
+            <w:pPr>
+              <w:spacing w:after="0" w:before="0"/>
+            </w:pPr>
+            <w:r>
+              <w:rPr>
+                <w:rFonts w:ascii="Consolas" w:cs="Consolas" w:eastAsia="Consolas" w:hAnsi="Consolas"/>
+                <w:color w:val="2F5D3A"/>
+                <w:sz w:val="18"/>
+                <w:szCs w:val="18"/>
+              </w:rPr>
+              <w:t xml:space="preserve">assistente.test.mjs</w:t>
+            </w:r>
+          </w:p>
+        </w:tc>
+        <w:tc>
+          <w:tcPr>
+            <w:tcW w:type="dxa" w:w="1385"/>
+            <w:tcBorders>
+              <w:top w:val="single" w:color="D9D4C5" w:sz="4"/>
+              <w:left w:val="single" w:color="D9D4C5" w:sz="4"/>
+              <w:bottom w:val="single" w:color="D9D4C5" w:sz="4"/>
+              <w:right w:val="single" w:color="D9D4C5" w:sz="4"/>
+            </w:tcBorders>
+            <w:shd w:fill="F6F4EE" w:color="auto" w:val="clear"/>
+            <w:tcMar>
+              <w:top w:type="dxa" w:w="70"/>
+              <w:left w:type="dxa" w:w="110"/>
+              <w:bottom w:type="dxa" w:w="70"/>
+              <w:right w:type="dxa" w:w="110"/>
+            </w:tcMar>
+            <w:vAlign w:val="center"/>
+          </w:tcPr>
+          <w:p>
+            <w:pPr>
+              <w:spacing w:after="0" w:before="0"/>
+            </w:pPr>
+            <w:r>
+              <w:rPr>
+                <w:rFonts w:ascii="Arial" w:cs="Arial" w:eastAsia="Arial" w:hAnsi="Arial"/>
+                <w:color w:val="1B2118"/>
+                <w:sz w:val="18"/>
+                <w:szCs w:val="18"/>
+              </w:rPr>
+              <w:t xml:space="preserve">4</w:t>
+            </w:r>
+          </w:p>
+        </w:tc>
+        <w:tc>
+          <w:tcPr>
+            <w:tcW w:type="dxa" w:w="5040"/>
+            <w:tcBorders>
+              <w:top w:val="single" w:color="D9D4C5" w:sz="4"/>
+              <w:left w:val="single" w:color="D9D4C5" w:sz="4"/>
+              <w:bottom w:val="single" w:color="D9D4C5" w:sz="4"/>
+              <w:right w:val="single" w:color="D9D4C5" w:sz="4"/>
+            </w:tcBorders>
+            <w:shd w:fill="F6F4EE" w:color="auto" w:val="clear"/>
+            <w:tcMar>
+              <w:top w:type="dxa" w:w="70"/>
+              <w:left w:type="dxa" w:w="110"/>
+              <w:bottom w:type="dxa" w:w="70"/>
+              <w:right w:type="dxa" w:w="110"/>
+            </w:tcMar>
+            <w:vAlign w:val="center"/>
+          </w:tcPr>
+          <w:p>
+            <w:pPr>
+              <w:spacing w:after="0" w:before="0"/>
+            </w:pPr>
+            <w:r>
+              <w:rPr>
+                <w:rFonts w:ascii="Arial" w:cs="Arial" w:eastAsia="Arial" w:hAnsi="Arial"/>
+                <w:color w:val="1B2118"/>
+                <w:sz w:val="18"/>
+                <w:szCs w:val="18"/>
+              </w:rPr>
+              <w:t xml:space="preserve">Riepilogo della pratica per l'assistente, copia identica nella funzione del server, base di conoscenza degli Operatori</w:t>
+            </w:r>
+          </w:p>
+        </w:tc>
+      </w:tr>
     </w:tbl>
     <w:p>
       <w:pPr>
@@ -15729,7 +15966,7 @@
           <w:sz w:val="21"/>
           <w:szCs w:val="21"/>
         </w:rPr>
-        <w:t xml:space="preserve"> 21/10/2026 11:20, 13 serie superate.</w:t>
+        <w:t xml:space="preserve"> 21/10/2026 11:40, 14 serie superate.</w:t>
       </w:r>
     </w:p>
     <w:p>
@@ -16896,6 +17133,75 @@
           </w:p>
         </w:tc>
       </w:tr>
+      <w:tr>
+        <w:trPr>
+          <w:cantSplit/>
+        </w:trPr>
+        <w:tc>
+          <w:tcPr>
+            <w:tcW w:type="dxa" w:w="2029"/>
+            <w:tcBorders>
+              <w:top w:val="single" w:color="D9D4C5" w:sz="4"/>
+              <w:left w:val="single" w:color="D9D4C5" w:sz="4"/>
+              <w:bottom w:val="single" w:color="D9D4C5" w:sz="4"/>
+              <w:right w:val="single" w:color="D9D4C5" w:sz="4"/>
+            </w:tcBorders>
+            <w:tcMar>
+              <w:top w:type="dxa" w:w="70"/>
+              <w:left w:type="dxa" w:w="110"/>
+              <w:bottom w:type="dxa" w:w="70"/>
+              <w:right w:type="dxa" w:w="110"/>
+            </w:tcMar>
+            <w:vAlign w:val="center"/>
+          </w:tcPr>
+          <w:p>
+            <w:pPr>
+              <w:spacing w:after="0" w:before="0"/>
+            </w:pPr>
+            <w:r>
+              <w:rPr>
+                <w:rFonts w:ascii="Arial" w:cs="Arial" w:eastAsia="Arial" w:hAnsi="Arial"/>
+                <w:color w:val="1B2118"/>
+                <w:sz w:val="18"/>
+                <w:szCs w:val="18"/>
+              </w:rPr>
+              <w:t xml:space="preserve">21/10/2026 11:40</w:t>
+            </w:r>
+          </w:p>
+        </w:tc>
+        <w:tc>
+          <w:tcPr>
+            <w:tcW w:type="dxa" w:w="7609"/>
+            <w:tcBorders>
+              <w:top w:val="single" w:color="D9D4C5" w:sz="4"/>
+              <w:left w:val="single" w:color="D9D4C5" w:sz="4"/>
+              <w:bottom w:val="single" w:color="D9D4C5" w:sz="4"/>
+              <w:right w:val="single" w:color="D9D4C5" w:sz="4"/>
+            </w:tcBorders>
+            <w:tcMar>
+              <w:top w:type="dxa" w:w="70"/>
+              <w:left w:type="dxa" w:w="110"/>
+              <w:bottom w:type="dxa" w:w="70"/>
+              <w:right w:type="dxa" w:w="110"/>
+            </w:tcMar>
+            <w:vAlign w:val="center"/>
+          </w:tcPr>
+          <w:p>
+            <w:pPr>
+              <w:spacing w:after="0" w:before="0"/>
+            </w:pPr>
+            <w:r>
+              <w:rPr>
+                <w:rFonts w:ascii="Arial" w:cs="Arial" w:eastAsia="Arial" w:hAnsi="Arial"/>
+                <w:color w:val="1B2118"/>
+                <w:sz w:val="18"/>
+                <w:szCs w:val="18"/>
+              </w:rPr>
+              <w:t xml:space="preserve">Nuova serie di prove dell'assistente (14 serie)</w:t>
+            </w:r>
+          </w:p>
+        </w:tc>
+      </w:tr>
     </w:tbl>
     <w:p>
       <w:pPr>
@@ -17137,7 +17443,7 @@
         <w:szCs w:val="16"/>
       </w:rPr>
       <w:tab/>
-      <w:t xml:space="preserve">Registro issue e test · Rev. 1.1 · 21/10/2026</w:t>
+      <w:t xml:space="preserve">Registro issue e test · Rev. 1.2 · 21/10/2026</w:t>
     </w:r>
   </w:p>
 </w:hdr>
@@ -17202,7 +17508,7 @@
         <w:szCs w:val="16"/>
       </w:rPr>
       <w:tab/>
-      <w:t xml:space="preserve">Registro issue e test · Rev. 1.1 · 21/10/2026</w:t>
+      <w:t xml:space="preserve">Registro issue e test · Rev. 1.2 · 21/10/2026</w:t>
     </w:r>
   </w:p>
 </w:hdr>

--- a/public/documentazione/Registro_Issue_Test_Portale_CWP.docx
+++ b/public/documentazione/Registro_Issue_Test_Portale_CWP.docx
@@ -302,7 +302,7 @@
                 <w:sz w:val="20"/>
                 <w:szCs w:val="20"/>
               </w:rPr>
-              <w:t xml:space="preserve">Rev. 1.2</w:t>
+              <w:t xml:space="preserve">Rev. 1.3</w:t>
             </w:r>
           </w:p>
         </w:tc>
@@ -719,7 +719,7 @@
                 <w:sz w:val="18"/>
                 <w:szCs w:val="18"/>
               </w:rPr>
-              <w:t xml:space="preserve">1.2</w:t>
+              <w:t xml:space="preserve">1.3</w:t>
             </w:r>
           </w:p>
         </w:tc>
@@ -783,7 +783,7 @@
                 <w:sz w:val="18"/>
                 <w:szCs w:val="18"/>
               </w:rPr>
-              <w:t xml:space="preserve">Nuova serie di prove dell'assistente.</w:t>
+              <w:t xml:space="preserve">ISS-035: PDF ed Excel della simulazione con tutti i dati e i grafici.</w:t>
             </w:r>
           </w:p>
         </w:tc>
@@ -853,7 +853,7 @@
                 <w:sz w:val="18"/>
                 <w:szCs w:val="18"/>
               </w:rPr>
-              <w:t xml:space="preserve">1.1</w:t>
+              <w:t xml:space="preserve">1.2</w:t>
             </w:r>
           </w:p>
         </w:tc>
@@ -919,7 +919,7 @@
                 <w:sz w:val="18"/>
                 <w:szCs w:val="18"/>
               </w:rPr>
-              <w:t xml:space="preserve">R08 corretto e da ritestare; prova di ripristino da backup.</w:t>
+              <w:t xml:space="preserve">Nuova serie di prove dell'assistente.</w:t>
             </w:r>
           </w:p>
         </w:tc>
@@ -989,6 +989,140 @@
                 <w:sz w:val="18"/>
                 <w:szCs w:val="18"/>
               </w:rPr>
+              <w:t xml:space="preserve">1.1</w:t>
+            </w:r>
+          </w:p>
+        </w:tc>
+        <w:tc>
+          <w:tcPr>
+            <w:tcW w:type="dxa" w:w="1300"/>
+            <w:tcBorders>
+              <w:top w:val="single" w:color="D9D4C5" w:sz="4"/>
+              <w:left w:val="single" w:color="D9D4C5" w:sz="4"/>
+              <w:bottom w:val="single" w:color="D9D4C5" w:sz="4"/>
+              <w:right w:val="single" w:color="D9D4C5" w:sz="4"/>
+            </w:tcBorders>
+            <w:tcMar>
+              <w:top w:type="dxa" w:w="70"/>
+              <w:left w:type="dxa" w:w="110"/>
+              <w:bottom w:type="dxa" w:w="70"/>
+              <w:right w:type="dxa" w:w="110"/>
+            </w:tcMar>
+            <w:vAlign w:val="center"/>
+          </w:tcPr>
+          <w:p>
+            <w:pPr>
+              <w:spacing w:after="0" w:before="0"/>
+            </w:pPr>
+            <w:r>
+              <w:rPr>
+                <w:rFonts w:ascii="Arial" w:cs="Arial" w:eastAsia="Arial" w:hAnsi="Arial"/>
+                <w:color w:val="1B2118"/>
+                <w:sz w:val="18"/>
+                <w:szCs w:val="18"/>
+              </w:rPr>
+              <w:t xml:space="preserve">21/10/2026</w:t>
+            </w:r>
+          </w:p>
+        </w:tc>
+        <w:tc>
+          <w:tcPr>
+            <w:tcW w:type="dxa" w:w="5538"/>
+            <w:tcBorders>
+              <w:top w:val="single" w:color="D9D4C5" w:sz="4"/>
+              <w:left w:val="single" w:color="D9D4C5" w:sz="4"/>
+              <w:bottom w:val="single" w:color="D9D4C5" w:sz="4"/>
+              <w:right w:val="single" w:color="D9D4C5" w:sz="4"/>
+            </w:tcBorders>
+            <w:tcMar>
+              <w:top w:type="dxa" w:w="70"/>
+              <w:left w:type="dxa" w:w="110"/>
+              <w:bottom w:type="dxa" w:w="70"/>
+              <w:right w:type="dxa" w:w="110"/>
+            </w:tcMar>
+            <w:vAlign w:val="center"/>
+          </w:tcPr>
+          <w:p>
+            <w:pPr>
+              <w:spacing w:after="0" w:before="0"/>
+            </w:pPr>
+            <w:r>
+              <w:rPr>
+                <w:rFonts w:ascii="Arial" w:cs="Arial" w:eastAsia="Arial" w:hAnsi="Arial"/>
+                <w:color w:val="1B2118"/>
+                <w:sz w:val="18"/>
+                <w:szCs w:val="18"/>
+              </w:rPr>
+              <w:t xml:space="preserve">R08 corretto e da ritestare; prova di ripristino da backup.</w:t>
+            </w:r>
+          </w:p>
+        </w:tc>
+        <w:tc>
+          <w:tcPr>
+            <w:tcW w:type="dxa" w:w="2000"/>
+            <w:tcBorders>
+              <w:top w:val="single" w:color="D9D4C5" w:sz="4"/>
+              <w:left w:val="single" w:color="D9D4C5" w:sz="4"/>
+              <w:bottom w:val="single" w:color="D9D4C5" w:sz="4"/>
+              <w:right w:val="single" w:color="D9D4C5" w:sz="4"/>
+            </w:tcBorders>
+            <w:tcMar>
+              <w:top w:type="dxa" w:w="70"/>
+              <w:left w:type="dxa" w:w="110"/>
+              <w:bottom w:type="dxa" w:w="70"/>
+              <w:right w:type="dxa" w:w="110"/>
+            </w:tcMar>
+            <w:vAlign w:val="center"/>
+          </w:tcPr>
+          <w:p>
+            <w:pPr>
+              <w:spacing w:after="0" w:before="0"/>
+            </w:pPr>
+            <w:r>
+              <w:rPr>
+                <w:rFonts w:ascii="Arial" w:cs="Arial" w:eastAsia="Arial" w:hAnsi="Arial"/>
+                <w:color w:val="1B2118"/>
+                <w:sz w:val="18"/>
+                <w:szCs w:val="18"/>
+              </w:rPr>
+              <w:t xml:space="preserve">Fondazione Operate</w:t>
+            </w:r>
+          </w:p>
+        </w:tc>
+      </w:tr>
+      <w:tr>
+        <w:trPr>
+          <w:cantSplit/>
+        </w:trPr>
+        <w:tc>
+          <w:tcPr>
+            <w:tcW w:type="dxa" w:w="800"/>
+            <w:tcBorders>
+              <w:top w:val="single" w:color="D9D4C5" w:sz="4"/>
+              <w:left w:val="single" w:color="D9D4C5" w:sz="4"/>
+              <w:bottom w:val="single" w:color="D9D4C5" w:sz="4"/>
+              <w:right w:val="single" w:color="D9D4C5" w:sz="4"/>
+            </w:tcBorders>
+            <w:shd w:fill="F6F4EE" w:color="auto" w:val="clear"/>
+            <w:tcMar>
+              <w:top w:type="dxa" w:w="70"/>
+              <w:left w:type="dxa" w:w="110"/>
+              <w:bottom w:type="dxa" w:w="70"/>
+              <w:right w:type="dxa" w:w="110"/>
+            </w:tcMar>
+            <w:vAlign w:val="center"/>
+          </w:tcPr>
+          <w:p>
+            <w:pPr>
+              <w:spacing w:after="0" w:before="0"/>
+            </w:pPr>
+            <w:r>
+              <w:rPr>
+                <w:rFonts w:ascii="Arial" w:cs="Arial" w:eastAsia="Arial" w:hAnsi="Arial"/>
+                <w:color w:val="1B2118"/>
+                <w:sz w:val="18"/>
+                <w:szCs w:val="18"/>
+              </w:rPr>
               <w:t xml:space="preserve">1.0</w:t>
             </w:r>
           </w:p>
@@ -1002,6 +1136,7 @@
               <w:bottom w:val="single" w:color="D9D4C5" w:sz="4"/>
               <w:right w:val="single" w:color="D9D4C5" w:sz="4"/>
             </w:tcBorders>
+            <w:shd w:fill="F6F4EE" w:color="auto" w:val="clear"/>
             <w:tcMar>
               <w:top w:type="dxa" w:w="70"/>
               <w:left w:type="dxa" w:w="110"/>
@@ -1034,6 +1169,7 @@
               <w:bottom w:val="single" w:color="D9D4C5" w:sz="4"/>
               <w:right w:val="single" w:color="D9D4C5" w:sz="4"/>
             </w:tcBorders>
+            <w:shd w:fill="F6F4EE" w:color="auto" w:val="clear"/>
             <w:tcMar>
               <w:top w:type="dxa" w:w="70"/>
               <w:left w:type="dxa" w:w="110"/>
@@ -1066,6 +1202,7 @@
               <w:bottom w:val="single" w:color="D9D4C5" w:sz="4"/>
               <w:right w:val="single" w:color="D9D4C5" w:sz="4"/>
             </w:tcBorders>
+            <w:shd w:fill="F6F4EE" w:color="auto" w:val="clear"/>
             <w:tcMar>
               <w:top w:type="dxa" w:w="70"/>
               <w:left w:type="dxa" w:w="110"/>
@@ -1107,7 +1244,7 @@
           <w:sz w:val="20"/>
           <w:szCs w:val="20"/>
         </w:rPr>
-        <w:t xml:space="preserve">Fotografia del registro alla revisione 1.2 del 21/10/2026. Il registro si aggiorna a ogni variazione (segnalazione, correzione, ritest, rilascio); la versione corrente si scarica dall'area Documentazione del portale (solo Amministratori).</w:t>
+        <w:t xml:space="preserve">Fotografia del registro alla revisione 1.3 del 21/10/2026. Il registro si aggiorna a ogni variazione (segnalazione, correzione, ritest, rilascio); la versione corrente si scarica dall'area Documentazione del portale (solo Amministratori).</w:t>
       </w:r>
     </w:p>
     <w:p>
@@ -1178,7 +1315,7 @@
             <w:sz w:val="22"/>
             <w:szCs w:val="22"/>
           </w:rPr>
-          <w:t xml:space="preserve">2.  Riepilogo al 21/10/2026 (ore 11:20)</w:t>
+          <w:t xml:space="preserve">2.  Riepilogo al 21/10/2026 (ore 11:55)</w:t>
         </w:r>
         <w:r>
           <w:rPr>
@@ -1246,7 +1383,7 @@
             <w:szCs w:val="22"/>
           </w:rPr>
           <w:tab/>
-          <w:t xml:space="preserve">11</w:t>
+          <w:t xml:space="preserve">12</w:t>
         </w:r>
       </w:hyperlink>
     </w:p>
@@ -1275,7 +1412,7 @@
             <w:szCs w:val="22"/>
           </w:rPr>
           <w:tab/>
-          <w:t xml:space="preserve">13</w:t>
+          <w:t xml:space="preserve">14</w:t>
         </w:r>
       </w:hyperlink>
     </w:p>
@@ -1304,7 +1441,7 @@
             <w:szCs w:val="22"/>
           </w:rPr>
           <w:tab/>
-          <w:t xml:space="preserve">15</w:t>
+          <w:t xml:space="preserve">16</w:t>
         </w:r>
       </w:hyperlink>
     </w:p>
@@ -2208,7 +2345,7 @@
           <w:sz w:val="34"/>
           <w:szCs w:val="34"/>
         </w:rPr>
-        <w:t xml:space="preserve">2. Riepilogo al 21/10/2026 (ore 11:20)</w:t>
+        <w:t xml:space="preserve">2. Riepilogo al 21/10/2026 (ore 11:55)</w:t>
       </w:r>
       <w:bookmarkEnd w:id="1"/>
     </w:p>
@@ -2227,8 +2364,8 @@
       </w:tblPr>
       <w:tblGrid>
         <w:gridCol w:w="2885"/>
-        <w:gridCol w:w="1212"/>
-        <w:gridCol w:w="5541"/>
+        <w:gridCol w:w="1114"/>
+        <w:gridCol w:w="5639"/>
       </w:tblGrid>
       <w:tr>
         <w:trPr>
@@ -2271,7 +2408,7 @@
         </w:tc>
         <w:tc>
           <w:tcPr>
-            <w:tcW w:type="dxa" w:w="1212"/>
+            <w:tcW w:type="dxa" w:w="1114"/>
             <w:tcBorders>
               <w:top w:val="single" w:color="D9D4C5" w:sz="4"/>
               <w:left w:val="single" w:color="D9D4C5" w:sz="4"/>
@@ -2306,7 +2443,7 @@
         </w:tc>
         <w:tc>
           <w:tcPr>
-            <w:tcW w:type="dxa" w:w="5541"/>
+            <w:tcW w:type="dxa" w:w="5639"/>
             <w:tcBorders>
               <w:top w:val="single" w:color="D9D4C5" w:sz="4"/>
               <w:left w:val="single" w:color="D9D4C5" w:sz="4"/>
@@ -2378,7 +2515,7 @@
         </w:tc>
         <w:tc>
           <w:tcPr>
-            <w:tcW w:type="dxa" w:w="1212"/>
+            <w:tcW w:type="dxa" w:w="1114"/>
             <w:tcBorders>
               <w:top w:val="single" w:color="D9D4C5" w:sz="4"/>
               <w:left w:val="single" w:color="D9D4C5" w:sz="4"/>
@@ -2410,7 +2547,7 @@
         </w:tc>
         <w:tc>
           <w:tcPr>
-            <w:tcW w:type="dxa" w:w="5541"/>
+            <w:tcW w:type="dxa" w:w="5639"/>
             <w:tcBorders>
               <w:top w:val="single" w:color="D9D4C5" w:sz="4"/>
               <w:left w:val="single" w:color="D9D4C5" w:sz="4"/>
@@ -2480,67 +2617,67 @@
         </w:tc>
         <w:tc>
           <w:tcPr>
-            <w:tcW w:type="dxa" w:w="1212"/>
-            <w:tcBorders>
-              <w:top w:val="single" w:color="D9D4C5" w:sz="4"/>
-              <w:left w:val="single" w:color="D9D4C5" w:sz="4"/>
-              <w:bottom w:val="single" w:color="D9D4C5" w:sz="4"/>
-              <w:right w:val="single" w:color="D9D4C5" w:sz="4"/>
-            </w:tcBorders>
-            <w:shd w:fill="F6F4EE" w:color="auto" w:val="clear"/>
-            <w:tcMar>
-              <w:top w:type="dxa" w:w="70"/>
-              <w:left w:type="dxa" w:w="110"/>
-              <w:bottom w:type="dxa" w:w="70"/>
-              <w:right w:type="dxa" w:w="110"/>
-            </w:tcMar>
-            <w:vAlign w:val="center"/>
-          </w:tcPr>
-          <w:p>
-            <w:pPr>
-              <w:spacing w:after="0" w:before="0"/>
-            </w:pPr>
-            <w:r>
-              <w:rPr>
-                <w:rFonts w:ascii="Arial" w:cs="Arial" w:eastAsia="Arial" w:hAnsi="Arial"/>
-                <w:color w:val="1B2118"/>
-                <w:sz w:val="18"/>
-                <w:szCs w:val="18"/>
-              </w:rPr>
-              <w:t xml:space="preserve">12</w:t>
-            </w:r>
-          </w:p>
-        </w:tc>
-        <w:tc>
-          <w:tcPr>
-            <w:tcW w:type="dxa" w:w="5541"/>
-            <w:tcBorders>
-              <w:top w:val="single" w:color="D9D4C5" w:sz="4"/>
-              <w:left w:val="single" w:color="D9D4C5" w:sz="4"/>
-              <w:bottom w:val="single" w:color="D9D4C5" w:sz="4"/>
-              <w:right w:val="single" w:color="D9D4C5" w:sz="4"/>
-            </w:tcBorders>
-            <w:shd w:fill="F6F4EE" w:color="auto" w:val="clear"/>
-            <w:tcMar>
-              <w:top w:type="dxa" w:w="70"/>
-              <w:left w:type="dxa" w:w="110"/>
-              <w:bottom w:type="dxa" w:w="70"/>
-              <w:right w:type="dxa" w:w="110"/>
-            </w:tcMar>
-            <w:vAlign w:val="center"/>
-          </w:tcPr>
-          <w:p>
-            <w:pPr>
-              <w:spacing w:after="0" w:before="0"/>
-            </w:pPr>
-            <w:r>
-              <w:rPr>
-                <w:rFonts w:ascii="Arial" w:cs="Arial" w:eastAsia="Arial" w:hAnsi="Arial"/>
-                <w:color w:val="1B2118"/>
-                <w:sz w:val="18"/>
-                <w:szCs w:val="18"/>
-              </w:rPr>
-              <w:t xml:space="preserve">D01, D02, D03, D04, D05, D06, D07, R05, R07, R08, D05-R1, O01</w:t>
+            <w:tcW w:type="dxa" w:w="1114"/>
+            <w:tcBorders>
+              <w:top w:val="single" w:color="D9D4C5" w:sz="4"/>
+              <w:left w:val="single" w:color="D9D4C5" w:sz="4"/>
+              <w:bottom w:val="single" w:color="D9D4C5" w:sz="4"/>
+              <w:right w:val="single" w:color="D9D4C5" w:sz="4"/>
+            </w:tcBorders>
+            <w:shd w:fill="F6F4EE" w:color="auto" w:val="clear"/>
+            <w:tcMar>
+              <w:top w:type="dxa" w:w="70"/>
+              <w:left w:type="dxa" w:w="110"/>
+              <w:bottom w:type="dxa" w:w="70"/>
+              <w:right w:type="dxa" w:w="110"/>
+            </w:tcMar>
+            <w:vAlign w:val="center"/>
+          </w:tcPr>
+          <w:p>
+            <w:pPr>
+              <w:spacing w:after="0" w:before="0"/>
+            </w:pPr>
+            <w:r>
+              <w:rPr>
+                <w:rFonts w:ascii="Arial" w:cs="Arial" w:eastAsia="Arial" w:hAnsi="Arial"/>
+                <w:color w:val="1B2118"/>
+                <w:sz w:val="18"/>
+                <w:szCs w:val="18"/>
+              </w:rPr>
+              <w:t xml:space="preserve">13</w:t>
+            </w:r>
+          </w:p>
+        </w:tc>
+        <w:tc>
+          <w:tcPr>
+            <w:tcW w:type="dxa" w:w="5639"/>
+            <w:tcBorders>
+              <w:top w:val="single" w:color="D9D4C5" w:sz="4"/>
+              <w:left w:val="single" w:color="D9D4C5" w:sz="4"/>
+              <w:bottom w:val="single" w:color="D9D4C5" w:sz="4"/>
+              <w:right w:val="single" w:color="D9D4C5" w:sz="4"/>
+            </w:tcBorders>
+            <w:shd w:fill="F6F4EE" w:color="auto" w:val="clear"/>
+            <w:tcMar>
+              <w:top w:type="dxa" w:w="70"/>
+              <w:left w:type="dxa" w:w="110"/>
+              <w:bottom w:type="dxa" w:w="70"/>
+              <w:right w:type="dxa" w:w="110"/>
+            </w:tcMar>
+            <w:vAlign w:val="center"/>
+          </w:tcPr>
+          <w:p>
+            <w:pPr>
+              <w:spacing w:after="0" w:before="0"/>
+            </w:pPr>
+            <w:r>
+              <w:rPr>
+                <w:rFonts w:ascii="Arial" w:cs="Arial" w:eastAsia="Arial" w:hAnsi="Arial"/>
+                <w:color w:val="1B2118"/>
+                <w:sz w:val="18"/>
+                <w:szCs w:val="18"/>
+              </w:rPr>
+              <w:t xml:space="preserve">D01, D02, D03, D04, D05, D06, D07, R05, R07, R08, D05-R1, O01, ISS-035</w:t>
             </w:r>
           </w:p>
         </w:tc>
@@ -2583,7 +2720,7 @@
         </w:tc>
         <w:tc>
           <w:tcPr>
-            <w:tcW w:type="dxa" w:w="1212"/>
+            <w:tcW w:type="dxa" w:w="1114"/>
             <w:tcBorders>
               <w:top w:val="single" w:color="D9D4C5" w:sz="4"/>
               <w:left w:val="single" w:color="D9D4C5" w:sz="4"/>
@@ -2615,7 +2752,7 @@
         </w:tc>
         <w:tc>
           <w:tcPr>
-            <w:tcW w:type="dxa" w:w="5541"/>
+            <w:tcW w:type="dxa" w:w="5639"/>
             <w:tcBorders>
               <w:top w:val="single" w:color="D9D4C5" w:sz="4"/>
               <w:left w:val="single" w:color="D9D4C5" w:sz="4"/>
@@ -2685,7 +2822,7 @@
         </w:tc>
         <w:tc>
           <w:tcPr>
-            <w:tcW w:type="dxa" w:w="1212"/>
+            <w:tcW w:type="dxa" w:w="1114"/>
             <w:tcBorders>
               <w:top w:val="single" w:color="D9D4C5" w:sz="4"/>
               <w:left w:val="single" w:color="D9D4C5" w:sz="4"/>
@@ -2718,7 +2855,7 @@
         </w:tc>
         <w:tc>
           <w:tcPr>
-            <w:tcW w:type="dxa" w:w="5541"/>
+            <w:tcW w:type="dxa" w:w="5639"/>
             <w:tcBorders>
               <w:top w:val="single" w:color="D9D4C5" w:sz="4"/>
               <w:left w:val="single" w:color="D9D4C5" w:sz="4"/>
@@ -2788,7 +2925,7 @@
         </w:tc>
         <w:tc>
           <w:tcPr>
-            <w:tcW w:type="dxa" w:w="1212"/>
+            <w:tcW w:type="dxa" w:w="1114"/>
             <w:tcBorders>
               <w:top w:val="single" w:color="D9D4C5" w:sz="4"/>
               <w:left w:val="single" w:color="D9D4C5" w:sz="4"/>
@@ -2820,7 +2957,7 @@
         </w:tc>
         <w:tc>
           <w:tcPr>
-            <w:tcW w:type="dxa" w:w="5541"/>
+            <w:tcW w:type="dxa" w:w="5639"/>
             <w:tcBorders>
               <w:top w:val="single" w:color="D9D4C5" w:sz="4"/>
               <w:left w:val="single" w:color="D9D4C5" w:sz="4"/>
@@ -9893,7 +10030,7 @@
                 <w:sz w:val="18"/>
                 <w:szCs w:val="18"/>
               </w:rPr>
-              <w:t xml:space="preserve">D07</w:t>
+              <w:t xml:space="preserve">ISS-035</w:t>
             </w:r>
           </w:p>
         </w:tc>
@@ -9925,7 +10062,7 @@
                 <w:sz w:val="18"/>
                 <w:szCs w:val="18"/>
               </w:rPr>
-              <w:t xml:space="preserve">20/10 16:40 (rapporto V01; prima prova 19-20/10)</w:t>
+              <w:t xml:space="preserve">21/10 circa 11:30</w:t>
             </w:r>
           </w:p>
         </w:tc>
@@ -9959,16 +10096,16 @@
                 <w:sz w:val="18"/>
                 <w:szCs w:val="18"/>
               </w:rPr>
-              <w:t xml:space="preserve">Calcolo crediti</w:t>
-            </w:r>
-            <w:r>
-              <w:rPr>
-                <w:rFonts w:ascii="Arial" w:cs="Arial" w:eastAsia="Arial" w:hAnsi="Arial"/>
-                <w:color w:val="1B2118"/>
-                <w:sz w:val="18"/>
-                <w:szCs w:val="18"/>
-              </w:rPr>
-              <w:t xml:space="preserve"> — Il CSV diretto della Banca Dati accettava pesi negativi e salvava crediti gonfiati. Segnalato da: Collaudo</w:t>
+              <w:t xml:space="preserve">Simulatore</w:t>
+            </w:r>
+            <w:r>
+              <w:rPr>
+                <w:rFonts w:ascii="Arial" w:cs="Arial" w:eastAsia="Arial" w:hAnsi="Arial"/>
+                <w:color w:val="1B2118"/>
+                <w:sz w:val="18"/>
+                <w:szCs w:val="18"/>
+              </w:rPr>
+              <w:t xml:space="preserve"> — Il PDF scaricato da una simulazione non riportava tutti i dati della pagina né i grafici («inserisci tutti i dati completi della simulazione con costo e grafici»). Segnalato da: Luca</w:t>
             </w:r>
           </w:p>
         </w:tc>
@@ -10000,7 +10137,7 @@
                 <w:sz w:val="18"/>
                 <w:szCs w:val="18"/>
               </w:rPr>
-              <w:t xml:space="preserve">CORRETTO_DA_RITESTARE (P0)</w:t>
+              <w:t xml:space="preserve">CORRETTO_DA_RITESTARE (P2)</w:t>
             </w:r>
           </w:p>
         </w:tc>
@@ -10032,7 +10169,7 @@
                 <w:sz w:val="18"/>
                 <w:szCs w:val="18"/>
               </w:rPr>
-              <w:t xml:space="preserve">20/10 17:05 (</w:t>
+              <w:t xml:space="preserve">21/10 (</w:t>
             </w:r>
             <w:r>
               <w:rPr>
@@ -10041,16 +10178,16 @@
                 <w:sz w:val="18"/>
                 <w:szCs w:val="18"/>
               </w:rPr>
-              <w:t xml:space="preserve">66d253e</w:t>
-            </w:r>
-            <w:r>
-              <w:rPr>
-                <w:rFonts w:ascii="Arial" w:cs="Arial" w:eastAsia="Arial" w:hAnsi="Arial"/>
-                <w:color w:val="1B2118"/>
-                <w:sz w:val="18"/>
-                <w:szCs w:val="18"/>
-              </w:rPr>
-              <w:t xml:space="preserve">); in produzione circa alle 17:15 con lo script 35</w:t>
+              <w:t xml:space="preserve">COMMIT_ISS035</w:t>
+            </w:r>
+            <w:r>
+              <w:rPr>
+                <w:rFonts w:ascii="Arial" w:cs="Arial" w:eastAsia="Arial" w:hAnsi="Arial"/>
+                <w:color w:val="1B2118"/>
+                <w:sz w:val="18"/>
+                <w:szCs w:val="18"/>
+              </w:rPr>
+              <w:t xml:space="preserve">): PDF con grafici e sezioni 1-5 complete, Excel con il foglio «Dati inseriti»; verificato su due scenari di prova (10 anni Caso 1; 21 anni per utenza senza economia)</w:t>
             </w:r>
           </w:p>
         </w:tc>
@@ -10088,7 +10225,7 @@
                 <w:sz w:val="18"/>
                 <w:szCs w:val="18"/>
               </w:rPr>
-              <w:t xml:space="preserve">D01</w:t>
+              <w:t xml:space="preserve">D07</w:t>
             </w:r>
           </w:p>
         </w:tc>
@@ -10121,7 +10258,7 @@
                 <w:sz w:val="18"/>
                 <w:szCs w:val="18"/>
               </w:rPr>
-              <w:t xml:space="preserve">20/10 16:40 (prima prova V02 del 19/10)</w:t>
+              <w:t xml:space="preserve">20/10 16:40 (rapporto V01; prima prova 19-20/10)</w:t>
             </w:r>
           </w:p>
         </w:tc>
@@ -10156,16 +10293,16 @@
                 <w:sz w:val="18"/>
                 <w:szCs w:val="18"/>
               </w:rPr>
-              <w:t xml:space="preserve">Simulatore</w:t>
-            </w:r>
-            <w:r>
-              <w:rPr>
-                <w:rFonts w:ascii="Arial" w:cs="Arial" w:eastAsia="Arial" w:hAnsi="Arial"/>
-                <w:color w:val="1B2118"/>
-                <w:sz w:val="18"/>
-                <w:szCs w:val="18"/>
-              </w:rPr>
-              <w:t xml:space="preserve"> — Produzione e secco negativi accettati, differenziata oltre il 100%, scenario salvabile. Segnalato da: Collaudo</w:t>
+              <w:t xml:space="preserve">Calcolo crediti</w:t>
+            </w:r>
+            <w:r>
+              <w:rPr>
+                <w:rFonts w:ascii="Arial" w:cs="Arial" w:eastAsia="Arial" w:hAnsi="Arial"/>
+                <w:color w:val="1B2118"/>
+                <w:sz w:val="18"/>
+                <w:szCs w:val="18"/>
+              </w:rPr>
+              <w:t xml:space="preserve"> — Il CSV diretto della Banca Dati accettava pesi negativi e salvava crediti gonfiati. Segnalato da: Collaudo</w:t>
             </w:r>
           </w:p>
         </w:tc>
@@ -10249,7 +10386,7 @@
                 <w:sz w:val="18"/>
                 <w:szCs w:val="18"/>
               </w:rPr>
-              <w:t xml:space="preserve">); in produzione circa alle 17:15</w:t>
+              <w:t xml:space="preserve">); in produzione circa alle 17:15 con lo script 35</w:t>
             </w:r>
           </w:p>
         </w:tc>
@@ -10286,7 +10423,7 @@
                 <w:sz w:val="18"/>
                 <w:szCs w:val="18"/>
               </w:rPr>
-              <w:t xml:space="preserve">D02</w:t>
+              <w:t xml:space="preserve">D01</w:t>
             </w:r>
           </w:p>
         </w:tc>
@@ -10352,16 +10489,16 @@
                 <w:sz w:val="18"/>
                 <w:szCs w:val="18"/>
               </w:rPr>
-              <w:t xml:space="preserve">Simulatore / calcolo</w:t>
-            </w:r>
-            <w:r>
-              <w:rPr>
-                <w:rFonts w:ascii="Arial" w:cs="Arial" w:eastAsia="Arial" w:hAnsi="Arial"/>
-                <w:color w:val="1B2118"/>
-                <w:sz w:val="18"/>
-                <w:szCs w:val="18"/>
-              </w:rPr>
-              <w:t xml:space="preserve"> — Buffer manuale 90% applicato e salvato oltre il massimo dell'80%. Segnalato da: Collaudo</w:t>
+              <w:t xml:space="preserve">Simulatore</w:t>
+            </w:r>
+            <w:r>
+              <w:rPr>
+                <w:rFonts w:ascii="Arial" w:cs="Arial" w:eastAsia="Arial" w:hAnsi="Arial"/>
+                <w:color w:val="1B2118"/>
+                <w:sz w:val="18"/>
+                <w:szCs w:val="18"/>
+              </w:rPr>
+              <w:t xml:space="preserve"> — Produzione e secco negativi accettati, differenziata oltre il 100%, scenario salvabile. Segnalato da: Collaudo</w:t>
             </w:r>
           </w:p>
         </w:tc>
@@ -10481,7 +10618,7 @@
                 <w:sz w:val="18"/>
                 <w:szCs w:val="18"/>
               </w:rPr>
-              <w:t xml:space="preserve">D04</w:t>
+              <w:t xml:space="preserve">D02</w:t>
             </w:r>
           </w:p>
         </w:tc>
@@ -10514,7 +10651,7 @@
                 <w:sz w:val="18"/>
                 <w:szCs w:val="18"/>
               </w:rPr>
-              <w:t xml:space="preserve">20/10 16:40</w:t>
+              <w:t xml:space="preserve">20/10 16:40 (prima prova V02 del 19/10)</w:t>
             </w:r>
           </w:p>
         </w:tc>
@@ -10549,16 +10686,16 @@
                 <w:sz w:val="18"/>
                 <w:szCs w:val="18"/>
               </w:rPr>
-              <w:t xml:space="preserve">Date</w:t>
-            </w:r>
-            <w:r>
-              <w:rPr>
-                <w:rFonts w:ascii="Arial" w:cs="Arial" w:eastAsia="Arial" w:hAnsi="Arial"/>
-                <w:color w:val="1B2118"/>
-                <w:sz w:val="18"/>
-                <w:szCs w:val="18"/>
-              </w:rPr>
-              <w:t xml:space="preserve"> — Date inesistenti (31/02/2025) trasformate in date reali. Segnalato da: Collaudo</w:t>
+              <w:t xml:space="preserve">Simulatore / calcolo</w:t>
+            </w:r>
+            <w:r>
+              <w:rPr>
+                <w:rFonts w:ascii="Arial" w:cs="Arial" w:eastAsia="Arial" w:hAnsi="Arial"/>
+                <w:color w:val="1B2118"/>
+                <w:sz w:val="18"/>
+                <w:szCs w:val="18"/>
+              </w:rPr>
+              <w:t xml:space="preserve"> — Buffer manuale 90% applicato e salvato oltre il massimo dell'80%. Segnalato da: Collaudo</w:t>
             </w:r>
           </w:p>
         </w:tc>
@@ -10591,7 +10728,7 @@
                 <w:sz w:val="18"/>
                 <w:szCs w:val="18"/>
               </w:rPr>
-              <w:t xml:space="preserve">CORRETTO_DA_RITESTARE (P1)</w:t>
+              <w:t xml:space="preserve">CORRETTO_DA_RITESTARE (P0)</w:t>
             </w:r>
           </w:p>
         </w:tc>
@@ -10642,7 +10779,7 @@
                 <w:sz w:val="18"/>
                 <w:szCs w:val="18"/>
               </w:rPr>
-              <w:t xml:space="preserve">)</w:t>
+              <w:t xml:space="preserve">); in produzione circa alle 17:15</w:t>
             </w:r>
           </w:p>
         </w:tc>
@@ -10679,7 +10816,7 @@
                 <w:sz w:val="18"/>
                 <w:szCs w:val="18"/>
               </w:rPr>
-              <w:t xml:space="preserve">D03</w:t>
+              <w:t xml:space="preserve">D04</w:t>
             </w:r>
           </w:p>
         </w:tc>
@@ -10711,7 +10848,7 @@
                 <w:sz w:val="18"/>
                 <w:szCs w:val="18"/>
               </w:rPr>
-              <w:t xml:space="preserve">20/10 16:40 (osservato il 19/10)</w:t>
+              <w:t xml:space="preserve">20/10 16:40</w:t>
             </w:r>
           </w:p>
         </w:tc>
@@ -10745,16 +10882,16 @@
                 <w:sz w:val="18"/>
                 <w:szCs w:val="18"/>
               </w:rPr>
-              <w:t xml:space="preserve">Simulatore</w:t>
-            </w:r>
-            <w:r>
-              <w:rPr>
-                <w:rFonts w:ascii="Arial" w:cs="Arial" w:eastAsia="Arial" w:hAnsi="Arial"/>
-                <w:color w:val="1B2118"/>
-                <w:sz w:val="18"/>
-                <w:szCs w:val="18"/>
-              </w:rPr>
-              <w:t xml:space="preserve"> — Prezzo annuo 0 sostituito dal prezzo generale. Segnalato da: Collaudo</w:t>
+              <w:t xml:space="preserve">Date</w:t>
+            </w:r>
+            <w:r>
+              <w:rPr>
+                <w:rFonts w:ascii="Arial" w:cs="Arial" w:eastAsia="Arial" w:hAnsi="Arial"/>
+                <w:color w:val="1B2118"/>
+                <w:sz w:val="18"/>
+                <w:szCs w:val="18"/>
+              </w:rPr>
+              <w:t xml:space="preserve"> — Date inesistenti (31/02/2025) trasformate in date reali. Segnalato da: Collaudo</w:t>
             </w:r>
           </w:p>
         </w:tc>
@@ -10874,7 +11011,7 @@
                 <w:sz w:val="18"/>
                 <w:szCs w:val="18"/>
               </w:rPr>
-              <w:t xml:space="preserve">D05</w:t>
+              <w:t xml:space="preserve">D03</w:t>
             </w:r>
           </w:p>
         </w:tc>
@@ -10907,7 +11044,7 @@
                 <w:sz w:val="18"/>
                 <w:szCs w:val="18"/>
               </w:rPr>
-              <w:t xml:space="preserve">20/10 16:40 (osservato il 19/10, 21:21-21:26)</w:t>
+              <w:t xml:space="preserve">20/10 16:40 (osservato il 19/10)</w:t>
             </w:r>
           </w:p>
         </w:tc>
@@ -10942,16 +11079,16 @@
                 <w:sz w:val="18"/>
                 <w:szCs w:val="18"/>
               </w:rPr>
-              <w:t xml:space="preserve">Audit</w:t>
-            </w:r>
-            <w:r>
-              <w:rPr>
-                <w:rFonts w:ascii="Arial" w:cs="Arial" w:eastAsia="Arial" w:hAnsi="Arial"/>
-                <w:color w:val="1B2118"/>
-                <w:sz w:val="18"/>
-                <w:szCs w:val="18"/>
-              </w:rPr>
-              <w:t xml:space="preserve"> — L'Audit non diceva quale scenario era stato modificato né cosa. Segnalato da: Collaudo</w:t>
+              <w:t xml:space="preserve">Simulatore</w:t>
+            </w:r>
+            <w:r>
+              <w:rPr>
+                <w:rFonts w:ascii="Arial" w:cs="Arial" w:eastAsia="Arial" w:hAnsi="Arial"/>
+                <w:color w:val="1B2118"/>
+                <w:sz w:val="18"/>
+                <w:szCs w:val="18"/>
+              </w:rPr>
+              <w:t xml:space="preserve"> — Prezzo annuo 0 sostituito dal prezzo generale. Segnalato da: Collaudo</w:t>
             </w:r>
           </w:p>
         </w:tc>
@@ -11072,7 +11209,7 @@
                 <w:sz w:val="18"/>
                 <w:szCs w:val="18"/>
               </w:rPr>
-              <w:t xml:space="preserve">D06</w:t>
+              <w:t xml:space="preserve">D05</w:t>
             </w:r>
           </w:p>
         </w:tc>
@@ -11104,7 +11241,7 @@
                 <w:sz w:val="18"/>
                 <w:szCs w:val="18"/>
               </w:rPr>
-              <w:t xml:space="preserve">20/10 16:40</w:t>
+              <w:t xml:space="preserve">20/10 16:40 (osservato il 19/10, 21:21-21:26)</w:t>
             </w:r>
           </w:p>
         </w:tc>
@@ -11138,16 +11275,16 @@
                 <w:sz w:val="18"/>
                 <w:szCs w:val="18"/>
               </w:rPr>
-              <w:t xml:space="preserve">Esportazioni</w:t>
-            </w:r>
-            <w:r>
-              <w:rPr>
-                <w:rFonts w:ascii="Arial" w:cs="Arial" w:eastAsia="Arial" w:hAnsi="Arial"/>
-                <w:color w:val="1B2118"/>
-                <w:sz w:val="18"/>
-                <w:szCs w:val="18"/>
-              </w:rPr>
-              <w:t xml:space="preserve"> — Una cella CSV che inizia con «=» restava una formula. Segnalato da: Collaudo</w:t>
+              <w:t xml:space="preserve">Audit</w:t>
+            </w:r>
+            <w:r>
+              <w:rPr>
+                <w:rFonts w:ascii="Arial" w:cs="Arial" w:eastAsia="Arial" w:hAnsi="Arial"/>
+                <w:color w:val="1B2118"/>
+                <w:sz w:val="18"/>
+                <w:szCs w:val="18"/>
+              </w:rPr>
+              <w:t xml:space="preserve"> — L'Audit non diceva quale scenario era stato modificato né cosa. Segnalato da: Collaudo</w:t>
             </w:r>
           </w:p>
         </w:tc>
@@ -11267,7 +11404,7 @@
                 <w:sz w:val="18"/>
                 <w:szCs w:val="18"/>
               </w:rPr>
-              <w:t xml:space="preserve">R01</w:t>
+              <w:t xml:space="preserve">D06</w:t>
             </w:r>
           </w:p>
         </w:tc>
@@ -11335,16 +11472,16 @@
                 <w:sz w:val="18"/>
                 <w:szCs w:val="18"/>
               </w:rPr>
-              <w:t xml:space="preserve">Metodologia</w:t>
-            </w:r>
-            <w:r>
-              <w:rPr>
-                <w:rFonts w:ascii="Arial" w:cs="Arial" w:eastAsia="Arial" w:hAnsi="Arial"/>
-                <w:color w:val="1B2118"/>
-                <w:sz w:val="18"/>
-                <w:szCs w:val="18"/>
-              </w:rPr>
-              <w:t xml:space="preserve"> — Stesse opzioni: buffer 20% nel calcolatore e 30% nel simulatore. Segnalato da: Collaudo</w:t>
+              <w:t xml:space="preserve">Esportazioni</w:t>
+            </w:r>
+            <w:r>
+              <w:rPr>
+                <w:rFonts w:ascii="Arial" w:cs="Arial" w:eastAsia="Arial" w:hAnsi="Arial"/>
+                <w:color w:val="1B2118"/>
+                <w:sz w:val="18"/>
+                <w:szCs w:val="18"/>
+              </w:rPr>
+              <w:t xml:space="preserve"> — Una cella CSV che inizia con «=» restava una formula. Segnalato da: Collaudo</w:t>
             </w:r>
           </w:p>
         </w:tc>
@@ -11377,7 +11514,7 @@
                 <w:sz w:val="18"/>
                 <w:szCs w:val="18"/>
               </w:rPr>
-              <w:t xml:space="preserve">ATTESA_REGOLA (P0)</w:t>
+              <w:t xml:space="preserve">CORRETTO_DA_RITESTARE (P1)</w:t>
             </w:r>
           </w:p>
         </w:tc>
@@ -11410,7 +11547,25 @@
                 <w:sz w:val="18"/>
                 <w:szCs w:val="18"/>
               </w:rPr>
-              <w:t xml:space="preserve">— (domanda alla Fondazione)</w:t>
+              <w:t xml:space="preserve">20/10 17:05 (</w:t>
+            </w:r>
+            <w:r>
+              <w:rPr>
+                <w:rFonts w:ascii="Consolas" w:cs="Consolas" w:eastAsia="Consolas" w:hAnsi="Consolas"/>
+                <w:color w:val="2F5D3A"/>
+                <w:sz w:val="18"/>
+                <w:szCs w:val="18"/>
+              </w:rPr>
+              <w:t xml:space="preserve">66d253e</w:t>
+            </w:r>
+            <w:r>
+              <w:rPr>
+                <w:rFonts w:ascii="Arial" w:cs="Arial" w:eastAsia="Arial" w:hAnsi="Arial"/>
+                <w:color w:val="1B2118"/>
+                <w:sz w:val="18"/>
+                <w:szCs w:val="18"/>
+              </w:rPr>
+              <w:t xml:space="preserve">)</w:t>
             </w:r>
           </w:p>
         </w:tc>
@@ -11447,7 +11602,7 @@
                 <w:sz w:val="18"/>
                 <w:szCs w:val="18"/>
               </w:rPr>
-              <w:t xml:space="preserve">R02</w:t>
+              <w:t xml:space="preserve">R01</w:t>
             </w:r>
           </w:p>
         </w:tc>
@@ -11522,7 +11677,7 @@
                 <w:sz w:val="18"/>
                 <w:szCs w:val="18"/>
               </w:rPr>
-              <w:t xml:space="preserve"> — La distribuzione normale delle utenze ammette quote oltre il 100%. Segnalato da: Collaudo</w:t>
+              <w:t xml:space="preserve"> — Stesse opzioni: buffer 20% nel calcolatore e 30% nel simulatore. Segnalato da: Collaudo</w:t>
             </w:r>
           </w:p>
         </w:tc>
@@ -11554,7 +11709,7 @@
                 <w:sz w:val="18"/>
                 <w:szCs w:val="18"/>
               </w:rPr>
-              <w:t xml:space="preserve">ATTESA_REGOLA (P1)</w:t>
+              <w:t xml:space="preserve">ATTESA_REGOLA (P0)</w:t>
             </w:r>
           </w:p>
         </w:tc>
@@ -11586,7 +11741,7 @@
                 <w:sz w:val="18"/>
                 <w:szCs w:val="18"/>
               </w:rPr>
-              <w:t xml:space="preserve">—</w:t>
+              <w:t xml:space="preserve">— (domanda alla Fondazione)</w:t>
             </w:r>
           </w:p>
         </w:tc>
@@ -11624,7 +11779,7 @@
                 <w:sz w:val="18"/>
                 <w:szCs w:val="18"/>
               </w:rPr>
-              <w:t xml:space="preserve">R03</w:t>
+              <w:t xml:space="preserve">R02</w:t>
             </w:r>
           </w:p>
         </w:tc>
@@ -11701,7 +11856,7 @@
                 <w:sz w:val="18"/>
                 <w:szCs w:val="18"/>
               </w:rPr>
-              <w:t xml:space="preserve"> — Crediti economici interi (292) contro i crediti tecnici (292,8). Segnalato da: Collaudo</w:t>
+              <w:t xml:space="preserve"> — La distribuzione normale delle utenze ammette quote oltre il 100%. Segnalato da: Collaudo</w:t>
             </w:r>
           </w:p>
         </w:tc>
@@ -11804,7 +11959,7 @@
                 <w:sz w:val="18"/>
                 <w:szCs w:val="18"/>
               </w:rPr>
-              <w:t xml:space="preserve">R04</w:t>
+              <w:t xml:space="preserve">R03</w:t>
             </w:r>
           </w:p>
         </w:tc>
@@ -11870,16 +12025,16 @@
                 <w:sz w:val="18"/>
                 <w:szCs w:val="18"/>
               </w:rPr>
-              <w:t xml:space="preserve">Simulatore</w:t>
-            </w:r>
-            <w:r>
-              <w:rPr>
-                <w:rFonts w:ascii="Arial" w:cs="Arial" w:eastAsia="Arial" w:hAnsi="Arial"/>
-                <w:color w:val="1B2118"/>
-                <w:sz w:val="18"/>
-                <w:szCs w:val="18"/>
-              </w:rPr>
-              <w:t xml:space="preserve"> — Pareggio esatto non distinto dal mancato rientro. Segnalato da: Collaudo</w:t>
+              <w:t xml:space="preserve">Metodologia</w:t>
+            </w:r>
+            <w:r>
+              <w:rPr>
+                <w:rFonts w:ascii="Arial" w:cs="Arial" w:eastAsia="Arial" w:hAnsi="Arial"/>
+                <w:color w:val="1B2118"/>
+                <w:sz w:val="18"/>
+                <w:szCs w:val="18"/>
+              </w:rPr>
+              <w:t xml:space="preserve"> — Crediti economici interi (292) contro i crediti tecnici (292,8). Segnalato da: Collaudo</w:t>
             </w:r>
           </w:p>
         </w:tc>
@@ -11911,7 +12066,7 @@
                 <w:sz w:val="18"/>
                 <w:szCs w:val="18"/>
               </w:rPr>
-              <w:t xml:space="preserve">ATTESA_REGOLA (P2)</w:t>
+              <w:t xml:space="preserve">ATTESA_REGOLA (P1)</w:t>
             </w:r>
           </w:p>
         </w:tc>
@@ -11943,7 +12098,7 @@
                 <w:sz w:val="18"/>
                 <w:szCs w:val="18"/>
               </w:rPr>
-              <w:t xml:space="preserve">20/10 17:05: chiarito solo il messaggio</w:t>
+              <w:t xml:space="preserve">—</w:t>
             </w:r>
           </w:p>
         </w:tc>
@@ -11981,7 +12136,7 @@
                 <w:sz w:val="18"/>
                 <w:szCs w:val="18"/>
               </w:rPr>
-              <w:t xml:space="preserve">R05</w:t>
+              <w:t xml:space="preserve">R04</w:t>
             </w:r>
           </w:p>
         </w:tc>
@@ -12049,16 +12204,16 @@
                 <w:sz w:val="18"/>
                 <w:szCs w:val="18"/>
               </w:rPr>
-              <w:t xml:space="preserve">Calcolo crediti</w:t>
-            </w:r>
-            <w:r>
-              <w:rPr>
-                <w:rFonts w:ascii="Arial" w:cs="Arial" w:eastAsia="Arial" w:hAnsi="Arial"/>
-                <w:color w:val="1B2118"/>
-                <w:sz w:val="18"/>
-                <w:szCs w:val="18"/>
-              </w:rPr>
-              <w:t xml:space="preserve"> — «Conferma definitivamente» disponibile senza Banca Dati Utenze. Segnalato da: Collaudo</w:t>
+              <w:t xml:space="preserve">Simulatore</w:t>
+            </w:r>
+            <w:r>
+              <w:rPr>
+                <w:rFonts w:ascii="Arial" w:cs="Arial" w:eastAsia="Arial" w:hAnsi="Arial"/>
+                <w:color w:val="1B2118"/>
+                <w:sz w:val="18"/>
+                <w:szCs w:val="18"/>
+              </w:rPr>
+              <w:t xml:space="preserve"> — Pareggio esatto non distinto dal mancato rientro. Segnalato da: Collaudo</w:t>
             </w:r>
           </w:p>
         </w:tc>
@@ -12091,7 +12246,7 @@
                 <w:sz w:val="18"/>
                 <w:szCs w:val="18"/>
               </w:rPr>
-              <w:t xml:space="preserve">CORRETTO_DA_RITESTARE (P0)</w:t>
+              <w:t xml:space="preserve">ATTESA_REGOLA (P2)</w:t>
             </w:r>
           </w:p>
         </w:tc>
@@ -12124,25 +12279,7 @@
                 <w:sz w:val="18"/>
                 <w:szCs w:val="18"/>
               </w:rPr>
-              <w:t xml:space="preserve">20/10 17:05 (</w:t>
-            </w:r>
-            <w:r>
-              <w:rPr>
-                <w:rFonts w:ascii="Consolas" w:cs="Consolas" w:eastAsia="Consolas" w:hAnsi="Consolas"/>
-                <w:color w:val="2F5D3A"/>
-                <w:sz w:val="18"/>
-                <w:szCs w:val="18"/>
-              </w:rPr>
-              <w:t xml:space="preserve">66d253e</w:t>
-            </w:r>
-            <w:r>
-              <w:rPr>
-                <w:rFonts w:ascii="Arial" w:cs="Arial" w:eastAsia="Arial" w:hAnsi="Arial"/>
-                <w:color w:val="1B2118"/>
-                <w:sz w:val="18"/>
-                <w:szCs w:val="18"/>
-              </w:rPr>
-              <w:t xml:space="preserve">) e script 35; elenco dei prerequisiti da confermare</w:t>
+              <w:t xml:space="preserve">20/10 17:05: chiarito solo il messaggio</w:t>
             </w:r>
           </w:p>
         </w:tc>
@@ -12179,7 +12316,7 @@
                 <w:sz w:val="18"/>
                 <w:szCs w:val="18"/>
               </w:rPr>
-              <w:t xml:space="preserve">R06</w:t>
+              <w:t xml:space="preserve">R05</w:t>
             </w:r>
           </w:p>
         </w:tc>
@@ -12245,16 +12382,16 @@
                 <w:sz w:val="18"/>
                 <w:szCs w:val="18"/>
               </w:rPr>
-              <w:t xml:space="preserve">Pratiche</w:t>
-            </w:r>
-            <w:r>
-              <w:rPr>
-                <w:rFonts w:ascii="Arial" w:cs="Arial" w:eastAsia="Arial" w:hAnsi="Arial"/>
-                <w:color w:val="1B2118"/>
-                <w:sz w:val="18"/>
-                <w:szCs w:val="18"/>
-              </w:rPr>
-              <w:t xml:space="preserve"> — Fase completata con un documento obbligatorio mancante. Segnalato da: Collaudo</w:t>
+              <w:t xml:space="preserve">Calcolo crediti</w:t>
+            </w:r>
+            <w:r>
+              <w:rPr>
+                <w:rFonts w:ascii="Arial" w:cs="Arial" w:eastAsia="Arial" w:hAnsi="Arial"/>
+                <w:color w:val="1B2118"/>
+                <w:sz w:val="18"/>
+                <w:szCs w:val="18"/>
+              </w:rPr>
+              <w:t xml:space="preserve"> — «Conferma definitivamente» disponibile senza Banca Dati Utenze. Segnalato da: Collaudo</w:t>
             </w:r>
           </w:p>
         </w:tc>
@@ -12286,7 +12423,7 @@
                 <w:sz w:val="18"/>
                 <w:szCs w:val="18"/>
               </w:rPr>
-              <w:t xml:space="preserve">ATTESA_REGOLA (P0)</w:t>
+              <w:t xml:space="preserve">CORRETTO_DA_RITESTARE (P0)</w:t>
             </w:r>
           </w:p>
         </w:tc>
@@ -12318,7 +12455,25 @@
                 <w:sz w:val="18"/>
                 <w:szCs w:val="18"/>
               </w:rPr>
-              <w:t xml:space="preserve">— (oggi promemoria non bloccante per scelta)</w:t>
+              <w:t xml:space="preserve">20/10 17:05 (</w:t>
+            </w:r>
+            <w:r>
+              <w:rPr>
+                <w:rFonts w:ascii="Consolas" w:cs="Consolas" w:eastAsia="Consolas" w:hAnsi="Consolas"/>
+                <w:color w:val="2F5D3A"/>
+                <w:sz w:val="18"/>
+                <w:szCs w:val="18"/>
+              </w:rPr>
+              <w:t xml:space="preserve">66d253e</w:t>
+            </w:r>
+            <w:r>
+              <w:rPr>
+                <w:rFonts w:ascii="Arial" w:cs="Arial" w:eastAsia="Arial" w:hAnsi="Arial"/>
+                <w:color w:val="1B2118"/>
+                <w:sz w:val="18"/>
+                <w:szCs w:val="18"/>
+              </w:rPr>
+              <w:t xml:space="preserve">) e script 35; elenco dei prerequisiti da confermare</w:t>
             </w:r>
           </w:p>
         </w:tc>
@@ -12356,7 +12511,7 @@
                 <w:sz w:val="18"/>
                 <w:szCs w:val="18"/>
               </w:rPr>
-              <w:t xml:space="preserve">R07</w:t>
+              <w:t xml:space="preserve">R06</w:t>
             </w:r>
           </w:p>
         </w:tc>
@@ -12424,16 +12579,16 @@
                 <w:sz w:val="18"/>
                 <w:szCs w:val="18"/>
               </w:rPr>
-              <w:t xml:space="preserve">Esportazioni</w:t>
-            </w:r>
-            <w:r>
-              <w:rPr>
-                <w:rFonts w:ascii="Arial" w:cs="Arial" w:eastAsia="Arial" w:hAnsi="Arial"/>
-                <w:color w:val="1B2118"/>
-                <w:sz w:val="18"/>
-                <w:szCs w:val="18"/>
-              </w:rPr>
-              <w:t xml:space="preserve"> — Nel CSV di riepilogo P%UD era 1 invece di 100. Segnalato da: Collaudo</w:t>
+              <w:t xml:space="preserve">Pratiche</w:t>
+            </w:r>
+            <w:r>
+              <w:rPr>
+                <w:rFonts w:ascii="Arial" w:cs="Arial" w:eastAsia="Arial" w:hAnsi="Arial"/>
+                <w:color w:val="1B2118"/>
+                <w:sz w:val="18"/>
+                <w:szCs w:val="18"/>
+              </w:rPr>
+              <w:t xml:space="preserve"> — Fase completata con un documento obbligatorio mancante. Segnalato da: Collaudo</w:t>
             </w:r>
           </w:p>
         </w:tc>
@@ -12466,7 +12621,7 @@
                 <w:sz w:val="18"/>
                 <w:szCs w:val="18"/>
               </w:rPr>
-              <w:t xml:space="preserve">CORRETTO_DA_RITESTARE (P2)</w:t>
+              <w:t xml:space="preserve">ATTESA_REGOLA (P0)</w:t>
             </w:r>
           </w:p>
         </w:tc>
@@ -12499,25 +12654,7 @@
                 <w:sz w:val="18"/>
                 <w:szCs w:val="18"/>
               </w:rPr>
-              <w:t xml:space="preserve">20/10 17:05 (</w:t>
-            </w:r>
-            <w:r>
-              <w:rPr>
-                <w:rFonts w:ascii="Consolas" w:cs="Consolas" w:eastAsia="Consolas" w:hAnsi="Consolas"/>
-                <w:color w:val="2F5D3A"/>
-                <w:sz w:val="18"/>
-                <w:szCs w:val="18"/>
-              </w:rPr>
-              <w:t xml:space="preserve">66d253e</w:t>
-            </w:r>
-            <w:r>
-              <w:rPr>
-                <w:rFonts w:ascii="Arial" w:cs="Arial" w:eastAsia="Arial" w:hAnsi="Arial"/>
-                <w:color w:val="1B2118"/>
-                <w:sz w:val="18"/>
-                <w:szCs w:val="18"/>
-              </w:rPr>
-              <w:t xml:space="preserve">)</w:t>
+              <w:t xml:space="preserve">— (oggi promemoria non bloccante per scelta)</w:t>
             </w:r>
           </w:p>
         </w:tc>
@@ -12554,7 +12691,7 @@
                 <w:sz w:val="18"/>
                 <w:szCs w:val="18"/>
               </w:rPr>
-              <w:t xml:space="preserve">R08</w:t>
+              <w:t xml:space="preserve">R07</w:t>
             </w:r>
           </w:p>
         </w:tc>
@@ -12620,16 +12757,16 @@
                 <w:sz w:val="18"/>
                 <w:szCs w:val="18"/>
               </w:rPr>
-              <w:t xml:space="preserve">PDF</w:t>
-            </w:r>
-            <w:r>
-              <w:rPr>
-                <w:rFonts w:ascii="Arial" w:cs="Arial" w:eastAsia="Arial" w:hAnsi="Arial"/>
-                <w:color w:val="1B2118"/>
-                <w:sz w:val="18"/>
-                <w:szCs w:val="18"/>
-              </w:rPr>
-              <w:t xml:space="preserve"> — Spaziatura irregolare e glifi sovrapposti nei PDF (lettore poppler). Segnalato da: Collaudo</w:t>
+              <w:t xml:space="preserve">Esportazioni</w:t>
+            </w:r>
+            <w:r>
+              <w:rPr>
+                <w:rFonts w:ascii="Arial" w:cs="Arial" w:eastAsia="Arial" w:hAnsi="Arial"/>
+                <w:color w:val="1B2118"/>
+                <w:sz w:val="18"/>
+                <w:szCs w:val="18"/>
+              </w:rPr>
+              <w:t xml:space="preserve"> — Nel CSV di riepilogo P%UD era 1 invece di 100. Segnalato da: Collaudo</w:t>
             </w:r>
           </w:p>
         </w:tc>
@@ -12693,7 +12830,7 @@
                 <w:sz w:val="18"/>
                 <w:szCs w:val="18"/>
               </w:rPr>
-              <w:t xml:space="preserve">21/10 11:05 (</w:t>
+              <w:t xml:space="preserve">20/10 17:05 (</w:t>
             </w:r>
             <w:r>
               <w:rPr>
@@ -12702,16 +12839,16 @@
                 <w:sz w:val="18"/>
                 <w:szCs w:val="18"/>
               </w:rPr>
-              <w:t xml:space="preserve">4920d2a</w:t>
-            </w:r>
-            <w:r>
-              <w:rPr>
-                <w:rFonts w:ascii="Arial" w:cs="Arial" w:eastAsia="Arial" w:hAnsi="Arial"/>
-                <w:color w:val="1B2118"/>
-                <w:sz w:val="18"/>
-                <w:szCs w:val="18"/>
-              </w:rPr>
-              <w:t xml:space="preserve">): carattere Liberation Sans (stesse larghezze di Helvetica, licenza OFL) incorporato in rapporto crediti, simulatore e riepilogo del fascicolo; verificato con pdffonts (solo carattere incorporato in uso) e a schermo</w:t>
+              <w:t xml:space="preserve">66d253e</w:t>
+            </w:r>
+            <w:r>
+              <w:rPr>
+                <w:rFonts w:ascii="Arial" w:cs="Arial" w:eastAsia="Arial" w:hAnsi="Arial"/>
+                <w:color w:val="1B2118"/>
+                <w:sz w:val="18"/>
+                <w:szCs w:val="18"/>
+              </w:rPr>
+              <w:t xml:space="preserve">)</w:t>
             </w:r>
           </w:p>
         </w:tc>
@@ -12749,7 +12886,7 @@
                 <w:sz w:val="18"/>
                 <w:szCs w:val="18"/>
               </w:rPr>
-              <w:t xml:space="preserve">Riuso</w:t>
+              <w:t xml:space="preserve">R08</w:t>
             </w:r>
           </w:p>
         </w:tc>
@@ -12817,16 +12954,16 @@
                 <w:sz w:val="18"/>
                 <w:szCs w:val="18"/>
               </w:rPr>
-              <w:t xml:space="preserve">Metodologia</w:t>
-            </w:r>
-            <w:r>
-              <w:rPr>
-                <w:rFonts w:ascii="Arial" w:cs="Arial" w:eastAsia="Arial" w:hAnsi="Arial"/>
-                <w:color w:val="1B2118"/>
-                <w:sz w:val="18"/>
-                <w:szCs w:val="18"/>
-              </w:rPr>
-              <w:t xml:space="preserve"> — Segno dell'effetto del riuso (formule 26 e 29). Segnalato da: Collaudo</w:t>
+              <w:t xml:space="preserve">PDF</w:t>
+            </w:r>
+            <w:r>
+              <w:rPr>
+                <w:rFonts w:ascii="Arial" w:cs="Arial" w:eastAsia="Arial" w:hAnsi="Arial"/>
+                <w:color w:val="1B2118"/>
+                <w:sz w:val="18"/>
+                <w:szCs w:val="18"/>
+              </w:rPr>
+              <w:t xml:space="preserve"> — Spaziatura irregolare e glifi sovrapposti nei PDF (lettore poppler). Segnalato da: Collaudo</w:t>
             </w:r>
           </w:p>
         </w:tc>
@@ -12859,7 +12996,7 @@
                 <w:sz w:val="18"/>
                 <w:szCs w:val="18"/>
               </w:rPr>
-              <w:t xml:space="preserve">ATTESA_REGOLA</w:t>
+              <w:t xml:space="preserve">CORRETTO_DA_RITESTARE (P2)</w:t>
             </w:r>
           </w:p>
         </w:tc>
@@ -12892,7 +13029,25 @@
                 <w:sz w:val="18"/>
                 <w:szCs w:val="18"/>
               </w:rPr>
-              <w:t xml:space="preserve">—</w:t>
+              <w:t xml:space="preserve">21/10 11:05 (</w:t>
+            </w:r>
+            <w:r>
+              <w:rPr>
+                <w:rFonts w:ascii="Consolas" w:cs="Consolas" w:eastAsia="Consolas" w:hAnsi="Consolas"/>
+                <w:color w:val="2F5D3A"/>
+                <w:sz w:val="18"/>
+                <w:szCs w:val="18"/>
+              </w:rPr>
+              <w:t xml:space="preserve">4920d2a</w:t>
+            </w:r>
+            <w:r>
+              <w:rPr>
+                <w:rFonts w:ascii="Arial" w:cs="Arial" w:eastAsia="Arial" w:hAnsi="Arial"/>
+                <w:color w:val="1B2118"/>
+                <w:sz w:val="18"/>
+                <w:szCs w:val="18"/>
+              </w:rPr>
+              <w:t xml:space="preserve">): carattere Liberation Sans (stesse larghezze di Helvetica, licenza OFL) incorporato in rapporto crediti, simulatore e riepilogo del fascicolo; verificato con pdffonts (solo carattere incorporato in uso) e a schermo</w:t>
             </w:r>
           </w:p>
         </w:tc>
@@ -12929,7 +13084,7 @@
                 <w:sz w:val="18"/>
                 <w:szCs w:val="18"/>
               </w:rPr>
-              <w:t xml:space="preserve">D08</w:t>
+              <w:t xml:space="preserve">Riuso</w:t>
             </w:r>
           </w:p>
         </w:tc>
@@ -12961,7 +13116,7 @@
                 <w:sz w:val="18"/>
                 <w:szCs w:val="18"/>
               </w:rPr>
-              <w:t xml:space="preserve">21/10 10:42 (rapporto V05; creazione A del 20/10)</w:t>
+              <w:t xml:space="preserve">20/10 16:40</w:t>
             </w:r>
           </w:p>
         </w:tc>
@@ -12995,16 +13150,16 @@
                 <w:sz w:val="18"/>
                 <w:szCs w:val="18"/>
               </w:rPr>
-              <w:t xml:space="preserve">Email</w:t>
-            </w:r>
-            <w:r>
-              <w:rPr>
-                <w:rFonts w:ascii="Arial" w:cs="Arial" w:eastAsia="Arial" w:hAnsi="Arial"/>
-                <w:color w:val="1B2118"/>
-                <w:sz w:val="18"/>
-                <w:szCs w:val="18"/>
-              </w:rPr>
-              <w:t xml:space="preserve"> — Email delle credenziali non inviata («Email non inviata», Resend 403). Segnalato da: Collaudo</w:t>
+              <w:t xml:space="preserve">Metodologia</w:t>
+            </w:r>
+            <w:r>
+              <w:rPr>
+                <w:rFonts w:ascii="Arial" w:cs="Arial" w:eastAsia="Arial" w:hAnsi="Arial"/>
+                <w:color w:val="1B2118"/>
+                <w:sz w:val="18"/>
+                <w:szCs w:val="18"/>
+              </w:rPr>
+              <w:t xml:space="preserve"> — Segno dell'effetto del riuso (formule 26 e 29). Segnalato da: Collaudo</w:t>
             </w:r>
           </w:p>
         </w:tc>
@@ -13036,7 +13191,7 @@
                 <w:sz w:val="18"/>
                 <w:szCs w:val="18"/>
               </w:rPr>
-              <w:t xml:space="preserve">APERTO (P1)</w:t>
+              <w:t xml:space="preserve">ATTESA_REGOLA</w:t>
             </w:r>
           </w:p>
         </w:tc>
@@ -13068,7 +13223,7 @@
                 <w:sz w:val="18"/>
                 <w:szCs w:val="18"/>
               </w:rPr>
-              <w:t xml:space="preserve">Stessa causa di ISS-012</w:t>
+              <w:t xml:space="preserve">—</w:t>
             </w:r>
           </w:p>
         </w:tc>
@@ -13106,7 +13261,7 @@
                 <w:sz w:val="18"/>
                 <w:szCs w:val="18"/>
               </w:rPr>
-              <w:t xml:space="preserve">D05-R1</w:t>
+              <w:t xml:space="preserve">D08</w:t>
             </w:r>
           </w:p>
         </w:tc>
@@ -13139,7 +13294,7 @@
                 <w:sz w:val="18"/>
                 <w:szCs w:val="18"/>
               </w:rPr>
-              <w:t xml:space="preserve">21/10 10:42 (osservato il 21/10 sugli eventi delle 09:20:41 e 09:21:21)</w:t>
+              <w:t xml:space="preserve">21/10 10:42 (rapporto V05; creazione A del 20/10)</w:t>
             </w:r>
           </w:p>
         </w:tc>
@@ -13174,16 +13329,16 @@
                 <w:sz w:val="18"/>
                 <w:szCs w:val="18"/>
               </w:rPr>
-              <w:t xml:space="preserve">Audit</w:t>
-            </w:r>
-            <w:r>
-              <w:rPr>
-                <w:rFonts w:ascii="Arial" w:cs="Arial" w:eastAsia="Arial" w:hAnsi="Arial"/>
-                <w:color w:val="1B2118"/>
-                <w:sz w:val="18"/>
-                <w:szCs w:val="18"/>
-              </w:rPr>
-              <w:t xml:space="preserve"> — Nel dettaglio dell'Audit i testi lunghi restavano tagliati anche aprendo «1 modifica». Segnalato da: Collaudo</w:t>
+              <w:t xml:space="preserve">Email</w:t>
+            </w:r>
+            <w:r>
+              <w:rPr>
+                <w:rFonts w:ascii="Arial" w:cs="Arial" w:eastAsia="Arial" w:hAnsi="Arial"/>
+                <w:color w:val="1B2118"/>
+                <w:sz w:val="18"/>
+                <w:szCs w:val="18"/>
+              </w:rPr>
+              <w:t xml:space="preserve"> — Email delle credenziali non inviata («Email non inviata», Resend 403). Segnalato da: Collaudo</w:t>
             </w:r>
           </w:p>
         </w:tc>
@@ -13216,7 +13371,7 @@
                 <w:sz w:val="18"/>
                 <w:szCs w:val="18"/>
               </w:rPr>
-              <w:t xml:space="preserve">CORRETTO_DA_RITESTARE (P2)</w:t>
+              <w:t xml:space="preserve">APERTO (P1)</w:t>
             </w:r>
           </w:p>
         </w:tc>
@@ -13249,25 +13404,7 @@
                 <w:sz w:val="18"/>
                 <w:szCs w:val="18"/>
               </w:rPr>
-              <w:t xml:space="preserve">21/10 10:48 (</w:t>
-            </w:r>
-            <w:r>
-              <w:rPr>
-                <w:rFonts w:ascii="Consolas" w:cs="Consolas" w:eastAsia="Consolas" w:hAnsi="Consolas"/>
-                <w:color w:val="2F5D3A"/>
-                <w:sz w:val="18"/>
-                <w:szCs w:val="18"/>
-              </w:rPr>
-              <w:t xml:space="preserve">39c9bc8</w:t>
-            </w:r>
-            <w:r>
-              <w:rPr>
-                <w:rFonts w:ascii="Arial" w:cs="Arial" w:eastAsia="Arial" w:hAnsi="Arial"/>
-                <w:color w:val="1B2118"/>
-                <w:sz w:val="18"/>
-                <w:szCs w:val="18"/>
-              </w:rPr>
-              <w:t xml:space="preserve">); in produzione alle 10:50, verificato dal vivo alle 10:51</w:t>
+              <w:t xml:space="preserve">Stessa causa di ISS-012</w:t>
             </w:r>
           </w:p>
         </w:tc>
@@ -13304,7 +13441,7 @@
                 <w:sz w:val="18"/>
                 <w:szCs w:val="18"/>
               </w:rPr>
-              <w:t xml:space="preserve">O01</w:t>
+              <w:t xml:space="preserve">D05-R1</w:t>
             </w:r>
           </w:p>
         </w:tc>
@@ -13336,7 +13473,7 @@
                 <w:sz w:val="18"/>
                 <w:szCs w:val="18"/>
               </w:rPr>
-              <w:t xml:space="preserve">21/10 10:42 (osservato il 20/10 su B disattivato)</w:t>
+              <w:t xml:space="preserve">21/10 10:42 (osservato il 21/10 sugli eventi delle 09:20:41 e 09:21:21)</w:t>
             </w:r>
           </w:p>
         </w:tc>
@@ -13370,6 +13507,203 @@
                 <w:sz w:val="18"/>
                 <w:szCs w:val="18"/>
               </w:rPr>
+              <w:t xml:space="preserve">Audit</w:t>
+            </w:r>
+            <w:r>
+              <w:rPr>
+                <w:rFonts w:ascii="Arial" w:cs="Arial" w:eastAsia="Arial" w:hAnsi="Arial"/>
+                <w:color w:val="1B2118"/>
+                <w:sz w:val="18"/>
+                <w:szCs w:val="18"/>
+              </w:rPr>
+              <w:t xml:space="preserve"> — Nel dettaglio dell'Audit i testi lunghi restavano tagliati anche aprendo «1 modifica». Segnalato da: Collaudo</w:t>
+            </w:r>
+          </w:p>
+        </w:tc>
+        <w:tc>
+          <w:tcPr>
+            <w:tcW w:type="dxa" w:w="2344"/>
+            <w:tcBorders>
+              <w:top w:val="single" w:color="D9D4C5" w:sz="4"/>
+              <w:left w:val="single" w:color="D9D4C5" w:sz="4"/>
+              <w:bottom w:val="single" w:color="D9D4C5" w:sz="4"/>
+              <w:right w:val="single" w:color="D9D4C5" w:sz="4"/>
+            </w:tcBorders>
+            <w:tcMar>
+              <w:top w:type="dxa" w:w="70"/>
+              <w:left w:type="dxa" w:w="110"/>
+              <w:bottom w:type="dxa" w:w="70"/>
+              <w:right w:type="dxa" w:w="110"/>
+            </w:tcMar>
+            <w:vAlign w:val="center"/>
+          </w:tcPr>
+          <w:p>
+            <w:pPr>
+              <w:spacing w:after="0" w:before="0"/>
+            </w:pPr>
+            <w:r>
+              <w:rPr>
+                <w:rFonts w:ascii="Arial" w:cs="Arial" w:eastAsia="Arial" w:hAnsi="Arial"/>
+                <w:color w:val="1B2118"/>
+                <w:sz w:val="18"/>
+                <w:szCs w:val="18"/>
+              </w:rPr>
+              <w:t xml:space="preserve">CORRETTO_DA_RITESTARE (P2)</w:t>
+            </w:r>
+          </w:p>
+        </w:tc>
+        <w:tc>
+          <w:tcPr>
+            <w:tcW w:type="dxa" w:w="2344"/>
+            <w:tcBorders>
+              <w:top w:val="single" w:color="D9D4C5" w:sz="4"/>
+              <w:left w:val="single" w:color="D9D4C5" w:sz="4"/>
+              <w:bottom w:val="single" w:color="D9D4C5" w:sz="4"/>
+              <w:right w:val="single" w:color="D9D4C5" w:sz="4"/>
+            </w:tcBorders>
+            <w:tcMar>
+              <w:top w:type="dxa" w:w="70"/>
+              <w:left w:type="dxa" w:w="110"/>
+              <w:bottom w:type="dxa" w:w="70"/>
+              <w:right w:type="dxa" w:w="110"/>
+            </w:tcMar>
+            <w:vAlign w:val="center"/>
+          </w:tcPr>
+          <w:p>
+            <w:pPr>
+              <w:spacing w:after="0" w:before="0"/>
+            </w:pPr>
+            <w:r>
+              <w:rPr>
+                <w:rFonts w:ascii="Arial" w:cs="Arial" w:eastAsia="Arial" w:hAnsi="Arial"/>
+                <w:color w:val="1B2118"/>
+                <w:sz w:val="18"/>
+                <w:szCs w:val="18"/>
+              </w:rPr>
+              <w:t xml:space="preserve">21/10 10:48 (</w:t>
+            </w:r>
+            <w:r>
+              <w:rPr>
+                <w:rFonts w:ascii="Consolas" w:cs="Consolas" w:eastAsia="Consolas" w:hAnsi="Consolas"/>
+                <w:color w:val="2F5D3A"/>
+                <w:sz w:val="18"/>
+                <w:szCs w:val="18"/>
+              </w:rPr>
+              <w:t xml:space="preserve">39c9bc8</w:t>
+            </w:r>
+            <w:r>
+              <w:rPr>
+                <w:rFonts w:ascii="Arial" w:cs="Arial" w:eastAsia="Arial" w:hAnsi="Arial"/>
+                <w:color w:val="1B2118"/>
+                <w:sz w:val="18"/>
+                <w:szCs w:val="18"/>
+              </w:rPr>
+              <w:t xml:space="preserve">); in produzione alle 10:50, verificato dal vivo alle 10:51</w:t>
+            </w:r>
+          </w:p>
+        </w:tc>
+      </w:tr>
+      <w:tr>
+        <w:trPr>
+          <w:cantSplit/>
+        </w:trPr>
+        <w:tc>
+          <w:tcPr>
+            <w:tcW w:type="dxa" w:w="922"/>
+            <w:tcBorders>
+              <w:top w:val="single" w:color="D9D4C5" w:sz="4"/>
+              <w:left w:val="single" w:color="D9D4C5" w:sz="4"/>
+              <w:bottom w:val="single" w:color="D9D4C5" w:sz="4"/>
+              <w:right w:val="single" w:color="D9D4C5" w:sz="4"/>
+            </w:tcBorders>
+            <w:shd w:fill="F6F4EE" w:color="auto" w:val="clear"/>
+            <w:tcMar>
+              <w:top w:type="dxa" w:w="70"/>
+              <w:left w:type="dxa" w:w="110"/>
+              <w:bottom w:type="dxa" w:w="70"/>
+              <w:right w:type="dxa" w:w="110"/>
+            </w:tcMar>
+            <w:vAlign w:val="center"/>
+          </w:tcPr>
+          <w:p>
+            <w:pPr>
+              <w:spacing w:after="0" w:before="0"/>
+            </w:pPr>
+            <w:r>
+              <w:rPr>
+                <w:rFonts w:ascii="Arial" w:cs="Arial" w:eastAsia="Arial" w:hAnsi="Arial"/>
+                <w:color w:val="1B2118"/>
+                <w:sz w:val="18"/>
+                <w:szCs w:val="18"/>
+              </w:rPr>
+              <w:t xml:space="preserve">O01</w:t>
+            </w:r>
+          </w:p>
+        </w:tc>
+        <w:tc>
+          <w:tcPr>
+            <w:tcW w:type="dxa" w:w="1685"/>
+            <w:tcBorders>
+              <w:top w:val="single" w:color="D9D4C5" w:sz="4"/>
+              <w:left w:val="single" w:color="D9D4C5" w:sz="4"/>
+              <w:bottom w:val="single" w:color="D9D4C5" w:sz="4"/>
+              <w:right w:val="single" w:color="D9D4C5" w:sz="4"/>
+            </w:tcBorders>
+            <w:shd w:fill="F6F4EE" w:color="auto" w:val="clear"/>
+            <w:tcMar>
+              <w:top w:type="dxa" w:w="70"/>
+              <w:left w:type="dxa" w:w="110"/>
+              <w:bottom w:type="dxa" w:w="70"/>
+              <w:right w:type="dxa" w:w="110"/>
+            </w:tcMar>
+            <w:vAlign w:val="center"/>
+          </w:tcPr>
+          <w:p>
+            <w:pPr>
+              <w:spacing w:after="0" w:before="0"/>
+            </w:pPr>
+            <w:r>
+              <w:rPr>
+                <w:rFonts w:ascii="Arial" w:cs="Arial" w:eastAsia="Arial" w:hAnsi="Arial"/>
+                <w:color w:val="1B2118"/>
+                <w:sz w:val="18"/>
+                <w:szCs w:val="18"/>
+              </w:rPr>
+              <w:t xml:space="preserve">21/10 10:42 (osservato il 20/10 su B disattivato)</w:t>
+            </w:r>
+          </w:p>
+        </w:tc>
+        <w:tc>
+          <w:tcPr>
+            <w:tcW w:type="dxa" w:w="2343"/>
+            <w:tcBorders>
+              <w:top w:val="single" w:color="D9D4C5" w:sz="4"/>
+              <w:left w:val="single" w:color="D9D4C5" w:sz="4"/>
+              <w:bottom w:val="single" w:color="D9D4C5" w:sz="4"/>
+              <w:right w:val="single" w:color="D9D4C5" w:sz="4"/>
+            </w:tcBorders>
+            <w:shd w:fill="F6F4EE" w:color="auto" w:val="clear"/>
+            <w:tcMar>
+              <w:top w:type="dxa" w:w="70"/>
+              <w:left w:type="dxa" w:w="110"/>
+              <w:bottom w:type="dxa" w:w="70"/>
+              <w:right w:type="dxa" w:w="110"/>
+            </w:tcMar>
+            <w:vAlign w:val="center"/>
+          </w:tcPr>
+          <w:p>
+            <w:pPr>
+              <w:spacing w:after="0" w:before="0"/>
+            </w:pPr>
+            <w:r>
+              <w:rPr>
+                <w:rFonts w:ascii="Arial" w:cs="Arial" w:eastAsia="Arial" w:hAnsi="Arial"/>
+                <w:b/>
+                <w:bCs/>
+                <w:color w:val="1B2118"/>
+                <w:sz w:val="18"/>
+                <w:szCs w:val="18"/>
+              </w:rPr>
               <w:t xml:space="preserve">Accesso</w:t>
             </w:r>
             <w:r>
@@ -13392,6 +13726,7 @@
               <w:bottom w:val="single" w:color="D9D4C5" w:sz="4"/>
               <w:right w:val="single" w:color="D9D4C5" w:sz="4"/>
             </w:tcBorders>
+            <w:shd w:fill="F6F4EE" w:color="auto" w:val="clear"/>
             <w:tcMar>
               <w:top w:type="dxa" w:w="70"/>
               <w:left w:type="dxa" w:w="110"/>
@@ -13424,6 +13759,7 @@
               <w:bottom w:val="single" w:color="D9D4C5" w:sz="4"/>
               <w:right w:val="single" w:color="D9D4C5" w:sz="4"/>
             </w:tcBorders>
+            <w:shd w:fill="F6F4EE" w:color="auto" w:val="clear"/>
             <w:tcMar>
               <w:top w:type="dxa" w:w="70"/>
               <w:left w:type="dxa" w:w="110"/>
@@ -15490,7 +15826,7 @@
                 <w:sz w:val="18"/>
                 <w:szCs w:val="18"/>
               </w:rPr>
-              <w:t xml:space="preserve">5</w:t>
+              <w:t xml:space="preserve">7</w:t>
             </w:r>
           </w:p>
         </w:tc>
@@ -15523,7 +15859,7 @@
                 <w:sz w:val="18"/>
                 <w:szCs w:val="18"/>
               </w:rPr>
-              <w:t xml:space="preserve">Contenuti di PDF ed Excel del simulatore</w:t>
+              <w:t xml:space="preserve">Contenuti di PDF ed Excel del simulatore, con tutti i dati inseriti, il totale dei risultati e i grafici (ISS-035)</w:t>
             </w:r>
           </w:p>
         </w:tc>
@@ -15966,7 +16302,7 @@
           <w:sz w:val="21"/>
           <w:szCs w:val="21"/>
         </w:rPr>
-        <w:t xml:space="preserve"> 21/10/2026 11:40, 14 serie superate.</w:t>
+        <w:t xml:space="preserve"> 21/10/2026 11:55, 14 serie superate.</w:t>
       </w:r>
     </w:p>
     <w:p>
@@ -16875,7 +17211,7 @@
           <w:sz w:val="21"/>
           <w:szCs w:val="21"/>
         </w:rPr>
-        <w:t xml:space="preserve"> D01-D07, R05, R07 (Manuale di test 7.17-7.22, 8b.5-8b.5e, 8b.9b) e D05-R1, O01 (10.5, 10.5b).</w:t>
+        <w:t xml:space="preserve"> D01-D07, R05, R07 (Manuale di test 7.17-7.22, 8b.5-8b.5e, 8b.9b), D05-R1, O01 (10.5, 10.5b) e ISS-035 (8b.7, 8b.7b).</w:t>
       </w:r>
     </w:p>
     <w:p>
@@ -17198,6 +17534,77 @@
                 <w:szCs w:val="18"/>
               </w:rPr>
               <w:t xml:space="preserve">Nuova serie di prove dell'assistente (14 serie)</w:t>
+            </w:r>
+          </w:p>
+        </w:tc>
+      </w:tr>
+      <w:tr>
+        <w:trPr>
+          <w:cantSplit/>
+        </w:trPr>
+        <w:tc>
+          <w:tcPr>
+            <w:tcW w:type="dxa" w:w="2029"/>
+            <w:tcBorders>
+              <w:top w:val="single" w:color="D9D4C5" w:sz="4"/>
+              <w:left w:val="single" w:color="D9D4C5" w:sz="4"/>
+              <w:bottom w:val="single" w:color="D9D4C5" w:sz="4"/>
+              <w:right w:val="single" w:color="D9D4C5" w:sz="4"/>
+            </w:tcBorders>
+            <w:shd w:fill="F6F4EE" w:color="auto" w:val="clear"/>
+            <w:tcMar>
+              <w:top w:type="dxa" w:w="70"/>
+              <w:left w:type="dxa" w:w="110"/>
+              <w:bottom w:type="dxa" w:w="70"/>
+              <w:right w:type="dxa" w:w="110"/>
+            </w:tcMar>
+            <w:vAlign w:val="center"/>
+          </w:tcPr>
+          <w:p>
+            <w:pPr>
+              <w:spacing w:after="0" w:before="0"/>
+            </w:pPr>
+            <w:r>
+              <w:rPr>
+                <w:rFonts w:ascii="Arial" w:cs="Arial" w:eastAsia="Arial" w:hAnsi="Arial"/>
+                <w:color w:val="1B2118"/>
+                <w:sz w:val="18"/>
+                <w:szCs w:val="18"/>
+              </w:rPr>
+              <w:t xml:space="preserve">21/10/2026 11:55</w:t>
+            </w:r>
+          </w:p>
+        </w:tc>
+        <w:tc>
+          <w:tcPr>
+            <w:tcW w:type="dxa" w:w="7609"/>
+            <w:tcBorders>
+              <w:top w:val="single" w:color="D9D4C5" w:sz="4"/>
+              <w:left w:val="single" w:color="D9D4C5" w:sz="4"/>
+              <w:bottom w:val="single" w:color="D9D4C5" w:sz="4"/>
+              <w:right w:val="single" w:color="D9D4C5" w:sz="4"/>
+            </w:tcBorders>
+            <w:shd w:fill="F6F4EE" w:color="auto" w:val="clear"/>
+            <w:tcMar>
+              <w:top w:type="dxa" w:w="70"/>
+              <w:left w:type="dxa" w:w="110"/>
+              <w:bottom w:type="dxa" w:w="70"/>
+              <w:right w:type="dxa" w:w="110"/>
+            </w:tcMar>
+            <w:vAlign w:val="center"/>
+          </w:tcPr>
+          <w:p>
+            <w:pPr>
+              <w:spacing w:after="0" w:before="0"/>
+            </w:pPr>
+            <w:r>
+              <w:rPr>
+                <w:rFonts w:ascii="Arial" w:cs="Arial" w:eastAsia="Arial" w:hAnsi="Arial"/>
+                <w:color w:val="1B2118"/>
+                <w:sz w:val="18"/>
+                <w:szCs w:val="18"/>
+              </w:rPr>
+              <w:t xml:space="preserve">ISS-035: PDF ed Excel della simulazione con tutti i dati e i grafici</w:t>
             </w:r>
           </w:p>
         </w:tc>
@@ -17443,7 +17850,7 @@
         <w:szCs w:val="16"/>
       </w:rPr>
       <w:tab/>
-      <w:t xml:space="preserve">Registro issue e test · Rev. 1.2 · 21/10/2026</w:t>
+      <w:t xml:space="preserve">Registro issue e test · Rev. 1.3 · 21/10/2026</w:t>
     </w:r>
   </w:p>
 </w:hdr>
@@ -17508,7 +17915,7 @@
         <w:szCs w:val="16"/>
       </w:rPr>
       <w:tab/>
-      <w:t xml:space="preserve">Registro issue e test · Rev. 1.2 · 21/10/2026</w:t>
+      <w:t xml:space="preserve">Registro issue e test · Rev. 1.3 · 21/10/2026</w:t>
     </w:r>
   </w:p>
 </w:hdr>

--- a/public/documentazione/Registro_Issue_Test_Portale_CWP.docx
+++ b/public/documentazione/Registro_Issue_Test_Portale_CWP.docx
@@ -10169,7 +10169,7 @@
                 <w:sz w:val="18"/>
                 <w:szCs w:val="18"/>
               </w:rPr>
-              <w:t xml:space="preserve">21/10 (</w:t>
+              <w:t xml:space="preserve">21/10 11:43 (</w:t>
             </w:r>
             <w:r>
               <w:rPr>
@@ -10178,7 +10178,7 @@
                 <w:sz w:val="18"/>
                 <w:szCs w:val="18"/>
               </w:rPr>
-              <w:t xml:space="preserve">COMMIT_ISS035</w:t>
+              <w:t xml:space="preserve">e6ed26c</w:t>
             </w:r>
             <w:r>
               <w:rPr>

--- a/public/documentazione/Registro_Issue_Test_Portale_CWP.docx
+++ b/public/documentazione/Registro_Issue_Test_Portale_CWP.docx
@@ -1315,7 +1315,7 @@
             <w:sz w:val="22"/>
             <w:szCs w:val="22"/>
           </w:rPr>
-          <w:t xml:space="preserve">2.  Riepilogo al 21/10/2026 (ore 11:55)</w:t>
+          <w:t xml:space="preserve">2.  Riepilogo al 21/10/2026 (ore 11:45)</w:t>
         </w:r>
         <w:r>
           <w:rPr>
@@ -2345,7 +2345,7 @@
           <w:sz w:val="34"/>
           <w:szCs w:val="34"/>
         </w:rPr>
-        <w:t xml:space="preserve">2. Riepilogo al 21/10/2026 (ore 11:55)</w:t>
+        <w:t xml:space="preserve">2. Riepilogo al 21/10/2026 (ore 11:45)</w:t>
       </w:r>
       <w:bookmarkEnd w:id="1"/>
     </w:p>
@@ -16302,7 +16302,7 @@
           <w:sz w:val="21"/>
           <w:szCs w:val="21"/>
         </w:rPr>
-        <w:t xml:space="preserve"> 21/10/2026 11:55, 14 serie superate.</w:t>
+        <w:t xml:space="preserve"> 21/10/2026 11:42, 14 serie superate.</w:t>
       </w:r>
     </w:p>
     <w:p>
@@ -17571,7 +17571,7 @@
                 <w:sz w:val="18"/>
                 <w:szCs w:val="18"/>
               </w:rPr>
-              <w:t xml:space="preserve">21/10/2026 11:55</w:t>
+              <w:t xml:space="preserve">21/10/2026 11:45</w:t>
             </w:r>
           </w:p>
         </w:tc>

--- a/public/documentazione/Registro_Issue_Test_Portale_CWP.docx
+++ b/public/documentazione/Registro_Issue_Test_Portale_CWP.docx
@@ -302,7 +302,7 @@
                 <w:sz w:val="20"/>
                 <w:szCs w:val="20"/>
               </w:rPr>
-              <w:t xml:space="preserve">Rev. 1.3</w:t>
+              <w:t xml:space="preserve">Rev. 1.4</w:t>
             </w:r>
           </w:p>
         </w:tc>
@@ -719,7 +719,7 @@
                 <w:sz w:val="18"/>
                 <w:szCs w:val="18"/>
               </w:rPr>
-              <w:t xml:space="preserve">1.3</w:t>
+              <w:t xml:space="preserve">1.4</w:t>
             </w:r>
           </w:p>
         </w:tc>
@@ -783,7 +783,7 @@
                 <w:sz w:val="18"/>
                 <w:szCs w:val="18"/>
               </w:rPr>
-              <w:t xml:space="preserve">ISS-035: PDF ed Excel della simulazione con tutti i dati e i grafici.</w:t>
+              <w:t xml:space="preserve">Nuove prove notizie.test.mjs e t36.sql.</w:t>
             </w:r>
           </w:p>
         </w:tc>
@@ -853,7 +853,7 @@
                 <w:sz w:val="18"/>
                 <w:szCs w:val="18"/>
               </w:rPr>
-              <w:t xml:space="preserve">1.2</w:t>
+              <w:t xml:space="preserve">1.3</w:t>
             </w:r>
           </w:p>
         </w:tc>
@@ -919,7 +919,7 @@
                 <w:sz w:val="18"/>
                 <w:szCs w:val="18"/>
               </w:rPr>
-              <w:t xml:space="preserve">Nuova serie di prove dell'assistente.</w:t>
+              <w:t xml:space="preserve">ISS-035: PDF ed Excel della simulazione con tutti i dati e i grafici.</w:t>
             </w:r>
           </w:p>
         </w:tc>
@@ -989,7 +989,7 @@
                 <w:sz w:val="18"/>
                 <w:szCs w:val="18"/>
               </w:rPr>
-              <w:t xml:space="preserve">1.1</w:t>
+              <w:t xml:space="preserve">1.2</w:t>
             </w:r>
           </w:p>
         </w:tc>
@@ -1053,7 +1053,7 @@
                 <w:sz w:val="18"/>
                 <w:szCs w:val="18"/>
               </w:rPr>
-              <w:t xml:space="preserve">R08 corretto e da ritestare; prova di ripristino da backup.</w:t>
+              <w:t xml:space="preserve">Nuova serie di prove dell'assistente.</w:t>
             </w:r>
           </w:p>
         </w:tc>
@@ -1123,6 +1123,142 @@
                 <w:sz w:val="18"/>
                 <w:szCs w:val="18"/>
               </w:rPr>
+              <w:t xml:space="preserve">1.1</w:t>
+            </w:r>
+          </w:p>
+        </w:tc>
+        <w:tc>
+          <w:tcPr>
+            <w:tcW w:type="dxa" w:w="1300"/>
+            <w:tcBorders>
+              <w:top w:val="single" w:color="D9D4C5" w:sz="4"/>
+              <w:left w:val="single" w:color="D9D4C5" w:sz="4"/>
+              <w:bottom w:val="single" w:color="D9D4C5" w:sz="4"/>
+              <w:right w:val="single" w:color="D9D4C5" w:sz="4"/>
+            </w:tcBorders>
+            <w:shd w:fill="F6F4EE" w:color="auto" w:val="clear"/>
+            <w:tcMar>
+              <w:top w:type="dxa" w:w="70"/>
+              <w:left w:type="dxa" w:w="110"/>
+              <w:bottom w:type="dxa" w:w="70"/>
+              <w:right w:type="dxa" w:w="110"/>
+            </w:tcMar>
+            <w:vAlign w:val="center"/>
+          </w:tcPr>
+          <w:p>
+            <w:pPr>
+              <w:spacing w:after="0" w:before="0"/>
+            </w:pPr>
+            <w:r>
+              <w:rPr>
+                <w:rFonts w:ascii="Arial" w:cs="Arial" w:eastAsia="Arial" w:hAnsi="Arial"/>
+                <w:color w:val="1B2118"/>
+                <w:sz w:val="18"/>
+                <w:szCs w:val="18"/>
+              </w:rPr>
+              <w:t xml:space="preserve">21/10/2026</w:t>
+            </w:r>
+          </w:p>
+        </w:tc>
+        <w:tc>
+          <w:tcPr>
+            <w:tcW w:type="dxa" w:w="5538"/>
+            <w:tcBorders>
+              <w:top w:val="single" w:color="D9D4C5" w:sz="4"/>
+              <w:left w:val="single" w:color="D9D4C5" w:sz="4"/>
+              <w:bottom w:val="single" w:color="D9D4C5" w:sz="4"/>
+              <w:right w:val="single" w:color="D9D4C5" w:sz="4"/>
+            </w:tcBorders>
+            <w:shd w:fill="F6F4EE" w:color="auto" w:val="clear"/>
+            <w:tcMar>
+              <w:top w:type="dxa" w:w="70"/>
+              <w:left w:type="dxa" w:w="110"/>
+              <w:bottom w:type="dxa" w:w="70"/>
+              <w:right w:type="dxa" w:w="110"/>
+            </w:tcMar>
+            <w:vAlign w:val="center"/>
+          </w:tcPr>
+          <w:p>
+            <w:pPr>
+              <w:spacing w:after="0" w:before="0"/>
+            </w:pPr>
+            <w:r>
+              <w:rPr>
+                <w:rFonts w:ascii="Arial" w:cs="Arial" w:eastAsia="Arial" w:hAnsi="Arial"/>
+                <w:color w:val="1B2118"/>
+                <w:sz w:val="18"/>
+                <w:szCs w:val="18"/>
+              </w:rPr>
+              <w:t xml:space="preserve">R08 corretto e da ritestare; prova di ripristino da backup.</w:t>
+            </w:r>
+          </w:p>
+        </w:tc>
+        <w:tc>
+          <w:tcPr>
+            <w:tcW w:type="dxa" w:w="2000"/>
+            <w:tcBorders>
+              <w:top w:val="single" w:color="D9D4C5" w:sz="4"/>
+              <w:left w:val="single" w:color="D9D4C5" w:sz="4"/>
+              <w:bottom w:val="single" w:color="D9D4C5" w:sz="4"/>
+              <w:right w:val="single" w:color="D9D4C5" w:sz="4"/>
+            </w:tcBorders>
+            <w:shd w:fill="F6F4EE" w:color="auto" w:val="clear"/>
+            <w:tcMar>
+              <w:top w:type="dxa" w:w="70"/>
+              <w:left w:type="dxa" w:w="110"/>
+              <w:bottom w:type="dxa" w:w="70"/>
+              <w:right w:type="dxa" w:w="110"/>
+            </w:tcMar>
+            <w:vAlign w:val="center"/>
+          </w:tcPr>
+          <w:p>
+            <w:pPr>
+              <w:spacing w:after="0" w:before="0"/>
+            </w:pPr>
+            <w:r>
+              <w:rPr>
+                <w:rFonts w:ascii="Arial" w:cs="Arial" w:eastAsia="Arial" w:hAnsi="Arial"/>
+                <w:color w:val="1B2118"/>
+                <w:sz w:val="18"/>
+                <w:szCs w:val="18"/>
+              </w:rPr>
+              <w:t xml:space="preserve">Fondazione Operate</w:t>
+            </w:r>
+          </w:p>
+        </w:tc>
+      </w:tr>
+      <w:tr>
+        <w:trPr>
+          <w:cantSplit/>
+        </w:trPr>
+        <w:tc>
+          <w:tcPr>
+            <w:tcW w:type="dxa" w:w="800"/>
+            <w:tcBorders>
+              <w:top w:val="single" w:color="D9D4C5" w:sz="4"/>
+              <w:left w:val="single" w:color="D9D4C5" w:sz="4"/>
+              <w:bottom w:val="single" w:color="D9D4C5" w:sz="4"/>
+              <w:right w:val="single" w:color="D9D4C5" w:sz="4"/>
+            </w:tcBorders>
+            <w:tcMar>
+              <w:top w:type="dxa" w:w="70"/>
+              <w:left w:type="dxa" w:w="110"/>
+              <w:bottom w:type="dxa" w:w="70"/>
+              <w:right w:type="dxa" w:w="110"/>
+            </w:tcMar>
+            <w:vAlign w:val="center"/>
+          </w:tcPr>
+          <w:p>
+            <w:pPr>
+              <w:spacing w:after="0" w:before="0"/>
+            </w:pPr>
+            <w:r>
+              <w:rPr>
+                <w:rFonts w:ascii="Arial" w:cs="Arial" w:eastAsia="Arial" w:hAnsi="Arial"/>
+                <w:color w:val="1B2118"/>
+                <w:sz w:val="18"/>
+                <w:szCs w:val="18"/>
+              </w:rPr>
               <w:t xml:space="preserve">1.0</w:t>
             </w:r>
           </w:p>
@@ -1136,7 +1272,6 @@
               <w:bottom w:val="single" w:color="D9D4C5" w:sz="4"/>
               <w:right w:val="single" w:color="D9D4C5" w:sz="4"/>
             </w:tcBorders>
-            <w:shd w:fill="F6F4EE" w:color="auto" w:val="clear"/>
             <w:tcMar>
               <w:top w:type="dxa" w:w="70"/>
               <w:left w:type="dxa" w:w="110"/>
@@ -1169,7 +1304,6 @@
               <w:bottom w:val="single" w:color="D9D4C5" w:sz="4"/>
               <w:right w:val="single" w:color="D9D4C5" w:sz="4"/>
             </w:tcBorders>
-            <w:shd w:fill="F6F4EE" w:color="auto" w:val="clear"/>
             <w:tcMar>
               <w:top w:type="dxa" w:w="70"/>
               <w:left w:type="dxa" w:w="110"/>
@@ -1202,7 +1336,6 @@
               <w:bottom w:val="single" w:color="D9D4C5" w:sz="4"/>
               <w:right w:val="single" w:color="D9D4C5" w:sz="4"/>
             </w:tcBorders>
-            <w:shd w:fill="F6F4EE" w:color="auto" w:val="clear"/>
             <w:tcMar>
               <w:top w:type="dxa" w:w="70"/>
               <w:left w:type="dxa" w:w="110"/>
@@ -1244,7 +1377,7 @@
           <w:sz w:val="20"/>
           <w:szCs w:val="20"/>
         </w:rPr>
-        <w:t xml:space="preserve">Fotografia del registro alla revisione 1.3 del 21/10/2026. Il registro si aggiorna a ogni variazione (segnalazione, correzione, ritest, rilascio); la versione corrente si scarica dall'area Documentazione del portale (solo Amministratori).</w:t>
+        <w:t xml:space="preserve">Fotografia del registro alla revisione 1.4 del 21/10/2026. Il registro si aggiorna a ogni variazione (segnalazione, correzione, ritest, rilascio); la versione corrente si scarica dall'area Documentazione del portale (solo Amministratori).</w:t>
       </w:r>
     </w:p>
     <w:p>
@@ -16274,6 +16407,107 @@
           </w:p>
         </w:tc>
       </w:tr>
+      <w:tr>
+        <w:trPr>
+          <w:cantSplit/>
+        </w:trPr>
+        <w:tc>
+          <w:tcPr>
+            <w:tcW w:type="dxa" w:w="3213"/>
+            <w:tcBorders>
+              <w:top w:val="single" w:color="D9D4C5" w:sz="4"/>
+              <w:left w:val="single" w:color="D9D4C5" w:sz="4"/>
+              <w:bottom w:val="single" w:color="D9D4C5" w:sz="4"/>
+              <w:right w:val="single" w:color="D9D4C5" w:sz="4"/>
+            </w:tcBorders>
+            <w:tcMar>
+              <w:top w:type="dxa" w:w="70"/>
+              <w:left w:type="dxa" w:w="110"/>
+              <w:bottom w:type="dxa" w:w="70"/>
+              <w:right w:type="dxa" w:w="110"/>
+            </w:tcMar>
+            <w:vAlign w:val="center"/>
+          </w:tcPr>
+          <w:p>
+            <w:pPr>
+              <w:spacing w:after="0" w:before="0"/>
+            </w:pPr>
+            <w:r>
+              <w:rPr>
+                <w:rFonts w:ascii="Consolas" w:cs="Consolas" w:eastAsia="Consolas" w:hAnsi="Consolas"/>
+                <w:color w:val="2F5D3A"/>
+                <w:sz w:val="18"/>
+                <w:szCs w:val="18"/>
+              </w:rPr>
+              <w:t xml:space="preserve">notizie.test.mjs</w:t>
+            </w:r>
+          </w:p>
+        </w:tc>
+        <w:tc>
+          <w:tcPr>
+            <w:tcW w:type="dxa" w:w="1385"/>
+            <w:tcBorders>
+              <w:top w:val="single" w:color="D9D4C5" w:sz="4"/>
+              <w:left w:val="single" w:color="D9D4C5" w:sz="4"/>
+              <w:bottom w:val="single" w:color="D9D4C5" w:sz="4"/>
+              <w:right w:val="single" w:color="D9D4C5" w:sz="4"/>
+            </w:tcBorders>
+            <w:tcMar>
+              <w:top w:type="dxa" w:w="70"/>
+              <w:left w:type="dxa" w:w="110"/>
+              <w:bottom w:type="dxa" w:w="70"/>
+              <w:right w:type="dxa" w:w="110"/>
+            </w:tcMar>
+            <w:vAlign w:val="center"/>
+          </w:tcPr>
+          <w:p>
+            <w:pPr>
+              <w:spacing w:after="0" w:before="0"/>
+            </w:pPr>
+            <w:r>
+              <w:rPr>
+                <w:rFonts w:ascii="Arial" w:cs="Arial" w:eastAsia="Arial" w:hAnsi="Arial"/>
+                <w:color w:val="1B2118"/>
+                <w:sz w:val="18"/>
+                <w:szCs w:val="18"/>
+              </w:rPr>
+              <w:t xml:space="preserve">7</w:t>
+            </w:r>
+          </w:p>
+        </w:tc>
+        <w:tc>
+          <w:tcPr>
+            <w:tcW w:type="dxa" w:w="5040"/>
+            <w:tcBorders>
+              <w:top w:val="single" w:color="D9D4C5" w:sz="4"/>
+              <w:left w:val="single" w:color="D9D4C5" w:sz="4"/>
+              <w:bottom w:val="single" w:color="D9D4C5" w:sz="4"/>
+              <w:right w:val="single" w:color="D9D4C5" w:sz="4"/>
+            </w:tcBorders>
+            <w:tcMar>
+              <w:top w:type="dxa" w:w="70"/>
+              <w:left w:type="dxa" w:w="110"/>
+              <w:bottom w:type="dxa" w:w="70"/>
+              <w:right w:type="dxa" w:w="110"/>
+            </w:tcMar>
+            <w:vAlign w:val="center"/>
+          </w:tcPr>
+          <w:p>
+            <w:pPr>
+              <w:spacing w:after="0" w:before="0"/>
+            </w:pPr>
+            <w:r>
+              <w:rPr>
+                <w:rFonts w:ascii="Arial" w:cs="Arial" w:eastAsia="Arial" w:hAnsi="Arial"/>
+                <w:color w:val="1B2118"/>
+                <w:sz w:val="18"/>
+                <w:szCs w:val="18"/>
+              </w:rPr>
+              <w:t xml:space="preserve">Osservatorio News: lettura dei feed RSS (Google News e siti), chiave dei titoli, pre-filtro, lettura della risposta di Claude, categorie uguali allo script 36, copia identica nella funzione del server</w:t>
+            </w:r>
+          </w:p>
+        </w:tc>
+      </w:tr>
     </w:tbl>
     <w:p>
       <w:pPr>
@@ -16302,7 +16536,7 @@
           <w:sz w:val="21"/>
           <w:szCs w:val="21"/>
         </w:rPr>
-        <w:t xml:space="preserve"> 21/10/2026 11:42, 14 serie superate.</w:t>
+        <w:t xml:space="preserve"> 21/10/2026 11:55, 15 serie superate.</w:t>
       </w:r>
     </w:p>
     <w:p>
@@ -16384,8 +16618,18 @@
           <w:sz w:val="21"/>
           <w:szCs w:val="21"/>
         </w:rPr>
-        <w:t xml:space="preserve">Ultima prova: </w:t>
+        <w:t xml:space="preserve">Ultime prove:</w:t>
       </w:r>
+    </w:p>
+    <w:p>
+      <w:pPr>
+        <w:pStyle w:val="ListParagraph"/>
+        <w:numPr>
+          <w:ilvl w:val="0"/>
+          <w:numId w:val="2"/>
+        </w:numPr>
+        <w:spacing w:after="70" w:line="290"/>
+      </w:pPr>
       <w:r>
         <w:rPr>
           <w:rFonts w:ascii="Consolas" w:cs="Consolas" w:eastAsia="Consolas" w:hAnsi="Consolas"/>
@@ -16402,7 +16646,35 @@
           <w:sz w:val="21"/>
           <w:szCs w:val="21"/>
         </w:rPr>
-        <w:t xml:space="preserve"> del 20/10/2026, con 11 rifiuti attesi, conferma ordinaria possibile e rieseguibilità con dati vecchi.</w:t>
+        <w:t xml:space="preserve"> del 20/10/2026: 11 rifiuti attesi, conferma ordinaria possibile e rieseguibilità con dati vecchi;</w:t>
+      </w:r>
+    </w:p>
+    <w:p>
+      <w:pPr>
+        <w:pStyle w:val="ListParagraph"/>
+        <w:numPr>
+          <w:ilvl w:val="0"/>
+          <w:numId w:val="2"/>
+        </w:numPr>
+        <w:spacing w:after="70" w:line="290"/>
+      </w:pPr>
+      <w:r>
+        <w:rPr>
+          <w:rFonts w:ascii="Consolas" w:cs="Consolas" w:eastAsia="Consolas" w:hAnsi="Consolas"/>
+          <w:color w:val="2F5D3A"/>
+          <w:sz w:val="21"/>
+          <w:szCs w:val="21"/>
+        </w:rPr>
+        <w:t xml:space="preserve">t36.sql</w:t>
+      </w:r>
+      <w:r>
+        <w:rPr>
+          <w:rFonts w:ascii="Arial" w:cs="Arial" w:eastAsia="Arial" w:hAnsi="Arial"/>
+          <w:color w:val="1B2118"/>
+          <w:sz w:val="21"/>
+          <w:szCs w:val="21"/>
+        </w:rPr>
+        <w:t xml:space="preserve"> del 21/10/2026 (News): limite di una ricerca ogni 100 minuti (10 con l'Amministratore), doppioni rifiutati, l'Amministratore legge e nasconde, Operatore, Cliente e anonimo non vedono nulla, scrittura diretta e avvio della ricerca negati dal portale.</w:t>
       </w:r>
     </w:p>
     <w:p>
@@ -17605,6 +17877,111 @@
                 <w:szCs w:val="18"/>
               </w:rPr>
               <w:t xml:space="preserve">ISS-035: PDF ed Excel della simulazione con tutti i dati e i grafici</w:t>
+            </w:r>
+          </w:p>
+        </w:tc>
+      </w:tr>
+      <w:tr>
+        <w:trPr>
+          <w:cantSplit/>
+        </w:trPr>
+        <w:tc>
+          <w:tcPr>
+            <w:tcW w:type="dxa" w:w="2029"/>
+            <w:tcBorders>
+              <w:top w:val="single" w:color="D9D4C5" w:sz="4"/>
+              <w:left w:val="single" w:color="D9D4C5" w:sz="4"/>
+              <w:bottom w:val="single" w:color="D9D4C5" w:sz="4"/>
+              <w:right w:val="single" w:color="D9D4C5" w:sz="4"/>
+            </w:tcBorders>
+            <w:tcMar>
+              <w:top w:type="dxa" w:w="70"/>
+              <w:left w:type="dxa" w:w="110"/>
+              <w:bottom w:type="dxa" w:w="70"/>
+              <w:right w:type="dxa" w:w="110"/>
+            </w:tcMar>
+            <w:vAlign w:val="center"/>
+          </w:tcPr>
+          <w:p>
+            <w:pPr>
+              <w:spacing w:after="0" w:before="0"/>
+            </w:pPr>
+            <w:r>
+              <w:rPr>
+                <w:rFonts w:ascii="Arial" w:cs="Arial" w:eastAsia="Arial" w:hAnsi="Arial"/>
+                <w:color w:val="1B2118"/>
+                <w:sz w:val="18"/>
+                <w:szCs w:val="18"/>
+              </w:rPr>
+              <w:t xml:space="preserve">21/10/2026 11:57</w:t>
+            </w:r>
+          </w:p>
+        </w:tc>
+        <w:tc>
+          <w:tcPr>
+            <w:tcW w:type="dxa" w:w="7609"/>
+            <w:tcBorders>
+              <w:top w:val="single" w:color="D9D4C5" w:sz="4"/>
+              <w:left w:val="single" w:color="D9D4C5" w:sz="4"/>
+              <w:bottom w:val="single" w:color="D9D4C5" w:sz="4"/>
+              <w:right w:val="single" w:color="D9D4C5" w:sz="4"/>
+            </w:tcBorders>
+            <w:tcMar>
+              <w:top w:type="dxa" w:w="70"/>
+              <w:left w:type="dxa" w:w="110"/>
+              <w:bottom w:type="dxa" w:w="70"/>
+              <w:right w:type="dxa" w:w="110"/>
+            </w:tcMar>
+            <w:vAlign w:val="center"/>
+          </w:tcPr>
+          <w:p>
+            <w:pPr>
+              <w:spacing w:after="0" w:before="0"/>
+            </w:pPr>
+            <w:r>
+              <w:rPr>
+                <w:rFonts w:ascii="Arial" w:cs="Arial" w:eastAsia="Arial" w:hAnsi="Arial"/>
+                <w:color w:val="1B2118"/>
+                <w:sz w:val="18"/>
+                <w:szCs w:val="18"/>
+              </w:rPr>
+              <w:t xml:space="preserve">Nuove prove dell'osservatorio News (</w:t>
+            </w:r>
+            <w:r>
+              <w:rPr>
+                <w:rFonts w:ascii="Consolas" w:cs="Consolas" w:eastAsia="Consolas" w:hAnsi="Consolas"/>
+                <w:color w:val="2F5D3A"/>
+                <w:sz w:val="18"/>
+                <w:szCs w:val="18"/>
+              </w:rPr>
+              <w:t xml:space="preserve">notizie.test.mjs</w:t>
+            </w:r>
+            <w:r>
+              <w:rPr>
+                <w:rFonts w:ascii="Arial" w:cs="Arial" w:eastAsia="Arial" w:hAnsi="Arial"/>
+                <w:color w:val="1B2118"/>
+                <w:sz w:val="18"/>
+                <w:szCs w:val="18"/>
+              </w:rPr>
+              <w:t xml:space="preserve">, </w:t>
+            </w:r>
+            <w:r>
+              <w:rPr>
+                <w:rFonts w:ascii="Consolas" w:cs="Consolas" w:eastAsia="Consolas" w:hAnsi="Consolas"/>
+                <w:color w:val="2F5D3A"/>
+                <w:sz w:val="18"/>
+                <w:szCs w:val="18"/>
+              </w:rPr>
+              <w:t xml:space="preserve">t36.sql</w:t>
+            </w:r>
+            <w:r>
+              <w:rPr>
+                <w:rFonts w:ascii="Arial" w:cs="Arial" w:eastAsia="Arial" w:hAnsi="Arial"/>
+                <w:color w:val="1B2118"/>
+                <w:sz w:val="18"/>
+                <w:szCs w:val="18"/>
+              </w:rPr>
+              <w:t xml:space="preserve">); 15 serie</w:t>
             </w:r>
           </w:p>
         </w:tc>
@@ -17850,7 +18227,7 @@
         <w:szCs w:val="16"/>
       </w:rPr>
       <w:tab/>
-      <w:t xml:space="preserve">Registro issue e test · Rev. 1.3 · 21/10/2026</w:t>
+      <w:t xml:space="preserve">Registro issue e test · Rev. 1.4 · 21/10/2026</w:t>
     </w:r>
   </w:p>
 </w:hdr>
@@ -17915,7 +18292,7 @@
         <w:szCs w:val="16"/>
       </w:rPr>
       <w:tab/>
-      <w:t xml:space="preserve">Registro issue e test · Rev. 1.3 · 21/10/2026</w:t>
+      <w:t xml:space="preserve">Registro issue e test · Rev. 1.4 · 21/10/2026</w:t>
     </w:r>
   </w:p>
 </w:hdr>

--- a/public/documentazione/Registro_Issue_Test_Portale_CWP.docx
+++ b/public/documentazione/Registro_Issue_Test_Portale_CWP.docx
@@ -302,7 +302,7 @@
                 <w:sz w:val="20"/>
                 <w:szCs w:val="20"/>
               </w:rPr>
-              <w:t xml:space="preserve">Rev. 1.4</w:t>
+              <w:t xml:space="preserve">Rev. 1.5</w:t>
             </w:r>
           </w:p>
         </w:tc>
@@ -719,7 +719,7 @@
                 <w:sz w:val="18"/>
                 <w:szCs w:val="18"/>
               </w:rPr>
-              <w:t xml:space="preserve">1.4</w:t>
+              <w:t xml:space="preserve">1.5</w:t>
             </w:r>
           </w:p>
         </w:tc>
@@ -783,7 +783,7 @@
                 <w:sz w:val="18"/>
                 <w:szCs w:val="18"/>
               </w:rPr>
-              <w:t xml:space="preserve">Nuove prove notizie.test.mjs e t36.sql.</w:t>
+              <w:t xml:space="preserve">ISS-036: canali News da Google a Bing.</w:t>
             </w:r>
           </w:p>
         </w:tc>
@@ -853,7 +853,7 @@
                 <w:sz w:val="18"/>
                 <w:szCs w:val="18"/>
               </w:rPr>
-              <w:t xml:space="preserve">1.3</w:t>
+              <w:t xml:space="preserve">1.4</w:t>
             </w:r>
           </w:p>
         </w:tc>
@@ -919,7 +919,7 @@
                 <w:sz w:val="18"/>
                 <w:szCs w:val="18"/>
               </w:rPr>
-              <w:t xml:space="preserve">ISS-035: PDF ed Excel della simulazione con tutti i dati e i grafici.</w:t>
+              <w:t xml:space="preserve">Nuove prove notizie.test.mjs e t36.sql.</w:t>
             </w:r>
           </w:p>
         </w:tc>
@@ -989,7 +989,7 @@
                 <w:sz w:val="18"/>
                 <w:szCs w:val="18"/>
               </w:rPr>
-              <w:t xml:space="preserve">1.2</w:t>
+              <w:t xml:space="preserve">1.3</w:t>
             </w:r>
           </w:p>
         </w:tc>
@@ -1053,7 +1053,7 @@
                 <w:sz w:val="18"/>
                 <w:szCs w:val="18"/>
               </w:rPr>
-              <w:t xml:space="preserve">Nuova serie di prove dell'assistente.</w:t>
+              <w:t xml:space="preserve">ISS-035: PDF ed Excel della simulazione con tutti i dati e i grafici.</w:t>
             </w:r>
           </w:p>
         </w:tc>
@@ -1123,7 +1123,7 @@
                 <w:sz w:val="18"/>
                 <w:szCs w:val="18"/>
               </w:rPr>
-              <w:t xml:space="preserve">1.1</w:t>
+              <w:t xml:space="preserve">1.2</w:t>
             </w:r>
           </w:p>
         </w:tc>
@@ -1189,7 +1189,7 @@
                 <w:sz w:val="18"/>
                 <w:szCs w:val="18"/>
               </w:rPr>
-              <w:t xml:space="preserve">R08 corretto e da ritestare; prova di ripristino da backup.</w:t>
+              <w:t xml:space="preserve">Nuova serie di prove dell'assistente.</w:t>
             </w:r>
           </w:p>
         </w:tc>
@@ -1259,6 +1259,140 @@
                 <w:sz w:val="18"/>
                 <w:szCs w:val="18"/>
               </w:rPr>
+              <w:t xml:space="preserve">1.1</w:t>
+            </w:r>
+          </w:p>
+        </w:tc>
+        <w:tc>
+          <w:tcPr>
+            <w:tcW w:type="dxa" w:w="1300"/>
+            <w:tcBorders>
+              <w:top w:val="single" w:color="D9D4C5" w:sz="4"/>
+              <w:left w:val="single" w:color="D9D4C5" w:sz="4"/>
+              <w:bottom w:val="single" w:color="D9D4C5" w:sz="4"/>
+              <w:right w:val="single" w:color="D9D4C5" w:sz="4"/>
+            </w:tcBorders>
+            <w:tcMar>
+              <w:top w:type="dxa" w:w="70"/>
+              <w:left w:type="dxa" w:w="110"/>
+              <w:bottom w:type="dxa" w:w="70"/>
+              <w:right w:type="dxa" w:w="110"/>
+            </w:tcMar>
+            <w:vAlign w:val="center"/>
+          </w:tcPr>
+          <w:p>
+            <w:pPr>
+              <w:spacing w:after="0" w:before="0"/>
+            </w:pPr>
+            <w:r>
+              <w:rPr>
+                <w:rFonts w:ascii="Arial" w:cs="Arial" w:eastAsia="Arial" w:hAnsi="Arial"/>
+                <w:color w:val="1B2118"/>
+                <w:sz w:val="18"/>
+                <w:szCs w:val="18"/>
+              </w:rPr>
+              <w:t xml:space="preserve">21/10/2026</w:t>
+            </w:r>
+          </w:p>
+        </w:tc>
+        <w:tc>
+          <w:tcPr>
+            <w:tcW w:type="dxa" w:w="5538"/>
+            <w:tcBorders>
+              <w:top w:val="single" w:color="D9D4C5" w:sz="4"/>
+              <w:left w:val="single" w:color="D9D4C5" w:sz="4"/>
+              <w:bottom w:val="single" w:color="D9D4C5" w:sz="4"/>
+              <w:right w:val="single" w:color="D9D4C5" w:sz="4"/>
+            </w:tcBorders>
+            <w:tcMar>
+              <w:top w:type="dxa" w:w="70"/>
+              <w:left w:type="dxa" w:w="110"/>
+              <w:bottom w:type="dxa" w:w="70"/>
+              <w:right w:type="dxa" w:w="110"/>
+            </w:tcMar>
+            <w:vAlign w:val="center"/>
+          </w:tcPr>
+          <w:p>
+            <w:pPr>
+              <w:spacing w:after="0" w:before="0"/>
+            </w:pPr>
+            <w:r>
+              <w:rPr>
+                <w:rFonts w:ascii="Arial" w:cs="Arial" w:eastAsia="Arial" w:hAnsi="Arial"/>
+                <w:color w:val="1B2118"/>
+                <w:sz w:val="18"/>
+                <w:szCs w:val="18"/>
+              </w:rPr>
+              <w:t xml:space="preserve">R08 corretto e da ritestare; prova di ripristino da backup.</w:t>
+            </w:r>
+          </w:p>
+        </w:tc>
+        <w:tc>
+          <w:tcPr>
+            <w:tcW w:type="dxa" w:w="2000"/>
+            <w:tcBorders>
+              <w:top w:val="single" w:color="D9D4C5" w:sz="4"/>
+              <w:left w:val="single" w:color="D9D4C5" w:sz="4"/>
+              <w:bottom w:val="single" w:color="D9D4C5" w:sz="4"/>
+              <w:right w:val="single" w:color="D9D4C5" w:sz="4"/>
+            </w:tcBorders>
+            <w:tcMar>
+              <w:top w:type="dxa" w:w="70"/>
+              <w:left w:type="dxa" w:w="110"/>
+              <w:bottom w:type="dxa" w:w="70"/>
+              <w:right w:type="dxa" w:w="110"/>
+            </w:tcMar>
+            <w:vAlign w:val="center"/>
+          </w:tcPr>
+          <w:p>
+            <w:pPr>
+              <w:spacing w:after="0" w:before="0"/>
+            </w:pPr>
+            <w:r>
+              <w:rPr>
+                <w:rFonts w:ascii="Arial" w:cs="Arial" w:eastAsia="Arial" w:hAnsi="Arial"/>
+                <w:color w:val="1B2118"/>
+                <w:sz w:val="18"/>
+                <w:szCs w:val="18"/>
+              </w:rPr>
+              <w:t xml:space="preserve">Fondazione Operate</w:t>
+            </w:r>
+          </w:p>
+        </w:tc>
+      </w:tr>
+      <w:tr>
+        <w:trPr>
+          <w:cantSplit/>
+        </w:trPr>
+        <w:tc>
+          <w:tcPr>
+            <w:tcW w:type="dxa" w:w="800"/>
+            <w:tcBorders>
+              <w:top w:val="single" w:color="D9D4C5" w:sz="4"/>
+              <w:left w:val="single" w:color="D9D4C5" w:sz="4"/>
+              <w:bottom w:val="single" w:color="D9D4C5" w:sz="4"/>
+              <w:right w:val="single" w:color="D9D4C5" w:sz="4"/>
+            </w:tcBorders>
+            <w:shd w:fill="F6F4EE" w:color="auto" w:val="clear"/>
+            <w:tcMar>
+              <w:top w:type="dxa" w:w="70"/>
+              <w:left w:type="dxa" w:w="110"/>
+              <w:bottom w:type="dxa" w:w="70"/>
+              <w:right w:type="dxa" w:w="110"/>
+            </w:tcMar>
+            <w:vAlign w:val="center"/>
+          </w:tcPr>
+          <w:p>
+            <w:pPr>
+              <w:spacing w:after="0" w:before="0"/>
+            </w:pPr>
+            <w:r>
+              <w:rPr>
+                <w:rFonts w:ascii="Arial" w:cs="Arial" w:eastAsia="Arial" w:hAnsi="Arial"/>
+                <w:color w:val="1B2118"/>
+                <w:sz w:val="18"/>
+                <w:szCs w:val="18"/>
+              </w:rPr>
               <w:t xml:space="preserve">1.0</w:t>
             </w:r>
           </w:p>
@@ -1272,6 +1406,7 @@
               <w:bottom w:val="single" w:color="D9D4C5" w:sz="4"/>
               <w:right w:val="single" w:color="D9D4C5" w:sz="4"/>
             </w:tcBorders>
+            <w:shd w:fill="F6F4EE" w:color="auto" w:val="clear"/>
             <w:tcMar>
               <w:top w:type="dxa" w:w="70"/>
               <w:left w:type="dxa" w:w="110"/>
@@ -1304,6 +1439,7 @@
               <w:bottom w:val="single" w:color="D9D4C5" w:sz="4"/>
               <w:right w:val="single" w:color="D9D4C5" w:sz="4"/>
             </w:tcBorders>
+            <w:shd w:fill="F6F4EE" w:color="auto" w:val="clear"/>
             <w:tcMar>
               <w:top w:type="dxa" w:w="70"/>
               <w:left w:type="dxa" w:w="110"/>
@@ -1336,6 +1472,7 @@
               <w:bottom w:val="single" w:color="D9D4C5" w:sz="4"/>
               <w:right w:val="single" w:color="D9D4C5" w:sz="4"/>
             </w:tcBorders>
+            <w:shd w:fill="F6F4EE" w:color="auto" w:val="clear"/>
             <w:tcMar>
               <w:top w:type="dxa" w:w="70"/>
               <w:left w:type="dxa" w:w="110"/>
@@ -1377,7 +1514,7 @@
           <w:sz w:val="20"/>
           <w:szCs w:val="20"/>
         </w:rPr>
-        <w:t xml:space="preserve">Fotografia del registro alla revisione 1.4 del 21/10/2026. Il registro si aggiorna a ogni variazione (segnalazione, correzione, ritest, rilascio); la versione corrente si scarica dall'area Documentazione del portale (solo Amministratori).</w:t>
+        <w:t xml:space="preserve">Fotografia del registro alla revisione 1.5 del 21/10/2026. Il registro si aggiorna a ogni variazione (segnalazione, correzione, ritest, rilascio); la versione corrente si scarica dall'area Documentazione del portale (solo Amministratori).</w:t>
       </w:r>
     </w:p>
     <w:p>
@@ -1448,7 +1585,7 @@
             <w:sz w:val="22"/>
             <w:szCs w:val="22"/>
           </w:rPr>
-          <w:t xml:space="preserve">2.  Riepilogo al 21/10/2026 (ore 11:45)</w:t>
+          <w:t xml:space="preserve">2.  Riepilogo al 21/10/2026 (ore 12:25)</w:t>
         </w:r>
         <w:r>
           <w:rPr>
@@ -2478,7 +2615,7 @@
           <w:sz w:val="34"/>
           <w:szCs w:val="34"/>
         </w:rPr>
-        <w:t xml:space="preserve">2. Riepilogo al 21/10/2026 (ore 11:45)</w:t>
+        <w:t xml:space="preserve">2. Riepilogo al 21/10/2026 (ore 12:25)</w:t>
       </w:r>
       <w:bookmarkEnd w:id="1"/>
     </w:p>
@@ -2497,8 +2634,8 @@
       </w:tblPr>
       <w:tblGrid>
         <w:gridCol w:w="2885"/>
-        <w:gridCol w:w="1114"/>
-        <w:gridCol w:w="5639"/>
+        <w:gridCol w:w="1046"/>
+        <w:gridCol w:w="5707"/>
       </w:tblGrid>
       <w:tr>
         <w:trPr>
@@ -2541,7 +2678,7 @@
         </w:tc>
         <w:tc>
           <w:tcPr>
-            <w:tcW w:type="dxa" w:w="1114"/>
+            <w:tcW w:type="dxa" w:w="1046"/>
             <w:tcBorders>
               <w:top w:val="single" w:color="D9D4C5" w:sz="4"/>
               <w:left w:val="single" w:color="D9D4C5" w:sz="4"/>
@@ -2576,7 +2713,7 @@
         </w:tc>
         <w:tc>
           <w:tcPr>
-            <w:tcW w:type="dxa" w:w="5639"/>
+            <w:tcW w:type="dxa" w:w="5707"/>
             <w:tcBorders>
               <w:top w:val="single" w:color="D9D4C5" w:sz="4"/>
               <w:left w:val="single" w:color="D9D4C5" w:sz="4"/>
@@ -2648,7 +2785,7 @@
         </w:tc>
         <w:tc>
           <w:tcPr>
-            <w:tcW w:type="dxa" w:w="1114"/>
+            <w:tcW w:type="dxa" w:w="1046"/>
             <w:tcBorders>
               <w:top w:val="single" w:color="D9D4C5" w:sz="4"/>
               <w:left w:val="single" w:color="D9D4C5" w:sz="4"/>
@@ -2680,7 +2817,7 @@
         </w:tc>
         <w:tc>
           <w:tcPr>
-            <w:tcW w:type="dxa" w:w="5639"/>
+            <w:tcW w:type="dxa" w:w="5707"/>
             <w:tcBorders>
               <w:top w:val="single" w:color="D9D4C5" w:sz="4"/>
               <w:left w:val="single" w:color="D9D4C5" w:sz="4"/>
@@ -2750,7 +2887,7 @@
         </w:tc>
         <w:tc>
           <w:tcPr>
-            <w:tcW w:type="dxa" w:w="1114"/>
+            <w:tcW w:type="dxa" w:w="1046"/>
             <w:tcBorders>
               <w:top w:val="single" w:color="D9D4C5" w:sz="4"/>
               <w:left w:val="single" w:color="D9D4C5" w:sz="4"/>
@@ -2777,13 +2914,13 @@
                 <w:sz w:val="18"/>
                 <w:szCs w:val="18"/>
               </w:rPr>
-              <w:t xml:space="preserve">13</w:t>
-            </w:r>
-          </w:p>
-        </w:tc>
-        <w:tc>
-          <w:tcPr>
-            <w:tcW w:type="dxa" w:w="5639"/>
+              <w:t xml:space="preserve">14</w:t>
+            </w:r>
+          </w:p>
+        </w:tc>
+        <w:tc>
+          <w:tcPr>
+            <w:tcW w:type="dxa" w:w="5707"/>
             <w:tcBorders>
               <w:top w:val="single" w:color="D9D4C5" w:sz="4"/>
               <w:left w:val="single" w:color="D9D4C5" w:sz="4"/>
@@ -2810,7 +2947,7 @@
                 <w:sz w:val="18"/>
                 <w:szCs w:val="18"/>
               </w:rPr>
-              <w:t xml:space="preserve">D01, D02, D03, D04, D05, D06, D07, R05, R07, R08, D05-R1, O01, ISS-035</w:t>
+              <w:t xml:space="preserve">D01, D02, D03, D04, D05, D06, D07, R05, R07, R08, D05-R1, O01, ISS-035, ISS-036</w:t>
             </w:r>
           </w:p>
         </w:tc>
@@ -2853,7 +2990,7 @@
         </w:tc>
         <w:tc>
           <w:tcPr>
-            <w:tcW w:type="dxa" w:w="1114"/>
+            <w:tcW w:type="dxa" w:w="1046"/>
             <w:tcBorders>
               <w:top w:val="single" w:color="D9D4C5" w:sz="4"/>
               <w:left w:val="single" w:color="D9D4C5" w:sz="4"/>
@@ -2885,7 +3022,7 @@
         </w:tc>
         <w:tc>
           <w:tcPr>
-            <w:tcW w:type="dxa" w:w="5639"/>
+            <w:tcW w:type="dxa" w:w="5707"/>
             <w:tcBorders>
               <w:top w:val="single" w:color="D9D4C5" w:sz="4"/>
               <w:left w:val="single" w:color="D9D4C5" w:sz="4"/>
@@ -2955,7 +3092,7 @@
         </w:tc>
         <w:tc>
           <w:tcPr>
-            <w:tcW w:type="dxa" w:w="1114"/>
+            <w:tcW w:type="dxa" w:w="1046"/>
             <w:tcBorders>
               <w:top w:val="single" w:color="D9D4C5" w:sz="4"/>
               <w:left w:val="single" w:color="D9D4C5" w:sz="4"/>
@@ -2988,7 +3125,7 @@
         </w:tc>
         <w:tc>
           <w:tcPr>
-            <w:tcW w:type="dxa" w:w="5639"/>
+            <w:tcW w:type="dxa" w:w="5707"/>
             <w:tcBorders>
               <w:top w:val="single" w:color="D9D4C5" w:sz="4"/>
               <w:left w:val="single" w:color="D9D4C5" w:sz="4"/>
@@ -3058,7 +3195,7 @@
         </w:tc>
         <w:tc>
           <w:tcPr>
-            <w:tcW w:type="dxa" w:w="1114"/>
+            <w:tcW w:type="dxa" w:w="1046"/>
             <w:tcBorders>
               <w:top w:val="single" w:color="D9D4C5" w:sz="4"/>
               <w:left w:val="single" w:color="D9D4C5" w:sz="4"/>
@@ -3090,7 +3227,7 @@
         </w:tc>
         <w:tc>
           <w:tcPr>
-            <w:tcW w:type="dxa" w:w="5639"/>
+            <w:tcW w:type="dxa" w:w="5707"/>
             <w:tcBorders>
               <w:top w:val="single" w:color="D9D4C5" w:sz="4"/>
               <w:left w:val="single" w:color="D9D4C5" w:sz="4"/>
@@ -3193,8 +3330,8 @@
       </w:tblPr>
       <w:tblGrid>
         <w:gridCol w:w="922"/>
-        <w:gridCol w:w="1685"/>
-        <w:gridCol w:w="2343"/>
+        <w:gridCol w:w="1684"/>
+        <w:gridCol w:w="2344"/>
         <w:gridCol w:w="2344"/>
         <w:gridCol w:w="2344"/>
       </w:tblGrid>
@@ -3239,7 +3376,7 @@
         </w:tc>
         <w:tc>
           <w:tcPr>
-            <w:tcW w:type="dxa" w:w="1685"/>
+            <w:tcW w:type="dxa" w:w="1684"/>
             <w:tcBorders>
               <w:top w:val="single" w:color="D9D4C5" w:sz="4"/>
               <w:left w:val="single" w:color="D9D4C5" w:sz="4"/>
@@ -3274,7 +3411,7 @@
         </w:tc>
         <w:tc>
           <w:tcPr>
-            <w:tcW w:type="dxa" w:w="2343"/>
+            <w:tcW w:type="dxa" w:w="2344"/>
             <w:tcBorders>
               <w:top w:val="single" w:color="D9D4C5" w:sz="4"/>
               <w:left w:val="single" w:color="D9D4C5" w:sz="4"/>
@@ -3416,7 +3553,7 @@
         </w:tc>
         <w:tc>
           <w:tcPr>
-            <w:tcW w:type="dxa" w:w="1685"/>
+            <w:tcW w:type="dxa" w:w="1684"/>
             <w:tcBorders>
               <w:top w:val="single" w:color="D9D4C5" w:sz="4"/>
               <w:left w:val="single" w:color="D9D4C5" w:sz="4"/>
@@ -3448,7 +3585,7 @@
         </w:tc>
         <w:tc>
           <w:tcPr>
-            <w:tcW w:type="dxa" w:w="2343"/>
+            <w:tcW w:type="dxa" w:w="2344"/>
             <w:tcBorders>
               <w:top w:val="single" w:color="D9D4C5" w:sz="4"/>
               <w:left w:val="single" w:color="D9D4C5" w:sz="4"/>
@@ -3629,7 +3766,7 @@
         </w:tc>
         <w:tc>
           <w:tcPr>
-            <w:tcW w:type="dxa" w:w="1685"/>
+            <w:tcW w:type="dxa" w:w="1684"/>
             <w:tcBorders>
               <w:top w:val="single" w:color="D9D4C5" w:sz="4"/>
               <w:left w:val="single" w:color="D9D4C5" w:sz="4"/>
@@ -3662,7 +3799,7 @@
         </w:tc>
         <w:tc>
           <w:tcPr>
-            <w:tcW w:type="dxa" w:w="2343"/>
+            <w:tcW w:type="dxa" w:w="2344"/>
             <w:tcBorders>
               <w:top w:val="single" w:color="D9D4C5" w:sz="4"/>
               <w:left w:val="single" w:color="D9D4C5" w:sz="4"/>
@@ -3836,7 +3973,7 @@
         </w:tc>
         <w:tc>
           <w:tcPr>
-            <w:tcW w:type="dxa" w:w="1685"/>
+            <w:tcW w:type="dxa" w:w="1684"/>
             <w:tcBorders>
               <w:top w:val="single" w:color="D9D4C5" w:sz="4"/>
               <w:left w:val="single" w:color="D9D4C5" w:sz="4"/>
@@ -3868,7 +4005,7 @@
         </w:tc>
         <w:tc>
           <w:tcPr>
-            <w:tcW w:type="dxa" w:w="2343"/>
+            <w:tcW w:type="dxa" w:w="2344"/>
             <w:tcBorders>
               <w:top w:val="single" w:color="D9D4C5" w:sz="4"/>
               <w:left w:val="single" w:color="D9D4C5" w:sz="4"/>
@@ -4058,7 +4195,7 @@
         </w:tc>
         <w:tc>
           <w:tcPr>
-            <w:tcW w:type="dxa" w:w="1685"/>
+            <w:tcW w:type="dxa" w:w="1684"/>
             <w:tcBorders>
               <w:top w:val="single" w:color="D9D4C5" w:sz="4"/>
               <w:left w:val="single" w:color="D9D4C5" w:sz="4"/>
@@ -4091,7 +4228,7 @@
         </w:tc>
         <w:tc>
           <w:tcPr>
-            <w:tcW w:type="dxa" w:w="2343"/>
+            <w:tcW w:type="dxa" w:w="2344"/>
             <w:tcBorders>
               <w:top w:val="single" w:color="D9D4C5" w:sz="4"/>
               <w:left w:val="single" w:color="D9D4C5" w:sz="4"/>
@@ -4256,7 +4393,7 @@
         </w:tc>
         <w:tc>
           <w:tcPr>
-            <w:tcW w:type="dxa" w:w="1685"/>
+            <w:tcW w:type="dxa" w:w="1684"/>
             <w:tcBorders>
               <w:top w:val="single" w:color="D9D4C5" w:sz="4"/>
               <w:left w:val="single" w:color="D9D4C5" w:sz="4"/>
@@ -4288,7 +4425,7 @@
         </w:tc>
         <w:tc>
           <w:tcPr>
-            <w:tcW w:type="dxa" w:w="2343"/>
+            <w:tcW w:type="dxa" w:w="2344"/>
             <w:tcBorders>
               <w:top w:val="single" w:color="D9D4C5" w:sz="4"/>
               <w:left w:val="single" w:color="D9D4C5" w:sz="4"/>
@@ -4451,7 +4588,7 @@
         </w:tc>
         <w:tc>
           <w:tcPr>
-            <w:tcW w:type="dxa" w:w="1685"/>
+            <w:tcW w:type="dxa" w:w="1684"/>
             <w:tcBorders>
               <w:top w:val="single" w:color="D9D4C5" w:sz="4"/>
               <w:left w:val="single" w:color="D9D4C5" w:sz="4"/>
@@ -4484,7 +4621,7 @@
         </w:tc>
         <w:tc>
           <w:tcPr>
-            <w:tcW w:type="dxa" w:w="2343"/>
+            <w:tcW w:type="dxa" w:w="2344"/>
             <w:tcBorders>
               <w:top w:val="single" w:color="D9D4C5" w:sz="4"/>
               <w:left w:val="single" w:color="D9D4C5" w:sz="4"/>
@@ -4649,7 +4786,7 @@
         </w:tc>
         <w:tc>
           <w:tcPr>
-            <w:tcW w:type="dxa" w:w="1685"/>
+            <w:tcW w:type="dxa" w:w="1684"/>
             <w:tcBorders>
               <w:top w:val="single" w:color="D9D4C5" w:sz="4"/>
               <w:left w:val="single" w:color="D9D4C5" w:sz="4"/>
@@ -4681,7 +4818,7 @@
         </w:tc>
         <w:tc>
           <w:tcPr>
-            <w:tcW w:type="dxa" w:w="2343"/>
+            <w:tcW w:type="dxa" w:w="2344"/>
             <w:tcBorders>
               <w:top w:val="single" w:color="D9D4C5" w:sz="4"/>
               <w:left w:val="single" w:color="D9D4C5" w:sz="4"/>
@@ -4862,7 +4999,7 @@
         </w:tc>
         <w:tc>
           <w:tcPr>
-            <w:tcW w:type="dxa" w:w="1685"/>
+            <w:tcW w:type="dxa" w:w="1684"/>
             <w:tcBorders>
               <w:top w:val="single" w:color="D9D4C5" w:sz="4"/>
               <w:left w:val="single" w:color="D9D4C5" w:sz="4"/>
@@ -4895,7 +5032,7 @@
         </w:tc>
         <w:tc>
           <w:tcPr>
-            <w:tcW w:type="dxa" w:w="2343"/>
+            <w:tcW w:type="dxa" w:w="2344"/>
             <w:tcBorders>
               <w:top w:val="single" w:color="D9D4C5" w:sz="4"/>
               <w:left w:val="single" w:color="D9D4C5" w:sz="4"/>
@@ -5060,7 +5197,7 @@
         </w:tc>
         <w:tc>
           <w:tcPr>
-            <w:tcW w:type="dxa" w:w="1685"/>
+            <w:tcW w:type="dxa" w:w="1684"/>
             <w:tcBorders>
               <w:top w:val="single" w:color="D9D4C5" w:sz="4"/>
               <w:left w:val="single" w:color="D9D4C5" w:sz="4"/>
@@ -5092,7 +5229,7 @@
         </w:tc>
         <w:tc>
           <w:tcPr>
-            <w:tcW w:type="dxa" w:w="2343"/>
+            <w:tcW w:type="dxa" w:w="2344"/>
             <w:tcBorders>
               <w:top w:val="single" w:color="D9D4C5" w:sz="4"/>
               <w:left w:val="single" w:color="D9D4C5" w:sz="4"/>
@@ -5273,7 +5410,7 @@
         </w:tc>
         <w:tc>
           <w:tcPr>
-            <w:tcW w:type="dxa" w:w="1685"/>
+            <w:tcW w:type="dxa" w:w="1684"/>
             <w:tcBorders>
               <w:top w:val="single" w:color="D9D4C5" w:sz="4"/>
               <w:left w:val="single" w:color="D9D4C5" w:sz="4"/>
@@ -5306,7 +5443,7 @@
         </w:tc>
         <w:tc>
           <w:tcPr>
-            <w:tcW w:type="dxa" w:w="2343"/>
+            <w:tcW w:type="dxa" w:w="2344"/>
             <w:tcBorders>
               <w:top w:val="single" w:color="D9D4C5" w:sz="4"/>
               <w:left w:val="single" w:color="D9D4C5" w:sz="4"/>
@@ -5471,7 +5608,7 @@
         </w:tc>
         <w:tc>
           <w:tcPr>
-            <w:tcW w:type="dxa" w:w="1685"/>
+            <w:tcW w:type="dxa" w:w="1684"/>
             <w:tcBorders>
               <w:top w:val="single" w:color="D9D4C5" w:sz="4"/>
               <w:left w:val="single" w:color="D9D4C5" w:sz="4"/>
@@ -5503,7 +5640,7 @@
         </w:tc>
         <w:tc>
           <w:tcPr>
-            <w:tcW w:type="dxa" w:w="2343"/>
+            <w:tcW w:type="dxa" w:w="2344"/>
             <w:tcBorders>
               <w:top w:val="single" w:color="D9D4C5" w:sz="4"/>
               <w:left w:val="single" w:color="D9D4C5" w:sz="4"/>
@@ -5666,7 +5803,7 @@
         </w:tc>
         <w:tc>
           <w:tcPr>
-            <w:tcW w:type="dxa" w:w="1685"/>
+            <w:tcW w:type="dxa" w:w="1684"/>
             <w:tcBorders>
               <w:top w:val="single" w:color="D9D4C5" w:sz="4"/>
               <w:left w:val="single" w:color="D9D4C5" w:sz="4"/>
@@ -5699,7 +5836,7 @@
         </w:tc>
         <w:tc>
           <w:tcPr>
-            <w:tcW w:type="dxa" w:w="2343"/>
+            <w:tcW w:type="dxa" w:w="2344"/>
             <w:tcBorders>
               <w:top w:val="single" w:color="D9D4C5" w:sz="4"/>
               <w:left w:val="single" w:color="D9D4C5" w:sz="4"/>
@@ -5864,7 +6001,7 @@
         </w:tc>
         <w:tc>
           <w:tcPr>
-            <w:tcW w:type="dxa" w:w="1685"/>
+            <w:tcW w:type="dxa" w:w="1684"/>
             <w:tcBorders>
               <w:top w:val="single" w:color="D9D4C5" w:sz="4"/>
               <w:left w:val="single" w:color="D9D4C5" w:sz="4"/>
@@ -5896,7 +6033,7 @@
         </w:tc>
         <w:tc>
           <w:tcPr>
-            <w:tcW w:type="dxa" w:w="2343"/>
+            <w:tcW w:type="dxa" w:w="2344"/>
             <w:tcBorders>
               <w:top w:val="single" w:color="D9D4C5" w:sz="4"/>
               <w:left w:val="single" w:color="D9D4C5" w:sz="4"/>
@@ -6059,7 +6196,7 @@
         </w:tc>
         <w:tc>
           <w:tcPr>
-            <w:tcW w:type="dxa" w:w="1685"/>
+            <w:tcW w:type="dxa" w:w="1684"/>
             <w:tcBorders>
               <w:top w:val="single" w:color="D9D4C5" w:sz="4"/>
               <w:left w:val="single" w:color="D9D4C5" w:sz="4"/>
@@ -6092,7 +6229,7 @@
         </w:tc>
         <w:tc>
           <w:tcPr>
-            <w:tcW w:type="dxa" w:w="2343"/>
+            <w:tcW w:type="dxa" w:w="2344"/>
             <w:tcBorders>
               <w:top w:val="single" w:color="D9D4C5" w:sz="4"/>
               <w:left w:val="single" w:color="D9D4C5" w:sz="4"/>
@@ -6257,7 +6394,7 @@
         </w:tc>
         <w:tc>
           <w:tcPr>
-            <w:tcW w:type="dxa" w:w="1685"/>
+            <w:tcW w:type="dxa" w:w="1684"/>
             <w:tcBorders>
               <w:top w:val="single" w:color="D9D4C5" w:sz="4"/>
               <w:left w:val="single" w:color="D9D4C5" w:sz="4"/>
@@ -6289,7 +6426,7 @@
         </w:tc>
         <w:tc>
           <w:tcPr>
-            <w:tcW w:type="dxa" w:w="2343"/>
+            <w:tcW w:type="dxa" w:w="2344"/>
             <w:tcBorders>
               <w:top w:val="single" w:color="D9D4C5" w:sz="4"/>
               <w:left w:val="single" w:color="D9D4C5" w:sz="4"/>
@@ -6452,7 +6589,7 @@
         </w:tc>
         <w:tc>
           <w:tcPr>
-            <w:tcW w:type="dxa" w:w="1685"/>
+            <w:tcW w:type="dxa" w:w="1684"/>
             <w:tcBorders>
               <w:top w:val="single" w:color="D9D4C5" w:sz="4"/>
               <w:left w:val="single" w:color="D9D4C5" w:sz="4"/>
@@ -6485,7 +6622,7 @@
         </w:tc>
         <w:tc>
           <w:tcPr>
-            <w:tcW w:type="dxa" w:w="2343"/>
+            <w:tcW w:type="dxa" w:w="2344"/>
             <w:tcBorders>
               <w:top w:val="single" w:color="D9D4C5" w:sz="4"/>
               <w:left w:val="single" w:color="D9D4C5" w:sz="4"/>
@@ -6650,7 +6787,7 @@
         </w:tc>
         <w:tc>
           <w:tcPr>
-            <w:tcW w:type="dxa" w:w="1685"/>
+            <w:tcW w:type="dxa" w:w="1684"/>
             <w:tcBorders>
               <w:top w:val="single" w:color="D9D4C5" w:sz="4"/>
               <w:left w:val="single" w:color="D9D4C5" w:sz="4"/>
@@ -6682,7 +6819,7 @@
         </w:tc>
         <w:tc>
           <w:tcPr>
-            <w:tcW w:type="dxa" w:w="2343"/>
+            <w:tcW w:type="dxa" w:w="2344"/>
             <w:tcBorders>
               <w:top w:val="single" w:color="D9D4C5" w:sz="4"/>
               <w:left w:val="single" w:color="D9D4C5" w:sz="4"/>
@@ -6845,7 +6982,7 @@
         </w:tc>
         <w:tc>
           <w:tcPr>
-            <w:tcW w:type="dxa" w:w="1685"/>
+            <w:tcW w:type="dxa" w:w="1684"/>
             <w:tcBorders>
               <w:top w:val="single" w:color="D9D4C5" w:sz="4"/>
               <w:left w:val="single" w:color="D9D4C5" w:sz="4"/>
@@ -6878,7 +7015,7 @@
         </w:tc>
         <w:tc>
           <w:tcPr>
-            <w:tcW w:type="dxa" w:w="2343"/>
+            <w:tcW w:type="dxa" w:w="2344"/>
             <w:tcBorders>
               <w:top w:val="single" w:color="D9D4C5" w:sz="4"/>
               <w:left w:val="single" w:color="D9D4C5" w:sz="4"/>
@@ -7043,7 +7180,7 @@
         </w:tc>
         <w:tc>
           <w:tcPr>
-            <w:tcW w:type="dxa" w:w="1685"/>
+            <w:tcW w:type="dxa" w:w="1684"/>
             <w:tcBorders>
               <w:top w:val="single" w:color="D9D4C5" w:sz="4"/>
               <w:left w:val="single" w:color="D9D4C5" w:sz="4"/>
@@ -7075,7 +7212,7 @@
         </w:tc>
         <w:tc>
           <w:tcPr>
-            <w:tcW w:type="dxa" w:w="2343"/>
+            <w:tcW w:type="dxa" w:w="2344"/>
             <w:tcBorders>
               <w:top w:val="single" w:color="D9D4C5" w:sz="4"/>
               <w:left w:val="single" w:color="D9D4C5" w:sz="4"/>
@@ -7238,7 +7375,7 @@
         </w:tc>
         <w:tc>
           <w:tcPr>
-            <w:tcW w:type="dxa" w:w="1685"/>
+            <w:tcW w:type="dxa" w:w="1684"/>
             <w:tcBorders>
               <w:top w:val="single" w:color="D9D4C5" w:sz="4"/>
               <w:left w:val="single" w:color="D9D4C5" w:sz="4"/>
@@ -7271,7 +7408,7 @@
         </w:tc>
         <w:tc>
           <w:tcPr>
-            <w:tcW w:type="dxa" w:w="2343"/>
+            <w:tcW w:type="dxa" w:w="2344"/>
             <w:tcBorders>
               <w:top w:val="single" w:color="D9D4C5" w:sz="4"/>
               <w:left w:val="single" w:color="D9D4C5" w:sz="4"/>
@@ -7418,7 +7555,7 @@
         </w:tc>
         <w:tc>
           <w:tcPr>
-            <w:tcW w:type="dxa" w:w="1685"/>
+            <w:tcW w:type="dxa" w:w="1684"/>
             <w:tcBorders>
               <w:top w:val="single" w:color="D9D4C5" w:sz="4"/>
               <w:left w:val="single" w:color="D9D4C5" w:sz="4"/>
@@ -7450,7 +7587,7 @@
         </w:tc>
         <w:tc>
           <w:tcPr>
-            <w:tcW w:type="dxa" w:w="2343"/>
+            <w:tcW w:type="dxa" w:w="2344"/>
             <w:tcBorders>
               <w:top w:val="single" w:color="D9D4C5" w:sz="4"/>
               <w:left w:val="single" w:color="D9D4C5" w:sz="4"/>
@@ -7613,7 +7750,7 @@
         </w:tc>
         <w:tc>
           <w:tcPr>
-            <w:tcW w:type="dxa" w:w="1685"/>
+            <w:tcW w:type="dxa" w:w="1684"/>
             <w:tcBorders>
               <w:top w:val="single" w:color="D9D4C5" w:sz="4"/>
               <w:left w:val="single" w:color="D9D4C5" w:sz="4"/>
@@ -7646,7 +7783,7 @@
         </w:tc>
         <w:tc>
           <w:tcPr>
-            <w:tcW w:type="dxa" w:w="2343"/>
+            <w:tcW w:type="dxa" w:w="2344"/>
             <w:tcBorders>
               <w:top w:val="single" w:color="D9D4C5" w:sz="4"/>
               <w:left w:val="single" w:color="D9D4C5" w:sz="4"/>
@@ -7811,7 +7948,7 @@
         </w:tc>
         <w:tc>
           <w:tcPr>
-            <w:tcW w:type="dxa" w:w="1685"/>
+            <w:tcW w:type="dxa" w:w="1684"/>
             <w:tcBorders>
               <w:top w:val="single" w:color="D9D4C5" w:sz="4"/>
               <w:left w:val="single" w:color="D9D4C5" w:sz="4"/>
@@ -7843,7 +7980,7 @@
         </w:tc>
         <w:tc>
           <w:tcPr>
-            <w:tcW w:type="dxa" w:w="2343"/>
+            <w:tcW w:type="dxa" w:w="2344"/>
             <w:tcBorders>
               <w:top w:val="single" w:color="D9D4C5" w:sz="4"/>
               <w:left w:val="single" w:color="D9D4C5" w:sz="4"/>
@@ -8006,7 +8143,7 @@
         </w:tc>
         <w:tc>
           <w:tcPr>
-            <w:tcW w:type="dxa" w:w="1685"/>
+            <w:tcW w:type="dxa" w:w="1684"/>
             <w:tcBorders>
               <w:top w:val="single" w:color="D9D4C5" w:sz="4"/>
               <w:left w:val="single" w:color="D9D4C5" w:sz="4"/>
@@ -8039,7 +8176,7 @@
         </w:tc>
         <w:tc>
           <w:tcPr>
-            <w:tcW w:type="dxa" w:w="2343"/>
+            <w:tcW w:type="dxa" w:w="2344"/>
             <w:tcBorders>
               <w:top w:val="single" w:color="D9D4C5" w:sz="4"/>
               <w:left w:val="single" w:color="D9D4C5" w:sz="4"/>
@@ -8204,7 +8341,7 @@
         </w:tc>
         <w:tc>
           <w:tcPr>
-            <w:tcW w:type="dxa" w:w="1685"/>
+            <w:tcW w:type="dxa" w:w="1684"/>
             <w:tcBorders>
               <w:top w:val="single" w:color="D9D4C5" w:sz="4"/>
               <w:left w:val="single" w:color="D9D4C5" w:sz="4"/>
@@ -8236,7 +8373,7 @@
         </w:tc>
         <w:tc>
           <w:tcPr>
-            <w:tcW w:type="dxa" w:w="2343"/>
+            <w:tcW w:type="dxa" w:w="2344"/>
             <w:tcBorders>
               <w:top w:val="single" w:color="D9D4C5" w:sz="4"/>
               <w:left w:val="single" w:color="D9D4C5" w:sz="4"/>
@@ -8399,7 +8536,7 @@
         </w:tc>
         <w:tc>
           <w:tcPr>
-            <w:tcW w:type="dxa" w:w="1685"/>
+            <w:tcW w:type="dxa" w:w="1684"/>
             <w:tcBorders>
               <w:top w:val="single" w:color="D9D4C5" w:sz="4"/>
               <w:left w:val="single" w:color="D9D4C5" w:sz="4"/>
@@ -8432,7 +8569,7 @@
         </w:tc>
         <w:tc>
           <w:tcPr>
-            <w:tcW w:type="dxa" w:w="2343"/>
+            <w:tcW w:type="dxa" w:w="2344"/>
             <w:tcBorders>
               <w:top w:val="single" w:color="D9D4C5" w:sz="4"/>
               <w:left w:val="single" w:color="D9D4C5" w:sz="4"/>
@@ -8597,7 +8734,7 @@
         </w:tc>
         <w:tc>
           <w:tcPr>
-            <w:tcW w:type="dxa" w:w="1685"/>
+            <w:tcW w:type="dxa" w:w="1684"/>
             <w:tcBorders>
               <w:top w:val="single" w:color="D9D4C5" w:sz="4"/>
               <w:left w:val="single" w:color="D9D4C5" w:sz="4"/>
@@ -8629,7 +8766,7 @@
         </w:tc>
         <w:tc>
           <w:tcPr>
-            <w:tcW w:type="dxa" w:w="2343"/>
+            <w:tcW w:type="dxa" w:w="2344"/>
             <w:tcBorders>
               <w:top w:val="single" w:color="D9D4C5" w:sz="4"/>
               <w:left w:val="single" w:color="D9D4C5" w:sz="4"/>
@@ -8792,7 +8929,7 @@
         </w:tc>
         <w:tc>
           <w:tcPr>
-            <w:tcW w:type="dxa" w:w="1685"/>
+            <w:tcW w:type="dxa" w:w="1684"/>
             <w:tcBorders>
               <w:top w:val="single" w:color="D9D4C5" w:sz="4"/>
               <w:left w:val="single" w:color="D9D4C5" w:sz="4"/>
@@ -8825,7 +8962,7 @@
         </w:tc>
         <w:tc>
           <w:tcPr>
-            <w:tcW w:type="dxa" w:w="2343"/>
+            <w:tcW w:type="dxa" w:w="2344"/>
             <w:tcBorders>
               <w:top w:val="single" w:color="D9D4C5" w:sz="4"/>
               <w:left w:val="single" w:color="D9D4C5" w:sz="4"/>
@@ -9026,7 +9163,7 @@
         </w:tc>
         <w:tc>
           <w:tcPr>
-            <w:tcW w:type="dxa" w:w="1685"/>
+            <w:tcW w:type="dxa" w:w="1684"/>
             <w:tcBorders>
               <w:top w:val="single" w:color="D9D4C5" w:sz="4"/>
               <w:left w:val="single" w:color="D9D4C5" w:sz="4"/>
@@ -9058,7 +9195,7 @@
         </w:tc>
         <w:tc>
           <w:tcPr>
-            <w:tcW w:type="dxa" w:w="2343"/>
+            <w:tcW w:type="dxa" w:w="2344"/>
             <w:tcBorders>
               <w:top w:val="single" w:color="D9D4C5" w:sz="4"/>
               <w:left w:val="single" w:color="D9D4C5" w:sz="4"/>
@@ -9203,7 +9340,7 @@
         </w:tc>
         <w:tc>
           <w:tcPr>
-            <w:tcW w:type="dxa" w:w="1685"/>
+            <w:tcW w:type="dxa" w:w="1684"/>
             <w:tcBorders>
               <w:top w:val="single" w:color="D9D4C5" w:sz="4"/>
               <w:left w:val="single" w:color="D9D4C5" w:sz="4"/>
@@ -9236,7 +9373,7 @@
         </w:tc>
         <w:tc>
           <w:tcPr>
-            <w:tcW w:type="dxa" w:w="2343"/>
+            <w:tcW w:type="dxa" w:w="2344"/>
             <w:tcBorders>
               <w:top w:val="single" w:color="D9D4C5" w:sz="4"/>
               <w:left w:val="single" w:color="D9D4C5" w:sz="4"/>
@@ -9383,7 +9520,7 @@
         </w:tc>
         <w:tc>
           <w:tcPr>
-            <w:tcW w:type="dxa" w:w="1685"/>
+            <w:tcW w:type="dxa" w:w="1684"/>
             <w:tcBorders>
               <w:top w:val="single" w:color="D9D4C5" w:sz="4"/>
               <w:left w:val="single" w:color="D9D4C5" w:sz="4"/>
@@ -9415,7 +9552,7 @@
         </w:tc>
         <w:tc>
           <w:tcPr>
-            <w:tcW w:type="dxa" w:w="2343"/>
+            <w:tcW w:type="dxa" w:w="2344"/>
             <w:tcBorders>
               <w:top w:val="single" w:color="D9D4C5" w:sz="4"/>
               <w:left w:val="single" w:color="D9D4C5" w:sz="4"/>
@@ -9578,7 +9715,7 @@
         </w:tc>
         <w:tc>
           <w:tcPr>
-            <w:tcW w:type="dxa" w:w="1685"/>
+            <w:tcW w:type="dxa" w:w="1684"/>
             <w:tcBorders>
               <w:top w:val="single" w:color="D9D4C5" w:sz="4"/>
               <w:left w:val="single" w:color="D9D4C5" w:sz="4"/>
@@ -9611,7 +9748,7 @@
         </w:tc>
         <w:tc>
           <w:tcPr>
-            <w:tcW w:type="dxa" w:w="2343"/>
+            <w:tcW w:type="dxa" w:w="2344"/>
             <w:tcBorders>
               <w:top w:val="single" w:color="D9D4C5" w:sz="4"/>
               <w:left w:val="single" w:color="D9D4C5" w:sz="4"/>
@@ -9776,7 +9913,7 @@
         </w:tc>
         <w:tc>
           <w:tcPr>
-            <w:tcW w:type="dxa" w:w="1685"/>
+            <w:tcW w:type="dxa" w:w="1684"/>
             <w:tcBorders>
               <w:top w:val="single" w:color="D9D4C5" w:sz="4"/>
               <w:left w:val="single" w:color="D9D4C5" w:sz="4"/>
@@ -9808,7 +9945,7 @@
         </w:tc>
         <w:tc>
           <w:tcPr>
-            <w:tcW w:type="dxa" w:w="2343"/>
+            <w:tcW w:type="dxa" w:w="2344"/>
             <w:tcBorders>
               <w:top w:val="single" w:color="D9D4C5" w:sz="4"/>
               <w:left w:val="single" w:color="D9D4C5" w:sz="4"/>
@@ -9971,7 +10108,7 @@
         </w:tc>
         <w:tc>
           <w:tcPr>
-            <w:tcW w:type="dxa" w:w="1685"/>
+            <w:tcW w:type="dxa" w:w="1684"/>
             <w:tcBorders>
               <w:top w:val="single" w:color="D9D4C5" w:sz="4"/>
               <w:left w:val="single" w:color="D9D4C5" w:sz="4"/>
@@ -10004,7 +10141,7 @@
         </w:tc>
         <w:tc>
           <w:tcPr>
-            <w:tcW w:type="dxa" w:w="2343"/>
+            <w:tcW w:type="dxa" w:w="2344"/>
             <w:tcBorders>
               <w:top w:val="single" w:color="D9D4C5" w:sz="4"/>
               <w:left w:val="single" w:color="D9D4C5" w:sz="4"/>
@@ -10163,45 +10300,45 @@
                 <w:sz w:val="18"/>
                 <w:szCs w:val="18"/>
               </w:rPr>
-              <w:t xml:space="preserve">ISS-035</w:t>
-            </w:r>
-          </w:p>
-        </w:tc>
-        <w:tc>
-          <w:tcPr>
-            <w:tcW w:type="dxa" w:w="1685"/>
-            <w:tcBorders>
-              <w:top w:val="single" w:color="D9D4C5" w:sz="4"/>
-              <w:left w:val="single" w:color="D9D4C5" w:sz="4"/>
-              <w:bottom w:val="single" w:color="D9D4C5" w:sz="4"/>
-              <w:right w:val="single" w:color="D9D4C5" w:sz="4"/>
-            </w:tcBorders>
-            <w:tcMar>
-              <w:top w:type="dxa" w:w="70"/>
-              <w:left w:type="dxa" w:w="110"/>
-              <w:bottom w:type="dxa" w:w="70"/>
-              <w:right w:type="dxa" w:w="110"/>
-            </w:tcMar>
-            <w:vAlign w:val="center"/>
-          </w:tcPr>
-          <w:p>
-            <w:pPr>
-              <w:spacing w:after="0" w:before="0"/>
-            </w:pPr>
-            <w:r>
-              <w:rPr>
-                <w:rFonts w:ascii="Arial" w:cs="Arial" w:eastAsia="Arial" w:hAnsi="Arial"/>
-                <w:color w:val="1B2118"/>
-                <w:sz w:val="18"/>
-                <w:szCs w:val="18"/>
-              </w:rPr>
-              <w:t xml:space="preserve">21/10 circa 11:30</w:t>
-            </w:r>
-          </w:p>
-        </w:tc>
-        <w:tc>
-          <w:tcPr>
-            <w:tcW w:type="dxa" w:w="2343"/>
+              <w:t xml:space="preserve">ISS-036</w:t>
+            </w:r>
+          </w:p>
+        </w:tc>
+        <w:tc>
+          <w:tcPr>
+            <w:tcW w:type="dxa" w:w="1684"/>
+            <w:tcBorders>
+              <w:top w:val="single" w:color="D9D4C5" w:sz="4"/>
+              <w:left w:val="single" w:color="D9D4C5" w:sz="4"/>
+              <w:bottom w:val="single" w:color="D9D4C5" w:sz="4"/>
+              <w:right w:val="single" w:color="D9D4C5" w:sz="4"/>
+            </w:tcBorders>
+            <w:tcMar>
+              <w:top w:type="dxa" w:w="70"/>
+              <w:left w:type="dxa" w:w="110"/>
+              <w:bottom w:type="dxa" w:w="70"/>
+              <w:right w:type="dxa" w:w="110"/>
+            </w:tcMar>
+            <w:vAlign w:val="center"/>
+          </w:tcPr>
+          <w:p>
+            <w:pPr>
+              <w:spacing w:after="0" w:before="0"/>
+            </w:pPr>
+            <w:r>
+              <w:rPr>
+                <w:rFonts w:ascii="Arial" w:cs="Arial" w:eastAsia="Arial" w:hAnsi="Arial"/>
+                <w:color w:val="1B2118"/>
+                <w:sz w:val="18"/>
+                <w:szCs w:val="18"/>
+              </w:rPr>
+              <w:t xml:space="preserve">21/10 12:07</w:t>
+            </w:r>
+          </w:p>
+        </w:tc>
+        <w:tc>
+          <w:tcPr>
+            <w:tcW w:type="dxa" w:w="2344"/>
             <w:tcBorders>
               <w:top w:val="single" w:color="D9D4C5" w:sz="4"/>
               <w:left w:val="single" w:color="D9D4C5" w:sz="4"/>
@@ -10229,16 +10366,16 @@
                 <w:sz w:val="18"/>
                 <w:szCs w:val="18"/>
               </w:rPr>
-              <w:t xml:space="preserve">Simulatore</w:t>
-            </w:r>
-            <w:r>
-              <w:rPr>
-                <w:rFonts w:ascii="Arial" w:cs="Arial" w:eastAsia="Arial" w:hAnsi="Arial"/>
-                <w:color w:val="1B2118"/>
-                <w:sz w:val="18"/>
-                <w:szCs w:val="18"/>
-              </w:rPr>
-              <w:t xml:space="preserve"> — Il PDF scaricato da una simulazione non riportava tutti i dati della pagina né i grafici («inserisci tutti i dati completi della simulazione con costo e grafici»). Segnalato da: Luca</w:t>
+              <w:t xml:space="preserve">News</w:t>
+            </w:r>
+            <w:r>
+              <w:rPr>
+                <w:rFonts w:ascii="Arial" w:cs="Arial" w:eastAsia="Arial" w:hAnsi="Arial"/>
+                <w:color w:val="1B2118"/>
+                <w:sz w:val="18"/>
+                <w:szCs w:val="18"/>
+              </w:rPr>
+              <w:t xml:space="preserve"> — Alla prima ricerca automatica i 12 canali Google News rispondevano 503 (Google rifiuta le richieste dai server di Supabase): lette solo 23 notizie da due siti. Segnalato da: Sviluppo (log della funzione)</w:t>
             </w:r>
           </w:p>
         </w:tc>
@@ -10302,7 +10439,7 @@
                 <w:sz w:val="18"/>
                 <w:szCs w:val="18"/>
               </w:rPr>
-              <w:t xml:space="preserve">21/10 11:43 (</w:t>
+              <w:t xml:space="preserve">21/10 12:10 (</w:t>
             </w:r>
             <w:r>
               <w:rPr>
@@ -10311,16 +10448,16 @@
                 <w:sz w:val="18"/>
                 <w:szCs w:val="18"/>
               </w:rPr>
-              <w:t xml:space="preserve">e6ed26c</w:t>
-            </w:r>
-            <w:r>
-              <w:rPr>
-                <w:rFonts w:ascii="Arial" w:cs="Arial" w:eastAsia="Arial" w:hAnsi="Arial"/>
-                <w:color w:val="1B2118"/>
-                <w:sz w:val="18"/>
-                <w:szCs w:val="18"/>
-              </w:rPr>
-              <w:t xml:space="preserve">): PDF con grafici e sezioni 1-5 complete, Excel con il foglio «Dati inseriti»; verificato su due scenari di prova (10 anni Caso 1; 21 anni per utenza senza economia)</w:t>
+              <w:t xml:space="preserve">5e88cf6</w:t>
+            </w:r>
+            <w:r>
+              <w:rPr>
+                <w:rFonts w:ascii="Arial" w:cs="Arial" w:eastAsia="Arial" w:hAnsi="Arial"/>
+                <w:color w:val="1B2118"/>
+                <w:sz w:val="18"/>
+                <w:szCs w:val="18"/>
+              </w:rPr>
+              <w:t xml:space="preserve">): Bing News al posto di Google News, aggiunto Verra, canali letti 4 alla volta; funzione ripubblicata. Da verificare con la ricerca automatica delle 14:07</w:t>
             </w:r>
           </w:p>
         </w:tc>
@@ -10358,13 +10495,13 @@
                 <w:sz w:val="18"/>
                 <w:szCs w:val="18"/>
               </w:rPr>
-              <w:t xml:space="preserve">D07</w:t>
-            </w:r>
-          </w:p>
-        </w:tc>
-        <w:tc>
-          <w:tcPr>
-            <w:tcW w:type="dxa" w:w="1685"/>
+              <w:t xml:space="preserve">ISS-035</w:t>
+            </w:r>
+          </w:p>
+        </w:tc>
+        <w:tc>
+          <w:tcPr>
+            <w:tcW w:type="dxa" w:w="1684"/>
             <w:tcBorders>
               <w:top w:val="single" w:color="D9D4C5" w:sz="4"/>
               <w:left w:val="single" w:color="D9D4C5" w:sz="4"/>
@@ -10391,13 +10528,13 @@
                 <w:sz w:val="18"/>
                 <w:szCs w:val="18"/>
               </w:rPr>
-              <w:t xml:space="preserve">20/10 16:40 (rapporto V01; prima prova 19-20/10)</w:t>
-            </w:r>
-          </w:p>
-        </w:tc>
-        <w:tc>
-          <w:tcPr>
-            <w:tcW w:type="dxa" w:w="2343"/>
+              <w:t xml:space="preserve">21/10 circa 11:30</w:t>
+            </w:r>
+          </w:p>
+        </w:tc>
+        <w:tc>
+          <w:tcPr>
+            <w:tcW w:type="dxa" w:w="2344"/>
             <w:tcBorders>
               <w:top w:val="single" w:color="D9D4C5" w:sz="4"/>
               <w:left w:val="single" w:color="D9D4C5" w:sz="4"/>
@@ -10426,16 +10563,16 @@
                 <w:sz w:val="18"/>
                 <w:szCs w:val="18"/>
               </w:rPr>
-              <w:t xml:space="preserve">Calcolo crediti</w:t>
-            </w:r>
-            <w:r>
-              <w:rPr>
-                <w:rFonts w:ascii="Arial" w:cs="Arial" w:eastAsia="Arial" w:hAnsi="Arial"/>
-                <w:color w:val="1B2118"/>
-                <w:sz w:val="18"/>
-                <w:szCs w:val="18"/>
-              </w:rPr>
-              <w:t xml:space="preserve"> — Il CSV diretto della Banca Dati accettava pesi negativi e salvava crediti gonfiati. Segnalato da: Collaudo</w:t>
+              <w:t xml:space="preserve">Simulatore</w:t>
+            </w:r>
+            <w:r>
+              <w:rPr>
+                <w:rFonts w:ascii="Arial" w:cs="Arial" w:eastAsia="Arial" w:hAnsi="Arial"/>
+                <w:color w:val="1B2118"/>
+                <w:sz w:val="18"/>
+                <w:szCs w:val="18"/>
+              </w:rPr>
+              <w:t xml:space="preserve"> — Il PDF scaricato da una simulazione non riportava tutti i dati della pagina né i grafici («inserisci tutti i dati completi della simulazione con costo e grafici»). Segnalato da: Luca</w:t>
             </w:r>
           </w:p>
         </w:tc>
@@ -10468,7 +10605,7 @@
                 <w:sz w:val="18"/>
                 <w:szCs w:val="18"/>
               </w:rPr>
-              <w:t xml:space="preserve">CORRETTO_DA_RITESTARE (P0)</w:t>
+              <w:t xml:space="preserve">CORRETTO_DA_RITESTARE (P2)</w:t>
             </w:r>
           </w:p>
         </w:tc>
@@ -10501,7 +10638,7 @@
                 <w:sz w:val="18"/>
                 <w:szCs w:val="18"/>
               </w:rPr>
-              <w:t xml:space="preserve">20/10 17:05 (</w:t>
+              <w:t xml:space="preserve">21/10 11:43 (</w:t>
             </w:r>
             <w:r>
               <w:rPr>
@@ -10510,16 +10647,16 @@
                 <w:sz w:val="18"/>
                 <w:szCs w:val="18"/>
               </w:rPr>
-              <w:t xml:space="preserve">66d253e</w:t>
-            </w:r>
-            <w:r>
-              <w:rPr>
-                <w:rFonts w:ascii="Arial" w:cs="Arial" w:eastAsia="Arial" w:hAnsi="Arial"/>
-                <w:color w:val="1B2118"/>
-                <w:sz w:val="18"/>
-                <w:szCs w:val="18"/>
-              </w:rPr>
-              <w:t xml:space="preserve">); in produzione circa alle 17:15 con lo script 35</w:t>
+              <w:t xml:space="preserve">e6ed26c</w:t>
+            </w:r>
+            <w:r>
+              <w:rPr>
+                <w:rFonts w:ascii="Arial" w:cs="Arial" w:eastAsia="Arial" w:hAnsi="Arial"/>
+                <w:color w:val="1B2118"/>
+                <w:sz w:val="18"/>
+                <w:szCs w:val="18"/>
+              </w:rPr>
+              <w:t xml:space="preserve">): PDF con grafici e sezioni 1-5 complete, Excel con il foglio «Dati inseriti»; verificato su due scenari di prova (10 anni Caso 1; 21 anni per utenza senza economia)</w:t>
             </w:r>
           </w:p>
         </w:tc>
@@ -10556,45 +10693,45 @@
                 <w:sz w:val="18"/>
                 <w:szCs w:val="18"/>
               </w:rPr>
-              <w:t xml:space="preserve">D01</w:t>
-            </w:r>
-          </w:p>
-        </w:tc>
-        <w:tc>
-          <w:tcPr>
-            <w:tcW w:type="dxa" w:w="1685"/>
-            <w:tcBorders>
-              <w:top w:val="single" w:color="D9D4C5" w:sz="4"/>
-              <w:left w:val="single" w:color="D9D4C5" w:sz="4"/>
-              <w:bottom w:val="single" w:color="D9D4C5" w:sz="4"/>
-              <w:right w:val="single" w:color="D9D4C5" w:sz="4"/>
-            </w:tcBorders>
-            <w:tcMar>
-              <w:top w:type="dxa" w:w="70"/>
-              <w:left w:type="dxa" w:w="110"/>
-              <w:bottom w:type="dxa" w:w="70"/>
-              <w:right w:type="dxa" w:w="110"/>
-            </w:tcMar>
-            <w:vAlign w:val="center"/>
-          </w:tcPr>
-          <w:p>
-            <w:pPr>
-              <w:spacing w:after="0" w:before="0"/>
-            </w:pPr>
-            <w:r>
-              <w:rPr>
-                <w:rFonts w:ascii="Arial" w:cs="Arial" w:eastAsia="Arial" w:hAnsi="Arial"/>
-                <w:color w:val="1B2118"/>
-                <w:sz w:val="18"/>
-                <w:szCs w:val="18"/>
-              </w:rPr>
-              <w:t xml:space="preserve">20/10 16:40 (prima prova V02 del 19/10)</w:t>
-            </w:r>
-          </w:p>
-        </w:tc>
-        <w:tc>
-          <w:tcPr>
-            <w:tcW w:type="dxa" w:w="2343"/>
+              <w:t xml:space="preserve">D07</w:t>
+            </w:r>
+          </w:p>
+        </w:tc>
+        <w:tc>
+          <w:tcPr>
+            <w:tcW w:type="dxa" w:w="1684"/>
+            <w:tcBorders>
+              <w:top w:val="single" w:color="D9D4C5" w:sz="4"/>
+              <w:left w:val="single" w:color="D9D4C5" w:sz="4"/>
+              <w:bottom w:val="single" w:color="D9D4C5" w:sz="4"/>
+              <w:right w:val="single" w:color="D9D4C5" w:sz="4"/>
+            </w:tcBorders>
+            <w:tcMar>
+              <w:top w:type="dxa" w:w="70"/>
+              <w:left w:type="dxa" w:w="110"/>
+              <w:bottom w:type="dxa" w:w="70"/>
+              <w:right w:type="dxa" w:w="110"/>
+            </w:tcMar>
+            <w:vAlign w:val="center"/>
+          </w:tcPr>
+          <w:p>
+            <w:pPr>
+              <w:spacing w:after="0" w:before="0"/>
+            </w:pPr>
+            <w:r>
+              <w:rPr>
+                <w:rFonts w:ascii="Arial" w:cs="Arial" w:eastAsia="Arial" w:hAnsi="Arial"/>
+                <w:color w:val="1B2118"/>
+                <w:sz w:val="18"/>
+                <w:szCs w:val="18"/>
+              </w:rPr>
+              <w:t xml:space="preserve">20/10 16:40 (rapporto V01; prima prova 19-20/10)</w:t>
+            </w:r>
+          </w:p>
+        </w:tc>
+        <w:tc>
+          <w:tcPr>
+            <w:tcW w:type="dxa" w:w="2344"/>
             <w:tcBorders>
               <w:top w:val="single" w:color="D9D4C5" w:sz="4"/>
               <w:left w:val="single" w:color="D9D4C5" w:sz="4"/>
@@ -10622,16 +10759,16 @@
                 <w:sz w:val="18"/>
                 <w:szCs w:val="18"/>
               </w:rPr>
-              <w:t xml:space="preserve">Simulatore</w:t>
-            </w:r>
-            <w:r>
-              <w:rPr>
-                <w:rFonts w:ascii="Arial" w:cs="Arial" w:eastAsia="Arial" w:hAnsi="Arial"/>
-                <w:color w:val="1B2118"/>
-                <w:sz w:val="18"/>
-                <w:szCs w:val="18"/>
-              </w:rPr>
-              <w:t xml:space="preserve"> — Produzione e secco negativi accettati, differenziata oltre il 100%, scenario salvabile. Segnalato da: Collaudo</w:t>
+              <w:t xml:space="preserve">Calcolo crediti</w:t>
+            </w:r>
+            <w:r>
+              <w:rPr>
+                <w:rFonts w:ascii="Arial" w:cs="Arial" w:eastAsia="Arial" w:hAnsi="Arial"/>
+                <w:color w:val="1B2118"/>
+                <w:sz w:val="18"/>
+                <w:szCs w:val="18"/>
+              </w:rPr>
+              <w:t xml:space="preserve"> — Il CSV diretto della Banca Dati accettava pesi negativi e salvava crediti gonfiati. Segnalato da: Collaudo</w:t>
             </w:r>
           </w:p>
         </w:tc>
@@ -10713,7 +10850,7 @@
                 <w:sz w:val="18"/>
                 <w:szCs w:val="18"/>
               </w:rPr>
-              <w:t xml:space="preserve">); in produzione circa alle 17:15</w:t>
+              <w:t xml:space="preserve">); in produzione circa alle 17:15 con lo script 35</w:t>
             </w:r>
           </w:p>
         </w:tc>
@@ -10751,13 +10888,13 @@
                 <w:sz w:val="18"/>
                 <w:szCs w:val="18"/>
               </w:rPr>
-              <w:t xml:space="preserve">D02</w:t>
-            </w:r>
-          </w:p>
-        </w:tc>
-        <w:tc>
-          <w:tcPr>
-            <w:tcW w:type="dxa" w:w="1685"/>
+              <w:t xml:space="preserve">D01</w:t>
+            </w:r>
+          </w:p>
+        </w:tc>
+        <w:tc>
+          <w:tcPr>
+            <w:tcW w:type="dxa" w:w="1684"/>
             <w:tcBorders>
               <w:top w:val="single" w:color="D9D4C5" w:sz="4"/>
               <w:left w:val="single" w:color="D9D4C5" w:sz="4"/>
@@ -10790,7 +10927,7 @@
         </w:tc>
         <w:tc>
           <w:tcPr>
-            <w:tcW w:type="dxa" w:w="2343"/>
+            <w:tcW w:type="dxa" w:w="2344"/>
             <w:tcBorders>
               <w:top w:val="single" w:color="D9D4C5" w:sz="4"/>
               <w:left w:val="single" w:color="D9D4C5" w:sz="4"/>
@@ -10819,16 +10956,16 @@
                 <w:sz w:val="18"/>
                 <w:szCs w:val="18"/>
               </w:rPr>
-              <w:t xml:space="preserve">Simulatore / calcolo</w:t>
-            </w:r>
-            <w:r>
-              <w:rPr>
-                <w:rFonts w:ascii="Arial" w:cs="Arial" w:eastAsia="Arial" w:hAnsi="Arial"/>
-                <w:color w:val="1B2118"/>
-                <w:sz w:val="18"/>
-                <w:szCs w:val="18"/>
-              </w:rPr>
-              <w:t xml:space="preserve"> — Buffer manuale 90% applicato e salvato oltre il massimo dell'80%. Segnalato da: Collaudo</w:t>
+              <w:t xml:space="preserve">Simulatore</w:t>
+            </w:r>
+            <w:r>
+              <w:rPr>
+                <w:rFonts w:ascii="Arial" w:cs="Arial" w:eastAsia="Arial" w:hAnsi="Arial"/>
+                <w:color w:val="1B2118"/>
+                <w:sz w:val="18"/>
+                <w:szCs w:val="18"/>
+              </w:rPr>
+              <w:t xml:space="preserve"> — Produzione e secco negativi accettati, differenziata oltre il 100%, scenario salvabile. Segnalato da: Collaudo</w:t>
             </w:r>
           </w:p>
         </w:tc>
@@ -10949,45 +11086,45 @@
                 <w:sz w:val="18"/>
                 <w:szCs w:val="18"/>
               </w:rPr>
-              <w:t xml:space="preserve">D04</w:t>
-            </w:r>
-          </w:p>
-        </w:tc>
-        <w:tc>
-          <w:tcPr>
-            <w:tcW w:type="dxa" w:w="1685"/>
-            <w:tcBorders>
-              <w:top w:val="single" w:color="D9D4C5" w:sz="4"/>
-              <w:left w:val="single" w:color="D9D4C5" w:sz="4"/>
-              <w:bottom w:val="single" w:color="D9D4C5" w:sz="4"/>
-              <w:right w:val="single" w:color="D9D4C5" w:sz="4"/>
-            </w:tcBorders>
-            <w:tcMar>
-              <w:top w:type="dxa" w:w="70"/>
-              <w:left w:type="dxa" w:w="110"/>
-              <w:bottom w:type="dxa" w:w="70"/>
-              <w:right w:type="dxa" w:w="110"/>
-            </w:tcMar>
-            <w:vAlign w:val="center"/>
-          </w:tcPr>
-          <w:p>
-            <w:pPr>
-              <w:spacing w:after="0" w:before="0"/>
-            </w:pPr>
-            <w:r>
-              <w:rPr>
-                <w:rFonts w:ascii="Arial" w:cs="Arial" w:eastAsia="Arial" w:hAnsi="Arial"/>
-                <w:color w:val="1B2118"/>
-                <w:sz w:val="18"/>
-                <w:szCs w:val="18"/>
-              </w:rPr>
-              <w:t xml:space="preserve">20/10 16:40</w:t>
-            </w:r>
-          </w:p>
-        </w:tc>
-        <w:tc>
-          <w:tcPr>
-            <w:tcW w:type="dxa" w:w="2343"/>
+              <w:t xml:space="preserve">D02</w:t>
+            </w:r>
+          </w:p>
+        </w:tc>
+        <w:tc>
+          <w:tcPr>
+            <w:tcW w:type="dxa" w:w="1684"/>
+            <w:tcBorders>
+              <w:top w:val="single" w:color="D9D4C5" w:sz="4"/>
+              <w:left w:val="single" w:color="D9D4C5" w:sz="4"/>
+              <w:bottom w:val="single" w:color="D9D4C5" w:sz="4"/>
+              <w:right w:val="single" w:color="D9D4C5" w:sz="4"/>
+            </w:tcBorders>
+            <w:tcMar>
+              <w:top w:type="dxa" w:w="70"/>
+              <w:left w:type="dxa" w:w="110"/>
+              <w:bottom w:type="dxa" w:w="70"/>
+              <w:right w:type="dxa" w:w="110"/>
+            </w:tcMar>
+            <w:vAlign w:val="center"/>
+          </w:tcPr>
+          <w:p>
+            <w:pPr>
+              <w:spacing w:after="0" w:before="0"/>
+            </w:pPr>
+            <w:r>
+              <w:rPr>
+                <w:rFonts w:ascii="Arial" w:cs="Arial" w:eastAsia="Arial" w:hAnsi="Arial"/>
+                <w:color w:val="1B2118"/>
+                <w:sz w:val="18"/>
+                <w:szCs w:val="18"/>
+              </w:rPr>
+              <w:t xml:space="preserve">20/10 16:40 (prima prova V02 del 19/10)</w:t>
+            </w:r>
+          </w:p>
+        </w:tc>
+        <w:tc>
+          <w:tcPr>
+            <w:tcW w:type="dxa" w:w="2344"/>
             <w:tcBorders>
               <w:top w:val="single" w:color="D9D4C5" w:sz="4"/>
               <w:left w:val="single" w:color="D9D4C5" w:sz="4"/>
@@ -11015,16 +11152,16 @@
                 <w:sz w:val="18"/>
                 <w:szCs w:val="18"/>
               </w:rPr>
-              <w:t xml:space="preserve">Date</w:t>
-            </w:r>
-            <w:r>
-              <w:rPr>
-                <w:rFonts w:ascii="Arial" w:cs="Arial" w:eastAsia="Arial" w:hAnsi="Arial"/>
-                <w:color w:val="1B2118"/>
-                <w:sz w:val="18"/>
-                <w:szCs w:val="18"/>
-              </w:rPr>
-              <w:t xml:space="preserve"> — Date inesistenti (31/02/2025) trasformate in date reali. Segnalato da: Collaudo</w:t>
+              <w:t xml:space="preserve">Simulatore / calcolo</w:t>
+            </w:r>
+            <w:r>
+              <w:rPr>
+                <w:rFonts w:ascii="Arial" w:cs="Arial" w:eastAsia="Arial" w:hAnsi="Arial"/>
+                <w:color w:val="1B2118"/>
+                <w:sz w:val="18"/>
+                <w:szCs w:val="18"/>
+              </w:rPr>
+              <w:t xml:space="preserve"> — Buffer manuale 90% applicato e salvato oltre il massimo dell'80%. Segnalato da: Collaudo</w:t>
             </w:r>
           </w:p>
         </w:tc>
@@ -11056,7 +11193,7 @@
                 <w:sz w:val="18"/>
                 <w:szCs w:val="18"/>
               </w:rPr>
-              <w:t xml:space="preserve">CORRETTO_DA_RITESTARE (P1)</w:t>
+              <w:t xml:space="preserve">CORRETTO_DA_RITESTARE (P0)</w:t>
             </w:r>
           </w:p>
         </w:tc>
@@ -11106,7 +11243,7 @@
                 <w:sz w:val="18"/>
                 <w:szCs w:val="18"/>
               </w:rPr>
-              <w:t xml:space="preserve">)</w:t>
+              <w:t xml:space="preserve">); in produzione circa alle 17:15</w:t>
             </w:r>
           </w:p>
         </w:tc>
@@ -11144,13 +11281,13 @@
                 <w:sz w:val="18"/>
                 <w:szCs w:val="18"/>
               </w:rPr>
-              <w:t xml:space="preserve">D03</w:t>
-            </w:r>
-          </w:p>
-        </w:tc>
-        <w:tc>
-          <w:tcPr>
-            <w:tcW w:type="dxa" w:w="1685"/>
+              <w:t xml:space="preserve">D04</w:t>
+            </w:r>
+          </w:p>
+        </w:tc>
+        <w:tc>
+          <w:tcPr>
+            <w:tcW w:type="dxa" w:w="1684"/>
             <w:tcBorders>
               <w:top w:val="single" w:color="D9D4C5" w:sz="4"/>
               <w:left w:val="single" w:color="D9D4C5" w:sz="4"/>
@@ -11177,13 +11314,13 @@
                 <w:sz w:val="18"/>
                 <w:szCs w:val="18"/>
               </w:rPr>
-              <w:t xml:space="preserve">20/10 16:40 (osservato il 19/10)</w:t>
-            </w:r>
-          </w:p>
-        </w:tc>
-        <w:tc>
-          <w:tcPr>
-            <w:tcW w:type="dxa" w:w="2343"/>
+              <w:t xml:space="preserve">20/10 16:40</w:t>
+            </w:r>
+          </w:p>
+        </w:tc>
+        <w:tc>
+          <w:tcPr>
+            <w:tcW w:type="dxa" w:w="2344"/>
             <w:tcBorders>
               <w:top w:val="single" w:color="D9D4C5" w:sz="4"/>
               <w:left w:val="single" w:color="D9D4C5" w:sz="4"/>
@@ -11212,16 +11349,16 @@
                 <w:sz w:val="18"/>
                 <w:szCs w:val="18"/>
               </w:rPr>
-              <w:t xml:space="preserve">Simulatore</w:t>
-            </w:r>
-            <w:r>
-              <w:rPr>
-                <w:rFonts w:ascii="Arial" w:cs="Arial" w:eastAsia="Arial" w:hAnsi="Arial"/>
-                <w:color w:val="1B2118"/>
-                <w:sz w:val="18"/>
-                <w:szCs w:val="18"/>
-              </w:rPr>
-              <w:t xml:space="preserve"> — Prezzo annuo 0 sostituito dal prezzo generale. Segnalato da: Collaudo</w:t>
+              <w:t xml:space="preserve">Date</w:t>
+            </w:r>
+            <w:r>
+              <w:rPr>
+                <w:rFonts w:ascii="Arial" w:cs="Arial" w:eastAsia="Arial" w:hAnsi="Arial"/>
+                <w:color w:val="1B2118"/>
+                <w:sz w:val="18"/>
+                <w:szCs w:val="18"/>
+              </w:rPr>
+              <w:t xml:space="preserve"> — Date inesistenti (31/02/2025) trasformate in date reali. Segnalato da: Collaudo</w:t>
             </w:r>
           </w:p>
         </w:tc>
@@ -11342,45 +11479,45 @@
                 <w:sz w:val="18"/>
                 <w:szCs w:val="18"/>
               </w:rPr>
-              <w:t xml:space="preserve">D05</w:t>
-            </w:r>
-          </w:p>
-        </w:tc>
-        <w:tc>
-          <w:tcPr>
-            <w:tcW w:type="dxa" w:w="1685"/>
-            <w:tcBorders>
-              <w:top w:val="single" w:color="D9D4C5" w:sz="4"/>
-              <w:left w:val="single" w:color="D9D4C5" w:sz="4"/>
-              <w:bottom w:val="single" w:color="D9D4C5" w:sz="4"/>
-              <w:right w:val="single" w:color="D9D4C5" w:sz="4"/>
-            </w:tcBorders>
-            <w:tcMar>
-              <w:top w:type="dxa" w:w="70"/>
-              <w:left w:type="dxa" w:w="110"/>
-              <w:bottom w:type="dxa" w:w="70"/>
-              <w:right w:type="dxa" w:w="110"/>
-            </w:tcMar>
-            <w:vAlign w:val="center"/>
-          </w:tcPr>
-          <w:p>
-            <w:pPr>
-              <w:spacing w:after="0" w:before="0"/>
-            </w:pPr>
-            <w:r>
-              <w:rPr>
-                <w:rFonts w:ascii="Arial" w:cs="Arial" w:eastAsia="Arial" w:hAnsi="Arial"/>
-                <w:color w:val="1B2118"/>
-                <w:sz w:val="18"/>
-                <w:szCs w:val="18"/>
-              </w:rPr>
-              <w:t xml:space="preserve">20/10 16:40 (osservato il 19/10, 21:21-21:26)</w:t>
-            </w:r>
-          </w:p>
-        </w:tc>
-        <w:tc>
-          <w:tcPr>
-            <w:tcW w:type="dxa" w:w="2343"/>
+              <w:t xml:space="preserve">D03</w:t>
+            </w:r>
+          </w:p>
+        </w:tc>
+        <w:tc>
+          <w:tcPr>
+            <w:tcW w:type="dxa" w:w="1684"/>
+            <w:tcBorders>
+              <w:top w:val="single" w:color="D9D4C5" w:sz="4"/>
+              <w:left w:val="single" w:color="D9D4C5" w:sz="4"/>
+              <w:bottom w:val="single" w:color="D9D4C5" w:sz="4"/>
+              <w:right w:val="single" w:color="D9D4C5" w:sz="4"/>
+            </w:tcBorders>
+            <w:tcMar>
+              <w:top w:type="dxa" w:w="70"/>
+              <w:left w:type="dxa" w:w="110"/>
+              <w:bottom w:type="dxa" w:w="70"/>
+              <w:right w:type="dxa" w:w="110"/>
+            </w:tcMar>
+            <w:vAlign w:val="center"/>
+          </w:tcPr>
+          <w:p>
+            <w:pPr>
+              <w:spacing w:after="0" w:before="0"/>
+            </w:pPr>
+            <w:r>
+              <w:rPr>
+                <w:rFonts w:ascii="Arial" w:cs="Arial" w:eastAsia="Arial" w:hAnsi="Arial"/>
+                <w:color w:val="1B2118"/>
+                <w:sz w:val="18"/>
+                <w:szCs w:val="18"/>
+              </w:rPr>
+              <w:t xml:space="preserve">20/10 16:40 (osservato il 19/10)</w:t>
+            </w:r>
+          </w:p>
+        </w:tc>
+        <w:tc>
+          <w:tcPr>
+            <w:tcW w:type="dxa" w:w="2344"/>
             <w:tcBorders>
               <w:top w:val="single" w:color="D9D4C5" w:sz="4"/>
               <w:left w:val="single" w:color="D9D4C5" w:sz="4"/>
@@ -11408,16 +11545,16 @@
                 <w:sz w:val="18"/>
                 <w:szCs w:val="18"/>
               </w:rPr>
-              <w:t xml:space="preserve">Audit</w:t>
-            </w:r>
-            <w:r>
-              <w:rPr>
-                <w:rFonts w:ascii="Arial" w:cs="Arial" w:eastAsia="Arial" w:hAnsi="Arial"/>
-                <w:color w:val="1B2118"/>
-                <w:sz w:val="18"/>
-                <w:szCs w:val="18"/>
-              </w:rPr>
-              <w:t xml:space="preserve"> — L'Audit non diceva quale scenario era stato modificato né cosa. Segnalato da: Collaudo</w:t>
+              <w:t xml:space="preserve">Simulatore</w:t>
+            </w:r>
+            <w:r>
+              <w:rPr>
+                <w:rFonts w:ascii="Arial" w:cs="Arial" w:eastAsia="Arial" w:hAnsi="Arial"/>
+                <w:color w:val="1B2118"/>
+                <w:sz w:val="18"/>
+                <w:szCs w:val="18"/>
+              </w:rPr>
+              <w:t xml:space="preserve"> — Prezzo annuo 0 sostituito dal prezzo generale. Segnalato da: Collaudo</w:t>
             </w:r>
           </w:p>
         </w:tc>
@@ -11537,13 +11674,13 @@
                 <w:sz w:val="18"/>
                 <w:szCs w:val="18"/>
               </w:rPr>
-              <w:t xml:space="preserve">D06</w:t>
-            </w:r>
-          </w:p>
-        </w:tc>
-        <w:tc>
-          <w:tcPr>
-            <w:tcW w:type="dxa" w:w="1685"/>
+              <w:t xml:space="preserve">D05</w:t>
+            </w:r>
+          </w:p>
+        </w:tc>
+        <w:tc>
+          <w:tcPr>
+            <w:tcW w:type="dxa" w:w="1684"/>
             <w:tcBorders>
               <w:top w:val="single" w:color="D9D4C5" w:sz="4"/>
               <w:left w:val="single" w:color="D9D4C5" w:sz="4"/>
@@ -11570,13 +11707,13 @@
                 <w:sz w:val="18"/>
                 <w:szCs w:val="18"/>
               </w:rPr>
-              <w:t xml:space="preserve">20/10 16:40</w:t>
-            </w:r>
-          </w:p>
-        </w:tc>
-        <w:tc>
-          <w:tcPr>
-            <w:tcW w:type="dxa" w:w="2343"/>
+              <w:t xml:space="preserve">20/10 16:40 (osservato il 19/10, 21:21-21:26)</w:t>
+            </w:r>
+          </w:p>
+        </w:tc>
+        <w:tc>
+          <w:tcPr>
+            <w:tcW w:type="dxa" w:w="2344"/>
             <w:tcBorders>
               <w:top w:val="single" w:color="D9D4C5" w:sz="4"/>
               <w:left w:val="single" w:color="D9D4C5" w:sz="4"/>
@@ -11605,16 +11742,16 @@
                 <w:sz w:val="18"/>
                 <w:szCs w:val="18"/>
               </w:rPr>
-              <w:t xml:space="preserve">Esportazioni</w:t>
-            </w:r>
-            <w:r>
-              <w:rPr>
-                <w:rFonts w:ascii="Arial" w:cs="Arial" w:eastAsia="Arial" w:hAnsi="Arial"/>
-                <w:color w:val="1B2118"/>
-                <w:sz w:val="18"/>
-                <w:szCs w:val="18"/>
-              </w:rPr>
-              <w:t xml:space="preserve"> — Una cella CSV che inizia con «=» restava una formula. Segnalato da: Collaudo</w:t>
+              <w:t xml:space="preserve">Audit</w:t>
+            </w:r>
+            <w:r>
+              <w:rPr>
+                <w:rFonts w:ascii="Arial" w:cs="Arial" w:eastAsia="Arial" w:hAnsi="Arial"/>
+                <w:color w:val="1B2118"/>
+                <w:sz w:val="18"/>
+                <w:szCs w:val="18"/>
+              </w:rPr>
+              <w:t xml:space="preserve"> — L'Audit non diceva quale scenario era stato modificato né cosa. Segnalato da: Collaudo</w:t>
             </w:r>
           </w:p>
         </w:tc>
@@ -11735,13 +11872,13 @@
                 <w:sz w:val="18"/>
                 <w:szCs w:val="18"/>
               </w:rPr>
-              <w:t xml:space="preserve">R01</w:t>
-            </w:r>
-          </w:p>
-        </w:tc>
-        <w:tc>
-          <w:tcPr>
-            <w:tcW w:type="dxa" w:w="1685"/>
+              <w:t xml:space="preserve">D06</w:t>
+            </w:r>
+          </w:p>
+        </w:tc>
+        <w:tc>
+          <w:tcPr>
+            <w:tcW w:type="dxa" w:w="1684"/>
             <w:tcBorders>
               <w:top w:val="single" w:color="D9D4C5" w:sz="4"/>
               <w:left w:val="single" w:color="D9D4C5" w:sz="4"/>
@@ -11773,7 +11910,7 @@
         </w:tc>
         <w:tc>
           <w:tcPr>
-            <w:tcW w:type="dxa" w:w="2343"/>
+            <w:tcW w:type="dxa" w:w="2344"/>
             <w:tcBorders>
               <w:top w:val="single" w:color="D9D4C5" w:sz="4"/>
               <w:left w:val="single" w:color="D9D4C5" w:sz="4"/>
@@ -11801,16 +11938,16 @@
                 <w:sz w:val="18"/>
                 <w:szCs w:val="18"/>
               </w:rPr>
-              <w:t xml:space="preserve">Metodologia</w:t>
-            </w:r>
-            <w:r>
-              <w:rPr>
-                <w:rFonts w:ascii="Arial" w:cs="Arial" w:eastAsia="Arial" w:hAnsi="Arial"/>
-                <w:color w:val="1B2118"/>
-                <w:sz w:val="18"/>
-                <w:szCs w:val="18"/>
-              </w:rPr>
-              <w:t xml:space="preserve"> — Stesse opzioni: buffer 20% nel calcolatore e 30% nel simulatore. Segnalato da: Collaudo</w:t>
+              <w:t xml:space="preserve">Esportazioni</w:t>
+            </w:r>
+            <w:r>
+              <w:rPr>
+                <w:rFonts w:ascii="Arial" w:cs="Arial" w:eastAsia="Arial" w:hAnsi="Arial"/>
+                <w:color w:val="1B2118"/>
+                <w:sz w:val="18"/>
+                <w:szCs w:val="18"/>
+              </w:rPr>
+              <w:t xml:space="preserve"> — Una cella CSV che inizia con «=» restava una formula. Segnalato da: Collaudo</w:t>
             </w:r>
           </w:p>
         </w:tc>
@@ -11842,7 +11979,7 @@
                 <w:sz w:val="18"/>
                 <w:szCs w:val="18"/>
               </w:rPr>
-              <w:t xml:space="preserve">ATTESA_REGOLA (P0)</w:t>
+              <w:t xml:space="preserve">CORRETTO_DA_RITESTARE (P1)</w:t>
             </w:r>
           </w:p>
         </w:tc>
@@ -11874,7 +12011,25 @@
                 <w:sz w:val="18"/>
                 <w:szCs w:val="18"/>
               </w:rPr>
-              <w:t xml:space="preserve">— (domanda alla Fondazione)</w:t>
+              <w:t xml:space="preserve">20/10 17:05 (</w:t>
+            </w:r>
+            <w:r>
+              <w:rPr>
+                <w:rFonts w:ascii="Consolas" w:cs="Consolas" w:eastAsia="Consolas" w:hAnsi="Consolas"/>
+                <w:color w:val="2F5D3A"/>
+                <w:sz w:val="18"/>
+                <w:szCs w:val="18"/>
+              </w:rPr>
+              <w:t xml:space="preserve">66d253e</w:t>
+            </w:r>
+            <w:r>
+              <w:rPr>
+                <w:rFonts w:ascii="Arial" w:cs="Arial" w:eastAsia="Arial" w:hAnsi="Arial"/>
+                <w:color w:val="1B2118"/>
+                <w:sz w:val="18"/>
+                <w:szCs w:val="18"/>
+              </w:rPr>
+              <w:t xml:space="preserve">)</w:t>
             </w:r>
           </w:p>
         </w:tc>
@@ -11912,13 +12067,13 @@
                 <w:sz w:val="18"/>
                 <w:szCs w:val="18"/>
               </w:rPr>
-              <w:t xml:space="preserve">R02</w:t>
-            </w:r>
-          </w:p>
-        </w:tc>
-        <w:tc>
-          <w:tcPr>
-            <w:tcW w:type="dxa" w:w="1685"/>
+              <w:t xml:space="preserve">R01</w:t>
+            </w:r>
+          </w:p>
+        </w:tc>
+        <w:tc>
+          <w:tcPr>
+            <w:tcW w:type="dxa" w:w="1684"/>
             <w:tcBorders>
               <w:top w:val="single" w:color="D9D4C5" w:sz="4"/>
               <w:left w:val="single" w:color="D9D4C5" w:sz="4"/>
@@ -11951,7 +12106,7 @@
         </w:tc>
         <w:tc>
           <w:tcPr>
-            <w:tcW w:type="dxa" w:w="2343"/>
+            <w:tcW w:type="dxa" w:w="2344"/>
             <w:tcBorders>
               <w:top w:val="single" w:color="D9D4C5" w:sz="4"/>
               <w:left w:val="single" w:color="D9D4C5" w:sz="4"/>
@@ -11989,7 +12144,7 @@
                 <w:sz w:val="18"/>
                 <w:szCs w:val="18"/>
               </w:rPr>
-              <w:t xml:space="preserve"> — La distribuzione normale delle utenze ammette quote oltre il 100%. Segnalato da: Collaudo</w:t>
+              <w:t xml:space="preserve"> — Stesse opzioni: buffer 20% nel calcolatore e 30% nel simulatore. Segnalato da: Collaudo</w:t>
             </w:r>
           </w:p>
         </w:tc>
@@ -12022,7 +12177,7 @@
                 <w:sz w:val="18"/>
                 <w:szCs w:val="18"/>
               </w:rPr>
-              <w:t xml:space="preserve">ATTESA_REGOLA (P1)</w:t>
+              <w:t xml:space="preserve">ATTESA_REGOLA (P0)</w:t>
             </w:r>
           </w:p>
         </w:tc>
@@ -12055,7 +12210,7 @@
                 <w:sz w:val="18"/>
                 <w:szCs w:val="18"/>
               </w:rPr>
-              <w:t xml:space="preserve">—</w:t>
+              <w:t xml:space="preserve">— (domanda alla Fondazione)</w:t>
             </w:r>
           </w:p>
         </w:tc>
@@ -12092,13 +12247,13 @@
                 <w:sz w:val="18"/>
                 <w:szCs w:val="18"/>
               </w:rPr>
-              <w:t xml:space="preserve">R03</w:t>
-            </w:r>
-          </w:p>
-        </w:tc>
-        <w:tc>
-          <w:tcPr>
-            <w:tcW w:type="dxa" w:w="1685"/>
+              <w:t xml:space="preserve">R02</w:t>
+            </w:r>
+          </w:p>
+        </w:tc>
+        <w:tc>
+          <w:tcPr>
+            <w:tcW w:type="dxa" w:w="1684"/>
             <w:tcBorders>
               <w:top w:val="single" w:color="D9D4C5" w:sz="4"/>
               <w:left w:val="single" w:color="D9D4C5" w:sz="4"/>
@@ -12130,7 +12285,7 @@
         </w:tc>
         <w:tc>
           <w:tcPr>
-            <w:tcW w:type="dxa" w:w="2343"/>
+            <w:tcW w:type="dxa" w:w="2344"/>
             <w:tcBorders>
               <w:top w:val="single" w:color="D9D4C5" w:sz="4"/>
               <w:left w:val="single" w:color="D9D4C5" w:sz="4"/>
@@ -12167,7 +12322,7 @@
                 <w:sz w:val="18"/>
                 <w:szCs w:val="18"/>
               </w:rPr>
-              <w:t xml:space="preserve"> — Crediti economici interi (292) contro i crediti tecnici (292,8). Segnalato da: Collaudo</w:t>
+              <w:t xml:space="preserve"> — La distribuzione normale delle utenze ammette quote oltre il 100%. Segnalato da: Collaudo</w:t>
             </w:r>
           </w:p>
         </w:tc>
@@ -12269,13 +12424,13 @@
                 <w:sz w:val="18"/>
                 <w:szCs w:val="18"/>
               </w:rPr>
-              <w:t xml:space="preserve">R04</w:t>
-            </w:r>
-          </w:p>
-        </w:tc>
-        <w:tc>
-          <w:tcPr>
-            <w:tcW w:type="dxa" w:w="1685"/>
+              <w:t xml:space="preserve">R03</w:t>
+            </w:r>
+          </w:p>
+        </w:tc>
+        <w:tc>
+          <w:tcPr>
+            <w:tcW w:type="dxa" w:w="1684"/>
             <w:tcBorders>
               <w:top w:val="single" w:color="D9D4C5" w:sz="4"/>
               <w:left w:val="single" w:color="D9D4C5" w:sz="4"/>
@@ -12308,7 +12463,7 @@
         </w:tc>
         <w:tc>
           <w:tcPr>
-            <w:tcW w:type="dxa" w:w="2343"/>
+            <w:tcW w:type="dxa" w:w="2344"/>
             <w:tcBorders>
               <w:top w:val="single" w:color="D9D4C5" w:sz="4"/>
               <w:left w:val="single" w:color="D9D4C5" w:sz="4"/>
@@ -12337,16 +12492,16 @@
                 <w:sz w:val="18"/>
                 <w:szCs w:val="18"/>
               </w:rPr>
-              <w:t xml:space="preserve">Simulatore</w:t>
-            </w:r>
-            <w:r>
-              <w:rPr>
-                <w:rFonts w:ascii="Arial" w:cs="Arial" w:eastAsia="Arial" w:hAnsi="Arial"/>
-                <w:color w:val="1B2118"/>
-                <w:sz w:val="18"/>
-                <w:szCs w:val="18"/>
-              </w:rPr>
-              <w:t xml:space="preserve"> — Pareggio esatto non distinto dal mancato rientro. Segnalato da: Collaudo</w:t>
+              <w:t xml:space="preserve">Metodologia</w:t>
+            </w:r>
+            <w:r>
+              <w:rPr>
+                <w:rFonts w:ascii="Arial" w:cs="Arial" w:eastAsia="Arial" w:hAnsi="Arial"/>
+                <w:color w:val="1B2118"/>
+                <w:sz w:val="18"/>
+                <w:szCs w:val="18"/>
+              </w:rPr>
+              <w:t xml:space="preserve"> — Crediti economici interi (292) contro i crediti tecnici (292,8). Segnalato da: Collaudo</w:t>
             </w:r>
           </w:p>
         </w:tc>
@@ -12379,7 +12534,7 @@
                 <w:sz w:val="18"/>
                 <w:szCs w:val="18"/>
               </w:rPr>
-              <w:t xml:space="preserve">ATTESA_REGOLA (P2)</w:t>
+              <w:t xml:space="preserve">ATTESA_REGOLA (P1)</w:t>
             </w:r>
           </w:p>
         </w:tc>
@@ -12412,7 +12567,7 @@
                 <w:sz w:val="18"/>
                 <w:szCs w:val="18"/>
               </w:rPr>
-              <w:t xml:space="preserve">20/10 17:05: chiarito solo il messaggio</w:t>
+              <w:t xml:space="preserve">—</w:t>
             </w:r>
           </w:p>
         </w:tc>
@@ -12449,13 +12604,13 @@
                 <w:sz w:val="18"/>
                 <w:szCs w:val="18"/>
               </w:rPr>
-              <w:t xml:space="preserve">R05</w:t>
-            </w:r>
-          </w:p>
-        </w:tc>
-        <w:tc>
-          <w:tcPr>
-            <w:tcW w:type="dxa" w:w="1685"/>
+              <w:t xml:space="preserve">R04</w:t>
+            </w:r>
+          </w:p>
+        </w:tc>
+        <w:tc>
+          <w:tcPr>
+            <w:tcW w:type="dxa" w:w="1684"/>
             <w:tcBorders>
               <w:top w:val="single" w:color="D9D4C5" w:sz="4"/>
               <w:left w:val="single" w:color="D9D4C5" w:sz="4"/>
@@ -12487,7 +12642,7 @@
         </w:tc>
         <w:tc>
           <w:tcPr>
-            <w:tcW w:type="dxa" w:w="2343"/>
+            <w:tcW w:type="dxa" w:w="2344"/>
             <w:tcBorders>
               <w:top w:val="single" w:color="D9D4C5" w:sz="4"/>
               <w:left w:val="single" w:color="D9D4C5" w:sz="4"/>
@@ -12515,16 +12670,16 @@
                 <w:sz w:val="18"/>
                 <w:szCs w:val="18"/>
               </w:rPr>
-              <w:t xml:space="preserve">Calcolo crediti</w:t>
-            </w:r>
-            <w:r>
-              <w:rPr>
-                <w:rFonts w:ascii="Arial" w:cs="Arial" w:eastAsia="Arial" w:hAnsi="Arial"/>
-                <w:color w:val="1B2118"/>
-                <w:sz w:val="18"/>
-                <w:szCs w:val="18"/>
-              </w:rPr>
-              <w:t xml:space="preserve"> — «Conferma definitivamente» disponibile senza Banca Dati Utenze. Segnalato da: Collaudo</w:t>
+              <w:t xml:space="preserve">Simulatore</w:t>
+            </w:r>
+            <w:r>
+              <w:rPr>
+                <w:rFonts w:ascii="Arial" w:cs="Arial" w:eastAsia="Arial" w:hAnsi="Arial"/>
+                <w:color w:val="1B2118"/>
+                <w:sz w:val="18"/>
+                <w:szCs w:val="18"/>
+              </w:rPr>
+              <w:t xml:space="preserve"> — Pareggio esatto non distinto dal mancato rientro. Segnalato da: Collaudo</w:t>
             </w:r>
           </w:p>
         </w:tc>
@@ -12556,7 +12711,7 @@
                 <w:sz w:val="18"/>
                 <w:szCs w:val="18"/>
               </w:rPr>
-              <w:t xml:space="preserve">CORRETTO_DA_RITESTARE (P0)</w:t>
+              <w:t xml:space="preserve">ATTESA_REGOLA (P2)</w:t>
             </w:r>
           </w:p>
         </w:tc>
@@ -12588,25 +12743,7 @@
                 <w:sz w:val="18"/>
                 <w:szCs w:val="18"/>
               </w:rPr>
-              <w:t xml:space="preserve">20/10 17:05 (</w:t>
-            </w:r>
-            <w:r>
-              <w:rPr>
-                <w:rFonts w:ascii="Consolas" w:cs="Consolas" w:eastAsia="Consolas" w:hAnsi="Consolas"/>
-                <w:color w:val="2F5D3A"/>
-                <w:sz w:val="18"/>
-                <w:szCs w:val="18"/>
-              </w:rPr>
-              <w:t xml:space="preserve">66d253e</w:t>
-            </w:r>
-            <w:r>
-              <w:rPr>
-                <w:rFonts w:ascii="Arial" w:cs="Arial" w:eastAsia="Arial" w:hAnsi="Arial"/>
-                <w:color w:val="1B2118"/>
-                <w:sz w:val="18"/>
-                <w:szCs w:val="18"/>
-              </w:rPr>
-              <w:t xml:space="preserve">) e script 35; elenco dei prerequisiti da confermare</w:t>
+              <w:t xml:space="preserve">20/10 17:05: chiarito solo il messaggio</w:t>
             </w:r>
           </w:p>
         </w:tc>
@@ -12644,13 +12781,13 @@
                 <w:sz w:val="18"/>
                 <w:szCs w:val="18"/>
               </w:rPr>
-              <w:t xml:space="preserve">R06</w:t>
-            </w:r>
-          </w:p>
-        </w:tc>
-        <w:tc>
-          <w:tcPr>
-            <w:tcW w:type="dxa" w:w="1685"/>
+              <w:t xml:space="preserve">R05</w:t>
+            </w:r>
+          </w:p>
+        </w:tc>
+        <w:tc>
+          <w:tcPr>
+            <w:tcW w:type="dxa" w:w="1684"/>
             <w:tcBorders>
               <w:top w:val="single" w:color="D9D4C5" w:sz="4"/>
               <w:left w:val="single" w:color="D9D4C5" w:sz="4"/>
@@ -12683,7 +12820,7 @@
         </w:tc>
         <w:tc>
           <w:tcPr>
-            <w:tcW w:type="dxa" w:w="2343"/>
+            <w:tcW w:type="dxa" w:w="2344"/>
             <w:tcBorders>
               <w:top w:val="single" w:color="D9D4C5" w:sz="4"/>
               <w:left w:val="single" w:color="D9D4C5" w:sz="4"/>
@@ -12712,16 +12849,16 @@
                 <w:sz w:val="18"/>
                 <w:szCs w:val="18"/>
               </w:rPr>
-              <w:t xml:space="preserve">Pratiche</w:t>
-            </w:r>
-            <w:r>
-              <w:rPr>
-                <w:rFonts w:ascii="Arial" w:cs="Arial" w:eastAsia="Arial" w:hAnsi="Arial"/>
-                <w:color w:val="1B2118"/>
-                <w:sz w:val="18"/>
-                <w:szCs w:val="18"/>
-              </w:rPr>
-              <w:t xml:space="preserve"> — Fase completata con un documento obbligatorio mancante. Segnalato da: Collaudo</w:t>
+              <w:t xml:space="preserve">Calcolo crediti</w:t>
+            </w:r>
+            <w:r>
+              <w:rPr>
+                <w:rFonts w:ascii="Arial" w:cs="Arial" w:eastAsia="Arial" w:hAnsi="Arial"/>
+                <w:color w:val="1B2118"/>
+                <w:sz w:val="18"/>
+                <w:szCs w:val="18"/>
+              </w:rPr>
+              <w:t xml:space="preserve"> — «Conferma definitivamente» disponibile senza Banca Dati Utenze. Segnalato da: Collaudo</w:t>
             </w:r>
           </w:p>
         </w:tc>
@@ -12754,7 +12891,7 @@
                 <w:sz w:val="18"/>
                 <w:szCs w:val="18"/>
               </w:rPr>
-              <w:t xml:space="preserve">ATTESA_REGOLA (P0)</w:t>
+              <w:t xml:space="preserve">CORRETTO_DA_RITESTARE (P0)</w:t>
             </w:r>
           </w:p>
         </w:tc>
@@ -12787,7 +12924,25 @@
                 <w:sz w:val="18"/>
                 <w:szCs w:val="18"/>
               </w:rPr>
-              <w:t xml:space="preserve">— (oggi promemoria non bloccante per scelta)</w:t>
+              <w:t xml:space="preserve">20/10 17:05 (</w:t>
+            </w:r>
+            <w:r>
+              <w:rPr>
+                <w:rFonts w:ascii="Consolas" w:cs="Consolas" w:eastAsia="Consolas" w:hAnsi="Consolas"/>
+                <w:color w:val="2F5D3A"/>
+                <w:sz w:val="18"/>
+                <w:szCs w:val="18"/>
+              </w:rPr>
+              <w:t xml:space="preserve">66d253e</w:t>
+            </w:r>
+            <w:r>
+              <w:rPr>
+                <w:rFonts w:ascii="Arial" w:cs="Arial" w:eastAsia="Arial" w:hAnsi="Arial"/>
+                <w:color w:val="1B2118"/>
+                <w:sz w:val="18"/>
+                <w:szCs w:val="18"/>
+              </w:rPr>
+              <w:t xml:space="preserve">) e script 35; elenco dei prerequisiti da confermare</w:t>
             </w:r>
           </w:p>
         </w:tc>
@@ -12824,13 +12979,13 @@
                 <w:sz w:val="18"/>
                 <w:szCs w:val="18"/>
               </w:rPr>
-              <w:t xml:space="preserve">R07</w:t>
-            </w:r>
-          </w:p>
-        </w:tc>
-        <w:tc>
-          <w:tcPr>
-            <w:tcW w:type="dxa" w:w="1685"/>
+              <w:t xml:space="preserve">R06</w:t>
+            </w:r>
+          </w:p>
+        </w:tc>
+        <w:tc>
+          <w:tcPr>
+            <w:tcW w:type="dxa" w:w="1684"/>
             <w:tcBorders>
               <w:top w:val="single" w:color="D9D4C5" w:sz="4"/>
               <w:left w:val="single" w:color="D9D4C5" w:sz="4"/>
@@ -12862,7 +13017,7 @@
         </w:tc>
         <w:tc>
           <w:tcPr>
-            <w:tcW w:type="dxa" w:w="2343"/>
+            <w:tcW w:type="dxa" w:w="2344"/>
             <w:tcBorders>
               <w:top w:val="single" w:color="D9D4C5" w:sz="4"/>
               <w:left w:val="single" w:color="D9D4C5" w:sz="4"/>
@@ -12890,16 +13045,16 @@
                 <w:sz w:val="18"/>
                 <w:szCs w:val="18"/>
               </w:rPr>
-              <w:t xml:space="preserve">Esportazioni</w:t>
-            </w:r>
-            <w:r>
-              <w:rPr>
-                <w:rFonts w:ascii="Arial" w:cs="Arial" w:eastAsia="Arial" w:hAnsi="Arial"/>
-                <w:color w:val="1B2118"/>
-                <w:sz w:val="18"/>
-                <w:szCs w:val="18"/>
-              </w:rPr>
-              <w:t xml:space="preserve"> — Nel CSV di riepilogo P%UD era 1 invece di 100. Segnalato da: Collaudo</w:t>
+              <w:t xml:space="preserve">Pratiche</w:t>
+            </w:r>
+            <w:r>
+              <w:rPr>
+                <w:rFonts w:ascii="Arial" w:cs="Arial" w:eastAsia="Arial" w:hAnsi="Arial"/>
+                <w:color w:val="1B2118"/>
+                <w:sz w:val="18"/>
+                <w:szCs w:val="18"/>
+              </w:rPr>
+              <w:t xml:space="preserve"> — Fase completata con un documento obbligatorio mancante. Segnalato da: Collaudo</w:t>
             </w:r>
           </w:p>
         </w:tc>
@@ -12931,7 +13086,7 @@
                 <w:sz w:val="18"/>
                 <w:szCs w:val="18"/>
               </w:rPr>
-              <w:t xml:space="preserve">CORRETTO_DA_RITESTARE (P2)</w:t>
+              <w:t xml:space="preserve">ATTESA_REGOLA (P0)</w:t>
             </w:r>
           </w:p>
         </w:tc>
@@ -12963,25 +13118,7 @@
                 <w:sz w:val="18"/>
                 <w:szCs w:val="18"/>
               </w:rPr>
-              <w:t xml:space="preserve">20/10 17:05 (</w:t>
-            </w:r>
-            <w:r>
-              <w:rPr>
-                <w:rFonts w:ascii="Consolas" w:cs="Consolas" w:eastAsia="Consolas" w:hAnsi="Consolas"/>
-                <w:color w:val="2F5D3A"/>
-                <w:sz w:val="18"/>
-                <w:szCs w:val="18"/>
-              </w:rPr>
-              <w:t xml:space="preserve">66d253e</w:t>
-            </w:r>
-            <w:r>
-              <w:rPr>
-                <w:rFonts w:ascii="Arial" w:cs="Arial" w:eastAsia="Arial" w:hAnsi="Arial"/>
-                <w:color w:val="1B2118"/>
-                <w:sz w:val="18"/>
-                <w:szCs w:val="18"/>
-              </w:rPr>
-              <w:t xml:space="preserve">)</w:t>
+              <w:t xml:space="preserve">— (oggi promemoria non bloccante per scelta)</w:t>
             </w:r>
           </w:p>
         </w:tc>
@@ -13019,13 +13156,13 @@
                 <w:sz w:val="18"/>
                 <w:szCs w:val="18"/>
               </w:rPr>
-              <w:t xml:space="preserve">R08</w:t>
-            </w:r>
-          </w:p>
-        </w:tc>
-        <w:tc>
-          <w:tcPr>
-            <w:tcW w:type="dxa" w:w="1685"/>
+              <w:t xml:space="preserve">R07</w:t>
+            </w:r>
+          </w:p>
+        </w:tc>
+        <w:tc>
+          <w:tcPr>
+            <w:tcW w:type="dxa" w:w="1684"/>
             <w:tcBorders>
               <w:top w:val="single" w:color="D9D4C5" w:sz="4"/>
               <w:left w:val="single" w:color="D9D4C5" w:sz="4"/>
@@ -13058,7 +13195,7 @@
         </w:tc>
         <w:tc>
           <w:tcPr>
-            <w:tcW w:type="dxa" w:w="2343"/>
+            <w:tcW w:type="dxa" w:w="2344"/>
             <w:tcBorders>
               <w:top w:val="single" w:color="D9D4C5" w:sz="4"/>
               <w:left w:val="single" w:color="D9D4C5" w:sz="4"/>
@@ -13087,16 +13224,16 @@
                 <w:sz w:val="18"/>
                 <w:szCs w:val="18"/>
               </w:rPr>
-              <w:t xml:space="preserve">PDF</w:t>
-            </w:r>
-            <w:r>
-              <w:rPr>
-                <w:rFonts w:ascii="Arial" w:cs="Arial" w:eastAsia="Arial" w:hAnsi="Arial"/>
-                <w:color w:val="1B2118"/>
-                <w:sz w:val="18"/>
-                <w:szCs w:val="18"/>
-              </w:rPr>
-              <w:t xml:space="preserve"> — Spaziatura irregolare e glifi sovrapposti nei PDF (lettore poppler). Segnalato da: Collaudo</w:t>
+              <w:t xml:space="preserve">Esportazioni</w:t>
+            </w:r>
+            <w:r>
+              <w:rPr>
+                <w:rFonts w:ascii="Arial" w:cs="Arial" w:eastAsia="Arial" w:hAnsi="Arial"/>
+                <w:color w:val="1B2118"/>
+                <w:sz w:val="18"/>
+                <w:szCs w:val="18"/>
+              </w:rPr>
+              <w:t xml:space="preserve"> — Nel CSV di riepilogo P%UD era 1 invece di 100. Segnalato da: Collaudo</w:t>
             </w:r>
           </w:p>
         </w:tc>
@@ -13162,7 +13299,7 @@
                 <w:sz w:val="18"/>
                 <w:szCs w:val="18"/>
               </w:rPr>
-              <w:t xml:space="preserve">21/10 11:05 (</w:t>
+              <w:t xml:space="preserve">20/10 17:05 (</w:t>
             </w:r>
             <w:r>
               <w:rPr>
@@ -13171,16 +13308,16 @@
                 <w:sz w:val="18"/>
                 <w:szCs w:val="18"/>
               </w:rPr>
-              <w:t xml:space="preserve">4920d2a</w:t>
-            </w:r>
-            <w:r>
-              <w:rPr>
-                <w:rFonts w:ascii="Arial" w:cs="Arial" w:eastAsia="Arial" w:hAnsi="Arial"/>
-                <w:color w:val="1B2118"/>
-                <w:sz w:val="18"/>
-                <w:szCs w:val="18"/>
-              </w:rPr>
-              <w:t xml:space="preserve">): carattere Liberation Sans (stesse larghezze di Helvetica, licenza OFL) incorporato in rapporto crediti, simulatore e riepilogo del fascicolo; verificato con pdffonts (solo carattere incorporato in uso) e a schermo</w:t>
+              <w:t xml:space="preserve">66d253e</w:t>
+            </w:r>
+            <w:r>
+              <w:rPr>
+                <w:rFonts w:ascii="Arial" w:cs="Arial" w:eastAsia="Arial" w:hAnsi="Arial"/>
+                <w:color w:val="1B2118"/>
+                <w:sz w:val="18"/>
+                <w:szCs w:val="18"/>
+              </w:rPr>
+              <w:t xml:space="preserve">)</w:t>
             </w:r>
           </w:p>
         </w:tc>
@@ -13217,13 +13354,13 @@
                 <w:sz w:val="18"/>
                 <w:szCs w:val="18"/>
               </w:rPr>
-              <w:t xml:space="preserve">Riuso</w:t>
-            </w:r>
-          </w:p>
-        </w:tc>
-        <w:tc>
-          <w:tcPr>
-            <w:tcW w:type="dxa" w:w="1685"/>
+              <w:t xml:space="preserve">R08</w:t>
+            </w:r>
+          </w:p>
+        </w:tc>
+        <w:tc>
+          <w:tcPr>
+            <w:tcW w:type="dxa" w:w="1684"/>
             <w:tcBorders>
               <w:top w:val="single" w:color="D9D4C5" w:sz="4"/>
               <w:left w:val="single" w:color="D9D4C5" w:sz="4"/>
@@ -13255,7 +13392,7 @@
         </w:tc>
         <w:tc>
           <w:tcPr>
-            <w:tcW w:type="dxa" w:w="2343"/>
+            <w:tcW w:type="dxa" w:w="2344"/>
             <w:tcBorders>
               <w:top w:val="single" w:color="D9D4C5" w:sz="4"/>
               <w:left w:val="single" w:color="D9D4C5" w:sz="4"/>
@@ -13283,16 +13420,16 @@
                 <w:sz w:val="18"/>
                 <w:szCs w:val="18"/>
               </w:rPr>
-              <w:t xml:space="preserve">Metodologia</w:t>
-            </w:r>
-            <w:r>
-              <w:rPr>
-                <w:rFonts w:ascii="Arial" w:cs="Arial" w:eastAsia="Arial" w:hAnsi="Arial"/>
-                <w:color w:val="1B2118"/>
-                <w:sz w:val="18"/>
-                <w:szCs w:val="18"/>
-              </w:rPr>
-              <w:t xml:space="preserve"> — Segno dell'effetto del riuso (formule 26 e 29). Segnalato da: Collaudo</w:t>
+              <w:t xml:space="preserve">PDF</w:t>
+            </w:r>
+            <w:r>
+              <w:rPr>
+                <w:rFonts w:ascii="Arial" w:cs="Arial" w:eastAsia="Arial" w:hAnsi="Arial"/>
+                <w:color w:val="1B2118"/>
+                <w:sz w:val="18"/>
+                <w:szCs w:val="18"/>
+              </w:rPr>
+              <w:t xml:space="preserve"> — Spaziatura irregolare e glifi sovrapposti nei PDF (lettore poppler). Segnalato da: Collaudo</w:t>
             </w:r>
           </w:p>
         </w:tc>
@@ -13324,7 +13461,7 @@
                 <w:sz w:val="18"/>
                 <w:szCs w:val="18"/>
               </w:rPr>
-              <w:t xml:space="preserve">ATTESA_REGOLA</w:t>
+              <w:t xml:space="preserve">CORRETTO_DA_RITESTARE (P2)</w:t>
             </w:r>
           </w:p>
         </w:tc>
@@ -13356,7 +13493,25 @@
                 <w:sz w:val="18"/>
                 <w:szCs w:val="18"/>
               </w:rPr>
-              <w:t xml:space="preserve">—</w:t>
+              <w:t xml:space="preserve">21/10 11:05 (</w:t>
+            </w:r>
+            <w:r>
+              <w:rPr>
+                <w:rFonts w:ascii="Consolas" w:cs="Consolas" w:eastAsia="Consolas" w:hAnsi="Consolas"/>
+                <w:color w:val="2F5D3A"/>
+                <w:sz w:val="18"/>
+                <w:szCs w:val="18"/>
+              </w:rPr>
+              <w:t xml:space="preserve">4920d2a</w:t>
+            </w:r>
+            <w:r>
+              <w:rPr>
+                <w:rFonts w:ascii="Arial" w:cs="Arial" w:eastAsia="Arial" w:hAnsi="Arial"/>
+                <w:color w:val="1B2118"/>
+                <w:sz w:val="18"/>
+                <w:szCs w:val="18"/>
+              </w:rPr>
+              <w:t xml:space="preserve">): carattere Liberation Sans (stesse larghezze di Helvetica, licenza OFL) incorporato in rapporto crediti, simulatore e riepilogo del fascicolo; verificato con pdffonts (solo carattere incorporato in uso) e a schermo</w:t>
             </w:r>
           </w:p>
         </w:tc>
@@ -13394,13 +13549,13 @@
                 <w:sz w:val="18"/>
                 <w:szCs w:val="18"/>
               </w:rPr>
-              <w:t xml:space="preserve">D08</w:t>
-            </w:r>
-          </w:p>
-        </w:tc>
-        <w:tc>
-          <w:tcPr>
-            <w:tcW w:type="dxa" w:w="1685"/>
+              <w:t xml:space="preserve">Riuso</w:t>
+            </w:r>
+          </w:p>
+        </w:tc>
+        <w:tc>
+          <w:tcPr>
+            <w:tcW w:type="dxa" w:w="1684"/>
             <w:tcBorders>
               <w:top w:val="single" w:color="D9D4C5" w:sz="4"/>
               <w:left w:val="single" w:color="D9D4C5" w:sz="4"/>
@@ -13427,13 +13582,13 @@
                 <w:sz w:val="18"/>
                 <w:szCs w:val="18"/>
               </w:rPr>
-              <w:t xml:space="preserve">21/10 10:42 (rapporto V05; creazione A del 20/10)</w:t>
-            </w:r>
-          </w:p>
-        </w:tc>
-        <w:tc>
-          <w:tcPr>
-            <w:tcW w:type="dxa" w:w="2343"/>
+              <w:t xml:space="preserve">20/10 16:40</w:t>
+            </w:r>
+          </w:p>
+        </w:tc>
+        <w:tc>
+          <w:tcPr>
+            <w:tcW w:type="dxa" w:w="2344"/>
             <w:tcBorders>
               <w:top w:val="single" w:color="D9D4C5" w:sz="4"/>
               <w:left w:val="single" w:color="D9D4C5" w:sz="4"/>
@@ -13462,16 +13617,16 @@
                 <w:sz w:val="18"/>
                 <w:szCs w:val="18"/>
               </w:rPr>
-              <w:t xml:space="preserve">Email</w:t>
-            </w:r>
-            <w:r>
-              <w:rPr>
-                <w:rFonts w:ascii="Arial" w:cs="Arial" w:eastAsia="Arial" w:hAnsi="Arial"/>
-                <w:color w:val="1B2118"/>
-                <w:sz w:val="18"/>
-                <w:szCs w:val="18"/>
-              </w:rPr>
-              <w:t xml:space="preserve"> — Email delle credenziali non inviata («Email non inviata», Resend 403). Segnalato da: Collaudo</w:t>
+              <w:t xml:space="preserve">Metodologia</w:t>
+            </w:r>
+            <w:r>
+              <w:rPr>
+                <w:rFonts w:ascii="Arial" w:cs="Arial" w:eastAsia="Arial" w:hAnsi="Arial"/>
+                <w:color w:val="1B2118"/>
+                <w:sz w:val="18"/>
+                <w:szCs w:val="18"/>
+              </w:rPr>
+              <w:t xml:space="preserve"> — Segno dell'effetto del riuso (formule 26 e 29). Segnalato da: Collaudo</w:t>
             </w:r>
           </w:p>
         </w:tc>
@@ -13504,7 +13659,7 @@
                 <w:sz w:val="18"/>
                 <w:szCs w:val="18"/>
               </w:rPr>
-              <w:t xml:space="preserve">APERTO (P1)</w:t>
+              <w:t xml:space="preserve">ATTESA_REGOLA</w:t>
             </w:r>
           </w:p>
         </w:tc>
@@ -13537,7 +13692,7 @@
                 <w:sz w:val="18"/>
                 <w:szCs w:val="18"/>
               </w:rPr>
-              <w:t xml:space="preserve">Stessa causa di ISS-012</w:t>
+              <w:t xml:space="preserve">—</w:t>
             </w:r>
           </w:p>
         </w:tc>
@@ -13574,45 +13729,45 @@
                 <w:sz w:val="18"/>
                 <w:szCs w:val="18"/>
               </w:rPr>
-              <w:t xml:space="preserve">D05-R1</w:t>
-            </w:r>
-          </w:p>
-        </w:tc>
-        <w:tc>
-          <w:tcPr>
-            <w:tcW w:type="dxa" w:w="1685"/>
-            <w:tcBorders>
-              <w:top w:val="single" w:color="D9D4C5" w:sz="4"/>
-              <w:left w:val="single" w:color="D9D4C5" w:sz="4"/>
-              <w:bottom w:val="single" w:color="D9D4C5" w:sz="4"/>
-              <w:right w:val="single" w:color="D9D4C5" w:sz="4"/>
-            </w:tcBorders>
-            <w:tcMar>
-              <w:top w:type="dxa" w:w="70"/>
-              <w:left w:type="dxa" w:w="110"/>
-              <w:bottom w:type="dxa" w:w="70"/>
-              <w:right w:type="dxa" w:w="110"/>
-            </w:tcMar>
-            <w:vAlign w:val="center"/>
-          </w:tcPr>
-          <w:p>
-            <w:pPr>
-              <w:spacing w:after="0" w:before="0"/>
-            </w:pPr>
-            <w:r>
-              <w:rPr>
-                <w:rFonts w:ascii="Arial" w:cs="Arial" w:eastAsia="Arial" w:hAnsi="Arial"/>
-                <w:color w:val="1B2118"/>
-                <w:sz w:val="18"/>
-                <w:szCs w:val="18"/>
-              </w:rPr>
-              <w:t xml:space="preserve">21/10 10:42 (osservato il 21/10 sugli eventi delle 09:20:41 e 09:21:21)</w:t>
-            </w:r>
-          </w:p>
-        </w:tc>
-        <w:tc>
-          <w:tcPr>
-            <w:tcW w:type="dxa" w:w="2343"/>
+              <w:t xml:space="preserve">D08</w:t>
+            </w:r>
+          </w:p>
+        </w:tc>
+        <w:tc>
+          <w:tcPr>
+            <w:tcW w:type="dxa" w:w="1684"/>
+            <w:tcBorders>
+              <w:top w:val="single" w:color="D9D4C5" w:sz="4"/>
+              <w:left w:val="single" w:color="D9D4C5" w:sz="4"/>
+              <w:bottom w:val="single" w:color="D9D4C5" w:sz="4"/>
+              <w:right w:val="single" w:color="D9D4C5" w:sz="4"/>
+            </w:tcBorders>
+            <w:tcMar>
+              <w:top w:type="dxa" w:w="70"/>
+              <w:left w:type="dxa" w:w="110"/>
+              <w:bottom w:type="dxa" w:w="70"/>
+              <w:right w:type="dxa" w:w="110"/>
+            </w:tcMar>
+            <w:vAlign w:val="center"/>
+          </w:tcPr>
+          <w:p>
+            <w:pPr>
+              <w:spacing w:after="0" w:before="0"/>
+            </w:pPr>
+            <w:r>
+              <w:rPr>
+                <w:rFonts w:ascii="Arial" w:cs="Arial" w:eastAsia="Arial" w:hAnsi="Arial"/>
+                <w:color w:val="1B2118"/>
+                <w:sz w:val="18"/>
+                <w:szCs w:val="18"/>
+              </w:rPr>
+              <w:t xml:space="preserve">21/10 10:42 (rapporto V05; creazione A del 20/10)</w:t>
+            </w:r>
+          </w:p>
+        </w:tc>
+        <w:tc>
+          <w:tcPr>
+            <w:tcW w:type="dxa" w:w="2344"/>
             <w:tcBorders>
               <w:top w:val="single" w:color="D9D4C5" w:sz="4"/>
               <w:left w:val="single" w:color="D9D4C5" w:sz="4"/>
@@ -13640,16 +13795,16 @@
                 <w:sz w:val="18"/>
                 <w:szCs w:val="18"/>
               </w:rPr>
-              <w:t xml:space="preserve">Audit</w:t>
-            </w:r>
-            <w:r>
-              <w:rPr>
-                <w:rFonts w:ascii="Arial" w:cs="Arial" w:eastAsia="Arial" w:hAnsi="Arial"/>
-                <w:color w:val="1B2118"/>
-                <w:sz w:val="18"/>
-                <w:szCs w:val="18"/>
-              </w:rPr>
-              <w:t xml:space="preserve"> — Nel dettaglio dell'Audit i testi lunghi restavano tagliati anche aprendo «1 modifica». Segnalato da: Collaudo</w:t>
+              <w:t xml:space="preserve">Email</w:t>
+            </w:r>
+            <w:r>
+              <w:rPr>
+                <w:rFonts w:ascii="Arial" w:cs="Arial" w:eastAsia="Arial" w:hAnsi="Arial"/>
+                <w:color w:val="1B2118"/>
+                <w:sz w:val="18"/>
+                <w:szCs w:val="18"/>
+              </w:rPr>
+              <w:t xml:space="preserve"> — Email delle credenziali non inviata («Email non inviata», Resend 403). Segnalato da: Collaudo</w:t>
             </w:r>
           </w:p>
         </w:tc>
@@ -13681,7 +13836,7 @@
                 <w:sz w:val="18"/>
                 <w:szCs w:val="18"/>
               </w:rPr>
-              <w:t xml:space="preserve">CORRETTO_DA_RITESTARE (P2)</w:t>
+              <w:t xml:space="preserve">APERTO (P1)</w:t>
             </w:r>
           </w:p>
         </w:tc>
@@ -13713,25 +13868,7 @@
                 <w:sz w:val="18"/>
                 <w:szCs w:val="18"/>
               </w:rPr>
-              <w:t xml:space="preserve">21/10 10:48 (</w:t>
-            </w:r>
-            <w:r>
-              <w:rPr>
-                <w:rFonts w:ascii="Consolas" w:cs="Consolas" w:eastAsia="Consolas" w:hAnsi="Consolas"/>
-                <w:color w:val="2F5D3A"/>
-                <w:sz w:val="18"/>
-                <w:szCs w:val="18"/>
-              </w:rPr>
-              <w:t xml:space="preserve">39c9bc8</w:t>
-            </w:r>
-            <w:r>
-              <w:rPr>
-                <w:rFonts w:ascii="Arial" w:cs="Arial" w:eastAsia="Arial" w:hAnsi="Arial"/>
-                <w:color w:val="1B2118"/>
-                <w:sz w:val="18"/>
-                <w:szCs w:val="18"/>
-              </w:rPr>
-              <w:t xml:space="preserve">); in produzione alle 10:50, verificato dal vivo alle 10:51</w:t>
+              <w:t xml:space="preserve">Stessa causa di ISS-012</w:t>
             </w:r>
           </w:p>
         </w:tc>
@@ -13769,13 +13906,13 @@
                 <w:sz w:val="18"/>
                 <w:szCs w:val="18"/>
               </w:rPr>
-              <w:t xml:space="preserve">O01</w:t>
-            </w:r>
-          </w:p>
-        </w:tc>
-        <w:tc>
-          <w:tcPr>
-            <w:tcW w:type="dxa" w:w="1685"/>
+              <w:t xml:space="preserve">D05-R1</w:t>
+            </w:r>
+          </w:p>
+        </w:tc>
+        <w:tc>
+          <w:tcPr>
+            <w:tcW w:type="dxa" w:w="1684"/>
             <w:tcBorders>
               <w:top w:val="single" w:color="D9D4C5" w:sz="4"/>
               <w:left w:val="single" w:color="D9D4C5" w:sz="4"/>
@@ -13802,13 +13939,13 @@
                 <w:sz w:val="18"/>
                 <w:szCs w:val="18"/>
               </w:rPr>
-              <w:t xml:space="preserve">21/10 10:42 (osservato il 20/10 su B disattivato)</w:t>
-            </w:r>
-          </w:p>
-        </w:tc>
-        <w:tc>
-          <w:tcPr>
-            <w:tcW w:type="dxa" w:w="2343"/>
+              <w:t xml:space="preserve">21/10 10:42 (osservato il 21/10 sugli eventi delle 09:20:41 e 09:21:21)</w:t>
+            </w:r>
+          </w:p>
+        </w:tc>
+        <w:tc>
+          <w:tcPr>
+            <w:tcW w:type="dxa" w:w="2344"/>
             <w:tcBorders>
               <w:top w:val="single" w:color="D9D4C5" w:sz="4"/>
               <w:left w:val="single" w:color="D9D4C5" w:sz="4"/>
@@ -13837,6 +13974,202 @@
                 <w:sz w:val="18"/>
                 <w:szCs w:val="18"/>
               </w:rPr>
+              <w:t xml:space="preserve">Audit</w:t>
+            </w:r>
+            <w:r>
+              <w:rPr>
+                <w:rFonts w:ascii="Arial" w:cs="Arial" w:eastAsia="Arial" w:hAnsi="Arial"/>
+                <w:color w:val="1B2118"/>
+                <w:sz w:val="18"/>
+                <w:szCs w:val="18"/>
+              </w:rPr>
+              <w:t xml:space="preserve"> — Nel dettaglio dell'Audit i testi lunghi restavano tagliati anche aprendo «1 modifica». Segnalato da: Collaudo</w:t>
+            </w:r>
+          </w:p>
+        </w:tc>
+        <w:tc>
+          <w:tcPr>
+            <w:tcW w:type="dxa" w:w="2344"/>
+            <w:tcBorders>
+              <w:top w:val="single" w:color="D9D4C5" w:sz="4"/>
+              <w:left w:val="single" w:color="D9D4C5" w:sz="4"/>
+              <w:bottom w:val="single" w:color="D9D4C5" w:sz="4"/>
+              <w:right w:val="single" w:color="D9D4C5" w:sz="4"/>
+            </w:tcBorders>
+            <w:shd w:fill="F6F4EE" w:color="auto" w:val="clear"/>
+            <w:tcMar>
+              <w:top w:type="dxa" w:w="70"/>
+              <w:left w:type="dxa" w:w="110"/>
+              <w:bottom w:type="dxa" w:w="70"/>
+              <w:right w:type="dxa" w:w="110"/>
+            </w:tcMar>
+            <w:vAlign w:val="center"/>
+          </w:tcPr>
+          <w:p>
+            <w:pPr>
+              <w:spacing w:after="0" w:before="0"/>
+            </w:pPr>
+            <w:r>
+              <w:rPr>
+                <w:rFonts w:ascii="Arial" w:cs="Arial" w:eastAsia="Arial" w:hAnsi="Arial"/>
+                <w:color w:val="1B2118"/>
+                <w:sz w:val="18"/>
+                <w:szCs w:val="18"/>
+              </w:rPr>
+              <w:t xml:space="preserve">CORRETTO_DA_RITESTARE (P2)</w:t>
+            </w:r>
+          </w:p>
+        </w:tc>
+        <w:tc>
+          <w:tcPr>
+            <w:tcW w:type="dxa" w:w="2344"/>
+            <w:tcBorders>
+              <w:top w:val="single" w:color="D9D4C5" w:sz="4"/>
+              <w:left w:val="single" w:color="D9D4C5" w:sz="4"/>
+              <w:bottom w:val="single" w:color="D9D4C5" w:sz="4"/>
+              <w:right w:val="single" w:color="D9D4C5" w:sz="4"/>
+            </w:tcBorders>
+            <w:shd w:fill="F6F4EE" w:color="auto" w:val="clear"/>
+            <w:tcMar>
+              <w:top w:type="dxa" w:w="70"/>
+              <w:left w:type="dxa" w:w="110"/>
+              <w:bottom w:type="dxa" w:w="70"/>
+              <w:right w:type="dxa" w:w="110"/>
+            </w:tcMar>
+            <w:vAlign w:val="center"/>
+          </w:tcPr>
+          <w:p>
+            <w:pPr>
+              <w:spacing w:after="0" w:before="0"/>
+            </w:pPr>
+            <w:r>
+              <w:rPr>
+                <w:rFonts w:ascii="Arial" w:cs="Arial" w:eastAsia="Arial" w:hAnsi="Arial"/>
+                <w:color w:val="1B2118"/>
+                <w:sz w:val="18"/>
+                <w:szCs w:val="18"/>
+              </w:rPr>
+              <w:t xml:space="preserve">21/10 10:48 (</w:t>
+            </w:r>
+            <w:r>
+              <w:rPr>
+                <w:rFonts w:ascii="Consolas" w:cs="Consolas" w:eastAsia="Consolas" w:hAnsi="Consolas"/>
+                <w:color w:val="2F5D3A"/>
+                <w:sz w:val="18"/>
+                <w:szCs w:val="18"/>
+              </w:rPr>
+              <w:t xml:space="preserve">39c9bc8</w:t>
+            </w:r>
+            <w:r>
+              <w:rPr>
+                <w:rFonts w:ascii="Arial" w:cs="Arial" w:eastAsia="Arial" w:hAnsi="Arial"/>
+                <w:color w:val="1B2118"/>
+                <w:sz w:val="18"/>
+                <w:szCs w:val="18"/>
+              </w:rPr>
+              <w:t xml:space="preserve">); in produzione alle 10:50, verificato dal vivo alle 10:51</w:t>
+            </w:r>
+          </w:p>
+        </w:tc>
+      </w:tr>
+      <w:tr>
+        <w:trPr>
+          <w:cantSplit/>
+        </w:trPr>
+        <w:tc>
+          <w:tcPr>
+            <w:tcW w:type="dxa" w:w="922"/>
+            <w:tcBorders>
+              <w:top w:val="single" w:color="D9D4C5" w:sz="4"/>
+              <w:left w:val="single" w:color="D9D4C5" w:sz="4"/>
+              <w:bottom w:val="single" w:color="D9D4C5" w:sz="4"/>
+              <w:right w:val="single" w:color="D9D4C5" w:sz="4"/>
+            </w:tcBorders>
+            <w:tcMar>
+              <w:top w:type="dxa" w:w="70"/>
+              <w:left w:type="dxa" w:w="110"/>
+              <w:bottom w:type="dxa" w:w="70"/>
+              <w:right w:type="dxa" w:w="110"/>
+            </w:tcMar>
+            <w:vAlign w:val="center"/>
+          </w:tcPr>
+          <w:p>
+            <w:pPr>
+              <w:spacing w:after="0" w:before="0"/>
+            </w:pPr>
+            <w:r>
+              <w:rPr>
+                <w:rFonts w:ascii="Arial" w:cs="Arial" w:eastAsia="Arial" w:hAnsi="Arial"/>
+                <w:color w:val="1B2118"/>
+                <w:sz w:val="18"/>
+                <w:szCs w:val="18"/>
+              </w:rPr>
+              <w:t xml:space="preserve">O01</w:t>
+            </w:r>
+          </w:p>
+        </w:tc>
+        <w:tc>
+          <w:tcPr>
+            <w:tcW w:type="dxa" w:w="1684"/>
+            <w:tcBorders>
+              <w:top w:val="single" w:color="D9D4C5" w:sz="4"/>
+              <w:left w:val="single" w:color="D9D4C5" w:sz="4"/>
+              <w:bottom w:val="single" w:color="D9D4C5" w:sz="4"/>
+              <w:right w:val="single" w:color="D9D4C5" w:sz="4"/>
+            </w:tcBorders>
+            <w:tcMar>
+              <w:top w:type="dxa" w:w="70"/>
+              <w:left w:type="dxa" w:w="110"/>
+              <w:bottom w:type="dxa" w:w="70"/>
+              <w:right w:type="dxa" w:w="110"/>
+            </w:tcMar>
+            <w:vAlign w:val="center"/>
+          </w:tcPr>
+          <w:p>
+            <w:pPr>
+              <w:spacing w:after="0" w:before="0"/>
+            </w:pPr>
+            <w:r>
+              <w:rPr>
+                <w:rFonts w:ascii="Arial" w:cs="Arial" w:eastAsia="Arial" w:hAnsi="Arial"/>
+                <w:color w:val="1B2118"/>
+                <w:sz w:val="18"/>
+                <w:szCs w:val="18"/>
+              </w:rPr>
+              <w:t xml:space="preserve">21/10 10:42 (osservato il 20/10 su B disattivato)</w:t>
+            </w:r>
+          </w:p>
+        </w:tc>
+        <w:tc>
+          <w:tcPr>
+            <w:tcW w:type="dxa" w:w="2344"/>
+            <w:tcBorders>
+              <w:top w:val="single" w:color="D9D4C5" w:sz="4"/>
+              <w:left w:val="single" w:color="D9D4C5" w:sz="4"/>
+              <w:bottom w:val="single" w:color="D9D4C5" w:sz="4"/>
+              <w:right w:val="single" w:color="D9D4C5" w:sz="4"/>
+            </w:tcBorders>
+            <w:tcMar>
+              <w:top w:type="dxa" w:w="70"/>
+              <w:left w:type="dxa" w:w="110"/>
+              <w:bottom w:type="dxa" w:w="70"/>
+              <w:right w:type="dxa" w:w="110"/>
+            </w:tcMar>
+            <w:vAlign w:val="center"/>
+          </w:tcPr>
+          <w:p>
+            <w:pPr>
+              <w:spacing w:after="0" w:before="0"/>
+            </w:pPr>
+            <w:r>
+              <w:rPr>
+                <w:rFonts w:ascii="Arial" w:cs="Arial" w:eastAsia="Arial" w:hAnsi="Arial"/>
+                <w:b/>
+                <w:bCs/>
+                <w:color w:val="1B2118"/>
+                <w:sz w:val="18"/>
+                <w:szCs w:val="18"/>
+              </w:rPr>
               <w:t xml:space="preserve">Accesso</w:t>
             </w:r>
             <w:r>
@@ -13859,7 +14192,6 @@
               <w:bottom w:val="single" w:color="D9D4C5" w:sz="4"/>
               <w:right w:val="single" w:color="D9D4C5" w:sz="4"/>
             </w:tcBorders>
-            <w:shd w:fill="F6F4EE" w:color="auto" w:val="clear"/>
             <w:tcMar>
               <w:top w:type="dxa" w:w="70"/>
               <w:left w:type="dxa" w:w="110"/>
@@ -13892,7 +14224,6 @@
               <w:bottom w:val="single" w:color="D9D4C5" w:sz="4"/>
               <w:right w:val="single" w:color="D9D4C5" w:sz="4"/>
             </w:tcBorders>
-            <w:shd w:fill="F6F4EE" w:color="auto" w:val="clear"/>
             <w:tcMar>
               <w:top w:type="dxa" w:w="70"/>
               <w:left w:type="dxa" w:w="110"/>
@@ -16471,7 +16802,7 @@
                 <w:sz w:val="18"/>
                 <w:szCs w:val="18"/>
               </w:rPr>
-              <w:t xml:space="preserve">7</w:t>
+              <w:t xml:space="preserve">8</w:t>
             </w:r>
           </w:p>
         </w:tc>
@@ -16503,7 +16834,7 @@
                 <w:sz w:val="18"/>
                 <w:szCs w:val="18"/>
               </w:rPr>
-              <w:t xml:space="preserve">Osservatorio News: lettura dei feed RSS (Google News e siti), chiave dei titoli, pre-filtro, lettura della risposta di Claude, categorie uguali allo script 36, copia identica nella funzione del server</w:t>
+              <w:t xml:space="preserve">Osservatorio News: lettura dei feed RSS (Google News, Bing News e siti), chiave dei titoli, pre-filtro, lettura della risposta di Claude, categorie uguali allo script 36, copia identica nella funzione del server</w:t>
             </w:r>
           </w:p>
         </w:tc>
@@ -17986,6 +18317,95 @@
           </w:p>
         </w:tc>
       </w:tr>
+      <w:tr>
+        <w:trPr>
+          <w:cantSplit/>
+        </w:trPr>
+        <w:tc>
+          <w:tcPr>
+            <w:tcW w:type="dxa" w:w="2029"/>
+            <w:tcBorders>
+              <w:top w:val="single" w:color="D9D4C5" w:sz="4"/>
+              <w:left w:val="single" w:color="D9D4C5" w:sz="4"/>
+              <w:bottom w:val="single" w:color="D9D4C5" w:sz="4"/>
+              <w:right w:val="single" w:color="D9D4C5" w:sz="4"/>
+            </w:tcBorders>
+            <w:shd w:fill="F6F4EE" w:color="auto" w:val="clear"/>
+            <w:tcMar>
+              <w:top w:type="dxa" w:w="70"/>
+              <w:left w:type="dxa" w:w="110"/>
+              <w:bottom w:type="dxa" w:w="70"/>
+              <w:right w:type="dxa" w:w="110"/>
+            </w:tcMar>
+            <w:vAlign w:val="center"/>
+          </w:tcPr>
+          <w:p>
+            <w:pPr>
+              <w:spacing w:after="0" w:before="0"/>
+            </w:pPr>
+            <w:r>
+              <w:rPr>
+                <w:rFonts w:ascii="Arial" w:cs="Arial" w:eastAsia="Arial" w:hAnsi="Arial"/>
+                <w:color w:val="1B2118"/>
+                <w:sz w:val="18"/>
+                <w:szCs w:val="18"/>
+              </w:rPr>
+              <w:t xml:space="preserve">21/10/2026 12:25</w:t>
+            </w:r>
+          </w:p>
+        </w:tc>
+        <w:tc>
+          <w:tcPr>
+            <w:tcW w:type="dxa" w:w="7609"/>
+            <w:tcBorders>
+              <w:top w:val="single" w:color="D9D4C5" w:sz="4"/>
+              <w:left w:val="single" w:color="D9D4C5" w:sz="4"/>
+              <w:bottom w:val="single" w:color="D9D4C5" w:sz="4"/>
+              <w:right w:val="single" w:color="D9D4C5" w:sz="4"/>
+            </w:tcBorders>
+            <w:shd w:fill="F6F4EE" w:color="auto" w:val="clear"/>
+            <w:tcMar>
+              <w:top w:type="dxa" w:w="70"/>
+              <w:left w:type="dxa" w:w="110"/>
+              <w:bottom w:type="dxa" w:w="70"/>
+              <w:right w:type="dxa" w:w="110"/>
+            </w:tcMar>
+            <w:vAlign w:val="center"/>
+          </w:tcPr>
+          <w:p>
+            <w:pPr>
+              <w:spacing w:after="0" w:before="0"/>
+            </w:pPr>
+            <w:r>
+              <w:rPr>
+                <w:rFonts w:ascii="Arial" w:cs="Arial" w:eastAsia="Arial" w:hAnsi="Arial"/>
+                <w:color w:val="1B2118"/>
+                <w:sz w:val="18"/>
+                <w:szCs w:val="18"/>
+              </w:rPr>
+              <w:t xml:space="preserve">ISS-036: canali News da Google a Bing; prova Bing in </w:t>
+            </w:r>
+            <w:r>
+              <w:rPr>
+                <w:rFonts w:ascii="Consolas" w:cs="Consolas" w:eastAsia="Consolas" w:hAnsi="Consolas"/>
+                <w:color w:val="2F5D3A"/>
+                <w:sz w:val="18"/>
+                <w:szCs w:val="18"/>
+              </w:rPr>
+              <w:t xml:space="preserve">notizie.test.mjs</w:t>
+            </w:r>
+            <w:r>
+              <w:rPr>
+                <w:rFonts w:ascii="Arial" w:cs="Arial" w:eastAsia="Arial" w:hAnsi="Arial"/>
+                <w:color w:val="1B2118"/>
+                <w:sz w:val="18"/>
+                <w:szCs w:val="18"/>
+              </w:rPr>
+              <w:t xml:space="preserve"> (8)</w:t>
+            </w:r>
+          </w:p>
+        </w:tc>
+      </w:tr>
     </w:tbl>
     <w:p>
       <w:pPr>
@@ -18227,7 +18647,7 @@
         <w:szCs w:val="16"/>
       </w:rPr>
       <w:tab/>
-      <w:t xml:space="preserve">Registro issue e test · Rev. 1.4 · 21/10/2026</w:t>
+      <w:t xml:space="preserve">Registro issue e test · Rev. 1.5 · 21/10/2026</w:t>
     </w:r>
   </w:p>
 </w:hdr>
@@ -18292,7 +18712,7 @@
         <w:szCs w:val="16"/>
       </w:rPr>
       <w:tab/>
-      <w:t xml:space="preserve">Registro issue e test · Rev. 1.4 · 21/10/2026</w:t>
+      <w:t xml:space="preserve">Registro issue e test · Rev. 1.5 · 21/10/2026</w:t>
     </w:r>
   </w:p>
 </w:hdr>

--- a/public/documentazione/Registro_Issue_Test_Portale_CWP.docx
+++ b/public/documentazione/Registro_Issue_Test_Portale_CWP.docx
@@ -302,7 +302,7 @@
                 <w:sz w:val="20"/>
                 <w:szCs w:val="20"/>
               </w:rPr>
-              <w:t xml:space="preserve">Rev. 1.5</w:t>
+              <w:t xml:space="preserve">Rev. 1.6</w:t>
             </w:r>
           </w:p>
         </w:tc>
@@ -719,7 +719,7 @@
                 <w:sz w:val="18"/>
                 <w:szCs w:val="18"/>
               </w:rPr>
-              <w:t xml:space="preserve">1.5</w:t>
+              <w:t xml:space="preserve">1.6</w:t>
             </w:r>
           </w:p>
         </w:tc>
@@ -783,7 +783,7 @@
                 <w:sz w:val="18"/>
                 <w:szCs w:val="18"/>
               </w:rPr>
-              <w:t xml:space="preserve">ISS-036: canali News da Google a Bing.</w:t>
+              <w:t xml:space="preserve">ISS-036: causa e tramite per Google News.</w:t>
             </w:r>
           </w:p>
         </w:tc>
@@ -853,7 +853,7 @@
                 <w:sz w:val="18"/>
                 <w:szCs w:val="18"/>
               </w:rPr>
-              <w:t xml:space="preserve">1.4</w:t>
+              <w:t xml:space="preserve">1.5</w:t>
             </w:r>
           </w:p>
         </w:tc>
@@ -919,7 +919,7 @@
                 <w:sz w:val="18"/>
                 <w:szCs w:val="18"/>
               </w:rPr>
-              <w:t xml:space="preserve">Nuove prove notizie.test.mjs e t36.sql.</w:t>
+              <w:t xml:space="preserve">ISS-036: canali News da Google a Bing.</w:t>
             </w:r>
           </w:p>
         </w:tc>
@@ -989,7 +989,7 @@
                 <w:sz w:val="18"/>
                 <w:szCs w:val="18"/>
               </w:rPr>
-              <w:t xml:space="preserve">1.3</w:t>
+              <w:t xml:space="preserve">1.4</w:t>
             </w:r>
           </w:p>
         </w:tc>
@@ -1053,7 +1053,7 @@
                 <w:sz w:val="18"/>
                 <w:szCs w:val="18"/>
               </w:rPr>
-              <w:t xml:space="preserve">ISS-035: PDF ed Excel della simulazione con tutti i dati e i grafici.</w:t>
+              <w:t xml:space="preserve">Nuove prove notizie.test.mjs e t36.sql.</w:t>
             </w:r>
           </w:p>
         </w:tc>
@@ -1123,7 +1123,7 @@
                 <w:sz w:val="18"/>
                 <w:szCs w:val="18"/>
               </w:rPr>
-              <w:t xml:space="preserve">1.2</w:t>
+              <w:t xml:space="preserve">1.3</w:t>
             </w:r>
           </w:p>
         </w:tc>
@@ -1189,7 +1189,7 @@
                 <w:sz w:val="18"/>
                 <w:szCs w:val="18"/>
               </w:rPr>
-              <w:t xml:space="preserve">Nuova serie di prove dell'assistente.</w:t>
+              <w:t xml:space="preserve">ISS-035: PDF ed Excel della simulazione con tutti i dati e i grafici.</w:t>
             </w:r>
           </w:p>
         </w:tc>
@@ -1259,7 +1259,7 @@
                 <w:sz w:val="18"/>
                 <w:szCs w:val="18"/>
               </w:rPr>
-              <w:t xml:space="preserve">1.1</w:t>
+              <w:t xml:space="preserve">1.2</w:t>
             </w:r>
           </w:p>
         </w:tc>
@@ -1323,7 +1323,7 @@
                 <w:sz w:val="18"/>
                 <w:szCs w:val="18"/>
               </w:rPr>
-              <w:t xml:space="preserve">R08 corretto e da ritestare; prova di ripristino da backup.</w:t>
+              <w:t xml:space="preserve">Nuova serie di prove dell'assistente.</w:t>
             </w:r>
           </w:p>
         </w:tc>
@@ -1393,6 +1393,142 @@
                 <w:sz w:val="18"/>
                 <w:szCs w:val="18"/>
               </w:rPr>
+              <w:t xml:space="preserve">1.1</w:t>
+            </w:r>
+          </w:p>
+        </w:tc>
+        <w:tc>
+          <w:tcPr>
+            <w:tcW w:type="dxa" w:w="1300"/>
+            <w:tcBorders>
+              <w:top w:val="single" w:color="D9D4C5" w:sz="4"/>
+              <w:left w:val="single" w:color="D9D4C5" w:sz="4"/>
+              <w:bottom w:val="single" w:color="D9D4C5" w:sz="4"/>
+              <w:right w:val="single" w:color="D9D4C5" w:sz="4"/>
+            </w:tcBorders>
+            <w:shd w:fill="F6F4EE" w:color="auto" w:val="clear"/>
+            <w:tcMar>
+              <w:top w:type="dxa" w:w="70"/>
+              <w:left w:type="dxa" w:w="110"/>
+              <w:bottom w:type="dxa" w:w="70"/>
+              <w:right w:type="dxa" w:w="110"/>
+            </w:tcMar>
+            <w:vAlign w:val="center"/>
+          </w:tcPr>
+          <w:p>
+            <w:pPr>
+              <w:spacing w:after="0" w:before="0"/>
+            </w:pPr>
+            <w:r>
+              <w:rPr>
+                <w:rFonts w:ascii="Arial" w:cs="Arial" w:eastAsia="Arial" w:hAnsi="Arial"/>
+                <w:color w:val="1B2118"/>
+                <w:sz w:val="18"/>
+                <w:szCs w:val="18"/>
+              </w:rPr>
+              <w:t xml:space="preserve">21/10/2026</w:t>
+            </w:r>
+          </w:p>
+        </w:tc>
+        <w:tc>
+          <w:tcPr>
+            <w:tcW w:type="dxa" w:w="5538"/>
+            <w:tcBorders>
+              <w:top w:val="single" w:color="D9D4C5" w:sz="4"/>
+              <w:left w:val="single" w:color="D9D4C5" w:sz="4"/>
+              <w:bottom w:val="single" w:color="D9D4C5" w:sz="4"/>
+              <w:right w:val="single" w:color="D9D4C5" w:sz="4"/>
+            </w:tcBorders>
+            <w:shd w:fill="F6F4EE" w:color="auto" w:val="clear"/>
+            <w:tcMar>
+              <w:top w:type="dxa" w:w="70"/>
+              <w:left w:type="dxa" w:w="110"/>
+              <w:bottom w:type="dxa" w:w="70"/>
+              <w:right w:type="dxa" w:w="110"/>
+            </w:tcMar>
+            <w:vAlign w:val="center"/>
+          </w:tcPr>
+          <w:p>
+            <w:pPr>
+              <w:spacing w:after="0" w:before="0"/>
+            </w:pPr>
+            <w:r>
+              <w:rPr>
+                <w:rFonts w:ascii="Arial" w:cs="Arial" w:eastAsia="Arial" w:hAnsi="Arial"/>
+                <w:color w:val="1B2118"/>
+                <w:sz w:val="18"/>
+                <w:szCs w:val="18"/>
+              </w:rPr>
+              <w:t xml:space="preserve">R08 corretto e da ritestare; prova di ripristino da backup.</w:t>
+            </w:r>
+          </w:p>
+        </w:tc>
+        <w:tc>
+          <w:tcPr>
+            <w:tcW w:type="dxa" w:w="2000"/>
+            <w:tcBorders>
+              <w:top w:val="single" w:color="D9D4C5" w:sz="4"/>
+              <w:left w:val="single" w:color="D9D4C5" w:sz="4"/>
+              <w:bottom w:val="single" w:color="D9D4C5" w:sz="4"/>
+              <w:right w:val="single" w:color="D9D4C5" w:sz="4"/>
+            </w:tcBorders>
+            <w:shd w:fill="F6F4EE" w:color="auto" w:val="clear"/>
+            <w:tcMar>
+              <w:top w:type="dxa" w:w="70"/>
+              <w:left w:type="dxa" w:w="110"/>
+              <w:bottom w:type="dxa" w:w="70"/>
+              <w:right w:type="dxa" w:w="110"/>
+            </w:tcMar>
+            <w:vAlign w:val="center"/>
+          </w:tcPr>
+          <w:p>
+            <w:pPr>
+              <w:spacing w:after="0" w:before="0"/>
+            </w:pPr>
+            <w:r>
+              <w:rPr>
+                <w:rFonts w:ascii="Arial" w:cs="Arial" w:eastAsia="Arial" w:hAnsi="Arial"/>
+                <w:color w:val="1B2118"/>
+                <w:sz w:val="18"/>
+                <w:szCs w:val="18"/>
+              </w:rPr>
+              <w:t xml:space="preserve">Fondazione Operate</w:t>
+            </w:r>
+          </w:p>
+        </w:tc>
+      </w:tr>
+      <w:tr>
+        <w:trPr>
+          <w:cantSplit/>
+        </w:trPr>
+        <w:tc>
+          <w:tcPr>
+            <w:tcW w:type="dxa" w:w="800"/>
+            <w:tcBorders>
+              <w:top w:val="single" w:color="D9D4C5" w:sz="4"/>
+              <w:left w:val="single" w:color="D9D4C5" w:sz="4"/>
+              <w:bottom w:val="single" w:color="D9D4C5" w:sz="4"/>
+              <w:right w:val="single" w:color="D9D4C5" w:sz="4"/>
+            </w:tcBorders>
+            <w:tcMar>
+              <w:top w:type="dxa" w:w="70"/>
+              <w:left w:type="dxa" w:w="110"/>
+              <w:bottom w:type="dxa" w:w="70"/>
+              <w:right w:type="dxa" w:w="110"/>
+            </w:tcMar>
+            <w:vAlign w:val="center"/>
+          </w:tcPr>
+          <w:p>
+            <w:pPr>
+              <w:spacing w:after="0" w:before="0"/>
+            </w:pPr>
+            <w:r>
+              <w:rPr>
+                <w:rFonts w:ascii="Arial" w:cs="Arial" w:eastAsia="Arial" w:hAnsi="Arial"/>
+                <w:color w:val="1B2118"/>
+                <w:sz w:val="18"/>
+                <w:szCs w:val="18"/>
+              </w:rPr>
               <w:t xml:space="preserve">1.0</w:t>
             </w:r>
           </w:p>
@@ -1406,7 +1542,6 @@
               <w:bottom w:val="single" w:color="D9D4C5" w:sz="4"/>
               <w:right w:val="single" w:color="D9D4C5" w:sz="4"/>
             </w:tcBorders>
-            <w:shd w:fill="F6F4EE" w:color="auto" w:val="clear"/>
             <w:tcMar>
               <w:top w:type="dxa" w:w="70"/>
               <w:left w:type="dxa" w:w="110"/>
@@ -1439,7 +1574,6 @@
               <w:bottom w:val="single" w:color="D9D4C5" w:sz="4"/>
               <w:right w:val="single" w:color="D9D4C5" w:sz="4"/>
             </w:tcBorders>
-            <w:shd w:fill="F6F4EE" w:color="auto" w:val="clear"/>
             <w:tcMar>
               <w:top w:type="dxa" w:w="70"/>
               <w:left w:type="dxa" w:w="110"/>
@@ -1472,7 +1606,6 @@
               <w:bottom w:val="single" w:color="D9D4C5" w:sz="4"/>
               <w:right w:val="single" w:color="D9D4C5" w:sz="4"/>
             </w:tcBorders>
-            <w:shd w:fill="F6F4EE" w:color="auto" w:val="clear"/>
             <w:tcMar>
               <w:top w:type="dxa" w:w="70"/>
               <w:left w:type="dxa" w:w="110"/>
@@ -1514,7 +1647,7 @@
           <w:sz w:val="20"/>
           <w:szCs w:val="20"/>
         </w:rPr>
-        <w:t xml:space="preserve">Fotografia del registro alla revisione 1.5 del 21/10/2026. Il registro si aggiorna a ogni variazione (segnalazione, correzione, ritest, rilascio); la versione corrente si scarica dall'area Documentazione del portale (solo Amministratori).</w:t>
+        <w:t xml:space="preserve">Fotografia del registro alla revisione 1.6 del 21/10/2026. Il registro si aggiorna a ogni variazione (segnalazione, correzione, ritest, rilascio); la versione corrente si scarica dall'area Documentazione del portale (solo Amministratori).</w:t>
       </w:r>
     </w:p>
     <w:p>
@@ -1585,7 +1718,7 @@
             <w:sz w:val="22"/>
             <w:szCs w:val="22"/>
           </w:rPr>
-          <w:t xml:space="preserve">2.  Riepilogo al 21/10/2026 (ore 12:25)</w:t>
+          <w:t xml:space="preserve">2.  Riepilogo al 21/10/2026 (ore 12:45)</w:t>
         </w:r>
         <w:r>
           <w:rPr>
@@ -2615,7 +2748,7 @@
           <w:sz w:val="34"/>
           <w:szCs w:val="34"/>
         </w:rPr>
-        <w:t xml:space="preserve">2. Riepilogo al 21/10/2026 (ore 12:25)</w:t>
+        <w:t xml:space="preserve">2. Riepilogo al 21/10/2026 (ore 12:45)</w:t>
       </w:r>
       <w:bookmarkEnd w:id="1"/>
     </w:p>
@@ -3329,11 +3462,11 @@
         <w:tblLayout w:type="fixed"/>
       </w:tblPr>
       <w:tblGrid>
-        <w:gridCol w:w="922"/>
-        <w:gridCol w:w="1684"/>
-        <w:gridCol w:w="2344"/>
-        <w:gridCol w:w="2344"/>
-        <w:gridCol w:w="2344"/>
+        <w:gridCol w:w="871"/>
+        <w:gridCol w:w="1848"/>
+        <w:gridCol w:w="2298"/>
+        <w:gridCol w:w="2215"/>
+        <w:gridCol w:w="2406"/>
       </w:tblGrid>
       <w:tr>
         <w:trPr>
@@ -3341,7 +3474,7 @@
         </w:trPr>
         <w:tc>
           <w:tcPr>
-            <w:tcW w:type="dxa" w:w="922"/>
+            <w:tcW w:type="dxa" w:w="871"/>
             <w:tcBorders>
               <w:top w:val="single" w:color="D9D4C5" w:sz="4"/>
               <w:left w:val="single" w:color="D9D4C5" w:sz="4"/>
@@ -3376,7 +3509,7 @@
         </w:tc>
         <w:tc>
           <w:tcPr>
-            <w:tcW w:type="dxa" w:w="1684"/>
+            <w:tcW w:type="dxa" w:w="1848"/>
             <w:tcBorders>
               <w:top w:val="single" w:color="D9D4C5" w:sz="4"/>
               <w:left w:val="single" w:color="D9D4C5" w:sz="4"/>
@@ -3411,7 +3544,7 @@
         </w:tc>
         <w:tc>
           <w:tcPr>
-            <w:tcW w:type="dxa" w:w="2344"/>
+            <w:tcW w:type="dxa" w:w="2298"/>
             <w:tcBorders>
               <w:top w:val="single" w:color="D9D4C5" w:sz="4"/>
               <w:left w:val="single" w:color="D9D4C5" w:sz="4"/>
@@ -3446,7 +3579,7 @@
         </w:tc>
         <w:tc>
           <w:tcPr>
-            <w:tcW w:type="dxa" w:w="2344"/>
+            <w:tcW w:type="dxa" w:w="2215"/>
             <w:tcBorders>
               <w:top w:val="single" w:color="D9D4C5" w:sz="4"/>
               <w:left w:val="single" w:color="D9D4C5" w:sz="4"/>
@@ -3481,7 +3614,7 @@
         </w:tc>
         <w:tc>
           <w:tcPr>
-            <w:tcW w:type="dxa" w:w="2344"/>
+            <w:tcW w:type="dxa" w:w="2406"/>
             <w:tcBorders>
               <w:top w:val="single" w:color="D9D4C5" w:sz="4"/>
               <w:left w:val="single" w:color="D9D4C5" w:sz="4"/>
@@ -3521,7 +3654,7 @@
         </w:trPr>
         <w:tc>
           <w:tcPr>
-            <w:tcW w:type="dxa" w:w="922"/>
+            <w:tcW w:type="dxa" w:w="871"/>
             <w:tcBorders>
               <w:top w:val="single" w:color="D9D4C5" w:sz="4"/>
               <w:left w:val="single" w:color="D9D4C5" w:sz="4"/>
@@ -3553,7 +3686,7 @@
         </w:tc>
         <w:tc>
           <w:tcPr>
-            <w:tcW w:type="dxa" w:w="1684"/>
+            <w:tcW w:type="dxa" w:w="1848"/>
             <w:tcBorders>
               <w:top w:val="single" w:color="D9D4C5" w:sz="4"/>
               <w:left w:val="single" w:color="D9D4C5" w:sz="4"/>
@@ -3585,7 +3718,7 @@
         </w:tc>
         <w:tc>
           <w:tcPr>
-            <w:tcW w:type="dxa" w:w="2344"/>
+            <w:tcW w:type="dxa" w:w="2298"/>
             <w:tcBorders>
               <w:top w:val="single" w:color="D9D4C5" w:sz="4"/>
               <w:left w:val="single" w:color="D9D4C5" w:sz="4"/>
@@ -3628,7 +3761,7 @@
         </w:tc>
         <w:tc>
           <w:tcPr>
-            <w:tcW w:type="dxa" w:w="2344"/>
+            <w:tcW w:type="dxa" w:w="2215"/>
             <w:tcBorders>
               <w:top w:val="single" w:color="D9D4C5" w:sz="4"/>
               <w:left w:val="single" w:color="D9D4C5" w:sz="4"/>
@@ -3660,7 +3793,7 @@
         </w:tc>
         <w:tc>
           <w:tcPr>
-            <w:tcW w:type="dxa" w:w="2344"/>
+            <w:tcW w:type="dxa" w:w="2406"/>
             <w:tcBorders>
               <w:top w:val="single" w:color="D9D4C5" w:sz="4"/>
               <w:left w:val="single" w:color="D9D4C5" w:sz="4"/>
@@ -3733,7 +3866,7 @@
         </w:trPr>
         <w:tc>
           <w:tcPr>
-            <w:tcW w:type="dxa" w:w="922"/>
+            <w:tcW w:type="dxa" w:w="871"/>
             <w:tcBorders>
               <w:top w:val="single" w:color="D9D4C5" w:sz="4"/>
               <w:left w:val="single" w:color="D9D4C5" w:sz="4"/>
@@ -3766,7 +3899,7 @@
         </w:tc>
         <w:tc>
           <w:tcPr>
-            <w:tcW w:type="dxa" w:w="1684"/>
+            <w:tcW w:type="dxa" w:w="1848"/>
             <w:tcBorders>
               <w:top w:val="single" w:color="D9D4C5" w:sz="4"/>
               <w:left w:val="single" w:color="D9D4C5" w:sz="4"/>
@@ -3799,7 +3932,7 @@
         </w:tc>
         <w:tc>
           <w:tcPr>
-            <w:tcW w:type="dxa" w:w="2344"/>
+            <w:tcW w:type="dxa" w:w="2298"/>
             <w:tcBorders>
               <w:top w:val="single" w:color="D9D4C5" w:sz="4"/>
               <w:left w:val="single" w:color="D9D4C5" w:sz="4"/>
@@ -3843,7 +3976,7 @@
         </w:tc>
         <w:tc>
           <w:tcPr>
-            <w:tcW w:type="dxa" w:w="2344"/>
+            <w:tcW w:type="dxa" w:w="2215"/>
             <w:tcBorders>
               <w:top w:val="single" w:color="D9D4C5" w:sz="4"/>
               <w:left w:val="single" w:color="D9D4C5" w:sz="4"/>
@@ -3876,7 +4009,7 @@
         </w:tc>
         <w:tc>
           <w:tcPr>
-            <w:tcW w:type="dxa" w:w="2344"/>
+            <w:tcW w:type="dxa" w:w="2406"/>
             <w:tcBorders>
               <w:top w:val="single" w:color="D9D4C5" w:sz="4"/>
               <w:left w:val="single" w:color="D9D4C5" w:sz="4"/>
@@ -3941,7 +4074,7 @@
         </w:trPr>
         <w:tc>
           <w:tcPr>
-            <w:tcW w:type="dxa" w:w="922"/>
+            <w:tcW w:type="dxa" w:w="871"/>
             <w:tcBorders>
               <w:top w:val="single" w:color="D9D4C5" w:sz="4"/>
               <w:left w:val="single" w:color="D9D4C5" w:sz="4"/>
@@ -3973,7 +4106,7 @@
         </w:tc>
         <w:tc>
           <w:tcPr>
-            <w:tcW w:type="dxa" w:w="1684"/>
+            <w:tcW w:type="dxa" w:w="1848"/>
             <w:tcBorders>
               <w:top w:val="single" w:color="D9D4C5" w:sz="4"/>
               <w:left w:val="single" w:color="D9D4C5" w:sz="4"/>
@@ -4005,7 +4138,7 @@
         </w:tc>
         <w:tc>
           <w:tcPr>
-            <w:tcW w:type="dxa" w:w="2344"/>
+            <w:tcW w:type="dxa" w:w="2298"/>
             <w:tcBorders>
               <w:top w:val="single" w:color="D9D4C5" w:sz="4"/>
               <w:left w:val="single" w:color="D9D4C5" w:sz="4"/>
@@ -4048,7 +4181,7 @@
         </w:tc>
         <w:tc>
           <w:tcPr>
-            <w:tcW w:type="dxa" w:w="2344"/>
+            <w:tcW w:type="dxa" w:w="2215"/>
             <w:tcBorders>
               <w:top w:val="single" w:color="D9D4C5" w:sz="4"/>
               <w:left w:val="single" w:color="D9D4C5" w:sz="4"/>
@@ -4080,7 +4213,7 @@
         </w:tc>
         <w:tc>
           <w:tcPr>
-            <w:tcW w:type="dxa" w:w="2344"/>
+            <w:tcW w:type="dxa" w:w="2406"/>
             <w:tcBorders>
               <w:top w:val="single" w:color="D9D4C5" w:sz="4"/>
               <w:left w:val="single" w:color="D9D4C5" w:sz="4"/>
@@ -4162,7 +4295,7 @@
         </w:trPr>
         <w:tc>
           <w:tcPr>
-            <w:tcW w:type="dxa" w:w="922"/>
+            <w:tcW w:type="dxa" w:w="871"/>
             <w:tcBorders>
               <w:top w:val="single" w:color="D9D4C5" w:sz="4"/>
               <w:left w:val="single" w:color="D9D4C5" w:sz="4"/>
@@ -4195,7 +4328,7 @@
         </w:tc>
         <w:tc>
           <w:tcPr>
-            <w:tcW w:type="dxa" w:w="1684"/>
+            <w:tcW w:type="dxa" w:w="1848"/>
             <w:tcBorders>
               <w:top w:val="single" w:color="D9D4C5" w:sz="4"/>
               <w:left w:val="single" w:color="D9D4C5" w:sz="4"/>
@@ -4228,7 +4361,7 @@
         </w:tc>
         <w:tc>
           <w:tcPr>
-            <w:tcW w:type="dxa" w:w="2344"/>
+            <w:tcW w:type="dxa" w:w="2298"/>
             <w:tcBorders>
               <w:top w:val="single" w:color="D9D4C5" w:sz="4"/>
               <w:left w:val="single" w:color="D9D4C5" w:sz="4"/>
@@ -4272,7 +4405,7 @@
         </w:tc>
         <w:tc>
           <w:tcPr>
-            <w:tcW w:type="dxa" w:w="2344"/>
+            <w:tcW w:type="dxa" w:w="2215"/>
             <w:tcBorders>
               <w:top w:val="single" w:color="D9D4C5" w:sz="4"/>
               <w:left w:val="single" w:color="D9D4C5" w:sz="4"/>
@@ -4305,7 +4438,7 @@
         </w:tc>
         <w:tc>
           <w:tcPr>
-            <w:tcW w:type="dxa" w:w="2344"/>
+            <w:tcW w:type="dxa" w:w="2406"/>
             <w:tcBorders>
               <w:top w:val="single" w:color="D9D4C5" w:sz="4"/>
               <w:left w:val="single" w:color="D9D4C5" w:sz="4"/>
@@ -4361,7 +4494,7 @@
         </w:trPr>
         <w:tc>
           <w:tcPr>
-            <w:tcW w:type="dxa" w:w="922"/>
+            <w:tcW w:type="dxa" w:w="871"/>
             <w:tcBorders>
               <w:top w:val="single" w:color="D9D4C5" w:sz="4"/>
               <w:left w:val="single" w:color="D9D4C5" w:sz="4"/>
@@ -4393,7 +4526,7 @@
         </w:tc>
         <w:tc>
           <w:tcPr>
-            <w:tcW w:type="dxa" w:w="1684"/>
+            <w:tcW w:type="dxa" w:w="1848"/>
             <w:tcBorders>
               <w:top w:val="single" w:color="D9D4C5" w:sz="4"/>
               <w:left w:val="single" w:color="D9D4C5" w:sz="4"/>
@@ -4425,7 +4558,7 @@
         </w:tc>
         <w:tc>
           <w:tcPr>
-            <w:tcW w:type="dxa" w:w="2344"/>
+            <w:tcW w:type="dxa" w:w="2298"/>
             <w:tcBorders>
               <w:top w:val="single" w:color="D9D4C5" w:sz="4"/>
               <w:left w:val="single" w:color="D9D4C5" w:sz="4"/>
@@ -4468,7 +4601,7 @@
         </w:tc>
         <w:tc>
           <w:tcPr>
-            <w:tcW w:type="dxa" w:w="2344"/>
+            <w:tcW w:type="dxa" w:w="2215"/>
             <w:tcBorders>
               <w:top w:val="single" w:color="D9D4C5" w:sz="4"/>
               <w:left w:val="single" w:color="D9D4C5" w:sz="4"/>
@@ -4500,7 +4633,7 @@
         </w:tc>
         <w:tc>
           <w:tcPr>
-            <w:tcW w:type="dxa" w:w="2344"/>
+            <w:tcW w:type="dxa" w:w="2406"/>
             <w:tcBorders>
               <w:top w:val="single" w:color="D9D4C5" w:sz="4"/>
               <w:left w:val="single" w:color="D9D4C5" w:sz="4"/>
@@ -4555,7 +4688,7 @@
         </w:trPr>
         <w:tc>
           <w:tcPr>
-            <w:tcW w:type="dxa" w:w="922"/>
+            <w:tcW w:type="dxa" w:w="871"/>
             <w:tcBorders>
               <w:top w:val="single" w:color="D9D4C5" w:sz="4"/>
               <w:left w:val="single" w:color="D9D4C5" w:sz="4"/>
@@ -4588,7 +4721,7 @@
         </w:tc>
         <w:tc>
           <w:tcPr>
-            <w:tcW w:type="dxa" w:w="1684"/>
+            <w:tcW w:type="dxa" w:w="1848"/>
             <w:tcBorders>
               <w:top w:val="single" w:color="D9D4C5" w:sz="4"/>
               <w:left w:val="single" w:color="D9D4C5" w:sz="4"/>
@@ -4621,7 +4754,7 @@
         </w:tc>
         <w:tc>
           <w:tcPr>
-            <w:tcW w:type="dxa" w:w="2344"/>
+            <w:tcW w:type="dxa" w:w="2298"/>
             <w:tcBorders>
               <w:top w:val="single" w:color="D9D4C5" w:sz="4"/>
               <w:left w:val="single" w:color="D9D4C5" w:sz="4"/>
@@ -4665,7 +4798,7 @@
         </w:tc>
         <w:tc>
           <w:tcPr>
-            <w:tcW w:type="dxa" w:w="2344"/>
+            <w:tcW w:type="dxa" w:w="2215"/>
             <w:tcBorders>
               <w:top w:val="single" w:color="D9D4C5" w:sz="4"/>
               <w:left w:val="single" w:color="D9D4C5" w:sz="4"/>
@@ -4698,7 +4831,7 @@
         </w:tc>
         <w:tc>
           <w:tcPr>
-            <w:tcW w:type="dxa" w:w="2344"/>
+            <w:tcW w:type="dxa" w:w="2406"/>
             <w:tcBorders>
               <w:top w:val="single" w:color="D9D4C5" w:sz="4"/>
               <w:left w:val="single" w:color="D9D4C5" w:sz="4"/>
@@ -4754,7 +4887,7 @@
         </w:trPr>
         <w:tc>
           <w:tcPr>
-            <w:tcW w:type="dxa" w:w="922"/>
+            <w:tcW w:type="dxa" w:w="871"/>
             <w:tcBorders>
               <w:top w:val="single" w:color="D9D4C5" w:sz="4"/>
               <w:left w:val="single" w:color="D9D4C5" w:sz="4"/>
@@ -4786,7 +4919,7 @@
         </w:tc>
         <w:tc>
           <w:tcPr>
-            <w:tcW w:type="dxa" w:w="1684"/>
+            <w:tcW w:type="dxa" w:w="1848"/>
             <w:tcBorders>
               <w:top w:val="single" w:color="D9D4C5" w:sz="4"/>
               <w:left w:val="single" w:color="D9D4C5" w:sz="4"/>
@@ -4818,7 +4951,7 @@
         </w:tc>
         <w:tc>
           <w:tcPr>
-            <w:tcW w:type="dxa" w:w="2344"/>
+            <w:tcW w:type="dxa" w:w="2298"/>
             <w:tcBorders>
               <w:top w:val="single" w:color="D9D4C5" w:sz="4"/>
               <w:left w:val="single" w:color="D9D4C5" w:sz="4"/>
@@ -4879,7 +5012,7 @@
         </w:tc>
         <w:tc>
           <w:tcPr>
-            <w:tcW w:type="dxa" w:w="2344"/>
+            <w:tcW w:type="dxa" w:w="2215"/>
             <w:tcBorders>
               <w:top w:val="single" w:color="D9D4C5" w:sz="4"/>
               <w:left w:val="single" w:color="D9D4C5" w:sz="4"/>
@@ -4911,7 +5044,7 @@
         </w:tc>
         <w:tc>
           <w:tcPr>
-            <w:tcW w:type="dxa" w:w="2344"/>
+            <w:tcW w:type="dxa" w:w="2406"/>
             <w:tcBorders>
               <w:top w:val="single" w:color="D9D4C5" w:sz="4"/>
               <w:left w:val="single" w:color="D9D4C5" w:sz="4"/>
@@ -4966,7 +5099,7 @@
         </w:trPr>
         <w:tc>
           <w:tcPr>
-            <w:tcW w:type="dxa" w:w="922"/>
+            <w:tcW w:type="dxa" w:w="871"/>
             <w:tcBorders>
               <w:top w:val="single" w:color="D9D4C5" w:sz="4"/>
               <w:left w:val="single" w:color="D9D4C5" w:sz="4"/>
@@ -4999,7 +5132,7 @@
         </w:tc>
         <w:tc>
           <w:tcPr>
-            <w:tcW w:type="dxa" w:w="1684"/>
+            <w:tcW w:type="dxa" w:w="1848"/>
             <w:tcBorders>
               <w:top w:val="single" w:color="D9D4C5" w:sz="4"/>
               <w:left w:val="single" w:color="D9D4C5" w:sz="4"/>
@@ -5032,7 +5165,7 @@
         </w:tc>
         <w:tc>
           <w:tcPr>
-            <w:tcW w:type="dxa" w:w="2344"/>
+            <w:tcW w:type="dxa" w:w="2298"/>
             <w:tcBorders>
               <w:top w:val="single" w:color="D9D4C5" w:sz="4"/>
               <w:left w:val="single" w:color="D9D4C5" w:sz="4"/>
@@ -5076,7 +5209,7 @@
         </w:tc>
         <w:tc>
           <w:tcPr>
-            <w:tcW w:type="dxa" w:w="2344"/>
+            <w:tcW w:type="dxa" w:w="2215"/>
             <w:tcBorders>
               <w:top w:val="single" w:color="D9D4C5" w:sz="4"/>
               <w:left w:val="single" w:color="D9D4C5" w:sz="4"/>
@@ -5109,7 +5242,7 @@
         </w:tc>
         <w:tc>
           <w:tcPr>
-            <w:tcW w:type="dxa" w:w="2344"/>
+            <w:tcW w:type="dxa" w:w="2406"/>
             <w:tcBorders>
               <w:top w:val="single" w:color="D9D4C5" w:sz="4"/>
               <w:left w:val="single" w:color="D9D4C5" w:sz="4"/>
@@ -5165,7 +5298,7 @@
         </w:trPr>
         <w:tc>
           <w:tcPr>
-            <w:tcW w:type="dxa" w:w="922"/>
+            <w:tcW w:type="dxa" w:w="871"/>
             <w:tcBorders>
               <w:top w:val="single" w:color="D9D4C5" w:sz="4"/>
               <w:left w:val="single" w:color="D9D4C5" w:sz="4"/>
@@ -5197,7 +5330,7 @@
         </w:tc>
         <w:tc>
           <w:tcPr>
-            <w:tcW w:type="dxa" w:w="1684"/>
+            <w:tcW w:type="dxa" w:w="1848"/>
             <w:tcBorders>
               <w:top w:val="single" w:color="D9D4C5" w:sz="4"/>
               <w:left w:val="single" w:color="D9D4C5" w:sz="4"/>
@@ -5229,7 +5362,7 @@
         </w:tc>
         <w:tc>
           <w:tcPr>
-            <w:tcW w:type="dxa" w:w="2344"/>
+            <w:tcW w:type="dxa" w:w="2298"/>
             <w:tcBorders>
               <w:top w:val="single" w:color="D9D4C5" w:sz="4"/>
               <w:left w:val="single" w:color="D9D4C5" w:sz="4"/>
@@ -5272,7 +5405,7 @@
         </w:tc>
         <w:tc>
           <w:tcPr>
-            <w:tcW w:type="dxa" w:w="2344"/>
+            <w:tcW w:type="dxa" w:w="2215"/>
             <w:tcBorders>
               <w:top w:val="single" w:color="D9D4C5" w:sz="4"/>
               <w:left w:val="single" w:color="D9D4C5" w:sz="4"/>
@@ -5304,7 +5437,7 @@
         </w:tc>
         <w:tc>
           <w:tcPr>
-            <w:tcW w:type="dxa" w:w="2344"/>
+            <w:tcW w:type="dxa" w:w="2406"/>
             <w:tcBorders>
               <w:top w:val="single" w:color="D9D4C5" w:sz="4"/>
               <w:left w:val="single" w:color="D9D4C5" w:sz="4"/>
@@ -5377,7 +5510,7 @@
         </w:trPr>
         <w:tc>
           <w:tcPr>
-            <w:tcW w:type="dxa" w:w="922"/>
+            <w:tcW w:type="dxa" w:w="871"/>
             <w:tcBorders>
               <w:top w:val="single" w:color="D9D4C5" w:sz="4"/>
               <w:left w:val="single" w:color="D9D4C5" w:sz="4"/>
@@ -5410,7 +5543,7 @@
         </w:tc>
         <w:tc>
           <w:tcPr>
-            <w:tcW w:type="dxa" w:w="1684"/>
+            <w:tcW w:type="dxa" w:w="1848"/>
             <w:tcBorders>
               <w:top w:val="single" w:color="D9D4C5" w:sz="4"/>
               <w:left w:val="single" w:color="D9D4C5" w:sz="4"/>
@@ -5443,7 +5576,7 @@
         </w:tc>
         <w:tc>
           <w:tcPr>
-            <w:tcW w:type="dxa" w:w="2344"/>
+            <w:tcW w:type="dxa" w:w="2298"/>
             <w:tcBorders>
               <w:top w:val="single" w:color="D9D4C5" w:sz="4"/>
               <w:left w:val="single" w:color="D9D4C5" w:sz="4"/>
@@ -5487,7 +5620,7 @@
         </w:tc>
         <w:tc>
           <w:tcPr>
-            <w:tcW w:type="dxa" w:w="2344"/>
+            <w:tcW w:type="dxa" w:w="2215"/>
             <w:tcBorders>
               <w:top w:val="single" w:color="D9D4C5" w:sz="4"/>
               <w:left w:val="single" w:color="D9D4C5" w:sz="4"/>
@@ -5520,7 +5653,7 @@
         </w:tc>
         <w:tc>
           <w:tcPr>
-            <w:tcW w:type="dxa" w:w="2344"/>
+            <w:tcW w:type="dxa" w:w="2406"/>
             <w:tcBorders>
               <w:top w:val="single" w:color="D9D4C5" w:sz="4"/>
               <w:left w:val="single" w:color="D9D4C5" w:sz="4"/>
@@ -5576,7 +5709,7 @@
         </w:trPr>
         <w:tc>
           <w:tcPr>
-            <w:tcW w:type="dxa" w:w="922"/>
+            <w:tcW w:type="dxa" w:w="871"/>
             <w:tcBorders>
               <w:top w:val="single" w:color="D9D4C5" w:sz="4"/>
               <w:left w:val="single" w:color="D9D4C5" w:sz="4"/>
@@ -5608,7 +5741,7 @@
         </w:tc>
         <w:tc>
           <w:tcPr>
-            <w:tcW w:type="dxa" w:w="1684"/>
+            <w:tcW w:type="dxa" w:w="1848"/>
             <w:tcBorders>
               <w:top w:val="single" w:color="D9D4C5" w:sz="4"/>
               <w:left w:val="single" w:color="D9D4C5" w:sz="4"/>
@@ -5640,7 +5773,7 @@
         </w:tc>
         <w:tc>
           <w:tcPr>
-            <w:tcW w:type="dxa" w:w="2344"/>
+            <w:tcW w:type="dxa" w:w="2298"/>
             <w:tcBorders>
               <w:top w:val="single" w:color="D9D4C5" w:sz="4"/>
               <w:left w:val="single" w:color="D9D4C5" w:sz="4"/>
@@ -5683,7 +5816,7 @@
         </w:tc>
         <w:tc>
           <w:tcPr>
-            <w:tcW w:type="dxa" w:w="2344"/>
+            <w:tcW w:type="dxa" w:w="2215"/>
             <w:tcBorders>
               <w:top w:val="single" w:color="D9D4C5" w:sz="4"/>
               <w:left w:val="single" w:color="D9D4C5" w:sz="4"/>
@@ -5715,7 +5848,7 @@
         </w:tc>
         <w:tc>
           <w:tcPr>
-            <w:tcW w:type="dxa" w:w="2344"/>
+            <w:tcW w:type="dxa" w:w="2406"/>
             <w:tcBorders>
               <w:top w:val="single" w:color="D9D4C5" w:sz="4"/>
               <w:left w:val="single" w:color="D9D4C5" w:sz="4"/>
@@ -5770,7 +5903,7 @@
         </w:trPr>
         <w:tc>
           <w:tcPr>
-            <w:tcW w:type="dxa" w:w="922"/>
+            <w:tcW w:type="dxa" w:w="871"/>
             <w:tcBorders>
               <w:top w:val="single" w:color="D9D4C5" w:sz="4"/>
               <w:left w:val="single" w:color="D9D4C5" w:sz="4"/>
@@ -5803,7 +5936,7 @@
         </w:tc>
         <w:tc>
           <w:tcPr>
-            <w:tcW w:type="dxa" w:w="1684"/>
+            <w:tcW w:type="dxa" w:w="1848"/>
             <w:tcBorders>
               <w:top w:val="single" w:color="D9D4C5" w:sz="4"/>
               <w:left w:val="single" w:color="D9D4C5" w:sz="4"/>
@@ -5836,7 +5969,7 @@
         </w:tc>
         <w:tc>
           <w:tcPr>
-            <w:tcW w:type="dxa" w:w="2344"/>
+            <w:tcW w:type="dxa" w:w="2298"/>
             <w:tcBorders>
               <w:top w:val="single" w:color="D9D4C5" w:sz="4"/>
               <w:left w:val="single" w:color="D9D4C5" w:sz="4"/>
@@ -5880,7 +6013,7 @@
         </w:tc>
         <w:tc>
           <w:tcPr>
-            <w:tcW w:type="dxa" w:w="2344"/>
+            <w:tcW w:type="dxa" w:w="2215"/>
             <w:tcBorders>
               <w:top w:val="single" w:color="D9D4C5" w:sz="4"/>
               <w:left w:val="single" w:color="D9D4C5" w:sz="4"/>
@@ -5913,7 +6046,7 @@
         </w:tc>
         <w:tc>
           <w:tcPr>
-            <w:tcW w:type="dxa" w:w="2344"/>
+            <w:tcW w:type="dxa" w:w="2406"/>
             <w:tcBorders>
               <w:top w:val="single" w:color="D9D4C5" w:sz="4"/>
               <w:left w:val="single" w:color="D9D4C5" w:sz="4"/>
@@ -5969,7 +6102,7 @@
         </w:trPr>
         <w:tc>
           <w:tcPr>
-            <w:tcW w:type="dxa" w:w="922"/>
+            <w:tcW w:type="dxa" w:w="871"/>
             <w:tcBorders>
               <w:top w:val="single" w:color="D9D4C5" w:sz="4"/>
               <w:left w:val="single" w:color="D9D4C5" w:sz="4"/>
@@ -6001,7 +6134,7 @@
         </w:tc>
         <w:tc>
           <w:tcPr>
-            <w:tcW w:type="dxa" w:w="1684"/>
+            <w:tcW w:type="dxa" w:w="1848"/>
             <w:tcBorders>
               <w:top w:val="single" w:color="D9D4C5" w:sz="4"/>
               <w:left w:val="single" w:color="D9D4C5" w:sz="4"/>
@@ -6033,7 +6166,7 @@
         </w:tc>
         <w:tc>
           <w:tcPr>
-            <w:tcW w:type="dxa" w:w="2344"/>
+            <w:tcW w:type="dxa" w:w="2298"/>
             <w:tcBorders>
               <w:top w:val="single" w:color="D9D4C5" w:sz="4"/>
               <w:left w:val="single" w:color="D9D4C5" w:sz="4"/>
@@ -6076,7 +6209,7 @@
         </w:tc>
         <w:tc>
           <w:tcPr>
-            <w:tcW w:type="dxa" w:w="2344"/>
+            <w:tcW w:type="dxa" w:w="2215"/>
             <w:tcBorders>
               <w:top w:val="single" w:color="D9D4C5" w:sz="4"/>
               <w:left w:val="single" w:color="D9D4C5" w:sz="4"/>
@@ -6108,7 +6241,7 @@
         </w:tc>
         <w:tc>
           <w:tcPr>
-            <w:tcW w:type="dxa" w:w="2344"/>
+            <w:tcW w:type="dxa" w:w="2406"/>
             <w:tcBorders>
               <w:top w:val="single" w:color="D9D4C5" w:sz="4"/>
               <w:left w:val="single" w:color="D9D4C5" w:sz="4"/>
@@ -6163,7 +6296,7 @@
         </w:trPr>
         <w:tc>
           <w:tcPr>
-            <w:tcW w:type="dxa" w:w="922"/>
+            <w:tcW w:type="dxa" w:w="871"/>
             <w:tcBorders>
               <w:top w:val="single" w:color="D9D4C5" w:sz="4"/>
               <w:left w:val="single" w:color="D9D4C5" w:sz="4"/>
@@ -6196,7 +6329,7 @@
         </w:tc>
         <w:tc>
           <w:tcPr>
-            <w:tcW w:type="dxa" w:w="1684"/>
+            <w:tcW w:type="dxa" w:w="1848"/>
             <w:tcBorders>
               <w:top w:val="single" w:color="D9D4C5" w:sz="4"/>
               <w:left w:val="single" w:color="D9D4C5" w:sz="4"/>
@@ -6229,7 +6362,7 @@
         </w:tc>
         <w:tc>
           <w:tcPr>
-            <w:tcW w:type="dxa" w:w="2344"/>
+            <w:tcW w:type="dxa" w:w="2298"/>
             <w:tcBorders>
               <w:top w:val="single" w:color="D9D4C5" w:sz="4"/>
               <w:left w:val="single" w:color="D9D4C5" w:sz="4"/>
@@ -6273,7 +6406,7 @@
         </w:tc>
         <w:tc>
           <w:tcPr>
-            <w:tcW w:type="dxa" w:w="2344"/>
+            <w:tcW w:type="dxa" w:w="2215"/>
             <w:tcBorders>
               <w:top w:val="single" w:color="D9D4C5" w:sz="4"/>
               <w:left w:val="single" w:color="D9D4C5" w:sz="4"/>
@@ -6306,7 +6439,7 @@
         </w:tc>
         <w:tc>
           <w:tcPr>
-            <w:tcW w:type="dxa" w:w="2344"/>
+            <w:tcW w:type="dxa" w:w="2406"/>
             <w:tcBorders>
               <w:top w:val="single" w:color="D9D4C5" w:sz="4"/>
               <w:left w:val="single" w:color="D9D4C5" w:sz="4"/>
@@ -6362,7 +6495,7 @@
         </w:trPr>
         <w:tc>
           <w:tcPr>
-            <w:tcW w:type="dxa" w:w="922"/>
+            <w:tcW w:type="dxa" w:w="871"/>
             <w:tcBorders>
               <w:top w:val="single" w:color="D9D4C5" w:sz="4"/>
               <w:left w:val="single" w:color="D9D4C5" w:sz="4"/>
@@ -6394,7 +6527,7 @@
         </w:tc>
         <w:tc>
           <w:tcPr>
-            <w:tcW w:type="dxa" w:w="1684"/>
+            <w:tcW w:type="dxa" w:w="1848"/>
             <w:tcBorders>
               <w:top w:val="single" w:color="D9D4C5" w:sz="4"/>
               <w:left w:val="single" w:color="D9D4C5" w:sz="4"/>
@@ -6426,7 +6559,7 @@
         </w:tc>
         <w:tc>
           <w:tcPr>
-            <w:tcW w:type="dxa" w:w="2344"/>
+            <w:tcW w:type="dxa" w:w="2298"/>
             <w:tcBorders>
               <w:top w:val="single" w:color="D9D4C5" w:sz="4"/>
               <w:left w:val="single" w:color="D9D4C5" w:sz="4"/>
@@ -6469,7 +6602,7 @@
         </w:tc>
         <w:tc>
           <w:tcPr>
-            <w:tcW w:type="dxa" w:w="2344"/>
+            <w:tcW w:type="dxa" w:w="2215"/>
             <w:tcBorders>
               <w:top w:val="single" w:color="D9D4C5" w:sz="4"/>
               <w:left w:val="single" w:color="D9D4C5" w:sz="4"/>
@@ -6501,7 +6634,7 @@
         </w:tc>
         <w:tc>
           <w:tcPr>
-            <w:tcW w:type="dxa" w:w="2344"/>
+            <w:tcW w:type="dxa" w:w="2406"/>
             <w:tcBorders>
               <w:top w:val="single" w:color="D9D4C5" w:sz="4"/>
               <w:left w:val="single" w:color="D9D4C5" w:sz="4"/>
@@ -6556,7 +6689,7 @@
         </w:trPr>
         <w:tc>
           <w:tcPr>
-            <w:tcW w:type="dxa" w:w="922"/>
+            <w:tcW w:type="dxa" w:w="871"/>
             <w:tcBorders>
               <w:top w:val="single" w:color="D9D4C5" w:sz="4"/>
               <w:left w:val="single" w:color="D9D4C5" w:sz="4"/>
@@ -6589,7 +6722,7 @@
         </w:tc>
         <w:tc>
           <w:tcPr>
-            <w:tcW w:type="dxa" w:w="1684"/>
+            <w:tcW w:type="dxa" w:w="1848"/>
             <w:tcBorders>
               <w:top w:val="single" w:color="D9D4C5" w:sz="4"/>
               <w:left w:val="single" w:color="D9D4C5" w:sz="4"/>
@@ -6622,7 +6755,7 @@
         </w:tc>
         <w:tc>
           <w:tcPr>
-            <w:tcW w:type="dxa" w:w="2344"/>
+            <w:tcW w:type="dxa" w:w="2298"/>
             <w:tcBorders>
               <w:top w:val="single" w:color="D9D4C5" w:sz="4"/>
               <w:left w:val="single" w:color="D9D4C5" w:sz="4"/>
@@ -6666,7 +6799,7 @@
         </w:tc>
         <w:tc>
           <w:tcPr>
-            <w:tcW w:type="dxa" w:w="2344"/>
+            <w:tcW w:type="dxa" w:w="2215"/>
             <w:tcBorders>
               <w:top w:val="single" w:color="D9D4C5" w:sz="4"/>
               <w:left w:val="single" w:color="D9D4C5" w:sz="4"/>
@@ -6699,7 +6832,7 @@
         </w:tc>
         <w:tc>
           <w:tcPr>
-            <w:tcW w:type="dxa" w:w="2344"/>
+            <w:tcW w:type="dxa" w:w="2406"/>
             <w:tcBorders>
               <w:top w:val="single" w:color="D9D4C5" w:sz="4"/>
               <w:left w:val="single" w:color="D9D4C5" w:sz="4"/>
@@ -6755,7 +6888,7 @@
         </w:trPr>
         <w:tc>
           <w:tcPr>
-            <w:tcW w:type="dxa" w:w="922"/>
+            <w:tcW w:type="dxa" w:w="871"/>
             <w:tcBorders>
               <w:top w:val="single" w:color="D9D4C5" w:sz="4"/>
               <w:left w:val="single" w:color="D9D4C5" w:sz="4"/>
@@ -6787,7 +6920,7 @@
         </w:tc>
         <w:tc>
           <w:tcPr>
-            <w:tcW w:type="dxa" w:w="1684"/>
+            <w:tcW w:type="dxa" w:w="1848"/>
             <w:tcBorders>
               <w:top w:val="single" w:color="D9D4C5" w:sz="4"/>
               <w:left w:val="single" w:color="D9D4C5" w:sz="4"/>
@@ -6819,7 +6952,7 @@
         </w:tc>
         <w:tc>
           <w:tcPr>
-            <w:tcW w:type="dxa" w:w="2344"/>
+            <w:tcW w:type="dxa" w:w="2298"/>
             <w:tcBorders>
               <w:top w:val="single" w:color="D9D4C5" w:sz="4"/>
               <w:left w:val="single" w:color="D9D4C5" w:sz="4"/>
@@ -6862,7 +6995,7 @@
         </w:tc>
         <w:tc>
           <w:tcPr>
-            <w:tcW w:type="dxa" w:w="2344"/>
+            <w:tcW w:type="dxa" w:w="2215"/>
             <w:tcBorders>
               <w:top w:val="single" w:color="D9D4C5" w:sz="4"/>
               <w:left w:val="single" w:color="D9D4C5" w:sz="4"/>
@@ -6894,7 +7027,7 @@
         </w:tc>
         <w:tc>
           <w:tcPr>
-            <w:tcW w:type="dxa" w:w="2344"/>
+            <w:tcW w:type="dxa" w:w="2406"/>
             <w:tcBorders>
               <w:top w:val="single" w:color="D9D4C5" w:sz="4"/>
               <w:left w:val="single" w:color="D9D4C5" w:sz="4"/>
@@ -6949,7 +7082,7 @@
         </w:trPr>
         <w:tc>
           <w:tcPr>
-            <w:tcW w:type="dxa" w:w="922"/>
+            <w:tcW w:type="dxa" w:w="871"/>
             <w:tcBorders>
               <w:top w:val="single" w:color="D9D4C5" w:sz="4"/>
               <w:left w:val="single" w:color="D9D4C5" w:sz="4"/>
@@ -6982,7 +7115,7 @@
         </w:tc>
         <w:tc>
           <w:tcPr>
-            <w:tcW w:type="dxa" w:w="1684"/>
+            <w:tcW w:type="dxa" w:w="1848"/>
             <w:tcBorders>
               <w:top w:val="single" w:color="D9D4C5" w:sz="4"/>
               <w:left w:val="single" w:color="D9D4C5" w:sz="4"/>
@@ -7015,7 +7148,7 @@
         </w:tc>
         <w:tc>
           <w:tcPr>
-            <w:tcW w:type="dxa" w:w="2344"/>
+            <w:tcW w:type="dxa" w:w="2298"/>
             <w:tcBorders>
               <w:top w:val="single" w:color="D9D4C5" w:sz="4"/>
               <w:left w:val="single" w:color="D9D4C5" w:sz="4"/>
@@ -7059,7 +7192,7 @@
         </w:tc>
         <w:tc>
           <w:tcPr>
-            <w:tcW w:type="dxa" w:w="2344"/>
+            <w:tcW w:type="dxa" w:w="2215"/>
             <w:tcBorders>
               <w:top w:val="single" w:color="D9D4C5" w:sz="4"/>
               <w:left w:val="single" w:color="D9D4C5" w:sz="4"/>
@@ -7092,7 +7225,7 @@
         </w:tc>
         <w:tc>
           <w:tcPr>
-            <w:tcW w:type="dxa" w:w="2344"/>
+            <w:tcW w:type="dxa" w:w="2406"/>
             <w:tcBorders>
               <w:top w:val="single" w:color="D9D4C5" w:sz="4"/>
               <w:left w:val="single" w:color="D9D4C5" w:sz="4"/>
@@ -7148,7 +7281,7 @@
         </w:trPr>
         <w:tc>
           <w:tcPr>
-            <w:tcW w:type="dxa" w:w="922"/>
+            <w:tcW w:type="dxa" w:w="871"/>
             <w:tcBorders>
               <w:top w:val="single" w:color="D9D4C5" w:sz="4"/>
               <w:left w:val="single" w:color="D9D4C5" w:sz="4"/>
@@ -7180,7 +7313,7 @@
         </w:tc>
         <w:tc>
           <w:tcPr>
-            <w:tcW w:type="dxa" w:w="1684"/>
+            <w:tcW w:type="dxa" w:w="1848"/>
             <w:tcBorders>
               <w:top w:val="single" w:color="D9D4C5" w:sz="4"/>
               <w:left w:val="single" w:color="D9D4C5" w:sz="4"/>
@@ -7212,7 +7345,7 @@
         </w:tc>
         <w:tc>
           <w:tcPr>
-            <w:tcW w:type="dxa" w:w="2344"/>
+            <w:tcW w:type="dxa" w:w="2298"/>
             <w:tcBorders>
               <w:top w:val="single" w:color="D9D4C5" w:sz="4"/>
               <w:left w:val="single" w:color="D9D4C5" w:sz="4"/>
@@ -7255,7 +7388,7 @@
         </w:tc>
         <w:tc>
           <w:tcPr>
-            <w:tcW w:type="dxa" w:w="2344"/>
+            <w:tcW w:type="dxa" w:w="2215"/>
             <w:tcBorders>
               <w:top w:val="single" w:color="D9D4C5" w:sz="4"/>
               <w:left w:val="single" w:color="D9D4C5" w:sz="4"/>
@@ -7287,7 +7420,7 @@
         </w:tc>
         <w:tc>
           <w:tcPr>
-            <w:tcW w:type="dxa" w:w="2344"/>
+            <w:tcW w:type="dxa" w:w="2406"/>
             <w:tcBorders>
               <w:top w:val="single" w:color="D9D4C5" w:sz="4"/>
               <w:left w:val="single" w:color="D9D4C5" w:sz="4"/>
@@ -7342,7 +7475,7 @@
         </w:trPr>
         <w:tc>
           <w:tcPr>
-            <w:tcW w:type="dxa" w:w="922"/>
+            <w:tcW w:type="dxa" w:w="871"/>
             <w:tcBorders>
               <w:top w:val="single" w:color="D9D4C5" w:sz="4"/>
               <w:left w:val="single" w:color="D9D4C5" w:sz="4"/>
@@ -7375,7 +7508,7 @@
         </w:tc>
         <w:tc>
           <w:tcPr>
-            <w:tcW w:type="dxa" w:w="1684"/>
+            <w:tcW w:type="dxa" w:w="1848"/>
             <w:tcBorders>
               <w:top w:val="single" w:color="D9D4C5" w:sz="4"/>
               <w:left w:val="single" w:color="D9D4C5" w:sz="4"/>
@@ -7408,7 +7541,7 @@
         </w:tc>
         <w:tc>
           <w:tcPr>
-            <w:tcW w:type="dxa" w:w="2344"/>
+            <w:tcW w:type="dxa" w:w="2298"/>
             <w:tcBorders>
               <w:top w:val="single" w:color="D9D4C5" w:sz="4"/>
               <w:left w:val="single" w:color="D9D4C5" w:sz="4"/>
@@ -7452,7 +7585,7 @@
         </w:tc>
         <w:tc>
           <w:tcPr>
-            <w:tcW w:type="dxa" w:w="2344"/>
+            <w:tcW w:type="dxa" w:w="2215"/>
             <w:tcBorders>
               <w:top w:val="single" w:color="D9D4C5" w:sz="4"/>
               <w:left w:val="single" w:color="D9D4C5" w:sz="4"/>
@@ -7485,7 +7618,7 @@
         </w:tc>
         <w:tc>
           <w:tcPr>
-            <w:tcW w:type="dxa" w:w="2344"/>
+            <w:tcW w:type="dxa" w:w="2406"/>
             <w:tcBorders>
               <w:top w:val="single" w:color="D9D4C5" w:sz="4"/>
               <w:left w:val="single" w:color="D9D4C5" w:sz="4"/>
@@ -7523,7 +7656,7 @@
         </w:trPr>
         <w:tc>
           <w:tcPr>
-            <w:tcW w:type="dxa" w:w="922"/>
+            <w:tcW w:type="dxa" w:w="871"/>
             <w:tcBorders>
               <w:top w:val="single" w:color="D9D4C5" w:sz="4"/>
               <w:left w:val="single" w:color="D9D4C5" w:sz="4"/>
@@ -7555,7 +7688,7 @@
         </w:tc>
         <w:tc>
           <w:tcPr>
-            <w:tcW w:type="dxa" w:w="1684"/>
+            <w:tcW w:type="dxa" w:w="1848"/>
             <w:tcBorders>
               <w:top w:val="single" w:color="D9D4C5" w:sz="4"/>
               <w:left w:val="single" w:color="D9D4C5" w:sz="4"/>
@@ -7587,7 +7720,7 @@
         </w:tc>
         <w:tc>
           <w:tcPr>
-            <w:tcW w:type="dxa" w:w="2344"/>
+            <w:tcW w:type="dxa" w:w="2298"/>
             <w:tcBorders>
               <w:top w:val="single" w:color="D9D4C5" w:sz="4"/>
               <w:left w:val="single" w:color="D9D4C5" w:sz="4"/>
@@ -7630,7 +7763,7 @@
         </w:tc>
         <w:tc>
           <w:tcPr>
-            <w:tcW w:type="dxa" w:w="2344"/>
+            <w:tcW w:type="dxa" w:w="2215"/>
             <w:tcBorders>
               <w:top w:val="single" w:color="D9D4C5" w:sz="4"/>
               <w:left w:val="single" w:color="D9D4C5" w:sz="4"/>
@@ -7662,7 +7795,7 @@
         </w:tc>
         <w:tc>
           <w:tcPr>
-            <w:tcW w:type="dxa" w:w="2344"/>
+            <w:tcW w:type="dxa" w:w="2406"/>
             <w:tcBorders>
               <w:top w:val="single" w:color="D9D4C5" w:sz="4"/>
               <w:left w:val="single" w:color="D9D4C5" w:sz="4"/>
@@ -7717,7 +7850,7 @@
         </w:trPr>
         <w:tc>
           <w:tcPr>
-            <w:tcW w:type="dxa" w:w="922"/>
+            <w:tcW w:type="dxa" w:w="871"/>
             <w:tcBorders>
               <w:top w:val="single" w:color="D9D4C5" w:sz="4"/>
               <w:left w:val="single" w:color="D9D4C5" w:sz="4"/>
@@ -7750,7 +7883,7 @@
         </w:tc>
         <w:tc>
           <w:tcPr>
-            <w:tcW w:type="dxa" w:w="1684"/>
+            <w:tcW w:type="dxa" w:w="1848"/>
             <w:tcBorders>
               <w:top w:val="single" w:color="D9D4C5" w:sz="4"/>
               <w:left w:val="single" w:color="D9D4C5" w:sz="4"/>
@@ -7783,7 +7916,7 @@
         </w:tc>
         <w:tc>
           <w:tcPr>
-            <w:tcW w:type="dxa" w:w="2344"/>
+            <w:tcW w:type="dxa" w:w="2298"/>
             <w:tcBorders>
               <w:top w:val="single" w:color="D9D4C5" w:sz="4"/>
               <w:left w:val="single" w:color="D9D4C5" w:sz="4"/>
@@ -7827,7 +7960,7 @@
         </w:tc>
         <w:tc>
           <w:tcPr>
-            <w:tcW w:type="dxa" w:w="2344"/>
+            <w:tcW w:type="dxa" w:w="2215"/>
             <w:tcBorders>
               <w:top w:val="single" w:color="D9D4C5" w:sz="4"/>
               <w:left w:val="single" w:color="D9D4C5" w:sz="4"/>
@@ -7860,7 +7993,7 @@
         </w:tc>
         <w:tc>
           <w:tcPr>
-            <w:tcW w:type="dxa" w:w="2344"/>
+            <w:tcW w:type="dxa" w:w="2406"/>
             <w:tcBorders>
               <w:top w:val="single" w:color="D9D4C5" w:sz="4"/>
               <w:left w:val="single" w:color="D9D4C5" w:sz="4"/>
@@ -7916,7 +8049,7 @@
         </w:trPr>
         <w:tc>
           <w:tcPr>
-            <w:tcW w:type="dxa" w:w="922"/>
+            <w:tcW w:type="dxa" w:w="871"/>
             <w:tcBorders>
               <w:top w:val="single" w:color="D9D4C5" w:sz="4"/>
               <w:left w:val="single" w:color="D9D4C5" w:sz="4"/>
@@ -7948,7 +8081,7 @@
         </w:tc>
         <w:tc>
           <w:tcPr>
-            <w:tcW w:type="dxa" w:w="1684"/>
+            <w:tcW w:type="dxa" w:w="1848"/>
             <w:tcBorders>
               <w:top w:val="single" w:color="D9D4C5" w:sz="4"/>
               <w:left w:val="single" w:color="D9D4C5" w:sz="4"/>
@@ -7980,7 +8113,7 @@
         </w:tc>
         <w:tc>
           <w:tcPr>
-            <w:tcW w:type="dxa" w:w="2344"/>
+            <w:tcW w:type="dxa" w:w="2298"/>
             <w:tcBorders>
               <w:top w:val="single" w:color="D9D4C5" w:sz="4"/>
               <w:left w:val="single" w:color="D9D4C5" w:sz="4"/>
@@ -8023,7 +8156,7 @@
         </w:tc>
         <w:tc>
           <w:tcPr>
-            <w:tcW w:type="dxa" w:w="2344"/>
+            <w:tcW w:type="dxa" w:w="2215"/>
             <w:tcBorders>
               <w:top w:val="single" w:color="D9D4C5" w:sz="4"/>
               <w:left w:val="single" w:color="D9D4C5" w:sz="4"/>
@@ -8055,7 +8188,7 @@
         </w:tc>
         <w:tc>
           <w:tcPr>
-            <w:tcW w:type="dxa" w:w="2344"/>
+            <w:tcW w:type="dxa" w:w="2406"/>
             <w:tcBorders>
               <w:top w:val="single" w:color="D9D4C5" w:sz="4"/>
               <w:left w:val="single" w:color="D9D4C5" w:sz="4"/>
@@ -8110,7 +8243,7 @@
         </w:trPr>
         <w:tc>
           <w:tcPr>
-            <w:tcW w:type="dxa" w:w="922"/>
+            <w:tcW w:type="dxa" w:w="871"/>
             <w:tcBorders>
               <w:top w:val="single" w:color="D9D4C5" w:sz="4"/>
               <w:left w:val="single" w:color="D9D4C5" w:sz="4"/>
@@ -8143,7 +8276,7 @@
         </w:tc>
         <w:tc>
           <w:tcPr>
-            <w:tcW w:type="dxa" w:w="1684"/>
+            <w:tcW w:type="dxa" w:w="1848"/>
             <w:tcBorders>
               <w:top w:val="single" w:color="D9D4C5" w:sz="4"/>
               <w:left w:val="single" w:color="D9D4C5" w:sz="4"/>
@@ -8176,7 +8309,7 @@
         </w:tc>
         <w:tc>
           <w:tcPr>
-            <w:tcW w:type="dxa" w:w="2344"/>
+            <w:tcW w:type="dxa" w:w="2298"/>
             <w:tcBorders>
               <w:top w:val="single" w:color="D9D4C5" w:sz="4"/>
               <w:left w:val="single" w:color="D9D4C5" w:sz="4"/>
@@ -8220,7 +8353,7 @@
         </w:tc>
         <w:tc>
           <w:tcPr>
-            <w:tcW w:type="dxa" w:w="2344"/>
+            <w:tcW w:type="dxa" w:w="2215"/>
             <w:tcBorders>
               <w:top w:val="single" w:color="D9D4C5" w:sz="4"/>
               <w:left w:val="single" w:color="D9D4C5" w:sz="4"/>
@@ -8253,7 +8386,7 @@
         </w:tc>
         <w:tc>
           <w:tcPr>
-            <w:tcW w:type="dxa" w:w="2344"/>
+            <w:tcW w:type="dxa" w:w="2406"/>
             <w:tcBorders>
               <w:top w:val="single" w:color="D9D4C5" w:sz="4"/>
               <w:left w:val="single" w:color="D9D4C5" w:sz="4"/>
@@ -8309,7 +8442,7 @@
         </w:trPr>
         <w:tc>
           <w:tcPr>
-            <w:tcW w:type="dxa" w:w="922"/>
+            <w:tcW w:type="dxa" w:w="871"/>
             <w:tcBorders>
               <w:top w:val="single" w:color="D9D4C5" w:sz="4"/>
               <w:left w:val="single" w:color="D9D4C5" w:sz="4"/>
@@ -8341,7 +8474,7 @@
         </w:tc>
         <w:tc>
           <w:tcPr>
-            <w:tcW w:type="dxa" w:w="1684"/>
+            <w:tcW w:type="dxa" w:w="1848"/>
             <w:tcBorders>
               <w:top w:val="single" w:color="D9D4C5" w:sz="4"/>
               <w:left w:val="single" w:color="D9D4C5" w:sz="4"/>
@@ -8373,7 +8506,7 @@
         </w:tc>
         <w:tc>
           <w:tcPr>
-            <w:tcW w:type="dxa" w:w="2344"/>
+            <w:tcW w:type="dxa" w:w="2298"/>
             <w:tcBorders>
               <w:top w:val="single" w:color="D9D4C5" w:sz="4"/>
               <w:left w:val="single" w:color="D9D4C5" w:sz="4"/>
@@ -8416,7 +8549,7 @@
         </w:tc>
         <w:tc>
           <w:tcPr>
-            <w:tcW w:type="dxa" w:w="2344"/>
+            <w:tcW w:type="dxa" w:w="2215"/>
             <w:tcBorders>
               <w:top w:val="single" w:color="D9D4C5" w:sz="4"/>
               <w:left w:val="single" w:color="D9D4C5" w:sz="4"/>
@@ -8448,7 +8581,7 @@
         </w:tc>
         <w:tc>
           <w:tcPr>
-            <w:tcW w:type="dxa" w:w="2344"/>
+            <w:tcW w:type="dxa" w:w="2406"/>
             <w:tcBorders>
               <w:top w:val="single" w:color="D9D4C5" w:sz="4"/>
               <w:left w:val="single" w:color="D9D4C5" w:sz="4"/>
@@ -8503,7 +8636,7 @@
         </w:trPr>
         <w:tc>
           <w:tcPr>
-            <w:tcW w:type="dxa" w:w="922"/>
+            <w:tcW w:type="dxa" w:w="871"/>
             <w:tcBorders>
               <w:top w:val="single" w:color="D9D4C5" w:sz="4"/>
               <w:left w:val="single" w:color="D9D4C5" w:sz="4"/>
@@ -8536,7 +8669,7 @@
         </w:tc>
         <w:tc>
           <w:tcPr>
-            <w:tcW w:type="dxa" w:w="1684"/>
+            <w:tcW w:type="dxa" w:w="1848"/>
             <w:tcBorders>
               <w:top w:val="single" w:color="D9D4C5" w:sz="4"/>
               <w:left w:val="single" w:color="D9D4C5" w:sz="4"/>
@@ -8569,7 +8702,7 @@
         </w:tc>
         <w:tc>
           <w:tcPr>
-            <w:tcW w:type="dxa" w:w="2344"/>
+            <w:tcW w:type="dxa" w:w="2298"/>
             <w:tcBorders>
               <w:top w:val="single" w:color="D9D4C5" w:sz="4"/>
               <w:left w:val="single" w:color="D9D4C5" w:sz="4"/>
@@ -8613,7 +8746,7 @@
         </w:tc>
         <w:tc>
           <w:tcPr>
-            <w:tcW w:type="dxa" w:w="2344"/>
+            <w:tcW w:type="dxa" w:w="2215"/>
             <w:tcBorders>
               <w:top w:val="single" w:color="D9D4C5" w:sz="4"/>
               <w:left w:val="single" w:color="D9D4C5" w:sz="4"/>
@@ -8646,7 +8779,7 @@
         </w:tc>
         <w:tc>
           <w:tcPr>
-            <w:tcW w:type="dxa" w:w="2344"/>
+            <w:tcW w:type="dxa" w:w="2406"/>
             <w:tcBorders>
               <w:top w:val="single" w:color="D9D4C5" w:sz="4"/>
               <w:left w:val="single" w:color="D9D4C5" w:sz="4"/>
@@ -8702,7 +8835,7 @@
         </w:trPr>
         <w:tc>
           <w:tcPr>
-            <w:tcW w:type="dxa" w:w="922"/>
+            <w:tcW w:type="dxa" w:w="871"/>
             <w:tcBorders>
               <w:top w:val="single" w:color="D9D4C5" w:sz="4"/>
               <w:left w:val="single" w:color="D9D4C5" w:sz="4"/>
@@ -8734,7 +8867,7 @@
         </w:tc>
         <w:tc>
           <w:tcPr>
-            <w:tcW w:type="dxa" w:w="1684"/>
+            <w:tcW w:type="dxa" w:w="1848"/>
             <w:tcBorders>
               <w:top w:val="single" w:color="D9D4C5" w:sz="4"/>
               <w:left w:val="single" w:color="D9D4C5" w:sz="4"/>
@@ -8766,7 +8899,7 @@
         </w:tc>
         <w:tc>
           <w:tcPr>
-            <w:tcW w:type="dxa" w:w="2344"/>
+            <w:tcW w:type="dxa" w:w="2298"/>
             <w:tcBorders>
               <w:top w:val="single" w:color="D9D4C5" w:sz="4"/>
               <w:left w:val="single" w:color="D9D4C5" w:sz="4"/>
@@ -8809,7 +8942,7 @@
         </w:tc>
         <w:tc>
           <w:tcPr>
-            <w:tcW w:type="dxa" w:w="2344"/>
+            <w:tcW w:type="dxa" w:w="2215"/>
             <w:tcBorders>
               <w:top w:val="single" w:color="D9D4C5" w:sz="4"/>
               <w:left w:val="single" w:color="D9D4C5" w:sz="4"/>
@@ -8841,7 +8974,7 @@
         </w:tc>
         <w:tc>
           <w:tcPr>
-            <w:tcW w:type="dxa" w:w="2344"/>
+            <w:tcW w:type="dxa" w:w="2406"/>
             <w:tcBorders>
               <w:top w:val="single" w:color="D9D4C5" w:sz="4"/>
               <w:left w:val="single" w:color="D9D4C5" w:sz="4"/>
@@ -8896,7 +9029,7 @@
         </w:trPr>
         <w:tc>
           <w:tcPr>
-            <w:tcW w:type="dxa" w:w="922"/>
+            <w:tcW w:type="dxa" w:w="871"/>
             <w:tcBorders>
               <w:top w:val="single" w:color="D9D4C5" w:sz="4"/>
               <w:left w:val="single" w:color="D9D4C5" w:sz="4"/>
@@ -8929,7 +9062,7 @@
         </w:tc>
         <w:tc>
           <w:tcPr>
-            <w:tcW w:type="dxa" w:w="1684"/>
+            <w:tcW w:type="dxa" w:w="1848"/>
             <w:tcBorders>
               <w:top w:val="single" w:color="D9D4C5" w:sz="4"/>
               <w:left w:val="single" w:color="D9D4C5" w:sz="4"/>
@@ -8962,7 +9095,7 @@
         </w:tc>
         <w:tc>
           <w:tcPr>
-            <w:tcW w:type="dxa" w:w="2344"/>
+            <w:tcW w:type="dxa" w:w="2298"/>
             <w:tcBorders>
               <w:top w:val="single" w:color="D9D4C5" w:sz="4"/>
               <w:left w:val="single" w:color="D9D4C5" w:sz="4"/>
@@ -9042,7 +9175,7 @@
         </w:tc>
         <w:tc>
           <w:tcPr>
-            <w:tcW w:type="dxa" w:w="2344"/>
+            <w:tcW w:type="dxa" w:w="2215"/>
             <w:tcBorders>
               <w:top w:val="single" w:color="D9D4C5" w:sz="4"/>
               <w:left w:val="single" w:color="D9D4C5" w:sz="4"/>
@@ -9075,7 +9208,7 @@
         </w:tc>
         <w:tc>
           <w:tcPr>
-            <w:tcW w:type="dxa" w:w="2344"/>
+            <w:tcW w:type="dxa" w:w="2406"/>
             <w:tcBorders>
               <w:top w:val="single" w:color="D9D4C5" w:sz="4"/>
               <w:left w:val="single" w:color="D9D4C5" w:sz="4"/>
@@ -9131,7 +9264,7 @@
         </w:trPr>
         <w:tc>
           <w:tcPr>
-            <w:tcW w:type="dxa" w:w="922"/>
+            <w:tcW w:type="dxa" w:w="871"/>
             <w:tcBorders>
               <w:top w:val="single" w:color="D9D4C5" w:sz="4"/>
               <w:left w:val="single" w:color="D9D4C5" w:sz="4"/>
@@ -9163,7 +9296,7 @@
         </w:tc>
         <w:tc>
           <w:tcPr>
-            <w:tcW w:type="dxa" w:w="1684"/>
+            <w:tcW w:type="dxa" w:w="1848"/>
             <w:tcBorders>
               <w:top w:val="single" w:color="D9D4C5" w:sz="4"/>
               <w:left w:val="single" w:color="D9D4C5" w:sz="4"/>
@@ -9195,7 +9328,7 @@
         </w:tc>
         <w:tc>
           <w:tcPr>
-            <w:tcW w:type="dxa" w:w="2344"/>
+            <w:tcW w:type="dxa" w:w="2298"/>
             <w:tcBorders>
               <w:top w:val="single" w:color="D9D4C5" w:sz="4"/>
               <w:left w:val="single" w:color="D9D4C5" w:sz="4"/>
@@ -9238,7 +9371,7 @@
         </w:tc>
         <w:tc>
           <w:tcPr>
-            <w:tcW w:type="dxa" w:w="2344"/>
+            <w:tcW w:type="dxa" w:w="2215"/>
             <w:tcBorders>
               <w:top w:val="single" w:color="D9D4C5" w:sz="4"/>
               <w:left w:val="single" w:color="D9D4C5" w:sz="4"/>
@@ -9270,7 +9403,7 @@
         </w:tc>
         <w:tc>
           <w:tcPr>
-            <w:tcW w:type="dxa" w:w="2344"/>
+            <w:tcW w:type="dxa" w:w="2406"/>
             <w:tcBorders>
               <w:top w:val="single" w:color="D9D4C5" w:sz="4"/>
               <w:left w:val="single" w:color="D9D4C5" w:sz="4"/>
@@ -9307,7 +9440,7 @@
         </w:trPr>
         <w:tc>
           <w:tcPr>
-            <w:tcW w:type="dxa" w:w="922"/>
+            <w:tcW w:type="dxa" w:w="871"/>
             <w:tcBorders>
               <w:top w:val="single" w:color="D9D4C5" w:sz="4"/>
               <w:left w:val="single" w:color="D9D4C5" w:sz="4"/>
@@ -9340,7 +9473,7 @@
         </w:tc>
         <w:tc>
           <w:tcPr>
-            <w:tcW w:type="dxa" w:w="1684"/>
+            <w:tcW w:type="dxa" w:w="1848"/>
             <w:tcBorders>
               <w:top w:val="single" w:color="D9D4C5" w:sz="4"/>
               <w:left w:val="single" w:color="D9D4C5" w:sz="4"/>
@@ -9373,7 +9506,7 @@
         </w:tc>
         <w:tc>
           <w:tcPr>
-            <w:tcW w:type="dxa" w:w="2344"/>
+            <w:tcW w:type="dxa" w:w="2298"/>
             <w:tcBorders>
               <w:top w:val="single" w:color="D9D4C5" w:sz="4"/>
               <w:left w:val="single" w:color="D9D4C5" w:sz="4"/>
@@ -9417,7 +9550,7 @@
         </w:tc>
         <w:tc>
           <w:tcPr>
-            <w:tcW w:type="dxa" w:w="2344"/>
+            <w:tcW w:type="dxa" w:w="2215"/>
             <w:tcBorders>
               <w:top w:val="single" w:color="D9D4C5" w:sz="4"/>
               <w:left w:val="single" w:color="D9D4C5" w:sz="4"/>
@@ -9450,7 +9583,7 @@
         </w:tc>
         <w:tc>
           <w:tcPr>
-            <w:tcW w:type="dxa" w:w="2344"/>
+            <w:tcW w:type="dxa" w:w="2406"/>
             <w:tcBorders>
               <w:top w:val="single" w:color="D9D4C5" w:sz="4"/>
               <w:left w:val="single" w:color="D9D4C5" w:sz="4"/>
@@ -9488,7 +9621,7 @@
         </w:trPr>
         <w:tc>
           <w:tcPr>
-            <w:tcW w:type="dxa" w:w="922"/>
+            <w:tcW w:type="dxa" w:w="871"/>
             <w:tcBorders>
               <w:top w:val="single" w:color="D9D4C5" w:sz="4"/>
               <w:left w:val="single" w:color="D9D4C5" w:sz="4"/>
@@ -9520,7 +9653,7 @@
         </w:tc>
         <w:tc>
           <w:tcPr>
-            <w:tcW w:type="dxa" w:w="1684"/>
+            <w:tcW w:type="dxa" w:w="1848"/>
             <w:tcBorders>
               <w:top w:val="single" w:color="D9D4C5" w:sz="4"/>
               <w:left w:val="single" w:color="D9D4C5" w:sz="4"/>
@@ -9552,7 +9685,7 @@
         </w:tc>
         <w:tc>
           <w:tcPr>
-            <w:tcW w:type="dxa" w:w="2344"/>
+            <w:tcW w:type="dxa" w:w="2298"/>
             <w:tcBorders>
               <w:top w:val="single" w:color="D9D4C5" w:sz="4"/>
               <w:left w:val="single" w:color="D9D4C5" w:sz="4"/>
@@ -9595,7 +9728,7 @@
         </w:tc>
         <w:tc>
           <w:tcPr>
-            <w:tcW w:type="dxa" w:w="2344"/>
+            <w:tcW w:type="dxa" w:w="2215"/>
             <w:tcBorders>
               <w:top w:val="single" w:color="D9D4C5" w:sz="4"/>
               <w:left w:val="single" w:color="D9D4C5" w:sz="4"/>
@@ -9627,7 +9760,7 @@
         </w:tc>
         <w:tc>
           <w:tcPr>
-            <w:tcW w:type="dxa" w:w="2344"/>
+            <w:tcW w:type="dxa" w:w="2406"/>
             <w:tcBorders>
               <w:top w:val="single" w:color="D9D4C5" w:sz="4"/>
               <w:left w:val="single" w:color="D9D4C5" w:sz="4"/>
@@ -9682,7 +9815,7 @@
         </w:trPr>
         <w:tc>
           <w:tcPr>
-            <w:tcW w:type="dxa" w:w="922"/>
+            <w:tcW w:type="dxa" w:w="871"/>
             <w:tcBorders>
               <w:top w:val="single" w:color="D9D4C5" w:sz="4"/>
               <w:left w:val="single" w:color="D9D4C5" w:sz="4"/>
@@ -9715,7 +9848,7 @@
         </w:tc>
         <w:tc>
           <w:tcPr>
-            <w:tcW w:type="dxa" w:w="1684"/>
+            <w:tcW w:type="dxa" w:w="1848"/>
             <w:tcBorders>
               <w:top w:val="single" w:color="D9D4C5" w:sz="4"/>
               <w:left w:val="single" w:color="D9D4C5" w:sz="4"/>
@@ -9748,7 +9881,7 @@
         </w:tc>
         <w:tc>
           <w:tcPr>
-            <w:tcW w:type="dxa" w:w="2344"/>
+            <w:tcW w:type="dxa" w:w="2298"/>
             <w:tcBorders>
               <w:top w:val="single" w:color="D9D4C5" w:sz="4"/>
               <w:left w:val="single" w:color="D9D4C5" w:sz="4"/>
@@ -9792,7 +9925,7 @@
         </w:tc>
         <w:tc>
           <w:tcPr>
-            <w:tcW w:type="dxa" w:w="2344"/>
+            <w:tcW w:type="dxa" w:w="2215"/>
             <w:tcBorders>
               <w:top w:val="single" w:color="D9D4C5" w:sz="4"/>
               <w:left w:val="single" w:color="D9D4C5" w:sz="4"/>
@@ -9825,7 +9958,7 @@
         </w:tc>
         <w:tc>
           <w:tcPr>
-            <w:tcW w:type="dxa" w:w="2344"/>
+            <w:tcW w:type="dxa" w:w="2406"/>
             <w:tcBorders>
               <w:top w:val="single" w:color="D9D4C5" w:sz="4"/>
               <w:left w:val="single" w:color="D9D4C5" w:sz="4"/>
@@ -9881,7 +10014,7 @@
         </w:trPr>
         <w:tc>
           <w:tcPr>
-            <w:tcW w:type="dxa" w:w="922"/>
+            <w:tcW w:type="dxa" w:w="871"/>
             <w:tcBorders>
               <w:top w:val="single" w:color="D9D4C5" w:sz="4"/>
               <w:left w:val="single" w:color="D9D4C5" w:sz="4"/>
@@ -9913,7 +10046,7 @@
         </w:tc>
         <w:tc>
           <w:tcPr>
-            <w:tcW w:type="dxa" w:w="1684"/>
+            <w:tcW w:type="dxa" w:w="1848"/>
             <w:tcBorders>
               <w:top w:val="single" w:color="D9D4C5" w:sz="4"/>
               <w:left w:val="single" w:color="D9D4C5" w:sz="4"/>
@@ -9945,7 +10078,7 @@
         </w:tc>
         <w:tc>
           <w:tcPr>
-            <w:tcW w:type="dxa" w:w="2344"/>
+            <w:tcW w:type="dxa" w:w="2298"/>
             <w:tcBorders>
               <w:top w:val="single" w:color="D9D4C5" w:sz="4"/>
               <w:left w:val="single" w:color="D9D4C5" w:sz="4"/>
@@ -9988,7 +10121,7 @@
         </w:tc>
         <w:tc>
           <w:tcPr>
-            <w:tcW w:type="dxa" w:w="2344"/>
+            <w:tcW w:type="dxa" w:w="2215"/>
             <w:tcBorders>
               <w:top w:val="single" w:color="D9D4C5" w:sz="4"/>
               <w:left w:val="single" w:color="D9D4C5" w:sz="4"/>
@@ -10020,7 +10153,7 @@
         </w:tc>
         <w:tc>
           <w:tcPr>
-            <w:tcW w:type="dxa" w:w="2344"/>
+            <w:tcW w:type="dxa" w:w="2406"/>
             <w:tcBorders>
               <w:top w:val="single" w:color="D9D4C5" w:sz="4"/>
               <w:left w:val="single" w:color="D9D4C5" w:sz="4"/>
@@ -10075,7 +10208,7 @@
         </w:trPr>
         <w:tc>
           <w:tcPr>
-            <w:tcW w:type="dxa" w:w="922"/>
+            <w:tcW w:type="dxa" w:w="871"/>
             <w:tcBorders>
               <w:top w:val="single" w:color="D9D4C5" w:sz="4"/>
               <w:left w:val="single" w:color="D9D4C5" w:sz="4"/>
@@ -10108,7 +10241,7 @@
         </w:tc>
         <w:tc>
           <w:tcPr>
-            <w:tcW w:type="dxa" w:w="1684"/>
+            <w:tcW w:type="dxa" w:w="1848"/>
             <w:tcBorders>
               <w:top w:val="single" w:color="D9D4C5" w:sz="4"/>
               <w:left w:val="single" w:color="D9D4C5" w:sz="4"/>
@@ -10141,7 +10274,7 @@
         </w:tc>
         <w:tc>
           <w:tcPr>
-            <w:tcW w:type="dxa" w:w="2344"/>
+            <w:tcW w:type="dxa" w:w="2298"/>
             <w:tcBorders>
               <w:top w:val="single" w:color="D9D4C5" w:sz="4"/>
               <w:left w:val="single" w:color="D9D4C5" w:sz="4"/>
@@ -10185,7 +10318,7 @@
         </w:tc>
         <w:tc>
           <w:tcPr>
-            <w:tcW w:type="dxa" w:w="2344"/>
+            <w:tcW w:type="dxa" w:w="2215"/>
             <w:tcBorders>
               <w:top w:val="single" w:color="D9D4C5" w:sz="4"/>
               <w:left w:val="single" w:color="D9D4C5" w:sz="4"/>
@@ -10218,7 +10351,7 @@
         </w:tc>
         <w:tc>
           <w:tcPr>
-            <w:tcW w:type="dxa" w:w="2344"/>
+            <w:tcW w:type="dxa" w:w="2406"/>
             <w:tcBorders>
               <w:top w:val="single" w:color="D9D4C5" w:sz="4"/>
               <w:left w:val="single" w:color="D9D4C5" w:sz="4"/>
@@ -10274,7 +10407,7 @@
         </w:trPr>
         <w:tc>
           <w:tcPr>
-            <w:tcW w:type="dxa" w:w="922"/>
+            <w:tcW w:type="dxa" w:w="871"/>
             <w:tcBorders>
               <w:top w:val="single" w:color="D9D4C5" w:sz="4"/>
               <w:left w:val="single" w:color="D9D4C5" w:sz="4"/>
@@ -10306,39 +10439,39 @@
         </w:tc>
         <w:tc>
           <w:tcPr>
-            <w:tcW w:type="dxa" w:w="1684"/>
-            <w:tcBorders>
-              <w:top w:val="single" w:color="D9D4C5" w:sz="4"/>
-              <w:left w:val="single" w:color="D9D4C5" w:sz="4"/>
-              <w:bottom w:val="single" w:color="D9D4C5" w:sz="4"/>
-              <w:right w:val="single" w:color="D9D4C5" w:sz="4"/>
-            </w:tcBorders>
-            <w:tcMar>
-              <w:top w:type="dxa" w:w="70"/>
-              <w:left w:type="dxa" w:w="110"/>
-              <w:bottom w:type="dxa" w:w="70"/>
-              <w:right w:type="dxa" w:w="110"/>
-            </w:tcMar>
-            <w:vAlign w:val="center"/>
-          </w:tcPr>
-          <w:p>
-            <w:pPr>
-              <w:spacing w:after="0" w:before="0"/>
-            </w:pPr>
-            <w:r>
-              <w:rPr>
-                <w:rFonts w:ascii="Arial" w:cs="Arial" w:eastAsia="Arial" w:hAnsi="Arial"/>
-                <w:color w:val="1B2118"/>
-                <w:sz w:val="18"/>
-                <w:szCs w:val="18"/>
-              </w:rPr>
-              <w:t xml:space="preserve">21/10 12:07</w:t>
-            </w:r>
-          </w:p>
-        </w:tc>
-        <w:tc>
-          <w:tcPr>
-            <w:tcW w:type="dxa" w:w="2344"/>
+            <w:tcW w:type="dxa" w:w="1848"/>
+            <w:tcBorders>
+              <w:top w:val="single" w:color="D9D4C5" w:sz="4"/>
+              <w:left w:val="single" w:color="D9D4C5" w:sz="4"/>
+              <w:bottom w:val="single" w:color="D9D4C5" w:sz="4"/>
+              <w:right w:val="single" w:color="D9D4C5" w:sz="4"/>
+            </w:tcBorders>
+            <w:tcMar>
+              <w:top w:type="dxa" w:w="70"/>
+              <w:left w:type="dxa" w:w="110"/>
+              <w:bottom w:type="dxa" w:w="70"/>
+              <w:right w:type="dxa" w:w="110"/>
+            </w:tcMar>
+            <w:vAlign w:val="center"/>
+          </w:tcPr>
+          <w:p>
+            <w:pPr>
+              <w:spacing w:after="0" w:before="0"/>
+            </w:pPr>
+            <w:r>
+              <w:rPr>
+                <w:rFonts w:ascii="Arial" w:cs="Arial" w:eastAsia="Arial" w:hAnsi="Arial"/>
+                <w:color w:val="1B2118"/>
+                <w:sz w:val="18"/>
+                <w:szCs w:val="18"/>
+              </w:rPr>
+              <w:t xml:space="preserve">21/10 12:07 (log della funzione); 12:23 richiesta di Luca «identifica e sistema»</w:t>
+            </w:r>
+          </w:p>
+        </w:tc>
+        <w:tc>
+          <w:tcPr>
+            <w:tcW w:type="dxa" w:w="2298"/>
             <w:tcBorders>
               <w:top w:val="single" w:color="D9D4C5" w:sz="4"/>
               <w:left w:val="single" w:color="D9D4C5" w:sz="4"/>
@@ -10366,22 +10499,22 @@
                 <w:sz w:val="18"/>
                 <w:szCs w:val="18"/>
               </w:rPr>
-              <w:t xml:space="preserve">News</w:t>
-            </w:r>
-            <w:r>
-              <w:rPr>
-                <w:rFonts w:ascii="Arial" w:cs="Arial" w:eastAsia="Arial" w:hAnsi="Arial"/>
-                <w:color w:val="1B2118"/>
-                <w:sz w:val="18"/>
-                <w:szCs w:val="18"/>
-              </w:rPr>
-              <w:t xml:space="preserve"> — Alla prima ricerca automatica i 12 canali Google News rispondevano 503 (Google rifiuta le richieste dai server di Supabase): lette solo 23 notizie da due siti. Segnalato da: Sviluppo (log della funzione)</w:t>
-            </w:r>
-          </w:p>
-        </w:tc>
-        <w:tc>
-          <w:tcPr>
-            <w:tcW w:type="dxa" w:w="2344"/>
+              <w:t xml:space="preserve">Notizie CO2</w:t>
+            </w:r>
+            <w:r>
+              <w:rPr>
+                <w:rFonts w:ascii="Arial" w:cs="Arial" w:eastAsia="Arial" w:hAnsi="Arial"/>
+                <w:color w:val="1B2118"/>
+                <w:sz w:val="18"/>
+                <w:szCs w:val="18"/>
+              </w:rPr>
+              <w:t xml:space="preserve"> — Google News non interrogato: alla prima ricerca i canali Google rispondevano 503 e arrivavano solo notizie da due siti. Segnalato da: Sviluppo e Luca</w:t>
+            </w:r>
+          </w:p>
+        </w:tc>
+        <w:tc>
+          <w:tcPr>
+            <w:tcW w:type="dxa" w:w="2215"/>
             <w:tcBorders>
               <w:top w:val="single" w:color="D9D4C5" w:sz="4"/>
               <w:left w:val="single" w:color="D9D4C5" w:sz="4"/>
@@ -10413,33 +10546,33 @@
         </w:tc>
         <w:tc>
           <w:tcPr>
-            <w:tcW w:type="dxa" w:w="2344"/>
-            <w:tcBorders>
-              <w:top w:val="single" w:color="D9D4C5" w:sz="4"/>
-              <w:left w:val="single" w:color="D9D4C5" w:sz="4"/>
-              <w:bottom w:val="single" w:color="D9D4C5" w:sz="4"/>
-              <w:right w:val="single" w:color="D9D4C5" w:sz="4"/>
-            </w:tcBorders>
-            <w:tcMar>
-              <w:top w:type="dxa" w:w="70"/>
-              <w:left w:type="dxa" w:w="110"/>
-              <w:bottom w:type="dxa" w:w="70"/>
-              <w:right w:type="dxa" w:w="110"/>
-            </w:tcMar>
-            <w:vAlign w:val="center"/>
-          </w:tcPr>
-          <w:p>
-            <w:pPr>
-              <w:spacing w:after="0" w:before="0"/>
-            </w:pPr>
-            <w:r>
-              <w:rPr>
-                <w:rFonts w:ascii="Arial" w:cs="Arial" w:eastAsia="Arial" w:hAnsi="Arial"/>
-                <w:color w:val="1B2118"/>
-                <w:sz w:val="18"/>
-                <w:szCs w:val="18"/>
-              </w:rPr>
-              <w:t xml:space="preserve">21/10 12:10 (</w:t>
+            <w:tcW w:type="dxa" w:w="2406"/>
+            <w:tcBorders>
+              <w:top w:val="single" w:color="D9D4C5" w:sz="4"/>
+              <w:left w:val="single" w:color="D9D4C5" w:sz="4"/>
+              <w:bottom w:val="single" w:color="D9D4C5" w:sz="4"/>
+              <w:right w:val="single" w:color="D9D4C5" w:sz="4"/>
+            </w:tcBorders>
+            <w:tcMar>
+              <w:top w:type="dxa" w:w="70"/>
+              <w:left w:type="dxa" w:w="110"/>
+              <w:bottom w:type="dxa" w:w="70"/>
+              <w:right w:type="dxa" w:w="110"/>
+            </w:tcMar>
+            <w:vAlign w:val="center"/>
+          </w:tcPr>
+          <w:p>
+            <w:pPr>
+              <w:spacing w:after="0" w:before="0"/>
+            </w:pPr>
+            <w:r>
+              <w:rPr>
+                <w:rFonts w:ascii="Arial" w:cs="Arial" w:eastAsia="Arial" w:hAnsi="Arial"/>
+                <w:color w:val="1B2118"/>
+                <w:sz w:val="18"/>
+                <w:szCs w:val="18"/>
+              </w:rPr>
+              <w:t xml:space="preserve">Causa (diagnosi delle 12:26): Google risponde 503 con la pagina «Sorry…» a ogni richiesta dai server di Supabase, con qualunque intestazione (blocco dei centri dati); Bing risponde 200. Correzioni: 12:10 (</w:t>
             </w:r>
             <w:r>
               <w:rPr>
@@ -10457,7 +10590,61 @@
                 <w:sz w:val="18"/>
                 <w:szCs w:val="18"/>
               </w:rPr>
-              <w:t xml:space="preserve">): Bing News al posto di Google News, aggiunto Verra, canali letti 4 alla volta; funzione ripubblicata. Da verificare con la ricerca automatica delle 14:07</w:t>
+              <w:t xml:space="preserve">) canali Bing News e Verra; 12:29 (</w:t>
+            </w:r>
+            <w:r>
+              <w:rPr>
+                <w:rFonts w:ascii="Consolas" w:cs="Consolas" w:eastAsia="Consolas" w:hAnsi="Consolas"/>
+                <w:color w:val="2F5D3A"/>
+                <w:sz w:val="18"/>
+                <w:szCs w:val="18"/>
+              </w:rPr>
+              <w:t xml:space="preserve">3275547</w:t>
+            </w:r>
+            <w:r>
+              <w:rPr>
+                <w:rFonts w:ascii="Arial" w:cs="Arial" w:eastAsia="Arial" w:hAnsi="Arial"/>
+                <w:color w:val="1B2118"/>
+                <w:sz w:val="18"/>
+                <w:szCs w:val="18"/>
+              </w:rPr>
+              <w:t xml:space="preserve">) Google News attraverso il tramite in Google Apps Script (</w:t>
+            </w:r>
+            <w:r>
+              <w:rPr>
+                <w:rFonts w:ascii="Consolas" w:cs="Consolas" w:eastAsia="Consolas" w:hAnsi="Consolas"/>
+                <w:color w:val="2F5D3A"/>
+                <w:sz w:val="18"/>
+                <w:szCs w:val="18"/>
+              </w:rPr>
+              <w:t xml:space="preserve">ProxyGoogleNews.gs</w:t>
+            </w:r>
+            <w:r>
+              <w:rPr>
+                <w:rFonts w:ascii="Arial" w:cs="Arial" w:eastAsia="Arial" w:hAnsi="Arial"/>
+                <w:color w:val="1B2118"/>
+                <w:sz w:val="18"/>
+                <w:szCs w:val="18"/>
+              </w:rPr>
+              <w:t xml:space="preserve">, impostazione </w:t>
+            </w:r>
+            <w:r>
+              <w:rPr>
+                <w:rFonts w:ascii="Consolas" w:cs="Consolas" w:eastAsia="Consolas" w:hAnsi="Consolas"/>
+                <w:color w:val="2F5D3A"/>
+                <w:sz w:val="18"/>
+                <w:szCs w:val="18"/>
+              </w:rPr>
+              <w:t xml:space="preserve">url_proxy_google_news</w:t>
+            </w:r>
+            <w:r>
+              <w:rPr>
+                <w:rFonts w:ascii="Arial" w:cs="Arial" w:eastAsia="Arial" w:hAnsi="Arial"/>
+                <w:color w:val="1B2118"/>
+                <w:sz w:val="18"/>
+                <w:szCs w:val="18"/>
+              </w:rPr>
+              <w:t xml:space="preserve">), da installare. Da verificare con la prima ricerca dopo l'installazione</w:t>
             </w:r>
           </w:p>
         </w:tc>
@@ -10468,7 +10655,7 @@
         </w:trPr>
         <w:tc>
           <w:tcPr>
-            <w:tcW w:type="dxa" w:w="922"/>
+            <w:tcW w:type="dxa" w:w="871"/>
             <w:tcBorders>
               <w:top w:val="single" w:color="D9D4C5" w:sz="4"/>
               <w:left w:val="single" w:color="D9D4C5" w:sz="4"/>
@@ -10501,7 +10688,7 @@
         </w:tc>
         <w:tc>
           <w:tcPr>
-            <w:tcW w:type="dxa" w:w="1684"/>
+            <w:tcW w:type="dxa" w:w="1848"/>
             <w:tcBorders>
               <w:top w:val="single" w:color="D9D4C5" w:sz="4"/>
               <w:left w:val="single" w:color="D9D4C5" w:sz="4"/>
@@ -10534,7 +10721,7 @@
         </w:tc>
         <w:tc>
           <w:tcPr>
-            <w:tcW w:type="dxa" w:w="2344"/>
+            <w:tcW w:type="dxa" w:w="2298"/>
             <w:tcBorders>
               <w:top w:val="single" w:color="D9D4C5" w:sz="4"/>
               <w:left w:val="single" w:color="D9D4C5" w:sz="4"/>
@@ -10578,7 +10765,7 @@
         </w:tc>
         <w:tc>
           <w:tcPr>
-            <w:tcW w:type="dxa" w:w="2344"/>
+            <w:tcW w:type="dxa" w:w="2215"/>
             <w:tcBorders>
               <w:top w:val="single" w:color="D9D4C5" w:sz="4"/>
               <w:left w:val="single" w:color="D9D4C5" w:sz="4"/>
@@ -10611,7 +10798,7 @@
         </w:tc>
         <w:tc>
           <w:tcPr>
-            <w:tcW w:type="dxa" w:w="2344"/>
+            <w:tcW w:type="dxa" w:w="2406"/>
             <w:tcBorders>
               <w:top w:val="single" w:color="D9D4C5" w:sz="4"/>
               <w:left w:val="single" w:color="D9D4C5" w:sz="4"/>
@@ -10667,7 +10854,7 @@
         </w:trPr>
         <w:tc>
           <w:tcPr>
-            <w:tcW w:type="dxa" w:w="922"/>
+            <w:tcW w:type="dxa" w:w="871"/>
             <w:tcBorders>
               <w:top w:val="single" w:color="D9D4C5" w:sz="4"/>
               <w:left w:val="single" w:color="D9D4C5" w:sz="4"/>
@@ -10699,7 +10886,7 @@
         </w:tc>
         <w:tc>
           <w:tcPr>
-            <w:tcW w:type="dxa" w:w="1684"/>
+            <w:tcW w:type="dxa" w:w="1848"/>
             <w:tcBorders>
               <w:top w:val="single" w:color="D9D4C5" w:sz="4"/>
               <w:left w:val="single" w:color="D9D4C5" w:sz="4"/>
@@ -10731,7 +10918,7 @@
         </w:tc>
         <w:tc>
           <w:tcPr>
-            <w:tcW w:type="dxa" w:w="2344"/>
+            <w:tcW w:type="dxa" w:w="2298"/>
             <w:tcBorders>
               <w:top w:val="single" w:color="D9D4C5" w:sz="4"/>
               <w:left w:val="single" w:color="D9D4C5" w:sz="4"/>
@@ -10774,7 +10961,7 @@
         </w:tc>
         <w:tc>
           <w:tcPr>
-            <w:tcW w:type="dxa" w:w="2344"/>
+            <w:tcW w:type="dxa" w:w="2215"/>
             <w:tcBorders>
               <w:top w:val="single" w:color="D9D4C5" w:sz="4"/>
               <w:left w:val="single" w:color="D9D4C5" w:sz="4"/>
@@ -10806,7 +10993,7 @@
         </w:tc>
         <w:tc>
           <w:tcPr>
-            <w:tcW w:type="dxa" w:w="2344"/>
+            <w:tcW w:type="dxa" w:w="2406"/>
             <w:tcBorders>
               <w:top w:val="single" w:color="D9D4C5" w:sz="4"/>
               <w:left w:val="single" w:color="D9D4C5" w:sz="4"/>
@@ -10861,7 +11048,7 @@
         </w:trPr>
         <w:tc>
           <w:tcPr>
-            <w:tcW w:type="dxa" w:w="922"/>
+            <w:tcW w:type="dxa" w:w="871"/>
             <w:tcBorders>
               <w:top w:val="single" w:color="D9D4C5" w:sz="4"/>
               <w:left w:val="single" w:color="D9D4C5" w:sz="4"/>
@@ -10894,7 +11081,7 @@
         </w:tc>
         <w:tc>
           <w:tcPr>
-            <w:tcW w:type="dxa" w:w="1684"/>
+            <w:tcW w:type="dxa" w:w="1848"/>
             <w:tcBorders>
               <w:top w:val="single" w:color="D9D4C5" w:sz="4"/>
               <w:left w:val="single" w:color="D9D4C5" w:sz="4"/>
@@ -10927,7 +11114,7 @@
         </w:tc>
         <w:tc>
           <w:tcPr>
-            <w:tcW w:type="dxa" w:w="2344"/>
+            <w:tcW w:type="dxa" w:w="2298"/>
             <w:tcBorders>
               <w:top w:val="single" w:color="D9D4C5" w:sz="4"/>
               <w:left w:val="single" w:color="D9D4C5" w:sz="4"/>
@@ -10971,7 +11158,7 @@
         </w:tc>
         <w:tc>
           <w:tcPr>
-            <w:tcW w:type="dxa" w:w="2344"/>
+            <w:tcW w:type="dxa" w:w="2215"/>
             <w:tcBorders>
               <w:top w:val="single" w:color="D9D4C5" w:sz="4"/>
               <w:left w:val="single" w:color="D9D4C5" w:sz="4"/>
@@ -11004,7 +11191,7 @@
         </w:tc>
         <w:tc>
           <w:tcPr>
-            <w:tcW w:type="dxa" w:w="2344"/>
+            <w:tcW w:type="dxa" w:w="2406"/>
             <w:tcBorders>
               <w:top w:val="single" w:color="D9D4C5" w:sz="4"/>
               <w:left w:val="single" w:color="D9D4C5" w:sz="4"/>
@@ -11060,7 +11247,7 @@
         </w:trPr>
         <w:tc>
           <w:tcPr>
-            <w:tcW w:type="dxa" w:w="922"/>
+            <w:tcW w:type="dxa" w:w="871"/>
             <w:tcBorders>
               <w:top w:val="single" w:color="D9D4C5" w:sz="4"/>
               <w:left w:val="single" w:color="D9D4C5" w:sz="4"/>
@@ -11092,7 +11279,7 @@
         </w:tc>
         <w:tc>
           <w:tcPr>
-            <w:tcW w:type="dxa" w:w="1684"/>
+            <w:tcW w:type="dxa" w:w="1848"/>
             <w:tcBorders>
               <w:top w:val="single" w:color="D9D4C5" w:sz="4"/>
               <w:left w:val="single" w:color="D9D4C5" w:sz="4"/>
@@ -11124,7 +11311,7 @@
         </w:tc>
         <w:tc>
           <w:tcPr>
-            <w:tcW w:type="dxa" w:w="2344"/>
+            <w:tcW w:type="dxa" w:w="2298"/>
             <w:tcBorders>
               <w:top w:val="single" w:color="D9D4C5" w:sz="4"/>
               <w:left w:val="single" w:color="D9D4C5" w:sz="4"/>
@@ -11167,7 +11354,7 @@
         </w:tc>
         <w:tc>
           <w:tcPr>
-            <w:tcW w:type="dxa" w:w="2344"/>
+            <w:tcW w:type="dxa" w:w="2215"/>
             <w:tcBorders>
               <w:top w:val="single" w:color="D9D4C5" w:sz="4"/>
               <w:left w:val="single" w:color="D9D4C5" w:sz="4"/>
@@ -11199,7 +11386,7 @@
         </w:tc>
         <w:tc>
           <w:tcPr>
-            <w:tcW w:type="dxa" w:w="2344"/>
+            <w:tcW w:type="dxa" w:w="2406"/>
             <w:tcBorders>
               <w:top w:val="single" w:color="D9D4C5" w:sz="4"/>
               <w:left w:val="single" w:color="D9D4C5" w:sz="4"/>
@@ -11254,7 +11441,7 @@
         </w:trPr>
         <w:tc>
           <w:tcPr>
-            <w:tcW w:type="dxa" w:w="922"/>
+            <w:tcW w:type="dxa" w:w="871"/>
             <w:tcBorders>
               <w:top w:val="single" w:color="D9D4C5" w:sz="4"/>
               <w:left w:val="single" w:color="D9D4C5" w:sz="4"/>
@@ -11287,7 +11474,7 @@
         </w:tc>
         <w:tc>
           <w:tcPr>
-            <w:tcW w:type="dxa" w:w="1684"/>
+            <w:tcW w:type="dxa" w:w="1848"/>
             <w:tcBorders>
               <w:top w:val="single" w:color="D9D4C5" w:sz="4"/>
               <w:left w:val="single" w:color="D9D4C5" w:sz="4"/>
@@ -11320,7 +11507,7 @@
         </w:tc>
         <w:tc>
           <w:tcPr>
-            <w:tcW w:type="dxa" w:w="2344"/>
+            <w:tcW w:type="dxa" w:w="2298"/>
             <w:tcBorders>
               <w:top w:val="single" w:color="D9D4C5" w:sz="4"/>
               <w:left w:val="single" w:color="D9D4C5" w:sz="4"/>
@@ -11364,7 +11551,7 @@
         </w:tc>
         <w:tc>
           <w:tcPr>
-            <w:tcW w:type="dxa" w:w="2344"/>
+            <w:tcW w:type="dxa" w:w="2215"/>
             <w:tcBorders>
               <w:top w:val="single" w:color="D9D4C5" w:sz="4"/>
               <w:left w:val="single" w:color="D9D4C5" w:sz="4"/>
@@ -11397,7 +11584,7 @@
         </w:tc>
         <w:tc>
           <w:tcPr>
-            <w:tcW w:type="dxa" w:w="2344"/>
+            <w:tcW w:type="dxa" w:w="2406"/>
             <w:tcBorders>
               <w:top w:val="single" w:color="D9D4C5" w:sz="4"/>
               <w:left w:val="single" w:color="D9D4C5" w:sz="4"/>
@@ -11453,7 +11640,7 @@
         </w:trPr>
         <w:tc>
           <w:tcPr>
-            <w:tcW w:type="dxa" w:w="922"/>
+            <w:tcW w:type="dxa" w:w="871"/>
             <w:tcBorders>
               <w:top w:val="single" w:color="D9D4C5" w:sz="4"/>
               <w:left w:val="single" w:color="D9D4C5" w:sz="4"/>
@@ -11485,7 +11672,7 @@
         </w:tc>
         <w:tc>
           <w:tcPr>
-            <w:tcW w:type="dxa" w:w="1684"/>
+            <w:tcW w:type="dxa" w:w="1848"/>
             <w:tcBorders>
               <w:top w:val="single" w:color="D9D4C5" w:sz="4"/>
               <w:left w:val="single" w:color="D9D4C5" w:sz="4"/>
@@ -11517,7 +11704,7 @@
         </w:tc>
         <w:tc>
           <w:tcPr>
-            <w:tcW w:type="dxa" w:w="2344"/>
+            <w:tcW w:type="dxa" w:w="2298"/>
             <w:tcBorders>
               <w:top w:val="single" w:color="D9D4C5" w:sz="4"/>
               <w:left w:val="single" w:color="D9D4C5" w:sz="4"/>
@@ -11560,7 +11747,7 @@
         </w:tc>
         <w:tc>
           <w:tcPr>
-            <w:tcW w:type="dxa" w:w="2344"/>
+            <w:tcW w:type="dxa" w:w="2215"/>
             <w:tcBorders>
               <w:top w:val="single" w:color="D9D4C5" w:sz="4"/>
               <w:left w:val="single" w:color="D9D4C5" w:sz="4"/>
@@ -11592,7 +11779,7 @@
         </w:tc>
         <w:tc>
           <w:tcPr>
-            <w:tcW w:type="dxa" w:w="2344"/>
+            <w:tcW w:type="dxa" w:w="2406"/>
             <w:tcBorders>
               <w:top w:val="single" w:color="D9D4C5" w:sz="4"/>
               <w:left w:val="single" w:color="D9D4C5" w:sz="4"/>
@@ -11647,7 +11834,7 @@
         </w:trPr>
         <w:tc>
           <w:tcPr>
-            <w:tcW w:type="dxa" w:w="922"/>
+            <w:tcW w:type="dxa" w:w="871"/>
             <w:tcBorders>
               <w:top w:val="single" w:color="D9D4C5" w:sz="4"/>
               <w:left w:val="single" w:color="D9D4C5" w:sz="4"/>
@@ -11680,7 +11867,7 @@
         </w:tc>
         <w:tc>
           <w:tcPr>
-            <w:tcW w:type="dxa" w:w="1684"/>
+            <w:tcW w:type="dxa" w:w="1848"/>
             <w:tcBorders>
               <w:top w:val="single" w:color="D9D4C5" w:sz="4"/>
               <w:left w:val="single" w:color="D9D4C5" w:sz="4"/>
@@ -11713,7 +11900,7 @@
         </w:tc>
         <w:tc>
           <w:tcPr>
-            <w:tcW w:type="dxa" w:w="2344"/>
+            <w:tcW w:type="dxa" w:w="2298"/>
             <w:tcBorders>
               <w:top w:val="single" w:color="D9D4C5" w:sz="4"/>
               <w:left w:val="single" w:color="D9D4C5" w:sz="4"/>
@@ -11757,7 +11944,7 @@
         </w:tc>
         <w:tc>
           <w:tcPr>
-            <w:tcW w:type="dxa" w:w="2344"/>
+            <w:tcW w:type="dxa" w:w="2215"/>
             <w:tcBorders>
               <w:top w:val="single" w:color="D9D4C5" w:sz="4"/>
               <w:left w:val="single" w:color="D9D4C5" w:sz="4"/>
@@ -11790,7 +11977,7 @@
         </w:tc>
         <w:tc>
           <w:tcPr>
-            <w:tcW w:type="dxa" w:w="2344"/>
+            <w:tcW w:type="dxa" w:w="2406"/>
             <w:tcBorders>
               <w:top w:val="single" w:color="D9D4C5" w:sz="4"/>
               <w:left w:val="single" w:color="D9D4C5" w:sz="4"/>
@@ -11846,7 +12033,7 @@
         </w:trPr>
         <w:tc>
           <w:tcPr>
-            <w:tcW w:type="dxa" w:w="922"/>
+            <w:tcW w:type="dxa" w:w="871"/>
             <w:tcBorders>
               <w:top w:val="single" w:color="D9D4C5" w:sz="4"/>
               <w:left w:val="single" w:color="D9D4C5" w:sz="4"/>
@@ -11878,7 +12065,7 @@
         </w:tc>
         <w:tc>
           <w:tcPr>
-            <w:tcW w:type="dxa" w:w="1684"/>
+            <w:tcW w:type="dxa" w:w="1848"/>
             <w:tcBorders>
               <w:top w:val="single" w:color="D9D4C5" w:sz="4"/>
               <w:left w:val="single" w:color="D9D4C5" w:sz="4"/>
@@ -11910,7 +12097,7 @@
         </w:tc>
         <w:tc>
           <w:tcPr>
-            <w:tcW w:type="dxa" w:w="2344"/>
+            <w:tcW w:type="dxa" w:w="2298"/>
             <w:tcBorders>
               <w:top w:val="single" w:color="D9D4C5" w:sz="4"/>
               <w:left w:val="single" w:color="D9D4C5" w:sz="4"/>
@@ -11953,7 +12140,7 @@
         </w:tc>
         <w:tc>
           <w:tcPr>
-            <w:tcW w:type="dxa" w:w="2344"/>
+            <w:tcW w:type="dxa" w:w="2215"/>
             <w:tcBorders>
               <w:top w:val="single" w:color="D9D4C5" w:sz="4"/>
               <w:left w:val="single" w:color="D9D4C5" w:sz="4"/>
@@ -11985,7 +12172,7 @@
         </w:tc>
         <w:tc>
           <w:tcPr>
-            <w:tcW w:type="dxa" w:w="2344"/>
+            <w:tcW w:type="dxa" w:w="2406"/>
             <w:tcBorders>
               <w:top w:val="single" w:color="D9D4C5" w:sz="4"/>
               <w:left w:val="single" w:color="D9D4C5" w:sz="4"/>
@@ -12040,7 +12227,7 @@
         </w:trPr>
         <w:tc>
           <w:tcPr>
-            <w:tcW w:type="dxa" w:w="922"/>
+            <w:tcW w:type="dxa" w:w="871"/>
             <w:tcBorders>
               <w:top w:val="single" w:color="D9D4C5" w:sz="4"/>
               <w:left w:val="single" w:color="D9D4C5" w:sz="4"/>
@@ -12073,7 +12260,7 @@
         </w:tc>
         <w:tc>
           <w:tcPr>
-            <w:tcW w:type="dxa" w:w="1684"/>
+            <w:tcW w:type="dxa" w:w="1848"/>
             <w:tcBorders>
               <w:top w:val="single" w:color="D9D4C5" w:sz="4"/>
               <w:left w:val="single" w:color="D9D4C5" w:sz="4"/>
@@ -12106,7 +12293,7 @@
         </w:tc>
         <w:tc>
           <w:tcPr>
-            <w:tcW w:type="dxa" w:w="2344"/>
+            <w:tcW w:type="dxa" w:w="2298"/>
             <w:tcBorders>
               <w:top w:val="single" w:color="D9D4C5" w:sz="4"/>
               <w:left w:val="single" w:color="D9D4C5" w:sz="4"/>
@@ -12150,7 +12337,7 @@
         </w:tc>
         <w:tc>
           <w:tcPr>
-            <w:tcW w:type="dxa" w:w="2344"/>
+            <w:tcW w:type="dxa" w:w="2215"/>
             <w:tcBorders>
               <w:top w:val="single" w:color="D9D4C5" w:sz="4"/>
               <w:left w:val="single" w:color="D9D4C5" w:sz="4"/>
@@ -12183,7 +12370,7 @@
         </w:tc>
         <w:tc>
           <w:tcPr>
-            <w:tcW w:type="dxa" w:w="2344"/>
+            <w:tcW w:type="dxa" w:w="2406"/>
             <w:tcBorders>
               <w:top w:val="single" w:color="D9D4C5" w:sz="4"/>
               <w:left w:val="single" w:color="D9D4C5" w:sz="4"/>
@@ -12221,7 +12408,7 @@
         </w:trPr>
         <w:tc>
           <w:tcPr>
-            <w:tcW w:type="dxa" w:w="922"/>
+            <w:tcW w:type="dxa" w:w="871"/>
             <w:tcBorders>
               <w:top w:val="single" w:color="D9D4C5" w:sz="4"/>
               <w:left w:val="single" w:color="D9D4C5" w:sz="4"/>
@@ -12253,7 +12440,7 @@
         </w:tc>
         <w:tc>
           <w:tcPr>
-            <w:tcW w:type="dxa" w:w="1684"/>
+            <w:tcW w:type="dxa" w:w="1848"/>
             <w:tcBorders>
               <w:top w:val="single" w:color="D9D4C5" w:sz="4"/>
               <w:left w:val="single" w:color="D9D4C5" w:sz="4"/>
@@ -12285,7 +12472,7 @@
         </w:tc>
         <w:tc>
           <w:tcPr>
-            <w:tcW w:type="dxa" w:w="2344"/>
+            <w:tcW w:type="dxa" w:w="2298"/>
             <w:tcBorders>
               <w:top w:val="single" w:color="D9D4C5" w:sz="4"/>
               <w:left w:val="single" w:color="D9D4C5" w:sz="4"/>
@@ -12328,7 +12515,7 @@
         </w:tc>
         <w:tc>
           <w:tcPr>
-            <w:tcW w:type="dxa" w:w="2344"/>
+            <w:tcW w:type="dxa" w:w="2215"/>
             <w:tcBorders>
               <w:top w:val="single" w:color="D9D4C5" w:sz="4"/>
               <w:left w:val="single" w:color="D9D4C5" w:sz="4"/>
@@ -12360,7 +12547,7 @@
         </w:tc>
         <w:tc>
           <w:tcPr>
-            <w:tcW w:type="dxa" w:w="2344"/>
+            <w:tcW w:type="dxa" w:w="2406"/>
             <w:tcBorders>
               <w:top w:val="single" w:color="D9D4C5" w:sz="4"/>
               <w:left w:val="single" w:color="D9D4C5" w:sz="4"/>
@@ -12397,7 +12584,7 @@
         </w:trPr>
         <w:tc>
           <w:tcPr>
-            <w:tcW w:type="dxa" w:w="922"/>
+            <w:tcW w:type="dxa" w:w="871"/>
             <w:tcBorders>
               <w:top w:val="single" w:color="D9D4C5" w:sz="4"/>
               <w:left w:val="single" w:color="D9D4C5" w:sz="4"/>
@@ -12430,7 +12617,7 @@
         </w:tc>
         <w:tc>
           <w:tcPr>
-            <w:tcW w:type="dxa" w:w="1684"/>
+            <w:tcW w:type="dxa" w:w="1848"/>
             <w:tcBorders>
               <w:top w:val="single" w:color="D9D4C5" w:sz="4"/>
               <w:left w:val="single" w:color="D9D4C5" w:sz="4"/>
@@ -12463,7 +12650,7 @@
         </w:tc>
         <w:tc>
           <w:tcPr>
-            <w:tcW w:type="dxa" w:w="2344"/>
+            <w:tcW w:type="dxa" w:w="2298"/>
             <w:tcBorders>
               <w:top w:val="single" w:color="D9D4C5" w:sz="4"/>
               <w:left w:val="single" w:color="D9D4C5" w:sz="4"/>
@@ -12507,7 +12694,7 @@
         </w:tc>
         <w:tc>
           <w:tcPr>
-            <w:tcW w:type="dxa" w:w="2344"/>
+            <w:tcW w:type="dxa" w:w="2215"/>
             <w:tcBorders>
               <w:top w:val="single" w:color="D9D4C5" w:sz="4"/>
               <w:left w:val="single" w:color="D9D4C5" w:sz="4"/>
@@ -12540,7 +12727,7 @@
         </w:tc>
         <w:tc>
           <w:tcPr>
-            <w:tcW w:type="dxa" w:w="2344"/>
+            <w:tcW w:type="dxa" w:w="2406"/>
             <w:tcBorders>
               <w:top w:val="single" w:color="D9D4C5" w:sz="4"/>
               <w:left w:val="single" w:color="D9D4C5" w:sz="4"/>
@@ -12578,7 +12765,7 @@
         </w:trPr>
         <w:tc>
           <w:tcPr>
-            <w:tcW w:type="dxa" w:w="922"/>
+            <w:tcW w:type="dxa" w:w="871"/>
             <w:tcBorders>
               <w:top w:val="single" w:color="D9D4C5" w:sz="4"/>
               <w:left w:val="single" w:color="D9D4C5" w:sz="4"/>
@@ -12610,7 +12797,7 @@
         </w:tc>
         <w:tc>
           <w:tcPr>
-            <w:tcW w:type="dxa" w:w="1684"/>
+            <w:tcW w:type="dxa" w:w="1848"/>
             <w:tcBorders>
               <w:top w:val="single" w:color="D9D4C5" w:sz="4"/>
               <w:left w:val="single" w:color="D9D4C5" w:sz="4"/>
@@ -12642,7 +12829,7 @@
         </w:tc>
         <w:tc>
           <w:tcPr>
-            <w:tcW w:type="dxa" w:w="2344"/>
+            <w:tcW w:type="dxa" w:w="2298"/>
             <w:tcBorders>
               <w:top w:val="single" w:color="D9D4C5" w:sz="4"/>
               <w:left w:val="single" w:color="D9D4C5" w:sz="4"/>
@@ -12685,7 +12872,7 @@
         </w:tc>
         <w:tc>
           <w:tcPr>
-            <w:tcW w:type="dxa" w:w="2344"/>
+            <w:tcW w:type="dxa" w:w="2215"/>
             <w:tcBorders>
               <w:top w:val="single" w:color="D9D4C5" w:sz="4"/>
               <w:left w:val="single" w:color="D9D4C5" w:sz="4"/>
@@ -12717,7 +12904,7 @@
         </w:tc>
         <w:tc>
           <w:tcPr>
-            <w:tcW w:type="dxa" w:w="2344"/>
+            <w:tcW w:type="dxa" w:w="2406"/>
             <w:tcBorders>
               <w:top w:val="single" w:color="D9D4C5" w:sz="4"/>
               <w:left w:val="single" w:color="D9D4C5" w:sz="4"/>
@@ -12754,7 +12941,7 @@
         </w:trPr>
         <w:tc>
           <w:tcPr>
-            <w:tcW w:type="dxa" w:w="922"/>
+            <w:tcW w:type="dxa" w:w="871"/>
             <w:tcBorders>
               <w:top w:val="single" w:color="D9D4C5" w:sz="4"/>
               <w:left w:val="single" w:color="D9D4C5" w:sz="4"/>
@@ -12787,7 +12974,7 @@
         </w:tc>
         <w:tc>
           <w:tcPr>
-            <w:tcW w:type="dxa" w:w="1684"/>
+            <w:tcW w:type="dxa" w:w="1848"/>
             <w:tcBorders>
               <w:top w:val="single" w:color="D9D4C5" w:sz="4"/>
               <w:left w:val="single" w:color="D9D4C5" w:sz="4"/>
@@ -12820,7 +13007,7 @@
         </w:tc>
         <w:tc>
           <w:tcPr>
-            <w:tcW w:type="dxa" w:w="2344"/>
+            <w:tcW w:type="dxa" w:w="2298"/>
             <w:tcBorders>
               <w:top w:val="single" w:color="D9D4C5" w:sz="4"/>
               <w:left w:val="single" w:color="D9D4C5" w:sz="4"/>
@@ -12864,7 +13051,7 @@
         </w:tc>
         <w:tc>
           <w:tcPr>
-            <w:tcW w:type="dxa" w:w="2344"/>
+            <w:tcW w:type="dxa" w:w="2215"/>
             <w:tcBorders>
               <w:top w:val="single" w:color="D9D4C5" w:sz="4"/>
               <w:left w:val="single" w:color="D9D4C5" w:sz="4"/>
@@ -12897,7 +13084,7 @@
         </w:tc>
         <w:tc>
           <w:tcPr>
-            <w:tcW w:type="dxa" w:w="2344"/>
+            <w:tcW w:type="dxa" w:w="2406"/>
             <w:tcBorders>
               <w:top w:val="single" w:color="D9D4C5" w:sz="4"/>
               <w:left w:val="single" w:color="D9D4C5" w:sz="4"/>
@@ -12953,7 +13140,7 @@
         </w:trPr>
         <w:tc>
           <w:tcPr>
-            <w:tcW w:type="dxa" w:w="922"/>
+            <w:tcW w:type="dxa" w:w="871"/>
             <w:tcBorders>
               <w:top w:val="single" w:color="D9D4C5" w:sz="4"/>
               <w:left w:val="single" w:color="D9D4C5" w:sz="4"/>
@@ -12985,7 +13172,7 @@
         </w:tc>
         <w:tc>
           <w:tcPr>
-            <w:tcW w:type="dxa" w:w="1684"/>
+            <w:tcW w:type="dxa" w:w="1848"/>
             <w:tcBorders>
               <w:top w:val="single" w:color="D9D4C5" w:sz="4"/>
               <w:left w:val="single" w:color="D9D4C5" w:sz="4"/>
@@ -13017,7 +13204,7 @@
         </w:tc>
         <w:tc>
           <w:tcPr>
-            <w:tcW w:type="dxa" w:w="2344"/>
+            <w:tcW w:type="dxa" w:w="2298"/>
             <w:tcBorders>
               <w:top w:val="single" w:color="D9D4C5" w:sz="4"/>
               <w:left w:val="single" w:color="D9D4C5" w:sz="4"/>
@@ -13060,7 +13247,7 @@
         </w:tc>
         <w:tc>
           <w:tcPr>
-            <w:tcW w:type="dxa" w:w="2344"/>
+            <w:tcW w:type="dxa" w:w="2215"/>
             <w:tcBorders>
               <w:top w:val="single" w:color="D9D4C5" w:sz="4"/>
               <w:left w:val="single" w:color="D9D4C5" w:sz="4"/>
@@ -13092,7 +13279,7 @@
         </w:tc>
         <w:tc>
           <w:tcPr>
-            <w:tcW w:type="dxa" w:w="2344"/>
+            <w:tcW w:type="dxa" w:w="2406"/>
             <w:tcBorders>
               <w:top w:val="single" w:color="D9D4C5" w:sz="4"/>
               <w:left w:val="single" w:color="D9D4C5" w:sz="4"/>
@@ -13129,7 +13316,7 @@
         </w:trPr>
         <w:tc>
           <w:tcPr>
-            <w:tcW w:type="dxa" w:w="922"/>
+            <w:tcW w:type="dxa" w:w="871"/>
             <w:tcBorders>
               <w:top w:val="single" w:color="D9D4C5" w:sz="4"/>
               <w:left w:val="single" w:color="D9D4C5" w:sz="4"/>
@@ -13162,7 +13349,7 @@
         </w:tc>
         <w:tc>
           <w:tcPr>
-            <w:tcW w:type="dxa" w:w="1684"/>
+            <w:tcW w:type="dxa" w:w="1848"/>
             <w:tcBorders>
               <w:top w:val="single" w:color="D9D4C5" w:sz="4"/>
               <w:left w:val="single" w:color="D9D4C5" w:sz="4"/>
@@ -13195,7 +13382,7 @@
         </w:tc>
         <w:tc>
           <w:tcPr>
-            <w:tcW w:type="dxa" w:w="2344"/>
+            <w:tcW w:type="dxa" w:w="2298"/>
             <w:tcBorders>
               <w:top w:val="single" w:color="D9D4C5" w:sz="4"/>
               <w:left w:val="single" w:color="D9D4C5" w:sz="4"/>
@@ -13239,7 +13426,7 @@
         </w:tc>
         <w:tc>
           <w:tcPr>
-            <w:tcW w:type="dxa" w:w="2344"/>
+            <w:tcW w:type="dxa" w:w="2215"/>
             <w:tcBorders>
               <w:top w:val="single" w:color="D9D4C5" w:sz="4"/>
               <w:left w:val="single" w:color="D9D4C5" w:sz="4"/>
@@ -13272,7 +13459,7 @@
         </w:tc>
         <w:tc>
           <w:tcPr>
-            <w:tcW w:type="dxa" w:w="2344"/>
+            <w:tcW w:type="dxa" w:w="2406"/>
             <w:tcBorders>
               <w:top w:val="single" w:color="D9D4C5" w:sz="4"/>
               <w:left w:val="single" w:color="D9D4C5" w:sz="4"/>
@@ -13328,7 +13515,7 @@
         </w:trPr>
         <w:tc>
           <w:tcPr>
-            <w:tcW w:type="dxa" w:w="922"/>
+            <w:tcW w:type="dxa" w:w="871"/>
             <w:tcBorders>
               <w:top w:val="single" w:color="D9D4C5" w:sz="4"/>
               <w:left w:val="single" w:color="D9D4C5" w:sz="4"/>
@@ -13360,7 +13547,7 @@
         </w:tc>
         <w:tc>
           <w:tcPr>
-            <w:tcW w:type="dxa" w:w="1684"/>
+            <w:tcW w:type="dxa" w:w="1848"/>
             <w:tcBorders>
               <w:top w:val="single" w:color="D9D4C5" w:sz="4"/>
               <w:left w:val="single" w:color="D9D4C5" w:sz="4"/>
@@ -13392,7 +13579,7 @@
         </w:tc>
         <w:tc>
           <w:tcPr>
-            <w:tcW w:type="dxa" w:w="2344"/>
+            <w:tcW w:type="dxa" w:w="2298"/>
             <w:tcBorders>
               <w:top w:val="single" w:color="D9D4C5" w:sz="4"/>
               <w:left w:val="single" w:color="D9D4C5" w:sz="4"/>
@@ -13435,7 +13622,7 @@
         </w:tc>
         <w:tc>
           <w:tcPr>
-            <w:tcW w:type="dxa" w:w="2344"/>
+            <w:tcW w:type="dxa" w:w="2215"/>
             <w:tcBorders>
               <w:top w:val="single" w:color="D9D4C5" w:sz="4"/>
               <w:left w:val="single" w:color="D9D4C5" w:sz="4"/>
@@ -13467,7 +13654,7 @@
         </w:tc>
         <w:tc>
           <w:tcPr>
-            <w:tcW w:type="dxa" w:w="2344"/>
+            <w:tcW w:type="dxa" w:w="2406"/>
             <w:tcBorders>
               <w:top w:val="single" w:color="D9D4C5" w:sz="4"/>
               <w:left w:val="single" w:color="D9D4C5" w:sz="4"/>
@@ -13522,7 +13709,7 @@
         </w:trPr>
         <w:tc>
           <w:tcPr>
-            <w:tcW w:type="dxa" w:w="922"/>
+            <w:tcW w:type="dxa" w:w="871"/>
             <w:tcBorders>
               <w:top w:val="single" w:color="D9D4C5" w:sz="4"/>
               <w:left w:val="single" w:color="D9D4C5" w:sz="4"/>
@@ -13555,7 +13742,7 @@
         </w:tc>
         <w:tc>
           <w:tcPr>
-            <w:tcW w:type="dxa" w:w="1684"/>
+            <w:tcW w:type="dxa" w:w="1848"/>
             <w:tcBorders>
               <w:top w:val="single" w:color="D9D4C5" w:sz="4"/>
               <w:left w:val="single" w:color="D9D4C5" w:sz="4"/>
@@ -13588,7 +13775,7 @@
         </w:tc>
         <w:tc>
           <w:tcPr>
-            <w:tcW w:type="dxa" w:w="2344"/>
+            <w:tcW w:type="dxa" w:w="2298"/>
             <w:tcBorders>
               <w:top w:val="single" w:color="D9D4C5" w:sz="4"/>
               <w:left w:val="single" w:color="D9D4C5" w:sz="4"/>
@@ -13632,7 +13819,7 @@
         </w:tc>
         <w:tc>
           <w:tcPr>
-            <w:tcW w:type="dxa" w:w="2344"/>
+            <w:tcW w:type="dxa" w:w="2215"/>
             <w:tcBorders>
               <w:top w:val="single" w:color="D9D4C5" w:sz="4"/>
               <w:left w:val="single" w:color="D9D4C5" w:sz="4"/>
@@ -13665,7 +13852,7 @@
         </w:tc>
         <w:tc>
           <w:tcPr>
-            <w:tcW w:type="dxa" w:w="2344"/>
+            <w:tcW w:type="dxa" w:w="2406"/>
             <w:tcBorders>
               <w:top w:val="single" w:color="D9D4C5" w:sz="4"/>
               <w:left w:val="single" w:color="D9D4C5" w:sz="4"/>
@@ -13703,7 +13890,7 @@
         </w:trPr>
         <w:tc>
           <w:tcPr>
-            <w:tcW w:type="dxa" w:w="922"/>
+            <w:tcW w:type="dxa" w:w="871"/>
             <w:tcBorders>
               <w:top w:val="single" w:color="D9D4C5" w:sz="4"/>
               <w:left w:val="single" w:color="D9D4C5" w:sz="4"/>
@@ -13735,7 +13922,7 @@
         </w:tc>
         <w:tc>
           <w:tcPr>
-            <w:tcW w:type="dxa" w:w="1684"/>
+            <w:tcW w:type="dxa" w:w="1848"/>
             <w:tcBorders>
               <w:top w:val="single" w:color="D9D4C5" w:sz="4"/>
               <w:left w:val="single" w:color="D9D4C5" w:sz="4"/>
@@ -13767,7 +13954,7 @@
         </w:tc>
         <w:tc>
           <w:tcPr>
-            <w:tcW w:type="dxa" w:w="2344"/>
+            <w:tcW w:type="dxa" w:w="2298"/>
             <w:tcBorders>
               <w:top w:val="single" w:color="D9D4C5" w:sz="4"/>
               <w:left w:val="single" w:color="D9D4C5" w:sz="4"/>
@@ -13810,7 +13997,7 @@
         </w:tc>
         <w:tc>
           <w:tcPr>
-            <w:tcW w:type="dxa" w:w="2344"/>
+            <w:tcW w:type="dxa" w:w="2215"/>
             <w:tcBorders>
               <w:top w:val="single" w:color="D9D4C5" w:sz="4"/>
               <w:left w:val="single" w:color="D9D4C5" w:sz="4"/>
@@ -13842,7 +14029,7 @@
         </w:tc>
         <w:tc>
           <w:tcPr>
-            <w:tcW w:type="dxa" w:w="2344"/>
+            <w:tcW w:type="dxa" w:w="2406"/>
             <w:tcBorders>
               <w:top w:val="single" w:color="D9D4C5" w:sz="4"/>
               <w:left w:val="single" w:color="D9D4C5" w:sz="4"/>
@@ -13879,7 +14066,7 @@
         </w:trPr>
         <w:tc>
           <w:tcPr>
-            <w:tcW w:type="dxa" w:w="922"/>
+            <w:tcW w:type="dxa" w:w="871"/>
             <w:tcBorders>
               <w:top w:val="single" w:color="D9D4C5" w:sz="4"/>
               <w:left w:val="single" w:color="D9D4C5" w:sz="4"/>
@@ -13912,7 +14099,7 @@
         </w:tc>
         <w:tc>
           <w:tcPr>
-            <w:tcW w:type="dxa" w:w="1684"/>
+            <w:tcW w:type="dxa" w:w="1848"/>
             <w:tcBorders>
               <w:top w:val="single" w:color="D9D4C5" w:sz="4"/>
               <w:left w:val="single" w:color="D9D4C5" w:sz="4"/>
@@ -13945,7 +14132,7 @@
         </w:tc>
         <w:tc>
           <w:tcPr>
-            <w:tcW w:type="dxa" w:w="2344"/>
+            <w:tcW w:type="dxa" w:w="2298"/>
             <w:tcBorders>
               <w:top w:val="single" w:color="D9D4C5" w:sz="4"/>
               <w:left w:val="single" w:color="D9D4C5" w:sz="4"/>
@@ -13989,7 +14176,7 @@
         </w:tc>
         <w:tc>
           <w:tcPr>
-            <w:tcW w:type="dxa" w:w="2344"/>
+            <w:tcW w:type="dxa" w:w="2215"/>
             <w:tcBorders>
               <w:top w:val="single" w:color="D9D4C5" w:sz="4"/>
               <w:left w:val="single" w:color="D9D4C5" w:sz="4"/>
@@ -14022,7 +14209,7 @@
         </w:tc>
         <w:tc>
           <w:tcPr>
-            <w:tcW w:type="dxa" w:w="2344"/>
+            <w:tcW w:type="dxa" w:w="2406"/>
             <w:tcBorders>
               <w:top w:val="single" w:color="D9D4C5" w:sz="4"/>
               <w:left w:val="single" w:color="D9D4C5" w:sz="4"/>
@@ -14078,7 +14265,7 @@
         </w:trPr>
         <w:tc>
           <w:tcPr>
-            <w:tcW w:type="dxa" w:w="922"/>
+            <w:tcW w:type="dxa" w:w="871"/>
             <w:tcBorders>
               <w:top w:val="single" w:color="D9D4C5" w:sz="4"/>
               <w:left w:val="single" w:color="D9D4C5" w:sz="4"/>
@@ -14110,7 +14297,7 @@
         </w:tc>
         <w:tc>
           <w:tcPr>
-            <w:tcW w:type="dxa" w:w="1684"/>
+            <w:tcW w:type="dxa" w:w="1848"/>
             <w:tcBorders>
               <w:top w:val="single" w:color="D9D4C5" w:sz="4"/>
               <w:left w:val="single" w:color="D9D4C5" w:sz="4"/>
@@ -14142,7 +14329,7 @@
         </w:tc>
         <w:tc>
           <w:tcPr>
-            <w:tcW w:type="dxa" w:w="2344"/>
+            <w:tcW w:type="dxa" w:w="2298"/>
             <w:tcBorders>
               <w:top w:val="single" w:color="D9D4C5" w:sz="4"/>
               <w:left w:val="single" w:color="D9D4C5" w:sz="4"/>
@@ -14185,7 +14372,7 @@
         </w:tc>
         <w:tc>
           <w:tcPr>
-            <w:tcW w:type="dxa" w:w="2344"/>
+            <w:tcW w:type="dxa" w:w="2215"/>
             <w:tcBorders>
               <w:top w:val="single" w:color="D9D4C5" w:sz="4"/>
               <w:left w:val="single" w:color="D9D4C5" w:sz="4"/>
@@ -14217,7 +14404,7 @@
         </w:tc>
         <w:tc>
           <w:tcPr>
-            <w:tcW w:type="dxa" w:w="2344"/>
+            <w:tcW w:type="dxa" w:w="2406"/>
             <w:tcBorders>
               <w:top w:val="single" w:color="D9D4C5" w:sz="4"/>
               <w:left w:val="single" w:color="D9D4C5" w:sz="4"/>
@@ -18406,6 +18593,75 @@
           </w:p>
         </w:tc>
       </w:tr>
+      <w:tr>
+        <w:trPr>
+          <w:cantSplit/>
+        </w:trPr>
+        <w:tc>
+          <w:tcPr>
+            <w:tcW w:type="dxa" w:w="2029"/>
+            <w:tcBorders>
+              <w:top w:val="single" w:color="D9D4C5" w:sz="4"/>
+              <w:left w:val="single" w:color="D9D4C5" w:sz="4"/>
+              <w:bottom w:val="single" w:color="D9D4C5" w:sz="4"/>
+              <w:right w:val="single" w:color="D9D4C5" w:sz="4"/>
+            </w:tcBorders>
+            <w:tcMar>
+              <w:top w:type="dxa" w:w="70"/>
+              <w:left w:type="dxa" w:w="110"/>
+              <w:bottom w:type="dxa" w:w="70"/>
+              <w:right w:type="dxa" w:w="110"/>
+            </w:tcMar>
+            <w:vAlign w:val="center"/>
+          </w:tcPr>
+          <w:p>
+            <w:pPr>
+              <w:spacing w:after="0" w:before="0"/>
+            </w:pPr>
+            <w:r>
+              <w:rPr>
+                <w:rFonts w:ascii="Arial" w:cs="Arial" w:eastAsia="Arial" w:hAnsi="Arial"/>
+                <w:color w:val="1B2118"/>
+                <w:sz w:val="18"/>
+                <w:szCs w:val="18"/>
+              </w:rPr>
+              <w:t xml:space="preserve">21/10/2026 12:45</w:t>
+            </w:r>
+          </w:p>
+        </w:tc>
+        <w:tc>
+          <w:tcPr>
+            <w:tcW w:type="dxa" w:w="7609"/>
+            <w:tcBorders>
+              <w:top w:val="single" w:color="D9D4C5" w:sz="4"/>
+              <w:left w:val="single" w:color="D9D4C5" w:sz="4"/>
+              <w:bottom w:val="single" w:color="D9D4C5" w:sz="4"/>
+              <w:right w:val="single" w:color="D9D4C5" w:sz="4"/>
+            </w:tcBorders>
+            <w:tcMar>
+              <w:top w:type="dxa" w:w="70"/>
+              <w:left w:type="dxa" w:w="110"/>
+              <w:bottom w:type="dxa" w:w="70"/>
+              <w:right w:type="dxa" w:w="110"/>
+            </w:tcMar>
+            <w:vAlign w:val="center"/>
+          </w:tcPr>
+          <w:p>
+            <w:pPr>
+              <w:spacing w:after="0" w:before="0"/>
+            </w:pPr>
+            <w:r>
+              <w:rPr>
+                <w:rFonts w:ascii="Arial" w:cs="Arial" w:eastAsia="Arial" w:hAnsi="Arial"/>
+                <w:color w:val="1B2118"/>
+                <w:sz w:val="18"/>
+                <w:szCs w:val="18"/>
+              </w:rPr>
+              <w:t xml:space="preserve">ISS-036: causa individuata (blocco di Google verso i server di Supabase), tramite per Google News; sezione rinominata «Notizie CO2»</w:t>
+            </w:r>
+          </w:p>
+        </w:tc>
+      </w:tr>
     </w:tbl>
     <w:p>
       <w:pPr>
@@ -18647,7 +18903,7 @@
         <w:szCs w:val="16"/>
       </w:rPr>
       <w:tab/>
-      <w:t xml:space="preserve">Registro issue e test · Rev. 1.5 · 21/10/2026</w:t>
+      <w:t xml:space="preserve">Registro issue e test · Rev. 1.6 · 21/10/2026</w:t>
     </w:r>
   </w:p>
 </w:hdr>
@@ -18712,7 +18968,7 @@
         <w:szCs w:val="16"/>
       </w:rPr>
       <w:tab/>
-      <w:t xml:space="preserve">Registro issue e test · Rev. 1.5 · 21/10/2026</w:t>
+      <w:t xml:space="preserve">Registro issue e test · Rev. 1.6 · 21/10/2026</w:t>
     </w:r>
   </w:p>
 </w:hdr>

--- a/public/documentazione/Registro_Issue_Test_Portale_CWP.docx
+++ b/public/documentazione/Registro_Issue_Test_Portale_CWP.docx
@@ -783,7 +783,7 @@
                 <w:sz w:val="18"/>
                 <w:szCs w:val="18"/>
               </w:rPr>
-              <w:t xml:space="preserve">ISS-036: causa e tramite per Google News.</w:t>
+              <w:t xml:space="preserve">ISS-036: causa e tramite per Google News. Prova t37.sql.</w:t>
             </w:r>
           </w:p>
         </w:tc>
@@ -17183,6 +17183,34 @@
           <w:sz w:val="21"/>
           <w:szCs w:val="21"/>
         </w:rPr>
+        <w:t xml:space="preserve">t37.sql</w:t>
+      </w:r>
+      <w:r>
+        <w:rPr>
+          <w:rFonts w:ascii="Arial" w:cs="Arial" w:eastAsia="Arial" w:hAnsi="Arial"/>
+          <w:color w:val="1B2118"/>
+          <w:sz w:val="21"/>
+          <w:szCs w:val="21"/>
+        </w:rPr>
+        <w:t xml:space="preserve"> del 21/10/2026 (pallino verde delle Notizie CO2): 2 notizie nuove mai visitata, 0 dopo la visita, 1 dopo una nuova notizia, scrittura diretta negata, Operatore 0;</w:t>
+      </w:r>
+    </w:p>
+    <w:p>
+      <w:pPr>
+        <w:pStyle w:val="ListParagraph"/>
+        <w:numPr>
+          <w:ilvl w:val="0"/>
+          <w:numId w:val="2"/>
+        </w:numPr>
+        <w:spacing w:after="70" w:line="290"/>
+      </w:pPr>
+      <w:r>
+        <w:rPr>
+          <w:rFonts w:ascii="Consolas" w:cs="Consolas" w:eastAsia="Consolas" w:hAnsi="Consolas"/>
+          <w:color w:val="2F5D3A"/>
+          <w:sz w:val="21"/>
+          <w:szCs w:val="21"/>
+        </w:rPr>
         <w:t xml:space="preserve">t36.sql</w:t>
       </w:r>
       <w:r>
@@ -18658,6 +18686,95 @@
                 <w:szCs w:val="18"/>
               </w:rPr>
               <w:t xml:space="preserve">ISS-036: causa individuata (blocco di Google verso i server di Supabase), tramite per Google News; sezione rinominata «Notizie CO2»</w:t>
+            </w:r>
+          </w:p>
+        </w:tc>
+      </w:tr>
+      <w:tr>
+        <w:trPr>
+          <w:cantSplit/>
+        </w:trPr>
+        <w:tc>
+          <w:tcPr>
+            <w:tcW w:type="dxa" w:w="2029"/>
+            <w:tcBorders>
+              <w:top w:val="single" w:color="D9D4C5" w:sz="4"/>
+              <w:left w:val="single" w:color="D9D4C5" w:sz="4"/>
+              <w:bottom w:val="single" w:color="D9D4C5" w:sz="4"/>
+              <w:right w:val="single" w:color="D9D4C5" w:sz="4"/>
+            </w:tcBorders>
+            <w:shd w:fill="F6F4EE" w:color="auto" w:val="clear"/>
+            <w:tcMar>
+              <w:top w:type="dxa" w:w="70"/>
+              <w:left w:type="dxa" w:w="110"/>
+              <w:bottom w:type="dxa" w:w="70"/>
+              <w:right w:type="dxa" w:w="110"/>
+            </w:tcMar>
+            <w:vAlign w:val="center"/>
+          </w:tcPr>
+          <w:p>
+            <w:pPr>
+              <w:spacing w:after="0" w:before="0"/>
+            </w:pPr>
+            <w:r>
+              <w:rPr>
+                <w:rFonts w:ascii="Arial" w:cs="Arial" w:eastAsia="Arial" w:hAnsi="Arial"/>
+                <w:color w:val="1B2118"/>
+                <w:sz w:val="18"/>
+                <w:szCs w:val="18"/>
+              </w:rPr>
+              <w:t xml:space="preserve">21/10/2026 12:55</w:t>
+            </w:r>
+          </w:p>
+        </w:tc>
+        <w:tc>
+          <w:tcPr>
+            <w:tcW w:type="dxa" w:w="7609"/>
+            <w:tcBorders>
+              <w:top w:val="single" w:color="D9D4C5" w:sz="4"/>
+              <w:left w:val="single" w:color="D9D4C5" w:sz="4"/>
+              <w:bottom w:val="single" w:color="D9D4C5" w:sz="4"/>
+              <w:right w:val="single" w:color="D9D4C5" w:sz="4"/>
+            </w:tcBorders>
+            <w:shd w:fill="F6F4EE" w:color="auto" w:val="clear"/>
+            <w:tcMar>
+              <w:top w:type="dxa" w:w="70"/>
+              <w:left w:type="dxa" w:w="110"/>
+              <w:bottom w:type="dxa" w:w="70"/>
+              <w:right w:type="dxa" w:w="110"/>
+            </w:tcMar>
+            <w:vAlign w:val="center"/>
+          </w:tcPr>
+          <w:p>
+            <w:pPr>
+              <w:spacing w:after="0" w:before="0"/>
+            </w:pPr>
+            <w:r>
+              <w:rPr>
+                <w:rFonts w:ascii="Arial" w:cs="Arial" w:eastAsia="Arial" w:hAnsi="Arial"/>
+                <w:color w:val="1B2118"/>
+                <w:sz w:val="18"/>
+                <w:szCs w:val="18"/>
+              </w:rPr>
+              <w:t xml:space="preserve">Prova </w:t>
+            </w:r>
+            <w:r>
+              <w:rPr>
+                <w:rFonts w:ascii="Consolas" w:cs="Consolas" w:eastAsia="Consolas" w:hAnsi="Consolas"/>
+                <w:color w:val="2F5D3A"/>
+                <w:sz w:val="18"/>
+                <w:szCs w:val="18"/>
+              </w:rPr>
+              <w:t xml:space="preserve">t37.sql</w:t>
+            </w:r>
+            <w:r>
+              <w:rPr>
+                <w:rFonts w:ascii="Arial" w:cs="Arial" w:eastAsia="Arial" w:hAnsi="Arial"/>
+                <w:color w:val="1B2118"/>
+                <w:sz w:val="18"/>
+                <w:szCs w:val="18"/>
+              </w:rPr>
+              <w:t xml:space="preserve"> (pallino verde delle Notizie CO2)</w:t>
             </w:r>
           </w:p>
         </w:tc>

--- a/public/documentazione/Registro_Issue_Test_Portale_CWP.docx
+++ b/public/documentazione/Registro_Issue_Test_Portale_CWP.docx
@@ -1718,7 +1718,7 @@
             <w:sz w:val="22"/>
             <w:szCs w:val="22"/>
           </w:rPr>
-          <w:t xml:space="preserve">2.  Riepilogo al 21/10/2026 (ore 12:45)</w:t>
+          <w:t xml:space="preserve">2.  Riepilogo al 21/10/2026 (ore 12:46)</w:t>
         </w:r>
         <w:r>
           <w:rPr>
@@ -2748,7 +2748,7 @@
           <w:sz w:val="34"/>
           <w:szCs w:val="34"/>
         </w:rPr>
-        <w:t xml:space="preserve">2. Riepilogo al 21/10/2026 (ore 12:45)</w:t>
+        <w:t xml:space="preserve">2. Riepilogo al 21/10/2026 (ore 12:46)</w:t>
       </w:r>
       <w:bookmarkEnd w:id="1"/>
     </w:p>
@@ -18653,7 +18653,7 @@
                 <w:sz w:val="18"/>
                 <w:szCs w:val="18"/>
               </w:rPr>
-              <w:t xml:space="preserve">21/10/2026 12:45</w:t>
+              <w:t xml:space="preserve">21/10/2026 12:35</w:t>
             </w:r>
           </w:p>
         </w:tc>
@@ -18723,7 +18723,7 @@
                 <w:sz w:val="18"/>
                 <w:szCs w:val="18"/>
               </w:rPr>
-              <w:t xml:space="preserve">21/10/2026 12:55</w:t>
+              <w:t xml:space="preserve">21/10/2026 12:46</w:t>
             </w:r>
           </w:p>
         </w:tc>

--- a/public/documentazione/Registro_Issue_Test_Portale_CWP.docx
+++ b/public/documentazione/Registro_Issue_Test_Portale_CWP.docx
@@ -783,7 +783,7 @@
                 <w:sz w:val="18"/>
                 <w:szCs w:val="18"/>
               </w:rPr>
-              <w:t xml:space="preserve">ISS-036: causa e tramite per Google News. Prova t37.sql.</w:t>
+              <w:t xml:space="preserve">ISS-036: causa e tramite per Google News. Prova t37.sql. ISS-036: tramite bloccato da Google, siti ambientali. ISS-036: tramite bloccato da Google, siti ambientali.</w:t>
             </w:r>
           </w:p>
         </w:tc>
@@ -1718,7 +1718,7 @@
             <w:sz w:val="22"/>
             <w:szCs w:val="22"/>
           </w:rPr>
-          <w:t xml:space="preserve">2.  Riepilogo al 21/10/2026 (ore 12:46)</w:t>
+          <w:t xml:space="preserve">2.  Riepilogo al 21/10/2026 (ore 14:05)</w:t>
         </w:r>
         <w:r>
           <w:rPr>
@@ -2748,7 +2748,7 @@
           <w:sz w:val="34"/>
           <w:szCs w:val="34"/>
         </w:rPr>
-        <w:t xml:space="preserve">2. Riepilogo al 21/10/2026 (ore 12:46)</w:t>
+        <w:t xml:space="preserve">2. Riepilogo al 21/10/2026 (ore 14:05)</w:t>
       </w:r>
       <w:bookmarkEnd w:id="1"/>
     </w:p>
@@ -10644,7 +10644,25 @@
                 <w:sz w:val="18"/>
                 <w:szCs w:val="18"/>
               </w:rPr>
-              <w:t xml:space="preserve">), da installare. Da verificare con la prima ricerca dopo l'installazione</w:t>
+              <w:t xml:space="preserve">), autorizzazione bloccata da Google alle 13:54 («Questa app è bloccata»); con l'OK di Luca tramite tolto e al suo posto 8 siti di notizie ambientali (13:57, </w:t>
+            </w:r>
+            <w:r>
+              <w:rPr>
+                <w:rFonts w:ascii="Consolas" w:cs="Consolas" w:eastAsia="Consolas" w:hAnsi="Consolas"/>
+                <w:color w:val="2F5D3A"/>
+                <w:sz w:val="18"/>
+                <w:szCs w:val="18"/>
+              </w:rPr>
+              <w:t xml:space="preserve">56596c9</w:t>
+            </w:r>
+            <w:r>
+              <w:rPr>
+                <w:rFonts w:ascii="Arial" w:cs="Arial" w:eastAsia="Arial" w:hAnsi="Arial"/>
+                <w:color w:val="1B2118"/>
+                <w:sz w:val="18"/>
+                <w:szCs w:val="18"/>
+              </w:rPr>
+              <w:t xml:space="preserve">). Da verificare con le prossime ricerche</w:t>
             </w:r>
           </w:p>
         </w:tc>
@@ -18779,6 +18797,75 @@
           </w:p>
         </w:tc>
       </w:tr>
+      <w:tr>
+        <w:trPr>
+          <w:cantSplit/>
+        </w:trPr>
+        <w:tc>
+          <w:tcPr>
+            <w:tcW w:type="dxa" w:w="2029"/>
+            <w:tcBorders>
+              <w:top w:val="single" w:color="D9D4C5" w:sz="4"/>
+              <w:left w:val="single" w:color="D9D4C5" w:sz="4"/>
+              <w:bottom w:val="single" w:color="D9D4C5" w:sz="4"/>
+              <w:right w:val="single" w:color="D9D4C5" w:sz="4"/>
+            </w:tcBorders>
+            <w:tcMar>
+              <w:top w:type="dxa" w:w="70"/>
+              <w:left w:type="dxa" w:w="110"/>
+              <w:bottom w:type="dxa" w:w="70"/>
+              <w:right w:type="dxa" w:w="110"/>
+            </w:tcMar>
+            <w:vAlign w:val="center"/>
+          </w:tcPr>
+          <w:p>
+            <w:pPr>
+              <w:spacing w:after="0" w:before="0"/>
+            </w:pPr>
+            <w:r>
+              <w:rPr>
+                <w:rFonts w:ascii="Arial" w:cs="Arial" w:eastAsia="Arial" w:hAnsi="Arial"/>
+                <w:color w:val="1B2118"/>
+                <w:sz w:val="18"/>
+                <w:szCs w:val="18"/>
+              </w:rPr>
+              <w:t xml:space="preserve">21/10/2026 14:05</w:t>
+            </w:r>
+          </w:p>
+        </w:tc>
+        <w:tc>
+          <w:tcPr>
+            <w:tcW w:type="dxa" w:w="7609"/>
+            <w:tcBorders>
+              <w:top w:val="single" w:color="D9D4C5" w:sz="4"/>
+              <w:left w:val="single" w:color="D9D4C5" w:sz="4"/>
+              <w:bottom w:val="single" w:color="D9D4C5" w:sz="4"/>
+              <w:right w:val="single" w:color="D9D4C5" w:sz="4"/>
+            </w:tcBorders>
+            <w:tcMar>
+              <w:top w:type="dxa" w:w="70"/>
+              <w:left w:type="dxa" w:w="110"/>
+              <w:bottom w:type="dxa" w:w="70"/>
+              <w:right w:type="dxa" w:w="110"/>
+            </w:tcMar>
+            <w:vAlign w:val="center"/>
+          </w:tcPr>
+          <w:p>
+            <w:pPr>
+              <w:spacing w:after="0" w:before="0"/>
+            </w:pPr>
+            <w:r>
+              <w:rPr>
+                <w:rFonts w:ascii="Arial" w:cs="Arial" w:eastAsia="Arial" w:hAnsi="Arial"/>
+                <w:color w:val="1B2118"/>
+                <w:sz w:val="18"/>
+                <w:szCs w:val="18"/>
+              </w:rPr>
+              <w:t xml:space="preserve">ISS-036: tramite per Google News bloccato da Google; sostituito da 8 siti di notizie ambientali</w:t>
+            </w:r>
+          </w:p>
+        </w:tc>
+      </w:tr>
     </w:tbl>
     <w:p>
       <w:pPr>

--- a/public/documentazione/Registro_Issue_Test_Portale_CWP.docx
+++ b/public/documentazione/Registro_Issue_Test_Portale_CWP.docx
@@ -1718,7 +1718,7 @@
             <w:sz w:val="22"/>
             <w:szCs w:val="22"/>
           </w:rPr>
-          <w:t xml:space="preserve">2.  Riepilogo al 21/10/2026 (ore 14:05)</w:t>
+          <w:t xml:space="preserve">2.  Riepilogo al 21/10/2026 (ore 14:15)</w:t>
         </w:r>
         <w:r>
           <w:rPr>
@@ -2748,7 +2748,7 @@
           <w:sz w:val="34"/>
           <w:szCs w:val="34"/>
         </w:rPr>
-        <w:t xml:space="preserve">2. Riepilogo al 21/10/2026 (ore 14:05)</w:t>
+        <w:t xml:space="preserve">2. Riepilogo al 21/10/2026 (ore 14:15)</w:t>
       </w:r>
       <w:bookmarkEnd w:id="1"/>
     </w:p>
@@ -2767,8 +2767,8 @@
       </w:tblPr>
       <w:tblGrid>
         <w:gridCol w:w="2885"/>
-        <w:gridCol w:w="1046"/>
-        <w:gridCol w:w="5707"/>
+        <w:gridCol w:w="1100"/>
+        <w:gridCol w:w="5653"/>
       </w:tblGrid>
       <w:tr>
         <w:trPr>
@@ -2811,7 +2811,7 @@
         </w:tc>
         <w:tc>
           <w:tcPr>
-            <w:tcW w:type="dxa" w:w="1046"/>
+            <w:tcW w:type="dxa" w:w="1100"/>
             <w:tcBorders>
               <w:top w:val="single" w:color="D9D4C5" w:sz="4"/>
               <w:left w:val="single" w:color="D9D4C5" w:sz="4"/>
@@ -2846,7 +2846,7 @@
         </w:tc>
         <w:tc>
           <w:tcPr>
-            <w:tcW w:type="dxa" w:w="5707"/>
+            <w:tcW w:type="dxa" w:w="5653"/>
             <w:tcBorders>
               <w:top w:val="single" w:color="D9D4C5" w:sz="4"/>
               <w:left w:val="single" w:color="D9D4C5" w:sz="4"/>
@@ -2918,65 +2918,65 @@
         </w:tc>
         <w:tc>
           <w:tcPr>
-            <w:tcW w:type="dxa" w:w="1046"/>
-            <w:tcBorders>
-              <w:top w:val="single" w:color="D9D4C5" w:sz="4"/>
-              <w:left w:val="single" w:color="D9D4C5" w:sz="4"/>
-              <w:bottom w:val="single" w:color="D9D4C5" w:sz="4"/>
-              <w:right w:val="single" w:color="D9D4C5" w:sz="4"/>
-            </w:tcBorders>
-            <w:tcMar>
-              <w:top w:type="dxa" w:w="70"/>
-              <w:left w:type="dxa" w:w="110"/>
-              <w:bottom w:type="dxa" w:w="70"/>
-              <w:right w:type="dxa" w:w="110"/>
-            </w:tcMar>
-            <w:vAlign w:val="center"/>
-          </w:tcPr>
-          <w:p>
-            <w:pPr>
-              <w:spacing w:after="0" w:before="0"/>
-            </w:pPr>
-            <w:r>
-              <w:rPr>
-                <w:rFonts w:ascii="Arial" w:cs="Arial" w:eastAsia="Arial" w:hAnsi="Arial"/>
-                <w:color w:val="1B2118"/>
-                <w:sz w:val="18"/>
-                <w:szCs w:val="18"/>
-              </w:rPr>
-              <w:t xml:space="preserve">32</w:t>
-            </w:r>
-          </w:p>
-        </w:tc>
-        <w:tc>
-          <w:tcPr>
-            <w:tcW w:type="dxa" w:w="5707"/>
-            <w:tcBorders>
-              <w:top w:val="single" w:color="D9D4C5" w:sz="4"/>
-              <w:left w:val="single" w:color="D9D4C5" w:sz="4"/>
-              <w:bottom w:val="single" w:color="D9D4C5" w:sz="4"/>
-              <w:right w:val="single" w:color="D9D4C5" w:sz="4"/>
-            </w:tcBorders>
-            <w:tcMar>
-              <w:top w:type="dxa" w:w="70"/>
-              <w:left w:type="dxa" w:w="110"/>
-              <w:bottom w:type="dxa" w:w="70"/>
-              <w:right w:type="dxa" w:w="110"/>
-            </w:tcMar>
-            <w:vAlign w:val="center"/>
-          </w:tcPr>
-          <w:p>
-            <w:pPr>
-              <w:spacing w:after="0" w:before="0"/>
-            </w:pPr>
-            <w:r>
-              <w:rPr>
-                <w:rFonts w:ascii="Arial" w:cs="Arial" w:eastAsia="Arial" w:hAnsi="Arial"/>
-                <w:color w:val="1B2118"/>
-                <w:sz w:val="18"/>
-                <w:szCs w:val="18"/>
-              </w:rPr>
-              <w:t xml:space="preserve">ISS-001 … ISS-034, tranne ISS-012 e ISS-020</w:t>
+            <w:tcW w:type="dxa" w:w="1100"/>
+            <w:tcBorders>
+              <w:top w:val="single" w:color="D9D4C5" w:sz="4"/>
+              <w:left w:val="single" w:color="D9D4C5" w:sz="4"/>
+              <w:bottom w:val="single" w:color="D9D4C5" w:sz="4"/>
+              <w:right w:val="single" w:color="D9D4C5" w:sz="4"/>
+            </w:tcBorders>
+            <w:tcMar>
+              <w:top w:type="dxa" w:w="70"/>
+              <w:left w:type="dxa" w:w="110"/>
+              <w:bottom w:type="dxa" w:w="70"/>
+              <w:right w:type="dxa" w:w="110"/>
+            </w:tcMar>
+            <w:vAlign w:val="center"/>
+          </w:tcPr>
+          <w:p>
+            <w:pPr>
+              <w:spacing w:after="0" w:before="0"/>
+            </w:pPr>
+            <w:r>
+              <w:rPr>
+                <w:rFonts w:ascii="Arial" w:cs="Arial" w:eastAsia="Arial" w:hAnsi="Arial"/>
+                <w:color w:val="1B2118"/>
+                <w:sz w:val="18"/>
+                <w:szCs w:val="18"/>
+              </w:rPr>
+              <w:t xml:space="preserve">33</w:t>
+            </w:r>
+          </w:p>
+        </w:tc>
+        <w:tc>
+          <w:tcPr>
+            <w:tcW w:type="dxa" w:w="5653"/>
+            <w:tcBorders>
+              <w:top w:val="single" w:color="D9D4C5" w:sz="4"/>
+              <w:left w:val="single" w:color="D9D4C5" w:sz="4"/>
+              <w:bottom w:val="single" w:color="D9D4C5" w:sz="4"/>
+              <w:right w:val="single" w:color="D9D4C5" w:sz="4"/>
+            </w:tcBorders>
+            <w:tcMar>
+              <w:top w:type="dxa" w:w="70"/>
+              <w:left w:type="dxa" w:w="110"/>
+              <w:bottom w:type="dxa" w:w="70"/>
+              <w:right w:type="dxa" w:w="110"/>
+            </w:tcMar>
+            <w:vAlign w:val="center"/>
+          </w:tcPr>
+          <w:p>
+            <w:pPr>
+              <w:spacing w:after="0" w:before="0"/>
+            </w:pPr>
+            <w:r>
+              <w:rPr>
+                <w:rFonts w:ascii="Arial" w:cs="Arial" w:eastAsia="Arial" w:hAnsi="Arial"/>
+                <w:color w:val="1B2118"/>
+                <w:sz w:val="18"/>
+                <w:szCs w:val="18"/>
+              </w:rPr>
+              <w:t xml:space="preserve">ISS-001 … ISS-034 tranne ISS-012 e ISS-020; ISS-036</w:t>
             </w:r>
           </w:p>
         </w:tc>
@@ -3020,7 +3020,7 @@
         </w:tc>
         <w:tc>
           <w:tcPr>
-            <w:tcW w:type="dxa" w:w="1046"/>
+            <w:tcW w:type="dxa" w:w="1100"/>
             <w:tcBorders>
               <w:top w:val="single" w:color="D9D4C5" w:sz="4"/>
               <w:left w:val="single" w:color="D9D4C5" w:sz="4"/>
@@ -3047,13 +3047,13 @@
                 <w:sz w:val="18"/>
                 <w:szCs w:val="18"/>
               </w:rPr>
-              <w:t xml:space="preserve">14</w:t>
-            </w:r>
-          </w:p>
-        </w:tc>
-        <w:tc>
-          <w:tcPr>
-            <w:tcW w:type="dxa" w:w="5707"/>
+              <w:t xml:space="preserve">13</w:t>
+            </w:r>
+          </w:p>
+        </w:tc>
+        <w:tc>
+          <w:tcPr>
+            <w:tcW w:type="dxa" w:w="5653"/>
             <w:tcBorders>
               <w:top w:val="single" w:color="D9D4C5" w:sz="4"/>
               <w:left w:val="single" w:color="D9D4C5" w:sz="4"/>
@@ -3080,7 +3080,7 @@
                 <w:sz w:val="18"/>
                 <w:szCs w:val="18"/>
               </w:rPr>
-              <w:t xml:space="preserve">D01, D02, D03, D04, D05, D06, D07, R05, R07, R08, D05-R1, O01, ISS-035, ISS-036</w:t>
+              <w:t xml:space="preserve">D01, D02, D03, D04, D05, D06, D07, R05, R07, R08, D05-R1, O01, ISS-035</w:t>
             </w:r>
           </w:p>
         </w:tc>
@@ -3123,7 +3123,7 @@
         </w:tc>
         <w:tc>
           <w:tcPr>
-            <w:tcW w:type="dxa" w:w="1046"/>
+            <w:tcW w:type="dxa" w:w="1100"/>
             <w:tcBorders>
               <w:top w:val="single" w:color="D9D4C5" w:sz="4"/>
               <w:left w:val="single" w:color="D9D4C5" w:sz="4"/>
@@ -3155,7 +3155,7 @@
         </w:tc>
         <w:tc>
           <w:tcPr>
-            <w:tcW w:type="dxa" w:w="5707"/>
+            <w:tcW w:type="dxa" w:w="5653"/>
             <w:tcBorders>
               <w:top w:val="single" w:color="D9D4C5" w:sz="4"/>
               <w:left w:val="single" w:color="D9D4C5" w:sz="4"/>
@@ -3225,7 +3225,7 @@
         </w:tc>
         <w:tc>
           <w:tcPr>
-            <w:tcW w:type="dxa" w:w="1046"/>
+            <w:tcW w:type="dxa" w:w="1100"/>
             <w:tcBorders>
               <w:top w:val="single" w:color="D9D4C5" w:sz="4"/>
               <w:left w:val="single" w:color="D9D4C5" w:sz="4"/>
@@ -3258,7 +3258,7 @@
         </w:tc>
         <w:tc>
           <w:tcPr>
-            <w:tcW w:type="dxa" w:w="5707"/>
+            <w:tcW w:type="dxa" w:w="5653"/>
             <w:tcBorders>
               <w:top w:val="single" w:color="D9D4C5" w:sz="4"/>
               <w:left w:val="single" w:color="D9D4C5" w:sz="4"/>
@@ -3328,7 +3328,7 @@
         </w:tc>
         <w:tc>
           <w:tcPr>
-            <w:tcW w:type="dxa" w:w="1046"/>
+            <w:tcW w:type="dxa" w:w="1100"/>
             <w:tcBorders>
               <w:top w:val="single" w:color="D9D4C5" w:sz="4"/>
               <w:left w:val="single" w:color="D9D4C5" w:sz="4"/>
@@ -3360,7 +3360,7 @@
         </w:tc>
         <w:tc>
           <w:tcPr>
-            <w:tcW w:type="dxa" w:w="5707"/>
+            <w:tcW w:type="dxa" w:w="5653"/>
             <w:tcBorders>
               <w:top w:val="single" w:color="D9D4C5" w:sz="4"/>
               <w:left w:val="single" w:color="D9D4C5" w:sz="4"/>
@@ -10540,7 +10540,7 @@
                 <w:sz w:val="18"/>
                 <w:szCs w:val="18"/>
               </w:rPr>
-              <w:t xml:space="preserve">CORRETTO_DA_RITESTARE (P2)</w:t>
+              <w:t xml:space="preserve">CHIUSO (P2)</w:t>
             </w:r>
           </w:p>
         </w:tc>
@@ -10662,7 +10662,7 @@
                 <w:sz w:val="18"/>
                 <w:szCs w:val="18"/>
               </w:rPr>
-              <w:t xml:space="preserve">). Da verificare con le prossime ricerche</w:t>
+              <w:t xml:space="preserve">). Verifiche: ricerca delle 12:18 con Bing (76 notizie lette, 41 nuove, 11 attinenti); diagnosi delle 14:12: 12 siti su 14 rispondono (Rinnovabili.it 403 e GreenReport 404 si saltano), Google sempre 503. Progetto Apps Script «Notizie CO2 – Google News» spostato nel cestino di Drive su richiesta di Luca</w:t>
             </w:r>
           </w:p>
         </w:tc>
@@ -18866,6 +18866,77 @@
           </w:p>
         </w:tc>
       </w:tr>
+      <w:tr>
+        <w:trPr>
+          <w:cantSplit/>
+        </w:trPr>
+        <w:tc>
+          <w:tcPr>
+            <w:tcW w:type="dxa" w:w="2029"/>
+            <w:tcBorders>
+              <w:top w:val="single" w:color="D9D4C5" w:sz="4"/>
+              <w:left w:val="single" w:color="D9D4C5" w:sz="4"/>
+              <w:bottom w:val="single" w:color="D9D4C5" w:sz="4"/>
+              <w:right w:val="single" w:color="D9D4C5" w:sz="4"/>
+            </w:tcBorders>
+            <w:shd w:fill="F6F4EE" w:color="auto" w:val="clear"/>
+            <w:tcMar>
+              <w:top w:type="dxa" w:w="70"/>
+              <w:left w:type="dxa" w:w="110"/>
+              <w:bottom w:type="dxa" w:w="70"/>
+              <w:right w:type="dxa" w:w="110"/>
+            </w:tcMar>
+            <w:vAlign w:val="center"/>
+          </w:tcPr>
+          <w:p>
+            <w:pPr>
+              <w:spacing w:after="0" w:before="0"/>
+            </w:pPr>
+            <w:r>
+              <w:rPr>
+                <w:rFonts w:ascii="Arial" w:cs="Arial" w:eastAsia="Arial" w:hAnsi="Arial"/>
+                <w:color w:val="1B2118"/>
+                <w:sz w:val="18"/>
+                <w:szCs w:val="18"/>
+              </w:rPr>
+              <w:t xml:space="preserve">21/10/2026 14:15</w:t>
+            </w:r>
+          </w:p>
+        </w:tc>
+        <w:tc>
+          <w:tcPr>
+            <w:tcW w:type="dxa" w:w="7609"/>
+            <w:tcBorders>
+              <w:top w:val="single" w:color="D9D4C5" w:sz="4"/>
+              <w:left w:val="single" w:color="D9D4C5" w:sz="4"/>
+              <w:bottom w:val="single" w:color="D9D4C5" w:sz="4"/>
+              <w:right w:val="single" w:color="D9D4C5" w:sz="4"/>
+            </w:tcBorders>
+            <w:shd w:fill="F6F4EE" w:color="auto" w:val="clear"/>
+            <w:tcMar>
+              <w:top w:type="dxa" w:w="70"/>
+              <w:left w:type="dxa" w:w="110"/>
+              <w:bottom w:type="dxa" w:w="70"/>
+              <w:right w:type="dxa" w:w="110"/>
+            </w:tcMar>
+            <w:vAlign w:val="center"/>
+          </w:tcPr>
+          <w:p>
+            <w:pPr>
+              <w:spacing w:after="0" w:before="0"/>
+            </w:pPr>
+            <w:r>
+              <w:rPr>
+                <w:rFonts w:ascii="Arial" w:cs="Arial" w:eastAsia="Arial" w:hAnsi="Arial"/>
+                <w:color w:val="1B2118"/>
+                <w:sz w:val="18"/>
+                <w:szCs w:val="18"/>
+              </w:rPr>
+              <w:t xml:space="preserve">ISS-036 chiuso: Bing e 12 siti verificati</w:t>
+            </w:r>
+          </w:p>
+        </w:tc>
+      </w:tr>
     </w:tbl>
     <w:p>
       <w:pPr>

--- a/public/documentazione/Registro_Issue_Test_Portale_CWP.docx
+++ b/public/documentazione/Registro_Issue_Test_Portale_CWP.docx
@@ -302,7 +302,7 @@
                 <w:sz w:val="20"/>
                 <w:szCs w:val="20"/>
               </w:rPr>
-              <w:t xml:space="preserve">Rev. 1.6</w:t>
+              <w:t xml:space="preserve">Rev. 1.7</w:t>
             </w:r>
           </w:p>
         </w:tc>
@@ -719,7 +719,7 @@
                 <w:sz w:val="18"/>
                 <w:szCs w:val="18"/>
               </w:rPr>
-              <w:t xml:space="preserve">1.6</w:t>
+              <w:t xml:space="preserve">1.7</w:t>
             </w:r>
           </w:p>
         </w:tc>
@@ -783,7 +783,7 @@
                 <w:sz w:val="18"/>
                 <w:szCs w:val="18"/>
               </w:rPr>
-              <w:t xml:space="preserve">ISS-036: causa e tramite per Google News. Prova t37.sql. ISS-036: tramite bloccato da Google, siti ambientali. ISS-036: tramite bloccato da Google, siti ambientali.</w:t>
+              <w:t xml:space="preserve">ISS-037: backup dal Mac.</w:t>
             </w:r>
           </w:p>
         </w:tc>
@@ -853,7 +853,7 @@
                 <w:sz w:val="18"/>
                 <w:szCs w:val="18"/>
               </w:rPr>
-              <w:t xml:space="preserve">1.5</w:t>
+              <w:t xml:space="preserve">1.6</w:t>
             </w:r>
           </w:p>
         </w:tc>
@@ -919,7 +919,7 @@
                 <w:sz w:val="18"/>
                 <w:szCs w:val="18"/>
               </w:rPr>
-              <w:t xml:space="preserve">ISS-036: canali News da Google a Bing.</w:t>
+              <w:t xml:space="preserve">ISS-036: causa e tramite per Google News. Prova t37.sql. ISS-036: tramite bloccato da Google, siti ambientali. ISS-036: tramite bloccato da Google, siti ambientali.</w:t>
             </w:r>
           </w:p>
         </w:tc>
@@ -989,7 +989,7 @@
                 <w:sz w:val="18"/>
                 <w:szCs w:val="18"/>
               </w:rPr>
-              <w:t xml:space="preserve">1.4</w:t>
+              <w:t xml:space="preserve">1.5</w:t>
             </w:r>
           </w:p>
         </w:tc>
@@ -1053,7 +1053,7 @@
                 <w:sz w:val="18"/>
                 <w:szCs w:val="18"/>
               </w:rPr>
-              <w:t xml:space="preserve">Nuove prove notizie.test.mjs e t36.sql.</w:t>
+              <w:t xml:space="preserve">ISS-036: canali News da Google a Bing.</w:t>
             </w:r>
           </w:p>
         </w:tc>
@@ -1123,7 +1123,7 @@
                 <w:sz w:val="18"/>
                 <w:szCs w:val="18"/>
               </w:rPr>
-              <w:t xml:space="preserve">1.3</w:t>
+              <w:t xml:space="preserve">1.4</w:t>
             </w:r>
           </w:p>
         </w:tc>
@@ -1189,7 +1189,7 @@
                 <w:sz w:val="18"/>
                 <w:szCs w:val="18"/>
               </w:rPr>
-              <w:t xml:space="preserve">ISS-035: PDF ed Excel della simulazione con tutti i dati e i grafici.</w:t>
+              <w:t xml:space="preserve">Nuove prove notizie.test.mjs e t36.sql.</w:t>
             </w:r>
           </w:p>
         </w:tc>
@@ -1259,7 +1259,7 @@
                 <w:sz w:val="18"/>
                 <w:szCs w:val="18"/>
               </w:rPr>
-              <w:t xml:space="preserve">1.2</w:t>
+              <w:t xml:space="preserve">1.3</w:t>
             </w:r>
           </w:p>
         </w:tc>
@@ -1323,7 +1323,7 @@
                 <w:sz w:val="18"/>
                 <w:szCs w:val="18"/>
               </w:rPr>
-              <w:t xml:space="preserve">Nuova serie di prove dell'assistente.</w:t>
+              <w:t xml:space="preserve">ISS-035: PDF ed Excel della simulazione con tutti i dati e i grafici.</w:t>
             </w:r>
           </w:p>
         </w:tc>
@@ -1393,7 +1393,7 @@
                 <w:sz w:val="18"/>
                 <w:szCs w:val="18"/>
               </w:rPr>
-              <w:t xml:space="preserve">1.1</w:t>
+              <w:t xml:space="preserve">1.2</w:t>
             </w:r>
           </w:p>
         </w:tc>
@@ -1459,7 +1459,7 @@
                 <w:sz w:val="18"/>
                 <w:szCs w:val="18"/>
               </w:rPr>
-              <w:t xml:space="preserve">R08 corretto e da ritestare; prova di ripristino da backup.</w:t>
+              <w:t xml:space="preserve">Nuova serie di prove dell'assistente.</w:t>
             </w:r>
           </w:p>
         </w:tc>
@@ -1529,6 +1529,140 @@
                 <w:sz w:val="18"/>
                 <w:szCs w:val="18"/>
               </w:rPr>
+              <w:t xml:space="preserve">1.1</w:t>
+            </w:r>
+          </w:p>
+        </w:tc>
+        <w:tc>
+          <w:tcPr>
+            <w:tcW w:type="dxa" w:w="1300"/>
+            <w:tcBorders>
+              <w:top w:val="single" w:color="D9D4C5" w:sz="4"/>
+              <w:left w:val="single" w:color="D9D4C5" w:sz="4"/>
+              <w:bottom w:val="single" w:color="D9D4C5" w:sz="4"/>
+              <w:right w:val="single" w:color="D9D4C5" w:sz="4"/>
+            </w:tcBorders>
+            <w:tcMar>
+              <w:top w:type="dxa" w:w="70"/>
+              <w:left w:type="dxa" w:w="110"/>
+              <w:bottom w:type="dxa" w:w="70"/>
+              <w:right w:type="dxa" w:w="110"/>
+            </w:tcMar>
+            <w:vAlign w:val="center"/>
+          </w:tcPr>
+          <w:p>
+            <w:pPr>
+              <w:spacing w:after="0" w:before="0"/>
+            </w:pPr>
+            <w:r>
+              <w:rPr>
+                <w:rFonts w:ascii="Arial" w:cs="Arial" w:eastAsia="Arial" w:hAnsi="Arial"/>
+                <w:color w:val="1B2118"/>
+                <w:sz w:val="18"/>
+                <w:szCs w:val="18"/>
+              </w:rPr>
+              <w:t xml:space="preserve">21/10/2026</w:t>
+            </w:r>
+          </w:p>
+        </w:tc>
+        <w:tc>
+          <w:tcPr>
+            <w:tcW w:type="dxa" w:w="5538"/>
+            <w:tcBorders>
+              <w:top w:val="single" w:color="D9D4C5" w:sz="4"/>
+              <w:left w:val="single" w:color="D9D4C5" w:sz="4"/>
+              <w:bottom w:val="single" w:color="D9D4C5" w:sz="4"/>
+              <w:right w:val="single" w:color="D9D4C5" w:sz="4"/>
+            </w:tcBorders>
+            <w:tcMar>
+              <w:top w:type="dxa" w:w="70"/>
+              <w:left w:type="dxa" w:w="110"/>
+              <w:bottom w:type="dxa" w:w="70"/>
+              <w:right w:type="dxa" w:w="110"/>
+            </w:tcMar>
+            <w:vAlign w:val="center"/>
+          </w:tcPr>
+          <w:p>
+            <w:pPr>
+              <w:spacing w:after="0" w:before="0"/>
+            </w:pPr>
+            <w:r>
+              <w:rPr>
+                <w:rFonts w:ascii="Arial" w:cs="Arial" w:eastAsia="Arial" w:hAnsi="Arial"/>
+                <w:color w:val="1B2118"/>
+                <w:sz w:val="18"/>
+                <w:szCs w:val="18"/>
+              </w:rPr>
+              <w:t xml:space="preserve">R08 corretto e da ritestare; prova di ripristino da backup.</w:t>
+            </w:r>
+          </w:p>
+        </w:tc>
+        <w:tc>
+          <w:tcPr>
+            <w:tcW w:type="dxa" w:w="2000"/>
+            <w:tcBorders>
+              <w:top w:val="single" w:color="D9D4C5" w:sz="4"/>
+              <w:left w:val="single" w:color="D9D4C5" w:sz="4"/>
+              <w:bottom w:val="single" w:color="D9D4C5" w:sz="4"/>
+              <w:right w:val="single" w:color="D9D4C5" w:sz="4"/>
+            </w:tcBorders>
+            <w:tcMar>
+              <w:top w:type="dxa" w:w="70"/>
+              <w:left w:type="dxa" w:w="110"/>
+              <w:bottom w:type="dxa" w:w="70"/>
+              <w:right w:type="dxa" w:w="110"/>
+            </w:tcMar>
+            <w:vAlign w:val="center"/>
+          </w:tcPr>
+          <w:p>
+            <w:pPr>
+              <w:spacing w:after="0" w:before="0"/>
+            </w:pPr>
+            <w:r>
+              <w:rPr>
+                <w:rFonts w:ascii="Arial" w:cs="Arial" w:eastAsia="Arial" w:hAnsi="Arial"/>
+                <w:color w:val="1B2118"/>
+                <w:sz w:val="18"/>
+                <w:szCs w:val="18"/>
+              </w:rPr>
+              <w:t xml:space="preserve">Fondazione Operate</w:t>
+            </w:r>
+          </w:p>
+        </w:tc>
+      </w:tr>
+      <w:tr>
+        <w:trPr>
+          <w:cantSplit/>
+        </w:trPr>
+        <w:tc>
+          <w:tcPr>
+            <w:tcW w:type="dxa" w:w="800"/>
+            <w:tcBorders>
+              <w:top w:val="single" w:color="D9D4C5" w:sz="4"/>
+              <w:left w:val="single" w:color="D9D4C5" w:sz="4"/>
+              <w:bottom w:val="single" w:color="D9D4C5" w:sz="4"/>
+              <w:right w:val="single" w:color="D9D4C5" w:sz="4"/>
+            </w:tcBorders>
+            <w:shd w:fill="F6F4EE" w:color="auto" w:val="clear"/>
+            <w:tcMar>
+              <w:top w:type="dxa" w:w="70"/>
+              <w:left w:type="dxa" w:w="110"/>
+              <w:bottom w:type="dxa" w:w="70"/>
+              <w:right w:type="dxa" w:w="110"/>
+            </w:tcMar>
+            <w:vAlign w:val="center"/>
+          </w:tcPr>
+          <w:p>
+            <w:pPr>
+              <w:spacing w:after="0" w:before="0"/>
+            </w:pPr>
+            <w:r>
+              <w:rPr>
+                <w:rFonts w:ascii="Arial" w:cs="Arial" w:eastAsia="Arial" w:hAnsi="Arial"/>
+                <w:color w:val="1B2118"/>
+                <w:sz w:val="18"/>
+                <w:szCs w:val="18"/>
+              </w:rPr>
               <w:t xml:space="preserve">1.0</w:t>
             </w:r>
           </w:p>
@@ -1542,6 +1676,7 @@
               <w:bottom w:val="single" w:color="D9D4C5" w:sz="4"/>
               <w:right w:val="single" w:color="D9D4C5" w:sz="4"/>
             </w:tcBorders>
+            <w:shd w:fill="F6F4EE" w:color="auto" w:val="clear"/>
             <w:tcMar>
               <w:top w:type="dxa" w:w="70"/>
               <w:left w:type="dxa" w:w="110"/>
@@ -1574,6 +1709,7 @@
               <w:bottom w:val="single" w:color="D9D4C5" w:sz="4"/>
               <w:right w:val="single" w:color="D9D4C5" w:sz="4"/>
             </w:tcBorders>
+            <w:shd w:fill="F6F4EE" w:color="auto" w:val="clear"/>
             <w:tcMar>
               <w:top w:type="dxa" w:w="70"/>
               <w:left w:type="dxa" w:w="110"/>
@@ -1606,6 +1742,7 @@
               <w:bottom w:val="single" w:color="D9D4C5" w:sz="4"/>
               <w:right w:val="single" w:color="D9D4C5" w:sz="4"/>
             </w:tcBorders>
+            <w:shd w:fill="F6F4EE" w:color="auto" w:val="clear"/>
             <w:tcMar>
               <w:top w:type="dxa" w:w="70"/>
               <w:left w:type="dxa" w:w="110"/>
@@ -1647,7 +1784,7 @@
           <w:sz w:val="20"/>
           <w:szCs w:val="20"/>
         </w:rPr>
-        <w:t xml:space="preserve">Fotografia del registro alla revisione 1.6 del 21/10/2026. Il registro si aggiorna a ogni variazione (segnalazione, correzione, ritest, rilascio); la versione corrente si scarica dall'area Documentazione del portale (solo Amministratori).</w:t>
+        <w:t xml:space="preserve">Fotografia del registro alla revisione 1.7 del 21/10/2026. Il registro si aggiorna a ogni variazione (segnalazione, correzione, ritest, rilascio); la versione corrente si scarica dall'area Documentazione del portale (solo Amministratori).</w:t>
       </w:r>
     </w:p>
     <w:p>
@@ -1718,7 +1855,7 @@
             <w:sz w:val="22"/>
             <w:szCs w:val="22"/>
           </w:rPr>
-          <w:t xml:space="preserve">2.  Riepilogo al 21/10/2026 (ore 14:15)</w:t>
+          <w:t xml:space="preserve">2.  Riepilogo al 21/10/2026 (ore 14:45)</w:t>
         </w:r>
         <w:r>
           <w:rPr>
@@ -2748,7 +2885,7 @@
           <w:sz w:val="34"/>
           <w:szCs w:val="34"/>
         </w:rPr>
-        <w:t xml:space="preserve">2. Riepilogo al 21/10/2026 (ore 14:15)</w:t>
+        <w:t xml:space="preserve">2. Riepilogo al 21/10/2026 (ore 14:45)</w:t>
       </w:r>
       <w:bookmarkEnd w:id="1"/>
     </w:p>
@@ -2767,8 +2904,8 @@
       </w:tblPr>
       <w:tblGrid>
         <w:gridCol w:w="2885"/>
-        <w:gridCol w:w="1100"/>
-        <w:gridCol w:w="5653"/>
+        <w:gridCol w:w="1046"/>
+        <w:gridCol w:w="5707"/>
       </w:tblGrid>
       <w:tr>
         <w:trPr>
@@ -2811,7 +2948,7 @@
         </w:tc>
         <w:tc>
           <w:tcPr>
-            <w:tcW w:type="dxa" w:w="1100"/>
+            <w:tcW w:type="dxa" w:w="1046"/>
             <w:tcBorders>
               <w:top w:val="single" w:color="D9D4C5" w:sz="4"/>
               <w:left w:val="single" w:color="D9D4C5" w:sz="4"/>
@@ -2846,7 +2983,7 @@
         </w:tc>
         <w:tc>
           <w:tcPr>
-            <w:tcW w:type="dxa" w:w="5653"/>
+            <w:tcW w:type="dxa" w:w="5707"/>
             <w:tcBorders>
               <w:top w:val="single" w:color="D9D4C5" w:sz="4"/>
               <w:left w:val="single" w:color="D9D4C5" w:sz="4"/>
@@ -2918,7 +3055,7 @@
         </w:tc>
         <w:tc>
           <w:tcPr>
-            <w:tcW w:type="dxa" w:w="1100"/>
+            <w:tcW w:type="dxa" w:w="1046"/>
             <w:tcBorders>
               <w:top w:val="single" w:color="D9D4C5" w:sz="4"/>
               <w:left w:val="single" w:color="D9D4C5" w:sz="4"/>
@@ -2950,7 +3087,7 @@
         </w:tc>
         <w:tc>
           <w:tcPr>
-            <w:tcW w:type="dxa" w:w="5653"/>
+            <w:tcW w:type="dxa" w:w="5707"/>
             <w:tcBorders>
               <w:top w:val="single" w:color="D9D4C5" w:sz="4"/>
               <w:left w:val="single" w:color="D9D4C5" w:sz="4"/>
@@ -3020,67 +3157,67 @@
         </w:tc>
         <w:tc>
           <w:tcPr>
-            <w:tcW w:type="dxa" w:w="1100"/>
-            <w:tcBorders>
-              <w:top w:val="single" w:color="D9D4C5" w:sz="4"/>
-              <w:left w:val="single" w:color="D9D4C5" w:sz="4"/>
-              <w:bottom w:val="single" w:color="D9D4C5" w:sz="4"/>
-              <w:right w:val="single" w:color="D9D4C5" w:sz="4"/>
-            </w:tcBorders>
-            <w:shd w:fill="F6F4EE" w:color="auto" w:val="clear"/>
-            <w:tcMar>
-              <w:top w:type="dxa" w:w="70"/>
-              <w:left w:type="dxa" w:w="110"/>
-              <w:bottom w:type="dxa" w:w="70"/>
-              <w:right w:type="dxa" w:w="110"/>
-            </w:tcMar>
-            <w:vAlign w:val="center"/>
-          </w:tcPr>
-          <w:p>
-            <w:pPr>
-              <w:spacing w:after="0" w:before="0"/>
-            </w:pPr>
-            <w:r>
-              <w:rPr>
-                <w:rFonts w:ascii="Arial" w:cs="Arial" w:eastAsia="Arial" w:hAnsi="Arial"/>
-                <w:color w:val="1B2118"/>
-                <w:sz w:val="18"/>
-                <w:szCs w:val="18"/>
-              </w:rPr>
-              <w:t xml:space="preserve">13</w:t>
-            </w:r>
-          </w:p>
-        </w:tc>
-        <w:tc>
-          <w:tcPr>
-            <w:tcW w:type="dxa" w:w="5653"/>
-            <w:tcBorders>
-              <w:top w:val="single" w:color="D9D4C5" w:sz="4"/>
-              <w:left w:val="single" w:color="D9D4C5" w:sz="4"/>
-              <w:bottom w:val="single" w:color="D9D4C5" w:sz="4"/>
-              <w:right w:val="single" w:color="D9D4C5" w:sz="4"/>
-            </w:tcBorders>
-            <w:shd w:fill="F6F4EE" w:color="auto" w:val="clear"/>
-            <w:tcMar>
-              <w:top w:type="dxa" w:w="70"/>
-              <w:left w:type="dxa" w:w="110"/>
-              <w:bottom w:type="dxa" w:w="70"/>
-              <w:right w:type="dxa" w:w="110"/>
-            </w:tcMar>
-            <w:vAlign w:val="center"/>
-          </w:tcPr>
-          <w:p>
-            <w:pPr>
-              <w:spacing w:after="0" w:before="0"/>
-            </w:pPr>
-            <w:r>
-              <w:rPr>
-                <w:rFonts w:ascii="Arial" w:cs="Arial" w:eastAsia="Arial" w:hAnsi="Arial"/>
-                <w:color w:val="1B2118"/>
-                <w:sz w:val="18"/>
-                <w:szCs w:val="18"/>
-              </w:rPr>
-              <w:t xml:space="preserve">D01, D02, D03, D04, D05, D06, D07, R05, R07, R08, D05-R1, O01, ISS-035</w:t>
+            <w:tcW w:type="dxa" w:w="1046"/>
+            <w:tcBorders>
+              <w:top w:val="single" w:color="D9D4C5" w:sz="4"/>
+              <w:left w:val="single" w:color="D9D4C5" w:sz="4"/>
+              <w:bottom w:val="single" w:color="D9D4C5" w:sz="4"/>
+              <w:right w:val="single" w:color="D9D4C5" w:sz="4"/>
+            </w:tcBorders>
+            <w:shd w:fill="F6F4EE" w:color="auto" w:val="clear"/>
+            <w:tcMar>
+              <w:top w:type="dxa" w:w="70"/>
+              <w:left w:type="dxa" w:w="110"/>
+              <w:bottom w:type="dxa" w:w="70"/>
+              <w:right w:type="dxa" w:w="110"/>
+            </w:tcMar>
+            <w:vAlign w:val="center"/>
+          </w:tcPr>
+          <w:p>
+            <w:pPr>
+              <w:spacing w:after="0" w:before="0"/>
+            </w:pPr>
+            <w:r>
+              <w:rPr>
+                <w:rFonts w:ascii="Arial" w:cs="Arial" w:eastAsia="Arial" w:hAnsi="Arial"/>
+                <w:color w:val="1B2118"/>
+                <w:sz w:val="18"/>
+                <w:szCs w:val="18"/>
+              </w:rPr>
+              <w:t xml:space="preserve">14</w:t>
+            </w:r>
+          </w:p>
+        </w:tc>
+        <w:tc>
+          <w:tcPr>
+            <w:tcW w:type="dxa" w:w="5707"/>
+            <w:tcBorders>
+              <w:top w:val="single" w:color="D9D4C5" w:sz="4"/>
+              <w:left w:val="single" w:color="D9D4C5" w:sz="4"/>
+              <w:bottom w:val="single" w:color="D9D4C5" w:sz="4"/>
+              <w:right w:val="single" w:color="D9D4C5" w:sz="4"/>
+            </w:tcBorders>
+            <w:shd w:fill="F6F4EE" w:color="auto" w:val="clear"/>
+            <w:tcMar>
+              <w:top w:type="dxa" w:w="70"/>
+              <w:left w:type="dxa" w:w="110"/>
+              <w:bottom w:type="dxa" w:w="70"/>
+              <w:right w:type="dxa" w:w="110"/>
+            </w:tcMar>
+            <w:vAlign w:val="center"/>
+          </w:tcPr>
+          <w:p>
+            <w:pPr>
+              <w:spacing w:after="0" w:before="0"/>
+            </w:pPr>
+            <w:r>
+              <w:rPr>
+                <w:rFonts w:ascii="Arial" w:cs="Arial" w:eastAsia="Arial" w:hAnsi="Arial"/>
+                <w:color w:val="1B2118"/>
+                <w:sz w:val="18"/>
+                <w:szCs w:val="18"/>
+              </w:rPr>
+              <w:t xml:space="preserve">D01, D02, D03, D04, D05, D06, D07, R05, R07, R08, D05-R1, O01, ISS-035, ISS-037</w:t>
             </w:r>
           </w:p>
         </w:tc>
@@ -3123,7 +3260,7 @@
         </w:tc>
         <w:tc>
           <w:tcPr>
-            <w:tcW w:type="dxa" w:w="1100"/>
+            <w:tcW w:type="dxa" w:w="1046"/>
             <w:tcBorders>
               <w:top w:val="single" w:color="D9D4C5" w:sz="4"/>
               <w:left w:val="single" w:color="D9D4C5" w:sz="4"/>
@@ -3155,7 +3292,7 @@
         </w:tc>
         <w:tc>
           <w:tcPr>
-            <w:tcW w:type="dxa" w:w="5653"/>
+            <w:tcW w:type="dxa" w:w="5707"/>
             <w:tcBorders>
               <w:top w:val="single" w:color="D9D4C5" w:sz="4"/>
               <w:left w:val="single" w:color="D9D4C5" w:sz="4"/>
@@ -3225,7 +3362,7 @@
         </w:tc>
         <w:tc>
           <w:tcPr>
-            <w:tcW w:type="dxa" w:w="1100"/>
+            <w:tcW w:type="dxa" w:w="1046"/>
             <w:tcBorders>
               <w:top w:val="single" w:color="D9D4C5" w:sz="4"/>
               <w:left w:val="single" w:color="D9D4C5" w:sz="4"/>
@@ -3258,7 +3395,7 @@
         </w:tc>
         <w:tc>
           <w:tcPr>
-            <w:tcW w:type="dxa" w:w="5653"/>
+            <w:tcW w:type="dxa" w:w="5707"/>
             <w:tcBorders>
               <w:top w:val="single" w:color="D9D4C5" w:sz="4"/>
               <w:left w:val="single" w:color="D9D4C5" w:sz="4"/>
@@ -3328,7 +3465,7 @@
         </w:tc>
         <w:tc>
           <w:tcPr>
-            <w:tcW w:type="dxa" w:w="1100"/>
+            <w:tcW w:type="dxa" w:w="1046"/>
             <w:tcBorders>
               <w:top w:val="single" w:color="D9D4C5" w:sz="4"/>
               <w:left w:val="single" w:color="D9D4C5" w:sz="4"/>
@@ -3360,7 +3497,7 @@
         </w:tc>
         <w:tc>
           <w:tcPr>
-            <w:tcW w:type="dxa" w:w="5653"/>
+            <w:tcW w:type="dxa" w:w="5707"/>
             <w:tcBorders>
               <w:top w:val="single" w:color="D9D4C5" w:sz="4"/>
               <w:left w:val="single" w:color="D9D4C5" w:sz="4"/>
@@ -3462,11 +3599,11 @@
         <w:tblLayout w:type="fixed"/>
       </w:tblPr>
       <w:tblGrid>
-        <w:gridCol w:w="871"/>
-        <w:gridCol w:w="1848"/>
-        <w:gridCol w:w="2298"/>
-        <w:gridCol w:w="2215"/>
-        <w:gridCol w:w="2406"/>
+        <w:gridCol w:w="865"/>
+        <w:gridCol w:w="1837"/>
+        <w:gridCol w:w="2287"/>
+        <w:gridCol w:w="2199"/>
+        <w:gridCol w:w="2450"/>
       </w:tblGrid>
       <w:tr>
         <w:trPr>
@@ -3474,7 +3611,7 @@
         </w:trPr>
         <w:tc>
           <w:tcPr>
-            <w:tcW w:type="dxa" w:w="871"/>
+            <w:tcW w:type="dxa" w:w="865"/>
             <w:tcBorders>
               <w:top w:val="single" w:color="D9D4C5" w:sz="4"/>
               <w:left w:val="single" w:color="D9D4C5" w:sz="4"/>
@@ -3509,7 +3646,7 @@
         </w:tc>
         <w:tc>
           <w:tcPr>
-            <w:tcW w:type="dxa" w:w="1848"/>
+            <w:tcW w:type="dxa" w:w="1837"/>
             <w:tcBorders>
               <w:top w:val="single" w:color="D9D4C5" w:sz="4"/>
               <w:left w:val="single" w:color="D9D4C5" w:sz="4"/>
@@ -3544,7 +3681,7 @@
         </w:tc>
         <w:tc>
           <w:tcPr>
-            <w:tcW w:type="dxa" w:w="2298"/>
+            <w:tcW w:type="dxa" w:w="2287"/>
             <w:tcBorders>
               <w:top w:val="single" w:color="D9D4C5" w:sz="4"/>
               <w:left w:val="single" w:color="D9D4C5" w:sz="4"/>
@@ -3579,7 +3716,7 @@
         </w:tc>
         <w:tc>
           <w:tcPr>
-            <w:tcW w:type="dxa" w:w="2215"/>
+            <w:tcW w:type="dxa" w:w="2199"/>
             <w:tcBorders>
               <w:top w:val="single" w:color="D9D4C5" w:sz="4"/>
               <w:left w:val="single" w:color="D9D4C5" w:sz="4"/>
@@ -3614,7 +3751,7 @@
         </w:tc>
         <w:tc>
           <w:tcPr>
-            <w:tcW w:type="dxa" w:w="2406"/>
+            <w:tcW w:type="dxa" w:w="2450"/>
             <w:tcBorders>
               <w:top w:val="single" w:color="D9D4C5" w:sz="4"/>
               <w:left w:val="single" w:color="D9D4C5" w:sz="4"/>
@@ -3654,7 +3791,7 @@
         </w:trPr>
         <w:tc>
           <w:tcPr>
-            <w:tcW w:type="dxa" w:w="871"/>
+            <w:tcW w:type="dxa" w:w="865"/>
             <w:tcBorders>
               <w:top w:val="single" w:color="D9D4C5" w:sz="4"/>
               <w:left w:val="single" w:color="D9D4C5" w:sz="4"/>
@@ -3686,7 +3823,7 @@
         </w:tc>
         <w:tc>
           <w:tcPr>
-            <w:tcW w:type="dxa" w:w="1848"/>
+            <w:tcW w:type="dxa" w:w="1837"/>
             <w:tcBorders>
               <w:top w:val="single" w:color="D9D4C5" w:sz="4"/>
               <w:left w:val="single" w:color="D9D4C5" w:sz="4"/>
@@ -3718,7 +3855,7 @@
         </w:tc>
         <w:tc>
           <w:tcPr>
-            <w:tcW w:type="dxa" w:w="2298"/>
+            <w:tcW w:type="dxa" w:w="2287"/>
             <w:tcBorders>
               <w:top w:val="single" w:color="D9D4C5" w:sz="4"/>
               <w:left w:val="single" w:color="D9D4C5" w:sz="4"/>
@@ -3761,7 +3898,7 @@
         </w:tc>
         <w:tc>
           <w:tcPr>
-            <w:tcW w:type="dxa" w:w="2215"/>
+            <w:tcW w:type="dxa" w:w="2199"/>
             <w:tcBorders>
               <w:top w:val="single" w:color="D9D4C5" w:sz="4"/>
               <w:left w:val="single" w:color="D9D4C5" w:sz="4"/>
@@ -3793,7 +3930,7 @@
         </w:tc>
         <w:tc>
           <w:tcPr>
-            <w:tcW w:type="dxa" w:w="2406"/>
+            <w:tcW w:type="dxa" w:w="2450"/>
             <w:tcBorders>
               <w:top w:val="single" w:color="D9D4C5" w:sz="4"/>
               <w:left w:val="single" w:color="D9D4C5" w:sz="4"/>
@@ -3866,7 +4003,7 @@
         </w:trPr>
         <w:tc>
           <w:tcPr>
-            <w:tcW w:type="dxa" w:w="871"/>
+            <w:tcW w:type="dxa" w:w="865"/>
             <w:tcBorders>
               <w:top w:val="single" w:color="D9D4C5" w:sz="4"/>
               <w:left w:val="single" w:color="D9D4C5" w:sz="4"/>
@@ -3899,7 +4036,7 @@
         </w:tc>
         <w:tc>
           <w:tcPr>
-            <w:tcW w:type="dxa" w:w="1848"/>
+            <w:tcW w:type="dxa" w:w="1837"/>
             <w:tcBorders>
               <w:top w:val="single" w:color="D9D4C5" w:sz="4"/>
               <w:left w:val="single" w:color="D9D4C5" w:sz="4"/>
@@ -3932,7 +4069,7 @@
         </w:tc>
         <w:tc>
           <w:tcPr>
-            <w:tcW w:type="dxa" w:w="2298"/>
+            <w:tcW w:type="dxa" w:w="2287"/>
             <w:tcBorders>
               <w:top w:val="single" w:color="D9D4C5" w:sz="4"/>
               <w:left w:val="single" w:color="D9D4C5" w:sz="4"/>
@@ -3976,7 +4113,7 @@
         </w:tc>
         <w:tc>
           <w:tcPr>
-            <w:tcW w:type="dxa" w:w="2215"/>
+            <w:tcW w:type="dxa" w:w="2199"/>
             <w:tcBorders>
               <w:top w:val="single" w:color="D9D4C5" w:sz="4"/>
               <w:left w:val="single" w:color="D9D4C5" w:sz="4"/>
@@ -4009,7 +4146,7 @@
         </w:tc>
         <w:tc>
           <w:tcPr>
-            <w:tcW w:type="dxa" w:w="2406"/>
+            <w:tcW w:type="dxa" w:w="2450"/>
             <w:tcBorders>
               <w:top w:val="single" w:color="D9D4C5" w:sz="4"/>
               <w:left w:val="single" w:color="D9D4C5" w:sz="4"/>
@@ -4074,7 +4211,7 @@
         </w:trPr>
         <w:tc>
           <w:tcPr>
-            <w:tcW w:type="dxa" w:w="871"/>
+            <w:tcW w:type="dxa" w:w="865"/>
             <w:tcBorders>
               <w:top w:val="single" w:color="D9D4C5" w:sz="4"/>
               <w:left w:val="single" w:color="D9D4C5" w:sz="4"/>
@@ -4106,7 +4243,7 @@
         </w:tc>
         <w:tc>
           <w:tcPr>
-            <w:tcW w:type="dxa" w:w="1848"/>
+            <w:tcW w:type="dxa" w:w="1837"/>
             <w:tcBorders>
               <w:top w:val="single" w:color="D9D4C5" w:sz="4"/>
               <w:left w:val="single" w:color="D9D4C5" w:sz="4"/>
@@ -4138,7 +4275,7 @@
         </w:tc>
         <w:tc>
           <w:tcPr>
-            <w:tcW w:type="dxa" w:w="2298"/>
+            <w:tcW w:type="dxa" w:w="2287"/>
             <w:tcBorders>
               <w:top w:val="single" w:color="D9D4C5" w:sz="4"/>
               <w:left w:val="single" w:color="D9D4C5" w:sz="4"/>
@@ -4181,7 +4318,7 @@
         </w:tc>
         <w:tc>
           <w:tcPr>
-            <w:tcW w:type="dxa" w:w="2215"/>
+            <w:tcW w:type="dxa" w:w="2199"/>
             <w:tcBorders>
               <w:top w:val="single" w:color="D9D4C5" w:sz="4"/>
               <w:left w:val="single" w:color="D9D4C5" w:sz="4"/>
@@ -4213,7 +4350,7 @@
         </w:tc>
         <w:tc>
           <w:tcPr>
-            <w:tcW w:type="dxa" w:w="2406"/>
+            <w:tcW w:type="dxa" w:w="2450"/>
             <w:tcBorders>
               <w:top w:val="single" w:color="D9D4C5" w:sz="4"/>
               <w:left w:val="single" w:color="D9D4C5" w:sz="4"/>
@@ -4295,7 +4432,7 @@
         </w:trPr>
         <w:tc>
           <w:tcPr>
-            <w:tcW w:type="dxa" w:w="871"/>
+            <w:tcW w:type="dxa" w:w="865"/>
             <w:tcBorders>
               <w:top w:val="single" w:color="D9D4C5" w:sz="4"/>
               <w:left w:val="single" w:color="D9D4C5" w:sz="4"/>
@@ -4328,7 +4465,7 @@
         </w:tc>
         <w:tc>
           <w:tcPr>
-            <w:tcW w:type="dxa" w:w="1848"/>
+            <w:tcW w:type="dxa" w:w="1837"/>
             <w:tcBorders>
               <w:top w:val="single" w:color="D9D4C5" w:sz="4"/>
               <w:left w:val="single" w:color="D9D4C5" w:sz="4"/>
@@ -4361,7 +4498,7 @@
         </w:tc>
         <w:tc>
           <w:tcPr>
-            <w:tcW w:type="dxa" w:w="2298"/>
+            <w:tcW w:type="dxa" w:w="2287"/>
             <w:tcBorders>
               <w:top w:val="single" w:color="D9D4C5" w:sz="4"/>
               <w:left w:val="single" w:color="D9D4C5" w:sz="4"/>
@@ -4405,7 +4542,7 @@
         </w:tc>
         <w:tc>
           <w:tcPr>
-            <w:tcW w:type="dxa" w:w="2215"/>
+            <w:tcW w:type="dxa" w:w="2199"/>
             <w:tcBorders>
               <w:top w:val="single" w:color="D9D4C5" w:sz="4"/>
               <w:left w:val="single" w:color="D9D4C5" w:sz="4"/>
@@ -4438,7 +4575,7 @@
         </w:tc>
         <w:tc>
           <w:tcPr>
-            <w:tcW w:type="dxa" w:w="2406"/>
+            <w:tcW w:type="dxa" w:w="2450"/>
             <w:tcBorders>
               <w:top w:val="single" w:color="D9D4C5" w:sz="4"/>
               <w:left w:val="single" w:color="D9D4C5" w:sz="4"/>
@@ -4494,7 +4631,7 @@
         </w:trPr>
         <w:tc>
           <w:tcPr>
-            <w:tcW w:type="dxa" w:w="871"/>
+            <w:tcW w:type="dxa" w:w="865"/>
             <w:tcBorders>
               <w:top w:val="single" w:color="D9D4C5" w:sz="4"/>
               <w:left w:val="single" w:color="D9D4C5" w:sz="4"/>
@@ -4526,7 +4663,7 @@
         </w:tc>
         <w:tc>
           <w:tcPr>
-            <w:tcW w:type="dxa" w:w="1848"/>
+            <w:tcW w:type="dxa" w:w="1837"/>
             <w:tcBorders>
               <w:top w:val="single" w:color="D9D4C5" w:sz="4"/>
               <w:left w:val="single" w:color="D9D4C5" w:sz="4"/>
@@ -4558,7 +4695,7 @@
         </w:tc>
         <w:tc>
           <w:tcPr>
-            <w:tcW w:type="dxa" w:w="2298"/>
+            <w:tcW w:type="dxa" w:w="2287"/>
             <w:tcBorders>
               <w:top w:val="single" w:color="D9D4C5" w:sz="4"/>
               <w:left w:val="single" w:color="D9D4C5" w:sz="4"/>
@@ -4601,7 +4738,7 @@
         </w:tc>
         <w:tc>
           <w:tcPr>
-            <w:tcW w:type="dxa" w:w="2215"/>
+            <w:tcW w:type="dxa" w:w="2199"/>
             <w:tcBorders>
               <w:top w:val="single" w:color="D9D4C5" w:sz="4"/>
               <w:left w:val="single" w:color="D9D4C5" w:sz="4"/>
@@ -4633,7 +4770,7 @@
         </w:tc>
         <w:tc>
           <w:tcPr>
-            <w:tcW w:type="dxa" w:w="2406"/>
+            <w:tcW w:type="dxa" w:w="2450"/>
             <w:tcBorders>
               <w:top w:val="single" w:color="D9D4C5" w:sz="4"/>
               <w:left w:val="single" w:color="D9D4C5" w:sz="4"/>
@@ -4688,7 +4825,7 @@
         </w:trPr>
         <w:tc>
           <w:tcPr>
-            <w:tcW w:type="dxa" w:w="871"/>
+            <w:tcW w:type="dxa" w:w="865"/>
             <w:tcBorders>
               <w:top w:val="single" w:color="D9D4C5" w:sz="4"/>
               <w:left w:val="single" w:color="D9D4C5" w:sz="4"/>
@@ -4721,7 +4858,7 @@
         </w:tc>
         <w:tc>
           <w:tcPr>
-            <w:tcW w:type="dxa" w:w="1848"/>
+            <w:tcW w:type="dxa" w:w="1837"/>
             <w:tcBorders>
               <w:top w:val="single" w:color="D9D4C5" w:sz="4"/>
               <w:left w:val="single" w:color="D9D4C5" w:sz="4"/>
@@ -4754,7 +4891,7 @@
         </w:tc>
         <w:tc>
           <w:tcPr>
-            <w:tcW w:type="dxa" w:w="2298"/>
+            <w:tcW w:type="dxa" w:w="2287"/>
             <w:tcBorders>
               <w:top w:val="single" w:color="D9D4C5" w:sz="4"/>
               <w:left w:val="single" w:color="D9D4C5" w:sz="4"/>
@@ -4798,7 +4935,7 @@
         </w:tc>
         <w:tc>
           <w:tcPr>
-            <w:tcW w:type="dxa" w:w="2215"/>
+            <w:tcW w:type="dxa" w:w="2199"/>
             <w:tcBorders>
               <w:top w:val="single" w:color="D9D4C5" w:sz="4"/>
               <w:left w:val="single" w:color="D9D4C5" w:sz="4"/>
@@ -4831,7 +4968,7 @@
         </w:tc>
         <w:tc>
           <w:tcPr>
-            <w:tcW w:type="dxa" w:w="2406"/>
+            <w:tcW w:type="dxa" w:w="2450"/>
             <w:tcBorders>
               <w:top w:val="single" w:color="D9D4C5" w:sz="4"/>
               <w:left w:val="single" w:color="D9D4C5" w:sz="4"/>
@@ -4887,7 +5024,7 @@
         </w:trPr>
         <w:tc>
           <w:tcPr>
-            <w:tcW w:type="dxa" w:w="871"/>
+            <w:tcW w:type="dxa" w:w="865"/>
             <w:tcBorders>
               <w:top w:val="single" w:color="D9D4C5" w:sz="4"/>
               <w:left w:val="single" w:color="D9D4C5" w:sz="4"/>
@@ -4919,7 +5056,7 @@
         </w:tc>
         <w:tc>
           <w:tcPr>
-            <w:tcW w:type="dxa" w:w="1848"/>
+            <w:tcW w:type="dxa" w:w="1837"/>
             <w:tcBorders>
               <w:top w:val="single" w:color="D9D4C5" w:sz="4"/>
               <w:left w:val="single" w:color="D9D4C5" w:sz="4"/>
@@ -4951,7 +5088,7 @@
         </w:tc>
         <w:tc>
           <w:tcPr>
-            <w:tcW w:type="dxa" w:w="2298"/>
+            <w:tcW w:type="dxa" w:w="2287"/>
             <w:tcBorders>
               <w:top w:val="single" w:color="D9D4C5" w:sz="4"/>
               <w:left w:val="single" w:color="D9D4C5" w:sz="4"/>
@@ -5012,7 +5149,7 @@
         </w:tc>
         <w:tc>
           <w:tcPr>
-            <w:tcW w:type="dxa" w:w="2215"/>
+            <w:tcW w:type="dxa" w:w="2199"/>
             <w:tcBorders>
               <w:top w:val="single" w:color="D9D4C5" w:sz="4"/>
               <w:left w:val="single" w:color="D9D4C5" w:sz="4"/>
@@ -5044,7 +5181,7 @@
         </w:tc>
         <w:tc>
           <w:tcPr>
-            <w:tcW w:type="dxa" w:w="2406"/>
+            <w:tcW w:type="dxa" w:w="2450"/>
             <w:tcBorders>
               <w:top w:val="single" w:color="D9D4C5" w:sz="4"/>
               <w:left w:val="single" w:color="D9D4C5" w:sz="4"/>
@@ -5099,7 +5236,7 @@
         </w:trPr>
         <w:tc>
           <w:tcPr>
-            <w:tcW w:type="dxa" w:w="871"/>
+            <w:tcW w:type="dxa" w:w="865"/>
             <w:tcBorders>
               <w:top w:val="single" w:color="D9D4C5" w:sz="4"/>
               <w:left w:val="single" w:color="D9D4C5" w:sz="4"/>
@@ -5132,7 +5269,7 @@
         </w:tc>
         <w:tc>
           <w:tcPr>
-            <w:tcW w:type="dxa" w:w="1848"/>
+            <w:tcW w:type="dxa" w:w="1837"/>
             <w:tcBorders>
               <w:top w:val="single" w:color="D9D4C5" w:sz="4"/>
               <w:left w:val="single" w:color="D9D4C5" w:sz="4"/>
@@ -5165,7 +5302,7 @@
         </w:tc>
         <w:tc>
           <w:tcPr>
-            <w:tcW w:type="dxa" w:w="2298"/>
+            <w:tcW w:type="dxa" w:w="2287"/>
             <w:tcBorders>
               <w:top w:val="single" w:color="D9D4C5" w:sz="4"/>
               <w:left w:val="single" w:color="D9D4C5" w:sz="4"/>
@@ -5209,7 +5346,7 @@
         </w:tc>
         <w:tc>
           <w:tcPr>
-            <w:tcW w:type="dxa" w:w="2215"/>
+            <w:tcW w:type="dxa" w:w="2199"/>
             <w:tcBorders>
               <w:top w:val="single" w:color="D9D4C5" w:sz="4"/>
               <w:left w:val="single" w:color="D9D4C5" w:sz="4"/>
@@ -5242,7 +5379,7 @@
         </w:tc>
         <w:tc>
           <w:tcPr>
-            <w:tcW w:type="dxa" w:w="2406"/>
+            <w:tcW w:type="dxa" w:w="2450"/>
             <w:tcBorders>
               <w:top w:val="single" w:color="D9D4C5" w:sz="4"/>
               <w:left w:val="single" w:color="D9D4C5" w:sz="4"/>
@@ -5298,7 +5435,7 @@
         </w:trPr>
         <w:tc>
           <w:tcPr>
-            <w:tcW w:type="dxa" w:w="871"/>
+            <w:tcW w:type="dxa" w:w="865"/>
             <w:tcBorders>
               <w:top w:val="single" w:color="D9D4C5" w:sz="4"/>
               <w:left w:val="single" w:color="D9D4C5" w:sz="4"/>
@@ -5330,7 +5467,7 @@
         </w:tc>
         <w:tc>
           <w:tcPr>
-            <w:tcW w:type="dxa" w:w="1848"/>
+            <w:tcW w:type="dxa" w:w="1837"/>
             <w:tcBorders>
               <w:top w:val="single" w:color="D9D4C5" w:sz="4"/>
               <w:left w:val="single" w:color="D9D4C5" w:sz="4"/>
@@ -5362,7 +5499,7 @@
         </w:tc>
         <w:tc>
           <w:tcPr>
-            <w:tcW w:type="dxa" w:w="2298"/>
+            <w:tcW w:type="dxa" w:w="2287"/>
             <w:tcBorders>
               <w:top w:val="single" w:color="D9D4C5" w:sz="4"/>
               <w:left w:val="single" w:color="D9D4C5" w:sz="4"/>
@@ -5405,7 +5542,7 @@
         </w:tc>
         <w:tc>
           <w:tcPr>
-            <w:tcW w:type="dxa" w:w="2215"/>
+            <w:tcW w:type="dxa" w:w="2199"/>
             <w:tcBorders>
               <w:top w:val="single" w:color="D9D4C5" w:sz="4"/>
               <w:left w:val="single" w:color="D9D4C5" w:sz="4"/>
@@ -5437,7 +5574,7 @@
         </w:tc>
         <w:tc>
           <w:tcPr>
-            <w:tcW w:type="dxa" w:w="2406"/>
+            <w:tcW w:type="dxa" w:w="2450"/>
             <w:tcBorders>
               <w:top w:val="single" w:color="D9D4C5" w:sz="4"/>
               <w:left w:val="single" w:color="D9D4C5" w:sz="4"/>
@@ -5510,7 +5647,7 @@
         </w:trPr>
         <w:tc>
           <w:tcPr>
-            <w:tcW w:type="dxa" w:w="871"/>
+            <w:tcW w:type="dxa" w:w="865"/>
             <w:tcBorders>
               <w:top w:val="single" w:color="D9D4C5" w:sz="4"/>
               <w:left w:val="single" w:color="D9D4C5" w:sz="4"/>
@@ -5543,7 +5680,7 @@
         </w:tc>
         <w:tc>
           <w:tcPr>
-            <w:tcW w:type="dxa" w:w="1848"/>
+            <w:tcW w:type="dxa" w:w="1837"/>
             <w:tcBorders>
               <w:top w:val="single" w:color="D9D4C5" w:sz="4"/>
               <w:left w:val="single" w:color="D9D4C5" w:sz="4"/>
@@ -5576,7 +5713,7 @@
         </w:tc>
         <w:tc>
           <w:tcPr>
-            <w:tcW w:type="dxa" w:w="2298"/>
+            <w:tcW w:type="dxa" w:w="2287"/>
             <w:tcBorders>
               <w:top w:val="single" w:color="D9D4C5" w:sz="4"/>
               <w:left w:val="single" w:color="D9D4C5" w:sz="4"/>
@@ -5620,7 +5757,7 @@
         </w:tc>
         <w:tc>
           <w:tcPr>
-            <w:tcW w:type="dxa" w:w="2215"/>
+            <w:tcW w:type="dxa" w:w="2199"/>
             <w:tcBorders>
               <w:top w:val="single" w:color="D9D4C5" w:sz="4"/>
               <w:left w:val="single" w:color="D9D4C5" w:sz="4"/>
@@ -5653,7 +5790,7 @@
         </w:tc>
         <w:tc>
           <w:tcPr>
-            <w:tcW w:type="dxa" w:w="2406"/>
+            <w:tcW w:type="dxa" w:w="2450"/>
             <w:tcBorders>
               <w:top w:val="single" w:color="D9D4C5" w:sz="4"/>
               <w:left w:val="single" w:color="D9D4C5" w:sz="4"/>
@@ -5709,7 +5846,7 @@
         </w:trPr>
         <w:tc>
           <w:tcPr>
-            <w:tcW w:type="dxa" w:w="871"/>
+            <w:tcW w:type="dxa" w:w="865"/>
             <w:tcBorders>
               <w:top w:val="single" w:color="D9D4C5" w:sz="4"/>
               <w:left w:val="single" w:color="D9D4C5" w:sz="4"/>
@@ -5741,7 +5878,7 @@
         </w:tc>
         <w:tc>
           <w:tcPr>
-            <w:tcW w:type="dxa" w:w="1848"/>
+            <w:tcW w:type="dxa" w:w="1837"/>
             <w:tcBorders>
               <w:top w:val="single" w:color="D9D4C5" w:sz="4"/>
               <w:left w:val="single" w:color="D9D4C5" w:sz="4"/>
@@ -5773,7 +5910,7 @@
         </w:tc>
         <w:tc>
           <w:tcPr>
-            <w:tcW w:type="dxa" w:w="2298"/>
+            <w:tcW w:type="dxa" w:w="2287"/>
             <w:tcBorders>
               <w:top w:val="single" w:color="D9D4C5" w:sz="4"/>
               <w:left w:val="single" w:color="D9D4C5" w:sz="4"/>
@@ -5816,7 +5953,7 @@
         </w:tc>
         <w:tc>
           <w:tcPr>
-            <w:tcW w:type="dxa" w:w="2215"/>
+            <w:tcW w:type="dxa" w:w="2199"/>
             <w:tcBorders>
               <w:top w:val="single" w:color="D9D4C5" w:sz="4"/>
               <w:left w:val="single" w:color="D9D4C5" w:sz="4"/>
@@ -5848,7 +5985,7 @@
         </w:tc>
         <w:tc>
           <w:tcPr>
-            <w:tcW w:type="dxa" w:w="2406"/>
+            <w:tcW w:type="dxa" w:w="2450"/>
             <w:tcBorders>
               <w:top w:val="single" w:color="D9D4C5" w:sz="4"/>
               <w:left w:val="single" w:color="D9D4C5" w:sz="4"/>
@@ -5903,7 +6040,7 @@
         </w:trPr>
         <w:tc>
           <w:tcPr>
-            <w:tcW w:type="dxa" w:w="871"/>
+            <w:tcW w:type="dxa" w:w="865"/>
             <w:tcBorders>
               <w:top w:val="single" w:color="D9D4C5" w:sz="4"/>
               <w:left w:val="single" w:color="D9D4C5" w:sz="4"/>
@@ -5936,7 +6073,7 @@
         </w:tc>
         <w:tc>
           <w:tcPr>
-            <w:tcW w:type="dxa" w:w="1848"/>
+            <w:tcW w:type="dxa" w:w="1837"/>
             <w:tcBorders>
               <w:top w:val="single" w:color="D9D4C5" w:sz="4"/>
               <w:left w:val="single" w:color="D9D4C5" w:sz="4"/>
@@ -5969,7 +6106,7 @@
         </w:tc>
         <w:tc>
           <w:tcPr>
-            <w:tcW w:type="dxa" w:w="2298"/>
+            <w:tcW w:type="dxa" w:w="2287"/>
             <w:tcBorders>
               <w:top w:val="single" w:color="D9D4C5" w:sz="4"/>
               <w:left w:val="single" w:color="D9D4C5" w:sz="4"/>
@@ -6013,7 +6150,7 @@
         </w:tc>
         <w:tc>
           <w:tcPr>
-            <w:tcW w:type="dxa" w:w="2215"/>
+            <w:tcW w:type="dxa" w:w="2199"/>
             <w:tcBorders>
               <w:top w:val="single" w:color="D9D4C5" w:sz="4"/>
               <w:left w:val="single" w:color="D9D4C5" w:sz="4"/>
@@ -6046,7 +6183,7 @@
         </w:tc>
         <w:tc>
           <w:tcPr>
-            <w:tcW w:type="dxa" w:w="2406"/>
+            <w:tcW w:type="dxa" w:w="2450"/>
             <w:tcBorders>
               <w:top w:val="single" w:color="D9D4C5" w:sz="4"/>
               <w:left w:val="single" w:color="D9D4C5" w:sz="4"/>
@@ -6102,7 +6239,7 @@
         </w:trPr>
         <w:tc>
           <w:tcPr>
-            <w:tcW w:type="dxa" w:w="871"/>
+            <w:tcW w:type="dxa" w:w="865"/>
             <w:tcBorders>
               <w:top w:val="single" w:color="D9D4C5" w:sz="4"/>
               <w:left w:val="single" w:color="D9D4C5" w:sz="4"/>
@@ -6134,7 +6271,7 @@
         </w:tc>
         <w:tc>
           <w:tcPr>
-            <w:tcW w:type="dxa" w:w="1848"/>
+            <w:tcW w:type="dxa" w:w="1837"/>
             <w:tcBorders>
               <w:top w:val="single" w:color="D9D4C5" w:sz="4"/>
               <w:left w:val="single" w:color="D9D4C5" w:sz="4"/>
@@ -6166,7 +6303,7 @@
         </w:tc>
         <w:tc>
           <w:tcPr>
-            <w:tcW w:type="dxa" w:w="2298"/>
+            <w:tcW w:type="dxa" w:w="2287"/>
             <w:tcBorders>
               <w:top w:val="single" w:color="D9D4C5" w:sz="4"/>
               <w:left w:val="single" w:color="D9D4C5" w:sz="4"/>
@@ -6209,7 +6346,7 @@
         </w:tc>
         <w:tc>
           <w:tcPr>
-            <w:tcW w:type="dxa" w:w="2215"/>
+            <w:tcW w:type="dxa" w:w="2199"/>
             <w:tcBorders>
               <w:top w:val="single" w:color="D9D4C5" w:sz="4"/>
               <w:left w:val="single" w:color="D9D4C5" w:sz="4"/>
@@ -6241,7 +6378,7 @@
         </w:tc>
         <w:tc>
           <w:tcPr>
-            <w:tcW w:type="dxa" w:w="2406"/>
+            <w:tcW w:type="dxa" w:w="2450"/>
             <w:tcBorders>
               <w:top w:val="single" w:color="D9D4C5" w:sz="4"/>
               <w:left w:val="single" w:color="D9D4C5" w:sz="4"/>
@@ -6296,7 +6433,7 @@
         </w:trPr>
         <w:tc>
           <w:tcPr>
-            <w:tcW w:type="dxa" w:w="871"/>
+            <w:tcW w:type="dxa" w:w="865"/>
             <w:tcBorders>
               <w:top w:val="single" w:color="D9D4C5" w:sz="4"/>
               <w:left w:val="single" w:color="D9D4C5" w:sz="4"/>
@@ -6329,7 +6466,7 @@
         </w:tc>
         <w:tc>
           <w:tcPr>
-            <w:tcW w:type="dxa" w:w="1848"/>
+            <w:tcW w:type="dxa" w:w="1837"/>
             <w:tcBorders>
               <w:top w:val="single" w:color="D9D4C5" w:sz="4"/>
               <w:left w:val="single" w:color="D9D4C5" w:sz="4"/>
@@ -6362,7 +6499,7 @@
         </w:tc>
         <w:tc>
           <w:tcPr>
-            <w:tcW w:type="dxa" w:w="2298"/>
+            <w:tcW w:type="dxa" w:w="2287"/>
             <w:tcBorders>
               <w:top w:val="single" w:color="D9D4C5" w:sz="4"/>
               <w:left w:val="single" w:color="D9D4C5" w:sz="4"/>
@@ -6406,7 +6543,7 @@
         </w:tc>
         <w:tc>
           <w:tcPr>
-            <w:tcW w:type="dxa" w:w="2215"/>
+            <w:tcW w:type="dxa" w:w="2199"/>
             <w:tcBorders>
               <w:top w:val="single" w:color="D9D4C5" w:sz="4"/>
               <w:left w:val="single" w:color="D9D4C5" w:sz="4"/>
@@ -6439,7 +6576,7 @@
         </w:tc>
         <w:tc>
           <w:tcPr>
-            <w:tcW w:type="dxa" w:w="2406"/>
+            <w:tcW w:type="dxa" w:w="2450"/>
             <w:tcBorders>
               <w:top w:val="single" w:color="D9D4C5" w:sz="4"/>
               <w:left w:val="single" w:color="D9D4C5" w:sz="4"/>
@@ -6495,7 +6632,7 @@
         </w:trPr>
         <w:tc>
           <w:tcPr>
-            <w:tcW w:type="dxa" w:w="871"/>
+            <w:tcW w:type="dxa" w:w="865"/>
             <w:tcBorders>
               <w:top w:val="single" w:color="D9D4C5" w:sz="4"/>
               <w:left w:val="single" w:color="D9D4C5" w:sz="4"/>
@@ -6527,7 +6664,7 @@
         </w:tc>
         <w:tc>
           <w:tcPr>
-            <w:tcW w:type="dxa" w:w="1848"/>
+            <w:tcW w:type="dxa" w:w="1837"/>
             <w:tcBorders>
               <w:top w:val="single" w:color="D9D4C5" w:sz="4"/>
               <w:left w:val="single" w:color="D9D4C5" w:sz="4"/>
@@ -6559,7 +6696,7 @@
         </w:tc>
         <w:tc>
           <w:tcPr>
-            <w:tcW w:type="dxa" w:w="2298"/>
+            <w:tcW w:type="dxa" w:w="2287"/>
             <w:tcBorders>
               <w:top w:val="single" w:color="D9D4C5" w:sz="4"/>
               <w:left w:val="single" w:color="D9D4C5" w:sz="4"/>
@@ -6602,7 +6739,7 @@
         </w:tc>
         <w:tc>
           <w:tcPr>
-            <w:tcW w:type="dxa" w:w="2215"/>
+            <w:tcW w:type="dxa" w:w="2199"/>
             <w:tcBorders>
               <w:top w:val="single" w:color="D9D4C5" w:sz="4"/>
               <w:left w:val="single" w:color="D9D4C5" w:sz="4"/>
@@ -6634,7 +6771,7 @@
         </w:tc>
         <w:tc>
           <w:tcPr>
-            <w:tcW w:type="dxa" w:w="2406"/>
+            <w:tcW w:type="dxa" w:w="2450"/>
             <w:tcBorders>
               <w:top w:val="single" w:color="D9D4C5" w:sz="4"/>
               <w:left w:val="single" w:color="D9D4C5" w:sz="4"/>
@@ -6689,7 +6826,7 @@
         </w:trPr>
         <w:tc>
           <w:tcPr>
-            <w:tcW w:type="dxa" w:w="871"/>
+            <w:tcW w:type="dxa" w:w="865"/>
             <w:tcBorders>
               <w:top w:val="single" w:color="D9D4C5" w:sz="4"/>
               <w:left w:val="single" w:color="D9D4C5" w:sz="4"/>
@@ -6722,7 +6859,7 @@
         </w:tc>
         <w:tc>
           <w:tcPr>
-            <w:tcW w:type="dxa" w:w="1848"/>
+            <w:tcW w:type="dxa" w:w="1837"/>
             <w:tcBorders>
               <w:top w:val="single" w:color="D9D4C5" w:sz="4"/>
               <w:left w:val="single" w:color="D9D4C5" w:sz="4"/>
@@ -6755,7 +6892,7 @@
         </w:tc>
         <w:tc>
           <w:tcPr>
-            <w:tcW w:type="dxa" w:w="2298"/>
+            <w:tcW w:type="dxa" w:w="2287"/>
             <w:tcBorders>
               <w:top w:val="single" w:color="D9D4C5" w:sz="4"/>
               <w:left w:val="single" w:color="D9D4C5" w:sz="4"/>
@@ -6799,7 +6936,7 @@
         </w:tc>
         <w:tc>
           <w:tcPr>
-            <w:tcW w:type="dxa" w:w="2215"/>
+            <w:tcW w:type="dxa" w:w="2199"/>
             <w:tcBorders>
               <w:top w:val="single" w:color="D9D4C5" w:sz="4"/>
               <w:left w:val="single" w:color="D9D4C5" w:sz="4"/>
@@ -6832,7 +6969,7 @@
         </w:tc>
         <w:tc>
           <w:tcPr>
-            <w:tcW w:type="dxa" w:w="2406"/>
+            <w:tcW w:type="dxa" w:w="2450"/>
             <w:tcBorders>
               <w:top w:val="single" w:color="D9D4C5" w:sz="4"/>
               <w:left w:val="single" w:color="D9D4C5" w:sz="4"/>
@@ -6888,7 +7025,7 @@
         </w:trPr>
         <w:tc>
           <w:tcPr>
-            <w:tcW w:type="dxa" w:w="871"/>
+            <w:tcW w:type="dxa" w:w="865"/>
             <w:tcBorders>
               <w:top w:val="single" w:color="D9D4C5" w:sz="4"/>
               <w:left w:val="single" w:color="D9D4C5" w:sz="4"/>
@@ -6920,7 +7057,7 @@
         </w:tc>
         <w:tc>
           <w:tcPr>
-            <w:tcW w:type="dxa" w:w="1848"/>
+            <w:tcW w:type="dxa" w:w="1837"/>
             <w:tcBorders>
               <w:top w:val="single" w:color="D9D4C5" w:sz="4"/>
               <w:left w:val="single" w:color="D9D4C5" w:sz="4"/>
@@ -6952,7 +7089,7 @@
         </w:tc>
         <w:tc>
           <w:tcPr>
-            <w:tcW w:type="dxa" w:w="2298"/>
+            <w:tcW w:type="dxa" w:w="2287"/>
             <w:tcBorders>
               <w:top w:val="single" w:color="D9D4C5" w:sz="4"/>
               <w:left w:val="single" w:color="D9D4C5" w:sz="4"/>
@@ -6995,7 +7132,7 @@
         </w:tc>
         <w:tc>
           <w:tcPr>
-            <w:tcW w:type="dxa" w:w="2215"/>
+            <w:tcW w:type="dxa" w:w="2199"/>
             <w:tcBorders>
               <w:top w:val="single" w:color="D9D4C5" w:sz="4"/>
               <w:left w:val="single" w:color="D9D4C5" w:sz="4"/>
@@ -7027,7 +7164,7 @@
         </w:tc>
         <w:tc>
           <w:tcPr>
-            <w:tcW w:type="dxa" w:w="2406"/>
+            <w:tcW w:type="dxa" w:w="2450"/>
             <w:tcBorders>
               <w:top w:val="single" w:color="D9D4C5" w:sz="4"/>
               <w:left w:val="single" w:color="D9D4C5" w:sz="4"/>
@@ -7082,7 +7219,7 @@
         </w:trPr>
         <w:tc>
           <w:tcPr>
-            <w:tcW w:type="dxa" w:w="871"/>
+            <w:tcW w:type="dxa" w:w="865"/>
             <w:tcBorders>
               <w:top w:val="single" w:color="D9D4C5" w:sz="4"/>
               <w:left w:val="single" w:color="D9D4C5" w:sz="4"/>
@@ -7115,7 +7252,7 @@
         </w:tc>
         <w:tc>
           <w:tcPr>
-            <w:tcW w:type="dxa" w:w="1848"/>
+            <w:tcW w:type="dxa" w:w="1837"/>
             <w:tcBorders>
               <w:top w:val="single" w:color="D9D4C5" w:sz="4"/>
               <w:left w:val="single" w:color="D9D4C5" w:sz="4"/>
@@ -7148,7 +7285,7 @@
         </w:tc>
         <w:tc>
           <w:tcPr>
-            <w:tcW w:type="dxa" w:w="2298"/>
+            <w:tcW w:type="dxa" w:w="2287"/>
             <w:tcBorders>
               <w:top w:val="single" w:color="D9D4C5" w:sz="4"/>
               <w:left w:val="single" w:color="D9D4C5" w:sz="4"/>
@@ -7192,7 +7329,7 @@
         </w:tc>
         <w:tc>
           <w:tcPr>
-            <w:tcW w:type="dxa" w:w="2215"/>
+            <w:tcW w:type="dxa" w:w="2199"/>
             <w:tcBorders>
               <w:top w:val="single" w:color="D9D4C5" w:sz="4"/>
               <w:left w:val="single" w:color="D9D4C5" w:sz="4"/>
@@ -7225,7 +7362,7 @@
         </w:tc>
         <w:tc>
           <w:tcPr>
-            <w:tcW w:type="dxa" w:w="2406"/>
+            <w:tcW w:type="dxa" w:w="2450"/>
             <w:tcBorders>
               <w:top w:val="single" w:color="D9D4C5" w:sz="4"/>
               <w:left w:val="single" w:color="D9D4C5" w:sz="4"/>
@@ -7281,7 +7418,7 @@
         </w:trPr>
         <w:tc>
           <w:tcPr>
-            <w:tcW w:type="dxa" w:w="871"/>
+            <w:tcW w:type="dxa" w:w="865"/>
             <w:tcBorders>
               <w:top w:val="single" w:color="D9D4C5" w:sz="4"/>
               <w:left w:val="single" w:color="D9D4C5" w:sz="4"/>
@@ -7313,7 +7450,7 @@
         </w:tc>
         <w:tc>
           <w:tcPr>
-            <w:tcW w:type="dxa" w:w="1848"/>
+            <w:tcW w:type="dxa" w:w="1837"/>
             <w:tcBorders>
               <w:top w:val="single" w:color="D9D4C5" w:sz="4"/>
               <w:left w:val="single" w:color="D9D4C5" w:sz="4"/>
@@ -7345,7 +7482,7 @@
         </w:tc>
         <w:tc>
           <w:tcPr>
-            <w:tcW w:type="dxa" w:w="2298"/>
+            <w:tcW w:type="dxa" w:w="2287"/>
             <w:tcBorders>
               <w:top w:val="single" w:color="D9D4C5" w:sz="4"/>
               <w:left w:val="single" w:color="D9D4C5" w:sz="4"/>
@@ -7388,7 +7525,7 @@
         </w:tc>
         <w:tc>
           <w:tcPr>
-            <w:tcW w:type="dxa" w:w="2215"/>
+            <w:tcW w:type="dxa" w:w="2199"/>
             <w:tcBorders>
               <w:top w:val="single" w:color="D9D4C5" w:sz="4"/>
               <w:left w:val="single" w:color="D9D4C5" w:sz="4"/>
@@ -7420,7 +7557,7 @@
         </w:tc>
         <w:tc>
           <w:tcPr>
-            <w:tcW w:type="dxa" w:w="2406"/>
+            <w:tcW w:type="dxa" w:w="2450"/>
             <w:tcBorders>
               <w:top w:val="single" w:color="D9D4C5" w:sz="4"/>
               <w:left w:val="single" w:color="D9D4C5" w:sz="4"/>
@@ -7475,7 +7612,7 @@
         </w:trPr>
         <w:tc>
           <w:tcPr>
-            <w:tcW w:type="dxa" w:w="871"/>
+            <w:tcW w:type="dxa" w:w="865"/>
             <w:tcBorders>
               <w:top w:val="single" w:color="D9D4C5" w:sz="4"/>
               <w:left w:val="single" w:color="D9D4C5" w:sz="4"/>
@@ -7508,7 +7645,7 @@
         </w:tc>
         <w:tc>
           <w:tcPr>
-            <w:tcW w:type="dxa" w:w="1848"/>
+            <w:tcW w:type="dxa" w:w="1837"/>
             <w:tcBorders>
               <w:top w:val="single" w:color="D9D4C5" w:sz="4"/>
               <w:left w:val="single" w:color="D9D4C5" w:sz="4"/>
@@ -7541,7 +7678,7 @@
         </w:tc>
         <w:tc>
           <w:tcPr>
-            <w:tcW w:type="dxa" w:w="2298"/>
+            <w:tcW w:type="dxa" w:w="2287"/>
             <w:tcBorders>
               <w:top w:val="single" w:color="D9D4C5" w:sz="4"/>
               <w:left w:val="single" w:color="D9D4C5" w:sz="4"/>
@@ -7585,7 +7722,7 @@
         </w:tc>
         <w:tc>
           <w:tcPr>
-            <w:tcW w:type="dxa" w:w="2215"/>
+            <w:tcW w:type="dxa" w:w="2199"/>
             <w:tcBorders>
               <w:top w:val="single" w:color="D9D4C5" w:sz="4"/>
               <w:left w:val="single" w:color="D9D4C5" w:sz="4"/>
@@ -7618,7 +7755,7 @@
         </w:tc>
         <w:tc>
           <w:tcPr>
-            <w:tcW w:type="dxa" w:w="2406"/>
+            <w:tcW w:type="dxa" w:w="2450"/>
             <w:tcBorders>
               <w:top w:val="single" w:color="D9D4C5" w:sz="4"/>
               <w:left w:val="single" w:color="D9D4C5" w:sz="4"/>
@@ -7656,7 +7793,7 @@
         </w:trPr>
         <w:tc>
           <w:tcPr>
-            <w:tcW w:type="dxa" w:w="871"/>
+            <w:tcW w:type="dxa" w:w="865"/>
             <w:tcBorders>
               <w:top w:val="single" w:color="D9D4C5" w:sz="4"/>
               <w:left w:val="single" w:color="D9D4C5" w:sz="4"/>
@@ -7688,7 +7825,7 @@
         </w:tc>
         <w:tc>
           <w:tcPr>
-            <w:tcW w:type="dxa" w:w="1848"/>
+            <w:tcW w:type="dxa" w:w="1837"/>
             <w:tcBorders>
               <w:top w:val="single" w:color="D9D4C5" w:sz="4"/>
               <w:left w:val="single" w:color="D9D4C5" w:sz="4"/>
@@ -7720,7 +7857,7 @@
         </w:tc>
         <w:tc>
           <w:tcPr>
-            <w:tcW w:type="dxa" w:w="2298"/>
+            <w:tcW w:type="dxa" w:w="2287"/>
             <w:tcBorders>
               <w:top w:val="single" w:color="D9D4C5" w:sz="4"/>
               <w:left w:val="single" w:color="D9D4C5" w:sz="4"/>
@@ -7763,7 +7900,7 @@
         </w:tc>
         <w:tc>
           <w:tcPr>
-            <w:tcW w:type="dxa" w:w="2215"/>
+            <w:tcW w:type="dxa" w:w="2199"/>
             <w:tcBorders>
               <w:top w:val="single" w:color="D9D4C5" w:sz="4"/>
               <w:left w:val="single" w:color="D9D4C5" w:sz="4"/>
@@ -7795,7 +7932,7 @@
         </w:tc>
         <w:tc>
           <w:tcPr>
-            <w:tcW w:type="dxa" w:w="2406"/>
+            <w:tcW w:type="dxa" w:w="2450"/>
             <w:tcBorders>
               <w:top w:val="single" w:color="D9D4C5" w:sz="4"/>
               <w:left w:val="single" w:color="D9D4C5" w:sz="4"/>
@@ -7850,7 +7987,7 @@
         </w:trPr>
         <w:tc>
           <w:tcPr>
-            <w:tcW w:type="dxa" w:w="871"/>
+            <w:tcW w:type="dxa" w:w="865"/>
             <w:tcBorders>
               <w:top w:val="single" w:color="D9D4C5" w:sz="4"/>
               <w:left w:val="single" w:color="D9D4C5" w:sz="4"/>
@@ -7883,7 +8020,7 @@
         </w:tc>
         <w:tc>
           <w:tcPr>
-            <w:tcW w:type="dxa" w:w="1848"/>
+            <w:tcW w:type="dxa" w:w="1837"/>
             <w:tcBorders>
               <w:top w:val="single" w:color="D9D4C5" w:sz="4"/>
               <w:left w:val="single" w:color="D9D4C5" w:sz="4"/>
@@ -7916,7 +8053,7 @@
         </w:tc>
         <w:tc>
           <w:tcPr>
-            <w:tcW w:type="dxa" w:w="2298"/>
+            <w:tcW w:type="dxa" w:w="2287"/>
             <w:tcBorders>
               <w:top w:val="single" w:color="D9D4C5" w:sz="4"/>
               <w:left w:val="single" w:color="D9D4C5" w:sz="4"/>
@@ -7960,7 +8097,7 @@
         </w:tc>
         <w:tc>
           <w:tcPr>
-            <w:tcW w:type="dxa" w:w="2215"/>
+            <w:tcW w:type="dxa" w:w="2199"/>
             <w:tcBorders>
               <w:top w:val="single" w:color="D9D4C5" w:sz="4"/>
               <w:left w:val="single" w:color="D9D4C5" w:sz="4"/>
@@ -7993,7 +8130,7 @@
         </w:tc>
         <w:tc>
           <w:tcPr>
-            <w:tcW w:type="dxa" w:w="2406"/>
+            <w:tcW w:type="dxa" w:w="2450"/>
             <w:tcBorders>
               <w:top w:val="single" w:color="D9D4C5" w:sz="4"/>
               <w:left w:val="single" w:color="D9D4C5" w:sz="4"/>
@@ -8049,7 +8186,7 @@
         </w:trPr>
         <w:tc>
           <w:tcPr>
-            <w:tcW w:type="dxa" w:w="871"/>
+            <w:tcW w:type="dxa" w:w="865"/>
             <w:tcBorders>
               <w:top w:val="single" w:color="D9D4C5" w:sz="4"/>
               <w:left w:val="single" w:color="D9D4C5" w:sz="4"/>
@@ -8081,7 +8218,7 @@
         </w:tc>
         <w:tc>
           <w:tcPr>
-            <w:tcW w:type="dxa" w:w="1848"/>
+            <w:tcW w:type="dxa" w:w="1837"/>
             <w:tcBorders>
               <w:top w:val="single" w:color="D9D4C5" w:sz="4"/>
               <w:left w:val="single" w:color="D9D4C5" w:sz="4"/>
@@ -8113,7 +8250,7 @@
         </w:tc>
         <w:tc>
           <w:tcPr>
-            <w:tcW w:type="dxa" w:w="2298"/>
+            <w:tcW w:type="dxa" w:w="2287"/>
             <w:tcBorders>
               <w:top w:val="single" w:color="D9D4C5" w:sz="4"/>
               <w:left w:val="single" w:color="D9D4C5" w:sz="4"/>
@@ -8156,7 +8293,7 @@
         </w:tc>
         <w:tc>
           <w:tcPr>
-            <w:tcW w:type="dxa" w:w="2215"/>
+            <w:tcW w:type="dxa" w:w="2199"/>
             <w:tcBorders>
               <w:top w:val="single" w:color="D9D4C5" w:sz="4"/>
               <w:left w:val="single" w:color="D9D4C5" w:sz="4"/>
@@ -8188,7 +8325,7 @@
         </w:tc>
         <w:tc>
           <w:tcPr>
-            <w:tcW w:type="dxa" w:w="2406"/>
+            <w:tcW w:type="dxa" w:w="2450"/>
             <w:tcBorders>
               <w:top w:val="single" w:color="D9D4C5" w:sz="4"/>
               <w:left w:val="single" w:color="D9D4C5" w:sz="4"/>
@@ -8243,7 +8380,7 @@
         </w:trPr>
         <w:tc>
           <w:tcPr>
-            <w:tcW w:type="dxa" w:w="871"/>
+            <w:tcW w:type="dxa" w:w="865"/>
             <w:tcBorders>
               <w:top w:val="single" w:color="D9D4C5" w:sz="4"/>
               <w:left w:val="single" w:color="D9D4C5" w:sz="4"/>
@@ -8276,7 +8413,7 @@
         </w:tc>
         <w:tc>
           <w:tcPr>
-            <w:tcW w:type="dxa" w:w="1848"/>
+            <w:tcW w:type="dxa" w:w="1837"/>
             <w:tcBorders>
               <w:top w:val="single" w:color="D9D4C5" w:sz="4"/>
               <w:left w:val="single" w:color="D9D4C5" w:sz="4"/>
@@ -8309,7 +8446,7 @@
         </w:tc>
         <w:tc>
           <w:tcPr>
-            <w:tcW w:type="dxa" w:w="2298"/>
+            <w:tcW w:type="dxa" w:w="2287"/>
             <w:tcBorders>
               <w:top w:val="single" w:color="D9D4C5" w:sz="4"/>
               <w:left w:val="single" w:color="D9D4C5" w:sz="4"/>
@@ -8353,7 +8490,7 @@
         </w:tc>
         <w:tc>
           <w:tcPr>
-            <w:tcW w:type="dxa" w:w="2215"/>
+            <w:tcW w:type="dxa" w:w="2199"/>
             <w:tcBorders>
               <w:top w:val="single" w:color="D9D4C5" w:sz="4"/>
               <w:left w:val="single" w:color="D9D4C5" w:sz="4"/>
@@ -8386,7 +8523,7 @@
         </w:tc>
         <w:tc>
           <w:tcPr>
-            <w:tcW w:type="dxa" w:w="2406"/>
+            <w:tcW w:type="dxa" w:w="2450"/>
             <w:tcBorders>
               <w:top w:val="single" w:color="D9D4C5" w:sz="4"/>
               <w:left w:val="single" w:color="D9D4C5" w:sz="4"/>
@@ -8442,7 +8579,7 @@
         </w:trPr>
         <w:tc>
           <w:tcPr>
-            <w:tcW w:type="dxa" w:w="871"/>
+            <w:tcW w:type="dxa" w:w="865"/>
             <w:tcBorders>
               <w:top w:val="single" w:color="D9D4C5" w:sz="4"/>
               <w:left w:val="single" w:color="D9D4C5" w:sz="4"/>
@@ -8474,7 +8611,7 @@
         </w:tc>
         <w:tc>
           <w:tcPr>
-            <w:tcW w:type="dxa" w:w="1848"/>
+            <w:tcW w:type="dxa" w:w="1837"/>
             <w:tcBorders>
               <w:top w:val="single" w:color="D9D4C5" w:sz="4"/>
               <w:left w:val="single" w:color="D9D4C5" w:sz="4"/>
@@ -8506,7 +8643,7 @@
         </w:tc>
         <w:tc>
           <w:tcPr>
-            <w:tcW w:type="dxa" w:w="2298"/>
+            <w:tcW w:type="dxa" w:w="2287"/>
             <w:tcBorders>
               <w:top w:val="single" w:color="D9D4C5" w:sz="4"/>
               <w:left w:val="single" w:color="D9D4C5" w:sz="4"/>
@@ -8549,7 +8686,7 @@
         </w:tc>
         <w:tc>
           <w:tcPr>
-            <w:tcW w:type="dxa" w:w="2215"/>
+            <w:tcW w:type="dxa" w:w="2199"/>
             <w:tcBorders>
               <w:top w:val="single" w:color="D9D4C5" w:sz="4"/>
               <w:left w:val="single" w:color="D9D4C5" w:sz="4"/>
@@ -8581,7 +8718,7 @@
         </w:tc>
         <w:tc>
           <w:tcPr>
-            <w:tcW w:type="dxa" w:w="2406"/>
+            <w:tcW w:type="dxa" w:w="2450"/>
             <w:tcBorders>
               <w:top w:val="single" w:color="D9D4C5" w:sz="4"/>
               <w:left w:val="single" w:color="D9D4C5" w:sz="4"/>
@@ -8636,7 +8773,7 @@
         </w:trPr>
         <w:tc>
           <w:tcPr>
-            <w:tcW w:type="dxa" w:w="871"/>
+            <w:tcW w:type="dxa" w:w="865"/>
             <w:tcBorders>
               <w:top w:val="single" w:color="D9D4C5" w:sz="4"/>
               <w:left w:val="single" w:color="D9D4C5" w:sz="4"/>
@@ -8669,7 +8806,7 @@
         </w:tc>
         <w:tc>
           <w:tcPr>
-            <w:tcW w:type="dxa" w:w="1848"/>
+            <w:tcW w:type="dxa" w:w="1837"/>
             <w:tcBorders>
               <w:top w:val="single" w:color="D9D4C5" w:sz="4"/>
               <w:left w:val="single" w:color="D9D4C5" w:sz="4"/>
@@ -8702,7 +8839,7 @@
         </w:tc>
         <w:tc>
           <w:tcPr>
-            <w:tcW w:type="dxa" w:w="2298"/>
+            <w:tcW w:type="dxa" w:w="2287"/>
             <w:tcBorders>
               <w:top w:val="single" w:color="D9D4C5" w:sz="4"/>
               <w:left w:val="single" w:color="D9D4C5" w:sz="4"/>
@@ -8746,7 +8883,7 @@
         </w:tc>
         <w:tc>
           <w:tcPr>
-            <w:tcW w:type="dxa" w:w="2215"/>
+            <w:tcW w:type="dxa" w:w="2199"/>
             <w:tcBorders>
               <w:top w:val="single" w:color="D9D4C5" w:sz="4"/>
               <w:left w:val="single" w:color="D9D4C5" w:sz="4"/>
@@ -8779,7 +8916,7 @@
         </w:tc>
         <w:tc>
           <w:tcPr>
-            <w:tcW w:type="dxa" w:w="2406"/>
+            <w:tcW w:type="dxa" w:w="2450"/>
             <w:tcBorders>
               <w:top w:val="single" w:color="D9D4C5" w:sz="4"/>
               <w:left w:val="single" w:color="D9D4C5" w:sz="4"/>
@@ -8835,7 +8972,7 @@
         </w:trPr>
         <w:tc>
           <w:tcPr>
-            <w:tcW w:type="dxa" w:w="871"/>
+            <w:tcW w:type="dxa" w:w="865"/>
             <w:tcBorders>
               <w:top w:val="single" w:color="D9D4C5" w:sz="4"/>
               <w:left w:val="single" w:color="D9D4C5" w:sz="4"/>
@@ -8867,7 +9004,7 @@
         </w:tc>
         <w:tc>
           <w:tcPr>
-            <w:tcW w:type="dxa" w:w="1848"/>
+            <w:tcW w:type="dxa" w:w="1837"/>
             <w:tcBorders>
               <w:top w:val="single" w:color="D9D4C5" w:sz="4"/>
               <w:left w:val="single" w:color="D9D4C5" w:sz="4"/>
@@ -8899,7 +9036,7 @@
         </w:tc>
         <w:tc>
           <w:tcPr>
-            <w:tcW w:type="dxa" w:w="2298"/>
+            <w:tcW w:type="dxa" w:w="2287"/>
             <w:tcBorders>
               <w:top w:val="single" w:color="D9D4C5" w:sz="4"/>
               <w:left w:val="single" w:color="D9D4C5" w:sz="4"/>
@@ -8942,7 +9079,7 @@
         </w:tc>
         <w:tc>
           <w:tcPr>
-            <w:tcW w:type="dxa" w:w="2215"/>
+            <w:tcW w:type="dxa" w:w="2199"/>
             <w:tcBorders>
               <w:top w:val="single" w:color="D9D4C5" w:sz="4"/>
               <w:left w:val="single" w:color="D9D4C5" w:sz="4"/>
@@ -8974,7 +9111,7 @@
         </w:tc>
         <w:tc>
           <w:tcPr>
-            <w:tcW w:type="dxa" w:w="2406"/>
+            <w:tcW w:type="dxa" w:w="2450"/>
             <w:tcBorders>
               <w:top w:val="single" w:color="D9D4C5" w:sz="4"/>
               <w:left w:val="single" w:color="D9D4C5" w:sz="4"/>
@@ -9029,7 +9166,7 @@
         </w:trPr>
         <w:tc>
           <w:tcPr>
-            <w:tcW w:type="dxa" w:w="871"/>
+            <w:tcW w:type="dxa" w:w="865"/>
             <w:tcBorders>
               <w:top w:val="single" w:color="D9D4C5" w:sz="4"/>
               <w:left w:val="single" w:color="D9D4C5" w:sz="4"/>
@@ -9062,7 +9199,7 @@
         </w:tc>
         <w:tc>
           <w:tcPr>
-            <w:tcW w:type="dxa" w:w="1848"/>
+            <w:tcW w:type="dxa" w:w="1837"/>
             <w:tcBorders>
               <w:top w:val="single" w:color="D9D4C5" w:sz="4"/>
               <w:left w:val="single" w:color="D9D4C5" w:sz="4"/>
@@ -9095,7 +9232,7 @@
         </w:tc>
         <w:tc>
           <w:tcPr>
-            <w:tcW w:type="dxa" w:w="2298"/>
+            <w:tcW w:type="dxa" w:w="2287"/>
             <w:tcBorders>
               <w:top w:val="single" w:color="D9D4C5" w:sz="4"/>
               <w:left w:val="single" w:color="D9D4C5" w:sz="4"/>
@@ -9175,7 +9312,7 @@
         </w:tc>
         <w:tc>
           <w:tcPr>
-            <w:tcW w:type="dxa" w:w="2215"/>
+            <w:tcW w:type="dxa" w:w="2199"/>
             <w:tcBorders>
               <w:top w:val="single" w:color="D9D4C5" w:sz="4"/>
               <w:left w:val="single" w:color="D9D4C5" w:sz="4"/>
@@ -9208,7 +9345,7 @@
         </w:tc>
         <w:tc>
           <w:tcPr>
-            <w:tcW w:type="dxa" w:w="2406"/>
+            <w:tcW w:type="dxa" w:w="2450"/>
             <w:tcBorders>
               <w:top w:val="single" w:color="D9D4C5" w:sz="4"/>
               <w:left w:val="single" w:color="D9D4C5" w:sz="4"/>
@@ -9264,7 +9401,7 @@
         </w:trPr>
         <w:tc>
           <w:tcPr>
-            <w:tcW w:type="dxa" w:w="871"/>
+            <w:tcW w:type="dxa" w:w="865"/>
             <w:tcBorders>
               <w:top w:val="single" w:color="D9D4C5" w:sz="4"/>
               <w:left w:val="single" w:color="D9D4C5" w:sz="4"/>
@@ -9296,7 +9433,7 @@
         </w:tc>
         <w:tc>
           <w:tcPr>
-            <w:tcW w:type="dxa" w:w="1848"/>
+            <w:tcW w:type="dxa" w:w="1837"/>
             <w:tcBorders>
               <w:top w:val="single" w:color="D9D4C5" w:sz="4"/>
               <w:left w:val="single" w:color="D9D4C5" w:sz="4"/>
@@ -9328,7 +9465,7 @@
         </w:tc>
         <w:tc>
           <w:tcPr>
-            <w:tcW w:type="dxa" w:w="2298"/>
+            <w:tcW w:type="dxa" w:w="2287"/>
             <w:tcBorders>
               <w:top w:val="single" w:color="D9D4C5" w:sz="4"/>
               <w:left w:val="single" w:color="D9D4C5" w:sz="4"/>
@@ -9371,7 +9508,7 @@
         </w:tc>
         <w:tc>
           <w:tcPr>
-            <w:tcW w:type="dxa" w:w="2215"/>
+            <w:tcW w:type="dxa" w:w="2199"/>
             <w:tcBorders>
               <w:top w:val="single" w:color="D9D4C5" w:sz="4"/>
               <w:left w:val="single" w:color="D9D4C5" w:sz="4"/>
@@ -9403,7 +9540,7 @@
         </w:tc>
         <w:tc>
           <w:tcPr>
-            <w:tcW w:type="dxa" w:w="2406"/>
+            <w:tcW w:type="dxa" w:w="2450"/>
             <w:tcBorders>
               <w:top w:val="single" w:color="D9D4C5" w:sz="4"/>
               <w:left w:val="single" w:color="D9D4C5" w:sz="4"/>
@@ -9440,7 +9577,7 @@
         </w:trPr>
         <w:tc>
           <w:tcPr>
-            <w:tcW w:type="dxa" w:w="871"/>
+            <w:tcW w:type="dxa" w:w="865"/>
             <w:tcBorders>
               <w:top w:val="single" w:color="D9D4C5" w:sz="4"/>
               <w:left w:val="single" w:color="D9D4C5" w:sz="4"/>
@@ -9473,7 +9610,7 @@
         </w:tc>
         <w:tc>
           <w:tcPr>
-            <w:tcW w:type="dxa" w:w="1848"/>
+            <w:tcW w:type="dxa" w:w="1837"/>
             <w:tcBorders>
               <w:top w:val="single" w:color="D9D4C5" w:sz="4"/>
               <w:left w:val="single" w:color="D9D4C5" w:sz="4"/>
@@ -9506,7 +9643,7 @@
         </w:tc>
         <w:tc>
           <w:tcPr>
-            <w:tcW w:type="dxa" w:w="2298"/>
+            <w:tcW w:type="dxa" w:w="2287"/>
             <w:tcBorders>
               <w:top w:val="single" w:color="D9D4C5" w:sz="4"/>
               <w:left w:val="single" w:color="D9D4C5" w:sz="4"/>
@@ -9550,7 +9687,7 @@
         </w:tc>
         <w:tc>
           <w:tcPr>
-            <w:tcW w:type="dxa" w:w="2215"/>
+            <w:tcW w:type="dxa" w:w="2199"/>
             <w:tcBorders>
               <w:top w:val="single" w:color="D9D4C5" w:sz="4"/>
               <w:left w:val="single" w:color="D9D4C5" w:sz="4"/>
@@ -9583,7 +9720,7 @@
         </w:tc>
         <w:tc>
           <w:tcPr>
-            <w:tcW w:type="dxa" w:w="2406"/>
+            <w:tcW w:type="dxa" w:w="2450"/>
             <w:tcBorders>
               <w:top w:val="single" w:color="D9D4C5" w:sz="4"/>
               <w:left w:val="single" w:color="D9D4C5" w:sz="4"/>
@@ -9621,7 +9758,7 @@
         </w:trPr>
         <w:tc>
           <w:tcPr>
-            <w:tcW w:type="dxa" w:w="871"/>
+            <w:tcW w:type="dxa" w:w="865"/>
             <w:tcBorders>
               <w:top w:val="single" w:color="D9D4C5" w:sz="4"/>
               <w:left w:val="single" w:color="D9D4C5" w:sz="4"/>
@@ -9653,7 +9790,7 @@
         </w:tc>
         <w:tc>
           <w:tcPr>
-            <w:tcW w:type="dxa" w:w="1848"/>
+            <w:tcW w:type="dxa" w:w="1837"/>
             <w:tcBorders>
               <w:top w:val="single" w:color="D9D4C5" w:sz="4"/>
               <w:left w:val="single" w:color="D9D4C5" w:sz="4"/>
@@ -9685,7 +9822,7 @@
         </w:tc>
         <w:tc>
           <w:tcPr>
-            <w:tcW w:type="dxa" w:w="2298"/>
+            <w:tcW w:type="dxa" w:w="2287"/>
             <w:tcBorders>
               <w:top w:val="single" w:color="D9D4C5" w:sz="4"/>
               <w:left w:val="single" w:color="D9D4C5" w:sz="4"/>
@@ -9728,7 +9865,7 @@
         </w:tc>
         <w:tc>
           <w:tcPr>
-            <w:tcW w:type="dxa" w:w="2215"/>
+            <w:tcW w:type="dxa" w:w="2199"/>
             <w:tcBorders>
               <w:top w:val="single" w:color="D9D4C5" w:sz="4"/>
               <w:left w:val="single" w:color="D9D4C5" w:sz="4"/>
@@ -9760,7 +9897,7 @@
         </w:tc>
         <w:tc>
           <w:tcPr>
-            <w:tcW w:type="dxa" w:w="2406"/>
+            <w:tcW w:type="dxa" w:w="2450"/>
             <w:tcBorders>
               <w:top w:val="single" w:color="D9D4C5" w:sz="4"/>
               <w:left w:val="single" w:color="D9D4C5" w:sz="4"/>
@@ -9815,7 +9952,7 @@
         </w:trPr>
         <w:tc>
           <w:tcPr>
-            <w:tcW w:type="dxa" w:w="871"/>
+            <w:tcW w:type="dxa" w:w="865"/>
             <w:tcBorders>
               <w:top w:val="single" w:color="D9D4C5" w:sz="4"/>
               <w:left w:val="single" w:color="D9D4C5" w:sz="4"/>
@@ -9848,7 +9985,7 @@
         </w:tc>
         <w:tc>
           <w:tcPr>
-            <w:tcW w:type="dxa" w:w="1848"/>
+            <w:tcW w:type="dxa" w:w="1837"/>
             <w:tcBorders>
               <w:top w:val="single" w:color="D9D4C5" w:sz="4"/>
               <w:left w:val="single" w:color="D9D4C5" w:sz="4"/>
@@ -9881,7 +10018,7 @@
         </w:tc>
         <w:tc>
           <w:tcPr>
-            <w:tcW w:type="dxa" w:w="2298"/>
+            <w:tcW w:type="dxa" w:w="2287"/>
             <w:tcBorders>
               <w:top w:val="single" w:color="D9D4C5" w:sz="4"/>
               <w:left w:val="single" w:color="D9D4C5" w:sz="4"/>
@@ -9925,7 +10062,7 @@
         </w:tc>
         <w:tc>
           <w:tcPr>
-            <w:tcW w:type="dxa" w:w="2215"/>
+            <w:tcW w:type="dxa" w:w="2199"/>
             <w:tcBorders>
               <w:top w:val="single" w:color="D9D4C5" w:sz="4"/>
               <w:left w:val="single" w:color="D9D4C5" w:sz="4"/>
@@ -9958,7 +10095,7 @@
         </w:tc>
         <w:tc>
           <w:tcPr>
-            <w:tcW w:type="dxa" w:w="2406"/>
+            <w:tcW w:type="dxa" w:w="2450"/>
             <w:tcBorders>
               <w:top w:val="single" w:color="D9D4C5" w:sz="4"/>
               <w:left w:val="single" w:color="D9D4C5" w:sz="4"/>
@@ -10014,7 +10151,7 @@
         </w:trPr>
         <w:tc>
           <w:tcPr>
-            <w:tcW w:type="dxa" w:w="871"/>
+            <w:tcW w:type="dxa" w:w="865"/>
             <w:tcBorders>
               <w:top w:val="single" w:color="D9D4C5" w:sz="4"/>
               <w:left w:val="single" w:color="D9D4C5" w:sz="4"/>
@@ -10046,7 +10183,7 @@
         </w:tc>
         <w:tc>
           <w:tcPr>
-            <w:tcW w:type="dxa" w:w="1848"/>
+            <w:tcW w:type="dxa" w:w="1837"/>
             <w:tcBorders>
               <w:top w:val="single" w:color="D9D4C5" w:sz="4"/>
               <w:left w:val="single" w:color="D9D4C5" w:sz="4"/>
@@ -10078,7 +10215,7 @@
         </w:tc>
         <w:tc>
           <w:tcPr>
-            <w:tcW w:type="dxa" w:w="2298"/>
+            <w:tcW w:type="dxa" w:w="2287"/>
             <w:tcBorders>
               <w:top w:val="single" w:color="D9D4C5" w:sz="4"/>
               <w:left w:val="single" w:color="D9D4C5" w:sz="4"/>
@@ -10121,7 +10258,7 @@
         </w:tc>
         <w:tc>
           <w:tcPr>
-            <w:tcW w:type="dxa" w:w="2215"/>
+            <w:tcW w:type="dxa" w:w="2199"/>
             <w:tcBorders>
               <w:top w:val="single" w:color="D9D4C5" w:sz="4"/>
               <w:left w:val="single" w:color="D9D4C5" w:sz="4"/>
@@ -10153,7 +10290,7 @@
         </w:tc>
         <w:tc>
           <w:tcPr>
-            <w:tcW w:type="dxa" w:w="2406"/>
+            <w:tcW w:type="dxa" w:w="2450"/>
             <w:tcBorders>
               <w:top w:val="single" w:color="D9D4C5" w:sz="4"/>
               <w:left w:val="single" w:color="D9D4C5" w:sz="4"/>
@@ -10208,7 +10345,7 @@
         </w:trPr>
         <w:tc>
           <w:tcPr>
-            <w:tcW w:type="dxa" w:w="871"/>
+            <w:tcW w:type="dxa" w:w="865"/>
             <w:tcBorders>
               <w:top w:val="single" w:color="D9D4C5" w:sz="4"/>
               <w:left w:val="single" w:color="D9D4C5" w:sz="4"/>
@@ -10241,7 +10378,7 @@
         </w:tc>
         <w:tc>
           <w:tcPr>
-            <w:tcW w:type="dxa" w:w="1848"/>
+            <w:tcW w:type="dxa" w:w="1837"/>
             <w:tcBorders>
               <w:top w:val="single" w:color="D9D4C5" w:sz="4"/>
               <w:left w:val="single" w:color="D9D4C5" w:sz="4"/>
@@ -10274,7 +10411,7 @@
         </w:tc>
         <w:tc>
           <w:tcPr>
-            <w:tcW w:type="dxa" w:w="2298"/>
+            <w:tcW w:type="dxa" w:w="2287"/>
             <w:tcBorders>
               <w:top w:val="single" w:color="D9D4C5" w:sz="4"/>
               <w:left w:val="single" w:color="D9D4C5" w:sz="4"/>
@@ -10318,7 +10455,7 @@
         </w:tc>
         <w:tc>
           <w:tcPr>
-            <w:tcW w:type="dxa" w:w="2215"/>
+            <w:tcW w:type="dxa" w:w="2199"/>
             <w:tcBorders>
               <w:top w:val="single" w:color="D9D4C5" w:sz="4"/>
               <w:left w:val="single" w:color="D9D4C5" w:sz="4"/>
@@ -10351,7 +10488,7 @@
         </w:tc>
         <w:tc>
           <w:tcPr>
-            <w:tcW w:type="dxa" w:w="2406"/>
+            <w:tcW w:type="dxa" w:w="2450"/>
             <w:tcBorders>
               <w:top w:val="single" w:color="D9D4C5" w:sz="4"/>
               <w:left w:val="single" w:color="D9D4C5" w:sz="4"/>
@@ -10407,7 +10544,7 @@
         </w:trPr>
         <w:tc>
           <w:tcPr>
-            <w:tcW w:type="dxa" w:w="871"/>
+            <w:tcW w:type="dxa" w:w="865"/>
             <w:tcBorders>
               <w:top w:val="single" w:color="D9D4C5" w:sz="4"/>
               <w:left w:val="single" w:color="D9D4C5" w:sz="4"/>
@@ -10439,7 +10576,7 @@
         </w:tc>
         <w:tc>
           <w:tcPr>
-            <w:tcW w:type="dxa" w:w="1848"/>
+            <w:tcW w:type="dxa" w:w="1837"/>
             <w:tcBorders>
               <w:top w:val="single" w:color="D9D4C5" w:sz="4"/>
               <w:left w:val="single" w:color="D9D4C5" w:sz="4"/>
@@ -10471,7 +10608,7 @@
         </w:tc>
         <w:tc>
           <w:tcPr>
-            <w:tcW w:type="dxa" w:w="2298"/>
+            <w:tcW w:type="dxa" w:w="2287"/>
             <w:tcBorders>
               <w:top w:val="single" w:color="D9D4C5" w:sz="4"/>
               <w:left w:val="single" w:color="D9D4C5" w:sz="4"/>
@@ -10514,7 +10651,7 @@
         </w:tc>
         <w:tc>
           <w:tcPr>
-            <w:tcW w:type="dxa" w:w="2215"/>
+            <w:tcW w:type="dxa" w:w="2199"/>
             <w:tcBorders>
               <w:top w:val="single" w:color="D9D4C5" w:sz="4"/>
               <w:left w:val="single" w:color="D9D4C5" w:sz="4"/>
@@ -10546,7 +10683,7 @@
         </w:tc>
         <w:tc>
           <w:tcPr>
-            <w:tcW w:type="dxa" w:w="2406"/>
+            <w:tcW w:type="dxa" w:w="2450"/>
             <w:tcBorders>
               <w:top w:val="single" w:color="D9D4C5" w:sz="4"/>
               <w:left w:val="single" w:color="D9D4C5" w:sz="4"/>
@@ -10673,73 +10810,73 @@
         </w:trPr>
         <w:tc>
           <w:tcPr>
-            <w:tcW w:type="dxa" w:w="871"/>
-            <w:tcBorders>
-              <w:top w:val="single" w:color="D9D4C5" w:sz="4"/>
-              <w:left w:val="single" w:color="D9D4C5" w:sz="4"/>
-              <w:bottom w:val="single" w:color="D9D4C5" w:sz="4"/>
-              <w:right w:val="single" w:color="D9D4C5" w:sz="4"/>
-            </w:tcBorders>
-            <w:shd w:fill="F6F4EE" w:color="auto" w:val="clear"/>
-            <w:tcMar>
-              <w:top w:type="dxa" w:w="70"/>
-              <w:left w:type="dxa" w:w="110"/>
-              <w:bottom w:type="dxa" w:w="70"/>
-              <w:right w:type="dxa" w:w="110"/>
-            </w:tcMar>
-            <w:vAlign w:val="center"/>
-          </w:tcPr>
-          <w:p>
-            <w:pPr>
-              <w:spacing w:after="0" w:before="0"/>
-            </w:pPr>
-            <w:r>
-              <w:rPr>
-                <w:rFonts w:ascii="Arial" w:cs="Arial" w:eastAsia="Arial" w:hAnsi="Arial"/>
-                <w:color w:val="1B2118"/>
-                <w:sz w:val="18"/>
-                <w:szCs w:val="18"/>
-              </w:rPr>
-              <w:t xml:space="preserve">ISS-035</w:t>
-            </w:r>
-          </w:p>
-        </w:tc>
-        <w:tc>
-          <w:tcPr>
-            <w:tcW w:type="dxa" w:w="1848"/>
-            <w:tcBorders>
-              <w:top w:val="single" w:color="D9D4C5" w:sz="4"/>
-              <w:left w:val="single" w:color="D9D4C5" w:sz="4"/>
-              <w:bottom w:val="single" w:color="D9D4C5" w:sz="4"/>
-              <w:right w:val="single" w:color="D9D4C5" w:sz="4"/>
-            </w:tcBorders>
-            <w:shd w:fill="F6F4EE" w:color="auto" w:val="clear"/>
-            <w:tcMar>
-              <w:top w:type="dxa" w:w="70"/>
-              <w:left w:type="dxa" w:w="110"/>
-              <w:bottom w:type="dxa" w:w="70"/>
-              <w:right w:type="dxa" w:w="110"/>
-            </w:tcMar>
-            <w:vAlign w:val="center"/>
-          </w:tcPr>
-          <w:p>
-            <w:pPr>
-              <w:spacing w:after="0" w:before="0"/>
-            </w:pPr>
-            <w:r>
-              <w:rPr>
-                <w:rFonts w:ascii="Arial" w:cs="Arial" w:eastAsia="Arial" w:hAnsi="Arial"/>
-                <w:color w:val="1B2118"/>
-                <w:sz w:val="18"/>
-                <w:szCs w:val="18"/>
-              </w:rPr>
-              <w:t xml:space="preserve">21/10 circa 11:30</w:t>
-            </w:r>
-          </w:p>
-        </w:tc>
-        <w:tc>
-          <w:tcPr>
-            <w:tcW w:type="dxa" w:w="2298"/>
+            <w:tcW w:type="dxa" w:w="865"/>
+            <w:tcBorders>
+              <w:top w:val="single" w:color="D9D4C5" w:sz="4"/>
+              <w:left w:val="single" w:color="D9D4C5" w:sz="4"/>
+              <w:bottom w:val="single" w:color="D9D4C5" w:sz="4"/>
+              <w:right w:val="single" w:color="D9D4C5" w:sz="4"/>
+            </w:tcBorders>
+            <w:shd w:fill="F6F4EE" w:color="auto" w:val="clear"/>
+            <w:tcMar>
+              <w:top w:type="dxa" w:w="70"/>
+              <w:left w:type="dxa" w:w="110"/>
+              <w:bottom w:type="dxa" w:w="70"/>
+              <w:right w:type="dxa" w:w="110"/>
+            </w:tcMar>
+            <w:vAlign w:val="center"/>
+          </w:tcPr>
+          <w:p>
+            <w:pPr>
+              <w:spacing w:after="0" w:before="0"/>
+            </w:pPr>
+            <w:r>
+              <w:rPr>
+                <w:rFonts w:ascii="Arial" w:cs="Arial" w:eastAsia="Arial" w:hAnsi="Arial"/>
+                <w:color w:val="1B2118"/>
+                <w:sz w:val="18"/>
+                <w:szCs w:val="18"/>
+              </w:rPr>
+              <w:t xml:space="preserve">ISS-037</w:t>
+            </w:r>
+          </w:p>
+        </w:tc>
+        <w:tc>
+          <w:tcPr>
+            <w:tcW w:type="dxa" w:w="1837"/>
+            <w:tcBorders>
+              <w:top w:val="single" w:color="D9D4C5" w:sz="4"/>
+              <w:left w:val="single" w:color="D9D4C5" w:sz="4"/>
+              <w:bottom w:val="single" w:color="D9D4C5" w:sz="4"/>
+              <w:right w:val="single" w:color="D9D4C5" w:sz="4"/>
+            </w:tcBorders>
+            <w:shd w:fill="F6F4EE" w:color="auto" w:val="clear"/>
+            <w:tcMar>
+              <w:top w:type="dxa" w:w="70"/>
+              <w:left w:type="dxa" w:w="110"/>
+              <w:bottom w:type="dxa" w:w="70"/>
+              <w:right w:type="dxa" w:w="110"/>
+            </w:tcMar>
+            <w:vAlign w:val="center"/>
+          </w:tcPr>
+          <w:p>
+            <w:pPr>
+              <w:spacing w:after="0" w:before="0"/>
+            </w:pPr>
+            <w:r>
+              <w:rPr>
+                <w:rFonts w:ascii="Arial" w:cs="Arial" w:eastAsia="Arial" w:hAnsi="Arial"/>
+                <w:color w:val="1B2118"/>
+                <w:sz w:val="18"/>
+                <w:szCs w:val="18"/>
+              </w:rPr>
+              <w:t xml:space="preserve">21/10 13:57</w:t>
+            </w:r>
+          </w:p>
+        </w:tc>
+        <w:tc>
+          <w:tcPr>
+            <w:tcW w:type="dxa" w:w="2287"/>
             <w:tcBorders>
               <w:top w:val="single" w:color="D9D4C5" w:sz="4"/>
               <w:left w:val="single" w:color="D9D4C5" w:sz="4"/>
@@ -10768,82 +10905,82 @@
                 <w:sz w:val="18"/>
                 <w:szCs w:val="18"/>
               </w:rPr>
-              <w:t xml:space="preserve">Simulatore</w:t>
-            </w:r>
-            <w:r>
-              <w:rPr>
-                <w:rFonts w:ascii="Arial" w:cs="Arial" w:eastAsia="Arial" w:hAnsi="Arial"/>
-                <w:color w:val="1B2118"/>
-                <w:sz w:val="18"/>
-                <w:szCs w:val="18"/>
-              </w:rPr>
-              <w:t xml:space="preserve"> — Il PDF scaricato da una simulazione non riportava tutti i dati della pagina né i grafici («inserisci tutti i dati completi della simulazione con costo e grafici»). Segnalato da: Luca</w:t>
-            </w:r>
-          </w:p>
-        </w:tc>
-        <w:tc>
-          <w:tcPr>
-            <w:tcW w:type="dxa" w:w="2215"/>
-            <w:tcBorders>
-              <w:top w:val="single" w:color="D9D4C5" w:sz="4"/>
-              <w:left w:val="single" w:color="D9D4C5" w:sz="4"/>
-              <w:bottom w:val="single" w:color="D9D4C5" w:sz="4"/>
-              <w:right w:val="single" w:color="D9D4C5" w:sz="4"/>
-            </w:tcBorders>
-            <w:shd w:fill="F6F4EE" w:color="auto" w:val="clear"/>
-            <w:tcMar>
-              <w:top w:type="dxa" w:w="70"/>
-              <w:left w:type="dxa" w:w="110"/>
-              <w:bottom w:type="dxa" w:w="70"/>
-              <w:right w:type="dxa" w:w="110"/>
-            </w:tcMar>
-            <w:vAlign w:val="center"/>
-          </w:tcPr>
-          <w:p>
-            <w:pPr>
-              <w:spacing w:after="0" w:before="0"/>
-            </w:pPr>
-            <w:r>
-              <w:rPr>
-                <w:rFonts w:ascii="Arial" w:cs="Arial" w:eastAsia="Arial" w:hAnsi="Arial"/>
-                <w:color w:val="1B2118"/>
-                <w:sz w:val="18"/>
-                <w:szCs w:val="18"/>
-              </w:rPr>
-              <w:t xml:space="preserve">CORRETTO_DA_RITESTARE (P2)</w:t>
-            </w:r>
-          </w:p>
-        </w:tc>
-        <w:tc>
-          <w:tcPr>
-            <w:tcW w:type="dxa" w:w="2406"/>
-            <w:tcBorders>
-              <w:top w:val="single" w:color="D9D4C5" w:sz="4"/>
-              <w:left w:val="single" w:color="D9D4C5" w:sz="4"/>
-              <w:bottom w:val="single" w:color="D9D4C5" w:sz="4"/>
-              <w:right w:val="single" w:color="D9D4C5" w:sz="4"/>
-            </w:tcBorders>
-            <w:shd w:fill="F6F4EE" w:color="auto" w:val="clear"/>
-            <w:tcMar>
-              <w:top w:type="dxa" w:w="70"/>
-              <w:left w:type="dxa" w:w="110"/>
-              <w:bottom w:type="dxa" w:w="70"/>
-              <w:right w:type="dxa" w:w="110"/>
-            </w:tcMar>
-            <w:vAlign w:val="center"/>
-          </w:tcPr>
-          <w:p>
-            <w:pPr>
-              <w:spacing w:after="0" w:before="0"/>
-            </w:pPr>
-            <w:r>
-              <w:rPr>
-                <w:rFonts w:ascii="Arial" w:cs="Arial" w:eastAsia="Arial" w:hAnsi="Arial"/>
-                <w:color w:val="1B2118"/>
-                <w:sz w:val="18"/>
-                <w:szCs w:val="18"/>
-              </w:rPr>
-              <w:t xml:space="preserve">21/10 11:43 (</w:t>
+              <w:t xml:space="preserve">Backup</w:t>
+            </w:r>
+            <w:r>
+              <w:rPr>
+                <w:rFonts w:ascii="Arial" w:cs="Arial" w:eastAsia="Arial" w:hAnsi="Arial"/>
+                <w:color w:val="1B2118"/>
+                <w:sz w:val="18"/>
+                <w:szCs w:val="18"/>
+              </w:rPr>
+              <w:t xml:space="preserve"> — Il backup automatico in Google Apps Script non si attiva: Google blocca l'autorizzazione («Questa app è bloccata… informazioni sensibili», protezione dell'account). Segnalato da: Luca</w:t>
+            </w:r>
+          </w:p>
+        </w:tc>
+        <w:tc>
+          <w:tcPr>
+            <w:tcW w:type="dxa" w:w="2199"/>
+            <w:tcBorders>
+              <w:top w:val="single" w:color="D9D4C5" w:sz="4"/>
+              <w:left w:val="single" w:color="D9D4C5" w:sz="4"/>
+              <w:bottom w:val="single" w:color="D9D4C5" w:sz="4"/>
+              <w:right w:val="single" w:color="D9D4C5" w:sz="4"/>
+            </w:tcBorders>
+            <w:shd w:fill="F6F4EE" w:color="auto" w:val="clear"/>
+            <w:tcMar>
+              <w:top w:type="dxa" w:w="70"/>
+              <w:left w:type="dxa" w:w="110"/>
+              <w:bottom w:type="dxa" w:w="70"/>
+              <w:right w:type="dxa" w:w="110"/>
+            </w:tcMar>
+            <w:vAlign w:val="center"/>
+          </w:tcPr>
+          <w:p>
+            <w:pPr>
+              <w:spacing w:after="0" w:before="0"/>
+            </w:pPr>
+            <w:r>
+              <w:rPr>
+                <w:rFonts w:ascii="Arial" w:cs="Arial" w:eastAsia="Arial" w:hAnsi="Arial"/>
+                <w:color w:val="1B2118"/>
+                <w:sz w:val="18"/>
+                <w:szCs w:val="18"/>
+              </w:rPr>
+              <w:t xml:space="preserve">CORRETTO_DA_RITESTARE (P1)</w:t>
+            </w:r>
+          </w:p>
+        </w:tc>
+        <w:tc>
+          <w:tcPr>
+            <w:tcW w:type="dxa" w:w="2450"/>
+            <w:tcBorders>
+              <w:top w:val="single" w:color="D9D4C5" w:sz="4"/>
+              <w:left w:val="single" w:color="D9D4C5" w:sz="4"/>
+              <w:bottom w:val="single" w:color="D9D4C5" w:sz="4"/>
+              <w:right w:val="single" w:color="D9D4C5" w:sz="4"/>
+            </w:tcBorders>
+            <w:shd w:fill="F6F4EE" w:color="auto" w:val="clear"/>
+            <w:tcMar>
+              <w:top w:type="dxa" w:w="70"/>
+              <w:left w:type="dxa" w:w="110"/>
+              <w:bottom w:type="dxa" w:w="70"/>
+              <w:right w:type="dxa" w:w="110"/>
+            </w:tcMar>
+            <w:vAlign w:val="center"/>
+          </w:tcPr>
+          <w:p>
+            <w:pPr>
+              <w:spacing w:after="0" w:before="0"/>
+            </w:pPr>
+            <w:r>
+              <w:rPr>
+                <w:rFonts w:ascii="Arial" w:cs="Arial" w:eastAsia="Arial" w:hAnsi="Arial"/>
+                <w:color w:val="1B2118"/>
+                <w:sz w:val="18"/>
+                <w:szCs w:val="18"/>
+              </w:rPr>
+              <w:t xml:space="preserve">21/10 14:34 (</w:t>
             </w:r>
             <w:r>
               <w:rPr>
@@ -10852,16 +10989,52 @@
                 <w:sz w:val="18"/>
                 <w:szCs w:val="18"/>
               </w:rPr>
-              <w:t xml:space="preserve">e6ed26c</w:t>
-            </w:r>
-            <w:r>
-              <w:rPr>
-                <w:rFonts w:ascii="Arial" w:cs="Arial" w:eastAsia="Arial" w:hAnsi="Arial"/>
-                <w:color w:val="1B2118"/>
-                <w:sz w:val="18"/>
-                <w:szCs w:val="18"/>
-              </w:rPr>
-              <w:t xml:space="preserve">): PDF con grafici e sezioni 1-5 complete, Excel con il foglio «Dati inseriti»; verificato su due scenari di prova (10 anni Caso 1; 21 anni per utenza senza economia)</w:t>
+              <w:t xml:space="preserve">8297e05</w:t>
+            </w:r>
+            <w:r>
+              <w:rPr>
+                <w:rFonts w:ascii="Arial" w:cs="Arial" w:eastAsia="Arial" w:hAnsi="Arial"/>
+                <w:color w:val="1B2118"/>
+                <w:sz w:val="18"/>
+                <w:szCs w:val="18"/>
+              </w:rPr>
+              <w:t xml:space="preserve">): backup giornaliero alle 20:00 dal Mac in Google Drive per desktop › Cwp › backup › &lt;data&gt; (script 38, </w:t>
+            </w:r>
+            <w:r>
+              <w:rPr>
+                <w:rFonts w:ascii="Consolas" w:cs="Consolas" w:eastAsia="Consolas" w:hAnsi="Consolas"/>
+                <w:color w:val="2F5D3A"/>
+                <w:sz w:val="18"/>
+                <w:szCs w:val="18"/>
+              </w:rPr>
+              <w:t xml:space="preserve">backup_cwp_mac.sh</w:t>
+            </w:r>
+            <w:r>
+              <w:rPr>
+                <w:rFonts w:ascii="Arial" w:cs="Arial" w:eastAsia="Arial" w:hAnsi="Arial"/>
+                <w:color w:val="1B2118"/>
+                <w:sz w:val="18"/>
+                <w:szCs w:val="18"/>
+              </w:rPr>
+              <w:t xml:space="preserve">, </w:t>
+            </w:r>
+            <w:r>
+              <w:rPr>
+                <w:rFonts w:ascii="Consolas" w:cs="Consolas" w:eastAsia="Consolas" w:hAnsi="Consolas"/>
+                <w:color w:val="2F5D3A"/>
+                <w:sz w:val="18"/>
+                <w:szCs w:val="18"/>
+              </w:rPr>
+              <w:t xml:space="preserve">installa_backup_mac.sh</w:t>
+            </w:r>
+            <w:r>
+              <w:rPr>
+                <w:rFonts w:ascii="Arial" w:cs="Arial" w:eastAsia="Arial" w:hAnsi="Arial"/>
+                <w:color w:val="1B2118"/>
+                <w:sz w:val="18"/>
+                <w:szCs w:val="18"/>
+              </w:rPr>
+              <w:t xml:space="preserve">); backup manuale del 21/10 in Cwp › backup › 2026-10-21. Da verificare dopo l'installazione sul Mac</w:t>
             </w:r>
           </w:p>
         </w:tc>
@@ -10872,71 +11045,71 @@
         </w:trPr>
         <w:tc>
           <w:tcPr>
-            <w:tcW w:type="dxa" w:w="871"/>
-            <w:tcBorders>
-              <w:top w:val="single" w:color="D9D4C5" w:sz="4"/>
-              <w:left w:val="single" w:color="D9D4C5" w:sz="4"/>
-              <w:bottom w:val="single" w:color="D9D4C5" w:sz="4"/>
-              <w:right w:val="single" w:color="D9D4C5" w:sz="4"/>
-            </w:tcBorders>
-            <w:tcMar>
-              <w:top w:type="dxa" w:w="70"/>
-              <w:left w:type="dxa" w:w="110"/>
-              <w:bottom w:type="dxa" w:w="70"/>
-              <w:right w:type="dxa" w:w="110"/>
-            </w:tcMar>
-            <w:vAlign w:val="center"/>
-          </w:tcPr>
-          <w:p>
-            <w:pPr>
-              <w:spacing w:after="0" w:before="0"/>
-            </w:pPr>
-            <w:r>
-              <w:rPr>
-                <w:rFonts w:ascii="Arial" w:cs="Arial" w:eastAsia="Arial" w:hAnsi="Arial"/>
-                <w:color w:val="1B2118"/>
-                <w:sz w:val="18"/>
-                <w:szCs w:val="18"/>
-              </w:rPr>
-              <w:t xml:space="preserve">D07</w:t>
-            </w:r>
-          </w:p>
-        </w:tc>
-        <w:tc>
-          <w:tcPr>
-            <w:tcW w:type="dxa" w:w="1848"/>
-            <w:tcBorders>
-              <w:top w:val="single" w:color="D9D4C5" w:sz="4"/>
-              <w:left w:val="single" w:color="D9D4C5" w:sz="4"/>
-              <w:bottom w:val="single" w:color="D9D4C5" w:sz="4"/>
-              <w:right w:val="single" w:color="D9D4C5" w:sz="4"/>
-            </w:tcBorders>
-            <w:tcMar>
-              <w:top w:type="dxa" w:w="70"/>
-              <w:left w:type="dxa" w:w="110"/>
-              <w:bottom w:type="dxa" w:w="70"/>
-              <w:right w:type="dxa" w:w="110"/>
-            </w:tcMar>
-            <w:vAlign w:val="center"/>
-          </w:tcPr>
-          <w:p>
-            <w:pPr>
-              <w:spacing w:after="0" w:before="0"/>
-            </w:pPr>
-            <w:r>
-              <w:rPr>
-                <w:rFonts w:ascii="Arial" w:cs="Arial" w:eastAsia="Arial" w:hAnsi="Arial"/>
-                <w:color w:val="1B2118"/>
-                <w:sz w:val="18"/>
-                <w:szCs w:val="18"/>
-              </w:rPr>
-              <w:t xml:space="preserve">20/10 16:40 (rapporto V01; prima prova 19-20/10)</w:t>
-            </w:r>
-          </w:p>
-        </w:tc>
-        <w:tc>
-          <w:tcPr>
-            <w:tcW w:type="dxa" w:w="2298"/>
+            <w:tcW w:type="dxa" w:w="865"/>
+            <w:tcBorders>
+              <w:top w:val="single" w:color="D9D4C5" w:sz="4"/>
+              <w:left w:val="single" w:color="D9D4C5" w:sz="4"/>
+              <w:bottom w:val="single" w:color="D9D4C5" w:sz="4"/>
+              <w:right w:val="single" w:color="D9D4C5" w:sz="4"/>
+            </w:tcBorders>
+            <w:tcMar>
+              <w:top w:type="dxa" w:w="70"/>
+              <w:left w:type="dxa" w:w="110"/>
+              <w:bottom w:type="dxa" w:w="70"/>
+              <w:right w:type="dxa" w:w="110"/>
+            </w:tcMar>
+            <w:vAlign w:val="center"/>
+          </w:tcPr>
+          <w:p>
+            <w:pPr>
+              <w:spacing w:after="0" w:before="0"/>
+            </w:pPr>
+            <w:r>
+              <w:rPr>
+                <w:rFonts w:ascii="Arial" w:cs="Arial" w:eastAsia="Arial" w:hAnsi="Arial"/>
+                <w:color w:val="1B2118"/>
+                <w:sz w:val="18"/>
+                <w:szCs w:val="18"/>
+              </w:rPr>
+              <w:t xml:space="preserve">ISS-035</w:t>
+            </w:r>
+          </w:p>
+        </w:tc>
+        <w:tc>
+          <w:tcPr>
+            <w:tcW w:type="dxa" w:w="1837"/>
+            <w:tcBorders>
+              <w:top w:val="single" w:color="D9D4C5" w:sz="4"/>
+              <w:left w:val="single" w:color="D9D4C5" w:sz="4"/>
+              <w:bottom w:val="single" w:color="D9D4C5" w:sz="4"/>
+              <w:right w:val="single" w:color="D9D4C5" w:sz="4"/>
+            </w:tcBorders>
+            <w:tcMar>
+              <w:top w:type="dxa" w:w="70"/>
+              <w:left w:type="dxa" w:w="110"/>
+              <w:bottom w:type="dxa" w:w="70"/>
+              <w:right w:type="dxa" w:w="110"/>
+            </w:tcMar>
+            <w:vAlign w:val="center"/>
+          </w:tcPr>
+          <w:p>
+            <w:pPr>
+              <w:spacing w:after="0" w:before="0"/>
+            </w:pPr>
+            <w:r>
+              <w:rPr>
+                <w:rFonts w:ascii="Arial" w:cs="Arial" w:eastAsia="Arial" w:hAnsi="Arial"/>
+                <w:color w:val="1B2118"/>
+                <w:sz w:val="18"/>
+                <w:szCs w:val="18"/>
+              </w:rPr>
+              <w:t xml:space="preserve">21/10 circa 11:30</w:t>
+            </w:r>
+          </w:p>
+        </w:tc>
+        <w:tc>
+          <w:tcPr>
+            <w:tcW w:type="dxa" w:w="2287"/>
             <w:tcBorders>
               <w:top w:val="single" w:color="D9D4C5" w:sz="4"/>
               <w:left w:val="single" w:color="D9D4C5" w:sz="4"/>
@@ -10964,80 +11137,80 @@
                 <w:sz w:val="18"/>
                 <w:szCs w:val="18"/>
               </w:rPr>
-              <w:t xml:space="preserve">Calcolo crediti</w:t>
-            </w:r>
-            <w:r>
-              <w:rPr>
-                <w:rFonts w:ascii="Arial" w:cs="Arial" w:eastAsia="Arial" w:hAnsi="Arial"/>
-                <w:color w:val="1B2118"/>
-                <w:sz w:val="18"/>
-                <w:szCs w:val="18"/>
-              </w:rPr>
-              <w:t xml:space="preserve"> — Il CSV diretto della Banca Dati accettava pesi negativi e salvava crediti gonfiati. Segnalato da: Collaudo</w:t>
-            </w:r>
-          </w:p>
-        </w:tc>
-        <w:tc>
-          <w:tcPr>
-            <w:tcW w:type="dxa" w:w="2215"/>
-            <w:tcBorders>
-              <w:top w:val="single" w:color="D9D4C5" w:sz="4"/>
-              <w:left w:val="single" w:color="D9D4C5" w:sz="4"/>
-              <w:bottom w:val="single" w:color="D9D4C5" w:sz="4"/>
-              <w:right w:val="single" w:color="D9D4C5" w:sz="4"/>
-            </w:tcBorders>
-            <w:tcMar>
-              <w:top w:type="dxa" w:w="70"/>
-              <w:left w:type="dxa" w:w="110"/>
-              <w:bottom w:type="dxa" w:w="70"/>
-              <w:right w:type="dxa" w:w="110"/>
-            </w:tcMar>
-            <w:vAlign w:val="center"/>
-          </w:tcPr>
-          <w:p>
-            <w:pPr>
-              <w:spacing w:after="0" w:before="0"/>
-            </w:pPr>
-            <w:r>
-              <w:rPr>
-                <w:rFonts w:ascii="Arial" w:cs="Arial" w:eastAsia="Arial" w:hAnsi="Arial"/>
-                <w:color w:val="1B2118"/>
-                <w:sz w:val="18"/>
-                <w:szCs w:val="18"/>
-              </w:rPr>
-              <w:t xml:space="preserve">CORRETTO_DA_RITESTARE (P0)</w:t>
-            </w:r>
-          </w:p>
-        </w:tc>
-        <w:tc>
-          <w:tcPr>
-            <w:tcW w:type="dxa" w:w="2406"/>
-            <w:tcBorders>
-              <w:top w:val="single" w:color="D9D4C5" w:sz="4"/>
-              <w:left w:val="single" w:color="D9D4C5" w:sz="4"/>
-              <w:bottom w:val="single" w:color="D9D4C5" w:sz="4"/>
-              <w:right w:val="single" w:color="D9D4C5" w:sz="4"/>
-            </w:tcBorders>
-            <w:tcMar>
-              <w:top w:type="dxa" w:w="70"/>
-              <w:left w:type="dxa" w:w="110"/>
-              <w:bottom w:type="dxa" w:w="70"/>
-              <w:right w:type="dxa" w:w="110"/>
-            </w:tcMar>
-            <w:vAlign w:val="center"/>
-          </w:tcPr>
-          <w:p>
-            <w:pPr>
-              <w:spacing w:after="0" w:before="0"/>
-            </w:pPr>
-            <w:r>
-              <w:rPr>
-                <w:rFonts w:ascii="Arial" w:cs="Arial" w:eastAsia="Arial" w:hAnsi="Arial"/>
-                <w:color w:val="1B2118"/>
-                <w:sz w:val="18"/>
-                <w:szCs w:val="18"/>
-              </w:rPr>
-              <w:t xml:space="preserve">20/10 17:05 (</w:t>
+              <w:t xml:space="preserve">Simulatore</w:t>
+            </w:r>
+            <w:r>
+              <w:rPr>
+                <w:rFonts w:ascii="Arial" w:cs="Arial" w:eastAsia="Arial" w:hAnsi="Arial"/>
+                <w:color w:val="1B2118"/>
+                <w:sz w:val="18"/>
+                <w:szCs w:val="18"/>
+              </w:rPr>
+              <w:t xml:space="preserve"> — Il PDF scaricato da una simulazione non riportava tutti i dati della pagina né i grafici («inserisci tutti i dati completi della simulazione con costo e grafici»). Segnalato da: Luca</w:t>
+            </w:r>
+          </w:p>
+        </w:tc>
+        <w:tc>
+          <w:tcPr>
+            <w:tcW w:type="dxa" w:w="2199"/>
+            <w:tcBorders>
+              <w:top w:val="single" w:color="D9D4C5" w:sz="4"/>
+              <w:left w:val="single" w:color="D9D4C5" w:sz="4"/>
+              <w:bottom w:val="single" w:color="D9D4C5" w:sz="4"/>
+              <w:right w:val="single" w:color="D9D4C5" w:sz="4"/>
+            </w:tcBorders>
+            <w:tcMar>
+              <w:top w:type="dxa" w:w="70"/>
+              <w:left w:type="dxa" w:w="110"/>
+              <w:bottom w:type="dxa" w:w="70"/>
+              <w:right w:type="dxa" w:w="110"/>
+            </w:tcMar>
+            <w:vAlign w:val="center"/>
+          </w:tcPr>
+          <w:p>
+            <w:pPr>
+              <w:spacing w:after="0" w:before="0"/>
+            </w:pPr>
+            <w:r>
+              <w:rPr>
+                <w:rFonts w:ascii="Arial" w:cs="Arial" w:eastAsia="Arial" w:hAnsi="Arial"/>
+                <w:color w:val="1B2118"/>
+                <w:sz w:val="18"/>
+                <w:szCs w:val="18"/>
+              </w:rPr>
+              <w:t xml:space="preserve">CORRETTO_DA_RITESTARE (P2)</w:t>
+            </w:r>
+          </w:p>
+        </w:tc>
+        <w:tc>
+          <w:tcPr>
+            <w:tcW w:type="dxa" w:w="2450"/>
+            <w:tcBorders>
+              <w:top w:val="single" w:color="D9D4C5" w:sz="4"/>
+              <w:left w:val="single" w:color="D9D4C5" w:sz="4"/>
+              <w:bottom w:val="single" w:color="D9D4C5" w:sz="4"/>
+              <w:right w:val="single" w:color="D9D4C5" w:sz="4"/>
+            </w:tcBorders>
+            <w:tcMar>
+              <w:top w:type="dxa" w:w="70"/>
+              <w:left w:type="dxa" w:w="110"/>
+              <w:bottom w:type="dxa" w:w="70"/>
+              <w:right w:type="dxa" w:w="110"/>
+            </w:tcMar>
+            <w:vAlign w:val="center"/>
+          </w:tcPr>
+          <w:p>
+            <w:pPr>
+              <w:spacing w:after="0" w:before="0"/>
+            </w:pPr>
+            <w:r>
+              <w:rPr>
+                <w:rFonts w:ascii="Arial" w:cs="Arial" w:eastAsia="Arial" w:hAnsi="Arial"/>
+                <w:color w:val="1B2118"/>
+                <w:sz w:val="18"/>
+                <w:szCs w:val="18"/>
+              </w:rPr>
+              <w:t xml:space="preserve">21/10 11:43 (</w:t>
             </w:r>
             <w:r>
               <w:rPr>
@@ -11046,16 +11219,16 @@
                 <w:sz w:val="18"/>
                 <w:szCs w:val="18"/>
               </w:rPr>
-              <w:t xml:space="preserve">66d253e</w:t>
-            </w:r>
-            <w:r>
-              <w:rPr>
-                <w:rFonts w:ascii="Arial" w:cs="Arial" w:eastAsia="Arial" w:hAnsi="Arial"/>
-                <w:color w:val="1B2118"/>
-                <w:sz w:val="18"/>
-                <w:szCs w:val="18"/>
-              </w:rPr>
-              <w:t xml:space="preserve">); in produzione circa alle 17:15 con lo script 35</w:t>
+              <w:t xml:space="preserve">e6ed26c</w:t>
+            </w:r>
+            <w:r>
+              <w:rPr>
+                <w:rFonts w:ascii="Arial" w:cs="Arial" w:eastAsia="Arial" w:hAnsi="Arial"/>
+                <w:color w:val="1B2118"/>
+                <w:sz w:val="18"/>
+                <w:szCs w:val="18"/>
+              </w:rPr>
+              <w:t xml:space="preserve">): PDF con grafici e sezioni 1-5 complete, Excel con il foglio «Dati inseriti»; verificato su due scenari di prova (10 anni Caso 1; 21 anni per utenza senza economia)</w:t>
             </w:r>
           </w:p>
         </w:tc>
@@ -11066,73 +11239,73 @@
         </w:trPr>
         <w:tc>
           <w:tcPr>
-            <w:tcW w:type="dxa" w:w="871"/>
-            <w:tcBorders>
-              <w:top w:val="single" w:color="D9D4C5" w:sz="4"/>
-              <w:left w:val="single" w:color="D9D4C5" w:sz="4"/>
-              <w:bottom w:val="single" w:color="D9D4C5" w:sz="4"/>
-              <w:right w:val="single" w:color="D9D4C5" w:sz="4"/>
-            </w:tcBorders>
-            <w:shd w:fill="F6F4EE" w:color="auto" w:val="clear"/>
-            <w:tcMar>
-              <w:top w:type="dxa" w:w="70"/>
-              <w:left w:type="dxa" w:w="110"/>
-              <w:bottom w:type="dxa" w:w="70"/>
-              <w:right w:type="dxa" w:w="110"/>
-            </w:tcMar>
-            <w:vAlign w:val="center"/>
-          </w:tcPr>
-          <w:p>
-            <w:pPr>
-              <w:spacing w:after="0" w:before="0"/>
-            </w:pPr>
-            <w:r>
-              <w:rPr>
-                <w:rFonts w:ascii="Arial" w:cs="Arial" w:eastAsia="Arial" w:hAnsi="Arial"/>
-                <w:color w:val="1B2118"/>
-                <w:sz w:val="18"/>
-                <w:szCs w:val="18"/>
-              </w:rPr>
-              <w:t xml:space="preserve">D01</w:t>
-            </w:r>
-          </w:p>
-        </w:tc>
-        <w:tc>
-          <w:tcPr>
-            <w:tcW w:type="dxa" w:w="1848"/>
-            <w:tcBorders>
-              <w:top w:val="single" w:color="D9D4C5" w:sz="4"/>
-              <w:left w:val="single" w:color="D9D4C5" w:sz="4"/>
-              <w:bottom w:val="single" w:color="D9D4C5" w:sz="4"/>
-              <w:right w:val="single" w:color="D9D4C5" w:sz="4"/>
-            </w:tcBorders>
-            <w:shd w:fill="F6F4EE" w:color="auto" w:val="clear"/>
-            <w:tcMar>
-              <w:top w:type="dxa" w:w="70"/>
-              <w:left w:type="dxa" w:w="110"/>
-              <w:bottom w:type="dxa" w:w="70"/>
-              <w:right w:type="dxa" w:w="110"/>
-            </w:tcMar>
-            <w:vAlign w:val="center"/>
-          </w:tcPr>
-          <w:p>
-            <w:pPr>
-              <w:spacing w:after="0" w:before="0"/>
-            </w:pPr>
-            <w:r>
-              <w:rPr>
-                <w:rFonts w:ascii="Arial" w:cs="Arial" w:eastAsia="Arial" w:hAnsi="Arial"/>
-                <w:color w:val="1B2118"/>
-                <w:sz w:val="18"/>
-                <w:szCs w:val="18"/>
-              </w:rPr>
-              <w:t xml:space="preserve">20/10 16:40 (prima prova V02 del 19/10)</w:t>
-            </w:r>
-          </w:p>
-        </w:tc>
-        <w:tc>
-          <w:tcPr>
-            <w:tcW w:type="dxa" w:w="2298"/>
+            <w:tcW w:type="dxa" w:w="865"/>
+            <w:tcBorders>
+              <w:top w:val="single" w:color="D9D4C5" w:sz="4"/>
+              <w:left w:val="single" w:color="D9D4C5" w:sz="4"/>
+              <w:bottom w:val="single" w:color="D9D4C5" w:sz="4"/>
+              <w:right w:val="single" w:color="D9D4C5" w:sz="4"/>
+            </w:tcBorders>
+            <w:shd w:fill="F6F4EE" w:color="auto" w:val="clear"/>
+            <w:tcMar>
+              <w:top w:type="dxa" w:w="70"/>
+              <w:left w:type="dxa" w:w="110"/>
+              <w:bottom w:type="dxa" w:w="70"/>
+              <w:right w:type="dxa" w:w="110"/>
+            </w:tcMar>
+            <w:vAlign w:val="center"/>
+          </w:tcPr>
+          <w:p>
+            <w:pPr>
+              <w:spacing w:after="0" w:before="0"/>
+            </w:pPr>
+            <w:r>
+              <w:rPr>
+                <w:rFonts w:ascii="Arial" w:cs="Arial" w:eastAsia="Arial" w:hAnsi="Arial"/>
+                <w:color w:val="1B2118"/>
+                <w:sz w:val="18"/>
+                <w:szCs w:val="18"/>
+              </w:rPr>
+              <w:t xml:space="preserve">D07</w:t>
+            </w:r>
+          </w:p>
+        </w:tc>
+        <w:tc>
+          <w:tcPr>
+            <w:tcW w:type="dxa" w:w="1837"/>
+            <w:tcBorders>
+              <w:top w:val="single" w:color="D9D4C5" w:sz="4"/>
+              <w:left w:val="single" w:color="D9D4C5" w:sz="4"/>
+              <w:bottom w:val="single" w:color="D9D4C5" w:sz="4"/>
+              <w:right w:val="single" w:color="D9D4C5" w:sz="4"/>
+            </w:tcBorders>
+            <w:shd w:fill="F6F4EE" w:color="auto" w:val="clear"/>
+            <w:tcMar>
+              <w:top w:type="dxa" w:w="70"/>
+              <w:left w:type="dxa" w:w="110"/>
+              <w:bottom w:type="dxa" w:w="70"/>
+              <w:right w:type="dxa" w:w="110"/>
+            </w:tcMar>
+            <w:vAlign w:val="center"/>
+          </w:tcPr>
+          <w:p>
+            <w:pPr>
+              <w:spacing w:after="0" w:before="0"/>
+            </w:pPr>
+            <w:r>
+              <w:rPr>
+                <w:rFonts w:ascii="Arial" w:cs="Arial" w:eastAsia="Arial" w:hAnsi="Arial"/>
+                <w:color w:val="1B2118"/>
+                <w:sz w:val="18"/>
+                <w:szCs w:val="18"/>
+              </w:rPr>
+              <w:t xml:space="preserve">20/10 16:40 (rapporto V01; prima prova 19-20/10)</w:t>
+            </w:r>
+          </w:p>
+        </w:tc>
+        <w:tc>
+          <w:tcPr>
+            <w:tcW w:type="dxa" w:w="2287"/>
             <w:tcBorders>
               <w:top w:val="single" w:color="D9D4C5" w:sz="4"/>
               <w:left w:val="single" w:color="D9D4C5" w:sz="4"/>
@@ -11161,22 +11334,22 @@
                 <w:sz w:val="18"/>
                 <w:szCs w:val="18"/>
               </w:rPr>
-              <w:t xml:space="preserve">Simulatore</w:t>
-            </w:r>
-            <w:r>
-              <w:rPr>
-                <w:rFonts w:ascii="Arial" w:cs="Arial" w:eastAsia="Arial" w:hAnsi="Arial"/>
-                <w:color w:val="1B2118"/>
-                <w:sz w:val="18"/>
-                <w:szCs w:val="18"/>
-              </w:rPr>
-              <w:t xml:space="preserve"> — Produzione e secco negativi accettati, differenziata oltre il 100%, scenario salvabile. Segnalato da: Collaudo</w:t>
-            </w:r>
-          </w:p>
-        </w:tc>
-        <w:tc>
-          <w:tcPr>
-            <w:tcW w:type="dxa" w:w="2215"/>
+              <w:t xml:space="preserve">Calcolo crediti</w:t>
+            </w:r>
+            <w:r>
+              <w:rPr>
+                <w:rFonts w:ascii="Arial" w:cs="Arial" w:eastAsia="Arial" w:hAnsi="Arial"/>
+                <w:color w:val="1B2118"/>
+                <w:sz w:val="18"/>
+                <w:szCs w:val="18"/>
+              </w:rPr>
+              <w:t xml:space="preserve"> — Il CSV diretto della Banca Dati accettava pesi negativi e salvava crediti gonfiati. Segnalato da: Collaudo</w:t>
+            </w:r>
+          </w:p>
+        </w:tc>
+        <w:tc>
+          <w:tcPr>
+            <w:tcW w:type="dxa" w:w="2199"/>
             <w:tcBorders>
               <w:top w:val="single" w:color="D9D4C5" w:sz="4"/>
               <w:left w:val="single" w:color="D9D4C5" w:sz="4"/>
@@ -11209,7 +11382,7 @@
         </w:tc>
         <w:tc>
           <w:tcPr>
-            <w:tcW w:type="dxa" w:w="2406"/>
+            <w:tcW w:type="dxa" w:w="2450"/>
             <w:tcBorders>
               <w:top w:val="single" w:color="D9D4C5" w:sz="4"/>
               <w:left w:val="single" w:color="D9D4C5" w:sz="4"/>
@@ -11254,7 +11427,7 @@
                 <w:sz w:val="18"/>
                 <w:szCs w:val="18"/>
               </w:rPr>
-              <w:t xml:space="preserve">); in produzione circa alle 17:15</w:t>
+              <w:t xml:space="preserve">); in produzione circa alle 17:15 con lo script 35</w:t>
             </w:r>
           </w:p>
         </w:tc>
@@ -11265,39 +11438,39 @@
         </w:trPr>
         <w:tc>
           <w:tcPr>
-            <w:tcW w:type="dxa" w:w="871"/>
-            <w:tcBorders>
-              <w:top w:val="single" w:color="D9D4C5" w:sz="4"/>
-              <w:left w:val="single" w:color="D9D4C5" w:sz="4"/>
-              <w:bottom w:val="single" w:color="D9D4C5" w:sz="4"/>
-              <w:right w:val="single" w:color="D9D4C5" w:sz="4"/>
-            </w:tcBorders>
-            <w:tcMar>
-              <w:top w:type="dxa" w:w="70"/>
-              <w:left w:type="dxa" w:w="110"/>
-              <w:bottom w:type="dxa" w:w="70"/>
-              <w:right w:type="dxa" w:w="110"/>
-            </w:tcMar>
-            <w:vAlign w:val="center"/>
-          </w:tcPr>
-          <w:p>
-            <w:pPr>
-              <w:spacing w:after="0" w:before="0"/>
-            </w:pPr>
-            <w:r>
-              <w:rPr>
-                <w:rFonts w:ascii="Arial" w:cs="Arial" w:eastAsia="Arial" w:hAnsi="Arial"/>
-                <w:color w:val="1B2118"/>
-                <w:sz w:val="18"/>
-                <w:szCs w:val="18"/>
-              </w:rPr>
-              <w:t xml:space="preserve">D02</w:t>
-            </w:r>
-          </w:p>
-        </w:tc>
-        <w:tc>
-          <w:tcPr>
-            <w:tcW w:type="dxa" w:w="1848"/>
+            <w:tcW w:type="dxa" w:w="865"/>
+            <w:tcBorders>
+              <w:top w:val="single" w:color="D9D4C5" w:sz="4"/>
+              <w:left w:val="single" w:color="D9D4C5" w:sz="4"/>
+              <w:bottom w:val="single" w:color="D9D4C5" w:sz="4"/>
+              <w:right w:val="single" w:color="D9D4C5" w:sz="4"/>
+            </w:tcBorders>
+            <w:tcMar>
+              <w:top w:type="dxa" w:w="70"/>
+              <w:left w:type="dxa" w:w="110"/>
+              <w:bottom w:type="dxa" w:w="70"/>
+              <w:right w:type="dxa" w:w="110"/>
+            </w:tcMar>
+            <w:vAlign w:val="center"/>
+          </w:tcPr>
+          <w:p>
+            <w:pPr>
+              <w:spacing w:after="0" w:before="0"/>
+            </w:pPr>
+            <w:r>
+              <w:rPr>
+                <w:rFonts w:ascii="Arial" w:cs="Arial" w:eastAsia="Arial" w:hAnsi="Arial"/>
+                <w:color w:val="1B2118"/>
+                <w:sz w:val="18"/>
+                <w:szCs w:val="18"/>
+              </w:rPr>
+              <w:t xml:space="preserve">D01</w:t>
+            </w:r>
+          </w:p>
+        </w:tc>
+        <w:tc>
+          <w:tcPr>
+            <w:tcW w:type="dxa" w:w="1837"/>
             <w:tcBorders>
               <w:top w:val="single" w:color="D9D4C5" w:sz="4"/>
               <w:left w:val="single" w:color="D9D4C5" w:sz="4"/>
@@ -11329,7 +11502,7 @@
         </w:tc>
         <w:tc>
           <w:tcPr>
-            <w:tcW w:type="dxa" w:w="2298"/>
+            <w:tcW w:type="dxa" w:w="2287"/>
             <w:tcBorders>
               <w:top w:val="single" w:color="D9D4C5" w:sz="4"/>
               <w:left w:val="single" w:color="D9D4C5" w:sz="4"/>
@@ -11357,22 +11530,22 @@
                 <w:sz w:val="18"/>
                 <w:szCs w:val="18"/>
               </w:rPr>
-              <w:t xml:space="preserve">Simulatore / calcolo</w:t>
-            </w:r>
-            <w:r>
-              <w:rPr>
-                <w:rFonts w:ascii="Arial" w:cs="Arial" w:eastAsia="Arial" w:hAnsi="Arial"/>
-                <w:color w:val="1B2118"/>
-                <w:sz w:val="18"/>
-                <w:szCs w:val="18"/>
-              </w:rPr>
-              <w:t xml:space="preserve"> — Buffer manuale 90% applicato e salvato oltre il massimo dell'80%. Segnalato da: Collaudo</w:t>
-            </w:r>
-          </w:p>
-        </w:tc>
-        <w:tc>
-          <w:tcPr>
-            <w:tcW w:type="dxa" w:w="2215"/>
+              <w:t xml:space="preserve">Simulatore</w:t>
+            </w:r>
+            <w:r>
+              <w:rPr>
+                <w:rFonts w:ascii="Arial" w:cs="Arial" w:eastAsia="Arial" w:hAnsi="Arial"/>
+                <w:color w:val="1B2118"/>
+                <w:sz w:val="18"/>
+                <w:szCs w:val="18"/>
+              </w:rPr>
+              <w:t xml:space="preserve"> — Produzione e secco negativi accettati, differenziata oltre il 100%, scenario salvabile. Segnalato da: Collaudo</w:t>
+            </w:r>
+          </w:p>
+        </w:tc>
+        <w:tc>
+          <w:tcPr>
+            <w:tcW w:type="dxa" w:w="2199"/>
             <w:tcBorders>
               <w:top w:val="single" w:color="D9D4C5" w:sz="4"/>
               <w:left w:val="single" w:color="D9D4C5" w:sz="4"/>
@@ -11404,7 +11577,7 @@
         </w:tc>
         <w:tc>
           <w:tcPr>
-            <w:tcW w:type="dxa" w:w="2406"/>
+            <w:tcW w:type="dxa" w:w="2450"/>
             <w:tcBorders>
               <w:top w:val="single" w:color="D9D4C5" w:sz="4"/>
               <w:left w:val="single" w:color="D9D4C5" w:sz="4"/>
@@ -11459,73 +11632,73 @@
         </w:trPr>
         <w:tc>
           <w:tcPr>
-            <w:tcW w:type="dxa" w:w="871"/>
-            <w:tcBorders>
-              <w:top w:val="single" w:color="D9D4C5" w:sz="4"/>
-              <w:left w:val="single" w:color="D9D4C5" w:sz="4"/>
-              <w:bottom w:val="single" w:color="D9D4C5" w:sz="4"/>
-              <w:right w:val="single" w:color="D9D4C5" w:sz="4"/>
-            </w:tcBorders>
-            <w:shd w:fill="F6F4EE" w:color="auto" w:val="clear"/>
-            <w:tcMar>
-              <w:top w:type="dxa" w:w="70"/>
-              <w:left w:type="dxa" w:w="110"/>
-              <w:bottom w:type="dxa" w:w="70"/>
-              <w:right w:type="dxa" w:w="110"/>
-            </w:tcMar>
-            <w:vAlign w:val="center"/>
-          </w:tcPr>
-          <w:p>
-            <w:pPr>
-              <w:spacing w:after="0" w:before="0"/>
-            </w:pPr>
-            <w:r>
-              <w:rPr>
-                <w:rFonts w:ascii="Arial" w:cs="Arial" w:eastAsia="Arial" w:hAnsi="Arial"/>
-                <w:color w:val="1B2118"/>
-                <w:sz w:val="18"/>
-                <w:szCs w:val="18"/>
-              </w:rPr>
-              <w:t xml:space="preserve">D04</w:t>
-            </w:r>
-          </w:p>
-        </w:tc>
-        <w:tc>
-          <w:tcPr>
-            <w:tcW w:type="dxa" w:w="1848"/>
-            <w:tcBorders>
-              <w:top w:val="single" w:color="D9D4C5" w:sz="4"/>
-              <w:left w:val="single" w:color="D9D4C5" w:sz="4"/>
-              <w:bottom w:val="single" w:color="D9D4C5" w:sz="4"/>
-              <w:right w:val="single" w:color="D9D4C5" w:sz="4"/>
-            </w:tcBorders>
-            <w:shd w:fill="F6F4EE" w:color="auto" w:val="clear"/>
-            <w:tcMar>
-              <w:top w:type="dxa" w:w="70"/>
-              <w:left w:type="dxa" w:w="110"/>
-              <w:bottom w:type="dxa" w:w="70"/>
-              <w:right w:type="dxa" w:w="110"/>
-            </w:tcMar>
-            <w:vAlign w:val="center"/>
-          </w:tcPr>
-          <w:p>
-            <w:pPr>
-              <w:spacing w:after="0" w:before="0"/>
-            </w:pPr>
-            <w:r>
-              <w:rPr>
-                <w:rFonts w:ascii="Arial" w:cs="Arial" w:eastAsia="Arial" w:hAnsi="Arial"/>
-                <w:color w:val="1B2118"/>
-                <w:sz w:val="18"/>
-                <w:szCs w:val="18"/>
-              </w:rPr>
-              <w:t xml:space="preserve">20/10 16:40</w:t>
-            </w:r>
-          </w:p>
-        </w:tc>
-        <w:tc>
-          <w:tcPr>
-            <w:tcW w:type="dxa" w:w="2298"/>
+            <w:tcW w:type="dxa" w:w="865"/>
+            <w:tcBorders>
+              <w:top w:val="single" w:color="D9D4C5" w:sz="4"/>
+              <w:left w:val="single" w:color="D9D4C5" w:sz="4"/>
+              <w:bottom w:val="single" w:color="D9D4C5" w:sz="4"/>
+              <w:right w:val="single" w:color="D9D4C5" w:sz="4"/>
+            </w:tcBorders>
+            <w:shd w:fill="F6F4EE" w:color="auto" w:val="clear"/>
+            <w:tcMar>
+              <w:top w:type="dxa" w:w="70"/>
+              <w:left w:type="dxa" w:w="110"/>
+              <w:bottom w:type="dxa" w:w="70"/>
+              <w:right w:type="dxa" w:w="110"/>
+            </w:tcMar>
+            <w:vAlign w:val="center"/>
+          </w:tcPr>
+          <w:p>
+            <w:pPr>
+              <w:spacing w:after="0" w:before="0"/>
+            </w:pPr>
+            <w:r>
+              <w:rPr>
+                <w:rFonts w:ascii="Arial" w:cs="Arial" w:eastAsia="Arial" w:hAnsi="Arial"/>
+                <w:color w:val="1B2118"/>
+                <w:sz w:val="18"/>
+                <w:szCs w:val="18"/>
+              </w:rPr>
+              <w:t xml:space="preserve">D02</w:t>
+            </w:r>
+          </w:p>
+        </w:tc>
+        <w:tc>
+          <w:tcPr>
+            <w:tcW w:type="dxa" w:w="1837"/>
+            <w:tcBorders>
+              <w:top w:val="single" w:color="D9D4C5" w:sz="4"/>
+              <w:left w:val="single" w:color="D9D4C5" w:sz="4"/>
+              <w:bottom w:val="single" w:color="D9D4C5" w:sz="4"/>
+              <w:right w:val="single" w:color="D9D4C5" w:sz="4"/>
+            </w:tcBorders>
+            <w:shd w:fill="F6F4EE" w:color="auto" w:val="clear"/>
+            <w:tcMar>
+              <w:top w:type="dxa" w:w="70"/>
+              <w:left w:type="dxa" w:w="110"/>
+              <w:bottom w:type="dxa" w:w="70"/>
+              <w:right w:type="dxa" w:w="110"/>
+            </w:tcMar>
+            <w:vAlign w:val="center"/>
+          </w:tcPr>
+          <w:p>
+            <w:pPr>
+              <w:spacing w:after="0" w:before="0"/>
+            </w:pPr>
+            <w:r>
+              <w:rPr>
+                <w:rFonts w:ascii="Arial" w:cs="Arial" w:eastAsia="Arial" w:hAnsi="Arial"/>
+                <w:color w:val="1B2118"/>
+                <w:sz w:val="18"/>
+                <w:szCs w:val="18"/>
+              </w:rPr>
+              <w:t xml:space="preserve">20/10 16:40 (prima prova V02 del 19/10)</w:t>
+            </w:r>
+          </w:p>
+        </w:tc>
+        <w:tc>
+          <w:tcPr>
+            <w:tcW w:type="dxa" w:w="2287"/>
             <w:tcBorders>
               <w:top w:val="single" w:color="D9D4C5" w:sz="4"/>
               <w:left w:val="single" w:color="D9D4C5" w:sz="4"/>
@@ -11554,55 +11727,55 @@
                 <w:sz w:val="18"/>
                 <w:szCs w:val="18"/>
               </w:rPr>
-              <w:t xml:space="preserve">Date</w:t>
-            </w:r>
-            <w:r>
-              <w:rPr>
-                <w:rFonts w:ascii="Arial" w:cs="Arial" w:eastAsia="Arial" w:hAnsi="Arial"/>
-                <w:color w:val="1B2118"/>
-                <w:sz w:val="18"/>
-                <w:szCs w:val="18"/>
-              </w:rPr>
-              <w:t xml:space="preserve"> — Date inesistenti (31/02/2025) trasformate in date reali. Segnalato da: Collaudo</w:t>
-            </w:r>
-          </w:p>
-        </w:tc>
-        <w:tc>
-          <w:tcPr>
-            <w:tcW w:type="dxa" w:w="2215"/>
-            <w:tcBorders>
-              <w:top w:val="single" w:color="D9D4C5" w:sz="4"/>
-              <w:left w:val="single" w:color="D9D4C5" w:sz="4"/>
-              <w:bottom w:val="single" w:color="D9D4C5" w:sz="4"/>
-              <w:right w:val="single" w:color="D9D4C5" w:sz="4"/>
-            </w:tcBorders>
-            <w:shd w:fill="F6F4EE" w:color="auto" w:val="clear"/>
-            <w:tcMar>
-              <w:top w:type="dxa" w:w="70"/>
-              <w:left w:type="dxa" w:w="110"/>
-              <w:bottom w:type="dxa" w:w="70"/>
-              <w:right w:type="dxa" w:w="110"/>
-            </w:tcMar>
-            <w:vAlign w:val="center"/>
-          </w:tcPr>
-          <w:p>
-            <w:pPr>
-              <w:spacing w:after="0" w:before="0"/>
-            </w:pPr>
-            <w:r>
-              <w:rPr>
-                <w:rFonts w:ascii="Arial" w:cs="Arial" w:eastAsia="Arial" w:hAnsi="Arial"/>
-                <w:color w:val="1B2118"/>
-                <w:sz w:val="18"/>
-                <w:szCs w:val="18"/>
-              </w:rPr>
-              <w:t xml:space="preserve">CORRETTO_DA_RITESTARE (P1)</w:t>
-            </w:r>
-          </w:p>
-        </w:tc>
-        <w:tc>
-          <w:tcPr>
-            <w:tcW w:type="dxa" w:w="2406"/>
+              <w:t xml:space="preserve">Simulatore / calcolo</w:t>
+            </w:r>
+            <w:r>
+              <w:rPr>
+                <w:rFonts w:ascii="Arial" w:cs="Arial" w:eastAsia="Arial" w:hAnsi="Arial"/>
+                <w:color w:val="1B2118"/>
+                <w:sz w:val="18"/>
+                <w:szCs w:val="18"/>
+              </w:rPr>
+              <w:t xml:space="preserve"> — Buffer manuale 90% applicato e salvato oltre il massimo dell'80%. Segnalato da: Collaudo</w:t>
+            </w:r>
+          </w:p>
+        </w:tc>
+        <w:tc>
+          <w:tcPr>
+            <w:tcW w:type="dxa" w:w="2199"/>
+            <w:tcBorders>
+              <w:top w:val="single" w:color="D9D4C5" w:sz="4"/>
+              <w:left w:val="single" w:color="D9D4C5" w:sz="4"/>
+              <w:bottom w:val="single" w:color="D9D4C5" w:sz="4"/>
+              <w:right w:val="single" w:color="D9D4C5" w:sz="4"/>
+            </w:tcBorders>
+            <w:shd w:fill="F6F4EE" w:color="auto" w:val="clear"/>
+            <w:tcMar>
+              <w:top w:type="dxa" w:w="70"/>
+              <w:left w:type="dxa" w:w="110"/>
+              <w:bottom w:type="dxa" w:w="70"/>
+              <w:right w:type="dxa" w:w="110"/>
+            </w:tcMar>
+            <w:vAlign w:val="center"/>
+          </w:tcPr>
+          <w:p>
+            <w:pPr>
+              <w:spacing w:after="0" w:before="0"/>
+            </w:pPr>
+            <w:r>
+              <w:rPr>
+                <w:rFonts w:ascii="Arial" w:cs="Arial" w:eastAsia="Arial" w:hAnsi="Arial"/>
+                <w:color w:val="1B2118"/>
+                <w:sz w:val="18"/>
+                <w:szCs w:val="18"/>
+              </w:rPr>
+              <w:t xml:space="preserve">CORRETTO_DA_RITESTARE (P0)</w:t>
+            </w:r>
+          </w:p>
+        </w:tc>
+        <w:tc>
+          <w:tcPr>
+            <w:tcW w:type="dxa" w:w="2450"/>
             <w:tcBorders>
               <w:top w:val="single" w:color="D9D4C5" w:sz="4"/>
               <w:left w:val="single" w:color="D9D4C5" w:sz="4"/>
@@ -11647,7 +11820,7 @@
                 <w:sz w:val="18"/>
                 <w:szCs w:val="18"/>
               </w:rPr>
-              <w:t xml:space="preserve">)</w:t>
+              <w:t xml:space="preserve">); in produzione circa alle 17:15</w:t>
             </w:r>
           </w:p>
         </w:tc>
@@ -11658,71 +11831,71 @@
         </w:trPr>
         <w:tc>
           <w:tcPr>
-            <w:tcW w:type="dxa" w:w="871"/>
-            <w:tcBorders>
-              <w:top w:val="single" w:color="D9D4C5" w:sz="4"/>
-              <w:left w:val="single" w:color="D9D4C5" w:sz="4"/>
-              <w:bottom w:val="single" w:color="D9D4C5" w:sz="4"/>
-              <w:right w:val="single" w:color="D9D4C5" w:sz="4"/>
-            </w:tcBorders>
-            <w:tcMar>
-              <w:top w:type="dxa" w:w="70"/>
-              <w:left w:type="dxa" w:w="110"/>
-              <w:bottom w:type="dxa" w:w="70"/>
-              <w:right w:type="dxa" w:w="110"/>
-            </w:tcMar>
-            <w:vAlign w:val="center"/>
-          </w:tcPr>
-          <w:p>
-            <w:pPr>
-              <w:spacing w:after="0" w:before="0"/>
-            </w:pPr>
-            <w:r>
-              <w:rPr>
-                <w:rFonts w:ascii="Arial" w:cs="Arial" w:eastAsia="Arial" w:hAnsi="Arial"/>
-                <w:color w:val="1B2118"/>
-                <w:sz w:val="18"/>
-                <w:szCs w:val="18"/>
-              </w:rPr>
-              <w:t xml:space="preserve">D03</w:t>
-            </w:r>
-          </w:p>
-        </w:tc>
-        <w:tc>
-          <w:tcPr>
-            <w:tcW w:type="dxa" w:w="1848"/>
-            <w:tcBorders>
-              <w:top w:val="single" w:color="D9D4C5" w:sz="4"/>
-              <w:left w:val="single" w:color="D9D4C5" w:sz="4"/>
-              <w:bottom w:val="single" w:color="D9D4C5" w:sz="4"/>
-              <w:right w:val="single" w:color="D9D4C5" w:sz="4"/>
-            </w:tcBorders>
-            <w:tcMar>
-              <w:top w:type="dxa" w:w="70"/>
-              <w:left w:type="dxa" w:w="110"/>
-              <w:bottom w:type="dxa" w:w="70"/>
-              <w:right w:type="dxa" w:w="110"/>
-            </w:tcMar>
-            <w:vAlign w:val="center"/>
-          </w:tcPr>
-          <w:p>
-            <w:pPr>
-              <w:spacing w:after="0" w:before="0"/>
-            </w:pPr>
-            <w:r>
-              <w:rPr>
-                <w:rFonts w:ascii="Arial" w:cs="Arial" w:eastAsia="Arial" w:hAnsi="Arial"/>
-                <w:color w:val="1B2118"/>
-                <w:sz w:val="18"/>
-                <w:szCs w:val="18"/>
-              </w:rPr>
-              <w:t xml:space="preserve">20/10 16:40 (osservato il 19/10)</w:t>
-            </w:r>
-          </w:p>
-        </w:tc>
-        <w:tc>
-          <w:tcPr>
-            <w:tcW w:type="dxa" w:w="2298"/>
+            <w:tcW w:type="dxa" w:w="865"/>
+            <w:tcBorders>
+              <w:top w:val="single" w:color="D9D4C5" w:sz="4"/>
+              <w:left w:val="single" w:color="D9D4C5" w:sz="4"/>
+              <w:bottom w:val="single" w:color="D9D4C5" w:sz="4"/>
+              <w:right w:val="single" w:color="D9D4C5" w:sz="4"/>
+            </w:tcBorders>
+            <w:tcMar>
+              <w:top w:type="dxa" w:w="70"/>
+              <w:left w:type="dxa" w:w="110"/>
+              <w:bottom w:type="dxa" w:w="70"/>
+              <w:right w:type="dxa" w:w="110"/>
+            </w:tcMar>
+            <w:vAlign w:val="center"/>
+          </w:tcPr>
+          <w:p>
+            <w:pPr>
+              <w:spacing w:after="0" w:before="0"/>
+            </w:pPr>
+            <w:r>
+              <w:rPr>
+                <w:rFonts w:ascii="Arial" w:cs="Arial" w:eastAsia="Arial" w:hAnsi="Arial"/>
+                <w:color w:val="1B2118"/>
+                <w:sz w:val="18"/>
+                <w:szCs w:val="18"/>
+              </w:rPr>
+              <w:t xml:space="preserve">D04</w:t>
+            </w:r>
+          </w:p>
+        </w:tc>
+        <w:tc>
+          <w:tcPr>
+            <w:tcW w:type="dxa" w:w="1837"/>
+            <w:tcBorders>
+              <w:top w:val="single" w:color="D9D4C5" w:sz="4"/>
+              <w:left w:val="single" w:color="D9D4C5" w:sz="4"/>
+              <w:bottom w:val="single" w:color="D9D4C5" w:sz="4"/>
+              <w:right w:val="single" w:color="D9D4C5" w:sz="4"/>
+            </w:tcBorders>
+            <w:tcMar>
+              <w:top w:type="dxa" w:w="70"/>
+              <w:left w:type="dxa" w:w="110"/>
+              <w:bottom w:type="dxa" w:w="70"/>
+              <w:right w:type="dxa" w:w="110"/>
+            </w:tcMar>
+            <w:vAlign w:val="center"/>
+          </w:tcPr>
+          <w:p>
+            <w:pPr>
+              <w:spacing w:after="0" w:before="0"/>
+            </w:pPr>
+            <w:r>
+              <w:rPr>
+                <w:rFonts w:ascii="Arial" w:cs="Arial" w:eastAsia="Arial" w:hAnsi="Arial"/>
+                <w:color w:val="1B2118"/>
+                <w:sz w:val="18"/>
+                <w:szCs w:val="18"/>
+              </w:rPr>
+              <w:t xml:space="preserve">20/10 16:40</w:t>
+            </w:r>
+          </w:p>
+        </w:tc>
+        <w:tc>
+          <w:tcPr>
+            <w:tcW w:type="dxa" w:w="2287"/>
             <w:tcBorders>
               <w:top w:val="single" w:color="D9D4C5" w:sz="4"/>
               <w:left w:val="single" w:color="D9D4C5" w:sz="4"/>
@@ -11750,22 +11923,22 @@
                 <w:sz w:val="18"/>
                 <w:szCs w:val="18"/>
               </w:rPr>
-              <w:t xml:space="preserve">Simulatore</w:t>
-            </w:r>
-            <w:r>
-              <w:rPr>
-                <w:rFonts w:ascii="Arial" w:cs="Arial" w:eastAsia="Arial" w:hAnsi="Arial"/>
-                <w:color w:val="1B2118"/>
-                <w:sz w:val="18"/>
-                <w:szCs w:val="18"/>
-              </w:rPr>
-              <w:t xml:space="preserve"> — Prezzo annuo 0 sostituito dal prezzo generale. Segnalato da: Collaudo</w:t>
-            </w:r>
-          </w:p>
-        </w:tc>
-        <w:tc>
-          <w:tcPr>
-            <w:tcW w:type="dxa" w:w="2215"/>
+              <w:t xml:space="preserve">Date</w:t>
+            </w:r>
+            <w:r>
+              <w:rPr>
+                <w:rFonts w:ascii="Arial" w:cs="Arial" w:eastAsia="Arial" w:hAnsi="Arial"/>
+                <w:color w:val="1B2118"/>
+                <w:sz w:val="18"/>
+                <w:szCs w:val="18"/>
+              </w:rPr>
+              <w:t xml:space="preserve"> — Date inesistenti (31/02/2025) trasformate in date reali. Segnalato da: Collaudo</w:t>
+            </w:r>
+          </w:p>
+        </w:tc>
+        <w:tc>
+          <w:tcPr>
+            <w:tcW w:type="dxa" w:w="2199"/>
             <w:tcBorders>
               <w:top w:val="single" w:color="D9D4C5" w:sz="4"/>
               <w:left w:val="single" w:color="D9D4C5" w:sz="4"/>
@@ -11797,7 +11970,7 @@
         </w:tc>
         <w:tc>
           <w:tcPr>
-            <w:tcW w:type="dxa" w:w="2406"/>
+            <w:tcW w:type="dxa" w:w="2450"/>
             <w:tcBorders>
               <w:top w:val="single" w:color="D9D4C5" w:sz="4"/>
               <w:left w:val="single" w:color="D9D4C5" w:sz="4"/>
@@ -11852,73 +12025,73 @@
         </w:trPr>
         <w:tc>
           <w:tcPr>
-            <w:tcW w:type="dxa" w:w="871"/>
-            <w:tcBorders>
-              <w:top w:val="single" w:color="D9D4C5" w:sz="4"/>
-              <w:left w:val="single" w:color="D9D4C5" w:sz="4"/>
-              <w:bottom w:val="single" w:color="D9D4C5" w:sz="4"/>
-              <w:right w:val="single" w:color="D9D4C5" w:sz="4"/>
-            </w:tcBorders>
-            <w:shd w:fill="F6F4EE" w:color="auto" w:val="clear"/>
-            <w:tcMar>
-              <w:top w:type="dxa" w:w="70"/>
-              <w:left w:type="dxa" w:w="110"/>
-              <w:bottom w:type="dxa" w:w="70"/>
-              <w:right w:type="dxa" w:w="110"/>
-            </w:tcMar>
-            <w:vAlign w:val="center"/>
-          </w:tcPr>
-          <w:p>
-            <w:pPr>
-              <w:spacing w:after="0" w:before="0"/>
-            </w:pPr>
-            <w:r>
-              <w:rPr>
-                <w:rFonts w:ascii="Arial" w:cs="Arial" w:eastAsia="Arial" w:hAnsi="Arial"/>
-                <w:color w:val="1B2118"/>
-                <w:sz w:val="18"/>
-                <w:szCs w:val="18"/>
-              </w:rPr>
-              <w:t xml:space="preserve">D05</w:t>
-            </w:r>
-          </w:p>
-        </w:tc>
-        <w:tc>
-          <w:tcPr>
-            <w:tcW w:type="dxa" w:w="1848"/>
-            <w:tcBorders>
-              <w:top w:val="single" w:color="D9D4C5" w:sz="4"/>
-              <w:left w:val="single" w:color="D9D4C5" w:sz="4"/>
-              <w:bottom w:val="single" w:color="D9D4C5" w:sz="4"/>
-              <w:right w:val="single" w:color="D9D4C5" w:sz="4"/>
-            </w:tcBorders>
-            <w:shd w:fill="F6F4EE" w:color="auto" w:val="clear"/>
-            <w:tcMar>
-              <w:top w:type="dxa" w:w="70"/>
-              <w:left w:type="dxa" w:w="110"/>
-              <w:bottom w:type="dxa" w:w="70"/>
-              <w:right w:type="dxa" w:w="110"/>
-            </w:tcMar>
-            <w:vAlign w:val="center"/>
-          </w:tcPr>
-          <w:p>
-            <w:pPr>
-              <w:spacing w:after="0" w:before="0"/>
-            </w:pPr>
-            <w:r>
-              <w:rPr>
-                <w:rFonts w:ascii="Arial" w:cs="Arial" w:eastAsia="Arial" w:hAnsi="Arial"/>
-                <w:color w:val="1B2118"/>
-                <w:sz w:val="18"/>
-                <w:szCs w:val="18"/>
-              </w:rPr>
-              <w:t xml:space="preserve">20/10 16:40 (osservato il 19/10, 21:21-21:26)</w:t>
-            </w:r>
-          </w:p>
-        </w:tc>
-        <w:tc>
-          <w:tcPr>
-            <w:tcW w:type="dxa" w:w="2298"/>
+            <w:tcW w:type="dxa" w:w="865"/>
+            <w:tcBorders>
+              <w:top w:val="single" w:color="D9D4C5" w:sz="4"/>
+              <w:left w:val="single" w:color="D9D4C5" w:sz="4"/>
+              <w:bottom w:val="single" w:color="D9D4C5" w:sz="4"/>
+              <w:right w:val="single" w:color="D9D4C5" w:sz="4"/>
+            </w:tcBorders>
+            <w:shd w:fill="F6F4EE" w:color="auto" w:val="clear"/>
+            <w:tcMar>
+              <w:top w:type="dxa" w:w="70"/>
+              <w:left w:type="dxa" w:w="110"/>
+              <w:bottom w:type="dxa" w:w="70"/>
+              <w:right w:type="dxa" w:w="110"/>
+            </w:tcMar>
+            <w:vAlign w:val="center"/>
+          </w:tcPr>
+          <w:p>
+            <w:pPr>
+              <w:spacing w:after="0" w:before="0"/>
+            </w:pPr>
+            <w:r>
+              <w:rPr>
+                <w:rFonts w:ascii="Arial" w:cs="Arial" w:eastAsia="Arial" w:hAnsi="Arial"/>
+                <w:color w:val="1B2118"/>
+                <w:sz w:val="18"/>
+                <w:szCs w:val="18"/>
+              </w:rPr>
+              <w:t xml:space="preserve">D03</w:t>
+            </w:r>
+          </w:p>
+        </w:tc>
+        <w:tc>
+          <w:tcPr>
+            <w:tcW w:type="dxa" w:w="1837"/>
+            <w:tcBorders>
+              <w:top w:val="single" w:color="D9D4C5" w:sz="4"/>
+              <w:left w:val="single" w:color="D9D4C5" w:sz="4"/>
+              <w:bottom w:val="single" w:color="D9D4C5" w:sz="4"/>
+              <w:right w:val="single" w:color="D9D4C5" w:sz="4"/>
+            </w:tcBorders>
+            <w:shd w:fill="F6F4EE" w:color="auto" w:val="clear"/>
+            <w:tcMar>
+              <w:top w:type="dxa" w:w="70"/>
+              <w:left w:type="dxa" w:w="110"/>
+              <w:bottom w:type="dxa" w:w="70"/>
+              <w:right w:type="dxa" w:w="110"/>
+            </w:tcMar>
+            <w:vAlign w:val="center"/>
+          </w:tcPr>
+          <w:p>
+            <w:pPr>
+              <w:spacing w:after="0" w:before="0"/>
+            </w:pPr>
+            <w:r>
+              <w:rPr>
+                <w:rFonts w:ascii="Arial" w:cs="Arial" w:eastAsia="Arial" w:hAnsi="Arial"/>
+                <w:color w:val="1B2118"/>
+                <w:sz w:val="18"/>
+                <w:szCs w:val="18"/>
+              </w:rPr>
+              <w:t xml:space="preserve">20/10 16:40 (osservato il 19/10)</w:t>
+            </w:r>
+          </w:p>
+        </w:tc>
+        <w:tc>
+          <w:tcPr>
+            <w:tcW w:type="dxa" w:w="2287"/>
             <w:tcBorders>
               <w:top w:val="single" w:color="D9D4C5" w:sz="4"/>
               <w:left w:val="single" w:color="D9D4C5" w:sz="4"/>
@@ -11947,22 +12120,22 @@
                 <w:sz w:val="18"/>
                 <w:szCs w:val="18"/>
               </w:rPr>
-              <w:t xml:space="preserve">Audit</w:t>
-            </w:r>
-            <w:r>
-              <w:rPr>
-                <w:rFonts w:ascii="Arial" w:cs="Arial" w:eastAsia="Arial" w:hAnsi="Arial"/>
-                <w:color w:val="1B2118"/>
-                <w:sz w:val="18"/>
-                <w:szCs w:val="18"/>
-              </w:rPr>
-              <w:t xml:space="preserve"> — L'Audit non diceva quale scenario era stato modificato né cosa. Segnalato da: Collaudo</w:t>
-            </w:r>
-          </w:p>
-        </w:tc>
-        <w:tc>
-          <w:tcPr>
-            <w:tcW w:type="dxa" w:w="2215"/>
+              <w:t xml:space="preserve">Simulatore</w:t>
+            </w:r>
+            <w:r>
+              <w:rPr>
+                <w:rFonts w:ascii="Arial" w:cs="Arial" w:eastAsia="Arial" w:hAnsi="Arial"/>
+                <w:color w:val="1B2118"/>
+                <w:sz w:val="18"/>
+                <w:szCs w:val="18"/>
+              </w:rPr>
+              <w:t xml:space="preserve"> — Prezzo annuo 0 sostituito dal prezzo generale. Segnalato da: Collaudo</w:t>
+            </w:r>
+          </w:p>
+        </w:tc>
+        <w:tc>
+          <w:tcPr>
+            <w:tcW w:type="dxa" w:w="2199"/>
             <w:tcBorders>
               <w:top w:val="single" w:color="D9D4C5" w:sz="4"/>
               <w:left w:val="single" w:color="D9D4C5" w:sz="4"/>
@@ -11995,7 +12168,7 @@
         </w:tc>
         <w:tc>
           <w:tcPr>
-            <w:tcW w:type="dxa" w:w="2406"/>
+            <w:tcW w:type="dxa" w:w="2450"/>
             <w:tcBorders>
               <w:top w:val="single" w:color="D9D4C5" w:sz="4"/>
               <w:left w:val="single" w:color="D9D4C5" w:sz="4"/>
@@ -12051,71 +12224,71 @@
         </w:trPr>
         <w:tc>
           <w:tcPr>
-            <w:tcW w:type="dxa" w:w="871"/>
-            <w:tcBorders>
-              <w:top w:val="single" w:color="D9D4C5" w:sz="4"/>
-              <w:left w:val="single" w:color="D9D4C5" w:sz="4"/>
-              <w:bottom w:val="single" w:color="D9D4C5" w:sz="4"/>
-              <w:right w:val="single" w:color="D9D4C5" w:sz="4"/>
-            </w:tcBorders>
-            <w:tcMar>
-              <w:top w:type="dxa" w:w="70"/>
-              <w:left w:type="dxa" w:w="110"/>
-              <w:bottom w:type="dxa" w:w="70"/>
-              <w:right w:type="dxa" w:w="110"/>
-            </w:tcMar>
-            <w:vAlign w:val="center"/>
-          </w:tcPr>
-          <w:p>
-            <w:pPr>
-              <w:spacing w:after="0" w:before="0"/>
-            </w:pPr>
-            <w:r>
-              <w:rPr>
-                <w:rFonts w:ascii="Arial" w:cs="Arial" w:eastAsia="Arial" w:hAnsi="Arial"/>
-                <w:color w:val="1B2118"/>
-                <w:sz w:val="18"/>
-                <w:szCs w:val="18"/>
-              </w:rPr>
-              <w:t xml:space="preserve">D06</w:t>
-            </w:r>
-          </w:p>
-        </w:tc>
-        <w:tc>
-          <w:tcPr>
-            <w:tcW w:type="dxa" w:w="1848"/>
-            <w:tcBorders>
-              <w:top w:val="single" w:color="D9D4C5" w:sz="4"/>
-              <w:left w:val="single" w:color="D9D4C5" w:sz="4"/>
-              <w:bottom w:val="single" w:color="D9D4C5" w:sz="4"/>
-              <w:right w:val="single" w:color="D9D4C5" w:sz="4"/>
-            </w:tcBorders>
-            <w:tcMar>
-              <w:top w:type="dxa" w:w="70"/>
-              <w:left w:type="dxa" w:w="110"/>
-              <w:bottom w:type="dxa" w:w="70"/>
-              <w:right w:type="dxa" w:w="110"/>
-            </w:tcMar>
-            <w:vAlign w:val="center"/>
-          </w:tcPr>
-          <w:p>
-            <w:pPr>
-              <w:spacing w:after="0" w:before="0"/>
-            </w:pPr>
-            <w:r>
-              <w:rPr>
-                <w:rFonts w:ascii="Arial" w:cs="Arial" w:eastAsia="Arial" w:hAnsi="Arial"/>
-                <w:color w:val="1B2118"/>
-                <w:sz w:val="18"/>
-                <w:szCs w:val="18"/>
-              </w:rPr>
-              <w:t xml:space="preserve">20/10 16:40</w:t>
-            </w:r>
-          </w:p>
-        </w:tc>
-        <w:tc>
-          <w:tcPr>
-            <w:tcW w:type="dxa" w:w="2298"/>
+            <w:tcW w:type="dxa" w:w="865"/>
+            <w:tcBorders>
+              <w:top w:val="single" w:color="D9D4C5" w:sz="4"/>
+              <w:left w:val="single" w:color="D9D4C5" w:sz="4"/>
+              <w:bottom w:val="single" w:color="D9D4C5" w:sz="4"/>
+              <w:right w:val="single" w:color="D9D4C5" w:sz="4"/>
+            </w:tcBorders>
+            <w:tcMar>
+              <w:top w:type="dxa" w:w="70"/>
+              <w:left w:type="dxa" w:w="110"/>
+              <w:bottom w:type="dxa" w:w="70"/>
+              <w:right w:type="dxa" w:w="110"/>
+            </w:tcMar>
+            <w:vAlign w:val="center"/>
+          </w:tcPr>
+          <w:p>
+            <w:pPr>
+              <w:spacing w:after="0" w:before="0"/>
+            </w:pPr>
+            <w:r>
+              <w:rPr>
+                <w:rFonts w:ascii="Arial" w:cs="Arial" w:eastAsia="Arial" w:hAnsi="Arial"/>
+                <w:color w:val="1B2118"/>
+                <w:sz w:val="18"/>
+                <w:szCs w:val="18"/>
+              </w:rPr>
+              <w:t xml:space="preserve">D05</w:t>
+            </w:r>
+          </w:p>
+        </w:tc>
+        <w:tc>
+          <w:tcPr>
+            <w:tcW w:type="dxa" w:w="1837"/>
+            <w:tcBorders>
+              <w:top w:val="single" w:color="D9D4C5" w:sz="4"/>
+              <w:left w:val="single" w:color="D9D4C5" w:sz="4"/>
+              <w:bottom w:val="single" w:color="D9D4C5" w:sz="4"/>
+              <w:right w:val="single" w:color="D9D4C5" w:sz="4"/>
+            </w:tcBorders>
+            <w:tcMar>
+              <w:top w:type="dxa" w:w="70"/>
+              <w:left w:type="dxa" w:w="110"/>
+              <w:bottom w:type="dxa" w:w="70"/>
+              <w:right w:type="dxa" w:w="110"/>
+            </w:tcMar>
+            <w:vAlign w:val="center"/>
+          </w:tcPr>
+          <w:p>
+            <w:pPr>
+              <w:spacing w:after="0" w:before="0"/>
+            </w:pPr>
+            <w:r>
+              <w:rPr>
+                <w:rFonts w:ascii="Arial" w:cs="Arial" w:eastAsia="Arial" w:hAnsi="Arial"/>
+                <w:color w:val="1B2118"/>
+                <w:sz w:val="18"/>
+                <w:szCs w:val="18"/>
+              </w:rPr>
+              <w:t xml:space="preserve">20/10 16:40 (osservato il 19/10, 21:21-21:26)</w:t>
+            </w:r>
+          </w:p>
+        </w:tc>
+        <w:tc>
+          <w:tcPr>
+            <w:tcW w:type="dxa" w:w="2287"/>
             <w:tcBorders>
               <w:top w:val="single" w:color="D9D4C5" w:sz="4"/>
               <w:left w:val="single" w:color="D9D4C5" w:sz="4"/>
@@ -12143,22 +12316,22 @@
                 <w:sz w:val="18"/>
                 <w:szCs w:val="18"/>
               </w:rPr>
-              <w:t xml:space="preserve">Esportazioni</w:t>
-            </w:r>
-            <w:r>
-              <w:rPr>
-                <w:rFonts w:ascii="Arial" w:cs="Arial" w:eastAsia="Arial" w:hAnsi="Arial"/>
-                <w:color w:val="1B2118"/>
-                <w:sz w:val="18"/>
-                <w:szCs w:val="18"/>
-              </w:rPr>
-              <w:t xml:space="preserve"> — Una cella CSV che inizia con «=» restava una formula. Segnalato da: Collaudo</w:t>
-            </w:r>
-          </w:p>
-        </w:tc>
-        <w:tc>
-          <w:tcPr>
-            <w:tcW w:type="dxa" w:w="2215"/>
+              <w:t xml:space="preserve">Audit</w:t>
+            </w:r>
+            <w:r>
+              <w:rPr>
+                <w:rFonts w:ascii="Arial" w:cs="Arial" w:eastAsia="Arial" w:hAnsi="Arial"/>
+                <w:color w:val="1B2118"/>
+                <w:sz w:val="18"/>
+                <w:szCs w:val="18"/>
+              </w:rPr>
+              <w:t xml:space="preserve"> — L'Audit non diceva quale scenario era stato modificato né cosa. Segnalato da: Collaudo</w:t>
+            </w:r>
+          </w:p>
+        </w:tc>
+        <w:tc>
+          <w:tcPr>
+            <w:tcW w:type="dxa" w:w="2199"/>
             <w:tcBorders>
               <w:top w:val="single" w:color="D9D4C5" w:sz="4"/>
               <w:left w:val="single" w:color="D9D4C5" w:sz="4"/>
@@ -12190,7 +12363,7 @@
         </w:tc>
         <w:tc>
           <w:tcPr>
-            <w:tcW w:type="dxa" w:w="2406"/>
+            <w:tcW w:type="dxa" w:w="2450"/>
             <w:tcBorders>
               <w:top w:val="single" w:color="D9D4C5" w:sz="4"/>
               <w:left w:val="single" w:color="D9D4C5" w:sz="4"/>
@@ -12245,40 +12418,40 @@
         </w:trPr>
         <w:tc>
           <w:tcPr>
-            <w:tcW w:type="dxa" w:w="871"/>
-            <w:tcBorders>
-              <w:top w:val="single" w:color="D9D4C5" w:sz="4"/>
-              <w:left w:val="single" w:color="D9D4C5" w:sz="4"/>
-              <w:bottom w:val="single" w:color="D9D4C5" w:sz="4"/>
-              <w:right w:val="single" w:color="D9D4C5" w:sz="4"/>
-            </w:tcBorders>
-            <w:shd w:fill="F6F4EE" w:color="auto" w:val="clear"/>
-            <w:tcMar>
-              <w:top w:type="dxa" w:w="70"/>
-              <w:left w:type="dxa" w:w="110"/>
-              <w:bottom w:type="dxa" w:w="70"/>
-              <w:right w:type="dxa" w:w="110"/>
-            </w:tcMar>
-            <w:vAlign w:val="center"/>
-          </w:tcPr>
-          <w:p>
-            <w:pPr>
-              <w:spacing w:after="0" w:before="0"/>
-            </w:pPr>
-            <w:r>
-              <w:rPr>
-                <w:rFonts w:ascii="Arial" w:cs="Arial" w:eastAsia="Arial" w:hAnsi="Arial"/>
-                <w:color w:val="1B2118"/>
-                <w:sz w:val="18"/>
-                <w:szCs w:val="18"/>
-              </w:rPr>
-              <w:t xml:space="preserve">R01</w:t>
-            </w:r>
-          </w:p>
-        </w:tc>
-        <w:tc>
-          <w:tcPr>
-            <w:tcW w:type="dxa" w:w="1848"/>
+            <w:tcW w:type="dxa" w:w="865"/>
+            <w:tcBorders>
+              <w:top w:val="single" w:color="D9D4C5" w:sz="4"/>
+              <w:left w:val="single" w:color="D9D4C5" w:sz="4"/>
+              <w:bottom w:val="single" w:color="D9D4C5" w:sz="4"/>
+              <w:right w:val="single" w:color="D9D4C5" w:sz="4"/>
+            </w:tcBorders>
+            <w:shd w:fill="F6F4EE" w:color="auto" w:val="clear"/>
+            <w:tcMar>
+              <w:top w:type="dxa" w:w="70"/>
+              <w:left w:type="dxa" w:w="110"/>
+              <w:bottom w:type="dxa" w:w="70"/>
+              <w:right w:type="dxa" w:w="110"/>
+            </w:tcMar>
+            <w:vAlign w:val="center"/>
+          </w:tcPr>
+          <w:p>
+            <w:pPr>
+              <w:spacing w:after="0" w:before="0"/>
+            </w:pPr>
+            <w:r>
+              <w:rPr>
+                <w:rFonts w:ascii="Arial" w:cs="Arial" w:eastAsia="Arial" w:hAnsi="Arial"/>
+                <w:color w:val="1B2118"/>
+                <w:sz w:val="18"/>
+                <w:szCs w:val="18"/>
+              </w:rPr>
+              <w:t xml:space="preserve">D06</w:t>
+            </w:r>
+          </w:p>
+        </w:tc>
+        <w:tc>
+          <w:tcPr>
+            <w:tcW w:type="dxa" w:w="1837"/>
             <w:tcBorders>
               <w:top w:val="single" w:color="D9D4C5" w:sz="4"/>
               <w:left w:val="single" w:color="D9D4C5" w:sz="4"/>
@@ -12311,7 +12484,7 @@
         </w:tc>
         <w:tc>
           <w:tcPr>
-            <w:tcW w:type="dxa" w:w="2298"/>
+            <w:tcW w:type="dxa" w:w="2287"/>
             <w:tcBorders>
               <w:top w:val="single" w:color="D9D4C5" w:sz="4"/>
               <w:left w:val="single" w:color="D9D4C5" w:sz="4"/>
@@ -12340,82 +12513,100 @@
                 <w:sz w:val="18"/>
                 <w:szCs w:val="18"/>
               </w:rPr>
-              <w:t xml:space="preserve">Metodologia</w:t>
-            </w:r>
-            <w:r>
-              <w:rPr>
-                <w:rFonts w:ascii="Arial" w:cs="Arial" w:eastAsia="Arial" w:hAnsi="Arial"/>
-                <w:color w:val="1B2118"/>
-                <w:sz w:val="18"/>
-                <w:szCs w:val="18"/>
-              </w:rPr>
-              <w:t xml:space="preserve"> — Stesse opzioni: buffer 20% nel calcolatore e 30% nel simulatore. Segnalato da: Collaudo</w:t>
-            </w:r>
-          </w:p>
-        </w:tc>
-        <w:tc>
-          <w:tcPr>
-            <w:tcW w:type="dxa" w:w="2215"/>
-            <w:tcBorders>
-              <w:top w:val="single" w:color="D9D4C5" w:sz="4"/>
-              <w:left w:val="single" w:color="D9D4C5" w:sz="4"/>
-              <w:bottom w:val="single" w:color="D9D4C5" w:sz="4"/>
-              <w:right w:val="single" w:color="D9D4C5" w:sz="4"/>
-            </w:tcBorders>
-            <w:shd w:fill="F6F4EE" w:color="auto" w:val="clear"/>
-            <w:tcMar>
-              <w:top w:type="dxa" w:w="70"/>
-              <w:left w:type="dxa" w:w="110"/>
-              <w:bottom w:type="dxa" w:w="70"/>
-              <w:right w:type="dxa" w:w="110"/>
-            </w:tcMar>
-            <w:vAlign w:val="center"/>
-          </w:tcPr>
-          <w:p>
-            <w:pPr>
-              <w:spacing w:after="0" w:before="0"/>
-            </w:pPr>
-            <w:r>
-              <w:rPr>
-                <w:rFonts w:ascii="Arial" w:cs="Arial" w:eastAsia="Arial" w:hAnsi="Arial"/>
-                <w:color w:val="1B2118"/>
-                <w:sz w:val="18"/>
-                <w:szCs w:val="18"/>
-              </w:rPr>
-              <w:t xml:space="preserve">ATTESA_REGOLA (P0)</w:t>
-            </w:r>
-          </w:p>
-        </w:tc>
-        <w:tc>
-          <w:tcPr>
-            <w:tcW w:type="dxa" w:w="2406"/>
-            <w:tcBorders>
-              <w:top w:val="single" w:color="D9D4C5" w:sz="4"/>
-              <w:left w:val="single" w:color="D9D4C5" w:sz="4"/>
-              <w:bottom w:val="single" w:color="D9D4C5" w:sz="4"/>
-              <w:right w:val="single" w:color="D9D4C5" w:sz="4"/>
-            </w:tcBorders>
-            <w:shd w:fill="F6F4EE" w:color="auto" w:val="clear"/>
-            <w:tcMar>
-              <w:top w:type="dxa" w:w="70"/>
-              <w:left w:type="dxa" w:w="110"/>
-              <w:bottom w:type="dxa" w:w="70"/>
-              <w:right w:type="dxa" w:w="110"/>
-            </w:tcMar>
-            <w:vAlign w:val="center"/>
-          </w:tcPr>
-          <w:p>
-            <w:pPr>
-              <w:spacing w:after="0" w:before="0"/>
-            </w:pPr>
-            <w:r>
-              <w:rPr>
-                <w:rFonts w:ascii="Arial" w:cs="Arial" w:eastAsia="Arial" w:hAnsi="Arial"/>
-                <w:color w:val="1B2118"/>
-                <w:sz w:val="18"/>
-                <w:szCs w:val="18"/>
-              </w:rPr>
-              <w:t xml:space="preserve">— (domanda alla Fondazione)</w:t>
+              <w:t xml:space="preserve">Esportazioni</w:t>
+            </w:r>
+            <w:r>
+              <w:rPr>
+                <w:rFonts w:ascii="Arial" w:cs="Arial" w:eastAsia="Arial" w:hAnsi="Arial"/>
+                <w:color w:val="1B2118"/>
+                <w:sz w:val="18"/>
+                <w:szCs w:val="18"/>
+              </w:rPr>
+              <w:t xml:space="preserve"> — Una cella CSV che inizia con «=» restava una formula. Segnalato da: Collaudo</w:t>
+            </w:r>
+          </w:p>
+        </w:tc>
+        <w:tc>
+          <w:tcPr>
+            <w:tcW w:type="dxa" w:w="2199"/>
+            <w:tcBorders>
+              <w:top w:val="single" w:color="D9D4C5" w:sz="4"/>
+              <w:left w:val="single" w:color="D9D4C5" w:sz="4"/>
+              <w:bottom w:val="single" w:color="D9D4C5" w:sz="4"/>
+              <w:right w:val="single" w:color="D9D4C5" w:sz="4"/>
+            </w:tcBorders>
+            <w:shd w:fill="F6F4EE" w:color="auto" w:val="clear"/>
+            <w:tcMar>
+              <w:top w:type="dxa" w:w="70"/>
+              <w:left w:type="dxa" w:w="110"/>
+              <w:bottom w:type="dxa" w:w="70"/>
+              <w:right w:type="dxa" w:w="110"/>
+            </w:tcMar>
+            <w:vAlign w:val="center"/>
+          </w:tcPr>
+          <w:p>
+            <w:pPr>
+              <w:spacing w:after="0" w:before="0"/>
+            </w:pPr>
+            <w:r>
+              <w:rPr>
+                <w:rFonts w:ascii="Arial" w:cs="Arial" w:eastAsia="Arial" w:hAnsi="Arial"/>
+                <w:color w:val="1B2118"/>
+                <w:sz w:val="18"/>
+                <w:szCs w:val="18"/>
+              </w:rPr>
+              <w:t xml:space="preserve">CORRETTO_DA_RITESTARE (P1)</w:t>
+            </w:r>
+          </w:p>
+        </w:tc>
+        <w:tc>
+          <w:tcPr>
+            <w:tcW w:type="dxa" w:w="2450"/>
+            <w:tcBorders>
+              <w:top w:val="single" w:color="D9D4C5" w:sz="4"/>
+              <w:left w:val="single" w:color="D9D4C5" w:sz="4"/>
+              <w:bottom w:val="single" w:color="D9D4C5" w:sz="4"/>
+              <w:right w:val="single" w:color="D9D4C5" w:sz="4"/>
+            </w:tcBorders>
+            <w:shd w:fill="F6F4EE" w:color="auto" w:val="clear"/>
+            <w:tcMar>
+              <w:top w:type="dxa" w:w="70"/>
+              <w:left w:type="dxa" w:w="110"/>
+              <w:bottom w:type="dxa" w:w="70"/>
+              <w:right w:type="dxa" w:w="110"/>
+            </w:tcMar>
+            <w:vAlign w:val="center"/>
+          </w:tcPr>
+          <w:p>
+            <w:pPr>
+              <w:spacing w:after="0" w:before="0"/>
+            </w:pPr>
+            <w:r>
+              <w:rPr>
+                <w:rFonts w:ascii="Arial" w:cs="Arial" w:eastAsia="Arial" w:hAnsi="Arial"/>
+                <w:color w:val="1B2118"/>
+                <w:sz w:val="18"/>
+                <w:szCs w:val="18"/>
+              </w:rPr>
+              <w:t xml:space="preserve">20/10 17:05 (</w:t>
+            </w:r>
+            <w:r>
+              <w:rPr>
+                <w:rFonts w:ascii="Consolas" w:cs="Consolas" w:eastAsia="Consolas" w:hAnsi="Consolas"/>
+                <w:color w:val="2F5D3A"/>
+                <w:sz w:val="18"/>
+                <w:szCs w:val="18"/>
+              </w:rPr>
+              <w:t xml:space="preserve">66d253e</w:t>
+            </w:r>
+            <w:r>
+              <w:rPr>
+                <w:rFonts w:ascii="Arial" w:cs="Arial" w:eastAsia="Arial" w:hAnsi="Arial"/>
+                <w:color w:val="1B2118"/>
+                <w:sz w:val="18"/>
+                <w:szCs w:val="18"/>
+              </w:rPr>
+              <w:t xml:space="preserve">)</w:t>
             </w:r>
           </w:p>
         </w:tc>
@@ -12426,39 +12617,39 @@
         </w:trPr>
         <w:tc>
           <w:tcPr>
-            <w:tcW w:type="dxa" w:w="871"/>
-            <w:tcBorders>
-              <w:top w:val="single" w:color="D9D4C5" w:sz="4"/>
-              <w:left w:val="single" w:color="D9D4C5" w:sz="4"/>
-              <w:bottom w:val="single" w:color="D9D4C5" w:sz="4"/>
-              <w:right w:val="single" w:color="D9D4C5" w:sz="4"/>
-            </w:tcBorders>
-            <w:tcMar>
-              <w:top w:type="dxa" w:w="70"/>
-              <w:left w:type="dxa" w:w="110"/>
-              <w:bottom w:type="dxa" w:w="70"/>
-              <w:right w:type="dxa" w:w="110"/>
-            </w:tcMar>
-            <w:vAlign w:val="center"/>
-          </w:tcPr>
-          <w:p>
-            <w:pPr>
-              <w:spacing w:after="0" w:before="0"/>
-            </w:pPr>
-            <w:r>
-              <w:rPr>
-                <w:rFonts w:ascii="Arial" w:cs="Arial" w:eastAsia="Arial" w:hAnsi="Arial"/>
-                <w:color w:val="1B2118"/>
-                <w:sz w:val="18"/>
-                <w:szCs w:val="18"/>
-              </w:rPr>
-              <w:t xml:space="preserve">R02</w:t>
-            </w:r>
-          </w:p>
-        </w:tc>
-        <w:tc>
-          <w:tcPr>
-            <w:tcW w:type="dxa" w:w="1848"/>
+            <w:tcW w:type="dxa" w:w="865"/>
+            <w:tcBorders>
+              <w:top w:val="single" w:color="D9D4C5" w:sz="4"/>
+              <w:left w:val="single" w:color="D9D4C5" w:sz="4"/>
+              <w:bottom w:val="single" w:color="D9D4C5" w:sz="4"/>
+              <w:right w:val="single" w:color="D9D4C5" w:sz="4"/>
+            </w:tcBorders>
+            <w:tcMar>
+              <w:top w:type="dxa" w:w="70"/>
+              <w:left w:type="dxa" w:w="110"/>
+              <w:bottom w:type="dxa" w:w="70"/>
+              <w:right w:type="dxa" w:w="110"/>
+            </w:tcMar>
+            <w:vAlign w:val="center"/>
+          </w:tcPr>
+          <w:p>
+            <w:pPr>
+              <w:spacing w:after="0" w:before="0"/>
+            </w:pPr>
+            <w:r>
+              <w:rPr>
+                <w:rFonts w:ascii="Arial" w:cs="Arial" w:eastAsia="Arial" w:hAnsi="Arial"/>
+                <w:color w:val="1B2118"/>
+                <w:sz w:val="18"/>
+                <w:szCs w:val="18"/>
+              </w:rPr>
+              <w:t xml:space="preserve">R01</w:t>
+            </w:r>
+          </w:p>
+        </w:tc>
+        <w:tc>
+          <w:tcPr>
+            <w:tcW w:type="dxa" w:w="1837"/>
             <w:tcBorders>
               <w:top w:val="single" w:color="D9D4C5" w:sz="4"/>
               <w:left w:val="single" w:color="D9D4C5" w:sz="4"/>
@@ -12490,7 +12681,7 @@
         </w:tc>
         <w:tc>
           <w:tcPr>
-            <w:tcW w:type="dxa" w:w="2298"/>
+            <w:tcW w:type="dxa" w:w="2287"/>
             <w:tcBorders>
               <w:top w:val="single" w:color="D9D4C5" w:sz="4"/>
               <w:left w:val="single" w:color="D9D4C5" w:sz="4"/>
@@ -12527,71 +12718,71 @@
                 <w:sz w:val="18"/>
                 <w:szCs w:val="18"/>
               </w:rPr>
-              <w:t xml:space="preserve"> — La distribuzione normale delle utenze ammette quote oltre il 100%. Segnalato da: Collaudo</w:t>
-            </w:r>
-          </w:p>
-        </w:tc>
-        <w:tc>
-          <w:tcPr>
-            <w:tcW w:type="dxa" w:w="2215"/>
-            <w:tcBorders>
-              <w:top w:val="single" w:color="D9D4C5" w:sz="4"/>
-              <w:left w:val="single" w:color="D9D4C5" w:sz="4"/>
-              <w:bottom w:val="single" w:color="D9D4C5" w:sz="4"/>
-              <w:right w:val="single" w:color="D9D4C5" w:sz="4"/>
-            </w:tcBorders>
-            <w:tcMar>
-              <w:top w:type="dxa" w:w="70"/>
-              <w:left w:type="dxa" w:w="110"/>
-              <w:bottom w:type="dxa" w:w="70"/>
-              <w:right w:type="dxa" w:w="110"/>
-            </w:tcMar>
-            <w:vAlign w:val="center"/>
-          </w:tcPr>
-          <w:p>
-            <w:pPr>
-              <w:spacing w:after="0" w:before="0"/>
-            </w:pPr>
-            <w:r>
-              <w:rPr>
-                <w:rFonts w:ascii="Arial" w:cs="Arial" w:eastAsia="Arial" w:hAnsi="Arial"/>
-                <w:color w:val="1B2118"/>
-                <w:sz w:val="18"/>
-                <w:szCs w:val="18"/>
-              </w:rPr>
-              <w:t xml:space="preserve">ATTESA_REGOLA (P1)</w:t>
-            </w:r>
-          </w:p>
-        </w:tc>
-        <w:tc>
-          <w:tcPr>
-            <w:tcW w:type="dxa" w:w="2406"/>
-            <w:tcBorders>
-              <w:top w:val="single" w:color="D9D4C5" w:sz="4"/>
-              <w:left w:val="single" w:color="D9D4C5" w:sz="4"/>
-              <w:bottom w:val="single" w:color="D9D4C5" w:sz="4"/>
-              <w:right w:val="single" w:color="D9D4C5" w:sz="4"/>
-            </w:tcBorders>
-            <w:tcMar>
-              <w:top w:type="dxa" w:w="70"/>
-              <w:left w:type="dxa" w:w="110"/>
-              <w:bottom w:type="dxa" w:w="70"/>
-              <w:right w:type="dxa" w:w="110"/>
-            </w:tcMar>
-            <w:vAlign w:val="center"/>
-          </w:tcPr>
-          <w:p>
-            <w:pPr>
-              <w:spacing w:after="0" w:before="0"/>
-            </w:pPr>
-            <w:r>
-              <w:rPr>
-                <w:rFonts w:ascii="Arial" w:cs="Arial" w:eastAsia="Arial" w:hAnsi="Arial"/>
-                <w:color w:val="1B2118"/>
-                <w:sz w:val="18"/>
-                <w:szCs w:val="18"/>
-              </w:rPr>
-              <w:t xml:space="preserve">—</w:t>
+              <w:t xml:space="preserve"> — Stesse opzioni: buffer 20% nel calcolatore e 30% nel simulatore. Segnalato da: Collaudo</w:t>
+            </w:r>
+          </w:p>
+        </w:tc>
+        <w:tc>
+          <w:tcPr>
+            <w:tcW w:type="dxa" w:w="2199"/>
+            <w:tcBorders>
+              <w:top w:val="single" w:color="D9D4C5" w:sz="4"/>
+              <w:left w:val="single" w:color="D9D4C5" w:sz="4"/>
+              <w:bottom w:val="single" w:color="D9D4C5" w:sz="4"/>
+              <w:right w:val="single" w:color="D9D4C5" w:sz="4"/>
+            </w:tcBorders>
+            <w:tcMar>
+              <w:top w:type="dxa" w:w="70"/>
+              <w:left w:type="dxa" w:w="110"/>
+              <w:bottom w:type="dxa" w:w="70"/>
+              <w:right w:type="dxa" w:w="110"/>
+            </w:tcMar>
+            <w:vAlign w:val="center"/>
+          </w:tcPr>
+          <w:p>
+            <w:pPr>
+              <w:spacing w:after="0" w:before="0"/>
+            </w:pPr>
+            <w:r>
+              <w:rPr>
+                <w:rFonts w:ascii="Arial" w:cs="Arial" w:eastAsia="Arial" w:hAnsi="Arial"/>
+                <w:color w:val="1B2118"/>
+                <w:sz w:val="18"/>
+                <w:szCs w:val="18"/>
+              </w:rPr>
+              <w:t xml:space="preserve">ATTESA_REGOLA (P0)</w:t>
+            </w:r>
+          </w:p>
+        </w:tc>
+        <w:tc>
+          <w:tcPr>
+            <w:tcW w:type="dxa" w:w="2450"/>
+            <w:tcBorders>
+              <w:top w:val="single" w:color="D9D4C5" w:sz="4"/>
+              <w:left w:val="single" w:color="D9D4C5" w:sz="4"/>
+              <w:bottom w:val="single" w:color="D9D4C5" w:sz="4"/>
+              <w:right w:val="single" w:color="D9D4C5" w:sz="4"/>
+            </w:tcBorders>
+            <w:tcMar>
+              <w:top w:type="dxa" w:w="70"/>
+              <w:left w:type="dxa" w:w="110"/>
+              <w:bottom w:type="dxa" w:w="70"/>
+              <w:right w:type="dxa" w:w="110"/>
+            </w:tcMar>
+            <w:vAlign w:val="center"/>
+          </w:tcPr>
+          <w:p>
+            <w:pPr>
+              <w:spacing w:after="0" w:before="0"/>
+            </w:pPr>
+            <w:r>
+              <w:rPr>
+                <w:rFonts w:ascii="Arial" w:cs="Arial" w:eastAsia="Arial" w:hAnsi="Arial"/>
+                <w:color w:val="1B2118"/>
+                <w:sz w:val="18"/>
+                <w:szCs w:val="18"/>
+              </w:rPr>
+              <w:t xml:space="preserve">— (domanda alla Fondazione)</w:t>
             </w:r>
           </w:p>
         </w:tc>
@@ -12602,40 +12793,40 @@
         </w:trPr>
         <w:tc>
           <w:tcPr>
-            <w:tcW w:type="dxa" w:w="871"/>
-            <w:tcBorders>
-              <w:top w:val="single" w:color="D9D4C5" w:sz="4"/>
-              <w:left w:val="single" w:color="D9D4C5" w:sz="4"/>
-              <w:bottom w:val="single" w:color="D9D4C5" w:sz="4"/>
-              <w:right w:val="single" w:color="D9D4C5" w:sz="4"/>
-            </w:tcBorders>
-            <w:shd w:fill="F6F4EE" w:color="auto" w:val="clear"/>
-            <w:tcMar>
-              <w:top w:type="dxa" w:w="70"/>
-              <w:left w:type="dxa" w:w="110"/>
-              <w:bottom w:type="dxa" w:w="70"/>
-              <w:right w:type="dxa" w:w="110"/>
-            </w:tcMar>
-            <w:vAlign w:val="center"/>
-          </w:tcPr>
-          <w:p>
-            <w:pPr>
-              <w:spacing w:after="0" w:before="0"/>
-            </w:pPr>
-            <w:r>
-              <w:rPr>
-                <w:rFonts w:ascii="Arial" w:cs="Arial" w:eastAsia="Arial" w:hAnsi="Arial"/>
-                <w:color w:val="1B2118"/>
-                <w:sz w:val="18"/>
-                <w:szCs w:val="18"/>
-              </w:rPr>
-              <w:t xml:space="preserve">R03</w:t>
-            </w:r>
-          </w:p>
-        </w:tc>
-        <w:tc>
-          <w:tcPr>
-            <w:tcW w:type="dxa" w:w="1848"/>
+            <w:tcW w:type="dxa" w:w="865"/>
+            <w:tcBorders>
+              <w:top w:val="single" w:color="D9D4C5" w:sz="4"/>
+              <w:left w:val="single" w:color="D9D4C5" w:sz="4"/>
+              <w:bottom w:val="single" w:color="D9D4C5" w:sz="4"/>
+              <w:right w:val="single" w:color="D9D4C5" w:sz="4"/>
+            </w:tcBorders>
+            <w:shd w:fill="F6F4EE" w:color="auto" w:val="clear"/>
+            <w:tcMar>
+              <w:top w:type="dxa" w:w="70"/>
+              <w:left w:type="dxa" w:w="110"/>
+              <w:bottom w:type="dxa" w:w="70"/>
+              <w:right w:type="dxa" w:w="110"/>
+            </w:tcMar>
+            <w:vAlign w:val="center"/>
+          </w:tcPr>
+          <w:p>
+            <w:pPr>
+              <w:spacing w:after="0" w:before="0"/>
+            </w:pPr>
+            <w:r>
+              <w:rPr>
+                <w:rFonts w:ascii="Arial" w:cs="Arial" w:eastAsia="Arial" w:hAnsi="Arial"/>
+                <w:color w:val="1B2118"/>
+                <w:sz w:val="18"/>
+                <w:szCs w:val="18"/>
+              </w:rPr>
+              <w:t xml:space="preserve">R02</w:t>
+            </w:r>
+          </w:p>
+        </w:tc>
+        <w:tc>
+          <w:tcPr>
+            <w:tcW w:type="dxa" w:w="1837"/>
             <w:tcBorders>
               <w:top w:val="single" w:color="D9D4C5" w:sz="4"/>
               <w:left w:val="single" w:color="D9D4C5" w:sz="4"/>
@@ -12668,7 +12859,7 @@
         </w:tc>
         <w:tc>
           <w:tcPr>
-            <w:tcW w:type="dxa" w:w="2298"/>
+            <w:tcW w:type="dxa" w:w="2287"/>
             <w:tcBorders>
               <w:top w:val="single" w:color="D9D4C5" w:sz="4"/>
               <w:left w:val="single" w:color="D9D4C5" w:sz="4"/>
@@ -12706,13 +12897,13 @@
                 <w:sz w:val="18"/>
                 <w:szCs w:val="18"/>
               </w:rPr>
-              <w:t xml:space="preserve"> — Crediti economici interi (292) contro i crediti tecnici (292,8). Segnalato da: Collaudo</w:t>
-            </w:r>
-          </w:p>
-        </w:tc>
-        <w:tc>
-          <w:tcPr>
-            <w:tcW w:type="dxa" w:w="2215"/>
+              <w:t xml:space="preserve"> — La distribuzione normale delle utenze ammette quote oltre il 100%. Segnalato da: Collaudo</w:t>
+            </w:r>
+          </w:p>
+        </w:tc>
+        <w:tc>
+          <w:tcPr>
+            <w:tcW w:type="dxa" w:w="2199"/>
             <w:tcBorders>
               <w:top w:val="single" w:color="D9D4C5" w:sz="4"/>
               <w:left w:val="single" w:color="D9D4C5" w:sz="4"/>
@@ -12745,7 +12936,7 @@
         </w:tc>
         <w:tc>
           <w:tcPr>
-            <w:tcW w:type="dxa" w:w="2406"/>
+            <w:tcW w:type="dxa" w:w="2450"/>
             <w:tcBorders>
               <w:top w:val="single" w:color="D9D4C5" w:sz="4"/>
               <w:left w:val="single" w:color="D9D4C5" w:sz="4"/>
@@ -12783,39 +12974,39 @@
         </w:trPr>
         <w:tc>
           <w:tcPr>
-            <w:tcW w:type="dxa" w:w="871"/>
-            <w:tcBorders>
-              <w:top w:val="single" w:color="D9D4C5" w:sz="4"/>
-              <w:left w:val="single" w:color="D9D4C5" w:sz="4"/>
-              <w:bottom w:val="single" w:color="D9D4C5" w:sz="4"/>
-              <w:right w:val="single" w:color="D9D4C5" w:sz="4"/>
-            </w:tcBorders>
-            <w:tcMar>
-              <w:top w:type="dxa" w:w="70"/>
-              <w:left w:type="dxa" w:w="110"/>
-              <w:bottom w:type="dxa" w:w="70"/>
-              <w:right w:type="dxa" w:w="110"/>
-            </w:tcMar>
-            <w:vAlign w:val="center"/>
-          </w:tcPr>
-          <w:p>
-            <w:pPr>
-              <w:spacing w:after="0" w:before="0"/>
-            </w:pPr>
-            <w:r>
-              <w:rPr>
-                <w:rFonts w:ascii="Arial" w:cs="Arial" w:eastAsia="Arial" w:hAnsi="Arial"/>
-                <w:color w:val="1B2118"/>
-                <w:sz w:val="18"/>
-                <w:szCs w:val="18"/>
-              </w:rPr>
-              <w:t xml:space="preserve">R04</w:t>
-            </w:r>
-          </w:p>
-        </w:tc>
-        <w:tc>
-          <w:tcPr>
-            <w:tcW w:type="dxa" w:w="1848"/>
+            <w:tcW w:type="dxa" w:w="865"/>
+            <w:tcBorders>
+              <w:top w:val="single" w:color="D9D4C5" w:sz="4"/>
+              <w:left w:val="single" w:color="D9D4C5" w:sz="4"/>
+              <w:bottom w:val="single" w:color="D9D4C5" w:sz="4"/>
+              <w:right w:val="single" w:color="D9D4C5" w:sz="4"/>
+            </w:tcBorders>
+            <w:tcMar>
+              <w:top w:type="dxa" w:w="70"/>
+              <w:left w:type="dxa" w:w="110"/>
+              <w:bottom w:type="dxa" w:w="70"/>
+              <w:right w:type="dxa" w:w="110"/>
+            </w:tcMar>
+            <w:vAlign w:val="center"/>
+          </w:tcPr>
+          <w:p>
+            <w:pPr>
+              <w:spacing w:after="0" w:before="0"/>
+            </w:pPr>
+            <w:r>
+              <w:rPr>
+                <w:rFonts w:ascii="Arial" w:cs="Arial" w:eastAsia="Arial" w:hAnsi="Arial"/>
+                <w:color w:val="1B2118"/>
+                <w:sz w:val="18"/>
+                <w:szCs w:val="18"/>
+              </w:rPr>
+              <w:t xml:space="preserve">R03</w:t>
+            </w:r>
+          </w:p>
+        </w:tc>
+        <w:tc>
+          <w:tcPr>
+            <w:tcW w:type="dxa" w:w="1837"/>
             <w:tcBorders>
               <w:top w:val="single" w:color="D9D4C5" w:sz="4"/>
               <w:left w:val="single" w:color="D9D4C5" w:sz="4"/>
@@ -12847,7 +13038,7 @@
         </w:tc>
         <w:tc>
           <w:tcPr>
-            <w:tcW w:type="dxa" w:w="2298"/>
+            <w:tcW w:type="dxa" w:w="2287"/>
             <w:tcBorders>
               <w:top w:val="single" w:color="D9D4C5" w:sz="4"/>
               <w:left w:val="single" w:color="D9D4C5" w:sz="4"/>
@@ -12875,80 +13066,80 @@
                 <w:sz w:val="18"/>
                 <w:szCs w:val="18"/>
               </w:rPr>
-              <w:t xml:space="preserve">Simulatore</w:t>
-            </w:r>
-            <w:r>
-              <w:rPr>
-                <w:rFonts w:ascii="Arial" w:cs="Arial" w:eastAsia="Arial" w:hAnsi="Arial"/>
-                <w:color w:val="1B2118"/>
-                <w:sz w:val="18"/>
-                <w:szCs w:val="18"/>
-              </w:rPr>
-              <w:t xml:space="preserve"> — Pareggio esatto non distinto dal mancato rientro. Segnalato da: Collaudo</w:t>
-            </w:r>
-          </w:p>
-        </w:tc>
-        <w:tc>
-          <w:tcPr>
-            <w:tcW w:type="dxa" w:w="2215"/>
-            <w:tcBorders>
-              <w:top w:val="single" w:color="D9D4C5" w:sz="4"/>
-              <w:left w:val="single" w:color="D9D4C5" w:sz="4"/>
-              <w:bottom w:val="single" w:color="D9D4C5" w:sz="4"/>
-              <w:right w:val="single" w:color="D9D4C5" w:sz="4"/>
-            </w:tcBorders>
-            <w:tcMar>
-              <w:top w:type="dxa" w:w="70"/>
-              <w:left w:type="dxa" w:w="110"/>
-              <w:bottom w:type="dxa" w:w="70"/>
-              <w:right w:type="dxa" w:w="110"/>
-            </w:tcMar>
-            <w:vAlign w:val="center"/>
-          </w:tcPr>
-          <w:p>
-            <w:pPr>
-              <w:spacing w:after="0" w:before="0"/>
-            </w:pPr>
-            <w:r>
-              <w:rPr>
-                <w:rFonts w:ascii="Arial" w:cs="Arial" w:eastAsia="Arial" w:hAnsi="Arial"/>
-                <w:color w:val="1B2118"/>
-                <w:sz w:val="18"/>
-                <w:szCs w:val="18"/>
-              </w:rPr>
-              <w:t xml:space="preserve">ATTESA_REGOLA (P2)</w:t>
-            </w:r>
-          </w:p>
-        </w:tc>
-        <w:tc>
-          <w:tcPr>
-            <w:tcW w:type="dxa" w:w="2406"/>
-            <w:tcBorders>
-              <w:top w:val="single" w:color="D9D4C5" w:sz="4"/>
-              <w:left w:val="single" w:color="D9D4C5" w:sz="4"/>
-              <w:bottom w:val="single" w:color="D9D4C5" w:sz="4"/>
-              <w:right w:val="single" w:color="D9D4C5" w:sz="4"/>
-            </w:tcBorders>
-            <w:tcMar>
-              <w:top w:type="dxa" w:w="70"/>
-              <w:left w:type="dxa" w:w="110"/>
-              <w:bottom w:type="dxa" w:w="70"/>
-              <w:right w:type="dxa" w:w="110"/>
-            </w:tcMar>
-            <w:vAlign w:val="center"/>
-          </w:tcPr>
-          <w:p>
-            <w:pPr>
-              <w:spacing w:after="0" w:before="0"/>
-            </w:pPr>
-            <w:r>
-              <w:rPr>
-                <w:rFonts w:ascii="Arial" w:cs="Arial" w:eastAsia="Arial" w:hAnsi="Arial"/>
-                <w:color w:val="1B2118"/>
-                <w:sz w:val="18"/>
-                <w:szCs w:val="18"/>
-              </w:rPr>
-              <w:t xml:space="preserve">20/10 17:05: chiarito solo il messaggio</w:t>
+              <w:t xml:space="preserve">Metodologia</w:t>
+            </w:r>
+            <w:r>
+              <w:rPr>
+                <w:rFonts w:ascii="Arial" w:cs="Arial" w:eastAsia="Arial" w:hAnsi="Arial"/>
+                <w:color w:val="1B2118"/>
+                <w:sz w:val="18"/>
+                <w:szCs w:val="18"/>
+              </w:rPr>
+              <w:t xml:space="preserve"> — Crediti economici interi (292) contro i crediti tecnici (292,8). Segnalato da: Collaudo</w:t>
+            </w:r>
+          </w:p>
+        </w:tc>
+        <w:tc>
+          <w:tcPr>
+            <w:tcW w:type="dxa" w:w="2199"/>
+            <w:tcBorders>
+              <w:top w:val="single" w:color="D9D4C5" w:sz="4"/>
+              <w:left w:val="single" w:color="D9D4C5" w:sz="4"/>
+              <w:bottom w:val="single" w:color="D9D4C5" w:sz="4"/>
+              <w:right w:val="single" w:color="D9D4C5" w:sz="4"/>
+            </w:tcBorders>
+            <w:tcMar>
+              <w:top w:type="dxa" w:w="70"/>
+              <w:left w:type="dxa" w:w="110"/>
+              <w:bottom w:type="dxa" w:w="70"/>
+              <w:right w:type="dxa" w:w="110"/>
+            </w:tcMar>
+            <w:vAlign w:val="center"/>
+          </w:tcPr>
+          <w:p>
+            <w:pPr>
+              <w:spacing w:after="0" w:before="0"/>
+            </w:pPr>
+            <w:r>
+              <w:rPr>
+                <w:rFonts w:ascii="Arial" w:cs="Arial" w:eastAsia="Arial" w:hAnsi="Arial"/>
+                <w:color w:val="1B2118"/>
+                <w:sz w:val="18"/>
+                <w:szCs w:val="18"/>
+              </w:rPr>
+              <w:t xml:space="preserve">ATTESA_REGOLA (P1)</w:t>
+            </w:r>
+          </w:p>
+        </w:tc>
+        <w:tc>
+          <w:tcPr>
+            <w:tcW w:type="dxa" w:w="2450"/>
+            <w:tcBorders>
+              <w:top w:val="single" w:color="D9D4C5" w:sz="4"/>
+              <w:left w:val="single" w:color="D9D4C5" w:sz="4"/>
+              <w:bottom w:val="single" w:color="D9D4C5" w:sz="4"/>
+              <w:right w:val="single" w:color="D9D4C5" w:sz="4"/>
+            </w:tcBorders>
+            <w:tcMar>
+              <w:top w:type="dxa" w:w="70"/>
+              <w:left w:type="dxa" w:w="110"/>
+              <w:bottom w:type="dxa" w:w="70"/>
+              <w:right w:type="dxa" w:w="110"/>
+            </w:tcMar>
+            <w:vAlign w:val="center"/>
+          </w:tcPr>
+          <w:p>
+            <w:pPr>
+              <w:spacing w:after="0" w:before="0"/>
+            </w:pPr>
+            <w:r>
+              <w:rPr>
+                <w:rFonts w:ascii="Arial" w:cs="Arial" w:eastAsia="Arial" w:hAnsi="Arial"/>
+                <w:color w:val="1B2118"/>
+                <w:sz w:val="18"/>
+                <w:szCs w:val="18"/>
+              </w:rPr>
+              <w:t xml:space="preserve">—</w:t>
             </w:r>
           </w:p>
         </w:tc>
@@ -12959,40 +13150,40 @@
         </w:trPr>
         <w:tc>
           <w:tcPr>
-            <w:tcW w:type="dxa" w:w="871"/>
-            <w:tcBorders>
-              <w:top w:val="single" w:color="D9D4C5" w:sz="4"/>
-              <w:left w:val="single" w:color="D9D4C5" w:sz="4"/>
-              <w:bottom w:val="single" w:color="D9D4C5" w:sz="4"/>
-              <w:right w:val="single" w:color="D9D4C5" w:sz="4"/>
-            </w:tcBorders>
-            <w:shd w:fill="F6F4EE" w:color="auto" w:val="clear"/>
-            <w:tcMar>
-              <w:top w:type="dxa" w:w="70"/>
-              <w:left w:type="dxa" w:w="110"/>
-              <w:bottom w:type="dxa" w:w="70"/>
-              <w:right w:type="dxa" w:w="110"/>
-            </w:tcMar>
-            <w:vAlign w:val="center"/>
-          </w:tcPr>
-          <w:p>
-            <w:pPr>
-              <w:spacing w:after="0" w:before="0"/>
-            </w:pPr>
-            <w:r>
-              <w:rPr>
-                <w:rFonts w:ascii="Arial" w:cs="Arial" w:eastAsia="Arial" w:hAnsi="Arial"/>
-                <w:color w:val="1B2118"/>
-                <w:sz w:val="18"/>
-                <w:szCs w:val="18"/>
-              </w:rPr>
-              <w:t xml:space="preserve">R05</w:t>
-            </w:r>
-          </w:p>
-        </w:tc>
-        <w:tc>
-          <w:tcPr>
-            <w:tcW w:type="dxa" w:w="1848"/>
+            <w:tcW w:type="dxa" w:w="865"/>
+            <w:tcBorders>
+              <w:top w:val="single" w:color="D9D4C5" w:sz="4"/>
+              <w:left w:val="single" w:color="D9D4C5" w:sz="4"/>
+              <w:bottom w:val="single" w:color="D9D4C5" w:sz="4"/>
+              <w:right w:val="single" w:color="D9D4C5" w:sz="4"/>
+            </w:tcBorders>
+            <w:shd w:fill="F6F4EE" w:color="auto" w:val="clear"/>
+            <w:tcMar>
+              <w:top w:type="dxa" w:w="70"/>
+              <w:left w:type="dxa" w:w="110"/>
+              <w:bottom w:type="dxa" w:w="70"/>
+              <w:right w:type="dxa" w:w="110"/>
+            </w:tcMar>
+            <w:vAlign w:val="center"/>
+          </w:tcPr>
+          <w:p>
+            <w:pPr>
+              <w:spacing w:after="0" w:before="0"/>
+            </w:pPr>
+            <w:r>
+              <w:rPr>
+                <w:rFonts w:ascii="Arial" w:cs="Arial" w:eastAsia="Arial" w:hAnsi="Arial"/>
+                <w:color w:val="1B2118"/>
+                <w:sz w:val="18"/>
+                <w:szCs w:val="18"/>
+              </w:rPr>
+              <w:t xml:space="preserve">R04</w:t>
+            </w:r>
+          </w:p>
+        </w:tc>
+        <w:tc>
+          <w:tcPr>
+            <w:tcW w:type="dxa" w:w="1837"/>
             <w:tcBorders>
               <w:top w:val="single" w:color="D9D4C5" w:sz="4"/>
               <w:left w:val="single" w:color="D9D4C5" w:sz="4"/>
@@ -13025,7 +13216,7 @@
         </w:tc>
         <w:tc>
           <w:tcPr>
-            <w:tcW w:type="dxa" w:w="2298"/>
+            <w:tcW w:type="dxa" w:w="2287"/>
             <w:tcBorders>
               <w:top w:val="single" w:color="D9D4C5" w:sz="4"/>
               <w:left w:val="single" w:color="D9D4C5" w:sz="4"/>
@@ -13054,100 +13245,82 @@
                 <w:sz w:val="18"/>
                 <w:szCs w:val="18"/>
               </w:rPr>
-              <w:t xml:space="preserve">Calcolo crediti</w:t>
-            </w:r>
-            <w:r>
-              <w:rPr>
-                <w:rFonts w:ascii="Arial" w:cs="Arial" w:eastAsia="Arial" w:hAnsi="Arial"/>
-                <w:color w:val="1B2118"/>
-                <w:sz w:val="18"/>
-                <w:szCs w:val="18"/>
-              </w:rPr>
-              <w:t xml:space="preserve"> — «Conferma definitivamente» disponibile senza Banca Dati Utenze. Segnalato da: Collaudo</w:t>
-            </w:r>
-          </w:p>
-        </w:tc>
-        <w:tc>
-          <w:tcPr>
-            <w:tcW w:type="dxa" w:w="2215"/>
-            <w:tcBorders>
-              <w:top w:val="single" w:color="D9D4C5" w:sz="4"/>
-              <w:left w:val="single" w:color="D9D4C5" w:sz="4"/>
-              <w:bottom w:val="single" w:color="D9D4C5" w:sz="4"/>
-              <w:right w:val="single" w:color="D9D4C5" w:sz="4"/>
-            </w:tcBorders>
-            <w:shd w:fill="F6F4EE" w:color="auto" w:val="clear"/>
-            <w:tcMar>
-              <w:top w:type="dxa" w:w="70"/>
-              <w:left w:type="dxa" w:w="110"/>
-              <w:bottom w:type="dxa" w:w="70"/>
-              <w:right w:type="dxa" w:w="110"/>
-            </w:tcMar>
-            <w:vAlign w:val="center"/>
-          </w:tcPr>
-          <w:p>
-            <w:pPr>
-              <w:spacing w:after="0" w:before="0"/>
-            </w:pPr>
-            <w:r>
-              <w:rPr>
-                <w:rFonts w:ascii="Arial" w:cs="Arial" w:eastAsia="Arial" w:hAnsi="Arial"/>
-                <w:color w:val="1B2118"/>
-                <w:sz w:val="18"/>
-                <w:szCs w:val="18"/>
-              </w:rPr>
-              <w:t xml:space="preserve">CORRETTO_DA_RITESTARE (P0)</w:t>
-            </w:r>
-          </w:p>
-        </w:tc>
-        <w:tc>
-          <w:tcPr>
-            <w:tcW w:type="dxa" w:w="2406"/>
-            <w:tcBorders>
-              <w:top w:val="single" w:color="D9D4C5" w:sz="4"/>
-              <w:left w:val="single" w:color="D9D4C5" w:sz="4"/>
-              <w:bottom w:val="single" w:color="D9D4C5" w:sz="4"/>
-              <w:right w:val="single" w:color="D9D4C5" w:sz="4"/>
-            </w:tcBorders>
-            <w:shd w:fill="F6F4EE" w:color="auto" w:val="clear"/>
-            <w:tcMar>
-              <w:top w:type="dxa" w:w="70"/>
-              <w:left w:type="dxa" w:w="110"/>
-              <w:bottom w:type="dxa" w:w="70"/>
-              <w:right w:type="dxa" w:w="110"/>
-            </w:tcMar>
-            <w:vAlign w:val="center"/>
-          </w:tcPr>
-          <w:p>
-            <w:pPr>
-              <w:spacing w:after="0" w:before="0"/>
-            </w:pPr>
-            <w:r>
-              <w:rPr>
-                <w:rFonts w:ascii="Arial" w:cs="Arial" w:eastAsia="Arial" w:hAnsi="Arial"/>
-                <w:color w:val="1B2118"/>
-                <w:sz w:val="18"/>
-                <w:szCs w:val="18"/>
-              </w:rPr>
-              <w:t xml:space="preserve">20/10 17:05 (</w:t>
-            </w:r>
-            <w:r>
-              <w:rPr>
-                <w:rFonts w:ascii="Consolas" w:cs="Consolas" w:eastAsia="Consolas" w:hAnsi="Consolas"/>
-                <w:color w:val="2F5D3A"/>
-                <w:sz w:val="18"/>
-                <w:szCs w:val="18"/>
-              </w:rPr>
-              <w:t xml:space="preserve">66d253e</w:t>
-            </w:r>
-            <w:r>
-              <w:rPr>
-                <w:rFonts w:ascii="Arial" w:cs="Arial" w:eastAsia="Arial" w:hAnsi="Arial"/>
-                <w:color w:val="1B2118"/>
-                <w:sz w:val="18"/>
-                <w:szCs w:val="18"/>
-              </w:rPr>
-              <w:t xml:space="preserve">) e script 35; elenco dei prerequisiti da confermare</w:t>
+              <w:t xml:space="preserve">Simulatore</w:t>
+            </w:r>
+            <w:r>
+              <w:rPr>
+                <w:rFonts w:ascii="Arial" w:cs="Arial" w:eastAsia="Arial" w:hAnsi="Arial"/>
+                <w:color w:val="1B2118"/>
+                <w:sz w:val="18"/>
+                <w:szCs w:val="18"/>
+              </w:rPr>
+              <w:t xml:space="preserve"> — Pareggio esatto non distinto dal mancato rientro. Segnalato da: Collaudo</w:t>
+            </w:r>
+          </w:p>
+        </w:tc>
+        <w:tc>
+          <w:tcPr>
+            <w:tcW w:type="dxa" w:w="2199"/>
+            <w:tcBorders>
+              <w:top w:val="single" w:color="D9D4C5" w:sz="4"/>
+              <w:left w:val="single" w:color="D9D4C5" w:sz="4"/>
+              <w:bottom w:val="single" w:color="D9D4C5" w:sz="4"/>
+              <w:right w:val="single" w:color="D9D4C5" w:sz="4"/>
+            </w:tcBorders>
+            <w:shd w:fill="F6F4EE" w:color="auto" w:val="clear"/>
+            <w:tcMar>
+              <w:top w:type="dxa" w:w="70"/>
+              <w:left w:type="dxa" w:w="110"/>
+              <w:bottom w:type="dxa" w:w="70"/>
+              <w:right w:type="dxa" w:w="110"/>
+            </w:tcMar>
+            <w:vAlign w:val="center"/>
+          </w:tcPr>
+          <w:p>
+            <w:pPr>
+              <w:spacing w:after="0" w:before="0"/>
+            </w:pPr>
+            <w:r>
+              <w:rPr>
+                <w:rFonts w:ascii="Arial" w:cs="Arial" w:eastAsia="Arial" w:hAnsi="Arial"/>
+                <w:color w:val="1B2118"/>
+                <w:sz w:val="18"/>
+                <w:szCs w:val="18"/>
+              </w:rPr>
+              <w:t xml:space="preserve">ATTESA_REGOLA (P2)</w:t>
+            </w:r>
+          </w:p>
+        </w:tc>
+        <w:tc>
+          <w:tcPr>
+            <w:tcW w:type="dxa" w:w="2450"/>
+            <w:tcBorders>
+              <w:top w:val="single" w:color="D9D4C5" w:sz="4"/>
+              <w:left w:val="single" w:color="D9D4C5" w:sz="4"/>
+              <w:bottom w:val="single" w:color="D9D4C5" w:sz="4"/>
+              <w:right w:val="single" w:color="D9D4C5" w:sz="4"/>
+            </w:tcBorders>
+            <w:shd w:fill="F6F4EE" w:color="auto" w:val="clear"/>
+            <w:tcMar>
+              <w:top w:type="dxa" w:w="70"/>
+              <w:left w:type="dxa" w:w="110"/>
+              <w:bottom w:type="dxa" w:w="70"/>
+              <w:right w:type="dxa" w:w="110"/>
+            </w:tcMar>
+            <w:vAlign w:val="center"/>
+          </w:tcPr>
+          <w:p>
+            <w:pPr>
+              <w:spacing w:after="0" w:before="0"/>
+            </w:pPr>
+            <w:r>
+              <w:rPr>
+                <w:rFonts w:ascii="Arial" w:cs="Arial" w:eastAsia="Arial" w:hAnsi="Arial"/>
+                <w:color w:val="1B2118"/>
+                <w:sz w:val="18"/>
+                <w:szCs w:val="18"/>
+              </w:rPr>
+              <w:t xml:space="preserve">20/10 17:05: chiarito solo il messaggio</w:t>
             </w:r>
           </w:p>
         </w:tc>
@@ -13158,39 +13331,39 @@
         </w:trPr>
         <w:tc>
           <w:tcPr>
-            <w:tcW w:type="dxa" w:w="871"/>
-            <w:tcBorders>
-              <w:top w:val="single" w:color="D9D4C5" w:sz="4"/>
-              <w:left w:val="single" w:color="D9D4C5" w:sz="4"/>
-              <w:bottom w:val="single" w:color="D9D4C5" w:sz="4"/>
-              <w:right w:val="single" w:color="D9D4C5" w:sz="4"/>
-            </w:tcBorders>
-            <w:tcMar>
-              <w:top w:type="dxa" w:w="70"/>
-              <w:left w:type="dxa" w:w="110"/>
-              <w:bottom w:type="dxa" w:w="70"/>
-              <w:right w:type="dxa" w:w="110"/>
-            </w:tcMar>
-            <w:vAlign w:val="center"/>
-          </w:tcPr>
-          <w:p>
-            <w:pPr>
-              <w:spacing w:after="0" w:before="0"/>
-            </w:pPr>
-            <w:r>
-              <w:rPr>
-                <w:rFonts w:ascii="Arial" w:cs="Arial" w:eastAsia="Arial" w:hAnsi="Arial"/>
-                <w:color w:val="1B2118"/>
-                <w:sz w:val="18"/>
-                <w:szCs w:val="18"/>
-              </w:rPr>
-              <w:t xml:space="preserve">R06</w:t>
-            </w:r>
-          </w:p>
-        </w:tc>
-        <w:tc>
-          <w:tcPr>
-            <w:tcW w:type="dxa" w:w="1848"/>
+            <w:tcW w:type="dxa" w:w="865"/>
+            <w:tcBorders>
+              <w:top w:val="single" w:color="D9D4C5" w:sz="4"/>
+              <w:left w:val="single" w:color="D9D4C5" w:sz="4"/>
+              <w:bottom w:val="single" w:color="D9D4C5" w:sz="4"/>
+              <w:right w:val="single" w:color="D9D4C5" w:sz="4"/>
+            </w:tcBorders>
+            <w:tcMar>
+              <w:top w:type="dxa" w:w="70"/>
+              <w:left w:type="dxa" w:w="110"/>
+              <w:bottom w:type="dxa" w:w="70"/>
+              <w:right w:type="dxa" w:w="110"/>
+            </w:tcMar>
+            <w:vAlign w:val="center"/>
+          </w:tcPr>
+          <w:p>
+            <w:pPr>
+              <w:spacing w:after="0" w:before="0"/>
+            </w:pPr>
+            <w:r>
+              <w:rPr>
+                <w:rFonts w:ascii="Arial" w:cs="Arial" w:eastAsia="Arial" w:hAnsi="Arial"/>
+                <w:color w:val="1B2118"/>
+                <w:sz w:val="18"/>
+                <w:szCs w:val="18"/>
+              </w:rPr>
+              <w:t xml:space="preserve">R05</w:t>
+            </w:r>
+          </w:p>
+        </w:tc>
+        <w:tc>
+          <w:tcPr>
+            <w:tcW w:type="dxa" w:w="1837"/>
             <w:tcBorders>
               <w:top w:val="single" w:color="D9D4C5" w:sz="4"/>
               <w:left w:val="single" w:color="D9D4C5" w:sz="4"/>
@@ -13222,7 +13395,7 @@
         </w:tc>
         <w:tc>
           <w:tcPr>
-            <w:tcW w:type="dxa" w:w="2298"/>
+            <w:tcW w:type="dxa" w:w="2287"/>
             <w:tcBorders>
               <w:top w:val="single" w:color="D9D4C5" w:sz="4"/>
               <w:left w:val="single" w:color="D9D4C5" w:sz="4"/>
@@ -13250,80 +13423,98 @@
                 <w:sz w:val="18"/>
                 <w:szCs w:val="18"/>
               </w:rPr>
-              <w:t xml:space="preserve">Pratiche</w:t>
-            </w:r>
-            <w:r>
-              <w:rPr>
-                <w:rFonts w:ascii="Arial" w:cs="Arial" w:eastAsia="Arial" w:hAnsi="Arial"/>
-                <w:color w:val="1B2118"/>
-                <w:sz w:val="18"/>
-                <w:szCs w:val="18"/>
-              </w:rPr>
-              <w:t xml:space="preserve"> — Fase completata con un documento obbligatorio mancante. Segnalato da: Collaudo</w:t>
-            </w:r>
-          </w:p>
-        </w:tc>
-        <w:tc>
-          <w:tcPr>
-            <w:tcW w:type="dxa" w:w="2215"/>
-            <w:tcBorders>
-              <w:top w:val="single" w:color="D9D4C5" w:sz="4"/>
-              <w:left w:val="single" w:color="D9D4C5" w:sz="4"/>
-              <w:bottom w:val="single" w:color="D9D4C5" w:sz="4"/>
-              <w:right w:val="single" w:color="D9D4C5" w:sz="4"/>
-            </w:tcBorders>
-            <w:tcMar>
-              <w:top w:type="dxa" w:w="70"/>
-              <w:left w:type="dxa" w:w="110"/>
-              <w:bottom w:type="dxa" w:w="70"/>
-              <w:right w:type="dxa" w:w="110"/>
-            </w:tcMar>
-            <w:vAlign w:val="center"/>
-          </w:tcPr>
-          <w:p>
-            <w:pPr>
-              <w:spacing w:after="0" w:before="0"/>
-            </w:pPr>
-            <w:r>
-              <w:rPr>
-                <w:rFonts w:ascii="Arial" w:cs="Arial" w:eastAsia="Arial" w:hAnsi="Arial"/>
-                <w:color w:val="1B2118"/>
-                <w:sz w:val="18"/>
-                <w:szCs w:val="18"/>
-              </w:rPr>
-              <w:t xml:space="preserve">ATTESA_REGOLA (P0)</w:t>
-            </w:r>
-          </w:p>
-        </w:tc>
-        <w:tc>
-          <w:tcPr>
-            <w:tcW w:type="dxa" w:w="2406"/>
-            <w:tcBorders>
-              <w:top w:val="single" w:color="D9D4C5" w:sz="4"/>
-              <w:left w:val="single" w:color="D9D4C5" w:sz="4"/>
-              <w:bottom w:val="single" w:color="D9D4C5" w:sz="4"/>
-              <w:right w:val="single" w:color="D9D4C5" w:sz="4"/>
-            </w:tcBorders>
-            <w:tcMar>
-              <w:top w:type="dxa" w:w="70"/>
-              <w:left w:type="dxa" w:w="110"/>
-              <w:bottom w:type="dxa" w:w="70"/>
-              <w:right w:type="dxa" w:w="110"/>
-            </w:tcMar>
-            <w:vAlign w:val="center"/>
-          </w:tcPr>
-          <w:p>
-            <w:pPr>
-              <w:spacing w:after="0" w:before="0"/>
-            </w:pPr>
-            <w:r>
-              <w:rPr>
-                <w:rFonts w:ascii="Arial" w:cs="Arial" w:eastAsia="Arial" w:hAnsi="Arial"/>
-                <w:color w:val="1B2118"/>
-                <w:sz w:val="18"/>
-                <w:szCs w:val="18"/>
-              </w:rPr>
-              <w:t xml:space="preserve">— (oggi promemoria non bloccante per scelta)</w:t>
+              <w:t xml:space="preserve">Calcolo crediti</w:t>
+            </w:r>
+            <w:r>
+              <w:rPr>
+                <w:rFonts w:ascii="Arial" w:cs="Arial" w:eastAsia="Arial" w:hAnsi="Arial"/>
+                <w:color w:val="1B2118"/>
+                <w:sz w:val="18"/>
+                <w:szCs w:val="18"/>
+              </w:rPr>
+              <w:t xml:space="preserve"> — «Conferma definitivamente» disponibile senza Banca Dati Utenze. Segnalato da: Collaudo</w:t>
+            </w:r>
+          </w:p>
+        </w:tc>
+        <w:tc>
+          <w:tcPr>
+            <w:tcW w:type="dxa" w:w="2199"/>
+            <w:tcBorders>
+              <w:top w:val="single" w:color="D9D4C5" w:sz="4"/>
+              <w:left w:val="single" w:color="D9D4C5" w:sz="4"/>
+              <w:bottom w:val="single" w:color="D9D4C5" w:sz="4"/>
+              <w:right w:val="single" w:color="D9D4C5" w:sz="4"/>
+            </w:tcBorders>
+            <w:tcMar>
+              <w:top w:type="dxa" w:w="70"/>
+              <w:left w:type="dxa" w:w="110"/>
+              <w:bottom w:type="dxa" w:w="70"/>
+              <w:right w:type="dxa" w:w="110"/>
+            </w:tcMar>
+            <w:vAlign w:val="center"/>
+          </w:tcPr>
+          <w:p>
+            <w:pPr>
+              <w:spacing w:after="0" w:before="0"/>
+            </w:pPr>
+            <w:r>
+              <w:rPr>
+                <w:rFonts w:ascii="Arial" w:cs="Arial" w:eastAsia="Arial" w:hAnsi="Arial"/>
+                <w:color w:val="1B2118"/>
+                <w:sz w:val="18"/>
+                <w:szCs w:val="18"/>
+              </w:rPr>
+              <w:t xml:space="preserve">CORRETTO_DA_RITESTARE (P0)</w:t>
+            </w:r>
+          </w:p>
+        </w:tc>
+        <w:tc>
+          <w:tcPr>
+            <w:tcW w:type="dxa" w:w="2450"/>
+            <w:tcBorders>
+              <w:top w:val="single" w:color="D9D4C5" w:sz="4"/>
+              <w:left w:val="single" w:color="D9D4C5" w:sz="4"/>
+              <w:bottom w:val="single" w:color="D9D4C5" w:sz="4"/>
+              <w:right w:val="single" w:color="D9D4C5" w:sz="4"/>
+            </w:tcBorders>
+            <w:tcMar>
+              <w:top w:type="dxa" w:w="70"/>
+              <w:left w:type="dxa" w:w="110"/>
+              <w:bottom w:type="dxa" w:w="70"/>
+              <w:right w:type="dxa" w:w="110"/>
+            </w:tcMar>
+            <w:vAlign w:val="center"/>
+          </w:tcPr>
+          <w:p>
+            <w:pPr>
+              <w:spacing w:after="0" w:before="0"/>
+            </w:pPr>
+            <w:r>
+              <w:rPr>
+                <w:rFonts w:ascii="Arial" w:cs="Arial" w:eastAsia="Arial" w:hAnsi="Arial"/>
+                <w:color w:val="1B2118"/>
+                <w:sz w:val="18"/>
+                <w:szCs w:val="18"/>
+              </w:rPr>
+              <w:t xml:space="preserve">20/10 17:05 (</w:t>
+            </w:r>
+            <w:r>
+              <w:rPr>
+                <w:rFonts w:ascii="Consolas" w:cs="Consolas" w:eastAsia="Consolas" w:hAnsi="Consolas"/>
+                <w:color w:val="2F5D3A"/>
+                <w:sz w:val="18"/>
+                <w:szCs w:val="18"/>
+              </w:rPr>
+              <w:t xml:space="preserve">66d253e</w:t>
+            </w:r>
+            <w:r>
+              <w:rPr>
+                <w:rFonts w:ascii="Arial" w:cs="Arial" w:eastAsia="Arial" w:hAnsi="Arial"/>
+                <w:color w:val="1B2118"/>
+                <w:sz w:val="18"/>
+                <w:szCs w:val="18"/>
+              </w:rPr>
+              <w:t xml:space="preserve">) e script 35; elenco dei prerequisiti da confermare</w:t>
             </w:r>
           </w:p>
         </w:tc>
@@ -13334,40 +13525,40 @@
         </w:trPr>
         <w:tc>
           <w:tcPr>
-            <w:tcW w:type="dxa" w:w="871"/>
-            <w:tcBorders>
-              <w:top w:val="single" w:color="D9D4C5" w:sz="4"/>
-              <w:left w:val="single" w:color="D9D4C5" w:sz="4"/>
-              <w:bottom w:val="single" w:color="D9D4C5" w:sz="4"/>
-              <w:right w:val="single" w:color="D9D4C5" w:sz="4"/>
-            </w:tcBorders>
-            <w:shd w:fill="F6F4EE" w:color="auto" w:val="clear"/>
-            <w:tcMar>
-              <w:top w:type="dxa" w:w="70"/>
-              <w:left w:type="dxa" w:w="110"/>
-              <w:bottom w:type="dxa" w:w="70"/>
-              <w:right w:type="dxa" w:w="110"/>
-            </w:tcMar>
-            <w:vAlign w:val="center"/>
-          </w:tcPr>
-          <w:p>
-            <w:pPr>
-              <w:spacing w:after="0" w:before="0"/>
-            </w:pPr>
-            <w:r>
-              <w:rPr>
-                <w:rFonts w:ascii="Arial" w:cs="Arial" w:eastAsia="Arial" w:hAnsi="Arial"/>
-                <w:color w:val="1B2118"/>
-                <w:sz w:val="18"/>
-                <w:szCs w:val="18"/>
-              </w:rPr>
-              <w:t xml:space="preserve">R07</w:t>
-            </w:r>
-          </w:p>
-        </w:tc>
-        <w:tc>
-          <w:tcPr>
-            <w:tcW w:type="dxa" w:w="1848"/>
+            <w:tcW w:type="dxa" w:w="865"/>
+            <w:tcBorders>
+              <w:top w:val="single" w:color="D9D4C5" w:sz="4"/>
+              <w:left w:val="single" w:color="D9D4C5" w:sz="4"/>
+              <w:bottom w:val="single" w:color="D9D4C5" w:sz="4"/>
+              <w:right w:val="single" w:color="D9D4C5" w:sz="4"/>
+            </w:tcBorders>
+            <w:shd w:fill="F6F4EE" w:color="auto" w:val="clear"/>
+            <w:tcMar>
+              <w:top w:type="dxa" w:w="70"/>
+              <w:left w:type="dxa" w:w="110"/>
+              <w:bottom w:type="dxa" w:w="70"/>
+              <w:right w:type="dxa" w:w="110"/>
+            </w:tcMar>
+            <w:vAlign w:val="center"/>
+          </w:tcPr>
+          <w:p>
+            <w:pPr>
+              <w:spacing w:after="0" w:before="0"/>
+            </w:pPr>
+            <w:r>
+              <w:rPr>
+                <w:rFonts w:ascii="Arial" w:cs="Arial" w:eastAsia="Arial" w:hAnsi="Arial"/>
+                <w:color w:val="1B2118"/>
+                <w:sz w:val="18"/>
+                <w:szCs w:val="18"/>
+              </w:rPr>
+              <w:t xml:space="preserve">R06</w:t>
+            </w:r>
+          </w:p>
+        </w:tc>
+        <w:tc>
+          <w:tcPr>
+            <w:tcW w:type="dxa" w:w="1837"/>
             <w:tcBorders>
               <w:top w:val="single" w:color="D9D4C5" w:sz="4"/>
               <w:left w:val="single" w:color="D9D4C5" w:sz="4"/>
@@ -13400,7 +13591,7 @@
         </w:tc>
         <w:tc>
           <w:tcPr>
-            <w:tcW w:type="dxa" w:w="2298"/>
+            <w:tcW w:type="dxa" w:w="2287"/>
             <w:tcBorders>
               <w:top w:val="single" w:color="D9D4C5" w:sz="4"/>
               <w:left w:val="single" w:color="D9D4C5" w:sz="4"/>
@@ -13429,100 +13620,82 @@
                 <w:sz w:val="18"/>
                 <w:szCs w:val="18"/>
               </w:rPr>
-              <w:t xml:space="preserve">Esportazioni</w:t>
-            </w:r>
-            <w:r>
-              <w:rPr>
-                <w:rFonts w:ascii="Arial" w:cs="Arial" w:eastAsia="Arial" w:hAnsi="Arial"/>
-                <w:color w:val="1B2118"/>
-                <w:sz w:val="18"/>
-                <w:szCs w:val="18"/>
-              </w:rPr>
-              <w:t xml:space="preserve"> — Nel CSV di riepilogo P%UD era 1 invece di 100. Segnalato da: Collaudo</w:t>
-            </w:r>
-          </w:p>
-        </w:tc>
-        <w:tc>
-          <w:tcPr>
-            <w:tcW w:type="dxa" w:w="2215"/>
-            <w:tcBorders>
-              <w:top w:val="single" w:color="D9D4C5" w:sz="4"/>
-              <w:left w:val="single" w:color="D9D4C5" w:sz="4"/>
-              <w:bottom w:val="single" w:color="D9D4C5" w:sz="4"/>
-              <w:right w:val="single" w:color="D9D4C5" w:sz="4"/>
-            </w:tcBorders>
-            <w:shd w:fill="F6F4EE" w:color="auto" w:val="clear"/>
-            <w:tcMar>
-              <w:top w:type="dxa" w:w="70"/>
-              <w:left w:type="dxa" w:w="110"/>
-              <w:bottom w:type="dxa" w:w="70"/>
-              <w:right w:type="dxa" w:w="110"/>
-            </w:tcMar>
-            <w:vAlign w:val="center"/>
-          </w:tcPr>
-          <w:p>
-            <w:pPr>
-              <w:spacing w:after="0" w:before="0"/>
-            </w:pPr>
-            <w:r>
-              <w:rPr>
-                <w:rFonts w:ascii="Arial" w:cs="Arial" w:eastAsia="Arial" w:hAnsi="Arial"/>
-                <w:color w:val="1B2118"/>
-                <w:sz w:val="18"/>
-                <w:szCs w:val="18"/>
-              </w:rPr>
-              <w:t xml:space="preserve">CORRETTO_DA_RITESTARE (P2)</w:t>
-            </w:r>
-          </w:p>
-        </w:tc>
-        <w:tc>
-          <w:tcPr>
-            <w:tcW w:type="dxa" w:w="2406"/>
-            <w:tcBorders>
-              <w:top w:val="single" w:color="D9D4C5" w:sz="4"/>
-              <w:left w:val="single" w:color="D9D4C5" w:sz="4"/>
-              <w:bottom w:val="single" w:color="D9D4C5" w:sz="4"/>
-              <w:right w:val="single" w:color="D9D4C5" w:sz="4"/>
-            </w:tcBorders>
-            <w:shd w:fill="F6F4EE" w:color="auto" w:val="clear"/>
-            <w:tcMar>
-              <w:top w:type="dxa" w:w="70"/>
-              <w:left w:type="dxa" w:w="110"/>
-              <w:bottom w:type="dxa" w:w="70"/>
-              <w:right w:type="dxa" w:w="110"/>
-            </w:tcMar>
-            <w:vAlign w:val="center"/>
-          </w:tcPr>
-          <w:p>
-            <w:pPr>
-              <w:spacing w:after="0" w:before="0"/>
-            </w:pPr>
-            <w:r>
-              <w:rPr>
-                <w:rFonts w:ascii="Arial" w:cs="Arial" w:eastAsia="Arial" w:hAnsi="Arial"/>
-                <w:color w:val="1B2118"/>
-                <w:sz w:val="18"/>
-                <w:szCs w:val="18"/>
-              </w:rPr>
-              <w:t xml:space="preserve">20/10 17:05 (</w:t>
-            </w:r>
-            <w:r>
-              <w:rPr>
-                <w:rFonts w:ascii="Consolas" w:cs="Consolas" w:eastAsia="Consolas" w:hAnsi="Consolas"/>
-                <w:color w:val="2F5D3A"/>
-                <w:sz w:val="18"/>
-                <w:szCs w:val="18"/>
-              </w:rPr>
-              <w:t xml:space="preserve">66d253e</w:t>
-            </w:r>
-            <w:r>
-              <w:rPr>
-                <w:rFonts w:ascii="Arial" w:cs="Arial" w:eastAsia="Arial" w:hAnsi="Arial"/>
-                <w:color w:val="1B2118"/>
-                <w:sz w:val="18"/>
-                <w:szCs w:val="18"/>
-              </w:rPr>
-              <w:t xml:space="preserve">)</w:t>
+              <w:t xml:space="preserve">Pratiche</w:t>
+            </w:r>
+            <w:r>
+              <w:rPr>
+                <w:rFonts w:ascii="Arial" w:cs="Arial" w:eastAsia="Arial" w:hAnsi="Arial"/>
+                <w:color w:val="1B2118"/>
+                <w:sz w:val="18"/>
+                <w:szCs w:val="18"/>
+              </w:rPr>
+              <w:t xml:space="preserve"> — Fase completata con un documento obbligatorio mancante. Segnalato da: Collaudo</w:t>
+            </w:r>
+          </w:p>
+        </w:tc>
+        <w:tc>
+          <w:tcPr>
+            <w:tcW w:type="dxa" w:w="2199"/>
+            <w:tcBorders>
+              <w:top w:val="single" w:color="D9D4C5" w:sz="4"/>
+              <w:left w:val="single" w:color="D9D4C5" w:sz="4"/>
+              <w:bottom w:val="single" w:color="D9D4C5" w:sz="4"/>
+              <w:right w:val="single" w:color="D9D4C5" w:sz="4"/>
+            </w:tcBorders>
+            <w:shd w:fill="F6F4EE" w:color="auto" w:val="clear"/>
+            <w:tcMar>
+              <w:top w:type="dxa" w:w="70"/>
+              <w:left w:type="dxa" w:w="110"/>
+              <w:bottom w:type="dxa" w:w="70"/>
+              <w:right w:type="dxa" w:w="110"/>
+            </w:tcMar>
+            <w:vAlign w:val="center"/>
+          </w:tcPr>
+          <w:p>
+            <w:pPr>
+              <w:spacing w:after="0" w:before="0"/>
+            </w:pPr>
+            <w:r>
+              <w:rPr>
+                <w:rFonts w:ascii="Arial" w:cs="Arial" w:eastAsia="Arial" w:hAnsi="Arial"/>
+                <w:color w:val="1B2118"/>
+                <w:sz w:val="18"/>
+                <w:szCs w:val="18"/>
+              </w:rPr>
+              <w:t xml:space="preserve">ATTESA_REGOLA (P0)</w:t>
+            </w:r>
+          </w:p>
+        </w:tc>
+        <w:tc>
+          <w:tcPr>
+            <w:tcW w:type="dxa" w:w="2450"/>
+            <w:tcBorders>
+              <w:top w:val="single" w:color="D9D4C5" w:sz="4"/>
+              <w:left w:val="single" w:color="D9D4C5" w:sz="4"/>
+              <w:bottom w:val="single" w:color="D9D4C5" w:sz="4"/>
+              <w:right w:val="single" w:color="D9D4C5" w:sz="4"/>
+            </w:tcBorders>
+            <w:shd w:fill="F6F4EE" w:color="auto" w:val="clear"/>
+            <w:tcMar>
+              <w:top w:type="dxa" w:w="70"/>
+              <w:left w:type="dxa" w:w="110"/>
+              <w:bottom w:type="dxa" w:w="70"/>
+              <w:right w:type="dxa" w:w="110"/>
+            </w:tcMar>
+            <w:vAlign w:val="center"/>
+          </w:tcPr>
+          <w:p>
+            <w:pPr>
+              <w:spacing w:after="0" w:before="0"/>
+            </w:pPr>
+            <w:r>
+              <w:rPr>
+                <w:rFonts w:ascii="Arial" w:cs="Arial" w:eastAsia="Arial" w:hAnsi="Arial"/>
+                <w:color w:val="1B2118"/>
+                <w:sz w:val="18"/>
+                <w:szCs w:val="18"/>
+              </w:rPr>
+              <w:t xml:space="preserve">— (oggi promemoria non bloccante per scelta)</w:t>
             </w:r>
           </w:p>
         </w:tc>
@@ -13533,39 +13706,39 @@
         </w:trPr>
         <w:tc>
           <w:tcPr>
-            <w:tcW w:type="dxa" w:w="871"/>
-            <w:tcBorders>
-              <w:top w:val="single" w:color="D9D4C5" w:sz="4"/>
-              <w:left w:val="single" w:color="D9D4C5" w:sz="4"/>
-              <w:bottom w:val="single" w:color="D9D4C5" w:sz="4"/>
-              <w:right w:val="single" w:color="D9D4C5" w:sz="4"/>
-            </w:tcBorders>
-            <w:tcMar>
-              <w:top w:type="dxa" w:w="70"/>
-              <w:left w:type="dxa" w:w="110"/>
-              <w:bottom w:type="dxa" w:w="70"/>
-              <w:right w:type="dxa" w:w="110"/>
-            </w:tcMar>
-            <w:vAlign w:val="center"/>
-          </w:tcPr>
-          <w:p>
-            <w:pPr>
-              <w:spacing w:after="0" w:before="0"/>
-            </w:pPr>
-            <w:r>
-              <w:rPr>
-                <w:rFonts w:ascii="Arial" w:cs="Arial" w:eastAsia="Arial" w:hAnsi="Arial"/>
-                <w:color w:val="1B2118"/>
-                <w:sz w:val="18"/>
-                <w:szCs w:val="18"/>
-              </w:rPr>
-              <w:t xml:space="preserve">R08</w:t>
-            </w:r>
-          </w:p>
-        </w:tc>
-        <w:tc>
-          <w:tcPr>
-            <w:tcW w:type="dxa" w:w="1848"/>
+            <w:tcW w:type="dxa" w:w="865"/>
+            <w:tcBorders>
+              <w:top w:val="single" w:color="D9D4C5" w:sz="4"/>
+              <w:left w:val="single" w:color="D9D4C5" w:sz="4"/>
+              <w:bottom w:val="single" w:color="D9D4C5" w:sz="4"/>
+              <w:right w:val="single" w:color="D9D4C5" w:sz="4"/>
+            </w:tcBorders>
+            <w:tcMar>
+              <w:top w:type="dxa" w:w="70"/>
+              <w:left w:type="dxa" w:w="110"/>
+              <w:bottom w:type="dxa" w:w="70"/>
+              <w:right w:type="dxa" w:w="110"/>
+            </w:tcMar>
+            <w:vAlign w:val="center"/>
+          </w:tcPr>
+          <w:p>
+            <w:pPr>
+              <w:spacing w:after="0" w:before="0"/>
+            </w:pPr>
+            <w:r>
+              <w:rPr>
+                <w:rFonts w:ascii="Arial" w:cs="Arial" w:eastAsia="Arial" w:hAnsi="Arial"/>
+                <w:color w:val="1B2118"/>
+                <w:sz w:val="18"/>
+                <w:szCs w:val="18"/>
+              </w:rPr>
+              <w:t xml:space="preserve">R07</w:t>
+            </w:r>
+          </w:p>
+        </w:tc>
+        <w:tc>
+          <w:tcPr>
+            <w:tcW w:type="dxa" w:w="1837"/>
             <w:tcBorders>
               <w:top w:val="single" w:color="D9D4C5" w:sz="4"/>
               <w:left w:val="single" w:color="D9D4C5" w:sz="4"/>
@@ -13597,7 +13770,7 @@
         </w:tc>
         <w:tc>
           <w:tcPr>
-            <w:tcW w:type="dxa" w:w="2298"/>
+            <w:tcW w:type="dxa" w:w="2287"/>
             <w:tcBorders>
               <w:top w:val="single" w:color="D9D4C5" w:sz="4"/>
               <w:left w:val="single" w:color="D9D4C5" w:sz="4"/>
@@ -13625,22 +13798,22 @@
                 <w:sz w:val="18"/>
                 <w:szCs w:val="18"/>
               </w:rPr>
-              <w:t xml:space="preserve">PDF</w:t>
-            </w:r>
-            <w:r>
-              <w:rPr>
-                <w:rFonts w:ascii="Arial" w:cs="Arial" w:eastAsia="Arial" w:hAnsi="Arial"/>
-                <w:color w:val="1B2118"/>
-                <w:sz w:val="18"/>
-                <w:szCs w:val="18"/>
-              </w:rPr>
-              <w:t xml:space="preserve"> — Spaziatura irregolare e glifi sovrapposti nei PDF (lettore poppler). Segnalato da: Collaudo</w:t>
-            </w:r>
-          </w:p>
-        </w:tc>
-        <w:tc>
-          <w:tcPr>
-            <w:tcW w:type="dxa" w:w="2215"/>
+              <w:t xml:space="preserve">Esportazioni</w:t>
+            </w:r>
+            <w:r>
+              <w:rPr>
+                <w:rFonts w:ascii="Arial" w:cs="Arial" w:eastAsia="Arial" w:hAnsi="Arial"/>
+                <w:color w:val="1B2118"/>
+                <w:sz w:val="18"/>
+                <w:szCs w:val="18"/>
+              </w:rPr>
+              <w:t xml:space="preserve"> — Nel CSV di riepilogo P%UD era 1 invece di 100. Segnalato da: Collaudo</w:t>
+            </w:r>
+          </w:p>
+        </w:tc>
+        <w:tc>
+          <w:tcPr>
+            <w:tcW w:type="dxa" w:w="2199"/>
             <w:tcBorders>
               <w:top w:val="single" w:color="D9D4C5" w:sz="4"/>
               <w:left w:val="single" w:color="D9D4C5" w:sz="4"/>
@@ -13672,33 +13845,33 @@
         </w:tc>
         <w:tc>
           <w:tcPr>
-            <w:tcW w:type="dxa" w:w="2406"/>
-            <w:tcBorders>
-              <w:top w:val="single" w:color="D9D4C5" w:sz="4"/>
-              <w:left w:val="single" w:color="D9D4C5" w:sz="4"/>
-              <w:bottom w:val="single" w:color="D9D4C5" w:sz="4"/>
-              <w:right w:val="single" w:color="D9D4C5" w:sz="4"/>
-            </w:tcBorders>
-            <w:tcMar>
-              <w:top w:type="dxa" w:w="70"/>
-              <w:left w:type="dxa" w:w="110"/>
-              <w:bottom w:type="dxa" w:w="70"/>
-              <w:right w:type="dxa" w:w="110"/>
-            </w:tcMar>
-            <w:vAlign w:val="center"/>
-          </w:tcPr>
-          <w:p>
-            <w:pPr>
-              <w:spacing w:after="0" w:before="0"/>
-            </w:pPr>
-            <w:r>
-              <w:rPr>
-                <w:rFonts w:ascii="Arial" w:cs="Arial" w:eastAsia="Arial" w:hAnsi="Arial"/>
-                <w:color w:val="1B2118"/>
-                <w:sz w:val="18"/>
-                <w:szCs w:val="18"/>
-              </w:rPr>
-              <w:t xml:space="preserve">21/10 11:05 (</w:t>
+            <w:tcW w:type="dxa" w:w="2450"/>
+            <w:tcBorders>
+              <w:top w:val="single" w:color="D9D4C5" w:sz="4"/>
+              <w:left w:val="single" w:color="D9D4C5" w:sz="4"/>
+              <w:bottom w:val="single" w:color="D9D4C5" w:sz="4"/>
+              <w:right w:val="single" w:color="D9D4C5" w:sz="4"/>
+            </w:tcBorders>
+            <w:tcMar>
+              <w:top w:type="dxa" w:w="70"/>
+              <w:left w:type="dxa" w:w="110"/>
+              <w:bottom w:type="dxa" w:w="70"/>
+              <w:right w:type="dxa" w:w="110"/>
+            </w:tcMar>
+            <w:vAlign w:val="center"/>
+          </w:tcPr>
+          <w:p>
+            <w:pPr>
+              <w:spacing w:after="0" w:before="0"/>
+            </w:pPr>
+            <w:r>
+              <w:rPr>
+                <w:rFonts w:ascii="Arial" w:cs="Arial" w:eastAsia="Arial" w:hAnsi="Arial"/>
+                <w:color w:val="1B2118"/>
+                <w:sz w:val="18"/>
+                <w:szCs w:val="18"/>
+              </w:rPr>
+              <w:t xml:space="preserve">20/10 17:05 (</w:t>
             </w:r>
             <w:r>
               <w:rPr>
@@ -13707,16 +13880,16 @@
                 <w:sz w:val="18"/>
                 <w:szCs w:val="18"/>
               </w:rPr>
-              <w:t xml:space="preserve">4920d2a</w:t>
-            </w:r>
-            <w:r>
-              <w:rPr>
-                <w:rFonts w:ascii="Arial" w:cs="Arial" w:eastAsia="Arial" w:hAnsi="Arial"/>
-                <w:color w:val="1B2118"/>
-                <w:sz w:val="18"/>
-                <w:szCs w:val="18"/>
-              </w:rPr>
-              <w:t xml:space="preserve">): carattere Liberation Sans (stesse larghezze di Helvetica, licenza OFL) incorporato in rapporto crediti, simulatore e riepilogo del fascicolo; verificato con pdffonts (solo carattere incorporato in uso) e a schermo</w:t>
+              <w:t xml:space="preserve">66d253e</w:t>
+            </w:r>
+            <w:r>
+              <w:rPr>
+                <w:rFonts w:ascii="Arial" w:cs="Arial" w:eastAsia="Arial" w:hAnsi="Arial"/>
+                <w:color w:val="1B2118"/>
+                <w:sz w:val="18"/>
+                <w:szCs w:val="18"/>
+              </w:rPr>
+              <w:t xml:space="preserve">)</w:t>
             </w:r>
           </w:p>
         </w:tc>
@@ -13727,40 +13900,40 @@
         </w:trPr>
         <w:tc>
           <w:tcPr>
-            <w:tcW w:type="dxa" w:w="871"/>
-            <w:tcBorders>
-              <w:top w:val="single" w:color="D9D4C5" w:sz="4"/>
-              <w:left w:val="single" w:color="D9D4C5" w:sz="4"/>
-              <w:bottom w:val="single" w:color="D9D4C5" w:sz="4"/>
-              <w:right w:val="single" w:color="D9D4C5" w:sz="4"/>
-            </w:tcBorders>
-            <w:shd w:fill="F6F4EE" w:color="auto" w:val="clear"/>
-            <w:tcMar>
-              <w:top w:type="dxa" w:w="70"/>
-              <w:left w:type="dxa" w:w="110"/>
-              <w:bottom w:type="dxa" w:w="70"/>
-              <w:right w:type="dxa" w:w="110"/>
-            </w:tcMar>
-            <w:vAlign w:val="center"/>
-          </w:tcPr>
-          <w:p>
-            <w:pPr>
-              <w:spacing w:after="0" w:before="0"/>
-            </w:pPr>
-            <w:r>
-              <w:rPr>
-                <w:rFonts w:ascii="Arial" w:cs="Arial" w:eastAsia="Arial" w:hAnsi="Arial"/>
-                <w:color w:val="1B2118"/>
-                <w:sz w:val="18"/>
-                <w:szCs w:val="18"/>
-              </w:rPr>
-              <w:t xml:space="preserve">Riuso</w:t>
-            </w:r>
-          </w:p>
-        </w:tc>
-        <w:tc>
-          <w:tcPr>
-            <w:tcW w:type="dxa" w:w="1848"/>
+            <w:tcW w:type="dxa" w:w="865"/>
+            <w:tcBorders>
+              <w:top w:val="single" w:color="D9D4C5" w:sz="4"/>
+              <w:left w:val="single" w:color="D9D4C5" w:sz="4"/>
+              <w:bottom w:val="single" w:color="D9D4C5" w:sz="4"/>
+              <w:right w:val="single" w:color="D9D4C5" w:sz="4"/>
+            </w:tcBorders>
+            <w:shd w:fill="F6F4EE" w:color="auto" w:val="clear"/>
+            <w:tcMar>
+              <w:top w:type="dxa" w:w="70"/>
+              <w:left w:type="dxa" w:w="110"/>
+              <w:bottom w:type="dxa" w:w="70"/>
+              <w:right w:type="dxa" w:w="110"/>
+            </w:tcMar>
+            <w:vAlign w:val="center"/>
+          </w:tcPr>
+          <w:p>
+            <w:pPr>
+              <w:spacing w:after="0" w:before="0"/>
+            </w:pPr>
+            <w:r>
+              <w:rPr>
+                <w:rFonts w:ascii="Arial" w:cs="Arial" w:eastAsia="Arial" w:hAnsi="Arial"/>
+                <w:color w:val="1B2118"/>
+                <w:sz w:val="18"/>
+                <w:szCs w:val="18"/>
+              </w:rPr>
+              <w:t xml:space="preserve">R08</w:t>
+            </w:r>
+          </w:p>
+        </w:tc>
+        <w:tc>
+          <w:tcPr>
+            <w:tcW w:type="dxa" w:w="1837"/>
             <w:tcBorders>
               <w:top w:val="single" w:color="D9D4C5" w:sz="4"/>
               <w:left w:val="single" w:color="D9D4C5" w:sz="4"/>
@@ -13793,7 +13966,7 @@
         </w:tc>
         <w:tc>
           <w:tcPr>
-            <w:tcW w:type="dxa" w:w="2298"/>
+            <w:tcW w:type="dxa" w:w="2287"/>
             <w:tcBorders>
               <w:top w:val="single" w:color="D9D4C5" w:sz="4"/>
               <w:left w:val="single" w:color="D9D4C5" w:sz="4"/>
@@ -13822,82 +13995,100 @@
                 <w:sz w:val="18"/>
                 <w:szCs w:val="18"/>
               </w:rPr>
-              <w:t xml:space="preserve">Metodologia</w:t>
-            </w:r>
-            <w:r>
-              <w:rPr>
-                <w:rFonts w:ascii="Arial" w:cs="Arial" w:eastAsia="Arial" w:hAnsi="Arial"/>
-                <w:color w:val="1B2118"/>
-                <w:sz w:val="18"/>
-                <w:szCs w:val="18"/>
-              </w:rPr>
-              <w:t xml:space="preserve"> — Segno dell'effetto del riuso (formule 26 e 29). Segnalato da: Collaudo</w:t>
-            </w:r>
-          </w:p>
-        </w:tc>
-        <w:tc>
-          <w:tcPr>
-            <w:tcW w:type="dxa" w:w="2215"/>
-            <w:tcBorders>
-              <w:top w:val="single" w:color="D9D4C5" w:sz="4"/>
-              <w:left w:val="single" w:color="D9D4C5" w:sz="4"/>
-              <w:bottom w:val="single" w:color="D9D4C5" w:sz="4"/>
-              <w:right w:val="single" w:color="D9D4C5" w:sz="4"/>
-            </w:tcBorders>
-            <w:shd w:fill="F6F4EE" w:color="auto" w:val="clear"/>
-            <w:tcMar>
-              <w:top w:type="dxa" w:w="70"/>
-              <w:left w:type="dxa" w:w="110"/>
-              <w:bottom w:type="dxa" w:w="70"/>
-              <w:right w:type="dxa" w:w="110"/>
-            </w:tcMar>
-            <w:vAlign w:val="center"/>
-          </w:tcPr>
-          <w:p>
-            <w:pPr>
-              <w:spacing w:after="0" w:before="0"/>
-            </w:pPr>
-            <w:r>
-              <w:rPr>
-                <w:rFonts w:ascii="Arial" w:cs="Arial" w:eastAsia="Arial" w:hAnsi="Arial"/>
-                <w:color w:val="1B2118"/>
-                <w:sz w:val="18"/>
-                <w:szCs w:val="18"/>
-              </w:rPr>
-              <w:t xml:space="preserve">ATTESA_REGOLA</w:t>
-            </w:r>
-          </w:p>
-        </w:tc>
-        <w:tc>
-          <w:tcPr>
-            <w:tcW w:type="dxa" w:w="2406"/>
-            <w:tcBorders>
-              <w:top w:val="single" w:color="D9D4C5" w:sz="4"/>
-              <w:left w:val="single" w:color="D9D4C5" w:sz="4"/>
-              <w:bottom w:val="single" w:color="D9D4C5" w:sz="4"/>
-              <w:right w:val="single" w:color="D9D4C5" w:sz="4"/>
-            </w:tcBorders>
-            <w:shd w:fill="F6F4EE" w:color="auto" w:val="clear"/>
-            <w:tcMar>
-              <w:top w:type="dxa" w:w="70"/>
-              <w:left w:type="dxa" w:w="110"/>
-              <w:bottom w:type="dxa" w:w="70"/>
-              <w:right w:type="dxa" w:w="110"/>
-            </w:tcMar>
-            <w:vAlign w:val="center"/>
-          </w:tcPr>
-          <w:p>
-            <w:pPr>
-              <w:spacing w:after="0" w:before="0"/>
-            </w:pPr>
-            <w:r>
-              <w:rPr>
-                <w:rFonts w:ascii="Arial" w:cs="Arial" w:eastAsia="Arial" w:hAnsi="Arial"/>
-                <w:color w:val="1B2118"/>
-                <w:sz w:val="18"/>
-                <w:szCs w:val="18"/>
-              </w:rPr>
-              <w:t xml:space="preserve">—</w:t>
+              <w:t xml:space="preserve">PDF</w:t>
+            </w:r>
+            <w:r>
+              <w:rPr>
+                <w:rFonts w:ascii="Arial" w:cs="Arial" w:eastAsia="Arial" w:hAnsi="Arial"/>
+                <w:color w:val="1B2118"/>
+                <w:sz w:val="18"/>
+                <w:szCs w:val="18"/>
+              </w:rPr>
+              <w:t xml:space="preserve"> — Spaziatura irregolare e glifi sovrapposti nei PDF (lettore poppler). Segnalato da: Collaudo</w:t>
+            </w:r>
+          </w:p>
+        </w:tc>
+        <w:tc>
+          <w:tcPr>
+            <w:tcW w:type="dxa" w:w="2199"/>
+            <w:tcBorders>
+              <w:top w:val="single" w:color="D9D4C5" w:sz="4"/>
+              <w:left w:val="single" w:color="D9D4C5" w:sz="4"/>
+              <w:bottom w:val="single" w:color="D9D4C5" w:sz="4"/>
+              <w:right w:val="single" w:color="D9D4C5" w:sz="4"/>
+            </w:tcBorders>
+            <w:shd w:fill="F6F4EE" w:color="auto" w:val="clear"/>
+            <w:tcMar>
+              <w:top w:type="dxa" w:w="70"/>
+              <w:left w:type="dxa" w:w="110"/>
+              <w:bottom w:type="dxa" w:w="70"/>
+              <w:right w:type="dxa" w:w="110"/>
+            </w:tcMar>
+            <w:vAlign w:val="center"/>
+          </w:tcPr>
+          <w:p>
+            <w:pPr>
+              <w:spacing w:after="0" w:before="0"/>
+            </w:pPr>
+            <w:r>
+              <w:rPr>
+                <w:rFonts w:ascii="Arial" w:cs="Arial" w:eastAsia="Arial" w:hAnsi="Arial"/>
+                <w:color w:val="1B2118"/>
+                <w:sz w:val="18"/>
+                <w:szCs w:val="18"/>
+              </w:rPr>
+              <w:t xml:space="preserve">CORRETTO_DA_RITESTARE (P2)</w:t>
+            </w:r>
+          </w:p>
+        </w:tc>
+        <w:tc>
+          <w:tcPr>
+            <w:tcW w:type="dxa" w:w="2450"/>
+            <w:tcBorders>
+              <w:top w:val="single" w:color="D9D4C5" w:sz="4"/>
+              <w:left w:val="single" w:color="D9D4C5" w:sz="4"/>
+              <w:bottom w:val="single" w:color="D9D4C5" w:sz="4"/>
+              <w:right w:val="single" w:color="D9D4C5" w:sz="4"/>
+            </w:tcBorders>
+            <w:shd w:fill="F6F4EE" w:color="auto" w:val="clear"/>
+            <w:tcMar>
+              <w:top w:type="dxa" w:w="70"/>
+              <w:left w:type="dxa" w:w="110"/>
+              <w:bottom w:type="dxa" w:w="70"/>
+              <w:right w:type="dxa" w:w="110"/>
+            </w:tcMar>
+            <w:vAlign w:val="center"/>
+          </w:tcPr>
+          <w:p>
+            <w:pPr>
+              <w:spacing w:after="0" w:before="0"/>
+            </w:pPr>
+            <w:r>
+              <w:rPr>
+                <w:rFonts w:ascii="Arial" w:cs="Arial" w:eastAsia="Arial" w:hAnsi="Arial"/>
+                <w:color w:val="1B2118"/>
+                <w:sz w:val="18"/>
+                <w:szCs w:val="18"/>
+              </w:rPr>
+              <w:t xml:space="preserve">21/10 11:05 (</w:t>
+            </w:r>
+            <w:r>
+              <w:rPr>
+                <w:rFonts w:ascii="Consolas" w:cs="Consolas" w:eastAsia="Consolas" w:hAnsi="Consolas"/>
+                <w:color w:val="2F5D3A"/>
+                <w:sz w:val="18"/>
+                <w:szCs w:val="18"/>
+              </w:rPr>
+              <w:t xml:space="preserve">4920d2a</w:t>
+            </w:r>
+            <w:r>
+              <w:rPr>
+                <w:rFonts w:ascii="Arial" w:cs="Arial" w:eastAsia="Arial" w:hAnsi="Arial"/>
+                <w:color w:val="1B2118"/>
+                <w:sz w:val="18"/>
+                <w:szCs w:val="18"/>
+              </w:rPr>
+              <w:t xml:space="preserve">): carattere Liberation Sans (stesse larghezze di Helvetica, licenza OFL) incorporato in rapporto crediti, simulatore e riepilogo del fascicolo; verificato con pdffonts (solo carattere incorporato in uso) e a schermo</w:t>
             </w:r>
           </w:p>
         </w:tc>
@@ -13908,71 +14099,71 @@
         </w:trPr>
         <w:tc>
           <w:tcPr>
-            <w:tcW w:type="dxa" w:w="871"/>
-            <w:tcBorders>
-              <w:top w:val="single" w:color="D9D4C5" w:sz="4"/>
-              <w:left w:val="single" w:color="D9D4C5" w:sz="4"/>
-              <w:bottom w:val="single" w:color="D9D4C5" w:sz="4"/>
-              <w:right w:val="single" w:color="D9D4C5" w:sz="4"/>
-            </w:tcBorders>
-            <w:tcMar>
-              <w:top w:type="dxa" w:w="70"/>
-              <w:left w:type="dxa" w:w="110"/>
-              <w:bottom w:type="dxa" w:w="70"/>
-              <w:right w:type="dxa" w:w="110"/>
-            </w:tcMar>
-            <w:vAlign w:val="center"/>
-          </w:tcPr>
-          <w:p>
-            <w:pPr>
-              <w:spacing w:after="0" w:before="0"/>
-            </w:pPr>
-            <w:r>
-              <w:rPr>
-                <w:rFonts w:ascii="Arial" w:cs="Arial" w:eastAsia="Arial" w:hAnsi="Arial"/>
-                <w:color w:val="1B2118"/>
-                <w:sz w:val="18"/>
-                <w:szCs w:val="18"/>
-              </w:rPr>
-              <w:t xml:space="preserve">D08</w:t>
-            </w:r>
-          </w:p>
-        </w:tc>
-        <w:tc>
-          <w:tcPr>
-            <w:tcW w:type="dxa" w:w="1848"/>
-            <w:tcBorders>
-              <w:top w:val="single" w:color="D9D4C5" w:sz="4"/>
-              <w:left w:val="single" w:color="D9D4C5" w:sz="4"/>
-              <w:bottom w:val="single" w:color="D9D4C5" w:sz="4"/>
-              <w:right w:val="single" w:color="D9D4C5" w:sz="4"/>
-            </w:tcBorders>
-            <w:tcMar>
-              <w:top w:type="dxa" w:w="70"/>
-              <w:left w:type="dxa" w:w="110"/>
-              <w:bottom w:type="dxa" w:w="70"/>
-              <w:right w:type="dxa" w:w="110"/>
-            </w:tcMar>
-            <w:vAlign w:val="center"/>
-          </w:tcPr>
-          <w:p>
-            <w:pPr>
-              <w:spacing w:after="0" w:before="0"/>
-            </w:pPr>
-            <w:r>
-              <w:rPr>
-                <w:rFonts w:ascii="Arial" w:cs="Arial" w:eastAsia="Arial" w:hAnsi="Arial"/>
-                <w:color w:val="1B2118"/>
-                <w:sz w:val="18"/>
-                <w:szCs w:val="18"/>
-              </w:rPr>
-              <w:t xml:space="preserve">21/10 10:42 (rapporto V05; creazione A del 20/10)</w:t>
-            </w:r>
-          </w:p>
-        </w:tc>
-        <w:tc>
-          <w:tcPr>
-            <w:tcW w:type="dxa" w:w="2298"/>
+            <w:tcW w:type="dxa" w:w="865"/>
+            <w:tcBorders>
+              <w:top w:val="single" w:color="D9D4C5" w:sz="4"/>
+              <w:left w:val="single" w:color="D9D4C5" w:sz="4"/>
+              <w:bottom w:val="single" w:color="D9D4C5" w:sz="4"/>
+              <w:right w:val="single" w:color="D9D4C5" w:sz="4"/>
+            </w:tcBorders>
+            <w:tcMar>
+              <w:top w:type="dxa" w:w="70"/>
+              <w:left w:type="dxa" w:w="110"/>
+              <w:bottom w:type="dxa" w:w="70"/>
+              <w:right w:type="dxa" w:w="110"/>
+            </w:tcMar>
+            <w:vAlign w:val="center"/>
+          </w:tcPr>
+          <w:p>
+            <w:pPr>
+              <w:spacing w:after="0" w:before="0"/>
+            </w:pPr>
+            <w:r>
+              <w:rPr>
+                <w:rFonts w:ascii="Arial" w:cs="Arial" w:eastAsia="Arial" w:hAnsi="Arial"/>
+                <w:color w:val="1B2118"/>
+                <w:sz w:val="18"/>
+                <w:szCs w:val="18"/>
+              </w:rPr>
+              <w:t xml:space="preserve">Riuso</w:t>
+            </w:r>
+          </w:p>
+        </w:tc>
+        <w:tc>
+          <w:tcPr>
+            <w:tcW w:type="dxa" w:w="1837"/>
+            <w:tcBorders>
+              <w:top w:val="single" w:color="D9D4C5" w:sz="4"/>
+              <w:left w:val="single" w:color="D9D4C5" w:sz="4"/>
+              <w:bottom w:val="single" w:color="D9D4C5" w:sz="4"/>
+              <w:right w:val="single" w:color="D9D4C5" w:sz="4"/>
+            </w:tcBorders>
+            <w:tcMar>
+              <w:top w:type="dxa" w:w="70"/>
+              <w:left w:type="dxa" w:w="110"/>
+              <w:bottom w:type="dxa" w:w="70"/>
+              <w:right w:type="dxa" w:w="110"/>
+            </w:tcMar>
+            <w:vAlign w:val="center"/>
+          </w:tcPr>
+          <w:p>
+            <w:pPr>
+              <w:spacing w:after="0" w:before="0"/>
+            </w:pPr>
+            <w:r>
+              <w:rPr>
+                <w:rFonts w:ascii="Arial" w:cs="Arial" w:eastAsia="Arial" w:hAnsi="Arial"/>
+                <w:color w:val="1B2118"/>
+                <w:sz w:val="18"/>
+                <w:szCs w:val="18"/>
+              </w:rPr>
+              <w:t xml:space="preserve">20/10 16:40</w:t>
+            </w:r>
+          </w:p>
+        </w:tc>
+        <w:tc>
+          <w:tcPr>
+            <w:tcW w:type="dxa" w:w="2287"/>
             <w:tcBorders>
               <w:top w:val="single" w:color="D9D4C5" w:sz="4"/>
               <w:left w:val="single" w:color="D9D4C5" w:sz="4"/>
@@ -14000,80 +14191,80 @@
                 <w:sz w:val="18"/>
                 <w:szCs w:val="18"/>
               </w:rPr>
-              <w:t xml:space="preserve">Email</w:t>
-            </w:r>
-            <w:r>
-              <w:rPr>
-                <w:rFonts w:ascii="Arial" w:cs="Arial" w:eastAsia="Arial" w:hAnsi="Arial"/>
-                <w:color w:val="1B2118"/>
-                <w:sz w:val="18"/>
-                <w:szCs w:val="18"/>
-              </w:rPr>
-              <w:t xml:space="preserve"> — Email delle credenziali non inviata («Email non inviata», Resend 403). Segnalato da: Collaudo</w:t>
-            </w:r>
-          </w:p>
-        </w:tc>
-        <w:tc>
-          <w:tcPr>
-            <w:tcW w:type="dxa" w:w="2215"/>
-            <w:tcBorders>
-              <w:top w:val="single" w:color="D9D4C5" w:sz="4"/>
-              <w:left w:val="single" w:color="D9D4C5" w:sz="4"/>
-              <w:bottom w:val="single" w:color="D9D4C5" w:sz="4"/>
-              <w:right w:val="single" w:color="D9D4C5" w:sz="4"/>
-            </w:tcBorders>
-            <w:tcMar>
-              <w:top w:type="dxa" w:w="70"/>
-              <w:left w:type="dxa" w:w="110"/>
-              <w:bottom w:type="dxa" w:w="70"/>
-              <w:right w:type="dxa" w:w="110"/>
-            </w:tcMar>
-            <w:vAlign w:val="center"/>
-          </w:tcPr>
-          <w:p>
-            <w:pPr>
-              <w:spacing w:after="0" w:before="0"/>
-            </w:pPr>
-            <w:r>
-              <w:rPr>
-                <w:rFonts w:ascii="Arial" w:cs="Arial" w:eastAsia="Arial" w:hAnsi="Arial"/>
-                <w:color w:val="1B2118"/>
-                <w:sz w:val="18"/>
-                <w:szCs w:val="18"/>
-              </w:rPr>
-              <w:t xml:space="preserve">APERTO (P1)</w:t>
-            </w:r>
-          </w:p>
-        </w:tc>
-        <w:tc>
-          <w:tcPr>
-            <w:tcW w:type="dxa" w:w="2406"/>
-            <w:tcBorders>
-              <w:top w:val="single" w:color="D9D4C5" w:sz="4"/>
-              <w:left w:val="single" w:color="D9D4C5" w:sz="4"/>
-              <w:bottom w:val="single" w:color="D9D4C5" w:sz="4"/>
-              <w:right w:val="single" w:color="D9D4C5" w:sz="4"/>
-            </w:tcBorders>
-            <w:tcMar>
-              <w:top w:type="dxa" w:w="70"/>
-              <w:left w:type="dxa" w:w="110"/>
-              <w:bottom w:type="dxa" w:w="70"/>
-              <w:right w:type="dxa" w:w="110"/>
-            </w:tcMar>
-            <w:vAlign w:val="center"/>
-          </w:tcPr>
-          <w:p>
-            <w:pPr>
-              <w:spacing w:after="0" w:before="0"/>
-            </w:pPr>
-            <w:r>
-              <w:rPr>
-                <w:rFonts w:ascii="Arial" w:cs="Arial" w:eastAsia="Arial" w:hAnsi="Arial"/>
-                <w:color w:val="1B2118"/>
-                <w:sz w:val="18"/>
-                <w:szCs w:val="18"/>
-              </w:rPr>
-              <w:t xml:space="preserve">Stessa causa di ISS-012</w:t>
+              <w:t xml:space="preserve">Metodologia</w:t>
+            </w:r>
+            <w:r>
+              <w:rPr>
+                <w:rFonts w:ascii="Arial" w:cs="Arial" w:eastAsia="Arial" w:hAnsi="Arial"/>
+                <w:color w:val="1B2118"/>
+                <w:sz w:val="18"/>
+                <w:szCs w:val="18"/>
+              </w:rPr>
+              <w:t xml:space="preserve"> — Segno dell'effetto del riuso (formule 26 e 29). Segnalato da: Collaudo</w:t>
+            </w:r>
+          </w:p>
+        </w:tc>
+        <w:tc>
+          <w:tcPr>
+            <w:tcW w:type="dxa" w:w="2199"/>
+            <w:tcBorders>
+              <w:top w:val="single" w:color="D9D4C5" w:sz="4"/>
+              <w:left w:val="single" w:color="D9D4C5" w:sz="4"/>
+              <w:bottom w:val="single" w:color="D9D4C5" w:sz="4"/>
+              <w:right w:val="single" w:color="D9D4C5" w:sz="4"/>
+            </w:tcBorders>
+            <w:tcMar>
+              <w:top w:type="dxa" w:w="70"/>
+              <w:left w:type="dxa" w:w="110"/>
+              <w:bottom w:type="dxa" w:w="70"/>
+              <w:right w:type="dxa" w:w="110"/>
+            </w:tcMar>
+            <w:vAlign w:val="center"/>
+          </w:tcPr>
+          <w:p>
+            <w:pPr>
+              <w:spacing w:after="0" w:before="0"/>
+            </w:pPr>
+            <w:r>
+              <w:rPr>
+                <w:rFonts w:ascii="Arial" w:cs="Arial" w:eastAsia="Arial" w:hAnsi="Arial"/>
+                <w:color w:val="1B2118"/>
+                <w:sz w:val="18"/>
+                <w:szCs w:val="18"/>
+              </w:rPr>
+              <w:t xml:space="preserve">ATTESA_REGOLA</w:t>
+            </w:r>
+          </w:p>
+        </w:tc>
+        <w:tc>
+          <w:tcPr>
+            <w:tcW w:type="dxa" w:w="2450"/>
+            <w:tcBorders>
+              <w:top w:val="single" w:color="D9D4C5" w:sz="4"/>
+              <w:left w:val="single" w:color="D9D4C5" w:sz="4"/>
+              <w:bottom w:val="single" w:color="D9D4C5" w:sz="4"/>
+              <w:right w:val="single" w:color="D9D4C5" w:sz="4"/>
+            </w:tcBorders>
+            <w:tcMar>
+              <w:top w:type="dxa" w:w="70"/>
+              <w:left w:type="dxa" w:w="110"/>
+              <w:bottom w:type="dxa" w:w="70"/>
+              <w:right w:type="dxa" w:w="110"/>
+            </w:tcMar>
+            <w:vAlign w:val="center"/>
+          </w:tcPr>
+          <w:p>
+            <w:pPr>
+              <w:spacing w:after="0" w:before="0"/>
+            </w:pPr>
+            <w:r>
+              <w:rPr>
+                <w:rFonts w:ascii="Arial" w:cs="Arial" w:eastAsia="Arial" w:hAnsi="Arial"/>
+                <w:color w:val="1B2118"/>
+                <w:sz w:val="18"/>
+                <w:szCs w:val="18"/>
+              </w:rPr>
+              <w:t xml:space="preserve">—</w:t>
             </w:r>
           </w:p>
         </w:tc>
@@ -14084,73 +14275,73 @@
         </w:trPr>
         <w:tc>
           <w:tcPr>
-            <w:tcW w:type="dxa" w:w="871"/>
-            <w:tcBorders>
-              <w:top w:val="single" w:color="D9D4C5" w:sz="4"/>
-              <w:left w:val="single" w:color="D9D4C5" w:sz="4"/>
-              <w:bottom w:val="single" w:color="D9D4C5" w:sz="4"/>
-              <w:right w:val="single" w:color="D9D4C5" w:sz="4"/>
-            </w:tcBorders>
-            <w:shd w:fill="F6F4EE" w:color="auto" w:val="clear"/>
-            <w:tcMar>
-              <w:top w:type="dxa" w:w="70"/>
-              <w:left w:type="dxa" w:w="110"/>
-              <w:bottom w:type="dxa" w:w="70"/>
-              <w:right w:type="dxa" w:w="110"/>
-            </w:tcMar>
-            <w:vAlign w:val="center"/>
-          </w:tcPr>
-          <w:p>
-            <w:pPr>
-              <w:spacing w:after="0" w:before="0"/>
-            </w:pPr>
-            <w:r>
-              <w:rPr>
-                <w:rFonts w:ascii="Arial" w:cs="Arial" w:eastAsia="Arial" w:hAnsi="Arial"/>
-                <w:color w:val="1B2118"/>
-                <w:sz w:val="18"/>
-                <w:szCs w:val="18"/>
-              </w:rPr>
-              <w:t xml:space="preserve">D05-R1</w:t>
-            </w:r>
-          </w:p>
-        </w:tc>
-        <w:tc>
-          <w:tcPr>
-            <w:tcW w:type="dxa" w:w="1848"/>
-            <w:tcBorders>
-              <w:top w:val="single" w:color="D9D4C5" w:sz="4"/>
-              <w:left w:val="single" w:color="D9D4C5" w:sz="4"/>
-              <w:bottom w:val="single" w:color="D9D4C5" w:sz="4"/>
-              <w:right w:val="single" w:color="D9D4C5" w:sz="4"/>
-            </w:tcBorders>
-            <w:shd w:fill="F6F4EE" w:color="auto" w:val="clear"/>
-            <w:tcMar>
-              <w:top w:type="dxa" w:w="70"/>
-              <w:left w:type="dxa" w:w="110"/>
-              <w:bottom w:type="dxa" w:w="70"/>
-              <w:right w:type="dxa" w:w="110"/>
-            </w:tcMar>
-            <w:vAlign w:val="center"/>
-          </w:tcPr>
-          <w:p>
-            <w:pPr>
-              <w:spacing w:after="0" w:before="0"/>
-            </w:pPr>
-            <w:r>
-              <w:rPr>
-                <w:rFonts w:ascii="Arial" w:cs="Arial" w:eastAsia="Arial" w:hAnsi="Arial"/>
-                <w:color w:val="1B2118"/>
-                <w:sz w:val="18"/>
-                <w:szCs w:val="18"/>
-              </w:rPr>
-              <w:t xml:space="preserve">21/10 10:42 (osservato il 21/10 sugli eventi delle 09:20:41 e 09:21:21)</w:t>
-            </w:r>
-          </w:p>
-        </w:tc>
-        <w:tc>
-          <w:tcPr>
-            <w:tcW w:type="dxa" w:w="2298"/>
+            <w:tcW w:type="dxa" w:w="865"/>
+            <w:tcBorders>
+              <w:top w:val="single" w:color="D9D4C5" w:sz="4"/>
+              <w:left w:val="single" w:color="D9D4C5" w:sz="4"/>
+              <w:bottom w:val="single" w:color="D9D4C5" w:sz="4"/>
+              <w:right w:val="single" w:color="D9D4C5" w:sz="4"/>
+            </w:tcBorders>
+            <w:shd w:fill="F6F4EE" w:color="auto" w:val="clear"/>
+            <w:tcMar>
+              <w:top w:type="dxa" w:w="70"/>
+              <w:left w:type="dxa" w:w="110"/>
+              <w:bottom w:type="dxa" w:w="70"/>
+              <w:right w:type="dxa" w:w="110"/>
+            </w:tcMar>
+            <w:vAlign w:val="center"/>
+          </w:tcPr>
+          <w:p>
+            <w:pPr>
+              <w:spacing w:after="0" w:before="0"/>
+            </w:pPr>
+            <w:r>
+              <w:rPr>
+                <w:rFonts w:ascii="Arial" w:cs="Arial" w:eastAsia="Arial" w:hAnsi="Arial"/>
+                <w:color w:val="1B2118"/>
+                <w:sz w:val="18"/>
+                <w:szCs w:val="18"/>
+              </w:rPr>
+              <w:t xml:space="preserve">D08</w:t>
+            </w:r>
+          </w:p>
+        </w:tc>
+        <w:tc>
+          <w:tcPr>
+            <w:tcW w:type="dxa" w:w="1837"/>
+            <w:tcBorders>
+              <w:top w:val="single" w:color="D9D4C5" w:sz="4"/>
+              <w:left w:val="single" w:color="D9D4C5" w:sz="4"/>
+              <w:bottom w:val="single" w:color="D9D4C5" w:sz="4"/>
+              <w:right w:val="single" w:color="D9D4C5" w:sz="4"/>
+            </w:tcBorders>
+            <w:shd w:fill="F6F4EE" w:color="auto" w:val="clear"/>
+            <w:tcMar>
+              <w:top w:type="dxa" w:w="70"/>
+              <w:left w:type="dxa" w:w="110"/>
+              <w:bottom w:type="dxa" w:w="70"/>
+              <w:right w:type="dxa" w:w="110"/>
+            </w:tcMar>
+            <w:vAlign w:val="center"/>
+          </w:tcPr>
+          <w:p>
+            <w:pPr>
+              <w:spacing w:after="0" w:before="0"/>
+            </w:pPr>
+            <w:r>
+              <w:rPr>
+                <w:rFonts w:ascii="Arial" w:cs="Arial" w:eastAsia="Arial" w:hAnsi="Arial"/>
+                <w:color w:val="1B2118"/>
+                <w:sz w:val="18"/>
+                <w:szCs w:val="18"/>
+              </w:rPr>
+              <w:t xml:space="preserve">21/10 10:42 (rapporto V05; creazione A del 20/10)</w:t>
+            </w:r>
+          </w:p>
+        </w:tc>
+        <w:tc>
+          <w:tcPr>
+            <w:tcW w:type="dxa" w:w="2287"/>
             <w:tcBorders>
               <w:top w:val="single" w:color="D9D4C5" w:sz="4"/>
               <w:left w:val="single" w:color="D9D4C5" w:sz="4"/>
@@ -14179,100 +14370,82 @@
                 <w:sz w:val="18"/>
                 <w:szCs w:val="18"/>
               </w:rPr>
-              <w:t xml:space="preserve">Audit</w:t>
-            </w:r>
-            <w:r>
-              <w:rPr>
-                <w:rFonts w:ascii="Arial" w:cs="Arial" w:eastAsia="Arial" w:hAnsi="Arial"/>
-                <w:color w:val="1B2118"/>
-                <w:sz w:val="18"/>
-                <w:szCs w:val="18"/>
-              </w:rPr>
-              <w:t xml:space="preserve"> — Nel dettaglio dell'Audit i testi lunghi restavano tagliati anche aprendo «1 modifica». Segnalato da: Collaudo</w:t>
-            </w:r>
-          </w:p>
-        </w:tc>
-        <w:tc>
-          <w:tcPr>
-            <w:tcW w:type="dxa" w:w="2215"/>
-            <w:tcBorders>
-              <w:top w:val="single" w:color="D9D4C5" w:sz="4"/>
-              <w:left w:val="single" w:color="D9D4C5" w:sz="4"/>
-              <w:bottom w:val="single" w:color="D9D4C5" w:sz="4"/>
-              <w:right w:val="single" w:color="D9D4C5" w:sz="4"/>
-            </w:tcBorders>
-            <w:shd w:fill="F6F4EE" w:color="auto" w:val="clear"/>
-            <w:tcMar>
-              <w:top w:type="dxa" w:w="70"/>
-              <w:left w:type="dxa" w:w="110"/>
-              <w:bottom w:type="dxa" w:w="70"/>
-              <w:right w:type="dxa" w:w="110"/>
-            </w:tcMar>
-            <w:vAlign w:val="center"/>
-          </w:tcPr>
-          <w:p>
-            <w:pPr>
-              <w:spacing w:after="0" w:before="0"/>
-            </w:pPr>
-            <w:r>
-              <w:rPr>
-                <w:rFonts w:ascii="Arial" w:cs="Arial" w:eastAsia="Arial" w:hAnsi="Arial"/>
-                <w:color w:val="1B2118"/>
-                <w:sz w:val="18"/>
-                <w:szCs w:val="18"/>
-              </w:rPr>
-              <w:t xml:space="preserve">CORRETTO_DA_RITESTARE (P2)</w:t>
-            </w:r>
-          </w:p>
-        </w:tc>
-        <w:tc>
-          <w:tcPr>
-            <w:tcW w:type="dxa" w:w="2406"/>
-            <w:tcBorders>
-              <w:top w:val="single" w:color="D9D4C5" w:sz="4"/>
-              <w:left w:val="single" w:color="D9D4C5" w:sz="4"/>
-              <w:bottom w:val="single" w:color="D9D4C5" w:sz="4"/>
-              <w:right w:val="single" w:color="D9D4C5" w:sz="4"/>
-            </w:tcBorders>
-            <w:shd w:fill="F6F4EE" w:color="auto" w:val="clear"/>
-            <w:tcMar>
-              <w:top w:type="dxa" w:w="70"/>
-              <w:left w:type="dxa" w:w="110"/>
-              <w:bottom w:type="dxa" w:w="70"/>
-              <w:right w:type="dxa" w:w="110"/>
-            </w:tcMar>
-            <w:vAlign w:val="center"/>
-          </w:tcPr>
-          <w:p>
-            <w:pPr>
-              <w:spacing w:after="0" w:before="0"/>
-            </w:pPr>
-            <w:r>
-              <w:rPr>
-                <w:rFonts w:ascii="Arial" w:cs="Arial" w:eastAsia="Arial" w:hAnsi="Arial"/>
-                <w:color w:val="1B2118"/>
-                <w:sz w:val="18"/>
-                <w:szCs w:val="18"/>
-              </w:rPr>
-              <w:t xml:space="preserve">21/10 10:48 (</w:t>
-            </w:r>
-            <w:r>
-              <w:rPr>
-                <w:rFonts w:ascii="Consolas" w:cs="Consolas" w:eastAsia="Consolas" w:hAnsi="Consolas"/>
-                <w:color w:val="2F5D3A"/>
-                <w:sz w:val="18"/>
-                <w:szCs w:val="18"/>
-              </w:rPr>
-              <w:t xml:space="preserve">39c9bc8</w:t>
-            </w:r>
-            <w:r>
-              <w:rPr>
-                <w:rFonts w:ascii="Arial" w:cs="Arial" w:eastAsia="Arial" w:hAnsi="Arial"/>
-                <w:color w:val="1B2118"/>
-                <w:sz w:val="18"/>
-                <w:szCs w:val="18"/>
-              </w:rPr>
-              <w:t xml:space="preserve">); in produzione alle 10:50, verificato dal vivo alle 10:51</w:t>
+              <w:t xml:space="preserve">Email</w:t>
+            </w:r>
+            <w:r>
+              <w:rPr>
+                <w:rFonts w:ascii="Arial" w:cs="Arial" w:eastAsia="Arial" w:hAnsi="Arial"/>
+                <w:color w:val="1B2118"/>
+                <w:sz w:val="18"/>
+                <w:szCs w:val="18"/>
+              </w:rPr>
+              <w:t xml:space="preserve"> — Email delle credenziali non inviata («Email non inviata», Resend 403). Segnalato da: Collaudo</w:t>
+            </w:r>
+          </w:p>
+        </w:tc>
+        <w:tc>
+          <w:tcPr>
+            <w:tcW w:type="dxa" w:w="2199"/>
+            <w:tcBorders>
+              <w:top w:val="single" w:color="D9D4C5" w:sz="4"/>
+              <w:left w:val="single" w:color="D9D4C5" w:sz="4"/>
+              <w:bottom w:val="single" w:color="D9D4C5" w:sz="4"/>
+              <w:right w:val="single" w:color="D9D4C5" w:sz="4"/>
+            </w:tcBorders>
+            <w:shd w:fill="F6F4EE" w:color="auto" w:val="clear"/>
+            <w:tcMar>
+              <w:top w:type="dxa" w:w="70"/>
+              <w:left w:type="dxa" w:w="110"/>
+              <w:bottom w:type="dxa" w:w="70"/>
+              <w:right w:type="dxa" w:w="110"/>
+            </w:tcMar>
+            <w:vAlign w:val="center"/>
+          </w:tcPr>
+          <w:p>
+            <w:pPr>
+              <w:spacing w:after="0" w:before="0"/>
+            </w:pPr>
+            <w:r>
+              <w:rPr>
+                <w:rFonts w:ascii="Arial" w:cs="Arial" w:eastAsia="Arial" w:hAnsi="Arial"/>
+                <w:color w:val="1B2118"/>
+                <w:sz w:val="18"/>
+                <w:szCs w:val="18"/>
+              </w:rPr>
+              <w:t xml:space="preserve">APERTO (P1)</w:t>
+            </w:r>
+          </w:p>
+        </w:tc>
+        <w:tc>
+          <w:tcPr>
+            <w:tcW w:type="dxa" w:w="2450"/>
+            <w:tcBorders>
+              <w:top w:val="single" w:color="D9D4C5" w:sz="4"/>
+              <w:left w:val="single" w:color="D9D4C5" w:sz="4"/>
+              <w:bottom w:val="single" w:color="D9D4C5" w:sz="4"/>
+              <w:right w:val="single" w:color="D9D4C5" w:sz="4"/>
+            </w:tcBorders>
+            <w:shd w:fill="F6F4EE" w:color="auto" w:val="clear"/>
+            <w:tcMar>
+              <w:top w:type="dxa" w:w="70"/>
+              <w:left w:type="dxa" w:w="110"/>
+              <w:bottom w:type="dxa" w:w="70"/>
+              <w:right w:type="dxa" w:w="110"/>
+            </w:tcMar>
+            <w:vAlign w:val="center"/>
+          </w:tcPr>
+          <w:p>
+            <w:pPr>
+              <w:spacing w:after="0" w:before="0"/>
+            </w:pPr>
+            <w:r>
+              <w:rPr>
+                <w:rFonts w:ascii="Arial" w:cs="Arial" w:eastAsia="Arial" w:hAnsi="Arial"/>
+                <w:color w:val="1B2118"/>
+                <w:sz w:val="18"/>
+                <w:szCs w:val="18"/>
+              </w:rPr>
+              <w:t xml:space="preserve">Stessa causa di ISS-012</w:t>
             </w:r>
           </w:p>
         </w:tc>
@@ -14283,71 +14456,71 @@
         </w:trPr>
         <w:tc>
           <w:tcPr>
-            <w:tcW w:type="dxa" w:w="871"/>
-            <w:tcBorders>
-              <w:top w:val="single" w:color="D9D4C5" w:sz="4"/>
-              <w:left w:val="single" w:color="D9D4C5" w:sz="4"/>
-              <w:bottom w:val="single" w:color="D9D4C5" w:sz="4"/>
-              <w:right w:val="single" w:color="D9D4C5" w:sz="4"/>
-            </w:tcBorders>
-            <w:tcMar>
-              <w:top w:type="dxa" w:w="70"/>
-              <w:left w:type="dxa" w:w="110"/>
-              <w:bottom w:type="dxa" w:w="70"/>
-              <w:right w:type="dxa" w:w="110"/>
-            </w:tcMar>
-            <w:vAlign w:val="center"/>
-          </w:tcPr>
-          <w:p>
-            <w:pPr>
-              <w:spacing w:after="0" w:before="0"/>
-            </w:pPr>
-            <w:r>
-              <w:rPr>
-                <w:rFonts w:ascii="Arial" w:cs="Arial" w:eastAsia="Arial" w:hAnsi="Arial"/>
-                <w:color w:val="1B2118"/>
-                <w:sz w:val="18"/>
-                <w:szCs w:val="18"/>
-              </w:rPr>
-              <w:t xml:space="preserve">O01</w:t>
-            </w:r>
-          </w:p>
-        </w:tc>
-        <w:tc>
-          <w:tcPr>
-            <w:tcW w:type="dxa" w:w="1848"/>
-            <w:tcBorders>
-              <w:top w:val="single" w:color="D9D4C5" w:sz="4"/>
-              <w:left w:val="single" w:color="D9D4C5" w:sz="4"/>
-              <w:bottom w:val="single" w:color="D9D4C5" w:sz="4"/>
-              <w:right w:val="single" w:color="D9D4C5" w:sz="4"/>
-            </w:tcBorders>
-            <w:tcMar>
-              <w:top w:type="dxa" w:w="70"/>
-              <w:left w:type="dxa" w:w="110"/>
-              <w:bottom w:type="dxa" w:w="70"/>
-              <w:right w:type="dxa" w:w="110"/>
-            </w:tcMar>
-            <w:vAlign w:val="center"/>
-          </w:tcPr>
-          <w:p>
-            <w:pPr>
-              <w:spacing w:after="0" w:before="0"/>
-            </w:pPr>
-            <w:r>
-              <w:rPr>
-                <w:rFonts w:ascii="Arial" w:cs="Arial" w:eastAsia="Arial" w:hAnsi="Arial"/>
-                <w:color w:val="1B2118"/>
-                <w:sz w:val="18"/>
-                <w:szCs w:val="18"/>
-              </w:rPr>
-              <w:t xml:space="preserve">21/10 10:42 (osservato il 20/10 su B disattivato)</w:t>
-            </w:r>
-          </w:p>
-        </w:tc>
-        <w:tc>
-          <w:tcPr>
-            <w:tcW w:type="dxa" w:w="2298"/>
+            <w:tcW w:type="dxa" w:w="865"/>
+            <w:tcBorders>
+              <w:top w:val="single" w:color="D9D4C5" w:sz="4"/>
+              <w:left w:val="single" w:color="D9D4C5" w:sz="4"/>
+              <w:bottom w:val="single" w:color="D9D4C5" w:sz="4"/>
+              <w:right w:val="single" w:color="D9D4C5" w:sz="4"/>
+            </w:tcBorders>
+            <w:tcMar>
+              <w:top w:type="dxa" w:w="70"/>
+              <w:left w:type="dxa" w:w="110"/>
+              <w:bottom w:type="dxa" w:w="70"/>
+              <w:right w:type="dxa" w:w="110"/>
+            </w:tcMar>
+            <w:vAlign w:val="center"/>
+          </w:tcPr>
+          <w:p>
+            <w:pPr>
+              <w:spacing w:after="0" w:before="0"/>
+            </w:pPr>
+            <w:r>
+              <w:rPr>
+                <w:rFonts w:ascii="Arial" w:cs="Arial" w:eastAsia="Arial" w:hAnsi="Arial"/>
+                <w:color w:val="1B2118"/>
+                <w:sz w:val="18"/>
+                <w:szCs w:val="18"/>
+              </w:rPr>
+              <w:t xml:space="preserve">D05-R1</w:t>
+            </w:r>
+          </w:p>
+        </w:tc>
+        <w:tc>
+          <w:tcPr>
+            <w:tcW w:type="dxa" w:w="1837"/>
+            <w:tcBorders>
+              <w:top w:val="single" w:color="D9D4C5" w:sz="4"/>
+              <w:left w:val="single" w:color="D9D4C5" w:sz="4"/>
+              <w:bottom w:val="single" w:color="D9D4C5" w:sz="4"/>
+              <w:right w:val="single" w:color="D9D4C5" w:sz="4"/>
+            </w:tcBorders>
+            <w:tcMar>
+              <w:top w:type="dxa" w:w="70"/>
+              <w:left w:type="dxa" w:w="110"/>
+              <w:bottom w:type="dxa" w:w="70"/>
+              <w:right w:type="dxa" w:w="110"/>
+            </w:tcMar>
+            <w:vAlign w:val="center"/>
+          </w:tcPr>
+          <w:p>
+            <w:pPr>
+              <w:spacing w:after="0" w:before="0"/>
+            </w:pPr>
+            <w:r>
+              <w:rPr>
+                <w:rFonts w:ascii="Arial" w:cs="Arial" w:eastAsia="Arial" w:hAnsi="Arial"/>
+                <w:color w:val="1B2118"/>
+                <w:sz w:val="18"/>
+                <w:szCs w:val="18"/>
+              </w:rPr>
+              <w:t xml:space="preserve">21/10 10:42 (osservato il 21/10 sugli eventi delle 09:20:41 e 09:21:21)</w:t>
+            </w:r>
+          </w:p>
+        </w:tc>
+        <w:tc>
+          <w:tcPr>
+            <w:tcW w:type="dxa" w:w="2287"/>
             <w:tcBorders>
               <w:top w:val="single" w:color="D9D4C5" w:sz="4"/>
               <w:left w:val="single" w:color="D9D4C5" w:sz="4"/>
@@ -14375,6 +14548,203 @@
                 <w:sz w:val="18"/>
                 <w:szCs w:val="18"/>
               </w:rPr>
+              <w:t xml:space="preserve">Audit</w:t>
+            </w:r>
+            <w:r>
+              <w:rPr>
+                <w:rFonts w:ascii="Arial" w:cs="Arial" w:eastAsia="Arial" w:hAnsi="Arial"/>
+                <w:color w:val="1B2118"/>
+                <w:sz w:val="18"/>
+                <w:szCs w:val="18"/>
+              </w:rPr>
+              <w:t xml:space="preserve"> — Nel dettaglio dell'Audit i testi lunghi restavano tagliati anche aprendo «1 modifica». Segnalato da: Collaudo</w:t>
+            </w:r>
+          </w:p>
+        </w:tc>
+        <w:tc>
+          <w:tcPr>
+            <w:tcW w:type="dxa" w:w="2199"/>
+            <w:tcBorders>
+              <w:top w:val="single" w:color="D9D4C5" w:sz="4"/>
+              <w:left w:val="single" w:color="D9D4C5" w:sz="4"/>
+              <w:bottom w:val="single" w:color="D9D4C5" w:sz="4"/>
+              <w:right w:val="single" w:color="D9D4C5" w:sz="4"/>
+            </w:tcBorders>
+            <w:tcMar>
+              <w:top w:type="dxa" w:w="70"/>
+              <w:left w:type="dxa" w:w="110"/>
+              <w:bottom w:type="dxa" w:w="70"/>
+              <w:right w:type="dxa" w:w="110"/>
+            </w:tcMar>
+            <w:vAlign w:val="center"/>
+          </w:tcPr>
+          <w:p>
+            <w:pPr>
+              <w:spacing w:after="0" w:before="0"/>
+            </w:pPr>
+            <w:r>
+              <w:rPr>
+                <w:rFonts w:ascii="Arial" w:cs="Arial" w:eastAsia="Arial" w:hAnsi="Arial"/>
+                <w:color w:val="1B2118"/>
+                <w:sz w:val="18"/>
+                <w:szCs w:val="18"/>
+              </w:rPr>
+              <w:t xml:space="preserve">CORRETTO_DA_RITESTARE (P2)</w:t>
+            </w:r>
+          </w:p>
+        </w:tc>
+        <w:tc>
+          <w:tcPr>
+            <w:tcW w:type="dxa" w:w="2450"/>
+            <w:tcBorders>
+              <w:top w:val="single" w:color="D9D4C5" w:sz="4"/>
+              <w:left w:val="single" w:color="D9D4C5" w:sz="4"/>
+              <w:bottom w:val="single" w:color="D9D4C5" w:sz="4"/>
+              <w:right w:val="single" w:color="D9D4C5" w:sz="4"/>
+            </w:tcBorders>
+            <w:tcMar>
+              <w:top w:type="dxa" w:w="70"/>
+              <w:left w:type="dxa" w:w="110"/>
+              <w:bottom w:type="dxa" w:w="70"/>
+              <w:right w:type="dxa" w:w="110"/>
+            </w:tcMar>
+            <w:vAlign w:val="center"/>
+          </w:tcPr>
+          <w:p>
+            <w:pPr>
+              <w:spacing w:after="0" w:before="0"/>
+            </w:pPr>
+            <w:r>
+              <w:rPr>
+                <w:rFonts w:ascii="Arial" w:cs="Arial" w:eastAsia="Arial" w:hAnsi="Arial"/>
+                <w:color w:val="1B2118"/>
+                <w:sz w:val="18"/>
+                <w:szCs w:val="18"/>
+              </w:rPr>
+              <w:t xml:space="preserve">21/10 10:48 (</w:t>
+            </w:r>
+            <w:r>
+              <w:rPr>
+                <w:rFonts w:ascii="Consolas" w:cs="Consolas" w:eastAsia="Consolas" w:hAnsi="Consolas"/>
+                <w:color w:val="2F5D3A"/>
+                <w:sz w:val="18"/>
+                <w:szCs w:val="18"/>
+              </w:rPr>
+              <w:t xml:space="preserve">39c9bc8</w:t>
+            </w:r>
+            <w:r>
+              <w:rPr>
+                <w:rFonts w:ascii="Arial" w:cs="Arial" w:eastAsia="Arial" w:hAnsi="Arial"/>
+                <w:color w:val="1B2118"/>
+                <w:sz w:val="18"/>
+                <w:szCs w:val="18"/>
+              </w:rPr>
+              <w:t xml:space="preserve">); in produzione alle 10:50, verificato dal vivo alle 10:51</w:t>
+            </w:r>
+          </w:p>
+        </w:tc>
+      </w:tr>
+      <w:tr>
+        <w:trPr>
+          <w:cantSplit/>
+        </w:trPr>
+        <w:tc>
+          <w:tcPr>
+            <w:tcW w:type="dxa" w:w="865"/>
+            <w:tcBorders>
+              <w:top w:val="single" w:color="D9D4C5" w:sz="4"/>
+              <w:left w:val="single" w:color="D9D4C5" w:sz="4"/>
+              <w:bottom w:val="single" w:color="D9D4C5" w:sz="4"/>
+              <w:right w:val="single" w:color="D9D4C5" w:sz="4"/>
+            </w:tcBorders>
+            <w:shd w:fill="F6F4EE" w:color="auto" w:val="clear"/>
+            <w:tcMar>
+              <w:top w:type="dxa" w:w="70"/>
+              <w:left w:type="dxa" w:w="110"/>
+              <w:bottom w:type="dxa" w:w="70"/>
+              <w:right w:type="dxa" w:w="110"/>
+            </w:tcMar>
+            <w:vAlign w:val="center"/>
+          </w:tcPr>
+          <w:p>
+            <w:pPr>
+              <w:spacing w:after="0" w:before="0"/>
+            </w:pPr>
+            <w:r>
+              <w:rPr>
+                <w:rFonts w:ascii="Arial" w:cs="Arial" w:eastAsia="Arial" w:hAnsi="Arial"/>
+                <w:color w:val="1B2118"/>
+                <w:sz w:val="18"/>
+                <w:szCs w:val="18"/>
+              </w:rPr>
+              <w:t xml:space="preserve">O01</w:t>
+            </w:r>
+          </w:p>
+        </w:tc>
+        <w:tc>
+          <w:tcPr>
+            <w:tcW w:type="dxa" w:w="1837"/>
+            <w:tcBorders>
+              <w:top w:val="single" w:color="D9D4C5" w:sz="4"/>
+              <w:left w:val="single" w:color="D9D4C5" w:sz="4"/>
+              <w:bottom w:val="single" w:color="D9D4C5" w:sz="4"/>
+              <w:right w:val="single" w:color="D9D4C5" w:sz="4"/>
+            </w:tcBorders>
+            <w:shd w:fill="F6F4EE" w:color="auto" w:val="clear"/>
+            <w:tcMar>
+              <w:top w:type="dxa" w:w="70"/>
+              <w:left w:type="dxa" w:w="110"/>
+              <w:bottom w:type="dxa" w:w="70"/>
+              <w:right w:type="dxa" w:w="110"/>
+            </w:tcMar>
+            <w:vAlign w:val="center"/>
+          </w:tcPr>
+          <w:p>
+            <w:pPr>
+              <w:spacing w:after="0" w:before="0"/>
+            </w:pPr>
+            <w:r>
+              <w:rPr>
+                <w:rFonts w:ascii="Arial" w:cs="Arial" w:eastAsia="Arial" w:hAnsi="Arial"/>
+                <w:color w:val="1B2118"/>
+                <w:sz w:val="18"/>
+                <w:szCs w:val="18"/>
+              </w:rPr>
+              <w:t xml:space="preserve">21/10 10:42 (osservato il 20/10 su B disattivato)</w:t>
+            </w:r>
+          </w:p>
+        </w:tc>
+        <w:tc>
+          <w:tcPr>
+            <w:tcW w:type="dxa" w:w="2287"/>
+            <w:tcBorders>
+              <w:top w:val="single" w:color="D9D4C5" w:sz="4"/>
+              <w:left w:val="single" w:color="D9D4C5" w:sz="4"/>
+              <w:bottom w:val="single" w:color="D9D4C5" w:sz="4"/>
+              <w:right w:val="single" w:color="D9D4C5" w:sz="4"/>
+            </w:tcBorders>
+            <w:shd w:fill="F6F4EE" w:color="auto" w:val="clear"/>
+            <w:tcMar>
+              <w:top w:type="dxa" w:w="70"/>
+              <w:left w:type="dxa" w:w="110"/>
+              <w:bottom w:type="dxa" w:w="70"/>
+              <w:right w:type="dxa" w:w="110"/>
+            </w:tcMar>
+            <w:vAlign w:val="center"/>
+          </w:tcPr>
+          <w:p>
+            <w:pPr>
+              <w:spacing w:after="0" w:before="0"/>
+            </w:pPr>
+            <w:r>
+              <w:rPr>
+                <w:rFonts w:ascii="Arial" w:cs="Arial" w:eastAsia="Arial" w:hAnsi="Arial"/>
+                <w:b/>
+                <w:bCs/>
+                <w:color w:val="1B2118"/>
+                <w:sz w:val="18"/>
+                <w:szCs w:val="18"/>
+              </w:rPr>
               <w:t xml:space="preserve">Accesso</w:t>
             </w:r>
             <w:r>
@@ -14390,13 +14760,14 @@
         </w:tc>
         <w:tc>
           <w:tcPr>
-            <w:tcW w:type="dxa" w:w="2215"/>
-            <w:tcBorders>
-              <w:top w:val="single" w:color="D9D4C5" w:sz="4"/>
-              <w:left w:val="single" w:color="D9D4C5" w:sz="4"/>
-              <w:bottom w:val="single" w:color="D9D4C5" w:sz="4"/>
-              <w:right w:val="single" w:color="D9D4C5" w:sz="4"/>
-            </w:tcBorders>
+            <w:tcW w:type="dxa" w:w="2199"/>
+            <w:tcBorders>
+              <w:top w:val="single" w:color="D9D4C5" w:sz="4"/>
+              <w:left w:val="single" w:color="D9D4C5" w:sz="4"/>
+              <w:bottom w:val="single" w:color="D9D4C5" w:sz="4"/>
+              <w:right w:val="single" w:color="D9D4C5" w:sz="4"/>
+            </w:tcBorders>
+            <w:shd w:fill="F6F4EE" w:color="auto" w:val="clear"/>
             <w:tcMar>
               <w:top w:type="dxa" w:w="70"/>
               <w:left w:type="dxa" w:w="110"/>
@@ -14422,13 +14793,14 @@
         </w:tc>
         <w:tc>
           <w:tcPr>
-            <w:tcW w:type="dxa" w:w="2406"/>
-            <w:tcBorders>
-              <w:top w:val="single" w:color="D9D4C5" w:sz="4"/>
-              <w:left w:val="single" w:color="D9D4C5" w:sz="4"/>
-              <w:bottom w:val="single" w:color="D9D4C5" w:sz="4"/>
-              <w:right w:val="single" w:color="D9D4C5" w:sz="4"/>
-            </w:tcBorders>
+            <w:tcW w:type="dxa" w:w="2450"/>
+            <w:tcBorders>
+              <w:top w:val="single" w:color="D9D4C5" w:sz="4"/>
+              <w:left w:val="single" w:color="D9D4C5" w:sz="4"/>
+              <w:bottom w:val="single" w:color="D9D4C5" w:sz="4"/>
+              <w:right w:val="single" w:color="D9D4C5" w:sz="4"/>
+            </w:tcBorders>
+            <w:shd w:fill="F6F4EE" w:color="auto" w:val="clear"/>
             <w:tcMar>
               <w:top w:type="dxa" w:w="70"/>
               <w:left w:type="dxa" w:w="110"/>
@@ -17201,6 +17573,52 @@
           <w:sz w:val="21"/>
           <w:szCs w:val="21"/>
         </w:rPr>
+        <w:t xml:space="preserve">backup_completo()</w:t>
+      </w:r>
+      <w:r>
+        <w:rPr>
+          <w:rFonts w:ascii="Arial" w:cs="Arial" w:eastAsia="Arial" w:hAnsi="Arial"/>
+          <w:color w:val="1B2118"/>
+          <w:sz w:val="21"/>
+          <w:szCs w:val="21"/>
+        </w:rPr>
+        <w:t xml:space="preserve"> (script 38) del 21/10/2026: 38 tabelle, 3 utenti, 2 file nell'elenco; il JSON ripristinato in un database nuovo con </w:t>
+      </w:r>
+      <w:r>
+        <w:rPr>
+          <w:rFonts w:ascii="Consolas" w:cs="Consolas" w:eastAsia="Consolas" w:hAnsi="Consolas"/>
+          <w:color w:val="2F5D3A"/>
+          <w:sz w:val="21"/>
+          <w:szCs w:val="21"/>
+        </w:rPr>
+        <w:t xml:space="preserve">genera_sql_ripristino.mjs</w:t>
+      </w:r>
+      <w:r>
+        <w:rPr>
+          <w:rFonts w:ascii="Arial" w:cs="Arial" w:eastAsia="Arial" w:hAnsi="Arial"/>
+          <w:color w:val="1B2118"/>
+          <w:sz w:val="21"/>
+          <w:szCs w:val="21"/>
+        </w:rPr>
+        <w:t xml:space="preserve"> dà righe identiche; negata al ruolo authenticated;</w:t>
+      </w:r>
+    </w:p>
+    <w:p>
+      <w:pPr>
+        <w:pStyle w:val="ListParagraph"/>
+        <w:numPr>
+          <w:ilvl w:val="0"/>
+          <w:numId w:val="2"/>
+        </w:numPr>
+        <w:spacing w:after="70" w:line="290"/>
+      </w:pPr>
+      <w:r>
+        <w:rPr>
+          <w:rFonts w:ascii="Consolas" w:cs="Consolas" w:eastAsia="Consolas" w:hAnsi="Consolas"/>
+          <w:color w:val="2F5D3A"/>
+          <w:sz w:val="21"/>
+          <w:szCs w:val="21"/>
+        </w:rPr>
         <w:t xml:space="preserve">t37.sql</w:t>
       </w:r>
       <w:r>
@@ -18937,6 +19355,84 @@
           </w:p>
         </w:tc>
       </w:tr>
+      <w:tr>
+        <w:trPr>
+          <w:cantSplit/>
+        </w:trPr>
+        <w:tc>
+          <w:tcPr>
+            <w:tcW w:type="dxa" w:w="2029"/>
+            <w:tcBorders>
+              <w:top w:val="single" w:color="D9D4C5" w:sz="4"/>
+              <w:left w:val="single" w:color="D9D4C5" w:sz="4"/>
+              <w:bottom w:val="single" w:color="D9D4C5" w:sz="4"/>
+              <w:right w:val="single" w:color="D9D4C5" w:sz="4"/>
+            </w:tcBorders>
+            <w:tcMar>
+              <w:top w:type="dxa" w:w="70"/>
+              <w:left w:type="dxa" w:w="110"/>
+              <w:bottom w:type="dxa" w:w="70"/>
+              <w:right w:type="dxa" w:w="110"/>
+            </w:tcMar>
+            <w:vAlign w:val="center"/>
+          </w:tcPr>
+          <w:p>
+            <w:pPr>
+              <w:spacing w:after="0" w:before="0"/>
+            </w:pPr>
+            <w:r>
+              <w:rPr>
+                <w:rFonts w:ascii="Arial" w:cs="Arial" w:eastAsia="Arial" w:hAnsi="Arial"/>
+                <w:color w:val="1B2118"/>
+                <w:sz w:val="18"/>
+                <w:szCs w:val="18"/>
+              </w:rPr>
+              <w:t xml:space="preserve">21/10/2026 14:45</w:t>
+            </w:r>
+          </w:p>
+        </w:tc>
+        <w:tc>
+          <w:tcPr>
+            <w:tcW w:type="dxa" w:w="7609"/>
+            <w:tcBorders>
+              <w:top w:val="single" w:color="D9D4C5" w:sz="4"/>
+              <w:left w:val="single" w:color="D9D4C5" w:sz="4"/>
+              <w:bottom w:val="single" w:color="D9D4C5" w:sz="4"/>
+              <w:right w:val="single" w:color="D9D4C5" w:sz="4"/>
+            </w:tcBorders>
+            <w:tcMar>
+              <w:top w:type="dxa" w:w="70"/>
+              <w:left w:type="dxa" w:w="110"/>
+              <w:bottom w:type="dxa" w:w="70"/>
+              <w:right w:type="dxa" w:w="110"/>
+            </w:tcMar>
+            <w:vAlign w:val="center"/>
+          </w:tcPr>
+          <w:p>
+            <w:pPr>
+              <w:spacing w:after="0" w:before="0"/>
+            </w:pPr>
+            <w:r>
+              <w:rPr>
+                <w:rFonts w:ascii="Arial" w:cs="Arial" w:eastAsia="Arial" w:hAnsi="Arial"/>
+                <w:color w:val="1B2118"/>
+                <w:sz w:val="18"/>
+                <w:szCs w:val="18"/>
+              </w:rPr>
+              <w:t xml:space="preserve">ISS-037: backup dal Mac al posto di Apps Script; prova di </w:t>
+            </w:r>
+            <w:r>
+              <w:rPr>
+                <w:rFonts w:ascii="Consolas" w:cs="Consolas" w:eastAsia="Consolas" w:hAnsi="Consolas"/>
+                <w:color w:val="2F5D3A"/>
+                <w:sz w:val="18"/>
+                <w:szCs w:val="18"/>
+              </w:rPr>
+              <w:t xml:space="preserve">backup_completo()</w:t>
+            </w:r>
+          </w:p>
+        </w:tc>
+      </w:tr>
     </w:tbl>
     <w:p>
       <w:pPr>
@@ -19178,7 +19674,7 @@
         <w:szCs w:val="16"/>
       </w:rPr>
       <w:tab/>
-      <w:t xml:space="preserve">Registro issue e test · Rev. 1.6 · 21/10/2026</w:t>
+      <w:t xml:space="preserve">Registro issue e test · Rev. 1.7 · 21/10/2026</w:t>
     </w:r>
   </w:p>
 </w:hdr>
@@ -19243,7 +19739,7 @@
         <w:szCs w:val="16"/>
       </w:rPr>
       <w:tab/>
-      <w:t xml:space="preserve">Registro issue e test · Rev. 1.6 · 21/10/2026</w:t>
+      <w:t xml:space="preserve">Registro issue e test · Rev. 1.7 · 21/10/2026</w:t>
     </w:r>
   </w:p>
 </w:hdr>

--- a/public/documentazione/Registro_Issue_Test_Portale_CWP.docx
+++ b/public/documentazione/Registro_Issue_Test_Portale_CWP.docx
@@ -302,7 +302,7 @@
                 <w:sz w:val="20"/>
                 <w:szCs w:val="20"/>
               </w:rPr>
-              <w:t xml:space="preserve">Rev. 1.7</w:t>
+              <w:t xml:space="preserve">Rev. 1.8</w:t>
             </w:r>
           </w:p>
         </w:tc>
@@ -365,7 +365,7 @@
                 <w:sz w:val="20"/>
                 <w:szCs w:val="20"/>
               </w:rPr>
-              <w:t xml:space="preserve">21/10/2026</w:t>
+              <w:t xml:space="preserve">22/10/2026</w:t>
             </w:r>
           </w:p>
         </w:tc>
@@ -719,7 +719,7 @@
                 <w:sz w:val="18"/>
                 <w:szCs w:val="18"/>
               </w:rPr>
-              <w:t xml:space="preserve">1.7</w:t>
+              <w:t xml:space="preserve">1.8</w:t>
             </w:r>
           </w:p>
         </w:tc>
@@ -751,7 +751,7 @@
                 <w:sz w:val="18"/>
                 <w:szCs w:val="18"/>
               </w:rPr>
-              <w:t xml:space="preserve">21/10/2026</w:t>
+              <w:t xml:space="preserve">22/10/2026</w:t>
             </w:r>
           </w:p>
         </w:tc>
@@ -783,7 +783,7 @@
                 <w:sz w:val="18"/>
                 <w:szCs w:val="18"/>
               </w:rPr>
-              <w:t xml:space="preserve">ISS-037: backup dal Mac.</w:t>
+              <w:t xml:space="preserve">Rilievi N01-N06 della terza sessione: N01-N04 corretti da ritestare, N05 e N06 in attesa di regola; prove rilievi_n.test.mjs e t39.sql.</w:t>
             </w:r>
           </w:p>
         </w:tc>
@@ -853,7 +853,7 @@
                 <w:sz w:val="18"/>
                 <w:szCs w:val="18"/>
               </w:rPr>
-              <w:t xml:space="preserve">1.6</w:t>
+              <w:t xml:space="preserve">1.7</w:t>
             </w:r>
           </w:p>
         </w:tc>
@@ -919,7 +919,7 @@
                 <w:sz w:val="18"/>
                 <w:szCs w:val="18"/>
               </w:rPr>
-              <w:t xml:space="preserve">ISS-036: causa e tramite per Google News. Prova t37.sql. ISS-036: tramite bloccato da Google, siti ambientali. ISS-036: tramite bloccato da Google, siti ambientali.</w:t>
+              <w:t xml:space="preserve">ISS-037: backup dal Mac.</w:t>
             </w:r>
           </w:p>
         </w:tc>
@@ -989,7 +989,7 @@
                 <w:sz w:val="18"/>
                 <w:szCs w:val="18"/>
               </w:rPr>
-              <w:t xml:space="preserve">1.5</w:t>
+              <w:t xml:space="preserve">1.6</w:t>
             </w:r>
           </w:p>
         </w:tc>
@@ -1053,7 +1053,7 @@
                 <w:sz w:val="18"/>
                 <w:szCs w:val="18"/>
               </w:rPr>
-              <w:t xml:space="preserve">ISS-036: canali News da Google a Bing.</w:t>
+              <w:t xml:space="preserve">ISS-036: causa e tramite per Google News. Prova t37.sql. ISS-036: tramite bloccato da Google, siti ambientali. ISS-036: tramite bloccato da Google, siti ambientali.</w:t>
             </w:r>
           </w:p>
         </w:tc>
@@ -1123,7 +1123,7 @@
                 <w:sz w:val="18"/>
                 <w:szCs w:val="18"/>
               </w:rPr>
-              <w:t xml:space="preserve">1.4</w:t>
+              <w:t xml:space="preserve">1.5</w:t>
             </w:r>
           </w:p>
         </w:tc>
@@ -1189,7 +1189,7 @@
                 <w:sz w:val="18"/>
                 <w:szCs w:val="18"/>
               </w:rPr>
-              <w:t xml:space="preserve">Nuove prove notizie.test.mjs e t36.sql.</w:t>
+              <w:t xml:space="preserve">ISS-036: canali News da Google a Bing.</w:t>
             </w:r>
           </w:p>
         </w:tc>
@@ -1259,7 +1259,7 @@
                 <w:sz w:val="18"/>
                 <w:szCs w:val="18"/>
               </w:rPr>
-              <w:t xml:space="preserve">1.3</w:t>
+              <w:t xml:space="preserve">1.4</w:t>
             </w:r>
           </w:p>
         </w:tc>
@@ -1323,7 +1323,7 @@
                 <w:sz w:val="18"/>
                 <w:szCs w:val="18"/>
               </w:rPr>
-              <w:t xml:space="preserve">ISS-035: PDF ed Excel della simulazione con tutti i dati e i grafici.</w:t>
+              <w:t xml:space="preserve">Nuove prove notizie.test.mjs e t36.sql.</w:t>
             </w:r>
           </w:p>
         </w:tc>
@@ -1393,7 +1393,7 @@
                 <w:sz w:val="18"/>
                 <w:szCs w:val="18"/>
               </w:rPr>
-              <w:t xml:space="preserve">1.2</w:t>
+              <w:t xml:space="preserve">1.3</w:t>
             </w:r>
           </w:p>
         </w:tc>
@@ -1459,7 +1459,7 @@
                 <w:sz w:val="18"/>
                 <w:szCs w:val="18"/>
               </w:rPr>
-              <w:t xml:space="preserve">Nuova serie di prove dell'assistente.</w:t>
+              <w:t xml:space="preserve">ISS-035: PDF ed Excel della simulazione con tutti i dati e i grafici.</w:t>
             </w:r>
           </w:p>
         </w:tc>
@@ -1529,7 +1529,7 @@
                 <w:sz w:val="18"/>
                 <w:szCs w:val="18"/>
               </w:rPr>
-              <w:t xml:space="preserve">1.1</w:t>
+              <w:t xml:space="preserve">1.2</w:t>
             </w:r>
           </w:p>
         </w:tc>
@@ -1593,7 +1593,7 @@
                 <w:sz w:val="18"/>
                 <w:szCs w:val="18"/>
               </w:rPr>
-              <w:t xml:space="preserve">R08 corretto e da ritestare; prova di ripristino da backup.</w:t>
+              <w:t xml:space="preserve">Nuova serie di prove dell'assistente.</w:t>
             </w:r>
           </w:p>
         </w:tc>
@@ -1663,6 +1663,142 @@
                 <w:sz w:val="18"/>
                 <w:szCs w:val="18"/>
               </w:rPr>
+              <w:t xml:space="preserve">1.1</w:t>
+            </w:r>
+          </w:p>
+        </w:tc>
+        <w:tc>
+          <w:tcPr>
+            <w:tcW w:type="dxa" w:w="1300"/>
+            <w:tcBorders>
+              <w:top w:val="single" w:color="D9D4C5" w:sz="4"/>
+              <w:left w:val="single" w:color="D9D4C5" w:sz="4"/>
+              <w:bottom w:val="single" w:color="D9D4C5" w:sz="4"/>
+              <w:right w:val="single" w:color="D9D4C5" w:sz="4"/>
+            </w:tcBorders>
+            <w:shd w:fill="F6F4EE" w:color="auto" w:val="clear"/>
+            <w:tcMar>
+              <w:top w:type="dxa" w:w="70"/>
+              <w:left w:type="dxa" w:w="110"/>
+              <w:bottom w:type="dxa" w:w="70"/>
+              <w:right w:type="dxa" w:w="110"/>
+            </w:tcMar>
+            <w:vAlign w:val="center"/>
+          </w:tcPr>
+          <w:p>
+            <w:pPr>
+              <w:spacing w:after="0" w:before="0"/>
+            </w:pPr>
+            <w:r>
+              <w:rPr>
+                <w:rFonts w:ascii="Arial" w:cs="Arial" w:eastAsia="Arial" w:hAnsi="Arial"/>
+                <w:color w:val="1B2118"/>
+                <w:sz w:val="18"/>
+                <w:szCs w:val="18"/>
+              </w:rPr>
+              <w:t xml:space="preserve">21/10/2026</w:t>
+            </w:r>
+          </w:p>
+        </w:tc>
+        <w:tc>
+          <w:tcPr>
+            <w:tcW w:type="dxa" w:w="5538"/>
+            <w:tcBorders>
+              <w:top w:val="single" w:color="D9D4C5" w:sz="4"/>
+              <w:left w:val="single" w:color="D9D4C5" w:sz="4"/>
+              <w:bottom w:val="single" w:color="D9D4C5" w:sz="4"/>
+              <w:right w:val="single" w:color="D9D4C5" w:sz="4"/>
+            </w:tcBorders>
+            <w:shd w:fill="F6F4EE" w:color="auto" w:val="clear"/>
+            <w:tcMar>
+              <w:top w:type="dxa" w:w="70"/>
+              <w:left w:type="dxa" w:w="110"/>
+              <w:bottom w:type="dxa" w:w="70"/>
+              <w:right w:type="dxa" w:w="110"/>
+            </w:tcMar>
+            <w:vAlign w:val="center"/>
+          </w:tcPr>
+          <w:p>
+            <w:pPr>
+              <w:spacing w:after="0" w:before="0"/>
+            </w:pPr>
+            <w:r>
+              <w:rPr>
+                <w:rFonts w:ascii="Arial" w:cs="Arial" w:eastAsia="Arial" w:hAnsi="Arial"/>
+                <w:color w:val="1B2118"/>
+                <w:sz w:val="18"/>
+                <w:szCs w:val="18"/>
+              </w:rPr>
+              <w:t xml:space="preserve">R08 corretto e da ritestare; prova di ripristino da backup.</w:t>
+            </w:r>
+          </w:p>
+        </w:tc>
+        <w:tc>
+          <w:tcPr>
+            <w:tcW w:type="dxa" w:w="2000"/>
+            <w:tcBorders>
+              <w:top w:val="single" w:color="D9D4C5" w:sz="4"/>
+              <w:left w:val="single" w:color="D9D4C5" w:sz="4"/>
+              <w:bottom w:val="single" w:color="D9D4C5" w:sz="4"/>
+              <w:right w:val="single" w:color="D9D4C5" w:sz="4"/>
+            </w:tcBorders>
+            <w:shd w:fill="F6F4EE" w:color="auto" w:val="clear"/>
+            <w:tcMar>
+              <w:top w:type="dxa" w:w="70"/>
+              <w:left w:type="dxa" w:w="110"/>
+              <w:bottom w:type="dxa" w:w="70"/>
+              <w:right w:type="dxa" w:w="110"/>
+            </w:tcMar>
+            <w:vAlign w:val="center"/>
+          </w:tcPr>
+          <w:p>
+            <w:pPr>
+              <w:spacing w:after="0" w:before="0"/>
+            </w:pPr>
+            <w:r>
+              <w:rPr>
+                <w:rFonts w:ascii="Arial" w:cs="Arial" w:eastAsia="Arial" w:hAnsi="Arial"/>
+                <w:color w:val="1B2118"/>
+                <w:sz w:val="18"/>
+                <w:szCs w:val="18"/>
+              </w:rPr>
+              <w:t xml:space="preserve">Fondazione Operate</w:t>
+            </w:r>
+          </w:p>
+        </w:tc>
+      </w:tr>
+      <w:tr>
+        <w:trPr>
+          <w:cantSplit/>
+        </w:trPr>
+        <w:tc>
+          <w:tcPr>
+            <w:tcW w:type="dxa" w:w="800"/>
+            <w:tcBorders>
+              <w:top w:val="single" w:color="D9D4C5" w:sz="4"/>
+              <w:left w:val="single" w:color="D9D4C5" w:sz="4"/>
+              <w:bottom w:val="single" w:color="D9D4C5" w:sz="4"/>
+              <w:right w:val="single" w:color="D9D4C5" w:sz="4"/>
+            </w:tcBorders>
+            <w:tcMar>
+              <w:top w:type="dxa" w:w="70"/>
+              <w:left w:type="dxa" w:w="110"/>
+              <w:bottom w:type="dxa" w:w="70"/>
+              <w:right w:type="dxa" w:w="110"/>
+            </w:tcMar>
+            <w:vAlign w:val="center"/>
+          </w:tcPr>
+          <w:p>
+            <w:pPr>
+              <w:spacing w:after="0" w:before="0"/>
+            </w:pPr>
+            <w:r>
+              <w:rPr>
+                <w:rFonts w:ascii="Arial" w:cs="Arial" w:eastAsia="Arial" w:hAnsi="Arial"/>
+                <w:color w:val="1B2118"/>
+                <w:sz w:val="18"/>
+                <w:szCs w:val="18"/>
+              </w:rPr>
               <w:t xml:space="preserve">1.0</w:t>
             </w:r>
           </w:p>
@@ -1676,7 +1812,6 @@
               <w:bottom w:val="single" w:color="D9D4C5" w:sz="4"/>
               <w:right w:val="single" w:color="D9D4C5" w:sz="4"/>
             </w:tcBorders>
-            <w:shd w:fill="F6F4EE" w:color="auto" w:val="clear"/>
             <w:tcMar>
               <w:top w:type="dxa" w:w="70"/>
               <w:left w:type="dxa" w:w="110"/>
@@ -1709,7 +1844,6 @@
               <w:bottom w:val="single" w:color="D9D4C5" w:sz="4"/>
               <w:right w:val="single" w:color="D9D4C5" w:sz="4"/>
             </w:tcBorders>
-            <w:shd w:fill="F6F4EE" w:color="auto" w:val="clear"/>
             <w:tcMar>
               <w:top w:type="dxa" w:w="70"/>
               <w:left w:type="dxa" w:w="110"/>
@@ -1742,7 +1876,6 @@
               <w:bottom w:val="single" w:color="D9D4C5" w:sz="4"/>
               <w:right w:val="single" w:color="D9D4C5" w:sz="4"/>
             </w:tcBorders>
-            <w:shd w:fill="F6F4EE" w:color="auto" w:val="clear"/>
             <w:tcMar>
               <w:top w:type="dxa" w:w="70"/>
               <w:left w:type="dxa" w:w="110"/>
@@ -1784,7 +1917,7 @@
           <w:sz w:val="20"/>
           <w:szCs w:val="20"/>
         </w:rPr>
-        <w:t xml:space="preserve">Fotografia del registro alla revisione 1.7 del 21/10/2026. Il registro si aggiorna a ogni variazione (segnalazione, correzione, ritest, rilascio); la versione corrente si scarica dall'area Documentazione del portale (solo Amministratori).</w:t>
+        <w:t xml:space="preserve">Fotografia del registro alla revisione 1.8 del 22/10/2026. Il registro si aggiorna a ogni variazione (segnalazione, correzione, ritest, rilascio); la versione corrente si scarica dall'area Documentazione del portale (solo Amministratori).</w:t>
       </w:r>
     </w:p>
     <w:p>
@@ -1855,7 +1988,7 @@
             <w:sz w:val="22"/>
             <w:szCs w:val="22"/>
           </w:rPr>
-          <w:t xml:space="preserve">2.  Riepilogo al 21/10/2026 (ore 14:45)</w:t>
+          <w:t xml:space="preserve">2.  Riepilogo al 22/10/2026 (ore 08:15)</w:t>
         </w:r>
         <w:r>
           <w:rPr>
@@ -1923,7 +2056,7 @@
             <w:szCs w:val="22"/>
           </w:rPr>
           <w:tab/>
-          <w:t xml:space="preserve">12</w:t>
+          <w:t xml:space="preserve">13</w:t>
         </w:r>
       </w:hyperlink>
     </w:p>
@@ -1952,7 +2085,7 @@
             <w:szCs w:val="22"/>
           </w:rPr>
           <w:tab/>
-          <w:t xml:space="preserve">14</w:t>
+          <w:t xml:space="preserve">15</w:t>
         </w:r>
       </w:hyperlink>
     </w:p>
@@ -1981,7 +2114,7 @@
             <w:szCs w:val="22"/>
           </w:rPr>
           <w:tab/>
-          <w:t xml:space="preserve">16</w:t>
+          <w:t xml:space="preserve">18</w:t>
         </w:r>
       </w:hyperlink>
     </w:p>
@@ -2885,7 +3018,7 @@
           <w:sz w:val="34"/>
           <w:szCs w:val="34"/>
         </w:rPr>
-        <w:t xml:space="preserve">2. Riepilogo al 21/10/2026 (ore 14:45)</w:t>
+        <w:t xml:space="preserve">2. Riepilogo al 22/10/2026 (ore 08:15)</w:t>
       </w:r>
       <w:bookmarkEnd w:id="1"/>
     </w:p>
@@ -3184,7 +3317,7 @@
                 <w:sz w:val="18"/>
                 <w:szCs w:val="18"/>
               </w:rPr>
-              <w:t xml:space="preserve">14</w:t>
+              <w:t xml:space="preserve">18</w:t>
             </w:r>
           </w:p>
         </w:tc>
@@ -3217,7 +3350,25 @@
                 <w:sz w:val="18"/>
                 <w:szCs w:val="18"/>
               </w:rPr>
-              <w:t xml:space="preserve">D01, D02, D03, D04, D05, D06, D07, R05, R07, R08, D05-R1, O01, ISS-035, ISS-037</w:t>
+              <w:t xml:space="preserve">D01, D02, D03, D04, D05, D06, D07, R05, R07, R08, D05-R1, O01, ISS-035, ISS-037, N01, N02, N03, N04 (N01-N04 sul ramo </w:t>
+            </w:r>
+            <w:r>
+              <w:rPr>
+                <w:rFonts w:ascii="Consolas" w:cs="Consolas" w:eastAsia="Consolas" w:hAnsi="Consolas"/>
+                <w:color w:val="2F5D3A"/>
+                <w:sz w:val="18"/>
+                <w:szCs w:val="18"/>
+              </w:rPr>
+              <w:t xml:space="preserve">correzioni-rilievi-n01-n06</w:t>
+            </w:r>
+            <w:r>
+              <w:rPr>
+                <w:rFonts w:ascii="Arial" w:cs="Arial" w:eastAsia="Arial" w:hAnsi="Arial"/>
+                <w:color w:val="1B2118"/>
+                <w:sz w:val="18"/>
+                <w:szCs w:val="18"/>
+              </w:rPr>
+              <w:t xml:space="preserve">, non ancora in produzione; ciascuno con una domanda residua alla Fondazione)</w:t>
             </w:r>
           </w:p>
         </w:tc>
@@ -3286,7 +3437,7 @@
                 <w:sz w:val="18"/>
                 <w:szCs w:val="18"/>
               </w:rPr>
-              <w:t xml:space="preserve">6</w:t>
+              <w:t xml:space="preserve">8</w:t>
             </w:r>
           </w:p>
         </w:tc>
@@ -3318,7 +3469,7 @@
                 <w:sz w:val="18"/>
                 <w:szCs w:val="18"/>
               </w:rPr>
-              <w:t xml:space="preserve">R01, R02, R03, R04, R06, riuso</w:t>
+              <w:t xml:space="preserve">R01, R02, R03, R04, R06, riuso, N05, N06</w:t>
             </w:r>
           </w:p>
         </w:tc>
@@ -3599,11 +3750,11 @@
         <w:tblLayout w:type="fixed"/>
       </w:tblPr>
       <w:tblGrid>
-        <w:gridCol w:w="865"/>
-        <w:gridCol w:w="1837"/>
-        <w:gridCol w:w="2287"/>
-        <w:gridCol w:w="2199"/>
-        <w:gridCol w:w="2450"/>
+        <w:gridCol w:w="838"/>
+        <w:gridCol w:w="1926"/>
+        <w:gridCol w:w="2373"/>
+        <w:gridCol w:w="2129"/>
+        <w:gridCol w:w="2372"/>
       </w:tblGrid>
       <w:tr>
         <w:trPr>
@@ -3611,7 +3762,7 @@
         </w:trPr>
         <w:tc>
           <w:tcPr>
-            <w:tcW w:type="dxa" w:w="865"/>
+            <w:tcW w:type="dxa" w:w="838"/>
             <w:tcBorders>
               <w:top w:val="single" w:color="D9D4C5" w:sz="4"/>
               <w:left w:val="single" w:color="D9D4C5" w:sz="4"/>
@@ -3646,7 +3797,7 @@
         </w:tc>
         <w:tc>
           <w:tcPr>
-            <w:tcW w:type="dxa" w:w="1837"/>
+            <w:tcW w:type="dxa" w:w="1926"/>
             <w:tcBorders>
               <w:top w:val="single" w:color="D9D4C5" w:sz="4"/>
               <w:left w:val="single" w:color="D9D4C5" w:sz="4"/>
@@ -3681,7 +3832,7 @@
         </w:tc>
         <w:tc>
           <w:tcPr>
-            <w:tcW w:type="dxa" w:w="2287"/>
+            <w:tcW w:type="dxa" w:w="2373"/>
             <w:tcBorders>
               <w:top w:val="single" w:color="D9D4C5" w:sz="4"/>
               <w:left w:val="single" w:color="D9D4C5" w:sz="4"/>
@@ -3716,7 +3867,7 @@
         </w:tc>
         <w:tc>
           <w:tcPr>
-            <w:tcW w:type="dxa" w:w="2199"/>
+            <w:tcW w:type="dxa" w:w="2129"/>
             <w:tcBorders>
               <w:top w:val="single" w:color="D9D4C5" w:sz="4"/>
               <w:left w:val="single" w:color="D9D4C5" w:sz="4"/>
@@ -3751,7 +3902,7 @@
         </w:tc>
         <w:tc>
           <w:tcPr>
-            <w:tcW w:type="dxa" w:w="2450"/>
+            <w:tcW w:type="dxa" w:w="2372"/>
             <w:tcBorders>
               <w:top w:val="single" w:color="D9D4C5" w:sz="4"/>
               <w:left w:val="single" w:color="D9D4C5" w:sz="4"/>
@@ -3791,7 +3942,7 @@
         </w:trPr>
         <w:tc>
           <w:tcPr>
-            <w:tcW w:type="dxa" w:w="865"/>
+            <w:tcW w:type="dxa" w:w="838"/>
             <w:tcBorders>
               <w:top w:val="single" w:color="D9D4C5" w:sz="4"/>
               <w:left w:val="single" w:color="D9D4C5" w:sz="4"/>
@@ -3823,7 +3974,7 @@
         </w:tc>
         <w:tc>
           <w:tcPr>
-            <w:tcW w:type="dxa" w:w="1837"/>
+            <w:tcW w:type="dxa" w:w="1926"/>
             <w:tcBorders>
               <w:top w:val="single" w:color="D9D4C5" w:sz="4"/>
               <w:left w:val="single" w:color="D9D4C5" w:sz="4"/>
@@ -3855,7 +4006,7 @@
         </w:tc>
         <w:tc>
           <w:tcPr>
-            <w:tcW w:type="dxa" w:w="2287"/>
+            <w:tcW w:type="dxa" w:w="2373"/>
             <w:tcBorders>
               <w:top w:val="single" w:color="D9D4C5" w:sz="4"/>
               <w:left w:val="single" w:color="D9D4C5" w:sz="4"/>
@@ -3898,7 +4049,7 @@
         </w:tc>
         <w:tc>
           <w:tcPr>
-            <w:tcW w:type="dxa" w:w="2199"/>
+            <w:tcW w:type="dxa" w:w="2129"/>
             <w:tcBorders>
               <w:top w:val="single" w:color="D9D4C5" w:sz="4"/>
               <w:left w:val="single" w:color="D9D4C5" w:sz="4"/>
@@ -3930,7 +4081,7 @@
         </w:tc>
         <w:tc>
           <w:tcPr>
-            <w:tcW w:type="dxa" w:w="2450"/>
+            <w:tcW w:type="dxa" w:w="2372"/>
             <w:tcBorders>
               <w:top w:val="single" w:color="D9D4C5" w:sz="4"/>
               <w:left w:val="single" w:color="D9D4C5" w:sz="4"/>
@@ -4003,7 +4154,7 @@
         </w:trPr>
         <w:tc>
           <w:tcPr>
-            <w:tcW w:type="dxa" w:w="865"/>
+            <w:tcW w:type="dxa" w:w="838"/>
             <w:tcBorders>
               <w:top w:val="single" w:color="D9D4C5" w:sz="4"/>
               <w:left w:val="single" w:color="D9D4C5" w:sz="4"/>
@@ -4036,7 +4187,7 @@
         </w:tc>
         <w:tc>
           <w:tcPr>
-            <w:tcW w:type="dxa" w:w="1837"/>
+            <w:tcW w:type="dxa" w:w="1926"/>
             <w:tcBorders>
               <w:top w:val="single" w:color="D9D4C5" w:sz="4"/>
               <w:left w:val="single" w:color="D9D4C5" w:sz="4"/>
@@ -4069,7 +4220,7 @@
         </w:tc>
         <w:tc>
           <w:tcPr>
-            <w:tcW w:type="dxa" w:w="2287"/>
+            <w:tcW w:type="dxa" w:w="2373"/>
             <w:tcBorders>
               <w:top w:val="single" w:color="D9D4C5" w:sz="4"/>
               <w:left w:val="single" w:color="D9D4C5" w:sz="4"/>
@@ -4113,7 +4264,7 @@
         </w:tc>
         <w:tc>
           <w:tcPr>
-            <w:tcW w:type="dxa" w:w="2199"/>
+            <w:tcW w:type="dxa" w:w="2129"/>
             <w:tcBorders>
               <w:top w:val="single" w:color="D9D4C5" w:sz="4"/>
               <w:left w:val="single" w:color="D9D4C5" w:sz="4"/>
@@ -4146,7 +4297,7 @@
         </w:tc>
         <w:tc>
           <w:tcPr>
-            <w:tcW w:type="dxa" w:w="2450"/>
+            <w:tcW w:type="dxa" w:w="2372"/>
             <w:tcBorders>
               <w:top w:val="single" w:color="D9D4C5" w:sz="4"/>
               <w:left w:val="single" w:color="D9D4C5" w:sz="4"/>
@@ -4211,7 +4362,7 @@
         </w:trPr>
         <w:tc>
           <w:tcPr>
-            <w:tcW w:type="dxa" w:w="865"/>
+            <w:tcW w:type="dxa" w:w="838"/>
             <w:tcBorders>
               <w:top w:val="single" w:color="D9D4C5" w:sz="4"/>
               <w:left w:val="single" w:color="D9D4C5" w:sz="4"/>
@@ -4243,7 +4394,7 @@
         </w:tc>
         <w:tc>
           <w:tcPr>
-            <w:tcW w:type="dxa" w:w="1837"/>
+            <w:tcW w:type="dxa" w:w="1926"/>
             <w:tcBorders>
               <w:top w:val="single" w:color="D9D4C5" w:sz="4"/>
               <w:left w:val="single" w:color="D9D4C5" w:sz="4"/>
@@ -4275,7 +4426,7 @@
         </w:tc>
         <w:tc>
           <w:tcPr>
-            <w:tcW w:type="dxa" w:w="2287"/>
+            <w:tcW w:type="dxa" w:w="2373"/>
             <w:tcBorders>
               <w:top w:val="single" w:color="D9D4C5" w:sz="4"/>
               <w:left w:val="single" w:color="D9D4C5" w:sz="4"/>
@@ -4318,7 +4469,7 @@
         </w:tc>
         <w:tc>
           <w:tcPr>
-            <w:tcW w:type="dxa" w:w="2199"/>
+            <w:tcW w:type="dxa" w:w="2129"/>
             <w:tcBorders>
               <w:top w:val="single" w:color="D9D4C5" w:sz="4"/>
               <w:left w:val="single" w:color="D9D4C5" w:sz="4"/>
@@ -4350,7 +4501,7 @@
         </w:tc>
         <w:tc>
           <w:tcPr>
-            <w:tcW w:type="dxa" w:w="2450"/>
+            <w:tcW w:type="dxa" w:w="2372"/>
             <w:tcBorders>
               <w:top w:val="single" w:color="D9D4C5" w:sz="4"/>
               <w:left w:val="single" w:color="D9D4C5" w:sz="4"/>
@@ -4432,7 +4583,7 @@
         </w:trPr>
         <w:tc>
           <w:tcPr>
-            <w:tcW w:type="dxa" w:w="865"/>
+            <w:tcW w:type="dxa" w:w="838"/>
             <w:tcBorders>
               <w:top w:val="single" w:color="D9D4C5" w:sz="4"/>
               <w:left w:val="single" w:color="D9D4C5" w:sz="4"/>
@@ -4465,7 +4616,7 @@
         </w:tc>
         <w:tc>
           <w:tcPr>
-            <w:tcW w:type="dxa" w:w="1837"/>
+            <w:tcW w:type="dxa" w:w="1926"/>
             <w:tcBorders>
               <w:top w:val="single" w:color="D9D4C5" w:sz="4"/>
               <w:left w:val="single" w:color="D9D4C5" w:sz="4"/>
@@ -4498,7 +4649,7 @@
         </w:tc>
         <w:tc>
           <w:tcPr>
-            <w:tcW w:type="dxa" w:w="2287"/>
+            <w:tcW w:type="dxa" w:w="2373"/>
             <w:tcBorders>
               <w:top w:val="single" w:color="D9D4C5" w:sz="4"/>
               <w:left w:val="single" w:color="D9D4C5" w:sz="4"/>
@@ -4542,7 +4693,7 @@
         </w:tc>
         <w:tc>
           <w:tcPr>
-            <w:tcW w:type="dxa" w:w="2199"/>
+            <w:tcW w:type="dxa" w:w="2129"/>
             <w:tcBorders>
               <w:top w:val="single" w:color="D9D4C5" w:sz="4"/>
               <w:left w:val="single" w:color="D9D4C5" w:sz="4"/>
@@ -4575,7 +4726,7 @@
         </w:tc>
         <w:tc>
           <w:tcPr>
-            <w:tcW w:type="dxa" w:w="2450"/>
+            <w:tcW w:type="dxa" w:w="2372"/>
             <w:tcBorders>
               <w:top w:val="single" w:color="D9D4C5" w:sz="4"/>
               <w:left w:val="single" w:color="D9D4C5" w:sz="4"/>
@@ -4631,7 +4782,7 @@
         </w:trPr>
         <w:tc>
           <w:tcPr>
-            <w:tcW w:type="dxa" w:w="865"/>
+            <w:tcW w:type="dxa" w:w="838"/>
             <w:tcBorders>
               <w:top w:val="single" w:color="D9D4C5" w:sz="4"/>
               <w:left w:val="single" w:color="D9D4C5" w:sz="4"/>
@@ -4663,7 +4814,7 @@
         </w:tc>
         <w:tc>
           <w:tcPr>
-            <w:tcW w:type="dxa" w:w="1837"/>
+            <w:tcW w:type="dxa" w:w="1926"/>
             <w:tcBorders>
               <w:top w:val="single" w:color="D9D4C5" w:sz="4"/>
               <w:left w:val="single" w:color="D9D4C5" w:sz="4"/>
@@ -4695,7 +4846,7 @@
         </w:tc>
         <w:tc>
           <w:tcPr>
-            <w:tcW w:type="dxa" w:w="2287"/>
+            <w:tcW w:type="dxa" w:w="2373"/>
             <w:tcBorders>
               <w:top w:val="single" w:color="D9D4C5" w:sz="4"/>
               <w:left w:val="single" w:color="D9D4C5" w:sz="4"/>
@@ -4738,7 +4889,7 @@
         </w:tc>
         <w:tc>
           <w:tcPr>
-            <w:tcW w:type="dxa" w:w="2199"/>
+            <w:tcW w:type="dxa" w:w="2129"/>
             <w:tcBorders>
               <w:top w:val="single" w:color="D9D4C5" w:sz="4"/>
               <w:left w:val="single" w:color="D9D4C5" w:sz="4"/>
@@ -4770,7 +4921,7 @@
         </w:tc>
         <w:tc>
           <w:tcPr>
-            <w:tcW w:type="dxa" w:w="2450"/>
+            <w:tcW w:type="dxa" w:w="2372"/>
             <w:tcBorders>
               <w:top w:val="single" w:color="D9D4C5" w:sz="4"/>
               <w:left w:val="single" w:color="D9D4C5" w:sz="4"/>
@@ -4825,7 +4976,7 @@
         </w:trPr>
         <w:tc>
           <w:tcPr>
-            <w:tcW w:type="dxa" w:w="865"/>
+            <w:tcW w:type="dxa" w:w="838"/>
             <w:tcBorders>
               <w:top w:val="single" w:color="D9D4C5" w:sz="4"/>
               <w:left w:val="single" w:color="D9D4C5" w:sz="4"/>
@@ -4858,7 +5009,7 @@
         </w:tc>
         <w:tc>
           <w:tcPr>
-            <w:tcW w:type="dxa" w:w="1837"/>
+            <w:tcW w:type="dxa" w:w="1926"/>
             <w:tcBorders>
               <w:top w:val="single" w:color="D9D4C5" w:sz="4"/>
               <w:left w:val="single" w:color="D9D4C5" w:sz="4"/>
@@ -4891,7 +5042,7 @@
         </w:tc>
         <w:tc>
           <w:tcPr>
-            <w:tcW w:type="dxa" w:w="2287"/>
+            <w:tcW w:type="dxa" w:w="2373"/>
             <w:tcBorders>
               <w:top w:val="single" w:color="D9D4C5" w:sz="4"/>
               <w:left w:val="single" w:color="D9D4C5" w:sz="4"/>
@@ -4935,7 +5086,7 @@
         </w:tc>
         <w:tc>
           <w:tcPr>
-            <w:tcW w:type="dxa" w:w="2199"/>
+            <w:tcW w:type="dxa" w:w="2129"/>
             <w:tcBorders>
               <w:top w:val="single" w:color="D9D4C5" w:sz="4"/>
               <w:left w:val="single" w:color="D9D4C5" w:sz="4"/>
@@ -4968,7 +5119,7 @@
         </w:tc>
         <w:tc>
           <w:tcPr>
-            <w:tcW w:type="dxa" w:w="2450"/>
+            <w:tcW w:type="dxa" w:w="2372"/>
             <w:tcBorders>
               <w:top w:val="single" w:color="D9D4C5" w:sz="4"/>
               <w:left w:val="single" w:color="D9D4C5" w:sz="4"/>
@@ -5024,7 +5175,7 @@
         </w:trPr>
         <w:tc>
           <w:tcPr>
-            <w:tcW w:type="dxa" w:w="865"/>
+            <w:tcW w:type="dxa" w:w="838"/>
             <w:tcBorders>
               <w:top w:val="single" w:color="D9D4C5" w:sz="4"/>
               <w:left w:val="single" w:color="D9D4C5" w:sz="4"/>
@@ -5056,7 +5207,7 @@
         </w:tc>
         <w:tc>
           <w:tcPr>
-            <w:tcW w:type="dxa" w:w="1837"/>
+            <w:tcW w:type="dxa" w:w="1926"/>
             <w:tcBorders>
               <w:top w:val="single" w:color="D9D4C5" w:sz="4"/>
               <w:left w:val="single" w:color="D9D4C5" w:sz="4"/>
@@ -5088,7 +5239,7 @@
         </w:tc>
         <w:tc>
           <w:tcPr>
-            <w:tcW w:type="dxa" w:w="2287"/>
+            <w:tcW w:type="dxa" w:w="2373"/>
             <w:tcBorders>
               <w:top w:val="single" w:color="D9D4C5" w:sz="4"/>
               <w:left w:val="single" w:color="D9D4C5" w:sz="4"/>
@@ -5149,7 +5300,7 @@
         </w:tc>
         <w:tc>
           <w:tcPr>
-            <w:tcW w:type="dxa" w:w="2199"/>
+            <w:tcW w:type="dxa" w:w="2129"/>
             <w:tcBorders>
               <w:top w:val="single" w:color="D9D4C5" w:sz="4"/>
               <w:left w:val="single" w:color="D9D4C5" w:sz="4"/>
@@ -5181,7 +5332,7 @@
         </w:tc>
         <w:tc>
           <w:tcPr>
-            <w:tcW w:type="dxa" w:w="2450"/>
+            <w:tcW w:type="dxa" w:w="2372"/>
             <w:tcBorders>
               <w:top w:val="single" w:color="D9D4C5" w:sz="4"/>
               <w:left w:val="single" w:color="D9D4C5" w:sz="4"/>
@@ -5236,7 +5387,7 @@
         </w:trPr>
         <w:tc>
           <w:tcPr>
-            <w:tcW w:type="dxa" w:w="865"/>
+            <w:tcW w:type="dxa" w:w="838"/>
             <w:tcBorders>
               <w:top w:val="single" w:color="D9D4C5" w:sz="4"/>
               <w:left w:val="single" w:color="D9D4C5" w:sz="4"/>
@@ -5269,7 +5420,7 @@
         </w:tc>
         <w:tc>
           <w:tcPr>
-            <w:tcW w:type="dxa" w:w="1837"/>
+            <w:tcW w:type="dxa" w:w="1926"/>
             <w:tcBorders>
               <w:top w:val="single" w:color="D9D4C5" w:sz="4"/>
               <w:left w:val="single" w:color="D9D4C5" w:sz="4"/>
@@ -5302,7 +5453,7 @@
         </w:tc>
         <w:tc>
           <w:tcPr>
-            <w:tcW w:type="dxa" w:w="2287"/>
+            <w:tcW w:type="dxa" w:w="2373"/>
             <w:tcBorders>
               <w:top w:val="single" w:color="D9D4C5" w:sz="4"/>
               <w:left w:val="single" w:color="D9D4C5" w:sz="4"/>
@@ -5346,7 +5497,7 @@
         </w:tc>
         <w:tc>
           <w:tcPr>
-            <w:tcW w:type="dxa" w:w="2199"/>
+            <w:tcW w:type="dxa" w:w="2129"/>
             <w:tcBorders>
               <w:top w:val="single" w:color="D9D4C5" w:sz="4"/>
               <w:left w:val="single" w:color="D9D4C5" w:sz="4"/>
@@ -5379,7 +5530,7 @@
         </w:tc>
         <w:tc>
           <w:tcPr>
-            <w:tcW w:type="dxa" w:w="2450"/>
+            <w:tcW w:type="dxa" w:w="2372"/>
             <w:tcBorders>
               <w:top w:val="single" w:color="D9D4C5" w:sz="4"/>
               <w:left w:val="single" w:color="D9D4C5" w:sz="4"/>
@@ -5435,7 +5586,7 @@
         </w:trPr>
         <w:tc>
           <w:tcPr>
-            <w:tcW w:type="dxa" w:w="865"/>
+            <w:tcW w:type="dxa" w:w="838"/>
             <w:tcBorders>
               <w:top w:val="single" w:color="D9D4C5" w:sz="4"/>
               <w:left w:val="single" w:color="D9D4C5" w:sz="4"/>
@@ -5467,7 +5618,7 @@
         </w:tc>
         <w:tc>
           <w:tcPr>
-            <w:tcW w:type="dxa" w:w="1837"/>
+            <w:tcW w:type="dxa" w:w="1926"/>
             <w:tcBorders>
               <w:top w:val="single" w:color="D9D4C5" w:sz="4"/>
               <w:left w:val="single" w:color="D9D4C5" w:sz="4"/>
@@ -5499,7 +5650,7 @@
         </w:tc>
         <w:tc>
           <w:tcPr>
-            <w:tcW w:type="dxa" w:w="2287"/>
+            <w:tcW w:type="dxa" w:w="2373"/>
             <w:tcBorders>
               <w:top w:val="single" w:color="D9D4C5" w:sz="4"/>
               <w:left w:val="single" w:color="D9D4C5" w:sz="4"/>
@@ -5542,7 +5693,7 @@
         </w:tc>
         <w:tc>
           <w:tcPr>
-            <w:tcW w:type="dxa" w:w="2199"/>
+            <w:tcW w:type="dxa" w:w="2129"/>
             <w:tcBorders>
               <w:top w:val="single" w:color="D9D4C5" w:sz="4"/>
               <w:left w:val="single" w:color="D9D4C5" w:sz="4"/>
@@ -5574,7 +5725,7 @@
         </w:tc>
         <w:tc>
           <w:tcPr>
-            <w:tcW w:type="dxa" w:w="2450"/>
+            <w:tcW w:type="dxa" w:w="2372"/>
             <w:tcBorders>
               <w:top w:val="single" w:color="D9D4C5" w:sz="4"/>
               <w:left w:val="single" w:color="D9D4C5" w:sz="4"/>
@@ -5647,7 +5798,7 @@
         </w:trPr>
         <w:tc>
           <w:tcPr>
-            <w:tcW w:type="dxa" w:w="865"/>
+            <w:tcW w:type="dxa" w:w="838"/>
             <w:tcBorders>
               <w:top w:val="single" w:color="D9D4C5" w:sz="4"/>
               <w:left w:val="single" w:color="D9D4C5" w:sz="4"/>
@@ -5680,7 +5831,7 @@
         </w:tc>
         <w:tc>
           <w:tcPr>
-            <w:tcW w:type="dxa" w:w="1837"/>
+            <w:tcW w:type="dxa" w:w="1926"/>
             <w:tcBorders>
               <w:top w:val="single" w:color="D9D4C5" w:sz="4"/>
               <w:left w:val="single" w:color="D9D4C5" w:sz="4"/>
@@ -5713,7 +5864,7 @@
         </w:tc>
         <w:tc>
           <w:tcPr>
-            <w:tcW w:type="dxa" w:w="2287"/>
+            <w:tcW w:type="dxa" w:w="2373"/>
             <w:tcBorders>
               <w:top w:val="single" w:color="D9D4C5" w:sz="4"/>
               <w:left w:val="single" w:color="D9D4C5" w:sz="4"/>
@@ -5757,7 +5908,7 @@
         </w:tc>
         <w:tc>
           <w:tcPr>
-            <w:tcW w:type="dxa" w:w="2199"/>
+            <w:tcW w:type="dxa" w:w="2129"/>
             <w:tcBorders>
               <w:top w:val="single" w:color="D9D4C5" w:sz="4"/>
               <w:left w:val="single" w:color="D9D4C5" w:sz="4"/>
@@ -5790,7 +5941,7 @@
         </w:tc>
         <w:tc>
           <w:tcPr>
-            <w:tcW w:type="dxa" w:w="2450"/>
+            <w:tcW w:type="dxa" w:w="2372"/>
             <w:tcBorders>
               <w:top w:val="single" w:color="D9D4C5" w:sz="4"/>
               <w:left w:val="single" w:color="D9D4C5" w:sz="4"/>
@@ -5846,7 +5997,7 @@
         </w:trPr>
         <w:tc>
           <w:tcPr>
-            <w:tcW w:type="dxa" w:w="865"/>
+            <w:tcW w:type="dxa" w:w="838"/>
             <w:tcBorders>
               <w:top w:val="single" w:color="D9D4C5" w:sz="4"/>
               <w:left w:val="single" w:color="D9D4C5" w:sz="4"/>
@@ -5878,7 +6029,7 @@
         </w:tc>
         <w:tc>
           <w:tcPr>
-            <w:tcW w:type="dxa" w:w="1837"/>
+            <w:tcW w:type="dxa" w:w="1926"/>
             <w:tcBorders>
               <w:top w:val="single" w:color="D9D4C5" w:sz="4"/>
               <w:left w:val="single" w:color="D9D4C5" w:sz="4"/>
@@ -5910,7 +6061,7 @@
         </w:tc>
         <w:tc>
           <w:tcPr>
-            <w:tcW w:type="dxa" w:w="2287"/>
+            <w:tcW w:type="dxa" w:w="2373"/>
             <w:tcBorders>
               <w:top w:val="single" w:color="D9D4C5" w:sz="4"/>
               <w:left w:val="single" w:color="D9D4C5" w:sz="4"/>
@@ -5953,7 +6104,7 @@
         </w:tc>
         <w:tc>
           <w:tcPr>
-            <w:tcW w:type="dxa" w:w="2199"/>
+            <w:tcW w:type="dxa" w:w="2129"/>
             <w:tcBorders>
               <w:top w:val="single" w:color="D9D4C5" w:sz="4"/>
               <w:left w:val="single" w:color="D9D4C5" w:sz="4"/>
@@ -5985,7 +6136,7 @@
         </w:tc>
         <w:tc>
           <w:tcPr>
-            <w:tcW w:type="dxa" w:w="2450"/>
+            <w:tcW w:type="dxa" w:w="2372"/>
             <w:tcBorders>
               <w:top w:val="single" w:color="D9D4C5" w:sz="4"/>
               <w:left w:val="single" w:color="D9D4C5" w:sz="4"/>
@@ -6040,7 +6191,7 @@
         </w:trPr>
         <w:tc>
           <w:tcPr>
-            <w:tcW w:type="dxa" w:w="865"/>
+            <w:tcW w:type="dxa" w:w="838"/>
             <w:tcBorders>
               <w:top w:val="single" w:color="D9D4C5" w:sz="4"/>
               <w:left w:val="single" w:color="D9D4C5" w:sz="4"/>
@@ -6073,7 +6224,7 @@
         </w:tc>
         <w:tc>
           <w:tcPr>
-            <w:tcW w:type="dxa" w:w="1837"/>
+            <w:tcW w:type="dxa" w:w="1926"/>
             <w:tcBorders>
               <w:top w:val="single" w:color="D9D4C5" w:sz="4"/>
               <w:left w:val="single" w:color="D9D4C5" w:sz="4"/>
@@ -6106,7 +6257,7 @@
         </w:tc>
         <w:tc>
           <w:tcPr>
-            <w:tcW w:type="dxa" w:w="2287"/>
+            <w:tcW w:type="dxa" w:w="2373"/>
             <w:tcBorders>
               <w:top w:val="single" w:color="D9D4C5" w:sz="4"/>
               <w:left w:val="single" w:color="D9D4C5" w:sz="4"/>
@@ -6150,7 +6301,7 @@
         </w:tc>
         <w:tc>
           <w:tcPr>
-            <w:tcW w:type="dxa" w:w="2199"/>
+            <w:tcW w:type="dxa" w:w="2129"/>
             <w:tcBorders>
               <w:top w:val="single" w:color="D9D4C5" w:sz="4"/>
               <w:left w:val="single" w:color="D9D4C5" w:sz="4"/>
@@ -6183,7 +6334,7 @@
         </w:tc>
         <w:tc>
           <w:tcPr>
-            <w:tcW w:type="dxa" w:w="2450"/>
+            <w:tcW w:type="dxa" w:w="2372"/>
             <w:tcBorders>
               <w:top w:val="single" w:color="D9D4C5" w:sz="4"/>
               <w:left w:val="single" w:color="D9D4C5" w:sz="4"/>
@@ -6239,7 +6390,7 @@
         </w:trPr>
         <w:tc>
           <w:tcPr>
-            <w:tcW w:type="dxa" w:w="865"/>
+            <w:tcW w:type="dxa" w:w="838"/>
             <w:tcBorders>
               <w:top w:val="single" w:color="D9D4C5" w:sz="4"/>
               <w:left w:val="single" w:color="D9D4C5" w:sz="4"/>
@@ -6271,7 +6422,7 @@
         </w:tc>
         <w:tc>
           <w:tcPr>
-            <w:tcW w:type="dxa" w:w="1837"/>
+            <w:tcW w:type="dxa" w:w="1926"/>
             <w:tcBorders>
               <w:top w:val="single" w:color="D9D4C5" w:sz="4"/>
               <w:left w:val="single" w:color="D9D4C5" w:sz="4"/>
@@ -6303,7 +6454,7 @@
         </w:tc>
         <w:tc>
           <w:tcPr>
-            <w:tcW w:type="dxa" w:w="2287"/>
+            <w:tcW w:type="dxa" w:w="2373"/>
             <w:tcBorders>
               <w:top w:val="single" w:color="D9D4C5" w:sz="4"/>
               <w:left w:val="single" w:color="D9D4C5" w:sz="4"/>
@@ -6346,7 +6497,7 @@
         </w:tc>
         <w:tc>
           <w:tcPr>
-            <w:tcW w:type="dxa" w:w="2199"/>
+            <w:tcW w:type="dxa" w:w="2129"/>
             <w:tcBorders>
               <w:top w:val="single" w:color="D9D4C5" w:sz="4"/>
               <w:left w:val="single" w:color="D9D4C5" w:sz="4"/>
@@ -6378,7 +6529,7 @@
         </w:tc>
         <w:tc>
           <w:tcPr>
-            <w:tcW w:type="dxa" w:w="2450"/>
+            <w:tcW w:type="dxa" w:w="2372"/>
             <w:tcBorders>
               <w:top w:val="single" w:color="D9D4C5" w:sz="4"/>
               <w:left w:val="single" w:color="D9D4C5" w:sz="4"/>
@@ -6433,7 +6584,7 @@
         </w:trPr>
         <w:tc>
           <w:tcPr>
-            <w:tcW w:type="dxa" w:w="865"/>
+            <w:tcW w:type="dxa" w:w="838"/>
             <w:tcBorders>
               <w:top w:val="single" w:color="D9D4C5" w:sz="4"/>
               <w:left w:val="single" w:color="D9D4C5" w:sz="4"/>
@@ -6466,7 +6617,7 @@
         </w:tc>
         <w:tc>
           <w:tcPr>
-            <w:tcW w:type="dxa" w:w="1837"/>
+            <w:tcW w:type="dxa" w:w="1926"/>
             <w:tcBorders>
               <w:top w:val="single" w:color="D9D4C5" w:sz="4"/>
               <w:left w:val="single" w:color="D9D4C5" w:sz="4"/>
@@ -6499,7 +6650,7 @@
         </w:tc>
         <w:tc>
           <w:tcPr>
-            <w:tcW w:type="dxa" w:w="2287"/>
+            <w:tcW w:type="dxa" w:w="2373"/>
             <w:tcBorders>
               <w:top w:val="single" w:color="D9D4C5" w:sz="4"/>
               <w:left w:val="single" w:color="D9D4C5" w:sz="4"/>
@@ -6543,7 +6694,7 @@
         </w:tc>
         <w:tc>
           <w:tcPr>
-            <w:tcW w:type="dxa" w:w="2199"/>
+            <w:tcW w:type="dxa" w:w="2129"/>
             <w:tcBorders>
               <w:top w:val="single" w:color="D9D4C5" w:sz="4"/>
               <w:left w:val="single" w:color="D9D4C5" w:sz="4"/>
@@ -6576,7 +6727,7 @@
         </w:tc>
         <w:tc>
           <w:tcPr>
-            <w:tcW w:type="dxa" w:w="2450"/>
+            <w:tcW w:type="dxa" w:w="2372"/>
             <w:tcBorders>
               <w:top w:val="single" w:color="D9D4C5" w:sz="4"/>
               <w:left w:val="single" w:color="D9D4C5" w:sz="4"/>
@@ -6632,7 +6783,7 @@
         </w:trPr>
         <w:tc>
           <w:tcPr>
-            <w:tcW w:type="dxa" w:w="865"/>
+            <w:tcW w:type="dxa" w:w="838"/>
             <w:tcBorders>
               <w:top w:val="single" w:color="D9D4C5" w:sz="4"/>
               <w:left w:val="single" w:color="D9D4C5" w:sz="4"/>
@@ -6664,7 +6815,7 @@
         </w:tc>
         <w:tc>
           <w:tcPr>
-            <w:tcW w:type="dxa" w:w="1837"/>
+            <w:tcW w:type="dxa" w:w="1926"/>
             <w:tcBorders>
               <w:top w:val="single" w:color="D9D4C5" w:sz="4"/>
               <w:left w:val="single" w:color="D9D4C5" w:sz="4"/>
@@ -6696,7 +6847,7 @@
         </w:tc>
         <w:tc>
           <w:tcPr>
-            <w:tcW w:type="dxa" w:w="2287"/>
+            <w:tcW w:type="dxa" w:w="2373"/>
             <w:tcBorders>
               <w:top w:val="single" w:color="D9D4C5" w:sz="4"/>
               <w:left w:val="single" w:color="D9D4C5" w:sz="4"/>
@@ -6739,7 +6890,7 @@
         </w:tc>
         <w:tc>
           <w:tcPr>
-            <w:tcW w:type="dxa" w:w="2199"/>
+            <w:tcW w:type="dxa" w:w="2129"/>
             <w:tcBorders>
               <w:top w:val="single" w:color="D9D4C5" w:sz="4"/>
               <w:left w:val="single" w:color="D9D4C5" w:sz="4"/>
@@ -6771,7 +6922,7 @@
         </w:tc>
         <w:tc>
           <w:tcPr>
-            <w:tcW w:type="dxa" w:w="2450"/>
+            <w:tcW w:type="dxa" w:w="2372"/>
             <w:tcBorders>
               <w:top w:val="single" w:color="D9D4C5" w:sz="4"/>
               <w:left w:val="single" w:color="D9D4C5" w:sz="4"/>
@@ -6826,7 +6977,7 @@
         </w:trPr>
         <w:tc>
           <w:tcPr>
-            <w:tcW w:type="dxa" w:w="865"/>
+            <w:tcW w:type="dxa" w:w="838"/>
             <w:tcBorders>
               <w:top w:val="single" w:color="D9D4C5" w:sz="4"/>
               <w:left w:val="single" w:color="D9D4C5" w:sz="4"/>
@@ -6859,7 +7010,7 @@
         </w:tc>
         <w:tc>
           <w:tcPr>
-            <w:tcW w:type="dxa" w:w="1837"/>
+            <w:tcW w:type="dxa" w:w="1926"/>
             <w:tcBorders>
               <w:top w:val="single" w:color="D9D4C5" w:sz="4"/>
               <w:left w:val="single" w:color="D9D4C5" w:sz="4"/>
@@ -6892,7 +7043,7 @@
         </w:tc>
         <w:tc>
           <w:tcPr>
-            <w:tcW w:type="dxa" w:w="2287"/>
+            <w:tcW w:type="dxa" w:w="2373"/>
             <w:tcBorders>
               <w:top w:val="single" w:color="D9D4C5" w:sz="4"/>
               <w:left w:val="single" w:color="D9D4C5" w:sz="4"/>
@@ -6936,7 +7087,7 @@
         </w:tc>
         <w:tc>
           <w:tcPr>
-            <w:tcW w:type="dxa" w:w="2199"/>
+            <w:tcW w:type="dxa" w:w="2129"/>
             <w:tcBorders>
               <w:top w:val="single" w:color="D9D4C5" w:sz="4"/>
               <w:left w:val="single" w:color="D9D4C5" w:sz="4"/>
@@ -6969,7 +7120,7 @@
         </w:tc>
         <w:tc>
           <w:tcPr>
-            <w:tcW w:type="dxa" w:w="2450"/>
+            <w:tcW w:type="dxa" w:w="2372"/>
             <w:tcBorders>
               <w:top w:val="single" w:color="D9D4C5" w:sz="4"/>
               <w:left w:val="single" w:color="D9D4C5" w:sz="4"/>
@@ -7025,7 +7176,7 @@
         </w:trPr>
         <w:tc>
           <w:tcPr>
-            <w:tcW w:type="dxa" w:w="865"/>
+            <w:tcW w:type="dxa" w:w="838"/>
             <w:tcBorders>
               <w:top w:val="single" w:color="D9D4C5" w:sz="4"/>
               <w:left w:val="single" w:color="D9D4C5" w:sz="4"/>
@@ -7057,7 +7208,7 @@
         </w:tc>
         <w:tc>
           <w:tcPr>
-            <w:tcW w:type="dxa" w:w="1837"/>
+            <w:tcW w:type="dxa" w:w="1926"/>
             <w:tcBorders>
               <w:top w:val="single" w:color="D9D4C5" w:sz="4"/>
               <w:left w:val="single" w:color="D9D4C5" w:sz="4"/>
@@ -7089,7 +7240,7 @@
         </w:tc>
         <w:tc>
           <w:tcPr>
-            <w:tcW w:type="dxa" w:w="2287"/>
+            <w:tcW w:type="dxa" w:w="2373"/>
             <w:tcBorders>
               <w:top w:val="single" w:color="D9D4C5" w:sz="4"/>
               <w:left w:val="single" w:color="D9D4C5" w:sz="4"/>
@@ -7132,7 +7283,7 @@
         </w:tc>
         <w:tc>
           <w:tcPr>
-            <w:tcW w:type="dxa" w:w="2199"/>
+            <w:tcW w:type="dxa" w:w="2129"/>
             <w:tcBorders>
               <w:top w:val="single" w:color="D9D4C5" w:sz="4"/>
               <w:left w:val="single" w:color="D9D4C5" w:sz="4"/>
@@ -7164,7 +7315,7 @@
         </w:tc>
         <w:tc>
           <w:tcPr>
-            <w:tcW w:type="dxa" w:w="2450"/>
+            <w:tcW w:type="dxa" w:w="2372"/>
             <w:tcBorders>
               <w:top w:val="single" w:color="D9D4C5" w:sz="4"/>
               <w:left w:val="single" w:color="D9D4C5" w:sz="4"/>
@@ -7219,7 +7370,7 @@
         </w:trPr>
         <w:tc>
           <w:tcPr>
-            <w:tcW w:type="dxa" w:w="865"/>
+            <w:tcW w:type="dxa" w:w="838"/>
             <w:tcBorders>
               <w:top w:val="single" w:color="D9D4C5" w:sz="4"/>
               <w:left w:val="single" w:color="D9D4C5" w:sz="4"/>
@@ -7252,7 +7403,7 @@
         </w:tc>
         <w:tc>
           <w:tcPr>
-            <w:tcW w:type="dxa" w:w="1837"/>
+            <w:tcW w:type="dxa" w:w="1926"/>
             <w:tcBorders>
               <w:top w:val="single" w:color="D9D4C5" w:sz="4"/>
               <w:left w:val="single" w:color="D9D4C5" w:sz="4"/>
@@ -7285,7 +7436,7 @@
         </w:tc>
         <w:tc>
           <w:tcPr>
-            <w:tcW w:type="dxa" w:w="2287"/>
+            <w:tcW w:type="dxa" w:w="2373"/>
             <w:tcBorders>
               <w:top w:val="single" w:color="D9D4C5" w:sz="4"/>
               <w:left w:val="single" w:color="D9D4C5" w:sz="4"/>
@@ -7329,7 +7480,7 @@
         </w:tc>
         <w:tc>
           <w:tcPr>
-            <w:tcW w:type="dxa" w:w="2199"/>
+            <w:tcW w:type="dxa" w:w="2129"/>
             <w:tcBorders>
               <w:top w:val="single" w:color="D9D4C5" w:sz="4"/>
               <w:left w:val="single" w:color="D9D4C5" w:sz="4"/>
@@ -7362,7 +7513,7 @@
         </w:tc>
         <w:tc>
           <w:tcPr>
-            <w:tcW w:type="dxa" w:w="2450"/>
+            <w:tcW w:type="dxa" w:w="2372"/>
             <w:tcBorders>
               <w:top w:val="single" w:color="D9D4C5" w:sz="4"/>
               <w:left w:val="single" w:color="D9D4C5" w:sz="4"/>
@@ -7418,7 +7569,7 @@
         </w:trPr>
         <w:tc>
           <w:tcPr>
-            <w:tcW w:type="dxa" w:w="865"/>
+            <w:tcW w:type="dxa" w:w="838"/>
             <w:tcBorders>
               <w:top w:val="single" w:color="D9D4C5" w:sz="4"/>
               <w:left w:val="single" w:color="D9D4C5" w:sz="4"/>
@@ -7450,7 +7601,7 @@
         </w:tc>
         <w:tc>
           <w:tcPr>
-            <w:tcW w:type="dxa" w:w="1837"/>
+            <w:tcW w:type="dxa" w:w="1926"/>
             <w:tcBorders>
               <w:top w:val="single" w:color="D9D4C5" w:sz="4"/>
               <w:left w:val="single" w:color="D9D4C5" w:sz="4"/>
@@ -7482,7 +7633,7 @@
         </w:tc>
         <w:tc>
           <w:tcPr>
-            <w:tcW w:type="dxa" w:w="2287"/>
+            <w:tcW w:type="dxa" w:w="2373"/>
             <w:tcBorders>
               <w:top w:val="single" w:color="D9D4C5" w:sz="4"/>
               <w:left w:val="single" w:color="D9D4C5" w:sz="4"/>
@@ -7525,7 +7676,7 @@
         </w:tc>
         <w:tc>
           <w:tcPr>
-            <w:tcW w:type="dxa" w:w="2199"/>
+            <w:tcW w:type="dxa" w:w="2129"/>
             <w:tcBorders>
               <w:top w:val="single" w:color="D9D4C5" w:sz="4"/>
               <w:left w:val="single" w:color="D9D4C5" w:sz="4"/>
@@ -7557,7 +7708,7 @@
         </w:tc>
         <w:tc>
           <w:tcPr>
-            <w:tcW w:type="dxa" w:w="2450"/>
+            <w:tcW w:type="dxa" w:w="2372"/>
             <w:tcBorders>
               <w:top w:val="single" w:color="D9D4C5" w:sz="4"/>
               <w:left w:val="single" w:color="D9D4C5" w:sz="4"/>
@@ -7612,7 +7763,7 @@
         </w:trPr>
         <w:tc>
           <w:tcPr>
-            <w:tcW w:type="dxa" w:w="865"/>
+            <w:tcW w:type="dxa" w:w="838"/>
             <w:tcBorders>
               <w:top w:val="single" w:color="D9D4C5" w:sz="4"/>
               <w:left w:val="single" w:color="D9D4C5" w:sz="4"/>
@@ -7645,7 +7796,7 @@
         </w:tc>
         <w:tc>
           <w:tcPr>
-            <w:tcW w:type="dxa" w:w="1837"/>
+            <w:tcW w:type="dxa" w:w="1926"/>
             <w:tcBorders>
               <w:top w:val="single" w:color="D9D4C5" w:sz="4"/>
               <w:left w:val="single" w:color="D9D4C5" w:sz="4"/>
@@ -7678,7 +7829,7 @@
         </w:tc>
         <w:tc>
           <w:tcPr>
-            <w:tcW w:type="dxa" w:w="2287"/>
+            <w:tcW w:type="dxa" w:w="2373"/>
             <w:tcBorders>
               <w:top w:val="single" w:color="D9D4C5" w:sz="4"/>
               <w:left w:val="single" w:color="D9D4C5" w:sz="4"/>
@@ -7722,7 +7873,7 @@
         </w:tc>
         <w:tc>
           <w:tcPr>
-            <w:tcW w:type="dxa" w:w="2199"/>
+            <w:tcW w:type="dxa" w:w="2129"/>
             <w:tcBorders>
               <w:top w:val="single" w:color="D9D4C5" w:sz="4"/>
               <w:left w:val="single" w:color="D9D4C5" w:sz="4"/>
@@ -7755,7 +7906,7 @@
         </w:tc>
         <w:tc>
           <w:tcPr>
-            <w:tcW w:type="dxa" w:w="2450"/>
+            <w:tcW w:type="dxa" w:w="2372"/>
             <w:tcBorders>
               <w:top w:val="single" w:color="D9D4C5" w:sz="4"/>
               <w:left w:val="single" w:color="D9D4C5" w:sz="4"/>
@@ -7793,7 +7944,7 @@
         </w:trPr>
         <w:tc>
           <w:tcPr>
-            <w:tcW w:type="dxa" w:w="865"/>
+            <w:tcW w:type="dxa" w:w="838"/>
             <w:tcBorders>
               <w:top w:val="single" w:color="D9D4C5" w:sz="4"/>
               <w:left w:val="single" w:color="D9D4C5" w:sz="4"/>
@@ -7825,7 +7976,7 @@
         </w:tc>
         <w:tc>
           <w:tcPr>
-            <w:tcW w:type="dxa" w:w="1837"/>
+            <w:tcW w:type="dxa" w:w="1926"/>
             <w:tcBorders>
               <w:top w:val="single" w:color="D9D4C5" w:sz="4"/>
               <w:left w:val="single" w:color="D9D4C5" w:sz="4"/>
@@ -7857,7 +8008,7 @@
         </w:tc>
         <w:tc>
           <w:tcPr>
-            <w:tcW w:type="dxa" w:w="2287"/>
+            <w:tcW w:type="dxa" w:w="2373"/>
             <w:tcBorders>
               <w:top w:val="single" w:color="D9D4C5" w:sz="4"/>
               <w:left w:val="single" w:color="D9D4C5" w:sz="4"/>
@@ -7900,7 +8051,7 @@
         </w:tc>
         <w:tc>
           <w:tcPr>
-            <w:tcW w:type="dxa" w:w="2199"/>
+            <w:tcW w:type="dxa" w:w="2129"/>
             <w:tcBorders>
               <w:top w:val="single" w:color="D9D4C5" w:sz="4"/>
               <w:left w:val="single" w:color="D9D4C5" w:sz="4"/>
@@ -7932,7 +8083,7 @@
         </w:tc>
         <w:tc>
           <w:tcPr>
-            <w:tcW w:type="dxa" w:w="2450"/>
+            <w:tcW w:type="dxa" w:w="2372"/>
             <w:tcBorders>
               <w:top w:val="single" w:color="D9D4C5" w:sz="4"/>
               <w:left w:val="single" w:color="D9D4C5" w:sz="4"/>
@@ -7987,7 +8138,7 @@
         </w:trPr>
         <w:tc>
           <w:tcPr>
-            <w:tcW w:type="dxa" w:w="865"/>
+            <w:tcW w:type="dxa" w:w="838"/>
             <w:tcBorders>
               <w:top w:val="single" w:color="D9D4C5" w:sz="4"/>
               <w:left w:val="single" w:color="D9D4C5" w:sz="4"/>
@@ -8020,7 +8171,7 @@
         </w:tc>
         <w:tc>
           <w:tcPr>
-            <w:tcW w:type="dxa" w:w="1837"/>
+            <w:tcW w:type="dxa" w:w="1926"/>
             <w:tcBorders>
               <w:top w:val="single" w:color="D9D4C5" w:sz="4"/>
               <w:left w:val="single" w:color="D9D4C5" w:sz="4"/>
@@ -8053,7 +8204,7 @@
         </w:tc>
         <w:tc>
           <w:tcPr>
-            <w:tcW w:type="dxa" w:w="2287"/>
+            <w:tcW w:type="dxa" w:w="2373"/>
             <w:tcBorders>
               <w:top w:val="single" w:color="D9D4C5" w:sz="4"/>
               <w:left w:val="single" w:color="D9D4C5" w:sz="4"/>
@@ -8097,7 +8248,7 @@
         </w:tc>
         <w:tc>
           <w:tcPr>
-            <w:tcW w:type="dxa" w:w="2199"/>
+            <w:tcW w:type="dxa" w:w="2129"/>
             <w:tcBorders>
               <w:top w:val="single" w:color="D9D4C5" w:sz="4"/>
               <w:left w:val="single" w:color="D9D4C5" w:sz="4"/>
@@ -8130,7 +8281,7 @@
         </w:tc>
         <w:tc>
           <w:tcPr>
-            <w:tcW w:type="dxa" w:w="2450"/>
+            <w:tcW w:type="dxa" w:w="2372"/>
             <w:tcBorders>
               <w:top w:val="single" w:color="D9D4C5" w:sz="4"/>
               <w:left w:val="single" w:color="D9D4C5" w:sz="4"/>
@@ -8186,7 +8337,7 @@
         </w:trPr>
         <w:tc>
           <w:tcPr>
-            <w:tcW w:type="dxa" w:w="865"/>
+            <w:tcW w:type="dxa" w:w="838"/>
             <w:tcBorders>
               <w:top w:val="single" w:color="D9D4C5" w:sz="4"/>
               <w:left w:val="single" w:color="D9D4C5" w:sz="4"/>
@@ -8218,7 +8369,7 @@
         </w:tc>
         <w:tc>
           <w:tcPr>
-            <w:tcW w:type="dxa" w:w="1837"/>
+            <w:tcW w:type="dxa" w:w="1926"/>
             <w:tcBorders>
               <w:top w:val="single" w:color="D9D4C5" w:sz="4"/>
               <w:left w:val="single" w:color="D9D4C5" w:sz="4"/>
@@ -8250,7 +8401,7 @@
         </w:tc>
         <w:tc>
           <w:tcPr>
-            <w:tcW w:type="dxa" w:w="2287"/>
+            <w:tcW w:type="dxa" w:w="2373"/>
             <w:tcBorders>
               <w:top w:val="single" w:color="D9D4C5" w:sz="4"/>
               <w:left w:val="single" w:color="D9D4C5" w:sz="4"/>
@@ -8293,7 +8444,7 @@
         </w:tc>
         <w:tc>
           <w:tcPr>
-            <w:tcW w:type="dxa" w:w="2199"/>
+            <w:tcW w:type="dxa" w:w="2129"/>
             <w:tcBorders>
               <w:top w:val="single" w:color="D9D4C5" w:sz="4"/>
               <w:left w:val="single" w:color="D9D4C5" w:sz="4"/>
@@ -8325,7 +8476,7 @@
         </w:tc>
         <w:tc>
           <w:tcPr>
-            <w:tcW w:type="dxa" w:w="2450"/>
+            <w:tcW w:type="dxa" w:w="2372"/>
             <w:tcBorders>
               <w:top w:val="single" w:color="D9D4C5" w:sz="4"/>
               <w:left w:val="single" w:color="D9D4C5" w:sz="4"/>
@@ -8380,7 +8531,7 @@
         </w:trPr>
         <w:tc>
           <w:tcPr>
-            <w:tcW w:type="dxa" w:w="865"/>
+            <w:tcW w:type="dxa" w:w="838"/>
             <w:tcBorders>
               <w:top w:val="single" w:color="D9D4C5" w:sz="4"/>
               <w:left w:val="single" w:color="D9D4C5" w:sz="4"/>
@@ -8413,7 +8564,7 @@
         </w:tc>
         <w:tc>
           <w:tcPr>
-            <w:tcW w:type="dxa" w:w="1837"/>
+            <w:tcW w:type="dxa" w:w="1926"/>
             <w:tcBorders>
               <w:top w:val="single" w:color="D9D4C5" w:sz="4"/>
               <w:left w:val="single" w:color="D9D4C5" w:sz="4"/>
@@ -8446,7 +8597,7 @@
         </w:tc>
         <w:tc>
           <w:tcPr>
-            <w:tcW w:type="dxa" w:w="2287"/>
+            <w:tcW w:type="dxa" w:w="2373"/>
             <w:tcBorders>
               <w:top w:val="single" w:color="D9D4C5" w:sz="4"/>
               <w:left w:val="single" w:color="D9D4C5" w:sz="4"/>
@@ -8490,7 +8641,7 @@
         </w:tc>
         <w:tc>
           <w:tcPr>
-            <w:tcW w:type="dxa" w:w="2199"/>
+            <w:tcW w:type="dxa" w:w="2129"/>
             <w:tcBorders>
               <w:top w:val="single" w:color="D9D4C5" w:sz="4"/>
               <w:left w:val="single" w:color="D9D4C5" w:sz="4"/>
@@ -8523,7 +8674,7 @@
         </w:tc>
         <w:tc>
           <w:tcPr>
-            <w:tcW w:type="dxa" w:w="2450"/>
+            <w:tcW w:type="dxa" w:w="2372"/>
             <w:tcBorders>
               <w:top w:val="single" w:color="D9D4C5" w:sz="4"/>
               <w:left w:val="single" w:color="D9D4C5" w:sz="4"/>
@@ -8579,7 +8730,7 @@
         </w:trPr>
         <w:tc>
           <w:tcPr>
-            <w:tcW w:type="dxa" w:w="865"/>
+            <w:tcW w:type="dxa" w:w="838"/>
             <w:tcBorders>
               <w:top w:val="single" w:color="D9D4C5" w:sz="4"/>
               <w:left w:val="single" w:color="D9D4C5" w:sz="4"/>
@@ -8611,7 +8762,7 @@
         </w:tc>
         <w:tc>
           <w:tcPr>
-            <w:tcW w:type="dxa" w:w="1837"/>
+            <w:tcW w:type="dxa" w:w="1926"/>
             <w:tcBorders>
               <w:top w:val="single" w:color="D9D4C5" w:sz="4"/>
               <w:left w:val="single" w:color="D9D4C5" w:sz="4"/>
@@ -8643,7 +8794,7 @@
         </w:tc>
         <w:tc>
           <w:tcPr>
-            <w:tcW w:type="dxa" w:w="2287"/>
+            <w:tcW w:type="dxa" w:w="2373"/>
             <w:tcBorders>
               <w:top w:val="single" w:color="D9D4C5" w:sz="4"/>
               <w:left w:val="single" w:color="D9D4C5" w:sz="4"/>
@@ -8686,7 +8837,7 @@
         </w:tc>
         <w:tc>
           <w:tcPr>
-            <w:tcW w:type="dxa" w:w="2199"/>
+            <w:tcW w:type="dxa" w:w="2129"/>
             <w:tcBorders>
               <w:top w:val="single" w:color="D9D4C5" w:sz="4"/>
               <w:left w:val="single" w:color="D9D4C5" w:sz="4"/>
@@ -8718,7 +8869,7 @@
         </w:tc>
         <w:tc>
           <w:tcPr>
-            <w:tcW w:type="dxa" w:w="2450"/>
+            <w:tcW w:type="dxa" w:w="2372"/>
             <w:tcBorders>
               <w:top w:val="single" w:color="D9D4C5" w:sz="4"/>
               <w:left w:val="single" w:color="D9D4C5" w:sz="4"/>
@@ -8773,7 +8924,7 @@
         </w:trPr>
         <w:tc>
           <w:tcPr>
-            <w:tcW w:type="dxa" w:w="865"/>
+            <w:tcW w:type="dxa" w:w="838"/>
             <w:tcBorders>
               <w:top w:val="single" w:color="D9D4C5" w:sz="4"/>
               <w:left w:val="single" w:color="D9D4C5" w:sz="4"/>
@@ -8806,7 +8957,7 @@
         </w:tc>
         <w:tc>
           <w:tcPr>
-            <w:tcW w:type="dxa" w:w="1837"/>
+            <w:tcW w:type="dxa" w:w="1926"/>
             <w:tcBorders>
               <w:top w:val="single" w:color="D9D4C5" w:sz="4"/>
               <w:left w:val="single" w:color="D9D4C5" w:sz="4"/>
@@ -8839,7 +8990,7 @@
         </w:tc>
         <w:tc>
           <w:tcPr>
-            <w:tcW w:type="dxa" w:w="2287"/>
+            <w:tcW w:type="dxa" w:w="2373"/>
             <w:tcBorders>
               <w:top w:val="single" w:color="D9D4C5" w:sz="4"/>
               <w:left w:val="single" w:color="D9D4C5" w:sz="4"/>
@@ -8883,7 +9034,7 @@
         </w:tc>
         <w:tc>
           <w:tcPr>
-            <w:tcW w:type="dxa" w:w="2199"/>
+            <w:tcW w:type="dxa" w:w="2129"/>
             <w:tcBorders>
               <w:top w:val="single" w:color="D9D4C5" w:sz="4"/>
               <w:left w:val="single" w:color="D9D4C5" w:sz="4"/>
@@ -8916,7 +9067,7 @@
         </w:tc>
         <w:tc>
           <w:tcPr>
-            <w:tcW w:type="dxa" w:w="2450"/>
+            <w:tcW w:type="dxa" w:w="2372"/>
             <w:tcBorders>
               <w:top w:val="single" w:color="D9D4C5" w:sz="4"/>
               <w:left w:val="single" w:color="D9D4C5" w:sz="4"/>
@@ -8972,7 +9123,7 @@
         </w:trPr>
         <w:tc>
           <w:tcPr>
-            <w:tcW w:type="dxa" w:w="865"/>
+            <w:tcW w:type="dxa" w:w="838"/>
             <w:tcBorders>
               <w:top w:val="single" w:color="D9D4C5" w:sz="4"/>
               <w:left w:val="single" w:color="D9D4C5" w:sz="4"/>
@@ -9004,7 +9155,7 @@
         </w:tc>
         <w:tc>
           <w:tcPr>
-            <w:tcW w:type="dxa" w:w="1837"/>
+            <w:tcW w:type="dxa" w:w="1926"/>
             <w:tcBorders>
               <w:top w:val="single" w:color="D9D4C5" w:sz="4"/>
               <w:left w:val="single" w:color="D9D4C5" w:sz="4"/>
@@ -9036,7 +9187,7 @@
         </w:tc>
         <w:tc>
           <w:tcPr>
-            <w:tcW w:type="dxa" w:w="2287"/>
+            <w:tcW w:type="dxa" w:w="2373"/>
             <w:tcBorders>
               <w:top w:val="single" w:color="D9D4C5" w:sz="4"/>
               <w:left w:val="single" w:color="D9D4C5" w:sz="4"/>
@@ -9079,7 +9230,7 @@
         </w:tc>
         <w:tc>
           <w:tcPr>
-            <w:tcW w:type="dxa" w:w="2199"/>
+            <w:tcW w:type="dxa" w:w="2129"/>
             <w:tcBorders>
               <w:top w:val="single" w:color="D9D4C5" w:sz="4"/>
               <w:left w:val="single" w:color="D9D4C5" w:sz="4"/>
@@ -9111,7 +9262,7 @@
         </w:tc>
         <w:tc>
           <w:tcPr>
-            <w:tcW w:type="dxa" w:w="2450"/>
+            <w:tcW w:type="dxa" w:w="2372"/>
             <w:tcBorders>
               <w:top w:val="single" w:color="D9D4C5" w:sz="4"/>
               <w:left w:val="single" w:color="D9D4C5" w:sz="4"/>
@@ -9166,7 +9317,7 @@
         </w:trPr>
         <w:tc>
           <w:tcPr>
-            <w:tcW w:type="dxa" w:w="865"/>
+            <w:tcW w:type="dxa" w:w="838"/>
             <w:tcBorders>
               <w:top w:val="single" w:color="D9D4C5" w:sz="4"/>
               <w:left w:val="single" w:color="D9D4C5" w:sz="4"/>
@@ -9199,7 +9350,7 @@
         </w:tc>
         <w:tc>
           <w:tcPr>
-            <w:tcW w:type="dxa" w:w="1837"/>
+            <w:tcW w:type="dxa" w:w="1926"/>
             <w:tcBorders>
               <w:top w:val="single" w:color="D9D4C5" w:sz="4"/>
               <w:left w:val="single" w:color="D9D4C5" w:sz="4"/>
@@ -9232,7 +9383,7 @@
         </w:tc>
         <w:tc>
           <w:tcPr>
-            <w:tcW w:type="dxa" w:w="2287"/>
+            <w:tcW w:type="dxa" w:w="2373"/>
             <w:tcBorders>
               <w:top w:val="single" w:color="D9D4C5" w:sz="4"/>
               <w:left w:val="single" w:color="D9D4C5" w:sz="4"/>
@@ -9312,7 +9463,7 @@
         </w:tc>
         <w:tc>
           <w:tcPr>
-            <w:tcW w:type="dxa" w:w="2199"/>
+            <w:tcW w:type="dxa" w:w="2129"/>
             <w:tcBorders>
               <w:top w:val="single" w:color="D9D4C5" w:sz="4"/>
               <w:left w:val="single" w:color="D9D4C5" w:sz="4"/>
@@ -9345,7 +9496,7 @@
         </w:tc>
         <w:tc>
           <w:tcPr>
-            <w:tcW w:type="dxa" w:w="2450"/>
+            <w:tcW w:type="dxa" w:w="2372"/>
             <w:tcBorders>
               <w:top w:val="single" w:color="D9D4C5" w:sz="4"/>
               <w:left w:val="single" w:color="D9D4C5" w:sz="4"/>
@@ -9401,7 +9552,7 @@
         </w:trPr>
         <w:tc>
           <w:tcPr>
-            <w:tcW w:type="dxa" w:w="865"/>
+            <w:tcW w:type="dxa" w:w="838"/>
             <w:tcBorders>
               <w:top w:val="single" w:color="D9D4C5" w:sz="4"/>
               <w:left w:val="single" w:color="D9D4C5" w:sz="4"/>
@@ -9433,7 +9584,7 @@
         </w:tc>
         <w:tc>
           <w:tcPr>
-            <w:tcW w:type="dxa" w:w="1837"/>
+            <w:tcW w:type="dxa" w:w="1926"/>
             <w:tcBorders>
               <w:top w:val="single" w:color="D9D4C5" w:sz="4"/>
               <w:left w:val="single" w:color="D9D4C5" w:sz="4"/>
@@ -9465,7 +9616,7 @@
         </w:tc>
         <w:tc>
           <w:tcPr>
-            <w:tcW w:type="dxa" w:w="2287"/>
+            <w:tcW w:type="dxa" w:w="2373"/>
             <w:tcBorders>
               <w:top w:val="single" w:color="D9D4C5" w:sz="4"/>
               <w:left w:val="single" w:color="D9D4C5" w:sz="4"/>
@@ -9508,7 +9659,7 @@
         </w:tc>
         <w:tc>
           <w:tcPr>
-            <w:tcW w:type="dxa" w:w="2199"/>
+            <w:tcW w:type="dxa" w:w="2129"/>
             <w:tcBorders>
               <w:top w:val="single" w:color="D9D4C5" w:sz="4"/>
               <w:left w:val="single" w:color="D9D4C5" w:sz="4"/>
@@ -9540,7 +9691,7 @@
         </w:tc>
         <w:tc>
           <w:tcPr>
-            <w:tcW w:type="dxa" w:w="2450"/>
+            <w:tcW w:type="dxa" w:w="2372"/>
             <w:tcBorders>
               <w:top w:val="single" w:color="D9D4C5" w:sz="4"/>
               <w:left w:val="single" w:color="D9D4C5" w:sz="4"/>
@@ -9577,7 +9728,7 @@
         </w:trPr>
         <w:tc>
           <w:tcPr>
-            <w:tcW w:type="dxa" w:w="865"/>
+            <w:tcW w:type="dxa" w:w="838"/>
             <w:tcBorders>
               <w:top w:val="single" w:color="D9D4C5" w:sz="4"/>
               <w:left w:val="single" w:color="D9D4C5" w:sz="4"/>
@@ -9610,7 +9761,7 @@
         </w:tc>
         <w:tc>
           <w:tcPr>
-            <w:tcW w:type="dxa" w:w="1837"/>
+            <w:tcW w:type="dxa" w:w="1926"/>
             <w:tcBorders>
               <w:top w:val="single" w:color="D9D4C5" w:sz="4"/>
               <w:left w:val="single" w:color="D9D4C5" w:sz="4"/>
@@ -9643,7 +9794,7 @@
         </w:tc>
         <w:tc>
           <w:tcPr>
-            <w:tcW w:type="dxa" w:w="2287"/>
+            <w:tcW w:type="dxa" w:w="2373"/>
             <w:tcBorders>
               <w:top w:val="single" w:color="D9D4C5" w:sz="4"/>
               <w:left w:val="single" w:color="D9D4C5" w:sz="4"/>
@@ -9687,7 +9838,7 @@
         </w:tc>
         <w:tc>
           <w:tcPr>
-            <w:tcW w:type="dxa" w:w="2199"/>
+            <w:tcW w:type="dxa" w:w="2129"/>
             <w:tcBorders>
               <w:top w:val="single" w:color="D9D4C5" w:sz="4"/>
               <w:left w:val="single" w:color="D9D4C5" w:sz="4"/>
@@ -9720,7 +9871,7 @@
         </w:tc>
         <w:tc>
           <w:tcPr>
-            <w:tcW w:type="dxa" w:w="2450"/>
+            <w:tcW w:type="dxa" w:w="2372"/>
             <w:tcBorders>
               <w:top w:val="single" w:color="D9D4C5" w:sz="4"/>
               <w:left w:val="single" w:color="D9D4C5" w:sz="4"/>
@@ -9758,7 +9909,7 @@
         </w:trPr>
         <w:tc>
           <w:tcPr>
-            <w:tcW w:type="dxa" w:w="865"/>
+            <w:tcW w:type="dxa" w:w="838"/>
             <w:tcBorders>
               <w:top w:val="single" w:color="D9D4C5" w:sz="4"/>
               <w:left w:val="single" w:color="D9D4C5" w:sz="4"/>
@@ -9790,7 +9941,7 @@
         </w:tc>
         <w:tc>
           <w:tcPr>
-            <w:tcW w:type="dxa" w:w="1837"/>
+            <w:tcW w:type="dxa" w:w="1926"/>
             <w:tcBorders>
               <w:top w:val="single" w:color="D9D4C5" w:sz="4"/>
               <w:left w:val="single" w:color="D9D4C5" w:sz="4"/>
@@ -9822,7 +9973,7 @@
         </w:tc>
         <w:tc>
           <w:tcPr>
-            <w:tcW w:type="dxa" w:w="2287"/>
+            <w:tcW w:type="dxa" w:w="2373"/>
             <w:tcBorders>
               <w:top w:val="single" w:color="D9D4C5" w:sz="4"/>
               <w:left w:val="single" w:color="D9D4C5" w:sz="4"/>
@@ -9865,7 +10016,7 @@
         </w:tc>
         <w:tc>
           <w:tcPr>
-            <w:tcW w:type="dxa" w:w="2199"/>
+            <w:tcW w:type="dxa" w:w="2129"/>
             <w:tcBorders>
               <w:top w:val="single" w:color="D9D4C5" w:sz="4"/>
               <w:left w:val="single" w:color="D9D4C5" w:sz="4"/>
@@ -9897,7 +10048,7 @@
         </w:tc>
         <w:tc>
           <w:tcPr>
-            <w:tcW w:type="dxa" w:w="2450"/>
+            <w:tcW w:type="dxa" w:w="2372"/>
             <w:tcBorders>
               <w:top w:val="single" w:color="D9D4C5" w:sz="4"/>
               <w:left w:val="single" w:color="D9D4C5" w:sz="4"/>
@@ -9952,7 +10103,7 @@
         </w:trPr>
         <w:tc>
           <w:tcPr>
-            <w:tcW w:type="dxa" w:w="865"/>
+            <w:tcW w:type="dxa" w:w="838"/>
             <w:tcBorders>
               <w:top w:val="single" w:color="D9D4C5" w:sz="4"/>
               <w:left w:val="single" w:color="D9D4C5" w:sz="4"/>
@@ -9985,7 +10136,7 @@
         </w:tc>
         <w:tc>
           <w:tcPr>
-            <w:tcW w:type="dxa" w:w="1837"/>
+            <w:tcW w:type="dxa" w:w="1926"/>
             <w:tcBorders>
               <w:top w:val="single" w:color="D9D4C5" w:sz="4"/>
               <w:left w:val="single" w:color="D9D4C5" w:sz="4"/>
@@ -10018,7 +10169,7 @@
         </w:tc>
         <w:tc>
           <w:tcPr>
-            <w:tcW w:type="dxa" w:w="2287"/>
+            <w:tcW w:type="dxa" w:w="2373"/>
             <w:tcBorders>
               <w:top w:val="single" w:color="D9D4C5" w:sz="4"/>
               <w:left w:val="single" w:color="D9D4C5" w:sz="4"/>
@@ -10062,7 +10213,7 @@
         </w:tc>
         <w:tc>
           <w:tcPr>
-            <w:tcW w:type="dxa" w:w="2199"/>
+            <w:tcW w:type="dxa" w:w="2129"/>
             <w:tcBorders>
               <w:top w:val="single" w:color="D9D4C5" w:sz="4"/>
               <w:left w:val="single" w:color="D9D4C5" w:sz="4"/>
@@ -10095,7 +10246,7 @@
         </w:tc>
         <w:tc>
           <w:tcPr>
-            <w:tcW w:type="dxa" w:w="2450"/>
+            <w:tcW w:type="dxa" w:w="2372"/>
             <w:tcBorders>
               <w:top w:val="single" w:color="D9D4C5" w:sz="4"/>
               <w:left w:val="single" w:color="D9D4C5" w:sz="4"/>
@@ -10151,7 +10302,7 @@
         </w:trPr>
         <w:tc>
           <w:tcPr>
-            <w:tcW w:type="dxa" w:w="865"/>
+            <w:tcW w:type="dxa" w:w="838"/>
             <w:tcBorders>
               <w:top w:val="single" w:color="D9D4C5" w:sz="4"/>
               <w:left w:val="single" w:color="D9D4C5" w:sz="4"/>
@@ -10183,7 +10334,7 @@
         </w:tc>
         <w:tc>
           <w:tcPr>
-            <w:tcW w:type="dxa" w:w="1837"/>
+            <w:tcW w:type="dxa" w:w="1926"/>
             <w:tcBorders>
               <w:top w:val="single" w:color="D9D4C5" w:sz="4"/>
               <w:left w:val="single" w:color="D9D4C5" w:sz="4"/>
@@ -10215,7 +10366,7 @@
         </w:tc>
         <w:tc>
           <w:tcPr>
-            <w:tcW w:type="dxa" w:w="2287"/>
+            <w:tcW w:type="dxa" w:w="2373"/>
             <w:tcBorders>
               <w:top w:val="single" w:color="D9D4C5" w:sz="4"/>
               <w:left w:val="single" w:color="D9D4C5" w:sz="4"/>
@@ -10258,7 +10409,7 @@
         </w:tc>
         <w:tc>
           <w:tcPr>
-            <w:tcW w:type="dxa" w:w="2199"/>
+            <w:tcW w:type="dxa" w:w="2129"/>
             <w:tcBorders>
               <w:top w:val="single" w:color="D9D4C5" w:sz="4"/>
               <w:left w:val="single" w:color="D9D4C5" w:sz="4"/>
@@ -10290,7 +10441,7 @@
         </w:tc>
         <w:tc>
           <w:tcPr>
-            <w:tcW w:type="dxa" w:w="2450"/>
+            <w:tcW w:type="dxa" w:w="2372"/>
             <w:tcBorders>
               <w:top w:val="single" w:color="D9D4C5" w:sz="4"/>
               <w:left w:val="single" w:color="D9D4C5" w:sz="4"/>
@@ -10345,7 +10496,7 @@
         </w:trPr>
         <w:tc>
           <w:tcPr>
-            <w:tcW w:type="dxa" w:w="865"/>
+            <w:tcW w:type="dxa" w:w="838"/>
             <w:tcBorders>
               <w:top w:val="single" w:color="D9D4C5" w:sz="4"/>
               <w:left w:val="single" w:color="D9D4C5" w:sz="4"/>
@@ -10378,7 +10529,7 @@
         </w:tc>
         <w:tc>
           <w:tcPr>
-            <w:tcW w:type="dxa" w:w="1837"/>
+            <w:tcW w:type="dxa" w:w="1926"/>
             <w:tcBorders>
               <w:top w:val="single" w:color="D9D4C5" w:sz="4"/>
               <w:left w:val="single" w:color="D9D4C5" w:sz="4"/>
@@ -10411,7 +10562,7 @@
         </w:tc>
         <w:tc>
           <w:tcPr>
-            <w:tcW w:type="dxa" w:w="2287"/>
+            <w:tcW w:type="dxa" w:w="2373"/>
             <w:tcBorders>
               <w:top w:val="single" w:color="D9D4C5" w:sz="4"/>
               <w:left w:val="single" w:color="D9D4C5" w:sz="4"/>
@@ -10455,7 +10606,7 @@
         </w:tc>
         <w:tc>
           <w:tcPr>
-            <w:tcW w:type="dxa" w:w="2199"/>
+            <w:tcW w:type="dxa" w:w="2129"/>
             <w:tcBorders>
               <w:top w:val="single" w:color="D9D4C5" w:sz="4"/>
               <w:left w:val="single" w:color="D9D4C5" w:sz="4"/>
@@ -10488,7 +10639,7 @@
         </w:tc>
         <w:tc>
           <w:tcPr>
-            <w:tcW w:type="dxa" w:w="2450"/>
+            <w:tcW w:type="dxa" w:w="2372"/>
             <w:tcBorders>
               <w:top w:val="single" w:color="D9D4C5" w:sz="4"/>
               <w:left w:val="single" w:color="D9D4C5" w:sz="4"/>
@@ -10544,7 +10695,7 @@
         </w:trPr>
         <w:tc>
           <w:tcPr>
-            <w:tcW w:type="dxa" w:w="865"/>
+            <w:tcW w:type="dxa" w:w="838"/>
             <w:tcBorders>
               <w:top w:val="single" w:color="D9D4C5" w:sz="4"/>
               <w:left w:val="single" w:color="D9D4C5" w:sz="4"/>
@@ -10576,7 +10727,7 @@
         </w:tc>
         <w:tc>
           <w:tcPr>
-            <w:tcW w:type="dxa" w:w="1837"/>
+            <w:tcW w:type="dxa" w:w="1926"/>
             <w:tcBorders>
               <w:top w:val="single" w:color="D9D4C5" w:sz="4"/>
               <w:left w:val="single" w:color="D9D4C5" w:sz="4"/>
@@ -10608,7 +10759,7 @@
         </w:tc>
         <w:tc>
           <w:tcPr>
-            <w:tcW w:type="dxa" w:w="2287"/>
+            <w:tcW w:type="dxa" w:w="2373"/>
             <w:tcBorders>
               <w:top w:val="single" w:color="D9D4C5" w:sz="4"/>
               <w:left w:val="single" w:color="D9D4C5" w:sz="4"/>
@@ -10651,7 +10802,7 @@
         </w:tc>
         <w:tc>
           <w:tcPr>
-            <w:tcW w:type="dxa" w:w="2199"/>
+            <w:tcW w:type="dxa" w:w="2129"/>
             <w:tcBorders>
               <w:top w:val="single" w:color="D9D4C5" w:sz="4"/>
               <w:left w:val="single" w:color="D9D4C5" w:sz="4"/>
@@ -10683,7 +10834,7 @@
         </w:tc>
         <w:tc>
           <w:tcPr>
-            <w:tcW w:type="dxa" w:w="2450"/>
+            <w:tcW w:type="dxa" w:w="2372"/>
             <w:tcBorders>
               <w:top w:val="single" w:color="D9D4C5" w:sz="4"/>
               <w:left w:val="single" w:color="D9D4C5" w:sz="4"/>
@@ -10810,7 +10961,7 @@
         </w:trPr>
         <w:tc>
           <w:tcPr>
-            <w:tcW w:type="dxa" w:w="865"/>
+            <w:tcW w:type="dxa" w:w="838"/>
             <w:tcBorders>
               <w:top w:val="single" w:color="D9D4C5" w:sz="4"/>
               <w:left w:val="single" w:color="D9D4C5" w:sz="4"/>
@@ -10843,7 +10994,7 @@
         </w:tc>
         <w:tc>
           <w:tcPr>
-            <w:tcW w:type="dxa" w:w="1837"/>
+            <w:tcW w:type="dxa" w:w="1926"/>
             <w:tcBorders>
               <w:top w:val="single" w:color="D9D4C5" w:sz="4"/>
               <w:left w:val="single" w:color="D9D4C5" w:sz="4"/>
@@ -10876,7 +11027,7 @@
         </w:tc>
         <w:tc>
           <w:tcPr>
-            <w:tcW w:type="dxa" w:w="2287"/>
+            <w:tcW w:type="dxa" w:w="2373"/>
             <w:tcBorders>
               <w:top w:val="single" w:color="D9D4C5" w:sz="4"/>
               <w:left w:val="single" w:color="D9D4C5" w:sz="4"/>
@@ -10920,7 +11071,7 @@
         </w:tc>
         <w:tc>
           <w:tcPr>
-            <w:tcW w:type="dxa" w:w="2199"/>
+            <w:tcW w:type="dxa" w:w="2129"/>
             <w:tcBorders>
               <w:top w:val="single" w:color="D9D4C5" w:sz="4"/>
               <w:left w:val="single" w:color="D9D4C5" w:sz="4"/>
@@ -10953,7 +11104,7 @@
         </w:tc>
         <w:tc>
           <w:tcPr>
-            <w:tcW w:type="dxa" w:w="2450"/>
+            <w:tcW w:type="dxa" w:w="2372"/>
             <w:tcBorders>
               <w:top w:val="single" w:color="D9D4C5" w:sz="4"/>
               <w:left w:val="single" w:color="D9D4C5" w:sz="4"/>
@@ -11045,7 +11196,7 @@
         </w:trPr>
         <w:tc>
           <w:tcPr>
-            <w:tcW w:type="dxa" w:w="865"/>
+            <w:tcW w:type="dxa" w:w="838"/>
             <w:tcBorders>
               <w:top w:val="single" w:color="D9D4C5" w:sz="4"/>
               <w:left w:val="single" w:color="D9D4C5" w:sz="4"/>
@@ -11077,7 +11228,7 @@
         </w:tc>
         <w:tc>
           <w:tcPr>
-            <w:tcW w:type="dxa" w:w="1837"/>
+            <w:tcW w:type="dxa" w:w="1926"/>
             <w:tcBorders>
               <w:top w:val="single" w:color="D9D4C5" w:sz="4"/>
               <w:left w:val="single" w:color="D9D4C5" w:sz="4"/>
@@ -11109,7 +11260,7 @@
         </w:tc>
         <w:tc>
           <w:tcPr>
-            <w:tcW w:type="dxa" w:w="2287"/>
+            <w:tcW w:type="dxa" w:w="2373"/>
             <w:tcBorders>
               <w:top w:val="single" w:color="D9D4C5" w:sz="4"/>
               <w:left w:val="single" w:color="D9D4C5" w:sz="4"/>
@@ -11152,7 +11303,7 @@
         </w:tc>
         <w:tc>
           <w:tcPr>
-            <w:tcW w:type="dxa" w:w="2199"/>
+            <w:tcW w:type="dxa" w:w="2129"/>
             <w:tcBorders>
               <w:top w:val="single" w:color="D9D4C5" w:sz="4"/>
               <w:left w:val="single" w:color="D9D4C5" w:sz="4"/>
@@ -11184,7 +11335,7 @@
         </w:tc>
         <w:tc>
           <w:tcPr>
-            <w:tcW w:type="dxa" w:w="2450"/>
+            <w:tcW w:type="dxa" w:w="2372"/>
             <w:tcBorders>
               <w:top w:val="single" w:color="D9D4C5" w:sz="4"/>
               <w:left w:val="single" w:color="D9D4C5" w:sz="4"/>
@@ -11239,7 +11390,7 @@
         </w:trPr>
         <w:tc>
           <w:tcPr>
-            <w:tcW w:type="dxa" w:w="865"/>
+            <w:tcW w:type="dxa" w:w="838"/>
             <w:tcBorders>
               <w:top w:val="single" w:color="D9D4C5" w:sz="4"/>
               <w:left w:val="single" w:color="D9D4C5" w:sz="4"/>
@@ -11272,7 +11423,7 @@
         </w:tc>
         <w:tc>
           <w:tcPr>
-            <w:tcW w:type="dxa" w:w="1837"/>
+            <w:tcW w:type="dxa" w:w="1926"/>
             <w:tcBorders>
               <w:top w:val="single" w:color="D9D4C5" w:sz="4"/>
               <w:left w:val="single" w:color="D9D4C5" w:sz="4"/>
@@ -11305,7 +11456,7 @@
         </w:tc>
         <w:tc>
           <w:tcPr>
-            <w:tcW w:type="dxa" w:w="2287"/>
+            <w:tcW w:type="dxa" w:w="2373"/>
             <w:tcBorders>
               <w:top w:val="single" w:color="D9D4C5" w:sz="4"/>
               <w:left w:val="single" w:color="D9D4C5" w:sz="4"/>
@@ -11349,7 +11500,7 @@
         </w:tc>
         <w:tc>
           <w:tcPr>
-            <w:tcW w:type="dxa" w:w="2199"/>
+            <w:tcW w:type="dxa" w:w="2129"/>
             <w:tcBorders>
               <w:top w:val="single" w:color="D9D4C5" w:sz="4"/>
               <w:left w:val="single" w:color="D9D4C5" w:sz="4"/>
@@ -11382,7 +11533,7 @@
         </w:tc>
         <w:tc>
           <w:tcPr>
-            <w:tcW w:type="dxa" w:w="2450"/>
+            <w:tcW w:type="dxa" w:w="2372"/>
             <w:tcBorders>
               <w:top w:val="single" w:color="D9D4C5" w:sz="4"/>
               <w:left w:val="single" w:color="D9D4C5" w:sz="4"/>
@@ -11438,7 +11589,7 @@
         </w:trPr>
         <w:tc>
           <w:tcPr>
-            <w:tcW w:type="dxa" w:w="865"/>
+            <w:tcW w:type="dxa" w:w="838"/>
             <w:tcBorders>
               <w:top w:val="single" w:color="D9D4C5" w:sz="4"/>
               <w:left w:val="single" w:color="D9D4C5" w:sz="4"/>
@@ -11470,7 +11621,7 @@
         </w:tc>
         <w:tc>
           <w:tcPr>
-            <w:tcW w:type="dxa" w:w="1837"/>
+            <w:tcW w:type="dxa" w:w="1926"/>
             <w:tcBorders>
               <w:top w:val="single" w:color="D9D4C5" w:sz="4"/>
               <w:left w:val="single" w:color="D9D4C5" w:sz="4"/>
@@ -11502,7 +11653,7 @@
         </w:tc>
         <w:tc>
           <w:tcPr>
-            <w:tcW w:type="dxa" w:w="2287"/>
+            <w:tcW w:type="dxa" w:w="2373"/>
             <w:tcBorders>
               <w:top w:val="single" w:color="D9D4C5" w:sz="4"/>
               <w:left w:val="single" w:color="D9D4C5" w:sz="4"/>
@@ -11545,7 +11696,7 @@
         </w:tc>
         <w:tc>
           <w:tcPr>
-            <w:tcW w:type="dxa" w:w="2199"/>
+            <w:tcW w:type="dxa" w:w="2129"/>
             <w:tcBorders>
               <w:top w:val="single" w:color="D9D4C5" w:sz="4"/>
               <w:left w:val="single" w:color="D9D4C5" w:sz="4"/>
@@ -11577,7 +11728,7 @@
         </w:tc>
         <w:tc>
           <w:tcPr>
-            <w:tcW w:type="dxa" w:w="2450"/>
+            <w:tcW w:type="dxa" w:w="2372"/>
             <w:tcBorders>
               <w:top w:val="single" w:color="D9D4C5" w:sz="4"/>
               <w:left w:val="single" w:color="D9D4C5" w:sz="4"/>
@@ -11632,7 +11783,7 @@
         </w:trPr>
         <w:tc>
           <w:tcPr>
-            <w:tcW w:type="dxa" w:w="865"/>
+            <w:tcW w:type="dxa" w:w="838"/>
             <w:tcBorders>
               <w:top w:val="single" w:color="D9D4C5" w:sz="4"/>
               <w:left w:val="single" w:color="D9D4C5" w:sz="4"/>
@@ -11665,7 +11816,7 @@
         </w:tc>
         <w:tc>
           <w:tcPr>
-            <w:tcW w:type="dxa" w:w="1837"/>
+            <w:tcW w:type="dxa" w:w="1926"/>
             <w:tcBorders>
               <w:top w:val="single" w:color="D9D4C5" w:sz="4"/>
               <w:left w:val="single" w:color="D9D4C5" w:sz="4"/>
@@ -11698,7 +11849,7 @@
         </w:tc>
         <w:tc>
           <w:tcPr>
-            <w:tcW w:type="dxa" w:w="2287"/>
+            <w:tcW w:type="dxa" w:w="2373"/>
             <w:tcBorders>
               <w:top w:val="single" w:color="D9D4C5" w:sz="4"/>
               <w:left w:val="single" w:color="D9D4C5" w:sz="4"/>
@@ -11742,7 +11893,7 @@
         </w:tc>
         <w:tc>
           <w:tcPr>
-            <w:tcW w:type="dxa" w:w="2199"/>
+            <w:tcW w:type="dxa" w:w="2129"/>
             <w:tcBorders>
               <w:top w:val="single" w:color="D9D4C5" w:sz="4"/>
               <w:left w:val="single" w:color="D9D4C5" w:sz="4"/>
@@ -11775,7 +11926,7 @@
         </w:tc>
         <w:tc>
           <w:tcPr>
-            <w:tcW w:type="dxa" w:w="2450"/>
+            <w:tcW w:type="dxa" w:w="2372"/>
             <w:tcBorders>
               <w:top w:val="single" w:color="D9D4C5" w:sz="4"/>
               <w:left w:val="single" w:color="D9D4C5" w:sz="4"/>
@@ -11831,7 +11982,7 @@
         </w:trPr>
         <w:tc>
           <w:tcPr>
-            <w:tcW w:type="dxa" w:w="865"/>
+            <w:tcW w:type="dxa" w:w="838"/>
             <w:tcBorders>
               <w:top w:val="single" w:color="D9D4C5" w:sz="4"/>
               <w:left w:val="single" w:color="D9D4C5" w:sz="4"/>
@@ -11863,7 +12014,7 @@
         </w:tc>
         <w:tc>
           <w:tcPr>
-            <w:tcW w:type="dxa" w:w="1837"/>
+            <w:tcW w:type="dxa" w:w="1926"/>
             <w:tcBorders>
               <w:top w:val="single" w:color="D9D4C5" w:sz="4"/>
               <w:left w:val="single" w:color="D9D4C5" w:sz="4"/>
@@ -11895,7 +12046,7 @@
         </w:tc>
         <w:tc>
           <w:tcPr>
-            <w:tcW w:type="dxa" w:w="2287"/>
+            <w:tcW w:type="dxa" w:w="2373"/>
             <w:tcBorders>
               <w:top w:val="single" w:color="D9D4C5" w:sz="4"/>
               <w:left w:val="single" w:color="D9D4C5" w:sz="4"/>
@@ -11938,7 +12089,7 @@
         </w:tc>
         <w:tc>
           <w:tcPr>
-            <w:tcW w:type="dxa" w:w="2199"/>
+            <w:tcW w:type="dxa" w:w="2129"/>
             <w:tcBorders>
               <w:top w:val="single" w:color="D9D4C5" w:sz="4"/>
               <w:left w:val="single" w:color="D9D4C5" w:sz="4"/>
@@ -11970,7 +12121,7 @@
         </w:tc>
         <w:tc>
           <w:tcPr>
-            <w:tcW w:type="dxa" w:w="2450"/>
+            <w:tcW w:type="dxa" w:w="2372"/>
             <w:tcBorders>
               <w:top w:val="single" w:color="D9D4C5" w:sz="4"/>
               <w:left w:val="single" w:color="D9D4C5" w:sz="4"/>
@@ -12025,7 +12176,7 @@
         </w:trPr>
         <w:tc>
           <w:tcPr>
-            <w:tcW w:type="dxa" w:w="865"/>
+            <w:tcW w:type="dxa" w:w="838"/>
             <w:tcBorders>
               <w:top w:val="single" w:color="D9D4C5" w:sz="4"/>
               <w:left w:val="single" w:color="D9D4C5" w:sz="4"/>
@@ -12058,7 +12209,7 @@
         </w:tc>
         <w:tc>
           <w:tcPr>
-            <w:tcW w:type="dxa" w:w="1837"/>
+            <w:tcW w:type="dxa" w:w="1926"/>
             <w:tcBorders>
               <w:top w:val="single" w:color="D9D4C5" w:sz="4"/>
               <w:left w:val="single" w:color="D9D4C5" w:sz="4"/>
@@ -12091,7 +12242,7 @@
         </w:tc>
         <w:tc>
           <w:tcPr>
-            <w:tcW w:type="dxa" w:w="2287"/>
+            <w:tcW w:type="dxa" w:w="2373"/>
             <w:tcBorders>
               <w:top w:val="single" w:color="D9D4C5" w:sz="4"/>
               <w:left w:val="single" w:color="D9D4C5" w:sz="4"/>
@@ -12135,7 +12286,7 @@
         </w:tc>
         <w:tc>
           <w:tcPr>
-            <w:tcW w:type="dxa" w:w="2199"/>
+            <w:tcW w:type="dxa" w:w="2129"/>
             <w:tcBorders>
               <w:top w:val="single" w:color="D9D4C5" w:sz="4"/>
               <w:left w:val="single" w:color="D9D4C5" w:sz="4"/>
@@ -12168,7 +12319,7 @@
         </w:tc>
         <w:tc>
           <w:tcPr>
-            <w:tcW w:type="dxa" w:w="2450"/>
+            <w:tcW w:type="dxa" w:w="2372"/>
             <w:tcBorders>
               <w:top w:val="single" w:color="D9D4C5" w:sz="4"/>
               <w:left w:val="single" w:color="D9D4C5" w:sz="4"/>
@@ -12224,7 +12375,7 @@
         </w:trPr>
         <w:tc>
           <w:tcPr>
-            <w:tcW w:type="dxa" w:w="865"/>
+            <w:tcW w:type="dxa" w:w="838"/>
             <w:tcBorders>
               <w:top w:val="single" w:color="D9D4C5" w:sz="4"/>
               <w:left w:val="single" w:color="D9D4C5" w:sz="4"/>
@@ -12256,7 +12407,7 @@
         </w:tc>
         <w:tc>
           <w:tcPr>
-            <w:tcW w:type="dxa" w:w="1837"/>
+            <w:tcW w:type="dxa" w:w="1926"/>
             <w:tcBorders>
               <w:top w:val="single" w:color="D9D4C5" w:sz="4"/>
               <w:left w:val="single" w:color="D9D4C5" w:sz="4"/>
@@ -12288,7 +12439,7 @@
         </w:tc>
         <w:tc>
           <w:tcPr>
-            <w:tcW w:type="dxa" w:w="2287"/>
+            <w:tcW w:type="dxa" w:w="2373"/>
             <w:tcBorders>
               <w:top w:val="single" w:color="D9D4C5" w:sz="4"/>
               <w:left w:val="single" w:color="D9D4C5" w:sz="4"/>
@@ -12331,7 +12482,7 @@
         </w:tc>
         <w:tc>
           <w:tcPr>
-            <w:tcW w:type="dxa" w:w="2199"/>
+            <w:tcW w:type="dxa" w:w="2129"/>
             <w:tcBorders>
               <w:top w:val="single" w:color="D9D4C5" w:sz="4"/>
               <w:left w:val="single" w:color="D9D4C5" w:sz="4"/>
@@ -12363,7 +12514,7 @@
         </w:tc>
         <w:tc>
           <w:tcPr>
-            <w:tcW w:type="dxa" w:w="2450"/>
+            <w:tcW w:type="dxa" w:w="2372"/>
             <w:tcBorders>
               <w:top w:val="single" w:color="D9D4C5" w:sz="4"/>
               <w:left w:val="single" w:color="D9D4C5" w:sz="4"/>
@@ -12418,7 +12569,7 @@
         </w:trPr>
         <w:tc>
           <w:tcPr>
-            <w:tcW w:type="dxa" w:w="865"/>
+            <w:tcW w:type="dxa" w:w="838"/>
             <w:tcBorders>
               <w:top w:val="single" w:color="D9D4C5" w:sz="4"/>
               <w:left w:val="single" w:color="D9D4C5" w:sz="4"/>
@@ -12451,7 +12602,7 @@
         </w:tc>
         <w:tc>
           <w:tcPr>
-            <w:tcW w:type="dxa" w:w="1837"/>
+            <w:tcW w:type="dxa" w:w="1926"/>
             <w:tcBorders>
               <w:top w:val="single" w:color="D9D4C5" w:sz="4"/>
               <w:left w:val="single" w:color="D9D4C5" w:sz="4"/>
@@ -12484,7 +12635,7 @@
         </w:tc>
         <w:tc>
           <w:tcPr>
-            <w:tcW w:type="dxa" w:w="2287"/>
+            <w:tcW w:type="dxa" w:w="2373"/>
             <w:tcBorders>
               <w:top w:val="single" w:color="D9D4C5" w:sz="4"/>
               <w:left w:val="single" w:color="D9D4C5" w:sz="4"/>
@@ -12528,7 +12679,7 @@
         </w:tc>
         <w:tc>
           <w:tcPr>
-            <w:tcW w:type="dxa" w:w="2199"/>
+            <w:tcW w:type="dxa" w:w="2129"/>
             <w:tcBorders>
               <w:top w:val="single" w:color="D9D4C5" w:sz="4"/>
               <w:left w:val="single" w:color="D9D4C5" w:sz="4"/>
@@ -12561,7 +12712,7 @@
         </w:tc>
         <w:tc>
           <w:tcPr>
-            <w:tcW w:type="dxa" w:w="2450"/>
+            <w:tcW w:type="dxa" w:w="2372"/>
             <w:tcBorders>
               <w:top w:val="single" w:color="D9D4C5" w:sz="4"/>
               <w:left w:val="single" w:color="D9D4C5" w:sz="4"/>
@@ -12617,7 +12768,7 @@
         </w:trPr>
         <w:tc>
           <w:tcPr>
-            <w:tcW w:type="dxa" w:w="865"/>
+            <w:tcW w:type="dxa" w:w="838"/>
             <w:tcBorders>
               <w:top w:val="single" w:color="D9D4C5" w:sz="4"/>
               <w:left w:val="single" w:color="D9D4C5" w:sz="4"/>
@@ -12649,7 +12800,7 @@
         </w:tc>
         <w:tc>
           <w:tcPr>
-            <w:tcW w:type="dxa" w:w="1837"/>
+            <w:tcW w:type="dxa" w:w="1926"/>
             <w:tcBorders>
               <w:top w:val="single" w:color="D9D4C5" w:sz="4"/>
               <w:left w:val="single" w:color="D9D4C5" w:sz="4"/>
@@ -12681,7 +12832,7 @@
         </w:tc>
         <w:tc>
           <w:tcPr>
-            <w:tcW w:type="dxa" w:w="2287"/>
+            <w:tcW w:type="dxa" w:w="2373"/>
             <w:tcBorders>
               <w:top w:val="single" w:color="D9D4C5" w:sz="4"/>
               <w:left w:val="single" w:color="D9D4C5" w:sz="4"/>
@@ -12724,7 +12875,7 @@
         </w:tc>
         <w:tc>
           <w:tcPr>
-            <w:tcW w:type="dxa" w:w="2199"/>
+            <w:tcW w:type="dxa" w:w="2129"/>
             <w:tcBorders>
               <w:top w:val="single" w:color="D9D4C5" w:sz="4"/>
               <w:left w:val="single" w:color="D9D4C5" w:sz="4"/>
@@ -12756,7 +12907,7 @@
         </w:tc>
         <w:tc>
           <w:tcPr>
-            <w:tcW w:type="dxa" w:w="2450"/>
+            <w:tcW w:type="dxa" w:w="2372"/>
             <w:tcBorders>
               <w:top w:val="single" w:color="D9D4C5" w:sz="4"/>
               <w:left w:val="single" w:color="D9D4C5" w:sz="4"/>
@@ -12793,7 +12944,7 @@
         </w:trPr>
         <w:tc>
           <w:tcPr>
-            <w:tcW w:type="dxa" w:w="865"/>
+            <w:tcW w:type="dxa" w:w="838"/>
             <w:tcBorders>
               <w:top w:val="single" w:color="D9D4C5" w:sz="4"/>
               <w:left w:val="single" w:color="D9D4C5" w:sz="4"/>
@@ -12826,7 +12977,7 @@
         </w:tc>
         <w:tc>
           <w:tcPr>
-            <w:tcW w:type="dxa" w:w="1837"/>
+            <w:tcW w:type="dxa" w:w="1926"/>
             <w:tcBorders>
               <w:top w:val="single" w:color="D9D4C5" w:sz="4"/>
               <w:left w:val="single" w:color="D9D4C5" w:sz="4"/>
@@ -12859,7 +13010,7 @@
         </w:tc>
         <w:tc>
           <w:tcPr>
-            <w:tcW w:type="dxa" w:w="2287"/>
+            <w:tcW w:type="dxa" w:w="2373"/>
             <w:tcBorders>
               <w:top w:val="single" w:color="D9D4C5" w:sz="4"/>
               <w:left w:val="single" w:color="D9D4C5" w:sz="4"/>
@@ -12903,7 +13054,7 @@
         </w:tc>
         <w:tc>
           <w:tcPr>
-            <w:tcW w:type="dxa" w:w="2199"/>
+            <w:tcW w:type="dxa" w:w="2129"/>
             <w:tcBorders>
               <w:top w:val="single" w:color="D9D4C5" w:sz="4"/>
               <w:left w:val="single" w:color="D9D4C5" w:sz="4"/>
@@ -12936,7 +13087,7 @@
         </w:tc>
         <w:tc>
           <w:tcPr>
-            <w:tcW w:type="dxa" w:w="2450"/>
+            <w:tcW w:type="dxa" w:w="2372"/>
             <w:tcBorders>
               <w:top w:val="single" w:color="D9D4C5" w:sz="4"/>
               <w:left w:val="single" w:color="D9D4C5" w:sz="4"/>
@@ -12974,7 +13125,7 @@
         </w:trPr>
         <w:tc>
           <w:tcPr>
-            <w:tcW w:type="dxa" w:w="865"/>
+            <w:tcW w:type="dxa" w:w="838"/>
             <w:tcBorders>
               <w:top w:val="single" w:color="D9D4C5" w:sz="4"/>
               <w:left w:val="single" w:color="D9D4C5" w:sz="4"/>
@@ -13006,7 +13157,7 @@
         </w:tc>
         <w:tc>
           <w:tcPr>
-            <w:tcW w:type="dxa" w:w="1837"/>
+            <w:tcW w:type="dxa" w:w="1926"/>
             <w:tcBorders>
               <w:top w:val="single" w:color="D9D4C5" w:sz="4"/>
               <w:left w:val="single" w:color="D9D4C5" w:sz="4"/>
@@ -13038,7 +13189,7 @@
         </w:tc>
         <w:tc>
           <w:tcPr>
-            <w:tcW w:type="dxa" w:w="2287"/>
+            <w:tcW w:type="dxa" w:w="2373"/>
             <w:tcBorders>
               <w:top w:val="single" w:color="D9D4C5" w:sz="4"/>
               <w:left w:val="single" w:color="D9D4C5" w:sz="4"/>
@@ -13081,7 +13232,7 @@
         </w:tc>
         <w:tc>
           <w:tcPr>
-            <w:tcW w:type="dxa" w:w="2199"/>
+            <w:tcW w:type="dxa" w:w="2129"/>
             <w:tcBorders>
               <w:top w:val="single" w:color="D9D4C5" w:sz="4"/>
               <w:left w:val="single" w:color="D9D4C5" w:sz="4"/>
@@ -13113,7 +13264,7 @@
         </w:tc>
         <w:tc>
           <w:tcPr>
-            <w:tcW w:type="dxa" w:w="2450"/>
+            <w:tcW w:type="dxa" w:w="2372"/>
             <w:tcBorders>
               <w:top w:val="single" w:color="D9D4C5" w:sz="4"/>
               <w:left w:val="single" w:color="D9D4C5" w:sz="4"/>
@@ -13150,7 +13301,7 @@
         </w:trPr>
         <w:tc>
           <w:tcPr>
-            <w:tcW w:type="dxa" w:w="865"/>
+            <w:tcW w:type="dxa" w:w="838"/>
             <w:tcBorders>
               <w:top w:val="single" w:color="D9D4C5" w:sz="4"/>
               <w:left w:val="single" w:color="D9D4C5" w:sz="4"/>
@@ -13183,7 +13334,7 @@
         </w:tc>
         <w:tc>
           <w:tcPr>
-            <w:tcW w:type="dxa" w:w="1837"/>
+            <w:tcW w:type="dxa" w:w="1926"/>
             <w:tcBorders>
               <w:top w:val="single" w:color="D9D4C5" w:sz="4"/>
               <w:left w:val="single" w:color="D9D4C5" w:sz="4"/>
@@ -13216,7 +13367,7 @@
         </w:tc>
         <w:tc>
           <w:tcPr>
-            <w:tcW w:type="dxa" w:w="2287"/>
+            <w:tcW w:type="dxa" w:w="2373"/>
             <w:tcBorders>
               <w:top w:val="single" w:color="D9D4C5" w:sz="4"/>
               <w:left w:val="single" w:color="D9D4C5" w:sz="4"/>
@@ -13260,7 +13411,7 @@
         </w:tc>
         <w:tc>
           <w:tcPr>
-            <w:tcW w:type="dxa" w:w="2199"/>
+            <w:tcW w:type="dxa" w:w="2129"/>
             <w:tcBorders>
               <w:top w:val="single" w:color="D9D4C5" w:sz="4"/>
               <w:left w:val="single" w:color="D9D4C5" w:sz="4"/>
@@ -13293,7 +13444,7 @@
         </w:tc>
         <w:tc>
           <w:tcPr>
-            <w:tcW w:type="dxa" w:w="2450"/>
+            <w:tcW w:type="dxa" w:w="2372"/>
             <w:tcBorders>
               <w:top w:val="single" w:color="D9D4C5" w:sz="4"/>
               <w:left w:val="single" w:color="D9D4C5" w:sz="4"/>
@@ -13331,7 +13482,7 @@
         </w:trPr>
         <w:tc>
           <w:tcPr>
-            <w:tcW w:type="dxa" w:w="865"/>
+            <w:tcW w:type="dxa" w:w="838"/>
             <w:tcBorders>
               <w:top w:val="single" w:color="D9D4C5" w:sz="4"/>
               <w:left w:val="single" w:color="D9D4C5" w:sz="4"/>
@@ -13363,7 +13514,7 @@
         </w:tc>
         <w:tc>
           <w:tcPr>
-            <w:tcW w:type="dxa" w:w="1837"/>
+            <w:tcW w:type="dxa" w:w="1926"/>
             <w:tcBorders>
               <w:top w:val="single" w:color="D9D4C5" w:sz="4"/>
               <w:left w:val="single" w:color="D9D4C5" w:sz="4"/>
@@ -13395,7 +13546,7 @@
         </w:tc>
         <w:tc>
           <w:tcPr>
-            <w:tcW w:type="dxa" w:w="2287"/>
+            <w:tcW w:type="dxa" w:w="2373"/>
             <w:tcBorders>
               <w:top w:val="single" w:color="D9D4C5" w:sz="4"/>
               <w:left w:val="single" w:color="D9D4C5" w:sz="4"/>
@@ -13438,7 +13589,7 @@
         </w:tc>
         <w:tc>
           <w:tcPr>
-            <w:tcW w:type="dxa" w:w="2199"/>
+            <w:tcW w:type="dxa" w:w="2129"/>
             <w:tcBorders>
               <w:top w:val="single" w:color="D9D4C5" w:sz="4"/>
               <w:left w:val="single" w:color="D9D4C5" w:sz="4"/>
@@ -13470,7 +13621,7 @@
         </w:tc>
         <w:tc>
           <w:tcPr>
-            <w:tcW w:type="dxa" w:w="2450"/>
+            <w:tcW w:type="dxa" w:w="2372"/>
             <w:tcBorders>
               <w:top w:val="single" w:color="D9D4C5" w:sz="4"/>
               <w:left w:val="single" w:color="D9D4C5" w:sz="4"/>
@@ -13525,7 +13676,7 @@
         </w:trPr>
         <w:tc>
           <w:tcPr>
-            <w:tcW w:type="dxa" w:w="865"/>
+            <w:tcW w:type="dxa" w:w="838"/>
             <w:tcBorders>
               <w:top w:val="single" w:color="D9D4C5" w:sz="4"/>
               <w:left w:val="single" w:color="D9D4C5" w:sz="4"/>
@@ -13558,7 +13709,7 @@
         </w:tc>
         <w:tc>
           <w:tcPr>
-            <w:tcW w:type="dxa" w:w="1837"/>
+            <w:tcW w:type="dxa" w:w="1926"/>
             <w:tcBorders>
               <w:top w:val="single" w:color="D9D4C5" w:sz="4"/>
               <w:left w:val="single" w:color="D9D4C5" w:sz="4"/>
@@ -13591,7 +13742,7 @@
         </w:tc>
         <w:tc>
           <w:tcPr>
-            <w:tcW w:type="dxa" w:w="2287"/>
+            <w:tcW w:type="dxa" w:w="2373"/>
             <w:tcBorders>
               <w:top w:val="single" w:color="D9D4C5" w:sz="4"/>
               <w:left w:val="single" w:color="D9D4C5" w:sz="4"/>
@@ -13635,7 +13786,7 @@
         </w:tc>
         <w:tc>
           <w:tcPr>
-            <w:tcW w:type="dxa" w:w="2199"/>
+            <w:tcW w:type="dxa" w:w="2129"/>
             <w:tcBorders>
               <w:top w:val="single" w:color="D9D4C5" w:sz="4"/>
               <w:left w:val="single" w:color="D9D4C5" w:sz="4"/>
@@ -13668,7 +13819,7 @@
         </w:tc>
         <w:tc>
           <w:tcPr>
-            <w:tcW w:type="dxa" w:w="2450"/>
+            <w:tcW w:type="dxa" w:w="2372"/>
             <w:tcBorders>
               <w:top w:val="single" w:color="D9D4C5" w:sz="4"/>
               <w:left w:val="single" w:color="D9D4C5" w:sz="4"/>
@@ -13706,7 +13857,7 @@
         </w:trPr>
         <w:tc>
           <w:tcPr>
-            <w:tcW w:type="dxa" w:w="865"/>
+            <w:tcW w:type="dxa" w:w="838"/>
             <w:tcBorders>
               <w:top w:val="single" w:color="D9D4C5" w:sz="4"/>
               <w:left w:val="single" w:color="D9D4C5" w:sz="4"/>
@@ -13738,7 +13889,7 @@
         </w:tc>
         <w:tc>
           <w:tcPr>
-            <w:tcW w:type="dxa" w:w="1837"/>
+            <w:tcW w:type="dxa" w:w="1926"/>
             <w:tcBorders>
               <w:top w:val="single" w:color="D9D4C5" w:sz="4"/>
               <w:left w:val="single" w:color="D9D4C5" w:sz="4"/>
@@ -13770,7 +13921,7 @@
         </w:tc>
         <w:tc>
           <w:tcPr>
-            <w:tcW w:type="dxa" w:w="2287"/>
+            <w:tcW w:type="dxa" w:w="2373"/>
             <w:tcBorders>
               <w:top w:val="single" w:color="D9D4C5" w:sz="4"/>
               <w:left w:val="single" w:color="D9D4C5" w:sz="4"/>
@@ -13813,7 +13964,7 @@
         </w:tc>
         <w:tc>
           <w:tcPr>
-            <w:tcW w:type="dxa" w:w="2199"/>
+            <w:tcW w:type="dxa" w:w="2129"/>
             <w:tcBorders>
               <w:top w:val="single" w:color="D9D4C5" w:sz="4"/>
               <w:left w:val="single" w:color="D9D4C5" w:sz="4"/>
@@ -13845,7 +13996,7 @@
         </w:tc>
         <w:tc>
           <w:tcPr>
-            <w:tcW w:type="dxa" w:w="2450"/>
+            <w:tcW w:type="dxa" w:w="2372"/>
             <w:tcBorders>
               <w:top w:val="single" w:color="D9D4C5" w:sz="4"/>
               <w:left w:val="single" w:color="D9D4C5" w:sz="4"/>
@@ -13900,7 +14051,7 @@
         </w:trPr>
         <w:tc>
           <w:tcPr>
-            <w:tcW w:type="dxa" w:w="865"/>
+            <w:tcW w:type="dxa" w:w="838"/>
             <w:tcBorders>
               <w:top w:val="single" w:color="D9D4C5" w:sz="4"/>
               <w:left w:val="single" w:color="D9D4C5" w:sz="4"/>
@@ -13933,7 +14084,7 @@
         </w:tc>
         <w:tc>
           <w:tcPr>
-            <w:tcW w:type="dxa" w:w="1837"/>
+            <w:tcW w:type="dxa" w:w="1926"/>
             <w:tcBorders>
               <w:top w:val="single" w:color="D9D4C5" w:sz="4"/>
               <w:left w:val="single" w:color="D9D4C5" w:sz="4"/>
@@ -13966,7 +14117,7 @@
         </w:tc>
         <w:tc>
           <w:tcPr>
-            <w:tcW w:type="dxa" w:w="2287"/>
+            <w:tcW w:type="dxa" w:w="2373"/>
             <w:tcBorders>
               <w:top w:val="single" w:color="D9D4C5" w:sz="4"/>
               <w:left w:val="single" w:color="D9D4C5" w:sz="4"/>
@@ -14010,7 +14161,7 @@
         </w:tc>
         <w:tc>
           <w:tcPr>
-            <w:tcW w:type="dxa" w:w="2199"/>
+            <w:tcW w:type="dxa" w:w="2129"/>
             <w:tcBorders>
               <w:top w:val="single" w:color="D9D4C5" w:sz="4"/>
               <w:left w:val="single" w:color="D9D4C5" w:sz="4"/>
@@ -14043,7 +14194,7 @@
         </w:tc>
         <w:tc>
           <w:tcPr>
-            <w:tcW w:type="dxa" w:w="2450"/>
+            <w:tcW w:type="dxa" w:w="2372"/>
             <w:tcBorders>
               <w:top w:val="single" w:color="D9D4C5" w:sz="4"/>
               <w:left w:val="single" w:color="D9D4C5" w:sz="4"/>
@@ -14099,7 +14250,7 @@
         </w:trPr>
         <w:tc>
           <w:tcPr>
-            <w:tcW w:type="dxa" w:w="865"/>
+            <w:tcW w:type="dxa" w:w="838"/>
             <w:tcBorders>
               <w:top w:val="single" w:color="D9D4C5" w:sz="4"/>
               <w:left w:val="single" w:color="D9D4C5" w:sz="4"/>
@@ -14131,7 +14282,7 @@
         </w:tc>
         <w:tc>
           <w:tcPr>
-            <w:tcW w:type="dxa" w:w="1837"/>
+            <w:tcW w:type="dxa" w:w="1926"/>
             <w:tcBorders>
               <w:top w:val="single" w:color="D9D4C5" w:sz="4"/>
               <w:left w:val="single" w:color="D9D4C5" w:sz="4"/>
@@ -14163,7 +14314,7 @@
         </w:tc>
         <w:tc>
           <w:tcPr>
-            <w:tcW w:type="dxa" w:w="2287"/>
+            <w:tcW w:type="dxa" w:w="2373"/>
             <w:tcBorders>
               <w:top w:val="single" w:color="D9D4C5" w:sz="4"/>
               <w:left w:val="single" w:color="D9D4C5" w:sz="4"/>
@@ -14206,7 +14357,7 @@
         </w:tc>
         <w:tc>
           <w:tcPr>
-            <w:tcW w:type="dxa" w:w="2199"/>
+            <w:tcW w:type="dxa" w:w="2129"/>
             <w:tcBorders>
               <w:top w:val="single" w:color="D9D4C5" w:sz="4"/>
               <w:left w:val="single" w:color="D9D4C5" w:sz="4"/>
@@ -14238,7 +14389,7 @@
         </w:tc>
         <w:tc>
           <w:tcPr>
-            <w:tcW w:type="dxa" w:w="2450"/>
+            <w:tcW w:type="dxa" w:w="2372"/>
             <w:tcBorders>
               <w:top w:val="single" w:color="D9D4C5" w:sz="4"/>
               <w:left w:val="single" w:color="D9D4C5" w:sz="4"/>
@@ -14275,7 +14426,7 @@
         </w:trPr>
         <w:tc>
           <w:tcPr>
-            <w:tcW w:type="dxa" w:w="865"/>
+            <w:tcW w:type="dxa" w:w="838"/>
             <w:tcBorders>
               <w:top w:val="single" w:color="D9D4C5" w:sz="4"/>
               <w:left w:val="single" w:color="D9D4C5" w:sz="4"/>
@@ -14308,7 +14459,7 @@
         </w:tc>
         <w:tc>
           <w:tcPr>
-            <w:tcW w:type="dxa" w:w="1837"/>
+            <w:tcW w:type="dxa" w:w="1926"/>
             <w:tcBorders>
               <w:top w:val="single" w:color="D9D4C5" w:sz="4"/>
               <w:left w:val="single" w:color="D9D4C5" w:sz="4"/>
@@ -14341,7 +14492,7 @@
         </w:tc>
         <w:tc>
           <w:tcPr>
-            <w:tcW w:type="dxa" w:w="2287"/>
+            <w:tcW w:type="dxa" w:w="2373"/>
             <w:tcBorders>
               <w:top w:val="single" w:color="D9D4C5" w:sz="4"/>
               <w:left w:val="single" w:color="D9D4C5" w:sz="4"/>
@@ -14385,7 +14536,7 @@
         </w:tc>
         <w:tc>
           <w:tcPr>
-            <w:tcW w:type="dxa" w:w="2199"/>
+            <w:tcW w:type="dxa" w:w="2129"/>
             <w:tcBorders>
               <w:top w:val="single" w:color="D9D4C5" w:sz="4"/>
               <w:left w:val="single" w:color="D9D4C5" w:sz="4"/>
@@ -14418,7 +14569,7 @@
         </w:tc>
         <w:tc>
           <w:tcPr>
-            <w:tcW w:type="dxa" w:w="2450"/>
+            <w:tcW w:type="dxa" w:w="2372"/>
             <w:tcBorders>
               <w:top w:val="single" w:color="D9D4C5" w:sz="4"/>
               <w:left w:val="single" w:color="D9D4C5" w:sz="4"/>
@@ -14456,7 +14607,7 @@
         </w:trPr>
         <w:tc>
           <w:tcPr>
-            <w:tcW w:type="dxa" w:w="865"/>
+            <w:tcW w:type="dxa" w:w="838"/>
             <w:tcBorders>
               <w:top w:val="single" w:color="D9D4C5" w:sz="4"/>
               <w:left w:val="single" w:color="D9D4C5" w:sz="4"/>
@@ -14488,7 +14639,7 @@
         </w:tc>
         <w:tc>
           <w:tcPr>
-            <w:tcW w:type="dxa" w:w="1837"/>
+            <w:tcW w:type="dxa" w:w="1926"/>
             <w:tcBorders>
               <w:top w:val="single" w:color="D9D4C5" w:sz="4"/>
               <w:left w:val="single" w:color="D9D4C5" w:sz="4"/>
@@ -14520,7 +14671,7 @@
         </w:tc>
         <w:tc>
           <w:tcPr>
-            <w:tcW w:type="dxa" w:w="2287"/>
+            <w:tcW w:type="dxa" w:w="2373"/>
             <w:tcBorders>
               <w:top w:val="single" w:color="D9D4C5" w:sz="4"/>
               <w:left w:val="single" w:color="D9D4C5" w:sz="4"/>
@@ -14563,7 +14714,7 @@
         </w:tc>
         <w:tc>
           <w:tcPr>
-            <w:tcW w:type="dxa" w:w="2199"/>
+            <w:tcW w:type="dxa" w:w="2129"/>
             <w:tcBorders>
               <w:top w:val="single" w:color="D9D4C5" w:sz="4"/>
               <w:left w:val="single" w:color="D9D4C5" w:sz="4"/>
@@ -14595,7 +14746,7 @@
         </w:tc>
         <w:tc>
           <w:tcPr>
-            <w:tcW w:type="dxa" w:w="2450"/>
+            <w:tcW w:type="dxa" w:w="2372"/>
             <w:tcBorders>
               <w:top w:val="single" w:color="D9D4C5" w:sz="4"/>
               <w:left w:val="single" w:color="D9D4C5" w:sz="4"/>
@@ -14650,7 +14801,7 @@
         </w:trPr>
         <w:tc>
           <w:tcPr>
-            <w:tcW w:type="dxa" w:w="865"/>
+            <w:tcW w:type="dxa" w:w="838"/>
             <w:tcBorders>
               <w:top w:val="single" w:color="D9D4C5" w:sz="4"/>
               <w:left w:val="single" w:color="D9D4C5" w:sz="4"/>
@@ -14683,7 +14834,7 @@
         </w:tc>
         <w:tc>
           <w:tcPr>
-            <w:tcW w:type="dxa" w:w="1837"/>
+            <w:tcW w:type="dxa" w:w="1926"/>
             <w:tcBorders>
               <w:top w:val="single" w:color="D9D4C5" w:sz="4"/>
               <w:left w:val="single" w:color="D9D4C5" w:sz="4"/>
@@ -14716,7 +14867,7 @@
         </w:tc>
         <w:tc>
           <w:tcPr>
-            <w:tcW w:type="dxa" w:w="2287"/>
+            <w:tcW w:type="dxa" w:w="2373"/>
             <w:tcBorders>
               <w:top w:val="single" w:color="D9D4C5" w:sz="4"/>
               <w:left w:val="single" w:color="D9D4C5" w:sz="4"/>
@@ -14760,7 +14911,7 @@
         </w:tc>
         <w:tc>
           <w:tcPr>
-            <w:tcW w:type="dxa" w:w="2199"/>
+            <w:tcW w:type="dxa" w:w="2129"/>
             <w:tcBorders>
               <w:top w:val="single" w:color="D9D4C5" w:sz="4"/>
               <w:left w:val="single" w:color="D9D4C5" w:sz="4"/>
@@ -14793,7 +14944,7 @@
         </w:tc>
         <w:tc>
           <w:tcPr>
-            <w:tcW w:type="dxa" w:w="2450"/>
+            <w:tcW w:type="dxa" w:w="2372"/>
             <w:tcBorders>
               <w:top w:val="single" w:color="D9D4C5" w:sz="4"/>
               <w:left w:val="single" w:color="D9D4C5" w:sz="4"/>
@@ -14839,6 +14990,1257 @@
                 <w:szCs w:val="18"/>
               </w:rPr>
               <w:t xml:space="preserve">); in produzione alle 10:50</w:t>
+            </w:r>
+          </w:p>
+        </w:tc>
+      </w:tr>
+      <w:tr>
+        <w:trPr>
+          <w:cantSplit/>
+        </w:trPr>
+        <w:tc>
+          <w:tcPr>
+            <w:tcW w:type="dxa" w:w="838"/>
+            <w:tcBorders>
+              <w:top w:val="single" w:color="D9D4C5" w:sz="4"/>
+              <w:left w:val="single" w:color="D9D4C5" w:sz="4"/>
+              <w:bottom w:val="single" w:color="D9D4C5" w:sz="4"/>
+              <w:right w:val="single" w:color="D9D4C5" w:sz="4"/>
+            </w:tcBorders>
+            <w:tcMar>
+              <w:top w:type="dxa" w:w="70"/>
+              <w:left w:type="dxa" w:w="110"/>
+              <w:bottom w:type="dxa" w:w="70"/>
+              <w:right w:type="dxa" w:w="110"/>
+            </w:tcMar>
+            <w:vAlign w:val="center"/>
+          </w:tcPr>
+          <w:p>
+            <w:pPr>
+              <w:spacing w:after="0" w:before="0"/>
+            </w:pPr>
+            <w:r>
+              <w:rPr>
+                <w:rFonts w:ascii="Arial" w:cs="Arial" w:eastAsia="Arial" w:hAnsi="Arial"/>
+                <w:color w:val="1B2118"/>
+                <w:sz w:val="18"/>
+                <w:szCs w:val="18"/>
+              </w:rPr>
+              <w:t xml:space="preserve">N01</w:t>
+            </w:r>
+          </w:p>
+        </w:tc>
+        <w:tc>
+          <w:tcPr>
+            <w:tcW w:type="dxa" w:w="1926"/>
+            <w:tcBorders>
+              <w:top w:val="single" w:color="D9D4C5" w:sz="4"/>
+              <w:left w:val="single" w:color="D9D4C5" w:sz="4"/>
+              <w:bottom w:val="single" w:color="D9D4C5" w:sz="4"/>
+              <w:right w:val="single" w:color="D9D4C5" w:sz="4"/>
+            </w:tcBorders>
+            <w:tcMar>
+              <w:top w:type="dxa" w:w="70"/>
+              <w:left w:type="dxa" w:w="110"/>
+              <w:bottom w:type="dxa" w:w="70"/>
+              <w:right w:type="dxa" w:w="110"/>
+            </w:tcMar>
+            <w:vAlign w:val="center"/>
+          </w:tcPr>
+          <w:p>
+            <w:pPr>
+              <w:spacing w:after="0" w:before="0"/>
+            </w:pPr>
+            <w:r>
+              <w:rPr>
+                <w:rFonts w:ascii="Arial" w:cs="Arial" w:eastAsia="Arial" w:hAnsi="Arial"/>
+                <w:color w:val="1B2118"/>
+                <w:sz w:val="18"/>
+                <w:szCs w:val="18"/>
+              </w:rPr>
+              <w:t xml:space="preserve">21/10 (terza sessione, file ricevuto il 22/10 07:46)</w:t>
+            </w:r>
+          </w:p>
+        </w:tc>
+        <w:tc>
+          <w:tcPr>
+            <w:tcW w:type="dxa" w:w="2373"/>
+            <w:tcBorders>
+              <w:top w:val="single" w:color="D9D4C5" w:sz="4"/>
+              <w:left w:val="single" w:color="D9D4C5" w:sz="4"/>
+              <w:bottom w:val="single" w:color="D9D4C5" w:sz="4"/>
+              <w:right w:val="single" w:color="D9D4C5" w:sz="4"/>
+            </w:tcBorders>
+            <w:tcMar>
+              <w:top w:type="dxa" w:w="70"/>
+              <w:left w:type="dxa" w:w="110"/>
+              <w:bottom w:type="dxa" w:w="70"/>
+              <w:right w:type="dxa" w:w="110"/>
+            </w:tcMar>
+            <w:vAlign w:val="center"/>
+          </w:tcPr>
+          <w:p>
+            <w:pPr>
+              <w:spacing w:after="0" w:before="0"/>
+            </w:pPr>
+            <w:r>
+              <w:rPr>
+                <w:rFonts w:ascii="Arial" w:cs="Arial" w:eastAsia="Arial" w:hAnsi="Arial"/>
+                <w:b/>
+                <w:bCs/>
+                <w:color w:val="1B2118"/>
+                <w:sz w:val="18"/>
+                <w:szCs w:val="18"/>
+              </w:rPr>
+              <w:t xml:space="preserve">Simulatore</w:t>
+            </w:r>
+            <w:r>
+              <w:rPr>
+                <w:rFonts w:ascii="Arial" w:cs="Arial" w:eastAsia="Arial" w:hAnsi="Arial"/>
+                <w:color w:val="1B2118"/>
+                <w:sz w:val="18"/>
+                <w:szCs w:val="18"/>
+              </w:rPr>
+              <w:t xml:space="preserve"> — Voci «una tantum» del Caso 1/2 ripetute in tutti gli anni; correttezza economica da verificare. Segnalato da: Collaudo</w:t>
+            </w:r>
+          </w:p>
+        </w:tc>
+        <w:tc>
+          <w:tcPr>
+            <w:tcW w:type="dxa" w:w="2129"/>
+            <w:tcBorders>
+              <w:top w:val="single" w:color="D9D4C5" w:sz="4"/>
+              <w:left w:val="single" w:color="D9D4C5" w:sz="4"/>
+              <w:bottom w:val="single" w:color="D9D4C5" w:sz="4"/>
+              <w:right w:val="single" w:color="D9D4C5" w:sz="4"/>
+            </w:tcBorders>
+            <w:tcMar>
+              <w:top w:type="dxa" w:w="70"/>
+              <w:left w:type="dxa" w:w="110"/>
+              <w:bottom w:type="dxa" w:w="70"/>
+              <w:right w:type="dxa" w:w="110"/>
+            </w:tcMar>
+            <w:vAlign w:val="center"/>
+          </w:tcPr>
+          <w:p>
+            <w:pPr>
+              <w:spacing w:after="0" w:before="0"/>
+            </w:pPr>
+            <w:r>
+              <w:rPr>
+                <w:rFonts w:ascii="Arial" w:cs="Arial" w:eastAsia="Arial" w:hAnsi="Arial"/>
+                <w:color w:val="1B2118"/>
+                <w:sz w:val="18"/>
+                <w:szCs w:val="18"/>
+              </w:rPr>
+              <w:t xml:space="preserve">CORRETTO_DA_RITESTARE (P2); durate ≠ 10 anni ATTESA_REGOLA</w:t>
+            </w:r>
+          </w:p>
+        </w:tc>
+        <w:tc>
+          <w:tcPr>
+            <w:tcW w:type="dxa" w:w="2372"/>
+            <w:tcBorders>
+              <w:top w:val="single" w:color="D9D4C5" w:sz="4"/>
+              <w:left w:val="single" w:color="D9D4C5" w:sz="4"/>
+              <w:bottom w:val="single" w:color="D9D4C5" w:sz="4"/>
+              <w:right w:val="single" w:color="D9D4C5" w:sz="4"/>
+            </w:tcBorders>
+            <w:tcMar>
+              <w:top w:type="dxa" w:w="70"/>
+              <w:left w:type="dxa" w:w="110"/>
+              <w:bottom w:type="dxa" w:w="70"/>
+              <w:right w:type="dxa" w:w="110"/>
+            </w:tcMar>
+            <w:vAlign w:val="center"/>
+          </w:tcPr>
+          <w:p>
+            <w:pPr>
+              <w:spacing w:after="0" w:before="0"/>
+            </w:pPr>
+            <w:r>
+              <w:rPr>
+                <w:rFonts w:ascii="Arial" w:cs="Arial" w:eastAsia="Arial" w:hAnsi="Arial"/>
+                <w:color w:val="1B2118"/>
+                <w:sz w:val="18"/>
+                <w:szCs w:val="18"/>
+              </w:rPr>
+              <w:t xml:space="preserve">22/10 08:04 (</w:t>
+            </w:r>
+            <w:r>
+              <w:rPr>
+                <w:rFonts w:ascii="Consolas" w:cs="Consolas" w:eastAsia="Consolas" w:hAnsi="Consolas"/>
+                <w:color w:val="2F5D3A"/>
+                <w:sz w:val="18"/>
+                <w:szCs w:val="18"/>
+              </w:rPr>
+              <w:t xml:space="preserve">18a4653</w:t>
+            </w:r>
+            <w:r>
+              <w:rPr>
+                <w:rFonts w:ascii="Arial" w:cs="Arial" w:eastAsia="Arial" w:hAnsi="Arial"/>
+                <w:color w:val="1B2118"/>
+                <w:sz w:val="18"/>
+                <w:szCs w:val="18"/>
+              </w:rPr>
+              <w:t xml:space="preserve">, ramo): rate annuali di un corrispettivo unico (contratti di consulenza e partecipazione); etichette e nota in pagina, PDF ed Excel; durate diverse da 10 anni segnalate come stima</w:t>
+            </w:r>
+          </w:p>
+        </w:tc>
+      </w:tr>
+      <w:tr>
+        <w:trPr>
+          <w:cantSplit/>
+        </w:trPr>
+        <w:tc>
+          <w:tcPr>
+            <w:tcW w:type="dxa" w:w="838"/>
+            <w:tcBorders>
+              <w:top w:val="single" w:color="D9D4C5" w:sz="4"/>
+              <w:left w:val="single" w:color="D9D4C5" w:sz="4"/>
+              <w:bottom w:val="single" w:color="D9D4C5" w:sz="4"/>
+              <w:right w:val="single" w:color="D9D4C5" w:sz="4"/>
+            </w:tcBorders>
+            <w:shd w:fill="F6F4EE" w:color="auto" w:val="clear"/>
+            <w:tcMar>
+              <w:top w:type="dxa" w:w="70"/>
+              <w:left w:type="dxa" w:w="110"/>
+              <w:bottom w:type="dxa" w:w="70"/>
+              <w:right w:type="dxa" w:w="110"/>
+            </w:tcMar>
+            <w:vAlign w:val="center"/>
+          </w:tcPr>
+          <w:p>
+            <w:pPr>
+              <w:spacing w:after="0" w:before="0"/>
+            </w:pPr>
+            <w:r>
+              <w:rPr>
+                <w:rFonts w:ascii="Arial" w:cs="Arial" w:eastAsia="Arial" w:hAnsi="Arial"/>
+                <w:color w:val="1B2118"/>
+                <w:sz w:val="18"/>
+                <w:szCs w:val="18"/>
+              </w:rPr>
+              <w:t xml:space="preserve">N02</w:t>
+            </w:r>
+          </w:p>
+        </w:tc>
+        <w:tc>
+          <w:tcPr>
+            <w:tcW w:type="dxa" w:w="1926"/>
+            <w:tcBorders>
+              <w:top w:val="single" w:color="D9D4C5" w:sz="4"/>
+              <w:left w:val="single" w:color="D9D4C5" w:sz="4"/>
+              <w:bottom w:val="single" w:color="D9D4C5" w:sz="4"/>
+              <w:right w:val="single" w:color="D9D4C5" w:sz="4"/>
+            </w:tcBorders>
+            <w:shd w:fill="F6F4EE" w:color="auto" w:val="clear"/>
+            <w:tcMar>
+              <w:top w:type="dxa" w:w="70"/>
+              <w:left w:type="dxa" w:w="110"/>
+              <w:bottom w:type="dxa" w:w="70"/>
+              <w:right w:type="dxa" w:w="110"/>
+            </w:tcMar>
+            <w:vAlign w:val="center"/>
+          </w:tcPr>
+          <w:p>
+            <w:pPr>
+              <w:spacing w:after="0" w:before="0"/>
+            </w:pPr>
+            <w:r>
+              <w:rPr>
+                <w:rFonts w:ascii="Arial" w:cs="Arial" w:eastAsia="Arial" w:hAnsi="Arial"/>
+                <w:color w:val="1B2118"/>
+                <w:sz w:val="18"/>
+                <w:szCs w:val="18"/>
+              </w:rPr>
+              <w:t xml:space="preserve">21/10 (terza sessione)</w:t>
+            </w:r>
+          </w:p>
+        </w:tc>
+        <w:tc>
+          <w:tcPr>
+            <w:tcW w:type="dxa" w:w="2373"/>
+            <w:tcBorders>
+              <w:top w:val="single" w:color="D9D4C5" w:sz="4"/>
+              <w:left w:val="single" w:color="D9D4C5" w:sz="4"/>
+              <w:bottom w:val="single" w:color="D9D4C5" w:sz="4"/>
+              <w:right w:val="single" w:color="D9D4C5" w:sz="4"/>
+            </w:tcBorders>
+            <w:shd w:fill="F6F4EE" w:color="auto" w:val="clear"/>
+            <w:tcMar>
+              <w:top w:type="dxa" w:w="70"/>
+              <w:left w:type="dxa" w:w="110"/>
+              <w:bottom w:type="dxa" w:w="70"/>
+              <w:right w:type="dxa" w:w="110"/>
+            </w:tcMar>
+            <w:vAlign w:val="center"/>
+          </w:tcPr>
+          <w:p>
+            <w:pPr>
+              <w:spacing w:after="0" w:before="0"/>
+            </w:pPr>
+            <w:r>
+              <w:rPr>
+                <w:rFonts w:ascii="Arial" w:cs="Arial" w:eastAsia="Arial" w:hAnsi="Arial"/>
+                <w:b/>
+                <w:bCs/>
+                <w:color w:val="1B2118"/>
+                <w:sz w:val="18"/>
+                <w:szCs w:val="18"/>
+              </w:rPr>
+              <w:t xml:space="preserve">Feedback pubblico</w:t>
+            </w:r>
+            <w:r>
+              <w:rPr>
+                <w:rFonts w:ascii="Arial" w:cs="Arial" w:eastAsia="Arial" w:hAnsi="Arial"/>
+                <w:color w:val="1B2118"/>
+                <w:sz w:val="18"/>
+                <w:szCs w:val="18"/>
+              </w:rPr>
+              <w:t xml:space="preserve"> — Borgoval: fase 3 chiusa il 17/10 e consultazione chiusa il 18/10, prima del termine del 16/11. Segnalato da: Collaudo</w:t>
+            </w:r>
+          </w:p>
+        </w:tc>
+        <w:tc>
+          <w:tcPr>
+            <w:tcW w:type="dxa" w:w="2129"/>
+            <w:tcBorders>
+              <w:top w:val="single" w:color="D9D4C5" w:sz="4"/>
+              <w:left w:val="single" w:color="D9D4C5" w:sz="4"/>
+              <w:bottom w:val="single" w:color="D9D4C5" w:sz="4"/>
+              <w:right w:val="single" w:color="D9D4C5" w:sz="4"/>
+            </w:tcBorders>
+            <w:shd w:fill="F6F4EE" w:color="auto" w:val="clear"/>
+            <w:tcMar>
+              <w:top w:type="dxa" w:w="70"/>
+              <w:left w:type="dxa" w:w="110"/>
+              <w:bottom w:type="dxa" w:w="70"/>
+              <w:right w:type="dxa" w:w="110"/>
+            </w:tcMar>
+            <w:vAlign w:val="center"/>
+          </w:tcPr>
+          <w:p>
+            <w:pPr>
+              <w:spacing w:after="0" w:before="0"/>
+            </w:pPr>
+            <w:r>
+              <w:rPr>
+                <w:rFonts w:ascii="Arial" w:cs="Arial" w:eastAsia="Arial" w:hAnsi="Arial"/>
+                <w:color w:val="1B2118"/>
+                <w:sz w:val="18"/>
+                <w:szCs w:val="18"/>
+              </w:rPr>
+              <w:t xml:space="preserve">CORRETTO_DA_RITESTARE (P1)</w:t>
+            </w:r>
+          </w:p>
+        </w:tc>
+        <w:tc>
+          <w:tcPr>
+            <w:tcW w:type="dxa" w:w="2372"/>
+            <w:tcBorders>
+              <w:top w:val="single" w:color="D9D4C5" w:sz="4"/>
+              <w:left w:val="single" w:color="D9D4C5" w:sz="4"/>
+              <w:bottom w:val="single" w:color="D9D4C5" w:sz="4"/>
+              <w:right w:val="single" w:color="D9D4C5" w:sz="4"/>
+            </w:tcBorders>
+            <w:shd w:fill="F6F4EE" w:color="auto" w:val="clear"/>
+            <w:tcMar>
+              <w:top w:type="dxa" w:w="70"/>
+              <w:left w:type="dxa" w:w="110"/>
+              <w:bottom w:type="dxa" w:w="70"/>
+              <w:right w:type="dxa" w:w="110"/>
+            </w:tcMar>
+            <w:vAlign w:val="center"/>
+          </w:tcPr>
+          <w:p>
+            <w:pPr>
+              <w:spacing w:after="0" w:before="0"/>
+            </w:pPr>
+            <w:r>
+              <w:rPr>
+                <w:rFonts w:ascii="Arial" w:cs="Arial" w:eastAsia="Arial" w:hAnsi="Arial"/>
+                <w:color w:val="1B2118"/>
+                <w:sz w:val="18"/>
+                <w:szCs w:val="18"/>
+              </w:rPr>
+              <w:t xml:space="preserve">22/10 08:04 (</w:t>
+            </w:r>
+            <w:r>
+              <w:rPr>
+                <w:rFonts w:ascii="Consolas" w:cs="Consolas" w:eastAsia="Consolas" w:hAnsi="Consolas"/>
+                <w:color w:val="2F5D3A"/>
+                <w:sz w:val="18"/>
+                <w:szCs w:val="18"/>
+              </w:rPr>
+              <w:t xml:space="preserve">18a4653</w:t>
+            </w:r>
+            <w:r>
+              <w:rPr>
+                <w:rFonts w:ascii="Arial" w:cs="Arial" w:eastAsia="Arial" w:hAnsi="Arial"/>
+                <w:color w:val="1B2118"/>
+                <w:sz w:val="18"/>
+                <w:szCs w:val="18"/>
+              </w:rPr>
+              <w:t xml:space="preserve">, ramo, script 39 non eseguito): chiusura solo dal giorno dopo il termine e insieme alla fase 3; prima del termine solo per pratica annullata/ritirata/chiusa con motivazione; Borgoval non toccato</w:t>
+            </w:r>
+          </w:p>
+        </w:tc>
+      </w:tr>
+      <w:tr>
+        <w:trPr>
+          <w:cantSplit/>
+        </w:trPr>
+        <w:tc>
+          <w:tcPr>
+            <w:tcW w:type="dxa" w:w="838"/>
+            <w:tcBorders>
+              <w:top w:val="single" w:color="D9D4C5" w:sz="4"/>
+              <w:left w:val="single" w:color="D9D4C5" w:sz="4"/>
+              <w:bottom w:val="single" w:color="D9D4C5" w:sz="4"/>
+              <w:right w:val="single" w:color="D9D4C5" w:sz="4"/>
+            </w:tcBorders>
+            <w:tcMar>
+              <w:top w:type="dxa" w:w="70"/>
+              <w:left w:type="dxa" w:w="110"/>
+              <w:bottom w:type="dxa" w:w="70"/>
+              <w:right w:type="dxa" w:w="110"/>
+            </w:tcMar>
+            <w:vAlign w:val="center"/>
+          </w:tcPr>
+          <w:p>
+            <w:pPr>
+              <w:spacing w:after="0" w:before="0"/>
+            </w:pPr>
+            <w:r>
+              <w:rPr>
+                <w:rFonts w:ascii="Arial" w:cs="Arial" w:eastAsia="Arial" w:hAnsi="Arial"/>
+                <w:color w:val="1B2118"/>
+                <w:sz w:val="18"/>
+                <w:szCs w:val="18"/>
+              </w:rPr>
+              <w:t xml:space="preserve">N03</w:t>
+            </w:r>
+          </w:p>
+        </w:tc>
+        <w:tc>
+          <w:tcPr>
+            <w:tcW w:type="dxa" w:w="1926"/>
+            <w:tcBorders>
+              <w:top w:val="single" w:color="D9D4C5" w:sz="4"/>
+              <w:left w:val="single" w:color="D9D4C5" w:sz="4"/>
+              <w:bottom w:val="single" w:color="D9D4C5" w:sz="4"/>
+              <w:right w:val="single" w:color="D9D4C5" w:sz="4"/>
+            </w:tcBorders>
+            <w:tcMar>
+              <w:top w:type="dxa" w:w="70"/>
+              <w:left w:type="dxa" w:w="110"/>
+              <w:bottom w:type="dxa" w:w="70"/>
+              <w:right w:type="dxa" w:w="110"/>
+            </w:tcMar>
+            <w:vAlign w:val="center"/>
+          </w:tcPr>
+          <w:p>
+            <w:pPr>
+              <w:spacing w:after="0" w:before="0"/>
+            </w:pPr>
+            <w:r>
+              <w:rPr>
+                <w:rFonts w:ascii="Arial" w:cs="Arial" w:eastAsia="Arial" w:hAnsi="Arial"/>
+                <w:color w:val="1B2118"/>
+                <w:sz w:val="18"/>
+                <w:szCs w:val="18"/>
+              </w:rPr>
+              <w:t xml:space="preserve">21/10 (terza sessione)</w:t>
+            </w:r>
+          </w:p>
+        </w:tc>
+        <w:tc>
+          <w:tcPr>
+            <w:tcW w:type="dxa" w:w="2373"/>
+            <w:tcBorders>
+              <w:top w:val="single" w:color="D9D4C5" w:sz="4"/>
+              <w:left w:val="single" w:color="D9D4C5" w:sz="4"/>
+              <w:bottom w:val="single" w:color="D9D4C5" w:sz="4"/>
+              <w:right w:val="single" w:color="D9D4C5" w:sz="4"/>
+            </w:tcBorders>
+            <w:tcMar>
+              <w:top w:type="dxa" w:w="70"/>
+              <w:left w:type="dxa" w:w="110"/>
+              <w:bottom w:type="dxa" w:w="70"/>
+              <w:right w:type="dxa" w:w="110"/>
+            </w:tcMar>
+            <w:vAlign w:val="center"/>
+          </w:tcPr>
+          <w:p>
+            <w:pPr>
+              <w:spacing w:after="0" w:before="0"/>
+            </w:pPr>
+            <w:r>
+              <w:rPr>
+                <w:rFonts w:ascii="Arial" w:cs="Arial" w:eastAsia="Arial" w:hAnsi="Arial"/>
+                <w:b/>
+                <w:bCs/>
+                <w:color w:val="1B2118"/>
+                <w:sz w:val="18"/>
+                <w:szCs w:val="18"/>
+              </w:rPr>
+              <w:t xml:space="preserve">Pratiche</w:t>
+            </w:r>
+            <w:r>
+              <w:rPr>
+                <w:rFonts w:ascii="Arial" w:cs="Arial" w:eastAsia="Arial" w:hAnsi="Arial"/>
+                <w:color w:val="1B2118"/>
+                <w:sz w:val="18"/>
+                <w:szCs w:val="18"/>
+              </w:rPr>
+              <w:t xml:space="preserve"> — Borgoval: fase 5 in corso con ente non assegnato. Segnalato da: Collaudo</w:t>
+            </w:r>
+          </w:p>
+        </w:tc>
+        <w:tc>
+          <w:tcPr>
+            <w:tcW w:type="dxa" w:w="2129"/>
+            <w:tcBorders>
+              <w:top w:val="single" w:color="D9D4C5" w:sz="4"/>
+              <w:left w:val="single" w:color="D9D4C5" w:sz="4"/>
+              <w:bottom w:val="single" w:color="D9D4C5" w:sz="4"/>
+              <w:right w:val="single" w:color="D9D4C5" w:sz="4"/>
+            </w:tcBorders>
+            <w:tcMar>
+              <w:top w:type="dxa" w:w="70"/>
+              <w:left w:type="dxa" w:w="110"/>
+              <w:bottom w:type="dxa" w:w="70"/>
+              <w:right w:type="dxa" w:w="110"/>
+            </w:tcMar>
+            <w:vAlign w:val="center"/>
+          </w:tcPr>
+          <w:p>
+            <w:pPr>
+              <w:spacing w:after="0" w:before="0"/>
+            </w:pPr>
+            <w:r>
+              <w:rPr>
+                <w:rFonts w:ascii="Arial" w:cs="Arial" w:eastAsia="Arial" w:hAnsi="Arial"/>
+                <w:color w:val="1B2118"/>
+                <w:sz w:val="18"/>
+                <w:szCs w:val="18"/>
+              </w:rPr>
+              <w:t xml:space="preserve">CORRETTO_DA_RITESTARE (P1); dati del contratto ATTESA_REGOLA</w:t>
+            </w:r>
+          </w:p>
+        </w:tc>
+        <w:tc>
+          <w:tcPr>
+            <w:tcW w:type="dxa" w:w="2372"/>
+            <w:tcBorders>
+              <w:top w:val="single" w:color="D9D4C5" w:sz="4"/>
+              <w:left w:val="single" w:color="D9D4C5" w:sz="4"/>
+              <w:bottom w:val="single" w:color="D9D4C5" w:sz="4"/>
+              <w:right w:val="single" w:color="D9D4C5" w:sz="4"/>
+            </w:tcBorders>
+            <w:tcMar>
+              <w:top w:type="dxa" w:w="70"/>
+              <w:left w:type="dxa" w:w="110"/>
+              <w:bottom w:type="dxa" w:w="70"/>
+              <w:right w:type="dxa" w:w="110"/>
+            </w:tcMar>
+            <w:vAlign w:val="center"/>
+          </w:tcPr>
+          <w:p>
+            <w:pPr>
+              <w:spacing w:after="0" w:before="0"/>
+            </w:pPr>
+            <w:r>
+              <w:rPr>
+                <w:rFonts w:ascii="Arial" w:cs="Arial" w:eastAsia="Arial" w:hAnsi="Arial"/>
+                <w:color w:val="1B2118"/>
+                <w:sz w:val="18"/>
+                <w:szCs w:val="18"/>
+              </w:rPr>
+              <w:t xml:space="preserve">22/10 08:04 (</w:t>
+            </w:r>
+            <w:r>
+              <w:rPr>
+                <w:rFonts w:ascii="Consolas" w:cs="Consolas" w:eastAsia="Consolas" w:hAnsi="Consolas"/>
+                <w:color w:val="2F5D3A"/>
+                <w:sz w:val="18"/>
+                <w:szCs w:val="18"/>
+              </w:rPr>
+              <w:t xml:space="preserve">18a4653</w:t>
+            </w:r>
+            <w:r>
+              <w:rPr>
+                <w:rFonts w:ascii="Arial" w:cs="Arial" w:eastAsia="Arial" w:hAnsi="Arial"/>
+                <w:color w:val="1B2118"/>
+                <w:sz w:val="18"/>
+                <w:szCs w:val="18"/>
+              </w:rPr>
+              <w:t xml:space="preserve">, ramo, script 39): fase 5 solo con un ente attivo assegnato; ente non rimovibile a fase 5 aperta; dato di Borgoval da decidere a parte</w:t>
+            </w:r>
+          </w:p>
+        </w:tc>
+      </w:tr>
+      <w:tr>
+        <w:trPr>
+          <w:cantSplit/>
+        </w:trPr>
+        <w:tc>
+          <w:tcPr>
+            <w:tcW w:type="dxa" w:w="838"/>
+            <w:tcBorders>
+              <w:top w:val="single" w:color="D9D4C5" w:sz="4"/>
+              <w:left w:val="single" w:color="D9D4C5" w:sz="4"/>
+              <w:bottom w:val="single" w:color="D9D4C5" w:sz="4"/>
+              <w:right w:val="single" w:color="D9D4C5" w:sz="4"/>
+            </w:tcBorders>
+            <w:shd w:fill="F6F4EE" w:color="auto" w:val="clear"/>
+            <w:tcMar>
+              <w:top w:type="dxa" w:w="70"/>
+              <w:left w:type="dxa" w:w="110"/>
+              <w:bottom w:type="dxa" w:w="70"/>
+              <w:right w:type="dxa" w:w="110"/>
+            </w:tcMar>
+            <w:vAlign w:val="center"/>
+          </w:tcPr>
+          <w:p>
+            <w:pPr>
+              <w:spacing w:after="0" w:before="0"/>
+            </w:pPr>
+            <w:r>
+              <w:rPr>
+                <w:rFonts w:ascii="Arial" w:cs="Arial" w:eastAsia="Arial" w:hAnsi="Arial"/>
+                <w:color w:val="1B2118"/>
+                <w:sz w:val="18"/>
+                <w:szCs w:val="18"/>
+              </w:rPr>
+              <w:t xml:space="preserve">N04</w:t>
+            </w:r>
+          </w:p>
+        </w:tc>
+        <w:tc>
+          <w:tcPr>
+            <w:tcW w:type="dxa" w:w="1926"/>
+            <w:tcBorders>
+              <w:top w:val="single" w:color="D9D4C5" w:sz="4"/>
+              <w:left w:val="single" w:color="D9D4C5" w:sz="4"/>
+              <w:bottom w:val="single" w:color="D9D4C5" w:sz="4"/>
+              <w:right w:val="single" w:color="D9D4C5" w:sz="4"/>
+            </w:tcBorders>
+            <w:shd w:fill="F6F4EE" w:color="auto" w:val="clear"/>
+            <w:tcMar>
+              <w:top w:type="dxa" w:w="70"/>
+              <w:left w:type="dxa" w:w="110"/>
+              <w:bottom w:type="dxa" w:w="70"/>
+              <w:right w:type="dxa" w:w="110"/>
+            </w:tcMar>
+            <w:vAlign w:val="center"/>
+          </w:tcPr>
+          <w:p>
+            <w:pPr>
+              <w:spacing w:after="0" w:before="0"/>
+            </w:pPr>
+            <w:r>
+              <w:rPr>
+                <w:rFonts w:ascii="Arial" w:cs="Arial" w:eastAsia="Arial" w:hAnsi="Arial"/>
+                <w:color w:val="1B2118"/>
+                <w:sz w:val="18"/>
+                <w:szCs w:val="18"/>
+              </w:rPr>
+              <w:t xml:space="preserve">21/10 (terza sessione)</w:t>
+            </w:r>
+          </w:p>
+        </w:tc>
+        <w:tc>
+          <w:tcPr>
+            <w:tcW w:type="dxa" w:w="2373"/>
+            <w:tcBorders>
+              <w:top w:val="single" w:color="D9D4C5" w:sz="4"/>
+              <w:left w:val="single" w:color="D9D4C5" w:sz="4"/>
+              <w:bottom w:val="single" w:color="D9D4C5" w:sz="4"/>
+              <w:right w:val="single" w:color="D9D4C5" w:sz="4"/>
+            </w:tcBorders>
+            <w:shd w:fill="F6F4EE" w:color="auto" w:val="clear"/>
+            <w:tcMar>
+              <w:top w:type="dxa" w:w="70"/>
+              <w:left w:type="dxa" w:w="110"/>
+              <w:bottom w:type="dxa" w:w="70"/>
+              <w:right w:type="dxa" w:w="110"/>
+            </w:tcMar>
+            <w:vAlign w:val="center"/>
+          </w:tcPr>
+          <w:p>
+            <w:pPr>
+              <w:spacing w:after="0" w:before="0"/>
+            </w:pPr>
+            <w:r>
+              <w:rPr>
+                <w:rFonts w:ascii="Arial" w:cs="Arial" w:eastAsia="Arial" w:hAnsi="Arial"/>
+                <w:b/>
+                <w:bCs/>
+                <w:color w:val="1B2118"/>
+                <w:sz w:val="18"/>
+                <w:szCs w:val="18"/>
+              </w:rPr>
+              <w:t xml:space="preserve">Dashboard</w:t>
+            </w:r>
+            <w:r>
+              <w:rPr>
+                <w:rFonts w:ascii="Arial" w:cs="Arial" w:eastAsia="Arial" w:hAnsi="Arial"/>
+                <w:color w:val="1B2118"/>
+                <w:sz w:val="18"/>
+                <w:szCs w:val="18"/>
+              </w:rPr>
+              <w:t xml:space="preserve"> — Tutte le scadenze «—», contatori a zero. Segnalato da: Collaudo</w:t>
+            </w:r>
+          </w:p>
+        </w:tc>
+        <w:tc>
+          <w:tcPr>
+            <w:tcW w:type="dxa" w:w="2129"/>
+            <w:tcBorders>
+              <w:top w:val="single" w:color="D9D4C5" w:sz="4"/>
+              <w:left w:val="single" w:color="D9D4C5" w:sz="4"/>
+              <w:bottom w:val="single" w:color="D9D4C5" w:sz="4"/>
+              <w:right w:val="single" w:color="D9D4C5" w:sz="4"/>
+            </w:tcBorders>
+            <w:shd w:fill="F6F4EE" w:color="auto" w:val="clear"/>
+            <w:tcMar>
+              <w:top w:type="dxa" w:w="70"/>
+              <w:left w:type="dxa" w:w="110"/>
+              <w:bottom w:type="dxa" w:w="70"/>
+              <w:right w:type="dxa" w:w="110"/>
+            </w:tcMar>
+            <w:vAlign w:val="center"/>
+          </w:tcPr>
+          <w:p>
+            <w:pPr>
+              <w:spacing w:after="0" w:before="0"/>
+            </w:pPr>
+            <w:r>
+              <w:rPr>
+                <w:rFonts w:ascii="Arial" w:cs="Arial" w:eastAsia="Arial" w:hAnsi="Arial"/>
+                <w:color w:val="1B2118"/>
+                <w:sz w:val="18"/>
+                <w:szCs w:val="18"/>
+              </w:rPr>
+              <w:t xml:space="preserve">CORRETTO_DA_RITESTARE (P2); calcolo per decorrenze della Tabella 3 ATTESA_REGOLA</w:t>
+            </w:r>
+          </w:p>
+        </w:tc>
+        <w:tc>
+          <w:tcPr>
+            <w:tcW w:type="dxa" w:w="2372"/>
+            <w:tcBorders>
+              <w:top w:val="single" w:color="D9D4C5" w:sz="4"/>
+              <w:left w:val="single" w:color="D9D4C5" w:sz="4"/>
+              <w:bottom w:val="single" w:color="D9D4C5" w:sz="4"/>
+              <w:right w:val="single" w:color="D9D4C5" w:sz="4"/>
+            </w:tcBorders>
+            <w:shd w:fill="F6F4EE" w:color="auto" w:val="clear"/>
+            <w:tcMar>
+              <w:top w:type="dxa" w:w="70"/>
+              <w:left w:type="dxa" w:w="110"/>
+              <w:bottom w:type="dxa" w:w="70"/>
+              <w:right w:type="dxa" w:w="110"/>
+            </w:tcMar>
+            <w:vAlign w:val="center"/>
+          </w:tcPr>
+          <w:p>
+            <w:pPr>
+              <w:spacing w:after="0" w:before="0"/>
+            </w:pPr>
+            <w:r>
+              <w:rPr>
+                <w:rFonts w:ascii="Arial" w:cs="Arial" w:eastAsia="Arial" w:hAnsi="Arial"/>
+                <w:color w:val="1B2118"/>
+                <w:sz w:val="18"/>
+                <w:szCs w:val="18"/>
+              </w:rPr>
+              <w:t xml:space="preserve">22/10 08:04 (</w:t>
+            </w:r>
+            <w:r>
+              <w:rPr>
+                <w:rFonts w:ascii="Consolas" w:cs="Consolas" w:eastAsia="Consolas" w:hAnsi="Consolas"/>
+                <w:color w:val="2F5D3A"/>
+                <w:sz w:val="18"/>
+                <w:szCs w:val="18"/>
+              </w:rPr>
+              <w:t xml:space="preserve">18a4653</w:t>
+            </w:r>
+            <w:r>
+              <w:rPr>
+                <w:rFonts w:ascii="Arial" w:cs="Arial" w:eastAsia="Arial" w:hAnsi="Arial"/>
+                <w:color w:val="1B2118"/>
+                <w:sz w:val="18"/>
+                <w:szCs w:val="18"/>
+              </w:rPr>
+              <w:t xml:space="preserve">, ramo): riquadro «Fase aperta senza scadenza»; causa delle date mancanti: fasi aperte il 17/10 con la scrittura diretta tolta il 18/10 (</w:t>
+            </w:r>
+            <w:r>
+              <w:rPr>
+                <w:rFonts w:ascii="Consolas" w:cs="Consolas" w:eastAsia="Consolas" w:hAnsi="Consolas"/>
+                <w:color w:val="2F5D3A"/>
+                <w:sz w:val="18"/>
+                <w:szCs w:val="18"/>
+              </w:rPr>
+              <w:t xml:space="preserve">fa5afac</w:t>
+            </w:r>
+            <w:r>
+              <w:rPr>
+                <w:rFonts w:ascii="Arial" w:cs="Arial" w:eastAsia="Arial" w:hAnsi="Arial"/>
+                <w:color w:val="1B2118"/>
+                <w:sz w:val="18"/>
+                <w:szCs w:val="18"/>
+              </w:rPr>
+              <w:t xml:space="preserve">); fase 1 senza scadenza per costruzione</w:t>
+            </w:r>
+          </w:p>
+        </w:tc>
+      </w:tr>
+      <w:tr>
+        <w:trPr>
+          <w:cantSplit/>
+        </w:trPr>
+        <w:tc>
+          <w:tcPr>
+            <w:tcW w:type="dxa" w:w="838"/>
+            <w:tcBorders>
+              <w:top w:val="single" w:color="D9D4C5" w:sz="4"/>
+              <w:left w:val="single" w:color="D9D4C5" w:sz="4"/>
+              <w:bottom w:val="single" w:color="D9D4C5" w:sz="4"/>
+              <w:right w:val="single" w:color="D9D4C5" w:sz="4"/>
+            </w:tcBorders>
+            <w:tcMar>
+              <w:top w:type="dxa" w:w="70"/>
+              <w:left w:type="dxa" w:w="110"/>
+              <w:bottom w:type="dxa" w:w="70"/>
+              <w:right w:type="dxa" w:w="110"/>
+            </w:tcMar>
+            <w:vAlign w:val="center"/>
+          </w:tcPr>
+          <w:p>
+            <w:pPr>
+              <w:spacing w:after="0" w:before="0"/>
+            </w:pPr>
+            <w:r>
+              <w:rPr>
+                <w:rFonts w:ascii="Arial" w:cs="Arial" w:eastAsia="Arial" w:hAnsi="Arial"/>
+                <w:color w:val="1B2118"/>
+                <w:sz w:val="18"/>
+                <w:szCs w:val="18"/>
+              </w:rPr>
+              <w:t xml:space="preserve">N05</w:t>
+            </w:r>
+          </w:p>
+        </w:tc>
+        <w:tc>
+          <w:tcPr>
+            <w:tcW w:type="dxa" w:w="1926"/>
+            <w:tcBorders>
+              <w:top w:val="single" w:color="D9D4C5" w:sz="4"/>
+              <w:left w:val="single" w:color="D9D4C5" w:sz="4"/>
+              <w:bottom w:val="single" w:color="D9D4C5" w:sz="4"/>
+              <w:right w:val="single" w:color="D9D4C5" w:sz="4"/>
+            </w:tcBorders>
+            <w:tcMar>
+              <w:top w:type="dxa" w:w="70"/>
+              <w:left w:type="dxa" w:w="110"/>
+              <w:bottom w:type="dxa" w:w="70"/>
+              <w:right w:type="dxa" w:w="110"/>
+            </w:tcMar>
+            <w:vAlign w:val="center"/>
+          </w:tcPr>
+          <w:p>
+            <w:pPr>
+              <w:spacing w:after="0" w:before="0"/>
+            </w:pPr>
+            <w:r>
+              <w:rPr>
+                <w:rFonts w:ascii="Arial" w:cs="Arial" w:eastAsia="Arial" w:hAnsi="Arial"/>
+                <w:color w:val="1B2118"/>
+                <w:sz w:val="18"/>
+                <w:szCs w:val="18"/>
+              </w:rPr>
+              <w:t xml:space="preserve">21/10 (terza sessione)</w:t>
+            </w:r>
+          </w:p>
+        </w:tc>
+        <w:tc>
+          <w:tcPr>
+            <w:tcW w:type="dxa" w:w="2373"/>
+            <w:tcBorders>
+              <w:top w:val="single" w:color="D9D4C5" w:sz="4"/>
+              <w:left w:val="single" w:color="D9D4C5" w:sz="4"/>
+              <w:bottom w:val="single" w:color="D9D4C5" w:sz="4"/>
+              <w:right w:val="single" w:color="D9D4C5" w:sz="4"/>
+            </w:tcBorders>
+            <w:tcMar>
+              <w:top w:type="dxa" w:w="70"/>
+              <w:left w:type="dxa" w:w="110"/>
+              <w:bottom w:type="dxa" w:w="70"/>
+              <w:right w:type="dxa" w:w="110"/>
+            </w:tcMar>
+            <w:vAlign w:val="center"/>
+          </w:tcPr>
+          <w:p>
+            <w:pPr>
+              <w:spacing w:after="0" w:before="0"/>
+            </w:pPr>
+            <w:r>
+              <w:rPr>
+                <w:rFonts w:ascii="Arial" w:cs="Arial" w:eastAsia="Arial" w:hAnsi="Arial"/>
+                <w:b/>
+                <w:bCs/>
+                <w:color w:val="1B2118"/>
+                <w:sz w:val="18"/>
+                <w:szCs w:val="18"/>
+              </w:rPr>
+              <w:t xml:space="preserve">Pratiche</w:t>
+            </w:r>
+            <w:r>
+              <w:rPr>
+                <w:rFonts w:ascii="Arial" w:cs="Arial" w:eastAsia="Arial" w:hAnsi="Arial"/>
+                <w:color w:val="1B2118"/>
+                <w:sz w:val="18"/>
+                <w:szCs w:val="18"/>
+              </w:rPr>
+              <w:t xml:space="preserve"> — Codici progetto in formati diversi (</w:t>
+            </w:r>
+            <w:r>
+              <w:rPr>
+                <w:rFonts w:ascii="Consolas" w:cs="Consolas" w:eastAsia="Consolas" w:hAnsi="Consolas"/>
+                <w:color w:val="2F5D3A"/>
+                <w:sz w:val="18"/>
+                <w:szCs w:val="18"/>
+              </w:rPr>
+              <w:t xml:space="preserve">CWP-2026-0001</w:t>
+            </w:r>
+            <w:r>
+              <w:rPr>
+                <w:rFonts w:ascii="Arial" w:cs="Arial" w:eastAsia="Arial" w:hAnsi="Arial"/>
+                <w:color w:val="1B2118"/>
+                <w:sz w:val="18"/>
+                <w:szCs w:val="18"/>
+              </w:rPr>
+              <w:t xml:space="preserve">, </w:t>
+            </w:r>
+            <w:r>
+              <w:rPr>
+                <w:rFonts w:ascii="Consolas" w:cs="Consolas" w:eastAsia="Consolas" w:hAnsi="Consolas"/>
+                <w:color w:val="2F5D3A"/>
+                <w:sz w:val="18"/>
+                <w:szCs w:val="18"/>
+              </w:rPr>
+              <w:t xml:space="preserve">CWP-2026-003</w:t>
+            </w:r>
+            <w:r>
+              <w:rPr>
+                <w:rFonts w:ascii="Arial" w:cs="Arial" w:eastAsia="Arial" w:hAnsi="Arial"/>
+                <w:color w:val="1B2118"/>
+                <w:sz w:val="18"/>
+                <w:szCs w:val="18"/>
+              </w:rPr>
+              <w:t xml:space="preserve">, </w:t>
+            </w:r>
+            <w:r>
+              <w:rPr>
+                <w:rFonts w:ascii="Consolas" w:cs="Consolas" w:eastAsia="Consolas" w:hAnsi="Consolas"/>
+                <w:color w:val="2F5D3A"/>
+                <w:sz w:val="18"/>
+                <w:szCs w:val="18"/>
+              </w:rPr>
+              <w:t xml:space="preserve">cwp-026-005</w:t>
+            </w:r>
+            <w:r>
+              <w:rPr>
+                <w:rFonts w:ascii="Arial" w:cs="Arial" w:eastAsia="Arial" w:hAnsi="Arial"/>
+                <w:color w:val="1B2118"/>
+                <w:sz w:val="18"/>
+                <w:szCs w:val="18"/>
+              </w:rPr>
+              <w:t xml:space="preserve">). Segnalato da: Collaudo</w:t>
+            </w:r>
+          </w:p>
+        </w:tc>
+        <w:tc>
+          <w:tcPr>
+            <w:tcW w:type="dxa" w:w="2129"/>
+            <w:tcBorders>
+              <w:top w:val="single" w:color="D9D4C5" w:sz="4"/>
+              <w:left w:val="single" w:color="D9D4C5" w:sz="4"/>
+              <w:bottom w:val="single" w:color="D9D4C5" w:sz="4"/>
+              <w:right w:val="single" w:color="D9D4C5" w:sz="4"/>
+            </w:tcBorders>
+            <w:tcMar>
+              <w:top w:type="dxa" w:w="70"/>
+              <w:left w:type="dxa" w:w="110"/>
+              <w:bottom w:type="dxa" w:w="70"/>
+              <w:right w:type="dxa" w:w="110"/>
+            </w:tcMar>
+            <w:vAlign w:val="center"/>
+          </w:tcPr>
+          <w:p>
+            <w:pPr>
+              <w:spacing w:after="0" w:before="0"/>
+            </w:pPr>
+            <w:r>
+              <w:rPr>
+                <w:rFonts w:ascii="Arial" w:cs="Arial" w:eastAsia="Arial" w:hAnsi="Arial"/>
+                <w:color w:val="1B2118"/>
+                <w:sz w:val="18"/>
+                <w:szCs w:val="18"/>
+              </w:rPr>
+              <w:t xml:space="preserve">ATTESA_REGOLA (P3)</w:t>
+            </w:r>
+          </w:p>
+        </w:tc>
+        <w:tc>
+          <w:tcPr>
+            <w:tcW w:type="dxa" w:w="2372"/>
+            <w:tcBorders>
+              <w:top w:val="single" w:color="D9D4C5" w:sz="4"/>
+              <w:left w:val="single" w:color="D9D4C5" w:sz="4"/>
+              <w:bottom w:val="single" w:color="D9D4C5" w:sz="4"/>
+              <w:right w:val="single" w:color="D9D4C5" w:sz="4"/>
+            </w:tcBorders>
+            <w:tcMar>
+              <w:top w:type="dxa" w:w="70"/>
+              <w:left w:type="dxa" w:w="110"/>
+              <w:bottom w:type="dxa" w:w="70"/>
+              <w:right w:type="dxa" w:w="110"/>
+            </w:tcMar>
+            <w:vAlign w:val="center"/>
+          </w:tcPr>
+          <w:p>
+            <w:pPr>
+              <w:spacing w:after="0" w:before="0"/>
+            </w:pPr>
+            <w:r>
+              <w:rPr>
+                <w:rFonts w:ascii="Arial" w:cs="Arial" w:eastAsia="Arial" w:hAnsi="Arial"/>
+                <w:color w:val="1B2118"/>
+                <w:sz w:val="18"/>
+                <w:szCs w:val="18"/>
+              </w:rPr>
+              <w:t xml:space="preserve">22/10 08:04 (</w:t>
+            </w:r>
+            <w:r>
+              <w:rPr>
+                <w:rFonts w:ascii="Consolas" w:cs="Consolas" w:eastAsia="Consolas" w:hAnsi="Consolas"/>
+                <w:color w:val="2F5D3A"/>
+                <w:sz w:val="18"/>
+                <w:szCs w:val="18"/>
+              </w:rPr>
+              <w:t xml:space="preserve">18a4653</w:t>
+            </w:r>
+            <w:r>
+              <w:rPr>
+                <w:rFonts w:ascii="Arial" w:cs="Arial" w:eastAsia="Arial" w:hAnsi="Arial"/>
+                <w:color w:val="1B2118"/>
+                <w:sz w:val="18"/>
+                <w:szCs w:val="18"/>
+              </w:rPr>
+              <w:t xml:space="preserve">, ramo): solo avviso non bloccante per i codici scritti a mano fuori formato; due codici scritti a mano (il generatore produce sempre 4 cifre maiuscole); nessuna rinomina</w:t>
+            </w:r>
+          </w:p>
+        </w:tc>
+      </w:tr>
+      <w:tr>
+        <w:trPr>
+          <w:cantSplit/>
+        </w:trPr>
+        <w:tc>
+          <w:tcPr>
+            <w:tcW w:type="dxa" w:w="838"/>
+            <w:tcBorders>
+              <w:top w:val="single" w:color="D9D4C5" w:sz="4"/>
+              <w:left w:val="single" w:color="D9D4C5" w:sz="4"/>
+              <w:bottom w:val="single" w:color="D9D4C5" w:sz="4"/>
+              <w:right w:val="single" w:color="D9D4C5" w:sz="4"/>
+            </w:tcBorders>
+            <w:shd w:fill="F6F4EE" w:color="auto" w:val="clear"/>
+            <w:tcMar>
+              <w:top w:type="dxa" w:w="70"/>
+              <w:left w:type="dxa" w:w="110"/>
+              <w:bottom w:type="dxa" w:w="70"/>
+              <w:right w:type="dxa" w:w="110"/>
+            </w:tcMar>
+            <w:vAlign w:val="center"/>
+          </w:tcPr>
+          <w:p>
+            <w:pPr>
+              <w:spacing w:after="0" w:before="0"/>
+            </w:pPr>
+            <w:r>
+              <w:rPr>
+                <w:rFonts w:ascii="Arial" w:cs="Arial" w:eastAsia="Arial" w:hAnsi="Arial"/>
+                <w:color w:val="1B2118"/>
+                <w:sz w:val="18"/>
+                <w:szCs w:val="18"/>
+              </w:rPr>
+              <w:t xml:space="preserve">N06</w:t>
+            </w:r>
+          </w:p>
+        </w:tc>
+        <w:tc>
+          <w:tcPr>
+            <w:tcW w:type="dxa" w:w="1926"/>
+            <w:tcBorders>
+              <w:top w:val="single" w:color="D9D4C5" w:sz="4"/>
+              <w:left w:val="single" w:color="D9D4C5" w:sz="4"/>
+              <w:bottom w:val="single" w:color="D9D4C5" w:sz="4"/>
+              <w:right w:val="single" w:color="D9D4C5" w:sz="4"/>
+            </w:tcBorders>
+            <w:shd w:fill="F6F4EE" w:color="auto" w:val="clear"/>
+            <w:tcMar>
+              <w:top w:type="dxa" w:w="70"/>
+              <w:left w:type="dxa" w:w="110"/>
+              <w:bottom w:type="dxa" w:w="70"/>
+              <w:right w:type="dxa" w:w="110"/>
+            </w:tcMar>
+            <w:vAlign w:val="center"/>
+          </w:tcPr>
+          <w:p>
+            <w:pPr>
+              <w:spacing w:after="0" w:before="0"/>
+            </w:pPr>
+            <w:r>
+              <w:rPr>
+                <w:rFonts w:ascii="Arial" w:cs="Arial" w:eastAsia="Arial" w:hAnsi="Arial"/>
+                <w:color w:val="1B2118"/>
+                <w:sz w:val="18"/>
+                <w:szCs w:val="18"/>
+              </w:rPr>
+              <w:t xml:space="preserve">21/10 (terza sessione)</w:t>
+            </w:r>
+          </w:p>
+        </w:tc>
+        <w:tc>
+          <w:tcPr>
+            <w:tcW w:type="dxa" w:w="2373"/>
+            <w:tcBorders>
+              <w:top w:val="single" w:color="D9D4C5" w:sz="4"/>
+              <w:left w:val="single" w:color="D9D4C5" w:sz="4"/>
+              <w:bottom w:val="single" w:color="D9D4C5" w:sz="4"/>
+              <w:right w:val="single" w:color="D9D4C5" w:sz="4"/>
+            </w:tcBorders>
+            <w:shd w:fill="F6F4EE" w:color="auto" w:val="clear"/>
+            <w:tcMar>
+              <w:top w:type="dxa" w:w="70"/>
+              <w:left w:type="dxa" w:w="110"/>
+              <w:bottom w:type="dxa" w:w="70"/>
+              <w:right w:type="dxa" w:w="110"/>
+            </w:tcMar>
+            <w:vAlign w:val="center"/>
+          </w:tcPr>
+          <w:p>
+            <w:pPr>
+              <w:spacing w:after="0" w:before="0"/>
+            </w:pPr>
+            <w:r>
+              <w:rPr>
+                <w:rFonts w:ascii="Arial" w:cs="Arial" w:eastAsia="Arial" w:hAnsi="Arial"/>
+                <w:b/>
+                <w:bCs/>
+                <w:color w:val="1B2118"/>
+                <w:sz w:val="18"/>
+                <w:szCs w:val="18"/>
+              </w:rPr>
+              <w:t xml:space="preserve">Metodologia</w:t>
+            </w:r>
+            <w:r>
+              <w:rPr>
+                <w:rFonts w:ascii="Arial" w:cs="Arial" w:eastAsia="Arial" w:hAnsi="Arial"/>
+                <w:color w:val="1B2118"/>
+                <w:sz w:val="18"/>
+                <w:szCs w:val="18"/>
+              </w:rPr>
+              <w:t xml:space="preserve"> — Paniere del fattore dell'indifferenziato più ampio delle cinque frazioni nominate al cap. 5. Segnalato da: Collaudo</w:t>
+            </w:r>
+          </w:p>
+        </w:tc>
+        <w:tc>
+          <w:tcPr>
+            <w:tcW w:type="dxa" w:w="2129"/>
+            <w:tcBorders>
+              <w:top w:val="single" w:color="D9D4C5" w:sz="4"/>
+              <w:left w:val="single" w:color="D9D4C5" w:sz="4"/>
+              <w:bottom w:val="single" w:color="D9D4C5" w:sz="4"/>
+              <w:right w:val="single" w:color="D9D4C5" w:sz="4"/>
+            </w:tcBorders>
+            <w:shd w:fill="F6F4EE" w:color="auto" w:val="clear"/>
+            <w:tcMar>
+              <w:top w:type="dxa" w:w="70"/>
+              <w:left w:type="dxa" w:w="110"/>
+              <w:bottom w:type="dxa" w:w="70"/>
+              <w:right w:type="dxa" w:w="110"/>
+            </w:tcMar>
+            <w:vAlign w:val="center"/>
+          </w:tcPr>
+          <w:p>
+            <w:pPr>
+              <w:spacing w:after="0" w:before="0"/>
+            </w:pPr>
+            <w:r>
+              <w:rPr>
+                <w:rFonts w:ascii="Arial" w:cs="Arial" w:eastAsia="Arial" w:hAnsi="Arial"/>
+                <w:color w:val="1B2118"/>
+                <w:sz w:val="18"/>
+                <w:szCs w:val="18"/>
+              </w:rPr>
+              <w:t xml:space="preserve">ATTESA_REGOLA (P1)</w:t>
+            </w:r>
+          </w:p>
+        </w:tc>
+        <w:tc>
+          <w:tcPr>
+            <w:tcW w:type="dxa" w:w="2372"/>
+            <w:tcBorders>
+              <w:top w:val="single" w:color="D9D4C5" w:sz="4"/>
+              <w:left w:val="single" w:color="D9D4C5" w:sz="4"/>
+              <w:bottom w:val="single" w:color="D9D4C5" w:sz="4"/>
+              <w:right w:val="single" w:color="D9D4C5" w:sz="4"/>
+            </w:tcBorders>
+            <w:shd w:fill="F6F4EE" w:color="auto" w:val="clear"/>
+            <w:tcMar>
+              <w:top w:type="dxa" w:w="70"/>
+              <w:left w:type="dxa" w:w="110"/>
+              <w:bottom w:type="dxa" w:w="70"/>
+              <w:right w:type="dxa" w:w="110"/>
+            </w:tcMar>
+            <w:vAlign w:val="center"/>
+          </w:tcPr>
+          <w:p>
+            <w:pPr>
+              <w:spacing w:after="0" w:before="0"/>
+            </w:pPr>
+            <w:r>
+              <w:rPr>
+                <w:rFonts w:ascii="Arial" w:cs="Arial" w:eastAsia="Arial" w:hAnsi="Arial"/>
+                <w:color w:val="1B2118"/>
+                <w:sz w:val="18"/>
+                <w:szCs w:val="18"/>
+              </w:rPr>
+              <w:t xml:space="preserve">22/10 08:04 (</w:t>
+            </w:r>
+            <w:r>
+              <w:rPr>
+                <w:rFonts w:ascii="Consolas" w:cs="Consolas" w:eastAsia="Consolas" w:hAnsi="Consolas"/>
+                <w:color w:val="2F5D3A"/>
+                <w:sz w:val="18"/>
+                <w:szCs w:val="18"/>
+              </w:rPr>
+              <w:t xml:space="preserve">18a4653</w:t>
+            </w:r>
+            <w:r>
+              <w:rPr>
+                <w:rFonts w:ascii="Arial" w:cs="Arial" w:eastAsia="Arial" w:hAnsi="Arial"/>
+                <w:color w:val="1B2118"/>
+                <w:sz w:val="18"/>
+                <w:szCs w:val="18"/>
+              </w:rPr>
+              <w:t xml:space="preserve">, ramo): solo trasparenza (quota, tonnellate, FE, frazioni oltre le cinque ed escluse) nei risultati e nel PDF; formula invariata</w:t>
             </w:r>
           </w:p>
         </w:tc>
@@ -15681,6 +17083,67 @@
     </w:p>
     <w:p>
       <w:pPr>
+        <w:spacing w:after="140" w:line="300"/>
+      </w:pPr>
+      <w:r>
+        <w:rPr>
+          <w:rFonts w:ascii="Arial" w:cs="Arial" w:eastAsia="Arial" w:hAnsi="Arial"/>
+          <w:b/>
+          <w:bCs/>
+          <w:color w:val="1B2118"/>
+          <w:sz w:val="21"/>
+          <w:szCs w:val="21"/>
+        </w:rPr>
+        <w:t xml:space="preserve">N01-N06 — terza sessione di collaudo.</w:t>
+      </w:r>
+      <w:r>
+        <w:rPr>
+          <w:rFonts w:ascii="Arial" w:cs="Arial" w:eastAsia="Arial" w:hAnsi="Arial"/>
+          <w:color w:val="1B2118"/>
+          <w:sz w:val="21"/>
+          <w:szCs w:val="21"/>
+        </w:rPr>
+        <w:t xml:space="preserve"> Le schede complete sono in </w:t>
+      </w:r>
+      <w:r>
+        <w:rPr>
+          <w:rFonts w:ascii="Consolas" w:cs="Consolas" w:eastAsia="Consolas" w:hAnsi="Consolas"/>
+          <w:color w:val="2F5D3A"/>
+          <w:sz w:val="21"/>
+          <w:szCs w:val="21"/>
+        </w:rPr>
+        <w:t xml:space="preserve">docs/collaudo/Rilievi_N01-N06_risposte.md</w:t>
+      </w:r>
+      <w:r>
+        <w:rPr>
+          <w:rFonts w:ascii="Arial" w:cs="Arial" w:eastAsia="Arial" w:hAnsi="Arial"/>
+          <w:color w:val="1B2118"/>
+          <w:sz w:val="21"/>
+          <w:szCs w:val="21"/>
+        </w:rPr>
+        <w:t xml:space="preserve">. Le correzioni sono sul ramo </w:t>
+      </w:r>
+      <w:r>
+        <w:rPr>
+          <w:rFonts w:ascii="Consolas" w:cs="Consolas" w:eastAsia="Consolas" w:hAnsi="Consolas"/>
+          <w:color w:val="2F5D3A"/>
+          <w:sz w:val="21"/>
+          <w:szCs w:val="21"/>
+        </w:rPr>
+        <w:t xml:space="preserve">correzioni-rilievi-n01-n06</w:t>
+      </w:r>
+      <w:r>
+        <w:rPr>
+          <w:rFonts w:ascii="Arial" w:cs="Arial" w:eastAsia="Arial" w:hAnsi="Arial"/>
+          <w:color w:val="1B2118"/>
+          <w:sz w:val="21"/>
+          <w:szCs w:val="21"/>
+        </w:rPr>
+        <w:t xml:space="preserve">, non in produzione. Lo script 39 si esegue solo con l'OK di Luca e il mandato del collaudo. Nessun dato storico è stato modificato; gli interventi sui dati (Borgoval, scadenze mancanti, codici) sono proposti a parte. Conseguenza per il collaudo: il percorso di prova non chiude più il feedback il giorno stesso (Manuale di test, nota dopo la prova 4.9d).</w:t>
+      </w:r>
+    </w:p>
+    <w:p>
+      <w:pPr>
         <w:pStyle w:val="Heading1"/>
         <w:pageBreakBefore/>
         <w:pBdr>
@@ -17416,6 +18879,110 @@
           </w:p>
         </w:tc>
       </w:tr>
+      <w:tr>
+        <w:trPr>
+          <w:cantSplit/>
+        </w:trPr>
+        <w:tc>
+          <w:tcPr>
+            <w:tcW w:type="dxa" w:w="3213"/>
+            <w:tcBorders>
+              <w:top w:val="single" w:color="D9D4C5" w:sz="4"/>
+              <w:left w:val="single" w:color="D9D4C5" w:sz="4"/>
+              <w:bottom w:val="single" w:color="D9D4C5" w:sz="4"/>
+              <w:right w:val="single" w:color="D9D4C5" w:sz="4"/>
+            </w:tcBorders>
+            <w:shd w:fill="F6F4EE" w:color="auto" w:val="clear"/>
+            <w:tcMar>
+              <w:top w:type="dxa" w:w="70"/>
+              <w:left w:type="dxa" w:w="110"/>
+              <w:bottom w:type="dxa" w:w="70"/>
+              <w:right w:type="dxa" w:w="110"/>
+            </w:tcMar>
+            <w:vAlign w:val="center"/>
+          </w:tcPr>
+          <w:p>
+            <w:pPr>
+              <w:spacing w:after="0" w:before="0"/>
+            </w:pPr>
+            <w:r>
+              <w:rPr>
+                <w:rFonts w:ascii="Consolas" w:cs="Consolas" w:eastAsia="Consolas" w:hAnsi="Consolas"/>
+                <w:color w:val="2F5D3A"/>
+                <w:sz w:val="18"/>
+                <w:szCs w:val="18"/>
+              </w:rPr>
+              <w:t xml:space="preserve">rilievi_n.test.mjs</w:t>
+            </w:r>
+          </w:p>
+        </w:tc>
+        <w:tc>
+          <w:tcPr>
+            <w:tcW w:type="dxa" w:w="1385"/>
+            <w:tcBorders>
+              <w:top w:val="single" w:color="D9D4C5" w:sz="4"/>
+              <w:left w:val="single" w:color="D9D4C5" w:sz="4"/>
+              <w:bottom w:val="single" w:color="D9D4C5" w:sz="4"/>
+              <w:right w:val="single" w:color="D9D4C5" w:sz="4"/>
+            </w:tcBorders>
+            <w:shd w:fill="F6F4EE" w:color="auto" w:val="clear"/>
+            <w:tcMar>
+              <w:top w:type="dxa" w:w="70"/>
+              <w:left w:type="dxa" w:w="110"/>
+              <w:bottom w:type="dxa" w:w="70"/>
+              <w:right w:type="dxa" w:w="110"/>
+            </w:tcMar>
+            <w:vAlign w:val="center"/>
+          </w:tcPr>
+          <w:p>
+            <w:pPr>
+              <w:spacing w:after="0" w:before="0"/>
+            </w:pPr>
+            <w:r>
+              <w:rPr>
+                <w:rFonts w:ascii="Arial" w:cs="Arial" w:eastAsia="Arial" w:hAnsi="Arial"/>
+                <w:color w:val="1B2118"/>
+                <w:sz w:val="18"/>
+                <w:szCs w:val="18"/>
+              </w:rPr>
+              <w:t xml:space="preserve">13</w:t>
+            </w:r>
+          </w:p>
+        </w:tc>
+        <w:tc>
+          <w:tcPr>
+            <w:tcW w:type="dxa" w:w="5040"/>
+            <w:tcBorders>
+              <w:top w:val="single" w:color="D9D4C5" w:sz="4"/>
+              <w:left w:val="single" w:color="D9D4C5" w:sz="4"/>
+              <w:bottom w:val="single" w:color="D9D4C5" w:sz="4"/>
+              <w:right w:val="single" w:color="D9D4C5" w:sz="4"/>
+            </w:tcBorders>
+            <w:shd w:fill="F6F4EE" w:color="auto" w:val="clear"/>
+            <w:tcMar>
+              <w:top w:type="dxa" w:w="70"/>
+              <w:left w:type="dxa" w:w="110"/>
+              <w:bottom w:type="dxa" w:w="70"/>
+              <w:right w:type="dxa" w:w="110"/>
+            </w:tcMar>
+            <w:vAlign w:val="center"/>
+          </w:tcPr>
+          <w:p>
+            <w:pPr>
+              <w:spacing w:after="0" w:before="0"/>
+            </w:pPr>
+            <w:r>
+              <w:rPr>
+                <w:rFonts w:ascii="Arial" w:cs="Arial" w:eastAsia="Arial" w:hAnsi="Arial"/>
+                <w:color w:val="1B2118"/>
+                <w:sz w:val="18"/>
+                <w:szCs w:val="18"/>
+              </w:rPr>
+              <w:t xml:space="preserve">N01 (Caso 1 a 16.735 abitanti: 16.232,95 €/anno; 10 anni senza avviso, 7 e 12 anni stima), N04 (data assente, passata, oggi, +7, +8, pratiche non attive), N05 (formato dell'avviso), N06 (cinque frazioni + legno + metallo + RAEE a zero contro un calcolo indipendente, denominatore nullo)</w:t>
+            </w:r>
+          </w:p>
+        </w:tc>
+      </w:tr>
     </w:tbl>
     <w:p>
       <w:pPr>
@@ -17444,7 +19011,25 @@
           <w:sz w:val="21"/>
           <w:szCs w:val="21"/>
         </w:rPr>
-        <w:t xml:space="preserve"> 21/10/2026 11:55, 15 serie superate.</w:t>
+        <w:t xml:space="preserve"> 22/10/2026 08:00 (ramo </w:t>
+      </w:r>
+      <w:r>
+        <w:rPr>
+          <w:rFonts w:ascii="Consolas" w:cs="Consolas" w:eastAsia="Consolas" w:hAnsi="Consolas"/>
+          <w:color w:val="2F5D3A"/>
+          <w:sz w:val="21"/>
+          <w:szCs w:val="21"/>
+        </w:rPr>
+        <w:t xml:space="preserve">correzioni-rilievi-n01-n06</w:t>
+      </w:r>
+      <w:r>
+        <w:rPr>
+          <w:rFonts w:ascii="Arial" w:cs="Arial" w:eastAsia="Arial" w:hAnsi="Arial"/>
+          <w:color w:val="1B2118"/>
+          <w:sz w:val="21"/>
+          <w:szCs w:val="21"/>
+        </w:rPr>
+        <w:t xml:space="preserve">), 16 serie superate.</w:t>
       </w:r>
     </w:p>
     <w:p>
@@ -17527,6 +19112,224 @@
           <w:szCs w:val="21"/>
         </w:rPr>
         <w:t xml:space="preserve">Ultime prove:</w:t>
+      </w:r>
+    </w:p>
+    <w:p>
+      <w:pPr>
+        <w:pStyle w:val="ListParagraph"/>
+        <w:numPr>
+          <w:ilvl w:val="0"/>
+          <w:numId w:val="2"/>
+        </w:numPr>
+        <w:spacing w:after="70" w:line="290"/>
+      </w:pPr>
+      <w:r>
+        <w:rPr>
+          <w:rFonts w:ascii="Consolas" w:cs="Consolas" w:eastAsia="Consolas" w:hAnsi="Consolas"/>
+          <w:color w:val="2F5D3A"/>
+          <w:sz w:val="21"/>
+          <w:szCs w:val="21"/>
+        </w:rPr>
+        <w:t xml:space="preserve">t39.sql</w:t>
+      </w:r>
+      <w:r>
+        <w:rPr>
+          <w:rFonts w:ascii="Arial" w:cs="Arial" w:eastAsia="Arial" w:hAnsi="Arial"/>
+          <w:color w:val="1B2118"/>
+          <w:sz w:val="21"/>
+          <w:szCs w:val="21"/>
+        </w:rPr>
+        <w:t xml:space="preserve"> del 22/10/2026 (rilievi N02 e N03, script 39), tutte come attese:</w:t>
+      </w:r>
+    </w:p>
+    <w:p>
+      <w:pPr>
+        <w:pStyle w:val="ListParagraph"/>
+        <w:numPr>
+          <w:ilvl w:val="1"/>
+          <w:numId w:val="2"/>
+        </w:numPr>
+        <w:spacing w:after="70" w:line="290"/>
+      </w:pPr>
+      <w:r>
+        <w:rPr>
+          <w:rFonts w:ascii="Arial" w:cs="Arial" w:eastAsia="Arial" w:hAnsi="Arial"/>
+          <w:color w:val="1B2118"/>
+          <w:sz w:val="20"/>
+          <w:szCs w:val="20"/>
+        </w:rPr>
+        <w:t xml:space="preserve">fase 3 senza feedback: chiusura rifiutata;</w:t>
+      </w:r>
+    </w:p>
+    <w:p>
+      <w:pPr>
+        <w:pStyle w:val="ListParagraph"/>
+        <w:numPr>
+          <w:ilvl w:val="1"/>
+          <w:numId w:val="2"/>
+        </w:numPr>
+        <w:spacing w:after="70" w:line="290"/>
+      </w:pPr>
+      <w:r>
+        <w:rPr>
+          <w:rFonts w:ascii="Arial" w:cs="Arial" w:eastAsia="Arial" w:hAnsi="Arial"/>
+          <w:color w:val="1B2118"/>
+          <w:sz w:val="20"/>
+          <w:szCs w:val="20"/>
+        </w:rPr>
+        <w:t xml:space="preserve">apertura del feedback: 30 giorni, fase 3 aperta con scadenza allineata;</w:t>
+      </w:r>
+    </w:p>
+    <w:p>
+      <w:pPr>
+        <w:pStyle w:val="ListParagraph"/>
+        <w:numPr>
+          <w:ilvl w:val="1"/>
+          <w:numId w:val="2"/>
+        </w:numPr>
+        <w:spacing w:after="70" w:line="290"/>
+      </w:pPr>
+      <w:r>
+        <w:rPr>
+          <w:rFonts w:ascii="Arial" w:cs="Arial" w:eastAsia="Arial" w:hAnsi="Arial"/>
+          <w:color w:val="1B2118"/>
+          <w:sz w:val="20"/>
+          <w:szCs w:val="20"/>
+        </w:rPr>
+        <w:t xml:space="preserve">giorno di apertura e ultimo giorno: chiusura rifiutata;</w:t>
+      </w:r>
+    </w:p>
+    <w:p>
+      <w:pPr>
+        <w:pStyle w:val="ListParagraph"/>
+        <w:numPr>
+          <w:ilvl w:val="1"/>
+          <w:numId w:val="2"/>
+        </w:numPr>
+        <w:spacing w:after="70" w:line="290"/>
+      </w:pPr>
+      <w:r>
+        <w:rPr>
+          <w:rFonts w:ascii="Arial" w:cs="Arial" w:eastAsia="Arial" w:hAnsi="Arial"/>
+          <w:color w:val="1B2118"/>
+          <w:sz w:val="20"/>
+          <w:szCs w:val="20"/>
+        </w:rPr>
+        <w:t xml:space="preserve">termine passato: chiusura ordinaria con fase 3 completata;</w:t>
+      </w:r>
+    </w:p>
+    <w:p>
+      <w:pPr>
+        <w:pStyle w:val="ListParagraph"/>
+        <w:numPr>
+          <w:ilvl w:val="1"/>
+          <w:numId w:val="2"/>
+        </w:numPr>
+        <w:spacing w:after="70" w:line="290"/>
+      </w:pPr>
+      <w:r>
+        <w:rPr>
+          <w:rFonts w:ascii="Arial" w:cs="Arial" w:eastAsia="Arial" w:hAnsi="Arial"/>
+          <w:color w:val="1B2118"/>
+          <w:sz w:val="20"/>
+          <w:szCs w:val="20"/>
+        </w:rPr>
+        <w:t xml:space="preserve">nuovo feedback a fase 3 completata: rifiutato;</w:t>
+      </w:r>
+    </w:p>
+    <w:p>
+      <w:pPr>
+        <w:pStyle w:val="ListParagraph"/>
+        <w:numPr>
+          <w:ilvl w:val="1"/>
+          <w:numId w:val="2"/>
+        </w:numPr>
+        <w:spacing w:after="70" w:line="290"/>
+      </w:pPr>
+      <w:r>
+        <w:rPr>
+          <w:rFonts w:ascii="Arial" w:cs="Arial" w:eastAsia="Arial" w:hAnsi="Arial"/>
+          <w:color w:val="1B2118"/>
+          <w:sz w:val="20"/>
+          <w:szCs w:val="20"/>
+        </w:rPr>
+        <w:t xml:space="preserve">errata corrige: scadenza riallineata;</w:t>
+      </w:r>
+    </w:p>
+    <w:p>
+      <w:pPr>
+        <w:pStyle w:val="ListParagraph"/>
+        <w:numPr>
+          <w:ilvl w:val="1"/>
+          <w:numId w:val="2"/>
+        </w:numPr>
+        <w:spacing w:after="70" w:line="290"/>
+      </w:pPr>
+      <w:r>
+        <w:rPr>
+          <w:rFonts w:ascii="Arial" w:cs="Arial" w:eastAsia="Arial" w:hAnsi="Arial"/>
+          <w:color w:val="1B2118"/>
+          <w:sz w:val="20"/>
+          <w:szCs w:val="20"/>
+        </w:rPr>
+        <w:t xml:space="preserve">progetto ritirato: chiusura solo motivata, motivazione nell'audit;</w:t>
+      </w:r>
+    </w:p>
+    <w:p>
+      <w:pPr>
+        <w:pStyle w:val="ListParagraph"/>
+        <w:numPr>
+          <w:ilvl w:val="1"/>
+          <w:numId w:val="2"/>
+        </w:numPr>
+        <w:spacing w:after="70" w:line="290"/>
+      </w:pPr>
+      <w:r>
+        <w:rPr>
+          <w:rFonts w:ascii="Arial" w:cs="Arial" w:eastAsia="Arial" w:hAnsi="Arial"/>
+          <w:color w:val="1B2118"/>
+          <w:sz w:val="20"/>
+          <w:szCs w:val="20"/>
+        </w:rPr>
+        <w:t xml:space="preserve">Comune: rifiutato; fuso orario indifferente;</w:t>
+      </w:r>
+    </w:p>
+    <w:p>
+      <w:pPr>
+        <w:pStyle w:val="ListParagraph"/>
+        <w:numPr>
+          <w:ilvl w:val="1"/>
+          <w:numId w:val="2"/>
+        </w:numPr>
+        <w:spacing w:after="70" w:line="290"/>
+      </w:pPr>
+      <w:r>
+        <w:rPr>
+          <w:rFonts w:ascii="Arial" w:cs="Arial" w:eastAsia="Arial" w:hAnsi="Arial"/>
+          <w:color w:val="1B2118"/>
+          <w:sz w:val="20"/>
+          <w:szCs w:val="20"/>
+        </w:rPr>
+        <w:t xml:space="preserve">fase 5: rifiutata senza ente o con un ente disattivato, aperta con un ente attivo (+75 giorni); ente non rimovibile a fase aperta, sostituibile;</w:t>
+      </w:r>
+    </w:p>
+    <w:p>
+      <w:pPr>
+        <w:pStyle w:val="ListParagraph"/>
+        <w:numPr>
+          <w:ilvl w:val="1"/>
+          <w:numId w:val="2"/>
+        </w:numPr>
+        <w:spacing w:after="70" w:line="290"/>
+      </w:pPr>
+      <w:r>
+        <w:rPr>
+          <w:rFonts w:ascii="Arial" w:cs="Arial" w:eastAsia="Arial" w:hAnsi="Arial"/>
+          <w:color w:val="1B2118"/>
+          <w:sz w:val="20"/>
+          <w:szCs w:val="20"/>
+        </w:rPr>
+        <w:t xml:space="preserve">lo script si riesegue senza errori.</w:t>
       </w:r>
     </w:p>
     <w:p>
@@ -17885,9 +19688,9 @@
       </w:tblPr>
       <w:tblGrid>
         <w:gridCol w:w="2010"/>
-        <w:gridCol w:w="1938"/>
-        <w:gridCol w:w="1979"/>
-        <w:gridCol w:w="3711"/>
+        <w:gridCol w:w="2607"/>
+        <w:gridCol w:w="1885"/>
+        <w:gridCol w:w="3136"/>
       </w:tblGrid>
       <w:tr>
         <w:trPr>
@@ -17930,7 +19733,7 @@
         </w:tc>
         <w:tc>
           <w:tcPr>
-            <w:tcW w:type="dxa" w:w="1938"/>
+            <w:tcW w:type="dxa" w:w="2607"/>
             <w:tcBorders>
               <w:top w:val="single" w:color="D9D4C5" w:sz="4"/>
               <w:left w:val="single" w:color="D9D4C5" w:sz="4"/>
@@ -17965,7 +19768,7 @@
         </w:tc>
         <w:tc>
           <w:tcPr>
-            <w:tcW w:type="dxa" w:w="1979"/>
+            <w:tcW w:type="dxa" w:w="1885"/>
             <w:tcBorders>
               <w:top w:val="single" w:color="D9D4C5" w:sz="4"/>
               <w:left w:val="single" w:color="D9D4C5" w:sz="4"/>
@@ -18000,7 +19803,7 @@
         </w:tc>
         <w:tc>
           <w:tcPr>
-            <w:tcW w:type="dxa" w:w="3711"/>
+            <w:tcW w:type="dxa" w:w="3136"/>
             <w:tcBorders>
               <w:top w:val="single" w:color="D9D4C5" w:sz="4"/>
               <w:left w:val="single" w:color="D9D4C5" w:sz="4"/>
@@ -18072,7 +19875,7 @@
         </w:tc>
         <w:tc>
           <w:tcPr>
-            <w:tcW w:type="dxa" w:w="1938"/>
+            <w:tcW w:type="dxa" w:w="2607"/>
             <w:tcBorders>
               <w:top w:val="single" w:color="D9D4C5" w:sz="4"/>
               <w:left w:val="single" w:color="D9D4C5" w:sz="4"/>
@@ -18104,7 +19907,7 @@
         </w:tc>
         <w:tc>
           <w:tcPr>
-            <w:tcW w:type="dxa" w:w="1979"/>
+            <w:tcW w:type="dxa" w:w="1885"/>
             <w:tcBorders>
               <w:top w:val="single" w:color="D9D4C5" w:sz="4"/>
               <w:left w:val="single" w:color="D9D4C5" w:sz="4"/>
@@ -18136,7 +19939,7 @@
         </w:tc>
         <w:tc>
           <w:tcPr>
-            <w:tcW w:type="dxa" w:w="3711"/>
+            <w:tcW w:type="dxa" w:w="3136"/>
             <w:tcBorders>
               <w:top w:val="single" w:color="D9D4C5" w:sz="4"/>
               <w:left w:val="single" w:color="D9D4C5" w:sz="4"/>
@@ -18206,7 +20009,7 @@
         </w:tc>
         <w:tc>
           <w:tcPr>
-            <w:tcW w:type="dxa" w:w="1938"/>
+            <w:tcW w:type="dxa" w:w="2607"/>
             <w:tcBorders>
               <w:top w:val="single" w:color="D9D4C5" w:sz="4"/>
               <w:left w:val="single" w:color="D9D4C5" w:sz="4"/>
@@ -18239,7 +20042,7 @@
         </w:tc>
         <w:tc>
           <w:tcPr>
-            <w:tcW w:type="dxa" w:w="1979"/>
+            <w:tcW w:type="dxa" w:w="1885"/>
             <w:tcBorders>
               <w:top w:val="single" w:color="D9D4C5" w:sz="4"/>
               <w:left w:val="single" w:color="D9D4C5" w:sz="4"/>
@@ -18272,7 +20075,7 @@
         </w:tc>
         <w:tc>
           <w:tcPr>
-            <w:tcW w:type="dxa" w:w="3711"/>
+            <w:tcW w:type="dxa" w:w="3136"/>
             <w:tcBorders>
               <w:top w:val="single" w:color="D9D4C5" w:sz="4"/>
               <w:left w:val="single" w:color="D9D4C5" w:sz="4"/>
@@ -18342,7 +20145,7 @@
         </w:tc>
         <w:tc>
           <w:tcPr>
-            <w:tcW w:type="dxa" w:w="1938"/>
+            <w:tcW w:type="dxa" w:w="2607"/>
             <w:tcBorders>
               <w:top w:val="single" w:color="D9D4C5" w:sz="4"/>
               <w:left w:val="single" w:color="D9D4C5" w:sz="4"/>
@@ -18374,7 +20177,7 @@
         </w:tc>
         <w:tc>
           <w:tcPr>
-            <w:tcW w:type="dxa" w:w="1979"/>
+            <w:tcW w:type="dxa" w:w="1885"/>
             <w:tcBorders>
               <w:top w:val="single" w:color="D9D4C5" w:sz="4"/>
               <w:left w:val="single" w:color="D9D4C5" w:sz="4"/>
@@ -18406,7 +20209,7 @@
         </w:tc>
         <w:tc>
           <w:tcPr>
-            <w:tcW w:type="dxa" w:w="3711"/>
+            <w:tcW w:type="dxa" w:w="3136"/>
             <w:tcBorders>
               <w:top w:val="single" w:color="D9D4C5" w:sz="4"/>
               <w:left w:val="single" w:color="D9D4C5" w:sz="4"/>
@@ -18433,6 +20236,143 @@
                 <w:szCs w:val="18"/>
               </w:rPr>
               <w:t xml:space="preserve">Separazione dei dati A/B e dinieghi superati (A00-A10, B01-B16, OP01-OP15); nuovi rilievi D08, D05-R1, O01</w:t>
+            </w:r>
+          </w:p>
+        </w:tc>
+      </w:tr>
+      <w:tr>
+        <w:trPr>
+          <w:cantSplit/>
+        </w:trPr>
+        <w:tc>
+          <w:tcPr>
+            <w:tcW w:type="dxa" w:w="2010"/>
+            <w:tcBorders>
+              <w:top w:val="single" w:color="D9D4C5" w:sz="4"/>
+              <w:left w:val="single" w:color="D9D4C5" w:sz="4"/>
+              <w:bottom w:val="single" w:color="D9D4C5" w:sz="4"/>
+              <w:right w:val="single" w:color="D9D4C5" w:sz="4"/>
+            </w:tcBorders>
+            <w:shd w:fill="F6F4EE" w:color="auto" w:val="clear"/>
+            <w:tcMar>
+              <w:top w:type="dxa" w:w="70"/>
+              <w:left w:type="dxa" w:w="110"/>
+              <w:bottom w:type="dxa" w:w="70"/>
+              <w:right w:type="dxa" w:w="110"/>
+            </w:tcMar>
+            <w:vAlign w:val="center"/>
+          </w:tcPr>
+          <w:p>
+            <w:pPr>
+              <w:spacing w:after="0" w:before="0"/>
+            </w:pPr>
+            <w:r>
+              <w:rPr>
+                <w:rFonts w:ascii="Arial" w:cs="Arial" w:eastAsia="Arial" w:hAnsi="Arial"/>
+                <w:color w:val="1B2118"/>
+                <w:sz w:val="18"/>
+                <w:szCs w:val="18"/>
+              </w:rPr>
+              <w:t xml:space="preserve">Terza sessione (nuovi rilievi V01)</w:t>
+            </w:r>
+          </w:p>
+        </w:tc>
+        <w:tc>
+          <w:tcPr>
+            <w:tcW w:type="dxa" w:w="2607"/>
+            <w:tcBorders>
+              <w:top w:val="single" w:color="D9D4C5" w:sz="4"/>
+              <w:left w:val="single" w:color="D9D4C5" w:sz="4"/>
+              <w:bottom w:val="single" w:color="D9D4C5" w:sz="4"/>
+              <w:right w:val="single" w:color="D9D4C5" w:sz="4"/>
+            </w:tcBorders>
+            <w:shd w:fill="F6F4EE" w:color="auto" w:val="clear"/>
+            <w:tcMar>
+              <w:top w:type="dxa" w:w="70"/>
+              <w:left w:type="dxa" w:w="110"/>
+              <w:bottom w:type="dxa" w:w="70"/>
+              <w:right w:type="dxa" w:w="110"/>
+            </w:tcMar>
+            <w:vAlign w:val="center"/>
+          </w:tcPr>
+          <w:p>
+            <w:pPr>
+              <w:spacing w:after="0" w:before="0"/>
+            </w:pPr>
+            <w:r>
+              <w:rPr>
+                <w:rFonts w:ascii="Arial" w:cs="Arial" w:eastAsia="Arial" w:hAnsi="Arial"/>
+                <w:color w:val="1B2118"/>
+                <w:sz w:val="18"/>
+                <w:szCs w:val="18"/>
+              </w:rPr>
+              <w:t xml:space="preserve">21/10, in sola lettura; file ricevuto da Luca il 22/10 alle 07:46</w:t>
+            </w:r>
+          </w:p>
+        </w:tc>
+        <w:tc>
+          <w:tcPr>
+            <w:tcW w:type="dxa" w:w="1885"/>
+            <w:tcBorders>
+              <w:top w:val="single" w:color="D9D4C5" w:sz="4"/>
+              <w:left w:val="single" w:color="D9D4C5" w:sz="4"/>
+              <w:bottom w:val="single" w:color="D9D4C5" w:sz="4"/>
+              <w:right w:val="single" w:color="D9D4C5" w:sz="4"/>
+            </w:tcBorders>
+            <w:shd w:fill="F6F4EE" w:color="auto" w:val="clear"/>
+            <w:tcMar>
+              <w:top w:type="dxa" w:w="70"/>
+              <w:left w:type="dxa" w:w="110"/>
+              <w:bottom w:type="dxa" w:w="70"/>
+              <w:right w:type="dxa" w:w="110"/>
+            </w:tcMar>
+            <w:vAlign w:val="center"/>
+          </w:tcPr>
+          <w:p>
+            <w:pPr>
+              <w:spacing w:after="0" w:before="0"/>
+            </w:pPr>
+            <w:r>
+              <w:rPr>
+                <w:rFonts w:ascii="Arial" w:cs="Arial" w:eastAsia="Arial" w:hAnsi="Arial"/>
+                <w:color w:val="1B2118"/>
+                <w:sz w:val="18"/>
+                <w:szCs w:val="18"/>
+              </w:rPr>
+              <w:t xml:space="preserve">Luca Belfiore / AltraLeonia</w:t>
+            </w:r>
+          </w:p>
+        </w:tc>
+        <w:tc>
+          <w:tcPr>
+            <w:tcW w:type="dxa" w:w="3136"/>
+            <w:tcBorders>
+              <w:top w:val="single" w:color="D9D4C5" w:sz="4"/>
+              <w:left w:val="single" w:color="D9D4C5" w:sz="4"/>
+              <w:bottom w:val="single" w:color="D9D4C5" w:sz="4"/>
+              <w:right w:val="single" w:color="D9D4C5" w:sz="4"/>
+            </w:tcBorders>
+            <w:shd w:fill="F6F4EE" w:color="auto" w:val="clear"/>
+            <w:tcMar>
+              <w:top w:type="dxa" w:w="70"/>
+              <w:left w:type="dxa" w:w="110"/>
+              <w:bottom w:type="dxa" w:w="70"/>
+              <w:right w:type="dxa" w:w="110"/>
+            </w:tcMar>
+            <w:vAlign w:val="center"/>
+          </w:tcPr>
+          <w:p>
+            <w:pPr>
+              <w:spacing w:after="0" w:before="0"/>
+            </w:pPr>
+            <w:r>
+              <w:rPr>
+                <w:rFonts w:ascii="Arial" w:cs="Arial" w:eastAsia="Arial" w:hAnsi="Arial"/>
+                <w:color w:val="1B2118"/>
+                <w:sz w:val="18"/>
+                <w:szCs w:val="18"/>
+              </w:rPr>
+              <w:t xml:space="preserve">Sei rilievi N01-N06 (da una mail di Rocío e da lettura di portale, audit e sorgente), senza scritture sul portale</w:t>
             </w:r>
           </w:p>
         </w:tc>
@@ -18465,7 +20405,25 @@
           <w:sz w:val="21"/>
           <w:szCs w:val="21"/>
         </w:rPr>
-        <w:t xml:space="preserve"> D01-D07, R05, R07 (Manuale di test 7.17-7.22, 8b.5-8b.5e, 8b.9b), D05-R1, O01 (10.5, 10.5b) e ISS-035 (8b.7, 8b.7b).</w:t>
+        <w:t xml:space="preserve"> D01-D07, R05, R07 (Manuale di test 7.17-7.22, 8b.5-8b.5e, 8b.9b), D05-R1, O01 (10.5, 10.5b) e ISS-035 (8b.7, 8b.7b). Dopo il rilascio del ramo </w:t>
+      </w:r>
+      <w:r>
+        <w:rPr>
+          <w:rFonts w:ascii="Consolas" w:cs="Consolas" w:eastAsia="Consolas" w:hAnsi="Consolas"/>
+          <w:color w:val="2F5D3A"/>
+          <w:sz w:val="21"/>
+          <w:szCs w:val="21"/>
+        </w:rPr>
+        <w:t xml:space="preserve">correzioni-rilievi-n01-n06</w:t>
+      </w:r>
+      <w:r>
+        <w:rPr>
+          <w:rFonts w:ascii="Arial" w:cs="Arial" w:eastAsia="Arial" w:hAnsi="Arial"/>
+          <w:color w:val="1B2118"/>
+          <w:sz w:val="21"/>
+          <w:szCs w:val="21"/>
+        </w:rPr>
+        <w:t xml:space="preserve">: N01 (8b.7d, 8b.7f), N02 (4.1, 4.9-4.9d), N03 (5.0, 5.1c), N04 (10.10f), N05 (1.2d), N06 (7.24).</w:t>
       </w:r>
     </w:p>
     <w:p>
@@ -19429,6 +21387,104 @@
                 <w:szCs w:val="18"/>
               </w:rPr>
               <w:t xml:space="preserve">backup_completo()</w:t>
+            </w:r>
+          </w:p>
+        </w:tc>
+      </w:tr>
+      <w:tr>
+        <w:trPr>
+          <w:cantSplit/>
+        </w:trPr>
+        <w:tc>
+          <w:tcPr>
+            <w:tcW w:type="dxa" w:w="2029"/>
+            <w:tcBorders>
+              <w:top w:val="single" w:color="D9D4C5" w:sz="4"/>
+              <w:left w:val="single" w:color="D9D4C5" w:sz="4"/>
+              <w:bottom w:val="single" w:color="D9D4C5" w:sz="4"/>
+              <w:right w:val="single" w:color="D9D4C5" w:sz="4"/>
+            </w:tcBorders>
+            <w:shd w:fill="F6F4EE" w:color="auto" w:val="clear"/>
+            <w:tcMar>
+              <w:top w:type="dxa" w:w="70"/>
+              <w:left w:type="dxa" w:w="110"/>
+              <w:bottom w:type="dxa" w:w="70"/>
+              <w:right w:type="dxa" w:w="110"/>
+            </w:tcMar>
+            <w:vAlign w:val="center"/>
+          </w:tcPr>
+          <w:p>
+            <w:pPr>
+              <w:spacing w:after="0" w:before="0"/>
+            </w:pPr>
+            <w:r>
+              <w:rPr>
+                <w:rFonts w:ascii="Arial" w:cs="Arial" w:eastAsia="Arial" w:hAnsi="Arial"/>
+                <w:color w:val="1B2118"/>
+                <w:sz w:val="18"/>
+                <w:szCs w:val="18"/>
+              </w:rPr>
+              <w:t xml:space="preserve">22/10/2026 08:15</w:t>
+            </w:r>
+          </w:p>
+        </w:tc>
+        <w:tc>
+          <w:tcPr>
+            <w:tcW w:type="dxa" w:w="7609"/>
+            <w:tcBorders>
+              <w:top w:val="single" w:color="D9D4C5" w:sz="4"/>
+              <w:left w:val="single" w:color="D9D4C5" w:sz="4"/>
+              <w:bottom w:val="single" w:color="D9D4C5" w:sz="4"/>
+              <w:right w:val="single" w:color="D9D4C5" w:sz="4"/>
+            </w:tcBorders>
+            <w:shd w:fill="F6F4EE" w:color="auto" w:val="clear"/>
+            <w:tcMar>
+              <w:top w:type="dxa" w:w="70"/>
+              <w:left w:type="dxa" w:w="110"/>
+              <w:bottom w:type="dxa" w:w="70"/>
+              <w:right w:type="dxa" w:w="110"/>
+            </w:tcMar>
+            <w:vAlign w:val="center"/>
+          </w:tcPr>
+          <w:p>
+            <w:pPr>
+              <w:spacing w:after="0" w:before="0"/>
+            </w:pPr>
+            <w:r>
+              <w:rPr>
+                <w:rFonts w:ascii="Arial" w:cs="Arial" w:eastAsia="Arial" w:hAnsi="Arial"/>
+                <w:color w:val="1B2118"/>
+                <w:sz w:val="18"/>
+                <w:szCs w:val="18"/>
+              </w:rPr>
+              <w:t xml:space="preserve">Rilievi N01-N06 della terza sessione: N01-N04 corretti sul ramo e da ritestare, N05 e N06 in attesa di regola; prove </w:t>
+            </w:r>
+            <w:r>
+              <w:rPr>
+                <w:rFonts w:ascii="Consolas" w:cs="Consolas" w:eastAsia="Consolas" w:hAnsi="Consolas"/>
+                <w:color w:val="2F5D3A"/>
+                <w:sz w:val="18"/>
+                <w:szCs w:val="18"/>
+              </w:rPr>
+              <w:t xml:space="preserve">rilievi_n.test.mjs</w:t>
+            </w:r>
+            <w:r>
+              <w:rPr>
+                <w:rFonts w:ascii="Arial" w:cs="Arial" w:eastAsia="Arial" w:hAnsi="Arial"/>
+                <w:color w:val="1B2118"/>
+                <w:sz w:val="18"/>
+                <w:szCs w:val="18"/>
+              </w:rPr>
+              <w:t xml:space="preserve"> (16 serie) e </w:t>
+            </w:r>
+            <w:r>
+              <w:rPr>
+                <w:rFonts w:ascii="Consolas" w:cs="Consolas" w:eastAsia="Consolas" w:hAnsi="Consolas"/>
+                <w:color w:val="2F5D3A"/>
+                <w:sz w:val="18"/>
+                <w:szCs w:val="18"/>
+              </w:rPr>
+              <w:t xml:space="preserve">t39.sql</w:t>
             </w:r>
           </w:p>
         </w:tc>
@@ -19674,7 +21730,7 @@
         <w:szCs w:val="16"/>
       </w:rPr>
       <w:tab/>
-      <w:t xml:space="preserve">Registro issue e test · Rev. 1.7 · 21/10/2026</w:t>
+      <w:t xml:space="preserve">Registro issue e test · Rev. 1.8 · 22/10/2026</w:t>
     </w:r>
   </w:p>
 </w:hdr>
@@ -19739,7 +21795,7 @@
         <w:szCs w:val="16"/>
       </w:rPr>
       <w:tab/>
-      <w:t xml:space="preserve">Registro issue e test · Rev. 1.7 · 21/10/2026</w:t>
+      <w:t xml:space="preserve">Registro issue e test · Rev. 1.8 · 22/10/2026</w:t>
     </w:r>
   </w:p>
 </w:hdr>

--- a/public/documentazione/Registro_Issue_Test_Portale_CWP.docx
+++ b/public/documentazione/Registro_Issue_Test_Portale_CWP.docx
@@ -302,7 +302,7 @@
                 <w:sz w:val="20"/>
                 <w:szCs w:val="20"/>
               </w:rPr>
-              <w:t xml:space="preserve">Rev. 1.8</w:t>
+              <w:t xml:space="preserve">Rev. 1.9</w:t>
             </w:r>
           </w:p>
         </w:tc>
@@ -719,7 +719,7 @@
                 <w:sz w:val="18"/>
                 <w:szCs w:val="18"/>
               </w:rPr>
-              <w:t xml:space="preserve">1.8</w:t>
+              <w:t xml:space="preserve">1.9</w:t>
             </w:r>
           </w:p>
         </w:tc>
@@ -783,7 +783,7 @@
                 <w:sz w:val="18"/>
                 <w:szCs w:val="18"/>
               </w:rPr>
-              <w:t xml:space="preserve">Rilievi N01-N06 della terza sessione: N01-N04 corretti da ritestare, N05 e N06 in attesa di regola; prove rilievi_n.test.mjs e t39.sql.</w:t>
+              <w:t xml:space="preserve">ISS-038: navigazione da smartphone.</w:t>
             </w:r>
           </w:p>
         </w:tc>
@@ -853,7 +853,7 @@
                 <w:sz w:val="18"/>
                 <w:szCs w:val="18"/>
               </w:rPr>
-              <w:t xml:space="preserve">1.7</w:t>
+              <w:t xml:space="preserve">1.8</w:t>
             </w:r>
           </w:p>
         </w:tc>
@@ -886,7 +886,7 @@
                 <w:sz w:val="18"/>
                 <w:szCs w:val="18"/>
               </w:rPr>
-              <w:t xml:space="preserve">21/10/2026</w:t>
+              <w:t xml:space="preserve">22/10/2026</w:t>
             </w:r>
           </w:p>
         </w:tc>
@@ -919,7 +919,7 @@
                 <w:sz w:val="18"/>
                 <w:szCs w:val="18"/>
               </w:rPr>
-              <w:t xml:space="preserve">ISS-037: backup dal Mac.</w:t>
+              <w:t xml:space="preserve">Rilievi N01-N06 della terza sessione: N01-N04 corretti da ritestare, N05 e N06 in attesa di regola; prove rilievi_n.test.mjs e t39.sql.</w:t>
             </w:r>
           </w:p>
         </w:tc>
@@ -989,7 +989,7 @@
                 <w:sz w:val="18"/>
                 <w:szCs w:val="18"/>
               </w:rPr>
-              <w:t xml:space="preserve">1.6</w:t>
+              <w:t xml:space="preserve">1.7</w:t>
             </w:r>
           </w:p>
         </w:tc>
@@ -1053,7 +1053,7 @@
                 <w:sz w:val="18"/>
                 <w:szCs w:val="18"/>
               </w:rPr>
-              <w:t xml:space="preserve">ISS-036: causa e tramite per Google News. Prova t37.sql. ISS-036: tramite bloccato da Google, siti ambientali. ISS-036: tramite bloccato da Google, siti ambientali.</w:t>
+              <w:t xml:space="preserve">ISS-037: backup dal Mac.</w:t>
             </w:r>
           </w:p>
         </w:tc>
@@ -1123,7 +1123,7 @@
                 <w:sz w:val="18"/>
                 <w:szCs w:val="18"/>
               </w:rPr>
-              <w:t xml:space="preserve">1.5</w:t>
+              <w:t xml:space="preserve">1.6</w:t>
             </w:r>
           </w:p>
         </w:tc>
@@ -1189,7 +1189,7 @@
                 <w:sz w:val="18"/>
                 <w:szCs w:val="18"/>
               </w:rPr>
-              <w:t xml:space="preserve">ISS-036: canali News da Google a Bing.</w:t>
+              <w:t xml:space="preserve">ISS-036: causa e tramite per Google News. Prova t37.sql. ISS-036: tramite bloccato da Google, siti ambientali. ISS-036: tramite bloccato da Google, siti ambientali.</w:t>
             </w:r>
           </w:p>
         </w:tc>
@@ -1259,7 +1259,7 @@
                 <w:sz w:val="18"/>
                 <w:szCs w:val="18"/>
               </w:rPr>
-              <w:t xml:space="preserve">1.4</w:t>
+              <w:t xml:space="preserve">1.5</w:t>
             </w:r>
           </w:p>
         </w:tc>
@@ -1323,7 +1323,7 @@
                 <w:sz w:val="18"/>
                 <w:szCs w:val="18"/>
               </w:rPr>
-              <w:t xml:space="preserve">Nuove prove notizie.test.mjs e t36.sql.</w:t>
+              <w:t xml:space="preserve">ISS-036: canali News da Google a Bing.</w:t>
             </w:r>
           </w:p>
         </w:tc>
@@ -1393,7 +1393,7 @@
                 <w:sz w:val="18"/>
                 <w:szCs w:val="18"/>
               </w:rPr>
-              <w:t xml:space="preserve">1.3</w:t>
+              <w:t xml:space="preserve">1.4</w:t>
             </w:r>
           </w:p>
         </w:tc>
@@ -1459,7 +1459,7 @@
                 <w:sz w:val="18"/>
                 <w:szCs w:val="18"/>
               </w:rPr>
-              <w:t xml:space="preserve">ISS-035: PDF ed Excel della simulazione con tutti i dati e i grafici.</w:t>
+              <w:t xml:space="preserve">Nuove prove notizie.test.mjs e t36.sql.</w:t>
             </w:r>
           </w:p>
         </w:tc>
@@ -1529,7 +1529,7 @@
                 <w:sz w:val="18"/>
                 <w:szCs w:val="18"/>
               </w:rPr>
-              <w:t xml:space="preserve">1.2</w:t>
+              <w:t xml:space="preserve">1.3</w:t>
             </w:r>
           </w:p>
         </w:tc>
@@ -1593,7 +1593,7 @@
                 <w:sz w:val="18"/>
                 <w:szCs w:val="18"/>
               </w:rPr>
-              <w:t xml:space="preserve">Nuova serie di prove dell'assistente.</w:t>
+              <w:t xml:space="preserve">ISS-035: PDF ed Excel della simulazione con tutti i dati e i grafici.</w:t>
             </w:r>
           </w:p>
         </w:tc>
@@ -1663,7 +1663,7 @@
                 <w:sz w:val="18"/>
                 <w:szCs w:val="18"/>
               </w:rPr>
-              <w:t xml:space="preserve">1.1</w:t>
+              <w:t xml:space="preserve">1.2</w:t>
             </w:r>
           </w:p>
         </w:tc>
@@ -1729,7 +1729,7 @@
                 <w:sz w:val="18"/>
                 <w:szCs w:val="18"/>
               </w:rPr>
-              <w:t xml:space="preserve">R08 corretto e da ritestare; prova di ripristino da backup.</w:t>
+              <w:t xml:space="preserve">Nuova serie di prove dell'assistente.</w:t>
             </w:r>
           </w:p>
         </w:tc>
@@ -1799,6 +1799,140 @@
                 <w:sz w:val="18"/>
                 <w:szCs w:val="18"/>
               </w:rPr>
+              <w:t xml:space="preserve">1.1</w:t>
+            </w:r>
+          </w:p>
+        </w:tc>
+        <w:tc>
+          <w:tcPr>
+            <w:tcW w:type="dxa" w:w="1300"/>
+            <w:tcBorders>
+              <w:top w:val="single" w:color="D9D4C5" w:sz="4"/>
+              <w:left w:val="single" w:color="D9D4C5" w:sz="4"/>
+              <w:bottom w:val="single" w:color="D9D4C5" w:sz="4"/>
+              <w:right w:val="single" w:color="D9D4C5" w:sz="4"/>
+            </w:tcBorders>
+            <w:tcMar>
+              <w:top w:type="dxa" w:w="70"/>
+              <w:left w:type="dxa" w:w="110"/>
+              <w:bottom w:type="dxa" w:w="70"/>
+              <w:right w:type="dxa" w:w="110"/>
+            </w:tcMar>
+            <w:vAlign w:val="center"/>
+          </w:tcPr>
+          <w:p>
+            <w:pPr>
+              <w:spacing w:after="0" w:before="0"/>
+            </w:pPr>
+            <w:r>
+              <w:rPr>
+                <w:rFonts w:ascii="Arial" w:cs="Arial" w:eastAsia="Arial" w:hAnsi="Arial"/>
+                <w:color w:val="1B2118"/>
+                <w:sz w:val="18"/>
+                <w:szCs w:val="18"/>
+              </w:rPr>
+              <w:t xml:space="preserve">21/10/2026</w:t>
+            </w:r>
+          </w:p>
+        </w:tc>
+        <w:tc>
+          <w:tcPr>
+            <w:tcW w:type="dxa" w:w="5538"/>
+            <w:tcBorders>
+              <w:top w:val="single" w:color="D9D4C5" w:sz="4"/>
+              <w:left w:val="single" w:color="D9D4C5" w:sz="4"/>
+              <w:bottom w:val="single" w:color="D9D4C5" w:sz="4"/>
+              <w:right w:val="single" w:color="D9D4C5" w:sz="4"/>
+            </w:tcBorders>
+            <w:tcMar>
+              <w:top w:type="dxa" w:w="70"/>
+              <w:left w:type="dxa" w:w="110"/>
+              <w:bottom w:type="dxa" w:w="70"/>
+              <w:right w:type="dxa" w:w="110"/>
+            </w:tcMar>
+            <w:vAlign w:val="center"/>
+          </w:tcPr>
+          <w:p>
+            <w:pPr>
+              <w:spacing w:after="0" w:before="0"/>
+            </w:pPr>
+            <w:r>
+              <w:rPr>
+                <w:rFonts w:ascii="Arial" w:cs="Arial" w:eastAsia="Arial" w:hAnsi="Arial"/>
+                <w:color w:val="1B2118"/>
+                <w:sz w:val="18"/>
+                <w:szCs w:val="18"/>
+              </w:rPr>
+              <w:t xml:space="preserve">R08 corretto e da ritestare; prova di ripristino da backup.</w:t>
+            </w:r>
+          </w:p>
+        </w:tc>
+        <w:tc>
+          <w:tcPr>
+            <w:tcW w:type="dxa" w:w="2000"/>
+            <w:tcBorders>
+              <w:top w:val="single" w:color="D9D4C5" w:sz="4"/>
+              <w:left w:val="single" w:color="D9D4C5" w:sz="4"/>
+              <w:bottom w:val="single" w:color="D9D4C5" w:sz="4"/>
+              <w:right w:val="single" w:color="D9D4C5" w:sz="4"/>
+            </w:tcBorders>
+            <w:tcMar>
+              <w:top w:type="dxa" w:w="70"/>
+              <w:left w:type="dxa" w:w="110"/>
+              <w:bottom w:type="dxa" w:w="70"/>
+              <w:right w:type="dxa" w:w="110"/>
+            </w:tcMar>
+            <w:vAlign w:val="center"/>
+          </w:tcPr>
+          <w:p>
+            <w:pPr>
+              <w:spacing w:after="0" w:before="0"/>
+            </w:pPr>
+            <w:r>
+              <w:rPr>
+                <w:rFonts w:ascii="Arial" w:cs="Arial" w:eastAsia="Arial" w:hAnsi="Arial"/>
+                <w:color w:val="1B2118"/>
+                <w:sz w:val="18"/>
+                <w:szCs w:val="18"/>
+              </w:rPr>
+              <w:t xml:space="preserve">Fondazione Operate</w:t>
+            </w:r>
+          </w:p>
+        </w:tc>
+      </w:tr>
+      <w:tr>
+        <w:trPr>
+          <w:cantSplit/>
+        </w:trPr>
+        <w:tc>
+          <w:tcPr>
+            <w:tcW w:type="dxa" w:w="800"/>
+            <w:tcBorders>
+              <w:top w:val="single" w:color="D9D4C5" w:sz="4"/>
+              <w:left w:val="single" w:color="D9D4C5" w:sz="4"/>
+              <w:bottom w:val="single" w:color="D9D4C5" w:sz="4"/>
+              <w:right w:val="single" w:color="D9D4C5" w:sz="4"/>
+            </w:tcBorders>
+            <w:shd w:fill="F6F4EE" w:color="auto" w:val="clear"/>
+            <w:tcMar>
+              <w:top w:type="dxa" w:w="70"/>
+              <w:left w:type="dxa" w:w="110"/>
+              <w:bottom w:type="dxa" w:w="70"/>
+              <w:right w:type="dxa" w:w="110"/>
+            </w:tcMar>
+            <w:vAlign w:val="center"/>
+          </w:tcPr>
+          <w:p>
+            <w:pPr>
+              <w:spacing w:after="0" w:before="0"/>
+            </w:pPr>
+            <w:r>
+              <w:rPr>
+                <w:rFonts w:ascii="Arial" w:cs="Arial" w:eastAsia="Arial" w:hAnsi="Arial"/>
+                <w:color w:val="1B2118"/>
+                <w:sz w:val="18"/>
+                <w:szCs w:val="18"/>
+              </w:rPr>
               <w:t xml:space="preserve">1.0</w:t>
             </w:r>
           </w:p>
@@ -1812,6 +1946,7 @@
               <w:bottom w:val="single" w:color="D9D4C5" w:sz="4"/>
               <w:right w:val="single" w:color="D9D4C5" w:sz="4"/>
             </w:tcBorders>
+            <w:shd w:fill="F6F4EE" w:color="auto" w:val="clear"/>
             <w:tcMar>
               <w:top w:type="dxa" w:w="70"/>
               <w:left w:type="dxa" w:w="110"/>
@@ -1844,6 +1979,7 @@
               <w:bottom w:val="single" w:color="D9D4C5" w:sz="4"/>
               <w:right w:val="single" w:color="D9D4C5" w:sz="4"/>
             </w:tcBorders>
+            <w:shd w:fill="F6F4EE" w:color="auto" w:val="clear"/>
             <w:tcMar>
               <w:top w:type="dxa" w:w="70"/>
               <w:left w:type="dxa" w:w="110"/>
@@ -1876,6 +2012,7 @@
               <w:bottom w:val="single" w:color="D9D4C5" w:sz="4"/>
               <w:right w:val="single" w:color="D9D4C5" w:sz="4"/>
             </w:tcBorders>
+            <w:shd w:fill="F6F4EE" w:color="auto" w:val="clear"/>
             <w:tcMar>
               <w:top w:type="dxa" w:w="70"/>
               <w:left w:type="dxa" w:w="110"/>
@@ -1917,7 +2054,7 @@
           <w:sz w:val="20"/>
           <w:szCs w:val="20"/>
         </w:rPr>
-        <w:t xml:space="preserve">Fotografia del registro alla revisione 1.8 del 22/10/2026. Il registro si aggiorna a ogni variazione (segnalazione, correzione, ritest, rilascio); la versione corrente si scarica dall'area Documentazione del portale (solo Amministratori).</w:t>
+        <w:t xml:space="preserve">Fotografia del registro alla revisione 1.9 del 22/10/2026. Il registro si aggiorna a ogni variazione (segnalazione, correzione, ritest, rilascio); la versione corrente si scarica dall'area Documentazione del portale (solo Amministratori).</w:t>
       </w:r>
     </w:p>
     <w:p>
@@ -1988,7 +2125,7 @@
             <w:sz w:val="22"/>
             <w:szCs w:val="22"/>
           </w:rPr>
-          <w:t xml:space="preserve">2.  Riepilogo al 22/10/2026 (ore 08:15)</w:t>
+          <w:t xml:space="preserve">2.  Riepilogo al 22/10/2026 (ore 13:40)</w:t>
         </w:r>
         <w:r>
           <w:rPr>
@@ -3018,7 +3155,7 @@
           <w:sz w:val="34"/>
           <w:szCs w:val="34"/>
         </w:rPr>
-        <w:t xml:space="preserve">2. Riepilogo al 22/10/2026 (ore 08:15)</w:t>
+        <w:t xml:space="preserve">2. Riepilogo al 22/10/2026 (ore 13:40)</w:t>
       </w:r>
       <w:bookmarkEnd w:id="1"/>
     </w:p>
@@ -3317,7 +3454,7 @@
                 <w:sz w:val="18"/>
                 <w:szCs w:val="18"/>
               </w:rPr>
-              <w:t xml:space="preserve">18</w:t>
+              <w:t xml:space="preserve">19</w:t>
             </w:r>
           </w:p>
         </w:tc>
@@ -3350,7 +3487,7 @@
                 <w:sz w:val="18"/>
                 <w:szCs w:val="18"/>
               </w:rPr>
-              <w:t xml:space="preserve">D01, D02, D03, D04, D05, D06, D07, R05, R07, R08, D05-R1, O01, ISS-035, ISS-037, N01, N02, N03, N04 (N01-N04 sul ramo </w:t>
+              <w:t xml:space="preserve">D01, D02, D03, D04, D05, D06, D07, R05, R07, R08, D05-R1, O01, ISS-035, ISS-037, ISS-038, N01, N02, N03, N04 (N01-N04 sul ramo </w:t>
             </w:r>
             <w:r>
               <w:rPr>
@@ -3751,10 +3888,10 @@
       </w:tblPr>
       <w:tblGrid>
         <w:gridCol w:w="838"/>
-        <w:gridCol w:w="1926"/>
+        <w:gridCol w:w="1924"/>
         <w:gridCol w:w="2373"/>
         <w:gridCol w:w="2129"/>
-        <w:gridCol w:w="2372"/>
+        <w:gridCol w:w="2374"/>
       </w:tblGrid>
       <w:tr>
         <w:trPr>
@@ -3797,7 +3934,7 @@
         </w:tc>
         <w:tc>
           <w:tcPr>
-            <w:tcW w:type="dxa" w:w="1926"/>
+            <w:tcW w:type="dxa" w:w="1924"/>
             <w:tcBorders>
               <w:top w:val="single" w:color="D9D4C5" w:sz="4"/>
               <w:left w:val="single" w:color="D9D4C5" w:sz="4"/>
@@ -3902,7 +4039,7 @@
         </w:tc>
         <w:tc>
           <w:tcPr>
-            <w:tcW w:type="dxa" w:w="2372"/>
+            <w:tcW w:type="dxa" w:w="2374"/>
             <w:tcBorders>
               <w:top w:val="single" w:color="D9D4C5" w:sz="4"/>
               <w:left w:val="single" w:color="D9D4C5" w:sz="4"/>
@@ -3974,7 +4111,7 @@
         </w:tc>
         <w:tc>
           <w:tcPr>
-            <w:tcW w:type="dxa" w:w="1926"/>
+            <w:tcW w:type="dxa" w:w="1924"/>
             <w:tcBorders>
               <w:top w:val="single" w:color="D9D4C5" w:sz="4"/>
               <w:left w:val="single" w:color="D9D4C5" w:sz="4"/>
@@ -4081,7 +4218,7 @@
         </w:tc>
         <w:tc>
           <w:tcPr>
-            <w:tcW w:type="dxa" w:w="2372"/>
+            <w:tcW w:type="dxa" w:w="2374"/>
             <w:tcBorders>
               <w:top w:val="single" w:color="D9D4C5" w:sz="4"/>
               <w:left w:val="single" w:color="D9D4C5" w:sz="4"/>
@@ -4187,7 +4324,7 @@
         </w:tc>
         <w:tc>
           <w:tcPr>
-            <w:tcW w:type="dxa" w:w="1926"/>
+            <w:tcW w:type="dxa" w:w="1924"/>
             <w:tcBorders>
               <w:top w:val="single" w:color="D9D4C5" w:sz="4"/>
               <w:left w:val="single" w:color="D9D4C5" w:sz="4"/>
@@ -4297,7 +4434,7 @@
         </w:tc>
         <w:tc>
           <w:tcPr>
-            <w:tcW w:type="dxa" w:w="2372"/>
+            <w:tcW w:type="dxa" w:w="2374"/>
             <w:tcBorders>
               <w:top w:val="single" w:color="D9D4C5" w:sz="4"/>
               <w:left w:val="single" w:color="D9D4C5" w:sz="4"/>
@@ -4394,7 +4531,7 @@
         </w:tc>
         <w:tc>
           <w:tcPr>
-            <w:tcW w:type="dxa" w:w="1926"/>
+            <w:tcW w:type="dxa" w:w="1924"/>
             <w:tcBorders>
               <w:top w:val="single" w:color="D9D4C5" w:sz="4"/>
               <w:left w:val="single" w:color="D9D4C5" w:sz="4"/>
@@ -4501,7 +4638,7 @@
         </w:tc>
         <w:tc>
           <w:tcPr>
-            <w:tcW w:type="dxa" w:w="2372"/>
+            <w:tcW w:type="dxa" w:w="2374"/>
             <w:tcBorders>
               <w:top w:val="single" w:color="D9D4C5" w:sz="4"/>
               <w:left w:val="single" w:color="D9D4C5" w:sz="4"/>
@@ -4616,7 +4753,7 @@
         </w:tc>
         <w:tc>
           <w:tcPr>
-            <w:tcW w:type="dxa" w:w="1926"/>
+            <w:tcW w:type="dxa" w:w="1924"/>
             <w:tcBorders>
               <w:top w:val="single" w:color="D9D4C5" w:sz="4"/>
               <w:left w:val="single" w:color="D9D4C5" w:sz="4"/>
@@ -4726,7 +4863,7 @@
         </w:tc>
         <w:tc>
           <w:tcPr>
-            <w:tcW w:type="dxa" w:w="2372"/>
+            <w:tcW w:type="dxa" w:w="2374"/>
             <w:tcBorders>
               <w:top w:val="single" w:color="D9D4C5" w:sz="4"/>
               <w:left w:val="single" w:color="D9D4C5" w:sz="4"/>
@@ -4814,7 +4951,7 @@
         </w:tc>
         <w:tc>
           <w:tcPr>
-            <w:tcW w:type="dxa" w:w="1926"/>
+            <w:tcW w:type="dxa" w:w="1924"/>
             <w:tcBorders>
               <w:top w:val="single" w:color="D9D4C5" w:sz="4"/>
               <w:left w:val="single" w:color="D9D4C5" w:sz="4"/>
@@ -4921,7 +5058,7 @@
         </w:tc>
         <w:tc>
           <w:tcPr>
-            <w:tcW w:type="dxa" w:w="2372"/>
+            <w:tcW w:type="dxa" w:w="2374"/>
             <w:tcBorders>
               <w:top w:val="single" w:color="D9D4C5" w:sz="4"/>
               <w:left w:val="single" w:color="D9D4C5" w:sz="4"/>
@@ -5009,7 +5146,7 @@
         </w:tc>
         <w:tc>
           <w:tcPr>
-            <w:tcW w:type="dxa" w:w="1926"/>
+            <w:tcW w:type="dxa" w:w="1924"/>
             <w:tcBorders>
               <w:top w:val="single" w:color="D9D4C5" w:sz="4"/>
               <w:left w:val="single" w:color="D9D4C5" w:sz="4"/>
@@ -5119,7 +5256,7 @@
         </w:tc>
         <w:tc>
           <w:tcPr>
-            <w:tcW w:type="dxa" w:w="2372"/>
+            <w:tcW w:type="dxa" w:w="2374"/>
             <w:tcBorders>
               <w:top w:val="single" w:color="D9D4C5" w:sz="4"/>
               <w:left w:val="single" w:color="D9D4C5" w:sz="4"/>
@@ -5207,7 +5344,7 @@
         </w:tc>
         <w:tc>
           <w:tcPr>
-            <w:tcW w:type="dxa" w:w="1926"/>
+            <w:tcW w:type="dxa" w:w="1924"/>
             <w:tcBorders>
               <w:top w:val="single" w:color="D9D4C5" w:sz="4"/>
               <w:left w:val="single" w:color="D9D4C5" w:sz="4"/>
@@ -5332,7 +5469,7 @@
         </w:tc>
         <w:tc>
           <w:tcPr>
-            <w:tcW w:type="dxa" w:w="2372"/>
+            <w:tcW w:type="dxa" w:w="2374"/>
             <w:tcBorders>
               <w:top w:val="single" w:color="D9D4C5" w:sz="4"/>
               <w:left w:val="single" w:color="D9D4C5" w:sz="4"/>
@@ -5420,7 +5557,7 @@
         </w:tc>
         <w:tc>
           <w:tcPr>
-            <w:tcW w:type="dxa" w:w="1926"/>
+            <w:tcW w:type="dxa" w:w="1924"/>
             <w:tcBorders>
               <w:top w:val="single" w:color="D9D4C5" w:sz="4"/>
               <w:left w:val="single" w:color="D9D4C5" w:sz="4"/>
@@ -5530,7 +5667,7 @@
         </w:tc>
         <w:tc>
           <w:tcPr>
-            <w:tcW w:type="dxa" w:w="2372"/>
+            <w:tcW w:type="dxa" w:w="2374"/>
             <w:tcBorders>
               <w:top w:val="single" w:color="D9D4C5" w:sz="4"/>
               <w:left w:val="single" w:color="D9D4C5" w:sz="4"/>
@@ -5618,7 +5755,7 @@
         </w:tc>
         <w:tc>
           <w:tcPr>
-            <w:tcW w:type="dxa" w:w="1926"/>
+            <w:tcW w:type="dxa" w:w="1924"/>
             <w:tcBorders>
               <w:top w:val="single" w:color="D9D4C5" w:sz="4"/>
               <w:left w:val="single" w:color="D9D4C5" w:sz="4"/>
@@ -5725,7 +5862,7 @@
         </w:tc>
         <w:tc>
           <w:tcPr>
-            <w:tcW w:type="dxa" w:w="2372"/>
+            <w:tcW w:type="dxa" w:w="2374"/>
             <w:tcBorders>
               <w:top w:val="single" w:color="D9D4C5" w:sz="4"/>
               <w:left w:val="single" w:color="D9D4C5" w:sz="4"/>
@@ -5831,7 +5968,7 @@
         </w:tc>
         <w:tc>
           <w:tcPr>
-            <w:tcW w:type="dxa" w:w="1926"/>
+            <w:tcW w:type="dxa" w:w="1924"/>
             <w:tcBorders>
               <w:top w:val="single" w:color="D9D4C5" w:sz="4"/>
               <w:left w:val="single" w:color="D9D4C5" w:sz="4"/>
@@ -5941,7 +6078,7 @@
         </w:tc>
         <w:tc>
           <w:tcPr>
-            <w:tcW w:type="dxa" w:w="2372"/>
+            <w:tcW w:type="dxa" w:w="2374"/>
             <w:tcBorders>
               <w:top w:val="single" w:color="D9D4C5" w:sz="4"/>
               <w:left w:val="single" w:color="D9D4C5" w:sz="4"/>
@@ -6029,7 +6166,7 @@
         </w:tc>
         <w:tc>
           <w:tcPr>
-            <w:tcW w:type="dxa" w:w="1926"/>
+            <w:tcW w:type="dxa" w:w="1924"/>
             <w:tcBorders>
               <w:top w:val="single" w:color="D9D4C5" w:sz="4"/>
               <w:left w:val="single" w:color="D9D4C5" w:sz="4"/>
@@ -6136,7 +6273,7 @@
         </w:tc>
         <w:tc>
           <w:tcPr>
-            <w:tcW w:type="dxa" w:w="2372"/>
+            <w:tcW w:type="dxa" w:w="2374"/>
             <w:tcBorders>
               <w:top w:val="single" w:color="D9D4C5" w:sz="4"/>
               <w:left w:val="single" w:color="D9D4C5" w:sz="4"/>
@@ -6224,7 +6361,7 @@
         </w:tc>
         <w:tc>
           <w:tcPr>
-            <w:tcW w:type="dxa" w:w="1926"/>
+            <w:tcW w:type="dxa" w:w="1924"/>
             <w:tcBorders>
               <w:top w:val="single" w:color="D9D4C5" w:sz="4"/>
               <w:left w:val="single" w:color="D9D4C5" w:sz="4"/>
@@ -6334,7 +6471,7 @@
         </w:tc>
         <w:tc>
           <w:tcPr>
-            <w:tcW w:type="dxa" w:w="2372"/>
+            <w:tcW w:type="dxa" w:w="2374"/>
             <w:tcBorders>
               <w:top w:val="single" w:color="D9D4C5" w:sz="4"/>
               <w:left w:val="single" w:color="D9D4C5" w:sz="4"/>
@@ -6422,7 +6559,7 @@
         </w:tc>
         <w:tc>
           <w:tcPr>
-            <w:tcW w:type="dxa" w:w="1926"/>
+            <w:tcW w:type="dxa" w:w="1924"/>
             <w:tcBorders>
               <w:top w:val="single" w:color="D9D4C5" w:sz="4"/>
               <w:left w:val="single" w:color="D9D4C5" w:sz="4"/>
@@ -6529,7 +6666,7 @@
         </w:tc>
         <w:tc>
           <w:tcPr>
-            <w:tcW w:type="dxa" w:w="2372"/>
+            <w:tcW w:type="dxa" w:w="2374"/>
             <w:tcBorders>
               <w:top w:val="single" w:color="D9D4C5" w:sz="4"/>
               <w:left w:val="single" w:color="D9D4C5" w:sz="4"/>
@@ -6617,7 +6754,7 @@
         </w:tc>
         <w:tc>
           <w:tcPr>
-            <w:tcW w:type="dxa" w:w="1926"/>
+            <w:tcW w:type="dxa" w:w="1924"/>
             <w:tcBorders>
               <w:top w:val="single" w:color="D9D4C5" w:sz="4"/>
               <w:left w:val="single" w:color="D9D4C5" w:sz="4"/>
@@ -6727,7 +6864,7 @@
         </w:tc>
         <w:tc>
           <w:tcPr>
-            <w:tcW w:type="dxa" w:w="2372"/>
+            <w:tcW w:type="dxa" w:w="2374"/>
             <w:tcBorders>
               <w:top w:val="single" w:color="D9D4C5" w:sz="4"/>
               <w:left w:val="single" w:color="D9D4C5" w:sz="4"/>
@@ -6815,7 +6952,7 @@
         </w:tc>
         <w:tc>
           <w:tcPr>
-            <w:tcW w:type="dxa" w:w="1926"/>
+            <w:tcW w:type="dxa" w:w="1924"/>
             <w:tcBorders>
               <w:top w:val="single" w:color="D9D4C5" w:sz="4"/>
               <w:left w:val="single" w:color="D9D4C5" w:sz="4"/>
@@ -6922,7 +7059,7 @@
         </w:tc>
         <w:tc>
           <w:tcPr>
-            <w:tcW w:type="dxa" w:w="2372"/>
+            <w:tcW w:type="dxa" w:w="2374"/>
             <w:tcBorders>
               <w:top w:val="single" w:color="D9D4C5" w:sz="4"/>
               <w:left w:val="single" w:color="D9D4C5" w:sz="4"/>
@@ -7010,7 +7147,7 @@
         </w:tc>
         <w:tc>
           <w:tcPr>
-            <w:tcW w:type="dxa" w:w="1926"/>
+            <w:tcW w:type="dxa" w:w="1924"/>
             <w:tcBorders>
               <w:top w:val="single" w:color="D9D4C5" w:sz="4"/>
               <w:left w:val="single" w:color="D9D4C5" w:sz="4"/>
@@ -7120,7 +7257,7 @@
         </w:tc>
         <w:tc>
           <w:tcPr>
-            <w:tcW w:type="dxa" w:w="2372"/>
+            <w:tcW w:type="dxa" w:w="2374"/>
             <w:tcBorders>
               <w:top w:val="single" w:color="D9D4C5" w:sz="4"/>
               <w:left w:val="single" w:color="D9D4C5" w:sz="4"/>
@@ -7208,7 +7345,7 @@
         </w:tc>
         <w:tc>
           <w:tcPr>
-            <w:tcW w:type="dxa" w:w="1926"/>
+            <w:tcW w:type="dxa" w:w="1924"/>
             <w:tcBorders>
               <w:top w:val="single" w:color="D9D4C5" w:sz="4"/>
               <w:left w:val="single" w:color="D9D4C5" w:sz="4"/>
@@ -7315,7 +7452,7 @@
         </w:tc>
         <w:tc>
           <w:tcPr>
-            <w:tcW w:type="dxa" w:w="2372"/>
+            <w:tcW w:type="dxa" w:w="2374"/>
             <w:tcBorders>
               <w:top w:val="single" w:color="D9D4C5" w:sz="4"/>
               <w:left w:val="single" w:color="D9D4C5" w:sz="4"/>
@@ -7403,7 +7540,7 @@
         </w:tc>
         <w:tc>
           <w:tcPr>
-            <w:tcW w:type="dxa" w:w="1926"/>
+            <w:tcW w:type="dxa" w:w="1924"/>
             <w:tcBorders>
               <w:top w:val="single" w:color="D9D4C5" w:sz="4"/>
               <w:left w:val="single" w:color="D9D4C5" w:sz="4"/>
@@ -7513,7 +7650,7 @@
         </w:tc>
         <w:tc>
           <w:tcPr>
-            <w:tcW w:type="dxa" w:w="2372"/>
+            <w:tcW w:type="dxa" w:w="2374"/>
             <w:tcBorders>
               <w:top w:val="single" w:color="D9D4C5" w:sz="4"/>
               <w:left w:val="single" w:color="D9D4C5" w:sz="4"/>
@@ -7601,7 +7738,7 @@
         </w:tc>
         <w:tc>
           <w:tcPr>
-            <w:tcW w:type="dxa" w:w="1926"/>
+            <w:tcW w:type="dxa" w:w="1924"/>
             <w:tcBorders>
               <w:top w:val="single" w:color="D9D4C5" w:sz="4"/>
               <w:left w:val="single" w:color="D9D4C5" w:sz="4"/>
@@ -7708,7 +7845,7 @@
         </w:tc>
         <w:tc>
           <w:tcPr>
-            <w:tcW w:type="dxa" w:w="2372"/>
+            <w:tcW w:type="dxa" w:w="2374"/>
             <w:tcBorders>
               <w:top w:val="single" w:color="D9D4C5" w:sz="4"/>
               <w:left w:val="single" w:color="D9D4C5" w:sz="4"/>
@@ -7796,7 +7933,7 @@
         </w:tc>
         <w:tc>
           <w:tcPr>
-            <w:tcW w:type="dxa" w:w="1926"/>
+            <w:tcW w:type="dxa" w:w="1924"/>
             <w:tcBorders>
               <w:top w:val="single" w:color="D9D4C5" w:sz="4"/>
               <w:left w:val="single" w:color="D9D4C5" w:sz="4"/>
@@ -7906,7 +8043,7 @@
         </w:tc>
         <w:tc>
           <w:tcPr>
-            <w:tcW w:type="dxa" w:w="2372"/>
+            <w:tcW w:type="dxa" w:w="2374"/>
             <w:tcBorders>
               <w:top w:val="single" w:color="D9D4C5" w:sz="4"/>
               <w:left w:val="single" w:color="D9D4C5" w:sz="4"/>
@@ -7976,7 +8113,7 @@
         </w:tc>
         <w:tc>
           <w:tcPr>
-            <w:tcW w:type="dxa" w:w="1926"/>
+            <w:tcW w:type="dxa" w:w="1924"/>
             <w:tcBorders>
               <w:top w:val="single" w:color="D9D4C5" w:sz="4"/>
               <w:left w:val="single" w:color="D9D4C5" w:sz="4"/>
@@ -8083,7 +8220,7 @@
         </w:tc>
         <w:tc>
           <w:tcPr>
-            <w:tcW w:type="dxa" w:w="2372"/>
+            <w:tcW w:type="dxa" w:w="2374"/>
             <w:tcBorders>
               <w:top w:val="single" w:color="D9D4C5" w:sz="4"/>
               <w:left w:val="single" w:color="D9D4C5" w:sz="4"/>
@@ -8171,7 +8308,7 @@
         </w:tc>
         <w:tc>
           <w:tcPr>
-            <w:tcW w:type="dxa" w:w="1926"/>
+            <w:tcW w:type="dxa" w:w="1924"/>
             <w:tcBorders>
               <w:top w:val="single" w:color="D9D4C5" w:sz="4"/>
               <w:left w:val="single" w:color="D9D4C5" w:sz="4"/>
@@ -8281,7 +8418,7 @@
         </w:tc>
         <w:tc>
           <w:tcPr>
-            <w:tcW w:type="dxa" w:w="2372"/>
+            <w:tcW w:type="dxa" w:w="2374"/>
             <w:tcBorders>
               <w:top w:val="single" w:color="D9D4C5" w:sz="4"/>
               <w:left w:val="single" w:color="D9D4C5" w:sz="4"/>
@@ -8369,7 +8506,7 @@
         </w:tc>
         <w:tc>
           <w:tcPr>
-            <w:tcW w:type="dxa" w:w="1926"/>
+            <w:tcW w:type="dxa" w:w="1924"/>
             <w:tcBorders>
               <w:top w:val="single" w:color="D9D4C5" w:sz="4"/>
               <w:left w:val="single" w:color="D9D4C5" w:sz="4"/>
@@ -8476,7 +8613,7 @@
         </w:tc>
         <w:tc>
           <w:tcPr>
-            <w:tcW w:type="dxa" w:w="2372"/>
+            <w:tcW w:type="dxa" w:w="2374"/>
             <w:tcBorders>
               <w:top w:val="single" w:color="D9D4C5" w:sz="4"/>
               <w:left w:val="single" w:color="D9D4C5" w:sz="4"/>
@@ -8564,7 +8701,7 @@
         </w:tc>
         <w:tc>
           <w:tcPr>
-            <w:tcW w:type="dxa" w:w="1926"/>
+            <w:tcW w:type="dxa" w:w="1924"/>
             <w:tcBorders>
               <w:top w:val="single" w:color="D9D4C5" w:sz="4"/>
               <w:left w:val="single" w:color="D9D4C5" w:sz="4"/>
@@ -8674,7 +8811,7 @@
         </w:tc>
         <w:tc>
           <w:tcPr>
-            <w:tcW w:type="dxa" w:w="2372"/>
+            <w:tcW w:type="dxa" w:w="2374"/>
             <w:tcBorders>
               <w:top w:val="single" w:color="D9D4C5" w:sz="4"/>
               <w:left w:val="single" w:color="D9D4C5" w:sz="4"/>
@@ -8762,7 +8899,7 @@
         </w:tc>
         <w:tc>
           <w:tcPr>
-            <w:tcW w:type="dxa" w:w="1926"/>
+            <w:tcW w:type="dxa" w:w="1924"/>
             <w:tcBorders>
               <w:top w:val="single" w:color="D9D4C5" w:sz="4"/>
               <w:left w:val="single" w:color="D9D4C5" w:sz="4"/>
@@ -8869,7 +9006,7 @@
         </w:tc>
         <w:tc>
           <w:tcPr>
-            <w:tcW w:type="dxa" w:w="2372"/>
+            <w:tcW w:type="dxa" w:w="2374"/>
             <w:tcBorders>
               <w:top w:val="single" w:color="D9D4C5" w:sz="4"/>
               <w:left w:val="single" w:color="D9D4C5" w:sz="4"/>
@@ -8957,7 +9094,7 @@
         </w:tc>
         <w:tc>
           <w:tcPr>
-            <w:tcW w:type="dxa" w:w="1926"/>
+            <w:tcW w:type="dxa" w:w="1924"/>
             <w:tcBorders>
               <w:top w:val="single" w:color="D9D4C5" w:sz="4"/>
               <w:left w:val="single" w:color="D9D4C5" w:sz="4"/>
@@ -9067,7 +9204,7 @@
         </w:tc>
         <w:tc>
           <w:tcPr>
-            <w:tcW w:type="dxa" w:w="2372"/>
+            <w:tcW w:type="dxa" w:w="2374"/>
             <w:tcBorders>
               <w:top w:val="single" w:color="D9D4C5" w:sz="4"/>
               <w:left w:val="single" w:color="D9D4C5" w:sz="4"/>
@@ -9155,7 +9292,7 @@
         </w:tc>
         <w:tc>
           <w:tcPr>
-            <w:tcW w:type="dxa" w:w="1926"/>
+            <w:tcW w:type="dxa" w:w="1924"/>
             <w:tcBorders>
               <w:top w:val="single" w:color="D9D4C5" w:sz="4"/>
               <w:left w:val="single" w:color="D9D4C5" w:sz="4"/>
@@ -9262,7 +9399,7 @@
         </w:tc>
         <w:tc>
           <w:tcPr>
-            <w:tcW w:type="dxa" w:w="2372"/>
+            <w:tcW w:type="dxa" w:w="2374"/>
             <w:tcBorders>
               <w:top w:val="single" w:color="D9D4C5" w:sz="4"/>
               <w:left w:val="single" w:color="D9D4C5" w:sz="4"/>
@@ -9350,7 +9487,7 @@
         </w:tc>
         <w:tc>
           <w:tcPr>
-            <w:tcW w:type="dxa" w:w="1926"/>
+            <w:tcW w:type="dxa" w:w="1924"/>
             <w:tcBorders>
               <w:top w:val="single" w:color="D9D4C5" w:sz="4"/>
               <w:left w:val="single" w:color="D9D4C5" w:sz="4"/>
@@ -9496,7 +9633,7 @@
         </w:tc>
         <w:tc>
           <w:tcPr>
-            <w:tcW w:type="dxa" w:w="2372"/>
+            <w:tcW w:type="dxa" w:w="2374"/>
             <w:tcBorders>
               <w:top w:val="single" w:color="D9D4C5" w:sz="4"/>
               <w:left w:val="single" w:color="D9D4C5" w:sz="4"/>
@@ -9584,7 +9721,7 @@
         </w:tc>
         <w:tc>
           <w:tcPr>
-            <w:tcW w:type="dxa" w:w="1926"/>
+            <w:tcW w:type="dxa" w:w="1924"/>
             <w:tcBorders>
               <w:top w:val="single" w:color="D9D4C5" w:sz="4"/>
               <w:left w:val="single" w:color="D9D4C5" w:sz="4"/>
@@ -9691,7 +9828,7 @@
         </w:tc>
         <w:tc>
           <w:tcPr>
-            <w:tcW w:type="dxa" w:w="2372"/>
+            <w:tcW w:type="dxa" w:w="2374"/>
             <w:tcBorders>
               <w:top w:val="single" w:color="D9D4C5" w:sz="4"/>
               <w:left w:val="single" w:color="D9D4C5" w:sz="4"/>
@@ -9761,7 +9898,7 @@
         </w:tc>
         <w:tc>
           <w:tcPr>
-            <w:tcW w:type="dxa" w:w="1926"/>
+            <w:tcW w:type="dxa" w:w="1924"/>
             <w:tcBorders>
               <w:top w:val="single" w:color="D9D4C5" w:sz="4"/>
               <w:left w:val="single" w:color="D9D4C5" w:sz="4"/>
@@ -9871,7 +10008,7 @@
         </w:tc>
         <w:tc>
           <w:tcPr>
-            <w:tcW w:type="dxa" w:w="2372"/>
+            <w:tcW w:type="dxa" w:w="2374"/>
             <w:tcBorders>
               <w:top w:val="single" w:color="D9D4C5" w:sz="4"/>
               <w:left w:val="single" w:color="D9D4C5" w:sz="4"/>
@@ -9941,7 +10078,7 @@
         </w:tc>
         <w:tc>
           <w:tcPr>
-            <w:tcW w:type="dxa" w:w="1926"/>
+            <w:tcW w:type="dxa" w:w="1924"/>
             <w:tcBorders>
               <w:top w:val="single" w:color="D9D4C5" w:sz="4"/>
               <w:left w:val="single" w:color="D9D4C5" w:sz="4"/>
@@ -10048,7 +10185,7 @@
         </w:tc>
         <w:tc>
           <w:tcPr>
-            <w:tcW w:type="dxa" w:w="2372"/>
+            <w:tcW w:type="dxa" w:w="2374"/>
             <w:tcBorders>
               <w:top w:val="single" w:color="D9D4C5" w:sz="4"/>
               <w:left w:val="single" w:color="D9D4C5" w:sz="4"/>
@@ -10136,7 +10273,7 @@
         </w:tc>
         <w:tc>
           <w:tcPr>
-            <w:tcW w:type="dxa" w:w="1926"/>
+            <w:tcW w:type="dxa" w:w="1924"/>
             <w:tcBorders>
               <w:top w:val="single" w:color="D9D4C5" w:sz="4"/>
               <w:left w:val="single" w:color="D9D4C5" w:sz="4"/>
@@ -10246,7 +10383,7 @@
         </w:tc>
         <w:tc>
           <w:tcPr>
-            <w:tcW w:type="dxa" w:w="2372"/>
+            <w:tcW w:type="dxa" w:w="2374"/>
             <w:tcBorders>
               <w:top w:val="single" w:color="D9D4C5" w:sz="4"/>
               <w:left w:val="single" w:color="D9D4C5" w:sz="4"/>
@@ -10334,7 +10471,7 @@
         </w:tc>
         <w:tc>
           <w:tcPr>
-            <w:tcW w:type="dxa" w:w="1926"/>
+            <w:tcW w:type="dxa" w:w="1924"/>
             <w:tcBorders>
               <w:top w:val="single" w:color="D9D4C5" w:sz="4"/>
               <w:left w:val="single" w:color="D9D4C5" w:sz="4"/>
@@ -10441,7 +10578,7 @@
         </w:tc>
         <w:tc>
           <w:tcPr>
-            <w:tcW w:type="dxa" w:w="2372"/>
+            <w:tcW w:type="dxa" w:w="2374"/>
             <w:tcBorders>
               <w:top w:val="single" w:color="D9D4C5" w:sz="4"/>
               <w:left w:val="single" w:color="D9D4C5" w:sz="4"/>
@@ -10529,7 +10666,7 @@
         </w:tc>
         <w:tc>
           <w:tcPr>
-            <w:tcW w:type="dxa" w:w="1926"/>
+            <w:tcW w:type="dxa" w:w="1924"/>
             <w:tcBorders>
               <w:top w:val="single" w:color="D9D4C5" w:sz="4"/>
               <w:left w:val="single" w:color="D9D4C5" w:sz="4"/>
@@ -10639,7 +10776,7 @@
         </w:tc>
         <w:tc>
           <w:tcPr>
-            <w:tcW w:type="dxa" w:w="2372"/>
+            <w:tcW w:type="dxa" w:w="2374"/>
             <w:tcBorders>
               <w:top w:val="single" w:color="D9D4C5" w:sz="4"/>
               <w:left w:val="single" w:color="D9D4C5" w:sz="4"/>
@@ -10727,7 +10864,7 @@
         </w:tc>
         <w:tc>
           <w:tcPr>
-            <w:tcW w:type="dxa" w:w="1926"/>
+            <w:tcW w:type="dxa" w:w="1924"/>
             <w:tcBorders>
               <w:top w:val="single" w:color="D9D4C5" w:sz="4"/>
               <w:left w:val="single" w:color="D9D4C5" w:sz="4"/>
@@ -10834,7 +10971,7 @@
         </w:tc>
         <w:tc>
           <w:tcPr>
-            <w:tcW w:type="dxa" w:w="2372"/>
+            <w:tcW w:type="dxa" w:w="2374"/>
             <w:tcBorders>
               <w:top w:val="single" w:color="D9D4C5" w:sz="4"/>
               <w:left w:val="single" w:color="D9D4C5" w:sz="4"/>
@@ -10994,7 +11131,7 @@
         </w:tc>
         <w:tc>
           <w:tcPr>
-            <w:tcW w:type="dxa" w:w="1926"/>
+            <w:tcW w:type="dxa" w:w="1924"/>
             <w:tcBorders>
               <w:top w:val="single" w:color="D9D4C5" w:sz="4"/>
               <w:left w:val="single" w:color="D9D4C5" w:sz="4"/>
@@ -11104,7 +11241,7 @@
         </w:tc>
         <w:tc>
           <w:tcPr>
-            <w:tcW w:type="dxa" w:w="2372"/>
+            <w:tcW w:type="dxa" w:w="2374"/>
             <w:tcBorders>
               <w:top w:val="single" w:color="D9D4C5" w:sz="4"/>
               <w:left w:val="single" w:color="D9D4C5" w:sz="4"/>
@@ -11228,7 +11365,7 @@
         </w:tc>
         <w:tc>
           <w:tcPr>
-            <w:tcW w:type="dxa" w:w="1926"/>
+            <w:tcW w:type="dxa" w:w="1924"/>
             <w:tcBorders>
               <w:top w:val="single" w:color="D9D4C5" w:sz="4"/>
               <w:left w:val="single" w:color="D9D4C5" w:sz="4"/>
@@ -11335,7 +11472,7 @@
         </w:tc>
         <w:tc>
           <w:tcPr>
-            <w:tcW w:type="dxa" w:w="2372"/>
+            <w:tcW w:type="dxa" w:w="2374"/>
             <w:tcBorders>
               <w:top w:val="single" w:color="D9D4C5" w:sz="4"/>
               <w:left w:val="single" w:color="D9D4C5" w:sz="4"/>
@@ -11423,7 +11560,7 @@
         </w:tc>
         <w:tc>
           <w:tcPr>
-            <w:tcW w:type="dxa" w:w="1926"/>
+            <w:tcW w:type="dxa" w:w="1924"/>
             <w:tcBorders>
               <w:top w:val="single" w:color="D9D4C5" w:sz="4"/>
               <w:left w:val="single" w:color="D9D4C5" w:sz="4"/>
@@ -11533,7 +11670,7 @@
         </w:tc>
         <w:tc>
           <w:tcPr>
-            <w:tcW w:type="dxa" w:w="2372"/>
+            <w:tcW w:type="dxa" w:w="2374"/>
             <w:tcBorders>
               <w:top w:val="single" w:color="D9D4C5" w:sz="4"/>
               <w:left w:val="single" w:color="D9D4C5" w:sz="4"/>
@@ -11621,7 +11758,7 @@
         </w:tc>
         <w:tc>
           <w:tcPr>
-            <w:tcW w:type="dxa" w:w="1926"/>
+            <w:tcW w:type="dxa" w:w="1924"/>
             <w:tcBorders>
               <w:top w:val="single" w:color="D9D4C5" w:sz="4"/>
               <w:left w:val="single" w:color="D9D4C5" w:sz="4"/>
@@ -11728,7 +11865,7 @@
         </w:tc>
         <w:tc>
           <w:tcPr>
-            <w:tcW w:type="dxa" w:w="2372"/>
+            <w:tcW w:type="dxa" w:w="2374"/>
             <w:tcBorders>
               <w:top w:val="single" w:color="D9D4C5" w:sz="4"/>
               <w:left w:val="single" w:color="D9D4C5" w:sz="4"/>
@@ -11816,7 +11953,7 @@
         </w:tc>
         <w:tc>
           <w:tcPr>
-            <w:tcW w:type="dxa" w:w="1926"/>
+            <w:tcW w:type="dxa" w:w="1924"/>
             <w:tcBorders>
               <w:top w:val="single" w:color="D9D4C5" w:sz="4"/>
               <w:left w:val="single" w:color="D9D4C5" w:sz="4"/>
@@ -11926,7 +12063,7 @@
         </w:tc>
         <w:tc>
           <w:tcPr>
-            <w:tcW w:type="dxa" w:w="2372"/>
+            <w:tcW w:type="dxa" w:w="2374"/>
             <w:tcBorders>
               <w:top w:val="single" w:color="D9D4C5" w:sz="4"/>
               <w:left w:val="single" w:color="D9D4C5" w:sz="4"/>
@@ -12014,7 +12151,7 @@
         </w:tc>
         <w:tc>
           <w:tcPr>
-            <w:tcW w:type="dxa" w:w="1926"/>
+            <w:tcW w:type="dxa" w:w="1924"/>
             <w:tcBorders>
               <w:top w:val="single" w:color="D9D4C5" w:sz="4"/>
               <w:left w:val="single" w:color="D9D4C5" w:sz="4"/>
@@ -12121,7 +12258,7 @@
         </w:tc>
         <w:tc>
           <w:tcPr>
-            <w:tcW w:type="dxa" w:w="2372"/>
+            <w:tcW w:type="dxa" w:w="2374"/>
             <w:tcBorders>
               <w:top w:val="single" w:color="D9D4C5" w:sz="4"/>
               <w:left w:val="single" w:color="D9D4C5" w:sz="4"/>
@@ -12209,7 +12346,7 @@
         </w:tc>
         <w:tc>
           <w:tcPr>
-            <w:tcW w:type="dxa" w:w="1926"/>
+            <w:tcW w:type="dxa" w:w="1924"/>
             <w:tcBorders>
               <w:top w:val="single" w:color="D9D4C5" w:sz="4"/>
               <w:left w:val="single" w:color="D9D4C5" w:sz="4"/>
@@ -12319,7 +12456,7 @@
         </w:tc>
         <w:tc>
           <w:tcPr>
-            <w:tcW w:type="dxa" w:w="2372"/>
+            <w:tcW w:type="dxa" w:w="2374"/>
             <w:tcBorders>
               <w:top w:val="single" w:color="D9D4C5" w:sz="4"/>
               <w:left w:val="single" w:color="D9D4C5" w:sz="4"/>
@@ -12407,7 +12544,7 @@
         </w:tc>
         <w:tc>
           <w:tcPr>
-            <w:tcW w:type="dxa" w:w="1926"/>
+            <w:tcW w:type="dxa" w:w="1924"/>
             <w:tcBorders>
               <w:top w:val="single" w:color="D9D4C5" w:sz="4"/>
               <w:left w:val="single" w:color="D9D4C5" w:sz="4"/>
@@ -12514,7 +12651,7 @@
         </w:tc>
         <w:tc>
           <w:tcPr>
-            <w:tcW w:type="dxa" w:w="2372"/>
+            <w:tcW w:type="dxa" w:w="2374"/>
             <w:tcBorders>
               <w:top w:val="single" w:color="D9D4C5" w:sz="4"/>
               <w:left w:val="single" w:color="D9D4C5" w:sz="4"/>
@@ -12602,7 +12739,7 @@
         </w:tc>
         <w:tc>
           <w:tcPr>
-            <w:tcW w:type="dxa" w:w="1926"/>
+            <w:tcW w:type="dxa" w:w="1924"/>
             <w:tcBorders>
               <w:top w:val="single" w:color="D9D4C5" w:sz="4"/>
               <w:left w:val="single" w:color="D9D4C5" w:sz="4"/>
@@ -12712,7 +12849,7 @@
         </w:tc>
         <w:tc>
           <w:tcPr>
-            <w:tcW w:type="dxa" w:w="2372"/>
+            <w:tcW w:type="dxa" w:w="2374"/>
             <w:tcBorders>
               <w:top w:val="single" w:color="D9D4C5" w:sz="4"/>
               <w:left w:val="single" w:color="D9D4C5" w:sz="4"/>
@@ -12800,7 +12937,7 @@
         </w:tc>
         <w:tc>
           <w:tcPr>
-            <w:tcW w:type="dxa" w:w="1926"/>
+            <w:tcW w:type="dxa" w:w="1924"/>
             <w:tcBorders>
               <w:top w:val="single" w:color="D9D4C5" w:sz="4"/>
               <w:left w:val="single" w:color="D9D4C5" w:sz="4"/>
@@ -12907,7 +13044,7 @@
         </w:tc>
         <w:tc>
           <w:tcPr>
-            <w:tcW w:type="dxa" w:w="2372"/>
+            <w:tcW w:type="dxa" w:w="2374"/>
             <w:tcBorders>
               <w:top w:val="single" w:color="D9D4C5" w:sz="4"/>
               <w:left w:val="single" w:color="D9D4C5" w:sz="4"/>
@@ -12977,7 +13114,7 @@
         </w:tc>
         <w:tc>
           <w:tcPr>
-            <w:tcW w:type="dxa" w:w="1926"/>
+            <w:tcW w:type="dxa" w:w="1924"/>
             <w:tcBorders>
               <w:top w:val="single" w:color="D9D4C5" w:sz="4"/>
               <w:left w:val="single" w:color="D9D4C5" w:sz="4"/>
@@ -13087,7 +13224,7 @@
         </w:tc>
         <w:tc>
           <w:tcPr>
-            <w:tcW w:type="dxa" w:w="2372"/>
+            <w:tcW w:type="dxa" w:w="2374"/>
             <w:tcBorders>
               <w:top w:val="single" w:color="D9D4C5" w:sz="4"/>
               <w:left w:val="single" w:color="D9D4C5" w:sz="4"/>
@@ -13157,7 +13294,7 @@
         </w:tc>
         <w:tc>
           <w:tcPr>
-            <w:tcW w:type="dxa" w:w="1926"/>
+            <w:tcW w:type="dxa" w:w="1924"/>
             <w:tcBorders>
               <w:top w:val="single" w:color="D9D4C5" w:sz="4"/>
               <w:left w:val="single" w:color="D9D4C5" w:sz="4"/>
@@ -13264,7 +13401,7 @@
         </w:tc>
         <w:tc>
           <w:tcPr>
-            <w:tcW w:type="dxa" w:w="2372"/>
+            <w:tcW w:type="dxa" w:w="2374"/>
             <w:tcBorders>
               <w:top w:val="single" w:color="D9D4C5" w:sz="4"/>
               <w:left w:val="single" w:color="D9D4C5" w:sz="4"/>
@@ -13334,7 +13471,7 @@
         </w:tc>
         <w:tc>
           <w:tcPr>
-            <w:tcW w:type="dxa" w:w="1926"/>
+            <w:tcW w:type="dxa" w:w="1924"/>
             <w:tcBorders>
               <w:top w:val="single" w:color="D9D4C5" w:sz="4"/>
               <w:left w:val="single" w:color="D9D4C5" w:sz="4"/>
@@ -13444,7 +13581,7 @@
         </w:tc>
         <w:tc>
           <w:tcPr>
-            <w:tcW w:type="dxa" w:w="2372"/>
+            <w:tcW w:type="dxa" w:w="2374"/>
             <w:tcBorders>
               <w:top w:val="single" w:color="D9D4C5" w:sz="4"/>
               <w:left w:val="single" w:color="D9D4C5" w:sz="4"/>
@@ -13514,7 +13651,7 @@
         </w:tc>
         <w:tc>
           <w:tcPr>
-            <w:tcW w:type="dxa" w:w="1926"/>
+            <w:tcW w:type="dxa" w:w="1924"/>
             <w:tcBorders>
               <w:top w:val="single" w:color="D9D4C5" w:sz="4"/>
               <w:left w:val="single" w:color="D9D4C5" w:sz="4"/>
@@ -13621,7 +13758,7 @@
         </w:tc>
         <w:tc>
           <w:tcPr>
-            <w:tcW w:type="dxa" w:w="2372"/>
+            <w:tcW w:type="dxa" w:w="2374"/>
             <w:tcBorders>
               <w:top w:val="single" w:color="D9D4C5" w:sz="4"/>
               <w:left w:val="single" w:color="D9D4C5" w:sz="4"/>
@@ -13709,7 +13846,7 @@
         </w:tc>
         <w:tc>
           <w:tcPr>
-            <w:tcW w:type="dxa" w:w="1926"/>
+            <w:tcW w:type="dxa" w:w="1924"/>
             <w:tcBorders>
               <w:top w:val="single" w:color="D9D4C5" w:sz="4"/>
               <w:left w:val="single" w:color="D9D4C5" w:sz="4"/>
@@ -13819,7 +13956,7 @@
         </w:tc>
         <w:tc>
           <w:tcPr>
-            <w:tcW w:type="dxa" w:w="2372"/>
+            <w:tcW w:type="dxa" w:w="2374"/>
             <w:tcBorders>
               <w:top w:val="single" w:color="D9D4C5" w:sz="4"/>
               <w:left w:val="single" w:color="D9D4C5" w:sz="4"/>
@@ -13889,7 +14026,7 @@
         </w:tc>
         <w:tc>
           <w:tcPr>
-            <w:tcW w:type="dxa" w:w="1926"/>
+            <w:tcW w:type="dxa" w:w="1924"/>
             <w:tcBorders>
               <w:top w:val="single" w:color="D9D4C5" w:sz="4"/>
               <w:left w:val="single" w:color="D9D4C5" w:sz="4"/>
@@ -13996,7 +14133,7 @@
         </w:tc>
         <w:tc>
           <w:tcPr>
-            <w:tcW w:type="dxa" w:w="2372"/>
+            <w:tcW w:type="dxa" w:w="2374"/>
             <w:tcBorders>
               <w:top w:val="single" w:color="D9D4C5" w:sz="4"/>
               <w:left w:val="single" w:color="D9D4C5" w:sz="4"/>
@@ -14084,7 +14221,7 @@
         </w:tc>
         <w:tc>
           <w:tcPr>
-            <w:tcW w:type="dxa" w:w="1926"/>
+            <w:tcW w:type="dxa" w:w="1924"/>
             <w:tcBorders>
               <w:top w:val="single" w:color="D9D4C5" w:sz="4"/>
               <w:left w:val="single" w:color="D9D4C5" w:sz="4"/>
@@ -14194,7 +14331,7 @@
         </w:tc>
         <w:tc>
           <w:tcPr>
-            <w:tcW w:type="dxa" w:w="2372"/>
+            <w:tcW w:type="dxa" w:w="2374"/>
             <w:tcBorders>
               <w:top w:val="single" w:color="D9D4C5" w:sz="4"/>
               <w:left w:val="single" w:color="D9D4C5" w:sz="4"/>
@@ -14282,7 +14419,7 @@
         </w:tc>
         <w:tc>
           <w:tcPr>
-            <w:tcW w:type="dxa" w:w="1926"/>
+            <w:tcW w:type="dxa" w:w="1924"/>
             <w:tcBorders>
               <w:top w:val="single" w:color="D9D4C5" w:sz="4"/>
               <w:left w:val="single" w:color="D9D4C5" w:sz="4"/>
@@ -14389,7 +14526,7 @@
         </w:tc>
         <w:tc>
           <w:tcPr>
-            <w:tcW w:type="dxa" w:w="2372"/>
+            <w:tcW w:type="dxa" w:w="2374"/>
             <w:tcBorders>
               <w:top w:val="single" w:color="D9D4C5" w:sz="4"/>
               <w:left w:val="single" w:color="D9D4C5" w:sz="4"/>
@@ -14459,7 +14596,7 @@
         </w:tc>
         <w:tc>
           <w:tcPr>
-            <w:tcW w:type="dxa" w:w="1926"/>
+            <w:tcW w:type="dxa" w:w="1924"/>
             <w:tcBorders>
               <w:top w:val="single" w:color="D9D4C5" w:sz="4"/>
               <w:left w:val="single" w:color="D9D4C5" w:sz="4"/>
@@ -14569,7 +14706,7 @@
         </w:tc>
         <w:tc>
           <w:tcPr>
-            <w:tcW w:type="dxa" w:w="2372"/>
+            <w:tcW w:type="dxa" w:w="2374"/>
             <w:tcBorders>
               <w:top w:val="single" w:color="D9D4C5" w:sz="4"/>
               <w:left w:val="single" w:color="D9D4C5" w:sz="4"/>
@@ -14639,7 +14776,7 @@
         </w:tc>
         <w:tc>
           <w:tcPr>
-            <w:tcW w:type="dxa" w:w="1926"/>
+            <w:tcW w:type="dxa" w:w="1924"/>
             <w:tcBorders>
               <w:top w:val="single" w:color="D9D4C5" w:sz="4"/>
               <w:left w:val="single" w:color="D9D4C5" w:sz="4"/>
@@ -14746,7 +14883,7 @@
         </w:tc>
         <w:tc>
           <w:tcPr>
-            <w:tcW w:type="dxa" w:w="2372"/>
+            <w:tcW w:type="dxa" w:w="2374"/>
             <w:tcBorders>
               <w:top w:val="single" w:color="D9D4C5" w:sz="4"/>
               <w:left w:val="single" w:color="D9D4C5" w:sz="4"/>
@@ -14834,7 +14971,7 @@
         </w:tc>
         <w:tc>
           <w:tcPr>
-            <w:tcW w:type="dxa" w:w="1926"/>
+            <w:tcW w:type="dxa" w:w="1924"/>
             <w:tcBorders>
               <w:top w:val="single" w:color="D9D4C5" w:sz="4"/>
               <w:left w:val="single" w:color="D9D4C5" w:sz="4"/>
@@ -14944,7 +15081,7 @@
         </w:tc>
         <w:tc>
           <w:tcPr>
-            <w:tcW w:type="dxa" w:w="2372"/>
+            <w:tcW w:type="dxa" w:w="2374"/>
             <w:tcBorders>
               <w:top w:val="single" w:color="D9D4C5" w:sz="4"/>
               <w:left w:val="single" w:color="D9D4C5" w:sz="4"/>
@@ -15026,39 +15163,39 @@
                 <w:sz w:val="18"/>
                 <w:szCs w:val="18"/>
               </w:rPr>
-              <w:t xml:space="preserve">N01</w:t>
-            </w:r>
-          </w:p>
-        </w:tc>
-        <w:tc>
-          <w:tcPr>
-            <w:tcW w:type="dxa" w:w="1926"/>
-            <w:tcBorders>
-              <w:top w:val="single" w:color="D9D4C5" w:sz="4"/>
-              <w:left w:val="single" w:color="D9D4C5" w:sz="4"/>
-              <w:bottom w:val="single" w:color="D9D4C5" w:sz="4"/>
-              <w:right w:val="single" w:color="D9D4C5" w:sz="4"/>
-            </w:tcBorders>
-            <w:tcMar>
-              <w:top w:type="dxa" w:w="70"/>
-              <w:left w:type="dxa" w:w="110"/>
-              <w:bottom w:type="dxa" w:w="70"/>
-              <w:right w:type="dxa" w:w="110"/>
-            </w:tcMar>
-            <w:vAlign w:val="center"/>
-          </w:tcPr>
-          <w:p>
-            <w:pPr>
-              <w:spacing w:after="0" w:before="0"/>
-            </w:pPr>
-            <w:r>
-              <w:rPr>
-                <w:rFonts w:ascii="Arial" w:cs="Arial" w:eastAsia="Arial" w:hAnsi="Arial"/>
-                <w:color w:val="1B2118"/>
-                <w:sz w:val="18"/>
-                <w:szCs w:val="18"/>
-              </w:rPr>
-              <w:t xml:space="preserve">21/10 (terza sessione, file ricevuto il 22/10 07:46)</w:t>
+              <w:t xml:space="preserve">ISS-038</w:t>
+            </w:r>
+          </w:p>
+        </w:tc>
+        <w:tc>
+          <w:tcPr>
+            <w:tcW w:type="dxa" w:w="1924"/>
+            <w:tcBorders>
+              <w:top w:val="single" w:color="D9D4C5" w:sz="4"/>
+              <w:left w:val="single" w:color="D9D4C5" w:sz="4"/>
+              <w:bottom w:val="single" w:color="D9D4C5" w:sz="4"/>
+              <w:right w:val="single" w:color="D9D4C5" w:sz="4"/>
+            </w:tcBorders>
+            <w:tcMar>
+              <w:top w:type="dxa" w:w="70"/>
+              <w:left w:type="dxa" w:w="110"/>
+              <w:bottom w:type="dxa" w:w="70"/>
+              <w:right w:type="dxa" w:w="110"/>
+            </w:tcMar>
+            <w:vAlign w:val="center"/>
+          </w:tcPr>
+          <w:p>
+            <w:pPr>
+              <w:spacing w:after="0" w:before="0"/>
+            </w:pPr>
+            <w:r>
+              <w:rPr>
+                <w:rFonts w:ascii="Arial" w:cs="Arial" w:eastAsia="Arial" w:hAnsi="Arial"/>
+                <w:color w:val="1B2118"/>
+                <w:sz w:val="18"/>
+                <w:szCs w:val="18"/>
+              </w:rPr>
+              <w:t xml:space="preserve">22/10 13:26</w:t>
             </w:r>
           </w:p>
         </w:tc>
@@ -15092,16 +15229,16 @@
                 <w:sz w:val="18"/>
                 <w:szCs w:val="18"/>
               </w:rPr>
-              <w:t xml:space="preserve">Simulatore</w:t>
-            </w:r>
-            <w:r>
-              <w:rPr>
-                <w:rFonts w:ascii="Arial" w:cs="Arial" w:eastAsia="Arial" w:hAnsi="Arial"/>
-                <w:color w:val="1B2118"/>
-                <w:sz w:val="18"/>
-                <w:szCs w:val="18"/>
-              </w:rPr>
-              <w:t xml:space="preserve"> — Voci «una tantum» del Caso 1/2 ripetute in tutti gli anni; correttezza economica da verificare. Segnalato da: Collaudo</w:t>
+              <w:t xml:space="preserve">Telefono</w:t>
+            </w:r>
+            <w:r>
+              <w:rPr>
+                <w:rFonts w:ascii="Arial" w:cs="Arial" w:eastAsia="Arial" w:hAnsi="Arial"/>
+                <w:color w:val="1B2118"/>
+                <w:sz w:val="18"/>
+                <w:szCs w:val="18"/>
+              </w:rPr>
+              <w:t xml:space="preserve"> — Navigazione da smartphone da ottimizzare (intestazione di 304 px su 844, simulatore più largo dello schermo, campi che fanno ingrandire l'iPhone). Segnalato da: Luca</w:t>
             </w:r>
           </w:p>
         </w:tc>
@@ -15133,39 +15270,39 @@
                 <w:sz w:val="18"/>
                 <w:szCs w:val="18"/>
               </w:rPr>
-              <w:t xml:space="preserve">CORRETTO_DA_RITESTARE (P2); durate ≠ 10 anni ATTESA_REGOLA</w:t>
-            </w:r>
-          </w:p>
-        </w:tc>
-        <w:tc>
-          <w:tcPr>
-            <w:tcW w:type="dxa" w:w="2372"/>
-            <w:tcBorders>
-              <w:top w:val="single" w:color="D9D4C5" w:sz="4"/>
-              <w:left w:val="single" w:color="D9D4C5" w:sz="4"/>
-              <w:bottom w:val="single" w:color="D9D4C5" w:sz="4"/>
-              <w:right w:val="single" w:color="D9D4C5" w:sz="4"/>
-            </w:tcBorders>
-            <w:tcMar>
-              <w:top w:type="dxa" w:w="70"/>
-              <w:left w:type="dxa" w:w="110"/>
-              <w:bottom w:type="dxa" w:w="70"/>
-              <w:right w:type="dxa" w:w="110"/>
-            </w:tcMar>
-            <w:vAlign w:val="center"/>
-          </w:tcPr>
-          <w:p>
-            <w:pPr>
-              <w:spacing w:after="0" w:before="0"/>
-            </w:pPr>
-            <w:r>
-              <w:rPr>
-                <w:rFonts w:ascii="Arial" w:cs="Arial" w:eastAsia="Arial" w:hAnsi="Arial"/>
-                <w:color w:val="1B2118"/>
-                <w:sz w:val="18"/>
-                <w:szCs w:val="18"/>
-              </w:rPr>
-              <w:t xml:space="preserve">22/10 08:04 (</w:t>
+              <w:t xml:space="preserve">CORRETTO_DA_RITESTARE (P2)</w:t>
+            </w:r>
+          </w:p>
+        </w:tc>
+        <w:tc>
+          <w:tcPr>
+            <w:tcW w:type="dxa" w:w="2374"/>
+            <w:tcBorders>
+              <w:top w:val="single" w:color="D9D4C5" w:sz="4"/>
+              <w:left w:val="single" w:color="D9D4C5" w:sz="4"/>
+              <w:bottom w:val="single" w:color="D9D4C5" w:sz="4"/>
+              <w:right w:val="single" w:color="D9D4C5" w:sz="4"/>
+            </w:tcBorders>
+            <w:tcMar>
+              <w:top w:type="dxa" w:w="70"/>
+              <w:left w:type="dxa" w:w="110"/>
+              <w:bottom w:type="dxa" w:w="70"/>
+              <w:right w:type="dxa" w:w="110"/>
+            </w:tcMar>
+            <w:vAlign w:val="center"/>
+          </w:tcPr>
+          <w:p>
+            <w:pPr>
+              <w:spacing w:after="0" w:before="0"/>
+            </w:pPr>
+            <w:r>
+              <w:rPr>
+                <w:rFonts w:ascii="Arial" w:cs="Arial" w:eastAsia="Arial" w:hAnsi="Arial"/>
+                <w:color w:val="1B2118"/>
+                <w:sz w:val="18"/>
+                <w:szCs w:val="18"/>
+              </w:rPr>
+              <w:t xml:space="preserve">22/10 (ramo </w:t>
             </w:r>
             <w:r>
               <w:rPr>
@@ -15174,16 +15311,16 @@
                 <w:sz w:val="18"/>
                 <w:szCs w:val="18"/>
               </w:rPr>
-              <w:t xml:space="preserve">18a4653</w:t>
-            </w:r>
-            <w:r>
-              <w:rPr>
-                <w:rFonts w:ascii="Arial" w:cs="Arial" w:eastAsia="Arial" w:hAnsi="Arial"/>
-                <w:color w:val="1B2118"/>
-                <w:sz w:val="18"/>
-                <w:szCs w:val="18"/>
-              </w:rPr>
-              <w:t xml:space="preserve">, ramo): rate annuali di un corrispettivo unico (contratti di consulenza e partecipazione); etichette e nota in pagina, PDF ed Excel; durate diverse da 10 anni segnalate come stima</w:t>
+              <w:t xml:space="preserve">ottimizzazione-smartphone</w:t>
+            </w:r>
+            <w:r>
+              <w:rPr>
+                <w:rFonts w:ascii="Arial" w:cs="Arial" w:eastAsia="Arial" w:hAnsi="Arial"/>
+                <w:color w:val="1B2118"/>
+                <w:sz w:val="18"/>
+                <w:szCs w:val="18"/>
+              </w:rPr>
+              <w:t xml:space="preserve">): menu a pannello, schede al posto delle tabelle in Dashboard e Audit, elenco e dettaglio delle pratiche uno alla volta, campi a 16 px; prove 10.10g-10.10l</w:t>
             </w:r>
           </w:p>
         </w:tc>
@@ -15221,40 +15358,40 @@
                 <w:sz w:val="18"/>
                 <w:szCs w:val="18"/>
               </w:rPr>
-              <w:t xml:space="preserve">N02</w:t>
-            </w:r>
-          </w:p>
-        </w:tc>
-        <w:tc>
-          <w:tcPr>
-            <w:tcW w:type="dxa" w:w="1926"/>
-            <w:tcBorders>
-              <w:top w:val="single" w:color="D9D4C5" w:sz="4"/>
-              <w:left w:val="single" w:color="D9D4C5" w:sz="4"/>
-              <w:bottom w:val="single" w:color="D9D4C5" w:sz="4"/>
-              <w:right w:val="single" w:color="D9D4C5" w:sz="4"/>
-            </w:tcBorders>
-            <w:shd w:fill="F6F4EE" w:color="auto" w:val="clear"/>
-            <w:tcMar>
-              <w:top w:type="dxa" w:w="70"/>
-              <w:left w:type="dxa" w:w="110"/>
-              <w:bottom w:type="dxa" w:w="70"/>
-              <w:right w:type="dxa" w:w="110"/>
-            </w:tcMar>
-            <w:vAlign w:val="center"/>
-          </w:tcPr>
-          <w:p>
-            <w:pPr>
-              <w:spacing w:after="0" w:before="0"/>
-            </w:pPr>
-            <w:r>
-              <w:rPr>
-                <w:rFonts w:ascii="Arial" w:cs="Arial" w:eastAsia="Arial" w:hAnsi="Arial"/>
-                <w:color w:val="1B2118"/>
-                <w:sz w:val="18"/>
-                <w:szCs w:val="18"/>
-              </w:rPr>
-              <w:t xml:space="preserve">21/10 (terza sessione)</w:t>
+              <w:t xml:space="preserve">N01</w:t>
+            </w:r>
+          </w:p>
+        </w:tc>
+        <w:tc>
+          <w:tcPr>
+            <w:tcW w:type="dxa" w:w="1924"/>
+            <w:tcBorders>
+              <w:top w:val="single" w:color="D9D4C5" w:sz="4"/>
+              <w:left w:val="single" w:color="D9D4C5" w:sz="4"/>
+              <w:bottom w:val="single" w:color="D9D4C5" w:sz="4"/>
+              <w:right w:val="single" w:color="D9D4C5" w:sz="4"/>
+            </w:tcBorders>
+            <w:shd w:fill="F6F4EE" w:color="auto" w:val="clear"/>
+            <w:tcMar>
+              <w:top w:type="dxa" w:w="70"/>
+              <w:left w:type="dxa" w:w="110"/>
+              <w:bottom w:type="dxa" w:w="70"/>
+              <w:right w:type="dxa" w:w="110"/>
+            </w:tcMar>
+            <w:vAlign w:val="center"/>
+          </w:tcPr>
+          <w:p>
+            <w:pPr>
+              <w:spacing w:after="0" w:before="0"/>
+            </w:pPr>
+            <w:r>
+              <w:rPr>
+                <w:rFonts w:ascii="Arial" w:cs="Arial" w:eastAsia="Arial" w:hAnsi="Arial"/>
+                <w:color w:val="1B2118"/>
+                <w:sz w:val="18"/>
+                <w:szCs w:val="18"/>
+              </w:rPr>
+              <w:t xml:space="preserve">21/10 (terza sessione, file ricevuto il 22/10 07:46)</w:t>
             </w:r>
           </w:p>
         </w:tc>
@@ -15289,16 +15426,16 @@
                 <w:sz w:val="18"/>
                 <w:szCs w:val="18"/>
               </w:rPr>
-              <w:t xml:space="preserve">Feedback pubblico</w:t>
-            </w:r>
-            <w:r>
-              <w:rPr>
-                <w:rFonts w:ascii="Arial" w:cs="Arial" w:eastAsia="Arial" w:hAnsi="Arial"/>
-                <w:color w:val="1B2118"/>
-                <w:sz w:val="18"/>
-                <w:szCs w:val="18"/>
-              </w:rPr>
-              <w:t xml:space="preserve"> — Borgoval: fase 3 chiusa il 17/10 e consultazione chiusa il 18/10, prima del termine del 16/11. Segnalato da: Collaudo</w:t>
+              <w:t xml:space="preserve">Simulatore</w:t>
+            </w:r>
+            <w:r>
+              <w:rPr>
+                <w:rFonts w:ascii="Arial" w:cs="Arial" w:eastAsia="Arial" w:hAnsi="Arial"/>
+                <w:color w:val="1B2118"/>
+                <w:sz w:val="18"/>
+                <w:szCs w:val="18"/>
+              </w:rPr>
+              <w:t xml:space="preserve"> — Voci «una tantum» del Caso 1/2 ripetute in tutti gli anni; correttezza economica da verificare. Segnalato da: Collaudo</w:t>
             </w:r>
           </w:p>
         </w:tc>
@@ -15331,13 +15468,13 @@
                 <w:sz w:val="18"/>
                 <w:szCs w:val="18"/>
               </w:rPr>
-              <w:t xml:space="preserve">CORRETTO_DA_RITESTARE (P1)</w:t>
-            </w:r>
-          </w:p>
-        </w:tc>
-        <w:tc>
-          <w:tcPr>
-            <w:tcW w:type="dxa" w:w="2372"/>
+              <w:t xml:space="preserve">CORRETTO_DA_RITESTARE (P2); durate ≠ 10 anni ATTESA_REGOLA</w:t>
+            </w:r>
+          </w:p>
+        </w:tc>
+        <w:tc>
+          <w:tcPr>
+            <w:tcW w:type="dxa" w:w="2374"/>
             <w:tcBorders>
               <w:top w:val="single" w:color="D9D4C5" w:sz="4"/>
               <w:left w:val="single" w:color="D9D4C5" w:sz="4"/>
@@ -15382,7 +15519,7 @@
                 <w:sz w:val="18"/>
                 <w:szCs w:val="18"/>
               </w:rPr>
-              <w:t xml:space="preserve">, ramo, script 39 non eseguito): chiusura solo dal giorno dopo il termine e insieme alla fase 3; prima del termine solo per pratica annullata/ritirata/chiusa con motivazione; Borgoval non toccato</w:t>
+              <w:t xml:space="preserve">, ramo): rate annuali di un corrispettivo unico (contratti di consulenza e partecipazione); etichette e nota in pagina, PDF ed Excel; durate diverse da 10 anni segnalate come stima</w:t>
             </w:r>
           </w:p>
         </w:tc>
@@ -15419,13 +15556,13 @@
                 <w:sz w:val="18"/>
                 <w:szCs w:val="18"/>
               </w:rPr>
-              <w:t xml:space="preserve">N03</w:t>
-            </w:r>
-          </w:p>
-        </w:tc>
-        <w:tc>
-          <w:tcPr>
-            <w:tcW w:type="dxa" w:w="1926"/>
+              <w:t xml:space="preserve">N02</w:t>
+            </w:r>
+          </w:p>
+        </w:tc>
+        <w:tc>
+          <w:tcPr>
+            <w:tcW w:type="dxa" w:w="1924"/>
             <w:tcBorders>
               <w:top w:val="single" w:color="D9D4C5" w:sz="4"/>
               <w:left w:val="single" w:color="D9D4C5" w:sz="4"/>
@@ -15485,16 +15622,16 @@
                 <w:sz w:val="18"/>
                 <w:szCs w:val="18"/>
               </w:rPr>
-              <w:t xml:space="preserve">Pratiche</w:t>
-            </w:r>
-            <w:r>
-              <w:rPr>
-                <w:rFonts w:ascii="Arial" w:cs="Arial" w:eastAsia="Arial" w:hAnsi="Arial"/>
-                <w:color w:val="1B2118"/>
-                <w:sz w:val="18"/>
-                <w:szCs w:val="18"/>
-              </w:rPr>
-              <w:t xml:space="preserve"> — Borgoval: fase 5 in corso con ente non assegnato. Segnalato da: Collaudo</w:t>
+              <w:t xml:space="preserve">Feedback pubblico</w:t>
+            </w:r>
+            <w:r>
+              <w:rPr>
+                <w:rFonts w:ascii="Arial" w:cs="Arial" w:eastAsia="Arial" w:hAnsi="Arial"/>
+                <w:color w:val="1B2118"/>
+                <w:sz w:val="18"/>
+                <w:szCs w:val="18"/>
+              </w:rPr>
+              <w:t xml:space="preserve"> — Borgoval: fase 3 chiusa il 17/10 e consultazione chiusa il 18/10, prima del termine del 16/11. Segnalato da: Collaudo</w:t>
             </w:r>
           </w:p>
         </w:tc>
@@ -15526,13 +15663,13 @@
                 <w:sz w:val="18"/>
                 <w:szCs w:val="18"/>
               </w:rPr>
-              <w:t xml:space="preserve">CORRETTO_DA_RITESTARE (P1); dati del contratto ATTESA_REGOLA</w:t>
-            </w:r>
-          </w:p>
-        </w:tc>
-        <w:tc>
-          <w:tcPr>
-            <w:tcW w:type="dxa" w:w="2372"/>
+              <w:t xml:space="preserve">CORRETTO_DA_RITESTARE (P1)</w:t>
+            </w:r>
+          </w:p>
+        </w:tc>
+        <w:tc>
+          <w:tcPr>
+            <w:tcW w:type="dxa" w:w="2374"/>
             <w:tcBorders>
               <w:top w:val="single" w:color="D9D4C5" w:sz="4"/>
               <w:left w:val="single" w:color="D9D4C5" w:sz="4"/>
@@ -15576,7 +15713,7 @@
                 <w:sz w:val="18"/>
                 <w:szCs w:val="18"/>
               </w:rPr>
-              <w:t xml:space="preserve">, ramo, script 39): fase 5 solo con un ente attivo assegnato; ente non rimovibile a fase 5 aperta; dato di Borgoval da decidere a parte</w:t>
+              <w:t xml:space="preserve">, ramo, script 39 non eseguito): chiusura solo dal giorno dopo il termine e insieme alla fase 3; prima del termine solo per pratica annullata/ritirata/chiusa con motivazione; Borgoval non toccato</w:t>
             </w:r>
           </w:p>
         </w:tc>
@@ -15614,13 +15751,13 @@
                 <w:sz w:val="18"/>
                 <w:szCs w:val="18"/>
               </w:rPr>
-              <w:t xml:space="preserve">N04</w:t>
-            </w:r>
-          </w:p>
-        </w:tc>
-        <w:tc>
-          <w:tcPr>
-            <w:tcW w:type="dxa" w:w="1926"/>
+              <w:t xml:space="preserve">N03</w:t>
+            </w:r>
+          </w:p>
+        </w:tc>
+        <w:tc>
+          <w:tcPr>
+            <w:tcW w:type="dxa" w:w="1924"/>
             <w:tcBorders>
               <w:top w:val="single" w:color="D9D4C5" w:sz="4"/>
               <w:left w:val="single" w:color="D9D4C5" w:sz="4"/>
@@ -15682,16 +15819,16 @@
                 <w:sz w:val="18"/>
                 <w:szCs w:val="18"/>
               </w:rPr>
-              <w:t xml:space="preserve">Dashboard</w:t>
-            </w:r>
-            <w:r>
-              <w:rPr>
-                <w:rFonts w:ascii="Arial" w:cs="Arial" w:eastAsia="Arial" w:hAnsi="Arial"/>
-                <w:color w:val="1B2118"/>
-                <w:sz w:val="18"/>
-                <w:szCs w:val="18"/>
-              </w:rPr>
-              <w:t xml:space="preserve"> — Tutte le scadenze «—», contatori a zero. Segnalato da: Collaudo</w:t>
+              <w:t xml:space="preserve">Pratiche</w:t>
+            </w:r>
+            <w:r>
+              <w:rPr>
+                <w:rFonts w:ascii="Arial" w:cs="Arial" w:eastAsia="Arial" w:hAnsi="Arial"/>
+                <w:color w:val="1B2118"/>
+                <w:sz w:val="18"/>
+                <w:szCs w:val="18"/>
+              </w:rPr>
+              <w:t xml:space="preserve"> — Borgoval: fase 5 in corso con ente non assegnato. Segnalato da: Collaudo</w:t>
             </w:r>
           </w:p>
         </w:tc>
@@ -15724,13 +15861,13 @@
                 <w:sz w:val="18"/>
                 <w:szCs w:val="18"/>
               </w:rPr>
-              <w:t xml:space="preserve">CORRETTO_DA_RITESTARE (P2); calcolo per decorrenze della Tabella 3 ATTESA_REGOLA</w:t>
-            </w:r>
-          </w:p>
-        </w:tc>
-        <w:tc>
-          <w:tcPr>
-            <w:tcW w:type="dxa" w:w="2372"/>
+              <w:t xml:space="preserve">CORRETTO_DA_RITESTARE (P1); dati del contratto ATTESA_REGOLA</w:t>
+            </w:r>
+          </w:p>
+        </w:tc>
+        <w:tc>
+          <w:tcPr>
+            <w:tcW w:type="dxa" w:w="2374"/>
             <w:tcBorders>
               <w:top w:val="single" w:color="D9D4C5" w:sz="4"/>
               <w:left w:val="single" w:color="D9D4C5" w:sz="4"/>
@@ -15775,25 +15912,7 @@
                 <w:sz w:val="18"/>
                 <w:szCs w:val="18"/>
               </w:rPr>
-              <w:t xml:space="preserve">, ramo): riquadro «Fase aperta senza scadenza»; causa delle date mancanti: fasi aperte il 17/10 con la scrittura diretta tolta il 18/10 (</w:t>
-            </w:r>
-            <w:r>
-              <w:rPr>
-                <w:rFonts w:ascii="Consolas" w:cs="Consolas" w:eastAsia="Consolas" w:hAnsi="Consolas"/>
-                <w:color w:val="2F5D3A"/>
-                <w:sz w:val="18"/>
-                <w:szCs w:val="18"/>
-              </w:rPr>
-              <w:t xml:space="preserve">fa5afac</w:t>
-            </w:r>
-            <w:r>
-              <w:rPr>
-                <w:rFonts w:ascii="Arial" w:cs="Arial" w:eastAsia="Arial" w:hAnsi="Arial"/>
-                <w:color w:val="1B2118"/>
-                <w:sz w:val="18"/>
-                <w:szCs w:val="18"/>
-              </w:rPr>
-              <w:t xml:space="preserve">); fase 1 senza scadenza per costruzione</w:t>
+              <w:t xml:space="preserve">, ramo, script 39): fase 5 solo con un ente attivo assegnato; ente non rimovibile a fase 5 aperta; dato di Borgoval da decidere a parte</w:t>
             </w:r>
           </w:p>
         </w:tc>
@@ -15830,13 +15949,13 @@
                 <w:sz w:val="18"/>
                 <w:szCs w:val="18"/>
               </w:rPr>
-              <w:t xml:space="preserve">N05</w:t>
-            </w:r>
-          </w:p>
-        </w:tc>
-        <w:tc>
-          <w:tcPr>
-            <w:tcW w:type="dxa" w:w="1926"/>
+              <w:t xml:space="preserve">N04</w:t>
+            </w:r>
+          </w:p>
+        </w:tc>
+        <w:tc>
+          <w:tcPr>
+            <w:tcW w:type="dxa" w:w="1924"/>
             <w:tcBorders>
               <w:top w:val="single" w:color="D9D4C5" w:sz="4"/>
               <w:left w:val="single" w:color="D9D4C5" w:sz="4"/>
@@ -15896,16 +16015,80 @@
                 <w:sz w:val="18"/>
                 <w:szCs w:val="18"/>
               </w:rPr>
-              <w:t xml:space="preserve">Pratiche</w:t>
-            </w:r>
-            <w:r>
-              <w:rPr>
-                <w:rFonts w:ascii="Arial" w:cs="Arial" w:eastAsia="Arial" w:hAnsi="Arial"/>
-                <w:color w:val="1B2118"/>
-                <w:sz w:val="18"/>
-                <w:szCs w:val="18"/>
-              </w:rPr>
-              <w:t xml:space="preserve"> — Codici progetto in formati diversi (</w:t>
+              <w:t xml:space="preserve">Dashboard</w:t>
+            </w:r>
+            <w:r>
+              <w:rPr>
+                <w:rFonts w:ascii="Arial" w:cs="Arial" w:eastAsia="Arial" w:hAnsi="Arial"/>
+                <w:color w:val="1B2118"/>
+                <w:sz w:val="18"/>
+                <w:szCs w:val="18"/>
+              </w:rPr>
+              <w:t xml:space="preserve"> — Tutte le scadenze «—», contatori a zero. Segnalato da: Collaudo</w:t>
+            </w:r>
+          </w:p>
+        </w:tc>
+        <w:tc>
+          <w:tcPr>
+            <w:tcW w:type="dxa" w:w="2129"/>
+            <w:tcBorders>
+              <w:top w:val="single" w:color="D9D4C5" w:sz="4"/>
+              <w:left w:val="single" w:color="D9D4C5" w:sz="4"/>
+              <w:bottom w:val="single" w:color="D9D4C5" w:sz="4"/>
+              <w:right w:val="single" w:color="D9D4C5" w:sz="4"/>
+            </w:tcBorders>
+            <w:tcMar>
+              <w:top w:type="dxa" w:w="70"/>
+              <w:left w:type="dxa" w:w="110"/>
+              <w:bottom w:type="dxa" w:w="70"/>
+              <w:right w:type="dxa" w:w="110"/>
+            </w:tcMar>
+            <w:vAlign w:val="center"/>
+          </w:tcPr>
+          <w:p>
+            <w:pPr>
+              <w:spacing w:after="0" w:before="0"/>
+            </w:pPr>
+            <w:r>
+              <w:rPr>
+                <w:rFonts w:ascii="Arial" w:cs="Arial" w:eastAsia="Arial" w:hAnsi="Arial"/>
+                <w:color w:val="1B2118"/>
+                <w:sz w:val="18"/>
+                <w:szCs w:val="18"/>
+              </w:rPr>
+              <w:t xml:space="preserve">CORRETTO_DA_RITESTARE (P2); calcolo per decorrenze della Tabella 3 ATTESA_REGOLA</w:t>
+            </w:r>
+          </w:p>
+        </w:tc>
+        <w:tc>
+          <w:tcPr>
+            <w:tcW w:type="dxa" w:w="2374"/>
+            <w:tcBorders>
+              <w:top w:val="single" w:color="D9D4C5" w:sz="4"/>
+              <w:left w:val="single" w:color="D9D4C5" w:sz="4"/>
+              <w:bottom w:val="single" w:color="D9D4C5" w:sz="4"/>
+              <w:right w:val="single" w:color="D9D4C5" w:sz="4"/>
+            </w:tcBorders>
+            <w:tcMar>
+              <w:top w:type="dxa" w:w="70"/>
+              <w:left w:type="dxa" w:w="110"/>
+              <w:bottom w:type="dxa" w:w="70"/>
+              <w:right w:type="dxa" w:w="110"/>
+            </w:tcMar>
+            <w:vAlign w:val="center"/>
+          </w:tcPr>
+          <w:p>
+            <w:pPr>
+              <w:spacing w:after="0" w:before="0"/>
+            </w:pPr>
+            <w:r>
+              <w:rPr>
+                <w:rFonts w:ascii="Arial" w:cs="Arial" w:eastAsia="Arial" w:hAnsi="Arial"/>
+                <w:color w:val="1B2118"/>
+                <w:sz w:val="18"/>
+                <w:szCs w:val="18"/>
+              </w:rPr>
+              <w:t xml:space="preserve">22/10 08:04 (</w:t>
             </w:r>
             <w:r>
               <w:rPr>
@@ -15914,16 +16097,16 @@
                 <w:sz w:val="18"/>
                 <w:szCs w:val="18"/>
               </w:rPr>
-              <w:t xml:space="preserve">CWP-2026-0001</w:t>
-            </w:r>
-            <w:r>
-              <w:rPr>
-                <w:rFonts w:ascii="Arial" w:cs="Arial" w:eastAsia="Arial" w:hAnsi="Arial"/>
-                <w:color w:val="1B2118"/>
-                <w:sz w:val="18"/>
-                <w:szCs w:val="18"/>
-              </w:rPr>
-              <w:t xml:space="preserve">, </w:t>
+              <w:t xml:space="preserve">18a4653</w:t>
+            </w:r>
+            <w:r>
+              <w:rPr>
+                <w:rFonts w:ascii="Arial" w:cs="Arial" w:eastAsia="Arial" w:hAnsi="Arial"/>
+                <w:color w:val="1B2118"/>
+                <w:sz w:val="18"/>
+                <w:szCs w:val="18"/>
+              </w:rPr>
+              <w:t xml:space="preserve">, ramo): riquadro «Fase aperta senza scadenza»; causa delle date mancanti: fasi aperte il 17/10 con la scrittura diretta tolta il 18/10 (</w:t>
             </w:r>
             <w:r>
               <w:rPr>
@@ -15932,116 +16115,16 @@
                 <w:sz w:val="18"/>
                 <w:szCs w:val="18"/>
               </w:rPr>
-              <w:t xml:space="preserve">CWP-2026-003</w:t>
-            </w:r>
-            <w:r>
-              <w:rPr>
-                <w:rFonts w:ascii="Arial" w:cs="Arial" w:eastAsia="Arial" w:hAnsi="Arial"/>
-                <w:color w:val="1B2118"/>
-                <w:sz w:val="18"/>
-                <w:szCs w:val="18"/>
-              </w:rPr>
-              <w:t xml:space="preserve">, </w:t>
-            </w:r>
-            <w:r>
-              <w:rPr>
-                <w:rFonts w:ascii="Consolas" w:cs="Consolas" w:eastAsia="Consolas" w:hAnsi="Consolas"/>
-                <w:color w:val="2F5D3A"/>
-                <w:sz w:val="18"/>
-                <w:szCs w:val="18"/>
-              </w:rPr>
-              <w:t xml:space="preserve">cwp-026-005</w:t>
-            </w:r>
-            <w:r>
-              <w:rPr>
-                <w:rFonts w:ascii="Arial" w:cs="Arial" w:eastAsia="Arial" w:hAnsi="Arial"/>
-                <w:color w:val="1B2118"/>
-                <w:sz w:val="18"/>
-                <w:szCs w:val="18"/>
-              </w:rPr>
-              <w:t xml:space="preserve">). Segnalato da: Collaudo</w:t>
-            </w:r>
-          </w:p>
-        </w:tc>
-        <w:tc>
-          <w:tcPr>
-            <w:tcW w:type="dxa" w:w="2129"/>
-            <w:tcBorders>
-              <w:top w:val="single" w:color="D9D4C5" w:sz="4"/>
-              <w:left w:val="single" w:color="D9D4C5" w:sz="4"/>
-              <w:bottom w:val="single" w:color="D9D4C5" w:sz="4"/>
-              <w:right w:val="single" w:color="D9D4C5" w:sz="4"/>
-            </w:tcBorders>
-            <w:tcMar>
-              <w:top w:type="dxa" w:w="70"/>
-              <w:left w:type="dxa" w:w="110"/>
-              <w:bottom w:type="dxa" w:w="70"/>
-              <w:right w:type="dxa" w:w="110"/>
-            </w:tcMar>
-            <w:vAlign w:val="center"/>
-          </w:tcPr>
-          <w:p>
-            <w:pPr>
-              <w:spacing w:after="0" w:before="0"/>
-            </w:pPr>
-            <w:r>
-              <w:rPr>
-                <w:rFonts w:ascii="Arial" w:cs="Arial" w:eastAsia="Arial" w:hAnsi="Arial"/>
-                <w:color w:val="1B2118"/>
-                <w:sz w:val="18"/>
-                <w:szCs w:val="18"/>
-              </w:rPr>
-              <w:t xml:space="preserve">ATTESA_REGOLA (P3)</w:t>
-            </w:r>
-          </w:p>
-        </w:tc>
-        <w:tc>
-          <w:tcPr>
-            <w:tcW w:type="dxa" w:w="2372"/>
-            <w:tcBorders>
-              <w:top w:val="single" w:color="D9D4C5" w:sz="4"/>
-              <w:left w:val="single" w:color="D9D4C5" w:sz="4"/>
-              <w:bottom w:val="single" w:color="D9D4C5" w:sz="4"/>
-              <w:right w:val="single" w:color="D9D4C5" w:sz="4"/>
-            </w:tcBorders>
-            <w:tcMar>
-              <w:top w:type="dxa" w:w="70"/>
-              <w:left w:type="dxa" w:w="110"/>
-              <w:bottom w:type="dxa" w:w="70"/>
-              <w:right w:type="dxa" w:w="110"/>
-            </w:tcMar>
-            <w:vAlign w:val="center"/>
-          </w:tcPr>
-          <w:p>
-            <w:pPr>
-              <w:spacing w:after="0" w:before="0"/>
-            </w:pPr>
-            <w:r>
-              <w:rPr>
-                <w:rFonts w:ascii="Arial" w:cs="Arial" w:eastAsia="Arial" w:hAnsi="Arial"/>
-                <w:color w:val="1B2118"/>
-                <w:sz w:val="18"/>
-                <w:szCs w:val="18"/>
-              </w:rPr>
-              <w:t xml:space="preserve">22/10 08:04 (</w:t>
-            </w:r>
-            <w:r>
-              <w:rPr>
-                <w:rFonts w:ascii="Consolas" w:cs="Consolas" w:eastAsia="Consolas" w:hAnsi="Consolas"/>
-                <w:color w:val="2F5D3A"/>
-                <w:sz w:val="18"/>
-                <w:szCs w:val="18"/>
-              </w:rPr>
-              <w:t xml:space="preserve">18a4653</w:t>
-            </w:r>
-            <w:r>
-              <w:rPr>
-                <w:rFonts w:ascii="Arial" w:cs="Arial" w:eastAsia="Arial" w:hAnsi="Arial"/>
-                <w:color w:val="1B2118"/>
-                <w:sz w:val="18"/>
-                <w:szCs w:val="18"/>
-              </w:rPr>
-              <w:t xml:space="preserve">, ramo): solo avviso non bloccante per i codici scritti a mano fuori formato; due codici scritti a mano (il generatore produce sempre 4 cifre maiuscole); nessuna rinomina</w:t>
+              <w:t xml:space="preserve">fa5afac</w:t>
+            </w:r>
+            <w:r>
+              <w:rPr>
+                <w:rFonts w:ascii="Arial" w:cs="Arial" w:eastAsia="Arial" w:hAnsi="Arial"/>
+                <w:color w:val="1B2118"/>
+                <w:sz w:val="18"/>
+                <w:szCs w:val="18"/>
+              </w:rPr>
+              <w:t xml:space="preserve">); fase 1 senza scadenza per costruzione</w:t>
             </w:r>
           </w:p>
         </w:tc>
@@ -16079,13 +16162,13 @@
                 <w:sz w:val="18"/>
                 <w:szCs w:val="18"/>
               </w:rPr>
-              <w:t xml:space="preserve">N06</w:t>
-            </w:r>
-          </w:p>
-        </w:tc>
-        <w:tc>
-          <w:tcPr>
-            <w:tcW w:type="dxa" w:w="1926"/>
+              <w:t xml:space="preserve">N05</w:t>
+            </w:r>
+          </w:p>
+        </w:tc>
+        <w:tc>
+          <w:tcPr>
+            <w:tcW w:type="dxa" w:w="1924"/>
             <w:tcBorders>
               <w:top w:val="single" w:color="D9D4C5" w:sz="4"/>
               <w:left w:val="single" w:color="D9D4C5" w:sz="4"/>
@@ -16147,6 +16230,256 @@
                 <w:sz w:val="18"/>
                 <w:szCs w:val="18"/>
               </w:rPr>
+              <w:t xml:space="preserve">Pratiche</w:t>
+            </w:r>
+            <w:r>
+              <w:rPr>
+                <w:rFonts w:ascii="Arial" w:cs="Arial" w:eastAsia="Arial" w:hAnsi="Arial"/>
+                <w:color w:val="1B2118"/>
+                <w:sz w:val="18"/>
+                <w:szCs w:val="18"/>
+              </w:rPr>
+              <w:t xml:space="preserve"> — Codici progetto in formati diversi (</w:t>
+            </w:r>
+            <w:r>
+              <w:rPr>
+                <w:rFonts w:ascii="Consolas" w:cs="Consolas" w:eastAsia="Consolas" w:hAnsi="Consolas"/>
+                <w:color w:val="2F5D3A"/>
+                <w:sz w:val="18"/>
+                <w:szCs w:val="18"/>
+              </w:rPr>
+              <w:t xml:space="preserve">CWP-2026-0001</w:t>
+            </w:r>
+            <w:r>
+              <w:rPr>
+                <w:rFonts w:ascii="Arial" w:cs="Arial" w:eastAsia="Arial" w:hAnsi="Arial"/>
+                <w:color w:val="1B2118"/>
+                <w:sz w:val="18"/>
+                <w:szCs w:val="18"/>
+              </w:rPr>
+              <w:t xml:space="preserve">, </w:t>
+            </w:r>
+            <w:r>
+              <w:rPr>
+                <w:rFonts w:ascii="Consolas" w:cs="Consolas" w:eastAsia="Consolas" w:hAnsi="Consolas"/>
+                <w:color w:val="2F5D3A"/>
+                <w:sz w:val="18"/>
+                <w:szCs w:val="18"/>
+              </w:rPr>
+              <w:t xml:space="preserve">CWP-2026-003</w:t>
+            </w:r>
+            <w:r>
+              <w:rPr>
+                <w:rFonts w:ascii="Arial" w:cs="Arial" w:eastAsia="Arial" w:hAnsi="Arial"/>
+                <w:color w:val="1B2118"/>
+                <w:sz w:val="18"/>
+                <w:szCs w:val="18"/>
+              </w:rPr>
+              <w:t xml:space="preserve">, </w:t>
+            </w:r>
+            <w:r>
+              <w:rPr>
+                <w:rFonts w:ascii="Consolas" w:cs="Consolas" w:eastAsia="Consolas" w:hAnsi="Consolas"/>
+                <w:color w:val="2F5D3A"/>
+                <w:sz w:val="18"/>
+                <w:szCs w:val="18"/>
+              </w:rPr>
+              <w:t xml:space="preserve">cwp-026-005</w:t>
+            </w:r>
+            <w:r>
+              <w:rPr>
+                <w:rFonts w:ascii="Arial" w:cs="Arial" w:eastAsia="Arial" w:hAnsi="Arial"/>
+                <w:color w:val="1B2118"/>
+                <w:sz w:val="18"/>
+                <w:szCs w:val="18"/>
+              </w:rPr>
+              <w:t xml:space="preserve">). Segnalato da: Collaudo</w:t>
+            </w:r>
+          </w:p>
+        </w:tc>
+        <w:tc>
+          <w:tcPr>
+            <w:tcW w:type="dxa" w:w="2129"/>
+            <w:tcBorders>
+              <w:top w:val="single" w:color="D9D4C5" w:sz="4"/>
+              <w:left w:val="single" w:color="D9D4C5" w:sz="4"/>
+              <w:bottom w:val="single" w:color="D9D4C5" w:sz="4"/>
+              <w:right w:val="single" w:color="D9D4C5" w:sz="4"/>
+            </w:tcBorders>
+            <w:shd w:fill="F6F4EE" w:color="auto" w:val="clear"/>
+            <w:tcMar>
+              <w:top w:type="dxa" w:w="70"/>
+              <w:left w:type="dxa" w:w="110"/>
+              <w:bottom w:type="dxa" w:w="70"/>
+              <w:right w:type="dxa" w:w="110"/>
+            </w:tcMar>
+            <w:vAlign w:val="center"/>
+          </w:tcPr>
+          <w:p>
+            <w:pPr>
+              <w:spacing w:after="0" w:before="0"/>
+            </w:pPr>
+            <w:r>
+              <w:rPr>
+                <w:rFonts w:ascii="Arial" w:cs="Arial" w:eastAsia="Arial" w:hAnsi="Arial"/>
+                <w:color w:val="1B2118"/>
+                <w:sz w:val="18"/>
+                <w:szCs w:val="18"/>
+              </w:rPr>
+              <w:t xml:space="preserve">ATTESA_REGOLA (P3)</w:t>
+            </w:r>
+          </w:p>
+        </w:tc>
+        <w:tc>
+          <w:tcPr>
+            <w:tcW w:type="dxa" w:w="2374"/>
+            <w:tcBorders>
+              <w:top w:val="single" w:color="D9D4C5" w:sz="4"/>
+              <w:left w:val="single" w:color="D9D4C5" w:sz="4"/>
+              <w:bottom w:val="single" w:color="D9D4C5" w:sz="4"/>
+              <w:right w:val="single" w:color="D9D4C5" w:sz="4"/>
+            </w:tcBorders>
+            <w:shd w:fill="F6F4EE" w:color="auto" w:val="clear"/>
+            <w:tcMar>
+              <w:top w:type="dxa" w:w="70"/>
+              <w:left w:type="dxa" w:w="110"/>
+              <w:bottom w:type="dxa" w:w="70"/>
+              <w:right w:type="dxa" w:w="110"/>
+            </w:tcMar>
+            <w:vAlign w:val="center"/>
+          </w:tcPr>
+          <w:p>
+            <w:pPr>
+              <w:spacing w:after="0" w:before="0"/>
+            </w:pPr>
+            <w:r>
+              <w:rPr>
+                <w:rFonts w:ascii="Arial" w:cs="Arial" w:eastAsia="Arial" w:hAnsi="Arial"/>
+                <w:color w:val="1B2118"/>
+                <w:sz w:val="18"/>
+                <w:szCs w:val="18"/>
+              </w:rPr>
+              <w:t xml:space="preserve">22/10 08:04 (</w:t>
+            </w:r>
+            <w:r>
+              <w:rPr>
+                <w:rFonts w:ascii="Consolas" w:cs="Consolas" w:eastAsia="Consolas" w:hAnsi="Consolas"/>
+                <w:color w:val="2F5D3A"/>
+                <w:sz w:val="18"/>
+                <w:szCs w:val="18"/>
+              </w:rPr>
+              <w:t xml:space="preserve">18a4653</w:t>
+            </w:r>
+            <w:r>
+              <w:rPr>
+                <w:rFonts w:ascii="Arial" w:cs="Arial" w:eastAsia="Arial" w:hAnsi="Arial"/>
+                <w:color w:val="1B2118"/>
+                <w:sz w:val="18"/>
+                <w:szCs w:val="18"/>
+              </w:rPr>
+              <w:t xml:space="preserve">, ramo): solo avviso non bloccante per i codici scritti a mano fuori formato; due codici scritti a mano (il generatore produce sempre 4 cifre maiuscole); nessuna rinomina</w:t>
+            </w:r>
+          </w:p>
+        </w:tc>
+      </w:tr>
+      <w:tr>
+        <w:trPr>
+          <w:cantSplit/>
+        </w:trPr>
+        <w:tc>
+          <w:tcPr>
+            <w:tcW w:type="dxa" w:w="838"/>
+            <w:tcBorders>
+              <w:top w:val="single" w:color="D9D4C5" w:sz="4"/>
+              <w:left w:val="single" w:color="D9D4C5" w:sz="4"/>
+              <w:bottom w:val="single" w:color="D9D4C5" w:sz="4"/>
+              <w:right w:val="single" w:color="D9D4C5" w:sz="4"/>
+            </w:tcBorders>
+            <w:tcMar>
+              <w:top w:type="dxa" w:w="70"/>
+              <w:left w:type="dxa" w:w="110"/>
+              <w:bottom w:type="dxa" w:w="70"/>
+              <w:right w:type="dxa" w:w="110"/>
+            </w:tcMar>
+            <w:vAlign w:val="center"/>
+          </w:tcPr>
+          <w:p>
+            <w:pPr>
+              <w:spacing w:after="0" w:before="0"/>
+            </w:pPr>
+            <w:r>
+              <w:rPr>
+                <w:rFonts w:ascii="Arial" w:cs="Arial" w:eastAsia="Arial" w:hAnsi="Arial"/>
+                <w:color w:val="1B2118"/>
+                <w:sz w:val="18"/>
+                <w:szCs w:val="18"/>
+              </w:rPr>
+              <w:t xml:space="preserve">N06</w:t>
+            </w:r>
+          </w:p>
+        </w:tc>
+        <w:tc>
+          <w:tcPr>
+            <w:tcW w:type="dxa" w:w="1924"/>
+            <w:tcBorders>
+              <w:top w:val="single" w:color="D9D4C5" w:sz="4"/>
+              <w:left w:val="single" w:color="D9D4C5" w:sz="4"/>
+              <w:bottom w:val="single" w:color="D9D4C5" w:sz="4"/>
+              <w:right w:val="single" w:color="D9D4C5" w:sz="4"/>
+            </w:tcBorders>
+            <w:tcMar>
+              <w:top w:type="dxa" w:w="70"/>
+              <w:left w:type="dxa" w:w="110"/>
+              <w:bottom w:type="dxa" w:w="70"/>
+              <w:right w:type="dxa" w:w="110"/>
+            </w:tcMar>
+            <w:vAlign w:val="center"/>
+          </w:tcPr>
+          <w:p>
+            <w:pPr>
+              <w:spacing w:after="0" w:before="0"/>
+            </w:pPr>
+            <w:r>
+              <w:rPr>
+                <w:rFonts w:ascii="Arial" w:cs="Arial" w:eastAsia="Arial" w:hAnsi="Arial"/>
+                <w:color w:val="1B2118"/>
+                <w:sz w:val="18"/>
+                <w:szCs w:val="18"/>
+              </w:rPr>
+              <w:t xml:space="preserve">21/10 (terza sessione)</w:t>
+            </w:r>
+          </w:p>
+        </w:tc>
+        <w:tc>
+          <w:tcPr>
+            <w:tcW w:type="dxa" w:w="2373"/>
+            <w:tcBorders>
+              <w:top w:val="single" w:color="D9D4C5" w:sz="4"/>
+              <w:left w:val="single" w:color="D9D4C5" w:sz="4"/>
+              <w:bottom w:val="single" w:color="D9D4C5" w:sz="4"/>
+              <w:right w:val="single" w:color="D9D4C5" w:sz="4"/>
+            </w:tcBorders>
+            <w:tcMar>
+              <w:top w:type="dxa" w:w="70"/>
+              <w:left w:type="dxa" w:w="110"/>
+              <w:bottom w:type="dxa" w:w="70"/>
+              <w:right w:type="dxa" w:w="110"/>
+            </w:tcMar>
+            <w:vAlign w:val="center"/>
+          </w:tcPr>
+          <w:p>
+            <w:pPr>
+              <w:spacing w:after="0" w:before="0"/>
+            </w:pPr>
+            <w:r>
+              <w:rPr>
+                <w:rFonts w:ascii="Arial" w:cs="Arial" w:eastAsia="Arial" w:hAnsi="Arial"/>
+                <w:b/>
+                <w:bCs/>
+                <w:color w:val="1B2118"/>
+                <w:sz w:val="18"/>
+                <w:szCs w:val="18"/>
+              </w:rPr>
               <w:t xml:space="preserve">Metodologia</w:t>
             </w:r>
             <w:r>
@@ -16169,7 +16502,6 @@
               <w:bottom w:val="single" w:color="D9D4C5" w:sz="4"/>
               <w:right w:val="single" w:color="D9D4C5" w:sz="4"/>
             </w:tcBorders>
-            <w:shd w:fill="F6F4EE" w:color="auto" w:val="clear"/>
             <w:tcMar>
               <w:top w:type="dxa" w:w="70"/>
               <w:left w:type="dxa" w:w="110"/>
@@ -16195,14 +16527,13 @@
         </w:tc>
         <w:tc>
           <w:tcPr>
-            <w:tcW w:type="dxa" w:w="2372"/>
-            <w:tcBorders>
-              <w:top w:val="single" w:color="D9D4C5" w:sz="4"/>
-              <w:left w:val="single" w:color="D9D4C5" w:sz="4"/>
-              <w:bottom w:val="single" w:color="D9D4C5" w:sz="4"/>
-              <w:right w:val="single" w:color="D9D4C5" w:sz="4"/>
-            </w:tcBorders>
-            <w:shd w:fill="F6F4EE" w:color="auto" w:val="clear"/>
+            <w:tcW w:type="dxa" w:w="2374"/>
+            <w:tcBorders>
+              <w:top w:val="single" w:color="D9D4C5" w:sz="4"/>
+              <w:left w:val="single" w:color="D9D4C5" w:sz="4"/>
+              <w:bottom w:val="single" w:color="D9D4C5" w:sz="4"/>
+              <w:right w:val="single" w:color="D9D4C5" w:sz="4"/>
+            </w:tcBorders>
             <w:tcMar>
               <w:top w:type="dxa" w:w="70"/>
               <w:left w:type="dxa" w:w="110"/>
@@ -21489,6 +21820,75 @@
           </w:p>
         </w:tc>
       </w:tr>
+      <w:tr>
+        <w:trPr>
+          <w:cantSplit/>
+        </w:trPr>
+        <w:tc>
+          <w:tcPr>
+            <w:tcW w:type="dxa" w:w="2029"/>
+            <w:tcBorders>
+              <w:top w:val="single" w:color="D9D4C5" w:sz="4"/>
+              <w:left w:val="single" w:color="D9D4C5" w:sz="4"/>
+              <w:bottom w:val="single" w:color="D9D4C5" w:sz="4"/>
+              <w:right w:val="single" w:color="D9D4C5" w:sz="4"/>
+            </w:tcBorders>
+            <w:tcMar>
+              <w:top w:type="dxa" w:w="70"/>
+              <w:left w:type="dxa" w:w="110"/>
+              <w:bottom w:type="dxa" w:w="70"/>
+              <w:right w:type="dxa" w:w="110"/>
+            </w:tcMar>
+            <w:vAlign w:val="center"/>
+          </w:tcPr>
+          <w:p>
+            <w:pPr>
+              <w:spacing w:after="0" w:before="0"/>
+            </w:pPr>
+            <w:r>
+              <w:rPr>
+                <w:rFonts w:ascii="Arial" w:cs="Arial" w:eastAsia="Arial" w:hAnsi="Arial"/>
+                <w:color w:val="1B2118"/>
+                <w:sz w:val="18"/>
+                <w:szCs w:val="18"/>
+              </w:rPr>
+              <w:t xml:space="preserve">22/10/2026 13:40</w:t>
+            </w:r>
+          </w:p>
+        </w:tc>
+        <w:tc>
+          <w:tcPr>
+            <w:tcW w:type="dxa" w:w="7609"/>
+            <w:tcBorders>
+              <w:top w:val="single" w:color="D9D4C5" w:sz="4"/>
+              <w:left w:val="single" w:color="D9D4C5" w:sz="4"/>
+              <w:bottom w:val="single" w:color="D9D4C5" w:sz="4"/>
+              <w:right w:val="single" w:color="D9D4C5" w:sz="4"/>
+            </w:tcBorders>
+            <w:tcMar>
+              <w:top w:type="dxa" w:w="70"/>
+              <w:left w:type="dxa" w:w="110"/>
+              <w:bottom w:type="dxa" w:w="70"/>
+              <w:right w:type="dxa" w:w="110"/>
+            </w:tcMar>
+            <w:vAlign w:val="center"/>
+          </w:tcPr>
+          <w:p>
+            <w:pPr>
+              <w:spacing w:after="0" w:before="0"/>
+            </w:pPr>
+            <w:r>
+              <w:rPr>
+                <w:rFonts w:ascii="Arial" w:cs="Arial" w:eastAsia="Arial" w:hAnsi="Arial"/>
+                <w:color w:val="1B2118"/>
+                <w:sz w:val="18"/>
+                <w:szCs w:val="18"/>
+              </w:rPr>
+              <w:t xml:space="preserve">ISS-038: navigazione da smartphone</w:t>
+            </w:r>
+          </w:p>
+        </w:tc>
+      </w:tr>
     </w:tbl>
     <w:p>
       <w:pPr>
@@ -21730,7 +22130,7 @@
         <w:szCs w:val="16"/>
       </w:rPr>
       <w:tab/>
-      <w:t xml:space="preserve">Registro issue e test · Rev. 1.8 · 22/10/2026</w:t>
+      <w:t xml:space="preserve">Registro issue e test · Rev. 1.9 · 22/10/2026</w:t>
     </w:r>
   </w:p>
 </w:hdr>
@@ -21795,7 +22195,7 @@
         <w:szCs w:val="16"/>
       </w:rPr>
       <w:tab/>
-      <w:t xml:space="preserve">Registro issue e test · Rev. 1.8 · 22/10/2026</w:t>
+      <w:t xml:space="preserve">Registro issue e test · Rev. 1.9 · 22/10/2026</w:t>
     </w:r>
   </w:p>
 </w:hdr>

--- a/public/documentazione/Registro_Issue_Test_Portale_CWP.docx
+++ b/public/documentazione/Registro_Issue_Test_Portale_CWP.docx
@@ -302,7 +302,7 @@
                 <w:sz w:val="20"/>
                 <w:szCs w:val="20"/>
               </w:rPr>
-              <w:t xml:space="preserve">Rev. 1.9</w:t>
+              <w:t xml:space="preserve">Rev. 1.10</w:t>
             </w:r>
           </w:p>
         </w:tc>
@@ -719,7 +719,7 @@
                 <w:sz w:val="18"/>
                 <w:szCs w:val="18"/>
               </w:rPr>
-              <w:t xml:space="preserve">1.9</w:t>
+              <w:t xml:space="preserve">1.10</w:t>
             </w:r>
           </w:p>
         </w:tc>
@@ -783,7 +783,7 @@
                 <w:sz w:val="18"/>
                 <w:szCs w:val="18"/>
               </w:rPr>
-              <w:t xml:space="preserve">ISS-038: navigazione da smartphone.</w:t>
+              <w:t xml:space="preserve">N01-N04 e ISS-038 in produzione.</w:t>
             </w:r>
           </w:p>
         </w:tc>
@@ -853,7 +853,7 @@
                 <w:sz w:val="18"/>
                 <w:szCs w:val="18"/>
               </w:rPr>
-              <w:t xml:space="preserve">1.8</w:t>
+              <w:t xml:space="preserve">1.9</w:t>
             </w:r>
           </w:p>
         </w:tc>
@@ -919,7 +919,7 @@
                 <w:sz w:val="18"/>
                 <w:szCs w:val="18"/>
               </w:rPr>
-              <w:t xml:space="preserve">Rilievi N01-N06 della terza sessione: N01-N04 corretti da ritestare, N05 e N06 in attesa di regola; prove rilievi_n.test.mjs e t39.sql.</w:t>
+              <w:t xml:space="preserve">ISS-038: navigazione da smartphone.</w:t>
             </w:r>
           </w:p>
         </w:tc>
@@ -989,7 +989,7 @@
                 <w:sz w:val="18"/>
                 <w:szCs w:val="18"/>
               </w:rPr>
-              <w:t xml:space="preserve">1.7</w:t>
+              <w:t xml:space="preserve">1.8</w:t>
             </w:r>
           </w:p>
         </w:tc>
@@ -1021,7 +1021,7 @@
                 <w:sz w:val="18"/>
                 <w:szCs w:val="18"/>
               </w:rPr>
-              <w:t xml:space="preserve">21/10/2026</w:t>
+              <w:t xml:space="preserve">22/10/2026</w:t>
             </w:r>
           </w:p>
         </w:tc>
@@ -1053,7 +1053,7 @@
                 <w:sz w:val="18"/>
                 <w:szCs w:val="18"/>
               </w:rPr>
-              <w:t xml:space="preserve">ISS-037: backup dal Mac.</w:t>
+              <w:t xml:space="preserve">Rilievi N01-N06 della terza sessione: N01-N04 corretti da ritestare, N05 e N06 in attesa di regola; prove rilievi_n.test.mjs e t39.sql.</w:t>
             </w:r>
           </w:p>
         </w:tc>
@@ -1123,7 +1123,7 @@
                 <w:sz w:val="18"/>
                 <w:szCs w:val="18"/>
               </w:rPr>
-              <w:t xml:space="preserve">1.6</w:t>
+              <w:t xml:space="preserve">1.7</w:t>
             </w:r>
           </w:p>
         </w:tc>
@@ -1189,7 +1189,7 @@
                 <w:sz w:val="18"/>
                 <w:szCs w:val="18"/>
               </w:rPr>
-              <w:t xml:space="preserve">ISS-036: causa e tramite per Google News. Prova t37.sql. ISS-036: tramite bloccato da Google, siti ambientali. ISS-036: tramite bloccato da Google, siti ambientali.</w:t>
+              <w:t xml:space="preserve">ISS-037: backup dal Mac.</w:t>
             </w:r>
           </w:p>
         </w:tc>
@@ -1259,7 +1259,7 @@
                 <w:sz w:val="18"/>
                 <w:szCs w:val="18"/>
               </w:rPr>
-              <w:t xml:space="preserve">1.5</w:t>
+              <w:t xml:space="preserve">1.6</w:t>
             </w:r>
           </w:p>
         </w:tc>
@@ -1323,7 +1323,7 @@
                 <w:sz w:val="18"/>
                 <w:szCs w:val="18"/>
               </w:rPr>
-              <w:t xml:space="preserve">ISS-036: canali News da Google a Bing.</w:t>
+              <w:t xml:space="preserve">ISS-036: causa e tramite per Google News. Prova t37.sql. ISS-036: tramite bloccato da Google, siti ambientali. ISS-036: tramite bloccato da Google, siti ambientali.</w:t>
             </w:r>
           </w:p>
         </w:tc>
@@ -1393,7 +1393,7 @@
                 <w:sz w:val="18"/>
                 <w:szCs w:val="18"/>
               </w:rPr>
-              <w:t xml:space="preserve">1.4</w:t>
+              <w:t xml:space="preserve">1.5</w:t>
             </w:r>
           </w:p>
         </w:tc>
@@ -1459,7 +1459,7 @@
                 <w:sz w:val="18"/>
                 <w:szCs w:val="18"/>
               </w:rPr>
-              <w:t xml:space="preserve">Nuove prove notizie.test.mjs e t36.sql.</w:t>
+              <w:t xml:space="preserve">ISS-036: canali News da Google a Bing.</w:t>
             </w:r>
           </w:p>
         </w:tc>
@@ -1529,7 +1529,7 @@
                 <w:sz w:val="18"/>
                 <w:szCs w:val="18"/>
               </w:rPr>
-              <w:t xml:space="preserve">1.3</w:t>
+              <w:t xml:space="preserve">1.4</w:t>
             </w:r>
           </w:p>
         </w:tc>
@@ -1593,7 +1593,7 @@
                 <w:sz w:val="18"/>
                 <w:szCs w:val="18"/>
               </w:rPr>
-              <w:t xml:space="preserve">ISS-035: PDF ed Excel della simulazione con tutti i dati e i grafici.</w:t>
+              <w:t xml:space="preserve">Nuove prove notizie.test.mjs e t36.sql.</w:t>
             </w:r>
           </w:p>
         </w:tc>
@@ -1663,7 +1663,7 @@
                 <w:sz w:val="18"/>
                 <w:szCs w:val="18"/>
               </w:rPr>
-              <w:t xml:space="preserve">1.2</w:t>
+              <w:t xml:space="preserve">1.3</w:t>
             </w:r>
           </w:p>
         </w:tc>
@@ -1729,7 +1729,7 @@
                 <w:sz w:val="18"/>
                 <w:szCs w:val="18"/>
               </w:rPr>
-              <w:t xml:space="preserve">Nuova serie di prove dell'assistente.</w:t>
+              <w:t xml:space="preserve">ISS-035: PDF ed Excel della simulazione con tutti i dati e i grafici.</w:t>
             </w:r>
           </w:p>
         </w:tc>
@@ -1799,7 +1799,7 @@
                 <w:sz w:val="18"/>
                 <w:szCs w:val="18"/>
               </w:rPr>
-              <w:t xml:space="preserve">1.1</w:t>
+              <w:t xml:space="preserve">1.2</w:t>
             </w:r>
           </w:p>
         </w:tc>
@@ -1863,7 +1863,7 @@
                 <w:sz w:val="18"/>
                 <w:szCs w:val="18"/>
               </w:rPr>
-              <w:t xml:space="preserve">R08 corretto e da ritestare; prova di ripristino da backup.</w:t>
+              <w:t xml:space="preserve">Nuova serie di prove dell'assistente.</w:t>
             </w:r>
           </w:p>
         </w:tc>
@@ -1933,6 +1933,142 @@
                 <w:sz w:val="18"/>
                 <w:szCs w:val="18"/>
               </w:rPr>
+              <w:t xml:space="preserve">1.1</w:t>
+            </w:r>
+          </w:p>
+        </w:tc>
+        <w:tc>
+          <w:tcPr>
+            <w:tcW w:type="dxa" w:w="1300"/>
+            <w:tcBorders>
+              <w:top w:val="single" w:color="D9D4C5" w:sz="4"/>
+              <w:left w:val="single" w:color="D9D4C5" w:sz="4"/>
+              <w:bottom w:val="single" w:color="D9D4C5" w:sz="4"/>
+              <w:right w:val="single" w:color="D9D4C5" w:sz="4"/>
+            </w:tcBorders>
+            <w:shd w:fill="F6F4EE" w:color="auto" w:val="clear"/>
+            <w:tcMar>
+              <w:top w:type="dxa" w:w="70"/>
+              <w:left w:type="dxa" w:w="110"/>
+              <w:bottom w:type="dxa" w:w="70"/>
+              <w:right w:type="dxa" w:w="110"/>
+            </w:tcMar>
+            <w:vAlign w:val="center"/>
+          </w:tcPr>
+          <w:p>
+            <w:pPr>
+              <w:spacing w:after="0" w:before="0"/>
+            </w:pPr>
+            <w:r>
+              <w:rPr>
+                <w:rFonts w:ascii="Arial" w:cs="Arial" w:eastAsia="Arial" w:hAnsi="Arial"/>
+                <w:color w:val="1B2118"/>
+                <w:sz w:val="18"/>
+                <w:szCs w:val="18"/>
+              </w:rPr>
+              <w:t xml:space="preserve">21/10/2026</w:t>
+            </w:r>
+          </w:p>
+        </w:tc>
+        <w:tc>
+          <w:tcPr>
+            <w:tcW w:type="dxa" w:w="5538"/>
+            <w:tcBorders>
+              <w:top w:val="single" w:color="D9D4C5" w:sz="4"/>
+              <w:left w:val="single" w:color="D9D4C5" w:sz="4"/>
+              <w:bottom w:val="single" w:color="D9D4C5" w:sz="4"/>
+              <w:right w:val="single" w:color="D9D4C5" w:sz="4"/>
+            </w:tcBorders>
+            <w:shd w:fill="F6F4EE" w:color="auto" w:val="clear"/>
+            <w:tcMar>
+              <w:top w:type="dxa" w:w="70"/>
+              <w:left w:type="dxa" w:w="110"/>
+              <w:bottom w:type="dxa" w:w="70"/>
+              <w:right w:type="dxa" w:w="110"/>
+            </w:tcMar>
+            <w:vAlign w:val="center"/>
+          </w:tcPr>
+          <w:p>
+            <w:pPr>
+              <w:spacing w:after="0" w:before="0"/>
+            </w:pPr>
+            <w:r>
+              <w:rPr>
+                <w:rFonts w:ascii="Arial" w:cs="Arial" w:eastAsia="Arial" w:hAnsi="Arial"/>
+                <w:color w:val="1B2118"/>
+                <w:sz w:val="18"/>
+                <w:szCs w:val="18"/>
+              </w:rPr>
+              <w:t xml:space="preserve">R08 corretto e da ritestare; prova di ripristino da backup.</w:t>
+            </w:r>
+          </w:p>
+        </w:tc>
+        <w:tc>
+          <w:tcPr>
+            <w:tcW w:type="dxa" w:w="2000"/>
+            <w:tcBorders>
+              <w:top w:val="single" w:color="D9D4C5" w:sz="4"/>
+              <w:left w:val="single" w:color="D9D4C5" w:sz="4"/>
+              <w:bottom w:val="single" w:color="D9D4C5" w:sz="4"/>
+              <w:right w:val="single" w:color="D9D4C5" w:sz="4"/>
+            </w:tcBorders>
+            <w:shd w:fill="F6F4EE" w:color="auto" w:val="clear"/>
+            <w:tcMar>
+              <w:top w:type="dxa" w:w="70"/>
+              <w:left w:type="dxa" w:w="110"/>
+              <w:bottom w:type="dxa" w:w="70"/>
+              <w:right w:type="dxa" w:w="110"/>
+            </w:tcMar>
+            <w:vAlign w:val="center"/>
+          </w:tcPr>
+          <w:p>
+            <w:pPr>
+              <w:spacing w:after="0" w:before="0"/>
+            </w:pPr>
+            <w:r>
+              <w:rPr>
+                <w:rFonts w:ascii="Arial" w:cs="Arial" w:eastAsia="Arial" w:hAnsi="Arial"/>
+                <w:color w:val="1B2118"/>
+                <w:sz w:val="18"/>
+                <w:szCs w:val="18"/>
+              </w:rPr>
+              <w:t xml:space="preserve">Fondazione Operate</w:t>
+            </w:r>
+          </w:p>
+        </w:tc>
+      </w:tr>
+      <w:tr>
+        <w:trPr>
+          <w:cantSplit/>
+        </w:trPr>
+        <w:tc>
+          <w:tcPr>
+            <w:tcW w:type="dxa" w:w="800"/>
+            <w:tcBorders>
+              <w:top w:val="single" w:color="D9D4C5" w:sz="4"/>
+              <w:left w:val="single" w:color="D9D4C5" w:sz="4"/>
+              <w:bottom w:val="single" w:color="D9D4C5" w:sz="4"/>
+              <w:right w:val="single" w:color="D9D4C5" w:sz="4"/>
+            </w:tcBorders>
+            <w:tcMar>
+              <w:top w:type="dxa" w:w="70"/>
+              <w:left w:type="dxa" w:w="110"/>
+              <w:bottom w:type="dxa" w:w="70"/>
+              <w:right w:type="dxa" w:w="110"/>
+            </w:tcMar>
+            <w:vAlign w:val="center"/>
+          </w:tcPr>
+          <w:p>
+            <w:pPr>
+              <w:spacing w:after="0" w:before="0"/>
+            </w:pPr>
+            <w:r>
+              <w:rPr>
+                <w:rFonts w:ascii="Arial" w:cs="Arial" w:eastAsia="Arial" w:hAnsi="Arial"/>
+                <w:color w:val="1B2118"/>
+                <w:sz w:val="18"/>
+                <w:szCs w:val="18"/>
+              </w:rPr>
               <w:t xml:space="preserve">1.0</w:t>
             </w:r>
           </w:p>
@@ -1946,7 +2082,6 @@
               <w:bottom w:val="single" w:color="D9D4C5" w:sz="4"/>
               <w:right w:val="single" w:color="D9D4C5" w:sz="4"/>
             </w:tcBorders>
-            <w:shd w:fill="F6F4EE" w:color="auto" w:val="clear"/>
             <w:tcMar>
               <w:top w:type="dxa" w:w="70"/>
               <w:left w:type="dxa" w:w="110"/>
@@ -1979,7 +2114,6 @@
               <w:bottom w:val="single" w:color="D9D4C5" w:sz="4"/>
               <w:right w:val="single" w:color="D9D4C5" w:sz="4"/>
             </w:tcBorders>
-            <w:shd w:fill="F6F4EE" w:color="auto" w:val="clear"/>
             <w:tcMar>
               <w:top w:type="dxa" w:w="70"/>
               <w:left w:type="dxa" w:w="110"/>
@@ -2012,7 +2146,6 @@
               <w:bottom w:val="single" w:color="D9D4C5" w:sz="4"/>
               <w:right w:val="single" w:color="D9D4C5" w:sz="4"/>
             </w:tcBorders>
-            <w:shd w:fill="F6F4EE" w:color="auto" w:val="clear"/>
             <w:tcMar>
               <w:top w:type="dxa" w:w="70"/>
               <w:left w:type="dxa" w:w="110"/>
@@ -2054,7 +2187,7 @@
           <w:sz w:val="20"/>
           <w:szCs w:val="20"/>
         </w:rPr>
-        <w:t xml:space="preserve">Fotografia del registro alla revisione 1.9 del 22/10/2026. Il registro si aggiorna a ogni variazione (segnalazione, correzione, ritest, rilascio); la versione corrente si scarica dall'area Documentazione del portale (solo Amministratori).</w:t>
+        <w:t xml:space="preserve">Fotografia del registro alla revisione 1.10 del 22/10/2026. Il registro si aggiorna a ogni variazione (segnalazione, correzione, ritest, rilascio); la versione corrente si scarica dall'area Documentazione del portale (solo Amministratori).</w:t>
       </w:r>
     </w:p>
     <w:p>
@@ -3487,25 +3620,7 @@
                 <w:sz w:val="18"/>
                 <w:szCs w:val="18"/>
               </w:rPr>
-              <w:t xml:space="preserve">D01, D02, D03, D04, D05, D06, D07, R05, R07, R08, D05-R1, O01, ISS-035, ISS-037, ISS-038, N01, N02, N03, N04 (N01-N04 sul ramo </w:t>
-            </w:r>
-            <w:r>
-              <w:rPr>
-                <w:rFonts w:ascii="Consolas" w:cs="Consolas" w:eastAsia="Consolas" w:hAnsi="Consolas"/>
-                <w:color w:val="2F5D3A"/>
-                <w:sz w:val="18"/>
-                <w:szCs w:val="18"/>
-              </w:rPr>
-              <w:t xml:space="preserve">correzioni-rilievi-n01-n06</w:t>
-            </w:r>
-            <w:r>
-              <w:rPr>
-                <w:rFonts w:ascii="Arial" w:cs="Arial" w:eastAsia="Arial" w:hAnsi="Arial"/>
-                <w:color w:val="1B2118"/>
-                <w:sz w:val="18"/>
-                <w:szCs w:val="18"/>
-              </w:rPr>
-              <w:t xml:space="preserve">, non ancora in produzione; ciascuno con una domanda residua alla Fondazione)</w:t>
+              <w:t xml:space="preserve">D01, D02, D03, D04, D05, D06, D07, R05, R07, R08, D05-R1, O01, ISS-035, ISS-037, ISS-038, N01, N02, N03, N04 (N01-N04 e ISS-038 in produzione dal 22/10 alle 14:30; N01-N04 con una domanda residua alla Fondazione)</w:t>
             </w:r>
           </w:p>
         </w:tc>
@@ -15302,25 +15417,7 @@
                 <w:sz w:val="18"/>
                 <w:szCs w:val="18"/>
               </w:rPr>
-              <w:t xml:space="preserve">22/10 (ramo </w:t>
-            </w:r>
-            <w:r>
-              <w:rPr>
-                <w:rFonts w:ascii="Consolas" w:cs="Consolas" w:eastAsia="Consolas" w:hAnsi="Consolas"/>
-                <w:color w:val="2F5D3A"/>
-                <w:sz w:val="18"/>
-                <w:szCs w:val="18"/>
-              </w:rPr>
-              <w:t xml:space="preserve">ottimizzazione-smartphone</w:t>
-            </w:r>
-            <w:r>
-              <w:rPr>
-                <w:rFonts w:ascii="Arial" w:cs="Arial" w:eastAsia="Arial" w:hAnsi="Arial"/>
-                <w:color w:val="1B2118"/>
-                <w:sz w:val="18"/>
-                <w:szCs w:val="18"/>
-              </w:rPr>
-              <w:t xml:space="preserve">): menu a pannello, schede al posto delle tabelle in Dashboard e Audit, elenco e dettaglio delle pratiche uno alla volta, campi a 16 px; prove 10.10g-10.10l</w:t>
+              <w:t xml:space="preserve">22/10, in produzione alle 14:30: menu a pannello, schede al posto delle tabelle in Dashboard e Audit, elenco e dettaglio delle pratiche uno alla volta, campi a 16 px; prove 10.10g-10.10l</w:t>
             </w:r>
           </w:p>
         </w:tc>
@@ -15519,7 +15616,7 @@
                 <w:sz w:val="18"/>
                 <w:szCs w:val="18"/>
               </w:rPr>
-              <w:t xml:space="preserve">, ramo): rate annuali di un corrispettivo unico (contratti di consulenza e partecipazione); etichette e nota in pagina, PDF ed Excel; durate diverse da 10 anni segnalate come stima</w:t>
+              <w:t xml:space="preserve">; in produzione il 22/10): rate annuali di un corrispettivo unico (contratti di consulenza e partecipazione); etichette e nota in pagina, PDF ed Excel; durate diverse da 10 anni segnalate come stima</w:t>
             </w:r>
           </w:p>
         </w:tc>
@@ -15713,7 +15810,7 @@
                 <w:sz w:val="18"/>
                 <w:szCs w:val="18"/>
               </w:rPr>
-              <w:t xml:space="preserve">, ramo, script 39 non eseguito): chiusura solo dal giorno dopo il termine e insieme alla fase 3; prima del termine solo per pratica annullata/ritirata/chiusa con motivazione; Borgoval non toccato</w:t>
+              <w:t xml:space="preserve">; in produzione il 22/10 alle 14:30, script 39): chiusura solo dal giorno dopo il termine e insieme alla fase 3; prima del termine solo per pratica annullata/ritirata/chiusa con motivazione; Borgoval non toccato</w:t>
             </w:r>
           </w:p>
         </w:tc>
@@ -15912,7 +16009,7 @@
                 <w:sz w:val="18"/>
                 <w:szCs w:val="18"/>
               </w:rPr>
-              <w:t xml:space="preserve">, ramo, script 39): fase 5 solo con un ente attivo assegnato; ente non rimovibile a fase 5 aperta; dato di Borgoval da decidere a parte</w:t>
+              <w:t xml:space="preserve">; in produzione il 22/10, script 39): fase 5 solo con un ente attivo assegnato; ente non rimovibile a fase 5 aperta; dato di Borgoval da decidere a parte</w:t>
             </w:r>
           </w:p>
         </w:tc>
@@ -16106,7 +16203,7 @@
                 <w:sz w:val="18"/>
                 <w:szCs w:val="18"/>
               </w:rPr>
-              <w:t xml:space="preserve">, ramo): riquadro «Fase aperta senza scadenza»; causa delle date mancanti: fasi aperte il 17/10 con la scrittura diretta tolta il 18/10 (</w:t>
+              <w:t xml:space="preserve">; in produzione il 22/10): riquadro «Fase aperta senza scadenza»; causa delle date mancanti: fasi aperte il 17/10 con la scrittura diretta tolta il 18/10 (</w:t>
             </w:r>
             <w:r>
               <w:rPr>
@@ -16377,7 +16474,7 @@
                 <w:sz w:val="18"/>
                 <w:szCs w:val="18"/>
               </w:rPr>
-              <w:t xml:space="preserve">, ramo): solo avviso non bloccante per i codici scritti a mano fuori formato; due codici scritti a mano (il generatore produce sempre 4 cifre maiuscole); nessuna rinomina</w:t>
+              <w:t xml:space="preserve">; in produzione il 22/10): solo avviso non bloccante per i codici scritti a mano fuori formato; due codici scritti a mano (il generatore produce sempre 4 cifre maiuscole); nessuna rinomina</w:t>
             </w:r>
           </w:p>
         </w:tc>
@@ -16571,7 +16668,7 @@
                 <w:sz w:val="18"/>
                 <w:szCs w:val="18"/>
               </w:rPr>
-              <w:t xml:space="preserve">, ramo): solo trasparenza (quota, tonnellate, FE, frazioni oltre le cinque ed escluse) nei risultati e nel PDF; formula invariata</w:t>
+              <w:t xml:space="preserve">; in produzione il 22/10): solo trasparenza (quota, tonnellate, FE, frazioni oltre le cinque ed escluse) nei risultati e nel PDF; formula invariata</w:t>
             </w:r>
           </w:p>
         </w:tc>
@@ -17452,25 +17549,7 @@
           <w:sz w:val="21"/>
           <w:szCs w:val="21"/>
         </w:rPr>
-        <w:t xml:space="preserve">. Le correzioni sono sul ramo </w:t>
-      </w:r>
-      <w:r>
-        <w:rPr>
-          <w:rFonts w:ascii="Consolas" w:cs="Consolas" w:eastAsia="Consolas" w:hAnsi="Consolas"/>
-          <w:color w:val="2F5D3A"/>
-          <w:sz w:val="21"/>
-          <w:szCs w:val="21"/>
-        </w:rPr>
-        <w:t xml:space="preserve">correzioni-rilievi-n01-n06</w:t>
-      </w:r>
-      <w:r>
-        <w:rPr>
-          <w:rFonts w:ascii="Arial" w:cs="Arial" w:eastAsia="Arial" w:hAnsi="Arial"/>
-          <w:color w:val="1B2118"/>
-          <w:sz w:val="21"/>
-          <w:szCs w:val="21"/>
-        </w:rPr>
-        <w:t xml:space="preserve">, non in produzione. Lo script 39 si esegue solo con l'OK di Luca e il mandato del collaudo. Nessun dato storico è stato modificato; gli interventi sui dati (Borgoval, scadenze mancanti, codici) sono proposti a parte. Conseguenza per il collaudo: il percorso di prova non chiude più il feedback il giorno stesso (Manuale di test, nota dopo la prova 4.9d).</w:t>
+        <w:t xml:space="preserve">. Le correzioni sono in produzione dal 22/10/2026 alle 14:30 (script 39 eseguito con l'OK di Luca). Nessun dato storico è stato modificato; gli interventi sui dati (Borgoval, scadenze mancanti, codici) sono proposti a parte. Conseguenza per il collaudo: il percorso di prova non chiude più il feedback il giorno stesso (Manuale di test, nota dopo la prova 4.9d).</w:t>
       </w:r>
     </w:p>
     <w:p>
@@ -20736,25 +20815,7 @@
           <w:sz w:val="21"/>
           <w:szCs w:val="21"/>
         </w:rPr>
-        <w:t xml:space="preserve"> D01-D07, R05, R07 (Manuale di test 7.17-7.22, 8b.5-8b.5e, 8b.9b), D05-R1, O01 (10.5, 10.5b) e ISS-035 (8b.7, 8b.7b). Dopo il rilascio del ramo </w:t>
-      </w:r>
-      <w:r>
-        <w:rPr>
-          <w:rFonts w:ascii="Consolas" w:cs="Consolas" w:eastAsia="Consolas" w:hAnsi="Consolas"/>
-          <w:color w:val="2F5D3A"/>
-          <w:sz w:val="21"/>
-          <w:szCs w:val="21"/>
-        </w:rPr>
-        <w:t xml:space="preserve">correzioni-rilievi-n01-n06</w:t>
-      </w:r>
-      <w:r>
-        <w:rPr>
-          <w:rFonts w:ascii="Arial" w:cs="Arial" w:eastAsia="Arial" w:hAnsi="Arial"/>
-          <w:color w:val="1B2118"/>
-          <w:sz w:val="21"/>
-          <w:szCs w:val="21"/>
-        </w:rPr>
-        <w:t xml:space="preserve">: N01 (8b.7d, 8b.7f), N02 (4.1, 4.9-4.9d), N03 (5.0, 5.1c), N04 (10.10f), N05 (1.2d), N06 (7.24).</w:t>
+        <w:t xml:space="preserve"> D01-D07, R05, R07 (Manuale di test 7.17-7.22, 8b.5-8b.5e, 8b.9b), D05-R1, O01 (10.5, 10.5b) e ISS-035 (8b.7, 8b.7b). In produzione dal 22/10: N01 (8b.7d, 8b.7f), N02 (4.1, 4.9-4.9d), N03 (5.0, 5.1c), N04 (10.10f), N05 (1.2d), N06 (7.24).</w:t>
       </w:r>
     </w:p>
     <w:p>
@@ -21885,6 +21946,77 @@
                 <w:szCs w:val="18"/>
               </w:rPr>
               <w:t xml:space="preserve">ISS-038: navigazione da smartphone</w:t>
+            </w:r>
+          </w:p>
+        </w:tc>
+      </w:tr>
+      <w:tr>
+        <w:trPr>
+          <w:cantSplit/>
+        </w:trPr>
+        <w:tc>
+          <w:tcPr>
+            <w:tcW w:type="dxa" w:w="2029"/>
+            <w:tcBorders>
+              <w:top w:val="single" w:color="D9D4C5" w:sz="4"/>
+              <w:left w:val="single" w:color="D9D4C5" w:sz="4"/>
+              <w:bottom w:val="single" w:color="D9D4C5" w:sz="4"/>
+              <w:right w:val="single" w:color="D9D4C5" w:sz="4"/>
+            </w:tcBorders>
+            <w:shd w:fill="F6F4EE" w:color="auto" w:val="clear"/>
+            <w:tcMar>
+              <w:top w:type="dxa" w:w="70"/>
+              <w:left w:type="dxa" w:w="110"/>
+              <w:bottom w:type="dxa" w:w="70"/>
+              <w:right w:type="dxa" w:w="110"/>
+            </w:tcMar>
+            <w:vAlign w:val="center"/>
+          </w:tcPr>
+          <w:p>
+            <w:pPr>
+              <w:spacing w:after="0" w:before="0"/>
+            </w:pPr>
+            <w:r>
+              <w:rPr>
+                <w:rFonts w:ascii="Arial" w:cs="Arial" w:eastAsia="Arial" w:hAnsi="Arial"/>
+                <w:color w:val="1B2118"/>
+                <w:sz w:val="18"/>
+                <w:szCs w:val="18"/>
+              </w:rPr>
+              <w:t xml:space="preserve">22/10/2026 14:50</w:t>
+            </w:r>
+          </w:p>
+        </w:tc>
+        <w:tc>
+          <w:tcPr>
+            <w:tcW w:type="dxa" w:w="7609"/>
+            <w:tcBorders>
+              <w:top w:val="single" w:color="D9D4C5" w:sz="4"/>
+              <w:left w:val="single" w:color="D9D4C5" w:sz="4"/>
+              <w:bottom w:val="single" w:color="D9D4C5" w:sz="4"/>
+              <w:right w:val="single" w:color="D9D4C5" w:sz="4"/>
+            </w:tcBorders>
+            <w:shd w:fill="F6F4EE" w:color="auto" w:val="clear"/>
+            <w:tcMar>
+              <w:top w:type="dxa" w:w="70"/>
+              <w:left w:type="dxa" w:w="110"/>
+              <w:bottom w:type="dxa" w:w="70"/>
+              <w:right w:type="dxa" w:w="110"/>
+            </w:tcMar>
+            <w:vAlign w:val="center"/>
+          </w:tcPr>
+          <w:p>
+            <w:pPr>
+              <w:spacing w:after="0" w:before="0"/>
+            </w:pPr>
+            <w:r>
+              <w:rPr>
+                <w:rFonts w:ascii="Arial" w:cs="Arial" w:eastAsia="Arial" w:hAnsi="Arial"/>
+                <w:color w:val="1B2118"/>
+                <w:sz w:val="18"/>
+                <w:szCs w:val="18"/>
+              </w:rPr>
+              <w:t xml:space="preserve">Rilascio in produzione di N01-N04, ISS-038 e script 38-39</w:t>
             </w:r>
           </w:p>
         </w:tc>
@@ -22130,7 +22262,7 @@
         <w:szCs w:val="16"/>
       </w:rPr>
       <w:tab/>
-      <w:t xml:space="preserve">Registro issue e test · Rev. 1.9 · 22/10/2026</w:t>
+      <w:t xml:space="preserve">Registro issue e test · Rev. 1.10 · 22/10/2026</w:t>
     </w:r>
   </w:p>
 </w:hdr>
@@ -22195,7 +22327,7 @@
         <w:szCs w:val="16"/>
       </w:rPr>
       <w:tab/>
-      <w:t xml:space="preserve">Registro issue e test · Rev. 1.9 · 22/10/2026</w:t>
+      <w:t xml:space="preserve">Registro issue e test · Rev. 1.10 · 22/10/2026</w:t>
     </w:r>
   </w:p>
 </w:hdr>

--- a/public/documentazione/Registro_Issue_Test_Portale_CWP.docx
+++ b/public/documentazione/Registro_Issue_Test_Portale_CWP.docx
@@ -302,7 +302,7 @@
                 <w:sz w:val="20"/>
                 <w:szCs w:val="20"/>
               </w:rPr>
-              <w:t xml:space="preserve">Rev. 1.10</w:t>
+              <w:t xml:space="preserve">Rev. 1.11</w:t>
             </w:r>
           </w:p>
         </w:tc>
@@ -719,7 +719,7 @@
                 <w:sz w:val="18"/>
                 <w:szCs w:val="18"/>
               </w:rPr>
-              <w:t xml:space="preserve">1.10</w:t>
+              <w:t xml:space="preserve">1.11</w:t>
             </w:r>
           </w:p>
         </w:tc>
@@ -783,7 +783,7 @@
                 <w:sz w:val="18"/>
                 <w:szCs w:val="18"/>
               </w:rPr>
-              <w:t xml:space="preserve">N01-N04 e ISS-038 in produzione.</w:t>
+              <w:t xml:space="preserve">Prova t40.sql (Banca Dati Utenze).</w:t>
             </w:r>
           </w:p>
         </w:tc>
@@ -853,7 +853,7 @@
                 <w:sz w:val="18"/>
                 <w:szCs w:val="18"/>
               </w:rPr>
-              <w:t xml:space="preserve">1.9</w:t>
+              <w:t xml:space="preserve">1.10</w:t>
             </w:r>
           </w:p>
         </w:tc>
@@ -919,7 +919,7 @@
                 <w:sz w:val="18"/>
                 <w:szCs w:val="18"/>
               </w:rPr>
-              <w:t xml:space="preserve">ISS-038: navigazione da smartphone.</w:t>
+              <w:t xml:space="preserve">N01-N04 e ISS-038 in produzione.</w:t>
             </w:r>
           </w:p>
         </w:tc>
@@ -989,7 +989,7 @@
                 <w:sz w:val="18"/>
                 <w:szCs w:val="18"/>
               </w:rPr>
-              <w:t xml:space="preserve">1.8</w:t>
+              <w:t xml:space="preserve">1.9</w:t>
             </w:r>
           </w:p>
         </w:tc>
@@ -1053,7 +1053,7 @@
                 <w:sz w:val="18"/>
                 <w:szCs w:val="18"/>
               </w:rPr>
-              <w:t xml:space="preserve">Rilievi N01-N06 della terza sessione: N01-N04 corretti da ritestare, N05 e N06 in attesa di regola; prove rilievi_n.test.mjs e t39.sql.</w:t>
+              <w:t xml:space="preserve">ISS-038: navigazione da smartphone.</w:t>
             </w:r>
           </w:p>
         </w:tc>
@@ -1123,7 +1123,7 @@
                 <w:sz w:val="18"/>
                 <w:szCs w:val="18"/>
               </w:rPr>
-              <w:t xml:space="preserve">1.7</w:t>
+              <w:t xml:space="preserve">1.8</w:t>
             </w:r>
           </w:p>
         </w:tc>
@@ -1156,7 +1156,7 @@
                 <w:sz w:val="18"/>
                 <w:szCs w:val="18"/>
               </w:rPr>
-              <w:t xml:space="preserve">21/10/2026</w:t>
+              <w:t xml:space="preserve">22/10/2026</w:t>
             </w:r>
           </w:p>
         </w:tc>
@@ -1189,7 +1189,7 @@
                 <w:sz w:val="18"/>
                 <w:szCs w:val="18"/>
               </w:rPr>
-              <w:t xml:space="preserve">ISS-037: backup dal Mac.</w:t>
+              <w:t xml:space="preserve">Rilievi N01-N06 della terza sessione: N01-N04 corretti da ritestare, N05 e N06 in attesa di regola; prove rilievi_n.test.mjs e t39.sql.</w:t>
             </w:r>
           </w:p>
         </w:tc>
@@ -1259,7 +1259,7 @@
                 <w:sz w:val="18"/>
                 <w:szCs w:val="18"/>
               </w:rPr>
-              <w:t xml:space="preserve">1.6</w:t>
+              <w:t xml:space="preserve">1.7</w:t>
             </w:r>
           </w:p>
         </w:tc>
@@ -1323,7 +1323,7 @@
                 <w:sz w:val="18"/>
                 <w:szCs w:val="18"/>
               </w:rPr>
-              <w:t xml:space="preserve">ISS-036: causa e tramite per Google News. Prova t37.sql. ISS-036: tramite bloccato da Google, siti ambientali. ISS-036: tramite bloccato da Google, siti ambientali.</w:t>
+              <w:t xml:space="preserve">ISS-037: backup dal Mac.</w:t>
             </w:r>
           </w:p>
         </w:tc>
@@ -1393,7 +1393,7 @@
                 <w:sz w:val="18"/>
                 <w:szCs w:val="18"/>
               </w:rPr>
-              <w:t xml:space="preserve">1.5</w:t>
+              <w:t xml:space="preserve">1.6</w:t>
             </w:r>
           </w:p>
         </w:tc>
@@ -1459,7 +1459,7 @@
                 <w:sz w:val="18"/>
                 <w:szCs w:val="18"/>
               </w:rPr>
-              <w:t xml:space="preserve">ISS-036: canali News da Google a Bing.</w:t>
+              <w:t xml:space="preserve">ISS-036: causa e tramite per Google News. Prova t37.sql. ISS-036: tramite bloccato da Google, siti ambientali. ISS-036: tramite bloccato da Google, siti ambientali.</w:t>
             </w:r>
           </w:p>
         </w:tc>
@@ -1529,7 +1529,7 @@
                 <w:sz w:val="18"/>
                 <w:szCs w:val="18"/>
               </w:rPr>
-              <w:t xml:space="preserve">1.4</w:t>
+              <w:t xml:space="preserve">1.5</w:t>
             </w:r>
           </w:p>
         </w:tc>
@@ -1593,7 +1593,7 @@
                 <w:sz w:val="18"/>
                 <w:szCs w:val="18"/>
               </w:rPr>
-              <w:t xml:space="preserve">Nuove prove notizie.test.mjs e t36.sql.</w:t>
+              <w:t xml:space="preserve">ISS-036: canali News da Google a Bing.</w:t>
             </w:r>
           </w:p>
         </w:tc>
@@ -1663,7 +1663,7 @@
                 <w:sz w:val="18"/>
                 <w:szCs w:val="18"/>
               </w:rPr>
-              <w:t xml:space="preserve">1.3</w:t>
+              <w:t xml:space="preserve">1.4</w:t>
             </w:r>
           </w:p>
         </w:tc>
@@ -1729,7 +1729,7 @@
                 <w:sz w:val="18"/>
                 <w:szCs w:val="18"/>
               </w:rPr>
-              <w:t xml:space="preserve">ISS-035: PDF ed Excel della simulazione con tutti i dati e i grafici.</w:t>
+              <w:t xml:space="preserve">Nuove prove notizie.test.mjs e t36.sql.</w:t>
             </w:r>
           </w:p>
         </w:tc>
@@ -1799,7 +1799,7 @@
                 <w:sz w:val="18"/>
                 <w:szCs w:val="18"/>
               </w:rPr>
-              <w:t xml:space="preserve">1.2</w:t>
+              <w:t xml:space="preserve">1.3</w:t>
             </w:r>
           </w:p>
         </w:tc>
@@ -1863,7 +1863,7 @@
                 <w:sz w:val="18"/>
                 <w:szCs w:val="18"/>
               </w:rPr>
-              <w:t xml:space="preserve">Nuova serie di prove dell'assistente.</w:t>
+              <w:t xml:space="preserve">ISS-035: PDF ed Excel della simulazione con tutti i dati e i grafici.</w:t>
             </w:r>
           </w:p>
         </w:tc>
@@ -1933,7 +1933,7 @@
                 <w:sz w:val="18"/>
                 <w:szCs w:val="18"/>
               </w:rPr>
-              <w:t xml:space="preserve">1.1</w:t>
+              <w:t xml:space="preserve">1.2</w:t>
             </w:r>
           </w:p>
         </w:tc>
@@ -1999,7 +1999,7 @@
                 <w:sz w:val="18"/>
                 <w:szCs w:val="18"/>
               </w:rPr>
-              <w:t xml:space="preserve">R08 corretto e da ritestare; prova di ripristino da backup.</w:t>
+              <w:t xml:space="preserve">Nuova serie di prove dell'assistente.</w:t>
             </w:r>
           </w:p>
         </w:tc>
@@ -2069,6 +2069,140 @@
                 <w:sz w:val="18"/>
                 <w:szCs w:val="18"/>
               </w:rPr>
+              <w:t xml:space="preserve">1.1</w:t>
+            </w:r>
+          </w:p>
+        </w:tc>
+        <w:tc>
+          <w:tcPr>
+            <w:tcW w:type="dxa" w:w="1300"/>
+            <w:tcBorders>
+              <w:top w:val="single" w:color="D9D4C5" w:sz="4"/>
+              <w:left w:val="single" w:color="D9D4C5" w:sz="4"/>
+              <w:bottom w:val="single" w:color="D9D4C5" w:sz="4"/>
+              <w:right w:val="single" w:color="D9D4C5" w:sz="4"/>
+            </w:tcBorders>
+            <w:tcMar>
+              <w:top w:type="dxa" w:w="70"/>
+              <w:left w:type="dxa" w:w="110"/>
+              <w:bottom w:type="dxa" w:w="70"/>
+              <w:right w:type="dxa" w:w="110"/>
+            </w:tcMar>
+            <w:vAlign w:val="center"/>
+          </w:tcPr>
+          <w:p>
+            <w:pPr>
+              <w:spacing w:after="0" w:before="0"/>
+            </w:pPr>
+            <w:r>
+              <w:rPr>
+                <w:rFonts w:ascii="Arial" w:cs="Arial" w:eastAsia="Arial" w:hAnsi="Arial"/>
+                <w:color w:val="1B2118"/>
+                <w:sz w:val="18"/>
+                <w:szCs w:val="18"/>
+              </w:rPr>
+              <w:t xml:space="preserve">21/10/2026</w:t>
+            </w:r>
+          </w:p>
+        </w:tc>
+        <w:tc>
+          <w:tcPr>
+            <w:tcW w:type="dxa" w:w="5538"/>
+            <w:tcBorders>
+              <w:top w:val="single" w:color="D9D4C5" w:sz="4"/>
+              <w:left w:val="single" w:color="D9D4C5" w:sz="4"/>
+              <w:bottom w:val="single" w:color="D9D4C5" w:sz="4"/>
+              <w:right w:val="single" w:color="D9D4C5" w:sz="4"/>
+            </w:tcBorders>
+            <w:tcMar>
+              <w:top w:type="dxa" w:w="70"/>
+              <w:left w:type="dxa" w:w="110"/>
+              <w:bottom w:type="dxa" w:w="70"/>
+              <w:right w:type="dxa" w:w="110"/>
+            </w:tcMar>
+            <w:vAlign w:val="center"/>
+          </w:tcPr>
+          <w:p>
+            <w:pPr>
+              <w:spacing w:after="0" w:before="0"/>
+            </w:pPr>
+            <w:r>
+              <w:rPr>
+                <w:rFonts w:ascii="Arial" w:cs="Arial" w:eastAsia="Arial" w:hAnsi="Arial"/>
+                <w:color w:val="1B2118"/>
+                <w:sz w:val="18"/>
+                <w:szCs w:val="18"/>
+              </w:rPr>
+              <w:t xml:space="preserve">R08 corretto e da ritestare; prova di ripristino da backup.</w:t>
+            </w:r>
+          </w:p>
+        </w:tc>
+        <w:tc>
+          <w:tcPr>
+            <w:tcW w:type="dxa" w:w="2000"/>
+            <w:tcBorders>
+              <w:top w:val="single" w:color="D9D4C5" w:sz="4"/>
+              <w:left w:val="single" w:color="D9D4C5" w:sz="4"/>
+              <w:bottom w:val="single" w:color="D9D4C5" w:sz="4"/>
+              <w:right w:val="single" w:color="D9D4C5" w:sz="4"/>
+            </w:tcBorders>
+            <w:tcMar>
+              <w:top w:type="dxa" w:w="70"/>
+              <w:left w:type="dxa" w:w="110"/>
+              <w:bottom w:type="dxa" w:w="70"/>
+              <w:right w:type="dxa" w:w="110"/>
+            </w:tcMar>
+            <w:vAlign w:val="center"/>
+          </w:tcPr>
+          <w:p>
+            <w:pPr>
+              <w:spacing w:after="0" w:before="0"/>
+            </w:pPr>
+            <w:r>
+              <w:rPr>
+                <w:rFonts w:ascii="Arial" w:cs="Arial" w:eastAsia="Arial" w:hAnsi="Arial"/>
+                <w:color w:val="1B2118"/>
+                <w:sz w:val="18"/>
+                <w:szCs w:val="18"/>
+              </w:rPr>
+              <w:t xml:space="preserve">Fondazione Operate</w:t>
+            </w:r>
+          </w:p>
+        </w:tc>
+      </w:tr>
+      <w:tr>
+        <w:trPr>
+          <w:cantSplit/>
+        </w:trPr>
+        <w:tc>
+          <w:tcPr>
+            <w:tcW w:type="dxa" w:w="800"/>
+            <w:tcBorders>
+              <w:top w:val="single" w:color="D9D4C5" w:sz="4"/>
+              <w:left w:val="single" w:color="D9D4C5" w:sz="4"/>
+              <w:bottom w:val="single" w:color="D9D4C5" w:sz="4"/>
+              <w:right w:val="single" w:color="D9D4C5" w:sz="4"/>
+            </w:tcBorders>
+            <w:shd w:fill="F6F4EE" w:color="auto" w:val="clear"/>
+            <w:tcMar>
+              <w:top w:type="dxa" w:w="70"/>
+              <w:left w:type="dxa" w:w="110"/>
+              <w:bottom w:type="dxa" w:w="70"/>
+              <w:right w:type="dxa" w:w="110"/>
+            </w:tcMar>
+            <w:vAlign w:val="center"/>
+          </w:tcPr>
+          <w:p>
+            <w:pPr>
+              <w:spacing w:after="0" w:before="0"/>
+            </w:pPr>
+            <w:r>
+              <w:rPr>
+                <w:rFonts w:ascii="Arial" w:cs="Arial" w:eastAsia="Arial" w:hAnsi="Arial"/>
+                <w:color w:val="1B2118"/>
+                <w:sz w:val="18"/>
+                <w:szCs w:val="18"/>
+              </w:rPr>
               <w:t xml:space="preserve">1.0</w:t>
             </w:r>
           </w:p>
@@ -2082,6 +2216,7 @@
               <w:bottom w:val="single" w:color="D9D4C5" w:sz="4"/>
               <w:right w:val="single" w:color="D9D4C5" w:sz="4"/>
             </w:tcBorders>
+            <w:shd w:fill="F6F4EE" w:color="auto" w:val="clear"/>
             <w:tcMar>
               <w:top w:type="dxa" w:w="70"/>
               <w:left w:type="dxa" w:w="110"/>
@@ -2114,6 +2249,7 @@
               <w:bottom w:val="single" w:color="D9D4C5" w:sz="4"/>
               <w:right w:val="single" w:color="D9D4C5" w:sz="4"/>
             </w:tcBorders>
+            <w:shd w:fill="F6F4EE" w:color="auto" w:val="clear"/>
             <w:tcMar>
               <w:top w:type="dxa" w:w="70"/>
               <w:left w:type="dxa" w:w="110"/>
@@ -2146,6 +2282,7 @@
               <w:bottom w:val="single" w:color="D9D4C5" w:sz="4"/>
               <w:right w:val="single" w:color="D9D4C5" w:sz="4"/>
             </w:tcBorders>
+            <w:shd w:fill="F6F4EE" w:color="auto" w:val="clear"/>
             <w:tcMar>
               <w:top w:type="dxa" w:w="70"/>
               <w:left w:type="dxa" w:w="110"/>
@@ -2187,7 +2324,7 @@
           <w:sz w:val="20"/>
           <w:szCs w:val="20"/>
         </w:rPr>
-        <w:t xml:space="preserve">Fotografia del registro alla revisione 1.10 del 22/10/2026. Il registro si aggiorna a ogni variazione (segnalazione, correzione, ritest, rilascio); la versione corrente si scarica dall'area Documentazione del portale (solo Amministratori).</w:t>
+        <w:t xml:space="preserve">Fotografia del registro alla revisione 1.11 del 22/10/2026. Il registro si aggiorna a ogni variazione (segnalazione, correzione, ritest, rilascio); la versione corrente si scarica dall'area Documentazione del portale (solo Amministratori).</w:t>
       </w:r>
     </w:p>
     <w:p>
@@ -19540,6 +19677,167 @@
           <w:sz w:val="21"/>
           <w:szCs w:val="21"/>
         </w:rPr>
+        <w:t xml:space="preserve">t40.sql</w:t>
+      </w:r>
+      <w:r>
+        <w:rPr>
+          <w:rFonts w:ascii="Arial" w:cs="Arial" w:eastAsia="Arial" w:hAnsi="Arial"/>
+          <w:color w:val="1B2118"/>
+          <w:sz w:val="21"/>
+          <w:szCs w:val="21"/>
+        </w:rPr>
+        <w:t xml:space="preserve"> del 22/10/2026 (Banca Dati Utenze, script 40):</w:t>
+      </w:r>
+    </w:p>
+    <w:p>
+      <w:pPr>
+        <w:pStyle w:val="ListParagraph"/>
+        <w:numPr>
+          <w:ilvl w:val="1"/>
+          <w:numId w:val="2"/>
+        </w:numPr>
+        <w:spacing w:after="70" w:line="290"/>
+      </w:pPr>
+      <w:r>
+        <w:rPr>
+          <w:rFonts w:ascii="Arial" w:cs="Arial" w:eastAsia="Arial" w:hAnsi="Arial"/>
+          <w:color w:val="1B2118"/>
+          <w:sz w:val="20"/>
+          <w:szCs w:val="20"/>
+        </w:rPr>
+        <w:t xml:space="preserve">caricamento valido di 2 utenze domestiche e 1 non domestica;</w:t>
+      </w:r>
+    </w:p>
+    <w:p>
+      <w:pPr>
+        <w:pStyle w:val="ListParagraph"/>
+        <w:numPr>
+          <w:ilvl w:val="1"/>
+          <w:numId w:val="2"/>
+        </w:numPr>
+        <w:spacing w:after="70" w:line="290"/>
+      </w:pPr>
+      <w:r>
+        <w:rPr>
+          <w:rFonts w:ascii="Arial" w:cs="Arial" w:eastAsia="Arial" w:hAnsi="Arial"/>
+          <w:color w:val="1B2118"/>
+          <w:sz w:val="20"/>
+          <w:szCs w:val="20"/>
+        </w:rPr>
+        <w:t xml:space="preserve">rifiutati: senza indifferenziato, kg negativo, frazione sconosciuta, svuotamenti decimali, non domestica senza categoria, componenti su non domestica, codice doppio;</w:t>
+      </w:r>
+    </w:p>
+    <w:p>
+      <w:pPr>
+        <w:pStyle w:val="ListParagraph"/>
+        <w:numPr>
+          <w:ilvl w:val="1"/>
+          <w:numId w:val="2"/>
+        </w:numPr>
+        <w:spacing w:after="70" w:line="290"/>
+      </w:pPr>
+      <w:r>
+        <w:rPr>
+          <w:rFonts w:ascii="Arial" w:cs="Arial" w:eastAsia="Arial" w:hAnsi="Arial"/>
+          <w:color w:val="1B2118"/>
+          <w:sz w:val="20"/>
+          <w:szCs w:val="20"/>
+        </w:rPr>
+        <w:t xml:space="preserve">nessuna lettura diretta; elenco e ricerca con voce di audit; lettura per il calcolo senza nomi e indirizzi;</w:t>
+      </w:r>
+    </w:p>
+    <w:p>
+      <w:pPr>
+        <w:pStyle w:val="ListParagraph"/>
+        <w:numPr>
+          <w:ilvl w:val="1"/>
+          <w:numId w:val="2"/>
+        </w:numPr>
+        <w:spacing w:after="70" w:line="290"/>
+      </w:pPr>
+      <w:r>
+        <w:rPr>
+          <w:rFonts w:ascii="Arial" w:cs="Arial" w:eastAsia="Arial" w:hAnsi="Arial"/>
+          <w:color w:val="1B2118"/>
+          <w:sz w:val="20"/>
+          <w:szCs w:val="20"/>
+        </w:rPr>
+        <w:t xml:space="preserve">Operatore consulta ma non carica né svuota; Comune e anonimo nulla;</w:t>
+      </w:r>
+    </w:p>
+    <w:p>
+      <w:pPr>
+        <w:pStyle w:val="ListParagraph"/>
+        <w:numPr>
+          <w:ilvl w:val="1"/>
+          <w:numId w:val="2"/>
+        </w:numPr>
+        <w:spacing w:after="70" w:line="290"/>
+      </w:pPr>
+      <w:r>
+        <w:rPr>
+          <w:rFonts w:ascii="Arial" w:cs="Arial" w:eastAsia="Arial" w:hAnsi="Arial"/>
+          <w:color w:val="1B2118"/>
+          <w:sz w:val="20"/>
+          <w:szCs w:val="20"/>
+        </w:rPr>
+        <w:t xml:space="preserve">una sola voce di audit per caricamento (con il numero di utenze);</w:t>
+      </w:r>
+    </w:p>
+    <w:p>
+      <w:pPr>
+        <w:pStyle w:val="ListParagraph"/>
+        <w:numPr>
+          <w:ilvl w:val="1"/>
+          <w:numId w:val="2"/>
+        </w:numPr>
+        <w:spacing w:after="70" w:line="290"/>
+      </w:pPr>
+      <w:r>
+        <w:rPr>
+          <w:rFonts w:ascii="Arial" w:cs="Arial" w:eastAsia="Arial" w:hAnsi="Arial"/>
+          <w:color w:val="1B2118"/>
+          <w:sz w:val="20"/>
+          <w:szCs w:val="20"/>
+        </w:rPr>
+        <w:t xml:space="preserve">il caricamento azzera il risultato della bozza; la nuova versione copia le utenze; calcolo confermato immutabile;</w:t>
+      </w:r>
+    </w:p>
+    <w:p>
+      <w:pPr>
+        <w:pStyle w:val="ListParagraph"/>
+        <w:numPr>
+          <w:ilvl w:val="1"/>
+          <w:numId w:val="2"/>
+        </w:numPr>
+        <w:spacing w:after="70" w:line="290"/>
+      </w:pPr>
+      <w:r>
+        <w:rPr>
+          <w:rFonts w:ascii="Arial" w:cs="Arial" w:eastAsia="Arial" w:hAnsi="Arial"/>
+          <w:color w:val="1B2118"/>
+          <w:sz w:val="20"/>
+          <w:szCs w:val="20"/>
+        </w:rPr>
+        <w:t xml:space="preserve">lo script si riesegue senza errori.</w:t>
+      </w:r>
+    </w:p>
+    <w:p>
+      <w:pPr>
+        <w:pStyle w:val="ListParagraph"/>
+        <w:numPr>
+          <w:ilvl w:val="0"/>
+          <w:numId w:val="2"/>
+        </w:numPr>
+        <w:spacing w:after="70" w:line="290"/>
+      </w:pPr>
+      <w:r>
+        <w:rPr>
+          <w:rFonts w:ascii="Consolas" w:cs="Consolas" w:eastAsia="Consolas" w:hAnsi="Consolas"/>
+          <w:color w:val="2F5D3A"/>
+          <w:sz w:val="21"/>
+          <w:szCs w:val="21"/>
+        </w:rPr>
         <w:t xml:space="preserve">t39.sql</w:t>
       </w:r>
       <w:r>
@@ -22021,6 +22319,93 @@
           </w:p>
         </w:tc>
       </w:tr>
+      <w:tr>
+        <w:trPr>
+          <w:cantSplit/>
+        </w:trPr>
+        <w:tc>
+          <w:tcPr>
+            <w:tcW w:type="dxa" w:w="2029"/>
+            <w:tcBorders>
+              <w:top w:val="single" w:color="D9D4C5" w:sz="4"/>
+              <w:left w:val="single" w:color="D9D4C5" w:sz="4"/>
+              <w:bottom w:val="single" w:color="D9D4C5" w:sz="4"/>
+              <w:right w:val="single" w:color="D9D4C5" w:sz="4"/>
+            </w:tcBorders>
+            <w:tcMar>
+              <w:top w:type="dxa" w:w="70"/>
+              <w:left w:type="dxa" w:w="110"/>
+              <w:bottom w:type="dxa" w:w="70"/>
+              <w:right w:type="dxa" w:w="110"/>
+            </w:tcMar>
+            <w:vAlign w:val="center"/>
+          </w:tcPr>
+          <w:p>
+            <w:pPr>
+              <w:spacing w:after="0" w:before="0"/>
+            </w:pPr>
+            <w:r>
+              <w:rPr>
+                <w:rFonts w:ascii="Arial" w:cs="Arial" w:eastAsia="Arial" w:hAnsi="Arial"/>
+                <w:color w:val="1B2118"/>
+                <w:sz w:val="18"/>
+                <w:szCs w:val="18"/>
+              </w:rPr>
+              <w:t xml:space="preserve">22/10/2026 16:50</w:t>
+            </w:r>
+          </w:p>
+        </w:tc>
+        <w:tc>
+          <w:tcPr>
+            <w:tcW w:type="dxa" w:w="7609"/>
+            <w:tcBorders>
+              <w:top w:val="single" w:color="D9D4C5" w:sz="4"/>
+              <w:left w:val="single" w:color="D9D4C5" w:sz="4"/>
+              <w:bottom w:val="single" w:color="D9D4C5" w:sz="4"/>
+              <w:right w:val="single" w:color="D9D4C5" w:sz="4"/>
+            </w:tcBorders>
+            <w:tcMar>
+              <w:top w:type="dxa" w:w="70"/>
+              <w:left w:type="dxa" w:w="110"/>
+              <w:bottom w:type="dxa" w:w="70"/>
+              <w:right w:type="dxa" w:w="110"/>
+            </w:tcMar>
+            <w:vAlign w:val="center"/>
+          </w:tcPr>
+          <w:p>
+            <w:pPr>
+              <w:spacing w:after="0" w:before="0"/>
+            </w:pPr>
+            <w:r>
+              <w:rPr>
+                <w:rFonts w:ascii="Arial" w:cs="Arial" w:eastAsia="Arial" w:hAnsi="Arial"/>
+                <w:color w:val="1B2118"/>
+                <w:sz w:val="18"/>
+                <w:szCs w:val="18"/>
+              </w:rPr>
+              <w:t xml:space="preserve">Prova </w:t>
+            </w:r>
+            <w:r>
+              <w:rPr>
+                <w:rFonts w:ascii="Consolas" w:cs="Consolas" w:eastAsia="Consolas" w:hAnsi="Consolas"/>
+                <w:color w:val="2F5D3A"/>
+                <w:sz w:val="18"/>
+                <w:szCs w:val="18"/>
+              </w:rPr>
+              <w:t xml:space="preserve">t40.sql</w:t>
+            </w:r>
+            <w:r>
+              <w:rPr>
+                <w:rFonts w:ascii="Arial" w:cs="Arial" w:eastAsia="Arial" w:hAnsi="Arial"/>
+                <w:color w:val="1B2118"/>
+                <w:sz w:val="18"/>
+                <w:szCs w:val="18"/>
+              </w:rPr>
+              <w:t xml:space="preserve"> (Banca Dati Utenze)</w:t>
+            </w:r>
+          </w:p>
+        </w:tc>
+      </w:tr>
     </w:tbl>
     <w:p>
       <w:pPr>
@@ -22262,7 +22647,7 @@
         <w:szCs w:val="16"/>
       </w:rPr>
       <w:tab/>
-      <w:t xml:space="preserve">Registro issue e test · Rev. 1.10 · 22/10/2026</w:t>
+      <w:t xml:space="preserve">Registro issue e test · Rev. 1.11 · 22/10/2026</w:t>
     </w:r>
   </w:p>
 </w:hdr>
@@ -22327,7 +22712,7 @@
         <w:szCs w:val="16"/>
       </w:rPr>
       <w:tab/>
-      <w:t xml:space="preserve">Registro issue e test · Rev. 1.10 · 22/10/2026</w:t>
+      <w:t xml:space="preserve">Registro issue e test · Rev. 1.11 · 22/10/2026</w:t>
     </w:r>
   </w:p>
 </w:hdr>

--- a/public/documentazione/Registro_Issue_Test_Portale_CWP.docx
+++ b/public/documentazione/Registro_Issue_Test_Portale_CWP.docx
@@ -302,7 +302,7 @@
                 <w:sz w:val="20"/>
                 <w:szCs w:val="20"/>
               </w:rPr>
-              <w:t xml:space="preserve">Rev. 1.11</w:t>
+              <w:t xml:space="preserve">Rev. 1.12</w:t>
             </w:r>
           </w:p>
         </w:tc>
@@ -719,7 +719,7 @@
                 <w:sz w:val="18"/>
                 <w:szCs w:val="18"/>
               </w:rPr>
-              <w:t xml:space="preserve">1.11</w:t>
+              <w:t xml:space="preserve">1.12</w:t>
             </w:r>
           </w:p>
         </w:tc>
@@ -783,7 +783,7 @@
                 <w:sz w:val="18"/>
                 <w:szCs w:val="18"/>
               </w:rPr>
-              <w:t xml:space="preserve">Prova t40.sql (Banca Dati Utenze).</w:t>
+              <w:t xml:space="preserve">Serie bancaDatiUtenze.test.mjs; t40.sql esteso.</w:t>
             </w:r>
           </w:p>
         </w:tc>
@@ -853,7 +853,7 @@
                 <w:sz w:val="18"/>
                 <w:szCs w:val="18"/>
               </w:rPr>
-              <w:t xml:space="preserve">1.10</w:t>
+              <w:t xml:space="preserve">1.11</w:t>
             </w:r>
           </w:p>
         </w:tc>
@@ -919,7 +919,7 @@
                 <w:sz w:val="18"/>
                 <w:szCs w:val="18"/>
               </w:rPr>
-              <w:t xml:space="preserve">N01-N04 e ISS-038 in produzione.</w:t>
+              <w:t xml:space="preserve">Prova t40.sql (Banca Dati Utenze).</w:t>
             </w:r>
           </w:p>
         </w:tc>
@@ -989,7 +989,7 @@
                 <w:sz w:val="18"/>
                 <w:szCs w:val="18"/>
               </w:rPr>
-              <w:t xml:space="preserve">1.9</w:t>
+              <w:t xml:space="preserve">1.10</w:t>
             </w:r>
           </w:p>
         </w:tc>
@@ -1053,7 +1053,7 @@
                 <w:sz w:val="18"/>
                 <w:szCs w:val="18"/>
               </w:rPr>
-              <w:t xml:space="preserve">ISS-038: navigazione da smartphone.</w:t>
+              <w:t xml:space="preserve">N01-N04 e ISS-038 in produzione.</w:t>
             </w:r>
           </w:p>
         </w:tc>
@@ -1123,7 +1123,7 @@
                 <w:sz w:val="18"/>
                 <w:szCs w:val="18"/>
               </w:rPr>
-              <w:t xml:space="preserve">1.8</w:t>
+              <w:t xml:space="preserve">1.9</w:t>
             </w:r>
           </w:p>
         </w:tc>
@@ -1189,7 +1189,7 @@
                 <w:sz w:val="18"/>
                 <w:szCs w:val="18"/>
               </w:rPr>
-              <w:t xml:space="preserve">Rilievi N01-N06 della terza sessione: N01-N04 corretti da ritestare, N05 e N06 in attesa di regola; prove rilievi_n.test.mjs e t39.sql.</w:t>
+              <w:t xml:space="preserve">ISS-038: navigazione da smartphone.</w:t>
             </w:r>
           </w:p>
         </w:tc>
@@ -1259,7 +1259,7 @@
                 <w:sz w:val="18"/>
                 <w:szCs w:val="18"/>
               </w:rPr>
-              <w:t xml:space="preserve">1.7</w:t>
+              <w:t xml:space="preserve">1.8</w:t>
             </w:r>
           </w:p>
         </w:tc>
@@ -1291,7 +1291,7 @@
                 <w:sz w:val="18"/>
                 <w:szCs w:val="18"/>
               </w:rPr>
-              <w:t xml:space="preserve">21/10/2026</w:t>
+              <w:t xml:space="preserve">22/10/2026</w:t>
             </w:r>
           </w:p>
         </w:tc>
@@ -1323,7 +1323,7 @@
                 <w:sz w:val="18"/>
                 <w:szCs w:val="18"/>
               </w:rPr>
-              <w:t xml:space="preserve">ISS-037: backup dal Mac.</w:t>
+              <w:t xml:space="preserve">Rilievi N01-N06 della terza sessione: N01-N04 corretti da ritestare, N05 e N06 in attesa di regola; prove rilievi_n.test.mjs e t39.sql.</w:t>
             </w:r>
           </w:p>
         </w:tc>
@@ -1393,7 +1393,7 @@
                 <w:sz w:val="18"/>
                 <w:szCs w:val="18"/>
               </w:rPr>
-              <w:t xml:space="preserve">1.6</w:t>
+              <w:t xml:space="preserve">1.7</w:t>
             </w:r>
           </w:p>
         </w:tc>
@@ -1459,7 +1459,7 @@
                 <w:sz w:val="18"/>
                 <w:szCs w:val="18"/>
               </w:rPr>
-              <w:t xml:space="preserve">ISS-036: causa e tramite per Google News. Prova t37.sql. ISS-036: tramite bloccato da Google, siti ambientali. ISS-036: tramite bloccato da Google, siti ambientali.</w:t>
+              <w:t xml:space="preserve">ISS-037: backup dal Mac.</w:t>
             </w:r>
           </w:p>
         </w:tc>
@@ -1529,7 +1529,7 @@
                 <w:sz w:val="18"/>
                 <w:szCs w:val="18"/>
               </w:rPr>
-              <w:t xml:space="preserve">1.5</w:t>
+              <w:t xml:space="preserve">1.6</w:t>
             </w:r>
           </w:p>
         </w:tc>
@@ -1593,7 +1593,7 @@
                 <w:sz w:val="18"/>
                 <w:szCs w:val="18"/>
               </w:rPr>
-              <w:t xml:space="preserve">ISS-036: canali News da Google a Bing.</w:t>
+              <w:t xml:space="preserve">ISS-036: causa e tramite per Google News. Prova t37.sql. ISS-036: tramite bloccato da Google, siti ambientali. ISS-036: tramite bloccato da Google, siti ambientali.</w:t>
             </w:r>
           </w:p>
         </w:tc>
@@ -1663,7 +1663,7 @@
                 <w:sz w:val="18"/>
                 <w:szCs w:val="18"/>
               </w:rPr>
-              <w:t xml:space="preserve">1.4</w:t>
+              <w:t xml:space="preserve">1.5</w:t>
             </w:r>
           </w:p>
         </w:tc>
@@ -1729,7 +1729,7 @@
                 <w:sz w:val="18"/>
                 <w:szCs w:val="18"/>
               </w:rPr>
-              <w:t xml:space="preserve">Nuove prove notizie.test.mjs e t36.sql.</w:t>
+              <w:t xml:space="preserve">ISS-036: canali News da Google a Bing.</w:t>
             </w:r>
           </w:p>
         </w:tc>
@@ -1799,7 +1799,7 @@
                 <w:sz w:val="18"/>
                 <w:szCs w:val="18"/>
               </w:rPr>
-              <w:t xml:space="preserve">1.3</w:t>
+              <w:t xml:space="preserve">1.4</w:t>
             </w:r>
           </w:p>
         </w:tc>
@@ -1863,7 +1863,7 @@
                 <w:sz w:val="18"/>
                 <w:szCs w:val="18"/>
               </w:rPr>
-              <w:t xml:space="preserve">ISS-035: PDF ed Excel della simulazione con tutti i dati e i grafici.</w:t>
+              <w:t xml:space="preserve">Nuove prove notizie.test.mjs e t36.sql.</w:t>
             </w:r>
           </w:p>
         </w:tc>
@@ -1933,7 +1933,7 @@
                 <w:sz w:val="18"/>
                 <w:szCs w:val="18"/>
               </w:rPr>
-              <w:t xml:space="preserve">1.2</w:t>
+              <w:t xml:space="preserve">1.3</w:t>
             </w:r>
           </w:p>
         </w:tc>
@@ -1999,7 +1999,7 @@
                 <w:sz w:val="18"/>
                 <w:szCs w:val="18"/>
               </w:rPr>
-              <w:t xml:space="preserve">Nuova serie di prove dell'assistente.</w:t>
+              <w:t xml:space="preserve">ISS-035: PDF ed Excel della simulazione con tutti i dati e i grafici.</w:t>
             </w:r>
           </w:p>
         </w:tc>
@@ -2069,7 +2069,7 @@
                 <w:sz w:val="18"/>
                 <w:szCs w:val="18"/>
               </w:rPr>
-              <w:t xml:space="preserve">1.1</w:t>
+              <w:t xml:space="preserve">1.2</w:t>
             </w:r>
           </w:p>
         </w:tc>
@@ -2133,7 +2133,7 @@
                 <w:sz w:val="18"/>
                 <w:szCs w:val="18"/>
               </w:rPr>
-              <w:t xml:space="preserve">R08 corretto e da ritestare; prova di ripristino da backup.</w:t>
+              <w:t xml:space="preserve">Nuova serie di prove dell'assistente.</w:t>
             </w:r>
           </w:p>
         </w:tc>
@@ -2203,6 +2203,142 @@
                 <w:sz w:val="18"/>
                 <w:szCs w:val="18"/>
               </w:rPr>
+              <w:t xml:space="preserve">1.1</w:t>
+            </w:r>
+          </w:p>
+        </w:tc>
+        <w:tc>
+          <w:tcPr>
+            <w:tcW w:type="dxa" w:w="1300"/>
+            <w:tcBorders>
+              <w:top w:val="single" w:color="D9D4C5" w:sz="4"/>
+              <w:left w:val="single" w:color="D9D4C5" w:sz="4"/>
+              <w:bottom w:val="single" w:color="D9D4C5" w:sz="4"/>
+              <w:right w:val="single" w:color="D9D4C5" w:sz="4"/>
+            </w:tcBorders>
+            <w:shd w:fill="F6F4EE" w:color="auto" w:val="clear"/>
+            <w:tcMar>
+              <w:top w:type="dxa" w:w="70"/>
+              <w:left w:type="dxa" w:w="110"/>
+              <w:bottom w:type="dxa" w:w="70"/>
+              <w:right w:type="dxa" w:w="110"/>
+            </w:tcMar>
+            <w:vAlign w:val="center"/>
+          </w:tcPr>
+          <w:p>
+            <w:pPr>
+              <w:spacing w:after="0" w:before="0"/>
+            </w:pPr>
+            <w:r>
+              <w:rPr>
+                <w:rFonts w:ascii="Arial" w:cs="Arial" w:eastAsia="Arial" w:hAnsi="Arial"/>
+                <w:color w:val="1B2118"/>
+                <w:sz w:val="18"/>
+                <w:szCs w:val="18"/>
+              </w:rPr>
+              <w:t xml:space="preserve">21/10/2026</w:t>
+            </w:r>
+          </w:p>
+        </w:tc>
+        <w:tc>
+          <w:tcPr>
+            <w:tcW w:type="dxa" w:w="5538"/>
+            <w:tcBorders>
+              <w:top w:val="single" w:color="D9D4C5" w:sz="4"/>
+              <w:left w:val="single" w:color="D9D4C5" w:sz="4"/>
+              <w:bottom w:val="single" w:color="D9D4C5" w:sz="4"/>
+              <w:right w:val="single" w:color="D9D4C5" w:sz="4"/>
+            </w:tcBorders>
+            <w:shd w:fill="F6F4EE" w:color="auto" w:val="clear"/>
+            <w:tcMar>
+              <w:top w:type="dxa" w:w="70"/>
+              <w:left w:type="dxa" w:w="110"/>
+              <w:bottom w:type="dxa" w:w="70"/>
+              <w:right w:type="dxa" w:w="110"/>
+            </w:tcMar>
+            <w:vAlign w:val="center"/>
+          </w:tcPr>
+          <w:p>
+            <w:pPr>
+              <w:spacing w:after="0" w:before="0"/>
+            </w:pPr>
+            <w:r>
+              <w:rPr>
+                <w:rFonts w:ascii="Arial" w:cs="Arial" w:eastAsia="Arial" w:hAnsi="Arial"/>
+                <w:color w:val="1B2118"/>
+                <w:sz w:val="18"/>
+                <w:szCs w:val="18"/>
+              </w:rPr>
+              <w:t xml:space="preserve">R08 corretto e da ritestare; prova di ripristino da backup.</w:t>
+            </w:r>
+          </w:p>
+        </w:tc>
+        <w:tc>
+          <w:tcPr>
+            <w:tcW w:type="dxa" w:w="2000"/>
+            <w:tcBorders>
+              <w:top w:val="single" w:color="D9D4C5" w:sz="4"/>
+              <w:left w:val="single" w:color="D9D4C5" w:sz="4"/>
+              <w:bottom w:val="single" w:color="D9D4C5" w:sz="4"/>
+              <w:right w:val="single" w:color="D9D4C5" w:sz="4"/>
+            </w:tcBorders>
+            <w:shd w:fill="F6F4EE" w:color="auto" w:val="clear"/>
+            <w:tcMar>
+              <w:top w:type="dxa" w:w="70"/>
+              <w:left w:type="dxa" w:w="110"/>
+              <w:bottom w:type="dxa" w:w="70"/>
+              <w:right w:type="dxa" w:w="110"/>
+            </w:tcMar>
+            <w:vAlign w:val="center"/>
+          </w:tcPr>
+          <w:p>
+            <w:pPr>
+              <w:spacing w:after="0" w:before="0"/>
+            </w:pPr>
+            <w:r>
+              <w:rPr>
+                <w:rFonts w:ascii="Arial" w:cs="Arial" w:eastAsia="Arial" w:hAnsi="Arial"/>
+                <w:color w:val="1B2118"/>
+                <w:sz w:val="18"/>
+                <w:szCs w:val="18"/>
+              </w:rPr>
+              <w:t xml:space="preserve">Fondazione Operate</w:t>
+            </w:r>
+          </w:p>
+        </w:tc>
+      </w:tr>
+      <w:tr>
+        <w:trPr>
+          <w:cantSplit/>
+        </w:trPr>
+        <w:tc>
+          <w:tcPr>
+            <w:tcW w:type="dxa" w:w="800"/>
+            <w:tcBorders>
+              <w:top w:val="single" w:color="D9D4C5" w:sz="4"/>
+              <w:left w:val="single" w:color="D9D4C5" w:sz="4"/>
+              <w:bottom w:val="single" w:color="D9D4C5" w:sz="4"/>
+              <w:right w:val="single" w:color="D9D4C5" w:sz="4"/>
+            </w:tcBorders>
+            <w:tcMar>
+              <w:top w:type="dxa" w:w="70"/>
+              <w:left w:type="dxa" w:w="110"/>
+              <w:bottom w:type="dxa" w:w="70"/>
+              <w:right w:type="dxa" w:w="110"/>
+            </w:tcMar>
+            <w:vAlign w:val="center"/>
+          </w:tcPr>
+          <w:p>
+            <w:pPr>
+              <w:spacing w:after="0" w:before="0"/>
+            </w:pPr>
+            <w:r>
+              <w:rPr>
+                <w:rFonts w:ascii="Arial" w:cs="Arial" w:eastAsia="Arial" w:hAnsi="Arial"/>
+                <w:color w:val="1B2118"/>
+                <w:sz w:val="18"/>
+                <w:szCs w:val="18"/>
+              </w:rPr>
               <w:t xml:space="preserve">1.0</w:t>
             </w:r>
           </w:p>
@@ -2216,7 +2352,6 @@
               <w:bottom w:val="single" w:color="D9D4C5" w:sz="4"/>
               <w:right w:val="single" w:color="D9D4C5" w:sz="4"/>
             </w:tcBorders>
-            <w:shd w:fill="F6F4EE" w:color="auto" w:val="clear"/>
             <w:tcMar>
               <w:top w:type="dxa" w:w="70"/>
               <w:left w:type="dxa" w:w="110"/>
@@ -2249,7 +2384,6 @@
               <w:bottom w:val="single" w:color="D9D4C5" w:sz="4"/>
               <w:right w:val="single" w:color="D9D4C5" w:sz="4"/>
             </w:tcBorders>
-            <w:shd w:fill="F6F4EE" w:color="auto" w:val="clear"/>
             <w:tcMar>
               <w:top w:type="dxa" w:w="70"/>
               <w:left w:type="dxa" w:w="110"/>
@@ -2282,7 +2416,6 @@
               <w:bottom w:val="single" w:color="D9D4C5" w:sz="4"/>
               <w:right w:val="single" w:color="D9D4C5" w:sz="4"/>
             </w:tcBorders>
-            <w:shd w:fill="F6F4EE" w:color="auto" w:val="clear"/>
             <w:tcMar>
               <w:top w:type="dxa" w:w="70"/>
               <w:left w:type="dxa" w:w="110"/>
@@ -2324,7 +2457,7 @@
           <w:sz w:val="20"/>
           <w:szCs w:val="20"/>
         </w:rPr>
-        <w:t xml:space="preserve">Fotografia del registro alla revisione 1.11 del 22/10/2026. Il registro si aggiorna a ogni variazione (segnalazione, correzione, ritest, rilascio); la versione corrente si scarica dall'area Documentazione del portale (solo Amministratori).</w:t>
+        <w:t xml:space="preserve">Fotografia del registro alla revisione 1.12 del 22/10/2026. Il registro si aggiorna a ogni variazione (segnalazione, correzione, ritest, rilascio); la versione corrente si scarica dall'area Documentazione del portale (solo Amministratori).</w:t>
       </w:r>
     </w:p>
     <w:p>
@@ -19530,6 +19663,107 @@
           </w:p>
         </w:tc>
       </w:tr>
+      <w:tr>
+        <w:trPr>
+          <w:cantSplit/>
+        </w:trPr>
+        <w:tc>
+          <w:tcPr>
+            <w:tcW w:type="dxa" w:w="3213"/>
+            <w:tcBorders>
+              <w:top w:val="single" w:color="D9D4C5" w:sz="4"/>
+              <w:left w:val="single" w:color="D9D4C5" w:sz="4"/>
+              <w:bottom w:val="single" w:color="D9D4C5" w:sz="4"/>
+              <w:right w:val="single" w:color="D9D4C5" w:sz="4"/>
+            </w:tcBorders>
+            <w:tcMar>
+              <w:top w:type="dxa" w:w="70"/>
+              <w:left w:type="dxa" w:w="110"/>
+              <w:bottom w:type="dxa" w:w="70"/>
+              <w:right w:type="dxa" w:w="110"/>
+            </w:tcMar>
+            <w:vAlign w:val="center"/>
+          </w:tcPr>
+          <w:p>
+            <w:pPr>
+              <w:spacing w:after="0" w:before="0"/>
+            </w:pPr>
+            <w:r>
+              <w:rPr>
+                <w:rFonts w:ascii="Consolas" w:cs="Consolas" w:eastAsia="Consolas" w:hAnsi="Consolas"/>
+                <w:color w:val="2F5D3A"/>
+                <w:sz w:val="18"/>
+                <w:szCs w:val="18"/>
+              </w:rPr>
+              <w:t xml:space="preserve">bancaDatiUtenze.test.mjs</w:t>
+            </w:r>
+          </w:p>
+        </w:tc>
+        <w:tc>
+          <w:tcPr>
+            <w:tcW w:type="dxa" w:w="1385"/>
+            <w:tcBorders>
+              <w:top w:val="single" w:color="D9D4C5" w:sz="4"/>
+              <w:left w:val="single" w:color="D9D4C5" w:sz="4"/>
+              <w:bottom w:val="single" w:color="D9D4C5" w:sz="4"/>
+              <w:right w:val="single" w:color="D9D4C5" w:sz="4"/>
+            </w:tcBorders>
+            <w:tcMar>
+              <w:top w:type="dxa" w:w="70"/>
+              <w:left w:type="dxa" w:w="110"/>
+              <w:bottom w:type="dxa" w:w="70"/>
+              <w:right w:type="dxa" w:w="110"/>
+            </w:tcMar>
+            <w:vAlign w:val="center"/>
+          </w:tcPr>
+          <w:p>
+            <w:pPr>
+              <w:spacing w:after="0" w:before="0"/>
+            </w:pPr>
+            <w:r>
+              <w:rPr>
+                <w:rFonts w:ascii="Arial" w:cs="Arial" w:eastAsia="Arial" w:hAnsi="Arial"/>
+                <w:color w:val="1B2118"/>
+                <w:sz w:val="18"/>
+                <w:szCs w:val="18"/>
+              </w:rPr>
+              <w:t xml:space="preserve">5</w:t>
+            </w:r>
+          </w:p>
+        </w:tc>
+        <w:tc>
+          <w:tcPr>
+            <w:tcW w:type="dxa" w:w="5040"/>
+            <w:tcBorders>
+              <w:top w:val="single" w:color="D9D4C5" w:sz="4"/>
+              <w:left w:val="single" w:color="D9D4C5" w:sz="4"/>
+              <w:bottom w:val="single" w:color="D9D4C5" w:sz="4"/>
+              <w:right w:val="single" w:color="D9D4C5" w:sz="4"/>
+            </w:tcBorders>
+            <w:tcMar>
+              <w:top w:type="dxa" w:w="70"/>
+              <w:left w:type="dxa" w:w="110"/>
+              <w:bottom w:type="dxa" w:w="70"/>
+              <w:right w:type="dxa" w:w="110"/>
+            </w:tcMar>
+            <w:vAlign w:val="center"/>
+          </w:tcPr>
+          <w:p>
+            <w:pPr>
+              <w:spacing w:after="0" w:before="0"/>
+            </w:pPr>
+            <w:r>
+              <w:rPr>
+                <w:rFonts w:ascii="Arial" w:cs="Arial" w:eastAsia="Arial" w:hAnsi="Arial"/>
+                <w:color w:val="1B2118"/>
+                <w:sz w:val="18"/>
+                <w:szCs w:val="18"/>
+              </w:rPr>
+              <w:t xml:space="preserve">Banca Dati Utenze per utenza: file di prova con 20 + 20 utenze, righe sbagliate con foglio e riga, codice doppio, svuotamenti senza kg, virgola e categoria numerica, colonna mancante, controllo del modulo</w:t>
+            </w:r>
+          </w:p>
+        </w:tc>
+      </w:tr>
     </w:tbl>
     <w:p>
       <w:pPr>
@@ -19558,7 +19792,7 @@
           <w:sz w:val="21"/>
           <w:szCs w:val="21"/>
         </w:rPr>
-        <w:t xml:space="preserve"> 22/10/2026 08:00 (ramo </w:t>
+        <w:t xml:space="preserve"> 22/10/2026 17:40 (ramo </w:t>
       </w:r>
       <w:r>
         <w:rPr>
@@ -19567,7 +19801,7 @@
           <w:sz w:val="21"/>
           <w:szCs w:val="21"/>
         </w:rPr>
-        <w:t xml:space="preserve">correzioni-rilievi-n01-n06</w:t>
+        <w:t xml:space="preserve">banca-dati-utenze</w:t>
       </w:r>
       <w:r>
         <w:rPr>
@@ -19576,7 +19810,7 @@
           <w:sz w:val="21"/>
           <w:szCs w:val="21"/>
         </w:rPr>
-        <w:t xml:space="preserve">), 16 serie superate.</w:t>
+        <w:t xml:space="preserve">), 17 serie superate.</w:t>
       </w:r>
     </w:p>
     <w:p>
@@ -19705,7 +19939,7 @@
           <w:sz w:val="20"/>
           <w:szCs w:val="20"/>
         </w:rPr>
-        <w:t xml:space="preserve">caricamento valido di 2 utenze domestiche e 1 non domestica;</w:t>
+        <w:t xml:space="preserve">caricamento valido di 2 utenze domestiche e 1 non domestica; categoria di simulazione proposta uguale alla tariffaria;</w:t>
       </w:r>
     </w:p>
     <w:p>
@@ -19724,7 +19958,26 @@
           <w:sz w:val="20"/>
           <w:szCs w:val="20"/>
         </w:rPr>
-        <w:t xml:space="preserve">rifiutati: senza indifferenziato, kg negativo, frazione sconosciuta, svuotamenti decimali, non domestica senza categoria, componenti su non domestica, codice doppio;</w:t>
+        <w:t xml:space="preserve">modulo: nuova utenza, modifica (audit con i campi cambiati), codice doppio e campi mancanti con messaggi in italiano, cancellazione;</w:t>
+      </w:r>
+    </w:p>
+    <w:p>
+      <w:pPr>
+        <w:pStyle w:val="ListParagraph"/>
+        <w:numPr>
+          <w:ilvl w:val="1"/>
+          <w:numId w:val="2"/>
+        </w:numPr>
+        <w:spacing w:after="70" w:line="290"/>
+      </w:pPr>
+      <w:r>
+        <w:rPr>
+          <w:rFonts w:ascii="Arial" w:cs="Arial" w:eastAsia="Arial" w:hAnsi="Arial"/>
+          <w:color w:val="1B2118"/>
+          <w:sz w:val="20"/>
+          <w:szCs w:val="20"/>
+        </w:rPr>
+        <w:t xml:space="preserve">rifiutati: senza indifferenziato, kg negativo, frazione sconosciuta, svuotamenti decimali, componenti su non domestica, codice doppio;</w:t>
       </w:r>
     </w:p>
     <w:p>
@@ -22647,7 +22900,7 @@
         <w:szCs w:val="16"/>
       </w:rPr>
       <w:tab/>
-      <w:t xml:space="preserve">Registro issue e test · Rev. 1.11 · 22/10/2026</w:t>
+      <w:t xml:space="preserve">Registro issue e test · Rev. 1.12 · 22/10/2026</w:t>
     </w:r>
   </w:p>
 </w:hdr>
@@ -22712,7 +22965,7 @@
         <w:szCs w:val="16"/>
       </w:rPr>
       <w:tab/>
-      <w:t xml:space="preserve">Registro issue e test · Rev. 1.11 · 22/10/2026</w:t>
+      <w:t xml:space="preserve">Registro issue e test · Rev. 1.12 · 22/10/2026</w:t>
     </w:r>
   </w:p>
 </w:hdr>

--- a/public/documentazione/Registro_Issue_Test_Portale_CWP.docx
+++ b/public/documentazione/Registro_Issue_Test_Portale_CWP.docx
@@ -302,7 +302,7 @@
                 <w:sz w:val="20"/>
                 <w:szCs w:val="20"/>
               </w:rPr>
-              <w:t xml:space="preserve">Rev. 1.12</w:t>
+              <w:t xml:space="preserve">Rev. 1.13</w:t>
             </w:r>
           </w:p>
         </w:tc>
@@ -719,7 +719,7 @@
                 <w:sz w:val="18"/>
                 <w:szCs w:val="18"/>
               </w:rPr>
-              <w:t xml:space="preserve">1.12</w:t>
+              <w:t xml:space="preserve">1.13</w:t>
             </w:r>
           </w:p>
         </w:tc>
@@ -783,7 +783,7 @@
                 <w:sz w:val="18"/>
                 <w:szCs w:val="18"/>
               </w:rPr>
-              <w:t xml:space="preserve">Serie bancaDatiUtenze.test.mjs; t40.sql esteso.</w:t>
+              <w:t xml:space="preserve">Riassunto degli eventi delle utenze nell'Audit (6 prove).</w:t>
             </w:r>
           </w:p>
         </w:tc>
@@ -853,7 +853,7 @@
                 <w:sz w:val="18"/>
                 <w:szCs w:val="18"/>
               </w:rPr>
-              <w:t xml:space="preserve">1.11</w:t>
+              <w:t xml:space="preserve">1.12</w:t>
             </w:r>
           </w:p>
         </w:tc>
@@ -919,7 +919,7 @@
                 <w:sz w:val="18"/>
                 <w:szCs w:val="18"/>
               </w:rPr>
-              <w:t xml:space="preserve">Prova t40.sql (Banca Dati Utenze).</w:t>
+              <w:t xml:space="preserve">Serie bancaDatiUtenze.test.mjs; t40.sql esteso.</w:t>
             </w:r>
           </w:p>
         </w:tc>
@@ -989,7 +989,7 @@
                 <w:sz w:val="18"/>
                 <w:szCs w:val="18"/>
               </w:rPr>
-              <w:t xml:space="preserve">1.10</w:t>
+              <w:t xml:space="preserve">1.11</w:t>
             </w:r>
           </w:p>
         </w:tc>
@@ -1053,7 +1053,7 @@
                 <w:sz w:val="18"/>
                 <w:szCs w:val="18"/>
               </w:rPr>
-              <w:t xml:space="preserve">N01-N04 e ISS-038 in produzione.</w:t>
+              <w:t xml:space="preserve">Prova t40.sql (Banca Dati Utenze).</w:t>
             </w:r>
           </w:p>
         </w:tc>
@@ -1123,7 +1123,7 @@
                 <w:sz w:val="18"/>
                 <w:szCs w:val="18"/>
               </w:rPr>
-              <w:t xml:space="preserve">1.9</w:t>
+              <w:t xml:space="preserve">1.10</w:t>
             </w:r>
           </w:p>
         </w:tc>
@@ -1189,7 +1189,7 @@
                 <w:sz w:val="18"/>
                 <w:szCs w:val="18"/>
               </w:rPr>
-              <w:t xml:space="preserve">ISS-038: navigazione da smartphone.</w:t>
+              <w:t xml:space="preserve">N01-N04 e ISS-038 in produzione.</w:t>
             </w:r>
           </w:p>
         </w:tc>
@@ -1259,7 +1259,7 @@
                 <w:sz w:val="18"/>
                 <w:szCs w:val="18"/>
               </w:rPr>
-              <w:t xml:space="preserve">1.8</w:t>
+              <w:t xml:space="preserve">1.9</w:t>
             </w:r>
           </w:p>
         </w:tc>
@@ -1323,7 +1323,7 @@
                 <w:sz w:val="18"/>
                 <w:szCs w:val="18"/>
               </w:rPr>
-              <w:t xml:space="preserve">Rilievi N01-N06 della terza sessione: N01-N04 corretti da ritestare, N05 e N06 in attesa di regola; prove rilievi_n.test.mjs e t39.sql.</w:t>
+              <w:t xml:space="preserve">ISS-038: navigazione da smartphone.</w:t>
             </w:r>
           </w:p>
         </w:tc>
@@ -1393,7 +1393,7 @@
                 <w:sz w:val="18"/>
                 <w:szCs w:val="18"/>
               </w:rPr>
-              <w:t xml:space="preserve">1.7</w:t>
+              <w:t xml:space="preserve">1.8</w:t>
             </w:r>
           </w:p>
         </w:tc>
@@ -1426,7 +1426,7 @@
                 <w:sz w:val="18"/>
                 <w:szCs w:val="18"/>
               </w:rPr>
-              <w:t xml:space="preserve">21/10/2026</w:t>
+              <w:t xml:space="preserve">22/10/2026</w:t>
             </w:r>
           </w:p>
         </w:tc>
@@ -1459,7 +1459,7 @@
                 <w:sz w:val="18"/>
                 <w:szCs w:val="18"/>
               </w:rPr>
-              <w:t xml:space="preserve">ISS-037: backup dal Mac.</w:t>
+              <w:t xml:space="preserve">Rilievi N01-N06 della terza sessione: N01-N04 corretti da ritestare, N05 e N06 in attesa di regola; prove rilievi_n.test.mjs e t39.sql.</w:t>
             </w:r>
           </w:p>
         </w:tc>
@@ -1529,7 +1529,7 @@
                 <w:sz w:val="18"/>
                 <w:szCs w:val="18"/>
               </w:rPr>
-              <w:t xml:space="preserve">1.6</w:t>
+              <w:t xml:space="preserve">1.7</w:t>
             </w:r>
           </w:p>
         </w:tc>
@@ -1593,7 +1593,7 @@
                 <w:sz w:val="18"/>
                 <w:szCs w:val="18"/>
               </w:rPr>
-              <w:t xml:space="preserve">ISS-036: causa e tramite per Google News. Prova t37.sql. ISS-036: tramite bloccato da Google, siti ambientali. ISS-036: tramite bloccato da Google, siti ambientali.</w:t>
+              <w:t xml:space="preserve">ISS-037: backup dal Mac.</w:t>
             </w:r>
           </w:p>
         </w:tc>
@@ -1663,7 +1663,7 @@
                 <w:sz w:val="18"/>
                 <w:szCs w:val="18"/>
               </w:rPr>
-              <w:t xml:space="preserve">1.5</w:t>
+              <w:t xml:space="preserve">1.6</w:t>
             </w:r>
           </w:p>
         </w:tc>
@@ -1729,7 +1729,7 @@
                 <w:sz w:val="18"/>
                 <w:szCs w:val="18"/>
               </w:rPr>
-              <w:t xml:space="preserve">ISS-036: canali News da Google a Bing.</w:t>
+              <w:t xml:space="preserve">ISS-036: causa e tramite per Google News. Prova t37.sql. ISS-036: tramite bloccato da Google, siti ambientali. ISS-036: tramite bloccato da Google, siti ambientali.</w:t>
             </w:r>
           </w:p>
         </w:tc>
@@ -1799,7 +1799,7 @@
                 <w:sz w:val="18"/>
                 <w:szCs w:val="18"/>
               </w:rPr>
-              <w:t xml:space="preserve">1.4</w:t>
+              <w:t xml:space="preserve">1.5</w:t>
             </w:r>
           </w:p>
         </w:tc>
@@ -1863,7 +1863,7 @@
                 <w:sz w:val="18"/>
                 <w:szCs w:val="18"/>
               </w:rPr>
-              <w:t xml:space="preserve">Nuove prove notizie.test.mjs e t36.sql.</w:t>
+              <w:t xml:space="preserve">ISS-036: canali News da Google a Bing.</w:t>
             </w:r>
           </w:p>
         </w:tc>
@@ -1933,7 +1933,7 @@
                 <w:sz w:val="18"/>
                 <w:szCs w:val="18"/>
               </w:rPr>
-              <w:t xml:space="preserve">1.3</w:t>
+              <w:t xml:space="preserve">1.4</w:t>
             </w:r>
           </w:p>
         </w:tc>
@@ -1999,7 +1999,7 @@
                 <w:sz w:val="18"/>
                 <w:szCs w:val="18"/>
               </w:rPr>
-              <w:t xml:space="preserve">ISS-035: PDF ed Excel della simulazione con tutti i dati e i grafici.</w:t>
+              <w:t xml:space="preserve">Nuove prove notizie.test.mjs e t36.sql.</w:t>
             </w:r>
           </w:p>
         </w:tc>
@@ -2069,7 +2069,7 @@
                 <w:sz w:val="18"/>
                 <w:szCs w:val="18"/>
               </w:rPr>
-              <w:t xml:space="preserve">1.2</w:t>
+              <w:t xml:space="preserve">1.3</w:t>
             </w:r>
           </w:p>
         </w:tc>
@@ -2133,7 +2133,7 @@
                 <w:sz w:val="18"/>
                 <w:szCs w:val="18"/>
               </w:rPr>
-              <w:t xml:space="preserve">Nuova serie di prove dell'assistente.</w:t>
+              <w:t xml:space="preserve">ISS-035: PDF ed Excel della simulazione con tutti i dati e i grafici.</w:t>
             </w:r>
           </w:p>
         </w:tc>
@@ -2203,7 +2203,7 @@
                 <w:sz w:val="18"/>
                 <w:szCs w:val="18"/>
               </w:rPr>
-              <w:t xml:space="preserve">1.1</w:t>
+              <w:t xml:space="preserve">1.2</w:t>
             </w:r>
           </w:p>
         </w:tc>
@@ -2269,7 +2269,7 @@
                 <w:sz w:val="18"/>
                 <w:szCs w:val="18"/>
               </w:rPr>
-              <w:t xml:space="preserve">R08 corretto e da ritestare; prova di ripristino da backup.</w:t>
+              <w:t xml:space="preserve">Nuova serie di prove dell'assistente.</w:t>
             </w:r>
           </w:p>
         </w:tc>
@@ -2339,6 +2339,140 @@
                 <w:sz w:val="18"/>
                 <w:szCs w:val="18"/>
               </w:rPr>
+              <w:t xml:space="preserve">1.1</w:t>
+            </w:r>
+          </w:p>
+        </w:tc>
+        <w:tc>
+          <w:tcPr>
+            <w:tcW w:type="dxa" w:w="1300"/>
+            <w:tcBorders>
+              <w:top w:val="single" w:color="D9D4C5" w:sz="4"/>
+              <w:left w:val="single" w:color="D9D4C5" w:sz="4"/>
+              <w:bottom w:val="single" w:color="D9D4C5" w:sz="4"/>
+              <w:right w:val="single" w:color="D9D4C5" w:sz="4"/>
+            </w:tcBorders>
+            <w:tcMar>
+              <w:top w:type="dxa" w:w="70"/>
+              <w:left w:type="dxa" w:w="110"/>
+              <w:bottom w:type="dxa" w:w="70"/>
+              <w:right w:type="dxa" w:w="110"/>
+            </w:tcMar>
+            <w:vAlign w:val="center"/>
+          </w:tcPr>
+          <w:p>
+            <w:pPr>
+              <w:spacing w:after="0" w:before="0"/>
+            </w:pPr>
+            <w:r>
+              <w:rPr>
+                <w:rFonts w:ascii="Arial" w:cs="Arial" w:eastAsia="Arial" w:hAnsi="Arial"/>
+                <w:color w:val="1B2118"/>
+                <w:sz w:val="18"/>
+                <w:szCs w:val="18"/>
+              </w:rPr>
+              <w:t xml:space="preserve">21/10/2026</w:t>
+            </w:r>
+          </w:p>
+        </w:tc>
+        <w:tc>
+          <w:tcPr>
+            <w:tcW w:type="dxa" w:w="5538"/>
+            <w:tcBorders>
+              <w:top w:val="single" w:color="D9D4C5" w:sz="4"/>
+              <w:left w:val="single" w:color="D9D4C5" w:sz="4"/>
+              <w:bottom w:val="single" w:color="D9D4C5" w:sz="4"/>
+              <w:right w:val="single" w:color="D9D4C5" w:sz="4"/>
+            </w:tcBorders>
+            <w:tcMar>
+              <w:top w:type="dxa" w:w="70"/>
+              <w:left w:type="dxa" w:w="110"/>
+              <w:bottom w:type="dxa" w:w="70"/>
+              <w:right w:type="dxa" w:w="110"/>
+            </w:tcMar>
+            <w:vAlign w:val="center"/>
+          </w:tcPr>
+          <w:p>
+            <w:pPr>
+              <w:spacing w:after="0" w:before="0"/>
+            </w:pPr>
+            <w:r>
+              <w:rPr>
+                <w:rFonts w:ascii="Arial" w:cs="Arial" w:eastAsia="Arial" w:hAnsi="Arial"/>
+                <w:color w:val="1B2118"/>
+                <w:sz w:val="18"/>
+                <w:szCs w:val="18"/>
+              </w:rPr>
+              <w:t xml:space="preserve">R08 corretto e da ritestare; prova di ripristino da backup.</w:t>
+            </w:r>
+          </w:p>
+        </w:tc>
+        <w:tc>
+          <w:tcPr>
+            <w:tcW w:type="dxa" w:w="2000"/>
+            <w:tcBorders>
+              <w:top w:val="single" w:color="D9D4C5" w:sz="4"/>
+              <w:left w:val="single" w:color="D9D4C5" w:sz="4"/>
+              <w:bottom w:val="single" w:color="D9D4C5" w:sz="4"/>
+              <w:right w:val="single" w:color="D9D4C5" w:sz="4"/>
+            </w:tcBorders>
+            <w:tcMar>
+              <w:top w:type="dxa" w:w="70"/>
+              <w:left w:type="dxa" w:w="110"/>
+              <w:bottom w:type="dxa" w:w="70"/>
+              <w:right w:type="dxa" w:w="110"/>
+            </w:tcMar>
+            <w:vAlign w:val="center"/>
+          </w:tcPr>
+          <w:p>
+            <w:pPr>
+              <w:spacing w:after="0" w:before="0"/>
+            </w:pPr>
+            <w:r>
+              <w:rPr>
+                <w:rFonts w:ascii="Arial" w:cs="Arial" w:eastAsia="Arial" w:hAnsi="Arial"/>
+                <w:color w:val="1B2118"/>
+                <w:sz w:val="18"/>
+                <w:szCs w:val="18"/>
+              </w:rPr>
+              <w:t xml:space="preserve">Fondazione Operate</w:t>
+            </w:r>
+          </w:p>
+        </w:tc>
+      </w:tr>
+      <w:tr>
+        <w:trPr>
+          <w:cantSplit/>
+        </w:trPr>
+        <w:tc>
+          <w:tcPr>
+            <w:tcW w:type="dxa" w:w="800"/>
+            <w:tcBorders>
+              <w:top w:val="single" w:color="D9D4C5" w:sz="4"/>
+              <w:left w:val="single" w:color="D9D4C5" w:sz="4"/>
+              <w:bottom w:val="single" w:color="D9D4C5" w:sz="4"/>
+              <w:right w:val="single" w:color="D9D4C5" w:sz="4"/>
+            </w:tcBorders>
+            <w:shd w:fill="F6F4EE" w:color="auto" w:val="clear"/>
+            <w:tcMar>
+              <w:top w:type="dxa" w:w="70"/>
+              <w:left w:type="dxa" w:w="110"/>
+              <w:bottom w:type="dxa" w:w="70"/>
+              <w:right w:type="dxa" w:w="110"/>
+            </w:tcMar>
+            <w:vAlign w:val="center"/>
+          </w:tcPr>
+          <w:p>
+            <w:pPr>
+              <w:spacing w:after="0" w:before="0"/>
+            </w:pPr>
+            <w:r>
+              <w:rPr>
+                <w:rFonts w:ascii="Arial" w:cs="Arial" w:eastAsia="Arial" w:hAnsi="Arial"/>
+                <w:color w:val="1B2118"/>
+                <w:sz w:val="18"/>
+                <w:szCs w:val="18"/>
+              </w:rPr>
               <w:t xml:space="preserve">1.0</w:t>
             </w:r>
           </w:p>
@@ -2352,6 +2486,7 @@
               <w:bottom w:val="single" w:color="D9D4C5" w:sz="4"/>
               <w:right w:val="single" w:color="D9D4C5" w:sz="4"/>
             </w:tcBorders>
+            <w:shd w:fill="F6F4EE" w:color="auto" w:val="clear"/>
             <w:tcMar>
               <w:top w:type="dxa" w:w="70"/>
               <w:left w:type="dxa" w:w="110"/>
@@ -2384,6 +2519,7 @@
               <w:bottom w:val="single" w:color="D9D4C5" w:sz="4"/>
               <w:right w:val="single" w:color="D9D4C5" w:sz="4"/>
             </w:tcBorders>
+            <w:shd w:fill="F6F4EE" w:color="auto" w:val="clear"/>
             <w:tcMar>
               <w:top w:type="dxa" w:w="70"/>
               <w:left w:type="dxa" w:w="110"/>
@@ -2416,6 +2552,7 @@
               <w:bottom w:val="single" w:color="D9D4C5" w:sz="4"/>
               <w:right w:val="single" w:color="D9D4C5" w:sz="4"/>
             </w:tcBorders>
+            <w:shd w:fill="F6F4EE" w:color="auto" w:val="clear"/>
             <w:tcMar>
               <w:top w:type="dxa" w:w="70"/>
               <w:left w:type="dxa" w:w="110"/>
@@ -2457,7 +2594,7 @@
           <w:sz w:val="20"/>
           <w:szCs w:val="20"/>
         </w:rPr>
-        <w:t xml:space="preserve">Fotografia del registro alla revisione 1.12 del 22/10/2026. Il registro si aggiorna a ogni variazione (segnalazione, correzione, ritest, rilascio); la versione corrente si scarica dall'area Documentazione del portale (solo Amministratori).</w:t>
+        <w:t xml:space="preserve">Fotografia del registro alla revisione 1.13 del 22/10/2026. Il registro si aggiorna a ogni variazione (segnalazione, correzione, ritest, rilascio); la versione corrente si scarica dall'area Documentazione del portale (solo Amministratori).</w:t>
       </w:r>
     </w:p>
     <w:p>
@@ -19727,7 +19864,7 @@
                 <w:sz w:val="18"/>
                 <w:szCs w:val="18"/>
               </w:rPr>
-              <w:t xml:space="preserve">5</w:t>
+              <w:t xml:space="preserve">6</w:t>
             </w:r>
           </w:p>
         </w:tc>
@@ -19759,7 +19896,7 @@
                 <w:sz w:val="18"/>
                 <w:szCs w:val="18"/>
               </w:rPr>
-              <w:t xml:space="preserve">Banca Dati Utenze per utenza: file di prova con 20 + 20 utenze, righe sbagliate con foglio e riga, codice doppio, svuotamenti senza kg, virgola e categoria numerica, colonna mancante, controllo del modulo</w:t>
+              <w:t xml:space="preserve">Banca Dati Utenze per utenza: file di prova con 20 + 20 utenze, righe sbagliate con foglio e riga, codice doppio, svuotamenti senza kg, virgola e categoria numerica, colonna mancante, controllo del modulo, riassunto degli eventi delle utenze nell'Audit</w:t>
             </w:r>
           </w:p>
         </w:tc>
@@ -22900,7 +23037,7 @@
         <w:szCs w:val="16"/>
       </w:rPr>
       <w:tab/>
-      <w:t xml:space="preserve">Registro issue e test · Rev. 1.12 · 22/10/2026</w:t>
+      <w:t xml:space="preserve">Registro issue e test · Rev. 1.13 · 22/10/2026</w:t>
     </w:r>
   </w:p>
 </w:hdr>
@@ -22965,7 +23102,7 @@
         <w:szCs w:val="16"/>
       </w:rPr>
       <w:tab/>
-      <w:t xml:space="preserve">Registro issue e test · Rev. 1.12 · 22/10/2026</w:t>
+      <w:t xml:space="preserve">Registro issue e test · Rev. 1.13 · 22/10/2026</w:t>
     </w:r>
   </w:p>
 </w:hdr>

--- a/public/documentazione/Registro_Issue_Test_Portale_CWP.docx
+++ b/public/documentazione/Registro_Issue_Test_Portale_CWP.docx
@@ -302,7 +302,7 @@
                 <w:sz w:val="20"/>
                 <w:szCs w:val="20"/>
               </w:rPr>
-              <w:t xml:space="preserve">Rev. 1.13</w:t>
+              <w:t xml:space="preserve">Rev. 1.14</w:t>
             </w:r>
           </w:p>
         </w:tc>
@@ -365,7 +365,7 @@
                 <w:sz w:val="20"/>
                 <w:szCs w:val="20"/>
               </w:rPr>
-              <w:t xml:space="preserve">22/10/2026</w:t>
+              <w:t xml:space="preserve">23/10/2026</w:t>
             </w:r>
           </w:p>
         </w:tc>
@@ -719,7 +719,7 @@
                 <w:sz w:val="18"/>
                 <w:szCs w:val="18"/>
               </w:rPr>
-              <w:t xml:space="preserve">1.13</w:t>
+              <w:t xml:space="preserve">1.14</w:t>
             </w:r>
           </w:p>
         </w:tc>
@@ -751,7 +751,7 @@
                 <w:sz w:val="18"/>
                 <w:szCs w:val="18"/>
               </w:rPr>
-              <w:t xml:space="preserve">22/10/2026</w:t>
+              <w:t xml:space="preserve">23/10/2026</w:t>
             </w:r>
           </w:p>
         </w:tc>
@@ -783,7 +783,7 @@
                 <w:sz w:val="18"/>
                 <w:szCs w:val="18"/>
               </w:rPr>
-              <w:t xml:space="preserve">Riassunto degli eventi delle utenze nell'Audit (6 prove).</w:t>
+              <w:t xml:space="preserve">Prove utenzeNelCalcolo.test.mjs (7) e t41.sql; 18 serie.</w:t>
             </w:r>
           </w:p>
         </w:tc>
@@ -853,7 +853,7 @@
                 <w:sz w:val="18"/>
                 <w:szCs w:val="18"/>
               </w:rPr>
-              <w:t xml:space="preserve">1.12</w:t>
+              <w:t xml:space="preserve">1.13</w:t>
             </w:r>
           </w:p>
         </w:tc>
@@ -919,7 +919,7 @@
                 <w:sz w:val="18"/>
                 <w:szCs w:val="18"/>
               </w:rPr>
-              <w:t xml:space="preserve">Serie bancaDatiUtenze.test.mjs; t40.sql esteso.</w:t>
+              <w:t xml:space="preserve">Riassunto degli eventi delle utenze nell'Audit (6 prove).</w:t>
             </w:r>
           </w:p>
         </w:tc>
@@ -989,7 +989,7 @@
                 <w:sz w:val="18"/>
                 <w:szCs w:val="18"/>
               </w:rPr>
-              <w:t xml:space="preserve">1.11</w:t>
+              <w:t xml:space="preserve">1.12</w:t>
             </w:r>
           </w:p>
         </w:tc>
@@ -1053,7 +1053,7 @@
                 <w:sz w:val="18"/>
                 <w:szCs w:val="18"/>
               </w:rPr>
-              <w:t xml:space="preserve">Prova t40.sql (Banca Dati Utenze).</w:t>
+              <w:t xml:space="preserve">Serie bancaDatiUtenze.test.mjs; t40.sql esteso.</w:t>
             </w:r>
           </w:p>
         </w:tc>
@@ -1123,7 +1123,7 @@
                 <w:sz w:val="18"/>
                 <w:szCs w:val="18"/>
               </w:rPr>
-              <w:t xml:space="preserve">1.10</w:t>
+              <w:t xml:space="preserve">1.11</w:t>
             </w:r>
           </w:p>
         </w:tc>
@@ -1189,7 +1189,7 @@
                 <w:sz w:val="18"/>
                 <w:szCs w:val="18"/>
               </w:rPr>
-              <w:t xml:space="preserve">N01-N04 e ISS-038 in produzione.</w:t>
+              <w:t xml:space="preserve">Prova t40.sql (Banca Dati Utenze).</w:t>
             </w:r>
           </w:p>
         </w:tc>
@@ -1259,7 +1259,7 @@
                 <w:sz w:val="18"/>
                 <w:szCs w:val="18"/>
               </w:rPr>
-              <w:t xml:space="preserve">1.9</w:t>
+              <w:t xml:space="preserve">1.10</w:t>
             </w:r>
           </w:p>
         </w:tc>
@@ -1323,7 +1323,7 @@
                 <w:sz w:val="18"/>
                 <w:szCs w:val="18"/>
               </w:rPr>
-              <w:t xml:space="preserve">ISS-038: navigazione da smartphone.</w:t>
+              <w:t xml:space="preserve">N01-N04 e ISS-038 in produzione.</w:t>
             </w:r>
           </w:p>
         </w:tc>
@@ -1393,7 +1393,7 @@
                 <w:sz w:val="18"/>
                 <w:szCs w:val="18"/>
               </w:rPr>
-              <w:t xml:space="preserve">1.8</w:t>
+              <w:t xml:space="preserve">1.9</w:t>
             </w:r>
           </w:p>
         </w:tc>
@@ -1459,7 +1459,7 @@
                 <w:sz w:val="18"/>
                 <w:szCs w:val="18"/>
               </w:rPr>
-              <w:t xml:space="preserve">Rilievi N01-N06 della terza sessione: N01-N04 corretti da ritestare, N05 e N06 in attesa di regola; prove rilievi_n.test.mjs e t39.sql.</w:t>
+              <w:t xml:space="preserve">ISS-038: navigazione da smartphone.</w:t>
             </w:r>
           </w:p>
         </w:tc>
@@ -1529,7 +1529,7 @@
                 <w:sz w:val="18"/>
                 <w:szCs w:val="18"/>
               </w:rPr>
-              <w:t xml:space="preserve">1.7</w:t>
+              <w:t xml:space="preserve">1.8</w:t>
             </w:r>
           </w:p>
         </w:tc>
@@ -1561,7 +1561,7 @@
                 <w:sz w:val="18"/>
                 <w:szCs w:val="18"/>
               </w:rPr>
-              <w:t xml:space="preserve">21/10/2026</w:t>
+              <w:t xml:space="preserve">22/10/2026</w:t>
             </w:r>
           </w:p>
         </w:tc>
@@ -1593,7 +1593,7 @@
                 <w:sz w:val="18"/>
                 <w:szCs w:val="18"/>
               </w:rPr>
-              <w:t xml:space="preserve">ISS-037: backup dal Mac.</w:t>
+              <w:t xml:space="preserve">Rilievi N01-N06 della terza sessione: N01-N04 corretti da ritestare, N05 e N06 in attesa di regola; prove rilievi_n.test.mjs e t39.sql.</w:t>
             </w:r>
           </w:p>
         </w:tc>
@@ -1663,7 +1663,7 @@
                 <w:sz w:val="18"/>
                 <w:szCs w:val="18"/>
               </w:rPr>
-              <w:t xml:space="preserve">1.6</w:t>
+              <w:t xml:space="preserve">1.7</w:t>
             </w:r>
           </w:p>
         </w:tc>
@@ -1729,7 +1729,7 @@
                 <w:sz w:val="18"/>
                 <w:szCs w:val="18"/>
               </w:rPr>
-              <w:t xml:space="preserve">ISS-036: causa e tramite per Google News. Prova t37.sql. ISS-036: tramite bloccato da Google, siti ambientali. ISS-036: tramite bloccato da Google, siti ambientali.</w:t>
+              <w:t xml:space="preserve">ISS-037: backup dal Mac.</w:t>
             </w:r>
           </w:p>
         </w:tc>
@@ -1799,7 +1799,7 @@
                 <w:sz w:val="18"/>
                 <w:szCs w:val="18"/>
               </w:rPr>
-              <w:t xml:space="preserve">1.5</w:t>
+              <w:t xml:space="preserve">1.6</w:t>
             </w:r>
           </w:p>
         </w:tc>
@@ -1863,7 +1863,7 @@
                 <w:sz w:val="18"/>
                 <w:szCs w:val="18"/>
               </w:rPr>
-              <w:t xml:space="preserve">ISS-036: canali News da Google a Bing.</w:t>
+              <w:t xml:space="preserve">ISS-036: causa e tramite per Google News. Prova t37.sql. ISS-036: tramite bloccato da Google, siti ambientali. ISS-036: tramite bloccato da Google, siti ambientali.</w:t>
             </w:r>
           </w:p>
         </w:tc>
@@ -1933,7 +1933,7 @@
                 <w:sz w:val="18"/>
                 <w:szCs w:val="18"/>
               </w:rPr>
-              <w:t xml:space="preserve">1.4</w:t>
+              <w:t xml:space="preserve">1.5</w:t>
             </w:r>
           </w:p>
         </w:tc>
@@ -1999,7 +1999,7 @@
                 <w:sz w:val="18"/>
                 <w:szCs w:val="18"/>
               </w:rPr>
-              <w:t xml:space="preserve">Nuove prove notizie.test.mjs e t36.sql.</w:t>
+              <w:t xml:space="preserve">ISS-036: canali News da Google a Bing.</w:t>
             </w:r>
           </w:p>
         </w:tc>
@@ -2069,7 +2069,7 @@
                 <w:sz w:val="18"/>
                 <w:szCs w:val="18"/>
               </w:rPr>
-              <w:t xml:space="preserve">1.3</w:t>
+              <w:t xml:space="preserve">1.4</w:t>
             </w:r>
           </w:p>
         </w:tc>
@@ -2133,7 +2133,7 @@
                 <w:sz w:val="18"/>
                 <w:szCs w:val="18"/>
               </w:rPr>
-              <w:t xml:space="preserve">ISS-035: PDF ed Excel della simulazione con tutti i dati e i grafici.</w:t>
+              <w:t xml:space="preserve">Nuove prove notizie.test.mjs e t36.sql.</w:t>
             </w:r>
           </w:p>
         </w:tc>
@@ -2203,7 +2203,7 @@
                 <w:sz w:val="18"/>
                 <w:szCs w:val="18"/>
               </w:rPr>
-              <w:t xml:space="preserve">1.2</w:t>
+              <w:t xml:space="preserve">1.3</w:t>
             </w:r>
           </w:p>
         </w:tc>
@@ -2269,7 +2269,7 @@
                 <w:sz w:val="18"/>
                 <w:szCs w:val="18"/>
               </w:rPr>
-              <w:t xml:space="preserve">Nuova serie di prove dell'assistente.</w:t>
+              <w:t xml:space="preserve">ISS-035: PDF ed Excel della simulazione con tutti i dati e i grafici.</w:t>
             </w:r>
           </w:p>
         </w:tc>
@@ -2339,7 +2339,7 @@
                 <w:sz w:val="18"/>
                 <w:szCs w:val="18"/>
               </w:rPr>
-              <w:t xml:space="preserve">1.1</w:t>
+              <w:t xml:space="preserve">1.2</w:t>
             </w:r>
           </w:p>
         </w:tc>
@@ -2403,7 +2403,7 @@
                 <w:sz w:val="18"/>
                 <w:szCs w:val="18"/>
               </w:rPr>
-              <w:t xml:space="preserve">R08 corretto e da ritestare; prova di ripristino da backup.</w:t>
+              <w:t xml:space="preserve">Nuova serie di prove dell'assistente.</w:t>
             </w:r>
           </w:p>
         </w:tc>
@@ -2473,6 +2473,142 @@
                 <w:sz w:val="18"/>
                 <w:szCs w:val="18"/>
               </w:rPr>
+              <w:t xml:space="preserve">1.1</w:t>
+            </w:r>
+          </w:p>
+        </w:tc>
+        <w:tc>
+          <w:tcPr>
+            <w:tcW w:type="dxa" w:w="1300"/>
+            <w:tcBorders>
+              <w:top w:val="single" w:color="D9D4C5" w:sz="4"/>
+              <w:left w:val="single" w:color="D9D4C5" w:sz="4"/>
+              <w:bottom w:val="single" w:color="D9D4C5" w:sz="4"/>
+              <w:right w:val="single" w:color="D9D4C5" w:sz="4"/>
+            </w:tcBorders>
+            <w:shd w:fill="F6F4EE" w:color="auto" w:val="clear"/>
+            <w:tcMar>
+              <w:top w:type="dxa" w:w="70"/>
+              <w:left w:type="dxa" w:w="110"/>
+              <w:bottom w:type="dxa" w:w="70"/>
+              <w:right w:type="dxa" w:w="110"/>
+            </w:tcMar>
+            <w:vAlign w:val="center"/>
+          </w:tcPr>
+          <w:p>
+            <w:pPr>
+              <w:spacing w:after="0" w:before="0"/>
+            </w:pPr>
+            <w:r>
+              <w:rPr>
+                <w:rFonts w:ascii="Arial" w:cs="Arial" w:eastAsia="Arial" w:hAnsi="Arial"/>
+                <w:color w:val="1B2118"/>
+                <w:sz w:val="18"/>
+                <w:szCs w:val="18"/>
+              </w:rPr>
+              <w:t xml:space="preserve">21/10/2026</w:t>
+            </w:r>
+          </w:p>
+        </w:tc>
+        <w:tc>
+          <w:tcPr>
+            <w:tcW w:type="dxa" w:w="5538"/>
+            <w:tcBorders>
+              <w:top w:val="single" w:color="D9D4C5" w:sz="4"/>
+              <w:left w:val="single" w:color="D9D4C5" w:sz="4"/>
+              <w:bottom w:val="single" w:color="D9D4C5" w:sz="4"/>
+              <w:right w:val="single" w:color="D9D4C5" w:sz="4"/>
+            </w:tcBorders>
+            <w:shd w:fill="F6F4EE" w:color="auto" w:val="clear"/>
+            <w:tcMar>
+              <w:top w:type="dxa" w:w="70"/>
+              <w:left w:type="dxa" w:w="110"/>
+              <w:bottom w:type="dxa" w:w="70"/>
+              <w:right w:type="dxa" w:w="110"/>
+            </w:tcMar>
+            <w:vAlign w:val="center"/>
+          </w:tcPr>
+          <w:p>
+            <w:pPr>
+              <w:spacing w:after="0" w:before="0"/>
+            </w:pPr>
+            <w:r>
+              <w:rPr>
+                <w:rFonts w:ascii="Arial" w:cs="Arial" w:eastAsia="Arial" w:hAnsi="Arial"/>
+                <w:color w:val="1B2118"/>
+                <w:sz w:val="18"/>
+                <w:szCs w:val="18"/>
+              </w:rPr>
+              <w:t xml:space="preserve">R08 corretto e da ritestare; prova di ripristino da backup.</w:t>
+            </w:r>
+          </w:p>
+        </w:tc>
+        <w:tc>
+          <w:tcPr>
+            <w:tcW w:type="dxa" w:w="2000"/>
+            <w:tcBorders>
+              <w:top w:val="single" w:color="D9D4C5" w:sz="4"/>
+              <w:left w:val="single" w:color="D9D4C5" w:sz="4"/>
+              <w:bottom w:val="single" w:color="D9D4C5" w:sz="4"/>
+              <w:right w:val="single" w:color="D9D4C5" w:sz="4"/>
+            </w:tcBorders>
+            <w:shd w:fill="F6F4EE" w:color="auto" w:val="clear"/>
+            <w:tcMar>
+              <w:top w:type="dxa" w:w="70"/>
+              <w:left w:type="dxa" w:w="110"/>
+              <w:bottom w:type="dxa" w:w="70"/>
+              <w:right w:type="dxa" w:w="110"/>
+            </w:tcMar>
+            <w:vAlign w:val="center"/>
+          </w:tcPr>
+          <w:p>
+            <w:pPr>
+              <w:spacing w:after="0" w:before="0"/>
+            </w:pPr>
+            <w:r>
+              <w:rPr>
+                <w:rFonts w:ascii="Arial" w:cs="Arial" w:eastAsia="Arial" w:hAnsi="Arial"/>
+                <w:color w:val="1B2118"/>
+                <w:sz w:val="18"/>
+                <w:szCs w:val="18"/>
+              </w:rPr>
+              <w:t xml:space="preserve">Fondazione Operate</w:t>
+            </w:r>
+          </w:p>
+        </w:tc>
+      </w:tr>
+      <w:tr>
+        <w:trPr>
+          <w:cantSplit/>
+        </w:trPr>
+        <w:tc>
+          <w:tcPr>
+            <w:tcW w:type="dxa" w:w="800"/>
+            <w:tcBorders>
+              <w:top w:val="single" w:color="D9D4C5" w:sz="4"/>
+              <w:left w:val="single" w:color="D9D4C5" w:sz="4"/>
+              <w:bottom w:val="single" w:color="D9D4C5" w:sz="4"/>
+              <w:right w:val="single" w:color="D9D4C5" w:sz="4"/>
+            </w:tcBorders>
+            <w:tcMar>
+              <w:top w:type="dxa" w:w="70"/>
+              <w:left w:type="dxa" w:w="110"/>
+              <w:bottom w:type="dxa" w:w="70"/>
+              <w:right w:type="dxa" w:w="110"/>
+            </w:tcMar>
+            <w:vAlign w:val="center"/>
+          </w:tcPr>
+          <w:p>
+            <w:pPr>
+              <w:spacing w:after="0" w:before="0"/>
+            </w:pPr>
+            <w:r>
+              <w:rPr>
+                <w:rFonts w:ascii="Arial" w:cs="Arial" w:eastAsia="Arial" w:hAnsi="Arial"/>
+                <w:color w:val="1B2118"/>
+                <w:sz w:val="18"/>
+                <w:szCs w:val="18"/>
+              </w:rPr>
               <w:t xml:space="preserve">1.0</w:t>
             </w:r>
           </w:p>
@@ -2486,7 +2622,6 @@
               <w:bottom w:val="single" w:color="D9D4C5" w:sz="4"/>
               <w:right w:val="single" w:color="D9D4C5" w:sz="4"/>
             </w:tcBorders>
-            <w:shd w:fill="F6F4EE" w:color="auto" w:val="clear"/>
             <w:tcMar>
               <w:top w:type="dxa" w:w="70"/>
               <w:left w:type="dxa" w:w="110"/>
@@ -2519,7 +2654,6 @@
               <w:bottom w:val="single" w:color="D9D4C5" w:sz="4"/>
               <w:right w:val="single" w:color="D9D4C5" w:sz="4"/>
             </w:tcBorders>
-            <w:shd w:fill="F6F4EE" w:color="auto" w:val="clear"/>
             <w:tcMar>
               <w:top w:type="dxa" w:w="70"/>
               <w:left w:type="dxa" w:w="110"/>
@@ -2552,7 +2686,6 @@
               <w:bottom w:val="single" w:color="D9D4C5" w:sz="4"/>
               <w:right w:val="single" w:color="D9D4C5" w:sz="4"/>
             </w:tcBorders>
-            <w:shd w:fill="F6F4EE" w:color="auto" w:val="clear"/>
             <w:tcMar>
               <w:top w:type="dxa" w:w="70"/>
               <w:left w:type="dxa" w:w="110"/>
@@ -2594,7 +2727,7 @@
           <w:sz w:val="20"/>
           <w:szCs w:val="20"/>
         </w:rPr>
-        <w:t xml:space="preserve">Fotografia del registro alla revisione 1.13 del 22/10/2026. Il registro si aggiorna a ogni variazione (segnalazione, correzione, ritest, rilascio); la versione corrente si scarica dall'area Documentazione del portale (solo Amministratori).</w:t>
+        <w:t xml:space="preserve">Fotografia del registro alla revisione 1.14 del 23/10/2026. Il registro si aggiorna a ogni variazione (segnalazione, correzione, ritest, rilascio); la versione corrente si scarica dall'area Documentazione del portale (solo Amministratori).</w:t>
       </w:r>
     </w:p>
     <w:p>
@@ -19901,6 +20034,110 @@
           </w:p>
         </w:tc>
       </w:tr>
+      <w:tr>
+        <w:trPr>
+          <w:cantSplit/>
+        </w:trPr>
+        <w:tc>
+          <w:tcPr>
+            <w:tcW w:type="dxa" w:w="3213"/>
+            <w:tcBorders>
+              <w:top w:val="single" w:color="D9D4C5" w:sz="4"/>
+              <w:left w:val="single" w:color="D9D4C5" w:sz="4"/>
+              <w:bottom w:val="single" w:color="D9D4C5" w:sz="4"/>
+              <w:right w:val="single" w:color="D9D4C5" w:sz="4"/>
+            </w:tcBorders>
+            <w:shd w:fill="F6F4EE" w:color="auto" w:val="clear"/>
+            <w:tcMar>
+              <w:top w:type="dxa" w:w="70"/>
+              <w:left w:type="dxa" w:w="110"/>
+              <w:bottom w:type="dxa" w:w="70"/>
+              <w:right w:type="dxa" w:w="110"/>
+            </w:tcMar>
+            <w:vAlign w:val="center"/>
+          </w:tcPr>
+          <w:p>
+            <w:pPr>
+              <w:spacing w:after="0" w:before="0"/>
+            </w:pPr>
+            <w:r>
+              <w:rPr>
+                <w:rFonts w:ascii="Consolas" w:cs="Consolas" w:eastAsia="Consolas" w:hAnsi="Consolas"/>
+                <w:color w:val="2F5D3A"/>
+                <w:sz w:val="18"/>
+                <w:szCs w:val="18"/>
+              </w:rPr>
+              <w:t xml:space="preserve">utenzeNelCalcolo.test.mjs</w:t>
+            </w:r>
+          </w:p>
+        </w:tc>
+        <w:tc>
+          <w:tcPr>
+            <w:tcW w:type="dxa" w:w="1385"/>
+            <w:tcBorders>
+              <w:top w:val="single" w:color="D9D4C5" w:sz="4"/>
+              <w:left w:val="single" w:color="D9D4C5" w:sz="4"/>
+              <w:bottom w:val="single" w:color="D9D4C5" w:sz="4"/>
+              <w:right w:val="single" w:color="D9D4C5" w:sz="4"/>
+            </w:tcBorders>
+            <w:shd w:fill="F6F4EE" w:color="auto" w:val="clear"/>
+            <w:tcMar>
+              <w:top w:type="dxa" w:w="70"/>
+              <w:left w:type="dxa" w:w="110"/>
+              <w:bottom w:type="dxa" w:w="70"/>
+              <w:right w:type="dxa" w:w="110"/>
+            </w:tcMar>
+            <w:vAlign w:val="center"/>
+          </w:tcPr>
+          <w:p>
+            <w:pPr>
+              <w:spacing w:after="0" w:before="0"/>
+            </w:pPr>
+            <w:r>
+              <w:rPr>
+                <w:rFonts w:ascii="Arial" w:cs="Arial" w:eastAsia="Arial" w:hAnsi="Arial"/>
+                <w:color w:val="1B2118"/>
+                <w:sz w:val="18"/>
+                <w:szCs w:val="18"/>
+              </w:rPr>
+              <w:t xml:space="preserve">7</w:t>
+            </w:r>
+          </w:p>
+        </w:tc>
+        <w:tc>
+          <w:tcPr>
+            <w:tcW w:type="dxa" w:w="5040"/>
+            <w:tcBorders>
+              <w:top w:val="single" w:color="D9D4C5" w:sz="4"/>
+              <w:left w:val="single" w:color="D9D4C5" w:sz="4"/>
+              <w:bottom w:val="single" w:color="D9D4C5" w:sz="4"/>
+              <w:right w:val="single" w:color="D9D4C5" w:sz="4"/>
+            </w:tcBorders>
+            <w:shd w:fill="F6F4EE" w:color="auto" w:val="clear"/>
+            <w:tcMar>
+              <w:top w:type="dxa" w:w="70"/>
+              <w:left w:type="dxa" w:w="110"/>
+              <w:bottom w:type="dxa" w:w="70"/>
+              <w:right w:type="dxa" w:w="110"/>
+            </w:tcMar>
+            <w:vAlign w:val="center"/>
+          </w:tcPr>
+          <w:p>
+            <w:pPr>
+              <w:spacing w:after="0" w:before="0"/>
+            </w:pPr>
+            <w:r>
+              <w:rPr>
+                <w:rFonts w:ascii="Arial" w:cs="Arial" w:eastAsia="Arial" w:hAnsi="Arial"/>
+                <w:color w:val="1B2118"/>
+                <w:sz w:val="18"/>
+                <w:szCs w:val="18"/>
+              </w:rPr>
+              <w:t xml:space="preserve">Utenze del passo 5a nel motore: categoria di simulazione come classe e kg misurati, stessi numeri dei conferimenti del tracciato a parità di dati, frazioni contate per utenza, utenze senza categoria o fuori delibera escluse (avviso) e segnalate come errore di coerenza, priorità del 5a sul 5b, kg negativi bloccanti</w:t>
+            </w:r>
+          </w:p>
+        </w:tc>
+      </w:tr>
     </w:tbl>
     <w:p>
       <w:pPr>
@@ -19929,7 +20166,7 @@
           <w:sz w:val="21"/>
           <w:szCs w:val="21"/>
         </w:rPr>
-        <w:t xml:space="preserve"> 22/10/2026 17:40 (ramo </w:t>
+        <w:t xml:space="preserve"> 23/10/2026 10:30 (ramo </w:t>
       </w:r>
       <w:r>
         <w:rPr>
@@ -19938,7 +20175,7 @@
           <w:sz w:val="21"/>
           <w:szCs w:val="21"/>
         </w:rPr>
-        <w:t xml:space="preserve">banca-dati-utenze</w:t>
+        <w:t xml:space="preserve">utenze-nel-calcolo</w:t>
       </w:r>
       <w:r>
         <w:rPr>
@@ -19947,7 +20184,7 @@
           <w:sz w:val="21"/>
           <w:szCs w:val="21"/>
         </w:rPr>
-        <w:t xml:space="preserve">), 17 serie superate.</w:t>
+        <w:t xml:space="preserve">), 18 serie superate.</w:t>
       </w:r>
     </w:p>
     <w:p>
@@ -20030,6 +20267,167 @@
           <w:szCs w:val="21"/>
         </w:rPr>
         <w:t xml:space="preserve">Ultime prove:</w:t>
+      </w:r>
+    </w:p>
+    <w:p>
+      <w:pPr>
+        <w:pStyle w:val="ListParagraph"/>
+        <w:numPr>
+          <w:ilvl w:val="0"/>
+          <w:numId w:val="2"/>
+        </w:numPr>
+        <w:spacing w:after="70" w:line="290"/>
+      </w:pPr>
+      <w:r>
+        <w:rPr>
+          <w:rFonts w:ascii="Consolas" w:cs="Consolas" w:eastAsia="Consolas" w:hAnsi="Consolas"/>
+          <w:color w:val="2F5D3A"/>
+          <w:sz w:val="21"/>
+          <w:szCs w:val="21"/>
+        </w:rPr>
+        <w:t xml:space="preserve">t41.sql</w:t>
+      </w:r>
+      <w:r>
+        <w:rPr>
+          <w:rFonts w:ascii="Arial" w:cs="Arial" w:eastAsia="Arial" w:hAnsi="Arial"/>
+          <w:color w:val="1B2118"/>
+          <w:sz w:val="21"/>
+          <w:szCs w:val="21"/>
+        </w:rPr>
+        <w:t xml:space="preserve"> del 23/10/2026 (utenze del calcolo nel motore, script 41), tutte come attese:</w:t>
+      </w:r>
+    </w:p>
+    <w:p>
+      <w:pPr>
+        <w:pStyle w:val="ListParagraph"/>
+        <w:numPr>
+          <w:ilvl w:val="1"/>
+          <w:numId w:val="2"/>
+        </w:numPr>
+        <w:spacing w:after="70" w:line="290"/>
+      </w:pPr>
+      <w:r>
+        <w:rPr>
+          <w:rFonts w:ascii="Arial" w:cs="Arial" w:eastAsia="Arial" w:hAnsi="Arial"/>
+          <w:color w:val="1B2118"/>
+          <w:sz w:val="20"/>
+          <w:szCs w:val="20"/>
+        </w:rPr>
+        <w:t xml:space="preserve">conteggi: 3 utenze, 1 senza categoria, 1 con categoria fuori delibera (classi numeriche o con spazi riconosciute);</w:t>
+      </w:r>
+    </w:p>
+    <w:p>
+      <w:pPr>
+        <w:pStyle w:val="ListParagraph"/>
+        <w:numPr>
+          <w:ilvl w:val="1"/>
+          <w:numId w:val="2"/>
+        </w:numPr>
+        <w:spacing w:after="70" w:line="290"/>
+      </w:pPr>
+      <w:r>
+        <w:rPr>
+          <w:rFonts w:ascii="Arial" w:cs="Arial" w:eastAsia="Arial" w:hAnsi="Arial"/>
+          <w:color w:val="1B2118"/>
+          <w:sz w:val="20"/>
+          <w:szCs w:val="20"/>
+        </w:rPr>
+        <w:t xml:space="preserve">conferma rifiutata con utenze senza categoria o fuori delibera; dopo la correzione dal modulo i conteggi tornano a zero;</w:t>
+      </w:r>
+    </w:p>
+    <w:p>
+      <w:pPr>
+        <w:pStyle w:val="ListParagraph"/>
+        <w:numPr>
+          <w:ilvl w:val="1"/>
+          <w:numId w:val="2"/>
+        </w:numPr>
+        <w:spacing w:after="70" w:line="290"/>
+      </w:pPr>
+      <w:r>
+        <w:rPr>
+          <w:rFonts w:ascii="Arial" w:cs="Arial" w:eastAsia="Arial" w:hAnsi="Arial"/>
+          <w:color w:val="1B2118"/>
+          <w:sz w:val="20"/>
+          <w:szCs w:val="20"/>
+        </w:rPr>
+        <w:t xml:space="preserve">conferma rifiutata se il risultato ha usato un numero diverso di utenze (2 contro 3) o è di prima (senza il numero di utenze);</w:t>
+      </w:r>
+    </w:p>
+    <w:p>
+      <w:pPr>
+        <w:pStyle w:val="ListParagraph"/>
+        <w:numPr>
+          <w:ilvl w:val="1"/>
+          <w:numId w:val="2"/>
+        </w:numPr>
+        <w:spacing w:after="70" w:line="290"/>
+      </w:pPr>
+      <w:r>
+        <w:rPr>
+          <w:rFonts w:ascii="Arial" w:cs="Arial" w:eastAsia="Arial" w:hAnsi="Arial"/>
+          <w:color w:val="1B2118"/>
+          <w:sz w:val="20"/>
+          <w:szCs w:val="20"/>
+        </w:rPr>
+        <w:t xml:space="preserve">conferma accettata con tutte le utenze in delibera;</w:t>
+      </w:r>
+    </w:p>
+    <w:p>
+      <w:pPr>
+        <w:pStyle w:val="ListParagraph"/>
+        <w:numPr>
+          <w:ilvl w:val="1"/>
+          <w:numId w:val="2"/>
+        </w:numPr>
+        <w:spacing w:after="70" w:line="290"/>
+      </w:pPr>
+      <w:r>
+        <w:rPr>
+          <w:rFonts w:ascii="Arial" w:cs="Arial" w:eastAsia="Arial" w:hAnsi="Arial"/>
+          <w:color w:val="1B2118"/>
+          <w:sz w:val="20"/>
+          <w:szCs w:val="20"/>
+        </w:rPr>
+        <w:t xml:space="preserve">calcolo senza utenze né conferimenti: conferma rifiutata;</w:t>
+      </w:r>
+    </w:p>
+    <w:p>
+      <w:pPr>
+        <w:pStyle w:val="ListParagraph"/>
+        <w:numPr>
+          <w:ilvl w:val="1"/>
+          <w:numId w:val="2"/>
+        </w:numPr>
+        <w:spacing w:after="70" w:line="290"/>
+      </w:pPr>
+      <w:r>
+        <w:rPr>
+          <w:rFonts w:ascii="Arial" w:cs="Arial" w:eastAsia="Arial" w:hAnsi="Arial"/>
+          <w:color w:val="1B2118"/>
+          <w:sz w:val="20"/>
+          <w:szCs w:val="20"/>
+        </w:rPr>
+        <w:t xml:space="preserve">calcolo con i soli conferimenti del tracciato e risultato di prima: confermato come prima;</w:t>
+      </w:r>
+    </w:p>
+    <w:p>
+      <w:pPr>
+        <w:pStyle w:val="ListParagraph"/>
+        <w:numPr>
+          <w:ilvl w:val="1"/>
+          <w:numId w:val="2"/>
+        </w:numPr>
+        <w:spacing w:after="70" w:line="290"/>
+      </w:pPr>
+      <w:r>
+        <w:rPr>
+          <w:rFonts w:ascii="Arial" w:cs="Arial" w:eastAsia="Arial" w:hAnsi="Arial"/>
+          <w:color w:val="1B2118"/>
+          <w:sz w:val="20"/>
+          <w:szCs w:val="20"/>
+        </w:rPr>
+        <w:t xml:space="preserve">anonimo: nessun accesso ai conteggi.</w:t>
       </w:r>
     </w:p>
     <w:p>
@@ -22796,6 +23194,104 @@
           </w:p>
         </w:tc>
       </w:tr>
+      <w:tr>
+        <w:trPr>
+          <w:cantSplit/>
+        </w:trPr>
+        <w:tc>
+          <w:tcPr>
+            <w:tcW w:type="dxa" w:w="2029"/>
+            <w:tcBorders>
+              <w:top w:val="single" w:color="D9D4C5" w:sz="4"/>
+              <w:left w:val="single" w:color="D9D4C5" w:sz="4"/>
+              <w:bottom w:val="single" w:color="D9D4C5" w:sz="4"/>
+              <w:right w:val="single" w:color="D9D4C5" w:sz="4"/>
+            </w:tcBorders>
+            <w:shd w:fill="F6F4EE" w:color="auto" w:val="clear"/>
+            <w:tcMar>
+              <w:top w:type="dxa" w:w="70"/>
+              <w:left w:type="dxa" w:w="110"/>
+              <w:bottom w:type="dxa" w:w="70"/>
+              <w:right w:type="dxa" w:w="110"/>
+            </w:tcMar>
+            <w:vAlign w:val="center"/>
+          </w:tcPr>
+          <w:p>
+            <w:pPr>
+              <w:spacing w:after="0" w:before="0"/>
+            </w:pPr>
+            <w:r>
+              <w:rPr>
+                <w:rFonts w:ascii="Arial" w:cs="Arial" w:eastAsia="Arial" w:hAnsi="Arial"/>
+                <w:color w:val="1B2118"/>
+                <w:sz w:val="18"/>
+                <w:szCs w:val="18"/>
+              </w:rPr>
+              <w:t xml:space="preserve">23/10/2026 10:30</w:t>
+            </w:r>
+          </w:p>
+        </w:tc>
+        <w:tc>
+          <w:tcPr>
+            <w:tcW w:type="dxa" w:w="7609"/>
+            <w:tcBorders>
+              <w:top w:val="single" w:color="D9D4C5" w:sz="4"/>
+              <w:left w:val="single" w:color="D9D4C5" w:sz="4"/>
+              <w:bottom w:val="single" w:color="D9D4C5" w:sz="4"/>
+              <w:right w:val="single" w:color="D9D4C5" w:sz="4"/>
+            </w:tcBorders>
+            <w:shd w:fill="F6F4EE" w:color="auto" w:val="clear"/>
+            <w:tcMar>
+              <w:top w:type="dxa" w:w="70"/>
+              <w:left w:type="dxa" w:w="110"/>
+              <w:bottom w:type="dxa" w:w="70"/>
+              <w:right w:type="dxa" w:w="110"/>
+            </w:tcMar>
+            <w:vAlign w:val="center"/>
+          </w:tcPr>
+          <w:p>
+            <w:pPr>
+              <w:spacing w:after="0" w:before="0"/>
+            </w:pPr>
+            <w:r>
+              <w:rPr>
+                <w:rFonts w:ascii="Arial" w:cs="Arial" w:eastAsia="Arial" w:hAnsi="Arial"/>
+                <w:color w:val="1B2118"/>
+                <w:sz w:val="18"/>
+                <w:szCs w:val="18"/>
+              </w:rPr>
+              <w:t xml:space="preserve">Utenze del passo 5a nel motore: prove </w:t>
+            </w:r>
+            <w:r>
+              <w:rPr>
+                <w:rFonts w:ascii="Consolas" w:cs="Consolas" w:eastAsia="Consolas" w:hAnsi="Consolas"/>
+                <w:color w:val="2F5D3A"/>
+                <w:sz w:val="18"/>
+                <w:szCs w:val="18"/>
+              </w:rPr>
+              <w:t xml:space="preserve">utenzeNelCalcolo.test.mjs</w:t>
+            </w:r>
+            <w:r>
+              <w:rPr>
+                <w:rFonts w:ascii="Arial" w:cs="Arial" w:eastAsia="Arial" w:hAnsi="Arial"/>
+                <w:color w:val="1B2118"/>
+                <w:sz w:val="18"/>
+                <w:szCs w:val="18"/>
+              </w:rPr>
+              <w:t xml:space="preserve"> (18 serie) e </w:t>
+            </w:r>
+            <w:r>
+              <w:rPr>
+                <w:rFonts w:ascii="Consolas" w:cs="Consolas" w:eastAsia="Consolas" w:hAnsi="Consolas"/>
+                <w:color w:val="2F5D3A"/>
+                <w:sz w:val="18"/>
+                <w:szCs w:val="18"/>
+              </w:rPr>
+              <w:t xml:space="preserve">t41.sql</w:t>
+            </w:r>
+          </w:p>
+        </w:tc>
+      </w:tr>
     </w:tbl>
     <w:p>
       <w:pPr>
@@ -23037,7 +23533,7 @@
         <w:szCs w:val="16"/>
       </w:rPr>
       <w:tab/>
-      <w:t xml:space="preserve">Registro issue e test · Rev. 1.13 · 22/10/2026</w:t>
+      <w:t xml:space="preserve">Registro issue e test · Rev. 1.14 · 23/10/2026</w:t>
     </w:r>
   </w:p>
 </w:hdr>
@@ -23102,7 +23598,7 @@
         <w:szCs w:val="16"/>
       </w:rPr>
       <w:tab/>
-      <w:t xml:space="preserve">Registro issue e test · Rev. 1.13 · 22/10/2026</w:t>
+      <w:t xml:space="preserve">Registro issue e test · Rev. 1.14 · 23/10/2026</w:t>
     </w:r>
   </w:p>
 </w:hdr>

--- a/public/documentazione/Registro_Issue_Test_Portale_CWP.docx
+++ b/public/documentazione/Registro_Issue_Test_Portale_CWP.docx
@@ -302,7 +302,7 @@
                 <w:sz w:val="20"/>
                 <w:szCs w:val="20"/>
               </w:rPr>
-              <w:t xml:space="preserve">Rev. 1.14</w:t>
+              <w:t xml:space="preserve">Rev. 1.15</w:t>
             </w:r>
           </w:p>
         </w:tc>
@@ -719,7 +719,7 @@
                 <w:sz w:val="18"/>
                 <w:szCs w:val="18"/>
               </w:rPr>
-              <w:t xml:space="preserve">1.14</w:t>
+              <w:t xml:space="preserve">1.15</w:t>
             </w:r>
           </w:p>
         </w:tc>
@@ -783,7 +783,7 @@
                 <w:sz w:val="18"/>
                 <w:szCs w:val="18"/>
               </w:rPr>
-              <w:t xml:space="preserve">Prove utenzeNelCalcolo.test.mjs (7) e t41.sql; 18 serie.</w:t>
+              <w:t xml:space="preserve">Prova t42.sql (valore dei crediti).</w:t>
             </w:r>
           </w:p>
         </w:tc>
@@ -853,7 +853,7 @@
                 <w:sz w:val="18"/>
                 <w:szCs w:val="18"/>
               </w:rPr>
-              <w:t xml:space="preserve">1.13</w:t>
+              <w:t xml:space="preserve">1.14</w:t>
             </w:r>
           </w:p>
         </w:tc>
@@ -886,7 +886,7 @@
                 <w:sz w:val="18"/>
                 <w:szCs w:val="18"/>
               </w:rPr>
-              <w:t xml:space="preserve">22/10/2026</w:t>
+              <w:t xml:space="preserve">23/10/2026</w:t>
             </w:r>
           </w:p>
         </w:tc>
@@ -919,7 +919,7 @@
                 <w:sz w:val="18"/>
                 <w:szCs w:val="18"/>
               </w:rPr>
-              <w:t xml:space="preserve">Riassunto degli eventi delle utenze nell'Audit (6 prove).</w:t>
+              <w:t xml:space="preserve">Prove utenzeNelCalcolo.test.mjs (7) e t41.sql; 18 serie.</w:t>
             </w:r>
           </w:p>
         </w:tc>
@@ -989,7 +989,7 @@
                 <w:sz w:val="18"/>
                 <w:szCs w:val="18"/>
               </w:rPr>
-              <w:t xml:space="preserve">1.12</w:t>
+              <w:t xml:space="preserve">1.13</w:t>
             </w:r>
           </w:p>
         </w:tc>
@@ -1053,7 +1053,7 @@
                 <w:sz w:val="18"/>
                 <w:szCs w:val="18"/>
               </w:rPr>
-              <w:t xml:space="preserve">Serie bancaDatiUtenze.test.mjs; t40.sql esteso.</w:t>
+              <w:t xml:space="preserve">Riassunto degli eventi delle utenze nell'Audit (6 prove).</w:t>
             </w:r>
           </w:p>
         </w:tc>
@@ -1123,7 +1123,7 @@
                 <w:sz w:val="18"/>
                 <w:szCs w:val="18"/>
               </w:rPr>
-              <w:t xml:space="preserve">1.11</w:t>
+              <w:t xml:space="preserve">1.12</w:t>
             </w:r>
           </w:p>
         </w:tc>
@@ -1189,7 +1189,7 @@
                 <w:sz w:val="18"/>
                 <w:szCs w:val="18"/>
               </w:rPr>
-              <w:t xml:space="preserve">Prova t40.sql (Banca Dati Utenze).</w:t>
+              <w:t xml:space="preserve">Serie bancaDatiUtenze.test.mjs; t40.sql esteso.</w:t>
             </w:r>
           </w:p>
         </w:tc>
@@ -1259,7 +1259,7 @@
                 <w:sz w:val="18"/>
                 <w:szCs w:val="18"/>
               </w:rPr>
-              <w:t xml:space="preserve">1.10</w:t>
+              <w:t xml:space="preserve">1.11</w:t>
             </w:r>
           </w:p>
         </w:tc>
@@ -1323,7 +1323,7 @@
                 <w:sz w:val="18"/>
                 <w:szCs w:val="18"/>
               </w:rPr>
-              <w:t xml:space="preserve">N01-N04 e ISS-038 in produzione.</w:t>
+              <w:t xml:space="preserve">Prova t40.sql (Banca Dati Utenze).</w:t>
             </w:r>
           </w:p>
         </w:tc>
@@ -1393,7 +1393,7 @@
                 <w:sz w:val="18"/>
                 <w:szCs w:val="18"/>
               </w:rPr>
-              <w:t xml:space="preserve">1.9</w:t>
+              <w:t xml:space="preserve">1.10</w:t>
             </w:r>
           </w:p>
         </w:tc>
@@ -1459,7 +1459,7 @@
                 <w:sz w:val="18"/>
                 <w:szCs w:val="18"/>
               </w:rPr>
-              <w:t xml:space="preserve">ISS-038: navigazione da smartphone.</w:t>
+              <w:t xml:space="preserve">N01-N04 e ISS-038 in produzione.</w:t>
             </w:r>
           </w:p>
         </w:tc>
@@ -1529,7 +1529,7 @@
                 <w:sz w:val="18"/>
                 <w:szCs w:val="18"/>
               </w:rPr>
-              <w:t xml:space="preserve">1.8</w:t>
+              <w:t xml:space="preserve">1.9</w:t>
             </w:r>
           </w:p>
         </w:tc>
@@ -1593,7 +1593,7 @@
                 <w:sz w:val="18"/>
                 <w:szCs w:val="18"/>
               </w:rPr>
-              <w:t xml:space="preserve">Rilievi N01-N06 della terza sessione: N01-N04 corretti da ritestare, N05 e N06 in attesa di regola; prove rilievi_n.test.mjs e t39.sql.</w:t>
+              <w:t xml:space="preserve">ISS-038: navigazione da smartphone.</w:t>
             </w:r>
           </w:p>
         </w:tc>
@@ -1663,7 +1663,7 @@
                 <w:sz w:val="18"/>
                 <w:szCs w:val="18"/>
               </w:rPr>
-              <w:t xml:space="preserve">1.7</w:t>
+              <w:t xml:space="preserve">1.8</w:t>
             </w:r>
           </w:p>
         </w:tc>
@@ -1696,7 +1696,7 @@
                 <w:sz w:val="18"/>
                 <w:szCs w:val="18"/>
               </w:rPr>
-              <w:t xml:space="preserve">21/10/2026</w:t>
+              <w:t xml:space="preserve">22/10/2026</w:t>
             </w:r>
           </w:p>
         </w:tc>
@@ -1729,7 +1729,7 @@
                 <w:sz w:val="18"/>
                 <w:szCs w:val="18"/>
               </w:rPr>
-              <w:t xml:space="preserve">ISS-037: backup dal Mac.</w:t>
+              <w:t xml:space="preserve">Rilievi N01-N06 della terza sessione: N01-N04 corretti da ritestare, N05 e N06 in attesa di regola; prove rilievi_n.test.mjs e t39.sql.</w:t>
             </w:r>
           </w:p>
         </w:tc>
@@ -1799,7 +1799,7 @@
                 <w:sz w:val="18"/>
                 <w:szCs w:val="18"/>
               </w:rPr>
-              <w:t xml:space="preserve">1.6</w:t>
+              <w:t xml:space="preserve">1.7</w:t>
             </w:r>
           </w:p>
         </w:tc>
@@ -1863,7 +1863,7 @@
                 <w:sz w:val="18"/>
                 <w:szCs w:val="18"/>
               </w:rPr>
-              <w:t xml:space="preserve">ISS-036: causa e tramite per Google News. Prova t37.sql. ISS-036: tramite bloccato da Google, siti ambientali. ISS-036: tramite bloccato da Google, siti ambientali.</w:t>
+              <w:t xml:space="preserve">ISS-037: backup dal Mac.</w:t>
             </w:r>
           </w:p>
         </w:tc>
@@ -1933,7 +1933,7 @@
                 <w:sz w:val="18"/>
                 <w:szCs w:val="18"/>
               </w:rPr>
-              <w:t xml:space="preserve">1.5</w:t>
+              <w:t xml:space="preserve">1.6</w:t>
             </w:r>
           </w:p>
         </w:tc>
@@ -1999,7 +1999,7 @@
                 <w:sz w:val="18"/>
                 <w:szCs w:val="18"/>
               </w:rPr>
-              <w:t xml:space="preserve">ISS-036: canali News da Google a Bing.</w:t>
+              <w:t xml:space="preserve">ISS-036: causa e tramite per Google News. Prova t37.sql. ISS-036: tramite bloccato da Google, siti ambientali. ISS-036: tramite bloccato da Google, siti ambientali.</w:t>
             </w:r>
           </w:p>
         </w:tc>
@@ -2069,7 +2069,7 @@
                 <w:sz w:val="18"/>
                 <w:szCs w:val="18"/>
               </w:rPr>
-              <w:t xml:space="preserve">1.4</w:t>
+              <w:t xml:space="preserve">1.5</w:t>
             </w:r>
           </w:p>
         </w:tc>
@@ -2133,7 +2133,7 @@
                 <w:sz w:val="18"/>
                 <w:szCs w:val="18"/>
               </w:rPr>
-              <w:t xml:space="preserve">Nuove prove notizie.test.mjs e t36.sql.</w:t>
+              <w:t xml:space="preserve">ISS-036: canali News da Google a Bing.</w:t>
             </w:r>
           </w:p>
         </w:tc>
@@ -2203,7 +2203,7 @@
                 <w:sz w:val="18"/>
                 <w:szCs w:val="18"/>
               </w:rPr>
-              <w:t xml:space="preserve">1.3</w:t>
+              <w:t xml:space="preserve">1.4</w:t>
             </w:r>
           </w:p>
         </w:tc>
@@ -2269,7 +2269,7 @@
                 <w:sz w:val="18"/>
                 <w:szCs w:val="18"/>
               </w:rPr>
-              <w:t xml:space="preserve">ISS-035: PDF ed Excel della simulazione con tutti i dati e i grafici.</w:t>
+              <w:t xml:space="preserve">Nuove prove notizie.test.mjs e t36.sql.</w:t>
             </w:r>
           </w:p>
         </w:tc>
@@ -2339,7 +2339,7 @@
                 <w:sz w:val="18"/>
                 <w:szCs w:val="18"/>
               </w:rPr>
-              <w:t xml:space="preserve">1.2</w:t>
+              <w:t xml:space="preserve">1.3</w:t>
             </w:r>
           </w:p>
         </w:tc>
@@ -2403,7 +2403,7 @@
                 <w:sz w:val="18"/>
                 <w:szCs w:val="18"/>
               </w:rPr>
-              <w:t xml:space="preserve">Nuova serie di prove dell'assistente.</w:t>
+              <w:t xml:space="preserve">ISS-035: PDF ed Excel della simulazione con tutti i dati e i grafici.</w:t>
             </w:r>
           </w:p>
         </w:tc>
@@ -2473,7 +2473,7 @@
                 <w:sz w:val="18"/>
                 <w:szCs w:val="18"/>
               </w:rPr>
-              <w:t xml:space="preserve">1.1</w:t>
+              <w:t xml:space="preserve">1.2</w:t>
             </w:r>
           </w:p>
         </w:tc>
@@ -2539,7 +2539,7 @@
                 <w:sz w:val="18"/>
                 <w:szCs w:val="18"/>
               </w:rPr>
-              <w:t xml:space="preserve">R08 corretto e da ritestare; prova di ripristino da backup.</w:t>
+              <w:t xml:space="preserve">Nuova serie di prove dell'assistente.</w:t>
             </w:r>
           </w:p>
         </w:tc>
@@ -2609,6 +2609,140 @@
                 <w:sz w:val="18"/>
                 <w:szCs w:val="18"/>
               </w:rPr>
+              <w:t xml:space="preserve">1.1</w:t>
+            </w:r>
+          </w:p>
+        </w:tc>
+        <w:tc>
+          <w:tcPr>
+            <w:tcW w:type="dxa" w:w="1300"/>
+            <w:tcBorders>
+              <w:top w:val="single" w:color="D9D4C5" w:sz="4"/>
+              <w:left w:val="single" w:color="D9D4C5" w:sz="4"/>
+              <w:bottom w:val="single" w:color="D9D4C5" w:sz="4"/>
+              <w:right w:val="single" w:color="D9D4C5" w:sz="4"/>
+            </w:tcBorders>
+            <w:tcMar>
+              <w:top w:type="dxa" w:w="70"/>
+              <w:left w:type="dxa" w:w="110"/>
+              <w:bottom w:type="dxa" w:w="70"/>
+              <w:right w:type="dxa" w:w="110"/>
+            </w:tcMar>
+            <w:vAlign w:val="center"/>
+          </w:tcPr>
+          <w:p>
+            <w:pPr>
+              <w:spacing w:after="0" w:before="0"/>
+            </w:pPr>
+            <w:r>
+              <w:rPr>
+                <w:rFonts w:ascii="Arial" w:cs="Arial" w:eastAsia="Arial" w:hAnsi="Arial"/>
+                <w:color w:val="1B2118"/>
+                <w:sz w:val="18"/>
+                <w:szCs w:val="18"/>
+              </w:rPr>
+              <w:t xml:space="preserve">21/10/2026</w:t>
+            </w:r>
+          </w:p>
+        </w:tc>
+        <w:tc>
+          <w:tcPr>
+            <w:tcW w:type="dxa" w:w="5538"/>
+            <w:tcBorders>
+              <w:top w:val="single" w:color="D9D4C5" w:sz="4"/>
+              <w:left w:val="single" w:color="D9D4C5" w:sz="4"/>
+              <w:bottom w:val="single" w:color="D9D4C5" w:sz="4"/>
+              <w:right w:val="single" w:color="D9D4C5" w:sz="4"/>
+            </w:tcBorders>
+            <w:tcMar>
+              <w:top w:type="dxa" w:w="70"/>
+              <w:left w:type="dxa" w:w="110"/>
+              <w:bottom w:type="dxa" w:w="70"/>
+              <w:right w:type="dxa" w:w="110"/>
+            </w:tcMar>
+            <w:vAlign w:val="center"/>
+          </w:tcPr>
+          <w:p>
+            <w:pPr>
+              <w:spacing w:after="0" w:before="0"/>
+            </w:pPr>
+            <w:r>
+              <w:rPr>
+                <w:rFonts w:ascii="Arial" w:cs="Arial" w:eastAsia="Arial" w:hAnsi="Arial"/>
+                <w:color w:val="1B2118"/>
+                <w:sz w:val="18"/>
+                <w:szCs w:val="18"/>
+              </w:rPr>
+              <w:t xml:space="preserve">R08 corretto e da ritestare; prova di ripristino da backup.</w:t>
+            </w:r>
+          </w:p>
+        </w:tc>
+        <w:tc>
+          <w:tcPr>
+            <w:tcW w:type="dxa" w:w="2000"/>
+            <w:tcBorders>
+              <w:top w:val="single" w:color="D9D4C5" w:sz="4"/>
+              <w:left w:val="single" w:color="D9D4C5" w:sz="4"/>
+              <w:bottom w:val="single" w:color="D9D4C5" w:sz="4"/>
+              <w:right w:val="single" w:color="D9D4C5" w:sz="4"/>
+            </w:tcBorders>
+            <w:tcMar>
+              <w:top w:type="dxa" w:w="70"/>
+              <w:left w:type="dxa" w:w="110"/>
+              <w:bottom w:type="dxa" w:w="70"/>
+              <w:right w:type="dxa" w:w="110"/>
+            </w:tcMar>
+            <w:vAlign w:val="center"/>
+          </w:tcPr>
+          <w:p>
+            <w:pPr>
+              <w:spacing w:after="0" w:before="0"/>
+            </w:pPr>
+            <w:r>
+              <w:rPr>
+                <w:rFonts w:ascii="Arial" w:cs="Arial" w:eastAsia="Arial" w:hAnsi="Arial"/>
+                <w:color w:val="1B2118"/>
+                <w:sz w:val="18"/>
+                <w:szCs w:val="18"/>
+              </w:rPr>
+              <w:t xml:space="preserve">Fondazione Operate</w:t>
+            </w:r>
+          </w:p>
+        </w:tc>
+      </w:tr>
+      <w:tr>
+        <w:trPr>
+          <w:cantSplit/>
+        </w:trPr>
+        <w:tc>
+          <w:tcPr>
+            <w:tcW w:type="dxa" w:w="800"/>
+            <w:tcBorders>
+              <w:top w:val="single" w:color="D9D4C5" w:sz="4"/>
+              <w:left w:val="single" w:color="D9D4C5" w:sz="4"/>
+              <w:bottom w:val="single" w:color="D9D4C5" w:sz="4"/>
+              <w:right w:val="single" w:color="D9D4C5" w:sz="4"/>
+            </w:tcBorders>
+            <w:shd w:fill="F6F4EE" w:color="auto" w:val="clear"/>
+            <w:tcMar>
+              <w:top w:type="dxa" w:w="70"/>
+              <w:left w:type="dxa" w:w="110"/>
+              <w:bottom w:type="dxa" w:w="70"/>
+              <w:right w:type="dxa" w:w="110"/>
+            </w:tcMar>
+            <w:vAlign w:val="center"/>
+          </w:tcPr>
+          <w:p>
+            <w:pPr>
+              <w:spacing w:after="0" w:before="0"/>
+            </w:pPr>
+            <w:r>
+              <w:rPr>
+                <w:rFonts w:ascii="Arial" w:cs="Arial" w:eastAsia="Arial" w:hAnsi="Arial"/>
+                <w:color w:val="1B2118"/>
+                <w:sz w:val="18"/>
+                <w:szCs w:val="18"/>
+              </w:rPr>
               <w:t xml:space="preserve">1.0</w:t>
             </w:r>
           </w:p>
@@ -2622,6 +2756,7 @@
               <w:bottom w:val="single" w:color="D9D4C5" w:sz="4"/>
               <w:right w:val="single" w:color="D9D4C5" w:sz="4"/>
             </w:tcBorders>
+            <w:shd w:fill="F6F4EE" w:color="auto" w:val="clear"/>
             <w:tcMar>
               <w:top w:type="dxa" w:w="70"/>
               <w:left w:type="dxa" w:w="110"/>
@@ -2654,6 +2789,7 @@
               <w:bottom w:val="single" w:color="D9D4C5" w:sz="4"/>
               <w:right w:val="single" w:color="D9D4C5" w:sz="4"/>
             </w:tcBorders>
+            <w:shd w:fill="F6F4EE" w:color="auto" w:val="clear"/>
             <w:tcMar>
               <w:top w:type="dxa" w:w="70"/>
               <w:left w:type="dxa" w:w="110"/>
@@ -2686,6 +2822,7 @@
               <w:bottom w:val="single" w:color="D9D4C5" w:sz="4"/>
               <w:right w:val="single" w:color="D9D4C5" w:sz="4"/>
             </w:tcBorders>
+            <w:shd w:fill="F6F4EE" w:color="auto" w:val="clear"/>
             <w:tcMar>
               <w:top w:type="dxa" w:w="70"/>
               <w:left w:type="dxa" w:w="110"/>
@@ -2727,7 +2864,7 @@
           <w:sz w:val="20"/>
           <w:szCs w:val="20"/>
         </w:rPr>
-        <w:t xml:space="preserve">Fotografia del registro alla revisione 1.14 del 23/10/2026. Il registro si aggiorna a ogni variazione (segnalazione, correzione, ritest, rilascio); la versione corrente si scarica dall'area Documentazione del portale (solo Amministratori).</w:t>
+        <w:t xml:space="preserve">Fotografia del registro alla revisione 1.15 del 23/10/2026. Il registro si aggiorna a ogni variazione (segnalazione, correzione, ritest, rilascio); la versione corrente si scarica dall'area Documentazione del portale (solo Amministratori).</w:t>
       </w:r>
     </w:p>
     <w:p>
@@ -2924,7 +3061,7 @@
             <w:szCs w:val="22"/>
           </w:rPr>
           <w:tab/>
-          <w:t xml:space="preserve">18</w:t>
+          <w:t xml:space="preserve">19</w:t>
         </w:r>
       </w:hyperlink>
     </w:p>
@@ -20166,7 +20303,7 @@
           <w:sz w:val="21"/>
           <w:szCs w:val="21"/>
         </w:rPr>
-        <w:t xml:space="preserve"> 23/10/2026 10:30 (ramo </w:t>
+        <w:t xml:space="preserve"> 23/10/2026 11:00 (ramo </w:t>
       </w:r>
       <w:r>
         <w:rPr>
@@ -20175,7 +20312,7 @@
           <w:sz w:val="21"/>
           <w:szCs w:val="21"/>
         </w:rPr>
-        <w:t xml:space="preserve">utenze-nel-calcolo</w:t>
+        <w:t xml:space="preserve">valore-crediti-dashboard</w:t>
       </w:r>
       <w:r>
         <w:rPr>
@@ -20267,6 +20404,129 @@
           <w:szCs w:val="21"/>
         </w:rPr>
         <w:t xml:space="preserve">Ultime prove:</w:t>
+      </w:r>
+    </w:p>
+    <w:p>
+      <w:pPr>
+        <w:pStyle w:val="ListParagraph"/>
+        <w:numPr>
+          <w:ilvl w:val="0"/>
+          <w:numId w:val="2"/>
+        </w:numPr>
+        <w:spacing w:after="70" w:line="290"/>
+      </w:pPr>
+      <w:r>
+        <w:rPr>
+          <w:rFonts w:ascii="Consolas" w:cs="Consolas" w:eastAsia="Consolas" w:hAnsi="Consolas"/>
+          <w:color w:val="2F5D3A"/>
+          <w:sz w:val="21"/>
+          <w:szCs w:val="21"/>
+        </w:rPr>
+        <w:t xml:space="preserve">t42.sql</w:t>
+      </w:r>
+      <w:r>
+        <w:rPr>
+          <w:rFonts w:ascii="Arial" w:cs="Arial" w:eastAsia="Arial" w:hAnsi="Arial"/>
+          <w:color w:val="1B2118"/>
+          <w:sz w:val="21"/>
+          <w:szCs w:val="21"/>
+        </w:rPr>
+        <w:t xml:space="preserve"> del 23/10/2026 (valore dei crediti nella Dashboard, script 42), tutte come attese:</w:t>
+      </w:r>
+    </w:p>
+    <w:p>
+      <w:pPr>
+        <w:pStyle w:val="ListParagraph"/>
+        <w:numPr>
+          <w:ilvl w:val="1"/>
+          <w:numId w:val="2"/>
+        </w:numPr>
+        <w:spacing w:after="70" w:line="290"/>
+      </w:pPr>
+      <w:r>
+        <w:rPr>
+          <w:rFonts w:ascii="Arial" w:cs="Arial" w:eastAsia="Arial" w:hAnsi="Arial"/>
+          <w:color w:val="1B2118"/>
+          <w:sz w:val="20"/>
+          <w:szCs w:val="20"/>
+        </w:rPr>
+        <w:t xml:space="preserve">Amministratore: simulazione con un solo scenario per Comune (il più recente; il Comune non censito riconosciuto anche con il nome scritto diversamente), euro dai ricavi o al prezzo di riferimento, scenari a prezzo di riferimento contati; calcoli ex post confermati e validi (esclusi bozze, ex ante e versioni sostituite); lotti e vendite;</w:t>
+      </w:r>
+    </w:p>
+    <w:p>
+      <w:pPr>
+        <w:pStyle w:val="ListParagraph"/>
+        <w:numPr>
+          <w:ilvl w:val="1"/>
+          <w:numId w:val="2"/>
+        </w:numPr>
+        <w:spacing w:after="70" w:line="290"/>
+      </w:pPr>
+      <w:r>
+        <w:rPr>
+          <w:rFonts w:ascii="Arial" w:cs="Arial" w:eastAsia="Arial" w:hAnsi="Arial"/>
+          <w:color w:val="1B2118"/>
+          <w:sz w:val="20"/>
+          <w:szCs w:val="20"/>
+        </w:rPr>
+        <w:t xml:space="preserve">Operatore: stessi totali; non cambia il prezzo;</w:t>
+      </w:r>
+    </w:p>
+    <w:p>
+      <w:pPr>
+        <w:pStyle w:val="ListParagraph"/>
+        <w:numPr>
+          <w:ilvl w:val="1"/>
+          <w:numId w:val="2"/>
+        </w:numPr>
+        <w:spacing w:after="70" w:line="290"/>
+      </w:pPr>
+      <w:r>
+        <w:rPr>
+          <w:rFonts w:ascii="Arial" w:cs="Arial" w:eastAsia="Arial" w:hAnsi="Arial"/>
+          <w:color w:val="1B2118"/>
+          <w:sz w:val="20"/>
+          <w:szCs w:val="20"/>
+        </w:rPr>
+        <w:t xml:space="preserve">utente del Comune A: solo i dati del Comune A;</w:t>
+      </w:r>
+    </w:p>
+    <w:p>
+      <w:pPr>
+        <w:pStyle w:val="ListParagraph"/>
+        <w:numPr>
+          <w:ilvl w:val="1"/>
+          <w:numId w:val="2"/>
+        </w:numPr>
+        <w:spacing w:after="70" w:line="290"/>
+      </w:pPr>
+      <w:r>
+        <w:rPr>
+          <w:rFonts w:ascii="Arial" w:cs="Arial" w:eastAsia="Arial" w:hAnsi="Arial"/>
+          <w:color w:val="1B2118"/>
+          <w:sz w:val="20"/>
+          <w:szCs w:val="20"/>
+        </w:rPr>
+        <w:t xml:space="preserve">prezzo a 40 €: euro ricalcolati, voce di audit; prezzo negativo rifiutato;</w:t>
+      </w:r>
+    </w:p>
+    <w:p>
+      <w:pPr>
+        <w:pStyle w:val="ListParagraph"/>
+        <w:numPr>
+          <w:ilvl w:val="1"/>
+          <w:numId w:val="2"/>
+        </w:numPr>
+        <w:spacing w:after="70" w:line="290"/>
+      </w:pPr>
+      <w:r>
+        <w:rPr>
+          <w:rFonts w:ascii="Arial" w:cs="Arial" w:eastAsia="Arial" w:hAnsi="Arial"/>
+          <w:color w:val="1B2118"/>
+          <w:sz w:val="20"/>
+          <w:szCs w:val="20"/>
+        </w:rPr>
+        <w:t xml:space="preserve">anonimo: nessun accesso.</w:t>
       </w:r>
     </w:p>
     <w:p>
@@ -23292,6 +23552,93 @@
           </w:p>
         </w:tc>
       </w:tr>
+      <w:tr>
+        <w:trPr>
+          <w:cantSplit/>
+        </w:trPr>
+        <w:tc>
+          <w:tcPr>
+            <w:tcW w:type="dxa" w:w="2029"/>
+            <w:tcBorders>
+              <w:top w:val="single" w:color="D9D4C5" w:sz="4"/>
+              <w:left w:val="single" w:color="D9D4C5" w:sz="4"/>
+              <w:bottom w:val="single" w:color="D9D4C5" w:sz="4"/>
+              <w:right w:val="single" w:color="D9D4C5" w:sz="4"/>
+            </w:tcBorders>
+            <w:tcMar>
+              <w:top w:type="dxa" w:w="70"/>
+              <w:left w:type="dxa" w:w="110"/>
+              <w:bottom w:type="dxa" w:w="70"/>
+              <w:right w:type="dxa" w:w="110"/>
+            </w:tcMar>
+            <w:vAlign w:val="center"/>
+          </w:tcPr>
+          <w:p>
+            <w:pPr>
+              <w:spacing w:after="0" w:before="0"/>
+            </w:pPr>
+            <w:r>
+              <w:rPr>
+                <w:rFonts w:ascii="Arial" w:cs="Arial" w:eastAsia="Arial" w:hAnsi="Arial"/>
+                <w:color w:val="1B2118"/>
+                <w:sz w:val="18"/>
+                <w:szCs w:val="18"/>
+              </w:rPr>
+              <w:t xml:space="preserve">23/10/2026 11:00</w:t>
+            </w:r>
+          </w:p>
+        </w:tc>
+        <w:tc>
+          <w:tcPr>
+            <w:tcW w:type="dxa" w:w="7609"/>
+            <w:tcBorders>
+              <w:top w:val="single" w:color="D9D4C5" w:sz="4"/>
+              <w:left w:val="single" w:color="D9D4C5" w:sz="4"/>
+              <w:bottom w:val="single" w:color="D9D4C5" w:sz="4"/>
+              <w:right w:val="single" w:color="D9D4C5" w:sz="4"/>
+            </w:tcBorders>
+            <w:tcMar>
+              <w:top w:type="dxa" w:w="70"/>
+              <w:left w:type="dxa" w:w="110"/>
+              <w:bottom w:type="dxa" w:w="70"/>
+              <w:right w:type="dxa" w:w="110"/>
+            </w:tcMar>
+            <w:vAlign w:val="center"/>
+          </w:tcPr>
+          <w:p>
+            <w:pPr>
+              <w:spacing w:after="0" w:before="0"/>
+            </w:pPr>
+            <w:r>
+              <w:rPr>
+                <w:rFonts w:ascii="Arial" w:cs="Arial" w:eastAsia="Arial" w:hAnsi="Arial"/>
+                <w:color w:val="1B2118"/>
+                <w:sz w:val="18"/>
+                <w:szCs w:val="18"/>
+              </w:rPr>
+              <w:t xml:space="preserve">Valore dei crediti nella Dashboard: prova </w:t>
+            </w:r>
+            <w:r>
+              <w:rPr>
+                <w:rFonts w:ascii="Consolas" w:cs="Consolas" w:eastAsia="Consolas" w:hAnsi="Consolas"/>
+                <w:color w:val="2F5D3A"/>
+                <w:sz w:val="18"/>
+                <w:szCs w:val="18"/>
+              </w:rPr>
+              <w:t xml:space="preserve">t42.sql</w:t>
+            </w:r>
+            <w:r>
+              <w:rPr>
+                <w:rFonts w:ascii="Arial" w:cs="Arial" w:eastAsia="Arial" w:hAnsi="Arial"/>
+                <w:color w:val="1B2118"/>
+                <w:sz w:val="18"/>
+                <w:szCs w:val="18"/>
+              </w:rPr>
+              <w:t xml:space="preserve">; 18 serie</w:t>
+            </w:r>
+          </w:p>
+        </w:tc>
+      </w:tr>
     </w:tbl>
     <w:p>
       <w:pPr>
@@ -23533,7 +23880,7 @@
         <w:szCs w:val="16"/>
       </w:rPr>
       <w:tab/>
-      <w:t xml:space="preserve">Registro issue e test · Rev. 1.14 · 23/10/2026</w:t>
+      <w:t xml:space="preserve">Registro issue e test · Rev. 1.15 · 23/10/2026</w:t>
     </w:r>
   </w:p>
 </w:hdr>
@@ -23598,7 +23945,7 @@
         <w:szCs w:val="16"/>
       </w:rPr>
       <w:tab/>
-      <w:t xml:space="preserve">Registro issue e test · Rev. 1.14 · 23/10/2026</w:t>
+      <w:t xml:space="preserve">Registro issue e test · Rev. 1.15 · 23/10/2026</w:t>
     </w:r>
   </w:p>
 </w:hdr>

--- a/public/documentazione/Registro_Issue_Test_Portale_CWP.docx
+++ b/public/documentazione/Registro_Issue_Test_Portale_CWP.docx
@@ -302,7 +302,7 @@
                 <w:sz w:val="20"/>
                 <w:szCs w:val="20"/>
               </w:rPr>
-              <w:t xml:space="preserve">Rev. 1.15</w:t>
+              <w:t xml:space="preserve">Rev. 1.16</w:t>
             </w:r>
           </w:p>
         </w:tc>
@@ -719,7 +719,7 @@
                 <w:sz w:val="18"/>
                 <w:szCs w:val="18"/>
               </w:rPr>
-              <w:t xml:space="preserve">1.15</w:t>
+              <w:t xml:space="preserve">1.16</w:t>
             </w:r>
           </w:p>
         </w:tc>
@@ -783,7 +783,7 @@
                 <w:sz w:val="18"/>
                 <w:szCs w:val="18"/>
               </w:rPr>
-              <w:t xml:space="preserve">Prova t42.sql (valore dei crediti).</w:t>
+              <w:t xml:space="preserve">Riepilogo al 23/10.</w:t>
             </w:r>
           </w:p>
         </w:tc>
@@ -853,7 +853,7 @@
                 <w:sz w:val="18"/>
                 <w:szCs w:val="18"/>
               </w:rPr>
-              <w:t xml:space="preserve">1.14</w:t>
+              <w:t xml:space="preserve">1.15</w:t>
             </w:r>
           </w:p>
         </w:tc>
@@ -919,7 +919,7 @@
                 <w:sz w:val="18"/>
                 <w:szCs w:val="18"/>
               </w:rPr>
-              <w:t xml:space="preserve">Prove utenzeNelCalcolo.test.mjs (7) e t41.sql; 18 serie.</w:t>
+              <w:t xml:space="preserve">Prova t42.sql (valore dei crediti).</w:t>
             </w:r>
           </w:p>
         </w:tc>
@@ -989,7 +989,7 @@
                 <w:sz w:val="18"/>
                 <w:szCs w:val="18"/>
               </w:rPr>
-              <w:t xml:space="preserve">1.13</w:t>
+              <w:t xml:space="preserve">1.14</w:t>
             </w:r>
           </w:p>
         </w:tc>
@@ -1021,7 +1021,7 @@
                 <w:sz w:val="18"/>
                 <w:szCs w:val="18"/>
               </w:rPr>
-              <w:t xml:space="preserve">22/10/2026</w:t>
+              <w:t xml:space="preserve">23/10/2026</w:t>
             </w:r>
           </w:p>
         </w:tc>
@@ -1053,7 +1053,7 @@
                 <w:sz w:val="18"/>
                 <w:szCs w:val="18"/>
               </w:rPr>
-              <w:t xml:space="preserve">Riassunto degli eventi delle utenze nell'Audit (6 prove).</w:t>
+              <w:t xml:space="preserve">Prove utenzeNelCalcolo.test.mjs (7) e t41.sql; 18 serie.</w:t>
             </w:r>
           </w:p>
         </w:tc>
@@ -1123,7 +1123,7 @@
                 <w:sz w:val="18"/>
                 <w:szCs w:val="18"/>
               </w:rPr>
-              <w:t xml:space="preserve">1.12</w:t>
+              <w:t xml:space="preserve">1.13</w:t>
             </w:r>
           </w:p>
         </w:tc>
@@ -1189,7 +1189,7 @@
                 <w:sz w:val="18"/>
                 <w:szCs w:val="18"/>
               </w:rPr>
-              <w:t xml:space="preserve">Serie bancaDatiUtenze.test.mjs; t40.sql esteso.</w:t>
+              <w:t xml:space="preserve">Riassunto degli eventi delle utenze nell'Audit (6 prove).</w:t>
             </w:r>
           </w:p>
         </w:tc>
@@ -1259,7 +1259,7 @@
                 <w:sz w:val="18"/>
                 <w:szCs w:val="18"/>
               </w:rPr>
-              <w:t xml:space="preserve">1.11</w:t>
+              <w:t xml:space="preserve">1.12</w:t>
             </w:r>
           </w:p>
         </w:tc>
@@ -1323,7 +1323,7 @@
                 <w:sz w:val="18"/>
                 <w:szCs w:val="18"/>
               </w:rPr>
-              <w:t xml:space="preserve">Prova t40.sql (Banca Dati Utenze).</w:t>
+              <w:t xml:space="preserve">Serie bancaDatiUtenze.test.mjs; t40.sql esteso.</w:t>
             </w:r>
           </w:p>
         </w:tc>
@@ -1393,7 +1393,7 @@
                 <w:sz w:val="18"/>
                 <w:szCs w:val="18"/>
               </w:rPr>
-              <w:t xml:space="preserve">1.10</w:t>
+              <w:t xml:space="preserve">1.11</w:t>
             </w:r>
           </w:p>
         </w:tc>
@@ -1459,7 +1459,7 @@
                 <w:sz w:val="18"/>
                 <w:szCs w:val="18"/>
               </w:rPr>
-              <w:t xml:space="preserve">N01-N04 e ISS-038 in produzione.</w:t>
+              <w:t xml:space="preserve">Prova t40.sql (Banca Dati Utenze).</w:t>
             </w:r>
           </w:p>
         </w:tc>
@@ -1529,7 +1529,7 @@
                 <w:sz w:val="18"/>
                 <w:szCs w:val="18"/>
               </w:rPr>
-              <w:t xml:space="preserve">1.9</w:t>
+              <w:t xml:space="preserve">1.10</w:t>
             </w:r>
           </w:p>
         </w:tc>
@@ -1593,7 +1593,7 @@
                 <w:sz w:val="18"/>
                 <w:szCs w:val="18"/>
               </w:rPr>
-              <w:t xml:space="preserve">ISS-038: navigazione da smartphone.</w:t>
+              <w:t xml:space="preserve">N01-N04 e ISS-038 in produzione.</w:t>
             </w:r>
           </w:p>
         </w:tc>
@@ -1663,7 +1663,7 @@
                 <w:sz w:val="18"/>
                 <w:szCs w:val="18"/>
               </w:rPr>
-              <w:t xml:space="preserve">1.8</w:t>
+              <w:t xml:space="preserve">1.9</w:t>
             </w:r>
           </w:p>
         </w:tc>
@@ -1729,7 +1729,7 @@
                 <w:sz w:val="18"/>
                 <w:szCs w:val="18"/>
               </w:rPr>
-              <w:t xml:space="preserve">Rilievi N01-N06 della terza sessione: N01-N04 corretti da ritestare, N05 e N06 in attesa di regola; prove rilievi_n.test.mjs e t39.sql.</w:t>
+              <w:t xml:space="preserve">ISS-038: navigazione da smartphone.</w:t>
             </w:r>
           </w:p>
         </w:tc>
@@ -1799,7 +1799,7 @@
                 <w:sz w:val="18"/>
                 <w:szCs w:val="18"/>
               </w:rPr>
-              <w:t xml:space="preserve">1.7</w:t>
+              <w:t xml:space="preserve">1.8</w:t>
             </w:r>
           </w:p>
         </w:tc>
@@ -1831,7 +1831,7 @@
                 <w:sz w:val="18"/>
                 <w:szCs w:val="18"/>
               </w:rPr>
-              <w:t xml:space="preserve">21/10/2026</w:t>
+              <w:t xml:space="preserve">22/10/2026</w:t>
             </w:r>
           </w:p>
         </w:tc>
@@ -1863,7 +1863,7 @@
                 <w:sz w:val="18"/>
                 <w:szCs w:val="18"/>
               </w:rPr>
-              <w:t xml:space="preserve">ISS-037: backup dal Mac.</w:t>
+              <w:t xml:space="preserve">Rilievi N01-N06 della terza sessione: N01-N04 corretti da ritestare, N05 e N06 in attesa di regola; prove rilievi_n.test.mjs e t39.sql.</w:t>
             </w:r>
           </w:p>
         </w:tc>
@@ -1933,7 +1933,7 @@
                 <w:sz w:val="18"/>
                 <w:szCs w:val="18"/>
               </w:rPr>
-              <w:t xml:space="preserve">1.6</w:t>
+              <w:t xml:space="preserve">1.7</w:t>
             </w:r>
           </w:p>
         </w:tc>
@@ -1999,7 +1999,7 @@
                 <w:sz w:val="18"/>
                 <w:szCs w:val="18"/>
               </w:rPr>
-              <w:t xml:space="preserve">ISS-036: causa e tramite per Google News. Prova t37.sql. ISS-036: tramite bloccato da Google, siti ambientali. ISS-036: tramite bloccato da Google, siti ambientali.</w:t>
+              <w:t xml:space="preserve">ISS-037: backup dal Mac.</w:t>
             </w:r>
           </w:p>
         </w:tc>
@@ -2069,7 +2069,7 @@
                 <w:sz w:val="18"/>
                 <w:szCs w:val="18"/>
               </w:rPr>
-              <w:t xml:space="preserve">1.5</w:t>
+              <w:t xml:space="preserve">1.6</w:t>
             </w:r>
           </w:p>
         </w:tc>
@@ -2133,7 +2133,7 @@
                 <w:sz w:val="18"/>
                 <w:szCs w:val="18"/>
               </w:rPr>
-              <w:t xml:space="preserve">ISS-036: canali News da Google a Bing.</w:t>
+              <w:t xml:space="preserve">ISS-036: causa e tramite per Google News. Prova t37.sql. ISS-036: tramite bloccato da Google, siti ambientali. ISS-036: tramite bloccato da Google, siti ambientali.</w:t>
             </w:r>
           </w:p>
         </w:tc>
@@ -2203,7 +2203,7 @@
                 <w:sz w:val="18"/>
                 <w:szCs w:val="18"/>
               </w:rPr>
-              <w:t xml:space="preserve">1.4</w:t>
+              <w:t xml:space="preserve">1.5</w:t>
             </w:r>
           </w:p>
         </w:tc>
@@ -2269,7 +2269,7 @@
                 <w:sz w:val="18"/>
                 <w:szCs w:val="18"/>
               </w:rPr>
-              <w:t xml:space="preserve">Nuove prove notizie.test.mjs e t36.sql.</w:t>
+              <w:t xml:space="preserve">ISS-036: canali News da Google a Bing.</w:t>
             </w:r>
           </w:p>
         </w:tc>
@@ -2339,7 +2339,7 @@
                 <w:sz w:val="18"/>
                 <w:szCs w:val="18"/>
               </w:rPr>
-              <w:t xml:space="preserve">1.3</w:t>
+              <w:t xml:space="preserve">1.4</w:t>
             </w:r>
           </w:p>
         </w:tc>
@@ -2403,7 +2403,7 @@
                 <w:sz w:val="18"/>
                 <w:szCs w:val="18"/>
               </w:rPr>
-              <w:t xml:space="preserve">ISS-035: PDF ed Excel della simulazione con tutti i dati e i grafici.</w:t>
+              <w:t xml:space="preserve">Nuove prove notizie.test.mjs e t36.sql.</w:t>
             </w:r>
           </w:p>
         </w:tc>
@@ -2473,7 +2473,7 @@
                 <w:sz w:val="18"/>
                 <w:szCs w:val="18"/>
               </w:rPr>
-              <w:t xml:space="preserve">1.2</w:t>
+              <w:t xml:space="preserve">1.3</w:t>
             </w:r>
           </w:p>
         </w:tc>
@@ -2539,7 +2539,7 @@
                 <w:sz w:val="18"/>
                 <w:szCs w:val="18"/>
               </w:rPr>
-              <w:t xml:space="preserve">Nuova serie di prove dell'assistente.</w:t>
+              <w:t xml:space="preserve">ISS-035: PDF ed Excel della simulazione con tutti i dati e i grafici.</w:t>
             </w:r>
           </w:p>
         </w:tc>
@@ -2609,7 +2609,7 @@
                 <w:sz w:val="18"/>
                 <w:szCs w:val="18"/>
               </w:rPr>
-              <w:t xml:space="preserve">1.1</w:t>
+              <w:t xml:space="preserve">1.2</w:t>
             </w:r>
           </w:p>
         </w:tc>
@@ -2673,7 +2673,7 @@
                 <w:sz w:val="18"/>
                 <w:szCs w:val="18"/>
               </w:rPr>
-              <w:t xml:space="preserve">R08 corretto e da ritestare; prova di ripristino da backup.</w:t>
+              <w:t xml:space="preserve">Nuova serie di prove dell'assistente.</w:t>
             </w:r>
           </w:p>
         </w:tc>
@@ -2743,6 +2743,142 @@
                 <w:sz w:val="18"/>
                 <w:szCs w:val="18"/>
               </w:rPr>
+              <w:t xml:space="preserve">1.1</w:t>
+            </w:r>
+          </w:p>
+        </w:tc>
+        <w:tc>
+          <w:tcPr>
+            <w:tcW w:type="dxa" w:w="1300"/>
+            <w:tcBorders>
+              <w:top w:val="single" w:color="D9D4C5" w:sz="4"/>
+              <w:left w:val="single" w:color="D9D4C5" w:sz="4"/>
+              <w:bottom w:val="single" w:color="D9D4C5" w:sz="4"/>
+              <w:right w:val="single" w:color="D9D4C5" w:sz="4"/>
+            </w:tcBorders>
+            <w:shd w:fill="F6F4EE" w:color="auto" w:val="clear"/>
+            <w:tcMar>
+              <w:top w:type="dxa" w:w="70"/>
+              <w:left w:type="dxa" w:w="110"/>
+              <w:bottom w:type="dxa" w:w="70"/>
+              <w:right w:type="dxa" w:w="110"/>
+            </w:tcMar>
+            <w:vAlign w:val="center"/>
+          </w:tcPr>
+          <w:p>
+            <w:pPr>
+              <w:spacing w:after="0" w:before="0"/>
+            </w:pPr>
+            <w:r>
+              <w:rPr>
+                <w:rFonts w:ascii="Arial" w:cs="Arial" w:eastAsia="Arial" w:hAnsi="Arial"/>
+                <w:color w:val="1B2118"/>
+                <w:sz w:val="18"/>
+                <w:szCs w:val="18"/>
+              </w:rPr>
+              <w:t xml:space="preserve">21/10/2026</w:t>
+            </w:r>
+          </w:p>
+        </w:tc>
+        <w:tc>
+          <w:tcPr>
+            <w:tcW w:type="dxa" w:w="5538"/>
+            <w:tcBorders>
+              <w:top w:val="single" w:color="D9D4C5" w:sz="4"/>
+              <w:left w:val="single" w:color="D9D4C5" w:sz="4"/>
+              <w:bottom w:val="single" w:color="D9D4C5" w:sz="4"/>
+              <w:right w:val="single" w:color="D9D4C5" w:sz="4"/>
+            </w:tcBorders>
+            <w:shd w:fill="F6F4EE" w:color="auto" w:val="clear"/>
+            <w:tcMar>
+              <w:top w:type="dxa" w:w="70"/>
+              <w:left w:type="dxa" w:w="110"/>
+              <w:bottom w:type="dxa" w:w="70"/>
+              <w:right w:type="dxa" w:w="110"/>
+            </w:tcMar>
+            <w:vAlign w:val="center"/>
+          </w:tcPr>
+          <w:p>
+            <w:pPr>
+              <w:spacing w:after="0" w:before="0"/>
+            </w:pPr>
+            <w:r>
+              <w:rPr>
+                <w:rFonts w:ascii="Arial" w:cs="Arial" w:eastAsia="Arial" w:hAnsi="Arial"/>
+                <w:color w:val="1B2118"/>
+                <w:sz w:val="18"/>
+                <w:szCs w:val="18"/>
+              </w:rPr>
+              <w:t xml:space="preserve">R08 corretto e da ritestare; prova di ripristino da backup.</w:t>
+            </w:r>
+          </w:p>
+        </w:tc>
+        <w:tc>
+          <w:tcPr>
+            <w:tcW w:type="dxa" w:w="2000"/>
+            <w:tcBorders>
+              <w:top w:val="single" w:color="D9D4C5" w:sz="4"/>
+              <w:left w:val="single" w:color="D9D4C5" w:sz="4"/>
+              <w:bottom w:val="single" w:color="D9D4C5" w:sz="4"/>
+              <w:right w:val="single" w:color="D9D4C5" w:sz="4"/>
+            </w:tcBorders>
+            <w:shd w:fill="F6F4EE" w:color="auto" w:val="clear"/>
+            <w:tcMar>
+              <w:top w:type="dxa" w:w="70"/>
+              <w:left w:type="dxa" w:w="110"/>
+              <w:bottom w:type="dxa" w:w="70"/>
+              <w:right w:type="dxa" w:w="110"/>
+            </w:tcMar>
+            <w:vAlign w:val="center"/>
+          </w:tcPr>
+          <w:p>
+            <w:pPr>
+              <w:spacing w:after="0" w:before="0"/>
+            </w:pPr>
+            <w:r>
+              <w:rPr>
+                <w:rFonts w:ascii="Arial" w:cs="Arial" w:eastAsia="Arial" w:hAnsi="Arial"/>
+                <w:color w:val="1B2118"/>
+                <w:sz w:val="18"/>
+                <w:szCs w:val="18"/>
+              </w:rPr>
+              <w:t xml:space="preserve">Fondazione Operate</w:t>
+            </w:r>
+          </w:p>
+        </w:tc>
+      </w:tr>
+      <w:tr>
+        <w:trPr>
+          <w:cantSplit/>
+        </w:trPr>
+        <w:tc>
+          <w:tcPr>
+            <w:tcW w:type="dxa" w:w="800"/>
+            <w:tcBorders>
+              <w:top w:val="single" w:color="D9D4C5" w:sz="4"/>
+              <w:left w:val="single" w:color="D9D4C5" w:sz="4"/>
+              <w:bottom w:val="single" w:color="D9D4C5" w:sz="4"/>
+              <w:right w:val="single" w:color="D9D4C5" w:sz="4"/>
+            </w:tcBorders>
+            <w:tcMar>
+              <w:top w:type="dxa" w:w="70"/>
+              <w:left w:type="dxa" w:w="110"/>
+              <w:bottom w:type="dxa" w:w="70"/>
+              <w:right w:type="dxa" w:w="110"/>
+            </w:tcMar>
+            <w:vAlign w:val="center"/>
+          </w:tcPr>
+          <w:p>
+            <w:pPr>
+              <w:spacing w:after="0" w:before="0"/>
+            </w:pPr>
+            <w:r>
+              <w:rPr>
+                <w:rFonts w:ascii="Arial" w:cs="Arial" w:eastAsia="Arial" w:hAnsi="Arial"/>
+                <w:color w:val="1B2118"/>
+                <w:sz w:val="18"/>
+                <w:szCs w:val="18"/>
+              </w:rPr>
               <w:t xml:space="preserve">1.0</w:t>
             </w:r>
           </w:p>
@@ -2756,7 +2892,6 @@
               <w:bottom w:val="single" w:color="D9D4C5" w:sz="4"/>
               <w:right w:val="single" w:color="D9D4C5" w:sz="4"/>
             </w:tcBorders>
-            <w:shd w:fill="F6F4EE" w:color="auto" w:val="clear"/>
             <w:tcMar>
               <w:top w:type="dxa" w:w="70"/>
               <w:left w:type="dxa" w:w="110"/>
@@ -2789,7 +2924,6 @@
               <w:bottom w:val="single" w:color="D9D4C5" w:sz="4"/>
               <w:right w:val="single" w:color="D9D4C5" w:sz="4"/>
             </w:tcBorders>
-            <w:shd w:fill="F6F4EE" w:color="auto" w:val="clear"/>
             <w:tcMar>
               <w:top w:type="dxa" w:w="70"/>
               <w:left w:type="dxa" w:w="110"/>
@@ -2822,7 +2956,6 @@
               <w:bottom w:val="single" w:color="D9D4C5" w:sz="4"/>
               <w:right w:val="single" w:color="D9D4C5" w:sz="4"/>
             </w:tcBorders>
-            <w:shd w:fill="F6F4EE" w:color="auto" w:val="clear"/>
             <w:tcMar>
               <w:top w:type="dxa" w:w="70"/>
               <w:left w:type="dxa" w:w="110"/>
@@ -2864,7 +2997,7 @@
           <w:sz w:val="20"/>
           <w:szCs w:val="20"/>
         </w:rPr>
-        <w:t xml:space="preserve">Fotografia del registro alla revisione 1.15 del 23/10/2026. Il registro si aggiorna a ogni variazione (segnalazione, correzione, ritest, rilascio); la versione corrente si scarica dall'area Documentazione del portale (solo Amministratori).</w:t>
+        <w:t xml:space="preserve">Fotografia del registro alla revisione 1.16 del 23/10/2026. Il registro si aggiorna a ogni variazione (segnalazione, correzione, ritest, rilascio); la versione corrente si scarica dall'area Documentazione del portale (solo Amministratori).</w:t>
       </w:r>
     </w:p>
     <w:p>
@@ -2935,7 +3068,7 @@
             <w:sz w:val="22"/>
             <w:szCs w:val="22"/>
           </w:rPr>
-          <w:t xml:space="preserve">2.  Riepilogo al 22/10/2026 (ore 13:40)</w:t>
+          <w:t xml:space="preserve">2.  Riepilogo al 23/10/2026 (ore 11:30)</w:t>
         </w:r>
         <w:r>
           <w:rPr>
@@ -3965,7 +4098,7 @@
           <w:sz w:val="34"/>
           <w:szCs w:val="34"/>
         </w:rPr>
-        <w:t xml:space="preserve">2. Riepilogo al 22/10/2026 (ore 13:40)</w:t>
+        <w:t xml:space="preserve">2. Riepilogo al 23/10/2026 (ore 11:30)</w:t>
       </w:r>
       <w:bookmarkEnd w:id="1"/>
     </w:p>
@@ -23880,7 +24013,7 @@
         <w:szCs w:val="16"/>
       </w:rPr>
       <w:tab/>
-      <w:t xml:space="preserve">Registro issue e test · Rev. 1.15 · 23/10/2026</w:t>
+      <w:t xml:space="preserve">Registro issue e test · Rev. 1.16 · 23/10/2026</w:t>
     </w:r>
   </w:p>
 </w:hdr>
@@ -23945,7 +24078,7 @@
         <w:szCs w:val="16"/>
       </w:rPr>
       <w:tab/>
-      <w:t xml:space="preserve">Registro issue e test · Rev. 1.15 · 23/10/2026</w:t>
+      <w:t xml:space="preserve">Registro issue e test · Rev. 1.16 · 23/10/2026</w:t>
     </w:r>
   </w:p>
 </w:hdr>

--- a/public/documentazione/Registro_Issue_Test_Portale_CWP.docx
+++ b/public/documentazione/Registro_Issue_Test_Portale_CWP.docx
@@ -302,7 +302,7 @@
                 <w:sz w:val="20"/>
                 <w:szCs w:val="20"/>
               </w:rPr>
-              <w:t xml:space="preserve">Rev. 1.16</w:t>
+              <w:t xml:space="preserve">Rev. 1.17</w:t>
             </w:r>
           </w:p>
         </w:tc>
@@ -719,7 +719,7 @@
                 <w:sz w:val="18"/>
                 <w:szCs w:val="18"/>
               </w:rPr>
-              <w:t xml:space="preserve">1.16</w:t>
+              <w:t xml:space="preserve">1.17</w:t>
             </w:r>
           </w:p>
         </w:tc>
@@ -783,7 +783,7 @@
                 <w:sz w:val="18"/>
                 <w:szCs w:val="18"/>
               </w:rPr>
-              <w:t xml:space="preserve">Riepilogo al 23/10.</w:t>
+              <w:t xml:space="preserve">Prove valoreProgetti.test.mjs e t43.sql; 19 serie.</w:t>
             </w:r>
           </w:p>
         </w:tc>
@@ -853,7 +853,7 @@
                 <w:sz w:val="18"/>
                 <w:szCs w:val="18"/>
               </w:rPr>
-              <w:t xml:space="preserve">1.15</w:t>
+              <w:t xml:space="preserve">1.16</w:t>
             </w:r>
           </w:p>
         </w:tc>
@@ -919,7 +919,7 @@
                 <w:sz w:val="18"/>
                 <w:szCs w:val="18"/>
               </w:rPr>
-              <w:t xml:space="preserve">Prova t42.sql (valore dei crediti).</w:t>
+              <w:t xml:space="preserve">Riepilogo al 23/10.</w:t>
             </w:r>
           </w:p>
         </w:tc>
@@ -989,7 +989,7 @@
                 <w:sz w:val="18"/>
                 <w:szCs w:val="18"/>
               </w:rPr>
-              <w:t xml:space="preserve">1.14</w:t>
+              <w:t xml:space="preserve">1.15</w:t>
             </w:r>
           </w:p>
         </w:tc>
@@ -1053,7 +1053,7 @@
                 <w:sz w:val="18"/>
                 <w:szCs w:val="18"/>
               </w:rPr>
-              <w:t xml:space="preserve">Prove utenzeNelCalcolo.test.mjs (7) e t41.sql; 18 serie.</w:t>
+              <w:t xml:space="preserve">Prova t42.sql (valore dei crediti).</w:t>
             </w:r>
           </w:p>
         </w:tc>
@@ -1123,7 +1123,7 @@
                 <w:sz w:val="18"/>
                 <w:szCs w:val="18"/>
               </w:rPr>
-              <w:t xml:space="preserve">1.13</w:t>
+              <w:t xml:space="preserve">1.14</w:t>
             </w:r>
           </w:p>
         </w:tc>
@@ -1156,7 +1156,7 @@
                 <w:sz w:val="18"/>
                 <w:szCs w:val="18"/>
               </w:rPr>
-              <w:t xml:space="preserve">22/10/2026</w:t>
+              <w:t xml:space="preserve">23/10/2026</w:t>
             </w:r>
           </w:p>
         </w:tc>
@@ -1189,7 +1189,7 @@
                 <w:sz w:val="18"/>
                 <w:szCs w:val="18"/>
               </w:rPr>
-              <w:t xml:space="preserve">Riassunto degli eventi delle utenze nell'Audit (6 prove).</w:t>
+              <w:t xml:space="preserve">Prove utenzeNelCalcolo.test.mjs (7) e t41.sql; 18 serie.</w:t>
             </w:r>
           </w:p>
         </w:tc>
@@ -1259,7 +1259,7 @@
                 <w:sz w:val="18"/>
                 <w:szCs w:val="18"/>
               </w:rPr>
-              <w:t xml:space="preserve">1.12</w:t>
+              <w:t xml:space="preserve">1.13</w:t>
             </w:r>
           </w:p>
         </w:tc>
@@ -1323,7 +1323,7 @@
                 <w:sz w:val="18"/>
                 <w:szCs w:val="18"/>
               </w:rPr>
-              <w:t xml:space="preserve">Serie bancaDatiUtenze.test.mjs; t40.sql esteso.</w:t>
+              <w:t xml:space="preserve">Riassunto degli eventi delle utenze nell'Audit (6 prove).</w:t>
             </w:r>
           </w:p>
         </w:tc>
@@ -1393,7 +1393,7 @@
                 <w:sz w:val="18"/>
                 <w:szCs w:val="18"/>
               </w:rPr>
-              <w:t xml:space="preserve">1.11</w:t>
+              <w:t xml:space="preserve">1.12</w:t>
             </w:r>
           </w:p>
         </w:tc>
@@ -1459,7 +1459,7 @@
                 <w:sz w:val="18"/>
                 <w:szCs w:val="18"/>
               </w:rPr>
-              <w:t xml:space="preserve">Prova t40.sql (Banca Dati Utenze).</w:t>
+              <w:t xml:space="preserve">Serie bancaDatiUtenze.test.mjs; t40.sql esteso.</w:t>
             </w:r>
           </w:p>
         </w:tc>
@@ -1529,7 +1529,7 @@
                 <w:sz w:val="18"/>
                 <w:szCs w:val="18"/>
               </w:rPr>
-              <w:t xml:space="preserve">1.10</w:t>
+              <w:t xml:space="preserve">1.11</w:t>
             </w:r>
           </w:p>
         </w:tc>
@@ -1593,7 +1593,7 @@
                 <w:sz w:val="18"/>
                 <w:szCs w:val="18"/>
               </w:rPr>
-              <w:t xml:space="preserve">N01-N04 e ISS-038 in produzione.</w:t>
+              <w:t xml:space="preserve">Prova t40.sql (Banca Dati Utenze).</w:t>
             </w:r>
           </w:p>
         </w:tc>
@@ -1663,7 +1663,7 @@
                 <w:sz w:val="18"/>
                 <w:szCs w:val="18"/>
               </w:rPr>
-              <w:t xml:space="preserve">1.9</w:t>
+              <w:t xml:space="preserve">1.10</w:t>
             </w:r>
           </w:p>
         </w:tc>
@@ -1729,7 +1729,7 @@
                 <w:sz w:val="18"/>
                 <w:szCs w:val="18"/>
               </w:rPr>
-              <w:t xml:space="preserve">ISS-038: navigazione da smartphone.</w:t>
+              <w:t xml:space="preserve">N01-N04 e ISS-038 in produzione.</w:t>
             </w:r>
           </w:p>
         </w:tc>
@@ -1799,7 +1799,7 @@
                 <w:sz w:val="18"/>
                 <w:szCs w:val="18"/>
               </w:rPr>
-              <w:t xml:space="preserve">1.8</w:t>
+              <w:t xml:space="preserve">1.9</w:t>
             </w:r>
           </w:p>
         </w:tc>
@@ -1863,7 +1863,7 @@
                 <w:sz w:val="18"/>
                 <w:szCs w:val="18"/>
               </w:rPr>
-              <w:t xml:space="preserve">Rilievi N01-N06 della terza sessione: N01-N04 corretti da ritestare, N05 e N06 in attesa di regola; prove rilievi_n.test.mjs e t39.sql.</w:t>
+              <w:t xml:space="preserve">ISS-038: navigazione da smartphone.</w:t>
             </w:r>
           </w:p>
         </w:tc>
@@ -1933,7 +1933,7 @@
                 <w:sz w:val="18"/>
                 <w:szCs w:val="18"/>
               </w:rPr>
-              <w:t xml:space="preserve">1.7</w:t>
+              <w:t xml:space="preserve">1.8</w:t>
             </w:r>
           </w:p>
         </w:tc>
@@ -1966,7 +1966,7 @@
                 <w:sz w:val="18"/>
                 <w:szCs w:val="18"/>
               </w:rPr>
-              <w:t xml:space="preserve">21/10/2026</w:t>
+              <w:t xml:space="preserve">22/10/2026</w:t>
             </w:r>
           </w:p>
         </w:tc>
@@ -1999,7 +1999,7 @@
                 <w:sz w:val="18"/>
                 <w:szCs w:val="18"/>
               </w:rPr>
-              <w:t xml:space="preserve">ISS-037: backup dal Mac.</w:t>
+              <w:t xml:space="preserve">Rilievi N01-N06 della terza sessione: N01-N04 corretti da ritestare, N05 e N06 in attesa di regola; prove rilievi_n.test.mjs e t39.sql.</w:t>
             </w:r>
           </w:p>
         </w:tc>
@@ -2069,7 +2069,7 @@
                 <w:sz w:val="18"/>
                 <w:szCs w:val="18"/>
               </w:rPr>
-              <w:t xml:space="preserve">1.6</w:t>
+              <w:t xml:space="preserve">1.7</w:t>
             </w:r>
           </w:p>
         </w:tc>
@@ -2133,7 +2133,7 @@
                 <w:sz w:val="18"/>
                 <w:szCs w:val="18"/>
               </w:rPr>
-              <w:t xml:space="preserve">ISS-036: causa e tramite per Google News. Prova t37.sql. ISS-036: tramite bloccato da Google, siti ambientali. ISS-036: tramite bloccato da Google, siti ambientali.</w:t>
+              <w:t xml:space="preserve">ISS-037: backup dal Mac.</w:t>
             </w:r>
           </w:p>
         </w:tc>
@@ -2203,7 +2203,7 @@
                 <w:sz w:val="18"/>
                 <w:szCs w:val="18"/>
               </w:rPr>
-              <w:t xml:space="preserve">1.5</w:t>
+              <w:t xml:space="preserve">1.6</w:t>
             </w:r>
           </w:p>
         </w:tc>
@@ -2269,7 +2269,7 @@
                 <w:sz w:val="18"/>
                 <w:szCs w:val="18"/>
               </w:rPr>
-              <w:t xml:space="preserve">ISS-036: canali News da Google a Bing.</w:t>
+              <w:t xml:space="preserve">ISS-036: causa e tramite per Google News. Prova t37.sql. ISS-036: tramite bloccato da Google, siti ambientali. ISS-036: tramite bloccato da Google, siti ambientali.</w:t>
             </w:r>
           </w:p>
         </w:tc>
@@ -2339,7 +2339,7 @@
                 <w:sz w:val="18"/>
                 <w:szCs w:val="18"/>
               </w:rPr>
-              <w:t xml:space="preserve">1.4</w:t>
+              <w:t xml:space="preserve">1.5</w:t>
             </w:r>
           </w:p>
         </w:tc>
@@ -2403,7 +2403,7 @@
                 <w:sz w:val="18"/>
                 <w:szCs w:val="18"/>
               </w:rPr>
-              <w:t xml:space="preserve">Nuove prove notizie.test.mjs e t36.sql.</w:t>
+              <w:t xml:space="preserve">ISS-036: canali News da Google a Bing.</w:t>
             </w:r>
           </w:p>
         </w:tc>
@@ -2473,7 +2473,7 @@
                 <w:sz w:val="18"/>
                 <w:szCs w:val="18"/>
               </w:rPr>
-              <w:t xml:space="preserve">1.3</w:t>
+              <w:t xml:space="preserve">1.4</w:t>
             </w:r>
           </w:p>
         </w:tc>
@@ -2539,7 +2539,7 @@
                 <w:sz w:val="18"/>
                 <w:szCs w:val="18"/>
               </w:rPr>
-              <w:t xml:space="preserve">ISS-035: PDF ed Excel della simulazione con tutti i dati e i grafici.</w:t>
+              <w:t xml:space="preserve">Nuove prove notizie.test.mjs e t36.sql.</w:t>
             </w:r>
           </w:p>
         </w:tc>
@@ -2609,7 +2609,7 @@
                 <w:sz w:val="18"/>
                 <w:szCs w:val="18"/>
               </w:rPr>
-              <w:t xml:space="preserve">1.2</w:t>
+              <w:t xml:space="preserve">1.3</w:t>
             </w:r>
           </w:p>
         </w:tc>
@@ -2673,7 +2673,7 @@
                 <w:sz w:val="18"/>
                 <w:szCs w:val="18"/>
               </w:rPr>
-              <w:t xml:space="preserve">Nuova serie di prove dell'assistente.</w:t>
+              <w:t xml:space="preserve">ISS-035: PDF ed Excel della simulazione con tutti i dati e i grafici.</w:t>
             </w:r>
           </w:p>
         </w:tc>
@@ -2743,7 +2743,7 @@
                 <w:sz w:val="18"/>
                 <w:szCs w:val="18"/>
               </w:rPr>
-              <w:t xml:space="preserve">1.1</w:t>
+              <w:t xml:space="preserve">1.2</w:t>
             </w:r>
           </w:p>
         </w:tc>
@@ -2809,7 +2809,7 @@
                 <w:sz w:val="18"/>
                 <w:szCs w:val="18"/>
               </w:rPr>
-              <w:t xml:space="preserve">R08 corretto e da ritestare; prova di ripristino da backup.</w:t>
+              <w:t xml:space="preserve">Nuova serie di prove dell'assistente.</w:t>
             </w:r>
           </w:p>
         </w:tc>
@@ -2879,6 +2879,140 @@
                 <w:sz w:val="18"/>
                 <w:szCs w:val="18"/>
               </w:rPr>
+              <w:t xml:space="preserve">1.1</w:t>
+            </w:r>
+          </w:p>
+        </w:tc>
+        <w:tc>
+          <w:tcPr>
+            <w:tcW w:type="dxa" w:w="1300"/>
+            <w:tcBorders>
+              <w:top w:val="single" w:color="D9D4C5" w:sz="4"/>
+              <w:left w:val="single" w:color="D9D4C5" w:sz="4"/>
+              <w:bottom w:val="single" w:color="D9D4C5" w:sz="4"/>
+              <w:right w:val="single" w:color="D9D4C5" w:sz="4"/>
+            </w:tcBorders>
+            <w:tcMar>
+              <w:top w:type="dxa" w:w="70"/>
+              <w:left w:type="dxa" w:w="110"/>
+              <w:bottom w:type="dxa" w:w="70"/>
+              <w:right w:type="dxa" w:w="110"/>
+            </w:tcMar>
+            <w:vAlign w:val="center"/>
+          </w:tcPr>
+          <w:p>
+            <w:pPr>
+              <w:spacing w:after="0" w:before="0"/>
+            </w:pPr>
+            <w:r>
+              <w:rPr>
+                <w:rFonts w:ascii="Arial" w:cs="Arial" w:eastAsia="Arial" w:hAnsi="Arial"/>
+                <w:color w:val="1B2118"/>
+                <w:sz w:val="18"/>
+                <w:szCs w:val="18"/>
+              </w:rPr>
+              <w:t xml:space="preserve">21/10/2026</w:t>
+            </w:r>
+          </w:p>
+        </w:tc>
+        <w:tc>
+          <w:tcPr>
+            <w:tcW w:type="dxa" w:w="5538"/>
+            <w:tcBorders>
+              <w:top w:val="single" w:color="D9D4C5" w:sz="4"/>
+              <w:left w:val="single" w:color="D9D4C5" w:sz="4"/>
+              <w:bottom w:val="single" w:color="D9D4C5" w:sz="4"/>
+              <w:right w:val="single" w:color="D9D4C5" w:sz="4"/>
+            </w:tcBorders>
+            <w:tcMar>
+              <w:top w:type="dxa" w:w="70"/>
+              <w:left w:type="dxa" w:w="110"/>
+              <w:bottom w:type="dxa" w:w="70"/>
+              <w:right w:type="dxa" w:w="110"/>
+            </w:tcMar>
+            <w:vAlign w:val="center"/>
+          </w:tcPr>
+          <w:p>
+            <w:pPr>
+              <w:spacing w:after="0" w:before="0"/>
+            </w:pPr>
+            <w:r>
+              <w:rPr>
+                <w:rFonts w:ascii="Arial" w:cs="Arial" w:eastAsia="Arial" w:hAnsi="Arial"/>
+                <w:color w:val="1B2118"/>
+                <w:sz w:val="18"/>
+                <w:szCs w:val="18"/>
+              </w:rPr>
+              <w:t xml:space="preserve">R08 corretto e da ritestare; prova di ripristino da backup.</w:t>
+            </w:r>
+          </w:p>
+        </w:tc>
+        <w:tc>
+          <w:tcPr>
+            <w:tcW w:type="dxa" w:w="2000"/>
+            <w:tcBorders>
+              <w:top w:val="single" w:color="D9D4C5" w:sz="4"/>
+              <w:left w:val="single" w:color="D9D4C5" w:sz="4"/>
+              <w:bottom w:val="single" w:color="D9D4C5" w:sz="4"/>
+              <w:right w:val="single" w:color="D9D4C5" w:sz="4"/>
+            </w:tcBorders>
+            <w:tcMar>
+              <w:top w:type="dxa" w:w="70"/>
+              <w:left w:type="dxa" w:w="110"/>
+              <w:bottom w:type="dxa" w:w="70"/>
+              <w:right w:type="dxa" w:w="110"/>
+            </w:tcMar>
+            <w:vAlign w:val="center"/>
+          </w:tcPr>
+          <w:p>
+            <w:pPr>
+              <w:spacing w:after="0" w:before="0"/>
+            </w:pPr>
+            <w:r>
+              <w:rPr>
+                <w:rFonts w:ascii="Arial" w:cs="Arial" w:eastAsia="Arial" w:hAnsi="Arial"/>
+                <w:color w:val="1B2118"/>
+                <w:sz w:val="18"/>
+                <w:szCs w:val="18"/>
+              </w:rPr>
+              <w:t xml:space="preserve">Fondazione Operate</w:t>
+            </w:r>
+          </w:p>
+        </w:tc>
+      </w:tr>
+      <w:tr>
+        <w:trPr>
+          <w:cantSplit/>
+        </w:trPr>
+        <w:tc>
+          <w:tcPr>
+            <w:tcW w:type="dxa" w:w="800"/>
+            <w:tcBorders>
+              <w:top w:val="single" w:color="D9D4C5" w:sz="4"/>
+              <w:left w:val="single" w:color="D9D4C5" w:sz="4"/>
+              <w:bottom w:val="single" w:color="D9D4C5" w:sz="4"/>
+              <w:right w:val="single" w:color="D9D4C5" w:sz="4"/>
+            </w:tcBorders>
+            <w:shd w:fill="F6F4EE" w:color="auto" w:val="clear"/>
+            <w:tcMar>
+              <w:top w:type="dxa" w:w="70"/>
+              <w:left w:type="dxa" w:w="110"/>
+              <w:bottom w:type="dxa" w:w="70"/>
+              <w:right w:type="dxa" w:w="110"/>
+            </w:tcMar>
+            <w:vAlign w:val="center"/>
+          </w:tcPr>
+          <w:p>
+            <w:pPr>
+              <w:spacing w:after="0" w:before="0"/>
+            </w:pPr>
+            <w:r>
+              <w:rPr>
+                <w:rFonts w:ascii="Arial" w:cs="Arial" w:eastAsia="Arial" w:hAnsi="Arial"/>
+                <w:color w:val="1B2118"/>
+                <w:sz w:val="18"/>
+                <w:szCs w:val="18"/>
+              </w:rPr>
               <w:t xml:space="preserve">1.0</w:t>
             </w:r>
           </w:p>
@@ -2892,6 +3026,7 @@
               <w:bottom w:val="single" w:color="D9D4C5" w:sz="4"/>
               <w:right w:val="single" w:color="D9D4C5" w:sz="4"/>
             </w:tcBorders>
+            <w:shd w:fill="F6F4EE" w:color="auto" w:val="clear"/>
             <w:tcMar>
               <w:top w:type="dxa" w:w="70"/>
               <w:left w:type="dxa" w:w="110"/>
@@ -2924,6 +3059,7 @@
               <w:bottom w:val="single" w:color="D9D4C5" w:sz="4"/>
               <w:right w:val="single" w:color="D9D4C5" w:sz="4"/>
             </w:tcBorders>
+            <w:shd w:fill="F6F4EE" w:color="auto" w:val="clear"/>
             <w:tcMar>
               <w:top w:type="dxa" w:w="70"/>
               <w:left w:type="dxa" w:w="110"/>
@@ -2956,6 +3092,7 @@
               <w:bottom w:val="single" w:color="D9D4C5" w:sz="4"/>
               <w:right w:val="single" w:color="D9D4C5" w:sz="4"/>
             </w:tcBorders>
+            <w:shd w:fill="F6F4EE" w:color="auto" w:val="clear"/>
             <w:tcMar>
               <w:top w:type="dxa" w:w="70"/>
               <w:left w:type="dxa" w:w="110"/>
@@ -2997,7 +3134,7 @@
           <w:sz w:val="20"/>
           <w:szCs w:val="20"/>
         </w:rPr>
-        <w:t xml:space="preserve">Fotografia del registro alla revisione 1.16 del 23/10/2026. Il registro si aggiorna a ogni variazione (segnalazione, correzione, ritest, rilascio); la versione corrente si scarica dall'area Documentazione del portale (solo Amministratori).</w:t>
+        <w:t xml:space="preserve">Fotografia del registro alla revisione 1.17 del 23/10/2026. Il registro si aggiorna a ogni variazione (segnalazione, correzione, ritest, rilascio); la versione corrente si scarica dall'area Documentazione del portale (solo Amministratori).</w:t>
       </w:r>
     </w:p>
     <w:p>
@@ -20408,6 +20545,107 @@
           </w:p>
         </w:tc>
       </w:tr>
+      <w:tr>
+        <w:trPr>
+          <w:cantSplit/>
+        </w:trPr>
+        <w:tc>
+          <w:tcPr>
+            <w:tcW w:type="dxa" w:w="3213"/>
+            <w:tcBorders>
+              <w:top w:val="single" w:color="D9D4C5" w:sz="4"/>
+              <w:left w:val="single" w:color="D9D4C5" w:sz="4"/>
+              <w:bottom w:val="single" w:color="D9D4C5" w:sz="4"/>
+              <w:right w:val="single" w:color="D9D4C5" w:sz="4"/>
+            </w:tcBorders>
+            <w:tcMar>
+              <w:top w:type="dxa" w:w="70"/>
+              <w:left w:type="dxa" w:w="110"/>
+              <w:bottom w:type="dxa" w:w="70"/>
+              <w:right w:type="dxa" w:w="110"/>
+            </w:tcMar>
+            <w:vAlign w:val="center"/>
+          </w:tcPr>
+          <w:p>
+            <w:pPr>
+              <w:spacing w:after="0" w:before="0"/>
+            </w:pPr>
+            <w:r>
+              <w:rPr>
+                <w:rFonts w:ascii="Consolas" w:cs="Consolas" w:eastAsia="Consolas" w:hAnsi="Consolas"/>
+                <w:color w:val="2F5D3A"/>
+                <w:sz w:val="18"/>
+                <w:szCs w:val="18"/>
+              </w:rPr>
+              <w:t xml:space="preserve">valoreProgetti.test.mjs</w:t>
+            </w:r>
+          </w:p>
+        </w:tc>
+        <w:tc>
+          <w:tcPr>
+            <w:tcW w:type="dxa" w:w="1385"/>
+            <w:tcBorders>
+              <w:top w:val="single" w:color="D9D4C5" w:sz="4"/>
+              <w:left w:val="single" w:color="D9D4C5" w:sz="4"/>
+              <w:bottom w:val="single" w:color="D9D4C5" w:sz="4"/>
+              <w:right w:val="single" w:color="D9D4C5" w:sz="4"/>
+            </w:tcBorders>
+            <w:tcMar>
+              <w:top w:type="dxa" w:w="70"/>
+              <w:left w:type="dxa" w:w="110"/>
+              <w:bottom w:type="dxa" w:w="70"/>
+              <w:right w:type="dxa" w:w="110"/>
+            </w:tcMar>
+            <w:vAlign w:val="center"/>
+          </w:tcPr>
+          <w:p>
+            <w:pPr>
+              <w:spacing w:after="0" w:before="0"/>
+            </w:pPr>
+            <w:r>
+              <w:rPr>
+                <w:rFonts w:ascii="Arial" w:cs="Arial" w:eastAsia="Arial" w:hAnsi="Arial"/>
+                <w:color w:val="1B2118"/>
+                <w:sz w:val="18"/>
+                <w:szCs w:val="18"/>
+              </w:rPr>
+              <w:t xml:space="preserve">4</w:t>
+            </w:r>
+          </w:p>
+        </w:tc>
+        <w:tc>
+          <w:tcPr>
+            <w:tcW w:type="dxa" w:w="5040"/>
+            <w:tcBorders>
+              <w:top w:val="single" w:color="D9D4C5" w:sz="4"/>
+              <w:left w:val="single" w:color="D9D4C5" w:sz="4"/>
+              <w:bottom w:val="single" w:color="D9D4C5" w:sz="4"/>
+              <w:right w:val="single" w:color="D9D4C5" w:sz="4"/>
+            </w:tcBorders>
+            <w:tcMar>
+              <w:top w:type="dxa" w:w="70"/>
+              <w:left w:type="dxa" w:w="110"/>
+              <w:bottom w:type="dxa" w:w="70"/>
+              <w:right w:type="dxa" w:w="110"/>
+            </w:tcMar>
+            <w:vAlign w:val="center"/>
+          </w:tcPr>
+          <w:p>
+            <w:pPr>
+              <w:spacing w:after="0" w:before="0"/>
+            </w:pPr>
+            <w:r>
+              <w:rPr>
+                <w:rFonts w:ascii="Arial" w:cs="Arial" w:eastAsia="Arial" w:hAnsi="Arial"/>
+                <w:color w:val="1B2118"/>
+                <w:sz w:val="18"/>
+                <w:szCs w:val="18"/>
+              </w:rPr>
+              <w:t xml:space="preserve">Valore dei Progetti per il cliente: Caso 1 a 16.735 abitanti (16.232,95 €/anno, 10 anni), Caso 2 più caro, 7 anni come stima, Progetti senza listino o popolazione contati a parte</w:t>
+            </w:r>
+          </w:p>
+        </w:tc>
+      </w:tr>
     </w:tbl>
     <w:p>
       <w:pPr>
@@ -20436,7 +20674,7 @@
           <w:sz w:val="21"/>
           <w:szCs w:val="21"/>
         </w:rPr>
-        <w:t xml:space="preserve"> 23/10/2026 11:00 (ramo </w:t>
+        <w:t xml:space="preserve"> 23/10/2026 11:45 (ramo </w:t>
       </w:r>
       <w:r>
         <w:rPr>
@@ -20445,7 +20683,7 @@
           <w:sz w:val="21"/>
           <w:szCs w:val="21"/>
         </w:rPr>
-        <w:t xml:space="preserve">valore-crediti-dashboard</w:t>
+        <w:t xml:space="preserve">valore-progetti-casi</w:t>
       </w:r>
       <w:r>
         <w:rPr>
@@ -20454,7 +20692,7 @@
           <w:sz w:val="21"/>
           <w:szCs w:val="21"/>
         </w:rPr>
-        <w:t xml:space="preserve">), 18 serie superate.</w:t>
+        <w:t xml:space="preserve">), 19 serie superate.</w:t>
       </w:r>
     </w:p>
     <w:p>
@@ -20537,6 +20775,34 @@
           <w:szCs w:val="21"/>
         </w:rPr>
         <w:t xml:space="preserve">Ultime prove:</w:t>
+      </w:r>
+    </w:p>
+    <w:p>
+      <w:pPr>
+        <w:pStyle w:val="ListParagraph"/>
+        <w:numPr>
+          <w:ilvl w:val="0"/>
+          <w:numId w:val="2"/>
+        </w:numPr>
+        <w:spacing w:after="70" w:line="290"/>
+      </w:pPr>
+      <w:r>
+        <w:rPr>
+          <w:rFonts w:ascii="Consolas" w:cs="Consolas" w:eastAsia="Consolas" w:hAnsi="Consolas"/>
+          <w:color w:val="2F5D3A"/>
+          <w:sz w:val="21"/>
+          <w:szCs w:val="21"/>
+        </w:rPr>
+        <w:t xml:space="preserve">t43.sql</w:t>
+      </w:r>
+      <w:r>
+        <w:rPr>
+          <w:rFonts w:ascii="Arial" w:cs="Arial" w:eastAsia="Arial" w:hAnsi="Arial"/>
+          <w:color w:val="1B2118"/>
+          <w:sz w:val="21"/>
+          <w:szCs w:val="21"/>
+        </w:rPr>
+        <w:t xml:space="preserve"> del 23/10/2026 (valore dei progetti, script 43), tutte come attese: nuovo Progetto con Caso 2; listino non valido rifiutato con messaggio italiano (creazione e modifica); Progetto esistente da indicare → Caso 1 con motivazione nell'audit; Amministratore: scenario più recente per Comune e tutti i Progetti aperti; utente del Comune A: solo i suoi e nessuna modifica; anonimo negato; script rieseguibile.</w:t>
       </w:r>
     </w:p>
     <w:p>
@@ -23772,6 +24038,113 @@
           </w:p>
         </w:tc>
       </w:tr>
+      <w:tr>
+        <w:trPr>
+          <w:cantSplit/>
+        </w:trPr>
+        <w:tc>
+          <w:tcPr>
+            <w:tcW w:type="dxa" w:w="2029"/>
+            <w:tcBorders>
+              <w:top w:val="single" w:color="D9D4C5" w:sz="4"/>
+              <w:left w:val="single" w:color="D9D4C5" w:sz="4"/>
+              <w:bottom w:val="single" w:color="D9D4C5" w:sz="4"/>
+              <w:right w:val="single" w:color="D9D4C5" w:sz="4"/>
+            </w:tcBorders>
+            <w:shd w:fill="F6F4EE" w:color="auto" w:val="clear"/>
+            <w:tcMar>
+              <w:top w:type="dxa" w:w="70"/>
+              <w:left w:type="dxa" w:w="110"/>
+              <w:bottom w:type="dxa" w:w="70"/>
+              <w:right w:type="dxa" w:w="110"/>
+            </w:tcMar>
+            <w:vAlign w:val="center"/>
+          </w:tcPr>
+          <w:p>
+            <w:pPr>
+              <w:spacing w:after="0" w:before="0"/>
+            </w:pPr>
+            <w:r>
+              <w:rPr>
+                <w:rFonts w:ascii="Arial" w:cs="Arial" w:eastAsia="Arial" w:hAnsi="Arial"/>
+                <w:color w:val="1B2118"/>
+                <w:sz w:val="18"/>
+                <w:szCs w:val="18"/>
+              </w:rPr>
+              <w:t xml:space="preserve">23/10/2026 11:45</w:t>
+            </w:r>
+          </w:p>
+        </w:tc>
+        <w:tc>
+          <w:tcPr>
+            <w:tcW w:type="dxa" w:w="7609"/>
+            <w:tcBorders>
+              <w:top w:val="single" w:color="D9D4C5" w:sz="4"/>
+              <w:left w:val="single" w:color="D9D4C5" w:sz="4"/>
+              <w:bottom w:val="single" w:color="D9D4C5" w:sz="4"/>
+              <w:right w:val="single" w:color="D9D4C5" w:sz="4"/>
+            </w:tcBorders>
+            <w:shd w:fill="F6F4EE" w:color="auto" w:val="clear"/>
+            <w:tcMar>
+              <w:top w:type="dxa" w:w="70"/>
+              <w:left w:type="dxa" w:w="110"/>
+              <w:bottom w:type="dxa" w:w="70"/>
+              <w:right w:type="dxa" w:w="110"/>
+            </w:tcMar>
+            <w:vAlign w:val="center"/>
+          </w:tcPr>
+          <w:p>
+            <w:pPr>
+              <w:spacing w:after="0" w:before="0"/>
+            </w:pPr>
+            <w:r>
+              <w:rPr>
+                <w:rFonts w:ascii="Arial" w:cs="Arial" w:eastAsia="Arial" w:hAnsi="Arial"/>
+                <w:color w:val="1B2118"/>
+                <w:sz w:val="18"/>
+                <w:szCs w:val="18"/>
+              </w:rPr>
+              <w:t xml:space="preserve">Valore dei progetti (Caso 1 / Caso 2): prove </w:t>
+            </w:r>
+            <w:r>
+              <w:rPr>
+                <w:rFonts w:ascii="Consolas" w:cs="Consolas" w:eastAsia="Consolas" w:hAnsi="Consolas"/>
+                <w:color w:val="2F5D3A"/>
+                <w:sz w:val="18"/>
+                <w:szCs w:val="18"/>
+              </w:rPr>
+              <w:t xml:space="preserve">valoreProgetti.test.mjs</w:t>
+            </w:r>
+            <w:r>
+              <w:rPr>
+                <w:rFonts w:ascii="Arial" w:cs="Arial" w:eastAsia="Arial" w:hAnsi="Arial"/>
+                <w:color w:val="1B2118"/>
+                <w:sz w:val="18"/>
+                <w:szCs w:val="18"/>
+              </w:rPr>
+              <w:t xml:space="preserve"> e </w:t>
+            </w:r>
+            <w:r>
+              <w:rPr>
+                <w:rFonts w:ascii="Consolas" w:cs="Consolas" w:eastAsia="Consolas" w:hAnsi="Consolas"/>
+                <w:color w:val="2F5D3A"/>
+                <w:sz w:val="18"/>
+                <w:szCs w:val="18"/>
+              </w:rPr>
+              <w:t xml:space="preserve">t43.sql</w:t>
+            </w:r>
+            <w:r>
+              <w:rPr>
+                <w:rFonts w:ascii="Arial" w:cs="Arial" w:eastAsia="Arial" w:hAnsi="Arial"/>
+                <w:color w:val="1B2118"/>
+                <w:sz w:val="18"/>
+                <w:szCs w:val="18"/>
+              </w:rPr>
+              <w:t xml:space="preserve">; 19 serie</w:t>
+            </w:r>
+          </w:p>
+        </w:tc>
+      </w:tr>
     </w:tbl>
     <w:p>
       <w:pPr>
@@ -24013,7 +24386,7 @@
         <w:szCs w:val="16"/>
       </w:rPr>
       <w:tab/>
-      <w:t xml:space="preserve">Registro issue e test · Rev. 1.16 · 23/10/2026</w:t>
+      <w:t xml:space="preserve">Registro issue e test · Rev. 1.17 · 23/10/2026</w:t>
     </w:r>
   </w:p>
 </w:hdr>
@@ -24078,7 +24451,7 @@
         <w:szCs w:val="16"/>
       </w:rPr>
       <w:tab/>
-      <w:t xml:space="preserve">Registro issue e test · Rev. 1.16 · 23/10/2026</w:t>
+      <w:t xml:space="preserve">Registro issue e test · Rev. 1.17 · 23/10/2026</w:t>
     </w:r>
   </w:p>
 </w:hdr>

--- a/public/documentazione/Registro_Issue_Test_Portale_CWP.docx
+++ b/public/documentazione/Registro_Issue_Test_Portale_CWP.docx
@@ -302,7 +302,7 @@
                 <w:sz w:val="20"/>
                 <w:szCs w:val="20"/>
               </w:rPr>
-              <w:t xml:space="preserve">Rev. 1.17</w:t>
+              <w:t xml:space="preserve">Rev. 1.18</w:t>
             </w:r>
           </w:p>
         </w:tc>
@@ -719,7 +719,7 @@
                 <w:sz w:val="18"/>
                 <w:szCs w:val="18"/>
               </w:rPr>
-              <w:t xml:space="preserve">1.17</w:t>
+              <w:t xml:space="preserve">1.18</w:t>
             </w:r>
           </w:p>
         </w:tc>
@@ -783,7 +783,7 @@
                 <w:sz w:val="18"/>
                 <w:szCs w:val="18"/>
               </w:rPr>
-              <w:t xml:space="preserve">Prove valoreProgetti.test.mjs e t43.sql; 19 serie.</w:t>
+              <w:t xml:space="preserve">Verifica dei colori dello stato delle fasi.</w:t>
             </w:r>
           </w:p>
         </w:tc>
@@ -853,7 +853,7 @@
                 <w:sz w:val="18"/>
                 <w:szCs w:val="18"/>
               </w:rPr>
-              <w:t xml:space="preserve">1.16</w:t>
+              <w:t xml:space="preserve">1.17</w:t>
             </w:r>
           </w:p>
         </w:tc>
@@ -919,7 +919,7 @@
                 <w:sz w:val="18"/>
                 <w:szCs w:val="18"/>
               </w:rPr>
-              <w:t xml:space="preserve">Riepilogo al 23/10.</w:t>
+              <w:t xml:space="preserve">Prove valoreProgetti.test.mjs e t43.sql; 19 serie.</w:t>
             </w:r>
           </w:p>
         </w:tc>
@@ -989,7 +989,7 @@
                 <w:sz w:val="18"/>
                 <w:szCs w:val="18"/>
               </w:rPr>
-              <w:t xml:space="preserve">1.15</w:t>
+              <w:t xml:space="preserve">1.16</w:t>
             </w:r>
           </w:p>
         </w:tc>
@@ -1053,7 +1053,7 @@
                 <w:sz w:val="18"/>
                 <w:szCs w:val="18"/>
               </w:rPr>
-              <w:t xml:space="preserve">Prova t42.sql (valore dei crediti).</w:t>
+              <w:t xml:space="preserve">Riepilogo al 23/10.</w:t>
             </w:r>
           </w:p>
         </w:tc>
@@ -1123,7 +1123,7 @@
                 <w:sz w:val="18"/>
                 <w:szCs w:val="18"/>
               </w:rPr>
-              <w:t xml:space="preserve">1.14</w:t>
+              <w:t xml:space="preserve">1.15</w:t>
             </w:r>
           </w:p>
         </w:tc>
@@ -1189,7 +1189,7 @@
                 <w:sz w:val="18"/>
                 <w:szCs w:val="18"/>
               </w:rPr>
-              <w:t xml:space="preserve">Prove utenzeNelCalcolo.test.mjs (7) e t41.sql; 18 serie.</w:t>
+              <w:t xml:space="preserve">Prova t42.sql (valore dei crediti).</w:t>
             </w:r>
           </w:p>
         </w:tc>
@@ -1259,7 +1259,7 @@
                 <w:sz w:val="18"/>
                 <w:szCs w:val="18"/>
               </w:rPr>
-              <w:t xml:space="preserve">1.13</w:t>
+              <w:t xml:space="preserve">1.14</w:t>
             </w:r>
           </w:p>
         </w:tc>
@@ -1291,7 +1291,7 @@
                 <w:sz w:val="18"/>
                 <w:szCs w:val="18"/>
               </w:rPr>
-              <w:t xml:space="preserve">22/10/2026</w:t>
+              <w:t xml:space="preserve">23/10/2026</w:t>
             </w:r>
           </w:p>
         </w:tc>
@@ -1323,7 +1323,7 @@
                 <w:sz w:val="18"/>
                 <w:szCs w:val="18"/>
               </w:rPr>
-              <w:t xml:space="preserve">Riassunto degli eventi delle utenze nell'Audit (6 prove).</w:t>
+              <w:t xml:space="preserve">Prove utenzeNelCalcolo.test.mjs (7) e t41.sql; 18 serie.</w:t>
             </w:r>
           </w:p>
         </w:tc>
@@ -1393,7 +1393,7 @@
                 <w:sz w:val="18"/>
                 <w:szCs w:val="18"/>
               </w:rPr>
-              <w:t xml:space="preserve">1.12</w:t>
+              <w:t xml:space="preserve">1.13</w:t>
             </w:r>
           </w:p>
         </w:tc>
@@ -1459,7 +1459,7 @@
                 <w:sz w:val="18"/>
                 <w:szCs w:val="18"/>
               </w:rPr>
-              <w:t xml:space="preserve">Serie bancaDatiUtenze.test.mjs; t40.sql esteso.</w:t>
+              <w:t xml:space="preserve">Riassunto degli eventi delle utenze nell'Audit (6 prove).</w:t>
             </w:r>
           </w:p>
         </w:tc>
@@ -1529,7 +1529,7 @@
                 <w:sz w:val="18"/>
                 <w:szCs w:val="18"/>
               </w:rPr>
-              <w:t xml:space="preserve">1.11</w:t>
+              <w:t xml:space="preserve">1.12</w:t>
             </w:r>
           </w:p>
         </w:tc>
@@ -1593,7 +1593,7 @@
                 <w:sz w:val="18"/>
                 <w:szCs w:val="18"/>
               </w:rPr>
-              <w:t xml:space="preserve">Prova t40.sql (Banca Dati Utenze).</w:t>
+              <w:t xml:space="preserve">Serie bancaDatiUtenze.test.mjs; t40.sql esteso.</w:t>
             </w:r>
           </w:p>
         </w:tc>
@@ -1663,7 +1663,7 @@
                 <w:sz w:val="18"/>
                 <w:szCs w:val="18"/>
               </w:rPr>
-              <w:t xml:space="preserve">1.10</w:t>
+              <w:t xml:space="preserve">1.11</w:t>
             </w:r>
           </w:p>
         </w:tc>
@@ -1729,7 +1729,7 @@
                 <w:sz w:val="18"/>
                 <w:szCs w:val="18"/>
               </w:rPr>
-              <w:t xml:space="preserve">N01-N04 e ISS-038 in produzione.</w:t>
+              <w:t xml:space="preserve">Prova t40.sql (Banca Dati Utenze).</w:t>
             </w:r>
           </w:p>
         </w:tc>
@@ -1799,7 +1799,7 @@
                 <w:sz w:val="18"/>
                 <w:szCs w:val="18"/>
               </w:rPr>
-              <w:t xml:space="preserve">1.9</w:t>
+              <w:t xml:space="preserve">1.10</w:t>
             </w:r>
           </w:p>
         </w:tc>
@@ -1863,7 +1863,7 @@
                 <w:sz w:val="18"/>
                 <w:szCs w:val="18"/>
               </w:rPr>
-              <w:t xml:space="preserve">ISS-038: navigazione da smartphone.</w:t>
+              <w:t xml:space="preserve">N01-N04 e ISS-038 in produzione.</w:t>
             </w:r>
           </w:p>
         </w:tc>
@@ -1933,7 +1933,7 @@
                 <w:sz w:val="18"/>
                 <w:szCs w:val="18"/>
               </w:rPr>
-              <w:t xml:space="preserve">1.8</w:t>
+              <w:t xml:space="preserve">1.9</w:t>
             </w:r>
           </w:p>
         </w:tc>
@@ -1999,7 +1999,7 @@
                 <w:sz w:val="18"/>
                 <w:szCs w:val="18"/>
               </w:rPr>
-              <w:t xml:space="preserve">Rilievi N01-N06 della terza sessione: N01-N04 corretti da ritestare, N05 e N06 in attesa di regola; prove rilievi_n.test.mjs e t39.sql.</w:t>
+              <w:t xml:space="preserve">ISS-038: navigazione da smartphone.</w:t>
             </w:r>
           </w:p>
         </w:tc>
@@ -2069,7 +2069,7 @@
                 <w:sz w:val="18"/>
                 <w:szCs w:val="18"/>
               </w:rPr>
-              <w:t xml:space="preserve">1.7</w:t>
+              <w:t xml:space="preserve">1.8</w:t>
             </w:r>
           </w:p>
         </w:tc>
@@ -2101,7 +2101,7 @@
                 <w:sz w:val="18"/>
                 <w:szCs w:val="18"/>
               </w:rPr>
-              <w:t xml:space="preserve">21/10/2026</w:t>
+              <w:t xml:space="preserve">22/10/2026</w:t>
             </w:r>
           </w:p>
         </w:tc>
@@ -2133,7 +2133,7 @@
                 <w:sz w:val="18"/>
                 <w:szCs w:val="18"/>
               </w:rPr>
-              <w:t xml:space="preserve">ISS-037: backup dal Mac.</w:t>
+              <w:t xml:space="preserve">Rilievi N01-N06 della terza sessione: N01-N04 corretti da ritestare, N05 e N06 in attesa di regola; prove rilievi_n.test.mjs e t39.sql.</w:t>
             </w:r>
           </w:p>
         </w:tc>
@@ -2203,7 +2203,7 @@
                 <w:sz w:val="18"/>
                 <w:szCs w:val="18"/>
               </w:rPr>
-              <w:t xml:space="preserve">1.6</w:t>
+              <w:t xml:space="preserve">1.7</w:t>
             </w:r>
           </w:p>
         </w:tc>
@@ -2269,7 +2269,7 @@
                 <w:sz w:val="18"/>
                 <w:szCs w:val="18"/>
               </w:rPr>
-              <w:t xml:space="preserve">ISS-036: causa e tramite per Google News. Prova t37.sql. ISS-036: tramite bloccato da Google, siti ambientali. ISS-036: tramite bloccato da Google, siti ambientali.</w:t>
+              <w:t xml:space="preserve">ISS-037: backup dal Mac.</w:t>
             </w:r>
           </w:p>
         </w:tc>
@@ -2339,7 +2339,7 @@
                 <w:sz w:val="18"/>
                 <w:szCs w:val="18"/>
               </w:rPr>
-              <w:t xml:space="preserve">1.5</w:t>
+              <w:t xml:space="preserve">1.6</w:t>
             </w:r>
           </w:p>
         </w:tc>
@@ -2403,7 +2403,7 @@
                 <w:sz w:val="18"/>
                 <w:szCs w:val="18"/>
               </w:rPr>
-              <w:t xml:space="preserve">ISS-036: canali News da Google a Bing.</w:t>
+              <w:t xml:space="preserve">ISS-036: causa e tramite per Google News. Prova t37.sql. ISS-036: tramite bloccato da Google, siti ambientali. ISS-036: tramite bloccato da Google, siti ambientali.</w:t>
             </w:r>
           </w:p>
         </w:tc>
@@ -2473,7 +2473,7 @@
                 <w:sz w:val="18"/>
                 <w:szCs w:val="18"/>
               </w:rPr>
-              <w:t xml:space="preserve">1.4</w:t>
+              <w:t xml:space="preserve">1.5</w:t>
             </w:r>
           </w:p>
         </w:tc>
@@ -2539,7 +2539,7 @@
                 <w:sz w:val="18"/>
                 <w:szCs w:val="18"/>
               </w:rPr>
-              <w:t xml:space="preserve">Nuove prove notizie.test.mjs e t36.sql.</w:t>
+              <w:t xml:space="preserve">ISS-036: canali News da Google a Bing.</w:t>
             </w:r>
           </w:p>
         </w:tc>
@@ -2609,7 +2609,7 @@
                 <w:sz w:val="18"/>
                 <w:szCs w:val="18"/>
               </w:rPr>
-              <w:t xml:space="preserve">1.3</w:t>
+              <w:t xml:space="preserve">1.4</w:t>
             </w:r>
           </w:p>
         </w:tc>
@@ -2673,7 +2673,7 @@
                 <w:sz w:val="18"/>
                 <w:szCs w:val="18"/>
               </w:rPr>
-              <w:t xml:space="preserve">ISS-035: PDF ed Excel della simulazione con tutti i dati e i grafici.</w:t>
+              <w:t xml:space="preserve">Nuove prove notizie.test.mjs e t36.sql.</w:t>
             </w:r>
           </w:p>
         </w:tc>
@@ -2743,7 +2743,7 @@
                 <w:sz w:val="18"/>
                 <w:szCs w:val="18"/>
               </w:rPr>
-              <w:t xml:space="preserve">1.2</w:t>
+              <w:t xml:space="preserve">1.3</w:t>
             </w:r>
           </w:p>
         </w:tc>
@@ -2809,7 +2809,7 @@
                 <w:sz w:val="18"/>
                 <w:szCs w:val="18"/>
               </w:rPr>
-              <w:t xml:space="preserve">Nuova serie di prove dell'assistente.</w:t>
+              <w:t xml:space="preserve">ISS-035: PDF ed Excel della simulazione con tutti i dati e i grafici.</w:t>
             </w:r>
           </w:p>
         </w:tc>
@@ -2879,7 +2879,7 @@
                 <w:sz w:val="18"/>
                 <w:szCs w:val="18"/>
               </w:rPr>
-              <w:t xml:space="preserve">1.1</w:t>
+              <w:t xml:space="preserve">1.2</w:t>
             </w:r>
           </w:p>
         </w:tc>
@@ -2943,7 +2943,7 @@
                 <w:sz w:val="18"/>
                 <w:szCs w:val="18"/>
               </w:rPr>
-              <w:t xml:space="preserve">R08 corretto e da ritestare; prova di ripristino da backup.</w:t>
+              <w:t xml:space="preserve">Nuova serie di prove dell'assistente.</w:t>
             </w:r>
           </w:p>
         </w:tc>
@@ -3013,6 +3013,142 @@
                 <w:sz w:val="18"/>
                 <w:szCs w:val="18"/>
               </w:rPr>
+              <w:t xml:space="preserve">1.1</w:t>
+            </w:r>
+          </w:p>
+        </w:tc>
+        <w:tc>
+          <w:tcPr>
+            <w:tcW w:type="dxa" w:w="1300"/>
+            <w:tcBorders>
+              <w:top w:val="single" w:color="D9D4C5" w:sz="4"/>
+              <w:left w:val="single" w:color="D9D4C5" w:sz="4"/>
+              <w:bottom w:val="single" w:color="D9D4C5" w:sz="4"/>
+              <w:right w:val="single" w:color="D9D4C5" w:sz="4"/>
+            </w:tcBorders>
+            <w:shd w:fill="F6F4EE" w:color="auto" w:val="clear"/>
+            <w:tcMar>
+              <w:top w:type="dxa" w:w="70"/>
+              <w:left w:type="dxa" w:w="110"/>
+              <w:bottom w:type="dxa" w:w="70"/>
+              <w:right w:type="dxa" w:w="110"/>
+            </w:tcMar>
+            <w:vAlign w:val="center"/>
+          </w:tcPr>
+          <w:p>
+            <w:pPr>
+              <w:spacing w:after="0" w:before="0"/>
+            </w:pPr>
+            <w:r>
+              <w:rPr>
+                <w:rFonts w:ascii="Arial" w:cs="Arial" w:eastAsia="Arial" w:hAnsi="Arial"/>
+                <w:color w:val="1B2118"/>
+                <w:sz w:val="18"/>
+                <w:szCs w:val="18"/>
+              </w:rPr>
+              <w:t xml:space="preserve">21/10/2026</w:t>
+            </w:r>
+          </w:p>
+        </w:tc>
+        <w:tc>
+          <w:tcPr>
+            <w:tcW w:type="dxa" w:w="5538"/>
+            <w:tcBorders>
+              <w:top w:val="single" w:color="D9D4C5" w:sz="4"/>
+              <w:left w:val="single" w:color="D9D4C5" w:sz="4"/>
+              <w:bottom w:val="single" w:color="D9D4C5" w:sz="4"/>
+              <w:right w:val="single" w:color="D9D4C5" w:sz="4"/>
+            </w:tcBorders>
+            <w:shd w:fill="F6F4EE" w:color="auto" w:val="clear"/>
+            <w:tcMar>
+              <w:top w:type="dxa" w:w="70"/>
+              <w:left w:type="dxa" w:w="110"/>
+              <w:bottom w:type="dxa" w:w="70"/>
+              <w:right w:type="dxa" w:w="110"/>
+            </w:tcMar>
+            <w:vAlign w:val="center"/>
+          </w:tcPr>
+          <w:p>
+            <w:pPr>
+              <w:spacing w:after="0" w:before="0"/>
+            </w:pPr>
+            <w:r>
+              <w:rPr>
+                <w:rFonts w:ascii="Arial" w:cs="Arial" w:eastAsia="Arial" w:hAnsi="Arial"/>
+                <w:color w:val="1B2118"/>
+                <w:sz w:val="18"/>
+                <w:szCs w:val="18"/>
+              </w:rPr>
+              <w:t xml:space="preserve">R08 corretto e da ritestare; prova di ripristino da backup.</w:t>
+            </w:r>
+          </w:p>
+        </w:tc>
+        <w:tc>
+          <w:tcPr>
+            <w:tcW w:type="dxa" w:w="2000"/>
+            <w:tcBorders>
+              <w:top w:val="single" w:color="D9D4C5" w:sz="4"/>
+              <w:left w:val="single" w:color="D9D4C5" w:sz="4"/>
+              <w:bottom w:val="single" w:color="D9D4C5" w:sz="4"/>
+              <w:right w:val="single" w:color="D9D4C5" w:sz="4"/>
+            </w:tcBorders>
+            <w:shd w:fill="F6F4EE" w:color="auto" w:val="clear"/>
+            <w:tcMar>
+              <w:top w:type="dxa" w:w="70"/>
+              <w:left w:type="dxa" w:w="110"/>
+              <w:bottom w:type="dxa" w:w="70"/>
+              <w:right w:type="dxa" w:w="110"/>
+            </w:tcMar>
+            <w:vAlign w:val="center"/>
+          </w:tcPr>
+          <w:p>
+            <w:pPr>
+              <w:spacing w:after="0" w:before="0"/>
+            </w:pPr>
+            <w:r>
+              <w:rPr>
+                <w:rFonts w:ascii="Arial" w:cs="Arial" w:eastAsia="Arial" w:hAnsi="Arial"/>
+                <w:color w:val="1B2118"/>
+                <w:sz w:val="18"/>
+                <w:szCs w:val="18"/>
+              </w:rPr>
+              <w:t xml:space="preserve">Fondazione Operate</w:t>
+            </w:r>
+          </w:p>
+        </w:tc>
+      </w:tr>
+      <w:tr>
+        <w:trPr>
+          <w:cantSplit/>
+        </w:trPr>
+        <w:tc>
+          <w:tcPr>
+            <w:tcW w:type="dxa" w:w="800"/>
+            <w:tcBorders>
+              <w:top w:val="single" w:color="D9D4C5" w:sz="4"/>
+              <w:left w:val="single" w:color="D9D4C5" w:sz="4"/>
+              <w:bottom w:val="single" w:color="D9D4C5" w:sz="4"/>
+              <w:right w:val="single" w:color="D9D4C5" w:sz="4"/>
+            </w:tcBorders>
+            <w:tcMar>
+              <w:top w:type="dxa" w:w="70"/>
+              <w:left w:type="dxa" w:w="110"/>
+              <w:bottom w:type="dxa" w:w="70"/>
+              <w:right w:type="dxa" w:w="110"/>
+            </w:tcMar>
+            <w:vAlign w:val="center"/>
+          </w:tcPr>
+          <w:p>
+            <w:pPr>
+              <w:spacing w:after="0" w:before="0"/>
+            </w:pPr>
+            <w:r>
+              <w:rPr>
+                <w:rFonts w:ascii="Arial" w:cs="Arial" w:eastAsia="Arial" w:hAnsi="Arial"/>
+                <w:color w:val="1B2118"/>
+                <w:sz w:val="18"/>
+                <w:szCs w:val="18"/>
+              </w:rPr>
               <w:t xml:space="preserve">1.0</w:t>
             </w:r>
           </w:p>
@@ -3026,7 +3162,6 @@
               <w:bottom w:val="single" w:color="D9D4C5" w:sz="4"/>
               <w:right w:val="single" w:color="D9D4C5" w:sz="4"/>
             </w:tcBorders>
-            <w:shd w:fill="F6F4EE" w:color="auto" w:val="clear"/>
             <w:tcMar>
               <w:top w:type="dxa" w:w="70"/>
               <w:left w:type="dxa" w:w="110"/>
@@ -3059,7 +3194,6 @@
               <w:bottom w:val="single" w:color="D9D4C5" w:sz="4"/>
               <w:right w:val="single" w:color="D9D4C5" w:sz="4"/>
             </w:tcBorders>
-            <w:shd w:fill="F6F4EE" w:color="auto" w:val="clear"/>
             <w:tcMar>
               <w:top w:type="dxa" w:w="70"/>
               <w:left w:type="dxa" w:w="110"/>
@@ -3092,7 +3226,6 @@
               <w:bottom w:val="single" w:color="D9D4C5" w:sz="4"/>
               <w:right w:val="single" w:color="D9D4C5" w:sz="4"/>
             </w:tcBorders>
-            <w:shd w:fill="F6F4EE" w:color="auto" w:val="clear"/>
             <w:tcMar>
               <w:top w:type="dxa" w:w="70"/>
               <w:left w:type="dxa" w:w="110"/>
@@ -3134,7 +3267,7 @@
           <w:sz w:val="20"/>
           <w:szCs w:val="20"/>
         </w:rPr>
-        <w:t xml:space="preserve">Fotografia del registro alla revisione 1.17 del 23/10/2026. Il registro si aggiorna a ogni variazione (segnalazione, correzione, ritest, rilascio); la versione corrente si scarica dall'area Documentazione del portale (solo Amministratori).</w:t>
+        <w:t xml:space="preserve">Fotografia del registro alla revisione 1.18 del 23/10/2026. Il registro si aggiorna a ogni variazione (segnalazione, correzione, ritest, rilascio); la versione corrente si scarica dall'area Documentazione del portale (solo Amministratori).</w:t>
       </w:r>
     </w:p>
     <w:p>
@@ -24145,6 +24278,75 @@
           </w:p>
         </w:tc>
       </w:tr>
+      <w:tr>
+        <w:trPr>
+          <w:cantSplit/>
+        </w:trPr>
+        <w:tc>
+          <w:tcPr>
+            <w:tcW w:type="dxa" w:w="2029"/>
+            <w:tcBorders>
+              <w:top w:val="single" w:color="D9D4C5" w:sz="4"/>
+              <w:left w:val="single" w:color="D9D4C5" w:sz="4"/>
+              <w:bottom w:val="single" w:color="D9D4C5" w:sz="4"/>
+              <w:right w:val="single" w:color="D9D4C5" w:sz="4"/>
+            </w:tcBorders>
+            <w:tcMar>
+              <w:top w:type="dxa" w:w="70"/>
+              <w:left w:type="dxa" w:w="110"/>
+              <w:bottom w:type="dxa" w:w="70"/>
+              <w:right w:type="dxa" w:w="110"/>
+            </w:tcMar>
+            <w:vAlign w:val="center"/>
+          </w:tcPr>
+          <w:p>
+            <w:pPr>
+              <w:spacing w:after="0" w:before="0"/>
+            </w:pPr>
+            <w:r>
+              <w:rPr>
+                <w:rFonts w:ascii="Arial" w:cs="Arial" w:eastAsia="Arial" w:hAnsi="Arial"/>
+                <w:color w:val="1B2118"/>
+                <w:sz w:val="18"/>
+                <w:szCs w:val="18"/>
+              </w:rPr>
+              <w:t xml:space="preserve">23/10/2026 12:10</w:t>
+            </w:r>
+          </w:p>
+        </w:tc>
+        <w:tc>
+          <w:tcPr>
+            <w:tcW w:type="dxa" w:w="7609"/>
+            <w:tcBorders>
+              <w:top w:val="single" w:color="D9D4C5" w:sz="4"/>
+              <w:left w:val="single" w:color="D9D4C5" w:sz="4"/>
+              <w:bottom w:val="single" w:color="D9D4C5" w:sz="4"/>
+              <w:right w:val="single" w:color="D9D4C5" w:sz="4"/>
+            </w:tcBorders>
+            <w:tcMar>
+              <w:top w:type="dxa" w:w="70"/>
+              <w:left w:type="dxa" w:w="110"/>
+              <w:bottom w:type="dxa" w:w="70"/>
+              <w:right w:type="dxa" w:w="110"/>
+            </w:tcMar>
+            <w:vAlign w:val="center"/>
+          </w:tcPr>
+          <w:p>
+            <w:pPr>
+              <w:spacing w:after="0" w:before="0"/>
+            </w:pPr>
+            <w:r>
+              <w:rPr>
+                <w:rFonts w:ascii="Arial" w:cs="Arial" w:eastAsia="Arial" w:hAnsi="Arial"/>
+                <w:color w:val="1B2118"/>
+                <w:sz w:val="18"/>
+                <w:szCs w:val="18"/>
+              </w:rPr>
+              <w:t xml:space="preserve">Colori dello stato delle fasi: verifica a schermo (computer e telefono); 19 serie</w:t>
+            </w:r>
+          </w:p>
+        </w:tc>
+      </w:tr>
     </w:tbl>
     <w:p>
       <w:pPr>
@@ -24386,7 +24588,7 @@
         <w:szCs w:val="16"/>
       </w:rPr>
       <w:tab/>
-      <w:t xml:space="preserve">Registro issue e test · Rev. 1.17 · 23/10/2026</w:t>
+      <w:t xml:space="preserve">Registro issue e test · Rev. 1.18 · 23/10/2026</w:t>
     </w:r>
   </w:p>
 </w:hdr>
@@ -24451,7 +24653,7 @@
         <w:szCs w:val="16"/>
       </w:rPr>
       <w:tab/>
-      <w:t xml:space="preserve">Registro issue e test · Rev. 1.17 · 23/10/2026</w:t>
+      <w:t xml:space="preserve">Registro issue e test · Rev. 1.18 · 23/10/2026</w:t>
     </w:r>
   </w:p>
 </w:hdr>

--- a/public/documentazione/Registro_Issue_Test_Portale_CWP.docx
+++ b/public/documentazione/Registro_Issue_Test_Portale_CWP.docx
@@ -302,7 +302,7 @@
                 <w:sz w:val="20"/>
                 <w:szCs w:val="20"/>
               </w:rPr>
-              <w:t xml:space="preserve">Rev. 1.18</w:t>
+              <w:t xml:space="preserve">Rev. 1.19</w:t>
             </w:r>
           </w:p>
         </w:tc>
@@ -719,7 +719,7 @@
                 <w:sz w:val="18"/>
                 <w:szCs w:val="18"/>
               </w:rPr>
-              <w:t xml:space="preserve">1.18</w:t>
+              <w:t xml:space="preserve">1.19</w:t>
             </w:r>
           </w:p>
         </w:tc>
@@ -783,7 +783,7 @@
                 <w:sz w:val="18"/>
                 <w:szCs w:val="18"/>
               </w:rPr>
-              <w:t xml:space="preserve">Verifica dei colori dello stato delle fasi.</w:t>
+              <w:t xml:space="preserve">Prova t34.sql nell'ordine della produzione.</w:t>
             </w:r>
           </w:p>
         </w:tc>
@@ -853,7 +853,7 @@
                 <w:sz w:val="18"/>
                 <w:szCs w:val="18"/>
               </w:rPr>
-              <w:t xml:space="preserve">1.17</w:t>
+              <w:t xml:space="preserve">1.18</w:t>
             </w:r>
           </w:p>
         </w:tc>
@@ -919,7 +919,7 @@
                 <w:sz w:val="18"/>
                 <w:szCs w:val="18"/>
               </w:rPr>
-              <w:t xml:space="preserve">Prove valoreProgetti.test.mjs e t43.sql; 19 serie.</w:t>
+              <w:t xml:space="preserve">Verifica dei colori dello stato delle fasi.</w:t>
             </w:r>
           </w:p>
         </w:tc>
@@ -989,7 +989,7 @@
                 <w:sz w:val="18"/>
                 <w:szCs w:val="18"/>
               </w:rPr>
-              <w:t xml:space="preserve">1.16</w:t>
+              <w:t xml:space="preserve">1.17</w:t>
             </w:r>
           </w:p>
         </w:tc>
@@ -1053,7 +1053,7 @@
                 <w:sz w:val="18"/>
                 <w:szCs w:val="18"/>
               </w:rPr>
-              <w:t xml:space="preserve">Riepilogo al 23/10.</w:t>
+              <w:t xml:space="preserve">Prove valoreProgetti.test.mjs e t43.sql; 19 serie.</w:t>
             </w:r>
           </w:p>
         </w:tc>
@@ -1123,7 +1123,7 @@
                 <w:sz w:val="18"/>
                 <w:szCs w:val="18"/>
               </w:rPr>
-              <w:t xml:space="preserve">1.15</w:t>
+              <w:t xml:space="preserve">1.16</w:t>
             </w:r>
           </w:p>
         </w:tc>
@@ -1189,7 +1189,7 @@
                 <w:sz w:val="18"/>
                 <w:szCs w:val="18"/>
               </w:rPr>
-              <w:t xml:space="preserve">Prova t42.sql (valore dei crediti).</w:t>
+              <w:t xml:space="preserve">Riepilogo al 23/10.</w:t>
             </w:r>
           </w:p>
         </w:tc>
@@ -1259,7 +1259,7 @@
                 <w:sz w:val="18"/>
                 <w:szCs w:val="18"/>
               </w:rPr>
-              <w:t xml:space="preserve">1.14</w:t>
+              <w:t xml:space="preserve">1.15</w:t>
             </w:r>
           </w:p>
         </w:tc>
@@ -1323,7 +1323,7 @@
                 <w:sz w:val="18"/>
                 <w:szCs w:val="18"/>
               </w:rPr>
-              <w:t xml:space="preserve">Prove utenzeNelCalcolo.test.mjs (7) e t41.sql; 18 serie.</w:t>
+              <w:t xml:space="preserve">Prova t42.sql (valore dei crediti).</w:t>
             </w:r>
           </w:p>
         </w:tc>
@@ -1393,7 +1393,7 @@
                 <w:sz w:val="18"/>
                 <w:szCs w:val="18"/>
               </w:rPr>
-              <w:t xml:space="preserve">1.13</w:t>
+              <w:t xml:space="preserve">1.14</w:t>
             </w:r>
           </w:p>
         </w:tc>
@@ -1426,7 +1426,7 @@
                 <w:sz w:val="18"/>
                 <w:szCs w:val="18"/>
               </w:rPr>
-              <w:t xml:space="preserve">22/10/2026</w:t>
+              <w:t xml:space="preserve">23/10/2026</w:t>
             </w:r>
           </w:p>
         </w:tc>
@@ -1459,7 +1459,7 @@
                 <w:sz w:val="18"/>
                 <w:szCs w:val="18"/>
               </w:rPr>
-              <w:t xml:space="preserve">Riassunto degli eventi delle utenze nell'Audit (6 prove).</w:t>
+              <w:t xml:space="preserve">Prove utenzeNelCalcolo.test.mjs (7) e t41.sql; 18 serie.</w:t>
             </w:r>
           </w:p>
         </w:tc>
@@ -1529,7 +1529,7 @@
                 <w:sz w:val="18"/>
                 <w:szCs w:val="18"/>
               </w:rPr>
-              <w:t xml:space="preserve">1.12</w:t>
+              <w:t xml:space="preserve">1.13</w:t>
             </w:r>
           </w:p>
         </w:tc>
@@ -1593,7 +1593,7 @@
                 <w:sz w:val="18"/>
                 <w:szCs w:val="18"/>
               </w:rPr>
-              <w:t xml:space="preserve">Serie bancaDatiUtenze.test.mjs; t40.sql esteso.</w:t>
+              <w:t xml:space="preserve">Riassunto degli eventi delle utenze nell'Audit (6 prove).</w:t>
             </w:r>
           </w:p>
         </w:tc>
@@ -1663,7 +1663,7 @@
                 <w:sz w:val="18"/>
                 <w:szCs w:val="18"/>
               </w:rPr>
-              <w:t xml:space="preserve">1.11</w:t>
+              <w:t xml:space="preserve">1.12</w:t>
             </w:r>
           </w:p>
         </w:tc>
@@ -1729,7 +1729,7 @@
                 <w:sz w:val="18"/>
                 <w:szCs w:val="18"/>
               </w:rPr>
-              <w:t xml:space="preserve">Prova t40.sql (Banca Dati Utenze).</w:t>
+              <w:t xml:space="preserve">Serie bancaDatiUtenze.test.mjs; t40.sql esteso.</w:t>
             </w:r>
           </w:p>
         </w:tc>
@@ -1799,7 +1799,7 @@
                 <w:sz w:val="18"/>
                 <w:szCs w:val="18"/>
               </w:rPr>
-              <w:t xml:space="preserve">1.10</w:t>
+              <w:t xml:space="preserve">1.11</w:t>
             </w:r>
           </w:p>
         </w:tc>
@@ -1863,7 +1863,7 @@
                 <w:sz w:val="18"/>
                 <w:szCs w:val="18"/>
               </w:rPr>
-              <w:t xml:space="preserve">N01-N04 e ISS-038 in produzione.</w:t>
+              <w:t xml:space="preserve">Prova t40.sql (Banca Dati Utenze).</w:t>
             </w:r>
           </w:p>
         </w:tc>
@@ -1933,7 +1933,7 @@
                 <w:sz w:val="18"/>
                 <w:szCs w:val="18"/>
               </w:rPr>
-              <w:t xml:space="preserve">1.9</w:t>
+              <w:t xml:space="preserve">1.10</w:t>
             </w:r>
           </w:p>
         </w:tc>
@@ -1999,7 +1999,7 @@
                 <w:sz w:val="18"/>
                 <w:szCs w:val="18"/>
               </w:rPr>
-              <w:t xml:space="preserve">ISS-038: navigazione da smartphone.</w:t>
+              <w:t xml:space="preserve">N01-N04 e ISS-038 in produzione.</w:t>
             </w:r>
           </w:p>
         </w:tc>
@@ -2069,7 +2069,7 @@
                 <w:sz w:val="18"/>
                 <w:szCs w:val="18"/>
               </w:rPr>
-              <w:t xml:space="preserve">1.8</w:t>
+              <w:t xml:space="preserve">1.9</w:t>
             </w:r>
           </w:p>
         </w:tc>
@@ -2133,7 +2133,7 @@
                 <w:sz w:val="18"/>
                 <w:szCs w:val="18"/>
               </w:rPr>
-              <w:t xml:space="preserve">Rilievi N01-N06 della terza sessione: N01-N04 corretti da ritestare, N05 e N06 in attesa di regola; prove rilievi_n.test.mjs e t39.sql.</w:t>
+              <w:t xml:space="preserve">ISS-038: navigazione da smartphone.</w:t>
             </w:r>
           </w:p>
         </w:tc>
@@ -2203,7 +2203,7 @@
                 <w:sz w:val="18"/>
                 <w:szCs w:val="18"/>
               </w:rPr>
-              <w:t xml:space="preserve">1.7</w:t>
+              <w:t xml:space="preserve">1.8</w:t>
             </w:r>
           </w:p>
         </w:tc>
@@ -2236,7 +2236,7 @@
                 <w:sz w:val="18"/>
                 <w:szCs w:val="18"/>
               </w:rPr>
-              <w:t xml:space="preserve">21/10/2026</w:t>
+              <w:t xml:space="preserve">22/10/2026</w:t>
             </w:r>
           </w:p>
         </w:tc>
@@ -2269,7 +2269,7 @@
                 <w:sz w:val="18"/>
                 <w:szCs w:val="18"/>
               </w:rPr>
-              <w:t xml:space="preserve">ISS-037: backup dal Mac.</w:t>
+              <w:t xml:space="preserve">Rilievi N01-N06 della terza sessione: N01-N04 corretti da ritestare, N05 e N06 in attesa di regola; prove rilievi_n.test.mjs e t39.sql.</w:t>
             </w:r>
           </w:p>
         </w:tc>
@@ -2339,7 +2339,7 @@
                 <w:sz w:val="18"/>
                 <w:szCs w:val="18"/>
               </w:rPr>
-              <w:t xml:space="preserve">1.6</w:t>
+              <w:t xml:space="preserve">1.7</w:t>
             </w:r>
           </w:p>
         </w:tc>
@@ -2403,7 +2403,7 @@
                 <w:sz w:val="18"/>
                 <w:szCs w:val="18"/>
               </w:rPr>
-              <w:t xml:space="preserve">ISS-036: causa e tramite per Google News. Prova t37.sql. ISS-036: tramite bloccato da Google, siti ambientali. ISS-036: tramite bloccato da Google, siti ambientali.</w:t>
+              <w:t xml:space="preserve">ISS-037: backup dal Mac.</w:t>
             </w:r>
           </w:p>
         </w:tc>
@@ -2473,7 +2473,7 @@
                 <w:sz w:val="18"/>
                 <w:szCs w:val="18"/>
               </w:rPr>
-              <w:t xml:space="preserve">1.5</w:t>
+              <w:t xml:space="preserve">1.6</w:t>
             </w:r>
           </w:p>
         </w:tc>
@@ -2539,7 +2539,7 @@
                 <w:sz w:val="18"/>
                 <w:szCs w:val="18"/>
               </w:rPr>
-              <w:t xml:space="preserve">ISS-036: canali News da Google a Bing.</w:t>
+              <w:t xml:space="preserve">ISS-036: causa e tramite per Google News. Prova t37.sql. ISS-036: tramite bloccato da Google, siti ambientali. ISS-036: tramite bloccato da Google, siti ambientali.</w:t>
             </w:r>
           </w:p>
         </w:tc>
@@ -2609,7 +2609,7 @@
                 <w:sz w:val="18"/>
                 <w:szCs w:val="18"/>
               </w:rPr>
-              <w:t xml:space="preserve">1.4</w:t>
+              <w:t xml:space="preserve">1.5</w:t>
             </w:r>
           </w:p>
         </w:tc>
@@ -2673,7 +2673,7 @@
                 <w:sz w:val="18"/>
                 <w:szCs w:val="18"/>
               </w:rPr>
-              <w:t xml:space="preserve">Nuove prove notizie.test.mjs e t36.sql.</w:t>
+              <w:t xml:space="preserve">ISS-036: canali News da Google a Bing.</w:t>
             </w:r>
           </w:p>
         </w:tc>
@@ -2743,7 +2743,7 @@
                 <w:sz w:val="18"/>
                 <w:szCs w:val="18"/>
               </w:rPr>
-              <w:t xml:space="preserve">1.3</w:t>
+              <w:t xml:space="preserve">1.4</w:t>
             </w:r>
           </w:p>
         </w:tc>
@@ -2809,7 +2809,7 @@
                 <w:sz w:val="18"/>
                 <w:szCs w:val="18"/>
               </w:rPr>
-              <w:t xml:space="preserve">ISS-035: PDF ed Excel della simulazione con tutti i dati e i grafici.</w:t>
+              <w:t xml:space="preserve">Nuove prove notizie.test.mjs e t36.sql.</w:t>
             </w:r>
           </w:p>
         </w:tc>
@@ -2879,7 +2879,7 @@
                 <w:sz w:val="18"/>
                 <w:szCs w:val="18"/>
               </w:rPr>
-              <w:t xml:space="preserve">1.2</w:t>
+              <w:t xml:space="preserve">1.3</w:t>
             </w:r>
           </w:p>
         </w:tc>
@@ -2943,7 +2943,7 @@
                 <w:sz w:val="18"/>
                 <w:szCs w:val="18"/>
               </w:rPr>
-              <w:t xml:space="preserve">Nuova serie di prove dell'assistente.</w:t>
+              <w:t xml:space="preserve">ISS-035: PDF ed Excel della simulazione con tutti i dati e i grafici.</w:t>
             </w:r>
           </w:p>
         </w:tc>
@@ -3013,7 +3013,7 @@
                 <w:sz w:val="18"/>
                 <w:szCs w:val="18"/>
               </w:rPr>
-              <w:t xml:space="preserve">1.1</w:t>
+              <w:t xml:space="preserve">1.2</w:t>
             </w:r>
           </w:p>
         </w:tc>
@@ -3079,7 +3079,7 @@
                 <w:sz w:val="18"/>
                 <w:szCs w:val="18"/>
               </w:rPr>
-              <w:t xml:space="preserve">R08 corretto e da ritestare; prova di ripristino da backup.</w:t>
+              <w:t xml:space="preserve">Nuova serie di prove dell'assistente.</w:t>
             </w:r>
           </w:p>
         </w:tc>
@@ -3149,6 +3149,140 @@
                 <w:sz w:val="18"/>
                 <w:szCs w:val="18"/>
               </w:rPr>
+              <w:t xml:space="preserve">1.1</w:t>
+            </w:r>
+          </w:p>
+        </w:tc>
+        <w:tc>
+          <w:tcPr>
+            <w:tcW w:type="dxa" w:w="1300"/>
+            <w:tcBorders>
+              <w:top w:val="single" w:color="D9D4C5" w:sz="4"/>
+              <w:left w:val="single" w:color="D9D4C5" w:sz="4"/>
+              <w:bottom w:val="single" w:color="D9D4C5" w:sz="4"/>
+              <w:right w:val="single" w:color="D9D4C5" w:sz="4"/>
+            </w:tcBorders>
+            <w:tcMar>
+              <w:top w:type="dxa" w:w="70"/>
+              <w:left w:type="dxa" w:w="110"/>
+              <w:bottom w:type="dxa" w:w="70"/>
+              <w:right w:type="dxa" w:w="110"/>
+            </w:tcMar>
+            <w:vAlign w:val="center"/>
+          </w:tcPr>
+          <w:p>
+            <w:pPr>
+              <w:spacing w:after="0" w:before="0"/>
+            </w:pPr>
+            <w:r>
+              <w:rPr>
+                <w:rFonts w:ascii="Arial" w:cs="Arial" w:eastAsia="Arial" w:hAnsi="Arial"/>
+                <w:color w:val="1B2118"/>
+                <w:sz w:val="18"/>
+                <w:szCs w:val="18"/>
+              </w:rPr>
+              <w:t xml:space="preserve">21/10/2026</w:t>
+            </w:r>
+          </w:p>
+        </w:tc>
+        <w:tc>
+          <w:tcPr>
+            <w:tcW w:type="dxa" w:w="5538"/>
+            <w:tcBorders>
+              <w:top w:val="single" w:color="D9D4C5" w:sz="4"/>
+              <w:left w:val="single" w:color="D9D4C5" w:sz="4"/>
+              <w:bottom w:val="single" w:color="D9D4C5" w:sz="4"/>
+              <w:right w:val="single" w:color="D9D4C5" w:sz="4"/>
+            </w:tcBorders>
+            <w:tcMar>
+              <w:top w:type="dxa" w:w="70"/>
+              <w:left w:type="dxa" w:w="110"/>
+              <w:bottom w:type="dxa" w:w="70"/>
+              <w:right w:type="dxa" w:w="110"/>
+            </w:tcMar>
+            <w:vAlign w:val="center"/>
+          </w:tcPr>
+          <w:p>
+            <w:pPr>
+              <w:spacing w:after="0" w:before="0"/>
+            </w:pPr>
+            <w:r>
+              <w:rPr>
+                <w:rFonts w:ascii="Arial" w:cs="Arial" w:eastAsia="Arial" w:hAnsi="Arial"/>
+                <w:color w:val="1B2118"/>
+                <w:sz w:val="18"/>
+                <w:szCs w:val="18"/>
+              </w:rPr>
+              <w:t xml:space="preserve">R08 corretto e da ritestare; prova di ripristino da backup.</w:t>
+            </w:r>
+          </w:p>
+        </w:tc>
+        <w:tc>
+          <w:tcPr>
+            <w:tcW w:type="dxa" w:w="2000"/>
+            <w:tcBorders>
+              <w:top w:val="single" w:color="D9D4C5" w:sz="4"/>
+              <w:left w:val="single" w:color="D9D4C5" w:sz="4"/>
+              <w:bottom w:val="single" w:color="D9D4C5" w:sz="4"/>
+              <w:right w:val="single" w:color="D9D4C5" w:sz="4"/>
+            </w:tcBorders>
+            <w:tcMar>
+              <w:top w:type="dxa" w:w="70"/>
+              <w:left w:type="dxa" w:w="110"/>
+              <w:bottom w:type="dxa" w:w="70"/>
+              <w:right w:type="dxa" w:w="110"/>
+            </w:tcMar>
+            <w:vAlign w:val="center"/>
+          </w:tcPr>
+          <w:p>
+            <w:pPr>
+              <w:spacing w:after="0" w:before="0"/>
+            </w:pPr>
+            <w:r>
+              <w:rPr>
+                <w:rFonts w:ascii="Arial" w:cs="Arial" w:eastAsia="Arial" w:hAnsi="Arial"/>
+                <w:color w:val="1B2118"/>
+                <w:sz w:val="18"/>
+                <w:szCs w:val="18"/>
+              </w:rPr>
+              <w:t xml:space="preserve">Fondazione Operate</w:t>
+            </w:r>
+          </w:p>
+        </w:tc>
+      </w:tr>
+      <w:tr>
+        <w:trPr>
+          <w:cantSplit/>
+        </w:trPr>
+        <w:tc>
+          <w:tcPr>
+            <w:tcW w:type="dxa" w:w="800"/>
+            <w:tcBorders>
+              <w:top w:val="single" w:color="D9D4C5" w:sz="4"/>
+              <w:left w:val="single" w:color="D9D4C5" w:sz="4"/>
+              <w:bottom w:val="single" w:color="D9D4C5" w:sz="4"/>
+              <w:right w:val="single" w:color="D9D4C5" w:sz="4"/>
+            </w:tcBorders>
+            <w:shd w:fill="F6F4EE" w:color="auto" w:val="clear"/>
+            <w:tcMar>
+              <w:top w:type="dxa" w:w="70"/>
+              <w:left w:type="dxa" w:w="110"/>
+              <w:bottom w:type="dxa" w:w="70"/>
+              <w:right w:type="dxa" w:w="110"/>
+            </w:tcMar>
+            <w:vAlign w:val="center"/>
+          </w:tcPr>
+          <w:p>
+            <w:pPr>
+              <w:spacing w:after="0" w:before="0"/>
+            </w:pPr>
+            <w:r>
+              <w:rPr>
+                <w:rFonts w:ascii="Arial" w:cs="Arial" w:eastAsia="Arial" w:hAnsi="Arial"/>
+                <w:color w:val="1B2118"/>
+                <w:sz w:val="18"/>
+                <w:szCs w:val="18"/>
+              </w:rPr>
               <w:t xml:space="preserve">1.0</w:t>
             </w:r>
           </w:p>
@@ -3162,6 +3296,7 @@
               <w:bottom w:val="single" w:color="D9D4C5" w:sz="4"/>
               <w:right w:val="single" w:color="D9D4C5" w:sz="4"/>
             </w:tcBorders>
+            <w:shd w:fill="F6F4EE" w:color="auto" w:val="clear"/>
             <w:tcMar>
               <w:top w:type="dxa" w:w="70"/>
               <w:left w:type="dxa" w:w="110"/>
@@ -3194,6 +3329,7 @@
               <w:bottom w:val="single" w:color="D9D4C5" w:sz="4"/>
               <w:right w:val="single" w:color="D9D4C5" w:sz="4"/>
             </w:tcBorders>
+            <w:shd w:fill="F6F4EE" w:color="auto" w:val="clear"/>
             <w:tcMar>
               <w:top w:type="dxa" w:w="70"/>
               <w:left w:type="dxa" w:w="110"/>
@@ -3226,6 +3362,7 @@
               <w:bottom w:val="single" w:color="D9D4C5" w:sz="4"/>
               <w:right w:val="single" w:color="D9D4C5" w:sz="4"/>
             </w:tcBorders>
+            <w:shd w:fill="F6F4EE" w:color="auto" w:val="clear"/>
             <w:tcMar>
               <w:top w:type="dxa" w:w="70"/>
               <w:left w:type="dxa" w:w="110"/>
@@ -3267,7 +3404,7 @@
           <w:sz w:val="20"/>
           <w:szCs w:val="20"/>
         </w:rPr>
-        <w:t xml:space="preserve">Fotografia del registro alla revisione 1.18 del 23/10/2026. Il registro si aggiorna a ogni variazione (segnalazione, correzione, ritest, rilascio); la versione corrente si scarica dall'area Documentazione del portale (solo Amministratori).</w:t>
+        <w:t xml:space="preserve">Fotografia del registro alla revisione 1.19 del 23/10/2026. Il registro si aggiorna a ogni variazione (segnalazione, correzione, ritest, rilascio); la versione corrente si scarica dall'area Documentazione del portale (solo Amministratori).</w:t>
       </w:r>
     </w:p>
     <w:p>
@@ -20908,6 +21045,70 @@
           <w:szCs w:val="21"/>
         </w:rPr>
         <w:t xml:space="preserve">Ultime prove:</w:t>
+      </w:r>
+    </w:p>
+    <w:p>
+      <w:pPr>
+        <w:pStyle w:val="ListParagraph"/>
+        <w:numPr>
+          <w:ilvl w:val="0"/>
+          <w:numId w:val="2"/>
+        </w:numPr>
+        <w:spacing w:after="70" w:line="290"/>
+      </w:pPr>
+      <w:r>
+        <w:rPr>
+          <w:rFonts w:ascii="Consolas" w:cs="Consolas" w:eastAsia="Consolas" w:hAnsi="Consolas"/>
+          <w:color w:val="2F5D3A"/>
+          <w:sz w:val="21"/>
+          <w:szCs w:val="21"/>
+        </w:rPr>
+        <w:t xml:space="preserve">t34.sql</w:t>
+      </w:r>
+      <w:r>
+        <w:rPr>
+          <w:rFonts w:ascii="Arial" w:cs="Arial" w:eastAsia="Arial" w:hAnsi="Arial"/>
+          <w:color w:val="1B2118"/>
+          <w:sz w:val="21"/>
+          <w:szCs w:val="21"/>
+        </w:rPr>
+        <w:t xml:space="preserve"> rieseguito il 23/10/2026 su un banco costruito nello stesso ordine della produzione (34 dopo 35-43): avviso per il nuovo Amministratore, un solo avviso dopo 5 tentativi non riusciti, funzioni riservate negate ad anon, uscita con il motivo «inattività», funzioni degli utenti collegati invariate; 9 funzioni eseguibili senza accesso; </w:t>
+      </w:r>
+      <w:r>
+        <w:rPr>
+          <w:rFonts w:ascii="Consolas" w:cs="Consolas" w:eastAsia="Consolas" w:hAnsi="Consolas"/>
+          <w:color w:val="2F5D3A"/>
+          <w:sz w:val="21"/>
+          <w:szCs w:val="21"/>
+        </w:rPr>
+        <w:t xml:space="preserve">t41</w:t>
+      </w:r>
+      <w:r>
+        <w:rPr>
+          <w:rFonts w:ascii="Arial" w:cs="Arial" w:eastAsia="Arial" w:hAnsi="Arial"/>
+          <w:color w:val="1B2118"/>
+          <w:sz w:val="21"/>
+          <w:szCs w:val="21"/>
+        </w:rPr>
+        <w:t xml:space="preserve">-</w:t>
+      </w:r>
+      <w:r>
+        <w:rPr>
+          <w:rFonts w:ascii="Consolas" w:cs="Consolas" w:eastAsia="Consolas" w:hAnsi="Consolas"/>
+          <w:color w:val="2F5D3A"/>
+          <w:sz w:val="21"/>
+          <w:szCs w:val="21"/>
+        </w:rPr>
+        <w:t xml:space="preserve">t43</w:t>
+      </w:r>
+      <w:r>
+        <w:rPr>
+          <w:rFonts w:ascii="Arial" w:cs="Arial" w:eastAsia="Arial" w:hAnsi="Arial"/>
+          <w:color w:val="1B2118"/>
+          <w:sz w:val="21"/>
+          <w:szCs w:val="21"/>
+        </w:rPr>
+        <w:t xml:space="preserve"> invariati.</w:t>
       </w:r>
     </w:p>
     <w:p>
@@ -24347,6 +24548,95 @@
           </w:p>
         </w:tc>
       </w:tr>
+      <w:tr>
+        <w:trPr>
+          <w:cantSplit/>
+        </w:trPr>
+        <w:tc>
+          <w:tcPr>
+            <w:tcW w:type="dxa" w:w="2029"/>
+            <w:tcBorders>
+              <w:top w:val="single" w:color="D9D4C5" w:sz="4"/>
+              <w:left w:val="single" w:color="D9D4C5" w:sz="4"/>
+              <w:bottom w:val="single" w:color="D9D4C5" w:sz="4"/>
+              <w:right w:val="single" w:color="D9D4C5" w:sz="4"/>
+            </w:tcBorders>
+            <w:shd w:fill="F6F4EE" w:color="auto" w:val="clear"/>
+            <w:tcMar>
+              <w:top w:type="dxa" w:w="70"/>
+              <w:left w:type="dxa" w:w="110"/>
+              <w:bottom w:type="dxa" w:w="70"/>
+              <w:right w:type="dxa" w:w="110"/>
+            </w:tcMar>
+            <w:vAlign w:val="center"/>
+          </w:tcPr>
+          <w:p>
+            <w:pPr>
+              <w:spacing w:after="0" w:before="0"/>
+            </w:pPr>
+            <w:r>
+              <w:rPr>
+                <w:rFonts w:ascii="Arial" w:cs="Arial" w:eastAsia="Arial" w:hAnsi="Arial"/>
+                <w:color w:val="1B2118"/>
+                <w:sz w:val="18"/>
+                <w:szCs w:val="18"/>
+              </w:rPr>
+              <w:t xml:space="preserve">23/10/2026 12:20</w:t>
+            </w:r>
+          </w:p>
+        </w:tc>
+        <w:tc>
+          <w:tcPr>
+            <w:tcW w:type="dxa" w:w="7609"/>
+            <w:tcBorders>
+              <w:top w:val="single" w:color="D9D4C5" w:sz="4"/>
+              <w:left w:val="single" w:color="D9D4C5" w:sz="4"/>
+              <w:bottom w:val="single" w:color="D9D4C5" w:sz="4"/>
+              <w:right w:val="single" w:color="D9D4C5" w:sz="4"/>
+            </w:tcBorders>
+            <w:shd w:fill="F6F4EE" w:color="auto" w:val="clear"/>
+            <w:tcMar>
+              <w:top w:type="dxa" w:w="70"/>
+              <w:left w:type="dxa" w:w="110"/>
+              <w:bottom w:type="dxa" w:w="70"/>
+              <w:right w:type="dxa" w:w="110"/>
+            </w:tcMar>
+            <w:vAlign w:val="center"/>
+          </w:tcPr>
+          <w:p>
+            <w:pPr>
+              <w:spacing w:after="0" w:before="0"/>
+            </w:pPr>
+            <w:r>
+              <w:rPr>
+                <w:rFonts w:ascii="Arial" w:cs="Arial" w:eastAsia="Arial" w:hAnsi="Arial"/>
+                <w:color w:val="1B2118"/>
+                <w:sz w:val="18"/>
+                <w:szCs w:val="18"/>
+              </w:rPr>
+              <w:t xml:space="preserve">Script 34 in produzione dopo la prova </w:t>
+            </w:r>
+            <w:r>
+              <w:rPr>
+                <w:rFonts w:ascii="Consolas" w:cs="Consolas" w:eastAsia="Consolas" w:hAnsi="Consolas"/>
+                <w:color w:val="2F5D3A"/>
+                <w:sz w:val="18"/>
+                <w:szCs w:val="18"/>
+              </w:rPr>
+              <w:t xml:space="preserve">t34.sql</w:t>
+            </w:r>
+            <w:r>
+              <w:rPr>
+                <w:rFonts w:ascii="Arial" w:cs="Arial" w:eastAsia="Arial" w:hAnsi="Arial"/>
+                <w:color w:val="1B2118"/>
+                <w:sz w:val="18"/>
+                <w:szCs w:val="18"/>
+              </w:rPr>
+              <w:t xml:space="preserve"> nell'ordine della produzione</w:t>
+            </w:r>
+          </w:p>
+        </w:tc>
+      </w:tr>
     </w:tbl>
     <w:p>
       <w:pPr>
@@ -24588,7 +24878,7 @@
         <w:szCs w:val="16"/>
       </w:rPr>
       <w:tab/>
-      <w:t xml:space="preserve">Registro issue e test · Rev. 1.18 · 23/10/2026</w:t>
+      <w:t xml:space="preserve">Registro issue e test · Rev. 1.19 · 23/10/2026</w:t>
     </w:r>
   </w:p>
 </w:hdr>
@@ -24653,7 +24943,7 @@
         <w:szCs w:val="16"/>
       </w:rPr>
       <w:tab/>
-      <w:t xml:space="preserve">Registro issue e test · Rev. 1.18 · 23/10/2026</w:t>
+      <w:t xml:space="preserve">Registro issue e test · Rev. 1.19 · 23/10/2026</w:t>
     </w:r>
   </w:p>
 </w:hdr>

--- a/public/documentazione/Registro_Issue_Test_Portale_CWP.docx
+++ b/public/documentazione/Registro_Issue_Test_Portale_CWP.docx
@@ -302,7 +302,7 @@
                 <w:sz w:val="20"/>
                 <w:szCs w:val="20"/>
               </w:rPr>
-              <w:t xml:space="preserve">Rev. 1.19</w:t>
+              <w:t xml:space="preserve">Rev. 1.20</w:t>
             </w:r>
           </w:p>
         </w:tc>
@@ -719,7 +719,7 @@
                 <w:sz w:val="18"/>
                 <w:szCs w:val="18"/>
               </w:rPr>
-              <w:t xml:space="preserve">1.19</w:t>
+              <w:t xml:space="preserve">1.20</w:t>
             </w:r>
           </w:p>
         </w:tc>
@@ -783,7 +783,7 @@
                 <w:sz w:val="18"/>
                 <w:szCs w:val="18"/>
               </w:rPr>
-              <w:t xml:space="preserve">Prova t34.sql nell'ordine della produzione.</w:t>
+              <w:t xml:space="preserve">Prova t44.sql (Marketing) con l'errore trovato e corretto; serie marketing.test.mjs.</w:t>
             </w:r>
           </w:p>
         </w:tc>
@@ -853,7 +853,7 @@
                 <w:sz w:val="18"/>
                 <w:szCs w:val="18"/>
               </w:rPr>
-              <w:t xml:space="preserve">1.18</w:t>
+              <w:t xml:space="preserve">1.19</w:t>
             </w:r>
           </w:p>
         </w:tc>
@@ -919,7 +919,7 @@
                 <w:sz w:val="18"/>
                 <w:szCs w:val="18"/>
               </w:rPr>
-              <w:t xml:space="preserve">Verifica dei colori dello stato delle fasi.</w:t>
+              <w:t xml:space="preserve">Prova t34.sql nell'ordine della produzione.</w:t>
             </w:r>
           </w:p>
         </w:tc>
@@ -989,7 +989,7 @@
                 <w:sz w:val="18"/>
                 <w:szCs w:val="18"/>
               </w:rPr>
-              <w:t xml:space="preserve">1.17</w:t>
+              <w:t xml:space="preserve">1.18</w:t>
             </w:r>
           </w:p>
         </w:tc>
@@ -1053,7 +1053,7 @@
                 <w:sz w:val="18"/>
                 <w:szCs w:val="18"/>
               </w:rPr>
-              <w:t xml:space="preserve">Prove valoreProgetti.test.mjs e t43.sql; 19 serie.</w:t>
+              <w:t xml:space="preserve">Verifica dei colori dello stato delle fasi.</w:t>
             </w:r>
           </w:p>
         </w:tc>
@@ -1123,7 +1123,7 @@
                 <w:sz w:val="18"/>
                 <w:szCs w:val="18"/>
               </w:rPr>
-              <w:t xml:space="preserve">1.16</w:t>
+              <w:t xml:space="preserve">1.17</w:t>
             </w:r>
           </w:p>
         </w:tc>
@@ -1189,7 +1189,7 @@
                 <w:sz w:val="18"/>
                 <w:szCs w:val="18"/>
               </w:rPr>
-              <w:t xml:space="preserve">Riepilogo al 23/10.</w:t>
+              <w:t xml:space="preserve">Prove valoreProgetti.test.mjs e t43.sql; 19 serie.</w:t>
             </w:r>
           </w:p>
         </w:tc>
@@ -1259,7 +1259,7 @@
                 <w:sz w:val="18"/>
                 <w:szCs w:val="18"/>
               </w:rPr>
-              <w:t xml:space="preserve">1.15</w:t>
+              <w:t xml:space="preserve">1.16</w:t>
             </w:r>
           </w:p>
         </w:tc>
@@ -1323,7 +1323,7 @@
                 <w:sz w:val="18"/>
                 <w:szCs w:val="18"/>
               </w:rPr>
-              <w:t xml:space="preserve">Prova t42.sql (valore dei crediti).</w:t>
+              <w:t xml:space="preserve">Riepilogo al 23/10.</w:t>
             </w:r>
           </w:p>
         </w:tc>
@@ -1393,7 +1393,7 @@
                 <w:sz w:val="18"/>
                 <w:szCs w:val="18"/>
               </w:rPr>
-              <w:t xml:space="preserve">1.14</w:t>
+              <w:t xml:space="preserve">1.15</w:t>
             </w:r>
           </w:p>
         </w:tc>
@@ -1459,7 +1459,7 @@
                 <w:sz w:val="18"/>
                 <w:szCs w:val="18"/>
               </w:rPr>
-              <w:t xml:space="preserve">Prove utenzeNelCalcolo.test.mjs (7) e t41.sql; 18 serie.</w:t>
+              <w:t xml:space="preserve">Prova t42.sql (valore dei crediti).</w:t>
             </w:r>
           </w:p>
         </w:tc>
@@ -1529,7 +1529,7 @@
                 <w:sz w:val="18"/>
                 <w:szCs w:val="18"/>
               </w:rPr>
-              <w:t xml:space="preserve">1.13</w:t>
+              <w:t xml:space="preserve">1.14</w:t>
             </w:r>
           </w:p>
         </w:tc>
@@ -1561,7 +1561,7 @@
                 <w:sz w:val="18"/>
                 <w:szCs w:val="18"/>
               </w:rPr>
-              <w:t xml:space="preserve">22/10/2026</w:t>
+              <w:t xml:space="preserve">23/10/2026</w:t>
             </w:r>
           </w:p>
         </w:tc>
@@ -1593,7 +1593,7 @@
                 <w:sz w:val="18"/>
                 <w:szCs w:val="18"/>
               </w:rPr>
-              <w:t xml:space="preserve">Riassunto degli eventi delle utenze nell'Audit (6 prove).</w:t>
+              <w:t xml:space="preserve">Prove utenzeNelCalcolo.test.mjs (7) e t41.sql; 18 serie.</w:t>
             </w:r>
           </w:p>
         </w:tc>
@@ -1663,7 +1663,7 @@
                 <w:sz w:val="18"/>
                 <w:szCs w:val="18"/>
               </w:rPr>
-              <w:t xml:space="preserve">1.12</w:t>
+              <w:t xml:space="preserve">1.13</w:t>
             </w:r>
           </w:p>
         </w:tc>
@@ -1729,7 +1729,7 @@
                 <w:sz w:val="18"/>
                 <w:szCs w:val="18"/>
               </w:rPr>
-              <w:t xml:space="preserve">Serie bancaDatiUtenze.test.mjs; t40.sql esteso.</w:t>
+              <w:t xml:space="preserve">Riassunto degli eventi delle utenze nell'Audit (6 prove).</w:t>
             </w:r>
           </w:p>
         </w:tc>
@@ -1799,7 +1799,7 @@
                 <w:sz w:val="18"/>
                 <w:szCs w:val="18"/>
               </w:rPr>
-              <w:t xml:space="preserve">1.11</w:t>
+              <w:t xml:space="preserve">1.12</w:t>
             </w:r>
           </w:p>
         </w:tc>
@@ -1863,7 +1863,7 @@
                 <w:sz w:val="18"/>
                 <w:szCs w:val="18"/>
               </w:rPr>
-              <w:t xml:space="preserve">Prova t40.sql (Banca Dati Utenze).</w:t>
+              <w:t xml:space="preserve">Serie bancaDatiUtenze.test.mjs; t40.sql esteso.</w:t>
             </w:r>
           </w:p>
         </w:tc>
@@ -1933,7 +1933,7 @@
                 <w:sz w:val="18"/>
                 <w:szCs w:val="18"/>
               </w:rPr>
-              <w:t xml:space="preserve">1.10</w:t>
+              <w:t xml:space="preserve">1.11</w:t>
             </w:r>
           </w:p>
         </w:tc>
@@ -1999,7 +1999,7 @@
                 <w:sz w:val="18"/>
                 <w:szCs w:val="18"/>
               </w:rPr>
-              <w:t xml:space="preserve">N01-N04 e ISS-038 in produzione.</w:t>
+              <w:t xml:space="preserve">Prova t40.sql (Banca Dati Utenze).</w:t>
             </w:r>
           </w:p>
         </w:tc>
@@ -2069,7 +2069,7 @@
                 <w:sz w:val="18"/>
                 <w:szCs w:val="18"/>
               </w:rPr>
-              <w:t xml:space="preserve">1.9</w:t>
+              <w:t xml:space="preserve">1.10</w:t>
             </w:r>
           </w:p>
         </w:tc>
@@ -2133,7 +2133,7 @@
                 <w:sz w:val="18"/>
                 <w:szCs w:val="18"/>
               </w:rPr>
-              <w:t xml:space="preserve">ISS-038: navigazione da smartphone.</w:t>
+              <w:t xml:space="preserve">N01-N04 e ISS-038 in produzione.</w:t>
             </w:r>
           </w:p>
         </w:tc>
@@ -2203,7 +2203,7 @@
                 <w:sz w:val="18"/>
                 <w:szCs w:val="18"/>
               </w:rPr>
-              <w:t xml:space="preserve">1.8</w:t>
+              <w:t xml:space="preserve">1.9</w:t>
             </w:r>
           </w:p>
         </w:tc>
@@ -2269,7 +2269,7 @@
                 <w:sz w:val="18"/>
                 <w:szCs w:val="18"/>
               </w:rPr>
-              <w:t xml:space="preserve">Rilievi N01-N06 della terza sessione: N01-N04 corretti da ritestare, N05 e N06 in attesa di regola; prove rilievi_n.test.mjs e t39.sql.</w:t>
+              <w:t xml:space="preserve">ISS-038: navigazione da smartphone.</w:t>
             </w:r>
           </w:p>
         </w:tc>
@@ -2339,7 +2339,7 @@
                 <w:sz w:val="18"/>
                 <w:szCs w:val="18"/>
               </w:rPr>
-              <w:t xml:space="preserve">1.7</w:t>
+              <w:t xml:space="preserve">1.8</w:t>
             </w:r>
           </w:p>
         </w:tc>
@@ -2371,7 +2371,7 @@
                 <w:sz w:val="18"/>
                 <w:szCs w:val="18"/>
               </w:rPr>
-              <w:t xml:space="preserve">21/10/2026</w:t>
+              <w:t xml:space="preserve">22/10/2026</w:t>
             </w:r>
           </w:p>
         </w:tc>
@@ -2403,7 +2403,7 @@
                 <w:sz w:val="18"/>
                 <w:szCs w:val="18"/>
               </w:rPr>
-              <w:t xml:space="preserve">ISS-037: backup dal Mac.</w:t>
+              <w:t xml:space="preserve">Rilievi N01-N06 della terza sessione: N01-N04 corretti da ritestare, N05 e N06 in attesa di regola; prove rilievi_n.test.mjs e t39.sql.</w:t>
             </w:r>
           </w:p>
         </w:tc>
@@ -2473,7 +2473,7 @@
                 <w:sz w:val="18"/>
                 <w:szCs w:val="18"/>
               </w:rPr>
-              <w:t xml:space="preserve">1.6</w:t>
+              <w:t xml:space="preserve">1.7</w:t>
             </w:r>
           </w:p>
         </w:tc>
@@ -2539,7 +2539,7 @@
                 <w:sz w:val="18"/>
                 <w:szCs w:val="18"/>
               </w:rPr>
-              <w:t xml:space="preserve">ISS-036: causa e tramite per Google News. Prova t37.sql. ISS-036: tramite bloccato da Google, siti ambientali. ISS-036: tramite bloccato da Google, siti ambientali.</w:t>
+              <w:t xml:space="preserve">ISS-037: backup dal Mac.</w:t>
             </w:r>
           </w:p>
         </w:tc>
@@ -2609,7 +2609,7 @@
                 <w:sz w:val="18"/>
                 <w:szCs w:val="18"/>
               </w:rPr>
-              <w:t xml:space="preserve">1.5</w:t>
+              <w:t xml:space="preserve">1.6</w:t>
             </w:r>
           </w:p>
         </w:tc>
@@ -2673,7 +2673,7 @@
                 <w:sz w:val="18"/>
                 <w:szCs w:val="18"/>
               </w:rPr>
-              <w:t xml:space="preserve">ISS-036: canali News da Google a Bing.</w:t>
+              <w:t xml:space="preserve">ISS-036: causa e tramite per Google News. Prova t37.sql. ISS-036: tramite bloccato da Google, siti ambientali. ISS-036: tramite bloccato da Google, siti ambientali.</w:t>
             </w:r>
           </w:p>
         </w:tc>
@@ -2743,7 +2743,7 @@
                 <w:sz w:val="18"/>
                 <w:szCs w:val="18"/>
               </w:rPr>
-              <w:t xml:space="preserve">1.4</w:t>
+              <w:t xml:space="preserve">1.5</w:t>
             </w:r>
           </w:p>
         </w:tc>
@@ -2809,7 +2809,7 @@
                 <w:sz w:val="18"/>
                 <w:szCs w:val="18"/>
               </w:rPr>
-              <w:t xml:space="preserve">Nuove prove notizie.test.mjs e t36.sql.</w:t>
+              <w:t xml:space="preserve">ISS-036: canali News da Google a Bing.</w:t>
             </w:r>
           </w:p>
         </w:tc>
@@ -2879,7 +2879,7 @@
                 <w:sz w:val="18"/>
                 <w:szCs w:val="18"/>
               </w:rPr>
-              <w:t xml:space="preserve">1.3</w:t>
+              <w:t xml:space="preserve">1.4</w:t>
             </w:r>
           </w:p>
         </w:tc>
@@ -2943,7 +2943,7 @@
                 <w:sz w:val="18"/>
                 <w:szCs w:val="18"/>
               </w:rPr>
-              <w:t xml:space="preserve">ISS-035: PDF ed Excel della simulazione con tutti i dati e i grafici.</w:t>
+              <w:t xml:space="preserve">Nuove prove notizie.test.mjs e t36.sql.</w:t>
             </w:r>
           </w:p>
         </w:tc>
@@ -3013,7 +3013,7 @@
                 <w:sz w:val="18"/>
                 <w:szCs w:val="18"/>
               </w:rPr>
-              <w:t xml:space="preserve">1.2</w:t>
+              <w:t xml:space="preserve">1.3</w:t>
             </w:r>
           </w:p>
         </w:tc>
@@ -3079,7 +3079,7 @@
                 <w:sz w:val="18"/>
                 <w:szCs w:val="18"/>
               </w:rPr>
-              <w:t xml:space="preserve">Nuova serie di prove dell'assistente.</w:t>
+              <w:t xml:space="preserve">ISS-035: PDF ed Excel della simulazione con tutti i dati e i grafici.</w:t>
             </w:r>
           </w:p>
         </w:tc>
@@ -3149,7 +3149,7 @@
                 <w:sz w:val="18"/>
                 <w:szCs w:val="18"/>
               </w:rPr>
-              <w:t xml:space="preserve">1.1</w:t>
+              <w:t xml:space="preserve">1.2</w:t>
             </w:r>
           </w:p>
         </w:tc>
@@ -3213,7 +3213,7 @@
                 <w:sz w:val="18"/>
                 <w:szCs w:val="18"/>
               </w:rPr>
-              <w:t xml:space="preserve">R08 corretto e da ritestare; prova di ripristino da backup.</w:t>
+              <w:t xml:space="preserve">Nuova serie di prove dell'assistente.</w:t>
             </w:r>
           </w:p>
         </w:tc>
@@ -3283,6 +3283,142 @@
                 <w:sz w:val="18"/>
                 <w:szCs w:val="18"/>
               </w:rPr>
+              <w:t xml:space="preserve">1.1</w:t>
+            </w:r>
+          </w:p>
+        </w:tc>
+        <w:tc>
+          <w:tcPr>
+            <w:tcW w:type="dxa" w:w="1300"/>
+            <w:tcBorders>
+              <w:top w:val="single" w:color="D9D4C5" w:sz="4"/>
+              <w:left w:val="single" w:color="D9D4C5" w:sz="4"/>
+              <w:bottom w:val="single" w:color="D9D4C5" w:sz="4"/>
+              <w:right w:val="single" w:color="D9D4C5" w:sz="4"/>
+            </w:tcBorders>
+            <w:shd w:fill="F6F4EE" w:color="auto" w:val="clear"/>
+            <w:tcMar>
+              <w:top w:type="dxa" w:w="70"/>
+              <w:left w:type="dxa" w:w="110"/>
+              <w:bottom w:type="dxa" w:w="70"/>
+              <w:right w:type="dxa" w:w="110"/>
+            </w:tcMar>
+            <w:vAlign w:val="center"/>
+          </w:tcPr>
+          <w:p>
+            <w:pPr>
+              <w:spacing w:after="0" w:before="0"/>
+            </w:pPr>
+            <w:r>
+              <w:rPr>
+                <w:rFonts w:ascii="Arial" w:cs="Arial" w:eastAsia="Arial" w:hAnsi="Arial"/>
+                <w:color w:val="1B2118"/>
+                <w:sz w:val="18"/>
+                <w:szCs w:val="18"/>
+              </w:rPr>
+              <w:t xml:space="preserve">21/10/2026</w:t>
+            </w:r>
+          </w:p>
+        </w:tc>
+        <w:tc>
+          <w:tcPr>
+            <w:tcW w:type="dxa" w:w="5538"/>
+            <w:tcBorders>
+              <w:top w:val="single" w:color="D9D4C5" w:sz="4"/>
+              <w:left w:val="single" w:color="D9D4C5" w:sz="4"/>
+              <w:bottom w:val="single" w:color="D9D4C5" w:sz="4"/>
+              <w:right w:val="single" w:color="D9D4C5" w:sz="4"/>
+            </w:tcBorders>
+            <w:shd w:fill="F6F4EE" w:color="auto" w:val="clear"/>
+            <w:tcMar>
+              <w:top w:type="dxa" w:w="70"/>
+              <w:left w:type="dxa" w:w="110"/>
+              <w:bottom w:type="dxa" w:w="70"/>
+              <w:right w:type="dxa" w:w="110"/>
+            </w:tcMar>
+            <w:vAlign w:val="center"/>
+          </w:tcPr>
+          <w:p>
+            <w:pPr>
+              <w:spacing w:after="0" w:before="0"/>
+            </w:pPr>
+            <w:r>
+              <w:rPr>
+                <w:rFonts w:ascii="Arial" w:cs="Arial" w:eastAsia="Arial" w:hAnsi="Arial"/>
+                <w:color w:val="1B2118"/>
+                <w:sz w:val="18"/>
+                <w:szCs w:val="18"/>
+              </w:rPr>
+              <w:t xml:space="preserve">R08 corretto e da ritestare; prova di ripristino da backup.</w:t>
+            </w:r>
+          </w:p>
+        </w:tc>
+        <w:tc>
+          <w:tcPr>
+            <w:tcW w:type="dxa" w:w="2000"/>
+            <w:tcBorders>
+              <w:top w:val="single" w:color="D9D4C5" w:sz="4"/>
+              <w:left w:val="single" w:color="D9D4C5" w:sz="4"/>
+              <w:bottom w:val="single" w:color="D9D4C5" w:sz="4"/>
+              <w:right w:val="single" w:color="D9D4C5" w:sz="4"/>
+            </w:tcBorders>
+            <w:shd w:fill="F6F4EE" w:color="auto" w:val="clear"/>
+            <w:tcMar>
+              <w:top w:type="dxa" w:w="70"/>
+              <w:left w:type="dxa" w:w="110"/>
+              <w:bottom w:type="dxa" w:w="70"/>
+              <w:right w:type="dxa" w:w="110"/>
+            </w:tcMar>
+            <w:vAlign w:val="center"/>
+          </w:tcPr>
+          <w:p>
+            <w:pPr>
+              <w:spacing w:after="0" w:before="0"/>
+            </w:pPr>
+            <w:r>
+              <w:rPr>
+                <w:rFonts w:ascii="Arial" w:cs="Arial" w:eastAsia="Arial" w:hAnsi="Arial"/>
+                <w:color w:val="1B2118"/>
+                <w:sz w:val="18"/>
+                <w:szCs w:val="18"/>
+              </w:rPr>
+              <w:t xml:space="preserve">Fondazione Operate</w:t>
+            </w:r>
+          </w:p>
+        </w:tc>
+      </w:tr>
+      <w:tr>
+        <w:trPr>
+          <w:cantSplit/>
+        </w:trPr>
+        <w:tc>
+          <w:tcPr>
+            <w:tcW w:type="dxa" w:w="800"/>
+            <w:tcBorders>
+              <w:top w:val="single" w:color="D9D4C5" w:sz="4"/>
+              <w:left w:val="single" w:color="D9D4C5" w:sz="4"/>
+              <w:bottom w:val="single" w:color="D9D4C5" w:sz="4"/>
+              <w:right w:val="single" w:color="D9D4C5" w:sz="4"/>
+            </w:tcBorders>
+            <w:tcMar>
+              <w:top w:type="dxa" w:w="70"/>
+              <w:left w:type="dxa" w:w="110"/>
+              <w:bottom w:type="dxa" w:w="70"/>
+              <w:right w:type="dxa" w:w="110"/>
+            </w:tcMar>
+            <w:vAlign w:val="center"/>
+          </w:tcPr>
+          <w:p>
+            <w:pPr>
+              <w:spacing w:after="0" w:before="0"/>
+            </w:pPr>
+            <w:r>
+              <w:rPr>
+                <w:rFonts w:ascii="Arial" w:cs="Arial" w:eastAsia="Arial" w:hAnsi="Arial"/>
+                <w:color w:val="1B2118"/>
+                <w:sz w:val="18"/>
+                <w:szCs w:val="18"/>
+              </w:rPr>
               <w:t xml:space="preserve">1.0</w:t>
             </w:r>
           </w:p>
@@ -3296,7 +3432,6 @@
               <w:bottom w:val="single" w:color="D9D4C5" w:sz="4"/>
               <w:right w:val="single" w:color="D9D4C5" w:sz="4"/>
             </w:tcBorders>
-            <w:shd w:fill="F6F4EE" w:color="auto" w:val="clear"/>
             <w:tcMar>
               <w:top w:type="dxa" w:w="70"/>
               <w:left w:type="dxa" w:w="110"/>
@@ -3329,7 +3464,6 @@
               <w:bottom w:val="single" w:color="D9D4C5" w:sz="4"/>
               <w:right w:val="single" w:color="D9D4C5" w:sz="4"/>
             </w:tcBorders>
-            <w:shd w:fill="F6F4EE" w:color="auto" w:val="clear"/>
             <w:tcMar>
               <w:top w:type="dxa" w:w="70"/>
               <w:left w:type="dxa" w:w="110"/>
@@ -3362,7 +3496,6 @@
               <w:bottom w:val="single" w:color="D9D4C5" w:sz="4"/>
               <w:right w:val="single" w:color="D9D4C5" w:sz="4"/>
             </w:tcBorders>
-            <w:shd w:fill="F6F4EE" w:color="auto" w:val="clear"/>
             <w:tcMar>
               <w:top w:type="dxa" w:w="70"/>
               <w:left w:type="dxa" w:w="110"/>
@@ -3404,7 +3537,7 @@
           <w:sz w:val="20"/>
           <w:szCs w:val="20"/>
         </w:rPr>
-        <w:t xml:space="preserve">Fotografia del registro alla revisione 1.19 del 23/10/2026. Il registro si aggiorna a ogni variazione (segnalazione, correzione, ritest, rilascio); la versione corrente si scarica dall'area Documentazione del portale (solo Amministratori).</w:t>
+        <w:t xml:space="preserve">Fotografia del registro alla revisione 1.20 del 23/10/2026. Il registro si aggiorna a ogni variazione (segnalazione, correzione, ritest, rilascio); la versione corrente si scarica dall'area Documentazione del portale (solo Amministratori).</w:t>
       </w:r>
     </w:p>
     <w:p>
@@ -20922,6 +21055,140 @@
         <w:spacing w:after="160"/>
       </w:pPr>
     </w:p>
+    <w:tbl>
+      <w:tblPr>
+        <w:tblW w:type="dxa" w:w="9638"/>
+        <w:tblBorders>
+          <w:top w:val="single" w:color="auto" w:sz="4"/>
+          <w:left w:val="single" w:color="auto" w:sz="4"/>
+          <w:bottom w:val="single" w:color="auto" w:sz="4"/>
+          <w:right w:val="single" w:color="auto" w:sz="4"/>
+          <w:insideH w:val="single" w:color="auto" w:sz="4"/>
+          <w:insideV w:val="single" w:color="auto" w:sz="4"/>
+        </w:tblBorders>
+        <w:tblLayout w:type="fixed"/>
+      </w:tblPr>
+      <w:tblGrid>
+        <w:gridCol w:w="2510"/>
+        <w:gridCol w:w="1104"/>
+        <w:gridCol w:w="6024"/>
+      </w:tblGrid>
+      <w:tr>
+        <w:trPr>
+          <w:tblHeader/>
+        </w:trPr>
+        <w:tc>
+          <w:tcPr>
+            <w:tcW w:type="dxa" w:w="2510"/>
+            <w:tcBorders>
+              <w:top w:val="single" w:color="D9D4C5" w:sz="4"/>
+              <w:left w:val="single" w:color="D9D4C5" w:sz="4"/>
+              <w:bottom w:val="single" w:color="D9D4C5" w:sz="4"/>
+              <w:right w:val="single" w:color="D9D4C5" w:sz="4"/>
+            </w:tcBorders>
+            <w:shd w:fill="2F5D3A" w:color="auto" w:val="clear"/>
+            <w:tcMar>
+              <w:top w:type="dxa" w:w="70"/>
+              <w:left w:type="dxa" w:w="110"/>
+              <w:bottom w:type="dxa" w:w="70"/>
+              <w:right w:type="dxa" w:w="110"/>
+            </w:tcMar>
+            <w:vAlign w:val="center"/>
+          </w:tcPr>
+          <w:p>
+            <w:pPr>
+              <w:spacing w:after="0" w:before="0"/>
+            </w:pPr>
+            <w:r>
+              <w:rPr>
+                <w:rFonts w:ascii="Arial" w:cs="Arial" w:eastAsia="Arial" w:hAnsi="Arial"/>
+                <w:b/>
+                <w:bCs/>
+                <w:color w:val="FFFFFF"/>
+                <w:sz w:val="18"/>
+                <w:szCs w:val="18"/>
+              </w:rPr>
+              <w:t xml:space="preserve">`marketing.test.mjs`</w:t>
+            </w:r>
+          </w:p>
+        </w:tc>
+        <w:tc>
+          <w:tcPr>
+            <w:tcW w:type="dxa" w:w="1104"/>
+            <w:tcBorders>
+              <w:top w:val="single" w:color="D9D4C5" w:sz="4"/>
+              <w:left w:val="single" w:color="D9D4C5" w:sz="4"/>
+              <w:bottom w:val="single" w:color="D9D4C5" w:sz="4"/>
+              <w:right w:val="single" w:color="D9D4C5" w:sz="4"/>
+            </w:tcBorders>
+            <w:shd w:fill="2F5D3A" w:color="auto" w:val="clear"/>
+            <w:tcMar>
+              <w:top w:type="dxa" w:w="70"/>
+              <w:left w:type="dxa" w:w="110"/>
+              <w:bottom w:type="dxa" w:w="70"/>
+              <w:right w:type="dxa" w:w="110"/>
+            </w:tcMar>
+            <w:vAlign w:val="center"/>
+          </w:tcPr>
+          <w:p>
+            <w:pPr>
+              <w:spacing w:after="0" w:before="0"/>
+            </w:pPr>
+            <w:r>
+              <w:rPr>
+                <w:rFonts w:ascii="Arial" w:cs="Arial" w:eastAsia="Arial" w:hAnsi="Arial"/>
+                <w:b/>
+                <w:bCs/>
+                <w:color w:val="FFFFFF"/>
+                <w:sz w:val="18"/>
+                <w:szCs w:val="18"/>
+              </w:rPr>
+              <w:t xml:space="preserve">8</w:t>
+            </w:r>
+          </w:p>
+        </w:tc>
+        <w:tc>
+          <w:tcPr>
+            <w:tcW w:type="dxa" w:w="6024"/>
+            <w:tcBorders>
+              <w:top w:val="single" w:color="D9D4C5" w:sz="4"/>
+              <w:left w:val="single" w:color="D9D4C5" w:sz="4"/>
+              <w:bottom w:val="single" w:color="D9D4C5" w:sz="4"/>
+              <w:right w:val="single" w:color="D9D4C5" w:sz="4"/>
+            </w:tcBorders>
+            <w:shd w:fill="2F5D3A" w:color="auto" w:val="clear"/>
+            <w:tcMar>
+              <w:top w:type="dxa" w:w="70"/>
+              <w:left w:type="dxa" w:w="110"/>
+              <w:bottom w:type="dxa" w:w="70"/>
+              <w:right w:type="dxa" w:w="110"/>
+            </w:tcMar>
+            <w:vAlign w:val="center"/>
+          </w:tcPr>
+          <w:p>
+            <w:pPr>
+              <w:spacing w:after="0" w:before="0"/>
+            </w:pPr>
+            <w:r>
+              <w:rPr>
+                <w:rFonts w:ascii="Arial" w:cs="Arial" w:eastAsia="Arial" w:hAnsi="Arial"/>
+                <w:b/>
+                <w:bCs/>
+                <w:color w:val="FFFFFF"/>
+                <w:sz w:val="18"/>
+                <w:szCs w:val="18"/>
+              </w:rPr>
+              <w:t xml:space="preserve">Marketing: copie identiche tra portale e funzione del server, PEC riconosciute (stessa regola del database), ruoli dagli uffici, email della campagna con link e disiscrizione, controlli e valori noti della micro simulazione (16.735 ab., 10 anni, Caso 1: margine 491.910 €), Caso 2 più caro, durate 7/10/21</w:t>
+            </w:r>
+          </w:p>
+        </w:tc>
+      </w:tr>
+    </w:tbl>
+    <w:p>
+      <w:pPr>
+        <w:spacing w:after="160"/>
+      </w:pPr>
+    </w:p>
     <w:p>
       <w:pPr>
         <w:spacing w:after="140" w:line="300"/>
@@ -20944,7 +21211,7 @@
           <w:sz w:val="21"/>
           <w:szCs w:val="21"/>
         </w:rPr>
-        <w:t xml:space="preserve"> 23/10/2026 11:45 (ramo </w:t>
+        <w:t xml:space="preserve"> 23/10/2026 (ramo </w:t>
       </w:r>
       <w:r>
         <w:rPr>
@@ -20953,7 +21220,7 @@
           <w:sz w:val="21"/>
           <w:szCs w:val="21"/>
         </w:rPr>
-        <w:t xml:space="preserve">valore-progetti-casi</w:t>
+        <w:t xml:space="preserve">marketing</w:t>
       </w:r>
       <w:r>
         <w:rPr>
@@ -20962,7 +21229,7 @@
           <w:sz w:val="21"/>
           <w:szCs w:val="21"/>
         </w:rPr>
-        <w:t xml:space="preserve">), 19 serie superate.</w:t>
+        <w:t xml:space="preserve">), 20 serie superate.</w:t>
       </w:r>
     </w:p>
     <w:p>
@@ -20981,6 +21248,167 @@
           <w:szCs w:val="25"/>
         </w:rPr>
         <w:t xml:space="preserve">Prove del database (banco locale)</w:t>
+      </w:r>
+    </w:p>
+    <w:p>
+      <w:pPr>
+        <w:pStyle w:val="ListParagraph"/>
+        <w:numPr>
+          <w:ilvl w:val="0"/>
+          <w:numId w:val="2"/>
+        </w:numPr>
+        <w:spacing w:after="70" w:line="290"/>
+      </w:pPr>
+      <w:r>
+        <w:rPr>
+          <w:rFonts w:ascii="Consolas" w:cs="Consolas" w:eastAsia="Consolas" w:hAnsi="Consolas"/>
+          <w:color w:val="2F5D3A"/>
+          <w:sz w:val="21"/>
+          <w:szCs w:val="21"/>
+        </w:rPr>
+        <w:t xml:space="preserve">t44.sql</w:t>
+      </w:r>
+      <w:r>
+        <w:rPr>
+          <w:rFonts w:ascii="Arial" w:cs="Arial" w:eastAsia="Arial" w:hAnsi="Arial"/>
+          <w:color w:val="1B2118"/>
+          <w:sz w:val="21"/>
+          <w:szCs w:val="21"/>
+        </w:rPr>
+        <w:t xml:space="preserve"> del 23/10/2026 (Marketing, script 44, banco ricostruito con gli script 01-44): tutte come attese dopo una correzione:</w:t>
+      </w:r>
+    </w:p>
+    <w:p>
+      <w:pPr>
+        <w:pStyle w:val="ListParagraph"/>
+        <w:numPr>
+          <w:ilvl w:val="1"/>
+          <w:numId w:val="2"/>
+        </w:numPr>
+        <w:spacing w:after="70" w:line="290"/>
+      </w:pPr>
+      <w:r>
+        <w:rPr>
+          <w:rFonts w:ascii="Arial" w:cs="Arial" w:eastAsia="Arial" w:hAnsi="Arial"/>
+          <w:color w:val="1B2118"/>
+          <w:sz w:val="20"/>
+          <w:szCs w:val="20"/>
+        </w:rPr>
+        <w:t xml:space="preserve">PEC nel campo email generica rifiutata, accettata nel campo PEC;</w:t>
+      </w:r>
+    </w:p>
+    <w:p>
+      <w:pPr>
+        <w:pStyle w:val="ListParagraph"/>
+        <w:numPr>
+          <w:ilvl w:val="1"/>
+          <w:numId w:val="2"/>
+        </w:numPr>
+        <w:spacing w:after="70" w:line="290"/>
+      </w:pPr>
+      <w:r>
+        <w:rPr>
+          <w:rFonts w:ascii="Arial" w:cs="Arial" w:eastAsia="Arial" w:hAnsi="Arial"/>
+          <w:color w:val="1B2118"/>
+          <w:sz w:val="20"/>
+          <w:szCs w:val="20"/>
+        </w:rPr>
+        <w:t xml:space="preserve">preparazione degli invii: enti senza email e indirizzi disiscritti saltati, seconda preparazione senza doppioni, campagna inviata bloccata;</w:t>
+      </w:r>
+    </w:p>
+    <w:p>
+      <w:pPr>
+        <w:pStyle w:val="ListParagraph"/>
+        <w:numPr>
+          <w:ilvl w:val="1"/>
+          <w:numId w:val="2"/>
+        </w:numPr>
+        <w:spacing w:after="70" w:line="290"/>
+      </w:pPr>
+      <w:r>
+        <w:rPr>
+          <w:rFonts w:ascii="Arial" w:cs="Arial" w:eastAsia="Arial" w:hAnsi="Arial"/>
+          <w:color w:val="1B2118"/>
+          <w:sz w:val="20"/>
+          <w:szCs w:val="20"/>
+        </w:rPr>
+        <w:t xml:space="preserve">utente del Comune: nessun dato visibile, scrittura e riepilogo rifiutati; anonimo: nessun accesso;</w:t>
+      </w:r>
+    </w:p>
+    <w:p>
+      <w:pPr>
+        <w:pStyle w:val="ListParagraph"/>
+        <w:numPr>
+          <w:ilvl w:val="1"/>
+          <w:numId w:val="2"/>
+        </w:numPr>
+        <w:spacing w:after="70" w:line="290"/>
+      </w:pPr>
+      <w:r>
+        <w:rPr>
+          <w:rFonts w:ascii="Arial" w:cs="Arial" w:eastAsia="Arial" w:hAnsi="Arial"/>
+          <w:b/>
+          <w:bCs/>
+          <w:color w:val="1B2118"/>
+          <w:sz w:val="20"/>
+          <w:szCs w:val="20"/>
+        </w:rPr>
+        <w:t xml:space="preserve">errore trovato e corretto prima del rilascio</w:t>
+      </w:r>
+      <w:r>
+        <w:rPr>
+          <w:rFonts w:ascii="Arial" w:cs="Arial" w:eastAsia="Arial" w:hAnsi="Arial"/>
+          <w:color w:val="1B2118"/>
+          <w:sz w:val="20"/>
+          <w:szCs w:val="20"/>
+        </w:rPr>
+        <w:t xml:space="preserve">: l'audit delle richieste di registrazione falliva perché </w:t>
+      </w:r>
+      <w:r>
+        <w:rPr>
+          <w:rFonts w:ascii="Consolas" w:cs="Consolas" w:eastAsia="Consolas" w:hAnsi="Consolas"/>
+          <w:color w:val="2F5D3A"/>
+          <w:sz w:val="20"/>
+          <w:szCs w:val="20"/>
+        </w:rPr>
+        <w:t xml:space="preserve">mkt_richiesta</w:t>
+      </w:r>
+      <w:r>
+        <w:rPr>
+          <w:rFonts w:ascii="Arial" w:cs="Arial" w:eastAsia="Arial" w:hAnsi="Arial"/>
+          <w:color w:val="1B2118"/>
+          <w:sz w:val="20"/>
+          <w:szCs w:val="20"/>
+        </w:rPr>
+        <w:t xml:space="preserve"> aveva un id numerico (l'audit vuole uuid); id portato a uuid, audit di campagne e richieste presente;</w:t>
+      </w:r>
+    </w:p>
+    <w:p>
+      <w:pPr>
+        <w:pStyle w:val="ListParagraph"/>
+        <w:numPr>
+          <w:ilvl w:val="1"/>
+          <w:numId w:val="2"/>
+        </w:numPr>
+        <w:spacing w:after="70" w:line="290"/>
+      </w:pPr>
+      <w:r>
+        <w:rPr>
+          <w:rFonts w:ascii="Consolas" w:cs="Consolas" w:eastAsia="Consolas" w:hAnsi="Consolas"/>
+          <w:color w:val="2F5D3A"/>
+          <w:sz w:val="20"/>
+          <w:szCs w:val="20"/>
+        </w:rPr>
+        <w:t xml:space="preserve">mkt_sembra_pec</w:t>
+      </w:r>
+      <w:r>
+        <w:rPr>
+          <w:rFonts w:ascii="Arial" w:cs="Arial" w:eastAsia="Arial" w:hAnsi="Arial"/>
+          <w:color w:val="1B2118"/>
+          <w:sz w:val="20"/>
+          <w:szCs w:val="20"/>
+        </w:rPr>
+        <w:t xml:space="preserve"> riconosce pec.it, pecveneto.it, cert.provincia.it e non «pecora@».</w:t>
       </w:r>
     </w:p>
     <w:p>
@@ -24637,6 +25065,129 @@
           </w:p>
         </w:tc>
       </w:tr>
+      <w:tr>
+        <w:trPr>
+          <w:cantSplit/>
+        </w:trPr>
+        <w:tc>
+          <w:tcPr>
+            <w:tcW w:type="dxa" w:w="2029"/>
+            <w:tcBorders>
+              <w:top w:val="single" w:color="D9D4C5" w:sz="4"/>
+              <w:left w:val="single" w:color="D9D4C5" w:sz="4"/>
+              <w:bottom w:val="single" w:color="D9D4C5" w:sz="4"/>
+              <w:right w:val="single" w:color="D9D4C5" w:sz="4"/>
+            </w:tcBorders>
+            <w:tcMar>
+              <w:top w:type="dxa" w:w="70"/>
+              <w:left w:type="dxa" w:w="110"/>
+              <w:bottom w:type="dxa" w:w="70"/>
+              <w:right w:type="dxa" w:w="110"/>
+            </w:tcMar>
+            <w:vAlign w:val="center"/>
+          </w:tcPr>
+          <w:p>
+            <w:pPr>
+              <w:spacing w:after="0" w:before="0"/>
+            </w:pPr>
+            <w:r>
+              <w:rPr>
+                <w:rFonts w:ascii="Arial" w:cs="Arial" w:eastAsia="Arial" w:hAnsi="Arial"/>
+                <w:color w:val="1B2118"/>
+                <w:sz w:val="18"/>
+                <w:szCs w:val="18"/>
+              </w:rPr>
+              <w:t xml:space="preserve">23/10/2026 13:30</w:t>
+            </w:r>
+          </w:p>
+        </w:tc>
+        <w:tc>
+          <w:tcPr>
+            <w:tcW w:type="dxa" w:w="7609"/>
+            <w:tcBorders>
+              <w:top w:val="single" w:color="D9D4C5" w:sz="4"/>
+              <w:left w:val="single" w:color="D9D4C5" w:sz="4"/>
+              <w:bottom w:val="single" w:color="D9D4C5" w:sz="4"/>
+              <w:right w:val="single" w:color="D9D4C5" w:sz="4"/>
+            </w:tcBorders>
+            <w:tcMar>
+              <w:top w:type="dxa" w:w="70"/>
+              <w:left w:type="dxa" w:w="110"/>
+              <w:bottom w:type="dxa" w:w="70"/>
+              <w:right w:type="dxa" w:w="110"/>
+            </w:tcMar>
+            <w:vAlign w:val="center"/>
+          </w:tcPr>
+          <w:p>
+            <w:pPr>
+              <w:spacing w:after="0" w:before="0"/>
+            </w:pPr>
+            <w:r>
+              <w:rPr>
+                <w:rFonts w:ascii="Arial" w:cs="Arial" w:eastAsia="Arial" w:hAnsi="Arial"/>
+                <w:color w:val="1B2118"/>
+                <w:sz w:val="18"/>
+                <w:szCs w:val="18"/>
+              </w:rPr>
+              <w:t xml:space="preserve">Prova </w:t>
+            </w:r>
+            <w:r>
+              <w:rPr>
+                <w:rFonts w:ascii="Consolas" w:cs="Consolas" w:eastAsia="Consolas" w:hAnsi="Consolas"/>
+                <w:color w:val="2F5D3A"/>
+                <w:sz w:val="18"/>
+                <w:szCs w:val="18"/>
+              </w:rPr>
+              <w:t xml:space="preserve">t44.sql</w:t>
+            </w:r>
+            <w:r>
+              <w:rPr>
+                <w:rFonts w:ascii="Arial" w:cs="Arial" w:eastAsia="Arial" w:hAnsi="Arial"/>
+                <w:color w:val="1B2118"/>
+                <w:sz w:val="18"/>
+                <w:szCs w:val="18"/>
+              </w:rPr>
+              <w:t xml:space="preserve"> (Marketing, script 44) con l'errore dell'id di </w:t>
+            </w:r>
+            <w:r>
+              <w:rPr>
+                <w:rFonts w:ascii="Consolas" w:cs="Consolas" w:eastAsia="Consolas" w:hAnsi="Consolas"/>
+                <w:color w:val="2F5D3A"/>
+                <w:sz w:val="18"/>
+                <w:szCs w:val="18"/>
+              </w:rPr>
+              <w:t xml:space="preserve">mkt_richiesta</w:t>
+            </w:r>
+            <w:r>
+              <w:rPr>
+                <w:rFonts w:ascii="Arial" w:cs="Arial" w:eastAsia="Arial" w:hAnsi="Arial"/>
+                <w:color w:val="1B2118"/>
+                <w:sz w:val="18"/>
+                <w:szCs w:val="18"/>
+              </w:rPr>
+              <w:t xml:space="preserve"> trovato e corretto; nuova serie </w:t>
+            </w:r>
+            <w:r>
+              <w:rPr>
+                <w:rFonts w:ascii="Consolas" w:cs="Consolas" w:eastAsia="Consolas" w:hAnsi="Consolas"/>
+                <w:color w:val="2F5D3A"/>
+                <w:sz w:val="18"/>
+                <w:szCs w:val="18"/>
+              </w:rPr>
+              <w:t xml:space="preserve">marketing.test.mjs</w:t>
+            </w:r>
+            <w:r>
+              <w:rPr>
+                <w:rFonts w:ascii="Arial" w:cs="Arial" w:eastAsia="Arial" w:hAnsi="Arial"/>
+                <w:color w:val="1B2118"/>
+                <w:sz w:val="18"/>
+                <w:szCs w:val="18"/>
+              </w:rPr>
+              <w:t xml:space="preserve"> (20 serie)</w:t>
+            </w:r>
+          </w:p>
+        </w:tc>
+      </w:tr>
     </w:tbl>
     <w:p>
       <w:pPr>
@@ -24878,7 +25429,7 @@
         <w:szCs w:val="16"/>
       </w:rPr>
       <w:tab/>
-      <w:t xml:space="preserve">Registro issue e test · Rev. 1.19 · 23/10/2026</w:t>
+      <w:t xml:space="preserve">Registro issue e test · Rev. 1.20 · 23/10/2026</w:t>
     </w:r>
   </w:p>
 </w:hdr>
@@ -24943,7 +25494,7 @@
         <w:szCs w:val="16"/>
       </w:rPr>
       <w:tab/>
-      <w:t xml:space="preserve">Registro issue e test · Rev. 1.19 · 23/10/2026</w:t>
+      <w:t xml:space="preserve">Registro issue e test · Rev. 1.20 · 23/10/2026</w:t>
     </w:r>
   </w:p>
 </w:hdr>

--- a/public/documentazione/Registro_Issue_Test_Portale_CWP.docx
+++ b/public/documentazione/Registro_Issue_Test_Portale_CWP.docx
@@ -302,7 +302,7 @@
                 <w:sz w:val="20"/>
                 <w:szCs w:val="20"/>
               </w:rPr>
-              <w:t xml:space="preserve">Rev. 1.20</w:t>
+              <w:t xml:space="preserve">Rev. 1.21</w:t>
             </w:r>
           </w:p>
         </w:tc>
@@ -719,7 +719,7 @@
                 <w:sz w:val="18"/>
                 <w:szCs w:val="18"/>
               </w:rPr>
-              <w:t xml:space="preserve">1.20</w:t>
+              <w:t xml:space="preserve">1.21</w:t>
             </w:r>
           </w:p>
         </w:tc>
@@ -783,7 +783,7 @@
                 <w:sz w:val="18"/>
                 <w:szCs w:val="18"/>
               </w:rPr>
-              <w:t xml:space="preserve">Prova t44.sql (Marketing) con l'errore trovato e corretto; serie marketing.test.mjs.</w:t>
+              <w:t xml:space="preserve">Rilascio del Marketing: errori dell'importazione da IndicePA trovati e corretti.</w:t>
             </w:r>
           </w:p>
         </w:tc>
@@ -853,7 +853,7 @@
                 <w:sz w:val="18"/>
                 <w:szCs w:val="18"/>
               </w:rPr>
-              <w:t xml:space="preserve">1.19</w:t>
+              <w:t xml:space="preserve">1.20</w:t>
             </w:r>
           </w:p>
         </w:tc>
@@ -919,7 +919,7 @@
                 <w:sz w:val="18"/>
                 <w:szCs w:val="18"/>
               </w:rPr>
-              <w:t xml:space="preserve">Prova t34.sql nell'ordine della produzione.</w:t>
+              <w:t xml:space="preserve">Prova t44.sql (Marketing) con l'errore trovato e corretto; serie marketing.test.mjs.</w:t>
             </w:r>
           </w:p>
         </w:tc>
@@ -989,7 +989,7 @@
                 <w:sz w:val="18"/>
                 <w:szCs w:val="18"/>
               </w:rPr>
-              <w:t xml:space="preserve">1.18</w:t>
+              <w:t xml:space="preserve">1.19</w:t>
             </w:r>
           </w:p>
         </w:tc>
@@ -1053,7 +1053,7 @@
                 <w:sz w:val="18"/>
                 <w:szCs w:val="18"/>
               </w:rPr>
-              <w:t xml:space="preserve">Verifica dei colori dello stato delle fasi.</w:t>
+              <w:t xml:space="preserve">Prova t34.sql nell'ordine della produzione.</w:t>
             </w:r>
           </w:p>
         </w:tc>
@@ -1123,7 +1123,7 @@
                 <w:sz w:val="18"/>
                 <w:szCs w:val="18"/>
               </w:rPr>
-              <w:t xml:space="preserve">1.17</w:t>
+              <w:t xml:space="preserve">1.18</w:t>
             </w:r>
           </w:p>
         </w:tc>
@@ -1189,7 +1189,7 @@
                 <w:sz w:val="18"/>
                 <w:szCs w:val="18"/>
               </w:rPr>
-              <w:t xml:space="preserve">Prove valoreProgetti.test.mjs e t43.sql; 19 serie.</w:t>
+              <w:t xml:space="preserve">Verifica dei colori dello stato delle fasi.</w:t>
             </w:r>
           </w:p>
         </w:tc>
@@ -1259,7 +1259,7 @@
                 <w:sz w:val="18"/>
                 <w:szCs w:val="18"/>
               </w:rPr>
-              <w:t xml:space="preserve">1.16</w:t>
+              <w:t xml:space="preserve">1.17</w:t>
             </w:r>
           </w:p>
         </w:tc>
@@ -1323,7 +1323,7 @@
                 <w:sz w:val="18"/>
                 <w:szCs w:val="18"/>
               </w:rPr>
-              <w:t xml:space="preserve">Riepilogo al 23/10.</w:t>
+              <w:t xml:space="preserve">Prove valoreProgetti.test.mjs e t43.sql; 19 serie.</w:t>
             </w:r>
           </w:p>
         </w:tc>
@@ -1393,7 +1393,7 @@
                 <w:sz w:val="18"/>
                 <w:szCs w:val="18"/>
               </w:rPr>
-              <w:t xml:space="preserve">1.15</w:t>
+              <w:t xml:space="preserve">1.16</w:t>
             </w:r>
           </w:p>
         </w:tc>
@@ -1459,7 +1459,7 @@
                 <w:sz w:val="18"/>
                 <w:szCs w:val="18"/>
               </w:rPr>
-              <w:t xml:space="preserve">Prova t42.sql (valore dei crediti).</w:t>
+              <w:t xml:space="preserve">Riepilogo al 23/10.</w:t>
             </w:r>
           </w:p>
         </w:tc>
@@ -1529,7 +1529,7 @@
                 <w:sz w:val="18"/>
                 <w:szCs w:val="18"/>
               </w:rPr>
-              <w:t xml:space="preserve">1.14</w:t>
+              <w:t xml:space="preserve">1.15</w:t>
             </w:r>
           </w:p>
         </w:tc>
@@ -1593,7 +1593,7 @@
                 <w:sz w:val="18"/>
                 <w:szCs w:val="18"/>
               </w:rPr>
-              <w:t xml:space="preserve">Prove utenzeNelCalcolo.test.mjs (7) e t41.sql; 18 serie.</w:t>
+              <w:t xml:space="preserve">Prova t42.sql (valore dei crediti).</w:t>
             </w:r>
           </w:p>
         </w:tc>
@@ -1663,7 +1663,7 @@
                 <w:sz w:val="18"/>
                 <w:szCs w:val="18"/>
               </w:rPr>
-              <w:t xml:space="preserve">1.13</w:t>
+              <w:t xml:space="preserve">1.14</w:t>
             </w:r>
           </w:p>
         </w:tc>
@@ -1696,7 +1696,7 @@
                 <w:sz w:val="18"/>
                 <w:szCs w:val="18"/>
               </w:rPr>
-              <w:t xml:space="preserve">22/10/2026</w:t>
+              <w:t xml:space="preserve">23/10/2026</w:t>
             </w:r>
           </w:p>
         </w:tc>
@@ -1729,7 +1729,7 @@
                 <w:sz w:val="18"/>
                 <w:szCs w:val="18"/>
               </w:rPr>
-              <w:t xml:space="preserve">Riassunto degli eventi delle utenze nell'Audit (6 prove).</w:t>
+              <w:t xml:space="preserve">Prove utenzeNelCalcolo.test.mjs (7) e t41.sql; 18 serie.</w:t>
             </w:r>
           </w:p>
         </w:tc>
@@ -1799,7 +1799,7 @@
                 <w:sz w:val="18"/>
                 <w:szCs w:val="18"/>
               </w:rPr>
-              <w:t xml:space="preserve">1.12</w:t>
+              <w:t xml:space="preserve">1.13</w:t>
             </w:r>
           </w:p>
         </w:tc>
@@ -1863,7 +1863,7 @@
                 <w:sz w:val="18"/>
                 <w:szCs w:val="18"/>
               </w:rPr>
-              <w:t xml:space="preserve">Serie bancaDatiUtenze.test.mjs; t40.sql esteso.</w:t>
+              <w:t xml:space="preserve">Riassunto degli eventi delle utenze nell'Audit (6 prove).</w:t>
             </w:r>
           </w:p>
         </w:tc>
@@ -1933,7 +1933,7 @@
                 <w:sz w:val="18"/>
                 <w:szCs w:val="18"/>
               </w:rPr>
-              <w:t xml:space="preserve">1.11</w:t>
+              <w:t xml:space="preserve">1.12</w:t>
             </w:r>
           </w:p>
         </w:tc>
@@ -1999,7 +1999,7 @@
                 <w:sz w:val="18"/>
                 <w:szCs w:val="18"/>
               </w:rPr>
-              <w:t xml:space="preserve">Prova t40.sql (Banca Dati Utenze).</w:t>
+              <w:t xml:space="preserve">Serie bancaDatiUtenze.test.mjs; t40.sql esteso.</w:t>
             </w:r>
           </w:p>
         </w:tc>
@@ -2069,7 +2069,7 @@
                 <w:sz w:val="18"/>
                 <w:szCs w:val="18"/>
               </w:rPr>
-              <w:t xml:space="preserve">1.10</w:t>
+              <w:t xml:space="preserve">1.11</w:t>
             </w:r>
           </w:p>
         </w:tc>
@@ -2133,7 +2133,7 @@
                 <w:sz w:val="18"/>
                 <w:szCs w:val="18"/>
               </w:rPr>
-              <w:t xml:space="preserve">N01-N04 e ISS-038 in produzione.</w:t>
+              <w:t xml:space="preserve">Prova t40.sql (Banca Dati Utenze).</w:t>
             </w:r>
           </w:p>
         </w:tc>
@@ -2203,7 +2203,7 @@
                 <w:sz w:val="18"/>
                 <w:szCs w:val="18"/>
               </w:rPr>
-              <w:t xml:space="preserve">1.9</w:t>
+              <w:t xml:space="preserve">1.10</w:t>
             </w:r>
           </w:p>
         </w:tc>
@@ -2269,7 +2269,7 @@
                 <w:sz w:val="18"/>
                 <w:szCs w:val="18"/>
               </w:rPr>
-              <w:t xml:space="preserve">ISS-038: navigazione da smartphone.</w:t>
+              <w:t xml:space="preserve">N01-N04 e ISS-038 in produzione.</w:t>
             </w:r>
           </w:p>
         </w:tc>
@@ -2339,7 +2339,7 @@
                 <w:sz w:val="18"/>
                 <w:szCs w:val="18"/>
               </w:rPr>
-              <w:t xml:space="preserve">1.8</w:t>
+              <w:t xml:space="preserve">1.9</w:t>
             </w:r>
           </w:p>
         </w:tc>
@@ -2403,7 +2403,7 @@
                 <w:sz w:val="18"/>
                 <w:szCs w:val="18"/>
               </w:rPr>
-              <w:t xml:space="preserve">Rilievi N01-N06 della terza sessione: N01-N04 corretti da ritestare, N05 e N06 in attesa di regola; prove rilievi_n.test.mjs e t39.sql.</w:t>
+              <w:t xml:space="preserve">ISS-038: navigazione da smartphone.</w:t>
             </w:r>
           </w:p>
         </w:tc>
@@ -2473,7 +2473,7 @@
                 <w:sz w:val="18"/>
                 <w:szCs w:val="18"/>
               </w:rPr>
-              <w:t xml:space="preserve">1.7</w:t>
+              <w:t xml:space="preserve">1.8</w:t>
             </w:r>
           </w:p>
         </w:tc>
@@ -2506,7 +2506,7 @@
                 <w:sz w:val="18"/>
                 <w:szCs w:val="18"/>
               </w:rPr>
-              <w:t xml:space="preserve">21/10/2026</w:t>
+              <w:t xml:space="preserve">22/10/2026</w:t>
             </w:r>
           </w:p>
         </w:tc>
@@ -2539,7 +2539,7 @@
                 <w:sz w:val="18"/>
                 <w:szCs w:val="18"/>
               </w:rPr>
-              <w:t xml:space="preserve">ISS-037: backup dal Mac.</w:t>
+              <w:t xml:space="preserve">Rilievi N01-N06 della terza sessione: N01-N04 corretti da ritestare, N05 e N06 in attesa di regola; prove rilievi_n.test.mjs e t39.sql.</w:t>
             </w:r>
           </w:p>
         </w:tc>
@@ -2609,7 +2609,7 @@
                 <w:sz w:val="18"/>
                 <w:szCs w:val="18"/>
               </w:rPr>
-              <w:t xml:space="preserve">1.6</w:t>
+              <w:t xml:space="preserve">1.7</w:t>
             </w:r>
           </w:p>
         </w:tc>
@@ -2673,7 +2673,7 @@
                 <w:sz w:val="18"/>
                 <w:szCs w:val="18"/>
               </w:rPr>
-              <w:t xml:space="preserve">ISS-036: causa e tramite per Google News. Prova t37.sql. ISS-036: tramite bloccato da Google, siti ambientali. ISS-036: tramite bloccato da Google, siti ambientali.</w:t>
+              <w:t xml:space="preserve">ISS-037: backup dal Mac.</w:t>
             </w:r>
           </w:p>
         </w:tc>
@@ -2743,7 +2743,7 @@
                 <w:sz w:val="18"/>
                 <w:szCs w:val="18"/>
               </w:rPr>
-              <w:t xml:space="preserve">1.5</w:t>
+              <w:t xml:space="preserve">1.6</w:t>
             </w:r>
           </w:p>
         </w:tc>
@@ -2809,7 +2809,7 @@
                 <w:sz w:val="18"/>
                 <w:szCs w:val="18"/>
               </w:rPr>
-              <w:t xml:space="preserve">ISS-036: canali News da Google a Bing.</w:t>
+              <w:t xml:space="preserve">ISS-036: causa e tramite per Google News. Prova t37.sql. ISS-036: tramite bloccato da Google, siti ambientali. ISS-036: tramite bloccato da Google, siti ambientali.</w:t>
             </w:r>
           </w:p>
         </w:tc>
@@ -2879,7 +2879,7 @@
                 <w:sz w:val="18"/>
                 <w:szCs w:val="18"/>
               </w:rPr>
-              <w:t xml:space="preserve">1.4</w:t>
+              <w:t xml:space="preserve">1.5</w:t>
             </w:r>
           </w:p>
         </w:tc>
@@ -2943,7 +2943,7 @@
                 <w:sz w:val="18"/>
                 <w:szCs w:val="18"/>
               </w:rPr>
-              <w:t xml:space="preserve">Nuove prove notizie.test.mjs e t36.sql.</w:t>
+              <w:t xml:space="preserve">ISS-036: canali News da Google a Bing.</w:t>
             </w:r>
           </w:p>
         </w:tc>
@@ -3013,7 +3013,7 @@
                 <w:sz w:val="18"/>
                 <w:szCs w:val="18"/>
               </w:rPr>
-              <w:t xml:space="preserve">1.3</w:t>
+              <w:t xml:space="preserve">1.4</w:t>
             </w:r>
           </w:p>
         </w:tc>
@@ -3079,7 +3079,7 @@
                 <w:sz w:val="18"/>
                 <w:szCs w:val="18"/>
               </w:rPr>
-              <w:t xml:space="preserve">ISS-035: PDF ed Excel della simulazione con tutti i dati e i grafici.</w:t>
+              <w:t xml:space="preserve">Nuove prove notizie.test.mjs e t36.sql.</w:t>
             </w:r>
           </w:p>
         </w:tc>
@@ -3149,7 +3149,7 @@
                 <w:sz w:val="18"/>
                 <w:szCs w:val="18"/>
               </w:rPr>
-              <w:t xml:space="preserve">1.2</w:t>
+              <w:t xml:space="preserve">1.3</w:t>
             </w:r>
           </w:p>
         </w:tc>
@@ -3213,7 +3213,7 @@
                 <w:sz w:val="18"/>
                 <w:szCs w:val="18"/>
               </w:rPr>
-              <w:t xml:space="preserve">Nuova serie di prove dell'assistente.</w:t>
+              <w:t xml:space="preserve">ISS-035: PDF ed Excel della simulazione con tutti i dati e i grafici.</w:t>
             </w:r>
           </w:p>
         </w:tc>
@@ -3283,7 +3283,7 @@
                 <w:sz w:val="18"/>
                 <w:szCs w:val="18"/>
               </w:rPr>
-              <w:t xml:space="preserve">1.1</w:t>
+              <w:t xml:space="preserve">1.2</w:t>
             </w:r>
           </w:p>
         </w:tc>
@@ -3349,7 +3349,7 @@
                 <w:sz w:val="18"/>
                 <w:szCs w:val="18"/>
               </w:rPr>
-              <w:t xml:space="preserve">R08 corretto e da ritestare; prova di ripristino da backup.</w:t>
+              <w:t xml:space="preserve">Nuova serie di prove dell'assistente.</w:t>
             </w:r>
           </w:p>
         </w:tc>
@@ -3419,6 +3419,140 @@
                 <w:sz w:val="18"/>
                 <w:szCs w:val="18"/>
               </w:rPr>
+              <w:t xml:space="preserve">1.1</w:t>
+            </w:r>
+          </w:p>
+        </w:tc>
+        <w:tc>
+          <w:tcPr>
+            <w:tcW w:type="dxa" w:w="1300"/>
+            <w:tcBorders>
+              <w:top w:val="single" w:color="D9D4C5" w:sz="4"/>
+              <w:left w:val="single" w:color="D9D4C5" w:sz="4"/>
+              <w:bottom w:val="single" w:color="D9D4C5" w:sz="4"/>
+              <w:right w:val="single" w:color="D9D4C5" w:sz="4"/>
+            </w:tcBorders>
+            <w:tcMar>
+              <w:top w:type="dxa" w:w="70"/>
+              <w:left w:type="dxa" w:w="110"/>
+              <w:bottom w:type="dxa" w:w="70"/>
+              <w:right w:type="dxa" w:w="110"/>
+            </w:tcMar>
+            <w:vAlign w:val="center"/>
+          </w:tcPr>
+          <w:p>
+            <w:pPr>
+              <w:spacing w:after="0" w:before="0"/>
+            </w:pPr>
+            <w:r>
+              <w:rPr>
+                <w:rFonts w:ascii="Arial" w:cs="Arial" w:eastAsia="Arial" w:hAnsi="Arial"/>
+                <w:color w:val="1B2118"/>
+                <w:sz w:val="18"/>
+                <w:szCs w:val="18"/>
+              </w:rPr>
+              <w:t xml:space="preserve">21/10/2026</w:t>
+            </w:r>
+          </w:p>
+        </w:tc>
+        <w:tc>
+          <w:tcPr>
+            <w:tcW w:type="dxa" w:w="5538"/>
+            <w:tcBorders>
+              <w:top w:val="single" w:color="D9D4C5" w:sz="4"/>
+              <w:left w:val="single" w:color="D9D4C5" w:sz="4"/>
+              <w:bottom w:val="single" w:color="D9D4C5" w:sz="4"/>
+              <w:right w:val="single" w:color="D9D4C5" w:sz="4"/>
+            </w:tcBorders>
+            <w:tcMar>
+              <w:top w:type="dxa" w:w="70"/>
+              <w:left w:type="dxa" w:w="110"/>
+              <w:bottom w:type="dxa" w:w="70"/>
+              <w:right w:type="dxa" w:w="110"/>
+            </w:tcMar>
+            <w:vAlign w:val="center"/>
+          </w:tcPr>
+          <w:p>
+            <w:pPr>
+              <w:spacing w:after="0" w:before="0"/>
+            </w:pPr>
+            <w:r>
+              <w:rPr>
+                <w:rFonts w:ascii="Arial" w:cs="Arial" w:eastAsia="Arial" w:hAnsi="Arial"/>
+                <w:color w:val="1B2118"/>
+                <w:sz w:val="18"/>
+                <w:szCs w:val="18"/>
+              </w:rPr>
+              <w:t xml:space="preserve">R08 corretto e da ritestare; prova di ripristino da backup.</w:t>
+            </w:r>
+          </w:p>
+        </w:tc>
+        <w:tc>
+          <w:tcPr>
+            <w:tcW w:type="dxa" w:w="2000"/>
+            <w:tcBorders>
+              <w:top w:val="single" w:color="D9D4C5" w:sz="4"/>
+              <w:left w:val="single" w:color="D9D4C5" w:sz="4"/>
+              <w:bottom w:val="single" w:color="D9D4C5" w:sz="4"/>
+              <w:right w:val="single" w:color="D9D4C5" w:sz="4"/>
+            </w:tcBorders>
+            <w:tcMar>
+              <w:top w:type="dxa" w:w="70"/>
+              <w:left w:type="dxa" w:w="110"/>
+              <w:bottom w:type="dxa" w:w="70"/>
+              <w:right w:type="dxa" w:w="110"/>
+            </w:tcMar>
+            <w:vAlign w:val="center"/>
+          </w:tcPr>
+          <w:p>
+            <w:pPr>
+              <w:spacing w:after="0" w:before="0"/>
+            </w:pPr>
+            <w:r>
+              <w:rPr>
+                <w:rFonts w:ascii="Arial" w:cs="Arial" w:eastAsia="Arial" w:hAnsi="Arial"/>
+                <w:color w:val="1B2118"/>
+                <w:sz w:val="18"/>
+                <w:szCs w:val="18"/>
+              </w:rPr>
+              <w:t xml:space="preserve">Fondazione Operate</w:t>
+            </w:r>
+          </w:p>
+        </w:tc>
+      </w:tr>
+      <w:tr>
+        <w:trPr>
+          <w:cantSplit/>
+        </w:trPr>
+        <w:tc>
+          <w:tcPr>
+            <w:tcW w:type="dxa" w:w="800"/>
+            <w:tcBorders>
+              <w:top w:val="single" w:color="D9D4C5" w:sz="4"/>
+              <w:left w:val="single" w:color="D9D4C5" w:sz="4"/>
+              <w:bottom w:val="single" w:color="D9D4C5" w:sz="4"/>
+              <w:right w:val="single" w:color="D9D4C5" w:sz="4"/>
+            </w:tcBorders>
+            <w:shd w:fill="F6F4EE" w:color="auto" w:val="clear"/>
+            <w:tcMar>
+              <w:top w:type="dxa" w:w="70"/>
+              <w:left w:type="dxa" w:w="110"/>
+              <w:bottom w:type="dxa" w:w="70"/>
+              <w:right w:type="dxa" w:w="110"/>
+            </w:tcMar>
+            <w:vAlign w:val="center"/>
+          </w:tcPr>
+          <w:p>
+            <w:pPr>
+              <w:spacing w:after="0" w:before="0"/>
+            </w:pPr>
+            <w:r>
+              <w:rPr>
+                <w:rFonts w:ascii="Arial" w:cs="Arial" w:eastAsia="Arial" w:hAnsi="Arial"/>
+                <w:color w:val="1B2118"/>
+                <w:sz w:val="18"/>
+                <w:szCs w:val="18"/>
+              </w:rPr>
               <w:t xml:space="preserve">1.0</w:t>
             </w:r>
           </w:p>
@@ -3432,6 +3566,7 @@
               <w:bottom w:val="single" w:color="D9D4C5" w:sz="4"/>
               <w:right w:val="single" w:color="D9D4C5" w:sz="4"/>
             </w:tcBorders>
+            <w:shd w:fill="F6F4EE" w:color="auto" w:val="clear"/>
             <w:tcMar>
               <w:top w:type="dxa" w:w="70"/>
               <w:left w:type="dxa" w:w="110"/>
@@ -3464,6 +3599,7 @@
               <w:bottom w:val="single" w:color="D9D4C5" w:sz="4"/>
               <w:right w:val="single" w:color="D9D4C5" w:sz="4"/>
             </w:tcBorders>
+            <w:shd w:fill="F6F4EE" w:color="auto" w:val="clear"/>
             <w:tcMar>
               <w:top w:type="dxa" w:w="70"/>
               <w:left w:type="dxa" w:w="110"/>
@@ -3496,6 +3632,7 @@
               <w:bottom w:val="single" w:color="D9D4C5" w:sz="4"/>
               <w:right w:val="single" w:color="D9D4C5" w:sz="4"/>
             </w:tcBorders>
+            <w:shd w:fill="F6F4EE" w:color="auto" w:val="clear"/>
             <w:tcMar>
               <w:top w:type="dxa" w:w="70"/>
               <w:left w:type="dxa" w:w="110"/>
@@ -3537,7 +3674,7 @@
           <w:sz w:val="20"/>
           <w:szCs w:val="20"/>
         </w:rPr>
-        <w:t xml:space="preserve">Fotografia del registro alla revisione 1.20 del 23/10/2026. Il registro si aggiorna a ogni variazione (segnalazione, correzione, ritest, rilascio); la versione corrente si scarica dall'area Documentazione del portale (solo Amministratori).</w:t>
+        <w:t xml:space="preserve">Fotografia del registro alla revisione 1.21 del 23/10/2026. Il registro si aggiorna a ogni variazione (segnalazione, correzione, ritest, rilascio); la versione corrente si scarica dall'area Documentazione del portale (solo Amministratori).</w:t>
       </w:r>
     </w:p>
     <w:p>
@@ -21409,6 +21546,82 @@
           <w:szCs w:val="20"/>
         </w:rPr>
         <w:t xml:space="preserve"> riconosce pec.it, pecveneto.it, cert.provincia.it e non «pecora@».</w:t>
+      </w:r>
+    </w:p>
+    <w:p>
+      <w:pPr>
+        <w:pStyle w:val="ListParagraph"/>
+        <w:numPr>
+          <w:ilvl w:val="0"/>
+          <w:numId w:val="2"/>
+        </w:numPr>
+        <w:spacing w:after="70" w:line="290"/>
+      </w:pPr>
+      <w:r>
+        <w:rPr>
+          <w:rFonts w:ascii="Arial" w:cs="Arial" w:eastAsia="Arial" w:hAnsi="Arial"/>
+          <w:color w:val="1B2118"/>
+          <w:sz w:val="21"/>
+          <w:szCs w:val="21"/>
+        </w:rPr>
+        <w:t xml:space="preserve">Primo aggiornamento delle banche dati in produzione (23/10/2026 12:20-12:50), due errori trovati e corretti:</w:t>
+      </w:r>
+    </w:p>
+    <w:p>
+      <w:pPr>
+        <w:pStyle w:val="ListParagraph"/>
+        <w:numPr>
+          <w:ilvl w:val="1"/>
+          <w:numId w:val="2"/>
+        </w:numPr>
+        <w:spacing w:after="70" w:line="290"/>
+      </w:pPr>
+      <w:r>
+        <w:rPr>
+          <w:rFonts w:ascii="Arial" w:cs="Arial" w:eastAsia="Arial" w:hAnsi="Arial"/>
+          <w:color w:val="1B2118"/>
+          <w:sz w:val="20"/>
+          <w:szCs w:val="20"/>
+        </w:rPr>
+        <w:t xml:space="preserve">IndicePA: righe doppie per lo stesso codice ISTAT (Unioni e Consorzi nella categoria L6) → una sola riga per Comune, quella dell'ente «Comune…»;</w:t>
+      </w:r>
+    </w:p>
+    <w:p>
+      <w:pPr>
+        <w:pStyle w:val="ListParagraph"/>
+        <w:numPr>
+          <w:ilvl w:val="1"/>
+          <w:numId w:val="2"/>
+        </w:numPr>
+        <w:spacing w:after="70" w:line="290"/>
+      </w:pPr>
+      <w:r>
+        <w:rPr>
+          <w:rFonts w:ascii="Arial" w:cs="Arial" w:eastAsia="Arial" w:hAnsi="Arial"/>
+          <w:color w:val="1B2118"/>
+          <w:sz w:val="20"/>
+          <w:szCs w:val="20"/>
+        </w:rPr>
+        <w:t xml:space="preserve">lettura unica degli uffici dei Comuni respinta da IndicePA («App offline») → blocchi di 400 Comuni; Albo una provincia per chiamata;</w:t>
+      </w:r>
+    </w:p>
+    <w:p>
+      <w:pPr>
+        <w:pStyle w:val="ListParagraph"/>
+        <w:numPr>
+          <w:ilvl w:val="1"/>
+          <w:numId w:val="2"/>
+        </w:numPr>
+        <w:spacing w:after="70" w:line="290"/>
+      </w:pPr>
+      <w:r>
+        <w:rPr>
+          <w:rFonts w:ascii="Arial" w:cs="Arial" w:eastAsia="Arial" w:hAnsi="Arial"/>
+          <w:color w:val="1B2118"/>
+          <w:sz w:val="20"/>
+          <w:szCs w:val="20"/>
+        </w:rPr>
+        <w:t xml:space="preserve">esito: 7.904 Comuni, 7.504 con dati IndicePA, 5.642 con email generica; 5.818 gestori in categoria 1 ordinaria.</w:t>
       </w:r>
     </w:p>
     <w:p>
@@ -25097,7 +25310,7 @@
                 <w:sz w:val="18"/>
                 <w:szCs w:val="18"/>
               </w:rPr>
-              <w:t xml:space="preserve">23/10/2026 13:30</w:t>
+              <w:t xml:space="preserve">23/10/2026 12:05</w:t>
             </w:r>
           </w:p>
         </w:tc>
@@ -25184,6 +25397,77 @@
                 <w:szCs w:val="18"/>
               </w:rPr>
               <w:t xml:space="preserve"> (20 serie)</w:t>
+            </w:r>
+          </w:p>
+        </w:tc>
+      </w:tr>
+      <w:tr>
+        <w:trPr>
+          <w:cantSplit/>
+        </w:trPr>
+        <w:tc>
+          <w:tcPr>
+            <w:tcW w:type="dxa" w:w="2029"/>
+            <w:tcBorders>
+              <w:top w:val="single" w:color="D9D4C5" w:sz="4"/>
+              <w:left w:val="single" w:color="D9D4C5" w:sz="4"/>
+              <w:bottom w:val="single" w:color="D9D4C5" w:sz="4"/>
+              <w:right w:val="single" w:color="D9D4C5" w:sz="4"/>
+            </w:tcBorders>
+            <w:shd w:fill="F6F4EE" w:color="auto" w:val="clear"/>
+            <w:tcMar>
+              <w:top w:type="dxa" w:w="70"/>
+              <w:left w:type="dxa" w:w="110"/>
+              <w:bottom w:type="dxa" w:w="70"/>
+              <w:right w:type="dxa" w:w="110"/>
+            </w:tcMar>
+            <w:vAlign w:val="center"/>
+          </w:tcPr>
+          <w:p>
+            <w:pPr>
+              <w:spacing w:after="0" w:before="0"/>
+            </w:pPr>
+            <w:r>
+              <w:rPr>
+                <w:rFonts w:ascii="Arial" w:cs="Arial" w:eastAsia="Arial" w:hAnsi="Arial"/>
+                <w:color w:val="1B2118"/>
+                <w:sz w:val="18"/>
+                <w:szCs w:val="18"/>
+              </w:rPr>
+              <w:t xml:space="preserve">23/10/2026 12:50</w:t>
+            </w:r>
+          </w:p>
+        </w:tc>
+        <w:tc>
+          <w:tcPr>
+            <w:tcW w:type="dxa" w:w="7609"/>
+            <w:tcBorders>
+              <w:top w:val="single" w:color="D9D4C5" w:sz="4"/>
+              <w:left w:val="single" w:color="D9D4C5" w:sz="4"/>
+              <w:bottom w:val="single" w:color="D9D4C5" w:sz="4"/>
+              <w:right w:val="single" w:color="D9D4C5" w:sz="4"/>
+            </w:tcBorders>
+            <w:shd w:fill="F6F4EE" w:color="auto" w:val="clear"/>
+            <w:tcMar>
+              <w:top w:type="dxa" w:w="70"/>
+              <w:left w:type="dxa" w:w="110"/>
+              <w:bottom w:type="dxa" w:w="70"/>
+              <w:right w:type="dxa" w:w="110"/>
+            </w:tcMar>
+            <w:vAlign w:val="center"/>
+          </w:tcPr>
+          <w:p>
+            <w:pPr>
+              <w:spacing w:after="0" w:before="0"/>
+            </w:pPr>
+            <w:r>
+              <w:rPr>
+                <w:rFonts w:ascii="Arial" w:cs="Arial" w:eastAsia="Arial" w:hAnsi="Arial"/>
+                <w:color w:val="1B2118"/>
+                <w:sz w:val="18"/>
+                <w:szCs w:val="18"/>
+              </w:rPr>
+              <w:t xml:space="preserve">Rilascio del Marketing: due errori dell'importazione da IndicePA trovati al primo aggiornamento in produzione (righe doppie per Comune, lettura degli uffici troppo grande) e corretti; banche dati caricate</w:t>
             </w:r>
           </w:p>
         </w:tc>
@@ -25429,7 +25713,7 @@
         <w:szCs w:val="16"/>
       </w:rPr>
       <w:tab/>
-      <w:t xml:space="preserve">Registro issue e test · Rev. 1.20 · 23/10/2026</w:t>
+      <w:t xml:space="preserve">Registro issue e test · Rev. 1.21 · 23/10/2026</w:t>
     </w:r>
   </w:p>
 </w:hdr>
@@ -25494,7 +25778,7 @@
         <w:szCs w:val="16"/>
       </w:rPr>
       <w:tab/>
-      <w:t xml:space="preserve">Registro issue e test · Rev. 1.20 · 23/10/2026</w:t>
+      <w:t xml:space="preserve">Registro issue e test · Rev. 1.21 · 23/10/2026</w:t>
     </w:r>
   </w:p>
 </w:hdr>

--- a/public/documentazione/Registro_Issue_Test_Portale_CWP.docx
+++ b/public/documentazione/Registro_Issue_Test_Portale_CWP.docx
@@ -302,7 +302,7 @@
                 <w:sz w:val="20"/>
                 <w:szCs w:val="20"/>
               </w:rPr>
-              <w:t xml:space="preserve">Rev. 1.21</w:t>
+              <w:t xml:space="preserve">Rev. 1.22</w:t>
             </w:r>
           </w:p>
         </w:tc>
@@ -719,7 +719,7 @@
                 <w:sz w:val="18"/>
                 <w:szCs w:val="18"/>
               </w:rPr>
-              <w:t xml:space="preserve">1.21</w:t>
+              <w:t xml:space="preserve">1.22</w:t>
             </w:r>
           </w:p>
         </w:tc>
@@ -783,7 +783,7 @@
                 <w:sz w:val="18"/>
                 <w:szCs w:val="18"/>
               </w:rPr>
-              <w:t xml:space="preserve">Rilascio del Marketing: errori dell'importazione da IndicePA trovati e corretti.</w:t>
+              <w:t xml:space="preserve">ISS-039 e ISS-040 corretti e in produzione; prova t45.sql.</w:t>
             </w:r>
           </w:p>
         </w:tc>
@@ -853,7 +853,7 @@
                 <w:sz w:val="18"/>
                 <w:szCs w:val="18"/>
               </w:rPr>
-              <w:t xml:space="preserve">1.20</w:t>
+              <w:t xml:space="preserve">1.21</w:t>
             </w:r>
           </w:p>
         </w:tc>
@@ -919,7 +919,7 @@
                 <w:sz w:val="18"/>
                 <w:szCs w:val="18"/>
               </w:rPr>
-              <w:t xml:space="preserve">Prova t44.sql (Marketing) con l'errore trovato e corretto; serie marketing.test.mjs.</w:t>
+              <w:t xml:space="preserve">Rilascio del Marketing: errori dell'importazione da IndicePA trovati e corretti.</w:t>
             </w:r>
           </w:p>
         </w:tc>
@@ -989,7 +989,7 @@
                 <w:sz w:val="18"/>
                 <w:szCs w:val="18"/>
               </w:rPr>
-              <w:t xml:space="preserve">1.19</w:t>
+              <w:t xml:space="preserve">1.20</w:t>
             </w:r>
           </w:p>
         </w:tc>
@@ -1053,7 +1053,7 @@
                 <w:sz w:val="18"/>
                 <w:szCs w:val="18"/>
               </w:rPr>
-              <w:t xml:space="preserve">Prova t34.sql nell'ordine della produzione.</w:t>
+              <w:t xml:space="preserve">Prova t44.sql (Marketing) con l'errore trovato e corretto; serie marketing.test.mjs.</w:t>
             </w:r>
           </w:p>
         </w:tc>
@@ -1123,7 +1123,7 @@
                 <w:sz w:val="18"/>
                 <w:szCs w:val="18"/>
               </w:rPr>
-              <w:t xml:space="preserve">1.18</w:t>
+              <w:t xml:space="preserve">1.19</w:t>
             </w:r>
           </w:p>
         </w:tc>
@@ -1189,7 +1189,7 @@
                 <w:sz w:val="18"/>
                 <w:szCs w:val="18"/>
               </w:rPr>
-              <w:t xml:space="preserve">Verifica dei colori dello stato delle fasi.</w:t>
+              <w:t xml:space="preserve">Prova t34.sql nell'ordine della produzione.</w:t>
             </w:r>
           </w:p>
         </w:tc>
@@ -1259,7 +1259,7 @@
                 <w:sz w:val="18"/>
                 <w:szCs w:val="18"/>
               </w:rPr>
-              <w:t xml:space="preserve">1.17</w:t>
+              <w:t xml:space="preserve">1.18</w:t>
             </w:r>
           </w:p>
         </w:tc>
@@ -1323,7 +1323,7 @@
                 <w:sz w:val="18"/>
                 <w:szCs w:val="18"/>
               </w:rPr>
-              <w:t xml:space="preserve">Prove valoreProgetti.test.mjs e t43.sql; 19 serie.</w:t>
+              <w:t xml:space="preserve">Verifica dei colori dello stato delle fasi.</w:t>
             </w:r>
           </w:p>
         </w:tc>
@@ -1393,7 +1393,7 @@
                 <w:sz w:val="18"/>
                 <w:szCs w:val="18"/>
               </w:rPr>
-              <w:t xml:space="preserve">1.16</w:t>
+              <w:t xml:space="preserve">1.17</w:t>
             </w:r>
           </w:p>
         </w:tc>
@@ -1459,7 +1459,7 @@
                 <w:sz w:val="18"/>
                 <w:szCs w:val="18"/>
               </w:rPr>
-              <w:t xml:space="preserve">Riepilogo al 23/10.</w:t>
+              <w:t xml:space="preserve">Prove valoreProgetti.test.mjs e t43.sql; 19 serie.</w:t>
             </w:r>
           </w:p>
         </w:tc>
@@ -1529,7 +1529,7 @@
                 <w:sz w:val="18"/>
                 <w:szCs w:val="18"/>
               </w:rPr>
-              <w:t xml:space="preserve">1.15</w:t>
+              <w:t xml:space="preserve">1.16</w:t>
             </w:r>
           </w:p>
         </w:tc>
@@ -1593,7 +1593,7 @@
                 <w:sz w:val="18"/>
                 <w:szCs w:val="18"/>
               </w:rPr>
-              <w:t xml:space="preserve">Prova t42.sql (valore dei crediti).</w:t>
+              <w:t xml:space="preserve">Riepilogo al 23/10.</w:t>
             </w:r>
           </w:p>
         </w:tc>
@@ -1663,7 +1663,7 @@
                 <w:sz w:val="18"/>
                 <w:szCs w:val="18"/>
               </w:rPr>
-              <w:t xml:space="preserve">1.14</w:t>
+              <w:t xml:space="preserve">1.15</w:t>
             </w:r>
           </w:p>
         </w:tc>
@@ -1729,7 +1729,7 @@
                 <w:sz w:val="18"/>
                 <w:szCs w:val="18"/>
               </w:rPr>
-              <w:t xml:space="preserve">Prove utenzeNelCalcolo.test.mjs (7) e t41.sql; 18 serie.</w:t>
+              <w:t xml:space="preserve">Prova t42.sql (valore dei crediti).</w:t>
             </w:r>
           </w:p>
         </w:tc>
@@ -1799,7 +1799,7 @@
                 <w:sz w:val="18"/>
                 <w:szCs w:val="18"/>
               </w:rPr>
-              <w:t xml:space="preserve">1.13</w:t>
+              <w:t xml:space="preserve">1.14</w:t>
             </w:r>
           </w:p>
         </w:tc>
@@ -1831,7 +1831,7 @@
                 <w:sz w:val="18"/>
                 <w:szCs w:val="18"/>
               </w:rPr>
-              <w:t xml:space="preserve">22/10/2026</w:t>
+              <w:t xml:space="preserve">23/10/2026</w:t>
             </w:r>
           </w:p>
         </w:tc>
@@ -1863,7 +1863,7 @@
                 <w:sz w:val="18"/>
                 <w:szCs w:val="18"/>
               </w:rPr>
-              <w:t xml:space="preserve">Riassunto degli eventi delle utenze nell'Audit (6 prove).</w:t>
+              <w:t xml:space="preserve">Prove utenzeNelCalcolo.test.mjs (7) e t41.sql; 18 serie.</w:t>
             </w:r>
           </w:p>
         </w:tc>
@@ -1933,7 +1933,7 @@
                 <w:sz w:val="18"/>
                 <w:szCs w:val="18"/>
               </w:rPr>
-              <w:t xml:space="preserve">1.12</w:t>
+              <w:t xml:space="preserve">1.13</w:t>
             </w:r>
           </w:p>
         </w:tc>
@@ -1999,7 +1999,7 @@
                 <w:sz w:val="18"/>
                 <w:szCs w:val="18"/>
               </w:rPr>
-              <w:t xml:space="preserve">Serie bancaDatiUtenze.test.mjs; t40.sql esteso.</w:t>
+              <w:t xml:space="preserve">Riassunto degli eventi delle utenze nell'Audit (6 prove).</w:t>
             </w:r>
           </w:p>
         </w:tc>
@@ -2069,7 +2069,7 @@
                 <w:sz w:val="18"/>
                 <w:szCs w:val="18"/>
               </w:rPr>
-              <w:t xml:space="preserve">1.11</w:t>
+              <w:t xml:space="preserve">1.12</w:t>
             </w:r>
           </w:p>
         </w:tc>
@@ -2133,7 +2133,7 @@
                 <w:sz w:val="18"/>
                 <w:szCs w:val="18"/>
               </w:rPr>
-              <w:t xml:space="preserve">Prova t40.sql (Banca Dati Utenze).</w:t>
+              <w:t xml:space="preserve">Serie bancaDatiUtenze.test.mjs; t40.sql esteso.</w:t>
             </w:r>
           </w:p>
         </w:tc>
@@ -2203,7 +2203,7 @@
                 <w:sz w:val="18"/>
                 <w:szCs w:val="18"/>
               </w:rPr>
-              <w:t xml:space="preserve">1.10</w:t>
+              <w:t xml:space="preserve">1.11</w:t>
             </w:r>
           </w:p>
         </w:tc>
@@ -2269,7 +2269,7 @@
                 <w:sz w:val="18"/>
                 <w:szCs w:val="18"/>
               </w:rPr>
-              <w:t xml:space="preserve">N01-N04 e ISS-038 in produzione.</w:t>
+              <w:t xml:space="preserve">Prova t40.sql (Banca Dati Utenze).</w:t>
             </w:r>
           </w:p>
         </w:tc>
@@ -2339,7 +2339,7 @@
                 <w:sz w:val="18"/>
                 <w:szCs w:val="18"/>
               </w:rPr>
-              <w:t xml:space="preserve">1.9</w:t>
+              <w:t xml:space="preserve">1.10</w:t>
             </w:r>
           </w:p>
         </w:tc>
@@ -2403,7 +2403,7 @@
                 <w:sz w:val="18"/>
                 <w:szCs w:val="18"/>
               </w:rPr>
-              <w:t xml:space="preserve">ISS-038: navigazione da smartphone.</w:t>
+              <w:t xml:space="preserve">N01-N04 e ISS-038 in produzione.</w:t>
             </w:r>
           </w:p>
         </w:tc>
@@ -2473,7 +2473,7 @@
                 <w:sz w:val="18"/>
                 <w:szCs w:val="18"/>
               </w:rPr>
-              <w:t xml:space="preserve">1.8</w:t>
+              <w:t xml:space="preserve">1.9</w:t>
             </w:r>
           </w:p>
         </w:tc>
@@ -2539,7 +2539,7 @@
                 <w:sz w:val="18"/>
                 <w:szCs w:val="18"/>
               </w:rPr>
-              <w:t xml:space="preserve">Rilievi N01-N06 della terza sessione: N01-N04 corretti da ritestare, N05 e N06 in attesa di regola; prove rilievi_n.test.mjs e t39.sql.</w:t>
+              <w:t xml:space="preserve">ISS-038: navigazione da smartphone.</w:t>
             </w:r>
           </w:p>
         </w:tc>
@@ -2609,7 +2609,7 @@
                 <w:sz w:val="18"/>
                 <w:szCs w:val="18"/>
               </w:rPr>
-              <w:t xml:space="preserve">1.7</w:t>
+              <w:t xml:space="preserve">1.8</w:t>
             </w:r>
           </w:p>
         </w:tc>
@@ -2641,7 +2641,7 @@
                 <w:sz w:val="18"/>
                 <w:szCs w:val="18"/>
               </w:rPr>
-              <w:t xml:space="preserve">21/10/2026</w:t>
+              <w:t xml:space="preserve">22/10/2026</w:t>
             </w:r>
           </w:p>
         </w:tc>
@@ -2673,7 +2673,7 @@
                 <w:sz w:val="18"/>
                 <w:szCs w:val="18"/>
               </w:rPr>
-              <w:t xml:space="preserve">ISS-037: backup dal Mac.</w:t>
+              <w:t xml:space="preserve">Rilievi N01-N06 della terza sessione: N01-N04 corretti da ritestare, N05 e N06 in attesa di regola; prove rilievi_n.test.mjs e t39.sql.</w:t>
             </w:r>
           </w:p>
         </w:tc>
@@ -2743,7 +2743,7 @@
                 <w:sz w:val="18"/>
                 <w:szCs w:val="18"/>
               </w:rPr>
-              <w:t xml:space="preserve">1.6</w:t>
+              <w:t xml:space="preserve">1.7</w:t>
             </w:r>
           </w:p>
         </w:tc>
@@ -2809,7 +2809,7 @@
                 <w:sz w:val="18"/>
                 <w:szCs w:val="18"/>
               </w:rPr>
-              <w:t xml:space="preserve">ISS-036: causa e tramite per Google News. Prova t37.sql. ISS-036: tramite bloccato da Google, siti ambientali. ISS-036: tramite bloccato da Google, siti ambientali.</w:t>
+              <w:t xml:space="preserve">ISS-037: backup dal Mac.</w:t>
             </w:r>
           </w:p>
         </w:tc>
@@ -2879,7 +2879,7 @@
                 <w:sz w:val="18"/>
                 <w:szCs w:val="18"/>
               </w:rPr>
-              <w:t xml:space="preserve">1.5</w:t>
+              <w:t xml:space="preserve">1.6</w:t>
             </w:r>
           </w:p>
         </w:tc>
@@ -2943,7 +2943,7 @@
                 <w:sz w:val="18"/>
                 <w:szCs w:val="18"/>
               </w:rPr>
-              <w:t xml:space="preserve">ISS-036: canali News da Google a Bing.</w:t>
+              <w:t xml:space="preserve">ISS-036: causa e tramite per Google News. Prova t37.sql. ISS-036: tramite bloccato da Google, siti ambientali. ISS-036: tramite bloccato da Google, siti ambientali.</w:t>
             </w:r>
           </w:p>
         </w:tc>
@@ -3013,7 +3013,7 @@
                 <w:sz w:val="18"/>
                 <w:szCs w:val="18"/>
               </w:rPr>
-              <w:t xml:space="preserve">1.4</w:t>
+              <w:t xml:space="preserve">1.5</w:t>
             </w:r>
           </w:p>
         </w:tc>
@@ -3079,7 +3079,7 @@
                 <w:sz w:val="18"/>
                 <w:szCs w:val="18"/>
               </w:rPr>
-              <w:t xml:space="preserve">Nuove prove notizie.test.mjs e t36.sql.</w:t>
+              <w:t xml:space="preserve">ISS-036: canali News da Google a Bing.</w:t>
             </w:r>
           </w:p>
         </w:tc>
@@ -3149,7 +3149,7 @@
                 <w:sz w:val="18"/>
                 <w:szCs w:val="18"/>
               </w:rPr>
-              <w:t xml:space="preserve">1.3</w:t>
+              <w:t xml:space="preserve">1.4</w:t>
             </w:r>
           </w:p>
         </w:tc>
@@ -3213,7 +3213,7 @@
                 <w:sz w:val="18"/>
                 <w:szCs w:val="18"/>
               </w:rPr>
-              <w:t xml:space="preserve">ISS-035: PDF ed Excel della simulazione con tutti i dati e i grafici.</w:t>
+              <w:t xml:space="preserve">Nuove prove notizie.test.mjs e t36.sql.</w:t>
             </w:r>
           </w:p>
         </w:tc>
@@ -3283,7 +3283,7 @@
                 <w:sz w:val="18"/>
                 <w:szCs w:val="18"/>
               </w:rPr>
-              <w:t xml:space="preserve">1.2</w:t>
+              <w:t xml:space="preserve">1.3</w:t>
             </w:r>
           </w:p>
         </w:tc>
@@ -3349,7 +3349,7 @@
                 <w:sz w:val="18"/>
                 <w:szCs w:val="18"/>
               </w:rPr>
-              <w:t xml:space="preserve">Nuova serie di prove dell'assistente.</w:t>
+              <w:t xml:space="preserve">ISS-035: PDF ed Excel della simulazione con tutti i dati e i grafici.</w:t>
             </w:r>
           </w:p>
         </w:tc>
@@ -3419,7 +3419,7 @@
                 <w:sz w:val="18"/>
                 <w:szCs w:val="18"/>
               </w:rPr>
-              <w:t xml:space="preserve">1.1</w:t>
+              <w:t xml:space="preserve">1.2</w:t>
             </w:r>
           </w:p>
         </w:tc>
@@ -3483,7 +3483,7 @@
                 <w:sz w:val="18"/>
                 <w:szCs w:val="18"/>
               </w:rPr>
-              <w:t xml:space="preserve">R08 corretto e da ritestare; prova di ripristino da backup.</w:t>
+              <w:t xml:space="preserve">Nuova serie di prove dell'assistente.</w:t>
             </w:r>
           </w:p>
         </w:tc>
@@ -3553,6 +3553,142 @@
                 <w:sz w:val="18"/>
                 <w:szCs w:val="18"/>
               </w:rPr>
+              <w:t xml:space="preserve">1.1</w:t>
+            </w:r>
+          </w:p>
+        </w:tc>
+        <w:tc>
+          <w:tcPr>
+            <w:tcW w:type="dxa" w:w="1300"/>
+            <w:tcBorders>
+              <w:top w:val="single" w:color="D9D4C5" w:sz="4"/>
+              <w:left w:val="single" w:color="D9D4C5" w:sz="4"/>
+              <w:bottom w:val="single" w:color="D9D4C5" w:sz="4"/>
+              <w:right w:val="single" w:color="D9D4C5" w:sz="4"/>
+            </w:tcBorders>
+            <w:shd w:fill="F6F4EE" w:color="auto" w:val="clear"/>
+            <w:tcMar>
+              <w:top w:type="dxa" w:w="70"/>
+              <w:left w:type="dxa" w:w="110"/>
+              <w:bottom w:type="dxa" w:w="70"/>
+              <w:right w:type="dxa" w:w="110"/>
+            </w:tcMar>
+            <w:vAlign w:val="center"/>
+          </w:tcPr>
+          <w:p>
+            <w:pPr>
+              <w:spacing w:after="0" w:before="0"/>
+            </w:pPr>
+            <w:r>
+              <w:rPr>
+                <w:rFonts w:ascii="Arial" w:cs="Arial" w:eastAsia="Arial" w:hAnsi="Arial"/>
+                <w:color w:val="1B2118"/>
+                <w:sz w:val="18"/>
+                <w:szCs w:val="18"/>
+              </w:rPr>
+              <w:t xml:space="preserve">21/10/2026</w:t>
+            </w:r>
+          </w:p>
+        </w:tc>
+        <w:tc>
+          <w:tcPr>
+            <w:tcW w:type="dxa" w:w="5538"/>
+            <w:tcBorders>
+              <w:top w:val="single" w:color="D9D4C5" w:sz="4"/>
+              <w:left w:val="single" w:color="D9D4C5" w:sz="4"/>
+              <w:bottom w:val="single" w:color="D9D4C5" w:sz="4"/>
+              <w:right w:val="single" w:color="D9D4C5" w:sz="4"/>
+            </w:tcBorders>
+            <w:shd w:fill="F6F4EE" w:color="auto" w:val="clear"/>
+            <w:tcMar>
+              <w:top w:type="dxa" w:w="70"/>
+              <w:left w:type="dxa" w:w="110"/>
+              <w:bottom w:type="dxa" w:w="70"/>
+              <w:right w:type="dxa" w:w="110"/>
+            </w:tcMar>
+            <w:vAlign w:val="center"/>
+          </w:tcPr>
+          <w:p>
+            <w:pPr>
+              <w:spacing w:after="0" w:before="0"/>
+            </w:pPr>
+            <w:r>
+              <w:rPr>
+                <w:rFonts w:ascii="Arial" w:cs="Arial" w:eastAsia="Arial" w:hAnsi="Arial"/>
+                <w:color w:val="1B2118"/>
+                <w:sz w:val="18"/>
+                <w:szCs w:val="18"/>
+              </w:rPr>
+              <w:t xml:space="preserve">R08 corretto e da ritestare; prova di ripristino da backup.</w:t>
+            </w:r>
+          </w:p>
+        </w:tc>
+        <w:tc>
+          <w:tcPr>
+            <w:tcW w:type="dxa" w:w="2000"/>
+            <w:tcBorders>
+              <w:top w:val="single" w:color="D9D4C5" w:sz="4"/>
+              <w:left w:val="single" w:color="D9D4C5" w:sz="4"/>
+              <w:bottom w:val="single" w:color="D9D4C5" w:sz="4"/>
+              <w:right w:val="single" w:color="D9D4C5" w:sz="4"/>
+            </w:tcBorders>
+            <w:shd w:fill="F6F4EE" w:color="auto" w:val="clear"/>
+            <w:tcMar>
+              <w:top w:type="dxa" w:w="70"/>
+              <w:left w:type="dxa" w:w="110"/>
+              <w:bottom w:type="dxa" w:w="70"/>
+              <w:right w:type="dxa" w:w="110"/>
+            </w:tcMar>
+            <w:vAlign w:val="center"/>
+          </w:tcPr>
+          <w:p>
+            <w:pPr>
+              <w:spacing w:after="0" w:before="0"/>
+            </w:pPr>
+            <w:r>
+              <w:rPr>
+                <w:rFonts w:ascii="Arial" w:cs="Arial" w:eastAsia="Arial" w:hAnsi="Arial"/>
+                <w:color w:val="1B2118"/>
+                <w:sz w:val="18"/>
+                <w:szCs w:val="18"/>
+              </w:rPr>
+              <w:t xml:space="preserve">Fondazione Operate</w:t>
+            </w:r>
+          </w:p>
+        </w:tc>
+      </w:tr>
+      <w:tr>
+        <w:trPr>
+          <w:cantSplit/>
+        </w:trPr>
+        <w:tc>
+          <w:tcPr>
+            <w:tcW w:type="dxa" w:w="800"/>
+            <w:tcBorders>
+              <w:top w:val="single" w:color="D9D4C5" w:sz="4"/>
+              <w:left w:val="single" w:color="D9D4C5" w:sz="4"/>
+              <w:bottom w:val="single" w:color="D9D4C5" w:sz="4"/>
+              <w:right w:val="single" w:color="D9D4C5" w:sz="4"/>
+            </w:tcBorders>
+            <w:tcMar>
+              <w:top w:type="dxa" w:w="70"/>
+              <w:left w:type="dxa" w:w="110"/>
+              <w:bottom w:type="dxa" w:w="70"/>
+              <w:right w:type="dxa" w:w="110"/>
+            </w:tcMar>
+            <w:vAlign w:val="center"/>
+          </w:tcPr>
+          <w:p>
+            <w:pPr>
+              <w:spacing w:after="0" w:before="0"/>
+            </w:pPr>
+            <w:r>
+              <w:rPr>
+                <w:rFonts w:ascii="Arial" w:cs="Arial" w:eastAsia="Arial" w:hAnsi="Arial"/>
+                <w:color w:val="1B2118"/>
+                <w:sz w:val="18"/>
+                <w:szCs w:val="18"/>
+              </w:rPr>
               <w:t xml:space="preserve">1.0</w:t>
             </w:r>
           </w:p>
@@ -3566,7 +3702,6 @@
               <w:bottom w:val="single" w:color="D9D4C5" w:sz="4"/>
               <w:right w:val="single" w:color="D9D4C5" w:sz="4"/>
             </w:tcBorders>
-            <w:shd w:fill="F6F4EE" w:color="auto" w:val="clear"/>
             <w:tcMar>
               <w:top w:type="dxa" w:w="70"/>
               <w:left w:type="dxa" w:w="110"/>
@@ -3599,7 +3734,6 @@
               <w:bottom w:val="single" w:color="D9D4C5" w:sz="4"/>
               <w:right w:val="single" w:color="D9D4C5" w:sz="4"/>
             </w:tcBorders>
-            <w:shd w:fill="F6F4EE" w:color="auto" w:val="clear"/>
             <w:tcMar>
               <w:top w:type="dxa" w:w="70"/>
               <w:left w:type="dxa" w:w="110"/>
@@ -3632,7 +3766,6 @@
               <w:bottom w:val="single" w:color="D9D4C5" w:sz="4"/>
               <w:right w:val="single" w:color="D9D4C5" w:sz="4"/>
             </w:tcBorders>
-            <w:shd w:fill="F6F4EE" w:color="auto" w:val="clear"/>
             <w:tcMar>
               <w:top w:type="dxa" w:w="70"/>
               <w:left w:type="dxa" w:w="110"/>
@@ -3674,7 +3807,7 @@
           <w:sz w:val="20"/>
           <w:szCs w:val="20"/>
         </w:rPr>
-        <w:t xml:space="preserve">Fotografia del registro alla revisione 1.21 del 23/10/2026. Il registro si aggiorna a ogni variazione (segnalazione, correzione, ritest, rilascio); la versione corrente si scarica dall'area Documentazione del portale (solo Amministratori).</w:t>
+        <w:t xml:space="preserve">Fotografia del registro alla revisione 1.22 del 23/10/2026. Il registro si aggiorna a ogni variazione (segnalazione, correzione, ritest, rilascio); la versione corrente si scarica dall'area Documentazione del portale (solo Amministratori).</w:t>
       </w:r>
     </w:p>
     <w:p>
@@ -3745,7 +3878,7 @@
             <w:sz w:val="22"/>
             <w:szCs w:val="22"/>
           </w:rPr>
-          <w:t xml:space="preserve">2.  Riepilogo al 23/10/2026 (ore 11:30)</w:t>
+          <w:t xml:space="preserve">2.  Riepilogo al 23/10/2026 (ore 16:00)</w:t>
         </w:r>
         <w:r>
           <w:rPr>
@@ -3813,7 +3946,7 @@
             <w:szCs w:val="22"/>
           </w:rPr>
           <w:tab/>
-          <w:t xml:space="preserve">13</w:t>
+          <w:t xml:space="preserve">14</w:t>
         </w:r>
       </w:hyperlink>
     </w:p>
@@ -3842,7 +3975,7 @@
             <w:szCs w:val="22"/>
           </w:rPr>
           <w:tab/>
-          <w:t xml:space="preserve">15</w:t>
+          <w:t xml:space="preserve">16</w:t>
         </w:r>
       </w:hyperlink>
     </w:p>
@@ -3871,7 +4004,7 @@
             <w:szCs w:val="22"/>
           </w:rPr>
           <w:tab/>
-          <w:t xml:space="preserve">19</w:t>
+          <w:t xml:space="preserve">21</w:t>
         </w:r>
       </w:hyperlink>
     </w:p>
@@ -4775,7 +4908,7 @@
           <w:sz w:val="34"/>
           <w:szCs w:val="34"/>
         </w:rPr>
-        <w:t xml:space="preserve">2. Riepilogo al 23/10/2026 (ore 11:30)</w:t>
+        <w:t xml:space="preserve">2. Riepilogo al 23/10/2026 (ore 16:00)</w:t>
       </w:r>
       <w:bookmarkEnd w:id="1"/>
     </w:p>
@@ -5074,7 +5207,7 @@
                 <w:sz w:val="18"/>
                 <w:szCs w:val="18"/>
               </w:rPr>
-              <w:t xml:space="preserve">19</w:t>
+              <w:t xml:space="preserve">21</w:t>
             </w:r>
           </w:p>
         </w:tc>
@@ -5107,7 +5240,7 @@
                 <w:sz w:val="18"/>
                 <w:szCs w:val="18"/>
               </w:rPr>
-              <w:t xml:space="preserve">D01, D02, D03, D04, D05, D06, D07, R05, R07, R08, D05-R1, O01, ISS-035, ISS-037, ISS-038, N01, N02, N03, N04 (N01-N04 e ISS-038 in produzione dal 22/10 alle 14:30; N01-N04 con una domanda residua alla Fondazione)</w:t>
+              <w:t xml:space="preserve">D01, D02, D03, D04, D05, D06, D07, R05, R07, R08, D05-R1, O01, ISS-035, ISS-037, ISS-038, ISS-039, ISS-040, N01, N02, N03, N04 (ISS-039 e ISS-040 in produzione dal 23/10 alle 15:50; N01-N04 e ISS-038 in produzione dal 22/10 alle 14:30; N01-N04 con una domanda residua alla Fondazione)</w:t>
             </w:r>
           </w:p>
         </w:tc>
@@ -5490,8 +5623,8 @@
       </w:tblPr>
       <w:tblGrid>
         <w:gridCol w:w="838"/>
-        <w:gridCol w:w="1924"/>
-        <w:gridCol w:w="2373"/>
+        <w:gridCol w:w="1922"/>
+        <w:gridCol w:w="2375"/>
         <w:gridCol w:w="2129"/>
         <w:gridCol w:w="2374"/>
       </w:tblGrid>
@@ -5536,7 +5669,7 @@
         </w:tc>
         <w:tc>
           <w:tcPr>
-            <w:tcW w:type="dxa" w:w="1924"/>
+            <w:tcW w:type="dxa" w:w="1922"/>
             <w:tcBorders>
               <w:top w:val="single" w:color="D9D4C5" w:sz="4"/>
               <w:left w:val="single" w:color="D9D4C5" w:sz="4"/>
@@ -5571,7 +5704,7 @@
         </w:tc>
         <w:tc>
           <w:tcPr>
-            <w:tcW w:type="dxa" w:w="2373"/>
+            <w:tcW w:type="dxa" w:w="2375"/>
             <w:tcBorders>
               <w:top w:val="single" w:color="D9D4C5" w:sz="4"/>
               <w:left w:val="single" w:color="D9D4C5" w:sz="4"/>
@@ -5713,7 +5846,7 @@
         </w:tc>
         <w:tc>
           <w:tcPr>
-            <w:tcW w:type="dxa" w:w="1924"/>
+            <w:tcW w:type="dxa" w:w="1922"/>
             <w:tcBorders>
               <w:top w:val="single" w:color="D9D4C5" w:sz="4"/>
               <w:left w:val="single" w:color="D9D4C5" w:sz="4"/>
@@ -5745,7 +5878,7 @@
         </w:tc>
         <w:tc>
           <w:tcPr>
-            <w:tcW w:type="dxa" w:w="2373"/>
+            <w:tcW w:type="dxa" w:w="2375"/>
             <w:tcBorders>
               <w:top w:val="single" w:color="D9D4C5" w:sz="4"/>
               <w:left w:val="single" w:color="D9D4C5" w:sz="4"/>
@@ -5926,7 +6059,7 @@
         </w:tc>
         <w:tc>
           <w:tcPr>
-            <w:tcW w:type="dxa" w:w="1924"/>
+            <w:tcW w:type="dxa" w:w="1922"/>
             <w:tcBorders>
               <w:top w:val="single" w:color="D9D4C5" w:sz="4"/>
               <w:left w:val="single" w:color="D9D4C5" w:sz="4"/>
@@ -5959,7 +6092,7 @@
         </w:tc>
         <w:tc>
           <w:tcPr>
-            <w:tcW w:type="dxa" w:w="2373"/>
+            <w:tcW w:type="dxa" w:w="2375"/>
             <w:tcBorders>
               <w:top w:val="single" w:color="D9D4C5" w:sz="4"/>
               <w:left w:val="single" w:color="D9D4C5" w:sz="4"/>
@@ -6133,7 +6266,7 @@
         </w:tc>
         <w:tc>
           <w:tcPr>
-            <w:tcW w:type="dxa" w:w="1924"/>
+            <w:tcW w:type="dxa" w:w="1922"/>
             <w:tcBorders>
               <w:top w:val="single" w:color="D9D4C5" w:sz="4"/>
               <w:left w:val="single" w:color="D9D4C5" w:sz="4"/>
@@ -6165,7 +6298,7 @@
         </w:tc>
         <w:tc>
           <w:tcPr>
-            <w:tcW w:type="dxa" w:w="2373"/>
+            <w:tcW w:type="dxa" w:w="2375"/>
             <w:tcBorders>
               <w:top w:val="single" w:color="D9D4C5" w:sz="4"/>
               <w:left w:val="single" w:color="D9D4C5" w:sz="4"/>
@@ -6355,7 +6488,7 @@
         </w:tc>
         <w:tc>
           <w:tcPr>
-            <w:tcW w:type="dxa" w:w="1924"/>
+            <w:tcW w:type="dxa" w:w="1922"/>
             <w:tcBorders>
               <w:top w:val="single" w:color="D9D4C5" w:sz="4"/>
               <w:left w:val="single" w:color="D9D4C5" w:sz="4"/>
@@ -6388,7 +6521,7 @@
         </w:tc>
         <w:tc>
           <w:tcPr>
-            <w:tcW w:type="dxa" w:w="2373"/>
+            <w:tcW w:type="dxa" w:w="2375"/>
             <w:tcBorders>
               <w:top w:val="single" w:color="D9D4C5" w:sz="4"/>
               <w:left w:val="single" w:color="D9D4C5" w:sz="4"/>
@@ -6553,7 +6686,7 @@
         </w:tc>
         <w:tc>
           <w:tcPr>
-            <w:tcW w:type="dxa" w:w="1924"/>
+            <w:tcW w:type="dxa" w:w="1922"/>
             <w:tcBorders>
               <w:top w:val="single" w:color="D9D4C5" w:sz="4"/>
               <w:left w:val="single" w:color="D9D4C5" w:sz="4"/>
@@ -6585,7 +6718,7 @@
         </w:tc>
         <w:tc>
           <w:tcPr>
-            <w:tcW w:type="dxa" w:w="2373"/>
+            <w:tcW w:type="dxa" w:w="2375"/>
             <w:tcBorders>
               <w:top w:val="single" w:color="D9D4C5" w:sz="4"/>
               <w:left w:val="single" w:color="D9D4C5" w:sz="4"/>
@@ -6748,7 +6881,7 @@
         </w:tc>
         <w:tc>
           <w:tcPr>
-            <w:tcW w:type="dxa" w:w="1924"/>
+            <w:tcW w:type="dxa" w:w="1922"/>
             <w:tcBorders>
               <w:top w:val="single" w:color="D9D4C5" w:sz="4"/>
               <w:left w:val="single" w:color="D9D4C5" w:sz="4"/>
@@ -6781,7 +6914,7 @@
         </w:tc>
         <w:tc>
           <w:tcPr>
-            <w:tcW w:type="dxa" w:w="2373"/>
+            <w:tcW w:type="dxa" w:w="2375"/>
             <w:tcBorders>
               <w:top w:val="single" w:color="D9D4C5" w:sz="4"/>
               <w:left w:val="single" w:color="D9D4C5" w:sz="4"/>
@@ -6946,7 +7079,7 @@
         </w:tc>
         <w:tc>
           <w:tcPr>
-            <w:tcW w:type="dxa" w:w="1924"/>
+            <w:tcW w:type="dxa" w:w="1922"/>
             <w:tcBorders>
               <w:top w:val="single" w:color="D9D4C5" w:sz="4"/>
               <w:left w:val="single" w:color="D9D4C5" w:sz="4"/>
@@ -6978,7 +7111,7 @@
         </w:tc>
         <w:tc>
           <w:tcPr>
-            <w:tcW w:type="dxa" w:w="2373"/>
+            <w:tcW w:type="dxa" w:w="2375"/>
             <w:tcBorders>
               <w:top w:val="single" w:color="D9D4C5" w:sz="4"/>
               <w:left w:val="single" w:color="D9D4C5" w:sz="4"/>
@@ -7159,7 +7292,7 @@
         </w:tc>
         <w:tc>
           <w:tcPr>
-            <w:tcW w:type="dxa" w:w="1924"/>
+            <w:tcW w:type="dxa" w:w="1922"/>
             <w:tcBorders>
               <w:top w:val="single" w:color="D9D4C5" w:sz="4"/>
               <w:left w:val="single" w:color="D9D4C5" w:sz="4"/>
@@ -7192,7 +7325,7 @@
         </w:tc>
         <w:tc>
           <w:tcPr>
-            <w:tcW w:type="dxa" w:w="2373"/>
+            <w:tcW w:type="dxa" w:w="2375"/>
             <w:tcBorders>
               <w:top w:val="single" w:color="D9D4C5" w:sz="4"/>
               <w:left w:val="single" w:color="D9D4C5" w:sz="4"/>
@@ -7357,7 +7490,7 @@
         </w:tc>
         <w:tc>
           <w:tcPr>
-            <w:tcW w:type="dxa" w:w="1924"/>
+            <w:tcW w:type="dxa" w:w="1922"/>
             <w:tcBorders>
               <w:top w:val="single" w:color="D9D4C5" w:sz="4"/>
               <w:left w:val="single" w:color="D9D4C5" w:sz="4"/>
@@ -7389,7 +7522,7 @@
         </w:tc>
         <w:tc>
           <w:tcPr>
-            <w:tcW w:type="dxa" w:w="2373"/>
+            <w:tcW w:type="dxa" w:w="2375"/>
             <w:tcBorders>
               <w:top w:val="single" w:color="D9D4C5" w:sz="4"/>
               <w:left w:val="single" w:color="D9D4C5" w:sz="4"/>
@@ -7570,7 +7703,7 @@
         </w:tc>
         <w:tc>
           <w:tcPr>
-            <w:tcW w:type="dxa" w:w="1924"/>
+            <w:tcW w:type="dxa" w:w="1922"/>
             <w:tcBorders>
               <w:top w:val="single" w:color="D9D4C5" w:sz="4"/>
               <w:left w:val="single" w:color="D9D4C5" w:sz="4"/>
@@ -7603,7 +7736,7 @@
         </w:tc>
         <w:tc>
           <w:tcPr>
-            <w:tcW w:type="dxa" w:w="2373"/>
+            <w:tcW w:type="dxa" w:w="2375"/>
             <w:tcBorders>
               <w:top w:val="single" w:color="D9D4C5" w:sz="4"/>
               <w:left w:val="single" w:color="D9D4C5" w:sz="4"/>
@@ -7768,7 +7901,7 @@
         </w:tc>
         <w:tc>
           <w:tcPr>
-            <w:tcW w:type="dxa" w:w="1924"/>
+            <w:tcW w:type="dxa" w:w="1922"/>
             <w:tcBorders>
               <w:top w:val="single" w:color="D9D4C5" w:sz="4"/>
               <w:left w:val="single" w:color="D9D4C5" w:sz="4"/>
@@ -7800,7 +7933,7 @@
         </w:tc>
         <w:tc>
           <w:tcPr>
-            <w:tcW w:type="dxa" w:w="2373"/>
+            <w:tcW w:type="dxa" w:w="2375"/>
             <w:tcBorders>
               <w:top w:val="single" w:color="D9D4C5" w:sz="4"/>
               <w:left w:val="single" w:color="D9D4C5" w:sz="4"/>
@@ -7963,7 +8096,7 @@
         </w:tc>
         <w:tc>
           <w:tcPr>
-            <w:tcW w:type="dxa" w:w="1924"/>
+            <w:tcW w:type="dxa" w:w="1922"/>
             <w:tcBorders>
               <w:top w:val="single" w:color="D9D4C5" w:sz="4"/>
               <w:left w:val="single" w:color="D9D4C5" w:sz="4"/>
@@ -7996,7 +8129,7 @@
         </w:tc>
         <w:tc>
           <w:tcPr>
-            <w:tcW w:type="dxa" w:w="2373"/>
+            <w:tcW w:type="dxa" w:w="2375"/>
             <w:tcBorders>
               <w:top w:val="single" w:color="D9D4C5" w:sz="4"/>
               <w:left w:val="single" w:color="D9D4C5" w:sz="4"/>
@@ -8161,7 +8294,7 @@
         </w:tc>
         <w:tc>
           <w:tcPr>
-            <w:tcW w:type="dxa" w:w="1924"/>
+            <w:tcW w:type="dxa" w:w="1922"/>
             <w:tcBorders>
               <w:top w:val="single" w:color="D9D4C5" w:sz="4"/>
               <w:left w:val="single" w:color="D9D4C5" w:sz="4"/>
@@ -8193,7 +8326,7 @@
         </w:tc>
         <w:tc>
           <w:tcPr>
-            <w:tcW w:type="dxa" w:w="2373"/>
+            <w:tcW w:type="dxa" w:w="2375"/>
             <w:tcBorders>
               <w:top w:val="single" w:color="D9D4C5" w:sz="4"/>
               <w:left w:val="single" w:color="D9D4C5" w:sz="4"/>
@@ -8356,7 +8489,7 @@
         </w:tc>
         <w:tc>
           <w:tcPr>
-            <w:tcW w:type="dxa" w:w="1924"/>
+            <w:tcW w:type="dxa" w:w="1922"/>
             <w:tcBorders>
               <w:top w:val="single" w:color="D9D4C5" w:sz="4"/>
               <w:left w:val="single" w:color="D9D4C5" w:sz="4"/>
@@ -8389,7 +8522,7 @@
         </w:tc>
         <w:tc>
           <w:tcPr>
-            <w:tcW w:type="dxa" w:w="2373"/>
+            <w:tcW w:type="dxa" w:w="2375"/>
             <w:tcBorders>
               <w:top w:val="single" w:color="D9D4C5" w:sz="4"/>
               <w:left w:val="single" w:color="D9D4C5" w:sz="4"/>
@@ -8554,7 +8687,7 @@
         </w:tc>
         <w:tc>
           <w:tcPr>
-            <w:tcW w:type="dxa" w:w="1924"/>
+            <w:tcW w:type="dxa" w:w="1922"/>
             <w:tcBorders>
               <w:top w:val="single" w:color="D9D4C5" w:sz="4"/>
               <w:left w:val="single" w:color="D9D4C5" w:sz="4"/>
@@ -8586,7 +8719,7 @@
         </w:tc>
         <w:tc>
           <w:tcPr>
-            <w:tcW w:type="dxa" w:w="2373"/>
+            <w:tcW w:type="dxa" w:w="2375"/>
             <w:tcBorders>
               <w:top w:val="single" w:color="D9D4C5" w:sz="4"/>
               <w:left w:val="single" w:color="D9D4C5" w:sz="4"/>
@@ -8749,7 +8882,7 @@
         </w:tc>
         <w:tc>
           <w:tcPr>
-            <w:tcW w:type="dxa" w:w="1924"/>
+            <w:tcW w:type="dxa" w:w="1922"/>
             <w:tcBorders>
               <w:top w:val="single" w:color="D9D4C5" w:sz="4"/>
               <w:left w:val="single" w:color="D9D4C5" w:sz="4"/>
@@ -8782,7 +8915,7 @@
         </w:tc>
         <w:tc>
           <w:tcPr>
-            <w:tcW w:type="dxa" w:w="2373"/>
+            <w:tcW w:type="dxa" w:w="2375"/>
             <w:tcBorders>
               <w:top w:val="single" w:color="D9D4C5" w:sz="4"/>
               <w:left w:val="single" w:color="D9D4C5" w:sz="4"/>
@@ -8947,7 +9080,7 @@
         </w:tc>
         <w:tc>
           <w:tcPr>
-            <w:tcW w:type="dxa" w:w="1924"/>
+            <w:tcW w:type="dxa" w:w="1922"/>
             <w:tcBorders>
               <w:top w:val="single" w:color="D9D4C5" w:sz="4"/>
               <w:left w:val="single" w:color="D9D4C5" w:sz="4"/>
@@ -8979,7 +9112,7 @@
         </w:tc>
         <w:tc>
           <w:tcPr>
-            <w:tcW w:type="dxa" w:w="2373"/>
+            <w:tcW w:type="dxa" w:w="2375"/>
             <w:tcBorders>
               <w:top w:val="single" w:color="D9D4C5" w:sz="4"/>
               <w:left w:val="single" w:color="D9D4C5" w:sz="4"/>
@@ -9142,7 +9275,7 @@
         </w:tc>
         <w:tc>
           <w:tcPr>
-            <w:tcW w:type="dxa" w:w="1924"/>
+            <w:tcW w:type="dxa" w:w="1922"/>
             <w:tcBorders>
               <w:top w:val="single" w:color="D9D4C5" w:sz="4"/>
               <w:left w:val="single" w:color="D9D4C5" w:sz="4"/>
@@ -9175,7 +9308,7 @@
         </w:tc>
         <w:tc>
           <w:tcPr>
-            <w:tcW w:type="dxa" w:w="2373"/>
+            <w:tcW w:type="dxa" w:w="2375"/>
             <w:tcBorders>
               <w:top w:val="single" w:color="D9D4C5" w:sz="4"/>
               <w:left w:val="single" w:color="D9D4C5" w:sz="4"/>
@@ -9340,7 +9473,7 @@
         </w:tc>
         <w:tc>
           <w:tcPr>
-            <w:tcW w:type="dxa" w:w="1924"/>
+            <w:tcW w:type="dxa" w:w="1922"/>
             <w:tcBorders>
               <w:top w:val="single" w:color="D9D4C5" w:sz="4"/>
               <w:left w:val="single" w:color="D9D4C5" w:sz="4"/>
@@ -9372,7 +9505,7 @@
         </w:tc>
         <w:tc>
           <w:tcPr>
-            <w:tcW w:type="dxa" w:w="2373"/>
+            <w:tcW w:type="dxa" w:w="2375"/>
             <w:tcBorders>
               <w:top w:val="single" w:color="D9D4C5" w:sz="4"/>
               <w:left w:val="single" w:color="D9D4C5" w:sz="4"/>
@@ -9535,7 +9668,7 @@
         </w:tc>
         <w:tc>
           <w:tcPr>
-            <w:tcW w:type="dxa" w:w="1924"/>
+            <w:tcW w:type="dxa" w:w="1922"/>
             <w:tcBorders>
               <w:top w:val="single" w:color="D9D4C5" w:sz="4"/>
               <w:left w:val="single" w:color="D9D4C5" w:sz="4"/>
@@ -9568,7 +9701,7 @@
         </w:tc>
         <w:tc>
           <w:tcPr>
-            <w:tcW w:type="dxa" w:w="2373"/>
+            <w:tcW w:type="dxa" w:w="2375"/>
             <w:tcBorders>
               <w:top w:val="single" w:color="D9D4C5" w:sz="4"/>
               <w:left w:val="single" w:color="D9D4C5" w:sz="4"/>
@@ -9715,7 +9848,7 @@
         </w:tc>
         <w:tc>
           <w:tcPr>
-            <w:tcW w:type="dxa" w:w="1924"/>
+            <w:tcW w:type="dxa" w:w="1922"/>
             <w:tcBorders>
               <w:top w:val="single" w:color="D9D4C5" w:sz="4"/>
               <w:left w:val="single" w:color="D9D4C5" w:sz="4"/>
@@ -9747,7 +9880,7 @@
         </w:tc>
         <w:tc>
           <w:tcPr>
-            <w:tcW w:type="dxa" w:w="2373"/>
+            <w:tcW w:type="dxa" w:w="2375"/>
             <w:tcBorders>
               <w:top w:val="single" w:color="D9D4C5" w:sz="4"/>
               <w:left w:val="single" w:color="D9D4C5" w:sz="4"/>
@@ -9910,7 +10043,7 @@
         </w:tc>
         <w:tc>
           <w:tcPr>
-            <w:tcW w:type="dxa" w:w="1924"/>
+            <w:tcW w:type="dxa" w:w="1922"/>
             <w:tcBorders>
               <w:top w:val="single" w:color="D9D4C5" w:sz="4"/>
               <w:left w:val="single" w:color="D9D4C5" w:sz="4"/>
@@ -9943,7 +10076,7 @@
         </w:tc>
         <w:tc>
           <w:tcPr>
-            <w:tcW w:type="dxa" w:w="2373"/>
+            <w:tcW w:type="dxa" w:w="2375"/>
             <w:tcBorders>
               <w:top w:val="single" w:color="D9D4C5" w:sz="4"/>
               <w:left w:val="single" w:color="D9D4C5" w:sz="4"/>
@@ -10108,7 +10241,7 @@
         </w:tc>
         <w:tc>
           <w:tcPr>
-            <w:tcW w:type="dxa" w:w="1924"/>
+            <w:tcW w:type="dxa" w:w="1922"/>
             <w:tcBorders>
               <w:top w:val="single" w:color="D9D4C5" w:sz="4"/>
               <w:left w:val="single" w:color="D9D4C5" w:sz="4"/>
@@ -10140,7 +10273,7 @@
         </w:tc>
         <w:tc>
           <w:tcPr>
-            <w:tcW w:type="dxa" w:w="2373"/>
+            <w:tcW w:type="dxa" w:w="2375"/>
             <w:tcBorders>
               <w:top w:val="single" w:color="D9D4C5" w:sz="4"/>
               <w:left w:val="single" w:color="D9D4C5" w:sz="4"/>
@@ -10303,7 +10436,7 @@
         </w:tc>
         <w:tc>
           <w:tcPr>
-            <w:tcW w:type="dxa" w:w="1924"/>
+            <w:tcW w:type="dxa" w:w="1922"/>
             <w:tcBorders>
               <w:top w:val="single" w:color="D9D4C5" w:sz="4"/>
               <w:left w:val="single" w:color="D9D4C5" w:sz="4"/>
@@ -10336,7 +10469,7 @@
         </w:tc>
         <w:tc>
           <w:tcPr>
-            <w:tcW w:type="dxa" w:w="2373"/>
+            <w:tcW w:type="dxa" w:w="2375"/>
             <w:tcBorders>
               <w:top w:val="single" w:color="D9D4C5" w:sz="4"/>
               <w:left w:val="single" w:color="D9D4C5" w:sz="4"/>
@@ -10501,7 +10634,7 @@
         </w:tc>
         <w:tc>
           <w:tcPr>
-            <w:tcW w:type="dxa" w:w="1924"/>
+            <w:tcW w:type="dxa" w:w="1922"/>
             <w:tcBorders>
               <w:top w:val="single" w:color="D9D4C5" w:sz="4"/>
               <w:left w:val="single" w:color="D9D4C5" w:sz="4"/>
@@ -10533,7 +10666,7 @@
         </w:tc>
         <w:tc>
           <w:tcPr>
-            <w:tcW w:type="dxa" w:w="2373"/>
+            <w:tcW w:type="dxa" w:w="2375"/>
             <w:tcBorders>
               <w:top w:val="single" w:color="D9D4C5" w:sz="4"/>
               <w:left w:val="single" w:color="D9D4C5" w:sz="4"/>
@@ -10696,7 +10829,7 @@
         </w:tc>
         <w:tc>
           <w:tcPr>
-            <w:tcW w:type="dxa" w:w="1924"/>
+            <w:tcW w:type="dxa" w:w="1922"/>
             <w:tcBorders>
               <w:top w:val="single" w:color="D9D4C5" w:sz="4"/>
               <w:left w:val="single" w:color="D9D4C5" w:sz="4"/>
@@ -10729,7 +10862,7 @@
         </w:tc>
         <w:tc>
           <w:tcPr>
-            <w:tcW w:type="dxa" w:w="2373"/>
+            <w:tcW w:type="dxa" w:w="2375"/>
             <w:tcBorders>
               <w:top w:val="single" w:color="D9D4C5" w:sz="4"/>
               <w:left w:val="single" w:color="D9D4C5" w:sz="4"/>
@@ -10894,7 +11027,7 @@
         </w:tc>
         <w:tc>
           <w:tcPr>
-            <w:tcW w:type="dxa" w:w="1924"/>
+            <w:tcW w:type="dxa" w:w="1922"/>
             <w:tcBorders>
               <w:top w:val="single" w:color="D9D4C5" w:sz="4"/>
               <w:left w:val="single" w:color="D9D4C5" w:sz="4"/>
@@ -10926,7 +11059,7 @@
         </w:tc>
         <w:tc>
           <w:tcPr>
-            <w:tcW w:type="dxa" w:w="2373"/>
+            <w:tcW w:type="dxa" w:w="2375"/>
             <w:tcBorders>
               <w:top w:val="single" w:color="D9D4C5" w:sz="4"/>
               <w:left w:val="single" w:color="D9D4C5" w:sz="4"/>
@@ -11089,7 +11222,7 @@
         </w:tc>
         <w:tc>
           <w:tcPr>
-            <w:tcW w:type="dxa" w:w="1924"/>
+            <w:tcW w:type="dxa" w:w="1922"/>
             <w:tcBorders>
               <w:top w:val="single" w:color="D9D4C5" w:sz="4"/>
               <w:left w:val="single" w:color="D9D4C5" w:sz="4"/>
@@ -11122,7 +11255,7 @@
         </w:tc>
         <w:tc>
           <w:tcPr>
-            <w:tcW w:type="dxa" w:w="2373"/>
+            <w:tcW w:type="dxa" w:w="2375"/>
             <w:tcBorders>
               <w:top w:val="single" w:color="D9D4C5" w:sz="4"/>
               <w:left w:val="single" w:color="D9D4C5" w:sz="4"/>
@@ -11323,7 +11456,7 @@
         </w:tc>
         <w:tc>
           <w:tcPr>
-            <w:tcW w:type="dxa" w:w="1924"/>
+            <w:tcW w:type="dxa" w:w="1922"/>
             <w:tcBorders>
               <w:top w:val="single" w:color="D9D4C5" w:sz="4"/>
               <w:left w:val="single" w:color="D9D4C5" w:sz="4"/>
@@ -11355,7 +11488,7 @@
         </w:tc>
         <w:tc>
           <w:tcPr>
-            <w:tcW w:type="dxa" w:w="2373"/>
+            <w:tcW w:type="dxa" w:w="2375"/>
             <w:tcBorders>
               <w:top w:val="single" w:color="D9D4C5" w:sz="4"/>
               <w:left w:val="single" w:color="D9D4C5" w:sz="4"/>
@@ -11500,7 +11633,7 @@
         </w:tc>
         <w:tc>
           <w:tcPr>
-            <w:tcW w:type="dxa" w:w="1924"/>
+            <w:tcW w:type="dxa" w:w="1922"/>
             <w:tcBorders>
               <w:top w:val="single" w:color="D9D4C5" w:sz="4"/>
               <w:left w:val="single" w:color="D9D4C5" w:sz="4"/>
@@ -11533,7 +11666,7 @@
         </w:tc>
         <w:tc>
           <w:tcPr>
-            <w:tcW w:type="dxa" w:w="2373"/>
+            <w:tcW w:type="dxa" w:w="2375"/>
             <w:tcBorders>
               <w:top w:val="single" w:color="D9D4C5" w:sz="4"/>
               <w:left w:val="single" w:color="D9D4C5" w:sz="4"/>
@@ -11680,7 +11813,7 @@
         </w:tc>
         <w:tc>
           <w:tcPr>
-            <w:tcW w:type="dxa" w:w="1924"/>
+            <w:tcW w:type="dxa" w:w="1922"/>
             <w:tcBorders>
               <w:top w:val="single" w:color="D9D4C5" w:sz="4"/>
               <w:left w:val="single" w:color="D9D4C5" w:sz="4"/>
@@ -11712,7 +11845,7 @@
         </w:tc>
         <w:tc>
           <w:tcPr>
-            <w:tcW w:type="dxa" w:w="2373"/>
+            <w:tcW w:type="dxa" w:w="2375"/>
             <w:tcBorders>
               <w:top w:val="single" w:color="D9D4C5" w:sz="4"/>
               <w:left w:val="single" w:color="D9D4C5" w:sz="4"/>
@@ -11875,7 +12008,7 @@
         </w:tc>
         <w:tc>
           <w:tcPr>
-            <w:tcW w:type="dxa" w:w="1924"/>
+            <w:tcW w:type="dxa" w:w="1922"/>
             <w:tcBorders>
               <w:top w:val="single" w:color="D9D4C5" w:sz="4"/>
               <w:left w:val="single" w:color="D9D4C5" w:sz="4"/>
@@ -11908,7 +12041,7 @@
         </w:tc>
         <w:tc>
           <w:tcPr>
-            <w:tcW w:type="dxa" w:w="2373"/>
+            <w:tcW w:type="dxa" w:w="2375"/>
             <w:tcBorders>
               <w:top w:val="single" w:color="D9D4C5" w:sz="4"/>
               <w:left w:val="single" w:color="D9D4C5" w:sz="4"/>
@@ -12073,7 +12206,7 @@
         </w:tc>
         <w:tc>
           <w:tcPr>
-            <w:tcW w:type="dxa" w:w="1924"/>
+            <w:tcW w:type="dxa" w:w="1922"/>
             <w:tcBorders>
               <w:top w:val="single" w:color="D9D4C5" w:sz="4"/>
               <w:left w:val="single" w:color="D9D4C5" w:sz="4"/>
@@ -12105,7 +12238,7 @@
         </w:tc>
         <w:tc>
           <w:tcPr>
-            <w:tcW w:type="dxa" w:w="2373"/>
+            <w:tcW w:type="dxa" w:w="2375"/>
             <w:tcBorders>
               <w:top w:val="single" w:color="D9D4C5" w:sz="4"/>
               <w:left w:val="single" w:color="D9D4C5" w:sz="4"/>
@@ -12268,7 +12401,7 @@
         </w:tc>
         <w:tc>
           <w:tcPr>
-            <w:tcW w:type="dxa" w:w="1924"/>
+            <w:tcW w:type="dxa" w:w="1922"/>
             <w:tcBorders>
               <w:top w:val="single" w:color="D9D4C5" w:sz="4"/>
               <w:left w:val="single" w:color="D9D4C5" w:sz="4"/>
@@ -12301,7 +12434,7 @@
         </w:tc>
         <w:tc>
           <w:tcPr>
-            <w:tcW w:type="dxa" w:w="2373"/>
+            <w:tcW w:type="dxa" w:w="2375"/>
             <w:tcBorders>
               <w:top w:val="single" w:color="D9D4C5" w:sz="4"/>
               <w:left w:val="single" w:color="D9D4C5" w:sz="4"/>
@@ -12466,7 +12599,7 @@
         </w:tc>
         <w:tc>
           <w:tcPr>
-            <w:tcW w:type="dxa" w:w="1924"/>
+            <w:tcW w:type="dxa" w:w="1922"/>
             <w:tcBorders>
               <w:top w:val="single" w:color="D9D4C5" w:sz="4"/>
               <w:left w:val="single" w:color="D9D4C5" w:sz="4"/>
@@ -12498,7 +12631,7 @@
         </w:tc>
         <w:tc>
           <w:tcPr>
-            <w:tcW w:type="dxa" w:w="2373"/>
+            <w:tcW w:type="dxa" w:w="2375"/>
             <w:tcBorders>
               <w:top w:val="single" w:color="D9D4C5" w:sz="4"/>
               <w:left w:val="single" w:color="D9D4C5" w:sz="4"/>
@@ -12733,7 +12866,7 @@
         </w:tc>
         <w:tc>
           <w:tcPr>
-            <w:tcW w:type="dxa" w:w="1924"/>
+            <w:tcW w:type="dxa" w:w="1922"/>
             <w:tcBorders>
               <w:top w:val="single" w:color="D9D4C5" w:sz="4"/>
               <w:left w:val="single" w:color="D9D4C5" w:sz="4"/>
@@ -12766,7 +12899,7 @@
         </w:tc>
         <w:tc>
           <w:tcPr>
-            <w:tcW w:type="dxa" w:w="2373"/>
+            <w:tcW w:type="dxa" w:w="2375"/>
             <w:tcBorders>
               <w:top w:val="single" w:color="D9D4C5" w:sz="4"/>
               <w:left w:val="single" w:color="D9D4C5" w:sz="4"/>
@@ -12967,7 +13100,7 @@
         </w:tc>
         <w:tc>
           <w:tcPr>
-            <w:tcW w:type="dxa" w:w="1924"/>
+            <w:tcW w:type="dxa" w:w="1922"/>
             <w:tcBorders>
               <w:top w:val="single" w:color="D9D4C5" w:sz="4"/>
               <w:left w:val="single" w:color="D9D4C5" w:sz="4"/>
@@ -12999,7 +13132,7 @@
         </w:tc>
         <w:tc>
           <w:tcPr>
-            <w:tcW w:type="dxa" w:w="2373"/>
+            <w:tcW w:type="dxa" w:w="2375"/>
             <w:tcBorders>
               <w:top w:val="single" w:color="D9D4C5" w:sz="4"/>
               <w:left w:val="single" w:color="D9D4C5" w:sz="4"/>
@@ -13162,7 +13295,7 @@
         </w:tc>
         <w:tc>
           <w:tcPr>
-            <w:tcW w:type="dxa" w:w="1924"/>
+            <w:tcW w:type="dxa" w:w="1922"/>
             <w:tcBorders>
               <w:top w:val="single" w:color="D9D4C5" w:sz="4"/>
               <w:left w:val="single" w:color="D9D4C5" w:sz="4"/>
@@ -13195,7 +13328,7 @@
         </w:tc>
         <w:tc>
           <w:tcPr>
-            <w:tcW w:type="dxa" w:w="2373"/>
+            <w:tcW w:type="dxa" w:w="2375"/>
             <w:tcBorders>
               <w:top w:val="single" w:color="D9D4C5" w:sz="4"/>
               <w:left w:val="single" w:color="D9D4C5" w:sz="4"/>
@@ -13360,7 +13493,7 @@
         </w:tc>
         <w:tc>
           <w:tcPr>
-            <w:tcW w:type="dxa" w:w="1924"/>
+            <w:tcW w:type="dxa" w:w="1922"/>
             <w:tcBorders>
               <w:top w:val="single" w:color="D9D4C5" w:sz="4"/>
               <w:left w:val="single" w:color="D9D4C5" w:sz="4"/>
@@ -13392,7 +13525,7 @@
         </w:tc>
         <w:tc>
           <w:tcPr>
-            <w:tcW w:type="dxa" w:w="2373"/>
+            <w:tcW w:type="dxa" w:w="2375"/>
             <w:tcBorders>
               <w:top w:val="single" w:color="D9D4C5" w:sz="4"/>
               <w:left w:val="single" w:color="D9D4C5" w:sz="4"/>
@@ -13555,7 +13688,7 @@
         </w:tc>
         <w:tc>
           <w:tcPr>
-            <w:tcW w:type="dxa" w:w="1924"/>
+            <w:tcW w:type="dxa" w:w="1922"/>
             <w:tcBorders>
               <w:top w:val="single" w:color="D9D4C5" w:sz="4"/>
               <w:left w:val="single" w:color="D9D4C5" w:sz="4"/>
@@ -13588,7 +13721,7 @@
         </w:tc>
         <w:tc>
           <w:tcPr>
-            <w:tcW w:type="dxa" w:w="2373"/>
+            <w:tcW w:type="dxa" w:w="2375"/>
             <w:tcBorders>
               <w:top w:val="single" w:color="D9D4C5" w:sz="4"/>
               <w:left w:val="single" w:color="D9D4C5" w:sz="4"/>
@@ -13753,7 +13886,7 @@
         </w:tc>
         <w:tc>
           <w:tcPr>
-            <w:tcW w:type="dxa" w:w="1924"/>
+            <w:tcW w:type="dxa" w:w="1922"/>
             <w:tcBorders>
               <w:top w:val="single" w:color="D9D4C5" w:sz="4"/>
               <w:left w:val="single" w:color="D9D4C5" w:sz="4"/>
@@ -13785,7 +13918,7 @@
         </w:tc>
         <w:tc>
           <w:tcPr>
-            <w:tcW w:type="dxa" w:w="2373"/>
+            <w:tcW w:type="dxa" w:w="2375"/>
             <w:tcBorders>
               <w:top w:val="single" w:color="D9D4C5" w:sz="4"/>
               <w:left w:val="single" w:color="D9D4C5" w:sz="4"/>
@@ -13948,7 +14081,7 @@
         </w:tc>
         <w:tc>
           <w:tcPr>
-            <w:tcW w:type="dxa" w:w="1924"/>
+            <w:tcW w:type="dxa" w:w="1922"/>
             <w:tcBorders>
               <w:top w:val="single" w:color="D9D4C5" w:sz="4"/>
               <w:left w:val="single" w:color="D9D4C5" w:sz="4"/>
@@ -13981,7 +14114,7 @@
         </w:tc>
         <w:tc>
           <w:tcPr>
-            <w:tcW w:type="dxa" w:w="2373"/>
+            <w:tcW w:type="dxa" w:w="2375"/>
             <w:tcBorders>
               <w:top w:val="single" w:color="D9D4C5" w:sz="4"/>
               <w:left w:val="single" w:color="D9D4C5" w:sz="4"/>
@@ -14146,7 +14279,7 @@
         </w:tc>
         <w:tc>
           <w:tcPr>
-            <w:tcW w:type="dxa" w:w="1924"/>
+            <w:tcW w:type="dxa" w:w="1922"/>
             <w:tcBorders>
               <w:top w:val="single" w:color="D9D4C5" w:sz="4"/>
               <w:left w:val="single" w:color="D9D4C5" w:sz="4"/>
@@ -14178,7 +14311,7 @@
         </w:tc>
         <w:tc>
           <w:tcPr>
-            <w:tcW w:type="dxa" w:w="2373"/>
+            <w:tcW w:type="dxa" w:w="2375"/>
             <w:tcBorders>
               <w:top w:val="single" w:color="D9D4C5" w:sz="4"/>
               <w:left w:val="single" w:color="D9D4C5" w:sz="4"/>
@@ -14341,7 +14474,7 @@
         </w:tc>
         <w:tc>
           <w:tcPr>
-            <w:tcW w:type="dxa" w:w="1924"/>
+            <w:tcW w:type="dxa" w:w="1922"/>
             <w:tcBorders>
               <w:top w:val="single" w:color="D9D4C5" w:sz="4"/>
               <w:left w:val="single" w:color="D9D4C5" w:sz="4"/>
@@ -14374,7 +14507,7 @@
         </w:tc>
         <w:tc>
           <w:tcPr>
-            <w:tcW w:type="dxa" w:w="2373"/>
+            <w:tcW w:type="dxa" w:w="2375"/>
             <w:tcBorders>
               <w:top w:val="single" w:color="D9D4C5" w:sz="4"/>
               <w:left w:val="single" w:color="D9D4C5" w:sz="4"/>
@@ -14539,7 +14672,7 @@
         </w:tc>
         <w:tc>
           <w:tcPr>
-            <w:tcW w:type="dxa" w:w="1924"/>
+            <w:tcW w:type="dxa" w:w="1922"/>
             <w:tcBorders>
               <w:top w:val="single" w:color="D9D4C5" w:sz="4"/>
               <w:left w:val="single" w:color="D9D4C5" w:sz="4"/>
@@ -14571,7 +14704,7 @@
         </w:tc>
         <w:tc>
           <w:tcPr>
-            <w:tcW w:type="dxa" w:w="2373"/>
+            <w:tcW w:type="dxa" w:w="2375"/>
             <w:tcBorders>
               <w:top w:val="single" w:color="D9D4C5" w:sz="4"/>
               <w:left w:val="single" w:color="D9D4C5" w:sz="4"/>
@@ -14716,7 +14849,7 @@
         </w:tc>
         <w:tc>
           <w:tcPr>
-            <w:tcW w:type="dxa" w:w="1924"/>
+            <w:tcW w:type="dxa" w:w="1922"/>
             <w:tcBorders>
               <w:top w:val="single" w:color="D9D4C5" w:sz="4"/>
               <w:left w:val="single" w:color="D9D4C5" w:sz="4"/>
@@ -14749,7 +14882,7 @@
         </w:tc>
         <w:tc>
           <w:tcPr>
-            <w:tcW w:type="dxa" w:w="2373"/>
+            <w:tcW w:type="dxa" w:w="2375"/>
             <w:tcBorders>
               <w:top w:val="single" w:color="D9D4C5" w:sz="4"/>
               <w:left w:val="single" w:color="D9D4C5" w:sz="4"/>
@@ -14896,7 +15029,7 @@
         </w:tc>
         <w:tc>
           <w:tcPr>
-            <w:tcW w:type="dxa" w:w="1924"/>
+            <w:tcW w:type="dxa" w:w="1922"/>
             <w:tcBorders>
               <w:top w:val="single" w:color="D9D4C5" w:sz="4"/>
               <w:left w:val="single" w:color="D9D4C5" w:sz="4"/>
@@ -14928,7 +15061,7 @@
         </w:tc>
         <w:tc>
           <w:tcPr>
-            <w:tcW w:type="dxa" w:w="2373"/>
+            <w:tcW w:type="dxa" w:w="2375"/>
             <w:tcBorders>
               <w:top w:val="single" w:color="D9D4C5" w:sz="4"/>
               <w:left w:val="single" w:color="D9D4C5" w:sz="4"/>
@@ -15073,7 +15206,7 @@
         </w:tc>
         <w:tc>
           <w:tcPr>
-            <w:tcW w:type="dxa" w:w="1924"/>
+            <w:tcW w:type="dxa" w:w="1922"/>
             <w:tcBorders>
               <w:top w:val="single" w:color="D9D4C5" w:sz="4"/>
               <w:left w:val="single" w:color="D9D4C5" w:sz="4"/>
@@ -15106,7 +15239,7 @@
         </w:tc>
         <w:tc>
           <w:tcPr>
-            <w:tcW w:type="dxa" w:w="2373"/>
+            <w:tcW w:type="dxa" w:w="2375"/>
             <w:tcBorders>
               <w:top w:val="single" w:color="D9D4C5" w:sz="4"/>
               <w:left w:val="single" w:color="D9D4C5" w:sz="4"/>
@@ -15253,7 +15386,7 @@
         </w:tc>
         <w:tc>
           <w:tcPr>
-            <w:tcW w:type="dxa" w:w="1924"/>
+            <w:tcW w:type="dxa" w:w="1922"/>
             <w:tcBorders>
               <w:top w:val="single" w:color="D9D4C5" w:sz="4"/>
               <w:left w:val="single" w:color="D9D4C5" w:sz="4"/>
@@ -15285,7 +15418,7 @@
         </w:tc>
         <w:tc>
           <w:tcPr>
-            <w:tcW w:type="dxa" w:w="2373"/>
+            <w:tcW w:type="dxa" w:w="2375"/>
             <w:tcBorders>
               <w:top w:val="single" w:color="D9D4C5" w:sz="4"/>
               <w:left w:val="single" w:color="D9D4C5" w:sz="4"/>
@@ -15448,7 +15581,7 @@
         </w:tc>
         <w:tc>
           <w:tcPr>
-            <w:tcW w:type="dxa" w:w="1924"/>
+            <w:tcW w:type="dxa" w:w="1922"/>
             <w:tcBorders>
               <w:top w:val="single" w:color="D9D4C5" w:sz="4"/>
               <w:left w:val="single" w:color="D9D4C5" w:sz="4"/>
@@ -15481,7 +15614,7 @@
         </w:tc>
         <w:tc>
           <w:tcPr>
-            <w:tcW w:type="dxa" w:w="2373"/>
+            <w:tcW w:type="dxa" w:w="2375"/>
             <w:tcBorders>
               <w:top w:val="single" w:color="D9D4C5" w:sz="4"/>
               <w:left w:val="single" w:color="D9D4C5" w:sz="4"/>
@@ -15628,7 +15761,7 @@
         </w:tc>
         <w:tc>
           <w:tcPr>
-            <w:tcW w:type="dxa" w:w="1924"/>
+            <w:tcW w:type="dxa" w:w="1922"/>
             <w:tcBorders>
               <w:top w:val="single" w:color="D9D4C5" w:sz="4"/>
               <w:left w:val="single" w:color="D9D4C5" w:sz="4"/>
@@ -15660,7 +15793,7 @@
         </w:tc>
         <w:tc>
           <w:tcPr>
-            <w:tcW w:type="dxa" w:w="2373"/>
+            <w:tcW w:type="dxa" w:w="2375"/>
             <w:tcBorders>
               <w:top w:val="single" w:color="D9D4C5" w:sz="4"/>
               <w:left w:val="single" w:color="D9D4C5" w:sz="4"/>
@@ -15823,7 +15956,7 @@
         </w:tc>
         <w:tc>
           <w:tcPr>
-            <w:tcW w:type="dxa" w:w="1924"/>
+            <w:tcW w:type="dxa" w:w="1922"/>
             <w:tcBorders>
               <w:top w:val="single" w:color="D9D4C5" w:sz="4"/>
               <w:left w:val="single" w:color="D9D4C5" w:sz="4"/>
@@ -15856,7 +15989,7 @@
         </w:tc>
         <w:tc>
           <w:tcPr>
-            <w:tcW w:type="dxa" w:w="2373"/>
+            <w:tcW w:type="dxa" w:w="2375"/>
             <w:tcBorders>
               <w:top w:val="single" w:color="D9D4C5" w:sz="4"/>
               <w:left w:val="single" w:color="D9D4C5" w:sz="4"/>
@@ -16021,7 +16154,7 @@
         </w:tc>
         <w:tc>
           <w:tcPr>
-            <w:tcW w:type="dxa" w:w="1924"/>
+            <w:tcW w:type="dxa" w:w="1922"/>
             <w:tcBorders>
               <w:top w:val="single" w:color="D9D4C5" w:sz="4"/>
               <w:left w:val="single" w:color="D9D4C5" w:sz="4"/>
@@ -16053,7 +16186,7 @@
         </w:tc>
         <w:tc>
           <w:tcPr>
-            <w:tcW w:type="dxa" w:w="2373"/>
+            <w:tcW w:type="dxa" w:w="2375"/>
             <w:tcBorders>
               <w:top w:val="single" w:color="D9D4C5" w:sz="4"/>
               <w:left w:val="single" w:color="D9D4C5" w:sz="4"/>
@@ -16198,7 +16331,7 @@
         </w:tc>
         <w:tc>
           <w:tcPr>
-            <w:tcW w:type="dxa" w:w="1924"/>
+            <w:tcW w:type="dxa" w:w="1922"/>
             <w:tcBorders>
               <w:top w:val="single" w:color="D9D4C5" w:sz="4"/>
               <w:left w:val="single" w:color="D9D4C5" w:sz="4"/>
@@ -16231,7 +16364,7 @@
         </w:tc>
         <w:tc>
           <w:tcPr>
-            <w:tcW w:type="dxa" w:w="2373"/>
+            <w:tcW w:type="dxa" w:w="2375"/>
             <w:tcBorders>
               <w:top w:val="single" w:color="D9D4C5" w:sz="4"/>
               <w:left w:val="single" w:color="D9D4C5" w:sz="4"/>
@@ -16378,7 +16511,7 @@
         </w:tc>
         <w:tc>
           <w:tcPr>
-            <w:tcW w:type="dxa" w:w="1924"/>
+            <w:tcW w:type="dxa" w:w="1922"/>
             <w:tcBorders>
               <w:top w:val="single" w:color="D9D4C5" w:sz="4"/>
               <w:left w:val="single" w:color="D9D4C5" w:sz="4"/>
@@ -16410,7 +16543,7 @@
         </w:tc>
         <w:tc>
           <w:tcPr>
-            <w:tcW w:type="dxa" w:w="2373"/>
+            <w:tcW w:type="dxa" w:w="2375"/>
             <w:tcBorders>
               <w:top w:val="single" w:color="D9D4C5" w:sz="4"/>
               <w:left w:val="single" w:color="D9D4C5" w:sz="4"/>
@@ -16573,7 +16706,7 @@
         </w:tc>
         <w:tc>
           <w:tcPr>
-            <w:tcW w:type="dxa" w:w="1924"/>
+            <w:tcW w:type="dxa" w:w="1922"/>
             <w:tcBorders>
               <w:top w:val="single" w:color="D9D4C5" w:sz="4"/>
               <w:left w:val="single" w:color="D9D4C5" w:sz="4"/>
@@ -16606,7 +16739,7 @@
         </w:tc>
         <w:tc>
           <w:tcPr>
-            <w:tcW w:type="dxa" w:w="2373"/>
+            <w:tcW w:type="dxa" w:w="2375"/>
             <w:tcBorders>
               <w:top w:val="single" w:color="D9D4C5" w:sz="4"/>
               <w:left w:val="single" w:color="D9D4C5" w:sz="4"/>
@@ -16771,7 +16904,7 @@
         </w:tc>
         <w:tc>
           <w:tcPr>
-            <w:tcW w:type="dxa" w:w="1924"/>
+            <w:tcW w:type="dxa" w:w="1922"/>
             <w:tcBorders>
               <w:top w:val="single" w:color="D9D4C5" w:sz="4"/>
               <w:left w:val="single" w:color="D9D4C5" w:sz="4"/>
@@ -16803,7 +16936,7 @@
         </w:tc>
         <w:tc>
           <w:tcPr>
-            <w:tcW w:type="dxa" w:w="2373"/>
+            <w:tcW w:type="dxa" w:w="2375"/>
             <w:tcBorders>
               <w:top w:val="single" w:color="D9D4C5" w:sz="4"/>
               <w:left w:val="single" w:color="D9D4C5" w:sz="4"/>
@@ -16948,7 +17081,7 @@
         </w:tc>
         <w:tc>
           <w:tcPr>
-            <w:tcW w:type="dxa" w:w="1924"/>
+            <w:tcW w:type="dxa" w:w="1922"/>
             <w:tcBorders>
               <w:top w:val="single" w:color="D9D4C5" w:sz="4"/>
               <w:left w:val="single" w:color="D9D4C5" w:sz="4"/>
@@ -16981,7 +17114,7 @@
         </w:tc>
         <w:tc>
           <w:tcPr>
-            <w:tcW w:type="dxa" w:w="2373"/>
+            <w:tcW w:type="dxa" w:w="2375"/>
             <w:tcBorders>
               <w:top w:val="single" w:color="D9D4C5" w:sz="4"/>
               <w:left w:val="single" w:color="D9D4C5" w:sz="4"/>
@@ -17146,7 +17279,7 @@
         </w:tc>
         <w:tc>
           <w:tcPr>
-            <w:tcW w:type="dxa" w:w="1924"/>
+            <w:tcW w:type="dxa" w:w="1922"/>
             <w:tcBorders>
               <w:top w:val="single" w:color="D9D4C5" w:sz="4"/>
               <w:left w:val="single" w:color="D9D4C5" w:sz="4"/>
@@ -17178,7 +17311,7 @@
         </w:tc>
         <w:tc>
           <w:tcPr>
-            <w:tcW w:type="dxa" w:w="2373"/>
+            <w:tcW w:type="dxa" w:w="2375"/>
             <w:tcBorders>
               <w:top w:val="single" w:color="D9D4C5" w:sz="4"/>
               <w:left w:val="single" w:color="D9D4C5" w:sz="4"/>
@@ -17341,7 +17474,7 @@
         </w:tc>
         <w:tc>
           <w:tcPr>
-            <w:tcW w:type="dxa" w:w="1924"/>
+            <w:tcW w:type="dxa" w:w="1922"/>
             <w:tcBorders>
               <w:top w:val="single" w:color="D9D4C5" w:sz="4"/>
               <w:left w:val="single" w:color="D9D4C5" w:sz="4"/>
@@ -17374,7 +17507,7 @@
         </w:tc>
         <w:tc>
           <w:tcPr>
-            <w:tcW w:type="dxa" w:w="2373"/>
+            <w:tcW w:type="dxa" w:w="2375"/>
             <w:tcBorders>
               <w:top w:val="single" w:color="D9D4C5" w:sz="4"/>
               <w:left w:val="single" w:color="D9D4C5" w:sz="4"/>
@@ -17539,7 +17672,7 @@
         </w:tc>
         <w:tc>
           <w:tcPr>
-            <w:tcW w:type="dxa" w:w="1924"/>
+            <w:tcW w:type="dxa" w:w="1922"/>
             <w:tcBorders>
               <w:top w:val="single" w:color="D9D4C5" w:sz="4"/>
               <w:left w:val="single" w:color="D9D4C5" w:sz="4"/>
@@ -17571,7 +17704,7 @@
         </w:tc>
         <w:tc>
           <w:tcPr>
-            <w:tcW w:type="dxa" w:w="2373"/>
+            <w:tcW w:type="dxa" w:w="2375"/>
             <w:tcBorders>
               <w:top w:val="single" w:color="D9D4C5" w:sz="4"/>
               <w:left w:val="single" w:color="D9D4C5" w:sz="4"/>
@@ -17752,7 +17885,7 @@
         </w:tc>
         <w:tc>
           <w:tcPr>
-            <w:tcW w:type="dxa" w:w="1924"/>
+            <w:tcW w:type="dxa" w:w="1922"/>
             <w:tcBorders>
               <w:top w:val="single" w:color="D9D4C5" w:sz="4"/>
               <w:left w:val="single" w:color="D9D4C5" w:sz="4"/>
@@ -17785,7 +17918,7 @@
         </w:tc>
         <w:tc>
           <w:tcPr>
-            <w:tcW w:type="dxa" w:w="2373"/>
+            <w:tcW w:type="dxa" w:w="2375"/>
             <w:tcBorders>
               <w:top w:val="single" w:color="D9D4C5" w:sz="4"/>
               <w:left w:val="single" w:color="D9D4C5" w:sz="4"/>
@@ -18004,7 +18137,7 @@
         </w:tc>
         <w:tc>
           <w:tcPr>
-            <w:tcW w:type="dxa" w:w="1924"/>
+            <w:tcW w:type="dxa" w:w="1922"/>
             <w:tcBorders>
               <w:top w:val="single" w:color="D9D4C5" w:sz="4"/>
               <w:left w:val="single" w:color="D9D4C5" w:sz="4"/>
@@ -18036,7 +18169,7 @@
         </w:tc>
         <w:tc>
           <w:tcPr>
-            <w:tcW w:type="dxa" w:w="2373"/>
+            <w:tcW w:type="dxa" w:w="2375"/>
             <w:tcBorders>
               <w:top w:val="single" w:color="D9D4C5" w:sz="4"/>
               <w:left w:val="single" w:color="D9D4C5" w:sz="4"/>
@@ -18156,6 +18289,381 @@
                 <w:szCs w:val="18"/>
               </w:rPr>
               <w:t xml:space="preserve">; in produzione il 22/10): solo trasparenza (quota, tonnellate, FE, frazioni oltre le cinque ed escluse) nei risultati e nel PDF; formula invariata</w:t>
+            </w:r>
+          </w:p>
+        </w:tc>
+      </w:tr>
+      <w:tr>
+        <w:trPr>
+          <w:cantSplit/>
+        </w:trPr>
+        <w:tc>
+          <w:tcPr>
+            <w:tcW w:type="dxa" w:w="838"/>
+            <w:tcBorders>
+              <w:top w:val="single" w:color="D9D4C5" w:sz="4"/>
+              <w:left w:val="single" w:color="D9D4C5" w:sz="4"/>
+              <w:bottom w:val="single" w:color="D9D4C5" w:sz="4"/>
+              <w:right w:val="single" w:color="D9D4C5" w:sz="4"/>
+            </w:tcBorders>
+            <w:shd w:fill="F6F4EE" w:color="auto" w:val="clear"/>
+            <w:tcMar>
+              <w:top w:type="dxa" w:w="70"/>
+              <w:left w:type="dxa" w:w="110"/>
+              <w:bottom w:type="dxa" w:w="70"/>
+              <w:right w:type="dxa" w:w="110"/>
+            </w:tcMar>
+            <w:vAlign w:val="center"/>
+          </w:tcPr>
+          <w:p>
+            <w:pPr>
+              <w:spacing w:after="0" w:before="0"/>
+            </w:pPr>
+            <w:r>
+              <w:rPr>
+                <w:rFonts w:ascii="Arial" w:cs="Arial" w:eastAsia="Arial" w:hAnsi="Arial"/>
+                <w:color w:val="1B2118"/>
+                <w:sz w:val="18"/>
+                <w:szCs w:val="18"/>
+              </w:rPr>
+              <w:t xml:space="preserve">ISS-039</w:t>
+            </w:r>
+          </w:p>
+        </w:tc>
+        <w:tc>
+          <w:tcPr>
+            <w:tcW w:type="dxa" w:w="1922"/>
+            <w:tcBorders>
+              <w:top w:val="single" w:color="D9D4C5" w:sz="4"/>
+              <w:left w:val="single" w:color="D9D4C5" w:sz="4"/>
+              <w:bottom w:val="single" w:color="D9D4C5" w:sz="4"/>
+              <w:right w:val="single" w:color="D9D4C5" w:sz="4"/>
+            </w:tcBorders>
+            <w:shd w:fill="F6F4EE" w:color="auto" w:val="clear"/>
+            <w:tcMar>
+              <w:top w:type="dxa" w:w="70"/>
+              <w:left w:type="dxa" w:w="110"/>
+              <w:bottom w:type="dxa" w:w="70"/>
+              <w:right w:type="dxa" w:w="110"/>
+            </w:tcMar>
+            <w:vAlign w:val="center"/>
+          </w:tcPr>
+          <w:p>
+            <w:pPr>
+              <w:spacing w:after="0" w:before="0"/>
+            </w:pPr>
+            <w:r>
+              <w:rPr>
+                <w:rFonts w:ascii="Arial" w:cs="Arial" w:eastAsia="Arial" w:hAnsi="Arial"/>
+                <w:color w:val="1B2118"/>
+                <w:sz w:val="18"/>
+                <w:szCs w:val="18"/>
+              </w:rPr>
+              <w:t xml:space="preserve">23/10 15:24</w:t>
+            </w:r>
+          </w:p>
+        </w:tc>
+        <w:tc>
+          <w:tcPr>
+            <w:tcW w:type="dxa" w:w="2375"/>
+            <w:tcBorders>
+              <w:top w:val="single" w:color="D9D4C5" w:sz="4"/>
+              <w:left w:val="single" w:color="D9D4C5" w:sz="4"/>
+              <w:bottom w:val="single" w:color="D9D4C5" w:sz="4"/>
+              <w:right w:val="single" w:color="D9D4C5" w:sz="4"/>
+            </w:tcBorders>
+            <w:shd w:fill="F6F4EE" w:color="auto" w:val="clear"/>
+            <w:tcMar>
+              <w:top w:type="dxa" w:w="70"/>
+              <w:left w:type="dxa" w:w="110"/>
+              <w:bottom w:type="dxa" w:w="70"/>
+              <w:right w:type="dxa" w:w="110"/>
+            </w:tcMar>
+            <w:vAlign w:val="center"/>
+          </w:tcPr>
+          <w:p>
+            <w:pPr>
+              <w:spacing w:after="0" w:before="0"/>
+            </w:pPr>
+            <w:r>
+              <w:rPr>
+                <w:rFonts w:ascii="Arial" w:cs="Arial" w:eastAsia="Arial" w:hAnsi="Arial"/>
+                <w:b/>
+                <w:bCs/>
+                <w:color w:val="1B2118"/>
+                <w:sz w:val="18"/>
+                <w:szCs w:val="18"/>
+              </w:rPr>
+              <w:t xml:space="preserve">Pratiche</w:t>
+            </w:r>
+            <w:r>
+              <w:rPr>
+                <w:rFonts w:ascii="Arial" w:cs="Arial" w:eastAsia="Arial" w:hAnsi="Arial"/>
+                <w:color w:val="1B2118"/>
+                <w:sz w:val="18"/>
+                <w:szCs w:val="18"/>
+              </w:rPr>
+              <w:t xml:space="preserve"> — Si poteva creare un Rapporto di Monitoraggio per un Progetto non ancora registrato (es. CWP-2026-003). Segnalato da: Luca</w:t>
+            </w:r>
+          </w:p>
+        </w:tc>
+        <w:tc>
+          <w:tcPr>
+            <w:tcW w:type="dxa" w:w="2129"/>
+            <w:tcBorders>
+              <w:top w:val="single" w:color="D9D4C5" w:sz="4"/>
+              <w:left w:val="single" w:color="D9D4C5" w:sz="4"/>
+              <w:bottom w:val="single" w:color="D9D4C5" w:sz="4"/>
+              <w:right w:val="single" w:color="D9D4C5" w:sz="4"/>
+            </w:tcBorders>
+            <w:shd w:fill="F6F4EE" w:color="auto" w:val="clear"/>
+            <w:tcMar>
+              <w:top w:type="dxa" w:w="70"/>
+              <w:left w:type="dxa" w:w="110"/>
+              <w:bottom w:type="dxa" w:w="70"/>
+              <w:right w:type="dxa" w:w="110"/>
+            </w:tcMar>
+            <w:vAlign w:val="center"/>
+          </w:tcPr>
+          <w:p>
+            <w:pPr>
+              <w:spacing w:after="0" w:before="0"/>
+            </w:pPr>
+            <w:r>
+              <w:rPr>
+                <w:rFonts w:ascii="Arial" w:cs="Arial" w:eastAsia="Arial" w:hAnsi="Arial"/>
+                <w:color w:val="1B2118"/>
+                <w:sz w:val="18"/>
+                <w:szCs w:val="18"/>
+              </w:rPr>
+              <w:t xml:space="preserve">CORRETTO_DA_RITESTARE (P2)</w:t>
+            </w:r>
+          </w:p>
+        </w:tc>
+        <w:tc>
+          <w:tcPr>
+            <w:tcW w:type="dxa" w:w="2374"/>
+            <w:tcBorders>
+              <w:top w:val="single" w:color="D9D4C5" w:sz="4"/>
+              <w:left w:val="single" w:color="D9D4C5" w:sz="4"/>
+              <w:bottom w:val="single" w:color="D9D4C5" w:sz="4"/>
+              <w:right w:val="single" w:color="D9D4C5" w:sz="4"/>
+            </w:tcBorders>
+            <w:shd w:fill="F6F4EE" w:color="auto" w:val="clear"/>
+            <w:tcMar>
+              <w:top w:type="dxa" w:w="70"/>
+              <w:left w:type="dxa" w:w="110"/>
+              <w:bottom w:type="dxa" w:w="70"/>
+              <w:right w:type="dxa" w:w="110"/>
+            </w:tcMar>
+            <w:vAlign w:val="center"/>
+          </w:tcPr>
+          <w:p>
+            <w:pPr>
+              <w:spacing w:after="0" w:before="0"/>
+            </w:pPr>
+            <w:r>
+              <w:rPr>
+                <w:rFonts w:ascii="Arial" w:cs="Arial" w:eastAsia="Arial" w:hAnsi="Arial"/>
+                <w:color w:val="1B2118"/>
+                <w:sz w:val="18"/>
+                <w:szCs w:val="18"/>
+              </w:rPr>
+              <w:t xml:space="preserve">23/10, in produzione alle 15:50 (script 45, main </w:t>
+            </w:r>
+            <w:r>
+              <w:rPr>
+                <w:rFonts w:ascii="Consolas" w:cs="Consolas" w:eastAsia="Consolas" w:hAnsi="Consolas"/>
+                <w:color w:val="2F5D3A"/>
+                <w:sz w:val="18"/>
+                <w:szCs w:val="18"/>
+              </w:rPr>
+              <w:t xml:space="preserve">1188a51</w:t>
+            </w:r>
+            <w:r>
+              <w:rPr>
+                <w:rFonts w:ascii="Arial" w:cs="Arial" w:eastAsia="Arial" w:hAnsi="Arial"/>
+                <w:color w:val="1B2118"/>
+                <w:sz w:val="18"/>
+                <w:szCs w:val="18"/>
+              </w:rPr>
+              <w:t xml:space="preserve">): pulsante «+ Rapporto» solo con la fase 6 completata, controllo anche nel database. I Rapporti già creati (CWP-2026-0001-RM1, CWP-2026-003-RM1) non sono stati toccati</w:t>
+            </w:r>
+          </w:p>
+        </w:tc>
+      </w:tr>
+      <w:tr>
+        <w:trPr>
+          <w:cantSplit/>
+        </w:trPr>
+        <w:tc>
+          <w:tcPr>
+            <w:tcW w:type="dxa" w:w="838"/>
+            <w:tcBorders>
+              <w:top w:val="single" w:color="D9D4C5" w:sz="4"/>
+              <w:left w:val="single" w:color="D9D4C5" w:sz="4"/>
+              <w:bottom w:val="single" w:color="D9D4C5" w:sz="4"/>
+              <w:right w:val="single" w:color="D9D4C5" w:sz="4"/>
+            </w:tcBorders>
+            <w:tcMar>
+              <w:top w:type="dxa" w:w="70"/>
+              <w:left w:type="dxa" w:w="110"/>
+              <w:bottom w:type="dxa" w:w="70"/>
+              <w:right w:type="dxa" w:w="110"/>
+            </w:tcMar>
+            <w:vAlign w:val="center"/>
+          </w:tcPr>
+          <w:p>
+            <w:pPr>
+              <w:spacing w:after="0" w:before="0"/>
+            </w:pPr>
+            <w:r>
+              <w:rPr>
+                <w:rFonts w:ascii="Arial" w:cs="Arial" w:eastAsia="Arial" w:hAnsi="Arial"/>
+                <w:color w:val="1B2118"/>
+                <w:sz w:val="18"/>
+                <w:szCs w:val="18"/>
+              </w:rPr>
+              <w:t xml:space="preserve">ISS-040</w:t>
+            </w:r>
+          </w:p>
+        </w:tc>
+        <w:tc>
+          <w:tcPr>
+            <w:tcW w:type="dxa" w:w="1922"/>
+            <w:tcBorders>
+              <w:top w:val="single" w:color="D9D4C5" w:sz="4"/>
+              <w:left w:val="single" w:color="D9D4C5" w:sz="4"/>
+              <w:bottom w:val="single" w:color="D9D4C5" w:sz="4"/>
+              <w:right w:val="single" w:color="D9D4C5" w:sz="4"/>
+            </w:tcBorders>
+            <w:tcMar>
+              <w:top w:type="dxa" w:w="70"/>
+              <w:left w:type="dxa" w:w="110"/>
+              <w:bottom w:type="dxa" w:w="70"/>
+              <w:right w:type="dxa" w:w="110"/>
+            </w:tcMar>
+            <w:vAlign w:val="center"/>
+          </w:tcPr>
+          <w:p>
+            <w:pPr>
+              <w:spacing w:after="0" w:before="0"/>
+            </w:pPr>
+            <w:r>
+              <w:rPr>
+                <w:rFonts w:ascii="Arial" w:cs="Arial" w:eastAsia="Arial" w:hAnsi="Arial"/>
+                <w:color w:val="1B2118"/>
+                <w:sz w:val="18"/>
+                <w:szCs w:val="18"/>
+              </w:rPr>
+              <w:t xml:space="preserve">23/10 15:24</w:t>
+            </w:r>
+          </w:p>
+        </w:tc>
+        <w:tc>
+          <w:tcPr>
+            <w:tcW w:type="dxa" w:w="2375"/>
+            <w:tcBorders>
+              <w:top w:val="single" w:color="D9D4C5" w:sz="4"/>
+              <w:left w:val="single" w:color="D9D4C5" w:sz="4"/>
+              <w:bottom w:val="single" w:color="D9D4C5" w:sz="4"/>
+              <w:right w:val="single" w:color="D9D4C5" w:sz="4"/>
+            </w:tcBorders>
+            <w:tcMar>
+              <w:top w:type="dxa" w:w="70"/>
+              <w:left w:type="dxa" w:w="110"/>
+              <w:bottom w:type="dxa" w:w="70"/>
+              <w:right w:type="dxa" w:w="110"/>
+            </w:tcMar>
+            <w:vAlign w:val="center"/>
+          </w:tcPr>
+          <w:p>
+            <w:pPr>
+              <w:spacing w:after="0" w:before="0"/>
+            </w:pPr>
+            <w:r>
+              <w:rPr>
+                <w:rFonts w:ascii="Arial" w:cs="Arial" w:eastAsia="Arial" w:hAnsi="Arial"/>
+                <w:b/>
+                <w:bCs/>
+                <w:color w:val="1B2118"/>
+                <w:sz w:val="18"/>
+                <w:szCs w:val="18"/>
+              </w:rPr>
+              <w:t xml:space="preserve">Marketing</w:t>
+            </w:r>
+            <w:r>
+              <w:rPr>
+                <w:rFonts w:ascii="Arial" w:cs="Arial" w:eastAsia="Arial" w:hAnsi="Arial"/>
+                <w:color w:val="1B2118"/>
+                <w:sz w:val="18"/>
+                <w:szCs w:val="18"/>
+              </w:rPr>
+              <w:t xml:space="preserve"> — Elenco dei Comuni senza filtri vuoto («0 Comuni»), con il filtro per regione funzionava. Segnalato da: Luca</w:t>
+            </w:r>
+          </w:p>
+        </w:tc>
+        <w:tc>
+          <w:tcPr>
+            <w:tcW w:type="dxa" w:w="2129"/>
+            <w:tcBorders>
+              <w:top w:val="single" w:color="D9D4C5" w:sz="4"/>
+              <w:left w:val="single" w:color="D9D4C5" w:sz="4"/>
+              <w:bottom w:val="single" w:color="D9D4C5" w:sz="4"/>
+              <w:right w:val="single" w:color="D9D4C5" w:sz="4"/>
+            </w:tcBorders>
+            <w:tcMar>
+              <w:top w:type="dxa" w:w="70"/>
+              <w:left w:type="dxa" w:w="110"/>
+              <w:bottom w:type="dxa" w:w="70"/>
+              <w:right w:type="dxa" w:w="110"/>
+            </w:tcMar>
+            <w:vAlign w:val="center"/>
+          </w:tcPr>
+          <w:p>
+            <w:pPr>
+              <w:spacing w:after="0" w:before="0"/>
+            </w:pPr>
+            <w:r>
+              <w:rPr>
+                <w:rFonts w:ascii="Arial" w:cs="Arial" w:eastAsia="Arial" w:hAnsi="Arial"/>
+                <w:color w:val="1B2118"/>
+                <w:sz w:val="18"/>
+                <w:szCs w:val="18"/>
+              </w:rPr>
+              <w:t xml:space="preserve">CORRETTO_DA_RITESTARE (P2)</w:t>
+            </w:r>
+          </w:p>
+        </w:tc>
+        <w:tc>
+          <w:tcPr>
+            <w:tcW w:type="dxa" w:w="2374"/>
+            <w:tcBorders>
+              <w:top w:val="single" w:color="D9D4C5" w:sz="4"/>
+              <w:left w:val="single" w:color="D9D4C5" w:sz="4"/>
+              <w:bottom w:val="single" w:color="D9D4C5" w:sz="4"/>
+              <w:right w:val="single" w:color="D9D4C5" w:sz="4"/>
+            </w:tcBorders>
+            <w:tcMar>
+              <w:top w:type="dxa" w:w="70"/>
+              <w:left w:type="dxa" w:w="110"/>
+              <w:bottom w:type="dxa" w:w="70"/>
+              <w:right w:type="dxa" w:w="110"/>
+            </w:tcMar>
+            <w:vAlign w:val="center"/>
+          </w:tcPr>
+          <w:p>
+            <w:pPr>
+              <w:spacing w:after="0" w:before="0"/>
+            </w:pPr>
+            <w:r>
+              <w:rPr>
+                <w:rFonts w:ascii="Arial" w:cs="Arial" w:eastAsia="Arial" w:hAnsi="Arial"/>
+                <w:color w:val="1B2118"/>
+                <w:sz w:val="18"/>
+                <w:szCs w:val="18"/>
+              </w:rPr>
+              <w:t xml:space="preserve">23/10, in produzione alle 15:50 (script 45): la regola di accesso ora si calcola una volta per lettura; tutti i Comuni in 44 ms invece di oltre il tempo massimo</w:t>
             </w:r>
           </w:p>
         </w:tc>
@@ -21385,6 +21893,109 @@
           <w:szCs w:val="25"/>
         </w:rPr>
         <w:t xml:space="preserve">Prove del database (banco locale)</w:t>
+      </w:r>
+    </w:p>
+    <w:p>
+      <w:pPr>
+        <w:pStyle w:val="ListParagraph"/>
+        <w:numPr>
+          <w:ilvl w:val="0"/>
+          <w:numId w:val="2"/>
+        </w:numPr>
+        <w:spacing w:after="70" w:line="290"/>
+      </w:pPr>
+      <w:r>
+        <w:rPr>
+          <w:rFonts w:ascii="Consolas" w:cs="Consolas" w:eastAsia="Consolas" w:hAnsi="Consolas"/>
+          <w:color w:val="2F5D3A"/>
+          <w:sz w:val="21"/>
+          <w:szCs w:val="21"/>
+        </w:rPr>
+        <w:t xml:space="preserve">t45.sql</w:t>
+      </w:r>
+      <w:r>
+        <w:rPr>
+          <w:rFonts w:ascii="Arial" w:cs="Arial" w:eastAsia="Arial" w:hAnsi="Arial"/>
+          <w:color w:val="1B2118"/>
+          <w:sz w:val="21"/>
+          <w:szCs w:val="21"/>
+        </w:rPr>
+        <w:t xml:space="preserve"> del 23/10/2026 (script 45), tutte come attese:</w:t>
+      </w:r>
+    </w:p>
+    <w:p>
+      <w:pPr>
+        <w:pStyle w:val="ListParagraph"/>
+        <w:numPr>
+          <w:ilvl w:val="1"/>
+          <w:numId w:val="2"/>
+        </w:numPr>
+        <w:spacing w:after="70" w:line="290"/>
+      </w:pPr>
+      <w:r>
+        <w:rPr>
+          <w:rFonts w:ascii="Arial" w:cs="Arial" w:eastAsia="Arial" w:hAnsi="Arial"/>
+          <w:color w:val="1B2118"/>
+          <w:sz w:val="20"/>
+          <w:szCs w:val="20"/>
+        </w:rPr>
+        <w:t xml:space="preserve">Progetto senza fase 6 completata: nuovo Rapporto rifiutato con il messaggio «non è ancora registrato»; dopo la fase 6 completata il Rapporto nasce (CWP-…-RM1);</w:t>
+      </w:r>
+    </w:p>
+    <w:p>
+      <w:pPr>
+        <w:pStyle w:val="ListParagraph"/>
+        <w:numPr>
+          <w:ilvl w:val="1"/>
+          <w:numId w:val="2"/>
+        </w:numPr>
+        <w:spacing w:after="70" w:line="290"/>
+      </w:pPr>
+      <w:r>
+        <w:rPr>
+          <w:rFonts w:ascii="Arial" w:cs="Arial" w:eastAsia="Arial" w:hAnsi="Arial"/>
+          <w:color w:val="1B2118"/>
+          <w:sz w:val="20"/>
+          <w:szCs w:val="20"/>
+        </w:rPr>
+        <w:t xml:space="preserve">i Rapporti esistenti si aggiornano ancora (trigger solo sull'inserimento);</w:t>
+      </w:r>
+    </w:p>
+    <w:p>
+      <w:pPr>
+        <w:pStyle w:val="ListParagraph"/>
+        <w:numPr>
+          <w:ilvl w:val="1"/>
+          <w:numId w:val="2"/>
+        </w:numPr>
+        <w:spacing w:after="70" w:line="290"/>
+      </w:pPr>
+      <w:r>
+        <w:rPr>
+          <w:rFonts w:ascii="Arial" w:cs="Arial" w:eastAsia="Arial" w:hAnsi="Arial"/>
+          <w:color w:val="1B2118"/>
+          <w:sz w:val="20"/>
+          <w:szCs w:val="20"/>
+        </w:rPr>
+        <w:t xml:space="preserve">Marketing: Amministratore vede tutti gli 8.003 enti in 1,6 ms (prima 600 ms), Comune 0 e scrittura rifiutata, anonimo senza accesso; </w:t>
+      </w:r>
+      <w:r>
+        <w:rPr>
+          <w:rFonts w:ascii="Consolas" w:cs="Consolas" w:eastAsia="Consolas" w:hAnsi="Consolas"/>
+          <w:color w:val="2F5D3A"/>
+          <w:sz w:val="20"/>
+          <w:szCs w:val="20"/>
+        </w:rPr>
+        <w:t xml:space="preserve">t44.sql</w:t>
+      </w:r>
+      <w:r>
+        <w:rPr>
+          <w:rFonts w:ascii="Arial" w:cs="Arial" w:eastAsia="Arial" w:hAnsi="Arial"/>
+          <w:color w:val="1B2118"/>
+          <w:sz w:val="20"/>
+          <w:szCs w:val="20"/>
+        </w:rPr>
+        <w:t xml:space="preserve"> invariato (7 rifiuti attesi).</w:t>
       </w:r>
     </w:p>
     <w:p>
@@ -25472,6 +26083,84 @@
           </w:p>
         </w:tc>
       </w:tr>
+      <w:tr>
+        <w:trPr>
+          <w:cantSplit/>
+        </w:trPr>
+        <w:tc>
+          <w:tcPr>
+            <w:tcW w:type="dxa" w:w="2029"/>
+            <w:tcBorders>
+              <w:top w:val="single" w:color="D9D4C5" w:sz="4"/>
+              <w:left w:val="single" w:color="D9D4C5" w:sz="4"/>
+              <w:bottom w:val="single" w:color="D9D4C5" w:sz="4"/>
+              <w:right w:val="single" w:color="D9D4C5" w:sz="4"/>
+            </w:tcBorders>
+            <w:tcMar>
+              <w:top w:type="dxa" w:w="70"/>
+              <w:left w:type="dxa" w:w="110"/>
+              <w:bottom w:type="dxa" w:w="70"/>
+              <w:right w:type="dxa" w:w="110"/>
+            </w:tcMar>
+            <w:vAlign w:val="center"/>
+          </w:tcPr>
+          <w:p>
+            <w:pPr>
+              <w:spacing w:after="0" w:before="0"/>
+            </w:pPr>
+            <w:r>
+              <w:rPr>
+                <w:rFonts w:ascii="Arial" w:cs="Arial" w:eastAsia="Arial" w:hAnsi="Arial"/>
+                <w:color w:val="1B2118"/>
+                <w:sz w:val="18"/>
+                <w:szCs w:val="18"/>
+              </w:rPr>
+              <w:t xml:space="preserve">23/10/2026 16:00</w:t>
+            </w:r>
+          </w:p>
+        </w:tc>
+        <w:tc>
+          <w:tcPr>
+            <w:tcW w:type="dxa" w:w="7609"/>
+            <w:tcBorders>
+              <w:top w:val="single" w:color="D9D4C5" w:sz="4"/>
+              <w:left w:val="single" w:color="D9D4C5" w:sz="4"/>
+              <w:bottom w:val="single" w:color="D9D4C5" w:sz="4"/>
+              <w:right w:val="single" w:color="D9D4C5" w:sz="4"/>
+            </w:tcBorders>
+            <w:tcMar>
+              <w:top w:type="dxa" w:w="70"/>
+              <w:left w:type="dxa" w:w="110"/>
+              <w:bottom w:type="dxa" w:w="70"/>
+              <w:right w:type="dxa" w:w="110"/>
+            </w:tcMar>
+            <w:vAlign w:val="center"/>
+          </w:tcPr>
+          <w:p>
+            <w:pPr>
+              <w:spacing w:after="0" w:before="0"/>
+            </w:pPr>
+            <w:r>
+              <w:rPr>
+                <w:rFonts w:ascii="Arial" w:cs="Arial" w:eastAsia="Arial" w:hAnsi="Arial"/>
+                <w:color w:val="1B2118"/>
+                <w:sz w:val="18"/>
+                <w:szCs w:val="18"/>
+              </w:rPr>
+              <w:t xml:space="preserve">ISS-039 (Rapporto su Progetto non registrato) e ISS-040 (elenco dei Comuni vuoto) corretti e in produzione con lo script 45; prova </w:t>
+            </w:r>
+            <w:r>
+              <w:rPr>
+                <w:rFonts w:ascii="Consolas" w:cs="Consolas" w:eastAsia="Consolas" w:hAnsi="Consolas"/>
+                <w:color w:val="2F5D3A"/>
+                <w:sz w:val="18"/>
+                <w:szCs w:val="18"/>
+              </w:rPr>
+              <w:t xml:space="preserve">t45.sql</w:t>
+            </w:r>
+          </w:p>
+        </w:tc>
+      </w:tr>
     </w:tbl>
     <w:p>
       <w:pPr>
@@ -25713,7 +26402,7 @@
         <w:szCs w:val="16"/>
       </w:rPr>
       <w:tab/>
-      <w:t xml:space="preserve">Registro issue e test · Rev. 1.21 · 23/10/2026</w:t>
+      <w:t xml:space="preserve">Registro issue e test · Rev. 1.22 · 23/10/2026</w:t>
     </w:r>
   </w:p>
 </w:hdr>
@@ -25778,7 +26467,7 @@
         <w:szCs w:val="16"/>
       </w:rPr>
       <w:tab/>
-      <w:t xml:space="preserve">Registro issue e test · Rev. 1.21 · 23/10/2026</w:t>
+      <w:t xml:space="preserve">Registro issue e test · Rev. 1.22 · 23/10/2026</w:t>
     </w:r>
   </w:p>
 </w:hdr>

--- a/public/documentazione/Registro_Issue_Test_Portale_CWP.docx
+++ b/public/documentazione/Registro_Issue_Test_Portale_CWP.docx
@@ -302,7 +302,7 @@
                 <w:sz w:val="20"/>
                 <w:szCs w:val="20"/>
               </w:rPr>
-              <w:t xml:space="preserve">Rev. 1.22</w:t>
+              <w:t xml:space="preserve">Rev. 1.23</w:t>
             </w:r>
           </w:p>
         </w:tc>
@@ -365,7 +365,7 @@
                 <w:sz w:val="20"/>
                 <w:szCs w:val="20"/>
               </w:rPr>
-              <w:t xml:space="preserve">23/10/2026</w:t>
+              <w:t xml:space="preserve">25/10/2026</w:t>
             </w:r>
           </w:p>
         </w:tc>
@@ -719,7 +719,7 @@
                 <w:sz w:val="18"/>
                 <w:szCs w:val="18"/>
               </w:rPr>
-              <w:t xml:space="preserve">1.22</w:t>
+              <w:t xml:space="preserve">1.23</w:t>
             </w:r>
           </w:p>
         </w:tc>
@@ -751,7 +751,7 @@
                 <w:sz w:val="18"/>
                 <w:szCs w:val="18"/>
               </w:rPr>
-              <w:t xml:space="preserve">23/10/2026</w:t>
+              <w:t xml:space="preserve">25/10/2026</w:t>
             </w:r>
           </w:p>
         </w:tc>
@@ -783,7 +783,7 @@
                 <w:sz w:val="18"/>
                 <w:szCs w:val="18"/>
               </w:rPr>
-              <w:t xml:space="preserve">ISS-039 e ISS-040 corretti e in produzione; prova t45.sql.</w:t>
+              <w:t xml:space="preserve">Prova t46.sql e prova del lettore dei siti in produzione.</w:t>
             </w:r>
           </w:p>
         </w:tc>
@@ -853,7 +853,7 @@
                 <w:sz w:val="18"/>
                 <w:szCs w:val="18"/>
               </w:rPr>
-              <w:t xml:space="preserve">1.21</w:t>
+              <w:t xml:space="preserve">1.22</w:t>
             </w:r>
           </w:p>
         </w:tc>
@@ -919,7 +919,7 @@
                 <w:sz w:val="18"/>
                 <w:szCs w:val="18"/>
               </w:rPr>
-              <w:t xml:space="preserve">Rilascio del Marketing: errori dell'importazione da IndicePA trovati e corretti.</w:t>
+              <w:t xml:space="preserve">ISS-039 e ISS-040 corretti e in produzione; prova t45.sql.</w:t>
             </w:r>
           </w:p>
         </w:tc>
@@ -989,7 +989,7 @@
                 <w:sz w:val="18"/>
                 <w:szCs w:val="18"/>
               </w:rPr>
-              <w:t xml:space="preserve">1.20</w:t>
+              <w:t xml:space="preserve">1.21</w:t>
             </w:r>
           </w:p>
         </w:tc>
@@ -1053,7 +1053,7 @@
                 <w:sz w:val="18"/>
                 <w:szCs w:val="18"/>
               </w:rPr>
-              <w:t xml:space="preserve">Prova t44.sql (Marketing) con l'errore trovato e corretto; serie marketing.test.mjs.</w:t>
+              <w:t xml:space="preserve">Rilascio del Marketing: errori dell'importazione da IndicePA trovati e corretti.</w:t>
             </w:r>
           </w:p>
         </w:tc>
@@ -1123,7 +1123,7 @@
                 <w:sz w:val="18"/>
                 <w:szCs w:val="18"/>
               </w:rPr>
-              <w:t xml:space="preserve">1.19</w:t>
+              <w:t xml:space="preserve">1.20</w:t>
             </w:r>
           </w:p>
         </w:tc>
@@ -1189,7 +1189,7 @@
                 <w:sz w:val="18"/>
                 <w:szCs w:val="18"/>
               </w:rPr>
-              <w:t xml:space="preserve">Prova t34.sql nell'ordine della produzione.</w:t>
+              <w:t xml:space="preserve">Prova t44.sql (Marketing) con l'errore trovato e corretto; serie marketing.test.mjs.</w:t>
             </w:r>
           </w:p>
         </w:tc>
@@ -1259,7 +1259,7 @@
                 <w:sz w:val="18"/>
                 <w:szCs w:val="18"/>
               </w:rPr>
-              <w:t xml:space="preserve">1.18</w:t>
+              <w:t xml:space="preserve">1.19</w:t>
             </w:r>
           </w:p>
         </w:tc>
@@ -1323,7 +1323,7 @@
                 <w:sz w:val="18"/>
                 <w:szCs w:val="18"/>
               </w:rPr>
-              <w:t xml:space="preserve">Verifica dei colori dello stato delle fasi.</w:t>
+              <w:t xml:space="preserve">Prova t34.sql nell'ordine della produzione.</w:t>
             </w:r>
           </w:p>
         </w:tc>
@@ -1393,7 +1393,7 @@
                 <w:sz w:val="18"/>
                 <w:szCs w:val="18"/>
               </w:rPr>
-              <w:t xml:space="preserve">1.17</w:t>
+              <w:t xml:space="preserve">1.18</w:t>
             </w:r>
           </w:p>
         </w:tc>
@@ -1459,7 +1459,7 @@
                 <w:sz w:val="18"/>
                 <w:szCs w:val="18"/>
               </w:rPr>
-              <w:t xml:space="preserve">Prove valoreProgetti.test.mjs e t43.sql; 19 serie.</w:t>
+              <w:t xml:space="preserve">Verifica dei colori dello stato delle fasi.</w:t>
             </w:r>
           </w:p>
         </w:tc>
@@ -1529,7 +1529,7 @@
                 <w:sz w:val="18"/>
                 <w:szCs w:val="18"/>
               </w:rPr>
-              <w:t xml:space="preserve">1.16</w:t>
+              <w:t xml:space="preserve">1.17</w:t>
             </w:r>
           </w:p>
         </w:tc>
@@ -1593,7 +1593,7 @@
                 <w:sz w:val="18"/>
                 <w:szCs w:val="18"/>
               </w:rPr>
-              <w:t xml:space="preserve">Riepilogo al 23/10.</w:t>
+              <w:t xml:space="preserve">Prove valoreProgetti.test.mjs e t43.sql; 19 serie.</w:t>
             </w:r>
           </w:p>
         </w:tc>
@@ -1663,7 +1663,7 @@
                 <w:sz w:val="18"/>
                 <w:szCs w:val="18"/>
               </w:rPr>
-              <w:t xml:space="preserve">1.15</w:t>
+              <w:t xml:space="preserve">1.16</w:t>
             </w:r>
           </w:p>
         </w:tc>
@@ -1729,7 +1729,7 @@
                 <w:sz w:val="18"/>
                 <w:szCs w:val="18"/>
               </w:rPr>
-              <w:t xml:space="preserve">Prova t42.sql (valore dei crediti).</w:t>
+              <w:t xml:space="preserve">Riepilogo al 23/10.</w:t>
             </w:r>
           </w:p>
         </w:tc>
@@ -1799,7 +1799,7 @@
                 <w:sz w:val="18"/>
                 <w:szCs w:val="18"/>
               </w:rPr>
-              <w:t xml:space="preserve">1.14</w:t>
+              <w:t xml:space="preserve">1.15</w:t>
             </w:r>
           </w:p>
         </w:tc>
@@ -1863,7 +1863,7 @@
                 <w:sz w:val="18"/>
                 <w:szCs w:val="18"/>
               </w:rPr>
-              <w:t xml:space="preserve">Prove utenzeNelCalcolo.test.mjs (7) e t41.sql; 18 serie.</w:t>
+              <w:t xml:space="preserve">Prova t42.sql (valore dei crediti).</w:t>
             </w:r>
           </w:p>
         </w:tc>
@@ -1933,7 +1933,7 @@
                 <w:sz w:val="18"/>
                 <w:szCs w:val="18"/>
               </w:rPr>
-              <w:t xml:space="preserve">1.13</w:t>
+              <w:t xml:space="preserve">1.14</w:t>
             </w:r>
           </w:p>
         </w:tc>
@@ -1966,7 +1966,7 @@
                 <w:sz w:val="18"/>
                 <w:szCs w:val="18"/>
               </w:rPr>
-              <w:t xml:space="preserve">22/10/2026</w:t>
+              <w:t xml:space="preserve">23/10/2026</w:t>
             </w:r>
           </w:p>
         </w:tc>
@@ -1999,7 +1999,7 @@
                 <w:sz w:val="18"/>
                 <w:szCs w:val="18"/>
               </w:rPr>
-              <w:t xml:space="preserve">Riassunto degli eventi delle utenze nell'Audit (6 prove).</w:t>
+              <w:t xml:space="preserve">Prove utenzeNelCalcolo.test.mjs (7) e t41.sql; 18 serie.</w:t>
             </w:r>
           </w:p>
         </w:tc>
@@ -2069,7 +2069,7 @@
                 <w:sz w:val="18"/>
                 <w:szCs w:val="18"/>
               </w:rPr>
-              <w:t xml:space="preserve">1.12</w:t>
+              <w:t xml:space="preserve">1.13</w:t>
             </w:r>
           </w:p>
         </w:tc>
@@ -2133,7 +2133,7 @@
                 <w:sz w:val="18"/>
                 <w:szCs w:val="18"/>
               </w:rPr>
-              <w:t xml:space="preserve">Serie bancaDatiUtenze.test.mjs; t40.sql esteso.</w:t>
+              <w:t xml:space="preserve">Riassunto degli eventi delle utenze nell'Audit (6 prove).</w:t>
             </w:r>
           </w:p>
         </w:tc>
@@ -2203,7 +2203,7 @@
                 <w:sz w:val="18"/>
                 <w:szCs w:val="18"/>
               </w:rPr>
-              <w:t xml:space="preserve">1.11</w:t>
+              <w:t xml:space="preserve">1.12</w:t>
             </w:r>
           </w:p>
         </w:tc>
@@ -2269,7 +2269,7 @@
                 <w:sz w:val="18"/>
                 <w:szCs w:val="18"/>
               </w:rPr>
-              <w:t xml:space="preserve">Prova t40.sql (Banca Dati Utenze).</w:t>
+              <w:t xml:space="preserve">Serie bancaDatiUtenze.test.mjs; t40.sql esteso.</w:t>
             </w:r>
           </w:p>
         </w:tc>
@@ -2339,7 +2339,7 @@
                 <w:sz w:val="18"/>
                 <w:szCs w:val="18"/>
               </w:rPr>
-              <w:t xml:space="preserve">1.10</w:t>
+              <w:t xml:space="preserve">1.11</w:t>
             </w:r>
           </w:p>
         </w:tc>
@@ -2403,7 +2403,7 @@
                 <w:sz w:val="18"/>
                 <w:szCs w:val="18"/>
               </w:rPr>
-              <w:t xml:space="preserve">N01-N04 e ISS-038 in produzione.</w:t>
+              <w:t xml:space="preserve">Prova t40.sql (Banca Dati Utenze).</w:t>
             </w:r>
           </w:p>
         </w:tc>
@@ -2473,7 +2473,7 @@
                 <w:sz w:val="18"/>
                 <w:szCs w:val="18"/>
               </w:rPr>
-              <w:t xml:space="preserve">1.9</w:t>
+              <w:t xml:space="preserve">1.10</w:t>
             </w:r>
           </w:p>
         </w:tc>
@@ -2539,7 +2539,7 @@
                 <w:sz w:val="18"/>
                 <w:szCs w:val="18"/>
               </w:rPr>
-              <w:t xml:space="preserve">ISS-038: navigazione da smartphone.</w:t>
+              <w:t xml:space="preserve">N01-N04 e ISS-038 in produzione.</w:t>
             </w:r>
           </w:p>
         </w:tc>
@@ -2609,7 +2609,7 @@
                 <w:sz w:val="18"/>
                 <w:szCs w:val="18"/>
               </w:rPr>
-              <w:t xml:space="preserve">1.8</w:t>
+              <w:t xml:space="preserve">1.9</w:t>
             </w:r>
           </w:p>
         </w:tc>
@@ -2673,7 +2673,7 @@
                 <w:sz w:val="18"/>
                 <w:szCs w:val="18"/>
               </w:rPr>
-              <w:t xml:space="preserve">Rilievi N01-N06 della terza sessione: N01-N04 corretti da ritestare, N05 e N06 in attesa di regola; prove rilievi_n.test.mjs e t39.sql.</w:t>
+              <w:t xml:space="preserve">ISS-038: navigazione da smartphone.</w:t>
             </w:r>
           </w:p>
         </w:tc>
@@ -2743,7 +2743,7 @@
                 <w:sz w:val="18"/>
                 <w:szCs w:val="18"/>
               </w:rPr>
-              <w:t xml:space="preserve">1.7</w:t>
+              <w:t xml:space="preserve">1.8</w:t>
             </w:r>
           </w:p>
         </w:tc>
@@ -2776,7 +2776,7 @@
                 <w:sz w:val="18"/>
                 <w:szCs w:val="18"/>
               </w:rPr>
-              <w:t xml:space="preserve">21/10/2026</w:t>
+              <w:t xml:space="preserve">22/10/2026</w:t>
             </w:r>
           </w:p>
         </w:tc>
@@ -2809,7 +2809,7 @@
                 <w:sz w:val="18"/>
                 <w:szCs w:val="18"/>
               </w:rPr>
-              <w:t xml:space="preserve">ISS-037: backup dal Mac.</w:t>
+              <w:t xml:space="preserve">Rilievi N01-N06 della terza sessione: N01-N04 corretti da ritestare, N05 e N06 in attesa di regola; prove rilievi_n.test.mjs e t39.sql.</w:t>
             </w:r>
           </w:p>
         </w:tc>
@@ -2879,7 +2879,7 @@
                 <w:sz w:val="18"/>
                 <w:szCs w:val="18"/>
               </w:rPr>
-              <w:t xml:space="preserve">1.6</w:t>
+              <w:t xml:space="preserve">1.7</w:t>
             </w:r>
           </w:p>
         </w:tc>
@@ -2943,7 +2943,7 @@
                 <w:sz w:val="18"/>
                 <w:szCs w:val="18"/>
               </w:rPr>
-              <w:t xml:space="preserve">ISS-036: causa e tramite per Google News. Prova t37.sql. ISS-036: tramite bloccato da Google, siti ambientali. ISS-036: tramite bloccato da Google, siti ambientali.</w:t>
+              <w:t xml:space="preserve">ISS-037: backup dal Mac.</w:t>
             </w:r>
           </w:p>
         </w:tc>
@@ -3013,7 +3013,7 @@
                 <w:sz w:val="18"/>
                 <w:szCs w:val="18"/>
               </w:rPr>
-              <w:t xml:space="preserve">1.5</w:t>
+              <w:t xml:space="preserve">1.6</w:t>
             </w:r>
           </w:p>
         </w:tc>
@@ -3079,7 +3079,7 @@
                 <w:sz w:val="18"/>
                 <w:szCs w:val="18"/>
               </w:rPr>
-              <w:t xml:space="preserve">ISS-036: canali News da Google a Bing.</w:t>
+              <w:t xml:space="preserve">ISS-036: causa e tramite per Google News. Prova t37.sql. ISS-036: tramite bloccato da Google, siti ambientali. ISS-036: tramite bloccato da Google, siti ambientali.</w:t>
             </w:r>
           </w:p>
         </w:tc>
@@ -3149,7 +3149,7 @@
                 <w:sz w:val="18"/>
                 <w:szCs w:val="18"/>
               </w:rPr>
-              <w:t xml:space="preserve">1.4</w:t>
+              <w:t xml:space="preserve">1.5</w:t>
             </w:r>
           </w:p>
         </w:tc>
@@ -3213,7 +3213,7 @@
                 <w:sz w:val="18"/>
                 <w:szCs w:val="18"/>
               </w:rPr>
-              <w:t xml:space="preserve">Nuove prove notizie.test.mjs e t36.sql.</w:t>
+              <w:t xml:space="preserve">ISS-036: canali News da Google a Bing.</w:t>
             </w:r>
           </w:p>
         </w:tc>
@@ -3283,7 +3283,7 @@
                 <w:sz w:val="18"/>
                 <w:szCs w:val="18"/>
               </w:rPr>
-              <w:t xml:space="preserve">1.3</w:t>
+              <w:t xml:space="preserve">1.4</w:t>
             </w:r>
           </w:p>
         </w:tc>
@@ -3349,7 +3349,7 @@
                 <w:sz w:val="18"/>
                 <w:szCs w:val="18"/>
               </w:rPr>
-              <w:t xml:space="preserve">ISS-035: PDF ed Excel della simulazione con tutti i dati e i grafici.</w:t>
+              <w:t xml:space="preserve">Nuove prove notizie.test.mjs e t36.sql.</w:t>
             </w:r>
           </w:p>
         </w:tc>
@@ -3419,7 +3419,7 @@
                 <w:sz w:val="18"/>
                 <w:szCs w:val="18"/>
               </w:rPr>
-              <w:t xml:space="preserve">1.2</w:t>
+              <w:t xml:space="preserve">1.3</w:t>
             </w:r>
           </w:p>
         </w:tc>
@@ -3483,7 +3483,7 @@
                 <w:sz w:val="18"/>
                 <w:szCs w:val="18"/>
               </w:rPr>
-              <w:t xml:space="preserve">Nuova serie di prove dell'assistente.</w:t>
+              <w:t xml:space="preserve">ISS-035: PDF ed Excel della simulazione con tutti i dati e i grafici.</w:t>
             </w:r>
           </w:p>
         </w:tc>
@@ -3553,7 +3553,7 @@
                 <w:sz w:val="18"/>
                 <w:szCs w:val="18"/>
               </w:rPr>
-              <w:t xml:space="preserve">1.1</w:t>
+              <w:t xml:space="preserve">1.2</w:t>
             </w:r>
           </w:p>
         </w:tc>
@@ -3619,7 +3619,7 @@
                 <w:sz w:val="18"/>
                 <w:szCs w:val="18"/>
               </w:rPr>
-              <w:t xml:space="preserve">R08 corretto e da ritestare; prova di ripristino da backup.</w:t>
+              <w:t xml:space="preserve">Nuova serie di prove dell'assistente.</w:t>
             </w:r>
           </w:p>
         </w:tc>
@@ -3689,6 +3689,140 @@
                 <w:sz w:val="18"/>
                 <w:szCs w:val="18"/>
               </w:rPr>
+              <w:t xml:space="preserve">1.1</w:t>
+            </w:r>
+          </w:p>
+        </w:tc>
+        <w:tc>
+          <w:tcPr>
+            <w:tcW w:type="dxa" w:w="1300"/>
+            <w:tcBorders>
+              <w:top w:val="single" w:color="D9D4C5" w:sz="4"/>
+              <w:left w:val="single" w:color="D9D4C5" w:sz="4"/>
+              <w:bottom w:val="single" w:color="D9D4C5" w:sz="4"/>
+              <w:right w:val="single" w:color="D9D4C5" w:sz="4"/>
+            </w:tcBorders>
+            <w:tcMar>
+              <w:top w:type="dxa" w:w="70"/>
+              <w:left w:type="dxa" w:w="110"/>
+              <w:bottom w:type="dxa" w:w="70"/>
+              <w:right w:type="dxa" w:w="110"/>
+            </w:tcMar>
+            <w:vAlign w:val="center"/>
+          </w:tcPr>
+          <w:p>
+            <w:pPr>
+              <w:spacing w:after="0" w:before="0"/>
+            </w:pPr>
+            <w:r>
+              <w:rPr>
+                <w:rFonts w:ascii="Arial" w:cs="Arial" w:eastAsia="Arial" w:hAnsi="Arial"/>
+                <w:color w:val="1B2118"/>
+                <w:sz w:val="18"/>
+                <w:szCs w:val="18"/>
+              </w:rPr>
+              <w:t xml:space="preserve">21/10/2026</w:t>
+            </w:r>
+          </w:p>
+        </w:tc>
+        <w:tc>
+          <w:tcPr>
+            <w:tcW w:type="dxa" w:w="5538"/>
+            <w:tcBorders>
+              <w:top w:val="single" w:color="D9D4C5" w:sz="4"/>
+              <w:left w:val="single" w:color="D9D4C5" w:sz="4"/>
+              <w:bottom w:val="single" w:color="D9D4C5" w:sz="4"/>
+              <w:right w:val="single" w:color="D9D4C5" w:sz="4"/>
+            </w:tcBorders>
+            <w:tcMar>
+              <w:top w:type="dxa" w:w="70"/>
+              <w:left w:type="dxa" w:w="110"/>
+              <w:bottom w:type="dxa" w:w="70"/>
+              <w:right w:type="dxa" w:w="110"/>
+            </w:tcMar>
+            <w:vAlign w:val="center"/>
+          </w:tcPr>
+          <w:p>
+            <w:pPr>
+              <w:spacing w:after="0" w:before="0"/>
+            </w:pPr>
+            <w:r>
+              <w:rPr>
+                <w:rFonts w:ascii="Arial" w:cs="Arial" w:eastAsia="Arial" w:hAnsi="Arial"/>
+                <w:color w:val="1B2118"/>
+                <w:sz w:val="18"/>
+                <w:szCs w:val="18"/>
+              </w:rPr>
+              <w:t xml:space="preserve">R08 corretto e da ritestare; prova di ripristino da backup.</w:t>
+            </w:r>
+          </w:p>
+        </w:tc>
+        <w:tc>
+          <w:tcPr>
+            <w:tcW w:type="dxa" w:w="2000"/>
+            <w:tcBorders>
+              <w:top w:val="single" w:color="D9D4C5" w:sz="4"/>
+              <w:left w:val="single" w:color="D9D4C5" w:sz="4"/>
+              <w:bottom w:val="single" w:color="D9D4C5" w:sz="4"/>
+              <w:right w:val="single" w:color="D9D4C5" w:sz="4"/>
+            </w:tcBorders>
+            <w:tcMar>
+              <w:top w:type="dxa" w:w="70"/>
+              <w:left w:type="dxa" w:w="110"/>
+              <w:bottom w:type="dxa" w:w="70"/>
+              <w:right w:type="dxa" w:w="110"/>
+            </w:tcMar>
+            <w:vAlign w:val="center"/>
+          </w:tcPr>
+          <w:p>
+            <w:pPr>
+              <w:spacing w:after="0" w:before="0"/>
+            </w:pPr>
+            <w:r>
+              <w:rPr>
+                <w:rFonts w:ascii="Arial" w:cs="Arial" w:eastAsia="Arial" w:hAnsi="Arial"/>
+                <w:color w:val="1B2118"/>
+                <w:sz w:val="18"/>
+                <w:szCs w:val="18"/>
+              </w:rPr>
+              <w:t xml:space="preserve">Fondazione Operate</w:t>
+            </w:r>
+          </w:p>
+        </w:tc>
+      </w:tr>
+      <w:tr>
+        <w:trPr>
+          <w:cantSplit/>
+        </w:trPr>
+        <w:tc>
+          <w:tcPr>
+            <w:tcW w:type="dxa" w:w="800"/>
+            <w:tcBorders>
+              <w:top w:val="single" w:color="D9D4C5" w:sz="4"/>
+              <w:left w:val="single" w:color="D9D4C5" w:sz="4"/>
+              <w:bottom w:val="single" w:color="D9D4C5" w:sz="4"/>
+              <w:right w:val="single" w:color="D9D4C5" w:sz="4"/>
+            </w:tcBorders>
+            <w:shd w:fill="F6F4EE" w:color="auto" w:val="clear"/>
+            <w:tcMar>
+              <w:top w:type="dxa" w:w="70"/>
+              <w:left w:type="dxa" w:w="110"/>
+              <w:bottom w:type="dxa" w:w="70"/>
+              <w:right w:type="dxa" w:w="110"/>
+            </w:tcMar>
+            <w:vAlign w:val="center"/>
+          </w:tcPr>
+          <w:p>
+            <w:pPr>
+              <w:spacing w:after="0" w:before="0"/>
+            </w:pPr>
+            <w:r>
+              <w:rPr>
+                <w:rFonts w:ascii="Arial" w:cs="Arial" w:eastAsia="Arial" w:hAnsi="Arial"/>
+                <w:color w:val="1B2118"/>
+                <w:sz w:val="18"/>
+                <w:szCs w:val="18"/>
+              </w:rPr>
               <w:t xml:space="preserve">1.0</w:t>
             </w:r>
           </w:p>
@@ -3702,6 +3836,7 @@
               <w:bottom w:val="single" w:color="D9D4C5" w:sz="4"/>
               <w:right w:val="single" w:color="D9D4C5" w:sz="4"/>
             </w:tcBorders>
+            <w:shd w:fill="F6F4EE" w:color="auto" w:val="clear"/>
             <w:tcMar>
               <w:top w:type="dxa" w:w="70"/>
               <w:left w:type="dxa" w:w="110"/>
@@ -3734,6 +3869,7 @@
               <w:bottom w:val="single" w:color="D9D4C5" w:sz="4"/>
               <w:right w:val="single" w:color="D9D4C5" w:sz="4"/>
             </w:tcBorders>
+            <w:shd w:fill="F6F4EE" w:color="auto" w:val="clear"/>
             <w:tcMar>
               <w:top w:type="dxa" w:w="70"/>
               <w:left w:type="dxa" w:w="110"/>
@@ -3766,6 +3902,7 @@
               <w:bottom w:val="single" w:color="D9D4C5" w:sz="4"/>
               <w:right w:val="single" w:color="D9D4C5" w:sz="4"/>
             </w:tcBorders>
+            <w:shd w:fill="F6F4EE" w:color="auto" w:val="clear"/>
             <w:tcMar>
               <w:top w:type="dxa" w:w="70"/>
               <w:left w:type="dxa" w:w="110"/>
@@ -3807,7 +3944,7 @@
           <w:sz w:val="20"/>
           <w:szCs w:val="20"/>
         </w:rPr>
-        <w:t xml:space="preserve">Fotografia del registro alla revisione 1.22 del 23/10/2026. Il registro si aggiorna a ogni variazione (segnalazione, correzione, ritest, rilascio); la versione corrente si scarica dall'area Documentazione del portale (solo Amministratori).</w:t>
+        <w:t xml:space="preserve">Fotografia del registro alla revisione 1.23 del 25/10/2026. Il registro si aggiorna a ogni variazione (segnalazione, correzione, ritest, rilascio); la versione corrente si scarica dall'area Documentazione del portale (solo Amministratori).</w:t>
       </w:r>
     </w:p>
     <w:p>
@@ -21893,6 +22030,52 @@
           <w:szCs w:val="25"/>
         </w:rPr>
         <w:t xml:space="preserve">Prove del database (banco locale)</w:t>
+      </w:r>
+    </w:p>
+    <w:p>
+      <w:pPr>
+        <w:pStyle w:val="ListParagraph"/>
+        <w:numPr>
+          <w:ilvl w:val="0"/>
+          <w:numId w:val="2"/>
+        </w:numPr>
+        <w:spacing w:after="70" w:line="290"/>
+      </w:pPr>
+      <w:r>
+        <w:rPr>
+          <w:rFonts w:ascii="Consolas" w:cs="Consolas" w:eastAsia="Consolas" w:hAnsi="Consolas"/>
+          <w:color w:val="2F5D3A"/>
+          <w:sz w:val="21"/>
+          <w:szCs w:val="21"/>
+        </w:rPr>
+        <w:t xml:space="preserve">t46.sql</w:t>
+      </w:r>
+      <w:r>
+        <w:rPr>
+          <w:rFonts w:ascii="Arial" w:cs="Arial" w:eastAsia="Arial" w:hAnsi="Arial"/>
+          <w:color w:val="1B2118"/>
+          <w:sz w:val="21"/>
+          <w:szCs w:val="21"/>
+        </w:rPr>
+        <w:t xml:space="preserve"> del 25/10/2026 (lettore dei siti, script 46), tutte come attese: messa in coda senza doppioni, accensione e riepilogo; l'Amministratore non può prendere enti dalla coda (solo la funzione del server); </w:t>
+      </w:r>
+      <w:r>
+        <w:rPr>
+          <w:rFonts w:ascii="Consolas" w:cs="Consolas" w:eastAsia="Consolas" w:hAnsi="Consolas"/>
+          <w:color w:val="2F5D3A"/>
+          <w:sz w:val="21"/>
+          <w:szCs w:val="21"/>
+        </w:rPr>
+        <w:t xml:space="preserve">mkt_lettura_prendi</w:t>
+      </w:r>
+      <w:r>
+        <w:rPr>
+          <w:rFonts w:ascii="Arial" w:cs="Arial" w:eastAsia="Arial" w:hAnsi="Arial"/>
+          <w:color w:val="1B2118"/>
+          <w:sz w:val="21"/>
+          <w:szCs w:val="21"/>
+        </w:rPr>
+        <w:t xml:space="preserve"> non dà due volte lo stesso ente e rimette in coda le letture interrotte da più di 10 minuti; «rileggi» rimette in coda i letti; Comune e anonimo senza accesso. Prova in produzione su 11 enti (8 letti, 3 siti non raggiungibili) con due regole corrette subito (email di un altro dominio, «Capitale Sociale» letto come nome).</w:t>
       </w:r>
     </w:p>
     <w:p>
@@ -26161,6 +26344,113 @@
           </w:p>
         </w:tc>
       </w:tr>
+      <w:tr>
+        <w:trPr>
+          <w:cantSplit/>
+        </w:trPr>
+        <w:tc>
+          <w:tcPr>
+            <w:tcW w:type="dxa" w:w="2029"/>
+            <w:tcBorders>
+              <w:top w:val="single" w:color="D9D4C5" w:sz="4"/>
+              <w:left w:val="single" w:color="D9D4C5" w:sz="4"/>
+              <w:bottom w:val="single" w:color="D9D4C5" w:sz="4"/>
+              <w:right w:val="single" w:color="D9D4C5" w:sz="4"/>
+            </w:tcBorders>
+            <w:shd w:fill="F6F4EE" w:color="auto" w:val="clear"/>
+            <w:tcMar>
+              <w:top w:type="dxa" w:w="70"/>
+              <w:left w:type="dxa" w:w="110"/>
+              <w:bottom w:type="dxa" w:w="70"/>
+              <w:right w:type="dxa" w:w="110"/>
+            </w:tcMar>
+            <w:vAlign w:val="center"/>
+          </w:tcPr>
+          <w:p>
+            <w:pPr>
+              <w:spacing w:after="0" w:before="0"/>
+            </w:pPr>
+            <w:r>
+              <w:rPr>
+                <w:rFonts w:ascii="Arial" w:cs="Arial" w:eastAsia="Arial" w:hAnsi="Arial"/>
+                <w:color w:val="1B2118"/>
+                <w:sz w:val="18"/>
+                <w:szCs w:val="18"/>
+              </w:rPr>
+              <w:t xml:space="preserve">25/10/2026 12:05</w:t>
+            </w:r>
+          </w:p>
+        </w:tc>
+        <w:tc>
+          <w:tcPr>
+            <w:tcW w:type="dxa" w:w="7609"/>
+            <w:tcBorders>
+              <w:top w:val="single" w:color="D9D4C5" w:sz="4"/>
+              <w:left w:val="single" w:color="D9D4C5" w:sz="4"/>
+              <w:bottom w:val="single" w:color="D9D4C5" w:sz="4"/>
+              <w:right w:val="single" w:color="D9D4C5" w:sz="4"/>
+            </w:tcBorders>
+            <w:shd w:fill="F6F4EE" w:color="auto" w:val="clear"/>
+            <w:tcMar>
+              <w:top w:type="dxa" w:w="70"/>
+              <w:left w:type="dxa" w:w="110"/>
+              <w:bottom w:type="dxa" w:w="70"/>
+              <w:right w:type="dxa" w:w="110"/>
+            </w:tcMar>
+            <w:vAlign w:val="center"/>
+          </w:tcPr>
+          <w:p>
+            <w:pPr>
+              <w:spacing w:after="0" w:before="0"/>
+            </w:pPr>
+            <w:r>
+              <w:rPr>
+                <w:rFonts w:ascii="Arial" w:cs="Arial" w:eastAsia="Arial" w:hAnsi="Arial"/>
+                <w:color w:val="1B2118"/>
+                <w:sz w:val="18"/>
+                <w:szCs w:val="18"/>
+              </w:rPr>
+              <w:t xml:space="preserve">Lettore dei siti (script 46, versione gratuita): prova </w:t>
+            </w:r>
+            <w:r>
+              <w:rPr>
+                <w:rFonts w:ascii="Consolas" w:cs="Consolas" w:eastAsia="Consolas" w:hAnsi="Consolas"/>
+                <w:color w:val="2F5D3A"/>
+                <w:sz w:val="18"/>
+                <w:szCs w:val="18"/>
+              </w:rPr>
+              <w:t xml:space="preserve">t46.sql</w:t>
+            </w:r>
+            <w:r>
+              <w:rPr>
+                <w:rFonts w:ascii="Arial" w:cs="Arial" w:eastAsia="Arial" w:hAnsi="Arial"/>
+                <w:color w:val="1B2118"/>
+                <w:sz w:val="18"/>
+                <w:szCs w:val="18"/>
+              </w:rPr>
+              <w:t xml:space="preserve">, prova in produzione su 11 enti, serie </w:t>
+            </w:r>
+            <w:r>
+              <w:rPr>
+                <w:rFonts w:ascii="Consolas" w:cs="Consolas" w:eastAsia="Consolas" w:hAnsi="Consolas"/>
+                <w:color w:val="2F5D3A"/>
+                <w:sz w:val="18"/>
+                <w:szCs w:val="18"/>
+              </w:rPr>
+              <w:t xml:space="preserve">marketing.test.mjs</w:t>
+            </w:r>
+            <w:r>
+              <w:rPr>
+                <w:rFonts w:ascii="Arial" w:cs="Arial" w:eastAsia="Arial" w:hAnsi="Arial"/>
+                <w:color w:val="1B2118"/>
+                <w:sz w:val="18"/>
+                <w:szCs w:val="18"/>
+              </w:rPr>
+              <w:t xml:space="preserve"> estesa (15 prove)</w:t>
+            </w:r>
+          </w:p>
+        </w:tc>
+      </w:tr>
     </w:tbl>
     <w:p>
       <w:pPr>
@@ -26402,7 +26692,7 @@
         <w:szCs w:val="16"/>
       </w:rPr>
       <w:tab/>
-      <w:t xml:space="preserve">Registro issue e test · Rev. 1.22 · 23/10/2026</w:t>
+      <w:t xml:space="preserve">Registro issue e test · Rev. 1.23 · 25/10/2026</w:t>
     </w:r>
   </w:p>
 </w:hdr>
@@ -26467,7 +26757,7 @@
         <w:szCs w:val="16"/>
       </w:rPr>
       <w:tab/>
-      <w:t xml:space="preserve">Registro issue e test · Rev. 1.22 · 23/10/2026</w:t>
+      <w:t xml:space="preserve">Registro issue e test · Rev. 1.23 · 25/10/2026</w:t>
     </w:r>
   </w:p>
 </w:hdr>

--- a/public/documentazione/Registro_Issue_Test_Portale_CWP.docx
+++ b/public/documentazione/Registro_Issue_Test_Portale_CWP.docx
@@ -302,7 +302,7 @@
                 <w:sz w:val="20"/>
                 <w:szCs w:val="20"/>
               </w:rPr>
-              <w:t xml:space="preserve">Rev. 1.23</w:t>
+              <w:t xml:space="preserve">Rev. 1.24</w:t>
             </w:r>
           </w:p>
         </w:tc>
@@ -719,7 +719,7 @@
                 <w:sz w:val="18"/>
                 <w:szCs w:val="18"/>
               </w:rPr>
-              <w:t xml:space="preserve">1.23</w:t>
+              <w:t xml:space="preserve">1.24</w:t>
             </w:r>
           </w:p>
         </w:tc>
@@ -783,7 +783,7 @@
                 <w:sz w:val="18"/>
                 <w:szCs w:val="18"/>
               </w:rPr>
-              <w:t xml:space="preserve">Prova t46.sql e prova del lettore dei siti in produzione.</w:t>
+              <w:t xml:space="preserve">Prova t47.sql.</w:t>
             </w:r>
           </w:p>
         </w:tc>
@@ -853,7 +853,7 @@
                 <w:sz w:val="18"/>
                 <w:szCs w:val="18"/>
               </w:rPr>
-              <w:t xml:space="preserve">1.22</w:t>
+              <w:t xml:space="preserve">1.23</w:t>
             </w:r>
           </w:p>
         </w:tc>
@@ -886,7 +886,7 @@
                 <w:sz w:val="18"/>
                 <w:szCs w:val="18"/>
               </w:rPr>
-              <w:t xml:space="preserve">23/10/2026</w:t>
+              <w:t xml:space="preserve">25/10/2026</w:t>
             </w:r>
           </w:p>
         </w:tc>
@@ -919,7 +919,7 @@
                 <w:sz w:val="18"/>
                 <w:szCs w:val="18"/>
               </w:rPr>
-              <w:t xml:space="preserve">ISS-039 e ISS-040 corretti e in produzione; prova t45.sql.</w:t>
+              <w:t xml:space="preserve">Prova t46.sql e prova del lettore dei siti in produzione.</w:t>
             </w:r>
           </w:p>
         </w:tc>
@@ -989,7 +989,7 @@
                 <w:sz w:val="18"/>
                 <w:szCs w:val="18"/>
               </w:rPr>
-              <w:t xml:space="preserve">1.21</w:t>
+              <w:t xml:space="preserve">1.22</w:t>
             </w:r>
           </w:p>
         </w:tc>
@@ -1053,7 +1053,7 @@
                 <w:sz w:val="18"/>
                 <w:szCs w:val="18"/>
               </w:rPr>
-              <w:t xml:space="preserve">Rilascio del Marketing: errori dell'importazione da IndicePA trovati e corretti.</w:t>
+              <w:t xml:space="preserve">ISS-039 e ISS-040 corretti e in produzione; prova t45.sql.</w:t>
             </w:r>
           </w:p>
         </w:tc>
@@ -1123,7 +1123,7 @@
                 <w:sz w:val="18"/>
                 <w:szCs w:val="18"/>
               </w:rPr>
-              <w:t xml:space="preserve">1.20</w:t>
+              <w:t xml:space="preserve">1.21</w:t>
             </w:r>
           </w:p>
         </w:tc>
@@ -1189,7 +1189,7 @@
                 <w:sz w:val="18"/>
                 <w:szCs w:val="18"/>
               </w:rPr>
-              <w:t xml:space="preserve">Prova t44.sql (Marketing) con l'errore trovato e corretto; serie marketing.test.mjs.</w:t>
+              <w:t xml:space="preserve">Rilascio del Marketing: errori dell'importazione da IndicePA trovati e corretti.</w:t>
             </w:r>
           </w:p>
         </w:tc>
@@ -1259,7 +1259,7 @@
                 <w:sz w:val="18"/>
                 <w:szCs w:val="18"/>
               </w:rPr>
-              <w:t xml:space="preserve">1.19</w:t>
+              <w:t xml:space="preserve">1.20</w:t>
             </w:r>
           </w:p>
         </w:tc>
@@ -1323,7 +1323,7 @@
                 <w:sz w:val="18"/>
                 <w:szCs w:val="18"/>
               </w:rPr>
-              <w:t xml:space="preserve">Prova t34.sql nell'ordine della produzione.</w:t>
+              <w:t xml:space="preserve">Prova t44.sql (Marketing) con l'errore trovato e corretto; serie marketing.test.mjs.</w:t>
             </w:r>
           </w:p>
         </w:tc>
@@ -1393,7 +1393,7 @@
                 <w:sz w:val="18"/>
                 <w:szCs w:val="18"/>
               </w:rPr>
-              <w:t xml:space="preserve">1.18</w:t>
+              <w:t xml:space="preserve">1.19</w:t>
             </w:r>
           </w:p>
         </w:tc>
@@ -1459,7 +1459,7 @@
                 <w:sz w:val="18"/>
                 <w:szCs w:val="18"/>
               </w:rPr>
-              <w:t xml:space="preserve">Verifica dei colori dello stato delle fasi.</w:t>
+              <w:t xml:space="preserve">Prova t34.sql nell'ordine della produzione.</w:t>
             </w:r>
           </w:p>
         </w:tc>
@@ -1529,7 +1529,7 @@
                 <w:sz w:val="18"/>
                 <w:szCs w:val="18"/>
               </w:rPr>
-              <w:t xml:space="preserve">1.17</w:t>
+              <w:t xml:space="preserve">1.18</w:t>
             </w:r>
           </w:p>
         </w:tc>
@@ -1593,7 +1593,7 @@
                 <w:sz w:val="18"/>
                 <w:szCs w:val="18"/>
               </w:rPr>
-              <w:t xml:space="preserve">Prove valoreProgetti.test.mjs e t43.sql; 19 serie.</w:t>
+              <w:t xml:space="preserve">Verifica dei colori dello stato delle fasi.</w:t>
             </w:r>
           </w:p>
         </w:tc>
@@ -1663,7 +1663,7 @@
                 <w:sz w:val="18"/>
                 <w:szCs w:val="18"/>
               </w:rPr>
-              <w:t xml:space="preserve">1.16</w:t>
+              <w:t xml:space="preserve">1.17</w:t>
             </w:r>
           </w:p>
         </w:tc>
@@ -1729,7 +1729,7 @@
                 <w:sz w:val="18"/>
                 <w:szCs w:val="18"/>
               </w:rPr>
-              <w:t xml:space="preserve">Riepilogo al 23/10.</w:t>
+              <w:t xml:space="preserve">Prove valoreProgetti.test.mjs e t43.sql; 19 serie.</w:t>
             </w:r>
           </w:p>
         </w:tc>
@@ -1799,7 +1799,7 @@
                 <w:sz w:val="18"/>
                 <w:szCs w:val="18"/>
               </w:rPr>
-              <w:t xml:space="preserve">1.15</w:t>
+              <w:t xml:space="preserve">1.16</w:t>
             </w:r>
           </w:p>
         </w:tc>
@@ -1863,7 +1863,7 @@
                 <w:sz w:val="18"/>
                 <w:szCs w:val="18"/>
               </w:rPr>
-              <w:t xml:space="preserve">Prova t42.sql (valore dei crediti).</w:t>
+              <w:t xml:space="preserve">Riepilogo al 23/10.</w:t>
             </w:r>
           </w:p>
         </w:tc>
@@ -1933,7 +1933,7 @@
                 <w:sz w:val="18"/>
                 <w:szCs w:val="18"/>
               </w:rPr>
-              <w:t xml:space="preserve">1.14</w:t>
+              <w:t xml:space="preserve">1.15</w:t>
             </w:r>
           </w:p>
         </w:tc>
@@ -1999,7 +1999,7 @@
                 <w:sz w:val="18"/>
                 <w:szCs w:val="18"/>
               </w:rPr>
-              <w:t xml:space="preserve">Prove utenzeNelCalcolo.test.mjs (7) e t41.sql; 18 serie.</w:t>
+              <w:t xml:space="preserve">Prova t42.sql (valore dei crediti).</w:t>
             </w:r>
           </w:p>
         </w:tc>
@@ -2069,7 +2069,7 @@
                 <w:sz w:val="18"/>
                 <w:szCs w:val="18"/>
               </w:rPr>
-              <w:t xml:space="preserve">1.13</w:t>
+              <w:t xml:space="preserve">1.14</w:t>
             </w:r>
           </w:p>
         </w:tc>
@@ -2101,7 +2101,7 @@
                 <w:sz w:val="18"/>
                 <w:szCs w:val="18"/>
               </w:rPr>
-              <w:t xml:space="preserve">22/10/2026</w:t>
+              <w:t xml:space="preserve">23/10/2026</w:t>
             </w:r>
           </w:p>
         </w:tc>
@@ -2133,7 +2133,7 @@
                 <w:sz w:val="18"/>
                 <w:szCs w:val="18"/>
               </w:rPr>
-              <w:t xml:space="preserve">Riassunto degli eventi delle utenze nell'Audit (6 prove).</w:t>
+              <w:t xml:space="preserve">Prove utenzeNelCalcolo.test.mjs (7) e t41.sql; 18 serie.</w:t>
             </w:r>
           </w:p>
         </w:tc>
@@ -2203,7 +2203,7 @@
                 <w:sz w:val="18"/>
                 <w:szCs w:val="18"/>
               </w:rPr>
-              <w:t xml:space="preserve">1.12</w:t>
+              <w:t xml:space="preserve">1.13</w:t>
             </w:r>
           </w:p>
         </w:tc>
@@ -2269,7 +2269,7 @@
                 <w:sz w:val="18"/>
                 <w:szCs w:val="18"/>
               </w:rPr>
-              <w:t xml:space="preserve">Serie bancaDatiUtenze.test.mjs; t40.sql esteso.</w:t>
+              <w:t xml:space="preserve">Riassunto degli eventi delle utenze nell'Audit (6 prove).</w:t>
             </w:r>
           </w:p>
         </w:tc>
@@ -2339,7 +2339,7 @@
                 <w:sz w:val="18"/>
                 <w:szCs w:val="18"/>
               </w:rPr>
-              <w:t xml:space="preserve">1.11</w:t>
+              <w:t xml:space="preserve">1.12</w:t>
             </w:r>
           </w:p>
         </w:tc>
@@ -2403,7 +2403,7 @@
                 <w:sz w:val="18"/>
                 <w:szCs w:val="18"/>
               </w:rPr>
-              <w:t xml:space="preserve">Prova t40.sql (Banca Dati Utenze).</w:t>
+              <w:t xml:space="preserve">Serie bancaDatiUtenze.test.mjs; t40.sql esteso.</w:t>
             </w:r>
           </w:p>
         </w:tc>
@@ -2473,7 +2473,7 @@
                 <w:sz w:val="18"/>
                 <w:szCs w:val="18"/>
               </w:rPr>
-              <w:t xml:space="preserve">1.10</w:t>
+              <w:t xml:space="preserve">1.11</w:t>
             </w:r>
           </w:p>
         </w:tc>
@@ -2539,7 +2539,7 @@
                 <w:sz w:val="18"/>
                 <w:szCs w:val="18"/>
               </w:rPr>
-              <w:t xml:space="preserve">N01-N04 e ISS-038 in produzione.</w:t>
+              <w:t xml:space="preserve">Prova t40.sql (Banca Dati Utenze).</w:t>
             </w:r>
           </w:p>
         </w:tc>
@@ -2609,7 +2609,7 @@
                 <w:sz w:val="18"/>
                 <w:szCs w:val="18"/>
               </w:rPr>
-              <w:t xml:space="preserve">1.9</w:t>
+              <w:t xml:space="preserve">1.10</w:t>
             </w:r>
           </w:p>
         </w:tc>
@@ -2673,7 +2673,7 @@
                 <w:sz w:val="18"/>
                 <w:szCs w:val="18"/>
               </w:rPr>
-              <w:t xml:space="preserve">ISS-038: navigazione da smartphone.</w:t>
+              <w:t xml:space="preserve">N01-N04 e ISS-038 in produzione.</w:t>
             </w:r>
           </w:p>
         </w:tc>
@@ -2743,7 +2743,7 @@
                 <w:sz w:val="18"/>
                 <w:szCs w:val="18"/>
               </w:rPr>
-              <w:t xml:space="preserve">1.8</w:t>
+              <w:t xml:space="preserve">1.9</w:t>
             </w:r>
           </w:p>
         </w:tc>
@@ -2809,7 +2809,7 @@
                 <w:sz w:val="18"/>
                 <w:szCs w:val="18"/>
               </w:rPr>
-              <w:t xml:space="preserve">Rilievi N01-N06 della terza sessione: N01-N04 corretti da ritestare, N05 e N06 in attesa di regola; prove rilievi_n.test.mjs e t39.sql.</w:t>
+              <w:t xml:space="preserve">ISS-038: navigazione da smartphone.</w:t>
             </w:r>
           </w:p>
         </w:tc>
@@ -2879,7 +2879,7 @@
                 <w:sz w:val="18"/>
                 <w:szCs w:val="18"/>
               </w:rPr>
-              <w:t xml:space="preserve">1.7</w:t>
+              <w:t xml:space="preserve">1.8</w:t>
             </w:r>
           </w:p>
         </w:tc>
@@ -2911,7 +2911,7 @@
                 <w:sz w:val="18"/>
                 <w:szCs w:val="18"/>
               </w:rPr>
-              <w:t xml:space="preserve">21/10/2026</w:t>
+              <w:t xml:space="preserve">22/10/2026</w:t>
             </w:r>
           </w:p>
         </w:tc>
@@ -2943,7 +2943,7 @@
                 <w:sz w:val="18"/>
                 <w:szCs w:val="18"/>
               </w:rPr>
-              <w:t xml:space="preserve">ISS-037: backup dal Mac.</w:t>
+              <w:t xml:space="preserve">Rilievi N01-N06 della terza sessione: N01-N04 corretti da ritestare, N05 e N06 in attesa di regola; prove rilievi_n.test.mjs e t39.sql.</w:t>
             </w:r>
           </w:p>
         </w:tc>
@@ -3013,7 +3013,7 @@
                 <w:sz w:val="18"/>
                 <w:szCs w:val="18"/>
               </w:rPr>
-              <w:t xml:space="preserve">1.6</w:t>
+              <w:t xml:space="preserve">1.7</w:t>
             </w:r>
           </w:p>
         </w:tc>
@@ -3079,7 +3079,7 @@
                 <w:sz w:val="18"/>
                 <w:szCs w:val="18"/>
               </w:rPr>
-              <w:t xml:space="preserve">ISS-036: causa e tramite per Google News. Prova t37.sql. ISS-036: tramite bloccato da Google, siti ambientali. ISS-036: tramite bloccato da Google, siti ambientali.</w:t>
+              <w:t xml:space="preserve">ISS-037: backup dal Mac.</w:t>
             </w:r>
           </w:p>
         </w:tc>
@@ -3149,7 +3149,7 @@
                 <w:sz w:val="18"/>
                 <w:szCs w:val="18"/>
               </w:rPr>
-              <w:t xml:space="preserve">1.5</w:t>
+              <w:t xml:space="preserve">1.6</w:t>
             </w:r>
           </w:p>
         </w:tc>
@@ -3213,7 +3213,7 @@
                 <w:sz w:val="18"/>
                 <w:szCs w:val="18"/>
               </w:rPr>
-              <w:t xml:space="preserve">ISS-036: canali News da Google a Bing.</w:t>
+              <w:t xml:space="preserve">ISS-036: causa e tramite per Google News. Prova t37.sql. ISS-036: tramite bloccato da Google, siti ambientali. ISS-036: tramite bloccato da Google, siti ambientali.</w:t>
             </w:r>
           </w:p>
         </w:tc>
@@ -3283,7 +3283,7 @@
                 <w:sz w:val="18"/>
                 <w:szCs w:val="18"/>
               </w:rPr>
-              <w:t xml:space="preserve">1.4</w:t>
+              <w:t xml:space="preserve">1.5</w:t>
             </w:r>
           </w:p>
         </w:tc>
@@ -3349,7 +3349,7 @@
                 <w:sz w:val="18"/>
                 <w:szCs w:val="18"/>
               </w:rPr>
-              <w:t xml:space="preserve">Nuove prove notizie.test.mjs e t36.sql.</w:t>
+              <w:t xml:space="preserve">ISS-036: canali News da Google a Bing.</w:t>
             </w:r>
           </w:p>
         </w:tc>
@@ -3419,7 +3419,7 @@
                 <w:sz w:val="18"/>
                 <w:szCs w:val="18"/>
               </w:rPr>
-              <w:t xml:space="preserve">1.3</w:t>
+              <w:t xml:space="preserve">1.4</w:t>
             </w:r>
           </w:p>
         </w:tc>
@@ -3483,7 +3483,7 @@
                 <w:sz w:val="18"/>
                 <w:szCs w:val="18"/>
               </w:rPr>
-              <w:t xml:space="preserve">ISS-035: PDF ed Excel della simulazione con tutti i dati e i grafici.</w:t>
+              <w:t xml:space="preserve">Nuove prove notizie.test.mjs e t36.sql.</w:t>
             </w:r>
           </w:p>
         </w:tc>
@@ -3553,7 +3553,7 @@
                 <w:sz w:val="18"/>
                 <w:szCs w:val="18"/>
               </w:rPr>
-              <w:t xml:space="preserve">1.2</w:t>
+              <w:t xml:space="preserve">1.3</w:t>
             </w:r>
           </w:p>
         </w:tc>
@@ -3619,7 +3619,7 @@
                 <w:sz w:val="18"/>
                 <w:szCs w:val="18"/>
               </w:rPr>
-              <w:t xml:space="preserve">Nuova serie di prove dell'assistente.</w:t>
+              <w:t xml:space="preserve">ISS-035: PDF ed Excel della simulazione con tutti i dati e i grafici.</w:t>
             </w:r>
           </w:p>
         </w:tc>
@@ -3689,7 +3689,7 @@
                 <w:sz w:val="18"/>
                 <w:szCs w:val="18"/>
               </w:rPr>
-              <w:t xml:space="preserve">1.1</w:t>
+              <w:t xml:space="preserve">1.2</w:t>
             </w:r>
           </w:p>
         </w:tc>
@@ -3753,7 +3753,7 @@
                 <w:sz w:val="18"/>
                 <w:szCs w:val="18"/>
               </w:rPr>
-              <w:t xml:space="preserve">R08 corretto e da ritestare; prova di ripristino da backup.</w:t>
+              <w:t xml:space="preserve">Nuova serie di prove dell'assistente.</w:t>
             </w:r>
           </w:p>
         </w:tc>
@@ -3823,6 +3823,142 @@
                 <w:sz w:val="18"/>
                 <w:szCs w:val="18"/>
               </w:rPr>
+              <w:t xml:space="preserve">1.1</w:t>
+            </w:r>
+          </w:p>
+        </w:tc>
+        <w:tc>
+          <w:tcPr>
+            <w:tcW w:type="dxa" w:w="1300"/>
+            <w:tcBorders>
+              <w:top w:val="single" w:color="D9D4C5" w:sz="4"/>
+              <w:left w:val="single" w:color="D9D4C5" w:sz="4"/>
+              <w:bottom w:val="single" w:color="D9D4C5" w:sz="4"/>
+              <w:right w:val="single" w:color="D9D4C5" w:sz="4"/>
+            </w:tcBorders>
+            <w:shd w:fill="F6F4EE" w:color="auto" w:val="clear"/>
+            <w:tcMar>
+              <w:top w:type="dxa" w:w="70"/>
+              <w:left w:type="dxa" w:w="110"/>
+              <w:bottom w:type="dxa" w:w="70"/>
+              <w:right w:type="dxa" w:w="110"/>
+            </w:tcMar>
+            <w:vAlign w:val="center"/>
+          </w:tcPr>
+          <w:p>
+            <w:pPr>
+              <w:spacing w:after="0" w:before="0"/>
+            </w:pPr>
+            <w:r>
+              <w:rPr>
+                <w:rFonts w:ascii="Arial" w:cs="Arial" w:eastAsia="Arial" w:hAnsi="Arial"/>
+                <w:color w:val="1B2118"/>
+                <w:sz w:val="18"/>
+                <w:szCs w:val="18"/>
+              </w:rPr>
+              <w:t xml:space="preserve">21/10/2026</w:t>
+            </w:r>
+          </w:p>
+        </w:tc>
+        <w:tc>
+          <w:tcPr>
+            <w:tcW w:type="dxa" w:w="5538"/>
+            <w:tcBorders>
+              <w:top w:val="single" w:color="D9D4C5" w:sz="4"/>
+              <w:left w:val="single" w:color="D9D4C5" w:sz="4"/>
+              <w:bottom w:val="single" w:color="D9D4C5" w:sz="4"/>
+              <w:right w:val="single" w:color="D9D4C5" w:sz="4"/>
+            </w:tcBorders>
+            <w:shd w:fill="F6F4EE" w:color="auto" w:val="clear"/>
+            <w:tcMar>
+              <w:top w:type="dxa" w:w="70"/>
+              <w:left w:type="dxa" w:w="110"/>
+              <w:bottom w:type="dxa" w:w="70"/>
+              <w:right w:type="dxa" w:w="110"/>
+            </w:tcMar>
+            <w:vAlign w:val="center"/>
+          </w:tcPr>
+          <w:p>
+            <w:pPr>
+              <w:spacing w:after="0" w:before="0"/>
+            </w:pPr>
+            <w:r>
+              <w:rPr>
+                <w:rFonts w:ascii="Arial" w:cs="Arial" w:eastAsia="Arial" w:hAnsi="Arial"/>
+                <w:color w:val="1B2118"/>
+                <w:sz w:val="18"/>
+                <w:szCs w:val="18"/>
+              </w:rPr>
+              <w:t xml:space="preserve">R08 corretto e da ritestare; prova di ripristino da backup.</w:t>
+            </w:r>
+          </w:p>
+        </w:tc>
+        <w:tc>
+          <w:tcPr>
+            <w:tcW w:type="dxa" w:w="2000"/>
+            <w:tcBorders>
+              <w:top w:val="single" w:color="D9D4C5" w:sz="4"/>
+              <w:left w:val="single" w:color="D9D4C5" w:sz="4"/>
+              <w:bottom w:val="single" w:color="D9D4C5" w:sz="4"/>
+              <w:right w:val="single" w:color="D9D4C5" w:sz="4"/>
+            </w:tcBorders>
+            <w:shd w:fill="F6F4EE" w:color="auto" w:val="clear"/>
+            <w:tcMar>
+              <w:top w:type="dxa" w:w="70"/>
+              <w:left w:type="dxa" w:w="110"/>
+              <w:bottom w:type="dxa" w:w="70"/>
+              <w:right w:type="dxa" w:w="110"/>
+            </w:tcMar>
+            <w:vAlign w:val="center"/>
+          </w:tcPr>
+          <w:p>
+            <w:pPr>
+              <w:spacing w:after="0" w:before="0"/>
+            </w:pPr>
+            <w:r>
+              <w:rPr>
+                <w:rFonts w:ascii="Arial" w:cs="Arial" w:eastAsia="Arial" w:hAnsi="Arial"/>
+                <w:color w:val="1B2118"/>
+                <w:sz w:val="18"/>
+                <w:szCs w:val="18"/>
+              </w:rPr>
+              <w:t xml:space="preserve">Fondazione Operate</w:t>
+            </w:r>
+          </w:p>
+        </w:tc>
+      </w:tr>
+      <w:tr>
+        <w:trPr>
+          <w:cantSplit/>
+        </w:trPr>
+        <w:tc>
+          <w:tcPr>
+            <w:tcW w:type="dxa" w:w="800"/>
+            <w:tcBorders>
+              <w:top w:val="single" w:color="D9D4C5" w:sz="4"/>
+              <w:left w:val="single" w:color="D9D4C5" w:sz="4"/>
+              <w:bottom w:val="single" w:color="D9D4C5" w:sz="4"/>
+              <w:right w:val="single" w:color="D9D4C5" w:sz="4"/>
+            </w:tcBorders>
+            <w:tcMar>
+              <w:top w:type="dxa" w:w="70"/>
+              <w:left w:type="dxa" w:w="110"/>
+              <w:bottom w:type="dxa" w:w="70"/>
+              <w:right w:type="dxa" w:w="110"/>
+            </w:tcMar>
+            <w:vAlign w:val="center"/>
+          </w:tcPr>
+          <w:p>
+            <w:pPr>
+              <w:spacing w:after="0" w:before="0"/>
+            </w:pPr>
+            <w:r>
+              <w:rPr>
+                <w:rFonts w:ascii="Arial" w:cs="Arial" w:eastAsia="Arial" w:hAnsi="Arial"/>
+                <w:color w:val="1B2118"/>
+                <w:sz w:val="18"/>
+                <w:szCs w:val="18"/>
+              </w:rPr>
               <w:t xml:space="preserve">1.0</w:t>
             </w:r>
           </w:p>
@@ -3836,7 +3972,6 @@
               <w:bottom w:val="single" w:color="D9D4C5" w:sz="4"/>
               <w:right w:val="single" w:color="D9D4C5" w:sz="4"/>
             </w:tcBorders>
-            <w:shd w:fill="F6F4EE" w:color="auto" w:val="clear"/>
             <w:tcMar>
               <w:top w:type="dxa" w:w="70"/>
               <w:left w:type="dxa" w:w="110"/>
@@ -3869,7 +4004,6 @@
               <w:bottom w:val="single" w:color="D9D4C5" w:sz="4"/>
               <w:right w:val="single" w:color="D9D4C5" w:sz="4"/>
             </w:tcBorders>
-            <w:shd w:fill="F6F4EE" w:color="auto" w:val="clear"/>
             <w:tcMar>
               <w:top w:type="dxa" w:w="70"/>
               <w:left w:type="dxa" w:w="110"/>
@@ -3902,7 +4036,6 @@
               <w:bottom w:val="single" w:color="D9D4C5" w:sz="4"/>
               <w:right w:val="single" w:color="D9D4C5" w:sz="4"/>
             </w:tcBorders>
-            <w:shd w:fill="F6F4EE" w:color="auto" w:val="clear"/>
             <w:tcMar>
               <w:top w:type="dxa" w:w="70"/>
               <w:left w:type="dxa" w:w="110"/>
@@ -3944,7 +4077,7 @@
           <w:sz w:val="20"/>
           <w:szCs w:val="20"/>
         </w:rPr>
-        <w:t xml:space="preserve">Fotografia del registro alla revisione 1.23 del 25/10/2026. Il registro si aggiorna a ogni variazione (segnalazione, correzione, ritest, rilascio); la versione corrente si scarica dall'area Documentazione del portale (solo Amministratori).</w:t>
+        <w:t xml:space="preserve">Fotografia del registro alla revisione 1.24 del 25/10/2026. Il registro si aggiorna a ogni variazione (segnalazione, correzione, ritest, rilascio); la versione corrente si scarica dall'area Documentazione del portale (solo Amministratori).</w:t>
       </w:r>
     </w:p>
     <w:p>
@@ -22030,6 +22163,34 @@
           <w:szCs w:val="25"/>
         </w:rPr>
         <w:t xml:space="preserve">Prove del database (banco locale)</w:t>
+      </w:r>
+    </w:p>
+    <w:p>
+      <w:pPr>
+        <w:pStyle w:val="ListParagraph"/>
+        <w:numPr>
+          <w:ilvl w:val="0"/>
+          <w:numId w:val="2"/>
+        </w:numPr>
+        <w:spacing w:after="70" w:line="290"/>
+      </w:pPr>
+      <w:r>
+        <w:rPr>
+          <w:rFonts w:ascii="Consolas" w:cs="Consolas" w:eastAsia="Consolas" w:hAnsi="Consolas"/>
+          <w:color w:val="2F5D3A"/>
+          <w:sz w:val="21"/>
+          <w:szCs w:val="21"/>
+        </w:rPr>
+        <w:t xml:space="preserve">t47.sql</w:t>
+      </w:r>
+      <w:r>
+        <w:rPr>
+          <w:rFonts w:ascii="Arial" w:cs="Arial" w:eastAsia="Arial" w:hAnsi="Arial"/>
+          <w:color w:val="1B2118"/>
+          <w:sz w:val="21"/>
+          <w:szCs w:val="21"/>
+        </w:rPr>
+        <w:t xml:space="preserve"> del 25/10/2026 (listino obbligatorio, script 47): nuovo Progetto senza listino rifiutato con «Scegli il listino…», con Caso 2 accettato; togliere il listino da un Progetto rifiutato, cambiarlo accettato; Rapporti senza listino ancora possibili. In produzione: 5 Progetti a Caso 1, 5 voci di audit con la motivazione.</w:t>
       </w:r>
     </w:p>
     <w:p>
@@ -26451,6 +26612,84 @@
           </w:p>
         </w:tc>
       </w:tr>
+      <w:tr>
+        <w:trPr>
+          <w:cantSplit/>
+        </w:trPr>
+        <w:tc>
+          <w:tcPr>
+            <w:tcW w:type="dxa" w:w="2029"/>
+            <w:tcBorders>
+              <w:top w:val="single" w:color="D9D4C5" w:sz="4"/>
+              <w:left w:val="single" w:color="D9D4C5" w:sz="4"/>
+              <w:bottom w:val="single" w:color="D9D4C5" w:sz="4"/>
+              <w:right w:val="single" w:color="D9D4C5" w:sz="4"/>
+            </w:tcBorders>
+            <w:tcMar>
+              <w:top w:type="dxa" w:w="70"/>
+              <w:left w:type="dxa" w:w="110"/>
+              <w:bottom w:type="dxa" w:w="70"/>
+              <w:right w:type="dxa" w:w="110"/>
+            </w:tcMar>
+            <w:vAlign w:val="center"/>
+          </w:tcPr>
+          <w:p>
+            <w:pPr>
+              <w:spacing w:after="0" w:before="0"/>
+            </w:pPr>
+            <w:r>
+              <w:rPr>
+                <w:rFonts w:ascii="Arial" w:cs="Arial" w:eastAsia="Arial" w:hAnsi="Arial"/>
+                <w:color w:val="1B2118"/>
+                <w:sz w:val="18"/>
+                <w:szCs w:val="18"/>
+              </w:rPr>
+              <w:t xml:space="preserve">25/10/2026 12:20</w:t>
+            </w:r>
+          </w:p>
+        </w:tc>
+        <w:tc>
+          <w:tcPr>
+            <w:tcW w:type="dxa" w:w="7609"/>
+            <w:tcBorders>
+              <w:top w:val="single" w:color="D9D4C5" w:sz="4"/>
+              <w:left w:val="single" w:color="D9D4C5" w:sz="4"/>
+              <w:bottom w:val="single" w:color="D9D4C5" w:sz="4"/>
+              <w:right w:val="single" w:color="D9D4C5" w:sz="4"/>
+            </w:tcBorders>
+            <w:tcMar>
+              <w:top w:type="dxa" w:w="70"/>
+              <w:left w:type="dxa" w:w="110"/>
+              <w:bottom w:type="dxa" w:w="70"/>
+              <w:right w:type="dxa" w:w="110"/>
+            </w:tcMar>
+            <w:vAlign w:val="center"/>
+          </w:tcPr>
+          <w:p>
+            <w:pPr>
+              <w:spacing w:after="0" w:before="0"/>
+            </w:pPr>
+            <w:r>
+              <w:rPr>
+                <w:rFonts w:ascii="Arial" w:cs="Arial" w:eastAsia="Arial" w:hAnsi="Arial"/>
+                <w:color w:val="1B2118"/>
+                <w:sz w:val="18"/>
+                <w:szCs w:val="18"/>
+              </w:rPr>
+              <w:t xml:space="preserve">Listino obbligatorio (script 47) e Progetti esistenti a Caso 1; prova </w:t>
+            </w:r>
+            <w:r>
+              <w:rPr>
+                <w:rFonts w:ascii="Consolas" w:cs="Consolas" w:eastAsia="Consolas" w:hAnsi="Consolas"/>
+                <w:color w:val="2F5D3A"/>
+                <w:sz w:val="18"/>
+                <w:szCs w:val="18"/>
+              </w:rPr>
+              <w:t xml:space="preserve">t47.sql</w:t>
+            </w:r>
+          </w:p>
+        </w:tc>
+      </w:tr>
     </w:tbl>
     <w:p>
       <w:pPr>
@@ -26692,7 +26931,7 @@
         <w:szCs w:val="16"/>
       </w:rPr>
       <w:tab/>
-      <w:t xml:space="preserve">Registro issue e test · Rev. 1.23 · 25/10/2026</w:t>
+      <w:t xml:space="preserve">Registro issue e test · Rev. 1.24 · 25/10/2026</w:t>
     </w:r>
   </w:p>
 </w:hdr>
@@ -26757,7 +26996,7 @@
         <w:szCs w:val="16"/>
       </w:rPr>
       <w:tab/>
-      <w:t xml:space="preserve">Registro issue e test · Rev. 1.23 · 25/10/2026</w:t>
+      <w:t xml:space="preserve">Registro issue e test · Rev. 1.24 · 25/10/2026</w:t>
     </w:r>
   </w:p>
 </w:hdr>

--- a/public/documentazione/Registro_Issue_Test_Portale_CWP.docx
+++ b/public/documentazione/Registro_Issue_Test_Portale_CWP.docx
@@ -302,7 +302,7 @@
                 <w:sz w:val="20"/>
                 <w:szCs w:val="20"/>
               </w:rPr>
-              <w:t xml:space="preserve">Rev. 1.24</w:t>
+              <w:t xml:space="preserve">Rev. 1.25</w:t>
             </w:r>
           </w:p>
         </w:tc>
@@ -365,7 +365,7 @@
                 <w:sz w:val="20"/>
                 <w:szCs w:val="20"/>
               </w:rPr>
-              <w:t xml:space="preserve">25/10/2026</w:t>
+              <w:t xml:space="preserve">26/10/2026</w:t>
             </w:r>
           </w:p>
         </w:tc>
@@ -719,7 +719,7 @@
                 <w:sz w:val="18"/>
                 <w:szCs w:val="18"/>
               </w:rPr>
-              <w:t xml:space="preserve">1.24</w:t>
+              <w:t xml:space="preserve">1.25</w:t>
             </w:r>
           </w:p>
         </w:tc>
@@ -751,7 +751,7 @@
                 <w:sz w:val="18"/>
                 <w:szCs w:val="18"/>
               </w:rPr>
-              <w:t xml:space="preserve">25/10/2026</w:t>
+              <w:t xml:space="preserve">26/10/2026</w:t>
             </w:r>
           </w:p>
         </w:tc>
@@ -783,7 +783,7 @@
                 <w:sz w:val="18"/>
                 <w:szCs w:val="18"/>
               </w:rPr>
-              <w:t xml:space="preserve">Prova t47.sql.</w:t>
+              <w:t xml:space="preserve">Riepilogo al 26/10.</w:t>
             </w:r>
           </w:p>
         </w:tc>
@@ -853,7 +853,7 @@
                 <w:sz w:val="18"/>
                 <w:szCs w:val="18"/>
               </w:rPr>
-              <w:t xml:space="preserve">1.23</w:t>
+              <w:t xml:space="preserve">1.24</w:t>
             </w:r>
           </w:p>
         </w:tc>
@@ -919,7 +919,7 @@
                 <w:sz w:val="18"/>
                 <w:szCs w:val="18"/>
               </w:rPr>
-              <w:t xml:space="preserve">Prova t46.sql e prova del lettore dei siti in produzione.</w:t>
+              <w:t xml:space="preserve">Prova t47.sql.</w:t>
             </w:r>
           </w:p>
         </w:tc>
@@ -989,7 +989,7 @@
                 <w:sz w:val="18"/>
                 <w:szCs w:val="18"/>
               </w:rPr>
-              <w:t xml:space="preserve">1.22</w:t>
+              <w:t xml:space="preserve">1.23</w:t>
             </w:r>
           </w:p>
         </w:tc>
@@ -1021,7 +1021,7 @@
                 <w:sz w:val="18"/>
                 <w:szCs w:val="18"/>
               </w:rPr>
-              <w:t xml:space="preserve">23/10/2026</w:t>
+              <w:t xml:space="preserve">25/10/2026</w:t>
             </w:r>
           </w:p>
         </w:tc>
@@ -1053,7 +1053,7 @@
                 <w:sz w:val="18"/>
                 <w:szCs w:val="18"/>
               </w:rPr>
-              <w:t xml:space="preserve">ISS-039 e ISS-040 corretti e in produzione; prova t45.sql.</w:t>
+              <w:t xml:space="preserve">Prova t46.sql e prova del lettore dei siti in produzione.</w:t>
             </w:r>
           </w:p>
         </w:tc>
@@ -1123,7 +1123,7 @@
                 <w:sz w:val="18"/>
                 <w:szCs w:val="18"/>
               </w:rPr>
-              <w:t xml:space="preserve">1.21</w:t>
+              <w:t xml:space="preserve">1.22</w:t>
             </w:r>
           </w:p>
         </w:tc>
@@ -1189,7 +1189,7 @@
                 <w:sz w:val="18"/>
                 <w:szCs w:val="18"/>
               </w:rPr>
-              <w:t xml:space="preserve">Rilascio del Marketing: errori dell'importazione da IndicePA trovati e corretti.</w:t>
+              <w:t xml:space="preserve">ISS-039 e ISS-040 corretti e in produzione; prova t45.sql.</w:t>
             </w:r>
           </w:p>
         </w:tc>
@@ -1259,7 +1259,7 @@
                 <w:sz w:val="18"/>
                 <w:szCs w:val="18"/>
               </w:rPr>
-              <w:t xml:space="preserve">1.20</w:t>
+              <w:t xml:space="preserve">1.21</w:t>
             </w:r>
           </w:p>
         </w:tc>
@@ -1323,7 +1323,7 @@
                 <w:sz w:val="18"/>
                 <w:szCs w:val="18"/>
               </w:rPr>
-              <w:t xml:space="preserve">Prova t44.sql (Marketing) con l'errore trovato e corretto; serie marketing.test.mjs.</w:t>
+              <w:t xml:space="preserve">Rilascio del Marketing: errori dell'importazione da IndicePA trovati e corretti.</w:t>
             </w:r>
           </w:p>
         </w:tc>
@@ -1393,7 +1393,7 @@
                 <w:sz w:val="18"/>
                 <w:szCs w:val="18"/>
               </w:rPr>
-              <w:t xml:space="preserve">1.19</w:t>
+              <w:t xml:space="preserve">1.20</w:t>
             </w:r>
           </w:p>
         </w:tc>
@@ -1459,7 +1459,7 @@
                 <w:sz w:val="18"/>
                 <w:szCs w:val="18"/>
               </w:rPr>
-              <w:t xml:space="preserve">Prova t34.sql nell'ordine della produzione.</w:t>
+              <w:t xml:space="preserve">Prova t44.sql (Marketing) con l'errore trovato e corretto; serie marketing.test.mjs.</w:t>
             </w:r>
           </w:p>
         </w:tc>
@@ -1529,7 +1529,7 @@
                 <w:sz w:val="18"/>
                 <w:szCs w:val="18"/>
               </w:rPr>
-              <w:t xml:space="preserve">1.18</w:t>
+              <w:t xml:space="preserve">1.19</w:t>
             </w:r>
           </w:p>
         </w:tc>
@@ -1593,7 +1593,7 @@
                 <w:sz w:val="18"/>
                 <w:szCs w:val="18"/>
               </w:rPr>
-              <w:t xml:space="preserve">Verifica dei colori dello stato delle fasi.</w:t>
+              <w:t xml:space="preserve">Prova t34.sql nell'ordine della produzione.</w:t>
             </w:r>
           </w:p>
         </w:tc>
@@ -1663,7 +1663,7 @@
                 <w:sz w:val="18"/>
                 <w:szCs w:val="18"/>
               </w:rPr>
-              <w:t xml:space="preserve">1.17</w:t>
+              <w:t xml:space="preserve">1.18</w:t>
             </w:r>
           </w:p>
         </w:tc>
@@ -1729,7 +1729,7 @@
                 <w:sz w:val="18"/>
                 <w:szCs w:val="18"/>
               </w:rPr>
-              <w:t xml:space="preserve">Prove valoreProgetti.test.mjs e t43.sql; 19 serie.</w:t>
+              <w:t xml:space="preserve">Verifica dei colori dello stato delle fasi.</w:t>
             </w:r>
           </w:p>
         </w:tc>
@@ -1799,7 +1799,7 @@
                 <w:sz w:val="18"/>
                 <w:szCs w:val="18"/>
               </w:rPr>
-              <w:t xml:space="preserve">1.16</w:t>
+              <w:t xml:space="preserve">1.17</w:t>
             </w:r>
           </w:p>
         </w:tc>
@@ -1863,7 +1863,7 @@
                 <w:sz w:val="18"/>
                 <w:szCs w:val="18"/>
               </w:rPr>
-              <w:t xml:space="preserve">Riepilogo al 23/10.</w:t>
+              <w:t xml:space="preserve">Prove valoreProgetti.test.mjs e t43.sql; 19 serie.</w:t>
             </w:r>
           </w:p>
         </w:tc>
@@ -1933,7 +1933,7 @@
                 <w:sz w:val="18"/>
                 <w:szCs w:val="18"/>
               </w:rPr>
-              <w:t xml:space="preserve">1.15</w:t>
+              <w:t xml:space="preserve">1.16</w:t>
             </w:r>
           </w:p>
         </w:tc>
@@ -1999,7 +1999,7 @@
                 <w:sz w:val="18"/>
                 <w:szCs w:val="18"/>
               </w:rPr>
-              <w:t xml:space="preserve">Prova t42.sql (valore dei crediti).</w:t>
+              <w:t xml:space="preserve">Riepilogo al 23/10.</w:t>
             </w:r>
           </w:p>
         </w:tc>
@@ -2069,7 +2069,7 @@
                 <w:sz w:val="18"/>
                 <w:szCs w:val="18"/>
               </w:rPr>
-              <w:t xml:space="preserve">1.14</w:t>
+              <w:t xml:space="preserve">1.15</w:t>
             </w:r>
           </w:p>
         </w:tc>
@@ -2133,7 +2133,7 @@
                 <w:sz w:val="18"/>
                 <w:szCs w:val="18"/>
               </w:rPr>
-              <w:t xml:space="preserve">Prove utenzeNelCalcolo.test.mjs (7) e t41.sql; 18 serie.</w:t>
+              <w:t xml:space="preserve">Prova t42.sql (valore dei crediti).</w:t>
             </w:r>
           </w:p>
         </w:tc>
@@ -2203,7 +2203,7 @@
                 <w:sz w:val="18"/>
                 <w:szCs w:val="18"/>
               </w:rPr>
-              <w:t xml:space="preserve">1.13</w:t>
+              <w:t xml:space="preserve">1.14</w:t>
             </w:r>
           </w:p>
         </w:tc>
@@ -2236,7 +2236,7 @@
                 <w:sz w:val="18"/>
                 <w:szCs w:val="18"/>
               </w:rPr>
-              <w:t xml:space="preserve">22/10/2026</w:t>
+              <w:t xml:space="preserve">23/10/2026</w:t>
             </w:r>
           </w:p>
         </w:tc>
@@ -2269,7 +2269,7 @@
                 <w:sz w:val="18"/>
                 <w:szCs w:val="18"/>
               </w:rPr>
-              <w:t xml:space="preserve">Riassunto degli eventi delle utenze nell'Audit (6 prove).</w:t>
+              <w:t xml:space="preserve">Prove utenzeNelCalcolo.test.mjs (7) e t41.sql; 18 serie.</w:t>
             </w:r>
           </w:p>
         </w:tc>
@@ -2339,7 +2339,7 @@
                 <w:sz w:val="18"/>
                 <w:szCs w:val="18"/>
               </w:rPr>
-              <w:t xml:space="preserve">1.12</w:t>
+              <w:t xml:space="preserve">1.13</w:t>
             </w:r>
           </w:p>
         </w:tc>
@@ -2403,7 +2403,7 @@
                 <w:sz w:val="18"/>
                 <w:szCs w:val="18"/>
               </w:rPr>
-              <w:t xml:space="preserve">Serie bancaDatiUtenze.test.mjs; t40.sql esteso.</w:t>
+              <w:t xml:space="preserve">Riassunto degli eventi delle utenze nell'Audit (6 prove).</w:t>
             </w:r>
           </w:p>
         </w:tc>
@@ -2473,7 +2473,7 @@
                 <w:sz w:val="18"/>
                 <w:szCs w:val="18"/>
               </w:rPr>
-              <w:t xml:space="preserve">1.11</w:t>
+              <w:t xml:space="preserve">1.12</w:t>
             </w:r>
           </w:p>
         </w:tc>
@@ -2539,7 +2539,7 @@
                 <w:sz w:val="18"/>
                 <w:szCs w:val="18"/>
               </w:rPr>
-              <w:t xml:space="preserve">Prova t40.sql (Banca Dati Utenze).</w:t>
+              <w:t xml:space="preserve">Serie bancaDatiUtenze.test.mjs; t40.sql esteso.</w:t>
             </w:r>
           </w:p>
         </w:tc>
@@ -2609,7 +2609,7 @@
                 <w:sz w:val="18"/>
                 <w:szCs w:val="18"/>
               </w:rPr>
-              <w:t xml:space="preserve">1.10</w:t>
+              <w:t xml:space="preserve">1.11</w:t>
             </w:r>
           </w:p>
         </w:tc>
@@ -2673,7 +2673,7 @@
                 <w:sz w:val="18"/>
                 <w:szCs w:val="18"/>
               </w:rPr>
-              <w:t xml:space="preserve">N01-N04 e ISS-038 in produzione.</w:t>
+              <w:t xml:space="preserve">Prova t40.sql (Banca Dati Utenze).</w:t>
             </w:r>
           </w:p>
         </w:tc>
@@ -2743,7 +2743,7 @@
                 <w:sz w:val="18"/>
                 <w:szCs w:val="18"/>
               </w:rPr>
-              <w:t xml:space="preserve">1.9</w:t>
+              <w:t xml:space="preserve">1.10</w:t>
             </w:r>
           </w:p>
         </w:tc>
@@ -2809,7 +2809,7 @@
                 <w:sz w:val="18"/>
                 <w:szCs w:val="18"/>
               </w:rPr>
-              <w:t xml:space="preserve">ISS-038: navigazione da smartphone.</w:t>
+              <w:t xml:space="preserve">N01-N04 e ISS-038 in produzione.</w:t>
             </w:r>
           </w:p>
         </w:tc>
@@ -2879,7 +2879,7 @@
                 <w:sz w:val="18"/>
                 <w:szCs w:val="18"/>
               </w:rPr>
-              <w:t xml:space="preserve">1.8</w:t>
+              <w:t xml:space="preserve">1.9</w:t>
             </w:r>
           </w:p>
         </w:tc>
@@ -2943,7 +2943,7 @@
                 <w:sz w:val="18"/>
                 <w:szCs w:val="18"/>
               </w:rPr>
-              <w:t xml:space="preserve">Rilievi N01-N06 della terza sessione: N01-N04 corretti da ritestare, N05 e N06 in attesa di regola; prove rilievi_n.test.mjs e t39.sql.</w:t>
+              <w:t xml:space="preserve">ISS-038: navigazione da smartphone.</w:t>
             </w:r>
           </w:p>
         </w:tc>
@@ -3013,7 +3013,7 @@
                 <w:sz w:val="18"/>
                 <w:szCs w:val="18"/>
               </w:rPr>
-              <w:t xml:space="preserve">1.7</w:t>
+              <w:t xml:space="preserve">1.8</w:t>
             </w:r>
           </w:p>
         </w:tc>
@@ -3046,7 +3046,7 @@
                 <w:sz w:val="18"/>
                 <w:szCs w:val="18"/>
               </w:rPr>
-              <w:t xml:space="preserve">21/10/2026</w:t>
+              <w:t xml:space="preserve">22/10/2026</w:t>
             </w:r>
           </w:p>
         </w:tc>
@@ -3079,7 +3079,7 @@
                 <w:sz w:val="18"/>
                 <w:szCs w:val="18"/>
               </w:rPr>
-              <w:t xml:space="preserve">ISS-037: backup dal Mac.</w:t>
+              <w:t xml:space="preserve">Rilievi N01-N06 della terza sessione: N01-N04 corretti da ritestare, N05 e N06 in attesa di regola; prove rilievi_n.test.mjs e t39.sql.</w:t>
             </w:r>
           </w:p>
         </w:tc>
@@ -3149,7 +3149,7 @@
                 <w:sz w:val="18"/>
                 <w:szCs w:val="18"/>
               </w:rPr>
-              <w:t xml:space="preserve">1.6</w:t>
+              <w:t xml:space="preserve">1.7</w:t>
             </w:r>
           </w:p>
         </w:tc>
@@ -3213,7 +3213,7 @@
                 <w:sz w:val="18"/>
                 <w:szCs w:val="18"/>
               </w:rPr>
-              <w:t xml:space="preserve">ISS-036: causa e tramite per Google News. Prova t37.sql. ISS-036: tramite bloccato da Google, siti ambientali. ISS-036: tramite bloccato da Google, siti ambientali.</w:t>
+              <w:t xml:space="preserve">ISS-037: backup dal Mac.</w:t>
             </w:r>
           </w:p>
         </w:tc>
@@ -3283,7 +3283,7 @@
                 <w:sz w:val="18"/>
                 <w:szCs w:val="18"/>
               </w:rPr>
-              <w:t xml:space="preserve">1.5</w:t>
+              <w:t xml:space="preserve">1.6</w:t>
             </w:r>
           </w:p>
         </w:tc>
@@ -3349,7 +3349,7 @@
                 <w:sz w:val="18"/>
                 <w:szCs w:val="18"/>
               </w:rPr>
-              <w:t xml:space="preserve">ISS-036: canali News da Google a Bing.</w:t>
+              <w:t xml:space="preserve">ISS-036: causa e tramite per Google News. Prova t37.sql. ISS-036: tramite bloccato da Google, siti ambientali. ISS-036: tramite bloccato da Google, siti ambientali.</w:t>
             </w:r>
           </w:p>
         </w:tc>
@@ -3419,7 +3419,7 @@
                 <w:sz w:val="18"/>
                 <w:szCs w:val="18"/>
               </w:rPr>
-              <w:t xml:space="preserve">1.4</w:t>
+              <w:t xml:space="preserve">1.5</w:t>
             </w:r>
           </w:p>
         </w:tc>
@@ -3483,7 +3483,7 @@
                 <w:sz w:val="18"/>
                 <w:szCs w:val="18"/>
               </w:rPr>
-              <w:t xml:space="preserve">Nuove prove notizie.test.mjs e t36.sql.</w:t>
+              <w:t xml:space="preserve">ISS-036: canali News da Google a Bing.</w:t>
             </w:r>
           </w:p>
         </w:tc>
@@ -3553,7 +3553,7 @@
                 <w:sz w:val="18"/>
                 <w:szCs w:val="18"/>
               </w:rPr>
-              <w:t xml:space="preserve">1.3</w:t>
+              <w:t xml:space="preserve">1.4</w:t>
             </w:r>
           </w:p>
         </w:tc>
@@ -3619,7 +3619,7 @@
                 <w:sz w:val="18"/>
                 <w:szCs w:val="18"/>
               </w:rPr>
-              <w:t xml:space="preserve">ISS-035: PDF ed Excel della simulazione con tutti i dati e i grafici.</w:t>
+              <w:t xml:space="preserve">Nuove prove notizie.test.mjs e t36.sql.</w:t>
             </w:r>
           </w:p>
         </w:tc>
@@ -3689,7 +3689,7 @@
                 <w:sz w:val="18"/>
                 <w:szCs w:val="18"/>
               </w:rPr>
-              <w:t xml:space="preserve">1.2</w:t>
+              <w:t xml:space="preserve">1.3</w:t>
             </w:r>
           </w:p>
         </w:tc>
@@ -3753,7 +3753,7 @@
                 <w:sz w:val="18"/>
                 <w:szCs w:val="18"/>
               </w:rPr>
-              <w:t xml:space="preserve">Nuova serie di prove dell'assistente.</w:t>
+              <w:t xml:space="preserve">ISS-035: PDF ed Excel della simulazione con tutti i dati e i grafici.</w:t>
             </w:r>
           </w:p>
         </w:tc>
@@ -3823,7 +3823,7 @@
                 <w:sz w:val="18"/>
                 <w:szCs w:val="18"/>
               </w:rPr>
-              <w:t xml:space="preserve">1.1</w:t>
+              <w:t xml:space="preserve">1.2</w:t>
             </w:r>
           </w:p>
         </w:tc>
@@ -3889,7 +3889,7 @@
                 <w:sz w:val="18"/>
                 <w:szCs w:val="18"/>
               </w:rPr>
-              <w:t xml:space="preserve">R08 corretto e da ritestare; prova di ripristino da backup.</w:t>
+              <w:t xml:space="preserve">Nuova serie di prove dell'assistente.</w:t>
             </w:r>
           </w:p>
         </w:tc>
@@ -3959,6 +3959,140 @@
                 <w:sz w:val="18"/>
                 <w:szCs w:val="18"/>
               </w:rPr>
+              <w:t xml:space="preserve">1.1</w:t>
+            </w:r>
+          </w:p>
+        </w:tc>
+        <w:tc>
+          <w:tcPr>
+            <w:tcW w:type="dxa" w:w="1300"/>
+            <w:tcBorders>
+              <w:top w:val="single" w:color="D9D4C5" w:sz="4"/>
+              <w:left w:val="single" w:color="D9D4C5" w:sz="4"/>
+              <w:bottom w:val="single" w:color="D9D4C5" w:sz="4"/>
+              <w:right w:val="single" w:color="D9D4C5" w:sz="4"/>
+            </w:tcBorders>
+            <w:tcMar>
+              <w:top w:type="dxa" w:w="70"/>
+              <w:left w:type="dxa" w:w="110"/>
+              <w:bottom w:type="dxa" w:w="70"/>
+              <w:right w:type="dxa" w:w="110"/>
+            </w:tcMar>
+            <w:vAlign w:val="center"/>
+          </w:tcPr>
+          <w:p>
+            <w:pPr>
+              <w:spacing w:after="0" w:before="0"/>
+            </w:pPr>
+            <w:r>
+              <w:rPr>
+                <w:rFonts w:ascii="Arial" w:cs="Arial" w:eastAsia="Arial" w:hAnsi="Arial"/>
+                <w:color w:val="1B2118"/>
+                <w:sz w:val="18"/>
+                <w:szCs w:val="18"/>
+              </w:rPr>
+              <w:t xml:space="preserve">21/10/2026</w:t>
+            </w:r>
+          </w:p>
+        </w:tc>
+        <w:tc>
+          <w:tcPr>
+            <w:tcW w:type="dxa" w:w="5538"/>
+            <w:tcBorders>
+              <w:top w:val="single" w:color="D9D4C5" w:sz="4"/>
+              <w:left w:val="single" w:color="D9D4C5" w:sz="4"/>
+              <w:bottom w:val="single" w:color="D9D4C5" w:sz="4"/>
+              <w:right w:val="single" w:color="D9D4C5" w:sz="4"/>
+            </w:tcBorders>
+            <w:tcMar>
+              <w:top w:type="dxa" w:w="70"/>
+              <w:left w:type="dxa" w:w="110"/>
+              <w:bottom w:type="dxa" w:w="70"/>
+              <w:right w:type="dxa" w:w="110"/>
+            </w:tcMar>
+            <w:vAlign w:val="center"/>
+          </w:tcPr>
+          <w:p>
+            <w:pPr>
+              <w:spacing w:after="0" w:before="0"/>
+            </w:pPr>
+            <w:r>
+              <w:rPr>
+                <w:rFonts w:ascii="Arial" w:cs="Arial" w:eastAsia="Arial" w:hAnsi="Arial"/>
+                <w:color w:val="1B2118"/>
+                <w:sz w:val="18"/>
+                <w:szCs w:val="18"/>
+              </w:rPr>
+              <w:t xml:space="preserve">R08 corretto e da ritestare; prova di ripristino da backup.</w:t>
+            </w:r>
+          </w:p>
+        </w:tc>
+        <w:tc>
+          <w:tcPr>
+            <w:tcW w:type="dxa" w:w="2000"/>
+            <w:tcBorders>
+              <w:top w:val="single" w:color="D9D4C5" w:sz="4"/>
+              <w:left w:val="single" w:color="D9D4C5" w:sz="4"/>
+              <w:bottom w:val="single" w:color="D9D4C5" w:sz="4"/>
+              <w:right w:val="single" w:color="D9D4C5" w:sz="4"/>
+            </w:tcBorders>
+            <w:tcMar>
+              <w:top w:type="dxa" w:w="70"/>
+              <w:left w:type="dxa" w:w="110"/>
+              <w:bottom w:type="dxa" w:w="70"/>
+              <w:right w:type="dxa" w:w="110"/>
+            </w:tcMar>
+            <w:vAlign w:val="center"/>
+          </w:tcPr>
+          <w:p>
+            <w:pPr>
+              <w:spacing w:after="0" w:before="0"/>
+            </w:pPr>
+            <w:r>
+              <w:rPr>
+                <w:rFonts w:ascii="Arial" w:cs="Arial" w:eastAsia="Arial" w:hAnsi="Arial"/>
+                <w:color w:val="1B2118"/>
+                <w:sz w:val="18"/>
+                <w:szCs w:val="18"/>
+              </w:rPr>
+              <w:t xml:space="preserve">Fondazione Operate</w:t>
+            </w:r>
+          </w:p>
+        </w:tc>
+      </w:tr>
+      <w:tr>
+        <w:trPr>
+          <w:cantSplit/>
+        </w:trPr>
+        <w:tc>
+          <w:tcPr>
+            <w:tcW w:type="dxa" w:w="800"/>
+            <w:tcBorders>
+              <w:top w:val="single" w:color="D9D4C5" w:sz="4"/>
+              <w:left w:val="single" w:color="D9D4C5" w:sz="4"/>
+              <w:bottom w:val="single" w:color="D9D4C5" w:sz="4"/>
+              <w:right w:val="single" w:color="D9D4C5" w:sz="4"/>
+            </w:tcBorders>
+            <w:shd w:fill="F6F4EE" w:color="auto" w:val="clear"/>
+            <w:tcMar>
+              <w:top w:type="dxa" w:w="70"/>
+              <w:left w:type="dxa" w:w="110"/>
+              <w:bottom w:type="dxa" w:w="70"/>
+              <w:right w:type="dxa" w:w="110"/>
+            </w:tcMar>
+            <w:vAlign w:val="center"/>
+          </w:tcPr>
+          <w:p>
+            <w:pPr>
+              <w:spacing w:after="0" w:before="0"/>
+            </w:pPr>
+            <w:r>
+              <w:rPr>
+                <w:rFonts w:ascii="Arial" w:cs="Arial" w:eastAsia="Arial" w:hAnsi="Arial"/>
+                <w:color w:val="1B2118"/>
+                <w:sz w:val="18"/>
+                <w:szCs w:val="18"/>
+              </w:rPr>
               <w:t xml:space="preserve">1.0</w:t>
             </w:r>
           </w:p>
@@ -3972,6 +4106,7 @@
               <w:bottom w:val="single" w:color="D9D4C5" w:sz="4"/>
               <w:right w:val="single" w:color="D9D4C5" w:sz="4"/>
             </w:tcBorders>
+            <w:shd w:fill="F6F4EE" w:color="auto" w:val="clear"/>
             <w:tcMar>
               <w:top w:type="dxa" w:w="70"/>
               <w:left w:type="dxa" w:w="110"/>
@@ -4004,6 +4139,7 @@
               <w:bottom w:val="single" w:color="D9D4C5" w:sz="4"/>
               <w:right w:val="single" w:color="D9D4C5" w:sz="4"/>
             </w:tcBorders>
+            <w:shd w:fill="F6F4EE" w:color="auto" w:val="clear"/>
             <w:tcMar>
               <w:top w:type="dxa" w:w="70"/>
               <w:left w:type="dxa" w:w="110"/>
@@ -4036,6 +4172,7 @@
               <w:bottom w:val="single" w:color="D9D4C5" w:sz="4"/>
               <w:right w:val="single" w:color="D9D4C5" w:sz="4"/>
             </w:tcBorders>
+            <w:shd w:fill="F6F4EE" w:color="auto" w:val="clear"/>
             <w:tcMar>
               <w:top w:type="dxa" w:w="70"/>
               <w:left w:type="dxa" w:w="110"/>
@@ -4077,7 +4214,7 @@
           <w:sz w:val="20"/>
           <w:szCs w:val="20"/>
         </w:rPr>
-        <w:t xml:space="preserve">Fotografia del registro alla revisione 1.24 del 25/10/2026. Il registro si aggiorna a ogni variazione (segnalazione, correzione, ritest, rilascio); la versione corrente si scarica dall'area Documentazione del portale (solo Amministratori).</w:t>
+        <w:t xml:space="preserve">Fotografia del registro alla revisione 1.25 del 26/10/2026. Il registro si aggiorna a ogni variazione (segnalazione, correzione, ritest, rilascio); la versione corrente si scarica dall'area Documentazione del portale (solo Amministratori).</w:t>
       </w:r>
     </w:p>
     <w:p>
@@ -4148,7 +4285,7 @@
             <w:sz w:val="22"/>
             <w:szCs w:val="22"/>
           </w:rPr>
-          <w:t xml:space="preserve">2.  Riepilogo al 23/10/2026 (ore 16:00)</w:t>
+          <w:t xml:space="preserve">2.  Riepilogo al 26/10/2026 (ore 08:00)</w:t>
         </w:r>
         <w:r>
           <w:rPr>
@@ -5178,7 +5315,7 @@
           <w:sz w:val="34"/>
           <w:szCs w:val="34"/>
         </w:rPr>
-        <w:t xml:space="preserve">2. Riepilogo al 23/10/2026 (ore 16:00)</w:t>
+        <w:t xml:space="preserve">2. Riepilogo al 26/10/2026 (ore 08:00)</w:t>
       </w:r>
       <w:bookmarkEnd w:id="1"/>
     </w:p>
@@ -26690,6 +26827,77 @@
           </w:p>
         </w:tc>
       </w:tr>
+      <w:tr>
+        <w:trPr>
+          <w:cantSplit/>
+        </w:trPr>
+        <w:tc>
+          <w:tcPr>
+            <w:tcW w:type="dxa" w:w="2029"/>
+            <w:tcBorders>
+              <w:top w:val="single" w:color="D9D4C5" w:sz="4"/>
+              <w:left w:val="single" w:color="D9D4C5" w:sz="4"/>
+              <w:bottom w:val="single" w:color="D9D4C5" w:sz="4"/>
+              <w:right w:val="single" w:color="D9D4C5" w:sz="4"/>
+            </w:tcBorders>
+            <w:shd w:fill="F6F4EE" w:color="auto" w:val="clear"/>
+            <w:tcMar>
+              <w:top w:type="dxa" w:w="70"/>
+              <w:left w:type="dxa" w:w="110"/>
+              <w:bottom w:type="dxa" w:w="70"/>
+              <w:right w:type="dxa" w:w="110"/>
+            </w:tcMar>
+            <w:vAlign w:val="center"/>
+          </w:tcPr>
+          <w:p>
+            <w:pPr>
+              <w:spacing w:after="0" w:before="0"/>
+            </w:pPr>
+            <w:r>
+              <w:rPr>
+                <w:rFonts w:ascii="Arial" w:cs="Arial" w:eastAsia="Arial" w:hAnsi="Arial"/>
+                <w:color w:val="1B2118"/>
+                <w:sz w:val="18"/>
+                <w:szCs w:val="18"/>
+              </w:rPr>
+              <w:t xml:space="preserve">26/10/2026 08:10</w:t>
+            </w:r>
+          </w:p>
+        </w:tc>
+        <w:tc>
+          <w:tcPr>
+            <w:tcW w:type="dxa" w:w="7609"/>
+            <w:tcBorders>
+              <w:top w:val="single" w:color="D9D4C5" w:sz="4"/>
+              <w:left w:val="single" w:color="D9D4C5" w:sz="4"/>
+              <w:bottom w:val="single" w:color="D9D4C5" w:sz="4"/>
+              <w:right w:val="single" w:color="D9D4C5" w:sz="4"/>
+            </w:tcBorders>
+            <w:shd w:fill="F6F4EE" w:color="auto" w:val="clear"/>
+            <w:tcMar>
+              <w:top w:type="dxa" w:w="70"/>
+              <w:left w:type="dxa" w:w="110"/>
+              <w:bottom w:type="dxa" w:w="70"/>
+              <w:right w:type="dxa" w:w="110"/>
+            </w:tcMar>
+            <w:vAlign w:val="center"/>
+          </w:tcPr>
+          <w:p>
+            <w:pPr>
+              <w:spacing w:after="0" w:before="0"/>
+            </w:pPr>
+            <w:r>
+              <w:rPr>
+                <w:rFonts w:ascii="Arial" w:cs="Arial" w:eastAsia="Arial" w:hAnsi="Arial"/>
+                <w:color w:val="1B2118"/>
+                <w:sz w:val="18"/>
+                <w:szCs w:val="18"/>
+              </w:rPr>
+              <w:t xml:space="preserve">Revisione generale: riepilogo aggiornato al 26/10; nessuna nuova segnalazione aperta dopo ISS-040</w:t>
+            </w:r>
+          </w:p>
+        </w:tc>
+      </w:tr>
     </w:tbl>
     <w:p>
       <w:pPr>
@@ -26931,7 +27139,7 @@
         <w:szCs w:val="16"/>
       </w:rPr>
       <w:tab/>
-      <w:t xml:space="preserve">Registro issue e test · Rev. 1.24 · 25/10/2026</w:t>
+      <w:t xml:space="preserve">Registro issue e test · Rev. 1.25 · 26/10/2026</w:t>
     </w:r>
   </w:p>
 </w:hdr>
@@ -26996,7 +27204,7 @@
         <w:szCs w:val="16"/>
       </w:rPr>
       <w:tab/>
-      <w:t xml:space="preserve">Registro issue e test · Rev. 1.24 · 25/10/2026</w:t>
+      <w:t xml:space="preserve">Registro issue e test · Rev. 1.25 · 26/10/2026</w:t>
     </w:r>
   </w:p>
 </w:hdr>

--- a/public/documentazione/Registro_Issue_Test_Portale_CWP.docx
+++ b/public/documentazione/Registro_Issue_Test_Portale_CWP.docx
@@ -302,7 +302,7 @@
                 <w:sz w:val="20"/>
                 <w:szCs w:val="20"/>
               </w:rPr>
-              <w:t xml:space="preserve">Rev. 1.25</w:t>
+              <w:t xml:space="preserve">Rev. 1.26</w:t>
             </w:r>
           </w:p>
         </w:tc>
@@ -719,7 +719,7 @@
                 <w:sz w:val="18"/>
                 <w:szCs w:val="18"/>
               </w:rPr>
-              <w:t xml:space="preserve">1.25</w:t>
+              <w:t xml:space="preserve">1.26</w:t>
             </w:r>
           </w:p>
         </w:tc>
@@ -783,7 +783,7 @@
                 <w:sz w:val="18"/>
                 <w:szCs w:val="18"/>
               </w:rPr>
-              <w:t xml:space="preserve">Riepilogo al 26/10.</w:t>
+              <w:t xml:space="preserve">ISS-041 (calcolo con più di 1.000 utenze) corretto e verificato; prova di carico di Borgoval.</w:t>
             </w:r>
           </w:p>
         </w:tc>
@@ -853,7 +853,7 @@
                 <w:sz w:val="18"/>
                 <w:szCs w:val="18"/>
               </w:rPr>
-              <w:t xml:space="preserve">1.24</w:t>
+              <w:t xml:space="preserve">1.25</w:t>
             </w:r>
           </w:p>
         </w:tc>
@@ -886,7 +886,7 @@
                 <w:sz w:val="18"/>
                 <w:szCs w:val="18"/>
               </w:rPr>
-              <w:t xml:space="preserve">25/10/2026</w:t>
+              <w:t xml:space="preserve">26/10/2026</w:t>
             </w:r>
           </w:p>
         </w:tc>
@@ -919,7 +919,7 @@
                 <w:sz w:val="18"/>
                 <w:szCs w:val="18"/>
               </w:rPr>
-              <w:t xml:space="preserve">Prova t47.sql.</w:t>
+              <w:t xml:space="preserve">Riepilogo al 26/10.</w:t>
             </w:r>
           </w:p>
         </w:tc>
@@ -989,7 +989,7 @@
                 <w:sz w:val="18"/>
                 <w:szCs w:val="18"/>
               </w:rPr>
-              <w:t xml:space="preserve">1.23</w:t>
+              <w:t xml:space="preserve">1.24</w:t>
             </w:r>
           </w:p>
         </w:tc>
@@ -1053,7 +1053,7 @@
                 <w:sz w:val="18"/>
                 <w:szCs w:val="18"/>
               </w:rPr>
-              <w:t xml:space="preserve">Prova t46.sql e prova del lettore dei siti in produzione.</w:t>
+              <w:t xml:space="preserve">Prova t47.sql.</w:t>
             </w:r>
           </w:p>
         </w:tc>
@@ -1123,7 +1123,7 @@
                 <w:sz w:val="18"/>
                 <w:szCs w:val="18"/>
               </w:rPr>
-              <w:t xml:space="preserve">1.22</w:t>
+              <w:t xml:space="preserve">1.23</w:t>
             </w:r>
           </w:p>
         </w:tc>
@@ -1156,7 +1156,7 @@
                 <w:sz w:val="18"/>
                 <w:szCs w:val="18"/>
               </w:rPr>
-              <w:t xml:space="preserve">23/10/2026</w:t>
+              <w:t xml:space="preserve">25/10/2026</w:t>
             </w:r>
           </w:p>
         </w:tc>
@@ -1189,7 +1189,7 @@
                 <w:sz w:val="18"/>
                 <w:szCs w:val="18"/>
               </w:rPr>
-              <w:t xml:space="preserve">ISS-039 e ISS-040 corretti e in produzione; prova t45.sql.</w:t>
+              <w:t xml:space="preserve">Prova t46.sql e prova del lettore dei siti in produzione.</w:t>
             </w:r>
           </w:p>
         </w:tc>
@@ -1259,7 +1259,7 @@
                 <w:sz w:val="18"/>
                 <w:szCs w:val="18"/>
               </w:rPr>
-              <w:t xml:space="preserve">1.21</w:t>
+              <w:t xml:space="preserve">1.22</w:t>
             </w:r>
           </w:p>
         </w:tc>
@@ -1323,7 +1323,7 @@
                 <w:sz w:val="18"/>
                 <w:szCs w:val="18"/>
               </w:rPr>
-              <w:t xml:space="preserve">Rilascio del Marketing: errori dell'importazione da IndicePA trovati e corretti.</w:t>
+              <w:t xml:space="preserve">ISS-039 e ISS-040 corretti e in produzione; prova t45.sql.</w:t>
             </w:r>
           </w:p>
         </w:tc>
@@ -1393,7 +1393,7 @@
                 <w:sz w:val="18"/>
                 <w:szCs w:val="18"/>
               </w:rPr>
-              <w:t xml:space="preserve">1.20</w:t>
+              <w:t xml:space="preserve">1.21</w:t>
             </w:r>
           </w:p>
         </w:tc>
@@ -1459,7 +1459,7 @@
                 <w:sz w:val="18"/>
                 <w:szCs w:val="18"/>
               </w:rPr>
-              <w:t xml:space="preserve">Prova t44.sql (Marketing) con l'errore trovato e corretto; serie marketing.test.mjs.</w:t>
+              <w:t xml:space="preserve">Rilascio del Marketing: errori dell'importazione da IndicePA trovati e corretti.</w:t>
             </w:r>
           </w:p>
         </w:tc>
@@ -1529,7 +1529,7 @@
                 <w:sz w:val="18"/>
                 <w:szCs w:val="18"/>
               </w:rPr>
-              <w:t xml:space="preserve">1.19</w:t>
+              <w:t xml:space="preserve">1.20</w:t>
             </w:r>
           </w:p>
         </w:tc>
@@ -1593,7 +1593,7 @@
                 <w:sz w:val="18"/>
                 <w:szCs w:val="18"/>
               </w:rPr>
-              <w:t xml:space="preserve">Prova t34.sql nell'ordine della produzione.</w:t>
+              <w:t xml:space="preserve">Prova t44.sql (Marketing) con l'errore trovato e corretto; serie marketing.test.mjs.</w:t>
             </w:r>
           </w:p>
         </w:tc>
@@ -1663,7 +1663,7 @@
                 <w:sz w:val="18"/>
                 <w:szCs w:val="18"/>
               </w:rPr>
-              <w:t xml:space="preserve">1.18</w:t>
+              <w:t xml:space="preserve">1.19</w:t>
             </w:r>
           </w:p>
         </w:tc>
@@ -1729,7 +1729,7 @@
                 <w:sz w:val="18"/>
                 <w:szCs w:val="18"/>
               </w:rPr>
-              <w:t xml:space="preserve">Verifica dei colori dello stato delle fasi.</w:t>
+              <w:t xml:space="preserve">Prova t34.sql nell'ordine della produzione.</w:t>
             </w:r>
           </w:p>
         </w:tc>
@@ -1799,7 +1799,7 @@
                 <w:sz w:val="18"/>
                 <w:szCs w:val="18"/>
               </w:rPr>
-              <w:t xml:space="preserve">1.17</w:t>
+              <w:t xml:space="preserve">1.18</w:t>
             </w:r>
           </w:p>
         </w:tc>
@@ -1863,7 +1863,7 @@
                 <w:sz w:val="18"/>
                 <w:szCs w:val="18"/>
               </w:rPr>
-              <w:t xml:space="preserve">Prove valoreProgetti.test.mjs e t43.sql; 19 serie.</w:t>
+              <w:t xml:space="preserve">Verifica dei colori dello stato delle fasi.</w:t>
             </w:r>
           </w:p>
         </w:tc>
@@ -1933,7 +1933,7 @@
                 <w:sz w:val="18"/>
                 <w:szCs w:val="18"/>
               </w:rPr>
-              <w:t xml:space="preserve">1.16</w:t>
+              <w:t xml:space="preserve">1.17</w:t>
             </w:r>
           </w:p>
         </w:tc>
@@ -1999,7 +1999,7 @@
                 <w:sz w:val="18"/>
                 <w:szCs w:val="18"/>
               </w:rPr>
-              <w:t xml:space="preserve">Riepilogo al 23/10.</w:t>
+              <w:t xml:space="preserve">Prove valoreProgetti.test.mjs e t43.sql; 19 serie.</w:t>
             </w:r>
           </w:p>
         </w:tc>
@@ -2069,7 +2069,7 @@
                 <w:sz w:val="18"/>
                 <w:szCs w:val="18"/>
               </w:rPr>
-              <w:t xml:space="preserve">1.15</w:t>
+              <w:t xml:space="preserve">1.16</w:t>
             </w:r>
           </w:p>
         </w:tc>
@@ -2133,7 +2133,7 @@
                 <w:sz w:val="18"/>
                 <w:szCs w:val="18"/>
               </w:rPr>
-              <w:t xml:space="preserve">Prova t42.sql (valore dei crediti).</w:t>
+              <w:t xml:space="preserve">Riepilogo al 23/10.</w:t>
             </w:r>
           </w:p>
         </w:tc>
@@ -2203,7 +2203,7 @@
                 <w:sz w:val="18"/>
                 <w:szCs w:val="18"/>
               </w:rPr>
-              <w:t xml:space="preserve">1.14</w:t>
+              <w:t xml:space="preserve">1.15</w:t>
             </w:r>
           </w:p>
         </w:tc>
@@ -2269,7 +2269,7 @@
                 <w:sz w:val="18"/>
                 <w:szCs w:val="18"/>
               </w:rPr>
-              <w:t xml:space="preserve">Prove utenzeNelCalcolo.test.mjs (7) e t41.sql; 18 serie.</w:t>
+              <w:t xml:space="preserve">Prova t42.sql (valore dei crediti).</w:t>
             </w:r>
           </w:p>
         </w:tc>
@@ -2339,7 +2339,7 @@
                 <w:sz w:val="18"/>
                 <w:szCs w:val="18"/>
               </w:rPr>
-              <w:t xml:space="preserve">1.13</w:t>
+              <w:t xml:space="preserve">1.14</w:t>
             </w:r>
           </w:p>
         </w:tc>
@@ -2371,7 +2371,7 @@
                 <w:sz w:val="18"/>
                 <w:szCs w:val="18"/>
               </w:rPr>
-              <w:t xml:space="preserve">22/10/2026</w:t>
+              <w:t xml:space="preserve">23/10/2026</w:t>
             </w:r>
           </w:p>
         </w:tc>
@@ -2403,7 +2403,7 @@
                 <w:sz w:val="18"/>
                 <w:szCs w:val="18"/>
               </w:rPr>
-              <w:t xml:space="preserve">Riassunto degli eventi delle utenze nell'Audit (6 prove).</w:t>
+              <w:t xml:space="preserve">Prove utenzeNelCalcolo.test.mjs (7) e t41.sql; 18 serie.</w:t>
             </w:r>
           </w:p>
         </w:tc>
@@ -2473,7 +2473,7 @@
                 <w:sz w:val="18"/>
                 <w:szCs w:val="18"/>
               </w:rPr>
-              <w:t xml:space="preserve">1.12</w:t>
+              <w:t xml:space="preserve">1.13</w:t>
             </w:r>
           </w:p>
         </w:tc>
@@ -2539,7 +2539,7 @@
                 <w:sz w:val="18"/>
                 <w:szCs w:val="18"/>
               </w:rPr>
-              <w:t xml:space="preserve">Serie bancaDatiUtenze.test.mjs; t40.sql esteso.</w:t>
+              <w:t xml:space="preserve">Riassunto degli eventi delle utenze nell'Audit (6 prove).</w:t>
             </w:r>
           </w:p>
         </w:tc>
@@ -2609,7 +2609,7 @@
                 <w:sz w:val="18"/>
                 <w:szCs w:val="18"/>
               </w:rPr>
-              <w:t xml:space="preserve">1.11</w:t>
+              <w:t xml:space="preserve">1.12</w:t>
             </w:r>
           </w:p>
         </w:tc>
@@ -2673,7 +2673,7 @@
                 <w:sz w:val="18"/>
                 <w:szCs w:val="18"/>
               </w:rPr>
-              <w:t xml:space="preserve">Prova t40.sql (Banca Dati Utenze).</w:t>
+              <w:t xml:space="preserve">Serie bancaDatiUtenze.test.mjs; t40.sql esteso.</w:t>
             </w:r>
           </w:p>
         </w:tc>
@@ -2743,7 +2743,7 @@
                 <w:sz w:val="18"/>
                 <w:szCs w:val="18"/>
               </w:rPr>
-              <w:t xml:space="preserve">1.10</w:t>
+              <w:t xml:space="preserve">1.11</w:t>
             </w:r>
           </w:p>
         </w:tc>
@@ -2809,7 +2809,7 @@
                 <w:sz w:val="18"/>
                 <w:szCs w:val="18"/>
               </w:rPr>
-              <w:t xml:space="preserve">N01-N04 e ISS-038 in produzione.</w:t>
+              <w:t xml:space="preserve">Prova t40.sql (Banca Dati Utenze).</w:t>
             </w:r>
           </w:p>
         </w:tc>
@@ -2879,7 +2879,7 @@
                 <w:sz w:val="18"/>
                 <w:szCs w:val="18"/>
               </w:rPr>
-              <w:t xml:space="preserve">1.9</w:t>
+              <w:t xml:space="preserve">1.10</w:t>
             </w:r>
           </w:p>
         </w:tc>
@@ -2943,7 +2943,7 @@
                 <w:sz w:val="18"/>
                 <w:szCs w:val="18"/>
               </w:rPr>
-              <w:t xml:space="preserve">ISS-038: navigazione da smartphone.</w:t>
+              <w:t xml:space="preserve">N01-N04 e ISS-038 in produzione.</w:t>
             </w:r>
           </w:p>
         </w:tc>
@@ -3013,7 +3013,7 @@
                 <w:sz w:val="18"/>
                 <w:szCs w:val="18"/>
               </w:rPr>
-              <w:t xml:space="preserve">1.8</w:t>
+              <w:t xml:space="preserve">1.9</w:t>
             </w:r>
           </w:p>
         </w:tc>
@@ -3079,7 +3079,7 @@
                 <w:sz w:val="18"/>
                 <w:szCs w:val="18"/>
               </w:rPr>
-              <w:t xml:space="preserve">Rilievi N01-N06 della terza sessione: N01-N04 corretti da ritestare, N05 e N06 in attesa di regola; prove rilievi_n.test.mjs e t39.sql.</w:t>
+              <w:t xml:space="preserve">ISS-038: navigazione da smartphone.</w:t>
             </w:r>
           </w:p>
         </w:tc>
@@ -3149,7 +3149,7 @@
                 <w:sz w:val="18"/>
                 <w:szCs w:val="18"/>
               </w:rPr>
-              <w:t xml:space="preserve">1.7</w:t>
+              <w:t xml:space="preserve">1.8</w:t>
             </w:r>
           </w:p>
         </w:tc>
@@ -3181,7 +3181,7 @@
                 <w:sz w:val="18"/>
                 <w:szCs w:val="18"/>
               </w:rPr>
-              <w:t xml:space="preserve">21/10/2026</w:t>
+              <w:t xml:space="preserve">22/10/2026</w:t>
             </w:r>
           </w:p>
         </w:tc>
@@ -3213,7 +3213,7 @@
                 <w:sz w:val="18"/>
                 <w:szCs w:val="18"/>
               </w:rPr>
-              <w:t xml:space="preserve">ISS-037: backup dal Mac.</w:t>
+              <w:t xml:space="preserve">Rilievi N01-N06 della terza sessione: N01-N04 corretti da ritestare, N05 e N06 in attesa di regola; prove rilievi_n.test.mjs e t39.sql.</w:t>
             </w:r>
           </w:p>
         </w:tc>
@@ -3283,7 +3283,7 @@
                 <w:sz w:val="18"/>
                 <w:szCs w:val="18"/>
               </w:rPr>
-              <w:t xml:space="preserve">1.6</w:t>
+              <w:t xml:space="preserve">1.7</w:t>
             </w:r>
           </w:p>
         </w:tc>
@@ -3349,7 +3349,7 @@
                 <w:sz w:val="18"/>
                 <w:szCs w:val="18"/>
               </w:rPr>
-              <w:t xml:space="preserve">ISS-036: causa e tramite per Google News. Prova t37.sql. ISS-036: tramite bloccato da Google, siti ambientali. ISS-036: tramite bloccato da Google, siti ambientali.</w:t>
+              <w:t xml:space="preserve">ISS-037: backup dal Mac.</w:t>
             </w:r>
           </w:p>
         </w:tc>
@@ -3419,7 +3419,7 @@
                 <w:sz w:val="18"/>
                 <w:szCs w:val="18"/>
               </w:rPr>
-              <w:t xml:space="preserve">1.5</w:t>
+              <w:t xml:space="preserve">1.6</w:t>
             </w:r>
           </w:p>
         </w:tc>
@@ -3483,7 +3483,7 @@
                 <w:sz w:val="18"/>
                 <w:szCs w:val="18"/>
               </w:rPr>
-              <w:t xml:space="preserve">ISS-036: canali News da Google a Bing.</w:t>
+              <w:t xml:space="preserve">ISS-036: causa e tramite per Google News. Prova t37.sql. ISS-036: tramite bloccato da Google, siti ambientali. ISS-036: tramite bloccato da Google, siti ambientali.</w:t>
             </w:r>
           </w:p>
         </w:tc>
@@ -3553,7 +3553,7 @@
                 <w:sz w:val="18"/>
                 <w:szCs w:val="18"/>
               </w:rPr>
-              <w:t xml:space="preserve">1.4</w:t>
+              <w:t xml:space="preserve">1.5</w:t>
             </w:r>
           </w:p>
         </w:tc>
@@ -3619,7 +3619,7 @@
                 <w:sz w:val="18"/>
                 <w:szCs w:val="18"/>
               </w:rPr>
-              <w:t xml:space="preserve">Nuove prove notizie.test.mjs e t36.sql.</w:t>
+              <w:t xml:space="preserve">ISS-036: canali News da Google a Bing.</w:t>
             </w:r>
           </w:p>
         </w:tc>
@@ -3689,7 +3689,7 @@
                 <w:sz w:val="18"/>
                 <w:szCs w:val="18"/>
               </w:rPr>
-              <w:t xml:space="preserve">1.3</w:t>
+              <w:t xml:space="preserve">1.4</w:t>
             </w:r>
           </w:p>
         </w:tc>
@@ -3753,7 +3753,7 @@
                 <w:sz w:val="18"/>
                 <w:szCs w:val="18"/>
               </w:rPr>
-              <w:t xml:space="preserve">ISS-035: PDF ed Excel della simulazione con tutti i dati e i grafici.</w:t>
+              <w:t xml:space="preserve">Nuove prove notizie.test.mjs e t36.sql.</w:t>
             </w:r>
           </w:p>
         </w:tc>
@@ -3823,7 +3823,7 @@
                 <w:sz w:val="18"/>
                 <w:szCs w:val="18"/>
               </w:rPr>
-              <w:t xml:space="preserve">1.2</w:t>
+              <w:t xml:space="preserve">1.3</w:t>
             </w:r>
           </w:p>
         </w:tc>
@@ -3889,7 +3889,7 @@
                 <w:sz w:val="18"/>
                 <w:szCs w:val="18"/>
               </w:rPr>
-              <w:t xml:space="preserve">Nuova serie di prove dell'assistente.</w:t>
+              <w:t xml:space="preserve">ISS-035: PDF ed Excel della simulazione con tutti i dati e i grafici.</w:t>
             </w:r>
           </w:p>
         </w:tc>
@@ -3959,7 +3959,7 @@
                 <w:sz w:val="18"/>
                 <w:szCs w:val="18"/>
               </w:rPr>
-              <w:t xml:space="preserve">1.1</w:t>
+              <w:t xml:space="preserve">1.2</w:t>
             </w:r>
           </w:p>
         </w:tc>
@@ -4023,7 +4023,7 @@
                 <w:sz w:val="18"/>
                 <w:szCs w:val="18"/>
               </w:rPr>
-              <w:t xml:space="preserve">R08 corretto e da ritestare; prova di ripristino da backup.</w:t>
+              <w:t xml:space="preserve">Nuova serie di prove dell'assistente.</w:t>
             </w:r>
           </w:p>
         </w:tc>
@@ -4093,6 +4093,142 @@
                 <w:sz w:val="18"/>
                 <w:szCs w:val="18"/>
               </w:rPr>
+              <w:t xml:space="preserve">1.1</w:t>
+            </w:r>
+          </w:p>
+        </w:tc>
+        <w:tc>
+          <w:tcPr>
+            <w:tcW w:type="dxa" w:w="1300"/>
+            <w:tcBorders>
+              <w:top w:val="single" w:color="D9D4C5" w:sz="4"/>
+              <w:left w:val="single" w:color="D9D4C5" w:sz="4"/>
+              <w:bottom w:val="single" w:color="D9D4C5" w:sz="4"/>
+              <w:right w:val="single" w:color="D9D4C5" w:sz="4"/>
+            </w:tcBorders>
+            <w:shd w:fill="F6F4EE" w:color="auto" w:val="clear"/>
+            <w:tcMar>
+              <w:top w:type="dxa" w:w="70"/>
+              <w:left w:type="dxa" w:w="110"/>
+              <w:bottom w:type="dxa" w:w="70"/>
+              <w:right w:type="dxa" w:w="110"/>
+            </w:tcMar>
+            <w:vAlign w:val="center"/>
+          </w:tcPr>
+          <w:p>
+            <w:pPr>
+              <w:spacing w:after="0" w:before="0"/>
+            </w:pPr>
+            <w:r>
+              <w:rPr>
+                <w:rFonts w:ascii="Arial" w:cs="Arial" w:eastAsia="Arial" w:hAnsi="Arial"/>
+                <w:color w:val="1B2118"/>
+                <w:sz w:val="18"/>
+                <w:szCs w:val="18"/>
+              </w:rPr>
+              <w:t xml:space="preserve">21/10/2026</w:t>
+            </w:r>
+          </w:p>
+        </w:tc>
+        <w:tc>
+          <w:tcPr>
+            <w:tcW w:type="dxa" w:w="5538"/>
+            <w:tcBorders>
+              <w:top w:val="single" w:color="D9D4C5" w:sz="4"/>
+              <w:left w:val="single" w:color="D9D4C5" w:sz="4"/>
+              <w:bottom w:val="single" w:color="D9D4C5" w:sz="4"/>
+              <w:right w:val="single" w:color="D9D4C5" w:sz="4"/>
+            </w:tcBorders>
+            <w:shd w:fill="F6F4EE" w:color="auto" w:val="clear"/>
+            <w:tcMar>
+              <w:top w:type="dxa" w:w="70"/>
+              <w:left w:type="dxa" w:w="110"/>
+              <w:bottom w:type="dxa" w:w="70"/>
+              <w:right w:type="dxa" w:w="110"/>
+            </w:tcMar>
+            <w:vAlign w:val="center"/>
+          </w:tcPr>
+          <w:p>
+            <w:pPr>
+              <w:spacing w:after="0" w:before="0"/>
+            </w:pPr>
+            <w:r>
+              <w:rPr>
+                <w:rFonts w:ascii="Arial" w:cs="Arial" w:eastAsia="Arial" w:hAnsi="Arial"/>
+                <w:color w:val="1B2118"/>
+                <w:sz w:val="18"/>
+                <w:szCs w:val="18"/>
+              </w:rPr>
+              <w:t xml:space="preserve">R08 corretto e da ritestare; prova di ripristino da backup.</w:t>
+            </w:r>
+          </w:p>
+        </w:tc>
+        <w:tc>
+          <w:tcPr>
+            <w:tcW w:type="dxa" w:w="2000"/>
+            <w:tcBorders>
+              <w:top w:val="single" w:color="D9D4C5" w:sz="4"/>
+              <w:left w:val="single" w:color="D9D4C5" w:sz="4"/>
+              <w:bottom w:val="single" w:color="D9D4C5" w:sz="4"/>
+              <w:right w:val="single" w:color="D9D4C5" w:sz="4"/>
+            </w:tcBorders>
+            <w:shd w:fill="F6F4EE" w:color="auto" w:val="clear"/>
+            <w:tcMar>
+              <w:top w:type="dxa" w:w="70"/>
+              <w:left w:type="dxa" w:w="110"/>
+              <w:bottom w:type="dxa" w:w="70"/>
+              <w:right w:type="dxa" w:w="110"/>
+            </w:tcMar>
+            <w:vAlign w:val="center"/>
+          </w:tcPr>
+          <w:p>
+            <w:pPr>
+              <w:spacing w:after="0" w:before="0"/>
+            </w:pPr>
+            <w:r>
+              <w:rPr>
+                <w:rFonts w:ascii="Arial" w:cs="Arial" w:eastAsia="Arial" w:hAnsi="Arial"/>
+                <w:color w:val="1B2118"/>
+                <w:sz w:val="18"/>
+                <w:szCs w:val="18"/>
+              </w:rPr>
+              <w:t xml:space="preserve">Fondazione Operate</w:t>
+            </w:r>
+          </w:p>
+        </w:tc>
+      </w:tr>
+      <w:tr>
+        <w:trPr>
+          <w:cantSplit/>
+        </w:trPr>
+        <w:tc>
+          <w:tcPr>
+            <w:tcW w:type="dxa" w:w="800"/>
+            <w:tcBorders>
+              <w:top w:val="single" w:color="D9D4C5" w:sz="4"/>
+              <w:left w:val="single" w:color="D9D4C5" w:sz="4"/>
+              <w:bottom w:val="single" w:color="D9D4C5" w:sz="4"/>
+              <w:right w:val="single" w:color="D9D4C5" w:sz="4"/>
+            </w:tcBorders>
+            <w:tcMar>
+              <w:top w:type="dxa" w:w="70"/>
+              <w:left w:type="dxa" w:w="110"/>
+              <w:bottom w:type="dxa" w:w="70"/>
+              <w:right w:type="dxa" w:w="110"/>
+            </w:tcMar>
+            <w:vAlign w:val="center"/>
+          </w:tcPr>
+          <w:p>
+            <w:pPr>
+              <w:spacing w:after="0" w:before="0"/>
+            </w:pPr>
+            <w:r>
+              <w:rPr>
+                <w:rFonts w:ascii="Arial" w:cs="Arial" w:eastAsia="Arial" w:hAnsi="Arial"/>
+                <w:color w:val="1B2118"/>
+                <w:sz w:val="18"/>
+                <w:szCs w:val="18"/>
+              </w:rPr>
               <w:t xml:space="preserve">1.0</w:t>
             </w:r>
           </w:p>
@@ -4106,7 +4242,6 @@
               <w:bottom w:val="single" w:color="D9D4C5" w:sz="4"/>
               <w:right w:val="single" w:color="D9D4C5" w:sz="4"/>
             </w:tcBorders>
-            <w:shd w:fill="F6F4EE" w:color="auto" w:val="clear"/>
             <w:tcMar>
               <w:top w:type="dxa" w:w="70"/>
               <w:left w:type="dxa" w:w="110"/>
@@ -4139,7 +4274,6 @@
               <w:bottom w:val="single" w:color="D9D4C5" w:sz="4"/>
               <w:right w:val="single" w:color="D9D4C5" w:sz="4"/>
             </w:tcBorders>
-            <w:shd w:fill="F6F4EE" w:color="auto" w:val="clear"/>
             <w:tcMar>
               <w:top w:type="dxa" w:w="70"/>
               <w:left w:type="dxa" w:w="110"/>
@@ -4172,7 +4306,6 @@
               <w:bottom w:val="single" w:color="D9D4C5" w:sz="4"/>
               <w:right w:val="single" w:color="D9D4C5" w:sz="4"/>
             </w:tcBorders>
-            <w:shd w:fill="F6F4EE" w:color="auto" w:val="clear"/>
             <w:tcMar>
               <w:top w:type="dxa" w:w="70"/>
               <w:left w:type="dxa" w:w="110"/>
@@ -4214,7 +4347,7 @@
           <w:sz w:val="20"/>
           <w:szCs w:val="20"/>
         </w:rPr>
-        <w:t xml:space="preserve">Fotografia del registro alla revisione 1.25 del 26/10/2026. Il registro si aggiorna a ogni variazione (segnalazione, correzione, ritest, rilascio); la versione corrente si scarica dall'area Documentazione del portale (solo Amministratori).</w:t>
+        <w:t xml:space="preserve">Fotografia del registro alla revisione 1.26 del 26/10/2026. Il registro si aggiorna a ogni variazione (segnalazione, correzione, ritest, rilascio); la versione corrente si scarica dall'area Documentazione del portale (solo Amministratori).</w:t>
       </w:r>
     </w:p>
     <w:p>
@@ -4285,7 +4418,7 @@
             <w:sz w:val="22"/>
             <w:szCs w:val="22"/>
           </w:rPr>
-          <w:t xml:space="preserve">2.  Riepilogo al 26/10/2026 (ore 08:00)</w:t>
+          <w:t xml:space="preserve">2.  Riepilogo al 26/10/2026 (ore 10:30)</w:t>
         </w:r>
         <w:r>
           <w:rPr>
@@ -5315,7 +5448,7 @@
           <w:sz w:val="34"/>
           <w:szCs w:val="34"/>
         </w:rPr>
-        <w:t xml:space="preserve">2. Riepilogo al 26/10/2026 (ore 08:00)</w:t>
+        <w:t xml:space="preserve">2. Riepilogo al 26/10/2026 (ore 10:30)</w:t>
       </w:r>
       <w:bookmarkEnd w:id="1"/>
     </w:p>
@@ -5511,7 +5644,7 @@
                 <w:sz w:val="18"/>
                 <w:szCs w:val="18"/>
               </w:rPr>
-              <w:t xml:space="preserve">33</w:t>
+              <w:t xml:space="preserve">34</w:t>
             </w:r>
           </w:p>
         </w:tc>
@@ -5543,7 +5676,7 @@
                 <w:sz w:val="18"/>
                 <w:szCs w:val="18"/>
               </w:rPr>
-              <w:t xml:space="preserve">ISS-001 … ISS-034 tranne ISS-012 e ISS-020; ISS-036</w:t>
+              <w:t xml:space="preserve">ISS-001 … ISS-034 tranne ISS-012 e ISS-020; ISS-036; ISS-041</w:t>
             </w:r>
           </w:p>
         </w:tc>
@@ -6030,10 +6163,10 @@
       </w:tblPr>
       <w:tblGrid>
         <w:gridCol w:w="838"/>
-        <w:gridCol w:w="1922"/>
+        <w:gridCol w:w="1920"/>
         <w:gridCol w:w="2375"/>
         <w:gridCol w:w="2129"/>
-        <w:gridCol w:w="2374"/>
+        <w:gridCol w:w="2376"/>
       </w:tblGrid>
       <w:tr>
         <w:trPr>
@@ -6076,7 +6209,7 @@
         </w:tc>
         <w:tc>
           <w:tcPr>
-            <w:tcW w:type="dxa" w:w="1922"/>
+            <w:tcW w:type="dxa" w:w="1920"/>
             <w:tcBorders>
               <w:top w:val="single" w:color="D9D4C5" w:sz="4"/>
               <w:left w:val="single" w:color="D9D4C5" w:sz="4"/>
@@ -6181,7 +6314,7 @@
         </w:tc>
         <w:tc>
           <w:tcPr>
-            <w:tcW w:type="dxa" w:w="2374"/>
+            <w:tcW w:type="dxa" w:w="2376"/>
             <w:tcBorders>
               <w:top w:val="single" w:color="D9D4C5" w:sz="4"/>
               <w:left w:val="single" w:color="D9D4C5" w:sz="4"/>
@@ -6253,7 +6386,7 @@
         </w:tc>
         <w:tc>
           <w:tcPr>
-            <w:tcW w:type="dxa" w:w="1922"/>
+            <w:tcW w:type="dxa" w:w="1920"/>
             <w:tcBorders>
               <w:top w:val="single" w:color="D9D4C5" w:sz="4"/>
               <w:left w:val="single" w:color="D9D4C5" w:sz="4"/>
@@ -6360,7 +6493,7 @@
         </w:tc>
         <w:tc>
           <w:tcPr>
-            <w:tcW w:type="dxa" w:w="2374"/>
+            <w:tcW w:type="dxa" w:w="2376"/>
             <w:tcBorders>
               <w:top w:val="single" w:color="D9D4C5" w:sz="4"/>
               <w:left w:val="single" w:color="D9D4C5" w:sz="4"/>
@@ -6466,7 +6599,7 @@
         </w:tc>
         <w:tc>
           <w:tcPr>
-            <w:tcW w:type="dxa" w:w="1922"/>
+            <w:tcW w:type="dxa" w:w="1920"/>
             <w:tcBorders>
               <w:top w:val="single" w:color="D9D4C5" w:sz="4"/>
               <w:left w:val="single" w:color="D9D4C5" w:sz="4"/>
@@ -6576,7 +6709,7 @@
         </w:tc>
         <w:tc>
           <w:tcPr>
-            <w:tcW w:type="dxa" w:w="2374"/>
+            <w:tcW w:type="dxa" w:w="2376"/>
             <w:tcBorders>
               <w:top w:val="single" w:color="D9D4C5" w:sz="4"/>
               <w:left w:val="single" w:color="D9D4C5" w:sz="4"/>
@@ -6673,7 +6806,7 @@
         </w:tc>
         <w:tc>
           <w:tcPr>
-            <w:tcW w:type="dxa" w:w="1922"/>
+            <w:tcW w:type="dxa" w:w="1920"/>
             <w:tcBorders>
               <w:top w:val="single" w:color="D9D4C5" w:sz="4"/>
               <w:left w:val="single" w:color="D9D4C5" w:sz="4"/>
@@ -6780,7 +6913,7 @@
         </w:tc>
         <w:tc>
           <w:tcPr>
-            <w:tcW w:type="dxa" w:w="2374"/>
+            <w:tcW w:type="dxa" w:w="2376"/>
             <w:tcBorders>
               <w:top w:val="single" w:color="D9D4C5" w:sz="4"/>
               <w:left w:val="single" w:color="D9D4C5" w:sz="4"/>
@@ -6895,7 +7028,7 @@
         </w:tc>
         <w:tc>
           <w:tcPr>
-            <w:tcW w:type="dxa" w:w="1922"/>
+            <w:tcW w:type="dxa" w:w="1920"/>
             <w:tcBorders>
               <w:top w:val="single" w:color="D9D4C5" w:sz="4"/>
               <w:left w:val="single" w:color="D9D4C5" w:sz="4"/>
@@ -7005,7 +7138,7 @@
         </w:tc>
         <w:tc>
           <w:tcPr>
-            <w:tcW w:type="dxa" w:w="2374"/>
+            <w:tcW w:type="dxa" w:w="2376"/>
             <w:tcBorders>
               <w:top w:val="single" w:color="D9D4C5" w:sz="4"/>
               <w:left w:val="single" w:color="D9D4C5" w:sz="4"/>
@@ -7093,7 +7226,7 @@
         </w:tc>
         <w:tc>
           <w:tcPr>
-            <w:tcW w:type="dxa" w:w="1922"/>
+            <w:tcW w:type="dxa" w:w="1920"/>
             <w:tcBorders>
               <w:top w:val="single" w:color="D9D4C5" w:sz="4"/>
               <w:left w:val="single" w:color="D9D4C5" w:sz="4"/>
@@ -7200,7 +7333,7 @@
         </w:tc>
         <w:tc>
           <w:tcPr>
-            <w:tcW w:type="dxa" w:w="2374"/>
+            <w:tcW w:type="dxa" w:w="2376"/>
             <w:tcBorders>
               <w:top w:val="single" w:color="D9D4C5" w:sz="4"/>
               <w:left w:val="single" w:color="D9D4C5" w:sz="4"/>
@@ -7288,7 +7421,7 @@
         </w:tc>
         <w:tc>
           <w:tcPr>
-            <w:tcW w:type="dxa" w:w="1922"/>
+            <w:tcW w:type="dxa" w:w="1920"/>
             <w:tcBorders>
               <w:top w:val="single" w:color="D9D4C5" w:sz="4"/>
               <w:left w:val="single" w:color="D9D4C5" w:sz="4"/>
@@ -7398,7 +7531,7 @@
         </w:tc>
         <w:tc>
           <w:tcPr>
-            <w:tcW w:type="dxa" w:w="2374"/>
+            <w:tcW w:type="dxa" w:w="2376"/>
             <w:tcBorders>
               <w:top w:val="single" w:color="D9D4C5" w:sz="4"/>
               <w:left w:val="single" w:color="D9D4C5" w:sz="4"/>
@@ -7486,7 +7619,7 @@
         </w:tc>
         <w:tc>
           <w:tcPr>
-            <w:tcW w:type="dxa" w:w="1922"/>
+            <w:tcW w:type="dxa" w:w="1920"/>
             <w:tcBorders>
               <w:top w:val="single" w:color="D9D4C5" w:sz="4"/>
               <w:left w:val="single" w:color="D9D4C5" w:sz="4"/>
@@ -7611,7 +7744,7 @@
         </w:tc>
         <w:tc>
           <w:tcPr>
-            <w:tcW w:type="dxa" w:w="2374"/>
+            <w:tcW w:type="dxa" w:w="2376"/>
             <w:tcBorders>
               <w:top w:val="single" w:color="D9D4C5" w:sz="4"/>
               <w:left w:val="single" w:color="D9D4C5" w:sz="4"/>
@@ -7699,7 +7832,7 @@
         </w:tc>
         <w:tc>
           <w:tcPr>
-            <w:tcW w:type="dxa" w:w="1922"/>
+            <w:tcW w:type="dxa" w:w="1920"/>
             <w:tcBorders>
               <w:top w:val="single" w:color="D9D4C5" w:sz="4"/>
               <w:left w:val="single" w:color="D9D4C5" w:sz="4"/>
@@ -7809,7 +7942,7 @@
         </w:tc>
         <w:tc>
           <w:tcPr>
-            <w:tcW w:type="dxa" w:w="2374"/>
+            <w:tcW w:type="dxa" w:w="2376"/>
             <w:tcBorders>
               <w:top w:val="single" w:color="D9D4C5" w:sz="4"/>
               <w:left w:val="single" w:color="D9D4C5" w:sz="4"/>
@@ -7897,7 +8030,7 @@
         </w:tc>
         <w:tc>
           <w:tcPr>
-            <w:tcW w:type="dxa" w:w="1922"/>
+            <w:tcW w:type="dxa" w:w="1920"/>
             <w:tcBorders>
               <w:top w:val="single" w:color="D9D4C5" w:sz="4"/>
               <w:left w:val="single" w:color="D9D4C5" w:sz="4"/>
@@ -8004,7 +8137,7 @@
         </w:tc>
         <w:tc>
           <w:tcPr>
-            <w:tcW w:type="dxa" w:w="2374"/>
+            <w:tcW w:type="dxa" w:w="2376"/>
             <w:tcBorders>
               <w:top w:val="single" w:color="D9D4C5" w:sz="4"/>
               <w:left w:val="single" w:color="D9D4C5" w:sz="4"/>
@@ -8110,7 +8243,7 @@
         </w:tc>
         <w:tc>
           <w:tcPr>
-            <w:tcW w:type="dxa" w:w="1922"/>
+            <w:tcW w:type="dxa" w:w="1920"/>
             <w:tcBorders>
               <w:top w:val="single" w:color="D9D4C5" w:sz="4"/>
               <w:left w:val="single" w:color="D9D4C5" w:sz="4"/>
@@ -8220,7 +8353,7 @@
         </w:tc>
         <w:tc>
           <w:tcPr>
-            <w:tcW w:type="dxa" w:w="2374"/>
+            <w:tcW w:type="dxa" w:w="2376"/>
             <w:tcBorders>
               <w:top w:val="single" w:color="D9D4C5" w:sz="4"/>
               <w:left w:val="single" w:color="D9D4C5" w:sz="4"/>
@@ -8308,7 +8441,7 @@
         </w:tc>
         <w:tc>
           <w:tcPr>
-            <w:tcW w:type="dxa" w:w="1922"/>
+            <w:tcW w:type="dxa" w:w="1920"/>
             <w:tcBorders>
               <w:top w:val="single" w:color="D9D4C5" w:sz="4"/>
               <w:left w:val="single" w:color="D9D4C5" w:sz="4"/>
@@ -8415,7 +8548,7 @@
         </w:tc>
         <w:tc>
           <w:tcPr>
-            <w:tcW w:type="dxa" w:w="2374"/>
+            <w:tcW w:type="dxa" w:w="2376"/>
             <w:tcBorders>
               <w:top w:val="single" w:color="D9D4C5" w:sz="4"/>
               <w:left w:val="single" w:color="D9D4C5" w:sz="4"/>
@@ -8503,7 +8636,7 @@
         </w:tc>
         <w:tc>
           <w:tcPr>
-            <w:tcW w:type="dxa" w:w="1922"/>
+            <w:tcW w:type="dxa" w:w="1920"/>
             <w:tcBorders>
               <w:top w:val="single" w:color="D9D4C5" w:sz="4"/>
               <w:left w:val="single" w:color="D9D4C5" w:sz="4"/>
@@ -8613,7 +8746,7 @@
         </w:tc>
         <w:tc>
           <w:tcPr>
-            <w:tcW w:type="dxa" w:w="2374"/>
+            <w:tcW w:type="dxa" w:w="2376"/>
             <w:tcBorders>
               <w:top w:val="single" w:color="D9D4C5" w:sz="4"/>
               <w:left w:val="single" w:color="D9D4C5" w:sz="4"/>
@@ -8701,7 +8834,7 @@
         </w:tc>
         <w:tc>
           <w:tcPr>
-            <w:tcW w:type="dxa" w:w="1922"/>
+            <w:tcW w:type="dxa" w:w="1920"/>
             <w:tcBorders>
               <w:top w:val="single" w:color="D9D4C5" w:sz="4"/>
               <w:left w:val="single" w:color="D9D4C5" w:sz="4"/>
@@ -8808,7 +8941,7 @@
         </w:tc>
         <w:tc>
           <w:tcPr>
-            <w:tcW w:type="dxa" w:w="2374"/>
+            <w:tcW w:type="dxa" w:w="2376"/>
             <w:tcBorders>
               <w:top w:val="single" w:color="D9D4C5" w:sz="4"/>
               <w:left w:val="single" w:color="D9D4C5" w:sz="4"/>
@@ -8896,7 +9029,7 @@
         </w:tc>
         <w:tc>
           <w:tcPr>
-            <w:tcW w:type="dxa" w:w="1922"/>
+            <w:tcW w:type="dxa" w:w="1920"/>
             <w:tcBorders>
               <w:top w:val="single" w:color="D9D4C5" w:sz="4"/>
               <w:left w:val="single" w:color="D9D4C5" w:sz="4"/>
@@ -9006,7 +9139,7 @@
         </w:tc>
         <w:tc>
           <w:tcPr>
-            <w:tcW w:type="dxa" w:w="2374"/>
+            <w:tcW w:type="dxa" w:w="2376"/>
             <w:tcBorders>
               <w:top w:val="single" w:color="D9D4C5" w:sz="4"/>
               <w:left w:val="single" w:color="D9D4C5" w:sz="4"/>
@@ -9094,7 +9227,7 @@
         </w:tc>
         <w:tc>
           <w:tcPr>
-            <w:tcW w:type="dxa" w:w="1922"/>
+            <w:tcW w:type="dxa" w:w="1920"/>
             <w:tcBorders>
               <w:top w:val="single" w:color="D9D4C5" w:sz="4"/>
               <w:left w:val="single" w:color="D9D4C5" w:sz="4"/>
@@ -9201,7 +9334,7 @@
         </w:tc>
         <w:tc>
           <w:tcPr>
-            <w:tcW w:type="dxa" w:w="2374"/>
+            <w:tcW w:type="dxa" w:w="2376"/>
             <w:tcBorders>
               <w:top w:val="single" w:color="D9D4C5" w:sz="4"/>
               <w:left w:val="single" w:color="D9D4C5" w:sz="4"/>
@@ -9289,7 +9422,7 @@
         </w:tc>
         <w:tc>
           <w:tcPr>
-            <w:tcW w:type="dxa" w:w="1922"/>
+            <w:tcW w:type="dxa" w:w="1920"/>
             <w:tcBorders>
               <w:top w:val="single" w:color="D9D4C5" w:sz="4"/>
               <w:left w:val="single" w:color="D9D4C5" w:sz="4"/>
@@ -9399,7 +9532,7 @@
         </w:tc>
         <w:tc>
           <w:tcPr>
-            <w:tcW w:type="dxa" w:w="2374"/>
+            <w:tcW w:type="dxa" w:w="2376"/>
             <w:tcBorders>
               <w:top w:val="single" w:color="D9D4C5" w:sz="4"/>
               <w:left w:val="single" w:color="D9D4C5" w:sz="4"/>
@@ -9487,7 +9620,7 @@
         </w:tc>
         <w:tc>
           <w:tcPr>
-            <w:tcW w:type="dxa" w:w="1922"/>
+            <w:tcW w:type="dxa" w:w="1920"/>
             <w:tcBorders>
               <w:top w:val="single" w:color="D9D4C5" w:sz="4"/>
               <w:left w:val="single" w:color="D9D4C5" w:sz="4"/>
@@ -9594,7 +9727,7 @@
         </w:tc>
         <w:tc>
           <w:tcPr>
-            <w:tcW w:type="dxa" w:w="2374"/>
+            <w:tcW w:type="dxa" w:w="2376"/>
             <w:tcBorders>
               <w:top w:val="single" w:color="D9D4C5" w:sz="4"/>
               <w:left w:val="single" w:color="D9D4C5" w:sz="4"/>
@@ -9682,7 +9815,7 @@
         </w:tc>
         <w:tc>
           <w:tcPr>
-            <w:tcW w:type="dxa" w:w="1922"/>
+            <w:tcW w:type="dxa" w:w="1920"/>
             <w:tcBorders>
               <w:top w:val="single" w:color="D9D4C5" w:sz="4"/>
               <w:left w:val="single" w:color="D9D4C5" w:sz="4"/>
@@ -9792,7 +9925,7 @@
         </w:tc>
         <w:tc>
           <w:tcPr>
-            <w:tcW w:type="dxa" w:w="2374"/>
+            <w:tcW w:type="dxa" w:w="2376"/>
             <w:tcBorders>
               <w:top w:val="single" w:color="D9D4C5" w:sz="4"/>
               <w:left w:val="single" w:color="D9D4C5" w:sz="4"/>
@@ -9880,7 +10013,7 @@
         </w:tc>
         <w:tc>
           <w:tcPr>
-            <w:tcW w:type="dxa" w:w="1922"/>
+            <w:tcW w:type="dxa" w:w="1920"/>
             <w:tcBorders>
               <w:top w:val="single" w:color="D9D4C5" w:sz="4"/>
               <w:left w:val="single" w:color="D9D4C5" w:sz="4"/>
@@ -9987,7 +10120,7 @@
         </w:tc>
         <w:tc>
           <w:tcPr>
-            <w:tcW w:type="dxa" w:w="2374"/>
+            <w:tcW w:type="dxa" w:w="2376"/>
             <w:tcBorders>
               <w:top w:val="single" w:color="D9D4C5" w:sz="4"/>
               <w:left w:val="single" w:color="D9D4C5" w:sz="4"/>
@@ -10075,7 +10208,7 @@
         </w:tc>
         <w:tc>
           <w:tcPr>
-            <w:tcW w:type="dxa" w:w="1922"/>
+            <w:tcW w:type="dxa" w:w="1920"/>
             <w:tcBorders>
               <w:top w:val="single" w:color="D9D4C5" w:sz="4"/>
               <w:left w:val="single" w:color="D9D4C5" w:sz="4"/>
@@ -10185,7 +10318,7 @@
         </w:tc>
         <w:tc>
           <w:tcPr>
-            <w:tcW w:type="dxa" w:w="2374"/>
+            <w:tcW w:type="dxa" w:w="2376"/>
             <w:tcBorders>
               <w:top w:val="single" w:color="D9D4C5" w:sz="4"/>
               <w:left w:val="single" w:color="D9D4C5" w:sz="4"/>
@@ -10255,7 +10388,7 @@
         </w:tc>
         <w:tc>
           <w:tcPr>
-            <w:tcW w:type="dxa" w:w="1922"/>
+            <w:tcW w:type="dxa" w:w="1920"/>
             <w:tcBorders>
               <w:top w:val="single" w:color="D9D4C5" w:sz="4"/>
               <w:left w:val="single" w:color="D9D4C5" w:sz="4"/>
@@ -10362,7 +10495,7 @@
         </w:tc>
         <w:tc>
           <w:tcPr>
-            <w:tcW w:type="dxa" w:w="2374"/>
+            <w:tcW w:type="dxa" w:w="2376"/>
             <w:tcBorders>
               <w:top w:val="single" w:color="D9D4C5" w:sz="4"/>
               <w:left w:val="single" w:color="D9D4C5" w:sz="4"/>
@@ -10450,7 +10583,7 @@
         </w:tc>
         <w:tc>
           <w:tcPr>
-            <w:tcW w:type="dxa" w:w="1922"/>
+            <w:tcW w:type="dxa" w:w="1920"/>
             <w:tcBorders>
               <w:top w:val="single" w:color="D9D4C5" w:sz="4"/>
               <w:left w:val="single" w:color="D9D4C5" w:sz="4"/>
@@ -10560,7 +10693,7 @@
         </w:tc>
         <w:tc>
           <w:tcPr>
-            <w:tcW w:type="dxa" w:w="2374"/>
+            <w:tcW w:type="dxa" w:w="2376"/>
             <w:tcBorders>
               <w:top w:val="single" w:color="D9D4C5" w:sz="4"/>
               <w:left w:val="single" w:color="D9D4C5" w:sz="4"/>
@@ -10648,7 +10781,7 @@
         </w:tc>
         <w:tc>
           <w:tcPr>
-            <w:tcW w:type="dxa" w:w="1922"/>
+            <w:tcW w:type="dxa" w:w="1920"/>
             <w:tcBorders>
               <w:top w:val="single" w:color="D9D4C5" w:sz="4"/>
               <w:left w:val="single" w:color="D9D4C5" w:sz="4"/>
@@ -10755,7 +10888,7 @@
         </w:tc>
         <w:tc>
           <w:tcPr>
-            <w:tcW w:type="dxa" w:w="2374"/>
+            <w:tcW w:type="dxa" w:w="2376"/>
             <w:tcBorders>
               <w:top w:val="single" w:color="D9D4C5" w:sz="4"/>
               <w:left w:val="single" w:color="D9D4C5" w:sz="4"/>
@@ -10843,7 +10976,7 @@
         </w:tc>
         <w:tc>
           <w:tcPr>
-            <w:tcW w:type="dxa" w:w="1922"/>
+            <w:tcW w:type="dxa" w:w="1920"/>
             <w:tcBorders>
               <w:top w:val="single" w:color="D9D4C5" w:sz="4"/>
               <w:left w:val="single" w:color="D9D4C5" w:sz="4"/>
@@ -10953,7 +11086,7 @@
         </w:tc>
         <w:tc>
           <w:tcPr>
-            <w:tcW w:type="dxa" w:w="2374"/>
+            <w:tcW w:type="dxa" w:w="2376"/>
             <w:tcBorders>
               <w:top w:val="single" w:color="D9D4C5" w:sz="4"/>
               <w:left w:val="single" w:color="D9D4C5" w:sz="4"/>
@@ -11041,7 +11174,7 @@
         </w:tc>
         <w:tc>
           <w:tcPr>
-            <w:tcW w:type="dxa" w:w="1922"/>
+            <w:tcW w:type="dxa" w:w="1920"/>
             <w:tcBorders>
               <w:top w:val="single" w:color="D9D4C5" w:sz="4"/>
               <w:left w:val="single" w:color="D9D4C5" w:sz="4"/>
@@ -11148,7 +11281,7 @@
         </w:tc>
         <w:tc>
           <w:tcPr>
-            <w:tcW w:type="dxa" w:w="2374"/>
+            <w:tcW w:type="dxa" w:w="2376"/>
             <w:tcBorders>
               <w:top w:val="single" w:color="D9D4C5" w:sz="4"/>
               <w:left w:val="single" w:color="D9D4C5" w:sz="4"/>
@@ -11236,7 +11369,7 @@
         </w:tc>
         <w:tc>
           <w:tcPr>
-            <w:tcW w:type="dxa" w:w="1922"/>
+            <w:tcW w:type="dxa" w:w="1920"/>
             <w:tcBorders>
               <w:top w:val="single" w:color="D9D4C5" w:sz="4"/>
               <w:left w:val="single" w:color="D9D4C5" w:sz="4"/>
@@ -11346,7 +11479,7 @@
         </w:tc>
         <w:tc>
           <w:tcPr>
-            <w:tcW w:type="dxa" w:w="2374"/>
+            <w:tcW w:type="dxa" w:w="2376"/>
             <w:tcBorders>
               <w:top w:val="single" w:color="D9D4C5" w:sz="4"/>
               <w:left w:val="single" w:color="D9D4C5" w:sz="4"/>
@@ -11434,7 +11567,7 @@
         </w:tc>
         <w:tc>
           <w:tcPr>
-            <w:tcW w:type="dxa" w:w="1922"/>
+            <w:tcW w:type="dxa" w:w="1920"/>
             <w:tcBorders>
               <w:top w:val="single" w:color="D9D4C5" w:sz="4"/>
               <w:left w:val="single" w:color="D9D4C5" w:sz="4"/>
@@ -11541,7 +11674,7 @@
         </w:tc>
         <w:tc>
           <w:tcPr>
-            <w:tcW w:type="dxa" w:w="2374"/>
+            <w:tcW w:type="dxa" w:w="2376"/>
             <w:tcBorders>
               <w:top w:val="single" w:color="D9D4C5" w:sz="4"/>
               <w:left w:val="single" w:color="D9D4C5" w:sz="4"/>
@@ -11629,7 +11762,7 @@
         </w:tc>
         <w:tc>
           <w:tcPr>
-            <w:tcW w:type="dxa" w:w="1922"/>
+            <w:tcW w:type="dxa" w:w="1920"/>
             <w:tcBorders>
               <w:top w:val="single" w:color="D9D4C5" w:sz="4"/>
               <w:left w:val="single" w:color="D9D4C5" w:sz="4"/>
@@ -11775,7 +11908,7 @@
         </w:tc>
         <w:tc>
           <w:tcPr>
-            <w:tcW w:type="dxa" w:w="2374"/>
+            <w:tcW w:type="dxa" w:w="2376"/>
             <w:tcBorders>
               <w:top w:val="single" w:color="D9D4C5" w:sz="4"/>
               <w:left w:val="single" w:color="D9D4C5" w:sz="4"/>
@@ -11863,7 +11996,7 @@
         </w:tc>
         <w:tc>
           <w:tcPr>
-            <w:tcW w:type="dxa" w:w="1922"/>
+            <w:tcW w:type="dxa" w:w="1920"/>
             <w:tcBorders>
               <w:top w:val="single" w:color="D9D4C5" w:sz="4"/>
               <w:left w:val="single" w:color="D9D4C5" w:sz="4"/>
@@ -11970,7 +12103,7 @@
         </w:tc>
         <w:tc>
           <w:tcPr>
-            <w:tcW w:type="dxa" w:w="2374"/>
+            <w:tcW w:type="dxa" w:w="2376"/>
             <w:tcBorders>
               <w:top w:val="single" w:color="D9D4C5" w:sz="4"/>
               <w:left w:val="single" w:color="D9D4C5" w:sz="4"/>
@@ -12040,7 +12173,7 @@
         </w:tc>
         <w:tc>
           <w:tcPr>
-            <w:tcW w:type="dxa" w:w="1922"/>
+            <w:tcW w:type="dxa" w:w="1920"/>
             <w:tcBorders>
               <w:top w:val="single" w:color="D9D4C5" w:sz="4"/>
               <w:left w:val="single" w:color="D9D4C5" w:sz="4"/>
@@ -12150,7 +12283,7 @@
         </w:tc>
         <w:tc>
           <w:tcPr>
-            <w:tcW w:type="dxa" w:w="2374"/>
+            <w:tcW w:type="dxa" w:w="2376"/>
             <w:tcBorders>
               <w:top w:val="single" w:color="D9D4C5" w:sz="4"/>
               <w:left w:val="single" w:color="D9D4C5" w:sz="4"/>
@@ -12220,7 +12353,7 @@
         </w:tc>
         <w:tc>
           <w:tcPr>
-            <w:tcW w:type="dxa" w:w="1922"/>
+            <w:tcW w:type="dxa" w:w="1920"/>
             <w:tcBorders>
               <w:top w:val="single" w:color="D9D4C5" w:sz="4"/>
               <w:left w:val="single" w:color="D9D4C5" w:sz="4"/>
@@ -12327,7 +12460,7 @@
         </w:tc>
         <w:tc>
           <w:tcPr>
-            <w:tcW w:type="dxa" w:w="2374"/>
+            <w:tcW w:type="dxa" w:w="2376"/>
             <w:tcBorders>
               <w:top w:val="single" w:color="D9D4C5" w:sz="4"/>
               <w:left w:val="single" w:color="D9D4C5" w:sz="4"/>
@@ -12415,7 +12548,7 @@
         </w:tc>
         <w:tc>
           <w:tcPr>
-            <w:tcW w:type="dxa" w:w="1922"/>
+            <w:tcW w:type="dxa" w:w="1920"/>
             <w:tcBorders>
               <w:top w:val="single" w:color="D9D4C5" w:sz="4"/>
               <w:left w:val="single" w:color="D9D4C5" w:sz="4"/>
@@ -12525,7 +12658,7 @@
         </w:tc>
         <w:tc>
           <w:tcPr>
-            <w:tcW w:type="dxa" w:w="2374"/>
+            <w:tcW w:type="dxa" w:w="2376"/>
             <w:tcBorders>
               <w:top w:val="single" w:color="D9D4C5" w:sz="4"/>
               <w:left w:val="single" w:color="D9D4C5" w:sz="4"/>
@@ -12613,7 +12746,7 @@
         </w:tc>
         <w:tc>
           <w:tcPr>
-            <w:tcW w:type="dxa" w:w="1922"/>
+            <w:tcW w:type="dxa" w:w="1920"/>
             <w:tcBorders>
               <w:top w:val="single" w:color="D9D4C5" w:sz="4"/>
               <w:left w:val="single" w:color="D9D4C5" w:sz="4"/>
@@ -12720,7 +12853,7 @@
         </w:tc>
         <w:tc>
           <w:tcPr>
-            <w:tcW w:type="dxa" w:w="2374"/>
+            <w:tcW w:type="dxa" w:w="2376"/>
             <w:tcBorders>
               <w:top w:val="single" w:color="D9D4C5" w:sz="4"/>
               <w:left w:val="single" w:color="D9D4C5" w:sz="4"/>
@@ -12808,7 +12941,7 @@
         </w:tc>
         <w:tc>
           <w:tcPr>
-            <w:tcW w:type="dxa" w:w="1922"/>
+            <w:tcW w:type="dxa" w:w="1920"/>
             <w:tcBorders>
               <w:top w:val="single" w:color="D9D4C5" w:sz="4"/>
               <w:left w:val="single" w:color="D9D4C5" w:sz="4"/>
@@ -12918,7 +13051,7 @@
         </w:tc>
         <w:tc>
           <w:tcPr>
-            <w:tcW w:type="dxa" w:w="2374"/>
+            <w:tcW w:type="dxa" w:w="2376"/>
             <w:tcBorders>
               <w:top w:val="single" w:color="D9D4C5" w:sz="4"/>
               <w:left w:val="single" w:color="D9D4C5" w:sz="4"/>
@@ -13006,7 +13139,7 @@
         </w:tc>
         <w:tc>
           <w:tcPr>
-            <w:tcW w:type="dxa" w:w="1922"/>
+            <w:tcW w:type="dxa" w:w="1920"/>
             <w:tcBorders>
               <w:top w:val="single" w:color="D9D4C5" w:sz="4"/>
               <w:left w:val="single" w:color="D9D4C5" w:sz="4"/>
@@ -13113,7 +13246,7 @@
         </w:tc>
         <w:tc>
           <w:tcPr>
-            <w:tcW w:type="dxa" w:w="2374"/>
+            <w:tcW w:type="dxa" w:w="2376"/>
             <w:tcBorders>
               <w:top w:val="single" w:color="D9D4C5" w:sz="4"/>
               <w:left w:val="single" w:color="D9D4C5" w:sz="4"/>
@@ -13273,7 +13406,7 @@
         </w:tc>
         <w:tc>
           <w:tcPr>
-            <w:tcW w:type="dxa" w:w="1922"/>
+            <w:tcW w:type="dxa" w:w="1920"/>
             <w:tcBorders>
               <w:top w:val="single" w:color="D9D4C5" w:sz="4"/>
               <w:left w:val="single" w:color="D9D4C5" w:sz="4"/>
@@ -13383,7 +13516,7 @@
         </w:tc>
         <w:tc>
           <w:tcPr>
-            <w:tcW w:type="dxa" w:w="2374"/>
+            <w:tcW w:type="dxa" w:w="2376"/>
             <w:tcBorders>
               <w:top w:val="single" w:color="D9D4C5" w:sz="4"/>
               <w:left w:val="single" w:color="D9D4C5" w:sz="4"/>
@@ -13507,7 +13640,7 @@
         </w:tc>
         <w:tc>
           <w:tcPr>
-            <w:tcW w:type="dxa" w:w="1922"/>
+            <w:tcW w:type="dxa" w:w="1920"/>
             <w:tcBorders>
               <w:top w:val="single" w:color="D9D4C5" w:sz="4"/>
               <w:left w:val="single" w:color="D9D4C5" w:sz="4"/>
@@ -13614,7 +13747,7 @@
         </w:tc>
         <w:tc>
           <w:tcPr>
-            <w:tcW w:type="dxa" w:w="2374"/>
+            <w:tcW w:type="dxa" w:w="2376"/>
             <w:tcBorders>
               <w:top w:val="single" w:color="D9D4C5" w:sz="4"/>
               <w:left w:val="single" w:color="D9D4C5" w:sz="4"/>
@@ -13702,7 +13835,7 @@
         </w:tc>
         <w:tc>
           <w:tcPr>
-            <w:tcW w:type="dxa" w:w="1922"/>
+            <w:tcW w:type="dxa" w:w="1920"/>
             <w:tcBorders>
               <w:top w:val="single" w:color="D9D4C5" w:sz="4"/>
               <w:left w:val="single" w:color="D9D4C5" w:sz="4"/>
@@ -13812,7 +13945,7 @@
         </w:tc>
         <w:tc>
           <w:tcPr>
-            <w:tcW w:type="dxa" w:w="2374"/>
+            <w:tcW w:type="dxa" w:w="2376"/>
             <w:tcBorders>
               <w:top w:val="single" w:color="D9D4C5" w:sz="4"/>
               <w:left w:val="single" w:color="D9D4C5" w:sz="4"/>
@@ -13900,7 +14033,7 @@
         </w:tc>
         <w:tc>
           <w:tcPr>
-            <w:tcW w:type="dxa" w:w="1922"/>
+            <w:tcW w:type="dxa" w:w="1920"/>
             <w:tcBorders>
               <w:top w:val="single" w:color="D9D4C5" w:sz="4"/>
               <w:left w:val="single" w:color="D9D4C5" w:sz="4"/>
@@ -14007,7 +14140,7 @@
         </w:tc>
         <w:tc>
           <w:tcPr>
-            <w:tcW w:type="dxa" w:w="2374"/>
+            <w:tcW w:type="dxa" w:w="2376"/>
             <w:tcBorders>
               <w:top w:val="single" w:color="D9D4C5" w:sz="4"/>
               <w:left w:val="single" w:color="D9D4C5" w:sz="4"/>
@@ -14095,7 +14228,7 @@
         </w:tc>
         <w:tc>
           <w:tcPr>
-            <w:tcW w:type="dxa" w:w="1922"/>
+            <w:tcW w:type="dxa" w:w="1920"/>
             <w:tcBorders>
               <w:top w:val="single" w:color="D9D4C5" w:sz="4"/>
               <w:left w:val="single" w:color="D9D4C5" w:sz="4"/>
@@ -14205,7 +14338,7 @@
         </w:tc>
         <w:tc>
           <w:tcPr>
-            <w:tcW w:type="dxa" w:w="2374"/>
+            <w:tcW w:type="dxa" w:w="2376"/>
             <w:tcBorders>
               <w:top w:val="single" w:color="D9D4C5" w:sz="4"/>
               <w:left w:val="single" w:color="D9D4C5" w:sz="4"/>
@@ -14293,7 +14426,7 @@
         </w:tc>
         <w:tc>
           <w:tcPr>
-            <w:tcW w:type="dxa" w:w="1922"/>
+            <w:tcW w:type="dxa" w:w="1920"/>
             <w:tcBorders>
               <w:top w:val="single" w:color="D9D4C5" w:sz="4"/>
               <w:left w:val="single" w:color="D9D4C5" w:sz="4"/>
@@ -14400,7 +14533,7 @@
         </w:tc>
         <w:tc>
           <w:tcPr>
-            <w:tcW w:type="dxa" w:w="2374"/>
+            <w:tcW w:type="dxa" w:w="2376"/>
             <w:tcBorders>
               <w:top w:val="single" w:color="D9D4C5" w:sz="4"/>
               <w:left w:val="single" w:color="D9D4C5" w:sz="4"/>
@@ -14488,7 +14621,7 @@
         </w:tc>
         <w:tc>
           <w:tcPr>
-            <w:tcW w:type="dxa" w:w="1922"/>
+            <w:tcW w:type="dxa" w:w="1920"/>
             <w:tcBorders>
               <w:top w:val="single" w:color="D9D4C5" w:sz="4"/>
               <w:left w:val="single" w:color="D9D4C5" w:sz="4"/>
@@ -14598,7 +14731,7 @@
         </w:tc>
         <w:tc>
           <w:tcPr>
-            <w:tcW w:type="dxa" w:w="2374"/>
+            <w:tcW w:type="dxa" w:w="2376"/>
             <w:tcBorders>
               <w:top w:val="single" w:color="D9D4C5" w:sz="4"/>
               <w:left w:val="single" w:color="D9D4C5" w:sz="4"/>
@@ -14686,7 +14819,7 @@
         </w:tc>
         <w:tc>
           <w:tcPr>
-            <w:tcW w:type="dxa" w:w="1922"/>
+            <w:tcW w:type="dxa" w:w="1920"/>
             <w:tcBorders>
               <w:top w:val="single" w:color="D9D4C5" w:sz="4"/>
               <w:left w:val="single" w:color="D9D4C5" w:sz="4"/>
@@ -14793,7 +14926,7 @@
         </w:tc>
         <w:tc>
           <w:tcPr>
-            <w:tcW w:type="dxa" w:w="2374"/>
+            <w:tcW w:type="dxa" w:w="2376"/>
             <w:tcBorders>
               <w:top w:val="single" w:color="D9D4C5" w:sz="4"/>
               <w:left w:val="single" w:color="D9D4C5" w:sz="4"/>
@@ -14881,7 +15014,7 @@
         </w:tc>
         <w:tc>
           <w:tcPr>
-            <w:tcW w:type="dxa" w:w="1922"/>
+            <w:tcW w:type="dxa" w:w="1920"/>
             <w:tcBorders>
               <w:top w:val="single" w:color="D9D4C5" w:sz="4"/>
               <w:left w:val="single" w:color="D9D4C5" w:sz="4"/>
@@ -14991,7 +15124,7 @@
         </w:tc>
         <w:tc>
           <w:tcPr>
-            <w:tcW w:type="dxa" w:w="2374"/>
+            <w:tcW w:type="dxa" w:w="2376"/>
             <w:tcBorders>
               <w:top w:val="single" w:color="D9D4C5" w:sz="4"/>
               <w:left w:val="single" w:color="D9D4C5" w:sz="4"/>
@@ -15079,7 +15212,7 @@
         </w:tc>
         <w:tc>
           <w:tcPr>
-            <w:tcW w:type="dxa" w:w="1922"/>
+            <w:tcW w:type="dxa" w:w="1920"/>
             <w:tcBorders>
               <w:top w:val="single" w:color="D9D4C5" w:sz="4"/>
               <w:left w:val="single" w:color="D9D4C5" w:sz="4"/>
@@ -15186,7 +15319,7 @@
         </w:tc>
         <w:tc>
           <w:tcPr>
-            <w:tcW w:type="dxa" w:w="2374"/>
+            <w:tcW w:type="dxa" w:w="2376"/>
             <w:tcBorders>
               <w:top w:val="single" w:color="D9D4C5" w:sz="4"/>
               <w:left w:val="single" w:color="D9D4C5" w:sz="4"/>
@@ -15256,7 +15389,7 @@
         </w:tc>
         <w:tc>
           <w:tcPr>
-            <w:tcW w:type="dxa" w:w="1922"/>
+            <w:tcW w:type="dxa" w:w="1920"/>
             <w:tcBorders>
               <w:top w:val="single" w:color="D9D4C5" w:sz="4"/>
               <w:left w:val="single" w:color="D9D4C5" w:sz="4"/>
@@ -15366,7 +15499,7 @@
         </w:tc>
         <w:tc>
           <w:tcPr>
-            <w:tcW w:type="dxa" w:w="2374"/>
+            <w:tcW w:type="dxa" w:w="2376"/>
             <w:tcBorders>
               <w:top w:val="single" w:color="D9D4C5" w:sz="4"/>
               <w:left w:val="single" w:color="D9D4C5" w:sz="4"/>
@@ -15436,7 +15569,7 @@
         </w:tc>
         <w:tc>
           <w:tcPr>
-            <w:tcW w:type="dxa" w:w="1922"/>
+            <w:tcW w:type="dxa" w:w="1920"/>
             <w:tcBorders>
               <w:top w:val="single" w:color="D9D4C5" w:sz="4"/>
               <w:left w:val="single" w:color="D9D4C5" w:sz="4"/>
@@ -15543,7 +15676,7 @@
         </w:tc>
         <w:tc>
           <w:tcPr>
-            <w:tcW w:type="dxa" w:w="2374"/>
+            <w:tcW w:type="dxa" w:w="2376"/>
             <w:tcBorders>
               <w:top w:val="single" w:color="D9D4C5" w:sz="4"/>
               <w:left w:val="single" w:color="D9D4C5" w:sz="4"/>
@@ -15613,7 +15746,7 @@
         </w:tc>
         <w:tc>
           <w:tcPr>
-            <w:tcW w:type="dxa" w:w="1922"/>
+            <w:tcW w:type="dxa" w:w="1920"/>
             <w:tcBorders>
               <w:top w:val="single" w:color="D9D4C5" w:sz="4"/>
               <w:left w:val="single" w:color="D9D4C5" w:sz="4"/>
@@ -15723,7 +15856,7 @@
         </w:tc>
         <w:tc>
           <w:tcPr>
-            <w:tcW w:type="dxa" w:w="2374"/>
+            <w:tcW w:type="dxa" w:w="2376"/>
             <w:tcBorders>
               <w:top w:val="single" w:color="D9D4C5" w:sz="4"/>
               <w:left w:val="single" w:color="D9D4C5" w:sz="4"/>
@@ -15793,7 +15926,7 @@
         </w:tc>
         <w:tc>
           <w:tcPr>
-            <w:tcW w:type="dxa" w:w="1922"/>
+            <w:tcW w:type="dxa" w:w="1920"/>
             <w:tcBorders>
               <w:top w:val="single" w:color="D9D4C5" w:sz="4"/>
               <w:left w:val="single" w:color="D9D4C5" w:sz="4"/>
@@ -15900,7 +16033,7 @@
         </w:tc>
         <w:tc>
           <w:tcPr>
-            <w:tcW w:type="dxa" w:w="2374"/>
+            <w:tcW w:type="dxa" w:w="2376"/>
             <w:tcBorders>
               <w:top w:val="single" w:color="D9D4C5" w:sz="4"/>
               <w:left w:val="single" w:color="D9D4C5" w:sz="4"/>
@@ -15988,7 +16121,7 @@
         </w:tc>
         <w:tc>
           <w:tcPr>
-            <w:tcW w:type="dxa" w:w="1922"/>
+            <w:tcW w:type="dxa" w:w="1920"/>
             <w:tcBorders>
               <w:top w:val="single" w:color="D9D4C5" w:sz="4"/>
               <w:left w:val="single" w:color="D9D4C5" w:sz="4"/>
@@ -16098,7 +16231,7 @@
         </w:tc>
         <w:tc>
           <w:tcPr>
-            <w:tcW w:type="dxa" w:w="2374"/>
+            <w:tcW w:type="dxa" w:w="2376"/>
             <w:tcBorders>
               <w:top w:val="single" w:color="D9D4C5" w:sz="4"/>
               <w:left w:val="single" w:color="D9D4C5" w:sz="4"/>
@@ -16168,7 +16301,7 @@
         </w:tc>
         <w:tc>
           <w:tcPr>
-            <w:tcW w:type="dxa" w:w="1922"/>
+            <w:tcW w:type="dxa" w:w="1920"/>
             <w:tcBorders>
               <w:top w:val="single" w:color="D9D4C5" w:sz="4"/>
               <w:left w:val="single" w:color="D9D4C5" w:sz="4"/>
@@ -16275,7 +16408,7 @@
         </w:tc>
         <w:tc>
           <w:tcPr>
-            <w:tcW w:type="dxa" w:w="2374"/>
+            <w:tcW w:type="dxa" w:w="2376"/>
             <w:tcBorders>
               <w:top w:val="single" w:color="D9D4C5" w:sz="4"/>
               <w:left w:val="single" w:color="D9D4C5" w:sz="4"/>
@@ -16363,7 +16496,7 @@
         </w:tc>
         <w:tc>
           <w:tcPr>
-            <w:tcW w:type="dxa" w:w="1922"/>
+            <w:tcW w:type="dxa" w:w="1920"/>
             <w:tcBorders>
               <w:top w:val="single" w:color="D9D4C5" w:sz="4"/>
               <w:left w:val="single" w:color="D9D4C5" w:sz="4"/>
@@ -16473,7 +16606,7 @@
         </w:tc>
         <w:tc>
           <w:tcPr>
-            <w:tcW w:type="dxa" w:w="2374"/>
+            <w:tcW w:type="dxa" w:w="2376"/>
             <w:tcBorders>
               <w:top w:val="single" w:color="D9D4C5" w:sz="4"/>
               <w:left w:val="single" w:color="D9D4C5" w:sz="4"/>
@@ -16561,7 +16694,7 @@
         </w:tc>
         <w:tc>
           <w:tcPr>
-            <w:tcW w:type="dxa" w:w="1922"/>
+            <w:tcW w:type="dxa" w:w="1920"/>
             <w:tcBorders>
               <w:top w:val="single" w:color="D9D4C5" w:sz="4"/>
               <w:left w:val="single" w:color="D9D4C5" w:sz="4"/>
@@ -16668,7 +16801,7 @@
         </w:tc>
         <w:tc>
           <w:tcPr>
-            <w:tcW w:type="dxa" w:w="2374"/>
+            <w:tcW w:type="dxa" w:w="2376"/>
             <w:tcBorders>
               <w:top w:val="single" w:color="D9D4C5" w:sz="4"/>
               <w:left w:val="single" w:color="D9D4C5" w:sz="4"/>
@@ -16738,7 +16871,7 @@
         </w:tc>
         <w:tc>
           <w:tcPr>
-            <w:tcW w:type="dxa" w:w="1922"/>
+            <w:tcW w:type="dxa" w:w="1920"/>
             <w:tcBorders>
               <w:top w:val="single" w:color="D9D4C5" w:sz="4"/>
               <w:left w:val="single" w:color="D9D4C5" w:sz="4"/>
@@ -16848,7 +16981,7 @@
         </w:tc>
         <w:tc>
           <w:tcPr>
-            <w:tcW w:type="dxa" w:w="2374"/>
+            <w:tcW w:type="dxa" w:w="2376"/>
             <w:tcBorders>
               <w:top w:val="single" w:color="D9D4C5" w:sz="4"/>
               <w:left w:val="single" w:color="D9D4C5" w:sz="4"/>
@@ -16918,7 +17051,7 @@
         </w:tc>
         <w:tc>
           <w:tcPr>
-            <w:tcW w:type="dxa" w:w="1922"/>
+            <w:tcW w:type="dxa" w:w="1920"/>
             <w:tcBorders>
               <w:top w:val="single" w:color="D9D4C5" w:sz="4"/>
               <w:left w:val="single" w:color="D9D4C5" w:sz="4"/>
@@ -17025,7 +17158,7 @@
         </w:tc>
         <w:tc>
           <w:tcPr>
-            <w:tcW w:type="dxa" w:w="2374"/>
+            <w:tcW w:type="dxa" w:w="2376"/>
             <w:tcBorders>
               <w:top w:val="single" w:color="D9D4C5" w:sz="4"/>
               <w:left w:val="single" w:color="D9D4C5" w:sz="4"/>
@@ -17113,7 +17246,7 @@
         </w:tc>
         <w:tc>
           <w:tcPr>
-            <w:tcW w:type="dxa" w:w="1922"/>
+            <w:tcW w:type="dxa" w:w="1920"/>
             <w:tcBorders>
               <w:top w:val="single" w:color="D9D4C5" w:sz="4"/>
               <w:left w:val="single" w:color="D9D4C5" w:sz="4"/>
@@ -17223,7 +17356,7 @@
         </w:tc>
         <w:tc>
           <w:tcPr>
-            <w:tcW w:type="dxa" w:w="2374"/>
+            <w:tcW w:type="dxa" w:w="2376"/>
             <w:tcBorders>
               <w:top w:val="single" w:color="D9D4C5" w:sz="4"/>
               <w:left w:val="single" w:color="D9D4C5" w:sz="4"/>
@@ -17311,7 +17444,7 @@
         </w:tc>
         <w:tc>
           <w:tcPr>
-            <w:tcW w:type="dxa" w:w="1922"/>
+            <w:tcW w:type="dxa" w:w="1920"/>
             <w:tcBorders>
               <w:top w:val="single" w:color="D9D4C5" w:sz="4"/>
               <w:left w:val="single" w:color="D9D4C5" w:sz="4"/>
@@ -17418,7 +17551,7 @@
         </w:tc>
         <w:tc>
           <w:tcPr>
-            <w:tcW w:type="dxa" w:w="2374"/>
+            <w:tcW w:type="dxa" w:w="2376"/>
             <w:tcBorders>
               <w:top w:val="single" w:color="D9D4C5" w:sz="4"/>
               <w:left w:val="single" w:color="D9D4C5" w:sz="4"/>
@@ -17488,7 +17621,7 @@
         </w:tc>
         <w:tc>
           <w:tcPr>
-            <w:tcW w:type="dxa" w:w="1922"/>
+            <w:tcW w:type="dxa" w:w="1920"/>
             <w:tcBorders>
               <w:top w:val="single" w:color="D9D4C5" w:sz="4"/>
               <w:left w:val="single" w:color="D9D4C5" w:sz="4"/>
@@ -17598,7 +17731,7 @@
         </w:tc>
         <w:tc>
           <w:tcPr>
-            <w:tcW w:type="dxa" w:w="2374"/>
+            <w:tcW w:type="dxa" w:w="2376"/>
             <w:tcBorders>
               <w:top w:val="single" w:color="D9D4C5" w:sz="4"/>
               <w:left w:val="single" w:color="D9D4C5" w:sz="4"/>
@@ -17686,7 +17819,7 @@
         </w:tc>
         <w:tc>
           <w:tcPr>
-            <w:tcW w:type="dxa" w:w="1922"/>
+            <w:tcW w:type="dxa" w:w="1920"/>
             <w:tcBorders>
               <w:top w:val="single" w:color="D9D4C5" w:sz="4"/>
               <w:left w:val="single" w:color="D9D4C5" w:sz="4"/>
@@ -17793,7 +17926,7 @@
         </w:tc>
         <w:tc>
           <w:tcPr>
-            <w:tcW w:type="dxa" w:w="2374"/>
+            <w:tcW w:type="dxa" w:w="2376"/>
             <w:tcBorders>
               <w:top w:val="single" w:color="D9D4C5" w:sz="4"/>
               <w:left w:val="single" w:color="D9D4C5" w:sz="4"/>
@@ -17881,7 +18014,7 @@
         </w:tc>
         <w:tc>
           <w:tcPr>
-            <w:tcW w:type="dxa" w:w="1922"/>
+            <w:tcW w:type="dxa" w:w="1920"/>
             <w:tcBorders>
               <w:top w:val="single" w:color="D9D4C5" w:sz="4"/>
               <w:left w:val="single" w:color="D9D4C5" w:sz="4"/>
@@ -17991,7 +18124,7 @@
         </w:tc>
         <w:tc>
           <w:tcPr>
-            <w:tcW w:type="dxa" w:w="2374"/>
+            <w:tcW w:type="dxa" w:w="2376"/>
             <w:tcBorders>
               <w:top w:val="single" w:color="D9D4C5" w:sz="4"/>
               <w:left w:val="single" w:color="D9D4C5" w:sz="4"/>
@@ -18079,7 +18212,7 @@
         </w:tc>
         <w:tc>
           <w:tcPr>
-            <w:tcW w:type="dxa" w:w="1922"/>
+            <w:tcW w:type="dxa" w:w="1920"/>
             <w:tcBorders>
               <w:top w:val="single" w:color="D9D4C5" w:sz="4"/>
               <w:left w:val="single" w:color="D9D4C5" w:sz="4"/>
@@ -18186,7 +18319,7 @@
         </w:tc>
         <w:tc>
           <w:tcPr>
-            <w:tcW w:type="dxa" w:w="2374"/>
+            <w:tcW w:type="dxa" w:w="2376"/>
             <w:tcBorders>
               <w:top w:val="single" w:color="D9D4C5" w:sz="4"/>
               <w:left w:val="single" w:color="D9D4C5" w:sz="4"/>
@@ -18292,7 +18425,7 @@
         </w:tc>
         <w:tc>
           <w:tcPr>
-            <w:tcW w:type="dxa" w:w="1922"/>
+            <w:tcW w:type="dxa" w:w="1920"/>
             <w:tcBorders>
               <w:top w:val="single" w:color="D9D4C5" w:sz="4"/>
               <w:left w:val="single" w:color="D9D4C5" w:sz="4"/>
@@ -18456,7 +18589,7 @@
         </w:tc>
         <w:tc>
           <w:tcPr>
-            <w:tcW w:type="dxa" w:w="2374"/>
+            <w:tcW w:type="dxa" w:w="2376"/>
             <w:tcBorders>
               <w:top w:val="single" w:color="D9D4C5" w:sz="4"/>
               <w:left w:val="single" w:color="D9D4C5" w:sz="4"/>
@@ -18544,7 +18677,7 @@
         </w:tc>
         <w:tc>
           <w:tcPr>
-            <w:tcW w:type="dxa" w:w="1922"/>
+            <w:tcW w:type="dxa" w:w="1920"/>
             <w:tcBorders>
               <w:top w:val="single" w:color="D9D4C5" w:sz="4"/>
               <w:left w:val="single" w:color="D9D4C5" w:sz="4"/>
@@ -18651,7 +18784,7 @@
         </w:tc>
         <w:tc>
           <w:tcPr>
-            <w:tcW w:type="dxa" w:w="2374"/>
+            <w:tcW w:type="dxa" w:w="2376"/>
             <w:tcBorders>
               <w:top w:val="single" w:color="D9D4C5" w:sz="4"/>
               <w:left w:val="single" w:color="D9D4C5" w:sz="4"/>
@@ -18739,7 +18872,7 @@
         </w:tc>
         <w:tc>
           <w:tcPr>
-            <w:tcW w:type="dxa" w:w="1922"/>
+            <w:tcW w:type="dxa" w:w="1920"/>
             <w:tcBorders>
               <w:top w:val="single" w:color="D9D4C5" w:sz="4"/>
               <w:left w:val="single" w:color="D9D4C5" w:sz="4"/>
@@ -18849,7 +18982,7 @@
         </w:tc>
         <w:tc>
           <w:tcPr>
-            <w:tcW w:type="dxa" w:w="2374"/>
+            <w:tcW w:type="dxa" w:w="2376"/>
             <w:tcBorders>
               <w:top w:val="single" w:color="D9D4C5" w:sz="4"/>
               <w:left w:val="single" w:color="D9D4C5" w:sz="4"/>
@@ -18937,7 +19070,7 @@
         </w:tc>
         <w:tc>
           <w:tcPr>
-            <w:tcW w:type="dxa" w:w="1922"/>
+            <w:tcW w:type="dxa" w:w="1920"/>
             <w:tcBorders>
               <w:top w:val="single" w:color="D9D4C5" w:sz="4"/>
               <w:left w:val="single" w:color="D9D4C5" w:sz="4"/>
@@ -19044,7 +19177,7 @@
         </w:tc>
         <w:tc>
           <w:tcPr>
-            <w:tcW w:type="dxa" w:w="2374"/>
+            <w:tcW w:type="dxa" w:w="2376"/>
             <w:tcBorders>
               <w:top w:val="single" w:color="D9D4C5" w:sz="4"/>
               <w:left w:val="single" w:color="D9D4C5" w:sz="4"/>
@@ -19071,6 +19204,205 @@
                 <w:szCs w:val="18"/>
               </w:rPr>
               <w:t xml:space="preserve">23/10, in produzione alle 15:50 (script 45): la regola di accesso ora si calcola una volta per lettura; tutti i Comuni in 44 ms invece di oltre il tempo massimo</w:t>
+            </w:r>
+          </w:p>
+        </w:tc>
+      </w:tr>
+      <w:tr>
+        <w:trPr>
+          <w:cantSplit/>
+        </w:trPr>
+        <w:tc>
+          <w:tcPr>
+            <w:tcW w:type="dxa" w:w="838"/>
+            <w:tcBorders>
+              <w:top w:val="single" w:color="D9D4C5" w:sz="4"/>
+              <w:left w:val="single" w:color="D9D4C5" w:sz="4"/>
+              <w:bottom w:val="single" w:color="D9D4C5" w:sz="4"/>
+              <w:right w:val="single" w:color="D9D4C5" w:sz="4"/>
+            </w:tcBorders>
+            <w:shd w:fill="F6F4EE" w:color="auto" w:val="clear"/>
+            <w:tcMar>
+              <w:top w:type="dxa" w:w="70"/>
+              <w:left w:type="dxa" w:w="110"/>
+              <w:bottom w:type="dxa" w:w="70"/>
+              <w:right w:type="dxa" w:w="110"/>
+            </w:tcMar>
+            <w:vAlign w:val="center"/>
+          </w:tcPr>
+          <w:p>
+            <w:pPr>
+              <w:spacing w:after="0" w:before="0"/>
+            </w:pPr>
+            <w:r>
+              <w:rPr>
+                <w:rFonts w:ascii="Arial" w:cs="Arial" w:eastAsia="Arial" w:hAnsi="Arial"/>
+                <w:color w:val="1B2118"/>
+                <w:sz w:val="18"/>
+                <w:szCs w:val="18"/>
+              </w:rPr>
+              <w:t xml:space="preserve">ISS-041</w:t>
+            </w:r>
+          </w:p>
+        </w:tc>
+        <w:tc>
+          <w:tcPr>
+            <w:tcW w:type="dxa" w:w="1920"/>
+            <w:tcBorders>
+              <w:top w:val="single" w:color="D9D4C5" w:sz="4"/>
+              <w:left w:val="single" w:color="D9D4C5" w:sz="4"/>
+              <w:bottom w:val="single" w:color="D9D4C5" w:sz="4"/>
+              <w:right w:val="single" w:color="D9D4C5" w:sz="4"/>
+            </w:tcBorders>
+            <w:shd w:fill="F6F4EE" w:color="auto" w:val="clear"/>
+            <w:tcMar>
+              <w:top w:type="dxa" w:w="70"/>
+              <w:left w:type="dxa" w:w="110"/>
+              <w:bottom w:type="dxa" w:w="70"/>
+              <w:right w:type="dxa" w:w="110"/>
+            </w:tcMar>
+            <w:vAlign w:val="center"/>
+          </w:tcPr>
+          <w:p>
+            <w:pPr>
+              <w:spacing w:after="0" w:before="0"/>
+            </w:pPr>
+            <w:r>
+              <w:rPr>
+                <w:rFonts w:ascii="Arial" w:cs="Arial" w:eastAsia="Arial" w:hAnsi="Arial"/>
+                <w:color w:val="1B2118"/>
+                <w:sz w:val="18"/>
+                <w:szCs w:val="18"/>
+              </w:rPr>
+              <w:t xml:space="preserve">26/10 10:23</w:t>
+            </w:r>
+          </w:p>
+        </w:tc>
+        <w:tc>
+          <w:tcPr>
+            <w:tcW w:type="dxa" w:w="2375"/>
+            <w:tcBorders>
+              <w:top w:val="single" w:color="D9D4C5" w:sz="4"/>
+              <w:left w:val="single" w:color="D9D4C5" w:sz="4"/>
+              <w:bottom w:val="single" w:color="D9D4C5" w:sz="4"/>
+              <w:right w:val="single" w:color="D9D4C5" w:sz="4"/>
+            </w:tcBorders>
+            <w:shd w:fill="F6F4EE" w:color="auto" w:val="clear"/>
+            <w:tcMar>
+              <w:top w:type="dxa" w:w="70"/>
+              <w:left w:type="dxa" w:w="110"/>
+              <w:bottom w:type="dxa" w:w="70"/>
+              <w:right w:type="dxa" w:w="110"/>
+            </w:tcMar>
+            <w:vAlign w:val="center"/>
+          </w:tcPr>
+          <w:p>
+            <w:pPr>
+              <w:spacing w:after="0" w:before="0"/>
+            </w:pPr>
+            <w:r>
+              <w:rPr>
+                <w:rFonts w:ascii="Arial" w:cs="Arial" w:eastAsia="Arial" w:hAnsi="Arial"/>
+                <w:b/>
+                <w:bCs/>
+                <w:color w:val="1B2118"/>
+                <w:sz w:val="18"/>
+                <w:szCs w:val="18"/>
+              </w:rPr>
+              <w:t xml:space="preserve">Calcolo crediti</w:t>
+            </w:r>
+            <w:r>
+              <w:rPr>
+                <w:rFonts w:ascii="Arial" w:cs="Arial" w:eastAsia="Arial" w:hAnsi="Arial"/>
+                <w:color w:val="1B2118"/>
+                <w:sz w:val="18"/>
+                <w:szCs w:val="18"/>
+              </w:rPr>
+              <w:t xml:space="preserve"> — Con più di 1.000 utenze nel passo 5a il motore ne usava solo le prime 1.000: l'API di Supabase restituisce al massimo 1.000 righe per richiesta e la lettura a blocchi di 5.000 si fermava al primo blocco «corto». Trovato nella prova di Borgoval (10.778 utenze: «708 / 1000» utenze, 119 crediti netti invece di 3.078). Segnalato da: Sviluppo</w:t>
+            </w:r>
+          </w:p>
+        </w:tc>
+        <w:tc>
+          <w:tcPr>
+            <w:tcW w:type="dxa" w:w="2129"/>
+            <w:tcBorders>
+              <w:top w:val="single" w:color="D9D4C5" w:sz="4"/>
+              <w:left w:val="single" w:color="D9D4C5" w:sz="4"/>
+              <w:bottom w:val="single" w:color="D9D4C5" w:sz="4"/>
+              <w:right w:val="single" w:color="D9D4C5" w:sz="4"/>
+            </w:tcBorders>
+            <w:shd w:fill="F6F4EE" w:color="auto" w:val="clear"/>
+            <w:tcMar>
+              <w:top w:type="dxa" w:w="70"/>
+              <w:left w:type="dxa" w:w="110"/>
+              <w:bottom w:type="dxa" w:w="70"/>
+              <w:right w:type="dxa" w:w="110"/>
+            </w:tcMar>
+            <w:vAlign w:val="center"/>
+          </w:tcPr>
+          <w:p>
+            <w:pPr>
+              <w:spacing w:after="0" w:before="0"/>
+            </w:pPr>
+            <w:r>
+              <w:rPr>
+                <w:rFonts w:ascii="Arial" w:cs="Arial" w:eastAsia="Arial" w:hAnsi="Arial"/>
+                <w:color w:val="1B2118"/>
+                <w:sz w:val="18"/>
+                <w:szCs w:val="18"/>
+              </w:rPr>
+              <w:t xml:space="preserve">CHIUSO (P0)</w:t>
+            </w:r>
+          </w:p>
+        </w:tc>
+        <w:tc>
+          <w:tcPr>
+            <w:tcW w:type="dxa" w:w="2376"/>
+            <w:tcBorders>
+              <w:top w:val="single" w:color="D9D4C5" w:sz="4"/>
+              <w:left w:val="single" w:color="D9D4C5" w:sz="4"/>
+              <w:bottom w:val="single" w:color="D9D4C5" w:sz="4"/>
+              <w:right w:val="single" w:color="D9D4C5" w:sz="4"/>
+            </w:tcBorders>
+            <w:shd w:fill="F6F4EE" w:color="auto" w:val="clear"/>
+            <w:tcMar>
+              <w:top w:type="dxa" w:w="70"/>
+              <w:left w:type="dxa" w:w="110"/>
+              <w:bottom w:type="dxa" w:w="70"/>
+              <w:right w:type="dxa" w:w="110"/>
+            </w:tcMar>
+            <w:vAlign w:val="center"/>
+          </w:tcPr>
+          <w:p>
+            <w:pPr>
+              <w:spacing w:after="0" w:before="0"/>
+            </w:pPr>
+            <w:r>
+              <w:rPr>
+                <w:rFonts w:ascii="Arial" w:cs="Arial" w:eastAsia="Arial" w:hAnsi="Arial"/>
+                <w:color w:val="1B2118"/>
+                <w:sz w:val="18"/>
+                <w:szCs w:val="18"/>
+              </w:rPr>
+              <w:t xml:space="preserve">26/10, in produzione alle 10:25 (main </w:t>
+            </w:r>
+            <w:r>
+              <w:rPr>
+                <w:rFonts w:ascii="Consolas" w:cs="Consolas" w:eastAsia="Consolas" w:hAnsi="Consolas"/>
+                <w:color w:val="2F5D3A"/>
+                <w:sz w:val="18"/>
+                <w:szCs w:val="18"/>
+              </w:rPr>
+              <w:t xml:space="preserve">c8ab6c8</w:t>
+            </w:r>
+            <w:r>
+              <w:rPr>
+                <w:rFonts w:ascii="Arial" w:cs="Arial" w:eastAsia="Arial" w:hAnsi="Arial"/>
+                <w:color w:val="1B2118"/>
+                <w:sz w:val="18"/>
+                <w:szCs w:val="18"/>
+              </w:rPr>
+              <w:t xml:space="preserve">): blocchi di 1.000 e lettura finché arrivano righe. Verificato in produzione sul calcolo di prova di Borgoval: 10.778 utenze lette, risultato uguale al motore eseguito fuori dal portale (3.077,657 crediti netti). Nessun calcolo confermato era interessato (gli unici calcoli con utenze avevano 40 utenze)</w:t>
             </w:r>
           </w:p>
         </w:tc>
@@ -23879,6 +24211,166 @@
     </w:p>
     <w:p>
       <w:pPr>
+        <w:spacing w:after="140" w:line="300"/>
+      </w:pPr>
+      <w:r>
+        <w:rPr>
+          <w:rFonts w:ascii="Arial" w:cs="Arial" w:eastAsia="Arial" w:hAnsi="Arial"/>
+          <w:b/>
+          <w:bCs/>
+          <w:color w:val="1B2118"/>
+          <w:sz w:val="21"/>
+          <w:szCs w:val="21"/>
+        </w:rPr>
+        <w:t xml:space="preserve">Prova di carico del calcolo dei crediti: Borgoval (26/10/2026 10:25).</w:t>
+      </w:r>
+    </w:p>
+    <w:p>
+      <w:pPr>
+        <w:pStyle w:val="ListParagraph"/>
+        <w:numPr>
+          <w:ilvl w:val="0"/>
+          <w:numId w:val="2"/>
+        </w:numPr>
+        <w:spacing w:after="70" w:line="290"/>
+      </w:pPr>
+      <w:r>
+        <w:rPr>
+          <w:rFonts w:ascii="Arial" w:cs="Arial" w:eastAsia="Arial" w:hAnsi="Arial"/>
+          <w:b/>
+          <w:bCs/>
+          <w:color w:val="1B2118"/>
+          <w:sz w:val="21"/>
+          <w:szCs w:val="21"/>
+        </w:rPr>
+        <w:t xml:space="preserve">Dati:</w:t>
+      </w:r>
+      <w:r>
+        <w:rPr>
+          <w:rFonts w:ascii="Arial" w:cs="Arial" w:eastAsia="Arial" w:hAnsi="Arial"/>
+          <w:color w:val="1B2118"/>
+          <w:sz w:val="21"/>
+          <w:szCs w:val="21"/>
+        </w:rPr>
+        <w:t xml:space="preserve"> scenario del simulatore e calcolo 2027 del Progetto CWP-2026-0001 generati da </w:t>
+      </w:r>
+      <w:r>
+        <w:rPr>
+          <w:rFonts w:ascii="Consolas" w:cs="Consolas" w:eastAsia="Consolas" w:hAnsi="Consolas"/>
+          <w:color w:val="2F5D3A"/>
+          <w:sz w:val="21"/>
+          <w:szCs w:val="21"/>
+        </w:rPr>
+        <w:t xml:space="preserve">strumenti/borgoval_prova.mjs</w:t>
+      </w:r>
+      <w:r>
+        <w:rPr>
+          <w:rFonts w:ascii="Arial" w:cs="Arial" w:eastAsia="Arial" w:hAnsi="Arial"/>
+          <w:color w:val="1B2118"/>
+          <w:sz w:val="21"/>
+          <w:szCs w:val="21"/>
+        </w:rPr>
+        <w:t xml:space="preserve"> (script </w:t>
+      </w:r>
+      <w:r>
+        <w:rPr>
+          <w:rFonts w:ascii="Consolas" w:cs="Consolas" w:eastAsia="Consolas" w:hAnsi="Consolas"/>
+          <w:color w:val="2F5D3A"/>
+          <w:sz w:val="21"/>
+          <w:szCs w:val="21"/>
+        </w:rPr>
+        <w:t xml:space="preserve">borgoval_prova.sql</w:t>
+      </w:r>
+      <w:r>
+        <w:rPr>
+          <w:rFonts w:ascii="Arial" w:cs="Arial" w:eastAsia="Arial" w:hAnsi="Arial"/>
+          <w:color w:val="1B2118"/>
+          <w:sz w:val="21"/>
+          <w:szCs w:val="21"/>
+        </w:rPr>
+        <w:t xml:space="preserve">, eseguito in produzione su richiesta di Luca): dati ISPRA 2024 di Casalmaggiore riportati a 26.382 abitanti, 9.000 utenze domestiche e 1.778 non domestiche inventate, kg e svuotamenti di secco e organico.</w:t>
+      </w:r>
+    </w:p>
+    <w:p>
+      <w:pPr>
+        <w:pStyle w:val="ListParagraph"/>
+        <w:numPr>
+          <w:ilvl w:val="0"/>
+          <w:numId w:val="2"/>
+        </w:numPr>
+        <w:spacing w:after="70" w:line="290"/>
+      </w:pPr>
+      <w:r>
+        <w:rPr>
+          <w:rFonts w:ascii="Arial" w:cs="Arial" w:eastAsia="Arial" w:hAnsi="Arial"/>
+          <w:b/>
+          <w:bCs/>
+          <w:color w:val="1B2118"/>
+          <w:sz w:val="21"/>
+          <w:szCs w:val="21"/>
+        </w:rPr>
+        <w:t xml:space="preserve">Esito:</w:t>
+      </w:r>
+    </w:p>
+    <w:p>
+      <w:pPr>
+        <w:pStyle w:val="ListParagraph"/>
+        <w:numPr>
+          <w:ilvl w:val="1"/>
+          <w:numId w:val="2"/>
+        </w:numPr>
+        <w:spacing w:after="70" w:line="290"/>
+      </w:pPr>
+      <w:r>
+        <w:rPr>
+          <w:rFonts w:ascii="Arial" w:cs="Arial" w:eastAsia="Arial" w:hAnsi="Arial"/>
+          <w:color w:val="1B2118"/>
+          <w:sz w:val="20"/>
+          <w:szCs w:val="20"/>
+        </w:rPr>
+        <w:t xml:space="preserve">al primo «Calcola» il motore usava 1.000 utenze su 10.778 (ISS-041, corretto e in produzione alle 10:25);</w:t>
+      </w:r>
+    </w:p>
+    <w:p>
+      <w:pPr>
+        <w:pStyle w:val="ListParagraph"/>
+        <w:numPr>
+          <w:ilvl w:val="1"/>
+          <w:numId w:val="2"/>
+        </w:numPr>
+        <w:spacing w:after="70" w:line="290"/>
+      </w:pPr>
+      <w:r>
+        <w:rPr>
+          <w:rFonts w:ascii="Arial" w:cs="Arial" w:eastAsia="Arial" w:hAnsi="Arial"/>
+          <w:color w:val="1B2118"/>
+          <w:sz w:val="20"/>
+          <w:szCs w:val="20"/>
+        </w:rPr>
+        <w:t xml:space="preserve">dopo la correzione 10.778 utenze lette in pochi secondi; crediti netti 3.077,657 tCO₂eq, identici al motore eseguito fuori dal portale con gli stessi dati;</w:t>
+      </w:r>
+    </w:p>
+    <w:p>
+      <w:pPr>
+        <w:pStyle w:val="ListParagraph"/>
+        <w:numPr>
+          <w:ilvl w:val="1"/>
+          <w:numId w:val="2"/>
+        </w:numPr>
+        <w:spacing w:after="70" w:line="290"/>
+      </w:pPr>
+      <w:r>
+        <w:rPr>
+          <w:rFonts w:ascii="Arial" w:cs="Arial" w:eastAsia="Arial" w:hAnsi="Arial"/>
+          <w:color w:val="1B2118"/>
+          <w:sz w:val="20"/>
+          <w:szCs w:val="20"/>
+        </w:rPr>
+        <w:t xml:space="preserve">scenario del simulatore: margine positivo in tutti i 10 anni, totale 1.644.190 €, uguale al calcolo fuori dal portale.</w:t>
+      </w:r>
+    </w:p>
+    <w:p>
+      <w:pPr>
         <w:pStyle w:val="Heading2"/>
         <w:keepNext/>
         <w:spacing w:after="120" w:before="240"/>
@@ -26894,6 +27386,75 @@
                 <w:szCs w:val="18"/>
               </w:rPr>
               <w:t xml:space="preserve">Revisione generale: riepilogo aggiornato al 26/10; nessuna nuova segnalazione aperta dopo ISS-040</w:t>
+            </w:r>
+          </w:p>
+        </w:tc>
+      </w:tr>
+      <w:tr>
+        <w:trPr>
+          <w:cantSplit/>
+        </w:trPr>
+        <w:tc>
+          <w:tcPr>
+            <w:tcW w:type="dxa" w:w="2029"/>
+            <w:tcBorders>
+              <w:top w:val="single" w:color="D9D4C5" w:sz="4"/>
+              <w:left w:val="single" w:color="D9D4C5" w:sz="4"/>
+              <w:bottom w:val="single" w:color="D9D4C5" w:sz="4"/>
+              <w:right w:val="single" w:color="D9D4C5" w:sz="4"/>
+            </w:tcBorders>
+            <w:tcMar>
+              <w:top w:type="dxa" w:w="70"/>
+              <w:left w:type="dxa" w:w="110"/>
+              <w:bottom w:type="dxa" w:w="70"/>
+              <w:right w:type="dxa" w:w="110"/>
+            </w:tcMar>
+            <w:vAlign w:val="center"/>
+          </w:tcPr>
+          <w:p>
+            <w:pPr>
+              <w:spacing w:after="0" w:before="0"/>
+            </w:pPr>
+            <w:r>
+              <w:rPr>
+                <w:rFonts w:ascii="Arial" w:cs="Arial" w:eastAsia="Arial" w:hAnsi="Arial"/>
+                <w:color w:val="1B2118"/>
+                <w:sz w:val="18"/>
+                <w:szCs w:val="18"/>
+              </w:rPr>
+              <w:t xml:space="preserve">26/10/2026 10:30</w:t>
+            </w:r>
+          </w:p>
+        </w:tc>
+        <w:tc>
+          <w:tcPr>
+            <w:tcW w:type="dxa" w:w="7609"/>
+            <w:tcBorders>
+              <w:top w:val="single" w:color="D9D4C5" w:sz="4"/>
+              <w:left w:val="single" w:color="D9D4C5" w:sz="4"/>
+              <w:bottom w:val="single" w:color="D9D4C5" w:sz="4"/>
+              <w:right w:val="single" w:color="D9D4C5" w:sz="4"/>
+            </w:tcBorders>
+            <w:tcMar>
+              <w:top w:type="dxa" w:w="70"/>
+              <w:left w:type="dxa" w:w="110"/>
+              <w:bottom w:type="dxa" w:w="70"/>
+              <w:right w:type="dxa" w:w="110"/>
+            </w:tcMar>
+            <w:vAlign w:val="center"/>
+          </w:tcPr>
+          <w:p>
+            <w:pPr>
+              <w:spacing w:after="0" w:before="0"/>
+            </w:pPr>
+            <w:r>
+              <w:rPr>
+                <w:rFonts w:ascii="Arial" w:cs="Arial" w:eastAsia="Arial" w:hAnsi="Arial"/>
+                <w:color w:val="1B2118"/>
+                <w:sz w:val="18"/>
+                <w:szCs w:val="18"/>
+              </w:rPr>
+              <w:t xml:space="preserve">ISS-041 (calcolo con più di 1.000 utenze) trovato con la prova di Borgoval, corretto, in produzione e verificato; prova di Borgoval nel registro dei test</w:t>
             </w:r>
           </w:p>
         </w:tc>
@@ -27139,7 +27700,7 @@
         <w:szCs w:val="16"/>
       </w:rPr>
       <w:tab/>
-      <w:t xml:space="preserve">Registro issue e test · Rev. 1.25 · 26/10/2026</w:t>
+      <w:t xml:space="preserve">Registro issue e test · Rev. 1.26 · 26/10/2026</w:t>
     </w:r>
   </w:p>
 </w:hdr>
@@ -27204,7 +27765,7 @@
         <w:szCs w:val="16"/>
       </w:rPr>
       <w:tab/>
-      <w:t xml:space="preserve">Registro issue e test · Rev. 1.25 · 26/10/2026</w:t>
+      <w:t xml:space="preserve">Registro issue e test · Rev. 1.26 · 26/10/2026</w:t>
     </w:r>
   </w:p>
 </w:hdr>

--- a/public/documentazione/Registro_Issue_Test_Portale_CWP.docx
+++ b/public/documentazione/Registro_Issue_Test_Portale_CWP.docx
@@ -302,7 +302,7 @@
                 <w:sz w:val="20"/>
                 <w:szCs w:val="20"/>
               </w:rPr>
-              <w:t xml:space="preserve">Rev. 1.26</w:t>
+              <w:t xml:space="preserve">Rev. 1.27</w:t>
             </w:r>
           </w:p>
         </w:tc>
@@ -365,7 +365,7 @@
                 <w:sz w:val="20"/>
                 <w:szCs w:val="20"/>
               </w:rPr>
-              <w:t xml:space="preserve">26/10/2026</w:t>
+              <w:t xml:space="preserve">30/10/2026</w:t>
             </w:r>
           </w:p>
         </w:tc>
@@ -719,7 +719,7 @@
                 <w:sz w:val="18"/>
                 <w:szCs w:val="18"/>
               </w:rPr>
-              <w:t xml:space="preserve">1.26</w:t>
+              <w:t xml:space="preserve">1.27</w:t>
             </w:r>
           </w:p>
         </w:tc>
@@ -751,7 +751,7 @@
                 <w:sz w:val="18"/>
                 <w:szCs w:val="18"/>
               </w:rPr>
-              <w:t xml:space="preserve">26/10/2026</w:t>
+              <w:t xml:space="preserve">30/10/2026</w:t>
             </w:r>
           </w:p>
         </w:tc>
@@ -783,7 +783,7 @@
                 <w:sz w:val="18"/>
                 <w:szCs w:val="18"/>
               </w:rPr>
-              <w:t xml:space="preserve">ISS-041 (calcolo con più di 1.000 utenze) corretto e verificato; prova di carico di Borgoval.</w:t>
+              <w:t xml:space="preserve">Rilievi TEST_PORTALE_CWP T01-T31 registrati e verificati.</w:t>
             </w:r>
           </w:p>
         </w:tc>
@@ -853,7 +853,7 @@
                 <w:sz w:val="18"/>
                 <w:szCs w:val="18"/>
               </w:rPr>
-              <w:t xml:space="preserve">1.25</w:t>
+              <w:t xml:space="preserve">1.26</w:t>
             </w:r>
           </w:p>
         </w:tc>
@@ -919,7 +919,7 @@
                 <w:sz w:val="18"/>
                 <w:szCs w:val="18"/>
               </w:rPr>
-              <w:t xml:space="preserve">Riepilogo al 26/10.</w:t>
+              <w:t xml:space="preserve">ISS-041 (calcolo con più di 1.000 utenze) corretto e verificato; prova di carico di Borgoval.</w:t>
             </w:r>
           </w:p>
         </w:tc>
@@ -989,7 +989,7 @@
                 <w:sz w:val="18"/>
                 <w:szCs w:val="18"/>
               </w:rPr>
-              <w:t xml:space="preserve">1.24</w:t>
+              <w:t xml:space="preserve">1.25</w:t>
             </w:r>
           </w:p>
         </w:tc>
@@ -1021,7 +1021,7 @@
                 <w:sz w:val="18"/>
                 <w:szCs w:val="18"/>
               </w:rPr>
-              <w:t xml:space="preserve">25/10/2026</w:t>
+              <w:t xml:space="preserve">26/10/2026</w:t>
             </w:r>
           </w:p>
         </w:tc>
@@ -1053,7 +1053,7 @@
                 <w:sz w:val="18"/>
                 <w:szCs w:val="18"/>
               </w:rPr>
-              <w:t xml:space="preserve">Prova t47.sql.</w:t>
+              <w:t xml:space="preserve">Riepilogo al 26/10.</w:t>
             </w:r>
           </w:p>
         </w:tc>
@@ -1123,7 +1123,7 @@
                 <w:sz w:val="18"/>
                 <w:szCs w:val="18"/>
               </w:rPr>
-              <w:t xml:space="preserve">1.23</w:t>
+              <w:t xml:space="preserve">1.24</w:t>
             </w:r>
           </w:p>
         </w:tc>
@@ -1189,7 +1189,7 @@
                 <w:sz w:val="18"/>
                 <w:szCs w:val="18"/>
               </w:rPr>
-              <w:t xml:space="preserve">Prova t46.sql e prova del lettore dei siti in produzione.</w:t>
+              <w:t xml:space="preserve">Prova t47.sql.</w:t>
             </w:r>
           </w:p>
         </w:tc>
@@ -1259,7 +1259,7 @@
                 <w:sz w:val="18"/>
                 <w:szCs w:val="18"/>
               </w:rPr>
-              <w:t xml:space="preserve">1.22</w:t>
+              <w:t xml:space="preserve">1.23</w:t>
             </w:r>
           </w:p>
         </w:tc>
@@ -1291,7 +1291,7 @@
                 <w:sz w:val="18"/>
                 <w:szCs w:val="18"/>
               </w:rPr>
-              <w:t xml:space="preserve">23/10/2026</w:t>
+              <w:t xml:space="preserve">25/10/2026</w:t>
             </w:r>
           </w:p>
         </w:tc>
@@ -1323,7 +1323,7 @@
                 <w:sz w:val="18"/>
                 <w:szCs w:val="18"/>
               </w:rPr>
-              <w:t xml:space="preserve">ISS-039 e ISS-040 corretti e in produzione; prova t45.sql.</w:t>
+              <w:t xml:space="preserve">Prova t46.sql e prova del lettore dei siti in produzione.</w:t>
             </w:r>
           </w:p>
         </w:tc>
@@ -1393,7 +1393,7 @@
                 <w:sz w:val="18"/>
                 <w:szCs w:val="18"/>
               </w:rPr>
-              <w:t xml:space="preserve">1.21</w:t>
+              <w:t xml:space="preserve">1.22</w:t>
             </w:r>
           </w:p>
         </w:tc>
@@ -1459,7 +1459,7 @@
                 <w:sz w:val="18"/>
                 <w:szCs w:val="18"/>
               </w:rPr>
-              <w:t xml:space="preserve">Rilascio del Marketing: errori dell'importazione da IndicePA trovati e corretti.</w:t>
+              <w:t xml:space="preserve">ISS-039 e ISS-040 corretti e in produzione; prova t45.sql.</w:t>
             </w:r>
           </w:p>
         </w:tc>
@@ -1529,7 +1529,7 @@
                 <w:sz w:val="18"/>
                 <w:szCs w:val="18"/>
               </w:rPr>
-              <w:t xml:space="preserve">1.20</w:t>
+              <w:t xml:space="preserve">1.21</w:t>
             </w:r>
           </w:p>
         </w:tc>
@@ -1593,7 +1593,7 @@
                 <w:sz w:val="18"/>
                 <w:szCs w:val="18"/>
               </w:rPr>
-              <w:t xml:space="preserve">Prova t44.sql (Marketing) con l'errore trovato e corretto; serie marketing.test.mjs.</w:t>
+              <w:t xml:space="preserve">Rilascio del Marketing: errori dell'importazione da IndicePA trovati e corretti.</w:t>
             </w:r>
           </w:p>
         </w:tc>
@@ -1663,7 +1663,7 @@
                 <w:sz w:val="18"/>
                 <w:szCs w:val="18"/>
               </w:rPr>
-              <w:t xml:space="preserve">1.19</w:t>
+              <w:t xml:space="preserve">1.20</w:t>
             </w:r>
           </w:p>
         </w:tc>
@@ -1729,7 +1729,7 @@
                 <w:sz w:val="18"/>
                 <w:szCs w:val="18"/>
               </w:rPr>
-              <w:t xml:space="preserve">Prova t34.sql nell'ordine della produzione.</w:t>
+              <w:t xml:space="preserve">Prova t44.sql (Marketing) con l'errore trovato e corretto; serie marketing.test.mjs.</w:t>
             </w:r>
           </w:p>
         </w:tc>
@@ -1799,7 +1799,7 @@
                 <w:sz w:val="18"/>
                 <w:szCs w:val="18"/>
               </w:rPr>
-              <w:t xml:space="preserve">1.18</w:t>
+              <w:t xml:space="preserve">1.19</w:t>
             </w:r>
           </w:p>
         </w:tc>
@@ -1863,7 +1863,7 @@
                 <w:sz w:val="18"/>
                 <w:szCs w:val="18"/>
               </w:rPr>
-              <w:t xml:space="preserve">Verifica dei colori dello stato delle fasi.</w:t>
+              <w:t xml:space="preserve">Prova t34.sql nell'ordine della produzione.</w:t>
             </w:r>
           </w:p>
         </w:tc>
@@ -1933,7 +1933,7 @@
                 <w:sz w:val="18"/>
                 <w:szCs w:val="18"/>
               </w:rPr>
-              <w:t xml:space="preserve">1.17</w:t>
+              <w:t xml:space="preserve">1.18</w:t>
             </w:r>
           </w:p>
         </w:tc>
@@ -1999,7 +1999,7 @@
                 <w:sz w:val="18"/>
                 <w:szCs w:val="18"/>
               </w:rPr>
-              <w:t xml:space="preserve">Prove valoreProgetti.test.mjs e t43.sql; 19 serie.</w:t>
+              <w:t xml:space="preserve">Verifica dei colori dello stato delle fasi.</w:t>
             </w:r>
           </w:p>
         </w:tc>
@@ -2069,7 +2069,7 @@
                 <w:sz w:val="18"/>
                 <w:szCs w:val="18"/>
               </w:rPr>
-              <w:t xml:space="preserve">1.16</w:t>
+              <w:t xml:space="preserve">1.17</w:t>
             </w:r>
           </w:p>
         </w:tc>
@@ -2133,7 +2133,7 @@
                 <w:sz w:val="18"/>
                 <w:szCs w:val="18"/>
               </w:rPr>
-              <w:t xml:space="preserve">Riepilogo al 23/10.</w:t>
+              <w:t xml:space="preserve">Prove valoreProgetti.test.mjs e t43.sql; 19 serie.</w:t>
             </w:r>
           </w:p>
         </w:tc>
@@ -2203,7 +2203,7 @@
                 <w:sz w:val="18"/>
                 <w:szCs w:val="18"/>
               </w:rPr>
-              <w:t xml:space="preserve">1.15</w:t>
+              <w:t xml:space="preserve">1.16</w:t>
             </w:r>
           </w:p>
         </w:tc>
@@ -2269,7 +2269,7 @@
                 <w:sz w:val="18"/>
                 <w:szCs w:val="18"/>
               </w:rPr>
-              <w:t xml:space="preserve">Prova t42.sql (valore dei crediti).</w:t>
+              <w:t xml:space="preserve">Riepilogo al 23/10.</w:t>
             </w:r>
           </w:p>
         </w:tc>
@@ -2339,7 +2339,7 @@
                 <w:sz w:val="18"/>
                 <w:szCs w:val="18"/>
               </w:rPr>
-              <w:t xml:space="preserve">1.14</w:t>
+              <w:t xml:space="preserve">1.15</w:t>
             </w:r>
           </w:p>
         </w:tc>
@@ -2403,7 +2403,7 @@
                 <w:sz w:val="18"/>
                 <w:szCs w:val="18"/>
               </w:rPr>
-              <w:t xml:space="preserve">Prove utenzeNelCalcolo.test.mjs (7) e t41.sql; 18 serie.</w:t>
+              <w:t xml:space="preserve">Prova t42.sql (valore dei crediti).</w:t>
             </w:r>
           </w:p>
         </w:tc>
@@ -2473,7 +2473,7 @@
                 <w:sz w:val="18"/>
                 <w:szCs w:val="18"/>
               </w:rPr>
-              <w:t xml:space="preserve">1.13</w:t>
+              <w:t xml:space="preserve">1.14</w:t>
             </w:r>
           </w:p>
         </w:tc>
@@ -2506,7 +2506,7 @@
                 <w:sz w:val="18"/>
                 <w:szCs w:val="18"/>
               </w:rPr>
-              <w:t xml:space="preserve">22/10/2026</w:t>
+              <w:t xml:space="preserve">23/10/2026</w:t>
             </w:r>
           </w:p>
         </w:tc>
@@ -2539,7 +2539,7 @@
                 <w:sz w:val="18"/>
                 <w:szCs w:val="18"/>
               </w:rPr>
-              <w:t xml:space="preserve">Riassunto degli eventi delle utenze nell'Audit (6 prove).</w:t>
+              <w:t xml:space="preserve">Prove utenzeNelCalcolo.test.mjs (7) e t41.sql; 18 serie.</w:t>
             </w:r>
           </w:p>
         </w:tc>
@@ -2609,7 +2609,7 @@
                 <w:sz w:val="18"/>
                 <w:szCs w:val="18"/>
               </w:rPr>
-              <w:t xml:space="preserve">1.12</w:t>
+              <w:t xml:space="preserve">1.13</w:t>
             </w:r>
           </w:p>
         </w:tc>
@@ -2673,7 +2673,7 @@
                 <w:sz w:val="18"/>
                 <w:szCs w:val="18"/>
               </w:rPr>
-              <w:t xml:space="preserve">Serie bancaDatiUtenze.test.mjs; t40.sql esteso.</w:t>
+              <w:t xml:space="preserve">Riassunto degli eventi delle utenze nell'Audit (6 prove).</w:t>
             </w:r>
           </w:p>
         </w:tc>
@@ -2743,7 +2743,7 @@
                 <w:sz w:val="18"/>
                 <w:szCs w:val="18"/>
               </w:rPr>
-              <w:t xml:space="preserve">1.11</w:t>
+              <w:t xml:space="preserve">1.12</w:t>
             </w:r>
           </w:p>
         </w:tc>
@@ -2809,7 +2809,7 @@
                 <w:sz w:val="18"/>
                 <w:szCs w:val="18"/>
               </w:rPr>
-              <w:t xml:space="preserve">Prova t40.sql (Banca Dati Utenze).</w:t>
+              <w:t xml:space="preserve">Serie bancaDatiUtenze.test.mjs; t40.sql esteso.</w:t>
             </w:r>
           </w:p>
         </w:tc>
@@ -2879,7 +2879,7 @@
                 <w:sz w:val="18"/>
                 <w:szCs w:val="18"/>
               </w:rPr>
-              <w:t xml:space="preserve">1.10</w:t>
+              <w:t xml:space="preserve">1.11</w:t>
             </w:r>
           </w:p>
         </w:tc>
@@ -2943,7 +2943,7 @@
                 <w:sz w:val="18"/>
                 <w:szCs w:val="18"/>
               </w:rPr>
-              <w:t xml:space="preserve">N01-N04 e ISS-038 in produzione.</w:t>
+              <w:t xml:space="preserve">Prova t40.sql (Banca Dati Utenze).</w:t>
             </w:r>
           </w:p>
         </w:tc>
@@ -3013,7 +3013,7 @@
                 <w:sz w:val="18"/>
                 <w:szCs w:val="18"/>
               </w:rPr>
-              <w:t xml:space="preserve">1.9</w:t>
+              <w:t xml:space="preserve">1.10</w:t>
             </w:r>
           </w:p>
         </w:tc>
@@ -3079,7 +3079,7 @@
                 <w:sz w:val="18"/>
                 <w:szCs w:val="18"/>
               </w:rPr>
-              <w:t xml:space="preserve">ISS-038: navigazione da smartphone.</w:t>
+              <w:t xml:space="preserve">N01-N04 e ISS-038 in produzione.</w:t>
             </w:r>
           </w:p>
         </w:tc>
@@ -3149,7 +3149,7 @@
                 <w:sz w:val="18"/>
                 <w:szCs w:val="18"/>
               </w:rPr>
-              <w:t xml:space="preserve">1.8</w:t>
+              <w:t xml:space="preserve">1.9</w:t>
             </w:r>
           </w:p>
         </w:tc>
@@ -3213,7 +3213,7 @@
                 <w:sz w:val="18"/>
                 <w:szCs w:val="18"/>
               </w:rPr>
-              <w:t xml:space="preserve">Rilievi N01-N06 della terza sessione: N01-N04 corretti da ritestare, N05 e N06 in attesa di regola; prove rilievi_n.test.mjs e t39.sql.</w:t>
+              <w:t xml:space="preserve">ISS-038: navigazione da smartphone.</w:t>
             </w:r>
           </w:p>
         </w:tc>
@@ -3283,7 +3283,7 @@
                 <w:sz w:val="18"/>
                 <w:szCs w:val="18"/>
               </w:rPr>
-              <w:t xml:space="preserve">1.7</w:t>
+              <w:t xml:space="preserve">1.8</w:t>
             </w:r>
           </w:p>
         </w:tc>
@@ -3316,7 +3316,7 @@
                 <w:sz w:val="18"/>
                 <w:szCs w:val="18"/>
               </w:rPr>
-              <w:t xml:space="preserve">21/10/2026</w:t>
+              <w:t xml:space="preserve">22/10/2026</w:t>
             </w:r>
           </w:p>
         </w:tc>
@@ -3349,7 +3349,7 @@
                 <w:sz w:val="18"/>
                 <w:szCs w:val="18"/>
               </w:rPr>
-              <w:t xml:space="preserve">ISS-037: backup dal Mac.</w:t>
+              <w:t xml:space="preserve">Rilievi N01-N06 della terza sessione: N01-N04 corretti da ritestare, N05 e N06 in attesa di regola; prove rilievi_n.test.mjs e t39.sql.</w:t>
             </w:r>
           </w:p>
         </w:tc>
@@ -3419,7 +3419,7 @@
                 <w:sz w:val="18"/>
                 <w:szCs w:val="18"/>
               </w:rPr>
-              <w:t xml:space="preserve">1.6</w:t>
+              <w:t xml:space="preserve">1.7</w:t>
             </w:r>
           </w:p>
         </w:tc>
@@ -3483,7 +3483,7 @@
                 <w:sz w:val="18"/>
                 <w:szCs w:val="18"/>
               </w:rPr>
-              <w:t xml:space="preserve">ISS-036: causa e tramite per Google News. Prova t37.sql. ISS-036: tramite bloccato da Google, siti ambientali. ISS-036: tramite bloccato da Google, siti ambientali.</w:t>
+              <w:t xml:space="preserve">ISS-037: backup dal Mac.</w:t>
             </w:r>
           </w:p>
         </w:tc>
@@ -3553,7 +3553,7 @@
                 <w:sz w:val="18"/>
                 <w:szCs w:val="18"/>
               </w:rPr>
-              <w:t xml:space="preserve">1.5</w:t>
+              <w:t xml:space="preserve">1.6</w:t>
             </w:r>
           </w:p>
         </w:tc>
@@ -3619,7 +3619,7 @@
                 <w:sz w:val="18"/>
                 <w:szCs w:val="18"/>
               </w:rPr>
-              <w:t xml:space="preserve">ISS-036: canali News da Google a Bing.</w:t>
+              <w:t xml:space="preserve">ISS-036: causa e tramite per Google News. Prova t37.sql. ISS-036: tramite bloccato da Google, siti ambientali. ISS-036: tramite bloccato da Google, siti ambientali.</w:t>
             </w:r>
           </w:p>
         </w:tc>
@@ -3689,7 +3689,7 @@
                 <w:sz w:val="18"/>
                 <w:szCs w:val="18"/>
               </w:rPr>
-              <w:t xml:space="preserve">1.4</w:t>
+              <w:t xml:space="preserve">1.5</w:t>
             </w:r>
           </w:p>
         </w:tc>
@@ -3753,7 +3753,7 @@
                 <w:sz w:val="18"/>
                 <w:szCs w:val="18"/>
               </w:rPr>
-              <w:t xml:space="preserve">Nuove prove notizie.test.mjs e t36.sql.</w:t>
+              <w:t xml:space="preserve">ISS-036: canali News da Google a Bing.</w:t>
             </w:r>
           </w:p>
         </w:tc>
@@ -3823,7 +3823,7 @@
                 <w:sz w:val="18"/>
                 <w:szCs w:val="18"/>
               </w:rPr>
-              <w:t xml:space="preserve">1.3</w:t>
+              <w:t xml:space="preserve">1.4</w:t>
             </w:r>
           </w:p>
         </w:tc>
@@ -3889,7 +3889,7 @@
                 <w:sz w:val="18"/>
                 <w:szCs w:val="18"/>
               </w:rPr>
-              <w:t xml:space="preserve">ISS-035: PDF ed Excel della simulazione con tutti i dati e i grafici.</w:t>
+              <w:t xml:space="preserve">Nuove prove notizie.test.mjs e t36.sql.</w:t>
             </w:r>
           </w:p>
         </w:tc>
@@ -3959,7 +3959,7 @@
                 <w:sz w:val="18"/>
                 <w:szCs w:val="18"/>
               </w:rPr>
-              <w:t xml:space="preserve">1.2</w:t>
+              <w:t xml:space="preserve">1.3</w:t>
             </w:r>
           </w:p>
         </w:tc>
@@ -4023,7 +4023,7 @@
                 <w:sz w:val="18"/>
                 <w:szCs w:val="18"/>
               </w:rPr>
-              <w:t xml:space="preserve">Nuova serie di prove dell'assistente.</w:t>
+              <w:t xml:space="preserve">ISS-035: PDF ed Excel della simulazione con tutti i dati e i grafici.</w:t>
             </w:r>
           </w:p>
         </w:tc>
@@ -4093,7 +4093,7 @@
                 <w:sz w:val="18"/>
                 <w:szCs w:val="18"/>
               </w:rPr>
-              <w:t xml:space="preserve">1.1</w:t>
+              <w:t xml:space="preserve">1.2</w:t>
             </w:r>
           </w:p>
         </w:tc>
@@ -4159,7 +4159,7 @@
                 <w:sz w:val="18"/>
                 <w:szCs w:val="18"/>
               </w:rPr>
-              <w:t xml:space="preserve">R08 corretto e da ritestare; prova di ripristino da backup.</w:t>
+              <w:t xml:space="preserve">Nuova serie di prove dell'assistente.</w:t>
             </w:r>
           </w:p>
         </w:tc>
@@ -4229,6 +4229,140 @@
                 <w:sz w:val="18"/>
                 <w:szCs w:val="18"/>
               </w:rPr>
+              <w:t xml:space="preserve">1.1</w:t>
+            </w:r>
+          </w:p>
+        </w:tc>
+        <w:tc>
+          <w:tcPr>
+            <w:tcW w:type="dxa" w:w="1300"/>
+            <w:tcBorders>
+              <w:top w:val="single" w:color="D9D4C5" w:sz="4"/>
+              <w:left w:val="single" w:color="D9D4C5" w:sz="4"/>
+              <w:bottom w:val="single" w:color="D9D4C5" w:sz="4"/>
+              <w:right w:val="single" w:color="D9D4C5" w:sz="4"/>
+            </w:tcBorders>
+            <w:tcMar>
+              <w:top w:type="dxa" w:w="70"/>
+              <w:left w:type="dxa" w:w="110"/>
+              <w:bottom w:type="dxa" w:w="70"/>
+              <w:right w:type="dxa" w:w="110"/>
+            </w:tcMar>
+            <w:vAlign w:val="center"/>
+          </w:tcPr>
+          <w:p>
+            <w:pPr>
+              <w:spacing w:after="0" w:before="0"/>
+            </w:pPr>
+            <w:r>
+              <w:rPr>
+                <w:rFonts w:ascii="Arial" w:cs="Arial" w:eastAsia="Arial" w:hAnsi="Arial"/>
+                <w:color w:val="1B2118"/>
+                <w:sz w:val="18"/>
+                <w:szCs w:val="18"/>
+              </w:rPr>
+              <w:t xml:space="preserve">21/10/2026</w:t>
+            </w:r>
+          </w:p>
+        </w:tc>
+        <w:tc>
+          <w:tcPr>
+            <w:tcW w:type="dxa" w:w="5538"/>
+            <w:tcBorders>
+              <w:top w:val="single" w:color="D9D4C5" w:sz="4"/>
+              <w:left w:val="single" w:color="D9D4C5" w:sz="4"/>
+              <w:bottom w:val="single" w:color="D9D4C5" w:sz="4"/>
+              <w:right w:val="single" w:color="D9D4C5" w:sz="4"/>
+            </w:tcBorders>
+            <w:tcMar>
+              <w:top w:type="dxa" w:w="70"/>
+              <w:left w:type="dxa" w:w="110"/>
+              <w:bottom w:type="dxa" w:w="70"/>
+              <w:right w:type="dxa" w:w="110"/>
+            </w:tcMar>
+            <w:vAlign w:val="center"/>
+          </w:tcPr>
+          <w:p>
+            <w:pPr>
+              <w:spacing w:after="0" w:before="0"/>
+            </w:pPr>
+            <w:r>
+              <w:rPr>
+                <w:rFonts w:ascii="Arial" w:cs="Arial" w:eastAsia="Arial" w:hAnsi="Arial"/>
+                <w:color w:val="1B2118"/>
+                <w:sz w:val="18"/>
+                <w:szCs w:val="18"/>
+              </w:rPr>
+              <w:t xml:space="preserve">R08 corretto e da ritestare; prova di ripristino da backup.</w:t>
+            </w:r>
+          </w:p>
+        </w:tc>
+        <w:tc>
+          <w:tcPr>
+            <w:tcW w:type="dxa" w:w="2000"/>
+            <w:tcBorders>
+              <w:top w:val="single" w:color="D9D4C5" w:sz="4"/>
+              <w:left w:val="single" w:color="D9D4C5" w:sz="4"/>
+              <w:bottom w:val="single" w:color="D9D4C5" w:sz="4"/>
+              <w:right w:val="single" w:color="D9D4C5" w:sz="4"/>
+            </w:tcBorders>
+            <w:tcMar>
+              <w:top w:type="dxa" w:w="70"/>
+              <w:left w:type="dxa" w:w="110"/>
+              <w:bottom w:type="dxa" w:w="70"/>
+              <w:right w:type="dxa" w:w="110"/>
+            </w:tcMar>
+            <w:vAlign w:val="center"/>
+          </w:tcPr>
+          <w:p>
+            <w:pPr>
+              <w:spacing w:after="0" w:before="0"/>
+            </w:pPr>
+            <w:r>
+              <w:rPr>
+                <w:rFonts w:ascii="Arial" w:cs="Arial" w:eastAsia="Arial" w:hAnsi="Arial"/>
+                <w:color w:val="1B2118"/>
+                <w:sz w:val="18"/>
+                <w:szCs w:val="18"/>
+              </w:rPr>
+              <w:t xml:space="preserve">Fondazione Operate</w:t>
+            </w:r>
+          </w:p>
+        </w:tc>
+      </w:tr>
+      <w:tr>
+        <w:trPr>
+          <w:cantSplit/>
+        </w:trPr>
+        <w:tc>
+          <w:tcPr>
+            <w:tcW w:type="dxa" w:w="800"/>
+            <w:tcBorders>
+              <w:top w:val="single" w:color="D9D4C5" w:sz="4"/>
+              <w:left w:val="single" w:color="D9D4C5" w:sz="4"/>
+              <w:bottom w:val="single" w:color="D9D4C5" w:sz="4"/>
+              <w:right w:val="single" w:color="D9D4C5" w:sz="4"/>
+            </w:tcBorders>
+            <w:shd w:fill="F6F4EE" w:color="auto" w:val="clear"/>
+            <w:tcMar>
+              <w:top w:type="dxa" w:w="70"/>
+              <w:left w:type="dxa" w:w="110"/>
+              <w:bottom w:type="dxa" w:w="70"/>
+              <w:right w:type="dxa" w:w="110"/>
+            </w:tcMar>
+            <w:vAlign w:val="center"/>
+          </w:tcPr>
+          <w:p>
+            <w:pPr>
+              <w:spacing w:after="0" w:before="0"/>
+            </w:pPr>
+            <w:r>
+              <w:rPr>
+                <w:rFonts w:ascii="Arial" w:cs="Arial" w:eastAsia="Arial" w:hAnsi="Arial"/>
+                <w:color w:val="1B2118"/>
+                <w:sz w:val="18"/>
+                <w:szCs w:val="18"/>
+              </w:rPr>
               <w:t xml:space="preserve">1.0</w:t>
             </w:r>
           </w:p>
@@ -4242,6 +4376,7 @@
               <w:bottom w:val="single" w:color="D9D4C5" w:sz="4"/>
               <w:right w:val="single" w:color="D9D4C5" w:sz="4"/>
             </w:tcBorders>
+            <w:shd w:fill="F6F4EE" w:color="auto" w:val="clear"/>
             <w:tcMar>
               <w:top w:type="dxa" w:w="70"/>
               <w:left w:type="dxa" w:w="110"/>
@@ -4274,6 +4409,7 @@
               <w:bottom w:val="single" w:color="D9D4C5" w:sz="4"/>
               <w:right w:val="single" w:color="D9D4C5" w:sz="4"/>
             </w:tcBorders>
+            <w:shd w:fill="F6F4EE" w:color="auto" w:val="clear"/>
             <w:tcMar>
               <w:top w:type="dxa" w:w="70"/>
               <w:left w:type="dxa" w:w="110"/>
@@ -4306,6 +4442,7 @@
               <w:bottom w:val="single" w:color="D9D4C5" w:sz="4"/>
               <w:right w:val="single" w:color="D9D4C5" w:sz="4"/>
             </w:tcBorders>
+            <w:shd w:fill="F6F4EE" w:color="auto" w:val="clear"/>
             <w:tcMar>
               <w:top w:type="dxa" w:w="70"/>
               <w:left w:type="dxa" w:w="110"/>
@@ -4347,7 +4484,7 @@
           <w:sz w:val="20"/>
           <w:szCs w:val="20"/>
         </w:rPr>
-        <w:t xml:space="preserve">Fotografia del registro alla revisione 1.26 del 26/10/2026. Il registro si aggiorna a ogni variazione (segnalazione, correzione, ritest, rilascio); la versione corrente si scarica dall'area Documentazione del portale (solo Amministratori).</w:t>
+        <w:t xml:space="preserve">Fotografia del registro alla revisione 1.27 del 30/10/2026. Il registro si aggiorna a ogni variazione (segnalazione, correzione, ritest, rilascio); la versione corrente si scarica dall'area Documentazione del portale (solo Amministratori).</w:t>
       </w:r>
     </w:p>
     <w:p>
@@ -4418,7 +4555,7 @@
             <w:sz w:val="22"/>
             <w:szCs w:val="22"/>
           </w:rPr>
-          <w:t xml:space="preserve">2.  Riepilogo al 26/10/2026 (ore 10:30)</w:t>
+          <w:t xml:space="preserve">2.  Riepilogo al 30/10/2026 (ore 16:00)</w:t>
         </w:r>
         <w:r>
           <w:rPr>
@@ -4486,7 +4623,7 @@
             <w:szCs w:val="22"/>
           </w:rPr>
           <w:tab/>
-          <w:t xml:space="preserve">14</w:t>
+          <w:t xml:space="preserve">17</w:t>
         </w:r>
       </w:hyperlink>
     </w:p>
@@ -4515,7 +4652,7 @@
             <w:szCs w:val="22"/>
           </w:rPr>
           <w:tab/>
-          <w:t xml:space="preserve">16</w:t>
+          <w:t xml:space="preserve">19</w:t>
         </w:r>
       </w:hyperlink>
     </w:p>
@@ -4544,7 +4681,7 @@
             <w:szCs w:val="22"/>
           </w:rPr>
           <w:tab/>
-          <w:t xml:space="preserve">21</w:t>
+          <w:t xml:space="preserve">24</w:t>
         </w:r>
       </w:hyperlink>
     </w:p>
@@ -5448,7 +5585,7 @@
           <w:sz w:val="34"/>
           <w:szCs w:val="34"/>
         </w:rPr>
-        <w:t xml:space="preserve">2. Riepilogo al 26/10/2026 (ore 10:30)</w:t>
+        <w:t xml:space="preserve">2. Riepilogo al 30/10/2026 (ore 16:00)</w:t>
       </w:r>
       <w:bookmarkEnd w:id="1"/>
     </w:p>
@@ -6109,6 +6246,49 @@
           <w:szCs w:val="21"/>
         </w:rPr>
         <w:t xml:space="preserve">ISS-012 e D08 hanno la stessa causa, segnalata in più momenti (17/10, 18/10, 21/10).</w:t>
+      </w:r>
+    </w:p>
+    <w:p>
+      <w:pPr>
+        <w:spacing w:after="140" w:line="300"/>
+      </w:pPr>
+      <w:r>
+        <w:rPr>
+          <w:rFonts w:ascii="Arial" w:cs="Arial" w:eastAsia="Arial" w:hAnsi="Arial"/>
+          <w:b/>
+          <w:bCs/>
+          <w:color w:val="1B2118"/>
+          <w:sz w:val="21"/>
+          <w:szCs w:val="21"/>
+        </w:rPr>
+        <w:t xml:space="preserve">Rilievi TEST_PORTALE_CWP (29/10, ricevuti il 30/10): T01-T31</w:t>
+      </w:r>
+      <w:r>
+        <w:rPr>
+          <w:rFonts w:ascii="Arial" w:cs="Arial" w:eastAsia="Arial" w:hAnsi="Arial"/>
+          <w:color w:val="1B2118"/>
+          <w:sz w:val="21"/>
+          <w:szCs w:val="21"/>
+        </w:rPr>
+        <w:t xml:space="preserve">, verificati il 30/10, nessuno ancora corretto. 16 confermati da correggere (T02, T03, T07, T08, T10, T11, T12, T15, T17, T18, T19, T20, T22, T25, T30, T31), 8 in attesa di regola (T01, T04, T06, T14 = N05, T16, T21 = N06, T27, T29), 3 migliorie (T05, T09, T26), T23 testo dell'avviso, T28 già presente in parte, 2 esterni (T13, T24). Risposte punto per punto nel documento di progetto </w:t>
+      </w:r>
+      <w:r>
+        <w:rPr>
+          <w:rFonts w:ascii="Consolas" w:cs="Consolas" w:eastAsia="Consolas" w:hAnsi="Consolas"/>
+          <w:color w:val="2F5D3A"/>
+          <w:sz w:val="21"/>
+          <w:szCs w:val="21"/>
+        </w:rPr>
+        <w:t xml:space="preserve">claude/test-portale-cwp-risposte.md</w:t>
+      </w:r>
+      <w:r>
+        <w:rPr>
+          <w:rFonts w:ascii="Arial" w:cs="Arial" w:eastAsia="Arial" w:hAnsi="Arial"/>
+          <w:color w:val="1B2118"/>
+          <w:sz w:val="21"/>
+          <w:szCs w:val="21"/>
+        </w:rPr>
+        <w:t xml:space="preserve">.</w:t>
       </w:r>
     </w:p>
     <w:p>
@@ -6163,10 +6343,10 @@
       </w:tblPr>
       <w:tblGrid>
         <w:gridCol w:w="838"/>
-        <w:gridCol w:w="1920"/>
-        <w:gridCol w:w="2375"/>
+        <w:gridCol w:w="1866"/>
+        <w:gridCol w:w="2403"/>
         <w:gridCol w:w="2129"/>
-        <w:gridCol w:w="2376"/>
+        <w:gridCol w:w="2402"/>
       </w:tblGrid>
       <w:tr>
         <w:trPr>
@@ -6209,7 +6389,7 @@
         </w:tc>
         <w:tc>
           <w:tcPr>
-            <w:tcW w:type="dxa" w:w="1920"/>
+            <w:tcW w:type="dxa" w:w="1866"/>
             <w:tcBorders>
               <w:top w:val="single" w:color="D9D4C5" w:sz="4"/>
               <w:left w:val="single" w:color="D9D4C5" w:sz="4"/>
@@ -6244,7 +6424,7 @@
         </w:tc>
         <w:tc>
           <w:tcPr>
-            <w:tcW w:type="dxa" w:w="2375"/>
+            <w:tcW w:type="dxa" w:w="2403"/>
             <w:tcBorders>
               <w:top w:val="single" w:color="D9D4C5" w:sz="4"/>
               <w:left w:val="single" w:color="D9D4C5" w:sz="4"/>
@@ -6314,7 +6494,7 @@
         </w:tc>
         <w:tc>
           <w:tcPr>
-            <w:tcW w:type="dxa" w:w="2376"/>
+            <w:tcW w:type="dxa" w:w="2402"/>
             <w:tcBorders>
               <w:top w:val="single" w:color="D9D4C5" w:sz="4"/>
               <w:left w:val="single" w:color="D9D4C5" w:sz="4"/>
@@ -6386,7 +6566,7 @@
         </w:tc>
         <w:tc>
           <w:tcPr>
-            <w:tcW w:type="dxa" w:w="1920"/>
+            <w:tcW w:type="dxa" w:w="1866"/>
             <w:tcBorders>
               <w:top w:val="single" w:color="D9D4C5" w:sz="4"/>
               <w:left w:val="single" w:color="D9D4C5" w:sz="4"/>
@@ -6418,7 +6598,7 @@
         </w:tc>
         <w:tc>
           <w:tcPr>
-            <w:tcW w:type="dxa" w:w="2375"/>
+            <w:tcW w:type="dxa" w:w="2403"/>
             <w:tcBorders>
               <w:top w:val="single" w:color="D9D4C5" w:sz="4"/>
               <w:left w:val="single" w:color="D9D4C5" w:sz="4"/>
@@ -6493,7 +6673,7 @@
         </w:tc>
         <w:tc>
           <w:tcPr>
-            <w:tcW w:type="dxa" w:w="2376"/>
+            <w:tcW w:type="dxa" w:w="2402"/>
             <w:tcBorders>
               <w:top w:val="single" w:color="D9D4C5" w:sz="4"/>
               <w:left w:val="single" w:color="D9D4C5" w:sz="4"/>
@@ -6599,7 +6779,7 @@
         </w:tc>
         <w:tc>
           <w:tcPr>
-            <w:tcW w:type="dxa" w:w="1920"/>
+            <w:tcW w:type="dxa" w:w="1866"/>
             <w:tcBorders>
               <w:top w:val="single" w:color="D9D4C5" w:sz="4"/>
               <w:left w:val="single" w:color="D9D4C5" w:sz="4"/>
@@ -6632,7 +6812,7 @@
         </w:tc>
         <w:tc>
           <w:tcPr>
-            <w:tcW w:type="dxa" w:w="2375"/>
+            <w:tcW w:type="dxa" w:w="2403"/>
             <w:tcBorders>
               <w:top w:val="single" w:color="D9D4C5" w:sz="4"/>
               <w:left w:val="single" w:color="D9D4C5" w:sz="4"/>
@@ -6709,7 +6889,7 @@
         </w:tc>
         <w:tc>
           <w:tcPr>
-            <w:tcW w:type="dxa" w:w="2376"/>
+            <w:tcW w:type="dxa" w:w="2402"/>
             <w:tcBorders>
               <w:top w:val="single" w:color="D9D4C5" w:sz="4"/>
               <w:left w:val="single" w:color="D9D4C5" w:sz="4"/>
@@ -6806,7 +6986,7 @@
         </w:tc>
         <w:tc>
           <w:tcPr>
-            <w:tcW w:type="dxa" w:w="1920"/>
+            <w:tcW w:type="dxa" w:w="1866"/>
             <w:tcBorders>
               <w:top w:val="single" w:color="D9D4C5" w:sz="4"/>
               <w:left w:val="single" w:color="D9D4C5" w:sz="4"/>
@@ -6838,7 +7018,7 @@
         </w:tc>
         <w:tc>
           <w:tcPr>
-            <w:tcW w:type="dxa" w:w="2375"/>
+            <w:tcW w:type="dxa" w:w="2403"/>
             <w:tcBorders>
               <w:top w:val="single" w:color="D9D4C5" w:sz="4"/>
               <w:left w:val="single" w:color="D9D4C5" w:sz="4"/>
@@ -6913,7 +7093,7 @@
         </w:tc>
         <w:tc>
           <w:tcPr>
-            <w:tcW w:type="dxa" w:w="2376"/>
+            <w:tcW w:type="dxa" w:w="2402"/>
             <w:tcBorders>
               <w:top w:val="single" w:color="D9D4C5" w:sz="4"/>
               <w:left w:val="single" w:color="D9D4C5" w:sz="4"/>
@@ -7028,7 +7208,7 @@
         </w:tc>
         <w:tc>
           <w:tcPr>
-            <w:tcW w:type="dxa" w:w="1920"/>
+            <w:tcW w:type="dxa" w:w="1866"/>
             <w:tcBorders>
               <w:top w:val="single" w:color="D9D4C5" w:sz="4"/>
               <w:left w:val="single" w:color="D9D4C5" w:sz="4"/>
@@ -7061,7 +7241,7 @@
         </w:tc>
         <w:tc>
           <w:tcPr>
-            <w:tcW w:type="dxa" w:w="2375"/>
+            <w:tcW w:type="dxa" w:w="2403"/>
             <w:tcBorders>
               <w:top w:val="single" w:color="D9D4C5" w:sz="4"/>
               <w:left w:val="single" w:color="D9D4C5" w:sz="4"/>
@@ -7138,7 +7318,7 @@
         </w:tc>
         <w:tc>
           <w:tcPr>
-            <w:tcW w:type="dxa" w:w="2376"/>
+            <w:tcW w:type="dxa" w:w="2402"/>
             <w:tcBorders>
               <w:top w:val="single" w:color="D9D4C5" w:sz="4"/>
               <w:left w:val="single" w:color="D9D4C5" w:sz="4"/>
@@ -7226,7 +7406,7 @@
         </w:tc>
         <w:tc>
           <w:tcPr>
-            <w:tcW w:type="dxa" w:w="1920"/>
+            <w:tcW w:type="dxa" w:w="1866"/>
             <w:tcBorders>
               <w:top w:val="single" w:color="D9D4C5" w:sz="4"/>
               <w:left w:val="single" w:color="D9D4C5" w:sz="4"/>
@@ -7258,7 +7438,7 @@
         </w:tc>
         <w:tc>
           <w:tcPr>
-            <w:tcW w:type="dxa" w:w="2375"/>
+            <w:tcW w:type="dxa" w:w="2403"/>
             <w:tcBorders>
               <w:top w:val="single" w:color="D9D4C5" w:sz="4"/>
               <w:left w:val="single" w:color="D9D4C5" w:sz="4"/>
@@ -7333,7 +7513,7 @@
         </w:tc>
         <w:tc>
           <w:tcPr>
-            <w:tcW w:type="dxa" w:w="2376"/>
+            <w:tcW w:type="dxa" w:w="2402"/>
             <w:tcBorders>
               <w:top w:val="single" w:color="D9D4C5" w:sz="4"/>
               <w:left w:val="single" w:color="D9D4C5" w:sz="4"/>
@@ -7421,7 +7601,7 @@
         </w:tc>
         <w:tc>
           <w:tcPr>
-            <w:tcW w:type="dxa" w:w="1920"/>
+            <w:tcW w:type="dxa" w:w="1866"/>
             <w:tcBorders>
               <w:top w:val="single" w:color="D9D4C5" w:sz="4"/>
               <w:left w:val="single" w:color="D9D4C5" w:sz="4"/>
@@ -7454,7 +7634,7 @@
         </w:tc>
         <w:tc>
           <w:tcPr>
-            <w:tcW w:type="dxa" w:w="2375"/>
+            <w:tcW w:type="dxa" w:w="2403"/>
             <w:tcBorders>
               <w:top w:val="single" w:color="D9D4C5" w:sz="4"/>
               <w:left w:val="single" w:color="D9D4C5" w:sz="4"/>
@@ -7531,7 +7711,7 @@
         </w:tc>
         <w:tc>
           <w:tcPr>
-            <w:tcW w:type="dxa" w:w="2376"/>
+            <w:tcW w:type="dxa" w:w="2402"/>
             <w:tcBorders>
               <w:top w:val="single" w:color="D9D4C5" w:sz="4"/>
               <w:left w:val="single" w:color="D9D4C5" w:sz="4"/>
@@ -7619,7 +7799,7 @@
         </w:tc>
         <w:tc>
           <w:tcPr>
-            <w:tcW w:type="dxa" w:w="1920"/>
+            <w:tcW w:type="dxa" w:w="1866"/>
             <w:tcBorders>
               <w:top w:val="single" w:color="D9D4C5" w:sz="4"/>
               <w:left w:val="single" w:color="D9D4C5" w:sz="4"/>
@@ -7651,7 +7831,7 @@
         </w:tc>
         <w:tc>
           <w:tcPr>
-            <w:tcW w:type="dxa" w:w="2375"/>
+            <w:tcW w:type="dxa" w:w="2403"/>
             <w:tcBorders>
               <w:top w:val="single" w:color="D9D4C5" w:sz="4"/>
               <w:left w:val="single" w:color="D9D4C5" w:sz="4"/>
@@ -7744,7 +7924,7 @@
         </w:tc>
         <w:tc>
           <w:tcPr>
-            <w:tcW w:type="dxa" w:w="2376"/>
+            <w:tcW w:type="dxa" w:w="2402"/>
             <w:tcBorders>
               <w:top w:val="single" w:color="D9D4C5" w:sz="4"/>
               <w:left w:val="single" w:color="D9D4C5" w:sz="4"/>
@@ -7832,7 +8012,7 @@
         </w:tc>
         <w:tc>
           <w:tcPr>
-            <w:tcW w:type="dxa" w:w="1920"/>
+            <w:tcW w:type="dxa" w:w="1866"/>
             <w:tcBorders>
               <w:top w:val="single" w:color="D9D4C5" w:sz="4"/>
               <w:left w:val="single" w:color="D9D4C5" w:sz="4"/>
@@ -7865,7 +8045,7 @@
         </w:tc>
         <w:tc>
           <w:tcPr>
-            <w:tcW w:type="dxa" w:w="2375"/>
+            <w:tcW w:type="dxa" w:w="2403"/>
             <w:tcBorders>
               <w:top w:val="single" w:color="D9D4C5" w:sz="4"/>
               <w:left w:val="single" w:color="D9D4C5" w:sz="4"/>
@@ -7942,7 +8122,7 @@
         </w:tc>
         <w:tc>
           <w:tcPr>
-            <w:tcW w:type="dxa" w:w="2376"/>
+            <w:tcW w:type="dxa" w:w="2402"/>
             <w:tcBorders>
               <w:top w:val="single" w:color="D9D4C5" w:sz="4"/>
               <w:left w:val="single" w:color="D9D4C5" w:sz="4"/>
@@ -8030,7 +8210,7 @@
         </w:tc>
         <w:tc>
           <w:tcPr>
-            <w:tcW w:type="dxa" w:w="1920"/>
+            <w:tcW w:type="dxa" w:w="1866"/>
             <w:tcBorders>
               <w:top w:val="single" w:color="D9D4C5" w:sz="4"/>
               <w:left w:val="single" w:color="D9D4C5" w:sz="4"/>
@@ -8062,7 +8242,7 @@
         </w:tc>
         <w:tc>
           <w:tcPr>
-            <w:tcW w:type="dxa" w:w="2375"/>
+            <w:tcW w:type="dxa" w:w="2403"/>
             <w:tcBorders>
               <w:top w:val="single" w:color="D9D4C5" w:sz="4"/>
               <w:left w:val="single" w:color="D9D4C5" w:sz="4"/>
@@ -8137,7 +8317,7 @@
         </w:tc>
         <w:tc>
           <w:tcPr>
-            <w:tcW w:type="dxa" w:w="2376"/>
+            <w:tcW w:type="dxa" w:w="2402"/>
             <w:tcBorders>
               <w:top w:val="single" w:color="D9D4C5" w:sz="4"/>
               <w:left w:val="single" w:color="D9D4C5" w:sz="4"/>
@@ -8243,7 +8423,7 @@
         </w:tc>
         <w:tc>
           <w:tcPr>
-            <w:tcW w:type="dxa" w:w="1920"/>
+            <w:tcW w:type="dxa" w:w="1866"/>
             <w:tcBorders>
               <w:top w:val="single" w:color="D9D4C5" w:sz="4"/>
               <w:left w:val="single" w:color="D9D4C5" w:sz="4"/>
@@ -8276,7 +8456,7 @@
         </w:tc>
         <w:tc>
           <w:tcPr>
-            <w:tcW w:type="dxa" w:w="2375"/>
+            <w:tcW w:type="dxa" w:w="2403"/>
             <w:tcBorders>
               <w:top w:val="single" w:color="D9D4C5" w:sz="4"/>
               <w:left w:val="single" w:color="D9D4C5" w:sz="4"/>
@@ -8353,7 +8533,7 @@
         </w:tc>
         <w:tc>
           <w:tcPr>
-            <w:tcW w:type="dxa" w:w="2376"/>
+            <w:tcW w:type="dxa" w:w="2402"/>
             <w:tcBorders>
               <w:top w:val="single" w:color="D9D4C5" w:sz="4"/>
               <w:left w:val="single" w:color="D9D4C5" w:sz="4"/>
@@ -8441,7 +8621,7 @@
         </w:tc>
         <w:tc>
           <w:tcPr>
-            <w:tcW w:type="dxa" w:w="1920"/>
+            <w:tcW w:type="dxa" w:w="1866"/>
             <w:tcBorders>
               <w:top w:val="single" w:color="D9D4C5" w:sz="4"/>
               <w:left w:val="single" w:color="D9D4C5" w:sz="4"/>
@@ -8473,7 +8653,7 @@
         </w:tc>
         <w:tc>
           <w:tcPr>
-            <w:tcW w:type="dxa" w:w="2375"/>
+            <w:tcW w:type="dxa" w:w="2403"/>
             <w:tcBorders>
               <w:top w:val="single" w:color="D9D4C5" w:sz="4"/>
               <w:left w:val="single" w:color="D9D4C5" w:sz="4"/>
@@ -8548,7 +8728,7 @@
         </w:tc>
         <w:tc>
           <w:tcPr>
-            <w:tcW w:type="dxa" w:w="2376"/>
+            <w:tcW w:type="dxa" w:w="2402"/>
             <w:tcBorders>
               <w:top w:val="single" w:color="D9D4C5" w:sz="4"/>
               <w:left w:val="single" w:color="D9D4C5" w:sz="4"/>
@@ -8636,7 +8816,7 @@
         </w:tc>
         <w:tc>
           <w:tcPr>
-            <w:tcW w:type="dxa" w:w="1920"/>
+            <w:tcW w:type="dxa" w:w="1866"/>
             <w:tcBorders>
               <w:top w:val="single" w:color="D9D4C5" w:sz="4"/>
               <w:left w:val="single" w:color="D9D4C5" w:sz="4"/>
@@ -8669,7 +8849,7 @@
         </w:tc>
         <w:tc>
           <w:tcPr>
-            <w:tcW w:type="dxa" w:w="2375"/>
+            <w:tcW w:type="dxa" w:w="2403"/>
             <w:tcBorders>
               <w:top w:val="single" w:color="D9D4C5" w:sz="4"/>
               <w:left w:val="single" w:color="D9D4C5" w:sz="4"/>
@@ -8746,7 +8926,7 @@
         </w:tc>
         <w:tc>
           <w:tcPr>
-            <w:tcW w:type="dxa" w:w="2376"/>
+            <w:tcW w:type="dxa" w:w="2402"/>
             <w:tcBorders>
               <w:top w:val="single" w:color="D9D4C5" w:sz="4"/>
               <w:left w:val="single" w:color="D9D4C5" w:sz="4"/>
@@ -8834,7 +9014,7 @@
         </w:tc>
         <w:tc>
           <w:tcPr>
-            <w:tcW w:type="dxa" w:w="1920"/>
+            <w:tcW w:type="dxa" w:w="1866"/>
             <w:tcBorders>
               <w:top w:val="single" w:color="D9D4C5" w:sz="4"/>
               <w:left w:val="single" w:color="D9D4C5" w:sz="4"/>
@@ -8866,7 +9046,7 @@
         </w:tc>
         <w:tc>
           <w:tcPr>
-            <w:tcW w:type="dxa" w:w="2375"/>
+            <w:tcW w:type="dxa" w:w="2403"/>
             <w:tcBorders>
               <w:top w:val="single" w:color="D9D4C5" w:sz="4"/>
               <w:left w:val="single" w:color="D9D4C5" w:sz="4"/>
@@ -8941,7 +9121,7 @@
         </w:tc>
         <w:tc>
           <w:tcPr>
-            <w:tcW w:type="dxa" w:w="2376"/>
+            <w:tcW w:type="dxa" w:w="2402"/>
             <w:tcBorders>
               <w:top w:val="single" w:color="D9D4C5" w:sz="4"/>
               <w:left w:val="single" w:color="D9D4C5" w:sz="4"/>
@@ -9029,7 +9209,7 @@
         </w:tc>
         <w:tc>
           <w:tcPr>
-            <w:tcW w:type="dxa" w:w="1920"/>
+            <w:tcW w:type="dxa" w:w="1866"/>
             <w:tcBorders>
               <w:top w:val="single" w:color="D9D4C5" w:sz="4"/>
               <w:left w:val="single" w:color="D9D4C5" w:sz="4"/>
@@ -9062,7 +9242,7 @@
         </w:tc>
         <w:tc>
           <w:tcPr>
-            <w:tcW w:type="dxa" w:w="2375"/>
+            <w:tcW w:type="dxa" w:w="2403"/>
             <w:tcBorders>
               <w:top w:val="single" w:color="D9D4C5" w:sz="4"/>
               <w:left w:val="single" w:color="D9D4C5" w:sz="4"/>
@@ -9139,7 +9319,7 @@
         </w:tc>
         <w:tc>
           <w:tcPr>
-            <w:tcW w:type="dxa" w:w="2376"/>
+            <w:tcW w:type="dxa" w:w="2402"/>
             <w:tcBorders>
               <w:top w:val="single" w:color="D9D4C5" w:sz="4"/>
               <w:left w:val="single" w:color="D9D4C5" w:sz="4"/>
@@ -9227,7 +9407,7 @@
         </w:tc>
         <w:tc>
           <w:tcPr>
-            <w:tcW w:type="dxa" w:w="1920"/>
+            <w:tcW w:type="dxa" w:w="1866"/>
             <w:tcBorders>
               <w:top w:val="single" w:color="D9D4C5" w:sz="4"/>
               <w:left w:val="single" w:color="D9D4C5" w:sz="4"/>
@@ -9259,7 +9439,7 @@
         </w:tc>
         <w:tc>
           <w:tcPr>
-            <w:tcW w:type="dxa" w:w="2375"/>
+            <w:tcW w:type="dxa" w:w="2403"/>
             <w:tcBorders>
               <w:top w:val="single" w:color="D9D4C5" w:sz="4"/>
               <w:left w:val="single" w:color="D9D4C5" w:sz="4"/>
@@ -9334,7 +9514,7 @@
         </w:tc>
         <w:tc>
           <w:tcPr>
-            <w:tcW w:type="dxa" w:w="2376"/>
+            <w:tcW w:type="dxa" w:w="2402"/>
             <w:tcBorders>
               <w:top w:val="single" w:color="D9D4C5" w:sz="4"/>
               <w:left w:val="single" w:color="D9D4C5" w:sz="4"/>
@@ -9422,7 +9602,7 @@
         </w:tc>
         <w:tc>
           <w:tcPr>
-            <w:tcW w:type="dxa" w:w="1920"/>
+            <w:tcW w:type="dxa" w:w="1866"/>
             <w:tcBorders>
               <w:top w:val="single" w:color="D9D4C5" w:sz="4"/>
               <w:left w:val="single" w:color="D9D4C5" w:sz="4"/>
@@ -9455,7 +9635,7 @@
         </w:tc>
         <w:tc>
           <w:tcPr>
-            <w:tcW w:type="dxa" w:w="2375"/>
+            <w:tcW w:type="dxa" w:w="2403"/>
             <w:tcBorders>
               <w:top w:val="single" w:color="D9D4C5" w:sz="4"/>
               <w:left w:val="single" w:color="D9D4C5" w:sz="4"/>
@@ -9532,7 +9712,7 @@
         </w:tc>
         <w:tc>
           <w:tcPr>
-            <w:tcW w:type="dxa" w:w="2376"/>
+            <w:tcW w:type="dxa" w:w="2402"/>
             <w:tcBorders>
               <w:top w:val="single" w:color="D9D4C5" w:sz="4"/>
               <w:left w:val="single" w:color="D9D4C5" w:sz="4"/>
@@ -9620,7 +9800,7 @@
         </w:tc>
         <w:tc>
           <w:tcPr>
-            <w:tcW w:type="dxa" w:w="1920"/>
+            <w:tcW w:type="dxa" w:w="1866"/>
             <w:tcBorders>
               <w:top w:val="single" w:color="D9D4C5" w:sz="4"/>
               <w:left w:val="single" w:color="D9D4C5" w:sz="4"/>
@@ -9652,7 +9832,7 @@
         </w:tc>
         <w:tc>
           <w:tcPr>
-            <w:tcW w:type="dxa" w:w="2375"/>
+            <w:tcW w:type="dxa" w:w="2403"/>
             <w:tcBorders>
               <w:top w:val="single" w:color="D9D4C5" w:sz="4"/>
               <w:left w:val="single" w:color="D9D4C5" w:sz="4"/>
@@ -9727,7 +9907,7 @@
         </w:tc>
         <w:tc>
           <w:tcPr>
-            <w:tcW w:type="dxa" w:w="2376"/>
+            <w:tcW w:type="dxa" w:w="2402"/>
             <w:tcBorders>
               <w:top w:val="single" w:color="D9D4C5" w:sz="4"/>
               <w:left w:val="single" w:color="D9D4C5" w:sz="4"/>
@@ -9815,7 +9995,7 @@
         </w:tc>
         <w:tc>
           <w:tcPr>
-            <w:tcW w:type="dxa" w:w="1920"/>
+            <w:tcW w:type="dxa" w:w="1866"/>
             <w:tcBorders>
               <w:top w:val="single" w:color="D9D4C5" w:sz="4"/>
               <w:left w:val="single" w:color="D9D4C5" w:sz="4"/>
@@ -9848,7 +10028,7 @@
         </w:tc>
         <w:tc>
           <w:tcPr>
-            <w:tcW w:type="dxa" w:w="2375"/>
+            <w:tcW w:type="dxa" w:w="2403"/>
             <w:tcBorders>
               <w:top w:val="single" w:color="D9D4C5" w:sz="4"/>
               <w:left w:val="single" w:color="D9D4C5" w:sz="4"/>
@@ -9925,7 +10105,7 @@
         </w:tc>
         <w:tc>
           <w:tcPr>
-            <w:tcW w:type="dxa" w:w="2376"/>
+            <w:tcW w:type="dxa" w:w="2402"/>
             <w:tcBorders>
               <w:top w:val="single" w:color="D9D4C5" w:sz="4"/>
               <w:left w:val="single" w:color="D9D4C5" w:sz="4"/>
@@ -10013,7 +10193,7 @@
         </w:tc>
         <w:tc>
           <w:tcPr>
-            <w:tcW w:type="dxa" w:w="1920"/>
+            <w:tcW w:type="dxa" w:w="1866"/>
             <w:tcBorders>
               <w:top w:val="single" w:color="D9D4C5" w:sz="4"/>
               <w:left w:val="single" w:color="D9D4C5" w:sz="4"/>
@@ -10045,7 +10225,7 @@
         </w:tc>
         <w:tc>
           <w:tcPr>
-            <w:tcW w:type="dxa" w:w="2375"/>
+            <w:tcW w:type="dxa" w:w="2403"/>
             <w:tcBorders>
               <w:top w:val="single" w:color="D9D4C5" w:sz="4"/>
               <w:left w:val="single" w:color="D9D4C5" w:sz="4"/>
@@ -10120,7 +10300,7 @@
         </w:tc>
         <w:tc>
           <w:tcPr>
-            <w:tcW w:type="dxa" w:w="2376"/>
+            <w:tcW w:type="dxa" w:w="2402"/>
             <w:tcBorders>
               <w:top w:val="single" w:color="D9D4C5" w:sz="4"/>
               <w:left w:val="single" w:color="D9D4C5" w:sz="4"/>
@@ -10208,7 +10388,7 @@
         </w:tc>
         <w:tc>
           <w:tcPr>
-            <w:tcW w:type="dxa" w:w="1920"/>
+            <w:tcW w:type="dxa" w:w="1866"/>
             <w:tcBorders>
               <w:top w:val="single" w:color="D9D4C5" w:sz="4"/>
               <w:left w:val="single" w:color="D9D4C5" w:sz="4"/>
@@ -10241,7 +10421,7 @@
         </w:tc>
         <w:tc>
           <w:tcPr>
-            <w:tcW w:type="dxa" w:w="2375"/>
+            <w:tcW w:type="dxa" w:w="2403"/>
             <w:tcBorders>
               <w:top w:val="single" w:color="D9D4C5" w:sz="4"/>
               <w:left w:val="single" w:color="D9D4C5" w:sz="4"/>
@@ -10318,7 +10498,7 @@
         </w:tc>
         <w:tc>
           <w:tcPr>
-            <w:tcW w:type="dxa" w:w="2376"/>
+            <w:tcW w:type="dxa" w:w="2402"/>
             <w:tcBorders>
               <w:top w:val="single" w:color="D9D4C5" w:sz="4"/>
               <w:left w:val="single" w:color="D9D4C5" w:sz="4"/>
@@ -10388,7 +10568,7 @@
         </w:tc>
         <w:tc>
           <w:tcPr>
-            <w:tcW w:type="dxa" w:w="1920"/>
+            <w:tcW w:type="dxa" w:w="1866"/>
             <w:tcBorders>
               <w:top w:val="single" w:color="D9D4C5" w:sz="4"/>
               <w:left w:val="single" w:color="D9D4C5" w:sz="4"/>
@@ -10420,7 +10600,7 @@
         </w:tc>
         <w:tc>
           <w:tcPr>
-            <w:tcW w:type="dxa" w:w="2375"/>
+            <w:tcW w:type="dxa" w:w="2403"/>
             <w:tcBorders>
               <w:top w:val="single" w:color="D9D4C5" w:sz="4"/>
               <w:left w:val="single" w:color="D9D4C5" w:sz="4"/>
@@ -10495,7 +10675,7 @@
         </w:tc>
         <w:tc>
           <w:tcPr>
-            <w:tcW w:type="dxa" w:w="2376"/>
+            <w:tcW w:type="dxa" w:w="2402"/>
             <w:tcBorders>
               <w:top w:val="single" w:color="D9D4C5" w:sz="4"/>
               <w:left w:val="single" w:color="D9D4C5" w:sz="4"/>
@@ -10583,7 +10763,7 @@
         </w:tc>
         <w:tc>
           <w:tcPr>
-            <w:tcW w:type="dxa" w:w="1920"/>
+            <w:tcW w:type="dxa" w:w="1866"/>
             <w:tcBorders>
               <w:top w:val="single" w:color="D9D4C5" w:sz="4"/>
               <w:left w:val="single" w:color="D9D4C5" w:sz="4"/>
@@ -10616,7 +10796,7 @@
         </w:tc>
         <w:tc>
           <w:tcPr>
-            <w:tcW w:type="dxa" w:w="2375"/>
+            <w:tcW w:type="dxa" w:w="2403"/>
             <w:tcBorders>
               <w:top w:val="single" w:color="D9D4C5" w:sz="4"/>
               <w:left w:val="single" w:color="D9D4C5" w:sz="4"/>
@@ -10693,7 +10873,7 @@
         </w:tc>
         <w:tc>
           <w:tcPr>
-            <w:tcW w:type="dxa" w:w="2376"/>
+            <w:tcW w:type="dxa" w:w="2402"/>
             <w:tcBorders>
               <w:top w:val="single" w:color="D9D4C5" w:sz="4"/>
               <w:left w:val="single" w:color="D9D4C5" w:sz="4"/>
@@ -10781,7 +10961,7 @@
         </w:tc>
         <w:tc>
           <w:tcPr>
-            <w:tcW w:type="dxa" w:w="1920"/>
+            <w:tcW w:type="dxa" w:w="1866"/>
             <w:tcBorders>
               <w:top w:val="single" w:color="D9D4C5" w:sz="4"/>
               <w:left w:val="single" w:color="D9D4C5" w:sz="4"/>
@@ -10813,7 +10993,7 @@
         </w:tc>
         <w:tc>
           <w:tcPr>
-            <w:tcW w:type="dxa" w:w="2375"/>
+            <w:tcW w:type="dxa" w:w="2403"/>
             <w:tcBorders>
               <w:top w:val="single" w:color="D9D4C5" w:sz="4"/>
               <w:left w:val="single" w:color="D9D4C5" w:sz="4"/>
@@ -10888,7 +11068,7 @@
         </w:tc>
         <w:tc>
           <w:tcPr>
-            <w:tcW w:type="dxa" w:w="2376"/>
+            <w:tcW w:type="dxa" w:w="2402"/>
             <w:tcBorders>
               <w:top w:val="single" w:color="D9D4C5" w:sz="4"/>
               <w:left w:val="single" w:color="D9D4C5" w:sz="4"/>
@@ -10976,7 +11156,7 @@
         </w:tc>
         <w:tc>
           <w:tcPr>
-            <w:tcW w:type="dxa" w:w="1920"/>
+            <w:tcW w:type="dxa" w:w="1866"/>
             <w:tcBorders>
               <w:top w:val="single" w:color="D9D4C5" w:sz="4"/>
               <w:left w:val="single" w:color="D9D4C5" w:sz="4"/>
@@ -11009,7 +11189,7 @@
         </w:tc>
         <w:tc>
           <w:tcPr>
-            <w:tcW w:type="dxa" w:w="2375"/>
+            <w:tcW w:type="dxa" w:w="2403"/>
             <w:tcBorders>
               <w:top w:val="single" w:color="D9D4C5" w:sz="4"/>
               <w:left w:val="single" w:color="D9D4C5" w:sz="4"/>
@@ -11086,7 +11266,7 @@
         </w:tc>
         <w:tc>
           <w:tcPr>
-            <w:tcW w:type="dxa" w:w="2376"/>
+            <w:tcW w:type="dxa" w:w="2402"/>
             <w:tcBorders>
               <w:top w:val="single" w:color="D9D4C5" w:sz="4"/>
               <w:left w:val="single" w:color="D9D4C5" w:sz="4"/>
@@ -11174,7 +11354,7 @@
         </w:tc>
         <w:tc>
           <w:tcPr>
-            <w:tcW w:type="dxa" w:w="1920"/>
+            <w:tcW w:type="dxa" w:w="1866"/>
             <w:tcBorders>
               <w:top w:val="single" w:color="D9D4C5" w:sz="4"/>
               <w:left w:val="single" w:color="D9D4C5" w:sz="4"/>
@@ -11206,7 +11386,7 @@
         </w:tc>
         <w:tc>
           <w:tcPr>
-            <w:tcW w:type="dxa" w:w="2375"/>
+            <w:tcW w:type="dxa" w:w="2403"/>
             <w:tcBorders>
               <w:top w:val="single" w:color="D9D4C5" w:sz="4"/>
               <w:left w:val="single" w:color="D9D4C5" w:sz="4"/>
@@ -11281,7 +11461,7 @@
         </w:tc>
         <w:tc>
           <w:tcPr>
-            <w:tcW w:type="dxa" w:w="2376"/>
+            <w:tcW w:type="dxa" w:w="2402"/>
             <w:tcBorders>
               <w:top w:val="single" w:color="D9D4C5" w:sz="4"/>
               <w:left w:val="single" w:color="D9D4C5" w:sz="4"/>
@@ -11369,7 +11549,7 @@
         </w:tc>
         <w:tc>
           <w:tcPr>
-            <w:tcW w:type="dxa" w:w="1920"/>
+            <w:tcW w:type="dxa" w:w="1866"/>
             <w:tcBorders>
               <w:top w:val="single" w:color="D9D4C5" w:sz="4"/>
               <w:left w:val="single" w:color="D9D4C5" w:sz="4"/>
@@ -11402,7 +11582,7 @@
         </w:tc>
         <w:tc>
           <w:tcPr>
-            <w:tcW w:type="dxa" w:w="2375"/>
+            <w:tcW w:type="dxa" w:w="2403"/>
             <w:tcBorders>
               <w:top w:val="single" w:color="D9D4C5" w:sz="4"/>
               <w:left w:val="single" w:color="D9D4C5" w:sz="4"/>
@@ -11479,7 +11659,7 @@
         </w:tc>
         <w:tc>
           <w:tcPr>
-            <w:tcW w:type="dxa" w:w="2376"/>
+            <w:tcW w:type="dxa" w:w="2402"/>
             <w:tcBorders>
               <w:top w:val="single" w:color="D9D4C5" w:sz="4"/>
               <w:left w:val="single" w:color="D9D4C5" w:sz="4"/>
@@ -11567,7 +11747,7 @@
         </w:tc>
         <w:tc>
           <w:tcPr>
-            <w:tcW w:type="dxa" w:w="1920"/>
+            <w:tcW w:type="dxa" w:w="1866"/>
             <w:tcBorders>
               <w:top w:val="single" w:color="D9D4C5" w:sz="4"/>
               <w:left w:val="single" w:color="D9D4C5" w:sz="4"/>
@@ -11599,7 +11779,7 @@
         </w:tc>
         <w:tc>
           <w:tcPr>
-            <w:tcW w:type="dxa" w:w="2375"/>
+            <w:tcW w:type="dxa" w:w="2403"/>
             <w:tcBorders>
               <w:top w:val="single" w:color="D9D4C5" w:sz="4"/>
               <w:left w:val="single" w:color="D9D4C5" w:sz="4"/>
@@ -11674,7 +11854,7 @@
         </w:tc>
         <w:tc>
           <w:tcPr>
-            <w:tcW w:type="dxa" w:w="2376"/>
+            <w:tcW w:type="dxa" w:w="2402"/>
             <w:tcBorders>
               <w:top w:val="single" w:color="D9D4C5" w:sz="4"/>
               <w:left w:val="single" w:color="D9D4C5" w:sz="4"/>
@@ -11762,7 +11942,7 @@
         </w:tc>
         <w:tc>
           <w:tcPr>
-            <w:tcW w:type="dxa" w:w="1920"/>
+            <w:tcW w:type="dxa" w:w="1866"/>
             <w:tcBorders>
               <w:top w:val="single" w:color="D9D4C5" w:sz="4"/>
               <w:left w:val="single" w:color="D9D4C5" w:sz="4"/>
@@ -11795,7 +11975,7 @@
         </w:tc>
         <w:tc>
           <w:tcPr>
-            <w:tcW w:type="dxa" w:w="2375"/>
+            <w:tcW w:type="dxa" w:w="2403"/>
             <w:tcBorders>
               <w:top w:val="single" w:color="D9D4C5" w:sz="4"/>
               <w:left w:val="single" w:color="D9D4C5" w:sz="4"/>
@@ -11908,7 +12088,7 @@
         </w:tc>
         <w:tc>
           <w:tcPr>
-            <w:tcW w:type="dxa" w:w="2376"/>
+            <w:tcW w:type="dxa" w:w="2402"/>
             <w:tcBorders>
               <w:top w:val="single" w:color="D9D4C5" w:sz="4"/>
               <w:left w:val="single" w:color="D9D4C5" w:sz="4"/>
@@ -11996,7 +12176,7 @@
         </w:tc>
         <w:tc>
           <w:tcPr>
-            <w:tcW w:type="dxa" w:w="1920"/>
+            <w:tcW w:type="dxa" w:w="1866"/>
             <w:tcBorders>
               <w:top w:val="single" w:color="D9D4C5" w:sz="4"/>
               <w:left w:val="single" w:color="D9D4C5" w:sz="4"/>
@@ -12028,7 +12208,7 @@
         </w:tc>
         <w:tc>
           <w:tcPr>
-            <w:tcW w:type="dxa" w:w="2375"/>
+            <w:tcW w:type="dxa" w:w="2403"/>
             <w:tcBorders>
               <w:top w:val="single" w:color="D9D4C5" w:sz="4"/>
               <w:left w:val="single" w:color="D9D4C5" w:sz="4"/>
@@ -12103,7 +12283,7 @@
         </w:tc>
         <w:tc>
           <w:tcPr>
-            <w:tcW w:type="dxa" w:w="2376"/>
+            <w:tcW w:type="dxa" w:w="2402"/>
             <w:tcBorders>
               <w:top w:val="single" w:color="D9D4C5" w:sz="4"/>
               <w:left w:val="single" w:color="D9D4C5" w:sz="4"/>
@@ -12173,7 +12353,7 @@
         </w:tc>
         <w:tc>
           <w:tcPr>
-            <w:tcW w:type="dxa" w:w="1920"/>
+            <w:tcW w:type="dxa" w:w="1866"/>
             <w:tcBorders>
               <w:top w:val="single" w:color="D9D4C5" w:sz="4"/>
               <w:left w:val="single" w:color="D9D4C5" w:sz="4"/>
@@ -12206,7 +12386,7 @@
         </w:tc>
         <w:tc>
           <w:tcPr>
-            <w:tcW w:type="dxa" w:w="2375"/>
+            <w:tcW w:type="dxa" w:w="2403"/>
             <w:tcBorders>
               <w:top w:val="single" w:color="D9D4C5" w:sz="4"/>
               <w:left w:val="single" w:color="D9D4C5" w:sz="4"/>
@@ -12283,7 +12463,7 @@
         </w:tc>
         <w:tc>
           <w:tcPr>
-            <w:tcW w:type="dxa" w:w="2376"/>
+            <w:tcW w:type="dxa" w:w="2402"/>
             <w:tcBorders>
               <w:top w:val="single" w:color="D9D4C5" w:sz="4"/>
               <w:left w:val="single" w:color="D9D4C5" w:sz="4"/>
@@ -12353,7 +12533,7 @@
         </w:tc>
         <w:tc>
           <w:tcPr>
-            <w:tcW w:type="dxa" w:w="1920"/>
+            <w:tcW w:type="dxa" w:w="1866"/>
             <w:tcBorders>
               <w:top w:val="single" w:color="D9D4C5" w:sz="4"/>
               <w:left w:val="single" w:color="D9D4C5" w:sz="4"/>
@@ -12385,7 +12565,7 @@
         </w:tc>
         <w:tc>
           <w:tcPr>
-            <w:tcW w:type="dxa" w:w="2375"/>
+            <w:tcW w:type="dxa" w:w="2403"/>
             <w:tcBorders>
               <w:top w:val="single" w:color="D9D4C5" w:sz="4"/>
               <w:left w:val="single" w:color="D9D4C5" w:sz="4"/>
@@ -12460,7 +12640,7 @@
         </w:tc>
         <w:tc>
           <w:tcPr>
-            <w:tcW w:type="dxa" w:w="2376"/>
+            <w:tcW w:type="dxa" w:w="2402"/>
             <w:tcBorders>
               <w:top w:val="single" w:color="D9D4C5" w:sz="4"/>
               <w:left w:val="single" w:color="D9D4C5" w:sz="4"/>
@@ -12548,7 +12728,7 @@
         </w:tc>
         <w:tc>
           <w:tcPr>
-            <w:tcW w:type="dxa" w:w="1920"/>
+            <w:tcW w:type="dxa" w:w="1866"/>
             <w:tcBorders>
               <w:top w:val="single" w:color="D9D4C5" w:sz="4"/>
               <w:left w:val="single" w:color="D9D4C5" w:sz="4"/>
@@ -12581,7 +12761,7 @@
         </w:tc>
         <w:tc>
           <w:tcPr>
-            <w:tcW w:type="dxa" w:w="2375"/>
+            <w:tcW w:type="dxa" w:w="2403"/>
             <w:tcBorders>
               <w:top w:val="single" w:color="D9D4C5" w:sz="4"/>
               <w:left w:val="single" w:color="D9D4C5" w:sz="4"/>
@@ -12658,7 +12838,7 @@
         </w:tc>
         <w:tc>
           <w:tcPr>
-            <w:tcW w:type="dxa" w:w="2376"/>
+            <w:tcW w:type="dxa" w:w="2402"/>
             <w:tcBorders>
               <w:top w:val="single" w:color="D9D4C5" w:sz="4"/>
               <w:left w:val="single" w:color="D9D4C5" w:sz="4"/>
@@ -12746,7 +12926,7 @@
         </w:tc>
         <w:tc>
           <w:tcPr>
-            <w:tcW w:type="dxa" w:w="1920"/>
+            <w:tcW w:type="dxa" w:w="1866"/>
             <w:tcBorders>
               <w:top w:val="single" w:color="D9D4C5" w:sz="4"/>
               <w:left w:val="single" w:color="D9D4C5" w:sz="4"/>
@@ -12778,7 +12958,7 @@
         </w:tc>
         <w:tc>
           <w:tcPr>
-            <w:tcW w:type="dxa" w:w="2375"/>
+            <w:tcW w:type="dxa" w:w="2403"/>
             <w:tcBorders>
               <w:top w:val="single" w:color="D9D4C5" w:sz="4"/>
               <w:left w:val="single" w:color="D9D4C5" w:sz="4"/>
@@ -12853,7 +13033,7 @@
         </w:tc>
         <w:tc>
           <w:tcPr>
-            <w:tcW w:type="dxa" w:w="2376"/>
+            <w:tcW w:type="dxa" w:w="2402"/>
             <w:tcBorders>
               <w:top w:val="single" w:color="D9D4C5" w:sz="4"/>
               <w:left w:val="single" w:color="D9D4C5" w:sz="4"/>
@@ -12941,7 +13121,7 @@
         </w:tc>
         <w:tc>
           <w:tcPr>
-            <w:tcW w:type="dxa" w:w="1920"/>
+            <w:tcW w:type="dxa" w:w="1866"/>
             <w:tcBorders>
               <w:top w:val="single" w:color="D9D4C5" w:sz="4"/>
               <w:left w:val="single" w:color="D9D4C5" w:sz="4"/>
@@ -12974,7 +13154,7 @@
         </w:tc>
         <w:tc>
           <w:tcPr>
-            <w:tcW w:type="dxa" w:w="2375"/>
+            <w:tcW w:type="dxa" w:w="2403"/>
             <w:tcBorders>
               <w:top w:val="single" w:color="D9D4C5" w:sz="4"/>
               <w:left w:val="single" w:color="D9D4C5" w:sz="4"/>
@@ -13051,7 +13231,7 @@
         </w:tc>
         <w:tc>
           <w:tcPr>
-            <w:tcW w:type="dxa" w:w="2376"/>
+            <w:tcW w:type="dxa" w:w="2402"/>
             <w:tcBorders>
               <w:top w:val="single" w:color="D9D4C5" w:sz="4"/>
               <w:left w:val="single" w:color="D9D4C5" w:sz="4"/>
@@ -13139,7 +13319,7 @@
         </w:tc>
         <w:tc>
           <w:tcPr>
-            <w:tcW w:type="dxa" w:w="1920"/>
+            <w:tcW w:type="dxa" w:w="1866"/>
             <w:tcBorders>
               <w:top w:val="single" w:color="D9D4C5" w:sz="4"/>
               <w:left w:val="single" w:color="D9D4C5" w:sz="4"/>
@@ -13171,7 +13351,7 @@
         </w:tc>
         <w:tc>
           <w:tcPr>
-            <w:tcW w:type="dxa" w:w="2375"/>
+            <w:tcW w:type="dxa" w:w="2403"/>
             <w:tcBorders>
               <w:top w:val="single" w:color="D9D4C5" w:sz="4"/>
               <w:left w:val="single" w:color="D9D4C5" w:sz="4"/>
@@ -13246,7 +13426,7 @@
         </w:tc>
         <w:tc>
           <w:tcPr>
-            <w:tcW w:type="dxa" w:w="2376"/>
+            <w:tcW w:type="dxa" w:w="2402"/>
             <w:tcBorders>
               <w:top w:val="single" w:color="D9D4C5" w:sz="4"/>
               <w:left w:val="single" w:color="D9D4C5" w:sz="4"/>
@@ -13406,7 +13586,7 @@
         </w:tc>
         <w:tc>
           <w:tcPr>
-            <w:tcW w:type="dxa" w:w="1920"/>
+            <w:tcW w:type="dxa" w:w="1866"/>
             <w:tcBorders>
               <w:top w:val="single" w:color="D9D4C5" w:sz="4"/>
               <w:left w:val="single" w:color="D9D4C5" w:sz="4"/>
@@ -13439,7 +13619,7 @@
         </w:tc>
         <w:tc>
           <w:tcPr>
-            <w:tcW w:type="dxa" w:w="2375"/>
+            <w:tcW w:type="dxa" w:w="2403"/>
             <w:tcBorders>
               <w:top w:val="single" w:color="D9D4C5" w:sz="4"/>
               <w:left w:val="single" w:color="D9D4C5" w:sz="4"/>
@@ -13516,7 +13696,7 @@
         </w:tc>
         <w:tc>
           <w:tcPr>
-            <w:tcW w:type="dxa" w:w="2376"/>
+            <w:tcW w:type="dxa" w:w="2402"/>
             <w:tcBorders>
               <w:top w:val="single" w:color="D9D4C5" w:sz="4"/>
               <w:left w:val="single" w:color="D9D4C5" w:sz="4"/>
@@ -13640,7 +13820,7 @@
         </w:tc>
         <w:tc>
           <w:tcPr>
-            <w:tcW w:type="dxa" w:w="1920"/>
+            <w:tcW w:type="dxa" w:w="1866"/>
             <w:tcBorders>
               <w:top w:val="single" w:color="D9D4C5" w:sz="4"/>
               <w:left w:val="single" w:color="D9D4C5" w:sz="4"/>
@@ -13672,7 +13852,7 @@
         </w:tc>
         <w:tc>
           <w:tcPr>
-            <w:tcW w:type="dxa" w:w="2375"/>
+            <w:tcW w:type="dxa" w:w="2403"/>
             <w:tcBorders>
               <w:top w:val="single" w:color="D9D4C5" w:sz="4"/>
               <w:left w:val="single" w:color="D9D4C5" w:sz="4"/>
@@ -13747,7 +13927,7 @@
         </w:tc>
         <w:tc>
           <w:tcPr>
-            <w:tcW w:type="dxa" w:w="2376"/>
+            <w:tcW w:type="dxa" w:w="2402"/>
             <w:tcBorders>
               <w:top w:val="single" w:color="D9D4C5" w:sz="4"/>
               <w:left w:val="single" w:color="D9D4C5" w:sz="4"/>
@@ -13835,7 +14015,7 @@
         </w:tc>
         <w:tc>
           <w:tcPr>
-            <w:tcW w:type="dxa" w:w="1920"/>
+            <w:tcW w:type="dxa" w:w="1866"/>
             <w:tcBorders>
               <w:top w:val="single" w:color="D9D4C5" w:sz="4"/>
               <w:left w:val="single" w:color="D9D4C5" w:sz="4"/>
@@ -13868,7 +14048,7 @@
         </w:tc>
         <w:tc>
           <w:tcPr>
-            <w:tcW w:type="dxa" w:w="2375"/>
+            <w:tcW w:type="dxa" w:w="2403"/>
             <w:tcBorders>
               <w:top w:val="single" w:color="D9D4C5" w:sz="4"/>
               <w:left w:val="single" w:color="D9D4C5" w:sz="4"/>
@@ -13945,7 +14125,7 @@
         </w:tc>
         <w:tc>
           <w:tcPr>
-            <w:tcW w:type="dxa" w:w="2376"/>
+            <w:tcW w:type="dxa" w:w="2402"/>
             <w:tcBorders>
               <w:top w:val="single" w:color="D9D4C5" w:sz="4"/>
               <w:left w:val="single" w:color="D9D4C5" w:sz="4"/>
@@ -14033,7 +14213,7 @@
         </w:tc>
         <w:tc>
           <w:tcPr>
-            <w:tcW w:type="dxa" w:w="1920"/>
+            <w:tcW w:type="dxa" w:w="1866"/>
             <w:tcBorders>
               <w:top w:val="single" w:color="D9D4C5" w:sz="4"/>
               <w:left w:val="single" w:color="D9D4C5" w:sz="4"/>
@@ -14065,7 +14245,7 @@
         </w:tc>
         <w:tc>
           <w:tcPr>
-            <w:tcW w:type="dxa" w:w="2375"/>
+            <w:tcW w:type="dxa" w:w="2403"/>
             <w:tcBorders>
               <w:top w:val="single" w:color="D9D4C5" w:sz="4"/>
               <w:left w:val="single" w:color="D9D4C5" w:sz="4"/>
@@ -14140,7 +14320,7 @@
         </w:tc>
         <w:tc>
           <w:tcPr>
-            <w:tcW w:type="dxa" w:w="2376"/>
+            <w:tcW w:type="dxa" w:w="2402"/>
             <w:tcBorders>
               <w:top w:val="single" w:color="D9D4C5" w:sz="4"/>
               <w:left w:val="single" w:color="D9D4C5" w:sz="4"/>
@@ -14228,7 +14408,7 @@
         </w:tc>
         <w:tc>
           <w:tcPr>
-            <w:tcW w:type="dxa" w:w="1920"/>
+            <w:tcW w:type="dxa" w:w="1866"/>
             <w:tcBorders>
               <w:top w:val="single" w:color="D9D4C5" w:sz="4"/>
               <w:left w:val="single" w:color="D9D4C5" w:sz="4"/>
@@ -14261,7 +14441,7 @@
         </w:tc>
         <w:tc>
           <w:tcPr>
-            <w:tcW w:type="dxa" w:w="2375"/>
+            <w:tcW w:type="dxa" w:w="2403"/>
             <w:tcBorders>
               <w:top w:val="single" w:color="D9D4C5" w:sz="4"/>
               <w:left w:val="single" w:color="D9D4C5" w:sz="4"/>
@@ -14338,7 +14518,7 @@
         </w:tc>
         <w:tc>
           <w:tcPr>
-            <w:tcW w:type="dxa" w:w="2376"/>
+            <w:tcW w:type="dxa" w:w="2402"/>
             <w:tcBorders>
               <w:top w:val="single" w:color="D9D4C5" w:sz="4"/>
               <w:left w:val="single" w:color="D9D4C5" w:sz="4"/>
@@ -14426,7 +14606,7 @@
         </w:tc>
         <w:tc>
           <w:tcPr>
-            <w:tcW w:type="dxa" w:w="1920"/>
+            <w:tcW w:type="dxa" w:w="1866"/>
             <w:tcBorders>
               <w:top w:val="single" w:color="D9D4C5" w:sz="4"/>
               <w:left w:val="single" w:color="D9D4C5" w:sz="4"/>
@@ -14458,7 +14638,7 @@
         </w:tc>
         <w:tc>
           <w:tcPr>
-            <w:tcW w:type="dxa" w:w="2375"/>
+            <w:tcW w:type="dxa" w:w="2403"/>
             <w:tcBorders>
               <w:top w:val="single" w:color="D9D4C5" w:sz="4"/>
               <w:left w:val="single" w:color="D9D4C5" w:sz="4"/>
@@ -14533,7 +14713,7 @@
         </w:tc>
         <w:tc>
           <w:tcPr>
-            <w:tcW w:type="dxa" w:w="2376"/>
+            <w:tcW w:type="dxa" w:w="2402"/>
             <w:tcBorders>
               <w:top w:val="single" w:color="D9D4C5" w:sz="4"/>
               <w:left w:val="single" w:color="D9D4C5" w:sz="4"/>
@@ -14621,7 +14801,7 @@
         </w:tc>
         <w:tc>
           <w:tcPr>
-            <w:tcW w:type="dxa" w:w="1920"/>
+            <w:tcW w:type="dxa" w:w="1866"/>
             <w:tcBorders>
               <w:top w:val="single" w:color="D9D4C5" w:sz="4"/>
               <w:left w:val="single" w:color="D9D4C5" w:sz="4"/>
@@ -14654,7 +14834,7 @@
         </w:tc>
         <w:tc>
           <w:tcPr>
-            <w:tcW w:type="dxa" w:w="2375"/>
+            <w:tcW w:type="dxa" w:w="2403"/>
             <w:tcBorders>
               <w:top w:val="single" w:color="D9D4C5" w:sz="4"/>
               <w:left w:val="single" w:color="D9D4C5" w:sz="4"/>
@@ -14731,7 +14911,7 @@
         </w:tc>
         <w:tc>
           <w:tcPr>
-            <w:tcW w:type="dxa" w:w="2376"/>
+            <w:tcW w:type="dxa" w:w="2402"/>
             <w:tcBorders>
               <w:top w:val="single" w:color="D9D4C5" w:sz="4"/>
               <w:left w:val="single" w:color="D9D4C5" w:sz="4"/>
@@ -14819,7 +14999,7 @@
         </w:tc>
         <w:tc>
           <w:tcPr>
-            <w:tcW w:type="dxa" w:w="1920"/>
+            <w:tcW w:type="dxa" w:w="1866"/>
             <w:tcBorders>
               <w:top w:val="single" w:color="D9D4C5" w:sz="4"/>
               <w:left w:val="single" w:color="D9D4C5" w:sz="4"/>
@@ -14851,7 +15031,7 @@
         </w:tc>
         <w:tc>
           <w:tcPr>
-            <w:tcW w:type="dxa" w:w="2375"/>
+            <w:tcW w:type="dxa" w:w="2403"/>
             <w:tcBorders>
               <w:top w:val="single" w:color="D9D4C5" w:sz="4"/>
               <w:left w:val="single" w:color="D9D4C5" w:sz="4"/>
@@ -14926,7 +15106,7 @@
         </w:tc>
         <w:tc>
           <w:tcPr>
-            <w:tcW w:type="dxa" w:w="2376"/>
+            <w:tcW w:type="dxa" w:w="2402"/>
             <w:tcBorders>
               <w:top w:val="single" w:color="D9D4C5" w:sz="4"/>
               <w:left w:val="single" w:color="D9D4C5" w:sz="4"/>
@@ -15014,7 +15194,7 @@
         </w:tc>
         <w:tc>
           <w:tcPr>
-            <w:tcW w:type="dxa" w:w="1920"/>
+            <w:tcW w:type="dxa" w:w="1866"/>
             <w:tcBorders>
               <w:top w:val="single" w:color="D9D4C5" w:sz="4"/>
               <w:left w:val="single" w:color="D9D4C5" w:sz="4"/>
@@ -15047,7 +15227,7 @@
         </w:tc>
         <w:tc>
           <w:tcPr>
-            <w:tcW w:type="dxa" w:w="2375"/>
+            <w:tcW w:type="dxa" w:w="2403"/>
             <w:tcBorders>
               <w:top w:val="single" w:color="D9D4C5" w:sz="4"/>
               <w:left w:val="single" w:color="D9D4C5" w:sz="4"/>
@@ -15124,7 +15304,7 @@
         </w:tc>
         <w:tc>
           <w:tcPr>
-            <w:tcW w:type="dxa" w:w="2376"/>
+            <w:tcW w:type="dxa" w:w="2402"/>
             <w:tcBorders>
               <w:top w:val="single" w:color="D9D4C5" w:sz="4"/>
               <w:left w:val="single" w:color="D9D4C5" w:sz="4"/>
@@ -15212,7 +15392,7 @@
         </w:tc>
         <w:tc>
           <w:tcPr>
-            <w:tcW w:type="dxa" w:w="1920"/>
+            <w:tcW w:type="dxa" w:w="1866"/>
             <w:tcBorders>
               <w:top w:val="single" w:color="D9D4C5" w:sz="4"/>
               <w:left w:val="single" w:color="D9D4C5" w:sz="4"/>
@@ -15244,7 +15424,7 @@
         </w:tc>
         <w:tc>
           <w:tcPr>
-            <w:tcW w:type="dxa" w:w="2375"/>
+            <w:tcW w:type="dxa" w:w="2403"/>
             <w:tcBorders>
               <w:top w:val="single" w:color="D9D4C5" w:sz="4"/>
               <w:left w:val="single" w:color="D9D4C5" w:sz="4"/>
@@ -15319,7 +15499,7 @@
         </w:tc>
         <w:tc>
           <w:tcPr>
-            <w:tcW w:type="dxa" w:w="2376"/>
+            <w:tcW w:type="dxa" w:w="2402"/>
             <w:tcBorders>
               <w:top w:val="single" w:color="D9D4C5" w:sz="4"/>
               <w:left w:val="single" w:color="D9D4C5" w:sz="4"/>
@@ -15389,7 +15569,7 @@
         </w:tc>
         <w:tc>
           <w:tcPr>
-            <w:tcW w:type="dxa" w:w="1920"/>
+            <w:tcW w:type="dxa" w:w="1866"/>
             <w:tcBorders>
               <w:top w:val="single" w:color="D9D4C5" w:sz="4"/>
               <w:left w:val="single" w:color="D9D4C5" w:sz="4"/>
@@ -15422,7 +15602,7 @@
         </w:tc>
         <w:tc>
           <w:tcPr>
-            <w:tcW w:type="dxa" w:w="2375"/>
+            <w:tcW w:type="dxa" w:w="2403"/>
             <w:tcBorders>
               <w:top w:val="single" w:color="D9D4C5" w:sz="4"/>
               <w:left w:val="single" w:color="D9D4C5" w:sz="4"/>
@@ -15499,7 +15679,7 @@
         </w:tc>
         <w:tc>
           <w:tcPr>
-            <w:tcW w:type="dxa" w:w="2376"/>
+            <w:tcW w:type="dxa" w:w="2402"/>
             <w:tcBorders>
               <w:top w:val="single" w:color="D9D4C5" w:sz="4"/>
               <w:left w:val="single" w:color="D9D4C5" w:sz="4"/>
@@ -15569,7 +15749,7 @@
         </w:tc>
         <w:tc>
           <w:tcPr>
-            <w:tcW w:type="dxa" w:w="1920"/>
+            <w:tcW w:type="dxa" w:w="1866"/>
             <w:tcBorders>
               <w:top w:val="single" w:color="D9D4C5" w:sz="4"/>
               <w:left w:val="single" w:color="D9D4C5" w:sz="4"/>
@@ -15601,7 +15781,7 @@
         </w:tc>
         <w:tc>
           <w:tcPr>
-            <w:tcW w:type="dxa" w:w="2375"/>
+            <w:tcW w:type="dxa" w:w="2403"/>
             <w:tcBorders>
               <w:top w:val="single" w:color="D9D4C5" w:sz="4"/>
               <w:left w:val="single" w:color="D9D4C5" w:sz="4"/>
@@ -15676,7 +15856,7 @@
         </w:tc>
         <w:tc>
           <w:tcPr>
-            <w:tcW w:type="dxa" w:w="2376"/>
+            <w:tcW w:type="dxa" w:w="2402"/>
             <w:tcBorders>
               <w:top w:val="single" w:color="D9D4C5" w:sz="4"/>
               <w:left w:val="single" w:color="D9D4C5" w:sz="4"/>
@@ -15746,7 +15926,7 @@
         </w:tc>
         <w:tc>
           <w:tcPr>
-            <w:tcW w:type="dxa" w:w="1920"/>
+            <w:tcW w:type="dxa" w:w="1866"/>
             <w:tcBorders>
               <w:top w:val="single" w:color="D9D4C5" w:sz="4"/>
               <w:left w:val="single" w:color="D9D4C5" w:sz="4"/>
@@ -15779,7 +15959,7 @@
         </w:tc>
         <w:tc>
           <w:tcPr>
-            <w:tcW w:type="dxa" w:w="2375"/>
+            <w:tcW w:type="dxa" w:w="2403"/>
             <w:tcBorders>
               <w:top w:val="single" w:color="D9D4C5" w:sz="4"/>
               <w:left w:val="single" w:color="D9D4C5" w:sz="4"/>
@@ -15856,7 +16036,7 @@
         </w:tc>
         <w:tc>
           <w:tcPr>
-            <w:tcW w:type="dxa" w:w="2376"/>
+            <w:tcW w:type="dxa" w:w="2402"/>
             <w:tcBorders>
               <w:top w:val="single" w:color="D9D4C5" w:sz="4"/>
               <w:left w:val="single" w:color="D9D4C5" w:sz="4"/>
@@ -15926,7 +16106,7 @@
         </w:tc>
         <w:tc>
           <w:tcPr>
-            <w:tcW w:type="dxa" w:w="1920"/>
+            <w:tcW w:type="dxa" w:w="1866"/>
             <w:tcBorders>
               <w:top w:val="single" w:color="D9D4C5" w:sz="4"/>
               <w:left w:val="single" w:color="D9D4C5" w:sz="4"/>
@@ -15958,7 +16138,7 @@
         </w:tc>
         <w:tc>
           <w:tcPr>
-            <w:tcW w:type="dxa" w:w="2375"/>
+            <w:tcW w:type="dxa" w:w="2403"/>
             <w:tcBorders>
               <w:top w:val="single" w:color="D9D4C5" w:sz="4"/>
               <w:left w:val="single" w:color="D9D4C5" w:sz="4"/>
@@ -16033,7 +16213,7 @@
         </w:tc>
         <w:tc>
           <w:tcPr>
-            <w:tcW w:type="dxa" w:w="2376"/>
+            <w:tcW w:type="dxa" w:w="2402"/>
             <w:tcBorders>
               <w:top w:val="single" w:color="D9D4C5" w:sz="4"/>
               <w:left w:val="single" w:color="D9D4C5" w:sz="4"/>
@@ -16121,7 +16301,7 @@
         </w:tc>
         <w:tc>
           <w:tcPr>
-            <w:tcW w:type="dxa" w:w="1920"/>
+            <w:tcW w:type="dxa" w:w="1866"/>
             <w:tcBorders>
               <w:top w:val="single" w:color="D9D4C5" w:sz="4"/>
               <w:left w:val="single" w:color="D9D4C5" w:sz="4"/>
@@ -16154,7 +16334,7 @@
         </w:tc>
         <w:tc>
           <w:tcPr>
-            <w:tcW w:type="dxa" w:w="2375"/>
+            <w:tcW w:type="dxa" w:w="2403"/>
             <w:tcBorders>
               <w:top w:val="single" w:color="D9D4C5" w:sz="4"/>
               <w:left w:val="single" w:color="D9D4C5" w:sz="4"/>
@@ -16231,7 +16411,7 @@
         </w:tc>
         <w:tc>
           <w:tcPr>
-            <w:tcW w:type="dxa" w:w="2376"/>
+            <w:tcW w:type="dxa" w:w="2402"/>
             <w:tcBorders>
               <w:top w:val="single" w:color="D9D4C5" w:sz="4"/>
               <w:left w:val="single" w:color="D9D4C5" w:sz="4"/>
@@ -16301,7 +16481,7 @@
         </w:tc>
         <w:tc>
           <w:tcPr>
-            <w:tcW w:type="dxa" w:w="1920"/>
+            <w:tcW w:type="dxa" w:w="1866"/>
             <w:tcBorders>
               <w:top w:val="single" w:color="D9D4C5" w:sz="4"/>
               <w:left w:val="single" w:color="D9D4C5" w:sz="4"/>
@@ -16333,7 +16513,7 @@
         </w:tc>
         <w:tc>
           <w:tcPr>
-            <w:tcW w:type="dxa" w:w="2375"/>
+            <w:tcW w:type="dxa" w:w="2403"/>
             <w:tcBorders>
               <w:top w:val="single" w:color="D9D4C5" w:sz="4"/>
               <w:left w:val="single" w:color="D9D4C5" w:sz="4"/>
@@ -16408,7 +16588,7 @@
         </w:tc>
         <w:tc>
           <w:tcPr>
-            <w:tcW w:type="dxa" w:w="2376"/>
+            <w:tcW w:type="dxa" w:w="2402"/>
             <w:tcBorders>
               <w:top w:val="single" w:color="D9D4C5" w:sz="4"/>
               <w:left w:val="single" w:color="D9D4C5" w:sz="4"/>
@@ -16496,7 +16676,7 @@
         </w:tc>
         <w:tc>
           <w:tcPr>
-            <w:tcW w:type="dxa" w:w="1920"/>
+            <w:tcW w:type="dxa" w:w="1866"/>
             <w:tcBorders>
               <w:top w:val="single" w:color="D9D4C5" w:sz="4"/>
               <w:left w:val="single" w:color="D9D4C5" w:sz="4"/>
@@ -16529,7 +16709,7 @@
         </w:tc>
         <w:tc>
           <w:tcPr>
-            <w:tcW w:type="dxa" w:w="2375"/>
+            <w:tcW w:type="dxa" w:w="2403"/>
             <w:tcBorders>
               <w:top w:val="single" w:color="D9D4C5" w:sz="4"/>
               <w:left w:val="single" w:color="D9D4C5" w:sz="4"/>
@@ -16606,7 +16786,7 @@
         </w:tc>
         <w:tc>
           <w:tcPr>
-            <w:tcW w:type="dxa" w:w="2376"/>
+            <w:tcW w:type="dxa" w:w="2402"/>
             <w:tcBorders>
               <w:top w:val="single" w:color="D9D4C5" w:sz="4"/>
               <w:left w:val="single" w:color="D9D4C5" w:sz="4"/>
@@ -16694,7 +16874,7 @@
         </w:tc>
         <w:tc>
           <w:tcPr>
-            <w:tcW w:type="dxa" w:w="1920"/>
+            <w:tcW w:type="dxa" w:w="1866"/>
             <w:tcBorders>
               <w:top w:val="single" w:color="D9D4C5" w:sz="4"/>
               <w:left w:val="single" w:color="D9D4C5" w:sz="4"/>
@@ -16726,7 +16906,7 @@
         </w:tc>
         <w:tc>
           <w:tcPr>
-            <w:tcW w:type="dxa" w:w="2375"/>
+            <w:tcW w:type="dxa" w:w="2403"/>
             <w:tcBorders>
               <w:top w:val="single" w:color="D9D4C5" w:sz="4"/>
               <w:left w:val="single" w:color="D9D4C5" w:sz="4"/>
@@ -16801,7 +16981,7 @@
         </w:tc>
         <w:tc>
           <w:tcPr>
-            <w:tcW w:type="dxa" w:w="2376"/>
+            <w:tcW w:type="dxa" w:w="2402"/>
             <w:tcBorders>
               <w:top w:val="single" w:color="D9D4C5" w:sz="4"/>
               <w:left w:val="single" w:color="D9D4C5" w:sz="4"/>
@@ -16871,7 +17051,7 @@
         </w:tc>
         <w:tc>
           <w:tcPr>
-            <w:tcW w:type="dxa" w:w="1920"/>
+            <w:tcW w:type="dxa" w:w="1866"/>
             <w:tcBorders>
               <w:top w:val="single" w:color="D9D4C5" w:sz="4"/>
               <w:left w:val="single" w:color="D9D4C5" w:sz="4"/>
@@ -16904,7 +17084,7 @@
         </w:tc>
         <w:tc>
           <w:tcPr>
-            <w:tcW w:type="dxa" w:w="2375"/>
+            <w:tcW w:type="dxa" w:w="2403"/>
             <w:tcBorders>
               <w:top w:val="single" w:color="D9D4C5" w:sz="4"/>
               <w:left w:val="single" w:color="D9D4C5" w:sz="4"/>
@@ -16981,7 +17161,7 @@
         </w:tc>
         <w:tc>
           <w:tcPr>
-            <w:tcW w:type="dxa" w:w="2376"/>
+            <w:tcW w:type="dxa" w:w="2402"/>
             <w:tcBorders>
               <w:top w:val="single" w:color="D9D4C5" w:sz="4"/>
               <w:left w:val="single" w:color="D9D4C5" w:sz="4"/>
@@ -17051,7 +17231,7 @@
         </w:tc>
         <w:tc>
           <w:tcPr>
-            <w:tcW w:type="dxa" w:w="1920"/>
+            <w:tcW w:type="dxa" w:w="1866"/>
             <w:tcBorders>
               <w:top w:val="single" w:color="D9D4C5" w:sz="4"/>
               <w:left w:val="single" w:color="D9D4C5" w:sz="4"/>
@@ -17083,7 +17263,7 @@
         </w:tc>
         <w:tc>
           <w:tcPr>
-            <w:tcW w:type="dxa" w:w="2375"/>
+            <w:tcW w:type="dxa" w:w="2403"/>
             <w:tcBorders>
               <w:top w:val="single" w:color="D9D4C5" w:sz="4"/>
               <w:left w:val="single" w:color="D9D4C5" w:sz="4"/>
@@ -17158,7 +17338,7 @@
         </w:tc>
         <w:tc>
           <w:tcPr>
-            <w:tcW w:type="dxa" w:w="2376"/>
+            <w:tcW w:type="dxa" w:w="2402"/>
             <w:tcBorders>
               <w:top w:val="single" w:color="D9D4C5" w:sz="4"/>
               <w:left w:val="single" w:color="D9D4C5" w:sz="4"/>
@@ -17246,7 +17426,7 @@
         </w:tc>
         <w:tc>
           <w:tcPr>
-            <w:tcW w:type="dxa" w:w="1920"/>
+            <w:tcW w:type="dxa" w:w="1866"/>
             <w:tcBorders>
               <w:top w:val="single" w:color="D9D4C5" w:sz="4"/>
               <w:left w:val="single" w:color="D9D4C5" w:sz="4"/>
@@ -17279,7 +17459,7 @@
         </w:tc>
         <w:tc>
           <w:tcPr>
-            <w:tcW w:type="dxa" w:w="2375"/>
+            <w:tcW w:type="dxa" w:w="2403"/>
             <w:tcBorders>
               <w:top w:val="single" w:color="D9D4C5" w:sz="4"/>
               <w:left w:val="single" w:color="D9D4C5" w:sz="4"/>
@@ -17356,7 +17536,7 @@
         </w:tc>
         <w:tc>
           <w:tcPr>
-            <w:tcW w:type="dxa" w:w="2376"/>
+            <w:tcW w:type="dxa" w:w="2402"/>
             <w:tcBorders>
               <w:top w:val="single" w:color="D9D4C5" w:sz="4"/>
               <w:left w:val="single" w:color="D9D4C5" w:sz="4"/>
@@ -17444,7 +17624,7 @@
         </w:tc>
         <w:tc>
           <w:tcPr>
-            <w:tcW w:type="dxa" w:w="1920"/>
+            <w:tcW w:type="dxa" w:w="1866"/>
             <w:tcBorders>
               <w:top w:val="single" w:color="D9D4C5" w:sz="4"/>
               <w:left w:val="single" w:color="D9D4C5" w:sz="4"/>
@@ -17476,7 +17656,7 @@
         </w:tc>
         <w:tc>
           <w:tcPr>
-            <w:tcW w:type="dxa" w:w="2375"/>
+            <w:tcW w:type="dxa" w:w="2403"/>
             <w:tcBorders>
               <w:top w:val="single" w:color="D9D4C5" w:sz="4"/>
               <w:left w:val="single" w:color="D9D4C5" w:sz="4"/>
@@ -17551,7 +17731,7 @@
         </w:tc>
         <w:tc>
           <w:tcPr>
-            <w:tcW w:type="dxa" w:w="2376"/>
+            <w:tcW w:type="dxa" w:w="2402"/>
             <w:tcBorders>
               <w:top w:val="single" w:color="D9D4C5" w:sz="4"/>
               <w:left w:val="single" w:color="D9D4C5" w:sz="4"/>
@@ -17621,7 +17801,7 @@
         </w:tc>
         <w:tc>
           <w:tcPr>
-            <w:tcW w:type="dxa" w:w="1920"/>
+            <w:tcW w:type="dxa" w:w="1866"/>
             <w:tcBorders>
               <w:top w:val="single" w:color="D9D4C5" w:sz="4"/>
               <w:left w:val="single" w:color="D9D4C5" w:sz="4"/>
@@ -17654,7 +17834,7 @@
         </w:tc>
         <w:tc>
           <w:tcPr>
-            <w:tcW w:type="dxa" w:w="2375"/>
+            <w:tcW w:type="dxa" w:w="2403"/>
             <w:tcBorders>
               <w:top w:val="single" w:color="D9D4C5" w:sz="4"/>
               <w:left w:val="single" w:color="D9D4C5" w:sz="4"/>
@@ -17731,7 +17911,7 @@
         </w:tc>
         <w:tc>
           <w:tcPr>
-            <w:tcW w:type="dxa" w:w="2376"/>
+            <w:tcW w:type="dxa" w:w="2402"/>
             <w:tcBorders>
               <w:top w:val="single" w:color="D9D4C5" w:sz="4"/>
               <w:left w:val="single" w:color="D9D4C5" w:sz="4"/>
@@ -17819,7 +17999,7 @@
         </w:tc>
         <w:tc>
           <w:tcPr>
-            <w:tcW w:type="dxa" w:w="1920"/>
+            <w:tcW w:type="dxa" w:w="1866"/>
             <w:tcBorders>
               <w:top w:val="single" w:color="D9D4C5" w:sz="4"/>
               <w:left w:val="single" w:color="D9D4C5" w:sz="4"/>
@@ -17851,7 +18031,7 @@
         </w:tc>
         <w:tc>
           <w:tcPr>
-            <w:tcW w:type="dxa" w:w="2375"/>
+            <w:tcW w:type="dxa" w:w="2403"/>
             <w:tcBorders>
               <w:top w:val="single" w:color="D9D4C5" w:sz="4"/>
               <w:left w:val="single" w:color="D9D4C5" w:sz="4"/>
@@ -17926,7 +18106,7 @@
         </w:tc>
         <w:tc>
           <w:tcPr>
-            <w:tcW w:type="dxa" w:w="2376"/>
+            <w:tcW w:type="dxa" w:w="2402"/>
             <w:tcBorders>
               <w:top w:val="single" w:color="D9D4C5" w:sz="4"/>
               <w:left w:val="single" w:color="D9D4C5" w:sz="4"/>
@@ -18014,7 +18194,7 @@
         </w:tc>
         <w:tc>
           <w:tcPr>
-            <w:tcW w:type="dxa" w:w="1920"/>
+            <w:tcW w:type="dxa" w:w="1866"/>
             <w:tcBorders>
               <w:top w:val="single" w:color="D9D4C5" w:sz="4"/>
               <w:left w:val="single" w:color="D9D4C5" w:sz="4"/>
@@ -18047,7 +18227,7 @@
         </w:tc>
         <w:tc>
           <w:tcPr>
-            <w:tcW w:type="dxa" w:w="2375"/>
+            <w:tcW w:type="dxa" w:w="2403"/>
             <w:tcBorders>
               <w:top w:val="single" w:color="D9D4C5" w:sz="4"/>
               <w:left w:val="single" w:color="D9D4C5" w:sz="4"/>
@@ -18124,7 +18304,7 @@
         </w:tc>
         <w:tc>
           <w:tcPr>
-            <w:tcW w:type="dxa" w:w="2376"/>
+            <w:tcW w:type="dxa" w:w="2402"/>
             <w:tcBorders>
               <w:top w:val="single" w:color="D9D4C5" w:sz="4"/>
               <w:left w:val="single" w:color="D9D4C5" w:sz="4"/>
@@ -18212,7 +18392,7 @@
         </w:tc>
         <w:tc>
           <w:tcPr>
-            <w:tcW w:type="dxa" w:w="1920"/>
+            <w:tcW w:type="dxa" w:w="1866"/>
             <w:tcBorders>
               <w:top w:val="single" w:color="D9D4C5" w:sz="4"/>
               <w:left w:val="single" w:color="D9D4C5" w:sz="4"/>
@@ -18244,7 +18424,7 @@
         </w:tc>
         <w:tc>
           <w:tcPr>
-            <w:tcW w:type="dxa" w:w="2375"/>
+            <w:tcW w:type="dxa" w:w="2403"/>
             <w:tcBorders>
               <w:top w:val="single" w:color="D9D4C5" w:sz="4"/>
               <w:left w:val="single" w:color="D9D4C5" w:sz="4"/>
@@ -18319,7 +18499,7 @@
         </w:tc>
         <w:tc>
           <w:tcPr>
-            <w:tcW w:type="dxa" w:w="2376"/>
+            <w:tcW w:type="dxa" w:w="2402"/>
             <w:tcBorders>
               <w:top w:val="single" w:color="D9D4C5" w:sz="4"/>
               <w:left w:val="single" w:color="D9D4C5" w:sz="4"/>
@@ -18425,7 +18605,7 @@
         </w:tc>
         <w:tc>
           <w:tcPr>
-            <w:tcW w:type="dxa" w:w="1920"/>
+            <w:tcW w:type="dxa" w:w="1866"/>
             <w:tcBorders>
               <w:top w:val="single" w:color="D9D4C5" w:sz="4"/>
               <w:left w:val="single" w:color="D9D4C5" w:sz="4"/>
@@ -18458,7 +18638,7 @@
         </w:tc>
         <w:tc>
           <w:tcPr>
-            <w:tcW w:type="dxa" w:w="2375"/>
+            <w:tcW w:type="dxa" w:w="2403"/>
             <w:tcBorders>
               <w:top w:val="single" w:color="D9D4C5" w:sz="4"/>
               <w:left w:val="single" w:color="D9D4C5" w:sz="4"/>
@@ -18589,7 +18769,7 @@
         </w:tc>
         <w:tc>
           <w:tcPr>
-            <w:tcW w:type="dxa" w:w="2376"/>
+            <w:tcW w:type="dxa" w:w="2402"/>
             <w:tcBorders>
               <w:top w:val="single" w:color="D9D4C5" w:sz="4"/>
               <w:left w:val="single" w:color="D9D4C5" w:sz="4"/>
@@ -18677,7 +18857,7 @@
         </w:tc>
         <w:tc>
           <w:tcPr>
-            <w:tcW w:type="dxa" w:w="1920"/>
+            <w:tcW w:type="dxa" w:w="1866"/>
             <w:tcBorders>
               <w:top w:val="single" w:color="D9D4C5" w:sz="4"/>
               <w:left w:val="single" w:color="D9D4C5" w:sz="4"/>
@@ -18709,7 +18889,7 @@
         </w:tc>
         <w:tc>
           <w:tcPr>
-            <w:tcW w:type="dxa" w:w="2375"/>
+            <w:tcW w:type="dxa" w:w="2403"/>
             <w:tcBorders>
               <w:top w:val="single" w:color="D9D4C5" w:sz="4"/>
               <w:left w:val="single" w:color="D9D4C5" w:sz="4"/>
@@ -18784,7 +18964,7 @@
         </w:tc>
         <w:tc>
           <w:tcPr>
-            <w:tcW w:type="dxa" w:w="2376"/>
+            <w:tcW w:type="dxa" w:w="2402"/>
             <w:tcBorders>
               <w:top w:val="single" w:color="D9D4C5" w:sz="4"/>
               <w:left w:val="single" w:color="D9D4C5" w:sz="4"/>
@@ -18872,7 +19052,7 @@
         </w:tc>
         <w:tc>
           <w:tcPr>
-            <w:tcW w:type="dxa" w:w="1920"/>
+            <w:tcW w:type="dxa" w:w="1866"/>
             <w:tcBorders>
               <w:top w:val="single" w:color="D9D4C5" w:sz="4"/>
               <w:left w:val="single" w:color="D9D4C5" w:sz="4"/>
@@ -18905,7 +19085,7 @@
         </w:tc>
         <w:tc>
           <w:tcPr>
-            <w:tcW w:type="dxa" w:w="2375"/>
+            <w:tcW w:type="dxa" w:w="2403"/>
             <w:tcBorders>
               <w:top w:val="single" w:color="D9D4C5" w:sz="4"/>
               <w:left w:val="single" w:color="D9D4C5" w:sz="4"/>
@@ -18982,7 +19162,7 @@
         </w:tc>
         <w:tc>
           <w:tcPr>
-            <w:tcW w:type="dxa" w:w="2376"/>
+            <w:tcW w:type="dxa" w:w="2402"/>
             <w:tcBorders>
               <w:top w:val="single" w:color="D9D4C5" w:sz="4"/>
               <w:left w:val="single" w:color="D9D4C5" w:sz="4"/>
@@ -19070,7 +19250,7 @@
         </w:tc>
         <w:tc>
           <w:tcPr>
-            <w:tcW w:type="dxa" w:w="1920"/>
+            <w:tcW w:type="dxa" w:w="1866"/>
             <w:tcBorders>
               <w:top w:val="single" w:color="D9D4C5" w:sz="4"/>
               <w:left w:val="single" w:color="D9D4C5" w:sz="4"/>
@@ -19102,7 +19282,7 @@
         </w:tc>
         <w:tc>
           <w:tcPr>
-            <w:tcW w:type="dxa" w:w="2375"/>
+            <w:tcW w:type="dxa" w:w="2403"/>
             <w:tcBorders>
               <w:top w:val="single" w:color="D9D4C5" w:sz="4"/>
               <w:left w:val="single" w:color="D9D4C5" w:sz="4"/>
@@ -19177,7 +19357,7 @@
         </w:tc>
         <w:tc>
           <w:tcPr>
-            <w:tcW w:type="dxa" w:w="2376"/>
+            <w:tcW w:type="dxa" w:w="2402"/>
             <w:tcBorders>
               <w:top w:val="single" w:color="D9D4C5" w:sz="4"/>
               <w:left w:val="single" w:color="D9D4C5" w:sz="4"/>
@@ -19247,7 +19427,7 @@
         </w:tc>
         <w:tc>
           <w:tcPr>
-            <w:tcW w:type="dxa" w:w="1920"/>
+            <w:tcW w:type="dxa" w:w="1866"/>
             <w:tcBorders>
               <w:top w:val="single" w:color="D9D4C5" w:sz="4"/>
               <w:left w:val="single" w:color="D9D4C5" w:sz="4"/>
@@ -19280,7 +19460,7 @@
         </w:tc>
         <w:tc>
           <w:tcPr>
-            <w:tcW w:type="dxa" w:w="2375"/>
+            <w:tcW w:type="dxa" w:w="2403"/>
             <w:tcBorders>
               <w:top w:val="single" w:color="D9D4C5" w:sz="4"/>
               <w:left w:val="single" w:color="D9D4C5" w:sz="4"/>
@@ -19357,7 +19537,7 @@
         </w:tc>
         <w:tc>
           <w:tcPr>
-            <w:tcW w:type="dxa" w:w="2376"/>
+            <w:tcW w:type="dxa" w:w="2402"/>
             <w:tcBorders>
               <w:top w:val="single" w:color="D9D4C5" w:sz="4"/>
               <w:left w:val="single" w:color="D9D4C5" w:sz="4"/>
@@ -19403,6 +19583,5555 @@
                 <w:szCs w:val="18"/>
               </w:rPr>
               <w:t xml:space="preserve">): blocchi di 1.000 e lettura finché arrivano righe. Verificato in produzione sul calcolo di prova di Borgoval: 10.778 utenze lette, risultato uguale al motore eseguito fuori dal portale (3.077,657 crediti netti). Nessun calcolo confermato era interessato (gli unici calcoli con utenze avevano 40 utenze)</w:t>
+            </w:r>
+          </w:p>
+        </w:tc>
+      </w:tr>
+      <w:tr>
+        <w:trPr>
+          <w:cantSplit/>
+        </w:trPr>
+        <w:tc>
+          <w:tcPr>
+            <w:tcW w:type="dxa" w:w="838"/>
+            <w:tcBorders>
+              <w:top w:val="single" w:color="D9D4C5" w:sz="4"/>
+              <w:left w:val="single" w:color="D9D4C5" w:sz="4"/>
+              <w:bottom w:val="single" w:color="D9D4C5" w:sz="4"/>
+              <w:right w:val="single" w:color="D9D4C5" w:sz="4"/>
+            </w:tcBorders>
+            <w:tcMar>
+              <w:top w:type="dxa" w:w="70"/>
+              <w:left w:type="dxa" w:w="110"/>
+              <w:bottom w:type="dxa" w:w="70"/>
+              <w:right w:type="dxa" w:w="110"/>
+            </w:tcMar>
+            <w:vAlign w:val="center"/>
+          </w:tcPr>
+          <w:p>
+            <w:pPr>
+              <w:spacing w:after="0" w:before="0"/>
+            </w:pPr>
+            <w:r>
+              <w:rPr>
+                <w:rFonts w:ascii="Arial" w:cs="Arial" w:eastAsia="Arial" w:hAnsi="Arial"/>
+                <w:color w:val="1B2118"/>
+                <w:sz w:val="18"/>
+                <w:szCs w:val="18"/>
+              </w:rPr>
+              <w:t xml:space="preserve">T01</w:t>
+            </w:r>
+          </w:p>
+        </w:tc>
+        <w:tc>
+          <w:tcPr>
+            <w:tcW w:type="dxa" w:w="1866"/>
+            <w:tcBorders>
+              <w:top w:val="single" w:color="D9D4C5" w:sz="4"/>
+              <w:left w:val="single" w:color="D9D4C5" w:sz="4"/>
+              <w:bottom w:val="single" w:color="D9D4C5" w:sz="4"/>
+              <w:right w:val="single" w:color="D9D4C5" w:sz="4"/>
+            </w:tcBorders>
+            <w:tcMar>
+              <w:top w:type="dxa" w:w="70"/>
+              <w:left w:type="dxa" w:w="110"/>
+              <w:bottom w:type="dxa" w:w="70"/>
+              <w:right w:type="dxa" w:w="110"/>
+            </w:tcMar>
+            <w:vAlign w:val="center"/>
+          </w:tcPr>
+          <w:p>
+            <w:pPr>
+              <w:spacing w:after="0" w:before="0"/>
+            </w:pPr>
+            <w:r>
+              <w:rPr>
+                <w:rFonts w:ascii="Arial" w:cs="Arial" w:eastAsia="Arial" w:hAnsi="Arial"/>
+                <w:color w:val="1B2118"/>
+                <w:sz w:val="18"/>
+                <w:szCs w:val="18"/>
+              </w:rPr>
+              <w:t xml:space="preserve">29/10</w:t>
+            </w:r>
+          </w:p>
+        </w:tc>
+        <w:tc>
+          <w:tcPr>
+            <w:tcW w:type="dxa" w:w="2403"/>
+            <w:tcBorders>
+              <w:top w:val="single" w:color="D9D4C5" w:sz="4"/>
+              <w:left w:val="single" w:color="D9D4C5" w:sz="4"/>
+              <w:bottom w:val="single" w:color="D9D4C5" w:sz="4"/>
+              <w:right w:val="single" w:color="D9D4C5" w:sz="4"/>
+            </w:tcBorders>
+            <w:tcMar>
+              <w:top w:type="dxa" w:w="70"/>
+              <w:left w:type="dxa" w:w="110"/>
+              <w:bottom w:type="dxa" w:w="70"/>
+              <w:right w:type="dxa" w:w="110"/>
+            </w:tcMar>
+            <w:vAlign w:val="center"/>
+          </w:tcPr>
+          <w:p>
+            <w:pPr>
+              <w:spacing w:after="0" w:before="0"/>
+            </w:pPr>
+            <w:r>
+              <w:rPr>
+                <w:rFonts w:ascii="Arial" w:cs="Arial" w:eastAsia="Arial" w:hAnsi="Arial"/>
+                <w:b/>
+                <w:bCs/>
+                <w:color w:val="1B2118"/>
+                <w:sz w:val="18"/>
+                <w:szCs w:val="18"/>
+              </w:rPr>
+              <w:t xml:space="preserve">Dashboard</w:t>
+            </w:r>
+            <w:r>
+              <w:rPr>
+                <w:rFonts w:ascii="Arial" w:cs="Arial" w:eastAsia="Arial" w:hAnsi="Arial"/>
+                <w:color w:val="1B2118"/>
+                <w:sz w:val="18"/>
+                <w:szCs w:val="18"/>
+              </w:rPr>
+              <w:t xml:space="preserve"> — 7 fasi nel portale, 6 nella Guida. Segnalato da: Collaudo (TEST_PORTALE_CWP)</w:t>
+            </w:r>
+          </w:p>
+        </w:tc>
+        <w:tc>
+          <w:tcPr>
+            <w:tcW w:type="dxa" w:w="2129"/>
+            <w:tcBorders>
+              <w:top w:val="single" w:color="D9D4C5" w:sz="4"/>
+              <w:left w:val="single" w:color="D9D4C5" w:sz="4"/>
+              <w:bottom w:val="single" w:color="D9D4C5" w:sz="4"/>
+              <w:right w:val="single" w:color="D9D4C5" w:sz="4"/>
+            </w:tcBorders>
+            <w:tcMar>
+              <w:top w:type="dxa" w:w="70"/>
+              <w:left w:type="dxa" w:w="110"/>
+              <w:bottom w:type="dxa" w:w="70"/>
+              <w:right w:type="dxa" w:w="110"/>
+            </w:tcMar>
+            <w:vAlign w:val="center"/>
+          </w:tcPr>
+          <w:p>
+            <w:pPr>
+              <w:spacing w:after="0" w:before="0"/>
+            </w:pPr>
+            <w:r>
+              <w:rPr>
+                <w:rFonts w:ascii="Arial" w:cs="Arial" w:eastAsia="Arial" w:hAnsi="Arial"/>
+                <w:color w:val="1B2118"/>
+                <w:sz w:val="18"/>
+                <w:szCs w:val="18"/>
+              </w:rPr>
+              <w:t xml:space="preserve">ATTESA_REGOLA</w:t>
+            </w:r>
+          </w:p>
+        </w:tc>
+        <w:tc>
+          <w:tcPr>
+            <w:tcW w:type="dxa" w:w="2402"/>
+            <w:tcBorders>
+              <w:top w:val="single" w:color="D9D4C5" w:sz="4"/>
+              <w:left w:val="single" w:color="D9D4C5" w:sz="4"/>
+              <w:bottom w:val="single" w:color="D9D4C5" w:sz="4"/>
+              <w:right w:val="single" w:color="D9D4C5" w:sz="4"/>
+            </w:tcBorders>
+            <w:tcMar>
+              <w:top w:type="dxa" w:w="70"/>
+              <w:left w:type="dxa" w:w="110"/>
+              <w:bottom w:type="dxa" w:w="70"/>
+              <w:right w:type="dxa" w:w="110"/>
+            </w:tcMar>
+            <w:vAlign w:val="center"/>
+          </w:tcPr>
+          <w:p>
+            <w:pPr>
+              <w:spacing w:after="0" w:before="0"/>
+            </w:pPr>
+            <w:r>
+              <w:rPr>
+                <w:rFonts w:ascii="Arial" w:cs="Arial" w:eastAsia="Arial" w:hAnsi="Arial"/>
+                <w:color w:val="1B2118"/>
+                <w:sz w:val="18"/>
+                <w:szCs w:val="18"/>
+              </w:rPr>
+              <w:t xml:space="preserve">Togliere la fase 7 «Chiusura» o rinominarla «Registrazione del progetto» (30/10: verificato, non ancora corretto)</w:t>
+            </w:r>
+          </w:p>
+        </w:tc>
+      </w:tr>
+      <w:tr>
+        <w:trPr>
+          <w:cantSplit/>
+        </w:trPr>
+        <w:tc>
+          <w:tcPr>
+            <w:tcW w:type="dxa" w:w="838"/>
+            <w:tcBorders>
+              <w:top w:val="single" w:color="D9D4C5" w:sz="4"/>
+              <w:left w:val="single" w:color="D9D4C5" w:sz="4"/>
+              <w:bottom w:val="single" w:color="D9D4C5" w:sz="4"/>
+              <w:right w:val="single" w:color="D9D4C5" w:sz="4"/>
+            </w:tcBorders>
+            <w:shd w:fill="F6F4EE" w:color="auto" w:val="clear"/>
+            <w:tcMar>
+              <w:top w:type="dxa" w:w="70"/>
+              <w:left w:type="dxa" w:w="110"/>
+              <w:bottom w:type="dxa" w:w="70"/>
+              <w:right w:type="dxa" w:w="110"/>
+            </w:tcMar>
+            <w:vAlign w:val="center"/>
+          </w:tcPr>
+          <w:p>
+            <w:pPr>
+              <w:spacing w:after="0" w:before="0"/>
+            </w:pPr>
+            <w:r>
+              <w:rPr>
+                <w:rFonts w:ascii="Arial" w:cs="Arial" w:eastAsia="Arial" w:hAnsi="Arial"/>
+                <w:color w:val="1B2118"/>
+                <w:sz w:val="18"/>
+                <w:szCs w:val="18"/>
+              </w:rPr>
+              <w:t xml:space="preserve">T02</w:t>
+            </w:r>
+          </w:p>
+        </w:tc>
+        <w:tc>
+          <w:tcPr>
+            <w:tcW w:type="dxa" w:w="1866"/>
+            <w:tcBorders>
+              <w:top w:val="single" w:color="D9D4C5" w:sz="4"/>
+              <w:left w:val="single" w:color="D9D4C5" w:sz="4"/>
+              <w:bottom w:val="single" w:color="D9D4C5" w:sz="4"/>
+              <w:right w:val="single" w:color="D9D4C5" w:sz="4"/>
+            </w:tcBorders>
+            <w:shd w:fill="F6F4EE" w:color="auto" w:val="clear"/>
+            <w:tcMar>
+              <w:top w:type="dxa" w:w="70"/>
+              <w:left w:type="dxa" w:w="110"/>
+              <w:bottom w:type="dxa" w:w="70"/>
+              <w:right w:type="dxa" w:w="110"/>
+            </w:tcMar>
+            <w:vAlign w:val="center"/>
+          </w:tcPr>
+          <w:p>
+            <w:pPr>
+              <w:spacing w:after="0" w:before="0"/>
+            </w:pPr>
+            <w:r>
+              <w:rPr>
+                <w:rFonts w:ascii="Arial" w:cs="Arial" w:eastAsia="Arial" w:hAnsi="Arial"/>
+                <w:color w:val="1B2118"/>
+                <w:sz w:val="18"/>
+                <w:szCs w:val="18"/>
+              </w:rPr>
+              <w:t xml:space="preserve">29/10</w:t>
+            </w:r>
+          </w:p>
+        </w:tc>
+        <w:tc>
+          <w:tcPr>
+            <w:tcW w:type="dxa" w:w="2403"/>
+            <w:tcBorders>
+              <w:top w:val="single" w:color="D9D4C5" w:sz="4"/>
+              <w:left w:val="single" w:color="D9D4C5" w:sz="4"/>
+              <w:bottom w:val="single" w:color="D9D4C5" w:sz="4"/>
+              <w:right w:val="single" w:color="D9D4C5" w:sz="4"/>
+            </w:tcBorders>
+            <w:shd w:fill="F6F4EE" w:color="auto" w:val="clear"/>
+            <w:tcMar>
+              <w:top w:type="dxa" w:w="70"/>
+              <w:left w:type="dxa" w:w="110"/>
+              <w:bottom w:type="dxa" w:w="70"/>
+              <w:right w:type="dxa" w:w="110"/>
+            </w:tcMar>
+            <w:vAlign w:val="center"/>
+          </w:tcPr>
+          <w:p>
+            <w:pPr>
+              <w:spacing w:after="0" w:before="0"/>
+            </w:pPr>
+            <w:r>
+              <w:rPr>
+                <w:rFonts w:ascii="Arial" w:cs="Arial" w:eastAsia="Arial" w:hAnsi="Arial"/>
+                <w:b/>
+                <w:bCs/>
+                <w:color w:val="1B2118"/>
+                <w:sz w:val="18"/>
+                <w:szCs w:val="18"/>
+              </w:rPr>
+              <w:t xml:space="preserve">Dashboard</w:t>
+            </w:r>
+            <w:r>
+              <w:rPr>
+                <w:rFonts w:ascii="Arial" w:cs="Arial" w:eastAsia="Arial" w:hAnsi="Arial"/>
+                <w:color w:val="1B2118"/>
+                <w:sz w:val="18"/>
+                <w:szCs w:val="18"/>
+              </w:rPr>
+              <w:t xml:space="preserve"> — Fase 5 del Progetto «Validazione e verifica» invece di «Validazione del progetto». Segnalato da: Collaudo (TEST_PORTALE_CWP)</w:t>
+            </w:r>
+          </w:p>
+        </w:tc>
+        <w:tc>
+          <w:tcPr>
+            <w:tcW w:type="dxa" w:w="2129"/>
+            <w:tcBorders>
+              <w:top w:val="single" w:color="D9D4C5" w:sz="4"/>
+              <w:left w:val="single" w:color="D9D4C5" w:sz="4"/>
+              <w:bottom w:val="single" w:color="D9D4C5" w:sz="4"/>
+              <w:right w:val="single" w:color="D9D4C5" w:sz="4"/>
+            </w:tcBorders>
+            <w:shd w:fill="F6F4EE" w:color="auto" w:val="clear"/>
+            <w:tcMar>
+              <w:top w:type="dxa" w:w="70"/>
+              <w:left w:type="dxa" w:w="110"/>
+              <w:bottom w:type="dxa" w:w="70"/>
+              <w:right w:type="dxa" w:w="110"/>
+            </w:tcMar>
+            <w:vAlign w:val="center"/>
+          </w:tcPr>
+          <w:p>
+            <w:pPr>
+              <w:spacing w:after="0" w:before="0"/>
+            </w:pPr>
+            <w:r>
+              <w:rPr>
+                <w:rFonts w:ascii="Arial" w:cs="Arial" w:eastAsia="Arial" w:hAnsi="Arial"/>
+                <w:color w:val="1B2118"/>
+                <w:sz w:val="18"/>
+                <w:szCs w:val="18"/>
+              </w:rPr>
+              <w:t xml:space="preserve">CONFERMATO</w:t>
+            </w:r>
+          </w:p>
+        </w:tc>
+        <w:tc>
+          <w:tcPr>
+            <w:tcW w:type="dxa" w:w="2402"/>
+            <w:tcBorders>
+              <w:top w:val="single" w:color="D9D4C5" w:sz="4"/>
+              <w:left w:val="single" w:color="D9D4C5" w:sz="4"/>
+              <w:bottom w:val="single" w:color="D9D4C5" w:sz="4"/>
+              <w:right w:val="single" w:color="D9D4C5" w:sz="4"/>
+            </w:tcBorders>
+            <w:shd w:fill="F6F4EE" w:color="auto" w:val="clear"/>
+            <w:tcMar>
+              <w:top w:type="dxa" w:w="70"/>
+              <w:left w:type="dxa" w:w="110"/>
+              <w:bottom w:type="dxa" w:w="70"/>
+              <w:right w:type="dxa" w:w="110"/>
+            </w:tcMar>
+            <w:vAlign w:val="center"/>
+          </w:tcPr>
+          <w:p>
+            <w:pPr>
+              <w:spacing w:after="0" w:before="0"/>
+            </w:pPr>
+            <w:r>
+              <w:rPr>
+                <w:rFonts w:ascii="Arial" w:cs="Arial" w:eastAsia="Arial" w:hAnsi="Arial"/>
+                <w:color w:val="1B2118"/>
+                <w:sz w:val="18"/>
+                <w:szCs w:val="18"/>
+              </w:rPr>
+              <w:t xml:space="preserve">Rinominare (il Rapporto ha già «Verifica del rapporto») (30/10: verificato, non ancora corretto)</w:t>
+            </w:r>
+          </w:p>
+        </w:tc>
+      </w:tr>
+      <w:tr>
+        <w:trPr>
+          <w:cantSplit/>
+        </w:trPr>
+        <w:tc>
+          <w:tcPr>
+            <w:tcW w:type="dxa" w:w="838"/>
+            <w:tcBorders>
+              <w:top w:val="single" w:color="D9D4C5" w:sz="4"/>
+              <w:left w:val="single" w:color="D9D4C5" w:sz="4"/>
+              <w:bottom w:val="single" w:color="D9D4C5" w:sz="4"/>
+              <w:right w:val="single" w:color="D9D4C5" w:sz="4"/>
+            </w:tcBorders>
+            <w:tcMar>
+              <w:top w:type="dxa" w:w="70"/>
+              <w:left w:type="dxa" w:w="110"/>
+              <w:bottom w:type="dxa" w:w="70"/>
+              <w:right w:type="dxa" w:w="110"/>
+            </w:tcMar>
+            <w:vAlign w:val="center"/>
+          </w:tcPr>
+          <w:p>
+            <w:pPr>
+              <w:spacing w:after="0" w:before="0"/>
+            </w:pPr>
+            <w:r>
+              <w:rPr>
+                <w:rFonts w:ascii="Arial" w:cs="Arial" w:eastAsia="Arial" w:hAnsi="Arial"/>
+                <w:color w:val="1B2118"/>
+                <w:sz w:val="18"/>
+                <w:szCs w:val="18"/>
+              </w:rPr>
+              <w:t xml:space="preserve">T03</w:t>
+            </w:r>
+          </w:p>
+        </w:tc>
+        <w:tc>
+          <w:tcPr>
+            <w:tcW w:type="dxa" w:w="1866"/>
+            <w:tcBorders>
+              <w:top w:val="single" w:color="D9D4C5" w:sz="4"/>
+              <w:left w:val="single" w:color="D9D4C5" w:sz="4"/>
+              <w:bottom w:val="single" w:color="D9D4C5" w:sz="4"/>
+              <w:right w:val="single" w:color="D9D4C5" w:sz="4"/>
+            </w:tcBorders>
+            <w:tcMar>
+              <w:top w:type="dxa" w:w="70"/>
+              <w:left w:type="dxa" w:w="110"/>
+              <w:bottom w:type="dxa" w:w="70"/>
+              <w:right w:type="dxa" w:w="110"/>
+            </w:tcMar>
+            <w:vAlign w:val="center"/>
+          </w:tcPr>
+          <w:p>
+            <w:pPr>
+              <w:spacing w:after="0" w:before="0"/>
+            </w:pPr>
+            <w:r>
+              <w:rPr>
+                <w:rFonts w:ascii="Arial" w:cs="Arial" w:eastAsia="Arial" w:hAnsi="Arial"/>
+                <w:color w:val="1B2118"/>
+                <w:sz w:val="18"/>
+                <w:szCs w:val="18"/>
+              </w:rPr>
+              <w:t xml:space="preserve">29/10</w:t>
+            </w:r>
+          </w:p>
+        </w:tc>
+        <w:tc>
+          <w:tcPr>
+            <w:tcW w:type="dxa" w:w="2403"/>
+            <w:tcBorders>
+              <w:top w:val="single" w:color="D9D4C5" w:sz="4"/>
+              <w:left w:val="single" w:color="D9D4C5" w:sz="4"/>
+              <w:bottom w:val="single" w:color="D9D4C5" w:sz="4"/>
+              <w:right w:val="single" w:color="D9D4C5" w:sz="4"/>
+            </w:tcBorders>
+            <w:tcMar>
+              <w:top w:type="dxa" w:w="70"/>
+              <w:left w:type="dxa" w:w="110"/>
+              <w:bottom w:type="dxa" w:w="70"/>
+              <w:right w:type="dxa" w:w="110"/>
+            </w:tcMar>
+            <w:vAlign w:val="center"/>
+          </w:tcPr>
+          <w:p>
+            <w:pPr>
+              <w:spacing w:after="0" w:before="0"/>
+            </w:pPr>
+            <w:r>
+              <w:rPr>
+                <w:rFonts w:ascii="Arial" w:cs="Arial" w:eastAsia="Arial" w:hAnsi="Arial"/>
+                <w:b/>
+                <w:bCs/>
+                <w:color w:val="1B2118"/>
+                <w:sz w:val="18"/>
+                <w:szCs w:val="18"/>
+              </w:rPr>
+              <w:t xml:space="preserve">Dashboard</w:t>
+            </w:r>
+            <w:r>
+              <w:rPr>
+                <w:rFonts w:ascii="Arial" w:cs="Arial" w:eastAsia="Arial" w:hAnsi="Arial"/>
+                <w:color w:val="1B2118"/>
+                <w:sz w:val="18"/>
+                <w:szCs w:val="18"/>
+              </w:rPr>
+              <w:t xml:space="preserve"> — Stato della Guida visibile solo nella pratica. Segnalato da: Collaudo (TEST_PORTALE_CWP)</w:t>
+            </w:r>
+          </w:p>
+        </w:tc>
+        <w:tc>
+          <w:tcPr>
+            <w:tcW w:type="dxa" w:w="2129"/>
+            <w:tcBorders>
+              <w:top w:val="single" w:color="D9D4C5" w:sz="4"/>
+              <w:left w:val="single" w:color="D9D4C5" w:sz="4"/>
+              <w:bottom w:val="single" w:color="D9D4C5" w:sz="4"/>
+              <w:right w:val="single" w:color="D9D4C5" w:sz="4"/>
+            </w:tcBorders>
+            <w:tcMar>
+              <w:top w:type="dxa" w:w="70"/>
+              <w:left w:type="dxa" w:w="110"/>
+              <w:bottom w:type="dxa" w:w="70"/>
+              <w:right w:type="dxa" w:w="110"/>
+            </w:tcMar>
+            <w:vAlign w:val="center"/>
+          </w:tcPr>
+          <w:p>
+            <w:pPr>
+              <w:spacing w:after="0" w:before="0"/>
+            </w:pPr>
+            <w:r>
+              <w:rPr>
+                <w:rFonts w:ascii="Arial" w:cs="Arial" w:eastAsia="Arial" w:hAnsi="Arial"/>
+                <w:color w:val="1B2118"/>
+                <w:sz w:val="18"/>
+                <w:szCs w:val="18"/>
+              </w:rPr>
+              <w:t xml:space="preserve">CONFERMATO</w:t>
+            </w:r>
+          </w:p>
+        </w:tc>
+        <w:tc>
+          <w:tcPr>
+            <w:tcW w:type="dxa" w:w="2402"/>
+            <w:tcBorders>
+              <w:top w:val="single" w:color="D9D4C5" w:sz="4"/>
+              <w:left w:val="single" w:color="D9D4C5" w:sz="4"/>
+              <w:bottom w:val="single" w:color="D9D4C5" w:sz="4"/>
+              <w:right w:val="single" w:color="D9D4C5" w:sz="4"/>
+            </w:tcBorders>
+            <w:tcMar>
+              <w:top w:type="dxa" w:w="70"/>
+              <w:left w:type="dxa" w:w="110"/>
+              <w:bottom w:type="dxa" w:w="70"/>
+              <w:right w:type="dxa" w:w="110"/>
+            </w:tcMar>
+            <w:vAlign w:val="center"/>
+          </w:tcPr>
+          <w:p>
+            <w:pPr>
+              <w:spacing w:after="0" w:before="0"/>
+            </w:pPr>
+            <w:r>
+              <w:rPr>
+                <w:rFonts w:ascii="Arial" w:cs="Arial" w:eastAsia="Arial" w:hAnsi="Arial"/>
+                <w:color w:val="1B2118"/>
+                <w:sz w:val="18"/>
+                <w:szCs w:val="18"/>
+              </w:rPr>
+              <w:t xml:space="preserve">Mostrarlo in Dashboard e nell'elenco delle pratiche (30/10: verificato, non ancora corretto)</w:t>
+            </w:r>
+          </w:p>
+        </w:tc>
+      </w:tr>
+      <w:tr>
+        <w:trPr>
+          <w:cantSplit/>
+        </w:trPr>
+        <w:tc>
+          <w:tcPr>
+            <w:tcW w:type="dxa" w:w="838"/>
+            <w:tcBorders>
+              <w:top w:val="single" w:color="D9D4C5" w:sz="4"/>
+              <w:left w:val="single" w:color="D9D4C5" w:sz="4"/>
+              <w:bottom w:val="single" w:color="D9D4C5" w:sz="4"/>
+              <w:right w:val="single" w:color="D9D4C5" w:sz="4"/>
+            </w:tcBorders>
+            <w:shd w:fill="F6F4EE" w:color="auto" w:val="clear"/>
+            <w:tcMar>
+              <w:top w:type="dxa" w:w="70"/>
+              <w:left w:type="dxa" w:w="110"/>
+              <w:bottom w:type="dxa" w:w="70"/>
+              <w:right w:type="dxa" w:w="110"/>
+            </w:tcMar>
+            <w:vAlign w:val="center"/>
+          </w:tcPr>
+          <w:p>
+            <w:pPr>
+              <w:spacing w:after="0" w:before="0"/>
+            </w:pPr>
+            <w:r>
+              <w:rPr>
+                <w:rFonts w:ascii="Arial" w:cs="Arial" w:eastAsia="Arial" w:hAnsi="Arial"/>
+                <w:color w:val="1B2118"/>
+                <w:sz w:val="18"/>
+                <w:szCs w:val="18"/>
+              </w:rPr>
+              <w:t xml:space="preserve">T04</w:t>
+            </w:r>
+          </w:p>
+        </w:tc>
+        <w:tc>
+          <w:tcPr>
+            <w:tcW w:type="dxa" w:w="1866"/>
+            <w:tcBorders>
+              <w:top w:val="single" w:color="D9D4C5" w:sz="4"/>
+              <w:left w:val="single" w:color="D9D4C5" w:sz="4"/>
+              <w:bottom w:val="single" w:color="D9D4C5" w:sz="4"/>
+              <w:right w:val="single" w:color="D9D4C5" w:sz="4"/>
+            </w:tcBorders>
+            <w:shd w:fill="F6F4EE" w:color="auto" w:val="clear"/>
+            <w:tcMar>
+              <w:top w:type="dxa" w:w="70"/>
+              <w:left w:type="dxa" w:w="110"/>
+              <w:bottom w:type="dxa" w:w="70"/>
+              <w:right w:type="dxa" w:w="110"/>
+            </w:tcMar>
+            <w:vAlign w:val="center"/>
+          </w:tcPr>
+          <w:p>
+            <w:pPr>
+              <w:spacing w:after="0" w:before="0"/>
+            </w:pPr>
+            <w:r>
+              <w:rPr>
+                <w:rFonts w:ascii="Arial" w:cs="Arial" w:eastAsia="Arial" w:hAnsi="Arial"/>
+                <w:color w:val="1B2118"/>
+                <w:sz w:val="18"/>
+                <w:szCs w:val="18"/>
+              </w:rPr>
+              <w:t xml:space="preserve">29/10</w:t>
+            </w:r>
+          </w:p>
+        </w:tc>
+        <w:tc>
+          <w:tcPr>
+            <w:tcW w:type="dxa" w:w="2403"/>
+            <w:tcBorders>
+              <w:top w:val="single" w:color="D9D4C5" w:sz="4"/>
+              <w:left w:val="single" w:color="D9D4C5" w:sz="4"/>
+              <w:bottom w:val="single" w:color="D9D4C5" w:sz="4"/>
+              <w:right w:val="single" w:color="D9D4C5" w:sz="4"/>
+            </w:tcBorders>
+            <w:shd w:fill="F6F4EE" w:color="auto" w:val="clear"/>
+            <w:tcMar>
+              <w:top w:type="dxa" w:w="70"/>
+              <w:left w:type="dxa" w:w="110"/>
+              <w:bottom w:type="dxa" w:w="70"/>
+              <w:right w:type="dxa" w:w="110"/>
+            </w:tcMar>
+            <w:vAlign w:val="center"/>
+          </w:tcPr>
+          <w:p>
+            <w:pPr>
+              <w:spacing w:after="0" w:before="0"/>
+            </w:pPr>
+            <w:r>
+              <w:rPr>
+                <w:rFonts w:ascii="Arial" w:cs="Arial" w:eastAsia="Arial" w:hAnsi="Arial"/>
+                <w:b/>
+                <w:bCs/>
+                <w:color w:val="1B2118"/>
+                <w:sz w:val="18"/>
+                <w:szCs w:val="18"/>
+              </w:rPr>
+              <w:t xml:space="preserve">Dashboard / Simulatore</w:t>
+            </w:r>
+            <w:r>
+              <w:rPr>
+                <w:rFonts w:ascii="Arial" w:cs="Arial" w:eastAsia="Arial" w:hAnsi="Arial"/>
+                <w:color w:val="1B2118"/>
+                <w:sz w:val="18"/>
+                <w:szCs w:val="18"/>
+              </w:rPr>
+              <w:t xml:space="preserve"> — Da dove viene il prezzo di 32 €?. Segnalato da: Collaudo (TEST_PORTALE_CWP)</w:t>
+            </w:r>
+          </w:p>
+        </w:tc>
+        <w:tc>
+          <w:tcPr>
+            <w:tcW w:type="dxa" w:w="2129"/>
+            <w:tcBorders>
+              <w:top w:val="single" w:color="D9D4C5" w:sz="4"/>
+              <w:left w:val="single" w:color="D9D4C5" w:sz="4"/>
+              <w:bottom w:val="single" w:color="D9D4C5" w:sz="4"/>
+              <w:right w:val="single" w:color="D9D4C5" w:sz="4"/>
+            </w:tcBorders>
+            <w:shd w:fill="F6F4EE" w:color="auto" w:val="clear"/>
+            <w:tcMar>
+              <w:top w:type="dxa" w:w="70"/>
+              <w:left w:type="dxa" w:w="110"/>
+              <w:bottom w:type="dxa" w:w="70"/>
+              <w:right w:type="dxa" w:w="110"/>
+            </w:tcMar>
+            <w:vAlign w:val="center"/>
+          </w:tcPr>
+          <w:p>
+            <w:pPr>
+              <w:spacing w:after="0" w:before="0"/>
+            </w:pPr>
+            <w:r>
+              <w:rPr>
+                <w:rFonts w:ascii="Arial" w:cs="Arial" w:eastAsia="Arial" w:hAnsi="Arial"/>
+                <w:color w:val="1B2118"/>
+                <w:sz w:val="18"/>
+                <w:szCs w:val="18"/>
+              </w:rPr>
+              <w:t xml:space="preserve">ATTESA_REGOLA</w:t>
+            </w:r>
+          </w:p>
+        </w:tc>
+        <w:tc>
+          <w:tcPr>
+            <w:tcW w:type="dxa" w:w="2402"/>
+            <w:tcBorders>
+              <w:top w:val="single" w:color="D9D4C5" w:sz="4"/>
+              <w:left w:val="single" w:color="D9D4C5" w:sz="4"/>
+              <w:bottom w:val="single" w:color="D9D4C5" w:sz="4"/>
+              <w:right w:val="single" w:color="D9D4C5" w:sz="4"/>
+            </w:tcBorders>
+            <w:shd w:fill="F6F4EE" w:color="auto" w:val="clear"/>
+            <w:tcMar>
+              <w:top w:type="dxa" w:w="70"/>
+              <w:left w:type="dxa" w:w="110"/>
+              <w:bottom w:type="dxa" w:w="70"/>
+              <w:right w:type="dxa" w:w="110"/>
+            </w:tcMar>
+            <w:vAlign w:val="center"/>
+          </w:tcPr>
+          <w:p>
+            <w:pPr>
+              <w:spacing w:after="0" w:before="0"/>
+            </w:pPr>
+            <w:r>
+              <w:rPr>
+                <w:rFonts w:ascii="Arial" w:cs="Arial" w:eastAsia="Arial" w:hAnsi="Arial"/>
+                <w:color w:val="1B2118"/>
+                <w:sz w:val="18"/>
+                <w:szCs w:val="18"/>
+              </w:rPr>
+              <w:t xml:space="preserve">Valore proposto da Luca, non del Programma: chiamarlo «valore ipotetico» e farlo decidere alla Fondazione (30/10: verificato, non ancora corretto)</w:t>
+            </w:r>
+          </w:p>
+        </w:tc>
+      </w:tr>
+      <w:tr>
+        <w:trPr>
+          <w:cantSplit/>
+        </w:trPr>
+        <w:tc>
+          <w:tcPr>
+            <w:tcW w:type="dxa" w:w="838"/>
+            <w:tcBorders>
+              <w:top w:val="single" w:color="D9D4C5" w:sz="4"/>
+              <w:left w:val="single" w:color="D9D4C5" w:sz="4"/>
+              <w:bottom w:val="single" w:color="D9D4C5" w:sz="4"/>
+              <w:right w:val="single" w:color="D9D4C5" w:sz="4"/>
+            </w:tcBorders>
+            <w:tcMar>
+              <w:top w:type="dxa" w:w="70"/>
+              <w:left w:type="dxa" w:w="110"/>
+              <w:bottom w:type="dxa" w:w="70"/>
+              <w:right w:type="dxa" w:w="110"/>
+            </w:tcMar>
+            <w:vAlign w:val="center"/>
+          </w:tcPr>
+          <w:p>
+            <w:pPr>
+              <w:spacing w:after="0" w:before="0"/>
+            </w:pPr>
+            <w:r>
+              <w:rPr>
+                <w:rFonts w:ascii="Arial" w:cs="Arial" w:eastAsia="Arial" w:hAnsi="Arial"/>
+                <w:color w:val="1B2118"/>
+                <w:sz w:val="18"/>
+                <w:szCs w:val="18"/>
+              </w:rPr>
+              <w:t xml:space="preserve">T05</w:t>
+            </w:r>
+          </w:p>
+        </w:tc>
+        <w:tc>
+          <w:tcPr>
+            <w:tcW w:type="dxa" w:w="1866"/>
+            <w:tcBorders>
+              <w:top w:val="single" w:color="D9D4C5" w:sz="4"/>
+              <w:left w:val="single" w:color="D9D4C5" w:sz="4"/>
+              <w:bottom w:val="single" w:color="D9D4C5" w:sz="4"/>
+              <w:right w:val="single" w:color="D9D4C5" w:sz="4"/>
+            </w:tcBorders>
+            <w:tcMar>
+              <w:top w:type="dxa" w:w="70"/>
+              <w:left w:type="dxa" w:w="110"/>
+              <w:bottom w:type="dxa" w:w="70"/>
+              <w:right w:type="dxa" w:w="110"/>
+            </w:tcMar>
+            <w:vAlign w:val="center"/>
+          </w:tcPr>
+          <w:p>
+            <w:pPr>
+              <w:spacing w:after="0" w:before="0"/>
+            </w:pPr>
+            <w:r>
+              <w:rPr>
+                <w:rFonts w:ascii="Arial" w:cs="Arial" w:eastAsia="Arial" w:hAnsi="Arial"/>
+                <w:color w:val="1B2118"/>
+                <w:sz w:val="18"/>
+                <w:szCs w:val="18"/>
+              </w:rPr>
+              <w:t xml:space="preserve">29/10</w:t>
+            </w:r>
+          </w:p>
+        </w:tc>
+        <w:tc>
+          <w:tcPr>
+            <w:tcW w:type="dxa" w:w="2403"/>
+            <w:tcBorders>
+              <w:top w:val="single" w:color="D9D4C5" w:sz="4"/>
+              <w:left w:val="single" w:color="D9D4C5" w:sz="4"/>
+              <w:bottom w:val="single" w:color="D9D4C5" w:sz="4"/>
+              <w:right w:val="single" w:color="D9D4C5" w:sz="4"/>
+            </w:tcBorders>
+            <w:tcMar>
+              <w:top w:type="dxa" w:w="70"/>
+              <w:left w:type="dxa" w:w="110"/>
+              <w:bottom w:type="dxa" w:w="70"/>
+              <w:right w:type="dxa" w:w="110"/>
+            </w:tcMar>
+            <w:vAlign w:val="center"/>
+          </w:tcPr>
+          <w:p>
+            <w:pPr>
+              <w:spacing w:after="0" w:before="0"/>
+            </w:pPr>
+            <w:r>
+              <w:rPr>
+                <w:rFonts w:ascii="Arial" w:cs="Arial" w:eastAsia="Arial" w:hAnsi="Arial"/>
+                <w:b/>
+                <w:bCs/>
+                <w:color w:val="1B2118"/>
+                <w:sz w:val="18"/>
+                <w:szCs w:val="18"/>
+              </w:rPr>
+              <w:t xml:space="preserve">Dashboard</w:t>
+            </w:r>
+            <w:r>
+              <w:rPr>
+                <w:rFonts w:ascii="Arial" w:cs="Arial" w:eastAsia="Arial" w:hAnsi="Arial"/>
+                <w:color w:val="1B2118"/>
+                <w:sz w:val="18"/>
+                <w:szCs w:val="18"/>
+              </w:rPr>
+              <w:t xml:space="preserve"> — Ente, fatture a 30 giorni, vendite a 10 giorni. Segnalato da: Collaudo (TEST_PORTALE_CWP)</w:t>
+            </w:r>
+          </w:p>
+        </w:tc>
+        <w:tc>
+          <w:tcPr>
+            <w:tcW w:type="dxa" w:w="2129"/>
+            <w:tcBorders>
+              <w:top w:val="single" w:color="D9D4C5" w:sz="4"/>
+              <w:left w:val="single" w:color="D9D4C5" w:sz="4"/>
+              <w:bottom w:val="single" w:color="D9D4C5" w:sz="4"/>
+              <w:right w:val="single" w:color="D9D4C5" w:sz="4"/>
+            </w:tcBorders>
+            <w:tcMar>
+              <w:top w:type="dxa" w:w="70"/>
+              <w:left w:type="dxa" w:w="110"/>
+              <w:bottom w:type="dxa" w:w="70"/>
+              <w:right w:type="dxa" w:w="110"/>
+            </w:tcMar>
+            <w:vAlign w:val="center"/>
+          </w:tcPr>
+          <w:p>
+            <w:pPr>
+              <w:spacing w:after="0" w:before="0"/>
+            </w:pPr>
+            <w:r>
+              <w:rPr>
+                <w:rFonts w:ascii="Arial" w:cs="Arial" w:eastAsia="Arial" w:hAnsi="Arial"/>
+                <w:color w:val="1B2118"/>
+                <w:sz w:val="18"/>
+                <w:szCs w:val="18"/>
+              </w:rPr>
+              <w:t xml:space="preserve">GIÀ PRESENTE nelle pratiche; MIGLIORIA in Dashboard</w:t>
+            </w:r>
+          </w:p>
+        </w:tc>
+        <w:tc>
+          <w:tcPr>
+            <w:tcW w:type="dxa" w:w="2402"/>
+            <w:tcBorders>
+              <w:top w:val="single" w:color="D9D4C5" w:sz="4"/>
+              <w:left w:val="single" w:color="D9D4C5" w:sz="4"/>
+              <w:bottom w:val="single" w:color="D9D4C5" w:sz="4"/>
+              <w:right w:val="single" w:color="D9D4C5" w:sz="4"/>
+            </w:tcBorders>
+            <w:tcMar>
+              <w:top w:type="dxa" w:w="70"/>
+              <w:left w:type="dxa" w:w="110"/>
+              <w:bottom w:type="dxa" w:w="70"/>
+              <w:right w:type="dxa" w:w="110"/>
+            </w:tcMar>
+            <w:vAlign w:val="center"/>
+          </w:tcPr>
+          <w:p>
+            <w:pPr>
+              <w:spacing w:after="0" w:before="0"/>
+            </w:pPr>
+            <w:r>
+              <w:rPr>
+                <w:rFonts w:ascii="Arial" w:cs="Arial" w:eastAsia="Arial" w:hAnsi="Arial"/>
+                <w:color w:val="1B2118"/>
+                <w:sz w:val="18"/>
+                <w:szCs w:val="18"/>
+              </w:rPr>
+              <w:t xml:space="preserve">Colonna Ente e riquadri «fatture scadute», «dichiarazioni di cancellazione in scadenza» (30/10: verificato, non ancora corretto)</w:t>
+            </w:r>
+          </w:p>
+        </w:tc>
+      </w:tr>
+      <w:tr>
+        <w:trPr>
+          <w:cantSplit/>
+        </w:trPr>
+        <w:tc>
+          <w:tcPr>
+            <w:tcW w:type="dxa" w:w="838"/>
+            <w:tcBorders>
+              <w:top w:val="single" w:color="D9D4C5" w:sz="4"/>
+              <w:left w:val="single" w:color="D9D4C5" w:sz="4"/>
+              <w:bottom w:val="single" w:color="D9D4C5" w:sz="4"/>
+              <w:right w:val="single" w:color="D9D4C5" w:sz="4"/>
+            </w:tcBorders>
+            <w:shd w:fill="F6F4EE" w:color="auto" w:val="clear"/>
+            <w:tcMar>
+              <w:top w:type="dxa" w:w="70"/>
+              <w:left w:type="dxa" w:w="110"/>
+              <w:bottom w:type="dxa" w:w="70"/>
+              <w:right w:type="dxa" w:w="110"/>
+            </w:tcMar>
+            <w:vAlign w:val="center"/>
+          </w:tcPr>
+          <w:p>
+            <w:pPr>
+              <w:spacing w:after="0" w:before="0"/>
+            </w:pPr>
+            <w:r>
+              <w:rPr>
+                <w:rFonts w:ascii="Arial" w:cs="Arial" w:eastAsia="Arial" w:hAnsi="Arial"/>
+                <w:color w:val="1B2118"/>
+                <w:sz w:val="18"/>
+                <w:szCs w:val="18"/>
+              </w:rPr>
+              <w:t xml:space="preserve">T06</w:t>
+            </w:r>
+          </w:p>
+        </w:tc>
+        <w:tc>
+          <w:tcPr>
+            <w:tcW w:type="dxa" w:w="1866"/>
+            <w:tcBorders>
+              <w:top w:val="single" w:color="D9D4C5" w:sz="4"/>
+              <w:left w:val="single" w:color="D9D4C5" w:sz="4"/>
+              <w:bottom w:val="single" w:color="D9D4C5" w:sz="4"/>
+              <w:right w:val="single" w:color="D9D4C5" w:sz="4"/>
+            </w:tcBorders>
+            <w:shd w:fill="F6F4EE" w:color="auto" w:val="clear"/>
+            <w:tcMar>
+              <w:top w:type="dxa" w:w="70"/>
+              <w:left w:type="dxa" w:w="110"/>
+              <w:bottom w:type="dxa" w:w="70"/>
+              <w:right w:type="dxa" w:w="110"/>
+            </w:tcMar>
+            <w:vAlign w:val="center"/>
+          </w:tcPr>
+          <w:p>
+            <w:pPr>
+              <w:spacing w:after="0" w:before="0"/>
+            </w:pPr>
+            <w:r>
+              <w:rPr>
+                <w:rFonts w:ascii="Arial" w:cs="Arial" w:eastAsia="Arial" w:hAnsi="Arial"/>
+                <w:color w:val="1B2118"/>
+                <w:sz w:val="18"/>
+                <w:szCs w:val="18"/>
+              </w:rPr>
+              <w:t xml:space="preserve">29/10</w:t>
+            </w:r>
+          </w:p>
+        </w:tc>
+        <w:tc>
+          <w:tcPr>
+            <w:tcW w:type="dxa" w:w="2403"/>
+            <w:tcBorders>
+              <w:top w:val="single" w:color="D9D4C5" w:sz="4"/>
+              <w:left w:val="single" w:color="D9D4C5" w:sz="4"/>
+              <w:bottom w:val="single" w:color="D9D4C5" w:sz="4"/>
+              <w:right w:val="single" w:color="D9D4C5" w:sz="4"/>
+            </w:tcBorders>
+            <w:shd w:fill="F6F4EE" w:color="auto" w:val="clear"/>
+            <w:tcMar>
+              <w:top w:type="dxa" w:w="70"/>
+              <w:left w:type="dxa" w:w="110"/>
+              <w:bottom w:type="dxa" w:w="70"/>
+              <w:right w:type="dxa" w:w="110"/>
+            </w:tcMar>
+            <w:vAlign w:val="center"/>
+          </w:tcPr>
+          <w:p>
+            <w:pPr>
+              <w:spacing w:after="0" w:before="0"/>
+            </w:pPr>
+            <w:r>
+              <w:rPr>
+                <w:rFonts w:ascii="Arial" w:cs="Arial" w:eastAsia="Arial" w:hAnsi="Arial"/>
+                <w:b/>
+                <w:bCs/>
+                <w:color w:val="1B2118"/>
+                <w:sz w:val="18"/>
+                <w:szCs w:val="18"/>
+              </w:rPr>
+              <w:t xml:space="preserve">Anagrafiche</w:t>
+            </w:r>
+            <w:r>
+              <w:rPr>
+                <w:rFonts w:ascii="Arial" w:cs="Arial" w:eastAsia="Arial" w:hAnsi="Arial"/>
+                <w:color w:val="1B2118"/>
+                <w:sz w:val="18"/>
+                <w:szCs w:val="18"/>
+              </w:rPr>
+              <w:t xml:space="preserve"> — Tipologie non ammesse come promotori; manca la delega di Comuni ed EGATO. Segnalato da: Collaudo (TEST_PORTALE_CWP)</w:t>
+            </w:r>
+          </w:p>
+        </w:tc>
+        <w:tc>
+          <w:tcPr>
+            <w:tcW w:type="dxa" w:w="2129"/>
+            <w:tcBorders>
+              <w:top w:val="single" w:color="D9D4C5" w:sz="4"/>
+              <w:left w:val="single" w:color="D9D4C5" w:sz="4"/>
+              <w:bottom w:val="single" w:color="D9D4C5" w:sz="4"/>
+              <w:right w:val="single" w:color="D9D4C5" w:sz="4"/>
+            </w:tcBorders>
+            <w:shd w:fill="F6F4EE" w:color="auto" w:val="clear"/>
+            <w:tcMar>
+              <w:top w:type="dxa" w:w="70"/>
+              <w:left w:type="dxa" w:w="110"/>
+              <w:bottom w:type="dxa" w:w="70"/>
+              <w:right w:type="dxa" w:w="110"/>
+            </w:tcMar>
+            <w:vAlign w:val="center"/>
+          </w:tcPr>
+          <w:p>
+            <w:pPr>
+              <w:spacing w:after="0" w:before="0"/>
+            </w:pPr>
+            <w:r>
+              <w:rPr>
+                <w:rFonts w:ascii="Arial" w:cs="Arial" w:eastAsia="Arial" w:hAnsi="Arial"/>
+                <w:color w:val="1B2118"/>
+                <w:sz w:val="18"/>
+                <w:szCs w:val="18"/>
+              </w:rPr>
+              <w:t xml:space="preserve">ATTESA_REGOLA</w:t>
+            </w:r>
+          </w:p>
+        </w:tc>
+        <w:tc>
+          <w:tcPr>
+            <w:tcW w:type="dxa" w:w="2402"/>
+            <w:tcBorders>
+              <w:top w:val="single" w:color="D9D4C5" w:sz="4"/>
+              <w:left w:val="single" w:color="D9D4C5" w:sz="4"/>
+              <w:bottom w:val="single" w:color="D9D4C5" w:sz="4"/>
+              <w:right w:val="single" w:color="D9D4C5" w:sz="4"/>
+            </w:tcBorders>
+            <w:shd w:fill="F6F4EE" w:color="auto" w:val="clear"/>
+            <w:tcMar>
+              <w:top w:type="dxa" w:w="70"/>
+              <w:left w:type="dxa" w:w="110"/>
+              <w:bottom w:type="dxa" w:w="70"/>
+              <w:right w:type="dxa" w:w="110"/>
+            </w:tcMar>
+            <w:vAlign w:val="center"/>
+          </w:tcPr>
+          <w:p>
+            <w:pPr>
+              <w:spacing w:after="0" w:before="0"/>
+            </w:pPr>
+            <w:r>
+              <w:rPr>
+                <w:rFonts w:ascii="Arial" w:cs="Arial" w:eastAsia="Arial" w:hAnsi="Arial"/>
+                <w:color w:val="1B2118"/>
+                <w:sz w:val="18"/>
+                <w:szCs w:val="18"/>
+              </w:rPr>
+              <w:t xml:space="preserve">Solo le 3 categorie per i promotori; campo «delegato alla gestione dei rifiuti» (30/10: verificato, non ancora corretto)</w:t>
+            </w:r>
+          </w:p>
+        </w:tc>
+      </w:tr>
+      <w:tr>
+        <w:trPr>
+          <w:cantSplit/>
+        </w:trPr>
+        <w:tc>
+          <w:tcPr>
+            <w:tcW w:type="dxa" w:w="838"/>
+            <w:tcBorders>
+              <w:top w:val="single" w:color="D9D4C5" w:sz="4"/>
+              <w:left w:val="single" w:color="D9D4C5" w:sz="4"/>
+              <w:bottom w:val="single" w:color="D9D4C5" w:sz="4"/>
+              <w:right w:val="single" w:color="D9D4C5" w:sz="4"/>
+            </w:tcBorders>
+            <w:tcMar>
+              <w:top w:type="dxa" w:w="70"/>
+              <w:left w:type="dxa" w:w="110"/>
+              <w:bottom w:type="dxa" w:w="70"/>
+              <w:right w:type="dxa" w:w="110"/>
+            </w:tcMar>
+            <w:vAlign w:val="center"/>
+          </w:tcPr>
+          <w:p>
+            <w:pPr>
+              <w:spacing w:after="0" w:before="0"/>
+            </w:pPr>
+            <w:r>
+              <w:rPr>
+                <w:rFonts w:ascii="Arial" w:cs="Arial" w:eastAsia="Arial" w:hAnsi="Arial"/>
+                <w:color w:val="1B2118"/>
+                <w:sz w:val="18"/>
+                <w:szCs w:val="18"/>
+              </w:rPr>
+              <w:t xml:space="preserve">T07</w:t>
+            </w:r>
+          </w:p>
+        </w:tc>
+        <w:tc>
+          <w:tcPr>
+            <w:tcW w:type="dxa" w:w="1866"/>
+            <w:tcBorders>
+              <w:top w:val="single" w:color="D9D4C5" w:sz="4"/>
+              <w:left w:val="single" w:color="D9D4C5" w:sz="4"/>
+              <w:bottom w:val="single" w:color="D9D4C5" w:sz="4"/>
+              <w:right w:val="single" w:color="D9D4C5" w:sz="4"/>
+            </w:tcBorders>
+            <w:tcMar>
+              <w:top w:type="dxa" w:w="70"/>
+              <w:left w:type="dxa" w:w="110"/>
+              <w:bottom w:type="dxa" w:w="70"/>
+              <w:right w:type="dxa" w:w="110"/>
+            </w:tcMar>
+            <w:vAlign w:val="center"/>
+          </w:tcPr>
+          <w:p>
+            <w:pPr>
+              <w:spacing w:after="0" w:before="0"/>
+            </w:pPr>
+            <w:r>
+              <w:rPr>
+                <w:rFonts w:ascii="Arial" w:cs="Arial" w:eastAsia="Arial" w:hAnsi="Arial"/>
+                <w:color w:val="1B2118"/>
+                <w:sz w:val="18"/>
+                <w:szCs w:val="18"/>
+              </w:rPr>
+              <w:t xml:space="preserve">29/10</w:t>
+            </w:r>
+          </w:p>
+        </w:tc>
+        <w:tc>
+          <w:tcPr>
+            <w:tcW w:type="dxa" w:w="2403"/>
+            <w:tcBorders>
+              <w:top w:val="single" w:color="D9D4C5" w:sz="4"/>
+              <w:left w:val="single" w:color="D9D4C5" w:sz="4"/>
+              <w:bottom w:val="single" w:color="D9D4C5" w:sz="4"/>
+              <w:right w:val="single" w:color="D9D4C5" w:sz="4"/>
+            </w:tcBorders>
+            <w:tcMar>
+              <w:top w:type="dxa" w:w="70"/>
+              <w:left w:type="dxa" w:w="110"/>
+              <w:bottom w:type="dxa" w:w="70"/>
+              <w:right w:type="dxa" w:w="110"/>
+            </w:tcMar>
+            <w:vAlign w:val="center"/>
+          </w:tcPr>
+          <w:p>
+            <w:pPr>
+              <w:spacing w:after="0" w:before="0"/>
+            </w:pPr>
+            <w:r>
+              <w:rPr>
+                <w:rFonts w:ascii="Arial" w:cs="Arial" w:eastAsia="Arial" w:hAnsi="Arial"/>
+                <w:b/>
+                <w:bCs/>
+                <w:color w:val="1B2118"/>
+                <w:sz w:val="18"/>
+                <w:szCs w:val="18"/>
+              </w:rPr>
+              <w:t xml:space="preserve">Anagrafiche</w:t>
+            </w:r>
+            <w:r>
+              <w:rPr>
+                <w:rFonts w:ascii="Arial" w:cs="Arial" w:eastAsia="Arial" w:hAnsi="Arial"/>
+                <w:color w:val="1B2118"/>
+                <w:sz w:val="18"/>
+                <w:szCs w:val="18"/>
+              </w:rPr>
+              <w:t xml:space="preserve"> — Data di approvazione degli enti di validazione. Segnalato da: Collaudo (TEST_PORTALE_CWP)</w:t>
+            </w:r>
+          </w:p>
+        </w:tc>
+        <w:tc>
+          <w:tcPr>
+            <w:tcW w:type="dxa" w:w="2129"/>
+            <w:tcBorders>
+              <w:top w:val="single" w:color="D9D4C5" w:sz="4"/>
+              <w:left w:val="single" w:color="D9D4C5" w:sz="4"/>
+              <w:bottom w:val="single" w:color="D9D4C5" w:sz="4"/>
+              <w:right w:val="single" w:color="D9D4C5" w:sz="4"/>
+            </w:tcBorders>
+            <w:tcMar>
+              <w:top w:type="dxa" w:w="70"/>
+              <w:left w:type="dxa" w:w="110"/>
+              <w:bottom w:type="dxa" w:w="70"/>
+              <w:right w:type="dxa" w:w="110"/>
+            </w:tcMar>
+            <w:vAlign w:val="center"/>
+          </w:tcPr>
+          <w:p>
+            <w:pPr>
+              <w:spacing w:after="0" w:before="0"/>
+            </w:pPr>
+            <w:r>
+              <w:rPr>
+                <w:rFonts w:ascii="Arial" w:cs="Arial" w:eastAsia="Arial" w:hAnsi="Arial"/>
+                <w:color w:val="1B2118"/>
+                <w:sz w:val="18"/>
+                <w:szCs w:val="18"/>
+              </w:rPr>
+              <w:t xml:space="preserve">CONFERMATO</w:t>
+            </w:r>
+          </w:p>
+        </w:tc>
+        <w:tc>
+          <w:tcPr>
+            <w:tcW w:type="dxa" w:w="2402"/>
+            <w:tcBorders>
+              <w:top w:val="single" w:color="D9D4C5" w:sz="4"/>
+              <w:left w:val="single" w:color="D9D4C5" w:sz="4"/>
+              <w:bottom w:val="single" w:color="D9D4C5" w:sz="4"/>
+              <w:right w:val="single" w:color="D9D4C5" w:sz="4"/>
+            </w:tcBorders>
+            <w:tcMar>
+              <w:top w:type="dxa" w:w="70"/>
+              <w:left w:type="dxa" w:w="110"/>
+              <w:bottom w:type="dxa" w:w="70"/>
+              <w:right w:type="dxa" w:w="110"/>
+            </w:tcMar>
+            <w:vAlign w:val="center"/>
+          </w:tcPr>
+          <w:p>
+            <w:pPr>
+              <w:spacing w:after="0" w:before="0"/>
+            </w:pPr>
+            <w:r>
+              <w:rPr>
+                <w:rFonts w:ascii="Arial" w:cs="Arial" w:eastAsia="Arial" w:hAnsi="Arial"/>
+                <w:color w:val="1B2118"/>
+                <w:sz w:val="18"/>
+                <w:szCs w:val="18"/>
+              </w:rPr>
+              <w:t xml:space="preserve">Campo «Approvato il», come per i registri (30/10: verificato, non ancora corretto)</w:t>
+            </w:r>
+          </w:p>
+        </w:tc>
+      </w:tr>
+      <w:tr>
+        <w:trPr>
+          <w:cantSplit/>
+        </w:trPr>
+        <w:tc>
+          <w:tcPr>
+            <w:tcW w:type="dxa" w:w="838"/>
+            <w:tcBorders>
+              <w:top w:val="single" w:color="D9D4C5" w:sz="4"/>
+              <w:left w:val="single" w:color="D9D4C5" w:sz="4"/>
+              <w:bottom w:val="single" w:color="D9D4C5" w:sz="4"/>
+              <w:right w:val="single" w:color="D9D4C5" w:sz="4"/>
+            </w:tcBorders>
+            <w:shd w:fill="F6F4EE" w:color="auto" w:val="clear"/>
+            <w:tcMar>
+              <w:top w:type="dxa" w:w="70"/>
+              <w:left w:type="dxa" w:w="110"/>
+              <w:bottom w:type="dxa" w:w="70"/>
+              <w:right w:type="dxa" w:w="110"/>
+            </w:tcMar>
+            <w:vAlign w:val="center"/>
+          </w:tcPr>
+          <w:p>
+            <w:pPr>
+              <w:spacing w:after="0" w:before="0"/>
+            </w:pPr>
+            <w:r>
+              <w:rPr>
+                <w:rFonts w:ascii="Arial" w:cs="Arial" w:eastAsia="Arial" w:hAnsi="Arial"/>
+                <w:color w:val="1B2118"/>
+                <w:sz w:val="18"/>
+                <w:szCs w:val="18"/>
+              </w:rPr>
+              <w:t xml:space="preserve">T08</w:t>
+            </w:r>
+          </w:p>
+        </w:tc>
+        <w:tc>
+          <w:tcPr>
+            <w:tcW w:type="dxa" w:w="1866"/>
+            <w:tcBorders>
+              <w:top w:val="single" w:color="D9D4C5" w:sz="4"/>
+              <w:left w:val="single" w:color="D9D4C5" w:sz="4"/>
+              <w:bottom w:val="single" w:color="D9D4C5" w:sz="4"/>
+              <w:right w:val="single" w:color="D9D4C5" w:sz="4"/>
+            </w:tcBorders>
+            <w:shd w:fill="F6F4EE" w:color="auto" w:val="clear"/>
+            <w:tcMar>
+              <w:top w:type="dxa" w:w="70"/>
+              <w:left w:type="dxa" w:w="110"/>
+              <w:bottom w:type="dxa" w:w="70"/>
+              <w:right w:type="dxa" w:w="110"/>
+            </w:tcMar>
+            <w:vAlign w:val="center"/>
+          </w:tcPr>
+          <w:p>
+            <w:pPr>
+              <w:spacing w:after="0" w:before="0"/>
+            </w:pPr>
+            <w:r>
+              <w:rPr>
+                <w:rFonts w:ascii="Arial" w:cs="Arial" w:eastAsia="Arial" w:hAnsi="Arial"/>
+                <w:color w:val="1B2118"/>
+                <w:sz w:val="18"/>
+                <w:szCs w:val="18"/>
+              </w:rPr>
+              <w:t xml:space="preserve">29/10</w:t>
+            </w:r>
+          </w:p>
+        </w:tc>
+        <w:tc>
+          <w:tcPr>
+            <w:tcW w:type="dxa" w:w="2403"/>
+            <w:tcBorders>
+              <w:top w:val="single" w:color="D9D4C5" w:sz="4"/>
+              <w:left w:val="single" w:color="D9D4C5" w:sz="4"/>
+              <w:bottom w:val="single" w:color="D9D4C5" w:sz="4"/>
+              <w:right w:val="single" w:color="D9D4C5" w:sz="4"/>
+            </w:tcBorders>
+            <w:shd w:fill="F6F4EE" w:color="auto" w:val="clear"/>
+            <w:tcMar>
+              <w:top w:type="dxa" w:w="70"/>
+              <w:left w:type="dxa" w:w="110"/>
+              <w:bottom w:type="dxa" w:w="70"/>
+              <w:right w:type="dxa" w:w="110"/>
+            </w:tcMar>
+            <w:vAlign w:val="center"/>
+          </w:tcPr>
+          <w:p>
+            <w:pPr>
+              <w:spacing w:after="0" w:before="0"/>
+            </w:pPr>
+            <w:r>
+              <w:rPr>
+                <w:rFonts w:ascii="Arial" w:cs="Arial" w:eastAsia="Arial" w:hAnsi="Arial"/>
+                <w:b/>
+                <w:bCs/>
+                <w:color w:val="1B2118"/>
+                <w:sz w:val="18"/>
+                <w:szCs w:val="18"/>
+              </w:rPr>
+              <w:t xml:space="preserve">Anagrafiche</w:t>
+            </w:r>
+            <w:r>
+              <w:rPr>
+                <w:rFonts w:ascii="Arial" w:cs="Arial" w:eastAsia="Arial" w:hAnsi="Arial"/>
+                <w:color w:val="1B2118"/>
+                <w:sz w:val="18"/>
+                <w:szCs w:val="18"/>
+              </w:rPr>
+              <w:t xml:space="preserve"> — Codice fiscale e partita IVA non controllati. Segnalato da: Collaudo (TEST_PORTALE_CWP)</w:t>
+            </w:r>
+          </w:p>
+        </w:tc>
+        <w:tc>
+          <w:tcPr>
+            <w:tcW w:type="dxa" w:w="2129"/>
+            <w:tcBorders>
+              <w:top w:val="single" w:color="D9D4C5" w:sz="4"/>
+              <w:left w:val="single" w:color="D9D4C5" w:sz="4"/>
+              <w:bottom w:val="single" w:color="D9D4C5" w:sz="4"/>
+              <w:right w:val="single" w:color="D9D4C5" w:sz="4"/>
+            </w:tcBorders>
+            <w:shd w:fill="F6F4EE" w:color="auto" w:val="clear"/>
+            <w:tcMar>
+              <w:top w:type="dxa" w:w="70"/>
+              <w:left w:type="dxa" w:w="110"/>
+              <w:bottom w:type="dxa" w:w="70"/>
+              <w:right w:type="dxa" w:w="110"/>
+            </w:tcMar>
+            <w:vAlign w:val="center"/>
+          </w:tcPr>
+          <w:p>
+            <w:pPr>
+              <w:spacing w:after="0" w:before="0"/>
+            </w:pPr>
+            <w:r>
+              <w:rPr>
+                <w:rFonts w:ascii="Arial" w:cs="Arial" w:eastAsia="Arial" w:hAnsi="Arial"/>
+                <w:color w:val="1B2118"/>
+                <w:sz w:val="18"/>
+                <w:szCs w:val="18"/>
+              </w:rPr>
+              <w:t xml:space="preserve">CONFERMATO (in parte)</w:t>
+            </w:r>
+          </w:p>
+        </w:tc>
+        <w:tc>
+          <w:tcPr>
+            <w:tcW w:type="dxa" w:w="2402"/>
+            <w:tcBorders>
+              <w:top w:val="single" w:color="D9D4C5" w:sz="4"/>
+              <w:left w:val="single" w:color="D9D4C5" w:sz="4"/>
+              <w:bottom w:val="single" w:color="D9D4C5" w:sz="4"/>
+              <w:right w:val="single" w:color="D9D4C5" w:sz="4"/>
+            </w:tcBorders>
+            <w:shd w:fill="F6F4EE" w:color="auto" w:val="clear"/>
+            <w:tcMar>
+              <w:top w:type="dxa" w:w="70"/>
+              <w:left w:type="dxa" w:w="110"/>
+              <w:bottom w:type="dxa" w:w="70"/>
+              <w:right w:type="dxa" w:w="110"/>
+            </w:tcMar>
+            <w:vAlign w:val="center"/>
+          </w:tcPr>
+          <w:p>
+            <w:pPr>
+              <w:spacing w:after="0" w:before="0"/>
+            </w:pPr>
+            <w:r>
+              <w:rPr>
+                <w:rFonts w:ascii="Arial" w:cs="Arial" w:eastAsia="Arial" w:hAnsi="Arial"/>
+                <w:color w:val="1B2118"/>
+                <w:sz w:val="18"/>
+                <w:szCs w:val="18"/>
+              </w:rPr>
+              <w:t xml:space="preserve">Controllo del formato e della cifra di controllo; obbligatori prima della fattura (30/10: verificato, non ancora corretto)</w:t>
+            </w:r>
+          </w:p>
+        </w:tc>
+      </w:tr>
+      <w:tr>
+        <w:trPr>
+          <w:cantSplit/>
+        </w:trPr>
+        <w:tc>
+          <w:tcPr>
+            <w:tcW w:type="dxa" w:w="838"/>
+            <w:tcBorders>
+              <w:top w:val="single" w:color="D9D4C5" w:sz="4"/>
+              <w:left w:val="single" w:color="D9D4C5" w:sz="4"/>
+              <w:bottom w:val="single" w:color="D9D4C5" w:sz="4"/>
+              <w:right w:val="single" w:color="D9D4C5" w:sz="4"/>
+            </w:tcBorders>
+            <w:tcMar>
+              <w:top w:type="dxa" w:w="70"/>
+              <w:left w:type="dxa" w:w="110"/>
+              <w:bottom w:type="dxa" w:w="70"/>
+              <w:right w:type="dxa" w:w="110"/>
+            </w:tcMar>
+            <w:vAlign w:val="center"/>
+          </w:tcPr>
+          <w:p>
+            <w:pPr>
+              <w:spacing w:after="0" w:before="0"/>
+            </w:pPr>
+            <w:r>
+              <w:rPr>
+                <w:rFonts w:ascii="Arial" w:cs="Arial" w:eastAsia="Arial" w:hAnsi="Arial"/>
+                <w:color w:val="1B2118"/>
+                <w:sz w:val="18"/>
+                <w:szCs w:val="18"/>
+              </w:rPr>
+              <w:t xml:space="preserve">T09</w:t>
+            </w:r>
+          </w:p>
+        </w:tc>
+        <w:tc>
+          <w:tcPr>
+            <w:tcW w:type="dxa" w:w="1866"/>
+            <w:tcBorders>
+              <w:top w:val="single" w:color="D9D4C5" w:sz="4"/>
+              <w:left w:val="single" w:color="D9D4C5" w:sz="4"/>
+              <w:bottom w:val="single" w:color="D9D4C5" w:sz="4"/>
+              <w:right w:val="single" w:color="D9D4C5" w:sz="4"/>
+            </w:tcBorders>
+            <w:tcMar>
+              <w:top w:type="dxa" w:w="70"/>
+              <w:left w:type="dxa" w:w="110"/>
+              <w:bottom w:type="dxa" w:w="70"/>
+              <w:right w:type="dxa" w:w="110"/>
+            </w:tcMar>
+            <w:vAlign w:val="center"/>
+          </w:tcPr>
+          <w:p>
+            <w:pPr>
+              <w:spacing w:after="0" w:before="0"/>
+            </w:pPr>
+            <w:r>
+              <w:rPr>
+                <w:rFonts w:ascii="Arial" w:cs="Arial" w:eastAsia="Arial" w:hAnsi="Arial"/>
+                <w:color w:val="1B2118"/>
+                <w:sz w:val="18"/>
+                <w:szCs w:val="18"/>
+              </w:rPr>
+              <w:t xml:space="preserve">29/10</w:t>
+            </w:r>
+          </w:p>
+        </w:tc>
+        <w:tc>
+          <w:tcPr>
+            <w:tcW w:type="dxa" w:w="2403"/>
+            <w:tcBorders>
+              <w:top w:val="single" w:color="D9D4C5" w:sz="4"/>
+              <w:left w:val="single" w:color="D9D4C5" w:sz="4"/>
+              <w:bottom w:val="single" w:color="D9D4C5" w:sz="4"/>
+              <w:right w:val="single" w:color="D9D4C5" w:sz="4"/>
+            </w:tcBorders>
+            <w:tcMar>
+              <w:top w:type="dxa" w:w="70"/>
+              <w:left w:type="dxa" w:w="110"/>
+              <w:bottom w:type="dxa" w:w="70"/>
+              <w:right w:type="dxa" w:w="110"/>
+            </w:tcMar>
+            <w:vAlign w:val="center"/>
+          </w:tcPr>
+          <w:p>
+            <w:pPr>
+              <w:spacing w:after="0" w:before="0"/>
+            </w:pPr>
+            <w:r>
+              <w:rPr>
+                <w:rFonts w:ascii="Arial" w:cs="Arial" w:eastAsia="Arial" w:hAnsi="Arial"/>
+                <w:b/>
+                <w:bCs/>
+                <w:color w:val="1B2118"/>
+                <w:sz w:val="18"/>
+                <w:szCs w:val="18"/>
+              </w:rPr>
+              <w:t xml:space="preserve">Anagrafiche</w:t>
+            </w:r>
+            <w:r>
+              <w:rPr>
+                <w:rFonts w:ascii="Arial" w:cs="Arial" w:eastAsia="Arial" w:hAnsi="Arial"/>
+                <w:color w:val="1B2118"/>
+                <w:sz w:val="18"/>
+                <w:szCs w:val="18"/>
+              </w:rPr>
+              <w:t xml:space="preserve"> — Co-promotori solo come testo libero. Segnalato da: Collaudo (TEST_PORTALE_CWP)</w:t>
+            </w:r>
+          </w:p>
+        </w:tc>
+        <w:tc>
+          <w:tcPr>
+            <w:tcW w:type="dxa" w:w="2129"/>
+            <w:tcBorders>
+              <w:top w:val="single" w:color="D9D4C5" w:sz="4"/>
+              <w:left w:val="single" w:color="D9D4C5" w:sz="4"/>
+              <w:bottom w:val="single" w:color="D9D4C5" w:sz="4"/>
+              <w:right w:val="single" w:color="D9D4C5" w:sz="4"/>
+            </w:tcBorders>
+            <w:tcMar>
+              <w:top w:type="dxa" w:w="70"/>
+              <w:left w:type="dxa" w:w="110"/>
+              <w:bottom w:type="dxa" w:w="70"/>
+              <w:right w:type="dxa" w:w="110"/>
+            </w:tcMar>
+            <w:vAlign w:val="center"/>
+          </w:tcPr>
+          <w:p>
+            <w:pPr>
+              <w:spacing w:after="0" w:before="0"/>
+            </w:pPr>
+            <w:r>
+              <w:rPr>
+                <w:rFonts w:ascii="Arial" w:cs="Arial" w:eastAsia="Arial" w:hAnsi="Arial"/>
+                <w:color w:val="1B2118"/>
+                <w:sz w:val="18"/>
+                <w:szCs w:val="18"/>
+              </w:rPr>
+              <w:t xml:space="preserve">MIGLIORIA</w:t>
+            </w:r>
+          </w:p>
+        </w:tc>
+        <w:tc>
+          <w:tcPr>
+            <w:tcW w:type="dxa" w:w="2402"/>
+            <w:tcBorders>
+              <w:top w:val="single" w:color="D9D4C5" w:sz="4"/>
+              <w:left w:val="single" w:color="D9D4C5" w:sz="4"/>
+              <w:bottom w:val="single" w:color="D9D4C5" w:sz="4"/>
+              <w:right w:val="single" w:color="D9D4C5" w:sz="4"/>
+            </w:tcBorders>
+            <w:tcMar>
+              <w:top w:type="dxa" w:w="70"/>
+              <w:left w:type="dxa" w:w="110"/>
+              <w:bottom w:type="dxa" w:w="70"/>
+              <w:right w:type="dxa" w:w="110"/>
+            </w:tcMar>
+            <w:vAlign w:val="center"/>
+          </w:tcPr>
+          <w:p>
+            <w:pPr>
+              <w:spacing w:after="0" w:before="0"/>
+            </w:pPr>
+            <w:r>
+              <w:rPr>
+                <w:rFonts w:ascii="Arial" w:cs="Arial" w:eastAsia="Arial" w:hAnsi="Arial"/>
+                <w:color w:val="1B2118"/>
+                <w:sz w:val="18"/>
+                <w:szCs w:val="18"/>
+              </w:rPr>
+              <w:t xml:space="preserve">Sceglierli dalle organizzazioni in anagrafica (30/10: verificato, non ancora corretto)</w:t>
+            </w:r>
+          </w:p>
+        </w:tc>
+      </w:tr>
+      <w:tr>
+        <w:trPr>
+          <w:cantSplit/>
+        </w:trPr>
+        <w:tc>
+          <w:tcPr>
+            <w:tcW w:type="dxa" w:w="838"/>
+            <w:tcBorders>
+              <w:top w:val="single" w:color="D9D4C5" w:sz="4"/>
+              <w:left w:val="single" w:color="D9D4C5" w:sz="4"/>
+              <w:bottom w:val="single" w:color="D9D4C5" w:sz="4"/>
+              <w:right w:val="single" w:color="D9D4C5" w:sz="4"/>
+            </w:tcBorders>
+            <w:shd w:fill="F6F4EE" w:color="auto" w:val="clear"/>
+            <w:tcMar>
+              <w:top w:type="dxa" w:w="70"/>
+              <w:left w:type="dxa" w:w="110"/>
+              <w:bottom w:type="dxa" w:w="70"/>
+              <w:right w:type="dxa" w:w="110"/>
+            </w:tcMar>
+            <w:vAlign w:val="center"/>
+          </w:tcPr>
+          <w:p>
+            <w:pPr>
+              <w:spacing w:after="0" w:before="0"/>
+            </w:pPr>
+            <w:r>
+              <w:rPr>
+                <w:rFonts w:ascii="Arial" w:cs="Arial" w:eastAsia="Arial" w:hAnsi="Arial"/>
+                <w:color w:val="1B2118"/>
+                <w:sz w:val="18"/>
+                <w:szCs w:val="18"/>
+              </w:rPr>
+              <w:t xml:space="preserve">T10</w:t>
+            </w:r>
+          </w:p>
+        </w:tc>
+        <w:tc>
+          <w:tcPr>
+            <w:tcW w:type="dxa" w:w="1866"/>
+            <w:tcBorders>
+              <w:top w:val="single" w:color="D9D4C5" w:sz="4"/>
+              <w:left w:val="single" w:color="D9D4C5" w:sz="4"/>
+              <w:bottom w:val="single" w:color="D9D4C5" w:sz="4"/>
+              <w:right w:val="single" w:color="D9D4C5" w:sz="4"/>
+            </w:tcBorders>
+            <w:shd w:fill="F6F4EE" w:color="auto" w:val="clear"/>
+            <w:tcMar>
+              <w:top w:type="dxa" w:w="70"/>
+              <w:left w:type="dxa" w:w="110"/>
+              <w:bottom w:type="dxa" w:w="70"/>
+              <w:right w:type="dxa" w:w="110"/>
+            </w:tcMar>
+            <w:vAlign w:val="center"/>
+          </w:tcPr>
+          <w:p>
+            <w:pPr>
+              <w:spacing w:after="0" w:before="0"/>
+            </w:pPr>
+            <w:r>
+              <w:rPr>
+                <w:rFonts w:ascii="Arial" w:cs="Arial" w:eastAsia="Arial" w:hAnsi="Arial"/>
+                <w:color w:val="1B2118"/>
+                <w:sz w:val="18"/>
+                <w:szCs w:val="18"/>
+              </w:rPr>
+              <w:t xml:space="preserve">29/10</w:t>
+            </w:r>
+          </w:p>
+        </w:tc>
+        <w:tc>
+          <w:tcPr>
+            <w:tcW w:type="dxa" w:w="2403"/>
+            <w:tcBorders>
+              <w:top w:val="single" w:color="D9D4C5" w:sz="4"/>
+              <w:left w:val="single" w:color="D9D4C5" w:sz="4"/>
+              <w:bottom w:val="single" w:color="D9D4C5" w:sz="4"/>
+              <w:right w:val="single" w:color="D9D4C5" w:sz="4"/>
+            </w:tcBorders>
+            <w:shd w:fill="F6F4EE" w:color="auto" w:val="clear"/>
+            <w:tcMar>
+              <w:top w:type="dxa" w:w="70"/>
+              <w:left w:type="dxa" w:w="110"/>
+              <w:bottom w:type="dxa" w:w="70"/>
+              <w:right w:type="dxa" w:w="110"/>
+            </w:tcMar>
+            <w:vAlign w:val="center"/>
+          </w:tcPr>
+          <w:p>
+            <w:pPr>
+              <w:spacing w:after="0" w:before="0"/>
+            </w:pPr>
+            <w:r>
+              <w:rPr>
+                <w:rFonts w:ascii="Arial" w:cs="Arial" w:eastAsia="Arial" w:hAnsi="Arial"/>
+                <w:b/>
+                <w:bCs/>
+                <w:color w:val="1B2118"/>
+                <w:sz w:val="18"/>
+                <w:szCs w:val="18"/>
+              </w:rPr>
+              <w:t xml:space="preserve">Simulatore</w:t>
+            </w:r>
+            <w:r>
+              <w:rPr>
+                <w:rFonts w:ascii="Arial" w:cs="Arial" w:eastAsia="Arial" w:hAnsi="Arial"/>
+                <w:color w:val="1B2118"/>
+                <w:sz w:val="18"/>
+                <w:szCs w:val="18"/>
+              </w:rPr>
+              <w:t xml:space="preserve"> — Riferimento portato sempre al 65%, anche col cluster. Segnalato da: Collaudo (TEST_PORTALE_CWP)</w:t>
+            </w:r>
+          </w:p>
+        </w:tc>
+        <w:tc>
+          <w:tcPr>
+            <w:tcW w:type="dxa" w:w="2129"/>
+            <w:tcBorders>
+              <w:top w:val="single" w:color="D9D4C5" w:sz="4"/>
+              <w:left w:val="single" w:color="D9D4C5" w:sz="4"/>
+              <w:bottom w:val="single" w:color="D9D4C5" w:sz="4"/>
+              <w:right w:val="single" w:color="D9D4C5" w:sz="4"/>
+            </w:tcBorders>
+            <w:shd w:fill="F6F4EE" w:color="auto" w:val="clear"/>
+            <w:tcMar>
+              <w:top w:type="dxa" w:w="70"/>
+              <w:left w:type="dxa" w:w="110"/>
+              <w:bottom w:type="dxa" w:w="70"/>
+              <w:right w:type="dxa" w:w="110"/>
+            </w:tcMar>
+            <w:vAlign w:val="center"/>
+          </w:tcPr>
+          <w:p>
+            <w:pPr>
+              <w:spacing w:after="0" w:before="0"/>
+            </w:pPr>
+            <w:r>
+              <w:rPr>
+                <w:rFonts w:ascii="Arial" w:cs="Arial" w:eastAsia="Arial" w:hAnsi="Arial"/>
+                <w:color w:val="1B2118"/>
+                <w:sz w:val="18"/>
+                <w:szCs w:val="18"/>
+              </w:rPr>
+              <w:t xml:space="preserve">CONFERMATO rispetto allo Standard (era una scelta di Luca del 19/10)</w:t>
+            </w:r>
+          </w:p>
+        </w:tc>
+        <w:tc>
+          <w:tcPr>
+            <w:tcW w:type="dxa" w:w="2402"/>
+            <w:tcBorders>
+              <w:top w:val="single" w:color="D9D4C5" w:sz="4"/>
+              <w:left w:val="single" w:color="D9D4C5" w:sz="4"/>
+              <w:bottom w:val="single" w:color="D9D4C5" w:sz="4"/>
+              <w:right w:val="single" w:color="D9D4C5" w:sz="4"/>
+            </w:tcBorders>
+            <w:shd w:fill="F6F4EE" w:color="auto" w:val="clear"/>
+            <w:tcMar>
+              <w:top w:type="dxa" w:w="70"/>
+              <w:left w:type="dxa" w:w="110"/>
+              <w:bottom w:type="dxa" w:w="70"/>
+              <w:right w:type="dxa" w:w="110"/>
+            </w:tcMar>
+            <w:vAlign w:val="center"/>
+          </w:tcPr>
+          <w:p>
+            <w:pPr>
+              <w:spacing w:after="0" w:before="0"/>
+            </w:pPr>
+            <w:r>
+              <w:rPr>
+                <w:rFonts w:ascii="Arial" w:cs="Arial" w:eastAsia="Arial" w:hAnsi="Arial"/>
+                <w:color w:val="1B2118"/>
+                <w:sz w:val="18"/>
+                <w:szCs w:val="18"/>
+              </w:rPr>
+              <w:t xml:space="preserve">Seguire lo Standard: anno reale 64-66% o cluster senza ricalcolo (30/10: verificato, non ancora corretto)</w:t>
+            </w:r>
+          </w:p>
+        </w:tc>
+      </w:tr>
+      <w:tr>
+        <w:trPr>
+          <w:cantSplit/>
+        </w:trPr>
+        <w:tc>
+          <w:tcPr>
+            <w:tcW w:type="dxa" w:w="838"/>
+            <w:tcBorders>
+              <w:top w:val="single" w:color="D9D4C5" w:sz="4"/>
+              <w:left w:val="single" w:color="D9D4C5" w:sz="4"/>
+              <w:bottom w:val="single" w:color="D9D4C5" w:sz="4"/>
+              <w:right w:val="single" w:color="D9D4C5" w:sz="4"/>
+            </w:tcBorders>
+            <w:tcMar>
+              <w:top w:type="dxa" w:w="70"/>
+              <w:left w:type="dxa" w:w="110"/>
+              <w:bottom w:type="dxa" w:w="70"/>
+              <w:right w:type="dxa" w:w="110"/>
+            </w:tcMar>
+            <w:vAlign w:val="center"/>
+          </w:tcPr>
+          <w:p>
+            <w:pPr>
+              <w:spacing w:after="0" w:before="0"/>
+            </w:pPr>
+            <w:r>
+              <w:rPr>
+                <w:rFonts w:ascii="Arial" w:cs="Arial" w:eastAsia="Arial" w:hAnsi="Arial"/>
+                <w:color w:val="1B2118"/>
+                <w:sz w:val="18"/>
+                <w:szCs w:val="18"/>
+              </w:rPr>
+              <w:t xml:space="preserve">T11</w:t>
+            </w:r>
+          </w:p>
+        </w:tc>
+        <w:tc>
+          <w:tcPr>
+            <w:tcW w:type="dxa" w:w="1866"/>
+            <w:tcBorders>
+              <w:top w:val="single" w:color="D9D4C5" w:sz="4"/>
+              <w:left w:val="single" w:color="D9D4C5" w:sz="4"/>
+              <w:bottom w:val="single" w:color="D9D4C5" w:sz="4"/>
+              <w:right w:val="single" w:color="D9D4C5" w:sz="4"/>
+            </w:tcBorders>
+            <w:tcMar>
+              <w:top w:type="dxa" w:w="70"/>
+              <w:left w:type="dxa" w:w="110"/>
+              <w:bottom w:type="dxa" w:w="70"/>
+              <w:right w:type="dxa" w:w="110"/>
+            </w:tcMar>
+            <w:vAlign w:val="center"/>
+          </w:tcPr>
+          <w:p>
+            <w:pPr>
+              <w:spacing w:after="0" w:before="0"/>
+            </w:pPr>
+            <w:r>
+              <w:rPr>
+                <w:rFonts w:ascii="Arial" w:cs="Arial" w:eastAsia="Arial" w:hAnsi="Arial"/>
+                <w:color w:val="1B2118"/>
+                <w:sz w:val="18"/>
+                <w:szCs w:val="18"/>
+              </w:rPr>
+              <w:t xml:space="preserve">29/10</w:t>
+            </w:r>
+          </w:p>
+        </w:tc>
+        <w:tc>
+          <w:tcPr>
+            <w:tcW w:type="dxa" w:w="2403"/>
+            <w:tcBorders>
+              <w:top w:val="single" w:color="D9D4C5" w:sz="4"/>
+              <w:left w:val="single" w:color="D9D4C5" w:sz="4"/>
+              <w:bottom w:val="single" w:color="D9D4C5" w:sz="4"/>
+              <w:right w:val="single" w:color="D9D4C5" w:sz="4"/>
+            </w:tcBorders>
+            <w:tcMar>
+              <w:top w:type="dxa" w:w="70"/>
+              <w:left w:type="dxa" w:w="110"/>
+              <w:bottom w:type="dxa" w:w="70"/>
+              <w:right w:type="dxa" w:w="110"/>
+            </w:tcMar>
+            <w:vAlign w:val="center"/>
+          </w:tcPr>
+          <w:p>
+            <w:pPr>
+              <w:spacing w:after="0" w:before="0"/>
+            </w:pPr>
+            <w:r>
+              <w:rPr>
+                <w:rFonts w:ascii="Arial" w:cs="Arial" w:eastAsia="Arial" w:hAnsi="Arial"/>
+                <w:b/>
+                <w:bCs/>
+                <w:color w:val="1B2118"/>
+                <w:sz w:val="18"/>
+                <w:szCs w:val="18"/>
+              </w:rPr>
+              <w:t xml:space="preserve">Simulatore</w:t>
+            </w:r>
+            <w:r>
+              <w:rPr>
+                <w:rFonts w:ascii="Arial" w:cs="Arial" w:eastAsia="Arial" w:hAnsi="Arial"/>
+                <w:color w:val="1B2118"/>
+                <w:sz w:val="18"/>
+                <w:szCs w:val="18"/>
+              </w:rPr>
+              <w:t xml:space="preserve"> — Taratura dal risultato e confronto con l'Allegato A EsaCom. Segnalato da: Collaudo (TEST_PORTALE_CWP)</w:t>
+            </w:r>
+          </w:p>
+        </w:tc>
+        <w:tc>
+          <w:tcPr>
+            <w:tcW w:type="dxa" w:w="2129"/>
+            <w:tcBorders>
+              <w:top w:val="single" w:color="D9D4C5" w:sz="4"/>
+              <w:left w:val="single" w:color="D9D4C5" w:sz="4"/>
+              <w:bottom w:val="single" w:color="D9D4C5" w:sz="4"/>
+              <w:right w:val="single" w:color="D9D4C5" w:sz="4"/>
+            </w:tcBorders>
+            <w:tcMar>
+              <w:top w:type="dxa" w:w="70"/>
+              <w:left w:type="dxa" w:w="110"/>
+              <w:bottom w:type="dxa" w:w="70"/>
+              <w:right w:type="dxa" w:w="110"/>
+            </w:tcMar>
+            <w:vAlign w:val="center"/>
+          </w:tcPr>
+          <w:p>
+            <w:pPr>
+              <w:spacing w:after="0" w:before="0"/>
+            </w:pPr>
+            <w:r>
+              <w:rPr>
+                <w:rFonts w:ascii="Arial" w:cs="Arial" w:eastAsia="Arial" w:hAnsi="Arial"/>
+                <w:color w:val="1B2118"/>
+                <w:sz w:val="18"/>
+                <w:szCs w:val="18"/>
+              </w:rPr>
+              <w:t xml:space="preserve">CONFERMATO</w:t>
+            </w:r>
+          </w:p>
+        </w:tc>
+        <w:tc>
+          <w:tcPr>
+            <w:tcW w:type="dxa" w:w="2402"/>
+            <w:tcBorders>
+              <w:top w:val="single" w:color="D9D4C5" w:sz="4"/>
+              <w:left w:val="single" w:color="D9D4C5" w:sz="4"/>
+              <w:bottom w:val="single" w:color="D9D4C5" w:sz="4"/>
+              <w:right w:val="single" w:color="D9D4C5" w:sz="4"/>
+            </w:tcBorders>
+            <w:tcMar>
+              <w:top w:type="dxa" w:w="70"/>
+              <w:left w:type="dxa" w:w="110"/>
+              <w:bottom w:type="dxa" w:w="70"/>
+              <w:right w:type="dxa" w:w="110"/>
+            </w:tcMar>
+            <w:vAlign w:val="center"/>
+          </w:tcPr>
+          <w:p>
+            <w:pPr>
+              <w:spacing w:after="0" w:before="0"/>
+            </w:pPr>
+            <w:r>
+              <w:rPr>
+                <w:rFonts w:ascii="Arial" w:cs="Arial" w:eastAsia="Arial" w:hAnsi="Arial"/>
+                <w:color w:val="1B2118"/>
+                <w:sz w:val="18"/>
+                <w:szCs w:val="18"/>
+              </w:rPr>
+              <w:t xml:space="preserve">Togliere la taratura e i riferimenti EsaCom dalle stime ufficiali (30/10: verificato, non ancora corretto)</w:t>
+            </w:r>
+          </w:p>
+        </w:tc>
+      </w:tr>
+      <w:tr>
+        <w:trPr>
+          <w:cantSplit/>
+        </w:trPr>
+        <w:tc>
+          <w:tcPr>
+            <w:tcW w:type="dxa" w:w="838"/>
+            <w:tcBorders>
+              <w:top w:val="single" w:color="D9D4C5" w:sz="4"/>
+              <w:left w:val="single" w:color="D9D4C5" w:sz="4"/>
+              <w:bottom w:val="single" w:color="D9D4C5" w:sz="4"/>
+              <w:right w:val="single" w:color="D9D4C5" w:sz="4"/>
+            </w:tcBorders>
+            <w:shd w:fill="F6F4EE" w:color="auto" w:val="clear"/>
+            <w:tcMar>
+              <w:top w:type="dxa" w:w="70"/>
+              <w:left w:type="dxa" w:w="110"/>
+              <w:bottom w:type="dxa" w:w="70"/>
+              <w:right w:type="dxa" w:w="110"/>
+            </w:tcMar>
+            <w:vAlign w:val="center"/>
+          </w:tcPr>
+          <w:p>
+            <w:pPr>
+              <w:spacing w:after="0" w:before="0"/>
+            </w:pPr>
+            <w:r>
+              <w:rPr>
+                <w:rFonts w:ascii="Arial" w:cs="Arial" w:eastAsia="Arial" w:hAnsi="Arial"/>
+                <w:color w:val="1B2118"/>
+                <w:sz w:val="18"/>
+                <w:szCs w:val="18"/>
+              </w:rPr>
+              <w:t xml:space="preserve">T12</w:t>
+            </w:r>
+          </w:p>
+        </w:tc>
+        <w:tc>
+          <w:tcPr>
+            <w:tcW w:type="dxa" w:w="1866"/>
+            <w:tcBorders>
+              <w:top w:val="single" w:color="D9D4C5" w:sz="4"/>
+              <w:left w:val="single" w:color="D9D4C5" w:sz="4"/>
+              <w:bottom w:val="single" w:color="D9D4C5" w:sz="4"/>
+              <w:right w:val="single" w:color="D9D4C5" w:sz="4"/>
+            </w:tcBorders>
+            <w:shd w:fill="F6F4EE" w:color="auto" w:val="clear"/>
+            <w:tcMar>
+              <w:top w:type="dxa" w:w="70"/>
+              <w:left w:type="dxa" w:w="110"/>
+              <w:bottom w:type="dxa" w:w="70"/>
+              <w:right w:type="dxa" w:w="110"/>
+            </w:tcMar>
+            <w:vAlign w:val="center"/>
+          </w:tcPr>
+          <w:p>
+            <w:pPr>
+              <w:spacing w:after="0" w:before="0"/>
+            </w:pPr>
+            <w:r>
+              <w:rPr>
+                <w:rFonts w:ascii="Arial" w:cs="Arial" w:eastAsia="Arial" w:hAnsi="Arial"/>
+                <w:color w:val="1B2118"/>
+                <w:sz w:val="18"/>
+                <w:szCs w:val="18"/>
+              </w:rPr>
+              <w:t xml:space="preserve">29/10</w:t>
+            </w:r>
+          </w:p>
+        </w:tc>
+        <w:tc>
+          <w:tcPr>
+            <w:tcW w:type="dxa" w:w="2403"/>
+            <w:tcBorders>
+              <w:top w:val="single" w:color="D9D4C5" w:sz="4"/>
+              <w:left w:val="single" w:color="D9D4C5" w:sz="4"/>
+              <w:bottom w:val="single" w:color="D9D4C5" w:sz="4"/>
+              <w:right w:val="single" w:color="D9D4C5" w:sz="4"/>
+            </w:tcBorders>
+            <w:shd w:fill="F6F4EE" w:color="auto" w:val="clear"/>
+            <w:tcMar>
+              <w:top w:type="dxa" w:w="70"/>
+              <w:left w:type="dxa" w:w="110"/>
+              <w:bottom w:type="dxa" w:w="70"/>
+              <w:right w:type="dxa" w:w="110"/>
+            </w:tcMar>
+            <w:vAlign w:val="center"/>
+          </w:tcPr>
+          <w:p>
+            <w:pPr>
+              <w:spacing w:after="0" w:before="0"/>
+            </w:pPr>
+            <w:r>
+              <w:rPr>
+                <w:rFonts w:ascii="Arial" w:cs="Arial" w:eastAsia="Arial" w:hAnsi="Arial"/>
+                <w:b/>
+                <w:bCs/>
+                <w:color w:val="1B2118"/>
+                <w:sz w:val="18"/>
+                <w:szCs w:val="18"/>
+              </w:rPr>
+              <w:t xml:space="preserve">Pratiche</w:t>
+            </w:r>
+            <w:r>
+              <w:rPr>
+                <w:rFonts w:ascii="Arial" w:cs="Arial" w:eastAsia="Arial" w:hAnsi="Arial"/>
+                <w:color w:val="1B2118"/>
+                <w:sz w:val="18"/>
+                <w:szCs w:val="18"/>
+              </w:rPr>
+              <w:t xml:space="preserve"> — Fasi chiuse senza i documenti richiesti. Segnalato da: Collaudo (TEST_PORTALE_CWP)</w:t>
+            </w:r>
+          </w:p>
+        </w:tc>
+        <w:tc>
+          <w:tcPr>
+            <w:tcW w:type="dxa" w:w="2129"/>
+            <w:tcBorders>
+              <w:top w:val="single" w:color="D9D4C5" w:sz="4"/>
+              <w:left w:val="single" w:color="D9D4C5" w:sz="4"/>
+              <w:bottom w:val="single" w:color="D9D4C5" w:sz="4"/>
+              <w:right w:val="single" w:color="D9D4C5" w:sz="4"/>
+            </w:tcBorders>
+            <w:shd w:fill="F6F4EE" w:color="auto" w:val="clear"/>
+            <w:tcMar>
+              <w:top w:type="dxa" w:w="70"/>
+              <w:left w:type="dxa" w:w="110"/>
+              <w:bottom w:type="dxa" w:w="70"/>
+              <w:right w:type="dxa" w:w="110"/>
+            </w:tcMar>
+            <w:vAlign w:val="center"/>
+          </w:tcPr>
+          <w:p>
+            <w:pPr>
+              <w:spacing w:after="0" w:before="0"/>
+            </w:pPr>
+            <w:r>
+              <w:rPr>
+                <w:rFonts w:ascii="Arial" w:cs="Arial" w:eastAsia="Arial" w:hAnsi="Arial"/>
+                <w:color w:val="1B2118"/>
+                <w:sz w:val="18"/>
+                <w:szCs w:val="18"/>
+              </w:rPr>
+              <w:t xml:space="preserve">CONFERMATO rispetto alla Guida (era una scelta di Luca)</w:t>
+            </w:r>
+          </w:p>
+        </w:tc>
+        <w:tc>
+          <w:tcPr>
+            <w:tcW w:type="dxa" w:w="2402"/>
+            <w:tcBorders>
+              <w:top w:val="single" w:color="D9D4C5" w:sz="4"/>
+              <w:left w:val="single" w:color="D9D4C5" w:sz="4"/>
+              <w:bottom w:val="single" w:color="D9D4C5" w:sz="4"/>
+              <w:right w:val="single" w:color="D9D4C5" w:sz="4"/>
+            </w:tcBorders>
+            <w:shd w:fill="F6F4EE" w:color="auto" w:val="clear"/>
+            <w:tcMar>
+              <w:top w:type="dxa" w:w="70"/>
+              <w:left w:type="dxa" w:w="110"/>
+              <w:bottom w:type="dxa" w:w="70"/>
+              <w:right w:type="dxa" w:w="110"/>
+            </w:tcMar>
+            <w:vAlign w:val="center"/>
+          </w:tcPr>
+          <w:p>
+            <w:pPr>
+              <w:spacing w:after="0" w:before="0"/>
+            </w:pPr>
+            <w:r>
+              <w:rPr>
+                <w:rFonts w:ascii="Arial" w:cs="Arial" w:eastAsia="Arial" w:hAnsi="Arial"/>
+                <w:color w:val="1B2118"/>
+                <w:sz w:val="18"/>
+                <w:szCs w:val="18"/>
+              </w:rPr>
+              <w:t xml:space="preserve">Bloccare la chiusura delle fasi 2 e 6 senza i documenti richiesti (30/10: verificato, non ancora corretto)</w:t>
+            </w:r>
+          </w:p>
+        </w:tc>
+      </w:tr>
+      <w:tr>
+        <w:trPr>
+          <w:cantSplit/>
+        </w:trPr>
+        <w:tc>
+          <w:tcPr>
+            <w:tcW w:type="dxa" w:w="838"/>
+            <w:tcBorders>
+              <w:top w:val="single" w:color="D9D4C5" w:sz="4"/>
+              <w:left w:val="single" w:color="D9D4C5" w:sz="4"/>
+              <w:bottom w:val="single" w:color="D9D4C5" w:sz="4"/>
+              <w:right w:val="single" w:color="D9D4C5" w:sz="4"/>
+            </w:tcBorders>
+            <w:tcMar>
+              <w:top w:type="dxa" w:w="70"/>
+              <w:left w:type="dxa" w:w="110"/>
+              <w:bottom w:type="dxa" w:w="70"/>
+              <w:right w:type="dxa" w:w="110"/>
+            </w:tcMar>
+            <w:vAlign w:val="center"/>
+          </w:tcPr>
+          <w:p>
+            <w:pPr>
+              <w:spacing w:after="0" w:before="0"/>
+            </w:pPr>
+            <w:r>
+              <w:rPr>
+                <w:rFonts w:ascii="Arial" w:cs="Arial" w:eastAsia="Arial" w:hAnsi="Arial"/>
+                <w:color w:val="1B2118"/>
+                <w:sz w:val="18"/>
+                <w:szCs w:val="18"/>
+              </w:rPr>
+              <w:t xml:space="preserve">T13</w:t>
+            </w:r>
+          </w:p>
+        </w:tc>
+        <w:tc>
+          <w:tcPr>
+            <w:tcW w:type="dxa" w:w="1866"/>
+            <w:tcBorders>
+              <w:top w:val="single" w:color="D9D4C5" w:sz="4"/>
+              <w:left w:val="single" w:color="D9D4C5" w:sz="4"/>
+              <w:bottom w:val="single" w:color="D9D4C5" w:sz="4"/>
+              <w:right w:val="single" w:color="D9D4C5" w:sz="4"/>
+            </w:tcBorders>
+            <w:tcMar>
+              <w:top w:type="dxa" w:w="70"/>
+              <w:left w:type="dxa" w:w="110"/>
+              <w:bottom w:type="dxa" w:w="70"/>
+              <w:right w:type="dxa" w:w="110"/>
+            </w:tcMar>
+            <w:vAlign w:val="center"/>
+          </w:tcPr>
+          <w:p>
+            <w:pPr>
+              <w:spacing w:after="0" w:before="0"/>
+            </w:pPr>
+            <w:r>
+              <w:rPr>
+                <w:rFonts w:ascii="Arial" w:cs="Arial" w:eastAsia="Arial" w:hAnsi="Arial"/>
+                <w:color w:val="1B2118"/>
+                <w:sz w:val="18"/>
+                <w:szCs w:val="18"/>
+              </w:rPr>
+              <w:t xml:space="preserve">29/10</w:t>
+            </w:r>
+          </w:p>
+        </w:tc>
+        <w:tc>
+          <w:tcPr>
+            <w:tcW w:type="dxa" w:w="2403"/>
+            <w:tcBorders>
+              <w:top w:val="single" w:color="D9D4C5" w:sz="4"/>
+              <w:left w:val="single" w:color="D9D4C5" w:sz="4"/>
+              <w:bottom w:val="single" w:color="D9D4C5" w:sz="4"/>
+              <w:right w:val="single" w:color="D9D4C5" w:sz="4"/>
+            </w:tcBorders>
+            <w:tcMar>
+              <w:top w:type="dxa" w:w="70"/>
+              <w:left w:type="dxa" w:w="110"/>
+              <w:bottom w:type="dxa" w:w="70"/>
+              <w:right w:type="dxa" w:w="110"/>
+            </w:tcMar>
+            <w:vAlign w:val="center"/>
+          </w:tcPr>
+          <w:p>
+            <w:pPr>
+              <w:spacing w:after="0" w:before="0"/>
+            </w:pPr>
+            <w:r>
+              <w:rPr>
+                <w:rFonts w:ascii="Arial" w:cs="Arial" w:eastAsia="Arial" w:hAnsi="Arial"/>
+                <w:b/>
+                <w:bCs/>
+                <w:color w:val="1B2118"/>
+                <w:sz w:val="18"/>
+                <w:szCs w:val="18"/>
+              </w:rPr>
+              <w:t xml:space="preserve">Pratiche</w:t>
+            </w:r>
+            <w:r>
+              <w:rPr>
+                <w:rFonts w:ascii="Arial" w:cs="Arial" w:eastAsia="Arial" w:hAnsi="Arial"/>
+                <w:color w:val="1B2118"/>
+                <w:sz w:val="18"/>
+                <w:szCs w:val="18"/>
+              </w:rPr>
+              <w:t xml:space="preserve"> — Feedback senza SPID, CIE o CNS. Segnalato da: Collaudo (TEST_PORTALE_CWP)</w:t>
+            </w:r>
+          </w:p>
+        </w:tc>
+        <w:tc>
+          <w:tcPr>
+            <w:tcW w:type="dxa" w:w="2129"/>
+            <w:tcBorders>
+              <w:top w:val="single" w:color="D9D4C5" w:sz="4"/>
+              <w:left w:val="single" w:color="D9D4C5" w:sz="4"/>
+              <w:bottom w:val="single" w:color="D9D4C5" w:sz="4"/>
+              <w:right w:val="single" w:color="D9D4C5" w:sz="4"/>
+            </w:tcBorders>
+            <w:tcMar>
+              <w:top w:type="dxa" w:w="70"/>
+              <w:left w:type="dxa" w:w="110"/>
+              <w:bottom w:type="dxa" w:w="70"/>
+              <w:right w:type="dxa" w:w="110"/>
+            </w:tcMar>
+            <w:vAlign w:val="center"/>
+          </w:tcPr>
+          <w:p>
+            <w:pPr>
+              <w:spacing w:after="0" w:before="0"/>
+            </w:pPr>
+            <w:r>
+              <w:rPr>
+                <w:rFonts w:ascii="Arial" w:cs="Arial" w:eastAsia="Arial" w:hAnsi="Arial"/>
+                <w:color w:val="1B2118"/>
+                <w:sz w:val="18"/>
+                <w:szCs w:val="18"/>
+              </w:rPr>
+              <w:t xml:space="preserve">ESTERNO (già nei punti aperti)</w:t>
+            </w:r>
+          </w:p>
+        </w:tc>
+        <w:tc>
+          <w:tcPr>
+            <w:tcW w:type="dxa" w:w="2402"/>
+            <w:tcBorders>
+              <w:top w:val="single" w:color="D9D4C5" w:sz="4"/>
+              <w:left w:val="single" w:color="D9D4C5" w:sz="4"/>
+              <w:bottom w:val="single" w:color="D9D4C5" w:sz="4"/>
+              <w:right w:val="single" w:color="D9D4C5" w:sz="4"/>
+            </w:tcBorders>
+            <w:tcMar>
+              <w:top w:type="dxa" w:w="70"/>
+              <w:left w:type="dxa" w:w="110"/>
+              <w:bottom w:type="dxa" w:w="70"/>
+              <w:right w:type="dxa" w:w="110"/>
+            </w:tcMar>
+            <w:vAlign w:val="center"/>
+          </w:tcPr>
+          <w:p>
+            <w:pPr>
+              <w:spacing w:after="0" w:before="0"/>
+            </w:pPr>
+            <w:r>
+              <w:rPr>
+                <w:rFonts w:ascii="Arial" w:cs="Arial" w:eastAsia="Arial" w:hAnsi="Arial"/>
+                <w:color w:val="1B2118"/>
+                <w:sz w:val="18"/>
+                <w:szCs w:val="18"/>
+              </w:rPr>
+              <w:t xml:space="preserve">Serve l'adesione della Fondazione come fornitore di servizi (30/10: verificato, non ancora corretto)</w:t>
+            </w:r>
+          </w:p>
+        </w:tc>
+      </w:tr>
+      <w:tr>
+        <w:trPr>
+          <w:cantSplit/>
+        </w:trPr>
+        <w:tc>
+          <w:tcPr>
+            <w:tcW w:type="dxa" w:w="838"/>
+            <w:tcBorders>
+              <w:top w:val="single" w:color="D9D4C5" w:sz="4"/>
+              <w:left w:val="single" w:color="D9D4C5" w:sz="4"/>
+              <w:bottom w:val="single" w:color="D9D4C5" w:sz="4"/>
+              <w:right w:val="single" w:color="D9D4C5" w:sz="4"/>
+            </w:tcBorders>
+            <w:shd w:fill="F6F4EE" w:color="auto" w:val="clear"/>
+            <w:tcMar>
+              <w:top w:type="dxa" w:w="70"/>
+              <w:left w:type="dxa" w:w="110"/>
+              <w:bottom w:type="dxa" w:w="70"/>
+              <w:right w:type="dxa" w:w="110"/>
+            </w:tcMar>
+            <w:vAlign w:val="center"/>
+          </w:tcPr>
+          <w:p>
+            <w:pPr>
+              <w:spacing w:after="0" w:before="0"/>
+            </w:pPr>
+            <w:r>
+              <w:rPr>
+                <w:rFonts w:ascii="Arial" w:cs="Arial" w:eastAsia="Arial" w:hAnsi="Arial"/>
+                <w:color w:val="1B2118"/>
+                <w:sz w:val="18"/>
+                <w:szCs w:val="18"/>
+              </w:rPr>
+              <w:t xml:space="preserve">T14</w:t>
+            </w:r>
+          </w:p>
+        </w:tc>
+        <w:tc>
+          <w:tcPr>
+            <w:tcW w:type="dxa" w:w="1866"/>
+            <w:tcBorders>
+              <w:top w:val="single" w:color="D9D4C5" w:sz="4"/>
+              <w:left w:val="single" w:color="D9D4C5" w:sz="4"/>
+              <w:bottom w:val="single" w:color="D9D4C5" w:sz="4"/>
+              <w:right w:val="single" w:color="D9D4C5" w:sz="4"/>
+            </w:tcBorders>
+            <w:shd w:fill="F6F4EE" w:color="auto" w:val="clear"/>
+            <w:tcMar>
+              <w:top w:type="dxa" w:w="70"/>
+              <w:left w:type="dxa" w:w="110"/>
+              <w:bottom w:type="dxa" w:w="70"/>
+              <w:right w:type="dxa" w:w="110"/>
+            </w:tcMar>
+            <w:vAlign w:val="center"/>
+          </w:tcPr>
+          <w:p>
+            <w:pPr>
+              <w:spacing w:after="0" w:before="0"/>
+            </w:pPr>
+            <w:r>
+              <w:rPr>
+                <w:rFonts w:ascii="Arial" w:cs="Arial" w:eastAsia="Arial" w:hAnsi="Arial"/>
+                <w:color w:val="1B2118"/>
+                <w:sz w:val="18"/>
+                <w:szCs w:val="18"/>
+              </w:rPr>
+              <w:t xml:space="preserve">29/10</w:t>
+            </w:r>
+          </w:p>
+        </w:tc>
+        <w:tc>
+          <w:tcPr>
+            <w:tcW w:type="dxa" w:w="2403"/>
+            <w:tcBorders>
+              <w:top w:val="single" w:color="D9D4C5" w:sz="4"/>
+              <w:left w:val="single" w:color="D9D4C5" w:sz="4"/>
+              <w:bottom w:val="single" w:color="D9D4C5" w:sz="4"/>
+              <w:right w:val="single" w:color="D9D4C5" w:sz="4"/>
+            </w:tcBorders>
+            <w:shd w:fill="F6F4EE" w:color="auto" w:val="clear"/>
+            <w:tcMar>
+              <w:top w:type="dxa" w:w="70"/>
+              <w:left w:type="dxa" w:w="110"/>
+              <w:bottom w:type="dxa" w:w="70"/>
+              <w:right w:type="dxa" w:w="110"/>
+            </w:tcMar>
+            <w:vAlign w:val="center"/>
+          </w:tcPr>
+          <w:p>
+            <w:pPr>
+              <w:spacing w:after="0" w:before="0"/>
+            </w:pPr>
+            <w:r>
+              <w:rPr>
+                <w:rFonts w:ascii="Arial" w:cs="Arial" w:eastAsia="Arial" w:hAnsi="Arial"/>
+                <w:b/>
+                <w:bCs/>
+                <w:color w:val="1B2118"/>
+                <w:sz w:val="18"/>
+                <w:szCs w:val="18"/>
+              </w:rPr>
+              <w:t xml:space="preserve">Pratiche</w:t>
+            </w:r>
+            <w:r>
+              <w:rPr>
+                <w:rFonts w:ascii="Arial" w:cs="Arial" w:eastAsia="Arial" w:hAnsi="Arial"/>
+                <w:color w:val="1B2118"/>
+                <w:sz w:val="18"/>
+                <w:szCs w:val="18"/>
+              </w:rPr>
+              <w:t xml:space="preserve"> — Codici delle pratiche non uniformi. Segnalato da: Collaudo (TEST_PORTALE_CWP)</w:t>
+            </w:r>
+          </w:p>
+        </w:tc>
+        <w:tc>
+          <w:tcPr>
+            <w:tcW w:type="dxa" w:w="2129"/>
+            <w:tcBorders>
+              <w:top w:val="single" w:color="D9D4C5" w:sz="4"/>
+              <w:left w:val="single" w:color="D9D4C5" w:sz="4"/>
+              <w:bottom w:val="single" w:color="D9D4C5" w:sz="4"/>
+              <w:right w:val="single" w:color="D9D4C5" w:sz="4"/>
+            </w:tcBorders>
+            <w:shd w:fill="F6F4EE" w:color="auto" w:val="clear"/>
+            <w:tcMar>
+              <w:top w:type="dxa" w:w="70"/>
+              <w:left w:type="dxa" w:w="110"/>
+              <w:bottom w:type="dxa" w:w="70"/>
+              <w:right w:type="dxa" w:w="110"/>
+            </w:tcMar>
+            <w:vAlign w:val="center"/>
+          </w:tcPr>
+          <w:p>
+            <w:pPr>
+              <w:spacing w:after="0" w:before="0"/>
+            </w:pPr>
+            <w:r>
+              <w:rPr>
+                <w:rFonts w:ascii="Arial" w:cs="Arial" w:eastAsia="Arial" w:hAnsi="Arial"/>
+                <w:color w:val="1B2118"/>
+                <w:sz w:val="18"/>
+                <w:szCs w:val="18"/>
+              </w:rPr>
+              <w:t xml:space="preserve">ATTESA_REGOLA (= N05)</w:t>
+            </w:r>
+          </w:p>
+        </w:tc>
+        <w:tc>
+          <w:tcPr>
+            <w:tcW w:type="dxa" w:w="2402"/>
+            <w:tcBorders>
+              <w:top w:val="single" w:color="D9D4C5" w:sz="4"/>
+              <w:left w:val="single" w:color="D9D4C5" w:sz="4"/>
+              <w:bottom w:val="single" w:color="D9D4C5" w:sz="4"/>
+              <w:right w:val="single" w:color="D9D4C5" w:sz="4"/>
+            </w:tcBorders>
+            <w:shd w:fill="F6F4EE" w:color="auto" w:val="clear"/>
+            <w:tcMar>
+              <w:top w:type="dxa" w:w="70"/>
+              <w:left w:type="dxa" w:w="110"/>
+              <w:bottom w:type="dxa" w:w="70"/>
+              <w:right w:type="dxa" w:w="110"/>
+            </w:tcMar>
+            <w:vAlign w:val="center"/>
+          </w:tcPr>
+          <w:p>
+            <w:pPr>
+              <w:spacing w:after="0" w:before="0"/>
+            </w:pPr>
+            <w:r>
+              <w:rPr>
+                <w:rFonts w:ascii="Arial" w:cs="Arial" w:eastAsia="Arial" w:hAnsi="Arial"/>
+                <w:color w:val="1B2118"/>
+                <w:sz w:val="18"/>
+                <w:szCs w:val="18"/>
+              </w:rPr>
+              <w:t xml:space="preserve">Codice sempre automatico, senza campo manuale (30/10: verificato, non ancora corretto)</w:t>
+            </w:r>
+          </w:p>
+        </w:tc>
+      </w:tr>
+      <w:tr>
+        <w:trPr>
+          <w:cantSplit/>
+        </w:trPr>
+        <w:tc>
+          <w:tcPr>
+            <w:tcW w:type="dxa" w:w="838"/>
+            <w:tcBorders>
+              <w:top w:val="single" w:color="D9D4C5" w:sz="4"/>
+              <w:left w:val="single" w:color="D9D4C5" w:sz="4"/>
+              <w:bottom w:val="single" w:color="D9D4C5" w:sz="4"/>
+              <w:right w:val="single" w:color="D9D4C5" w:sz="4"/>
+            </w:tcBorders>
+            <w:tcMar>
+              <w:top w:type="dxa" w:w="70"/>
+              <w:left w:type="dxa" w:w="110"/>
+              <w:bottom w:type="dxa" w:w="70"/>
+              <w:right w:type="dxa" w:w="110"/>
+            </w:tcMar>
+            <w:vAlign w:val="center"/>
+          </w:tcPr>
+          <w:p>
+            <w:pPr>
+              <w:spacing w:after="0" w:before="0"/>
+            </w:pPr>
+            <w:r>
+              <w:rPr>
+                <w:rFonts w:ascii="Arial" w:cs="Arial" w:eastAsia="Arial" w:hAnsi="Arial"/>
+                <w:color w:val="1B2118"/>
+                <w:sz w:val="18"/>
+                <w:szCs w:val="18"/>
+              </w:rPr>
+              <w:t xml:space="preserve">T15</w:t>
+            </w:r>
+          </w:p>
+        </w:tc>
+        <w:tc>
+          <w:tcPr>
+            <w:tcW w:type="dxa" w:w="1866"/>
+            <w:tcBorders>
+              <w:top w:val="single" w:color="D9D4C5" w:sz="4"/>
+              <w:left w:val="single" w:color="D9D4C5" w:sz="4"/>
+              <w:bottom w:val="single" w:color="D9D4C5" w:sz="4"/>
+              <w:right w:val="single" w:color="D9D4C5" w:sz="4"/>
+            </w:tcBorders>
+            <w:tcMar>
+              <w:top w:type="dxa" w:w="70"/>
+              <w:left w:type="dxa" w:w="110"/>
+              <w:bottom w:type="dxa" w:w="70"/>
+              <w:right w:type="dxa" w:w="110"/>
+            </w:tcMar>
+            <w:vAlign w:val="center"/>
+          </w:tcPr>
+          <w:p>
+            <w:pPr>
+              <w:spacing w:after="0" w:before="0"/>
+            </w:pPr>
+            <w:r>
+              <w:rPr>
+                <w:rFonts w:ascii="Arial" w:cs="Arial" w:eastAsia="Arial" w:hAnsi="Arial"/>
+                <w:color w:val="1B2118"/>
+                <w:sz w:val="18"/>
+                <w:szCs w:val="18"/>
+              </w:rPr>
+              <w:t xml:space="preserve">29/10</w:t>
+            </w:r>
+          </w:p>
+        </w:tc>
+        <w:tc>
+          <w:tcPr>
+            <w:tcW w:type="dxa" w:w="2403"/>
+            <w:tcBorders>
+              <w:top w:val="single" w:color="D9D4C5" w:sz="4"/>
+              <w:left w:val="single" w:color="D9D4C5" w:sz="4"/>
+              <w:bottom w:val="single" w:color="D9D4C5" w:sz="4"/>
+              <w:right w:val="single" w:color="D9D4C5" w:sz="4"/>
+            </w:tcBorders>
+            <w:tcMar>
+              <w:top w:type="dxa" w:w="70"/>
+              <w:left w:type="dxa" w:w="110"/>
+              <w:bottom w:type="dxa" w:w="70"/>
+              <w:right w:type="dxa" w:w="110"/>
+            </w:tcMar>
+            <w:vAlign w:val="center"/>
+          </w:tcPr>
+          <w:p>
+            <w:pPr>
+              <w:spacing w:after="0" w:before="0"/>
+            </w:pPr>
+            <w:r>
+              <w:rPr>
+                <w:rFonts w:ascii="Arial" w:cs="Arial" w:eastAsia="Arial" w:hAnsi="Arial"/>
+                <w:b/>
+                <w:bCs/>
+                <w:color w:val="1B2118"/>
+                <w:sz w:val="18"/>
+                <w:szCs w:val="18"/>
+              </w:rPr>
+              <w:t xml:space="preserve">Pratiche</w:t>
+            </w:r>
+            <w:r>
+              <w:rPr>
+                <w:rFonts w:ascii="Arial" w:cs="Arial" w:eastAsia="Arial" w:hAnsi="Arial"/>
+                <w:color w:val="1B2118"/>
+                <w:sz w:val="18"/>
+                <w:szCs w:val="18"/>
+              </w:rPr>
+              <w:t xml:space="preserve"> — Codici ISTAT non obbligatori. Segnalato da: Collaudo (TEST_PORTALE_CWP)</w:t>
+            </w:r>
+          </w:p>
+        </w:tc>
+        <w:tc>
+          <w:tcPr>
+            <w:tcW w:type="dxa" w:w="2129"/>
+            <w:tcBorders>
+              <w:top w:val="single" w:color="D9D4C5" w:sz="4"/>
+              <w:left w:val="single" w:color="D9D4C5" w:sz="4"/>
+              <w:bottom w:val="single" w:color="D9D4C5" w:sz="4"/>
+              <w:right w:val="single" w:color="D9D4C5" w:sz="4"/>
+            </w:tcBorders>
+            <w:tcMar>
+              <w:top w:type="dxa" w:w="70"/>
+              <w:left w:type="dxa" w:w="110"/>
+              <w:bottom w:type="dxa" w:w="70"/>
+              <w:right w:type="dxa" w:w="110"/>
+            </w:tcMar>
+            <w:vAlign w:val="center"/>
+          </w:tcPr>
+          <w:p>
+            <w:pPr>
+              <w:spacing w:after="0" w:before="0"/>
+            </w:pPr>
+            <w:r>
+              <w:rPr>
+                <w:rFonts w:ascii="Arial" w:cs="Arial" w:eastAsia="Arial" w:hAnsi="Arial"/>
+                <w:color w:val="1B2118"/>
+                <w:sz w:val="18"/>
+                <w:szCs w:val="18"/>
+              </w:rPr>
+              <w:t xml:space="preserve">CONFERMATO</w:t>
+            </w:r>
+          </w:p>
+        </w:tc>
+        <w:tc>
+          <w:tcPr>
+            <w:tcW w:type="dxa" w:w="2402"/>
+            <w:tcBorders>
+              <w:top w:val="single" w:color="D9D4C5" w:sz="4"/>
+              <w:left w:val="single" w:color="D9D4C5" w:sz="4"/>
+              <w:bottom w:val="single" w:color="D9D4C5" w:sz="4"/>
+              <w:right w:val="single" w:color="D9D4C5" w:sz="4"/>
+            </w:tcBorders>
+            <w:tcMar>
+              <w:top w:type="dxa" w:w="70"/>
+              <w:left w:type="dxa" w:w="110"/>
+              <w:bottom w:type="dxa" w:w="70"/>
+              <w:right w:type="dxa" w:w="110"/>
+            </w:tcMar>
+            <w:vAlign w:val="center"/>
+          </w:tcPr>
+          <w:p>
+            <w:pPr>
+              <w:spacing w:after="0" w:before="0"/>
+            </w:pPr>
+            <w:r>
+              <w:rPr>
+                <w:rFonts w:ascii="Arial" w:cs="Arial" w:eastAsia="Arial" w:hAnsi="Arial"/>
+                <w:color w:val="1B2118"/>
+                <w:sz w:val="18"/>
+                <w:szCs w:val="18"/>
+              </w:rPr>
+              <w:t xml:space="preserve">Obbligatori per chiudere la prima verifica documentale (30/10: verificato, non ancora corretto)</w:t>
+            </w:r>
+          </w:p>
+        </w:tc>
+      </w:tr>
+      <w:tr>
+        <w:trPr>
+          <w:cantSplit/>
+        </w:trPr>
+        <w:tc>
+          <w:tcPr>
+            <w:tcW w:type="dxa" w:w="838"/>
+            <w:tcBorders>
+              <w:top w:val="single" w:color="D9D4C5" w:sz="4"/>
+              <w:left w:val="single" w:color="D9D4C5" w:sz="4"/>
+              <w:bottom w:val="single" w:color="D9D4C5" w:sz="4"/>
+              <w:right w:val="single" w:color="D9D4C5" w:sz="4"/>
+            </w:tcBorders>
+            <w:shd w:fill="F6F4EE" w:color="auto" w:val="clear"/>
+            <w:tcMar>
+              <w:top w:type="dxa" w:w="70"/>
+              <w:left w:type="dxa" w:w="110"/>
+              <w:bottom w:type="dxa" w:w="70"/>
+              <w:right w:type="dxa" w:w="110"/>
+            </w:tcMar>
+            <w:vAlign w:val="center"/>
+          </w:tcPr>
+          <w:p>
+            <w:pPr>
+              <w:spacing w:after="0" w:before="0"/>
+            </w:pPr>
+            <w:r>
+              <w:rPr>
+                <w:rFonts w:ascii="Arial" w:cs="Arial" w:eastAsia="Arial" w:hAnsi="Arial"/>
+                <w:color w:val="1B2118"/>
+                <w:sz w:val="18"/>
+                <w:szCs w:val="18"/>
+              </w:rPr>
+              <w:t xml:space="preserve">T16</w:t>
+            </w:r>
+          </w:p>
+        </w:tc>
+        <w:tc>
+          <w:tcPr>
+            <w:tcW w:type="dxa" w:w="1866"/>
+            <w:tcBorders>
+              <w:top w:val="single" w:color="D9D4C5" w:sz="4"/>
+              <w:left w:val="single" w:color="D9D4C5" w:sz="4"/>
+              <w:bottom w:val="single" w:color="D9D4C5" w:sz="4"/>
+              <w:right w:val="single" w:color="D9D4C5" w:sz="4"/>
+            </w:tcBorders>
+            <w:shd w:fill="F6F4EE" w:color="auto" w:val="clear"/>
+            <w:tcMar>
+              <w:top w:type="dxa" w:w="70"/>
+              <w:left w:type="dxa" w:w="110"/>
+              <w:bottom w:type="dxa" w:w="70"/>
+              <w:right w:type="dxa" w:w="110"/>
+            </w:tcMar>
+            <w:vAlign w:val="center"/>
+          </w:tcPr>
+          <w:p>
+            <w:pPr>
+              <w:spacing w:after="0" w:before="0"/>
+            </w:pPr>
+            <w:r>
+              <w:rPr>
+                <w:rFonts w:ascii="Arial" w:cs="Arial" w:eastAsia="Arial" w:hAnsi="Arial"/>
+                <w:color w:val="1B2118"/>
+                <w:sz w:val="18"/>
+                <w:szCs w:val="18"/>
+              </w:rPr>
+              <w:t xml:space="preserve">29/10</w:t>
+            </w:r>
+          </w:p>
+        </w:tc>
+        <w:tc>
+          <w:tcPr>
+            <w:tcW w:type="dxa" w:w="2403"/>
+            <w:tcBorders>
+              <w:top w:val="single" w:color="D9D4C5" w:sz="4"/>
+              <w:left w:val="single" w:color="D9D4C5" w:sz="4"/>
+              <w:bottom w:val="single" w:color="D9D4C5" w:sz="4"/>
+              <w:right w:val="single" w:color="D9D4C5" w:sz="4"/>
+            </w:tcBorders>
+            <w:shd w:fill="F6F4EE" w:color="auto" w:val="clear"/>
+            <w:tcMar>
+              <w:top w:type="dxa" w:w="70"/>
+              <w:left w:type="dxa" w:w="110"/>
+              <w:bottom w:type="dxa" w:w="70"/>
+              <w:right w:type="dxa" w:w="110"/>
+            </w:tcMar>
+            <w:vAlign w:val="center"/>
+          </w:tcPr>
+          <w:p>
+            <w:pPr>
+              <w:spacing w:after="0" w:before="0"/>
+            </w:pPr>
+            <w:r>
+              <w:rPr>
+                <w:rFonts w:ascii="Arial" w:cs="Arial" w:eastAsia="Arial" w:hAnsi="Arial"/>
+                <w:b/>
+                <w:bCs/>
+                <w:color w:val="1B2118"/>
+                <w:sz w:val="18"/>
+                <w:szCs w:val="18"/>
+              </w:rPr>
+              <w:t xml:space="preserve">Pratiche</w:t>
+            </w:r>
+            <w:r>
+              <w:rPr>
+                <w:rFonts w:ascii="Arial" w:cs="Arial" w:eastAsia="Arial" w:hAnsi="Arial"/>
+                <w:color w:val="1B2118"/>
+                <w:sz w:val="18"/>
+                <w:szCs w:val="18"/>
+              </w:rPr>
+              <w:t xml:space="preserve"> — Due listini diversi (Schema tariffario e Caso 1/2). Segnalato da: Collaudo (TEST_PORTALE_CWP)</w:t>
+            </w:r>
+          </w:p>
+        </w:tc>
+        <w:tc>
+          <w:tcPr>
+            <w:tcW w:type="dxa" w:w="2129"/>
+            <w:tcBorders>
+              <w:top w:val="single" w:color="D9D4C5" w:sz="4"/>
+              <w:left w:val="single" w:color="D9D4C5" w:sz="4"/>
+              <w:bottom w:val="single" w:color="D9D4C5" w:sz="4"/>
+              <w:right w:val="single" w:color="D9D4C5" w:sz="4"/>
+            </w:tcBorders>
+            <w:shd w:fill="F6F4EE" w:color="auto" w:val="clear"/>
+            <w:tcMar>
+              <w:top w:type="dxa" w:w="70"/>
+              <w:left w:type="dxa" w:w="110"/>
+              <w:bottom w:type="dxa" w:w="70"/>
+              <w:right w:type="dxa" w:w="110"/>
+            </w:tcMar>
+            <w:vAlign w:val="center"/>
+          </w:tcPr>
+          <w:p>
+            <w:pPr>
+              <w:spacing w:after="0" w:before="0"/>
+            </w:pPr>
+            <w:r>
+              <w:rPr>
+                <w:rFonts w:ascii="Arial" w:cs="Arial" w:eastAsia="Arial" w:hAnsi="Arial"/>
+                <w:color w:val="1B2118"/>
+                <w:sz w:val="18"/>
+                <w:szCs w:val="18"/>
+              </w:rPr>
+              <w:t xml:space="preserve">ATTESA_REGOLA</w:t>
+            </w:r>
+          </w:p>
+        </w:tc>
+        <w:tc>
+          <w:tcPr>
+            <w:tcW w:type="dxa" w:w="2402"/>
+            <w:tcBorders>
+              <w:top w:val="single" w:color="D9D4C5" w:sz="4"/>
+              <w:left w:val="single" w:color="D9D4C5" w:sz="4"/>
+              <w:bottom w:val="single" w:color="D9D4C5" w:sz="4"/>
+              <w:right w:val="single" w:color="D9D4C5" w:sz="4"/>
+            </w:tcBorders>
+            <w:shd w:fill="F6F4EE" w:color="auto" w:val="clear"/>
+            <w:tcMar>
+              <w:top w:type="dxa" w:w="70"/>
+              <w:left w:type="dxa" w:w="110"/>
+              <w:bottom w:type="dxa" w:w="70"/>
+              <w:right w:type="dxa" w:w="110"/>
+            </w:tcMar>
+            <w:vAlign w:val="center"/>
+          </w:tcPr>
+          <w:p>
+            <w:pPr>
+              <w:spacing w:after="0" w:before="0"/>
+            </w:pPr>
+            <w:r>
+              <w:rPr>
+                <w:rFonts w:ascii="Arial" w:cs="Arial" w:eastAsia="Arial" w:hAnsi="Arial"/>
+                <w:color w:val="1B2118"/>
+                <w:sz w:val="18"/>
+                <w:szCs w:val="18"/>
+              </w:rPr>
+              <w:t xml:space="preserve">La Fondazione sceglie il listino ufficiale; poi un solo listino ovunque (30/10: verificato, non ancora corretto)</w:t>
+            </w:r>
+          </w:p>
+        </w:tc>
+      </w:tr>
+      <w:tr>
+        <w:trPr>
+          <w:cantSplit/>
+        </w:trPr>
+        <w:tc>
+          <w:tcPr>
+            <w:tcW w:type="dxa" w:w="838"/>
+            <w:tcBorders>
+              <w:top w:val="single" w:color="D9D4C5" w:sz="4"/>
+              <w:left w:val="single" w:color="D9D4C5" w:sz="4"/>
+              <w:bottom w:val="single" w:color="D9D4C5" w:sz="4"/>
+              <w:right w:val="single" w:color="D9D4C5" w:sz="4"/>
+            </w:tcBorders>
+            <w:tcMar>
+              <w:top w:type="dxa" w:w="70"/>
+              <w:left w:type="dxa" w:w="110"/>
+              <w:bottom w:type="dxa" w:w="70"/>
+              <w:right w:type="dxa" w:w="110"/>
+            </w:tcMar>
+            <w:vAlign w:val="center"/>
+          </w:tcPr>
+          <w:p>
+            <w:pPr>
+              <w:spacing w:after="0" w:before="0"/>
+            </w:pPr>
+            <w:r>
+              <w:rPr>
+                <w:rFonts w:ascii="Arial" w:cs="Arial" w:eastAsia="Arial" w:hAnsi="Arial"/>
+                <w:color w:val="1B2118"/>
+                <w:sz w:val="18"/>
+                <w:szCs w:val="18"/>
+              </w:rPr>
+              <w:t xml:space="preserve">T17</w:t>
+            </w:r>
+          </w:p>
+        </w:tc>
+        <w:tc>
+          <w:tcPr>
+            <w:tcW w:type="dxa" w:w="1866"/>
+            <w:tcBorders>
+              <w:top w:val="single" w:color="D9D4C5" w:sz="4"/>
+              <w:left w:val="single" w:color="D9D4C5" w:sz="4"/>
+              <w:bottom w:val="single" w:color="D9D4C5" w:sz="4"/>
+              <w:right w:val="single" w:color="D9D4C5" w:sz="4"/>
+            </w:tcBorders>
+            <w:tcMar>
+              <w:top w:type="dxa" w:w="70"/>
+              <w:left w:type="dxa" w:w="110"/>
+              <w:bottom w:type="dxa" w:w="70"/>
+              <w:right w:type="dxa" w:w="110"/>
+            </w:tcMar>
+            <w:vAlign w:val="center"/>
+          </w:tcPr>
+          <w:p>
+            <w:pPr>
+              <w:spacing w:after="0" w:before="0"/>
+            </w:pPr>
+            <w:r>
+              <w:rPr>
+                <w:rFonts w:ascii="Arial" w:cs="Arial" w:eastAsia="Arial" w:hAnsi="Arial"/>
+                <w:color w:val="1B2118"/>
+                <w:sz w:val="18"/>
+                <w:szCs w:val="18"/>
+              </w:rPr>
+              <w:t xml:space="preserve">29/10</w:t>
+            </w:r>
+          </w:p>
+        </w:tc>
+        <w:tc>
+          <w:tcPr>
+            <w:tcW w:type="dxa" w:w="2403"/>
+            <w:tcBorders>
+              <w:top w:val="single" w:color="D9D4C5" w:sz="4"/>
+              <w:left w:val="single" w:color="D9D4C5" w:sz="4"/>
+              <w:bottom w:val="single" w:color="D9D4C5" w:sz="4"/>
+              <w:right w:val="single" w:color="D9D4C5" w:sz="4"/>
+            </w:tcBorders>
+            <w:tcMar>
+              <w:top w:type="dxa" w:w="70"/>
+              <w:left w:type="dxa" w:w="110"/>
+              <w:bottom w:type="dxa" w:w="70"/>
+              <w:right w:type="dxa" w:w="110"/>
+            </w:tcMar>
+            <w:vAlign w:val="center"/>
+          </w:tcPr>
+          <w:p>
+            <w:pPr>
+              <w:spacing w:after="0" w:before="0"/>
+            </w:pPr>
+            <w:r>
+              <w:rPr>
+                <w:rFonts w:ascii="Arial" w:cs="Arial" w:eastAsia="Arial" w:hAnsi="Arial"/>
+                <w:b/>
+                <w:bCs/>
+                <w:color w:val="1B2118"/>
+                <w:sz w:val="18"/>
+                <w:szCs w:val="18"/>
+              </w:rPr>
+              <w:t xml:space="preserve">Reclami</w:t>
+            </w:r>
+            <w:r>
+              <w:rPr>
+                <w:rFonts w:ascii="Arial" w:cs="Arial" w:eastAsia="Arial" w:hAnsi="Arial"/>
+                <w:color w:val="1B2118"/>
+                <w:sz w:val="18"/>
+                <w:szCs w:val="18"/>
+              </w:rPr>
+              <w:t xml:space="preserve"> — Manca il «ricorso». Segnalato da: Collaudo (TEST_PORTALE_CWP)</w:t>
+            </w:r>
+          </w:p>
+        </w:tc>
+        <w:tc>
+          <w:tcPr>
+            <w:tcW w:type="dxa" w:w="2129"/>
+            <w:tcBorders>
+              <w:top w:val="single" w:color="D9D4C5" w:sz="4"/>
+              <w:left w:val="single" w:color="D9D4C5" w:sz="4"/>
+              <w:bottom w:val="single" w:color="D9D4C5" w:sz="4"/>
+              <w:right w:val="single" w:color="D9D4C5" w:sz="4"/>
+            </w:tcBorders>
+            <w:tcMar>
+              <w:top w:type="dxa" w:w="70"/>
+              <w:left w:type="dxa" w:w="110"/>
+              <w:bottom w:type="dxa" w:w="70"/>
+              <w:right w:type="dxa" w:w="110"/>
+            </w:tcMar>
+            <w:vAlign w:val="center"/>
+          </w:tcPr>
+          <w:p>
+            <w:pPr>
+              <w:spacing w:after="0" w:before="0"/>
+            </w:pPr>
+            <w:r>
+              <w:rPr>
+                <w:rFonts w:ascii="Arial" w:cs="Arial" w:eastAsia="Arial" w:hAnsi="Arial"/>
+                <w:color w:val="1B2118"/>
+                <w:sz w:val="18"/>
+                <w:szCs w:val="18"/>
+              </w:rPr>
+              <w:t xml:space="preserve">CONFERMATO</w:t>
+            </w:r>
+          </w:p>
+        </w:tc>
+        <w:tc>
+          <w:tcPr>
+            <w:tcW w:type="dxa" w:w="2402"/>
+            <w:tcBorders>
+              <w:top w:val="single" w:color="D9D4C5" w:sz="4"/>
+              <w:left w:val="single" w:color="D9D4C5" w:sz="4"/>
+              <w:bottom w:val="single" w:color="D9D4C5" w:sz="4"/>
+              <w:right w:val="single" w:color="D9D4C5" w:sz="4"/>
+            </w:tcBorders>
+            <w:tcMar>
+              <w:top w:type="dxa" w:w="70"/>
+              <w:left w:type="dxa" w:w="110"/>
+              <w:bottom w:type="dxa" w:w="70"/>
+              <w:right w:type="dxa" w:w="110"/>
+            </w:tcMar>
+            <w:vAlign w:val="center"/>
+          </w:tcPr>
+          <w:p>
+            <w:pPr>
+              <w:spacing w:after="0" w:before="0"/>
+            </w:pPr>
+            <w:r>
+              <w:rPr>
+                <w:rFonts w:ascii="Arial" w:cs="Arial" w:eastAsia="Arial" w:hAnsi="Arial"/>
+                <w:color w:val="1B2118"/>
+                <w:sz w:val="18"/>
+                <w:szCs w:val="18"/>
+              </w:rPr>
+              <w:t xml:space="preserve">Aggiungere il tipo «Ricorso» (30/10: verificato, non ancora corretto)</w:t>
+            </w:r>
+          </w:p>
+        </w:tc>
+      </w:tr>
+      <w:tr>
+        <w:trPr>
+          <w:cantSplit/>
+        </w:trPr>
+        <w:tc>
+          <w:tcPr>
+            <w:tcW w:type="dxa" w:w="838"/>
+            <w:tcBorders>
+              <w:top w:val="single" w:color="D9D4C5" w:sz="4"/>
+              <w:left w:val="single" w:color="D9D4C5" w:sz="4"/>
+              <w:bottom w:val="single" w:color="D9D4C5" w:sz="4"/>
+              <w:right w:val="single" w:color="D9D4C5" w:sz="4"/>
+            </w:tcBorders>
+            <w:shd w:fill="F6F4EE" w:color="auto" w:val="clear"/>
+            <w:tcMar>
+              <w:top w:type="dxa" w:w="70"/>
+              <w:left w:type="dxa" w:w="110"/>
+              <w:bottom w:type="dxa" w:w="70"/>
+              <w:right w:type="dxa" w:w="110"/>
+            </w:tcMar>
+            <w:vAlign w:val="center"/>
+          </w:tcPr>
+          <w:p>
+            <w:pPr>
+              <w:spacing w:after="0" w:before="0"/>
+            </w:pPr>
+            <w:r>
+              <w:rPr>
+                <w:rFonts w:ascii="Arial" w:cs="Arial" w:eastAsia="Arial" w:hAnsi="Arial"/>
+                <w:color w:val="1B2118"/>
+                <w:sz w:val="18"/>
+                <w:szCs w:val="18"/>
+              </w:rPr>
+              <w:t xml:space="preserve">T18</w:t>
+            </w:r>
+          </w:p>
+        </w:tc>
+        <w:tc>
+          <w:tcPr>
+            <w:tcW w:type="dxa" w:w="1866"/>
+            <w:tcBorders>
+              <w:top w:val="single" w:color="D9D4C5" w:sz="4"/>
+              <w:left w:val="single" w:color="D9D4C5" w:sz="4"/>
+              <w:bottom w:val="single" w:color="D9D4C5" w:sz="4"/>
+              <w:right w:val="single" w:color="D9D4C5" w:sz="4"/>
+            </w:tcBorders>
+            <w:shd w:fill="F6F4EE" w:color="auto" w:val="clear"/>
+            <w:tcMar>
+              <w:top w:type="dxa" w:w="70"/>
+              <w:left w:type="dxa" w:w="110"/>
+              <w:bottom w:type="dxa" w:w="70"/>
+              <w:right w:type="dxa" w:w="110"/>
+            </w:tcMar>
+            <w:vAlign w:val="center"/>
+          </w:tcPr>
+          <w:p>
+            <w:pPr>
+              <w:spacing w:after="0" w:before="0"/>
+            </w:pPr>
+            <w:r>
+              <w:rPr>
+                <w:rFonts w:ascii="Arial" w:cs="Arial" w:eastAsia="Arial" w:hAnsi="Arial"/>
+                <w:color w:val="1B2118"/>
+                <w:sz w:val="18"/>
+                <w:szCs w:val="18"/>
+              </w:rPr>
+              <w:t xml:space="preserve">29/10</w:t>
+            </w:r>
+          </w:p>
+        </w:tc>
+        <w:tc>
+          <w:tcPr>
+            <w:tcW w:type="dxa" w:w="2403"/>
+            <w:tcBorders>
+              <w:top w:val="single" w:color="D9D4C5" w:sz="4"/>
+              <w:left w:val="single" w:color="D9D4C5" w:sz="4"/>
+              <w:bottom w:val="single" w:color="D9D4C5" w:sz="4"/>
+              <w:right w:val="single" w:color="D9D4C5" w:sz="4"/>
+            </w:tcBorders>
+            <w:shd w:fill="F6F4EE" w:color="auto" w:val="clear"/>
+            <w:tcMar>
+              <w:top w:type="dxa" w:w="70"/>
+              <w:left w:type="dxa" w:w="110"/>
+              <w:bottom w:type="dxa" w:w="70"/>
+              <w:right w:type="dxa" w:w="110"/>
+            </w:tcMar>
+            <w:vAlign w:val="center"/>
+          </w:tcPr>
+          <w:p>
+            <w:pPr>
+              <w:spacing w:after="0" w:before="0"/>
+            </w:pPr>
+            <w:r>
+              <w:rPr>
+                <w:rFonts w:ascii="Arial" w:cs="Arial" w:eastAsia="Arial" w:hAnsi="Arial"/>
+                <w:b/>
+                <w:bCs/>
+                <w:color w:val="1B2118"/>
+                <w:sz w:val="18"/>
+                <w:szCs w:val="18"/>
+              </w:rPr>
+              <w:t xml:space="preserve">Reclami</w:t>
+            </w:r>
+            <w:r>
+              <w:rPr>
+                <w:rFonts w:ascii="Arial" w:cs="Arial" w:eastAsia="Arial" w:hAnsi="Arial"/>
+                <w:color w:val="1B2118"/>
+                <w:sz w:val="18"/>
+                <w:szCs w:val="18"/>
+              </w:rPr>
+              <w:t xml:space="preserve"> — Costi: data della comunicazione e costi non dovuti. Segnalato da: Collaudo (TEST_PORTALE_CWP)</w:t>
+            </w:r>
+          </w:p>
+        </w:tc>
+        <w:tc>
+          <w:tcPr>
+            <w:tcW w:type="dxa" w:w="2129"/>
+            <w:tcBorders>
+              <w:top w:val="single" w:color="D9D4C5" w:sz="4"/>
+              <w:left w:val="single" w:color="D9D4C5" w:sz="4"/>
+              <w:bottom w:val="single" w:color="D9D4C5" w:sz="4"/>
+              <w:right w:val="single" w:color="D9D4C5" w:sz="4"/>
+            </w:tcBorders>
+            <w:shd w:fill="F6F4EE" w:color="auto" w:val="clear"/>
+            <w:tcMar>
+              <w:top w:type="dxa" w:w="70"/>
+              <w:left w:type="dxa" w:w="110"/>
+              <w:bottom w:type="dxa" w:w="70"/>
+              <w:right w:type="dxa" w:w="110"/>
+            </w:tcMar>
+            <w:vAlign w:val="center"/>
+          </w:tcPr>
+          <w:p>
+            <w:pPr>
+              <w:spacing w:after="0" w:before="0"/>
+            </w:pPr>
+            <w:r>
+              <w:rPr>
+                <w:rFonts w:ascii="Arial" w:cs="Arial" w:eastAsia="Arial" w:hAnsi="Arial"/>
+                <w:color w:val="1B2118"/>
+                <w:sz w:val="18"/>
+                <w:szCs w:val="18"/>
+              </w:rPr>
+              <w:t xml:space="preserve">CONFERMATO</w:t>
+            </w:r>
+          </w:p>
+        </w:tc>
+        <w:tc>
+          <w:tcPr>
+            <w:tcW w:type="dxa" w:w="2402"/>
+            <w:tcBorders>
+              <w:top w:val="single" w:color="D9D4C5" w:sz="4"/>
+              <w:left w:val="single" w:color="D9D4C5" w:sz="4"/>
+              <w:bottom w:val="single" w:color="D9D4C5" w:sz="4"/>
+              <w:right w:val="single" w:color="D9D4C5" w:sz="4"/>
+            </w:tcBorders>
+            <w:shd w:fill="F6F4EE" w:color="auto" w:val="clear"/>
+            <w:tcMar>
+              <w:top w:type="dxa" w:w="70"/>
+              <w:left w:type="dxa" w:w="110"/>
+              <w:bottom w:type="dxa" w:w="70"/>
+              <w:right w:type="dxa" w:w="110"/>
+            </w:tcMar>
+            <w:vAlign w:val="center"/>
+          </w:tcPr>
+          <w:p>
+            <w:pPr>
+              <w:spacing w:after="0" w:before="0"/>
+            </w:pPr>
+            <w:r>
+              <w:rPr>
+                <w:rFonts w:ascii="Arial" w:cs="Arial" w:eastAsia="Arial" w:hAnsi="Arial"/>
+                <w:color w:val="1B2118"/>
+                <w:sz w:val="18"/>
+                <w:szCs w:val="18"/>
+              </w:rPr>
+              <w:t xml:space="preserve">Due campi nuovi (30/10: verificato, non ancora corretto)</w:t>
+            </w:r>
+          </w:p>
+        </w:tc>
+      </w:tr>
+      <w:tr>
+        <w:trPr>
+          <w:cantSplit/>
+        </w:trPr>
+        <w:tc>
+          <w:tcPr>
+            <w:tcW w:type="dxa" w:w="838"/>
+            <w:tcBorders>
+              <w:top w:val="single" w:color="D9D4C5" w:sz="4"/>
+              <w:left w:val="single" w:color="D9D4C5" w:sz="4"/>
+              <w:bottom w:val="single" w:color="D9D4C5" w:sz="4"/>
+              <w:right w:val="single" w:color="D9D4C5" w:sz="4"/>
+            </w:tcBorders>
+            <w:tcMar>
+              <w:top w:type="dxa" w:w="70"/>
+              <w:left w:type="dxa" w:w="110"/>
+              <w:bottom w:type="dxa" w:w="70"/>
+              <w:right w:type="dxa" w:w="110"/>
+            </w:tcMar>
+            <w:vAlign w:val="center"/>
+          </w:tcPr>
+          <w:p>
+            <w:pPr>
+              <w:spacing w:after="0" w:before="0"/>
+            </w:pPr>
+            <w:r>
+              <w:rPr>
+                <w:rFonts w:ascii="Arial" w:cs="Arial" w:eastAsia="Arial" w:hAnsi="Arial"/>
+                <w:color w:val="1B2118"/>
+                <w:sz w:val="18"/>
+                <w:szCs w:val="18"/>
+              </w:rPr>
+              <w:t xml:space="preserve">T19</w:t>
+            </w:r>
+          </w:p>
+        </w:tc>
+        <w:tc>
+          <w:tcPr>
+            <w:tcW w:type="dxa" w:w="1866"/>
+            <w:tcBorders>
+              <w:top w:val="single" w:color="D9D4C5" w:sz="4"/>
+              <w:left w:val="single" w:color="D9D4C5" w:sz="4"/>
+              <w:bottom w:val="single" w:color="D9D4C5" w:sz="4"/>
+              <w:right w:val="single" w:color="D9D4C5" w:sz="4"/>
+            </w:tcBorders>
+            <w:tcMar>
+              <w:top w:type="dxa" w:w="70"/>
+              <w:left w:type="dxa" w:w="110"/>
+              <w:bottom w:type="dxa" w:w="70"/>
+              <w:right w:type="dxa" w:w="110"/>
+            </w:tcMar>
+            <w:vAlign w:val="center"/>
+          </w:tcPr>
+          <w:p>
+            <w:pPr>
+              <w:spacing w:after="0" w:before="0"/>
+            </w:pPr>
+            <w:r>
+              <w:rPr>
+                <w:rFonts w:ascii="Arial" w:cs="Arial" w:eastAsia="Arial" w:hAnsi="Arial"/>
+                <w:color w:val="1B2118"/>
+                <w:sz w:val="18"/>
+                <w:szCs w:val="18"/>
+              </w:rPr>
+              <w:t xml:space="preserve">29/10</w:t>
+            </w:r>
+          </w:p>
+        </w:tc>
+        <w:tc>
+          <w:tcPr>
+            <w:tcW w:type="dxa" w:w="2403"/>
+            <w:tcBorders>
+              <w:top w:val="single" w:color="D9D4C5" w:sz="4"/>
+              <w:left w:val="single" w:color="D9D4C5" w:sz="4"/>
+              <w:bottom w:val="single" w:color="D9D4C5" w:sz="4"/>
+              <w:right w:val="single" w:color="D9D4C5" w:sz="4"/>
+            </w:tcBorders>
+            <w:tcMar>
+              <w:top w:type="dxa" w:w="70"/>
+              <w:left w:type="dxa" w:w="110"/>
+              <w:bottom w:type="dxa" w:w="70"/>
+              <w:right w:type="dxa" w:w="110"/>
+            </w:tcMar>
+            <w:vAlign w:val="center"/>
+          </w:tcPr>
+          <w:p>
+            <w:pPr>
+              <w:spacing w:after="0" w:before="0"/>
+            </w:pPr>
+            <w:r>
+              <w:rPr>
+                <w:rFonts w:ascii="Arial" w:cs="Arial" w:eastAsia="Arial" w:hAnsi="Arial"/>
+                <w:b/>
+                <w:bCs/>
+                <w:color w:val="1B2118"/>
+                <w:sz w:val="18"/>
+                <w:szCs w:val="18"/>
+              </w:rPr>
+              <w:t xml:space="preserve">Calcolo crediti</w:t>
+            </w:r>
+            <w:r>
+              <w:rPr>
+                <w:rFonts w:ascii="Arial" w:cs="Arial" w:eastAsia="Arial" w:hAnsi="Arial"/>
+                <w:color w:val="1B2118"/>
+                <w:sz w:val="18"/>
+                <w:szCs w:val="18"/>
+              </w:rPr>
+              <w:t xml:space="preserve"> — «Anno di riferimento» ha un altro significato; manca l'anno ISPRA o il cluster. Segnalato da: Collaudo (TEST_PORTALE_CWP)</w:t>
+            </w:r>
+          </w:p>
+        </w:tc>
+        <w:tc>
+          <w:tcPr>
+            <w:tcW w:type="dxa" w:w="2129"/>
+            <w:tcBorders>
+              <w:top w:val="single" w:color="D9D4C5" w:sz="4"/>
+              <w:left w:val="single" w:color="D9D4C5" w:sz="4"/>
+              <w:bottom w:val="single" w:color="D9D4C5" w:sz="4"/>
+              <w:right w:val="single" w:color="D9D4C5" w:sz="4"/>
+            </w:tcBorders>
+            <w:tcMar>
+              <w:top w:type="dxa" w:w="70"/>
+              <w:left w:type="dxa" w:w="110"/>
+              <w:bottom w:type="dxa" w:w="70"/>
+              <w:right w:type="dxa" w:w="110"/>
+            </w:tcMar>
+            <w:vAlign w:val="center"/>
+          </w:tcPr>
+          <w:p>
+            <w:pPr>
+              <w:spacing w:after="0" w:before="0"/>
+            </w:pPr>
+            <w:r>
+              <w:rPr>
+                <w:rFonts w:ascii="Arial" w:cs="Arial" w:eastAsia="Arial" w:hAnsi="Arial"/>
+                <w:color w:val="1B2118"/>
+                <w:sz w:val="18"/>
+                <w:szCs w:val="18"/>
+              </w:rPr>
+              <w:t xml:space="preserve">CONFERMATO</w:t>
+            </w:r>
+          </w:p>
+        </w:tc>
+        <w:tc>
+          <w:tcPr>
+            <w:tcW w:type="dxa" w:w="2402"/>
+            <w:tcBorders>
+              <w:top w:val="single" w:color="D9D4C5" w:sz="4"/>
+              <w:left w:val="single" w:color="D9D4C5" w:sz="4"/>
+              <w:bottom w:val="single" w:color="D9D4C5" w:sz="4"/>
+              <w:right w:val="single" w:color="D9D4C5" w:sz="4"/>
+            </w:tcBorders>
+            <w:tcMar>
+              <w:top w:type="dxa" w:w="70"/>
+              <w:left w:type="dxa" w:w="110"/>
+              <w:bottom w:type="dxa" w:w="70"/>
+              <w:right w:type="dxa" w:w="110"/>
+            </w:tcMar>
+            <w:vAlign w:val="center"/>
+          </w:tcPr>
+          <w:p>
+            <w:pPr>
+              <w:spacing w:after="0" w:before="0"/>
+            </w:pPr>
+            <w:r>
+              <w:rPr>
+                <w:rFonts w:ascii="Arial" w:cs="Arial" w:eastAsia="Arial" w:hAnsi="Arial"/>
+                <w:color w:val="1B2118"/>
+                <w:sz w:val="18"/>
+                <w:szCs w:val="18"/>
+              </w:rPr>
+              <w:t xml:space="preserve">«Anno di monitoraggio» + campi «Anno di riferimento» e «Fonte» (30/10: verificato, non ancora corretto)</w:t>
+            </w:r>
+          </w:p>
+        </w:tc>
+      </w:tr>
+      <w:tr>
+        <w:trPr>
+          <w:cantSplit/>
+        </w:trPr>
+        <w:tc>
+          <w:tcPr>
+            <w:tcW w:type="dxa" w:w="838"/>
+            <w:tcBorders>
+              <w:top w:val="single" w:color="D9D4C5" w:sz="4"/>
+              <w:left w:val="single" w:color="D9D4C5" w:sz="4"/>
+              <w:bottom w:val="single" w:color="D9D4C5" w:sz="4"/>
+              <w:right w:val="single" w:color="D9D4C5" w:sz="4"/>
+            </w:tcBorders>
+            <w:shd w:fill="F6F4EE" w:color="auto" w:val="clear"/>
+            <w:tcMar>
+              <w:top w:type="dxa" w:w="70"/>
+              <w:left w:type="dxa" w:w="110"/>
+              <w:bottom w:type="dxa" w:w="70"/>
+              <w:right w:type="dxa" w:w="110"/>
+            </w:tcMar>
+            <w:vAlign w:val="center"/>
+          </w:tcPr>
+          <w:p>
+            <w:pPr>
+              <w:spacing w:after="0" w:before="0"/>
+            </w:pPr>
+            <w:r>
+              <w:rPr>
+                <w:rFonts w:ascii="Arial" w:cs="Arial" w:eastAsia="Arial" w:hAnsi="Arial"/>
+                <w:color w:val="1B2118"/>
+                <w:sz w:val="18"/>
+                <w:szCs w:val="18"/>
+              </w:rPr>
+              <w:t xml:space="preserve">T20</w:t>
+            </w:r>
+          </w:p>
+        </w:tc>
+        <w:tc>
+          <w:tcPr>
+            <w:tcW w:type="dxa" w:w="1866"/>
+            <w:tcBorders>
+              <w:top w:val="single" w:color="D9D4C5" w:sz="4"/>
+              <w:left w:val="single" w:color="D9D4C5" w:sz="4"/>
+              <w:bottom w:val="single" w:color="D9D4C5" w:sz="4"/>
+              <w:right w:val="single" w:color="D9D4C5" w:sz="4"/>
+            </w:tcBorders>
+            <w:shd w:fill="F6F4EE" w:color="auto" w:val="clear"/>
+            <w:tcMar>
+              <w:top w:type="dxa" w:w="70"/>
+              <w:left w:type="dxa" w:w="110"/>
+              <w:bottom w:type="dxa" w:w="70"/>
+              <w:right w:type="dxa" w:w="110"/>
+            </w:tcMar>
+            <w:vAlign w:val="center"/>
+          </w:tcPr>
+          <w:p>
+            <w:pPr>
+              <w:spacing w:after="0" w:before="0"/>
+            </w:pPr>
+            <w:r>
+              <w:rPr>
+                <w:rFonts w:ascii="Arial" w:cs="Arial" w:eastAsia="Arial" w:hAnsi="Arial"/>
+                <w:color w:val="1B2118"/>
+                <w:sz w:val="18"/>
+                <w:szCs w:val="18"/>
+              </w:rPr>
+              <w:t xml:space="preserve">29/10</w:t>
+            </w:r>
+          </w:p>
+        </w:tc>
+        <w:tc>
+          <w:tcPr>
+            <w:tcW w:type="dxa" w:w="2403"/>
+            <w:tcBorders>
+              <w:top w:val="single" w:color="D9D4C5" w:sz="4"/>
+              <w:left w:val="single" w:color="D9D4C5" w:sz="4"/>
+              <w:bottom w:val="single" w:color="D9D4C5" w:sz="4"/>
+              <w:right w:val="single" w:color="D9D4C5" w:sz="4"/>
+            </w:tcBorders>
+            <w:shd w:fill="F6F4EE" w:color="auto" w:val="clear"/>
+            <w:tcMar>
+              <w:top w:type="dxa" w:w="70"/>
+              <w:left w:type="dxa" w:w="110"/>
+              <w:bottom w:type="dxa" w:w="70"/>
+              <w:right w:type="dxa" w:w="110"/>
+            </w:tcMar>
+            <w:vAlign w:val="center"/>
+          </w:tcPr>
+          <w:p>
+            <w:pPr>
+              <w:spacing w:after="0" w:before="0"/>
+            </w:pPr>
+            <w:r>
+              <w:rPr>
+                <w:rFonts w:ascii="Arial" w:cs="Arial" w:eastAsia="Arial" w:hAnsi="Arial"/>
+                <w:b/>
+                <w:bCs/>
+                <w:color w:val="1B2118"/>
+                <w:sz w:val="18"/>
+                <w:szCs w:val="18"/>
+              </w:rPr>
+              <w:t xml:space="preserve">Calcolo crediti</w:t>
+            </w:r>
+            <w:r>
+              <w:rPr>
+                <w:rFonts w:ascii="Arial" w:cs="Arial" w:eastAsia="Arial" w:hAnsi="Arial"/>
+                <w:color w:val="1B2118"/>
+                <w:sz w:val="18"/>
+                <w:szCs w:val="18"/>
+              </w:rPr>
+              <w:t xml:space="preserve"> — Ex post su un anno futuro e su un Progetto non registrato. Segnalato da: Collaudo (TEST_PORTALE_CWP)</w:t>
+            </w:r>
+          </w:p>
+        </w:tc>
+        <w:tc>
+          <w:tcPr>
+            <w:tcW w:type="dxa" w:w="2129"/>
+            <w:tcBorders>
+              <w:top w:val="single" w:color="D9D4C5" w:sz="4"/>
+              <w:left w:val="single" w:color="D9D4C5" w:sz="4"/>
+              <w:bottom w:val="single" w:color="D9D4C5" w:sz="4"/>
+              <w:right w:val="single" w:color="D9D4C5" w:sz="4"/>
+            </w:tcBorders>
+            <w:shd w:fill="F6F4EE" w:color="auto" w:val="clear"/>
+            <w:tcMar>
+              <w:top w:type="dxa" w:w="70"/>
+              <w:left w:type="dxa" w:w="110"/>
+              <w:bottom w:type="dxa" w:w="70"/>
+              <w:right w:type="dxa" w:w="110"/>
+            </w:tcMar>
+            <w:vAlign w:val="center"/>
+          </w:tcPr>
+          <w:p>
+            <w:pPr>
+              <w:spacing w:after="0" w:before="0"/>
+            </w:pPr>
+            <w:r>
+              <w:rPr>
+                <w:rFonts w:ascii="Arial" w:cs="Arial" w:eastAsia="Arial" w:hAnsi="Arial"/>
+                <w:color w:val="1B2118"/>
+                <w:sz w:val="18"/>
+                <w:szCs w:val="18"/>
+              </w:rPr>
+              <w:t xml:space="preserve">CONFERMATO (il caso è un calcolo di prova)</w:t>
+            </w:r>
+          </w:p>
+        </w:tc>
+        <w:tc>
+          <w:tcPr>
+            <w:tcW w:type="dxa" w:w="2402"/>
+            <w:tcBorders>
+              <w:top w:val="single" w:color="D9D4C5" w:sz="4"/>
+              <w:left w:val="single" w:color="D9D4C5" w:sz="4"/>
+              <w:bottom w:val="single" w:color="D9D4C5" w:sz="4"/>
+              <w:right w:val="single" w:color="D9D4C5" w:sz="4"/>
+            </w:tcBorders>
+            <w:shd w:fill="F6F4EE" w:color="auto" w:val="clear"/>
+            <w:tcMar>
+              <w:top w:type="dxa" w:w="70"/>
+              <w:left w:type="dxa" w:w="110"/>
+              <w:bottom w:type="dxa" w:w="70"/>
+              <w:right w:type="dxa" w:w="110"/>
+            </w:tcMar>
+            <w:vAlign w:val="center"/>
+          </w:tcPr>
+          <w:p>
+            <w:pPr>
+              <w:spacing w:after="0" w:before="0"/>
+            </w:pPr>
+            <w:r>
+              <w:rPr>
+                <w:rFonts w:ascii="Arial" w:cs="Arial" w:eastAsia="Arial" w:hAnsi="Arial"/>
+                <w:color w:val="1B2118"/>
+                <w:sz w:val="18"/>
+                <w:szCs w:val="18"/>
+              </w:rPr>
+              <w:t xml:space="preserve">Bloccare l'ex post su anni non conclusi e su Progetti non registrati (30/10: verificato, non ancora corretto)</w:t>
+            </w:r>
+          </w:p>
+        </w:tc>
+      </w:tr>
+      <w:tr>
+        <w:trPr>
+          <w:cantSplit/>
+        </w:trPr>
+        <w:tc>
+          <w:tcPr>
+            <w:tcW w:type="dxa" w:w="838"/>
+            <w:tcBorders>
+              <w:top w:val="single" w:color="D9D4C5" w:sz="4"/>
+              <w:left w:val="single" w:color="D9D4C5" w:sz="4"/>
+              <w:bottom w:val="single" w:color="D9D4C5" w:sz="4"/>
+              <w:right w:val="single" w:color="D9D4C5" w:sz="4"/>
+            </w:tcBorders>
+            <w:tcMar>
+              <w:top w:type="dxa" w:w="70"/>
+              <w:left w:type="dxa" w:w="110"/>
+              <w:bottom w:type="dxa" w:w="70"/>
+              <w:right w:type="dxa" w:w="110"/>
+            </w:tcMar>
+            <w:vAlign w:val="center"/>
+          </w:tcPr>
+          <w:p>
+            <w:pPr>
+              <w:spacing w:after="0" w:before="0"/>
+            </w:pPr>
+            <w:r>
+              <w:rPr>
+                <w:rFonts w:ascii="Arial" w:cs="Arial" w:eastAsia="Arial" w:hAnsi="Arial"/>
+                <w:color w:val="1B2118"/>
+                <w:sz w:val="18"/>
+                <w:szCs w:val="18"/>
+              </w:rPr>
+              <w:t xml:space="preserve">T21</w:t>
+            </w:r>
+          </w:p>
+        </w:tc>
+        <w:tc>
+          <w:tcPr>
+            <w:tcW w:type="dxa" w:w="1866"/>
+            <w:tcBorders>
+              <w:top w:val="single" w:color="D9D4C5" w:sz="4"/>
+              <w:left w:val="single" w:color="D9D4C5" w:sz="4"/>
+              <w:bottom w:val="single" w:color="D9D4C5" w:sz="4"/>
+              <w:right w:val="single" w:color="D9D4C5" w:sz="4"/>
+            </w:tcBorders>
+            <w:tcMar>
+              <w:top w:type="dxa" w:w="70"/>
+              <w:left w:type="dxa" w:w="110"/>
+              <w:bottom w:type="dxa" w:w="70"/>
+              <w:right w:type="dxa" w:w="110"/>
+            </w:tcMar>
+            <w:vAlign w:val="center"/>
+          </w:tcPr>
+          <w:p>
+            <w:pPr>
+              <w:spacing w:after="0" w:before="0"/>
+            </w:pPr>
+            <w:r>
+              <w:rPr>
+                <w:rFonts w:ascii="Arial" w:cs="Arial" w:eastAsia="Arial" w:hAnsi="Arial"/>
+                <w:color w:val="1B2118"/>
+                <w:sz w:val="18"/>
+                <w:szCs w:val="18"/>
+              </w:rPr>
+              <w:t xml:space="preserve">29/10</w:t>
+            </w:r>
+          </w:p>
+        </w:tc>
+        <w:tc>
+          <w:tcPr>
+            <w:tcW w:type="dxa" w:w="2403"/>
+            <w:tcBorders>
+              <w:top w:val="single" w:color="D9D4C5" w:sz="4"/>
+              <w:left w:val="single" w:color="D9D4C5" w:sz="4"/>
+              <w:bottom w:val="single" w:color="D9D4C5" w:sz="4"/>
+              <w:right w:val="single" w:color="D9D4C5" w:sz="4"/>
+            </w:tcBorders>
+            <w:tcMar>
+              <w:top w:type="dxa" w:w="70"/>
+              <w:left w:type="dxa" w:w="110"/>
+              <w:bottom w:type="dxa" w:w="70"/>
+              <w:right w:type="dxa" w:w="110"/>
+            </w:tcMar>
+            <w:vAlign w:val="center"/>
+          </w:tcPr>
+          <w:p>
+            <w:pPr>
+              <w:spacing w:after="0" w:before="0"/>
+            </w:pPr>
+            <w:r>
+              <w:rPr>
+                <w:rFonts w:ascii="Arial" w:cs="Arial" w:eastAsia="Arial" w:hAnsi="Arial"/>
+                <w:b/>
+                <w:bCs/>
+                <w:color w:val="1B2118"/>
+                <w:sz w:val="18"/>
+                <w:szCs w:val="18"/>
+              </w:rPr>
+              <w:t xml:space="preserve">Calcolo crediti</w:t>
+            </w:r>
+            <w:r>
+              <w:rPr>
+                <w:rFonts w:ascii="Arial" w:cs="Arial" w:eastAsia="Arial" w:hAnsi="Arial"/>
+                <w:color w:val="1B2118"/>
+                <w:sz w:val="18"/>
+                <w:szCs w:val="18"/>
+              </w:rPr>
+              <w:t xml:space="preserve"> — Paniere del fattore del secco. Segnalato da: Collaudo (TEST_PORTALE_CWP)</w:t>
+            </w:r>
+          </w:p>
+        </w:tc>
+        <w:tc>
+          <w:tcPr>
+            <w:tcW w:type="dxa" w:w="2129"/>
+            <w:tcBorders>
+              <w:top w:val="single" w:color="D9D4C5" w:sz="4"/>
+              <w:left w:val="single" w:color="D9D4C5" w:sz="4"/>
+              <w:bottom w:val="single" w:color="D9D4C5" w:sz="4"/>
+              <w:right w:val="single" w:color="D9D4C5" w:sz="4"/>
+            </w:tcBorders>
+            <w:tcMar>
+              <w:top w:type="dxa" w:w="70"/>
+              <w:left w:type="dxa" w:w="110"/>
+              <w:bottom w:type="dxa" w:w="70"/>
+              <w:right w:type="dxa" w:w="110"/>
+            </w:tcMar>
+            <w:vAlign w:val="center"/>
+          </w:tcPr>
+          <w:p>
+            <w:pPr>
+              <w:spacing w:after="0" w:before="0"/>
+            </w:pPr>
+            <w:r>
+              <w:rPr>
+                <w:rFonts w:ascii="Arial" w:cs="Arial" w:eastAsia="Arial" w:hAnsi="Arial"/>
+                <w:color w:val="1B2118"/>
+                <w:sz w:val="18"/>
+                <w:szCs w:val="18"/>
+              </w:rPr>
+              <w:t xml:space="preserve">ATTESA_REGOLA (= N06)</w:t>
+            </w:r>
+          </w:p>
+        </w:tc>
+        <w:tc>
+          <w:tcPr>
+            <w:tcW w:type="dxa" w:w="2402"/>
+            <w:tcBorders>
+              <w:top w:val="single" w:color="D9D4C5" w:sz="4"/>
+              <w:left w:val="single" w:color="D9D4C5" w:sz="4"/>
+              <w:bottom w:val="single" w:color="D9D4C5" w:sz="4"/>
+              <w:right w:val="single" w:color="D9D4C5" w:sz="4"/>
+            </w:tcBorders>
+            <w:tcMar>
+              <w:top w:type="dxa" w:w="70"/>
+              <w:left w:type="dxa" w:w="110"/>
+              <w:bottom w:type="dxa" w:w="70"/>
+              <w:right w:type="dxa" w:w="110"/>
+            </w:tcMar>
+            <w:vAlign w:val="center"/>
+          </w:tcPr>
+          <w:p>
+            <w:pPr>
+              <w:spacing w:after="0" w:before="0"/>
+            </w:pPr>
+            <w:r>
+              <w:rPr>
+                <w:rFonts w:ascii="Arial" w:cs="Arial" w:eastAsia="Arial" w:hAnsi="Arial"/>
+                <w:color w:val="1B2118"/>
+                <w:sz w:val="18"/>
+                <w:szCs w:val="18"/>
+              </w:rPr>
+              <w:t xml:space="preserve">Decisione della Fondazione (30/10: verificato, non ancora corretto)</w:t>
+            </w:r>
+          </w:p>
+        </w:tc>
+      </w:tr>
+      <w:tr>
+        <w:trPr>
+          <w:cantSplit/>
+        </w:trPr>
+        <w:tc>
+          <w:tcPr>
+            <w:tcW w:type="dxa" w:w="838"/>
+            <w:tcBorders>
+              <w:top w:val="single" w:color="D9D4C5" w:sz="4"/>
+              <w:left w:val="single" w:color="D9D4C5" w:sz="4"/>
+              <w:bottom w:val="single" w:color="D9D4C5" w:sz="4"/>
+              <w:right w:val="single" w:color="D9D4C5" w:sz="4"/>
+            </w:tcBorders>
+            <w:shd w:fill="F6F4EE" w:color="auto" w:val="clear"/>
+            <w:tcMar>
+              <w:top w:type="dxa" w:w="70"/>
+              <w:left w:type="dxa" w:w="110"/>
+              <w:bottom w:type="dxa" w:w="70"/>
+              <w:right w:type="dxa" w:w="110"/>
+            </w:tcMar>
+            <w:vAlign w:val="center"/>
+          </w:tcPr>
+          <w:p>
+            <w:pPr>
+              <w:spacing w:after="0" w:before="0"/>
+            </w:pPr>
+            <w:r>
+              <w:rPr>
+                <w:rFonts w:ascii="Arial" w:cs="Arial" w:eastAsia="Arial" w:hAnsi="Arial"/>
+                <w:color w:val="1B2118"/>
+                <w:sz w:val="18"/>
+                <w:szCs w:val="18"/>
+              </w:rPr>
+              <w:t xml:space="preserve">T22</w:t>
+            </w:r>
+          </w:p>
+        </w:tc>
+        <w:tc>
+          <w:tcPr>
+            <w:tcW w:type="dxa" w:w="1866"/>
+            <w:tcBorders>
+              <w:top w:val="single" w:color="D9D4C5" w:sz="4"/>
+              <w:left w:val="single" w:color="D9D4C5" w:sz="4"/>
+              <w:bottom w:val="single" w:color="D9D4C5" w:sz="4"/>
+              <w:right w:val="single" w:color="D9D4C5" w:sz="4"/>
+            </w:tcBorders>
+            <w:shd w:fill="F6F4EE" w:color="auto" w:val="clear"/>
+            <w:tcMar>
+              <w:top w:type="dxa" w:w="70"/>
+              <w:left w:type="dxa" w:w="110"/>
+              <w:bottom w:type="dxa" w:w="70"/>
+              <w:right w:type="dxa" w:w="110"/>
+            </w:tcMar>
+            <w:vAlign w:val="center"/>
+          </w:tcPr>
+          <w:p>
+            <w:pPr>
+              <w:spacing w:after="0" w:before="0"/>
+            </w:pPr>
+            <w:r>
+              <w:rPr>
+                <w:rFonts w:ascii="Arial" w:cs="Arial" w:eastAsia="Arial" w:hAnsi="Arial"/>
+                <w:color w:val="1B2118"/>
+                <w:sz w:val="18"/>
+                <w:szCs w:val="18"/>
+              </w:rPr>
+              <w:t xml:space="preserve">29/10</w:t>
+            </w:r>
+          </w:p>
+        </w:tc>
+        <w:tc>
+          <w:tcPr>
+            <w:tcW w:type="dxa" w:w="2403"/>
+            <w:tcBorders>
+              <w:top w:val="single" w:color="D9D4C5" w:sz="4"/>
+              <w:left w:val="single" w:color="D9D4C5" w:sz="4"/>
+              <w:bottom w:val="single" w:color="D9D4C5" w:sz="4"/>
+              <w:right w:val="single" w:color="D9D4C5" w:sz="4"/>
+            </w:tcBorders>
+            <w:shd w:fill="F6F4EE" w:color="auto" w:val="clear"/>
+            <w:tcMar>
+              <w:top w:type="dxa" w:w="70"/>
+              <w:left w:type="dxa" w:w="110"/>
+              <w:bottom w:type="dxa" w:w="70"/>
+              <w:right w:type="dxa" w:w="110"/>
+            </w:tcMar>
+            <w:vAlign w:val="center"/>
+          </w:tcPr>
+          <w:p>
+            <w:pPr>
+              <w:spacing w:after="0" w:before="0"/>
+            </w:pPr>
+            <w:r>
+              <w:rPr>
+                <w:rFonts w:ascii="Arial" w:cs="Arial" w:eastAsia="Arial" w:hAnsi="Arial"/>
+                <w:b/>
+                <w:bCs/>
+                <w:color w:val="1B2118"/>
+                <w:sz w:val="18"/>
+                <w:szCs w:val="18"/>
+              </w:rPr>
+              <w:t xml:space="preserve">Calcolo crediti</w:t>
+            </w:r>
+            <w:r>
+              <w:rPr>
+                <w:rFonts w:ascii="Arial" w:cs="Arial" w:eastAsia="Arial" w:hAnsi="Arial"/>
+                <w:color w:val="1B2118"/>
+                <w:sz w:val="18"/>
+                <w:szCs w:val="18"/>
+              </w:rPr>
+              <w:t xml:space="preserve"> — Buffer diverso dalle impostazioni. Segnalato da: Collaudo (TEST_PORTALE_CWP)</w:t>
+            </w:r>
+          </w:p>
+        </w:tc>
+        <w:tc>
+          <w:tcPr>
+            <w:tcW w:type="dxa" w:w="2129"/>
+            <w:tcBorders>
+              <w:top w:val="single" w:color="D9D4C5" w:sz="4"/>
+              <w:left w:val="single" w:color="D9D4C5" w:sz="4"/>
+              <w:bottom w:val="single" w:color="D9D4C5" w:sz="4"/>
+              <w:right w:val="single" w:color="D9D4C5" w:sz="4"/>
+            </w:tcBorders>
+            <w:shd w:fill="F6F4EE" w:color="auto" w:val="clear"/>
+            <w:tcMar>
+              <w:top w:type="dxa" w:w="70"/>
+              <w:left w:type="dxa" w:w="110"/>
+              <w:bottom w:type="dxa" w:w="70"/>
+              <w:right w:type="dxa" w:w="110"/>
+            </w:tcMar>
+            <w:vAlign w:val="center"/>
+          </w:tcPr>
+          <w:p>
+            <w:pPr>
+              <w:spacing w:after="0" w:before="0"/>
+            </w:pPr>
+            <w:r>
+              <w:rPr>
+                <w:rFonts w:ascii="Arial" w:cs="Arial" w:eastAsia="Arial" w:hAnsi="Arial"/>
+                <w:color w:val="1B2118"/>
+                <w:sz w:val="18"/>
+                <w:szCs w:val="18"/>
+              </w:rPr>
+              <w:t xml:space="preserve">CONFERMATO (avviso mancante)</w:t>
+            </w:r>
+          </w:p>
+        </w:tc>
+        <w:tc>
+          <w:tcPr>
+            <w:tcW w:type="dxa" w:w="2402"/>
+            <w:tcBorders>
+              <w:top w:val="single" w:color="D9D4C5" w:sz="4"/>
+              <w:left w:val="single" w:color="D9D4C5" w:sz="4"/>
+              <w:bottom w:val="single" w:color="D9D4C5" w:sz="4"/>
+              <w:right w:val="single" w:color="D9D4C5" w:sz="4"/>
+            </w:tcBorders>
+            <w:shd w:fill="F6F4EE" w:color="auto" w:val="clear"/>
+            <w:tcMar>
+              <w:top w:type="dxa" w:w="70"/>
+              <w:left w:type="dxa" w:w="110"/>
+              <w:bottom w:type="dxa" w:w="70"/>
+              <w:right w:type="dxa" w:w="110"/>
+            </w:tcMar>
+            <w:vAlign w:val="center"/>
+          </w:tcPr>
+          <w:p>
+            <w:pPr>
+              <w:spacing w:after="0" w:before="0"/>
+            </w:pPr>
+            <w:r>
+              <w:rPr>
+                <w:rFonts w:ascii="Arial" w:cs="Arial" w:eastAsia="Arial" w:hAnsi="Arial"/>
+                <w:color w:val="1B2118"/>
+                <w:sz w:val="18"/>
+                <w:szCs w:val="18"/>
+              </w:rPr>
+              <w:t xml:space="preserve">Avviso «risultati non aggiornati» quando le impostazioni cambiano (30/10: verificato, non ancora corretto)</w:t>
+            </w:r>
+          </w:p>
+        </w:tc>
+      </w:tr>
+      <w:tr>
+        <w:trPr>
+          <w:cantSplit/>
+        </w:trPr>
+        <w:tc>
+          <w:tcPr>
+            <w:tcW w:type="dxa" w:w="838"/>
+            <w:tcBorders>
+              <w:top w:val="single" w:color="D9D4C5" w:sz="4"/>
+              <w:left w:val="single" w:color="D9D4C5" w:sz="4"/>
+              <w:bottom w:val="single" w:color="D9D4C5" w:sz="4"/>
+              <w:right w:val="single" w:color="D9D4C5" w:sz="4"/>
+            </w:tcBorders>
+            <w:tcMar>
+              <w:top w:type="dxa" w:w="70"/>
+              <w:left w:type="dxa" w:w="110"/>
+              <w:bottom w:type="dxa" w:w="70"/>
+              <w:right w:type="dxa" w:w="110"/>
+            </w:tcMar>
+            <w:vAlign w:val="center"/>
+          </w:tcPr>
+          <w:p>
+            <w:pPr>
+              <w:spacing w:after="0" w:before="0"/>
+            </w:pPr>
+            <w:r>
+              <w:rPr>
+                <w:rFonts w:ascii="Arial" w:cs="Arial" w:eastAsia="Arial" w:hAnsi="Arial"/>
+                <w:color w:val="1B2118"/>
+                <w:sz w:val="18"/>
+                <w:szCs w:val="18"/>
+              </w:rPr>
+              <w:t xml:space="preserve">T23</w:t>
+            </w:r>
+          </w:p>
+        </w:tc>
+        <w:tc>
+          <w:tcPr>
+            <w:tcW w:type="dxa" w:w="1866"/>
+            <w:tcBorders>
+              <w:top w:val="single" w:color="D9D4C5" w:sz="4"/>
+              <w:left w:val="single" w:color="D9D4C5" w:sz="4"/>
+              <w:bottom w:val="single" w:color="D9D4C5" w:sz="4"/>
+              <w:right w:val="single" w:color="D9D4C5" w:sz="4"/>
+            </w:tcBorders>
+            <w:tcMar>
+              <w:top w:type="dxa" w:w="70"/>
+              <w:left w:type="dxa" w:w="110"/>
+              <w:bottom w:type="dxa" w:w="70"/>
+              <w:right w:type="dxa" w:w="110"/>
+            </w:tcMar>
+            <w:vAlign w:val="center"/>
+          </w:tcPr>
+          <w:p>
+            <w:pPr>
+              <w:spacing w:after="0" w:before="0"/>
+            </w:pPr>
+            <w:r>
+              <w:rPr>
+                <w:rFonts w:ascii="Arial" w:cs="Arial" w:eastAsia="Arial" w:hAnsi="Arial"/>
+                <w:color w:val="1B2118"/>
+                <w:sz w:val="18"/>
+                <w:szCs w:val="18"/>
+              </w:rPr>
+              <w:t xml:space="preserve">29/10</w:t>
+            </w:r>
+          </w:p>
+        </w:tc>
+        <w:tc>
+          <w:tcPr>
+            <w:tcW w:type="dxa" w:w="2403"/>
+            <w:tcBorders>
+              <w:top w:val="single" w:color="D9D4C5" w:sz="4"/>
+              <w:left w:val="single" w:color="D9D4C5" w:sz="4"/>
+              <w:bottom w:val="single" w:color="D9D4C5" w:sz="4"/>
+              <w:right w:val="single" w:color="D9D4C5" w:sz="4"/>
+            </w:tcBorders>
+            <w:tcMar>
+              <w:top w:type="dxa" w:w="70"/>
+              <w:left w:type="dxa" w:w="110"/>
+              <w:bottom w:type="dxa" w:w="70"/>
+              <w:right w:type="dxa" w:w="110"/>
+            </w:tcMar>
+            <w:vAlign w:val="center"/>
+          </w:tcPr>
+          <w:p>
+            <w:pPr>
+              <w:spacing w:after="0" w:before="0"/>
+            </w:pPr>
+            <w:r>
+              <w:rPr>
+                <w:rFonts w:ascii="Arial" w:cs="Arial" w:eastAsia="Arial" w:hAnsi="Arial"/>
+                <w:b/>
+                <w:bCs/>
+                <w:color w:val="1B2118"/>
+                <w:sz w:val="18"/>
+                <w:szCs w:val="18"/>
+              </w:rPr>
+              <w:t xml:space="preserve">Calcolo crediti</w:t>
+            </w:r>
+            <w:r>
+              <w:rPr>
+                <w:rFonts w:ascii="Arial" w:cs="Arial" w:eastAsia="Arial" w:hAnsi="Arial"/>
+                <w:color w:val="1B2118"/>
+                <w:sz w:val="18"/>
+                <w:szCs w:val="18"/>
+              </w:rPr>
+              <w:t xml:space="preserve"> — Organico misurato oltre il totale del territorio. Segnalato da: Collaudo (TEST_PORTALE_CWP)</w:t>
+            </w:r>
+          </w:p>
+        </w:tc>
+        <w:tc>
+          <w:tcPr>
+            <w:tcW w:type="dxa" w:w="2129"/>
+            <w:tcBorders>
+              <w:top w:val="single" w:color="D9D4C5" w:sz="4"/>
+              <w:left w:val="single" w:color="D9D4C5" w:sz="4"/>
+              <w:bottom w:val="single" w:color="D9D4C5" w:sz="4"/>
+              <w:right w:val="single" w:color="D9D4C5" w:sz="4"/>
+            </w:tcBorders>
+            <w:tcMar>
+              <w:top w:type="dxa" w:w="70"/>
+              <w:left w:type="dxa" w:w="110"/>
+              <w:bottom w:type="dxa" w:w="70"/>
+              <w:right w:type="dxa" w:w="110"/>
+            </w:tcMar>
+            <w:vAlign w:val="center"/>
+          </w:tcPr>
+          <w:p>
+            <w:pPr>
+              <w:spacing w:after="0" w:before="0"/>
+            </w:pPr>
+            <w:r>
+              <w:rPr>
+                <w:rFonts w:ascii="Arial" w:cs="Arial" w:eastAsia="Arial" w:hAnsi="Arial"/>
+                <w:color w:val="1B2118"/>
+                <w:sz w:val="18"/>
+                <w:szCs w:val="18"/>
+              </w:rPr>
+              <w:t xml:space="preserve">Spiegato; testo da correggere</w:t>
+            </w:r>
+          </w:p>
+        </w:tc>
+        <w:tc>
+          <w:tcPr>
+            <w:tcW w:type="dxa" w:w="2402"/>
+            <w:tcBorders>
+              <w:top w:val="single" w:color="D9D4C5" w:sz="4"/>
+              <w:left w:val="single" w:color="D9D4C5" w:sz="4"/>
+              <w:bottom w:val="single" w:color="D9D4C5" w:sz="4"/>
+              <w:right w:val="single" w:color="D9D4C5" w:sz="4"/>
+            </w:tcBorders>
+            <w:tcMar>
+              <w:top w:type="dxa" w:w="70"/>
+              <w:left w:type="dxa" w:w="110"/>
+              <w:bottom w:type="dxa" w:w="70"/>
+              <w:right w:type="dxa" w:w="110"/>
+            </w:tcMar>
+            <w:vAlign w:val="center"/>
+          </w:tcPr>
+          <w:p>
+            <w:pPr>
+              <w:spacing w:after="0" w:before="0"/>
+            </w:pPr>
+            <w:r>
+              <w:rPr>
+                <w:rFonts w:ascii="Arial" w:cs="Arial" w:eastAsia="Arial" w:hAnsi="Arial"/>
+                <w:color w:val="1B2118"/>
+                <w:sz w:val="18"/>
+                <w:szCs w:val="18"/>
+              </w:rPr>
+              <w:t xml:space="preserve">Il confronto è con l'anno di riferimento: avviso da riformulare (30/10: verificato, non ancora corretto)</w:t>
+            </w:r>
+          </w:p>
+        </w:tc>
+      </w:tr>
+      <w:tr>
+        <w:trPr>
+          <w:cantSplit/>
+        </w:trPr>
+        <w:tc>
+          <w:tcPr>
+            <w:tcW w:type="dxa" w:w="838"/>
+            <w:tcBorders>
+              <w:top w:val="single" w:color="D9D4C5" w:sz="4"/>
+              <w:left w:val="single" w:color="D9D4C5" w:sz="4"/>
+              <w:bottom w:val="single" w:color="D9D4C5" w:sz="4"/>
+              <w:right w:val="single" w:color="D9D4C5" w:sz="4"/>
+            </w:tcBorders>
+            <w:shd w:fill="F6F4EE" w:color="auto" w:val="clear"/>
+            <w:tcMar>
+              <w:top w:type="dxa" w:w="70"/>
+              <w:left w:type="dxa" w:w="110"/>
+              <w:bottom w:type="dxa" w:w="70"/>
+              <w:right w:type="dxa" w:w="110"/>
+            </w:tcMar>
+            <w:vAlign w:val="center"/>
+          </w:tcPr>
+          <w:p>
+            <w:pPr>
+              <w:spacing w:after="0" w:before="0"/>
+            </w:pPr>
+            <w:r>
+              <w:rPr>
+                <w:rFonts w:ascii="Arial" w:cs="Arial" w:eastAsia="Arial" w:hAnsi="Arial"/>
+                <w:color w:val="1B2118"/>
+                <w:sz w:val="18"/>
+                <w:szCs w:val="18"/>
+              </w:rPr>
+              <w:t xml:space="preserve">T24</w:t>
+            </w:r>
+          </w:p>
+        </w:tc>
+        <w:tc>
+          <w:tcPr>
+            <w:tcW w:type="dxa" w:w="1866"/>
+            <w:tcBorders>
+              <w:top w:val="single" w:color="D9D4C5" w:sz="4"/>
+              <w:left w:val="single" w:color="D9D4C5" w:sz="4"/>
+              <w:bottom w:val="single" w:color="D9D4C5" w:sz="4"/>
+              <w:right w:val="single" w:color="D9D4C5" w:sz="4"/>
+            </w:tcBorders>
+            <w:shd w:fill="F6F4EE" w:color="auto" w:val="clear"/>
+            <w:tcMar>
+              <w:top w:type="dxa" w:w="70"/>
+              <w:left w:type="dxa" w:w="110"/>
+              <w:bottom w:type="dxa" w:w="70"/>
+              <w:right w:type="dxa" w:w="110"/>
+            </w:tcMar>
+            <w:vAlign w:val="center"/>
+          </w:tcPr>
+          <w:p>
+            <w:pPr>
+              <w:spacing w:after="0" w:before="0"/>
+            </w:pPr>
+            <w:r>
+              <w:rPr>
+                <w:rFonts w:ascii="Arial" w:cs="Arial" w:eastAsia="Arial" w:hAnsi="Arial"/>
+                <w:color w:val="1B2118"/>
+                <w:sz w:val="18"/>
+                <w:szCs w:val="18"/>
+              </w:rPr>
+              <w:t xml:space="preserve">29/10</w:t>
+            </w:r>
+          </w:p>
+        </w:tc>
+        <w:tc>
+          <w:tcPr>
+            <w:tcW w:type="dxa" w:w="2403"/>
+            <w:tcBorders>
+              <w:top w:val="single" w:color="D9D4C5" w:sz="4"/>
+              <w:left w:val="single" w:color="D9D4C5" w:sz="4"/>
+              <w:bottom w:val="single" w:color="D9D4C5" w:sz="4"/>
+              <w:right w:val="single" w:color="D9D4C5" w:sz="4"/>
+            </w:tcBorders>
+            <w:shd w:fill="F6F4EE" w:color="auto" w:val="clear"/>
+            <w:tcMar>
+              <w:top w:type="dxa" w:w="70"/>
+              <w:left w:type="dxa" w:w="110"/>
+              <w:bottom w:type="dxa" w:w="70"/>
+              <w:right w:type="dxa" w:w="110"/>
+            </w:tcMar>
+            <w:vAlign w:val="center"/>
+          </w:tcPr>
+          <w:p>
+            <w:pPr>
+              <w:spacing w:after="0" w:before="0"/>
+            </w:pPr>
+            <w:r>
+              <w:rPr>
+                <w:rFonts w:ascii="Arial" w:cs="Arial" w:eastAsia="Arial" w:hAnsi="Arial"/>
+                <w:b/>
+                <w:bCs/>
+                <w:color w:val="1B2118"/>
+                <w:sz w:val="18"/>
+                <w:szCs w:val="18"/>
+              </w:rPr>
+              <w:t xml:space="preserve">Impostazioni</w:t>
+            </w:r>
+            <w:r>
+              <w:rPr>
+                <w:rFonts w:ascii="Arial" w:cs="Arial" w:eastAsia="Arial" w:hAnsi="Arial"/>
+                <w:color w:val="1B2118"/>
+                <w:sz w:val="18"/>
+                <w:szCs w:val="18"/>
+              </w:rPr>
+              <w:t xml:space="preserve"> — Mancano gli 8 moduli. Segnalato da: Collaudo (TEST_PORTALE_CWP)</w:t>
+            </w:r>
+          </w:p>
+        </w:tc>
+        <w:tc>
+          <w:tcPr>
+            <w:tcW w:type="dxa" w:w="2129"/>
+            <w:tcBorders>
+              <w:top w:val="single" w:color="D9D4C5" w:sz="4"/>
+              <w:left w:val="single" w:color="D9D4C5" w:sz="4"/>
+              <w:bottom w:val="single" w:color="D9D4C5" w:sz="4"/>
+              <w:right w:val="single" w:color="D9D4C5" w:sz="4"/>
+            </w:tcBorders>
+            <w:shd w:fill="F6F4EE" w:color="auto" w:val="clear"/>
+            <w:tcMar>
+              <w:top w:type="dxa" w:w="70"/>
+              <w:left w:type="dxa" w:w="110"/>
+              <w:bottom w:type="dxa" w:w="70"/>
+              <w:right w:type="dxa" w:w="110"/>
+            </w:tcMar>
+            <w:vAlign w:val="center"/>
+          </w:tcPr>
+          <w:p>
+            <w:pPr>
+              <w:spacing w:after="0" w:before="0"/>
+            </w:pPr>
+            <w:r>
+              <w:rPr>
+                <w:rFonts w:ascii="Arial" w:cs="Arial" w:eastAsia="Arial" w:hAnsi="Arial"/>
+                <w:color w:val="1B2118"/>
+                <w:sz w:val="18"/>
+                <w:szCs w:val="18"/>
+              </w:rPr>
+              <w:t xml:space="preserve">ESTERNO</w:t>
+            </w:r>
+          </w:p>
+        </w:tc>
+        <w:tc>
+          <w:tcPr>
+            <w:tcW w:type="dxa" w:w="2402"/>
+            <w:tcBorders>
+              <w:top w:val="single" w:color="D9D4C5" w:sz="4"/>
+              <w:left w:val="single" w:color="D9D4C5" w:sz="4"/>
+              <w:bottom w:val="single" w:color="D9D4C5" w:sz="4"/>
+              <w:right w:val="single" w:color="D9D4C5" w:sz="4"/>
+            </w:tcBorders>
+            <w:shd w:fill="F6F4EE" w:color="auto" w:val="clear"/>
+            <w:tcMar>
+              <w:top w:type="dxa" w:w="70"/>
+              <w:left w:type="dxa" w:w="110"/>
+              <w:bottom w:type="dxa" w:w="70"/>
+              <w:right w:type="dxa" w:w="110"/>
+            </w:tcMar>
+            <w:vAlign w:val="center"/>
+          </w:tcPr>
+          <w:p>
+            <w:pPr>
+              <w:spacing w:after="0" w:before="0"/>
+            </w:pPr>
+            <w:r>
+              <w:rPr>
+                <w:rFonts w:ascii="Arial" w:cs="Arial" w:eastAsia="Arial" w:hAnsi="Arial"/>
+                <w:color w:val="1B2118"/>
+                <w:sz w:val="18"/>
+                <w:szCs w:val="18"/>
+              </w:rPr>
+              <w:t xml:space="preserve">Servono i file dalla Fondazione; il portale li pubblica subito (30/10: verificato, non ancora corretto)</w:t>
+            </w:r>
+          </w:p>
+        </w:tc>
+      </w:tr>
+      <w:tr>
+        <w:trPr>
+          <w:cantSplit/>
+        </w:trPr>
+        <w:tc>
+          <w:tcPr>
+            <w:tcW w:type="dxa" w:w="838"/>
+            <w:tcBorders>
+              <w:top w:val="single" w:color="D9D4C5" w:sz="4"/>
+              <w:left w:val="single" w:color="D9D4C5" w:sz="4"/>
+              <w:bottom w:val="single" w:color="D9D4C5" w:sz="4"/>
+              <w:right w:val="single" w:color="D9D4C5" w:sz="4"/>
+            </w:tcBorders>
+            <w:tcMar>
+              <w:top w:type="dxa" w:w="70"/>
+              <w:left w:type="dxa" w:w="110"/>
+              <w:bottom w:type="dxa" w:w="70"/>
+              <w:right w:type="dxa" w:w="110"/>
+            </w:tcMar>
+            <w:vAlign w:val="center"/>
+          </w:tcPr>
+          <w:p>
+            <w:pPr>
+              <w:spacing w:after="0" w:before="0"/>
+            </w:pPr>
+            <w:r>
+              <w:rPr>
+                <w:rFonts w:ascii="Arial" w:cs="Arial" w:eastAsia="Arial" w:hAnsi="Arial"/>
+                <w:color w:val="1B2118"/>
+                <w:sz w:val="18"/>
+                <w:szCs w:val="18"/>
+              </w:rPr>
+              <w:t xml:space="preserve">T25</w:t>
+            </w:r>
+          </w:p>
+        </w:tc>
+        <w:tc>
+          <w:tcPr>
+            <w:tcW w:type="dxa" w:w="1866"/>
+            <w:tcBorders>
+              <w:top w:val="single" w:color="D9D4C5" w:sz="4"/>
+              <w:left w:val="single" w:color="D9D4C5" w:sz="4"/>
+              <w:bottom w:val="single" w:color="D9D4C5" w:sz="4"/>
+              <w:right w:val="single" w:color="D9D4C5" w:sz="4"/>
+            </w:tcBorders>
+            <w:tcMar>
+              <w:top w:type="dxa" w:w="70"/>
+              <w:left w:type="dxa" w:w="110"/>
+              <w:bottom w:type="dxa" w:w="70"/>
+              <w:right w:type="dxa" w:w="110"/>
+            </w:tcMar>
+            <w:vAlign w:val="center"/>
+          </w:tcPr>
+          <w:p>
+            <w:pPr>
+              <w:spacing w:after="0" w:before="0"/>
+            </w:pPr>
+            <w:r>
+              <w:rPr>
+                <w:rFonts w:ascii="Arial" w:cs="Arial" w:eastAsia="Arial" w:hAnsi="Arial"/>
+                <w:color w:val="1B2118"/>
+                <w:sz w:val="18"/>
+                <w:szCs w:val="18"/>
+              </w:rPr>
+              <w:t xml:space="preserve">29/10</w:t>
+            </w:r>
+          </w:p>
+        </w:tc>
+        <w:tc>
+          <w:tcPr>
+            <w:tcW w:type="dxa" w:w="2403"/>
+            <w:tcBorders>
+              <w:top w:val="single" w:color="D9D4C5" w:sz="4"/>
+              <w:left w:val="single" w:color="D9D4C5" w:sz="4"/>
+              <w:bottom w:val="single" w:color="D9D4C5" w:sz="4"/>
+              <w:right w:val="single" w:color="D9D4C5" w:sz="4"/>
+            </w:tcBorders>
+            <w:tcMar>
+              <w:top w:type="dxa" w:w="70"/>
+              <w:left w:type="dxa" w:w="110"/>
+              <w:bottom w:type="dxa" w:w="70"/>
+              <w:right w:type="dxa" w:w="110"/>
+            </w:tcMar>
+            <w:vAlign w:val="center"/>
+          </w:tcPr>
+          <w:p>
+            <w:pPr>
+              <w:spacing w:after="0" w:before="0"/>
+            </w:pPr>
+            <w:r>
+              <w:rPr>
+                <w:rFonts w:ascii="Arial" w:cs="Arial" w:eastAsia="Arial" w:hAnsi="Arial"/>
+                <w:b/>
+                <w:bCs/>
+                <w:color w:val="1B2118"/>
+                <w:sz w:val="18"/>
+                <w:szCs w:val="18"/>
+              </w:rPr>
+              <w:t xml:space="preserve">Impostazioni</w:t>
+            </w:r>
+            <w:r>
+              <w:rPr>
+                <w:rFonts w:ascii="Arial" w:cs="Arial" w:eastAsia="Arial" w:hAnsi="Arial"/>
+                <w:color w:val="1B2118"/>
+                <w:sz w:val="18"/>
+                <w:szCs w:val="18"/>
+              </w:rPr>
+              <w:t xml:space="preserve"> — Delega di rappresentanza tra i documenti richiesti. Segnalato da: Collaudo (TEST_PORTALE_CWP)</w:t>
+            </w:r>
+          </w:p>
+        </w:tc>
+        <w:tc>
+          <w:tcPr>
+            <w:tcW w:type="dxa" w:w="2129"/>
+            <w:tcBorders>
+              <w:top w:val="single" w:color="D9D4C5" w:sz="4"/>
+              <w:left w:val="single" w:color="D9D4C5" w:sz="4"/>
+              <w:bottom w:val="single" w:color="D9D4C5" w:sz="4"/>
+              <w:right w:val="single" w:color="D9D4C5" w:sz="4"/>
+            </w:tcBorders>
+            <w:tcMar>
+              <w:top w:type="dxa" w:w="70"/>
+              <w:left w:type="dxa" w:w="110"/>
+              <w:bottom w:type="dxa" w:w="70"/>
+              <w:right w:type="dxa" w:w="110"/>
+            </w:tcMar>
+            <w:vAlign w:val="center"/>
+          </w:tcPr>
+          <w:p>
+            <w:pPr>
+              <w:spacing w:after="0" w:before="0"/>
+            </w:pPr>
+            <w:r>
+              <w:rPr>
+                <w:rFonts w:ascii="Arial" w:cs="Arial" w:eastAsia="Arial" w:hAnsi="Arial"/>
+                <w:color w:val="1B2118"/>
+                <w:sz w:val="18"/>
+                <w:szCs w:val="18"/>
+              </w:rPr>
+              <w:t xml:space="preserve">CONFERMATO</w:t>
+            </w:r>
+          </w:p>
+        </w:tc>
+        <w:tc>
+          <w:tcPr>
+            <w:tcW w:type="dxa" w:w="2402"/>
+            <w:tcBorders>
+              <w:top w:val="single" w:color="D9D4C5" w:sz="4"/>
+              <w:left w:val="single" w:color="D9D4C5" w:sz="4"/>
+              <w:bottom w:val="single" w:color="D9D4C5" w:sz="4"/>
+              <w:right w:val="single" w:color="D9D4C5" w:sz="4"/>
+            </w:tcBorders>
+            <w:tcMar>
+              <w:top w:type="dxa" w:w="70"/>
+              <w:left w:type="dxa" w:w="110"/>
+              <w:bottom w:type="dxa" w:w="70"/>
+              <w:right w:type="dxa" w:w="110"/>
+            </w:tcMar>
+            <w:vAlign w:val="center"/>
+          </w:tcPr>
+          <w:p>
+            <w:pPr>
+              <w:spacing w:after="0" w:before="0"/>
+            </w:pPr>
+            <w:r>
+              <w:rPr>
+                <w:rFonts w:ascii="Arial" w:cs="Arial" w:eastAsia="Arial" w:hAnsi="Arial"/>
+                <w:color w:val="1B2118"/>
+                <w:sz w:val="18"/>
+                <w:szCs w:val="18"/>
+              </w:rPr>
+              <w:t xml:space="preserve">Aggiungerla alla fase 1 (30/10: verificato, non ancora corretto)</w:t>
+            </w:r>
+          </w:p>
+        </w:tc>
+      </w:tr>
+      <w:tr>
+        <w:trPr>
+          <w:cantSplit/>
+        </w:trPr>
+        <w:tc>
+          <w:tcPr>
+            <w:tcW w:type="dxa" w:w="838"/>
+            <w:tcBorders>
+              <w:top w:val="single" w:color="D9D4C5" w:sz="4"/>
+              <w:left w:val="single" w:color="D9D4C5" w:sz="4"/>
+              <w:bottom w:val="single" w:color="D9D4C5" w:sz="4"/>
+              <w:right w:val="single" w:color="D9D4C5" w:sz="4"/>
+            </w:tcBorders>
+            <w:shd w:fill="F6F4EE" w:color="auto" w:val="clear"/>
+            <w:tcMar>
+              <w:top w:type="dxa" w:w="70"/>
+              <w:left w:type="dxa" w:w="110"/>
+              <w:bottom w:type="dxa" w:w="70"/>
+              <w:right w:type="dxa" w:w="110"/>
+            </w:tcMar>
+            <w:vAlign w:val="center"/>
+          </w:tcPr>
+          <w:p>
+            <w:pPr>
+              <w:spacing w:after="0" w:before="0"/>
+            </w:pPr>
+            <w:r>
+              <w:rPr>
+                <w:rFonts w:ascii="Arial" w:cs="Arial" w:eastAsia="Arial" w:hAnsi="Arial"/>
+                <w:color w:val="1B2118"/>
+                <w:sz w:val="18"/>
+                <w:szCs w:val="18"/>
+              </w:rPr>
+              <w:t xml:space="preserve">T26</w:t>
+            </w:r>
+          </w:p>
+        </w:tc>
+        <w:tc>
+          <w:tcPr>
+            <w:tcW w:type="dxa" w:w="1866"/>
+            <w:tcBorders>
+              <w:top w:val="single" w:color="D9D4C5" w:sz="4"/>
+              <w:left w:val="single" w:color="D9D4C5" w:sz="4"/>
+              <w:bottom w:val="single" w:color="D9D4C5" w:sz="4"/>
+              <w:right w:val="single" w:color="D9D4C5" w:sz="4"/>
+            </w:tcBorders>
+            <w:shd w:fill="F6F4EE" w:color="auto" w:val="clear"/>
+            <w:tcMar>
+              <w:top w:type="dxa" w:w="70"/>
+              <w:left w:type="dxa" w:w="110"/>
+              <w:bottom w:type="dxa" w:w="70"/>
+              <w:right w:type="dxa" w:w="110"/>
+            </w:tcMar>
+            <w:vAlign w:val="center"/>
+          </w:tcPr>
+          <w:p>
+            <w:pPr>
+              <w:spacing w:after="0" w:before="0"/>
+            </w:pPr>
+            <w:r>
+              <w:rPr>
+                <w:rFonts w:ascii="Arial" w:cs="Arial" w:eastAsia="Arial" w:hAnsi="Arial"/>
+                <w:color w:val="1B2118"/>
+                <w:sz w:val="18"/>
+                <w:szCs w:val="18"/>
+              </w:rPr>
+              <w:t xml:space="preserve">29/10</w:t>
+            </w:r>
+          </w:p>
+        </w:tc>
+        <w:tc>
+          <w:tcPr>
+            <w:tcW w:type="dxa" w:w="2403"/>
+            <w:tcBorders>
+              <w:top w:val="single" w:color="D9D4C5" w:sz="4"/>
+              <w:left w:val="single" w:color="D9D4C5" w:sz="4"/>
+              <w:bottom w:val="single" w:color="D9D4C5" w:sz="4"/>
+              <w:right w:val="single" w:color="D9D4C5" w:sz="4"/>
+            </w:tcBorders>
+            <w:shd w:fill="F6F4EE" w:color="auto" w:val="clear"/>
+            <w:tcMar>
+              <w:top w:type="dxa" w:w="70"/>
+              <w:left w:type="dxa" w:w="110"/>
+              <w:bottom w:type="dxa" w:w="70"/>
+              <w:right w:type="dxa" w:w="110"/>
+            </w:tcMar>
+            <w:vAlign w:val="center"/>
+          </w:tcPr>
+          <w:p>
+            <w:pPr>
+              <w:spacing w:after="0" w:before="0"/>
+            </w:pPr>
+            <w:r>
+              <w:rPr>
+                <w:rFonts w:ascii="Arial" w:cs="Arial" w:eastAsia="Arial" w:hAnsi="Arial"/>
+                <w:b/>
+                <w:bCs/>
+                <w:color w:val="1B2118"/>
+                <w:sz w:val="18"/>
+                <w:szCs w:val="18"/>
+              </w:rPr>
+              <w:t xml:space="preserve">Utenti</w:t>
+            </w:r>
+            <w:r>
+              <w:rPr>
+                <w:rFonts w:ascii="Arial" w:cs="Arial" w:eastAsia="Arial" w:hAnsi="Arial"/>
+                <w:color w:val="1B2118"/>
+                <w:sz w:val="18"/>
+                <w:szCs w:val="18"/>
+              </w:rPr>
+              <w:t xml:space="preserve"> — Account e delegato non collegati. Segnalato da: Collaudo (TEST_PORTALE_CWP)</w:t>
+            </w:r>
+          </w:p>
+        </w:tc>
+        <w:tc>
+          <w:tcPr>
+            <w:tcW w:type="dxa" w:w="2129"/>
+            <w:tcBorders>
+              <w:top w:val="single" w:color="D9D4C5" w:sz="4"/>
+              <w:left w:val="single" w:color="D9D4C5" w:sz="4"/>
+              <w:bottom w:val="single" w:color="D9D4C5" w:sz="4"/>
+              <w:right w:val="single" w:color="D9D4C5" w:sz="4"/>
+            </w:tcBorders>
+            <w:shd w:fill="F6F4EE" w:color="auto" w:val="clear"/>
+            <w:tcMar>
+              <w:top w:type="dxa" w:w="70"/>
+              <w:left w:type="dxa" w:w="110"/>
+              <w:bottom w:type="dxa" w:w="70"/>
+              <w:right w:type="dxa" w:w="110"/>
+            </w:tcMar>
+            <w:vAlign w:val="center"/>
+          </w:tcPr>
+          <w:p>
+            <w:pPr>
+              <w:spacing w:after="0" w:before="0"/>
+            </w:pPr>
+            <w:r>
+              <w:rPr>
+                <w:rFonts w:ascii="Arial" w:cs="Arial" w:eastAsia="Arial" w:hAnsi="Arial"/>
+                <w:color w:val="1B2118"/>
+                <w:sz w:val="18"/>
+                <w:szCs w:val="18"/>
+              </w:rPr>
+              <w:t xml:space="preserve">MIGLIORIA</w:t>
+            </w:r>
+          </w:p>
+        </w:tc>
+        <w:tc>
+          <w:tcPr>
+            <w:tcW w:type="dxa" w:w="2402"/>
+            <w:tcBorders>
+              <w:top w:val="single" w:color="D9D4C5" w:sz="4"/>
+              <w:left w:val="single" w:color="D9D4C5" w:sz="4"/>
+              <w:bottom w:val="single" w:color="D9D4C5" w:sz="4"/>
+              <w:right w:val="single" w:color="D9D4C5" w:sz="4"/>
+            </w:tcBorders>
+            <w:shd w:fill="F6F4EE" w:color="auto" w:val="clear"/>
+            <w:tcMar>
+              <w:top w:type="dxa" w:w="70"/>
+              <w:left w:type="dxa" w:w="110"/>
+              <w:bottom w:type="dxa" w:w="70"/>
+              <w:right w:type="dxa" w:w="110"/>
+            </w:tcMar>
+            <w:vAlign w:val="center"/>
+          </w:tcPr>
+          <w:p>
+            <w:pPr>
+              <w:spacing w:after="0" w:before="0"/>
+            </w:pPr>
+            <w:r>
+              <w:rPr>
+                <w:rFonts w:ascii="Arial" w:cs="Arial" w:eastAsia="Arial" w:hAnsi="Arial"/>
+                <w:color w:val="1B2118"/>
+                <w:sz w:val="18"/>
+                <w:szCs w:val="18"/>
+              </w:rPr>
+              <w:t xml:space="preserve">Account creato solo per un delegato dell'organizzazione (30/10: verificato, non ancora corretto)</w:t>
+            </w:r>
+          </w:p>
+        </w:tc>
+      </w:tr>
+      <w:tr>
+        <w:trPr>
+          <w:cantSplit/>
+        </w:trPr>
+        <w:tc>
+          <w:tcPr>
+            <w:tcW w:type="dxa" w:w="838"/>
+            <w:tcBorders>
+              <w:top w:val="single" w:color="D9D4C5" w:sz="4"/>
+              <w:left w:val="single" w:color="D9D4C5" w:sz="4"/>
+              <w:bottom w:val="single" w:color="D9D4C5" w:sz="4"/>
+              <w:right w:val="single" w:color="D9D4C5" w:sz="4"/>
+            </w:tcBorders>
+            <w:tcMar>
+              <w:top w:type="dxa" w:w="70"/>
+              <w:left w:type="dxa" w:w="110"/>
+              <w:bottom w:type="dxa" w:w="70"/>
+              <w:right w:type="dxa" w:w="110"/>
+            </w:tcMar>
+            <w:vAlign w:val="center"/>
+          </w:tcPr>
+          <w:p>
+            <w:pPr>
+              <w:spacing w:after="0" w:before="0"/>
+            </w:pPr>
+            <w:r>
+              <w:rPr>
+                <w:rFonts w:ascii="Arial" w:cs="Arial" w:eastAsia="Arial" w:hAnsi="Arial"/>
+                <w:color w:val="1B2118"/>
+                <w:sz w:val="18"/>
+                <w:szCs w:val="18"/>
+              </w:rPr>
+              <w:t xml:space="preserve">T27</w:t>
+            </w:r>
+          </w:p>
+        </w:tc>
+        <w:tc>
+          <w:tcPr>
+            <w:tcW w:type="dxa" w:w="1866"/>
+            <w:tcBorders>
+              <w:top w:val="single" w:color="D9D4C5" w:sz="4"/>
+              <w:left w:val="single" w:color="D9D4C5" w:sz="4"/>
+              <w:bottom w:val="single" w:color="D9D4C5" w:sz="4"/>
+              <w:right w:val="single" w:color="D9D4C5" w:sz="4"/>
+            </w:tcBorders>
+            <w:tcMar>
+              <w:top w:type="dxa" w:w="70"/>
+              <w:left w:type="dxa" w:w="110"/>
+              <w:bottom w:type="dxa" w:w="70"/>
+              <w:right w:type="dxa" w:w="110"/>
+            </w:tcMar>
+            <w:vAlign w:val="center"/>
+          </w:tcPr>
+          <w:p>
+            <w:pPr>
+              <w:spacing w:after="0" w:before="0"/>
+            </w:pPr>
+            <w:r>
+              <w:rPr>
+                <w:rFonts w:ascii="Arial" w:cs="Arial" w:eastAsia="Arial" w:hAnsi="Arial"/>
+                <w:color w:val="1B2118"/>
+                <w:sz w:val="18"/>
+                <w:szCs w:val="18"/>
+              </w:rPr>
+              <w:t xml:space="preserve">29/10</w:t>
+            </w:r>
+          </w:p>
+        </w:tc>
+        <w:tc>
+          <w:tcPr>
+            <w:tcW w:type="dxa" w:w="2403"/>
+            <w:tcBorders>
+              <w:top w:val="single" w:color="D9D4C5" w:sz="4"/>
+              <w:left w:val="single" w:color="D9D4C5" w:sz="4"/>
+              <w:bottom w:val="single" w:color="D9D4C5" w:sz="4"/>
+              <w:right w:val="single" w:color="D9D4C5" w:sz="4"/>
+            </w:tcBorders>
+            <w:tcMar>
+              <w:top w:type="dxa" w:w="70"/>
+              <w:left w:type="dxa" w:w="110"/>
+              <w:bottom w:type="dxa" w:w="70"/>
+              <w:right w:type="dxa" w:w="110"/>
+            </w:tcMar>
+            <w:vAlign w:val="center"/>
+          </w:tcPr>
+          <w:p>
+            <w:pPr>
+              <w:spacing w:after="0" w:before="0"/>
+            </w:pPr>
+            <w:r>
+              <w:rPr>
+                <w:rFonts w:ascii="Arial" w:cs="Arial" w:eastAsia="Arial" w:hAnsi="Arial"/>
+                <w:b/>
+                <w:bCs/>
+                <w:color w:val="1B2118"/>
+                <w:sz w:val="18"/>
+                <w:szCs w:val="18"/>
+              </w:rPr>
+              <w:t xml:space="preserve">Utenti</w:t>
+            </w:r>
+            <w:r>
+              <w:rPr>
+                <w:rFonts w:ascii="Arial" w:cs="Arial" w:eastAsia="Arial" w:hAnsi="Arial"/>
+                <w:color w:val="1B2118"/>
+                <w:sz w:val="18"/>
+                <w:szCs w:val="18"/>
+              </w:rPr>
+              <w:t xml:space="preserve"> — L'ente di validazione non accede. Segnalato da: Collaudo (TEST_PORTALE_CWP)</w:t>
+            </w:r>
+          </w:p>
+        </w:tc>
+        <w:tc>
+          <w:tcPr>
+            <w:tcW w:type="dxa" w:w="2129"/>
+            <w:tcBorders>
+              <w:top w:val="single" w:color="D9D4C5" w:sz="4"/>
+              <w:left w:val="single" w:color="D9D4C5" w:sz="4"/>
+              <w:bottom w:val="single" w:color="D9D4C5" w:sz="4"/>
+              <w:right w:val="single" w:color="D9D4C5" w:sz="4"/>
+            </w:tcBorders>
+            <w:tcMar>
+              <w:top w:type="dxa" w:w="70"/>
+              <w:left w:type="dxa" w:w="110"/>
+              <w:bottom w:type="dxa" w:w="70"/>
+              <w:right w:type="dxa" w:w="110"/>
+            </w:tcMar>
+            <w:vAlign w:val="center"/>
+          </w:tcPr>
+          <w:p>
+            <w:pPr>
+              <w:spacing w:after="0" w:before="0"/>
+            </w:pPr>
+            <w:r>
+              <w:rPr>
+                <w:rFonts w:ascii="Arial" w:cs="Arial" w:eastAsia="Arial" w:hAnsi="Arial"/>
+                <w:color w:val="1B2118"/>
+                <w:sz w:val="18"/>
+                <w:szCs w:val="18"/>
+              </w:rPr>
+              <w:t xml:space="preserve">ATTESA_REGOLA</w:t>
+            </w:r>
+          </w:p>
+        </w:tc>
+        <w:tc>
+          <w:tcPr>
+            <w:tcW w:type="dxa" w:w="2402"/>
+            <w:tcBorders>
+              <w:top w:val="single" w:color="D9D4C5" w:sz="4"/>
+              <w:left w:val="single" w:color="D9D4C5" w:sz="4"/>
+              <w:bottom w:val="single" w:color="D9D4C5" w:sz="4"/>
+              <w:right w:val="single" w:color="D9D4C5" w:sz="4"/>
+            </w:tcBorders>
+            <w:tcMar>
+              <w:top w:type="dxa" w:w="70"/>
+              <w:left w:type="dxa" w:w="110"/>
+              <w:bottom w:type="dxa" w:w="70"/>
+              <w:right w:type="dxa" w:w="110"/>
+            </w:tcMar>
+            <w:vAlign w:val="center"/>
+          </w:tcPr>
+          <w:p>
+            <w:pPr>
+              <w:spacing w:after="0" w:before="0"/>
+            </w:pPr>
+            <w:r>
+              <w:rPr>
+                <w:rFonts w:ascii="Arial" w:cs="Arial" w:eastAsia="Arial" w:hAnsi="Arial"/>
+                <w:color w:val="1B2118"/>
+                <w:sz w:val="18"/>
+                <w:szCs w:val="18"/>
+              </w:rPr>
+              <w:t xml:space="preserve">Accesso dell'ente oppure file firmato digitalmente e caricato per suo conto (30/10: verificato, non ancora corretto)</w:t>
+            </w:r>
+          </w:p>
+        </w:tc>
+      </w:tr>
+      <w:tr>
+        <w:trPr>
+          <w:cantSplit/>
+        </w:trPr>
+        <w:tc>
+          <w:tcPr>
+            <w:tcW w:type="dxa" w:w="838"/>
+            <w:tcBorders>
+              <w:top w:val="single" w:color="D9D4C5" w:sz="4"/>
+              <w:left w:val="single" w:color="D9D4C5" w:sz="4"/>
+              <w:bottom w:val="single" w:color="D9D4C5" w:sz="4"/>
+              <w:right w:val="single" w:color="D9D4C5" w:sz="4"/>
+            </w:tcBorders>
+            <w:shd w:fill="F6F4EE" w:color="auto" w:val="clear"/>
+            <w:tcMar>
+              <w:top w:type="dxa" w:w="70"/>
+              <w:left w:type="dxa" w:w="110"/>
+              <w:bottom w:type="dxa" w:w="70"/>
+              <w:right w:type="dxa" w:w="110"/>
+            </w:tcMar>
+            <w:vAlign w:val="center"/>
+          </w:tcPr>
+          <w:p>
+            <w:pPr>
+              <w:spacing w:after="0" w:before="0"/>
+            </w:pPr>
+            <w:r>
+              <w:rPr>
+                <w:rFonts w:ascii="Arial" w:cs="Arial" w:eastAsia="Arial" w:hAnsi="Arial"/>
+                <w:color w:val="1B2118"/>
+                <w:sz w:val="18"/>
+                <w:szCs w:val="18"/>
+              </w:rPr>
+              <w:t xml:space="preserve">T28</w:t>
+            </w:r>
+          </w:p>
+        </w:tc>
+        <w:tc>
+          <w:tcPr>
+            <w:tcW w:type="dxa" w:w="1866"/>
+            <w:tcBorders>
+              <w:top w:val="single" w:color="D9D4C5" w:sz="4"/>
+              <w:left w:val="single" w:color="D9D4C5" w:sz="4"/>
+              <w:bottom w:val="single" w:color="D9D4C5" w:sz="4"/>
+              <w:right w:val="single" w:color="D9D4C5" w:sz="4"/>
+            </w:tcBorders>
+            <w:shd w:fill="F6F4EE" w:color="auto" w:val="clear"/>
+            <w:tcMar>
+              <w:top w:type="dxa" w:w="70"/>
+              <w:left w:type="dxa" w:w="110"/>
+              <w:bottom w:type="dxa" w:w="70"/>
+              <w:right w:type="dxa" w:w="110"/>
+            </w:tcMar>
+            <w:vAlign w:val="center"/>
+          </w:tcPr>
+          <w:p>
+            <w:pPr>
+              <w:spacing w:after="0" w:before="0"/>
+            </w:pPr>
+            <w:r>
+              <w:rPr>
+                <w:rFonts w:ascii="Arial" w:cs="Arial" w:eastAsia="Arial" w:hAnsi="Arial"/>
+                <w:color w:val="1B2118"/>
+                <w:sz w:val="18"/>
+                <w:szCs w:val="18"/>
+              </w:rPr>
+              <w:t xml:space="preserve">29/10</w:t>
+            </w:r>
+          </w:p>
+        </w:tc>
+        <w:tc>
+          <w:tcPr>
+            <w:tcW w:type="dxa" w:w="2403"/>
+            <w:tcBorders>
+              <w:top w:val="single" w:color="D9D4C5" w:sz="4"/>
+              <w:left w:val="single" w:color="D9D4C5" w:sz="4"/>
+              <w:bottom w:val="single" w:color="D9D4C5" w:sz="4"/>
+              <w:right w:val="single" w:color="D9D4C5" w:sz="4"/>
+            </w:tcBorders>
+            <w:shd w:fill="F6F4EE" w:color="auto" w:val="clear"/>
+            <w:tcMar>
+              <w:top w:type="dxa" w:w="70"/>
+              <w:left w:type="dxa" w:w="110"/>
+              <w:bottom w:type="dxa" w:w="70"/>
+              <w:right w:type="dxa" w:w="110"/>
+            </w:tcMar>
+            <w:vAlign w:val="center"/>
+          </w:tcPr>
+          <w:p>
+            <w:pPr>
+              <w:spacing w:after="0" w:before="0"/>
+            </w:pPr>
+            <w:r>
+              <w:rPr>
+                <w:rFonts w:ascii="Arial" w:cs="Arial" w:eastAsia="Arial" w:hAnsi="Arial"/>
+                <w:b/>
+                <w:bCs/>
+                <w:color w:val="1B2118"/>
+                <w:sz w:val="18"/>
+                <w:szCs w:val="18"/>
+              </w:rPr>
+              <w:t xml:space="preserve">Audit</w:t>
+            </w:r>
+            <w:r>
+              <w:rPr>
+                <w:rFonts w:ascii="Arial" w:cs="Arial" w:eastAsia="Arial" w:hAnsi="Arial"/>
+                <w:color w:val="1B2118"/>
+                <w:sz w:val="18"/>
+                <w:szCs w:val="18"/>
+              </w:rPr>
+              <w:t xml:space="preserve"> — Manca l'esportazione. Segnalato da: Collaudo (TEST_PORTALE_CWP)</w:t>
+            </w:r>
+          </w:p>
+        </w:tc>
+        <w:tc>
+          <w:tcPr>
+            <w:tcW w:type="dxa" w:w="2129"/>
+            <w:tcBorders>
+              <w:top w:val="single" w:color="D9D4C5" w:sz="4"/>
+              <w:left w:val="single" w:color="D9D4C5" w:sz="4"/>
+              <w:bottom w:val="single" w:color="D9D4C5" w:sz="4"/>
+              <w:right w:val="single" w:color="D9D4C5" w:sz="4"/>
+            </w:tcBorders>
+            <w:shd w:fill="F6F4EE" w:color="auto" w:val="clear"/>
+            <w:tcMar>
+              <w:top w:type="dxa" w:w="70"/>
+              <w:left w:type="dxa" w:w="110"/>
+              <w:bottom w:type="dxa" w:w="70"/>
+              <w:right w:type="dxa" w:w="110"/>
+            </w:tcMar>
+            <w:vAlign w:val="center"/>
+          </w:tcPr>
+          <w:p>
+            <w:pPr>
+              <w:spacing w:after="0" w:before="0"/>
+            </w:pPr>
+            <w:r>
+              <w:rPr>
+                <w:rFonts w:ascii="Arial" w:cs="Arial" w:eastAsia="Arial" w:hAnsi="Arial"/>
+                <w:color w:val="1B2118"/>
+                <w:sz w:val="18"/>
+                <w:szCs w:val="18"/>
+              </w:rPr>
+              <w:t xml:space="preserve">GIÀ PRESENTE in parte</w:t>
+            </w:r>
+          </w:p>
+        </w:tc>
+        <w:tc>
+          <w:tcPr>
+            <w:tcW w:type="dxa" w:w="2402"/>
+            <w:tcBorders>
+              <w:top w:val="single" w:color="D9D4C5" w:sz="4"/>
+              <w:left w:val="single" w:color="D9D4C5" w:sz="4"/>
+              <w:bottom w:val="single" w:color="D9D4C5" w:sz="4"/>
+              <w:right w:val="single" w:color="D9D4C5" w:sz="4"/>
+            </w:tcBorders>
+            <w:shd w:fill="F6F4EE" w:color="auto" w:val="clear"/>
+            <w:tcMar>
+              <w:top w:type="dxa" w:w="70"/>
+              <w:left w:type="dxa" w:w="110"/>
+              <w:bottom w:type="dxa" w:w="70"/>
+              <w:right w:type="dxa" w:w="110"/>
+            </w:tcMar>
+            <w:vAlign w:val="center"/>
+          </w:tcPr>
+          <w:p>
+            <w:pPr>
+              <w:spacing w:after="0" w:before="0"/>
+            </w:pPr>
+            <w:r>
+              <w:rPr>
+                <w:rFonts w:ascii="Arial" w:cs="Arial" w:eastAsia="Arial" w:hAnsi="Arial"/>
+                <w:color w:val="1B2118"/>
+                <w:sz w:val="18"/>
+                <w:szCs w:val="18"/>
+              </w:rPr>
+              <w:t xml:space="preserve">Il fascicolo ha già </w:t>
+            </w:r>
+            <w:r>
+              <w:rPr>
+                <w:rFonts w:ascii="Consolas" w:cs="Consolas" w:eastAsia="Consolas" w:hAnsi="Consolas"/>
+                <w:color w:val="2F5D3A"/>
+                <w:sz w:val="18"/>
+                <w:szCs w:val="18"/>
+              </w:rPr>
+              <w:t xml:space="preserve">audit.csv</w:t>
+            </w:r>
+            <w:r>
+              <w:rPr>
+                <w:rFonts w:ascii="Arial" w:cs="Arial" w:eastAsia="Arial" w:hAnsi="Arial"/>
+                <w:color w:val="1B2118"/>
+                <w:sz w:val="18"/>
+                <w:szCs w:val="18"/>
+              </w:rPr>
+              <w:t xml:space="preserve">; aggiungere «Scarica CSV» nella pagina Audit (30/10: verificato, non ancora corretto)</w:t>
+            </w:r>
+          </w:p>
+        </w:tc>
+      </w:tr>
+      <w:tr>
+        <w:trPr>
+          <w:cantSplit/>
+        </w:trPr>
+        <w:tc>
+          <w:tcPr>
+            <w:tcW w:type="dxa" w:w="838"/>
+            <w:tcBorders>
+              <w:top w:val="single" w:color="D9D4C5" w:sz="4"/>
+              <w:left w:val="single" w:color="D9D4C5" w:sz="4"/>
+              <w:bottom w:val="single" w:color="D9D4C5" w:sz="4"/>
+              <w:right w:val="single" w:color="D9D4C5" w:sz="4"/>
+            </w:tcBorders>
+            <w:tcMar>
+              <w:top w:type="dxa" w:w="70"/>
+              <w:left w:type="dxa" w:w="110"/>
+              <w:bottom w:type="dxa" w:w="70"/>
+              <w:right w:type="dxa" w:w="110"/>
+            </w:tcMar>
+            <w:vAlign w:val="center"/>
+          </w:tcPr>
+          <w:p>
+            <w:pPr>
+              <w:spacing w:after="0" w:before="0"/>
+            </w:pPr>
+            <w:r>
+              <w:rPr>
+                <w:rFonts w:ascii="Arial" w:cs="Arial" w:eastAsia="Arial" w:hAnsi="Arial"/>
+                <w:color w:val="1B2118"/>
+                <w:sz w:val="18"/>
+                <w:szCs w:val="18"/>
+              </w:rPr>
+              <w:t xml:space="preserve">T29</w:t>
+            </w:r>
+          </w:p>
+        </w:tc>
+        <w:tc>
+          <w:tcPr>
+            <w:tcW w:type="dxa" w:w="1866"/>
+            <w:tcBorders>
+              <w:top w:val="single" w:color="D9D4C5" w:sz="4"/>
+              <w:left w:val="single" w:color="D9D4C5" w:sz="4"/>
+              <w:bottom w:val="single" w:color="D9D4C5" w:sz="4"/>
+              <w:right w:val="single" w:color="D9D4C5" w:sz="4"/>
+            </w:tcBorders>
+            <w:tcMar>
+              <w:top w:type="dxa" w:w="70"/>
+              <w:left w:type="dxa" w:w="110"/>
+              <w:bottom w:type="dxa" w:w="70"/>
+              <w:right w:type="dxa" w:w="110"/>
+            </w:tcMar>
+            <w:vAlign w:val="center"/>
+          </w:tcPr>
+          <w:p>
+            <w:pPr>
+              <w:spacing w:after="0" w:before="0"/>
+            </w:pPr>
+            <w:r>
+              <w:rPr>
+                <w:rFonts w:ascii="Arial" w:cs="Arial" w:eastAsia="Arial" w:hAnsi="Arial"/>
+                <w:color w:val="1B2118"/>
+                <w:sz w:val="18"/>
+                <w:szCs w:val="18"/>
+              </w:rPr>
+              <w:t xml:space="preserve">29/10</w:t>
+            </w:r>
+          </w:p>
+        </w:tc>
+        <w:tc>
+          <w:tcPr>
+            <w:tcW w:type="dxa" w:w="2403"/>
+            <w:tcBorders>
+              <w:top w:val="single" w:color="D9D4C5" w:sz="4"/>
+              <w:left w:val="single" w:color="D9D4C5" w:sz="4"/>
+              <w:bottom w:val="single" w:color="D9D4C5" w:sz="4"/>
+              <w:right w:val="single" w:color="D9D4C5" w:sz="4"/>
+            </w:tcBorders>
+            <w:tcMar>
+              <w:top w:type="dxa" w:w="70"/>
+              <w:left w:type="dxa" w:w="110"/>
+              <w:bottom w:type="dxa" w:w="70"/>
+              <w:right w:type="dxa" w:w="110"/>
+            </w:tcMar>
+            <w:vAlign w:val="center"/>
+          </w:tcPr>
+          <w:p>
+            <w:pPr>
+              <w:spacing w:after="0" w:before="0"/>
+            </w:pPr>
+            <w:r>
+              <w:rPr>
+                <w:rFonts w:ascii="Arial" w:cs="Arial" w:eastAsia="Arial" w:hAnsi="Arial"/>
+                <w:b/>
+                <w:bCs/>
+                <w:color w:val="1B2118"/>
+                <w:sz w:val="18"/>
+                <w:szCs w:val="18"/>
+              </w:rPr>
+              <w:t xml:space="preserve">Documentazione</w:t>
+            </w:r>
+            <w:r>
+              <w:rPr>
+                <w:rFonts w:ascii="Arial" w:cs="Arial" w:eastAsia="Arial" w:hAnsi="Arial"/>
+                <w:color w:val="1B2118"/>
+                <w:sz w:val="18"/>
+                <w:szCs w:val="18"/>
+              </w:rPr>
+              <w:t xml:space="preserve"> — Nomi e indirizzi nella Banca Dati Utenze. Segnalato da: Collaudo (TEST_PORTALE_CWP)</w:t>
+            </w:r>
+          </w:p>
+        </w:tc>
+        <w:tc>
+          <w:tcPr>
+            <w:tcW w:type="dxa" w:w="2129"/>
+            <w:tcBorders>
+              <w:top w:val="single" w:color="D9D4C5" w:sz="4"/>
+              <w:left w:val="single" w:color="D9D4C5" w:sz="4"/>
+              <w:bottom w:val="single" w:color="D9D4C5" w:sz="4"/>
+              <w:right w:val="single" w:color="D9D4C5" w:sz="4"/>
+            </w:tcBorders>
+            <w:tcMar>
+              <w:top w:type="dxa" w:w="70"/>
+              <w:left w:type="dxa" w:w="110"/>
+              <w:bottom w:type="dxa" w:w="70"/>
+              <w:right w:type="dxa" w:w="110"/>
+            </w:tcMar>
+            <w:vAlign w:val="center"/>
+          </w:tcPr>
+          <w:p>
+            <w:pPr>
+              <w:spacing w:after="0" w:before="0"/>
+            </w:pPr>
+            <w:r>
+              <w:rPr>
+                <w:rFonts w:ascii="Arial" w:cs="Arial" w:eastAsia="Arial" w:hAnsi="Arial"/>
+                <w:color w:val="1B2118"/>
+                <w:sz w:val="18"/>
+                <w:szCs w:val="18"/>
+              </w:rPr>
+              <w:t xml:space="preserve">ATTESA_REGOLA</w:t>
+            </w:r>
+          </w:p>
+        </w:tc>
+        <w:tc>
+          <w:tcPr>
+            <w:tcW w:type="dxa" w:w="2402"/>
+            <w:tcBorders>
+              <w:top w:val="single" w:color="D9D4C5" w:sz="4"/>
+              <w:left w:val="single" w:color="D9D4C5" w:sz="4"/>
+              <w:bottom w:val="single" w:color="D9D4C5" w:sz="4"/>
+              <w:right w:val="single" w:color="D9D4C5" w:sz="4"/>
+            </w:tcBorders>
+            <w:tcMar>
+              <w:top w:type="dxa" w:w="70"/>
+              <w:left w:type="dxa" w:w="110"/>
+              <w:bottom w:type="dxa" w:w="70"/>
+              <w:right w:type="dxa" w:w="110"/>
+            </w:tcMar>
+            <w:vAlign w:val="center"/>
+          </w:tcPr>
+          <w:p>
+            <w:pPr>
+              <w:spacing w:after="0" w:before="0"/>
+            </w:pPr>
+            <w:r>
+              <w:rPr>
+                <w:rFonts w:ascii="Arial" w:cs="Arial" w:eastAsia="Arial" w:hAnsi="Arial"/>
+                <w:color w:val="1B2118"/>
+                <w:sz w:val="18"/>
+                <w:szCs w:val="18"/>
+              </w:rPr>
+              <w:t xml:space="preserve">Solo il codice utenza (pseudonimizzazione, azione A1 della DPIA) (30/10: verificato, non ancora corretto)</w:t>
+            </w:r>
+          </w:p>
+        </w:tc>
+      </w:tr>
+      <w:tr>
+        <w:trPr>
+          <w:cantSplit/>
+        </w:trPr>
+        <w:tc>
+          <w:tcPr>
+            <w:tcW w:type="dxa" w:w="838"/>
+            <w:tcBorders>
+              <w:top w:val="single" w:color="D9D4C5" w:sz="4"/>
+              <w:left w:val="single" w:color="D9D4C5" w:sz="4"/>
+              <w:bottom w:val="single" w:color="D9D4C5" w:sz="4"/>
+              <w:right w:val="single" w:color="D9D4C5" w:sz="4"/>
+            </w:tcBorders>
+            <w:shd w:fill="F6F4EE" w:color="auto" w:val="clear"/>
+            <w:tcMar>
+              <w:top w:type="dxa" w:w="70"/>
+              <w:left w:type="dxa" w:w="110"/>
+              <w:bottom w:type="dxa" w:w="70"/>
+              <w:right w:type="dxa" w:w="110"/>
+            </w:tcMar>
+            <w:vAlign w:val="center"/>
+          </w:tcPr>
+          <w:p>
+            <w:pPr>
+              <w:spacing w:after="0" w:before="0"/>
+            </w:pPr>
+            <w:r>
+              <w:rPr>
+                <w:rFonts w:ascii="Arial" w:cs="Arial" w:eastAsia="Arial" w:hAnsi="Arial"/>
+                <w:color w:val="1B2118"/>
+                <w:sz w:val="18"/>
+                <w:szCs w:val="18"/>
+              </w:rPr>
+              <w:t xml:space="preserve">T30</w:t>
+            </w:r>
+          </w:p>
+        </w:tc>
+        <w:tc>
+          <w:tcPr>
+            <w:tcW w:type="dxa" w:w="1866"/>
+            <w:tcBorders>
+              <w:top w:val="single" w:color="D9D4C5" w:sz="4"/>
+              <w:left w:val="single" w:color="D9D4C5" w:sz="4"/>
+              <w:bottom w:val="single" w:color="D9D4C5" w:sz="4"/>
+              <w:right w:val="single" w:color="D9D4C5" w:sz="4"/>
+            </w:tcBorders>
+            <w:shd w:fill="F6F4EE" w:color="auto" w:val="clear"/>
+            <w:tcMar>
+              <w:top w:type="dxa" w:w="70"/>
+              <w:left w:type="dxa" w:w="110"/>
+              <w:bottom w:type="dxa" w:w="70"/>
+              <w:right w:type="dxa" w:w="110"/>
+            </w:tcMar>
+            <w:vAlign w:val="center"/>
+          </w:tcPr>
+          <w:p>
+            <w:pPr>
+              <w:spacing w:after="0" w:before="0"/>
+            </w:pPr>
+            <w:r>
+              <w:rPr>
+                <w:rFonts w:ascii="Arial" w:cs="Arial" w:eastAsia="Arial" w:hAnsi="Arial"/>
+                <w:color w:val="1B2118"/>
+                <w:sz w:val="18"/>
+                <w:szCs w:val="18"/>
+              </w:rPr>
+              <w:t xml:space="preserve">29/10</w:t>
+            </w:r>
+          </w:p>
+        </w:tc>
+        <w:tc>
+          <w:tcPr>
+            <w:tcW w:type="dxa" w:w="2403"/>
+            <w:tcBorders>
+              <w:top w:val="single" w:color="D9D4C5" w:sz="4"/>
+              <w:left w:val="single" w:color="D9D4C5" w:sz="4"/>
+              <w:bottom w:val="single" w:color="D9D4C5" w:sz="4"/>
+              <w:right w:val="single" w:color="D9D4C5" w:sz="4"/>
+            </w:tcBorders>
+            <w:shd w:fill="F6F4EE" w:color="auto" w:val="clear"/>
+            <w:tcMar>
+              <w:top w:type="dxa" w:w="70"/>
+              <w:left w:type="dxa" w:w="110"/>
+              <w:bottom w:type="dxa" w:w="70"/>
+              <w:right w:type="dxa" w:w="110"/>
+            </w:tcMar>
+            <w:vAlign w:val="center"/>
+          </w:tcPr>
+          <w:p>
+            <w:pPr>
+              <w:spacing w:after="0" w:before="0"/>
+            </w:pPr>
+            <w:r>
+              <w:rPr>
+                <w:rFonts w:ascii="Arial" w:cs="Arial" w:eastAsia="Arial" w:hAnsi="Arial"/>
+                <w:b/>
+                <w:bCs/>
+                <w:color w:val="1B2118"/>
+                <w:sz w:val="18"/>
+                <w:szCs w:val="18"/>
+              </w:rPr>
+              <w:t xml:space="preserve">Marketing</w:t>
+            </w:r>
+            <w:r>
+              <w:rPr>
+                <w:rFonts w:ascii="Arial" w:cs="Arial" w:eastAsia="Arial" w:hAnsi="Arial"/>
+                <w:color w:val="1B2118"/>
+                <w:sz w:val="18"/>
+                <w:szCs w:val="18"/>
+              </w:rPr>
+              <w:t xml:space="preserve"> — Gestori privati che non possono essere promotori. Segnalato da: Collaudo (TEST_PORTALE_CWP)</w:t>
+            </w:r>
+          </w:p>
+        </w:tc>
+        <w:tc>
+          <w:tcPr>
+            <w:tcW w:type="dxa" w:w="2129"/>
+            <w:tcBorders>
+              <w:top w:val="single" w:color="D9D4C5" w:sz="4"/>
+              <w:left w:val="single" w:color="D9D4C5" w:sz="4"/>
+              <w:bottom w:val="single" w:color="D9D4C5" w:sz="4"/>
+              <w:right w:val="single" w:color="D9D4C5" w:sz="4"/>
+            </w:tcBorders>
+            <w:shd w:fill="F6F4EE" w:color="auto" w:val="clear"/>
+            <w:tcMar>
+              <w:top w:type="dxa" w:w="70"/>
+              <w:left w:type="dxa" w:w="110"/>
+              <w:bottom w:type="dxa" w:w="70"/>
+              <w:right w:type="dxa" w:w="110"/>
+            </w:tcMar>
+            <w:vAlign w:val="center"/>
+          </w:tcPr>
+          <w:p>
+            <w:pPr>
+              <w:spacing w:after="0" w:before="0"/>
+            </w:pPr>
+            <w:r>
+              <w:rPr>
+                <w:rFonts w:ascii="Arial" w:cs="Arial" w:eastAsia="Arial" w:hAnsi="Arial"/>
+                <w:color w:val="1B2118"/>
+                <w:sz w:val="18"/>
+                <w:szCs w:val="18"/>
+              </w:rPr>
+              <w:t xml:space="preserve">CONFERMATO</w:t>
+            </w:r>
+          </w:p>
+        </w:tc>
+        <w:tc>
+          <w:tcPr>
+            <w:tcW w:type="dxa" w:w="2402"/>
+            <w:tcBorders>
+              <w:top w:val="single" w:color="D9D4C5" w:sz="4"/>
+              <w:left w:val="single" w:color="D9D4C5" w:sz="4"/>
+              <w:bottom w:val="single" w:color="D9D4C5" w:sz="4"/>
+              <w:right w:val="single" w:color="D9D4C5" w:sz="4"/>
+            </w:tcBorders>
+            <w:shd w:fill="F6F4EE" w:color="auto" w:val="clear"/>
+            <w:tcMar>
+              <w:top w:type="dxa" w:w="70"/>
+              <w:left w:type="dxa" w:w="110"/>
+              <w:bottom w:type="dxa" w:w="70"/>
+              <w:right w:type="dxa" w:w="110"/>
+            </w:tcMar>
+            <w:vAlign w:val="center"/>
+          </w:tcPr>
+          <w:p>
+            <w:pPr>
+              <w:spacing w:after="0" w:before="0"/>
+            </w:pPr>
+            <w:r>
+              <w:rPr>
+                <w:rFonts w:ascii="Arial" w:cs="Arial" w:eastAsia="Arial" w:hAnsi="Arial"/>
+                <w:color w:val="1B2118"/>
+                <w:sz w:val="18"/>
+                <w:szCs w:val="18"/>
+              </w:rPr>
+              <w:t xml:space="preserve">Campagne solo verso gestori pubblici, misti o della tariffa (30/10: verificato, non ancora corretto)</w:t>
+            </w:r>
+          </w:p>
+        </w:tc>
+      </w:tr>
+      <w:tr>
+        <w:trPr>
+          <w:cantSplit/>
+        </w:trPr>
+        <w:tc>
+          <w:tcPr>
+            <w:tcW w:type="dxa" w:w="838"/>
+            <w:tcBorders>
+              <w:top w:val="single" w:color="D9D4C5" w:sz="4"/>
+              <w:left w:val="single" w:color="D9D4C5" w:sz="4"/>
+              <w:bottom w:val="single" w:color="D9D4C5" w:sz="4"/>
+              <w:right w:val="single" w:color="D9D4C5" w:sz="4"/>
+            </w:tcBorders>
+            <w:tcMar>
+              <w:top w:type="dxa" w:w="70"/>
+              <w:left w:type="dxa" w:w="110"/>
+              <w:bottom w:type="dxa" w:w="70"/>
+              <w:right w:type="dxa" w:w="110"/>
+            </w:tcMar>
+            <w:vAlign w:val="center"/>
+          </w:tcPr>
+          <w:p>
+            <w:pPr>
+              <w:spacing w:after="0" w:before="0"/>
+            </w:pPr>
+            <w:r>
+              <w:rPr>
+                <w:rFonts w:ascii="Arial" w:cs="Arial" w:eastAsia="Arial" w:hAnsi="Arial"/>
+                <w:color w:val="1B2118"/>
+                <w:sz w:val="18"/>
+                <w:szCs w:val="18"/>
+              </w:rPr>
+              <w:t xml:space="preserve">T31</w:t>
+            </w:r>
+          </w:p>
+        </w:tc>
+        <w:tc>
+          <w:tcPr>
+            <w:tcW w:type="dxa" w:w="1866"/>
+            <w:tcBorders>
+              <w:top w:val="single" w:color="D9D4C5" w:sz="4"/>
+              <w:left w:val="single" w:color="D9D4C5" w:sz="4"/>
+              <w:bottom w:val="single" w:color="D9D4C5" w:sz="4"/>
+              <w:right w:val="single" w:color="D9D4C5" w:sz="4"/>
+            </w:tcBorders>
+            <w:tcMar>
+              <w:top w:type="dxa" w:w="70"/>
+              <w:left w:type="dxa" w:w="110"/>
+              <w:bottom w:type="dxa" w:w="70"/>
+              <w:right w:type="dxa" w:w="110"/>
+            </w:tcMar>
+            <w:vAlign w:val="center"/>
+          </w:tcPr>
+          <w:p>
+            <w:pPr>
+              <w:spacing w:after="0" w:before="0"/>
+            </w:pPr>
+            <w:r>
+              <w:rPr>
+                <w:rFonts w:ascii="Arial" w:cs="Arial" w:eastAsia="Arial" w:hAnsi="Arial"/>
+                <w:color w:val="1B2118"/>
+                <w:sz w:val="18"/>
+                <w:szCs w:val="18"/>
+              </w:rPr>
+              <w:t xml:space="preserve">29/10</w:t>
+            </w:r>
+          </w:p>
+        </w:tc>
+        <w:tc>
+          <w:tcPr>
+            <w:tcW w:type="dxa" w:w="2403"/>
+            <w:tcBorders>
+              <w:top w:val="single" w:color="D9D4C5" w:sz="4"/>
+              <w:left w:val="single" w:color="D9D4C5" w:sz="4"/>
+              <w:bottom w:val="single" w:color="D9D4C5" w:sz="4"/>
+              <w:right w:val="single" w:color="D9D4C5" w:sz="4"/>
+            </w:tcBorders>
+            <w:tcMar>
+              <w:top w:type="dxa" w:w="70"/>
+              <w:left w:type="dxa" w:w="110"/>
+              <w:bottom w:type="dxa" w:w="70"/>
+              <w:right w:type="dxa" w:w="110"/>
+            </w:tcMar>
+            <w:vAlign w:val="center"/>
+          </w:tcPr>
+          <w:p>
+            <w:pPr>
+              <w:spacing w:after="0" w:before="0"/>
+            </w:pPr>
+            <w:r>
+              <w:rPr>
+                <w:rFonts w:ascii="Arial" w:cs="Arial" w:eastAsia="Arial" w:hAnsi="Arial"/>
+                <w:b/>
+                <w:bCs/>
+                <w:color w:val="1B2118"/>
+                <w:sz w:val="18"/>
+                <w:szCs w:val="18"/>
+              </w:rPr>
+              <w:t xml:space="preserve">Marketing</w:t>
+            </w:r>
+            <w:r>
+              <w:rPr>
+                <w:rFonts w:ascii="Arial" w:cs="Arial" w:eastAsia="Arial" w:hAnsi="Arial"/>
+                <w:color w:val="1B2118"/>
+                <w:sz w:val="18"/>
+                <w:szCs w:val="18"/>
+              </w:rPr>
+              <w:t xml:space="preserve"> — Email di persone e caselle non generiche. Segnalato da: Collaudo (TEST_PORTALE_CWP)</w:t>
+            </w:r>
+          </w:p>
+        </w:tc>
+        <w:tc>
+          <w:tcPr>
+            <w:tcW w:type="dxa" w:w="2129"/>
+            <w:tcBorders>
+              <w:top w:val="single" w:color="D9D4C5" w:sz="4"/>
+              <w:left w:val="single" w:color="D9D4C5" w:sz="4"/>
+              <w:bottom w:val="single" w:color="D9D4C5" w:sz="4"/>
+              <w:right w:val="single" w:color="D9D4C5" w:sz="4"/>
+            </w:tcBorders>
+            <w:tcMar>
+              <w:top w:type="dxa" w:w="70"/>
+              <w:left w:type="dxa" w:w="110"/>
+              <w:bottom w:type="dxa" w:w="70"/>
+              <w:right w:type="dxa" w:w="110"/>
+            </w:tcMar>
+            <w:vAlign w:val="center"/>
+          </w:tcPr>
+          <w:p>
+            <w:pPr>
+              <w:spacing w:after="0" w:before="0"/>
+            </w:pPr>
+            <w:r>
+              <w:rPr>
+                <w:rFonts w:ascii="Arial" w:cs="Arial" w:eastAsia="Arial" w:hAnsi="Arial"/>
+                <w:color w:val="1B2118"/>
+                <w:sz w:val="18"/>
+                <w:szCs w:val="18"/>
+              </w:rPr>
+              <w:t xml:space="preserve">CONFERMATO</w:t>
+            </w:r>
+          </w:p>
+        </w:tc>
+        <w:tc>
+          <w:tcPr>
+            <w:tcW w:type="dxa" w:w="2402"/>
+            <w:tcBorders>
+              <w:top w:val="single" w:color="D9D4C5" w:sz="4"/>
+              <w:left w:val="single" w:color="D9D4C5" w:sz="4"/>
+              <w:bottom w:val="single" w:color="D9D4C5" w:sz="4"/>
+              <w:right w:val="single" w:color="D9D4C5" w:sz="4"/>
+            </w:tcBorders>
+            <w:tcMar>
+              <w:top w:type="dxa" w:w="70"/>
+              <w:left w:type="dxa" w:w="110"/>
+              <w:bottom w:type="dxa" w:w="70"/>
+              <w:right w:type="dxa" w:w="110"/>
+            </w:tcMar>
+            <w:vAlign w:val="center"/>
+          </w:tcPr>
+          <w:p>
+            <w:pPr>
+              <w:spacing w:after="0" w:before="0"/>
+            </w:pPr>
+            <w:r>
+              <w:rPr>
+                <w:rFonts w:ascii="Arial" w:cs="Arial" w:eastAsia="Arial" w:hAnsi="Arial"/>
+                <w:color w:val="1B2118"/>
+                <w:sz w:val="18"/>
+                <w:szCs w:val="18"/>
+              </w:rPr>
+              <w:t xml:space="preserve">Classificare le email ed escludere quelle personali dalle campagne (30/10: verificato, non ancora corretto)</w:t>
             </w:r>
           </w:p>
         </w:tc>
@@ -27459,6 +33188,77 @@
           </w:p>
         </w:tc>
       </w:tr>
+      <w:tr>
+        <w:trPr>
+          <w:cantSplit/>
+        </w:trPr>
+        <w:tc>
+          <w:tcPr>
+            <w:tcW w:type="dxa" w:w="2029"/>
+            <w:tcBorders>
+              <w:top w:val="single" w:color="D9D4C5" w:sz="4"/>
+              <w:left w:val="single" w:color="D9D4C5" w:sz="4"/>
+              <w:bottom w:val="single" w:color="D9D4C5" w:sz="4"/>
+              <w:right w:val="single" w:color="D9D4C5" w:sz="4"/>
+            </w:tcBorders>
+            <w:shd w:fill="F6F4EE" w:color="auto" w:val="clear"/>
+            <w:tcMar>
+              <w:top w:type="dxa" w:w="70"/>
+              <w:left w:type="dxa" w:w="110"/>
+              <w:bottom w:type="dxa" w:w="70"/>
+              <w:right w:type="dxa" w:w="110"/>
+            </w:tcMar>
+            <w:vAlign w:val="center"/>
+          </w:tcPr>
+          <w:p>
+            <w:pPr>
+              <w:spacing w:after="0" w:before="0"/>
+            </w:pPr>
+            <w:r>
+              <w:rPr>
+                <w:rFonts w:ascii="Arial" w:cs="Arial" w:eastAsia="Arial" w:hAnsi="Arial"/>
+                <w:color w:val="1B2118"/>
+                <w:sz w:val="18"/>
+                <w:szCs w:val="18"/>
+              </w:rPr>
+              <w:t xml:space="preserve">30/10/2026 16:00</w:t>
+            </w:r>
+          </w:p>
+        </w:tc>
+        <w:tc>
+          <w:tcPr>
+            <w:tcW w:type="dxa" w:w="7609"/>
+            <w:tcBorders>
+              <w:top w:val="single" w:color="D9D4C5" w:sz="4"/>
+              <w:left w:val="single" w:color="D9D4C5" w:sz="4"/>
+              <w:bottom w:val="single" w:color="D9D4C5" w:sz="4"/>
+              <w:right w:val="single" w:color="D9D4C5" w:sz="4"/>
+            </w:tcBorders>
+            <w:shd w:fill="F6F4EE" w:color="auto" w:val="clear"/>
+            <w:tcMar>
+              <w:top w:type="dxa" w:w="70"/>
+              <w:left w:type="dxa" w:w="110"/>
+              <w:bottom w:type="dxa" w:w="70"/>
+              <w:right w:type="dxa" w:w="110"/>
+            </w:tcMar>
+            <w:vAlign w:val="center"/>
+          </w:tcPr>
+          <w:p>
+            <w:pPr>
+              <w:spacing w:after="0" w:before="0"/>
+            </w:pPr>
+            <w:r>
+              <w:rPr>
+                <w:rFonts w:ascii="Arial" w:cs="Arial" w:eastAsia="Arial" w:hAnsi="Arial"/>
+                <w:color w:val="1B2118"/>
+                <w:sz w:val="18"/>
+                <w:szCs w:val="18"/>
+              </w:rPr>
+              <w:t xml:space="preserve">Rilievi TEST_PORTALE_CWP T01-T31 registrati e verificati (risposte nel documento di progetto), nessuna correzione ancora fatta</w:t>
+            </w:r>
+          </w:p>
+        </w:tc>
+      </w:tr>
     </w:tbl>
     <w:p>
       <w:pPr>
@@ -27700,7 +33500,7 @@
         <w:szCs w:val="16"/>
       </w:rPr>
       <w:tab/>
-      <w:t xml:space="preserve">Registro issue e test · Rev. 1.26 · 26/10/2026</w:t>
+      <w:t xml:space="preserve">Registro issue e test · Rev. 1.27 · 30/10/2026</w:t>
     </w:r>
   </w:p>
 </w:hdr>
@@ -27765,7 +33565,7 @@
         <w:szCs w:val="16"/>
       </w:rPr>
       <w:tab/>
-      <w:t xml:space="preserve">Registro issue e test · Rev. 1.26 · 26/10/2026</w:t>
+      <w:t xml:space="preserve">Registro issue e test · Rev. 1.27 · 30/10/2026</w:t>
     </w:r>
   </w:p>
 </w:hdr>

--- a/public/documentazione/Registro_Issue_Test_Portale_CWP.docx
+++ b/public/documentazione/Registro_Issue_Test_Portale_CWP.docx
@@ -302,7 +302,7 @@
                 <w:sz w:val="20"/>
                 <w:szCs w:val="20"/>
               </w:rPr>
-              <w:t xml:space="preserve">Rev. 1.27</w:t>
+              <w:t xml:space="preserve">Rev. 1.28</w:t>
             </w:r>
           </w:p>
         </w:tc>
@@ -719,7 +719,7 @@
                 <w:sz w:val="18"/>
                 <w:szCs w:val="18"/>
               </w:rPr>
-              <w:t xml:space="preserve">1.27</w:t>
+              <w:t xml:space="preserve">1.28</w:t>
             </w:r>
           </w:p>
         </w:tc>
@@ -783,7 +783,7 @@
                 <w:sz w:val="18"/>
                 <w:szCs w:val="18"/>
               </w:rPr>
-              <w:t xml:space="preserve">Rilievi TEST_PORTALE_CWP T01-T31 registrati e verificati.</w:t>
+              <w:t xml:space="preserve">Rilievi T: 21 correzioni sul ramo, prove t48.sql e rilievi_t.test.mjs.</w:t>
             </w:r>
           </w:p>
         </w:tc>
@@ -853,7 +853,7 @@
                 <w:sz w:val="18"/>
                 <w:szCs w:val="18"/>
               </w:rPr>
-              <w:t xml:space="preserve">1.26</w:t>
+              <w:t xml:space="preserve">1.27</w:t>
             </w:r>
           </w:p>
         </w:tc>
@@ -886,7 +886,7 @@
                 <w:sz w:val="18"/>
                 <w:szCs w:val="18"/>
               </w:rPr>
-              <w:t xml:space="preserve">26/10/2026</w:t>
+              <w:t xml:space="preserve">30/10/2026</w:t>
             </w:r>
           </w:p>
         </w:tc>
@@ -919,7 +919,7 @@
                 <w:sz w:val="18"/>
                 <w:szCs w:val="18"/>
               </w:rPr>
-              <w:t xml:space="preserve">ISS-041 (calcolo con più di 1.000 utenze) corretto e verificato; prova di carico di Borgoval.</w:t>
+              <w:t xml:space="preserve">Rilievi TEST_PORTALE_CWP T01-T31 registrati e verificati.</w:t>
             </w:r>
           </w:p>
         </w:tc>
@@ -989,7 +989,7 @@
                 <w:sz w:val="18"/>
                 <w:szCs w:val="18"/>
               </w:rPr>
-              <w:t xml:space="preserve">1.25</w:t>
+              <w:t xml:space="preserve">1.26</w:t>
             </w:r>
           </w:p>
         </w:tc>
@@ -1053,7 +1053,7 @@
                 <w:sz w:val="18"/>
                 <w:szCs w:val="18"/>
               </w:rPr>
-              <w:t xml:space="preserve">Riepilogo al 26/10.</w:t>
+              <w:t xml:space="preserve">ISS-041 (calcolo con più di 1.000 utenze) corretto e verificato; prova di carico di Borgoval.</w:t>
             </w:r>
           </w:p>
         </w:tc>
@@ -1123,7 +1123,7 @@
                 <w:sz w:val="18"/>
                 <w:szCs w:val="18"/>
               </w:rPr>
-              <w:t xml:space="preserve">1.24</w:t>
+              <w:t xml:space="preserve">1.25</w:t>
             </w:r>
           </w:p>
         </w:tc>
@@ -1156,7 +1156,7 @@
                 <w:sz w:val="18"/>
                 <w:szCs w:val="18"/>
               </w:rPr>
-              <w:t xml:space="preserve">25/10/2026</w:t>
+              <w:t xml:space="preserve">26/10/2026</w:t>
             </w:r>
           </w:p>
         </w:tc>
@@ -1189,7 +1189,7 @@
                 <w:sz w:val="18"/>
                 <w:szCs w:val="18"/>
               </w:rPr>
-              <w:t xml:space="preserve">Prova t47.sql.</w:t>
+              <w:t xml:space="preserve">Riepilogo al 26/10.</w:t>
             </w:r>
           </w:p>
         </w:tc>
@@ -1259,7 +1259,7 @@
                 <w:sz w:val="18"/>
                 <w:szCs w:val="18"/>
               </w:rPr>
-              <w:t xml:space="preserve">1.23</w:t>
+              <w:t xml:space="preserve">1.24</w:t>
             </w:r>
           </w:p>
         </w:tc>
@@ -1323,7 +1323,7 @@
                 <w:sz w:val="18"/>
                 <w:szCs w:val="18"/>
               </w:rPr>
-              <w:t xml:space="preserve">Prova t46.sql e prova del lettore dei siti in produzione.</w:t>
+              <w:t xml:space="preserve">Prova t47.sql.</w:t>
             </w:r>
           </w:p>
         </w:tc>
@@ -1393,7 +1393,7 @@
                 <w:sz w:val="18"/>
                 <w:szCs w:val="18"/>
               </w:rPr>
-              <w:t xml:space="preserve">1.22</w:t>
+              <w:t xml:space="preserve">1.23</w:t>
             </w:r>
           </w:p>
         </w:tc>
@@ -1426,7 +1426,7 @@
                 <w:sz w:val="18"/>
                 <w:szCs w:val="18"/>
               </w:rPr>
-              <w:t xml:space="preserve">23/10/2026</w:t>
+              <w:t xml:space="preserve">25/10/2026</w:t>
             </w:r>
           </w:p>
         </w:tc>
@@ -1459,7 +1459,7 @@
                 <w:sz w:val="18"/>
                 <w:szCs w:val="18"/>
               </w:rPr>
-              <w:t xml:space="preserve">ISS-039 e ISS-040 corretti e in produzione; prova t45.sql.</w:t>
+              <w:t xml:space="preserve">Prova t46.sql e prova del lettore dei siti in produzione.</w:t>
             </w:r>
           </w:p>
         </w:tc>
@@ -1529,7 +1529,7 @@
                 <w:sz w:val="18"/>
                 <w:szCs w:val="18"/>
               </w:rPr>
-              <w:t xml:space="preserve">1.21</w:t>
+              <w:t xml:space="preserve">1.22</w:t>
             </w:r>
           </w:p>
         </w:tc>
@@ -1593,7 +1593,7 @@
                 <w:sz w:val="18"/>
                 <w:szCs w:val="18"/>
               </w:rPr>
-              <w:t xml:space="preserve">Rilascio del Marketing: errori dell'importazione da IndicePA trovati e corretti.</w:t>
+              <w:t xml:space="preserve">ISS-039 e ISS-040 corretti e in produzione; prova t45.sql.</w:t>
             </w:r>
           </w:p>
         </w:tc>
@@ -1663,7 +1663,7 @@
                 <w:sz w:val="18"/>
                 <w:szCs w:val="18"/>
               </w:rPr>
-              <w:t xml:space="preserve">1.20</w:t>
+              <w:t xml:space="preserve">1.21</w:t>
             </w:r>
           </w:p>
         </w:tc>
@@ -1729,7 +1729,7 @@
                 <w:sz w:val="18"/>
                 <w:szCs w:val="18"/>
               </w:rPr>
-              <w:t xml:space="preserve">Prova t44.sql (Marketing) con l'errore trovato e corretto; serie marketing.test.mjs.</w:t>
+              <w:t xml:space="preserve">Rilascio del Marketing: errori dell'importazione da IndicePA trovati e corretti.</w:t>
             </w:r>
           </w:p>
         </w:tc>
@@ -1799,7 +1799,7 @@
                 <w:sz w:val="18"/>
                 <w:szCs w:val="18"/>
               </w:rPr>
-              <w:t xml:space="preserve">1.19</w:t>
+              <w:t xml:space="preserve">1.20</w:t>
             </w:r>
           </w:p>
         </w:tc>
@@ -1863,7 +1863,7 @@
                 <w:sz w:val="18"/>
                 <w:szCs w:val="18"/>
               </w:rPr>
-              <w:t xml:space="preserve">Prova t34.sql nell'ordine della produzione.</w:t>
+              <w:t xml:space="preserve">Prova t44.sql (Marketing) con l'errore trovato e corretto; serie marketing.test.mjs.</w:t>
             </w:r>
           </w:p>
         </w:tc>
@@ -1933,7 +1933,7 @@
                 <w:sz w:val="18"/>
                 <w:szCs w:val="18"/>
               </w:rPr>
-              <w:t xml:space="preserve">1.18</w:t>
+              <w:t xml:space="preserve">1.19</w:t>
             </w:r>
           </w:p>
         </w:tc>
@@ -1999,7 +1999,7 @@
                 <w:sz w:val="18"/>
                 <w:szCs w:val="18"/>
               </w:rPr>
-              <w:t xml:space="preserve">Verifica dei colori dello stato delle fasi.</w:t>
+              <w:t xml:space="preserve">Prova t34.sql nell'ordine della produzione.</w:t>
             </w:r>
           </w:p>
         </w:tc>
@@ -2069,7 +2069,7 @@
                 <w:sz w:val="18"/>
                 <w:szCs w:val="18"/>
               </w:rPr>
-              <w:t xml:space="preserve">1.17</w:t>
+              <w:t xml:space="preserve">1.18</w:t>
             </w:r>
           </w:p>
         </w:tc>
@@ -2133,7 +2133,7 @@
                 <w:sz w:val="18"/>
                 <w:szCs w:val="18"/>
               </w:rPr>
-              <w:t xml:space="preserve">Prove valoreProgetti.test.mjs e t43.sql; 19 serie.</w:t>
+              <w:t xml:space="preserve">Verifica dei colori dello stato delle fasi.</w:t>
             </w:r>
           </w:p>
         </w:tc>
@@ -2203,7 +2203,7 @@
                 <w:sz w:val="18"/>
                 <w:szCs w:val="18"/>
               </w:rPr>
-              <w:t xml:space="preserve">1.16</w:t>
+              <w:t xml:space="preserve">1.17</w:t>
             </w:r>
           </w:p>
         </w:tc>
@@ -2269,7 +2269,7 @@
                 <w:sz w:val="18"/>
                 <w:szCs w:val="18"/>
               </w:rPr>
-              <w:t xml:space="preserve">Riepilogo al 23/10.</w:t>
+              <w:t xml:space="preserve">Prove valoreProgetti.test.mjs e t43.sql; 19 serie.</w:t>
             </w:r>
           </w:p>
         </w:tc>
@@ -2339,7 +2339,7 @@
                 <w:sz w:val="18"/>
                 <w:szCs w:val="18"/>
               </w:rPr>
-              <w:t xml:space="preserve">1.15</w:t>
+              <w:t xml:space="preserve">1.16</w:t>
             </w:r>
           </w:p>
         </w:tc>
@@ -2403,7 +2403,7 @@
                 <w:sz w:val="18"/>
                 <w:szCs w:val="18"/>
               </w:rPr>
-              <w:t xml:space="preserve">Prova t42.sql (valore dei crediti).</w:t>
+              <w:t xml:space="preserve">Riepilogo al 23/10.</w:t>
             </w:r>
           </w:p>
         </w:tc>
@@ -2473,7 +2473,7 @@
                 <w:sz w:val="18"/>
                 <w:szCs w:val="18"/>
               </w:rPr>
-              <w:t xml:space="preserve">1.14</w:t>
+              <w:t xml:space="preserve">1.15</w:t>
             </w:r>
           </w:p>
         </w:tc>
@@ -2539,7 +2539,7 @@
                 <w:sz w:val="18"/>
                 <w:szCs w:val="18"/>
               </w:rPr>
-              <w:t xml:space="preserve">Prove utenzeNelCalcolo.test.mjs (7) e t41.sql; 18 serie.</w:t>
+              <w:t xml:space="preserve">Prova t42.sql (valore dei crediti).</w:t>
             </w:r>
           </w:p>
         </w:tc>
@@ -2609,7 +2609,7 @@
                 <w:sz w:val="18"/>
                 <w:szCs w:val="18"/>
               </w:rPr>
-              <w:t xml:space="preserve">1.13</w:t>
+              <w:t xml:space="preserve">1.14</w:t>
             </w:r>
           </w:p>
         </w:tc>
@@ -2641,7 +2641,7 @@
                 <w:sz w:val="18"/>
                 <w:szCs w:val="18"/>
               </w:rPr>
-              <w:t xml:space="preserve">22/10/2026</w:t>
+              <w:t xml:space="preserve">23/10/2026</w:t>
             </w:r>
           </w:p>
         </w:tc>
@@ -2673,7 +2673,7 @@
                 <w:sz w:val="18"/>
                 <w:szCs w:val="18"/>
               </w:rPr>
-              <w:t xml:space="preserve">Riassunto degli eventi delle utenze nell'Audit (6 prove).</w:t>
+              <w:t xml:space="preserve">Prove utenzeNelCalcolo.test.mjs (7) e t41.sql; 18 serie.</w:t>
             </w:r>
           </w:p>
         </w:tc>
@@ -2743,7 +2743,7 @@
                 <w:sz w:val="18"/>
                 <w:szCs w:val="18"/>
               </w:rPr>
-              <w:t xml:space="preserve">1.12</w:t>
+              <w:t xml:space="preserve">1.13</w:t>
             </w:r>
           </w:p>
         </w:tc>
@@ -2809,7 +2809,7 @@
                 <w:sz w:val="18"/>
                 <w:szCs w:val="18"/>
               </w:rPr>
-              <w:t xml:space="preserve">Serie bancaDatiUtenze.test.mjs; t40.sql esteso.</w:t>
+              <w:t xml:space="preserve">Riassunto degli eventi delle utenze nell'Audit (6 prove).</w:t>
             </w:r>
           </w:p>
         </w:tc>
@@ -2879,7 +2879,7 @@
                 <w:sz w:val="18"/>
                 <w:szCs w:val="18"/>
               </w:rPr>
-              <w:t xml:space="preserve">1.11</w:t>
+              <w:t xml:space="preserve">1.12</w:t>
             </w:r>
           </w:p>
         </w:tc>
@@ -2943,7 +2943,7 @@
                 <w:sz w:val="18"/>
                 <w:szCs w:val="18"/>
               </w:rPr>
-              <w:t xml:space="preserve">Prova t40.sql (Banca Dati Utenze).</w:t>
+              <w:t xml:space="preserve">Serie bancaDatiUtenze.test.mjs; t40.sql esteso.</w:t>
             </w:r>
           </w:p>
         </w:tc>
@@ -3013,7 +3013,7 @@
                 <w:sz w:val="18"/>
                 <w:szCs w:val="18"/>
               </w:rPr>
-              <w:t xml:space="preserve">1.10</w:t>
+              <w:t xml:space="preserve">1.11</w:t>
             </w:r>
           </w:p>
         </w:tc>
@@ -3079,7 +3079,7 @@
                 <w:sz w:val="18"/>
                 <w:szCs w:val="18"/>
               </w:rPr>
-              <w:t xml:space="preserve">N01-N04 e ISS-038 in produzione.</w:t>
+              <w:t xml:space="preserve">Prova t40.sql (Banca Dati Utenze).</w:t>
             </w:r>
           </w:p>
         </w:tc>
@@ -3149,7 +3149,7 @@
                 <w:sz w:val="18"/>
                 <w:szCs w:val="18"/>
               </w:rPr>
-              <w:t xml:space="preserve">1.9</w:t>
+              <w:t xml:space="preserve">1.10</w:t>
             </w:r>
           </w:p>
         </w:tc>
@@ -3213,7 +3213,7 @@
                 <w:sz w:val="18"/>
                 <w:szCs w:val="18"/>
               </w:rPr>
-              <w:t xml:space="preserve">ISS-038: navigazione da smartphone.</w:t>
+              <w:t xml:space="preserve">N01-N04 e ISS-038 in produzione.</w:t>
             </w:r>
           </w:p>
         </w:tc>
@@ -3283,7 +3283,7 @@
                 <w:sz w:val="18"/>
                 <w:szCs w:val="18"/>
               </w:rPr>
-              <w:t xml:space="preserve">1.8</w:t>
+              <w:t xml:space="preserve">1.9</w:t>
             </w:r>
           </w:p>
         </w:tc>
@@ -3349,7 +3349,7 @@
                 <w:sz w:val="18"/>
                 <w:szCs w:val="18"/>
               </w:rPr>
-              <w:t xml:space="preserve">Rilievi N01-N06 della terza sessione: N01-N04 corretti da ritestare, N05 e N06 in attesa di regola; prove rilievi_n.test.mjs e t39.sql.</w:t>
+              <w:t xml:space="preserve">ISS-038: navigazione da smartphone.</w:t>
             </w:r>
           </w:p>
         </w:tc>
@@ -3419,7 +3419,7 @@
                 <w:sz w:val="18"/>
                 <w:szCs w:val="18"/>
               </w:rPr>
-              <w:t xml:space="preserve">1.7</w:t>
+              <w:t xml:space="preserve">1.8</w:t>
             </w:r>
           </w:p>
         </w:tc>
@@ -3451,7 +3451,7 @@
                 <w:sz w:val="18"/>
                 <w:szCs w:val="18"/>
               </w:rPr>
-              <w:t xml:space="preserve">21/10/2026</w:t>
+              <w:t xml:space="preserve">22/10/2026</w:t>
             </w:r>
           </w:p>
         </w:tc>
@@ -3483,7 +3483,7 @@
                 <w:sz w:val="18"/>
                 <w:szCs w:val="18"/>
               </w:rPr>
-              <w:t xml:space="preserve">ISS-037: backup dal Mac.</w:t>
+              <w:t xml:space="preserve">Rilievi N01-N06 della terza sessione: N01-N04 corretti da ritestare, N05 e N06 in attesa di regola; prove rilievi_n.test.mjs e t39.sql.</w:t>
             </w:r>
           </w:p>
         </w:tc>
@@ -3553,7 +3553,7 @@
                 <w:sz w:val="18"/>
                 <w:szCs w:val="18"/>
               </w:rPr>
-              <w:t xml:space="preserve">1.6</w:t>
+              <w:t xml:space="preserve">1.7</w:t>
             </w:r>
           </w:p>
         </w:tc>
@@ -3619,7 +3619,7 @@
                 <w:sz w:val="18"/>
                 <w:szCs w:val="18"/>
               </w:rPr>
-              <w:t xml:space="preserve">ISS-036: causa e tramite per Google News. Prova t37.sql. ISS-036: tramite bloccato da Google, siti ambientali. ISS-036: tramite bloccato da Google, siti ambientali.</w:t>
+              <w:t xml:space="preserve">ISS-037: backup dal Mac.</w:t>
             </w:r>
           </w:p>
         </w:tc>
@@ -3689,7 +3689,7 @@
                 <w:sz w:val="18"/>
                 <w:szCs w:val="18"/>
               </w:rPr>
-              <w:t xml:space="preserve">1.5</w:t>
+              <w:t xml:space="preserve">1.6</w:t>
             </w:r>
           </w:p>
         </w:tc>
@@ -3753,7 +3753,7 @@
                 <w:sz w:val="18"/>
                 <w:szCs w:val="18"/>
               </w:rPr>
-              <w:t xml:space="preserve">ISS-036: canali News da Google a Bing.</w:t>
+              <w:t xml:space="preserve">ISS-036: causa e tramite per Google News. Prova t37.sql. ISS-036: tramite bloccato da Google, siti ambientali. ISS-036: tramite bloccato da Google, siti ambientali.</w:t>
             </w:r>
           </w:p>
         </w:tc>
@@ -3823,7 +3823,7 @@
                 <w:sz w:val="18"/>
                 <w:szCs w:val="18"/>
               </w:rPr>
-              <w:t xml:space="preserve">1.4</w:t>
+              <w:t xml:space="preserve">1.5</w:t>
             </w:r>
           </w:p>
         </w:tc>
@@ -3889,7 +3889,7 @@
                 <w:sz w:val="18"/>
                 <w:szCs w:val="18"/>
               </w:rPr>
-              <w:t xml:space="preserve">Nuove prove notizie.test.mjs e t36.sql.</w:t>
+              <w:t xml:space="preserve">ISS-036: canali News da Google a Bing.</w:t>
             </w:r>
           </w:p>
         </w:tc>
@@ -3959,7 +3959,7 @@
                 <w:sz w:val="18"/>
                 <w:szCs w:val="18"/>
               </w:rPr>
-              <w:t xml:space="preserve">1.3</w:t>
+              <w:t xml:space="preserve">1.4</w:t>
             </w:r>
           </w:p>
         </w:tc>
@@ -4023,7 +4023,7 @@
                 <w:sz w:val="18"/>
                 <w:szCs w:val="18"/>
               </w:rPr>
-              <w:t xml:space="preserve">ISS-035: PDF ed Excel della simulazione con tutti i dati e i grafici.</w:t>
+              <w:t xml:space="preserve">Nuove prove notizie.test.mjs e t36.sql.</w:t>
             </w:r>
           </w:p>
         </w:tc>
@@ -4093,7 +4093,7 @@
                 <w:sz w:val="18"/>
                 <w:szCs w:val="18"/>
               </w:rPr>
-              <w:t xml:space="preserve">1.2</w:t>
+              <w:t xml:space="preserve">1.3</w:t>
             </w:r>
           </w:p>
         </w:tc>
@@ -4159,7 +4159,7 @@
                 <w:sz w:val="18"/>
                 <w:szCs w:val="18"/>
               </w:rPr>
-              <w:t xml:space="preserve">Nuova serie di prove dell'assistente.</w:t>
+              <w:t xml:space="preserve">ISS-035: PDF ed Excel della simulazione con tutti i dati e i grafici.</w:t>
             </w:r>
           </w:p>
         </w:tc>
@@ -4229,7 +4229,7 @@
                 <w:sz w:val="18"/>
                 <w:szCs w:val="18"/>
               </w:rPr>
-              <w:t xml:space="preserve">1.1</w:t>
+              <w:t xml:space="preserve">1.2</w:t>
             </w:r>
           </w:p>
         </w:tc>
@@ -4293,7 +4293,7 @@
                 <w:sz w:val="18"/>
                 <w:szCs w:val="18"/>
               </w:rPr>
-              <w:t xml:space="preserve">R08 corretto e da ritestare; prova di ripristino da backup.</w:t>
+              <w:t xml:space="preserve">Nuova serie di prove dell'assistente.</w:t>
             </w:r>
           </w:p>
         </w:tc>
@@ -4363,6 +4363,142 @@
                 <w:sz w:val="18"/>
                 <w:szCs w:val="18"/>
               </w:rPr>
+              <w:t xml:space="preserve">1.1</w:t>
+            </w:r>
+          </w:p>
+        </w:tc>
+        <w:tc>
+          <w:tcPr>
+            <w:tcW w:type="dxa" w:w="1300"/>
+            <w:tcBorders>
+              <w:top w:val="single" w:color="D9D4C5" w:sz="4"/>
+              <w:left w:val="single" w:color="D9D4C5" w:sz="4"/>
+              <w:bottom w:val="single" w:color="D9D4C5" w:sz="4"/>
+              <w:right w:val="single" w:color="D9D4C5" w:sz="4"/>
+            </w:tcBorders>
+            <w:shd w:fill="F6F4EE" w:color="auto" w:val="clear"/>
+            <w:tcMar>
+              <w:top w:type="dxa" w:w="70"/>
+              <w:left w:type="dxa" w:w="110"/>
+              <w:bottom w:type="dxa" w:w="70"/>
+              <w:right w:type="dxa" w:w="110"/>
+            </w:tcMar>
+            <w:vAlign w:val="center"/>
+          </w:tcPr>
+          <w:p>
+            <w:pPr>
+              <w:spacing w:after="0" w:before="0"/>
+            </w:pPr>
+            <w:r>
+              <w:rPr>
+                <w:rFonts w:ascii="Arial" w:cs="Arial" w:eastAsia="Arial" w:hAnsi="Arial"/>
+                <w:color w:val="1B2118"/>
+                <w:sz w:val="18"/>
+                <w:szCs w:val="18"/>
+              </w:rPr>
+              <w:t xml:space="preserve">21/10/2026</w:t>
+            </w:r>
+          </w:p>
+        </w:tc>
+        <w:tc>
+          <w:tcPr>
+            <w:tcW w:type="dxa" w:w="5538"/>
+            <w:tcBorders>
+              <w:top w:val="single" w:color="D9D4C5" w:sz="4"/>
+              <w:left w:val="single" w:color="D9D4C5" w:sz="4"/>
+              <w:bottom w:val="single" w:color="D9D4C5" w:sz="4"/>
+              <w:right w:val="single" w:color="D9D4C5" w:sz="4"/>
+            </w:tcBorders>
+            <w:shd w:fill="F6F4EE" w:color="auto" w:val="clear"/>
+            <w:tcMar>
+              <w:top w:type="dxa" w:w="70"/>
+              <w:left w:type="dxa" w:w="110"/>
+              <w:bottom w:type="dxa" w:w="70"/>
+              <w:right w:type="dxa" w:w="110"/>
+            </w:tcMar>
+            <w:vAlign w:val="center"/>
+          </w:tcPr>
+          <w:p>
+            <w:pPr>
+              <w:spacing w:after="0" w:before="0"/>
+            </w:pPr>
+            <w:r>
+              <w:rPr>
+                <w:rFonts w:ascii="Arial" w:cs="Arial" w:eastAsia="Arial" w:hAnsi="Arial"/>
+                <w:color w:val="1B2118"/>
+                <w:sz w:val="18"/>
+                <w:szCs w:val="18"/>
+              </w:rPr>
+              <w:t xml:space="preserve">R08 corretto e da ritestare; prova di ripristino da backup.</w:t>
+            </w:r>
+          </w:p>
+        </w:tc>
+        <w:tc>
+          <w:tcPr>
+            <w:tcW w:type="dxa" w:w="2000"/>
+            <w:tcBorders>
+              <w:top w:val="single" w:color="D9D4C5" w:sz="4"/>
+              <w:left w:val="single" w:color="D9D4C5" w:sz="4"/>
+              <w:bottom w:val="single" w:color="D9D4C5" w:sz="4"/>
+              <w:right w:val="single" w:color="D9D4C5" w:sz="4"/>
+            </w:tcBorders>
+            <w:shd w:fill="F6F4EE" w:color="auto" w:val="clear"/>
+            <w:tcMar>
+              <w:top w:type="dxa" w:w="70"/>
+              <w:left w:type="dxa" w:w="110"/>
+              <w:bottom w:type="dxa" w:w="70"/>
+              <w:right w:type="dxa" w:w="110"/>
+            </w:tcMar>
+            <w:vAlign w:val="center"/>
+          </w:tcPr>
+          <w:p>
+            <w:pPr>
+              <w:spacing w:after="0" w:before="0"/>
+            </w:pPr>
+            <w:r>
+              <w:rPr>
+                <w:rFonts w:ascii="Arial" w:cs="Arial" w:eastAsia="Arial" w:hAnsi="Arial"/>
+                <w:color w:val="1B2118"/>
+                <w:sz w:val="18"/>
+                <w:szCs w:val="18"/>
+              </w:rPr>
+              <w:t xml:space="preserve">Fondazione Operate</w:t>
+            </w:r>
+          </w:p>
+        </w:tc>
+      </w:tr>
+      <w:tr>
+        <w:trPr>
+          <w:cantSplit/>
+        </w:trPr>
+        <w:tc>
+          <w:tcPr>
+            <w:tcW w:type="dxa" w:w="800"/>
+            <w:tcBorders>
+              <w:top w:val="single" w:color="D9D4C5" w:sz="4"/>
+              <w:left w:val="single" w:color="D9D4C5" w:sz="4"/>
+              <w:bottom w:val="single" w:color="D9D4C5" w:sz="4"/>
+              <w:right w:val="single" w:color="D9D4C5" w:sz="4"/>
+            </w:tcBorders>
+            <w:tcMar>
+              <w:top w:type="dxa" w:w="70"/>
+              <w:left w:type="dxa" w:w="110"/>
+              <w:bottom w:type="dxa" w:w="70"/>
+              <w:right w:type="dxa" w:w="110"/>
+            </w:tcMar>
+            <w:vAlign w:val="center"/>
+          </w:tcPr>
+          <w:p>
+            <w:pPr>
+              <w:spacing w:after="0" w:before="0"/>
+            </w:pPr>
+            <w:r>
+              <w:rPr>
+                <w:rFonts w:ascii="Arial" w:cs="Arial" w:eastAsia="Arial" w:hAnsi="Arial"/>
+                <w:color w:val="1B2118"/>
+                <w:sz w:val="18"/>
+                <w:szCs w:val="18"/>
+              </w:rPr>
               <w:t xml:space="preserve">1.0</w:t>
             </w:r>
           </w:p>
@@ -4376,7 +4512,6 @@
               <w:bottom w:val="single" w:color="D9D4C5" w:sz="4"/>
               <w:right w:val="single" w:color="D9D4C5" w:sz="4"/>
             </w:tcBorders>
-            <w:shd w:fill="F6F4EE" w:color="auto" w:val="clear"/>
             <w:tcMar>
               <w:top w:type="dxa" w:w="70"/>
               <w:left w:type="dxa" w:w="110"/>
@@ -4409,7 +4544,6 @@
               <w:bottom w:val="single" w:color="D9D4C5" w:sz="4"/>
               <w:right w:val="single" w:color="D9D4C5" w:sz="4"/>
             </w:tcBorders>
-            <w:shd w:fill="F6F4EE" w:color="auto" w:val="clear"/>
             <w:tcMar>
               <w:top w:type="dxa" w:w="70"/>
               <w:left w:type="dxa" w:w="110"/>
@@ -4442,7 +4576,6 @@
               <w:bottom w:val="single" w:color="D9D4C5" w:sz="4"/>
               <w:right w:val="single" w:color="D9D4C5" w:sz="4"/>
             </w:tcBorders>
-            <w:shd w:fill="F6F4EE" w:color="auto" w:val="clear"/>
             <w:tcMar>
               <w:top w:type="dxa" w:w="70"/>
               <w:left w:type="dxa" w:w="110"/>
@@ -4484,7 +4617,7 @@
           <w:sz w:val="20"/>
           <w:szCs w:val="20"/>
         </w:rPr>
-        <w:t xml:space="preserve">Fotografia del registro alla revisione 1.27 del 30/10/2026. Il registro si aggiorna a ogni variazione (segnalazione, correzione, ritest, rilascio); la versione corrente si scarica dall'area Documentazione del portale (solo Amministratori).</w:t>
+        <w:t xml:space="preserve">Fotografia del registro alla revisione 1.28 del 30/10/2026. Il registro si aggiorna a ogni variazione (segnalazione, correzione, ritest, rilascio); la versione corrente si scarica dall'area Documentazione del portale (solo Amministratori).</w:t>
       </w:r>
     </w:p>
     <w:p>
@@ -4536,7 +4669,7 @@
             <w:szCs w:val="22"/>
           </w:rPr>
           <w:tab/>
-          <w:t xml:space="preserve">4</w:t>
+          <w:t xml:space="preserve">5</w:t>
         </w:r>
       </w:hyperlink>
     </w:p>
@@ -4565,7 +4698,7 @@
             <w:szCs w:val="22"/>
           </w:rPr>
           <w:tab/>
-          <w:t xml:space="preserve">5</w:t>
+          <w:t xml:space="preserve">6</w:t>
         </w:r>
       </w:hyperlink>
     </w:p>
@@ -4594,7 +4727,7 @@
             <w:szCs w:val="22"/>
           </w:rPr>
           <w:tab/>
-          <w:t xml:space="preserve">6</w:t>
+          <w:t xml:space="preserve">7</w:t>
         </w:r>
       </w:hyperlink>
     </w:p>
@@ -4623,7 +4756,7 @@
             <w:szCs w:val="22"/>
           </w:rPr>
           <w:tab/>
-          <w:t xml:space="preserve">17</w:t>
+          <w:t xml:space="preserve">18</w:t>
         </w:r>
       </w:hyperlink>
     </w:p>
@@ -4652,7 +4785,7 @@
             <w:szCs w:val="22"/>
           </w:rPr>
           <w:tab/>
-          <w:t xml:space="preserve">19</w:t>
+          <w:t xml:space="preserve">20</w:t>
         </w:r>
       </w:hyperlink>
     </w:p>
@@ -4681,7 +4814,7 @@
             <w:szCs w:val="22"/>
           </w:rPr>
           <w:tab/>
-          <w:t xml:space="preserve">24</w:t>
+          <w:t xml:space="preserve">25</w:t>
         </w:r>
       </w:hyperlink>
     </w:p>
@@ -6270,7 +6403,25 @@
           <w:sz w:val="21"/>
           <w:szCs w:val="21"/>
         </w:rPr>
-        <w:t xml:space="preserve">, verificati il 30/10, nessuno ancora corretto. 16 confermati da correggere (T02, T03, T07, T08, T10, T11, T12, T15, T17, T18, T19, T20, T22, T25, T30, T31), 8 in attesa di regola (T01, T04, T06, T14 = N05, T16, T21 = N06, T27, T29), 3 migliorie (T05, T09, T26), T23 testo dell'avviso, T28 già presente in parte, 2 esterni (T13, T24). Risposte punto per punto nel documento di progetto </w:t>
+        <w:t xml:space="preserve">, verificati il 30/10. Scelte di Luca: tutto tranne il Marketing. 21 corretti sul ramo </w:t>
+      </w:r>
+      <w:r>
+        <w:rPr>
+          <w:rFonts w:ascii="Consolas" w:cs="Consolas" w:eastAsia="Consolas" w:hAnsi="Consolas"/>
+          <w:color w:val="2F5D3A"/>
+          <w:sz w:val="21"/>
+          <w:szCs w:val="21"/>
+        </w:rPr>
+        <w:t xml:space="preserve">correzioni-rilievi-t</w:t>
+      </w:r>
+      <w:r>
+        <w:rPr>
+          <w:rFonts w:ascii="Arial" w:cs="Arial" w:eastAsia="Arial" w:hAnsi="Arial"/>
+          <w:color w:val="1B2118"/>
+          <w:sz w:val="21"/>
+          <w:szCs w:val="21"/>
+        </w:rPr>
+        <w:t xml:space="preserve"> (script 48), non ancora in produzione: T01, T02, T03, T04, T05, T07, T08, T10, T11, T12, T14, T15, T17, T18, T19, T20, T22, T23, T25, T28, T29; ritest nel Manuale Test, prove 11.1-11.16. In attesa della Fondazione: T06, T09, T16, T21, T26, T27 (e le domande residue di T01, T04, T17); esterni: T13, T24; Marketing invariato: T30, T31. Prima della scelta: 16 confermati da correggere (T02, T03, T07, T08, T10, T11, T12, T15, T17, T18, T19, T20, T22, T25, T30, T31), 8 in attesa di regola (T01, T04, T06, T14 = N05, T16, T21 = N06, T27, T29), 3 migliorie (T05, T09, T26), T23 testo dell'avviso, T28 già presente in parte, 2 esterni (T13, T24). Risposte punto per punto nel documento di progetto </w:t>
       </w:r>
       <w:r>
         <w:rPr>
@@ -6343,10 +6494,10 @@
       </w:tblPr>
       <w:tblGrid>
         <w:gridCol w:w="838"/>
-        <w:gridCol w:w="1866"/>
-        <w:gridCol w:w="2403"/>
-        <w:gridCol w:w="2129"/>
-        <w:gridCol w:w="2402"/>
+        <w:gridCol w:w="1846"/>
+        <w:gridCol w:w="2377"/>
+        <w:gridCol w:w="2200"/>
+        <w:gridCol w:w="2377"/>
       </w:tblGrid>
       <w:tr>
         <w:trPr>
@@ -6389,7 +6540,7 @@
         </w:tc>
         <w:tc>
           <w:tcPr>
-            <w:tcW w:type="dxa" w:w="1866"/>
+            <w:tcW w:type="dxa" w:w="1846"/>
             <w:tcBorders>
               <w:top w:val="single" w:color="D9D4C5" w:sz="4"/>
               <w:left w:val="single" w:color="D9D4C5" w:sz="4"/>
@@ -6424,7 +6575,7 @@
         </w:tc>
         <w:tc>
           <w:tcPr>
-            <w:tcW w:type="dxa" w:w="2403"/>
+            <w:tcW w:type="dxa" w:w="2377"/>
             <w:tcBorders>
               <w:top w:val="single" w:color="D9D4C5" w:sz="4"/>
               <w:left w:val="single" w:color="D9D4C5" w:sz="4"/>
@@ -6459,7 +6610,7 @@
         </w:tc>
         <w:tc>
           <w:tcPr>
-            <w:tcW w:type="dxa" w:w="2129"/>
+            <w:tcW w:type="dxa" w:w="2200"/>
             <w:tcBorders>
               <w:top w:val="single" w:color="D9D4C5" w:sz="4"/>
               <w:left w:val="single" w:color="D9D4C5" w:sz="4"/>
@@ -6494,7 +6645,7 @@
         </w:tc>
         <w:tc>
           <w:tcPr>
-            <w:tcW w:type="dxa" w:w="2402"/>
+            <w:tcW w:type="dxa" w:w="2377"/>
             <w:tcBorders>
               <w:top w:val="single" w:color="D9D4C5" w:sz="4"/>
               <w:left w:val="single" w:color="D9D4C5" w:sz="4"/>
@@ -6566,7 +6717,7 @@
         </w:tc>
         <w:tc>
           <w:tcPr>
-            <w:tcW w:type="dxa" w:w="1866"/>
+            <w:tcW w:type="dxa" w:w="1846"/>
             <w:tcBorders>
               <w:top w:val="single" w:color="D9D4C5" w:sz="4"/>
               <w:left w:val="single" w:color="D9D4C5" w:sz="4"/>
@@ -6598,7 +6749,7 @@
         </w:tc>
         <w:tc>
           <w:tcPr>
-            <w:tcW w:type="dxa" w:w="2403"/>
+            <w:tcW w:type="dxa" w:w="2377"/>
             <w:tcBorders>
               <w:top w:val="single" w:color="D9D4C5" w:sz="4"/>
               <w:left w:val="single" w:color="D9D4C5" w:sz="4"/>
@@ -6641,7 +6792,7 @@
         </w:tc>
         <w:tc>
           <w:tcPr>
-            <w:tcW w:type="dxa" w:w="2129"/>
+            <w:tcW w:type="dxa" w:w="2200"/>
             <w:tcBorders>
               <w:top w:val="single" w:color="D9D4C5" w:sz="4"/>
               <w:left w:val="single" w:color="D9D4C5" w:sz="4"/>
@@ -6673,7 +6824,7 @@
         </w:tc>
         <w:tc>
           <w:tcPr>
-            <w:tcW w:type="dxa" w:w="2402"/>
+            <w:tcW w:type="dxa" w:w="2377"/>
             <w:tcBorders>
               <w:top w:val="single" w:color="D9D4C5" w:sz="4"/>
               <w:left w:val="single" w:color="D9D4C5" w:sz="4"/>
@@ -6779,7 +6930,7 @@
         </w:tc>
         <w:tc>
           <w:tcPr>
-            <w:tcW w:type="dxa" w:w="1866"/>
+            <w:tcW w:type="dxa" w:w="1846"/>
             <w:tcBorders>
               <w:top w:val="single" w:color="D9D4C5" w:sz="4"/>
               <w:left w:val="single" w:color="D9D4C5" w:sz="4"/>
@@ -6812,7 +6963,7 @@
         </w:tc>
         <w:tc>
           <w:tcPr>
-            <w:tcW w:type="dxa" w:w="2403"/>
+            <w:tcW w:type="dxa" w:w="2377"/>
             <w:tcBorders>
               <w:top w:val="single" w:color="D9D4C5" w:sz="4"/>
               <w:left w:val="single" w:color="D9D4C5" w:sz="4"/>
@@ -6856,7 +7007,7 @@
         </w:tc>
         <w:tc>
           <w:tcPr>
-            <w:tcW w:type="dxa" w:w="2129"/>
+            <w:tcW w:type="dxa" w:w="2200"/>
             <w:tcBorders>
               <w:top w:val="single" w:color="D9D4C5" w:sz="4"/>
               <w:left w:val="single" w:color="D9D4C5" w:sz="4"/>
@@ -6889,7 +7040,7 @@
         </w:tc>
         <w:tc>
           <w:tcPr>
-            <w:tcW w:type="dxa" w:w="2402"/>
+            <w:tcW w:type="dxa" w:w="2377"/>
             <w:tcBorders>
               <w:top w:val="single" w:color="D9D4C5" w:sz="4"/>
               <w:left w:val="single" w:color="D9D4C5" w:sz="4"/>
@@ -6986,7 +7137,7 @@
         </w:tc>
         <w:tc>
           <w:tcPr>
-            <w:tcW w:type="dxa" w:w="1866"/>
+            <w:tcW w:type="dxa" w:w="1846"/>
             <w:tcBorders>
               <w:top w:val="single" w:color="D9D4C5" w:sz="4"/>
               <w:left w:val="single" w:color="D9D4C5" w:sz="4"/>
@@ -7018,7 +7169,7 @@
         </w:tc>
         <w:tc>
           <w:tcPr>
-            <w:tcW w:type="dxa" w:w="2403"/>
+            <w:tcW w:type="dxa" w:w="2377"/>
             <w:tcBorders>
               <w:top w:val="single" w:color="D9D4C5" w:sz="4"/>
               <w:left w:val="single" w:color="D9D4C5" w:sz="4"/>
@@ -7061,7 +7212,7 @@
         </w:tc>
         <w:tc>
           <w:tcPr>
-            <w:tcW w:type="dxa" w:w="2129"/>
+            <w:tcW w:type="dxa" w:w="2200"/>
             <w:tcBorders>
               <w:top w:val="single" w:color="D9D4C5" w:sz="4"/>
               <w:left w:val="single" w:color="D9D4C5" w:sz="4"/>
@@ -7093,7 +7244,7 @@
         </w:tc>
         <w:tc>
           <w:tcPr>
-            <w:tcW w:type="dxa" w:w="2402"/>
+            <w:tcW w:type="dxa" w:w="2377"/>
             <w:tcBorders>
               <w:top w:val="single" w:color="D9D4C5" w:sz="4"/>
               <w:left w:val="single" w:color="D9D4C5" w:sz="4"/>
@@ -7208,7 +7359,7 @@
         </w:tc>
         <w:tc>
           <w:tcPr>
-            <w:tcW w:type="dxa" w:w="1866"/>
+            <w:tcW w:type="dxa" w:w="1846"/>
             <w:tcBorders>
               <w:top w:val="single" w:color="D9D4C5" w:sz="4"/>
               <w:left w:val="single" w:color="D9D4C5" w:sz="4"/>
@@ -7241,7 +7392,7 @@
         </w:tc>
         <w:tc>
           <w:tcPr>
-            <w:tcW w:type="dxa" w:w="2403"/>
+            <w:tcW w:type="dxa" w:w="2377"/>
             <w:tcBorders>
               <w:top w:val="single" w:color="D9D4C5" w:sz="4"/>
               <w:left w:val="single" w:color="D9D4C5" w:sz="4"/>
@@ -7285,7 +7436,7 @@
         </w:tc>
         <w:tc>
           <w:tcPr>
-            <w:tcW w:type="dxa" w:w="2129"/>
+            <w:tcW w:type="dxa" w:w="2200"/>
             <w:tcBorders>
               <w:top w:val="single" w:color="D9D4C5" w:sz="4"/>
               <w:left w:val="single" w:color="D9D4C5" w:sz="4"/>
@@ -7318,7 +7469,7 @@
         </w:tc>
         <w:tc>
           <w:tcPr>
-            <w:tcW w:type="dxa" w:w="2402"/>
+            <w:tcW w:type="dxa" w:w="2377"/>
             <w:tcBorders>
               <w:top w:val="single" w:color="D9D4C5" w:sz="4"/>
               <w:left w:val="single" w:color="D9D4C5" w:sz="4"/>
@@ -7406,7 +7557,7 @@
         </w:tc>
         <w:tc>
           <w:tcPr>
-            <w:tcW w:type="dxa" w:w="1866"/>
+            <w:tcW w:type="dxa" w:w="1846"/>
             <w:tcBorders>
               <w:top w:val="single" w:color="D9D4C5" w:sz="4"/>
               <w:left w:val="single" w:color="D9D4C5" w:sz="4"/>
@@ -7438,7 +7589,7 @@
         </w:tc>
         <w:tc>
           <w:tcPr>
-            <w:tcW w:type="dxa" w:w="2403"/>
+            <w:tcW w:type="dxa" w:w="2377"/>
             <w:tcBorders>
               <w:top w:val="single" w:color="D9D4C5" w:sz="4"/>
               <w:left w:val="single" w:color="D9D4C5" w:sz="4"/>
@@ -7481,7 +7632,7 @@
         </w:tc>
         <w:tc>
           <w:tcPr>
-            <w:tcW w:type="dxa" w:w="2129"/>
+            <w:tcW w:type="dxa" w:w="2200"/>
             <w:tcBorders>
               <w:top w:val="single" w:color="D9D4C5" w:sz="4"/>
               <w:left w:val="single" w:color="D9D4C5" w:sz="4"/>
@@ -7513,7 +7664,7 @@
         </w:tc>
         <w:tc>
           <w:tcPr>
-            <w:tcW w:type="dxa" w:w="2402"/>
+            <w:tcW w:type="dxa" w:w="2377"/>
             <w:tcBorders>
               <w:top w:val="single" w:color="D9D4C5" w:sz="4"/>
               <w:left w:val="single" w:color="D9D4C5" w:sz="4"/>
@@ -7601,7 +7752,7 @@
         </w:tc>
         <w:tc>
           <w:tcPr>
-            <w:tcW w:type="dxa" w:w="1866"/>
+            <w:tcW w:type="dxa" w:w="1846"/>
             <w:tcBorders>
               <w:top w:val="single" w:color="D9D4C5" w:sz="4"/>
               <w:left w:val="single" w:color="D9D4C5" w:sz="4"/>
@@ -7634,7 +7785,7 @@
         </w:tc>
         <w:tc>
           <w:tcPr>
-            <w:tcW w:type="dxa" w:w="2403"/>
+            <w:tcW w:type="dxa" w:w="2377"/>
             <w:tcBorders>
               <w:top w:val="single" w:color="D9D4C5" w:sz="4"/>
               <w:left w:val="single" w:color="D9D4C5" w:sz="4"/>
@@ -7678,7 +7829,7 @@
         </w:tc>
         <w:tc>
           <w:tcPr>
-            <w:tcW w:type="dxa" w:w="2129"/>
+            <w:tcW w:type="dxa" w:w="2200"/>
             <w:tcBorders>
               <w:top w:val="single" w:color="D9D4C5" w:sz="4"/>
               <w:left w:val="single" w:color="D9D4C5" w:sz="4"/>
@@ -7711,7 +7862,7 @@
         </w:tc>
         <w:tc>
           <w:tcPr>
-            <w:tcW w:type="dxa" w:w="2402"/>
+            <w:tcW w:type="dxa" w:w="2377"/>
             <w:tcBorders>
               <w:top w:val="single" w:color="D9D4C5" w:sz="4"/>
               <w:left w:val="single" w:color="D9D4C5" w:sz="4"/>
@@ -7799,7 +7950,7 @@
         </w:tc>
         <w:tc>
           <w:tcPr>
-            <w:tcW w:type="dxa" w:w="1866"/>
+            <w:tcW w:type="dxa" w:w="1846"/>
             <w:tcBorders>
               <w:top w:val="single" w:color="D9D4C5" w:sz="4"/>
               <w:left w:val="single" w:color="D9D4C5" w:sz="4"/>
@@ -7831,7 +7982,7 @@
         </w:tc>
         <w:tc>
           <w:tcPr>
-            <w:tcW w:type="dxa" w:w="2403"/>
+            <w:tcW w:type="dxa" w:w="2377"/>
             <w:tcBorders>
               <w:top w:val="single" w:color="D9D4C5" w:sz="4"/>
               <w:left w:val="single" w:color="D9D4C5" w:sz="4"/>
@@ -7892,7 +8043,7 @@
         </w:tc>
         <w:tc>
           <w:tcPr>
-            <w:tcW w:type="dxa" w:w="2129"/>
+            <w:tcW w:type="dxa" w:w="2200"/>
             <w:tcBorders>
               <w:top w:val="single" w:color="D9D4C5" w:sz="4"/>
               <w:left w:val="single" w:color="D9D4C5" w:sz="4"/>
@@ -7924,7 +8075,7 @@
         </w:tc>
         <w:tc>
           <w:tcPr>
-            <w:tcW w:type="dxa" w:w="2402"/>
+            <w:tcW w:type="dxa" w:w="2377"/>
             <w:tcBorders>
               <w:top w:val="single" w:color="D9D4C5" w:sz="4"/>
               <w:left w:val="single" w:color="D9D4C5" w:sz="4"/>
@@ -8012,7 +8163,7 @@
         </w:tc>
         <w:tc>
           <w:tcPr>
-            <w:tcW w:type="dxa" w:w="1866"/>
+            <w:tcW w:type="dxa" w:w="1846"/>
             <w:tcBorders>
               <w:top w:val="single" w:color="D9D4C5" w:sz="4"/>
               <w:left w:val="single" w:color="D9D4C5" w:sz="4"/>
@@ -8045,7 +8196,7 @@
         </w:tc>
         <w:tc>
           <w:tcPr>
-            <w:tcW w:type="dxa" w:w="2403"/>
+            <w:tcW w:type="dxa" w:w="2377"/>
             <w:tcBorders>
               <w:top w:val="single" w:color="D9D4C5" w:sz="4"/>
               <w:left w:val="single" w:color="D9D4C5" w:sz="4"/>
@@ -8089,7 +8240,7 @@
         </w:tc>
         <w:tc>
           <w:tcPr>
-            <w:tcW w:type="dxa" w:w="2129"/>
+            <w:tcW w:type="dxa" w:w="2200"/>
             <w:tcBorders>
               <w:top w:val="single" w:color="D9D4C5" w:sz="4"/>
               <w:left w:val="single" w:color="D9D4C5" w:sz="4"/>
@@ -8122,7 +8273,7 @@
         </w:tc>
         <w:tc>
           <w:tcPr>
-            <w:tcW w:type="dxa" w:w="2402"/>
+            <w:tcW w:type="dxa" w:w="2377"/>
             <w:tcBorders>
               <w:top w:val="single" w:color="D9D4C5" w:sz="4"/>
               <w:left w:val="single" w:color="D9D4C5" w:sz="4"/>
@@ -8210,7 +8361,7 @@
         </w:tc>
         <w:tc>
           <w:tcPr>
-            <w:tcW w:type="dxa" w:w="1866"/>
+            <w:tcW w:type="dxa" w:w="1846"/>
             <w:tcBorders>
               <w:top w:val="single" w:color="D9D4C5" w:sz="4"/>
               <w:left w:val="single" w:color="D9D4C5" w:sz="4"/>
@@ -8242,7 +8393,7 @@
         </w:tc>
         <w:tc>
           <w:tcPr>
-            <w:tcW w:type="dxa" w:w="2403"/>
+            <w:tcW w:type="dxa" w:w="2377"/>
             <w:tcBorders>
               <w:top w:val="single" w:color="D9D4C5" w:sz="4"/>
               <w:left w:val="single" w:color="D9D4C5" w:sz="4"/>
@@ -8285,7 +8436,7 @@
         </w:tc>
         <w:tc>
           <w:tcPr>
-            <w:tcW w:type="dxa" w:w="2129"/>
+            <w:tcW w:type="dxa" w:w="2200"/>
             <w:tcBorders>
               <w:top w:val="single" w:color="D9D4C5" w:sz="4"/>
               <w:left w:val="single" w:color="D9D4C5" w:sz="4"/>
@@ -8317,7 +8468,7 @@
         </w:tc>
         <w:tc>
           <w:tcPr>
-            <w:tcW w:type="dxa" w:w="2402"/>
+            <w:tcW w:type="dxa" w:w="2377"/>
             <w:tcBorders>
               <w:top w:val="single" w:color="D9D4C5" w:sz="4"/>
               <w:left w:val="single" w:color="D9D4C5" w:sz="4"/>
@@ -8423,7 +8574,7 @@
         </w:tc>
         <w:tc>
           <w:tcPr>
-            <w:tcW w:type="dxa" w:w="1866"/>
+            <w:tcW w:type="dxa" w:w="1846"/>
             <w:tcBorders>
               <w:top w:val="single" w:color="D9D4C5" w:sz="4"/>
               <w:left w:val="single" w:color="D9D4C5" w:sz="4"/>
@@ -8456,7 +8607,7 @@
         </w:tc>
         <w:tc>
           <w:tcPr>
-            <w:tcW w:type="dxa" w:w="2403"/>
+            <w:tcW w:type="dxa" w:w="2377"/>
             <w:tcBorders>
               <w:top w:val="single" w:color="D9D4C5" w:sz="4"/>
               <w:left w:val="single" w:color="D9D4C5" w:sz="4"/>
@@ -8500,7 +8651,7 @@
         </w:tc>
         <w:tc>
           <w:tcPr>
-            <w:tcW w:type="dxa" w:w="2129"/>
+            <w:tcW w:type="dxa" w:w="2200"/>
             <w:tcBorders>
               <w:top w:val="single" w:color="D9D4C5" w:sz="4"/>
               <w:left w:val="single" w:color="D9D4C5" w:sz="4"/>
@@ -8533,7 +8684,7 @@
         </w:tc>
         <w:tc>
           <w:tcPr>
-            <w:tcW w:type="dxa" w:w="2402"/>
+            <w:tcW w:type="dxa" w:w="2377"/>
             <w:tcBorders>
               <w:top w:val="single" w:color="D9D4C5" w:sz="4"/>
               <w:left w:val="single" w:color="D9D4C5" w:sz="4"/>
@@ -8621,7 +8772,7 @@
         </w:tc>
         <w:tc>
           <w:tcPr>
-            <w:tcW w:type="dxa" w:w="1866"/>
+            <w:tcW w:type="dxa" w:w="1846"/>
             <w:tcBorders>
               <w:top w:val="single" w:color="D9D4C5" w:sz="4"/>
               <w:left w:val="single" w:color="D9D4C5" w:sz="4"/>
@@ -8653,7 +8804,7 @@
         </w:tc>
         <w:tc>
           <w:tcPr>
-            <w:tcW w:type="dxa" w:w="2403"/>
+            <w:tcW w:type="dxa" w:w="2377"/>
             <w:tcBorders>
               <w:top w:val="single" w:color="D9D4C5" w:sz="4"/>
               <w:left w:val="single" w:color="D9D4C5" w:sz="4"/>
@@ -8696,7 +8847,7 @@
         </w:tc>
         <w:tc>
           <w:tcPr>
-            <w:tcW w:type="dxa" w:w="2129"/>
+            <w:tcW w:type="dxa" w:w="2200"/>
             <w:tcBorders>
               <w:top w:val="single" w:color="D9D4C5" w:sz="4"/>
               <w:left w:val="single" w:color="D9D4C5" w:sz="4"/>
@@ -8728,7 +8879,7 @@
         </w:tc>
         <w:tc>
           <w:tcPr>
-            <w:tcW w:type="dxa" w:w="2402"/>
+            <w:tcW w:type="dxa" w:w="2377"/>
             <w:tcBorders>
               <w:top w:val="single" w:color="D9D4C5" w:sz="4"/>
               <w:left w:val="single" w:color="D9D4C5" w:sz="4"/>
@@ -8816,7 +8967,7 @@
         </w:tc>
         <w:tc>
           <w:tcPr>
-            <w:tcW w:type="dxa" w:w="1866"/>
+            <w:tcW w:type="dxa" w:w="1846"/>
             <w:tcBorders>
               <w:top w:val="single" w:color="D9D4C5" w:sz="4"/>
               <w:left w:val="single" w:color="D9D4C5" w:sz="4"/>
@@ -8849,7 +9000,7 @@
         </w:tc>
         <w:tc>
           <w:tcPr>
-            <w:tcW w:type="dxa" w:w="2403"/>
+            <w:tcW w:type="dxa" w:w="2377"/>
             <w:tcBorders>
               <w:top w:val="single" w:color="D9D4C5" w:sz="4"/>
               <w:left w:val="single" w:color="D9D4C5" w:sz="4"/>
@@ -8893,7 +9044,7 @@
         </w:tc>
         <w:tc>
           <w:tcPr>
-            <w:tcW w:type="dxa" w:w="2129"/>
+            <w:tcW w:type="dxa" w:w="2200"/>
             <w:tcBorders>
               <w:top w:val="single" w:color="D9D4C5" w:sz="4"/>
               <w:left w:val="single" w:color="D9D4C5" w:sz="4"/>
@@ -8926,7 +9077,7 @@
         </w:tc>
         <w:tc>
           <w:tcPr>
-            <w:tcW w:type="dxa" w:w="2402"/>
+            <w:tcW w:type="dxa" w:w="2377"/>
             <w:tcBorders>
               <w:top w:val="single" w:color="D9D4C5" w:sz="4"/>
               <w:left w:val="single" w:color="D9D4C5" w:sz="4"/>
@@ -9014,7 +9165,7 @@
         </w:tc>
         <w:tc>
           <w:tcPr>
-            <w:tcW w:type="dxa" w:w="1866"/>
+            <w:tcW w:type="dxa" w:w="1846"/>
             <w:tcBorders>
               <w:top w:val="single" w:color="D9D4C5" w:sz="4"/>
               <w:left w:val="single" w:color="D9D4C5" w:sz="4"/>
@@ -9046,7 +9197,7 @@
         </w:tc>
         <w:tc>
           <w:tcPr>
-            <w:tcW w:type="dxa" w:w="2403"/>
+            <w:tcW w:type="dxa" w:w="2377"/>
             <w:tcBorders>
               <w:top w:val="single" w:color="D9D4C5" w:sz="4"/>
               <w:left w:val="single" w:color="D9D4C5" w:sz="4"/>
@@ -9089,7 +9240,7 @@
         </w:tc>
         <w:tc>
           <w:tcPr>
-            <w:tcW w:type="dxa" w:w="2129"/>
+            <w:tcW w:type="dxa" w:w="2200"/>
             <w:tcBorders>
               <w:top w:val="single" w:color="D9D4C5" w:sz="4"/>
               <w:left w:val="single" w:color="D9D4C5" w:sz="4"/>
@@ -9121,7 +9272,7 @@
         </w:tc>
         <w:tc>
           <w:tcPr>
-            <w:tcW w:type="dxa" w:w="2402"/>
+            <w:tcW w:type="dxa" w:w="2377"/>
             <w:tcBorders>
               <w:top w:val="single" w:color="D9D4C5" w:sz="4"/>
               <w:left w:val="single" w:color="D9D4C5" w:sz="4"/>
@@ -9209,7 +9360,7 @@
         </w:tc>
         <w:tc>
           <w:tcPr>
-            <w:tcW w:type="dxa" w:w="1866"/>
+            <w:tcW w:type="dxa" w:w="1846"/>
             <w:tcBorders>
               <w:top w:val="single" w:color="D9D4C5" w:sz="4"/>
               <w:left w:val="single" w:color="D9D4C5" w:sz="4"/>
@@ -9242,7 +9393,7 @@
         </w:tc>
         <w:tc>
           <w:tcPr>
-            <w:tcW w:type="dxa" w:w="2403"/>
+            <w:tcW w:type="dxa" w:w="2377"/>
             <w:tcBorders>
               <w:top w:val="single" w:color="D9D4C5" w:sz="4"/>
               <w:left w:val="single" w:color="D9D4C5" w:sz="4"/>
@@ -9286,7 +9437,7 @@
         </w:tc>
         <w:tc>
           <w:tcPr>
-            <w:tcW w:type="dxa" w:w="2129"/>
+            <w:tcW w:type="dxa" w:w="2200"/>
             <w:tcBorders>
               <w:top w:val="single" w:color="D9D4C5" w:sz="4"/>
               <w:left w:val="single" w:color="D9D4C5" w:sz="4"/>
@@ -9319,7 +9470,7 @@
         </w:tc>
         <w:tc>
           <w:tcPr>
-            <w:tcW w:type="dxa" w:w="2402"/>
+            <w:tcW w:type="dxa" w:w="2377"/>
             <w:tcBorders>
               <w:top w:val="single" w:color="D9D4C5" w:sz="4"/>
               <w:left w:val="single" w:color="D9D4C5" w:sz="4"/>
@@ -9407,7 +9558,7 @@
         </w:tc>
         <w:tc>
           <w:tcPr>
-            <w:tcW w:type="dxa" w:w="1866"/>
+            <w:tcW w:type="dxa" w:w="1846"/>
             <w:tcBorders>
               <w:top w:val="single" w:color="D9D4C5" w:sz="4"/>
               <w:left w:val="single" w:color="D9D4C5" w:sz="4"/>
@@ -9439,7 +9590,7 @@
         </w:tc>
         <w:tc>
           <w:tcPr>
-            <w:tcW w:type="dxa" w:w="2403"/>
+            <w:tcW w:type="dxa" w:w="2377"/>
             <w:tcBorders>
               <w:top w:val="single" w:color="D9D4C5" w:sz="4"/>
               <w:left w:val="single" w:color="D9D4C5" w:sz="4"/>
@@ -9482,7 +9633,7 @@
         </w:tc>
         <w:tc>
           <w:tcPr>
-            <w:tcW w:type="dxa" w:w="2129"/>
+            <w:tcW w:type="dxa" w:w="2200"/>
             <w:tcBorders>
               <w:top w:val="single" w:color="D9D4C5" w:sz="4"/>
               <w:left w:val="single" w:color="D9D4C5" w:sz="4"/>
@@ -9514,7 +9665,7 @@
         </w:tc>
         <w:tc>
           <w:tcPr>
-            <w:tcW w:type="dxa" w:w="2402"/>
+            <w:tcW w:type="dxa" w:w="2377"/>
             <w:tcBorders>
               <w:top w:val="single" w:color="D9D4C5" w:sz="4"/>
               <w:left w:val="single" w:color="D9D4C5" w:sz="4"/>
@@ -9602,7 +9753,7 @@
         </w:tc>
         <w:tc>
           <w:tcPr>
-            <w:tcW w:type="dxa" w:w="1866"/>
+            <w:tcW w:type="dxa" w:w="1846"/>
             <w:tcBorders>
               <w:top w:val="single" w:color="D9D4C5" w:sz="4"/>
               <w:left w:val="single" w:color="D9D4C5" w:sz="4"/>
@@ -9635,7 +9786,7 @@
         </w:tc>
         <w:tc>
           <w:tcPr>
-            <w:tcW w:type="dxa" w:w="2403"/>
+            <w:tcW w:type="dxa" w:w="2377"/>
             <w:tcBorders>
               <w:top w:val="single" w:color="D9D4C5" w:sz="4"/>
               <w:left w:val="single" w:color="D9D4C5" w:sz="4"/>
@@ -9679,7 +9830,7 @@
         </w:tc>
         <w:tc>
           <w:tcPr>
-            <w:tcW w:type="dxa" w:w="2129"/>
+            <w:tcW w:type="dxa" w:w="2200"/>
             <w:tcBorders>
               <w:top w:val="single" w:color="D9D4C5" w:sz="4"/>
               <w:left w:val="single" w:color="D9D4C5" w:sz="4"/>
@@ -9712,7 +9863,7 @@
         </w:tc>
         <w:tc>
           <w:tcPr>
-            <w:tcW w:type="dxa" w:w="2402"/>
+            <w:tcW w:type="dxa" w:w="2377"/>
             <w:tcBorders>
               <w:top w:val="single" w:color="D9D4C5" w:sz="4"/>
               <w:left w:val="single" w:color="D9D4C5" w:sz="4"/>
@@ -9800,7 +9951,7 @@
         </w:tc>
         <w:tc>
           <w:tcPr>
-            <w:tcW w:type="dxa" w:w="1866"/>
+            <w:tcW w:type="dxa" w:w="1846"/>
             <w:tcBorders>
               <w:top w:val="single" w:color="D9D4C5" w:sz="4"/>
               <w:left w:val="single" w:color="D9D4C5" w:sz="4"/>
@@ -9832,7 +9983,7 @@
         </w:tc>
         <w:tc>
           <w:tcPr>
-            <w:tcW w:type="dxa" w:w="2403"/>
+            <w:tcW w:type="dxa" w:w="2377"/>
             <w:tcBorders>
               <w:top w:val="single" w:color="D9D4C5" w:sz="4"/>
               <w:left w:val="single" w:color="D9D4C5" w:sz="4"/>
@@ -9875,7 +10026,7 @@
         </w:tc>
         <w:tc>
           <w:tcPr>
-            <w:tcW w:type="dxa" w:w="2129"/>
+            <w:tcW w:type="dxa" w:w="2200"/>
             <w:tcBorders>
               <w:top w:val="single" w:color="D9D4C5" w:sz="4"/>
               <w:left w:val="single" w:color="D9D4C5" w:sz="4"/>
@@ -9907,7 +10058,7 @@
         </w:tc>
         <w:tc>
           <w:tcPr>
-            <w:tcW w:type="dxa" w:w="2402"/>
+            <w:tcW w:type="dxa" w:w="2377"/>
             <w:tcBorders>
               <w:top w:val="single" w:color="D9D4C5" w:sz="4"/>
               <w:left w:val="single" w:color="D9D4C5" w:sz="4"/>
@@ -9995,7 +10146,7 @@
         </w:tc>
         <w:tc>
           <w:tcPr>
-            <w:tcW w:type="dxa" w:w="1866"/>
+            <w:tcW w:type="dxa" w:w="1846"/>
             <w:tcBorders>
               <w:top w:val="single" w:color="D9D4C5" w:sz="4"/>
               <w:left w:val="single" w:color="D9D4C5" w:sz="4"/>
@@ -10028,7 +10179,7 @@
         </w:tc>
         <w:tc>
           <w:tcPr>
-            <w:tcW w:type="dxa" w:w="2403"/>
+            <w:tcW w:type="dxa" w:w="2377"/>
             <w:tcBorders>
               <w:top w:val="single" w:color="D9D4C5" w:sz="4"/>
               <w:left w:val="single" w:color="D9D4C5" w:sz="4"/>
@@ -10072,7 +10223,7 @@
         </w:tc>
         <w:tc>
           <w:tcPr>
-            <w:tcW w:type="dxa" w:w="2129"/>
+            <w:tcW w:type="dxa" w:w="2200"/>
             <w:tcBorders>
               <w:top w:val="single" w:color="D9D4C5" w:sz="4"/>
               <w:left w:val="single" w:color="D9D4C5" w:sz="4"/>
@@ -10105,7 +10256,7 @@
         </w:tc>
         <w:tc>
           <w:tcPr>
-            <w:tcW w:type="dxa" w:w="2402"/>
+            <w:tcW w:type="dxa" w:w="2377"/>
             <w:tcBorders>
               <w:top w:val="single" w:color="D9D4C5" w:sz="4"/>
               <w:left w:val="single" w:color="D9D4C5" w:sz="4"/>
@@ -10193,7 +10344,7 @@
         </w:tc>
         <w:tc>
           <w:tcPr>
-            <w:tcW w:type="dxa" w:w="1866"/>
+            <w:tcW w:type="dxa" w:w="1846"/>
             <w:tcBorders>
               <w:top w:val="single" w:color="D9D4C5" w:sz="4"/>
               <w:left w:val="single" w:color="D9D4C5" w:sz="4"/>
@@ -10225,7 +10376,7 @@
         </w:tc>
         <w:tc>
           <w:tcPr>
-            <w:tcW w:type="dxa" w:w="2403"/>
+            <w:tcW w:type="dxa" w:w="2377"/>
             <w:tcBorders>
               <w:top w:val="single" w:color="D9D4C5" w:sz="4"/>
               <w:left w:val="single" w:color="D9D4C5" w:sz="4"/>
@@ -10268,7 +10419,7 @@
         </w:tc>
         <w:tc>
           <w:tcPr>
-            <w:tcW w:type="dxa" w:w="2129"/>
+            <w:tcW w:type="dxa" w:w="2200"/>
             <w:tcBorders>
               <w:top w:val="single" w:color="D9D4C5" w:sz="4"/>
               <w:left w:val="single" w:color="D9D4C5" w:sz="4"/>
@@ -10300,7 +10451,7 @@
         </w:tc>
         <w:tc>
           <w:tcPr>
-            <w:tcW w:type="dxa" w:w="2402"/>
+            <w:tcW w:type="dxa" w:w="2377"/>
             <w:tcBorders>
               <w:top w:val="single" w:color="D9D4C5" w:sz="4"/>
               <w:left w:val="single" w:color="D9D4C5" w:sz="4"/>
@@ -10388,7 +10539,7 @@
         </w:tc>
         <w:tc>
           <w:tcPr>
-            <w:tcW w:type="dxa" w:w="1866"/>
+            <w:tcW w:type="dxa" w:w="1846"/>
             <w:tcBorders>
               <w:top w:val="single" w:color="D9D4C5" w:sz="4"/>
               <w:left w:val="single" w:color="D9D4C5" w:sz="4"/>
@@ -10421,7 +10572,7 @@
         </w:tc>
         <w:tc>
           <w:tcPr>
-            <w:tcW w:type="dxa" w:w="2403"/>
+            <w:tcW w:type="dxa" w:w="2377"/>
             <w:tcBorders>
               <w:top w:val="single" w:color="D9D4C5" w:sz="4"/>
               <w:left w:val="single" w:color="D9D4C5" w:sz="4"/>
@@ -10465,7 +10616,7 @@
         </w:tc>
         <w:tc>
           <w:tcPr>
-            <w:tcW w:type="dxa" w:w="2129"/>
+            <w:tcW w:type="dxa" w:w="2200"/>
             <w:tcBorders>
               <w:top w:val="single" w:color="D9D4C5" w:sz="4"/>
               <w:left w:val="single" w:color="D9D4C5" w:sz="4"/>
@@ -10498,7 +10649,7 @@
         </w:tc>
         <w:tc>
           <w:tcPr>
-            <w:tcW w:type="dxa" w:w="2402"/>
+            <w:tcW w:type="dxa" w:w="2377"/>
             <w:tcBorders>
               <w:top w:val="single" w:color="D9D4C5" w:sz="4"/>
               <w:left w:val="single" w:color="D9D4C5" w:sz="4"/>
@@ -10568,7 +10719,7 @@
         </w:tc>
         <w:tc>
           <w:tcPr>
-            <w:tcW w:type="dxa" w:w="1866"/>
+            <w:tcW w:type="dxa" w:w="1846"/>
             <w:tcBorders>
               <w:top w:val="single" w:color="D9D4C5" w:sz="4"/>
               <w:left w:val="single" w:color="D9D4C5" w:sz="4"/>
@@ -10600,7 +10751,7 @@
         </w:tc>
         <w:tc>
           <w:tcPr>
-            <w:tcW w:type="dxa" w:w="2403"/>
+            <w:tcW w:type="dxa" w:w="2377"/>
             <w:tcBorders>
               <w:top w:val="single" w:color="D9D4C5" w:sz="4"/>
               <w:left w:val="single" w:color="D9D4C5" w:sz="4"/>
@@ -10643,7 +10794,7 @@
         </w:tc>
         <w:tc>
           <w:tcPr>
-            <w:tcW w:type="dxa" w:w="2129"/>
+            <w:tcW w:type="dxa" w:w="2200"/>
             <w:tcBorders>
               <w:top w:val="single" w:color="D9D4C5" w:sz="4"/>
               <w:left w:val="single" w:color="D9D4C5" w:sz="4"/>
@@ -10675,7 +10826,7 @@
         </w:tc>
         <w:tc>
           <w:tcPr>
-            <w:tcW w:type="dxa" w:w="2402"/>
+            <w:tcW w:type="dxa" w:w="2377"/>
             <w:tcBorders>
               <w:top w:val="single" w:color="D9D4C5" w:sz="4"/>
               <w:left w:val="single" w:color="D9D4C5" w:sz="4"/>
@@ -10763,7 +10914,7 @@
         </w:tc>
         <w:tc>
           <w:tcPr>
-            <w:tcW w:type="dxa" w:w="1866"/>
+            <w:tcW w:type="dxa" w:w="1846"/>
             <w:tcBorders>
               <w:top w:val="single" w:color="D9D4C5" w:sz="4"/>
               <w:left w:val="single" w:color="D9D4C5" w:sz="4"/>
@@ -10796,7 +10947,7 @@
         </w:tc>
         <w:tc>
           <w:tcPr>
-            <w:tcW w:type="dxa" w:w="2403"/>
+            <w:tcW w:type="dxa" w:w="2377"/>
             <w:tcBorders>
               <w:top w:val="single" w:color="D9D4C5" w:sz="4"/>
               <w:left w:val="single" w:color="D9D4C5" w:sz="4"/>
@@ -10840,7 +10991,7 @@
         </w:tc>
         <w:tc>
           <w:tcPr>
-            <w:tcW w:type="dxa" w:w="2129"/>
+            <w:tcW w:type="dxa" w:w="2200"/>
             <w:tcBorders>
               <w:top w:val="single" w:color="D9D4C5" w:sz="4"/>
               <w:left w:val="single" w:color="D9D4C5" w:sz="4"/>
@@ -10873,7 +11024,7 @@
         </w:tc>
         <w:tc>
           <w:tcPr>
-            <w:tcW w:type="dxa" w:w="2402"/>
+            <w:tcW w:type="dxa" w:w="2377"/>
             <w:tcBorders>
               <w:top w:val="single" w:color="D9D4C5" w:sz="4"/>
               <w:left w:val="single" w:color="D9D4C5" w:sz="4"/>
@@ -10961,7 +11112,7 @@
         </w:tc>
         <w:tc>
           <w:tcPr>
-            <w:tcW w:type="dxa" w:w="1866"/>
+            <w:tcW w:type="dxa" w:w="1846"/>
             <w:tcBorders>
               <w:top w:val="single" w:color="D9D4C5" w:sz="4"/>
               <w:left w:val="single" w:color="D9D4C5" w:sz="4"/>
@@ -10993,7 +11144,7 @@
         </w:tc>
         <w:tc>
           <w:tcPr>
-            <w:tcW w:type="dxa" w:w="2403"/>
+            <w:tcW w:type="dxa" w:w="2377"/>
             <w:tcBorders>
               <w:top w:val="single" w:color="D9D4C5" w:sz="4"/>
               <w:left w:val="single" w:color="D9D4C5" w:sz="4"/>
@@ -11036,7 +11187,7 @@
         </w:tc>
         <w:tc>
           <w:tcPr>
-            <w:tcW w:type="dxa" w:w="2129"/>
+            <w:tcW w:type="dxa" w:w="2200"/>
             <w:tcBorders>
               <w:top w:val="single" w:color="D9D4C5" w:sz="4"/>
               <w:left w:val="single" w:color="D9D4C5" w:sz="4"/>
@@ -11068,7 +11219,7 @@
         </w:tc>
         <w:tc>
           <w:tcPr>
-            <w:tcW w:type="dxa" w:w="2402"/>
+            <w:tcW w:type="dxa" w:w="2377"/>
             <w:tcBorders>
               <w:top w:val="single" w:color="D9D4C5" w:sz="4"/>
               <w:left w:val="single" w:color="D9D4C5" w:sz="4"/>
@@ -11156,7 +11307,7 @@
         </w:tc>
         <w:tc>
           <w:tcPr>
-            <w:tcW w:type="dxa" w:w="1866"/>
+            <w:tcW w:type="dxa" w:w="1846"/>
             <w:tcBorders>
               <w:top w:val="single" w:color="D9D4C5" w:sz="4"/>
               <w:left w:val="single" w:color="D9D4C5" w:sz="4"/>
@@ -11189,7 +11340,7 @@
         </w:tc>
         <w:tc>
           <w:tcPr>
-            <w:tcW w:type="dxa" w:w="2403"/>
+            <w:tcW w:type="dxa" w:w="2377"/>
             <w:tcBorders>
               <w:top w:val="single" w:color="D9D4C5" w:sz="4"/>
               <w:left w:val="single" w:color="D9D4C5" w:sz="4"/>
@@ -11233,7 +11384,7 @@
         </w:tc>
         <w:tc>
           <w:tcPr>
-            <w:tcW w:type="dxa" w:w="2129"/>
+            <w:tcW w:type="dxa" w:w="2200"/>
             <w:tcBorders>
               <w:top w:val="single" w:color="D9D4C5" w:sz="4"/>
               <w:left w:val="single" w:color="D9D4C5" w:sz="4"/>
@@ -11266,7 +11417,7 @@
         </w:tc>
         <w:tc>
           <w:tcPr>
-            <w:tcW w:type="dxa" w:w="2402"/>
+            <w:tcW w:type="dxa" w:w="2377"/>
             <w:tcBorders>
               <w:top w:val="single" w:color="D9D4C5" w:sz="4"/>
               <w:left w:val="single" w:color="D9D4C5" w:sz="4"/>
@@ -11354,7 +11505,7 @@
         </w:tc>
         <w:tc>
           <w:tcPr>
-            <w:tcW w:type="dxa" w:w="1866"/>
+            <w:tcW w:type="dxa" w:w="1846"/>
             <w:tcBorders>
               <w:top w:val="single" w:color="D9D4C5" w:sz="4"/>
               <w:left w:val="single" w:color="D9D4C5" w:sz="4"/>
@@ -11386,7 +11537,7 @@
         </w:tc>
         <w:tc>
           <w:tcPr>
-            <w:tcW w:type="dxa" w:w="2403"/>
+            <w:tcW w:type="dxa" w:w="2377"/>
             <w:tcBorders>
               <w:top w:val="single" w:color="D9D4C5" w:sz="4"/>
               <w:left w:val="single" w:color="D9D4C5" w:sz="4"/>
@@ -11429,7 +11580,7 @@
         </w:tc>
         <w:tc>
           <w:tcPr>
-            <w:tcW w:type="dxa" w:w="2129"/>
+            <w:tcW w:type="dxa" w:w="2200"/>
             <w:tcBorders>
               <w:top w:val="single" w:color="D9D4C5" w:sz="4"/>
               <w:left w:val="single" w:color="D9D4C5" w:sz="4"/>
@@ -11461,7 +11612,7 @@
         </w:tc>
         <w:tc>
           <w:tcPr>
-            <w:tcW w:type="dxa" w:w="2402"/>
+            <w:tcW w:type="dxa" w:w="2377"/>
             <w:tcBorders>
               <w:top w:val="single" w:color="D9D4C5" w:sz="4"/>
               <w:left w:val="single" w:color="D9D4C5" w:sz="4"/>
@@ -11549,7 +11700,7 @@
         </w:tc>
         <w:tc>
           <w:tcPr>
-            <w:tcW w:type="dxa" w:w="1866"/>
+            <w:tcW w:type="dxa" w:w="1846"/>
             <w:tcBorders>
               <w:top w:val="single" w:color="D9D4C5" w:sz="4"/>
               <w:left w:val="single" w:color="D9D4C5" w:sz="4"/>
@@ -11582,7 +11733,7 @@
         </w:tc>
         <w:tc>
           <w:tcPr>
-            <w:tcW w:type="dxa" w:w="2403"/>
+            <w:tcW w:type="dxa" w:w="2377"/>
             <w:tcBorders>
               <w:top w:val="single" w:color="D9D4C5" w:sz="4"/>
               <w:left w:val="single" w:color="D9D4C5" w:sz="4"/>
@@ -11626,7 +11777,7 @@
         </w:tc>
         <w:tc>
           <w:tcPr>
-            <w:tcW w:type="dxa" w:w="2129"/>
+            <w:tcW w:type="dxa" w:w="2200"/>
             <w:tcBorders>
               <w:top w:val="single" w:color="D9D4C5" w:sz="4"/>
               <w:left w:val="single" w:color="D9D4C5" w:sz="4"/>
@@ -11659,7 +11810,7 @@
         </w:tc>
         <w:tc>
           <w:tcPr>
-            <w:tcW w:type="dxa" w:w="2402"/>
+            <w:tcW w:type="dxa" w:w="2377"/>
             <w:tcBorders>
               <w:top w:val="single" w:color="D9D4C5" w:sz="4"/>
               <w:left w:val="single" w:color="D9D4C5" w:sz="4"/>
@@ -11747,7 +11898,7 @@
         </w:tc>
         <w:tc>
           <w:tcPr>
-            <w:tcW w:type="dxa" w:w="1866"/>
+            <w:tcW w:type="dxa" w:w="1846"/>
             <w:tcBorders>
               <w:top w:val="single" w:color="D9D4C5" w:sz="4"/>
               <w:left w:val="single" w:color="D9D4C5" w:sz="4"/>
@@ -11779,7 +11930,7 @@
         </w:tc>
         <w:tc>
           <w:tcPr>
-            <w:tcW w:type="dxa" w:w="2403"/>
+            <w:tcW w:type="dxa" w:w="2377"/>
             <w:tcBorders>
               <w:top w:val="single" w:color="D9D4C5" w:sz="4"/>
               <w:left w:val="single" w:color="D9D4C5" w:sz="4"/>
@@ -11822,7 +11973,7 @@
         </w:tc>
         <w:tc>
           <w:tcPr>
-            <w:tcW w:type="dxa" w:w="2129"/>
+            <w:tcW w:type="dxa" w:w="2200"/>
             <w:tcBorders>
               <w:top w:val="single" w:color="D9D4C5" w:sz="4"/>
               <w:left w:val="single" w:color="D9D4C5" w:sz="4"/>
@@ -11854,7 +12005,7 @@
         </w:tc>
         <w:tc>
           <w:tcPr>
-            <w:tcW w:type="dxa" w:w="2402"/>
+            <w:tcW w:type="dxa" w:w="2377"/>
             <w:tcBorders>
               <w:top w:val="single" w:color="D9D4C5" w:sz="4"/>
               <w:left w:val="single" w:color="D9D4C5" w:sz="4"/>
@@ -11942,7 +12093,7 @@
         </w:tc>
         <w:tc>
           <w:tcPr>
-            <w:tcW w:type="dxa" w:w="1866"/>
+            <w:tcW w:type="dxa" w:w="1846"/>
             <w:tcBorders>
               <w:top w:val="single" w:color="D9D4C5" w:sz="4"/>
               <w:left w:val="single" w:color="D9D4C5" w:sz="4"/>
@@ -11975,7 +12126,7 @@
         </w:tc>
         <w:tc>
           <w:tcPr>
-            <w:tcW w:type="dxa" w:w="2403"/>
+            <w:tcW w:type="dxa" w:w="2377"/>
             <w:tcBorders>
               <w:top w:val="single" w:color="D9D4C5" w:sz="4"/>
               <w:left w:val="single" w:color="D9D4C5" w:sz="4"/>
@@ -12055,7 +12206,7 @@
         </w:tc>
         <w:tc>
           <w:tcPr>
-            <w:tcW w:type="dxa" w:w="2129"/>
+            <w:tcW w:type="dxa" w:w="2200"/>
             <w:tcBorders>
               <w:top w:val="single" w:color="D9D4C5" w:sz="4"/>
               <w:left w:val="single" w:color="D9D4C5" w:sz="4"/>
@@ -12088,7 +12239,7 @@
         </w:tc>
         <w:tc>
           <w:tcPr>
-            <w:tcW w:type="dxa" w:w="2402"/>
+            <w:tcW w:type="dxa" w:w="2377"/>
             <w:tcBorders>
               <w:top w:val="single" w:color="D9D4C5" w:sz="4"/>
               <w:left w:val="single" w:color="D9D4C5" w:sz="4"/>
@@ -12176,7 +12327,7 @@
         </w:tc>
         <w:tc>
           <w:tcPr>
-            <w:tcW w:type="dxa" w:w="1866"/>
+            <w:tcW w:type="dxa" w:w="1846"/>
             <w:tcBorders>
               <w:top w:val="single" w:color="D9D4C5" w:sz="4"/>
               <w:left w:val="single" w:color="D9D4C5" w:sz="4"/>
@@ -12208,7 +12359,7 @@
         </w:tc>
         <w:tc>
           <w:tcPr>
-            <w:tcW w:type="dxa" w:w="2403"/>
+            <w:tcW w:type="dxa" w:w="2377"/>
             <w:tcBorders>
               <w:top w:val="single" w:color="D9D4C5" w:sz="4"/>
               <w:left w:val="single" w:color="D9D4C5" w:sz="4"/>
@@ -12251,7 +12402,7 @@
         </w:tc>
         <w:tc>
           <w:tcPr>
-            <w:tcW w:type="dxa" w:w="2129"/>
+            <w:tcW w:type="dxa" w:w="2200"/>
             <w:tcBorders>
               <w:top w:val="single" w:color="D9D4C5" w:sz="4"/>
               <w:left w:val="single" w:color="D9D4C5" w:sz="4"/>
@@ -12283,7 +12434,7 @@
         </w:tc>
         <w:tc>
           <w:tcPr>
-            <w:tcW w:type="dxa" w:w="2402"/>
+            <w:tcW w:type="dxa" w:w="2377"/>
             <w:tcBorders>
               <w:top w:val="single" w:color="D9D4C5" w:sz="4"/>
               <w:left w:val="single" w:color="D9D4C5" w:sz="4"/>
@@ -12353,7 +12504,7 @@
         </w:tc>
         <w:tc>
           <w:tcPr>
-            <w:tcW w:type="dxa" w:w="1866"/>
+            <w:tcW w:type="dxa" w:w="1846"/>
             <w:tcBorders>
               <w:top w:val="single" w:color="D9D4C5" w:sz="4"/>
               <w:left w:val="single" w:color="D9D4C5" w:sz="4"/>
@@ -12386,7 +12537,7 @@
         </w:tc>
         <w:tc>
           <w:tcPr>
-            <w:tcW w:type="dxa" w:w="2403"/>
+            <w:tcW w:type="dxa" w:w="2377"/>
             <w:tcBorders>
               <w:top w:val="single" w:color="D9D4C5" w:sz="4"/>
               <w:left w:val="single" w:color="D9D4C5" w:sz="4"/>
@@ -12430,7 +12581,7 @@
         </w:tc>
         <w:tc>
           <w:tcPr>
-            <w:tcW w:type="dxa" w:w="2129"/>
+            <w:tcW w:type="dxa" w:w="2200"/>
             <w:tcBorders>
               <w:top w:val="single" w:color="D9D4C5" w:sz="4"/>
               <w:left w:val="single" w:color="D9D4C5" w:sz="4"/>
@@ -12463,7 +12614,7 @@
         </w:tc>
         <w:tc>
           <w:tcPr>
-            <w:tcW w:type="dxa" w:w="2402"/>
+            <w:tcW w:type="dxa" w:w="2377"/>
             <w:tcBorders>
               <w:top w:val="single" w:color="D9D4C5" w:sz="4"/>
               <w:left w:val="single" w:color="D9D4C5" w:sz="4"/>
@@ -12533,7 +12684,7 @@
         </w:tc>
         <w:tc>
           <w:tcPr>
-            <w:tcW w:type="dxa" w:w="1866"/>
+            <w:tcW w:type="dxa" w:w="1846"/>
             <w:tcBorders>
               <w:top w:val="single" w:color="D9D4C5" w:sz="4"/>
               <w:left w:val="single" w:color="D9D4C5" w:sz="4"/>
@@ -12565,7 +12716,7 @@
         </w:tc>
         <w:tc>
           <w:tcPr>
-            <w:tcW w:type="dxa" w:w="2403"/>
+            <w:tcW w:type="dxa" w:w="2377"/>
             <w:tcBorders>
               <w:top w:val="single" w:color="D9D4C5" w:sz="4"/>
               <w:left w:val="single" w:color="D9D4C5" w:sz="4"/>
@@ -12608,7 +12759,7 @@
         </w:tc>
         <w:tc>
           <w:tcPr>
-            <w:tcW w:type="dxa" w:w="2129"/>
+            <w:tcW w:type="dxa" w:w="2200"/>
             <w:tcBorders>
               <w:top w:val="single" w:color="D9D4C5" w:sz="4"/>
               <w:left w:val="single" w:color="D9D4C5" w:sz="4"/>
@@ -12640,7 +12791,7 @@
         </w:tc>
         <w:tc>
           <w:tcPr>
-            <w:tcW w:type="dxa" w:w="2402"/>
+            <w:tcW w:type="dxa" w:w="2377"/>
             <w:tcBorders>
               <w:top w:val="single" w:color="D9D4C5" w:sz="4"/>
               <w:left w:val="single" w:color="D9D4C5" w:sz="4"/>
@@ -12728,7 +12879,7 @@
         </w:tc>
         <w:tc>
           <w:tcPr>
-            <w:tcW w:type="dxa" w:w="1866"/>
+            <w:tcW w:type="dxa" w:w="1846"/>
             <w:tcBorders>
               <w:top w:val="single" w:color="D9D4C5" w:sz="4"/>
               <w:left w:val="single" w:color="D9D4C5" w:sz="4"/>
@@ -12761,7 +12912,7 @@
         </w:tc>
         <w:tc>
           <w:tcPr>
-            <w:tcW w:type="dxa" w:w="2403"/>
+            <w:tcW w:type="dxa" w:w="2377"/>
             <w:tcBorders>
               <w:top w:val="single" w:color="D9D4C5" w:sz="4"/>
               <w:left w:val="single" w:color="D9D4C5" w:sz="4"/>
@@ -12805,7 +12956,7 @@
         </w:tc>
         <w:tc>
           <w:tcPr>
-            <w:tcW w:type="dxa" w:w="2129"/>
+            <w:tcW w:type="dxa" w:w="2200"/>
             <w:tcBorders>
               <w:top w:val="single" w:color="D9D4C5" w:sz="4"/>
               <w:left w:val="single" w:color="D9D4C5" w:sz="4"/>
@@ -12838,7 +12989,7 @@
         </w:tc>
         <w:tc>
           <w:tcPr>
-            <w:tcW w:type="dxa" w:w="2402"/>
+            <w:tcW w:type="dxa" w:w="2377"/>
             <w:tcBorders>
               <w:top w:val="single" w:color="D9D4C5" w:sz="4"/>
               <w:left w:val="single" w:color="D9D4C5" w:sz="4"/>
@@ -12926,7 +13077,7 @@
         </w:tc>
         <w:tc>
           <w:tcPr>
-            <w:tcW w:type="dxa" w:w="1866"/>
+            <w:tcW w:type="dxa" w:w="1846"/>
             <w:tcBorders>
               <w:top w:val="single" w:color="D9D4C5" w:sz="4"/>
               <w:left w:val="single" w:color="D9D4C5" w:sz="4"/>
@@ -12958,7 +13109,7 @@
         </w:tc>
         <w:tc>
           <w:tcPr>
-            <w:tcW w:type="dxa" w:w="2403"/>
+            <w:tcW w:type="dxa" w:w="2377"/>
             <w:tcBorders>
               <w:top w:val="single" w:color="D9D4C5" w:sz="4"/>
               <w:left w:val="single" w:color="D9D4C5" w:sz="4"/>
@@ -13001,7 +13152,7 @@
         </w:tc>
         <w:tc>
           <w:tcPr>
-            <w:tcW w:type="dxa" w:w="2129"/>
+            <w:tcW w:type="dxa" w:w="2200"/>
             <w:tcBorders>
               <w:top w:val="single" w:color="D9D4C5" w:sz="4"/>
               <w:left w:val="single" w:color="D9D4C5" w:sz="4"/>
@@ -13033,7 +13184,7 @@
         </w:tc>
         <w:tc>
           <w:tcPr>
-            <w:tcW w:type="dxa" w:w="2402"/>
+            <w:tcW w:type="dxa" w:w="2377"/>
             <w:tcBorders>
               <w:top w:val="single" w:color="D9D4C5" w:sz="4"/>
               <w:left w:val="single" w:color="D9D4C5" w:sz="4"/>
@@ -13121,7 +13272,7 @@
         </w:tc>
         <w:tc>
           <w:tcPr>
-            <w:tcW w:type="dxa" w:w="1866"/>
+            <w:tcW w:type="dxa" w:w="1846"/>
             <w:tcBorders>
               <w:top w:val="single" w:color="D9D4C5" w:sz="4"/>
               <w:left w:val="single" w:color="D9D4C5" w:sz="4"/>
@@ -13154,7 +13305,7 @@
         </w:tc>
         <w:tc>
           <w:tcPr>
-            <w:tcW w:type="dxa" w:w="2403"/>
+            <w:tcW w:type="dxa" w:w="2377"/>
             <w:tcBorders>
               <w:top w:val="single" w:color="D9D4C5" w:sz="4"/>
               <w:left w:val="single" w:color="D9D4C5" w:sz="4"/>
@@ -13198,7 +13349,7 @@
         </w:tc>
         <w:tc>
           <w:tcPr>
-            <w:tcW w:type="dxa" w:w="2129"/>
+            <w:tcW w:type="dxa" w:w="2200"/>
             <w:tcBorders>
               <w:top w:val="single" w:color="D9D4C5" w:sz="4"/>
               <w:left w:val="single" w:color="D9D4C5" w:sz="4"/>
@@ -13231,7 +13382,7 @@
         </w:tc>
         <w:tc>
           <w:tcPr>
-            <w:tcW w:type="dxa" w:w="2402"/>
+            <w:tcW w:type="dxa" w:w="2377"/>
             <w:tcBorders>
               <w:top w:val="single" w:color="D9D4C5" w:sz="4"/>
               <w:left w:val="single" w:color="D9D4C5" w:sz="4"/>
@@ -13319,7 +13470,7 @@
         </w:tc>
         <w:tc>
           <w:tcPr>
-            <w:tcW w:type="dxa" w:w="1866"/>
+            <w:tcW w:type="dxa" w:w="1846"/>
             <w:tcBorders>
               <w:top w:val="single" w:color="D9D4C5" w:sz="4"/>
               <w:left w:val="single" w:color="D9D4C5" w:sz="4"/>
@@ -13351,7 +13502,7 @@
         </w:tc>
         <w:tc>
           <w:tcPr>
-            <w:tcW w:type="dxa" w:w="2403"/>
+            <w:tcW w:type="dxa" w:w="2377"/>
             <w:tcBorders>
               <w:top w:val="single" w:color="D9D4C5" w:sz="4"/>
               <w:left w:val="single" w:color="D9D4C5" w:sz="4"/>
@@ -13394,7 +13545,7 @@
         </w:tc>
         <w:tc>
           <w:tcPr>
-            <w:tcW w:type="dxa" w:w="2129"/>
+            <w:tcW w:type="dxa" w:w="2200"/>
             <w:tcBorders>
               <w:top w:val="single" w:color="D9D4C5" w:sz="4"/>
               <w:left w:val="single" w:color="D9D4C5" w:sz="4"/>
@@ -13426,7 +13577,7 @@
         </w:tc>
         <w:tc>
           <w:tcPr>
-            <w:tcW w:type="dxa" w:w="2402"/>
+            <w:tcW w:type="dxa" w:w="2377"/>
             <w:tcBorders>
               <w:top w:val="single" w:color="D9D4C5" w:sz="4"/>
               <w:left w:val="single" w:color="D9D4C5" w:sz="4"/>
@@ -13586,7 +13737,7 @@
         </w:tc>
         <w:tc>
           <w:tcPr>
-            <w:tcW w:type="dxa" w:w="1866"/>
+            <w:tcW w:type="dxa" w:w="1846"/>
             <w:tcBorders>
               <w:top w:val="single" w:color="D9D4C5" w:sz="4"/>
               <w:left w:val="single" w:color="D9D4C5" w:sz="4"/>
@@ -13619,7 +13770,7 @@
         </w:tc>
         <w:tc>
           <w:tcPr>
-            <w:tcW w:type="dxa" w:w="2403"/>
+            <w:tcW w:type="dxa" w:w="2377"/>
             <w:tcBorders>
               <w:top w:val="single" w:color="D9D4C5" w:sz="4"/>
               <w:left w:val="single" w:color="D9D4C5" w:sz="4"/>
@@ -13663,7 +13814,7 @@
         </w:tc>
         <w:tc>
           <w:tcPr>
-            <w:tcW w:type="dxa" w:w="2129"/>
+            <w:tcW w:type="dxa" w:w="2200"/>
             <w:tcBorders>
               <w:top w:val="single" w:color="D9D4C5" w:sz="4"/>
               <w:left w:val="single" w:color="D9D4C5" w:sz="4"/>
@@ -13696,7 +13847,7 @@
         </w:tc>
         <w:tc>
           <w:tcPr>
-            <w:tcW w:type="dxa" w:w="2402"/>
+            <w:tcW w:type="dxa" w:w="2377"/>
             <w:tcBorders>
               <w:top w:val="single" w:color="D9D4C5" w:sz="4"/>
               <w:left w:val="single" w:color="D9D4C5" w:sz="4"/>
@@ -13820,7 +13971,7 @@
         </w:tc>
         <w:tc>
           <w:tcPr>
-            <w:tcW w:type="dxa" w:w="1866"/>
+            <w:tcW w:type="dxa" w:w="1846"/>
             <w:tcBorders>
               <w:top w:val="single" w:color="D9D4C5" w:sz="4"/>
               <w:left w:val="single" w:color="D9D4C5" w:sz="4"/>
@@ -13852,7 +14003,7 @@
         </w:tc>
         <w:tc>
           <w:tcPr>
-            <w:tcW w:type="dxa" w:w="2403"/>
+            <w:tcW w:type="dxa" w:w="2377"/>
             <w:tcBorders>
               <w:top w:val="single" w:color="D9D4C5" w:sz="4"/>
               <w:left w:val="single" w:color="D9D4C5" w:sz="4"/>
@@ -13895,7 +14046,7 @@
         </w:tc>
         <w:tc>
           <w:tcPr>
-            <w:tcW w:type="dxa" w:w="2129"/>
+            <w:tcW w:type="dxa" w:w="2200"/>
             <w:tcBorders>
               <w:top w:val="single" w:color="D9D4C5" w:sz="4"/>
               <w:left w:val="single" w:color="D9D4C5" w:sz="4"/>
@@ -13927,7 +14078,7 @@
         </w:tc>
         <w:tc>
           <w:tcPr>
-            <w:tcW w:type="dxa" w:w="2402"/>
+            <w:tcW w:type="dxa" w:w="2377"/>
             <w:tcBorders>
               <w:top w:val="single" w:color="D9D4C5" w:sz="4"/>
               <w:left w:val="single" w:color="D9D4C5" w:sz="4"/>
@@ -14015,7 +14166,7 @@
         </w:tc>
         <w:tc>
           <w:tcPr>
-            <w:tcW w:type="dxa" w:w="1866"/>
+            <w:tcW w:type="dxa" w:w="1846"/>
             <w:tcBorders>
               <w:top w:val="single" w:color="D9D4C5" w:sz="4"/>
               <w:left w:val="single" w:color="D9D4C5" w:sz="4"/>
@@ -14048,7 +14199,7 @@
         </w:tc>
         <w:tc>
           <w:tcPr>
-            <w:tcW w:type="dxa" w:w="2403"/>
+            <w:tcW w:type="dxa" w:w="2377"/>
             <w:tcBorders>
               <w:top w:val="single" w:color="D9D4C5" w:sz="4"/>
               <w:left w:val="single" w:color="D9D4C5" w:sz="4"/>
@@ -14092,7 +14243,7 @@
         </w:tc>
         <w:tc>
           <w:tcPr>
-            <w:tcW w:type="dxa" w:w="2129"/>
+            <w:tcW w:type="dxa" w:w="2200"/>
             <w:tcBorders>
               <w:top w:val="single" w:color="D9D4C5" w:sz="4"/>
               <w:left w:val="single" w:color="D9D4C5" w:sz="4"/>
@@ -14125,7 +14276,7 @@
         </w:tc>
         <w:tc>
           <w:tcPr>
-            <w:tcW w:type="dxa" w:w="2402"/>
+            <w:tcW w:type="dxa" w:w="2377"/>
             <w:tcBorders>
               <w:top w:val="single" w:color="D9D4C5" w:sz="4"/>
               <w:left w:val="single" w:color="D9D4C5" w:sz="4"/>
@@ -14213,7 +14364,7 @@
         </w:tc>
         <w:tc>
           <w:tcPr>
-            <w:tcW w:type="dxa" w:w="1866"/>
+            <w:tcW w:type="dxa" w:w="1846"/>
             <w:tcBorders>
               <w:top w:val="single" w:color="D9D4C5" w:sz="4"/>
               <w:left w:val="single" w:color="D9D4C5" w:sz="4"/>
@@ -14245,7 +14396,7 @@
         </w:tc>
         <w:tc>
           <w:tcPr>
-            <w:tcW w:type="dxa" w:w="2403"/>
+            <w:tcW w:type="dxa" w:w="2377"/>
             <w:tcBorders>
               <w:top w:val="single" w:color="D9D4C5" w:sz="4"/>
               <w:left w:val="single" w:color="D9D4C5" w:sz="4"/>
@@ -14288,7 +14439,7 @@
         </w:tc>
         <w:tc>
           <w:tcPr>
-            <w:tcW w:type="dxa" w:w="2129"/>
+            <w:tcW w:type="dxa" w:w="2200"/>
             <w:tcBorders>
               <w:top w:val="single" w:color="D9D4C5" w:sz="4"/>
               <w:left w:val="single" w:color="D9D4C5" w:sz="4"/>
@@ -14320,7 +14471,7 @@
         </w:tc>
         <w:tc>
           <w:tcPr>
-            <w:tcW w:type="dxa" w:w="2402"/>
+            <w:tcW w:type="dxa" w:w="2377"/>
             <w:tcBorders>
               <w:top w:val="single" w:color="D9D4C5" w:sz="4"/>
               <w:left w:val="single" w:color="D9D4C5" w:sz="4"/>
@@ -14408,7 +14559,7 @@
         </w:tc>
         <w:tc>
           <w:tcPr>
-            <w:tcW w:type="dxa" w:w="1866"/>
+            <w:tcW w:type="dxa" w:w="1846"/>
             <w:tcBorders>
               <w:top w:val="single" w:color="D9D4C5" w:sz="4"/>
               <w:left w:val="single" w:color="D9D4C5" w:sz="4"/>
@@ -14441,7 +14592,7 @@
         </w:tc>
         <w:tc>
           <w:tcPr>
-            <w:tcW w:type="dxa" w:w="2403"/>
+            <w:tcW w:type="dxa" w:w="2377"/>
             <w:tcBorders>
               <w:top w:val="single" w:color="D9D4C5" w:sz="4"/>
               <w:left w:val="single" w:color="D9D4C5" w:sz="4"/>
@@ -14485,7 +14636,7 @@
         </w:tc>
         <w:tc>
           <w:tcPr>
-            <w:tcW w:type="dxa" w:w="2129"/>
+            <w:tcW w:type="dxa" w:w="2200"/>
             <w:tcBorders>
               <w:top w:val="single" w:color="D9D4C5" w:sz="4"/>
               <w:left w:val="single" w:color="D9D4C5" w:sz="4"/>
@@ -14518,7 +14669,7 @@
         </w:tc>
         <w:tc>
           <w:tcPr>
-            <w:tcW w:type="dxa" w:w="2402"/>
+            <w:tcW w:type="dxa" w:w="2377"/>
             <w:tcBorders>
               <w:top w:val="single" w:color="D9D4C5" w:sz="4"/>
               <w:left w:val="single" w:color="D9D4C5" w:sz="4"/>
@@ -14606,7 +14757,7 @@
         </w:tc>
         <w:tc>
           <w:tcPr>
-            <w:tcW w:type="dxa" w:w="1866"/>
+            <w:tcW w:type="dxa" w:w="1846"/>
             <w:tcBorders>
               <w:top w:val="single" w:color="D9D4C5" w:sz="4"/>
               <w:left w:val="single" w:color="D9D4C5" w:sz="4"/>
@@ -14638,7 +14789,7 @@
         </w:tc>
         <w:tc>
           <w:tcPr>
-            <w:tcW w:type="dxa" w:w="2403"/>
+            <w:tcW w:type="dxa" w:w="2377"/>
             <w:tcBorders>
               <w:top w:val="single" w:color="D9D4C5" w:sz="4"/>
               <w:left w:val="single" w:color="D9D4C5" w:sz="4"/>
@@ -14681,7 +14832,7 @@
         </w:tc>
         <w:tc>
           <w:tcPr>
-            <w:tcW w:type="dxa" w:w="2129"/>
+            <w:tcW w:type="dxa" w:w="2200"/>
             <w:tcBorders>
               <w:top w:val="single" w:color="D9D4C5" w:sz="4"/>
               <w:left w:val="single" w:color="D9D4C5" w:sz="4"/>
@@ -14713,7 +14864,7 @@
         </w:tc>
         <w:tc>
           <w:tcPr>
-            <w:tcW w:type="dxa" w:w="2402"/>
+            <w:tcW w:type="dxa" w:w="2377"/>
             <w:tcBorders>
               <w:top w:val="single" w:color="D9D4C5" w:sz="4"/>
               <w:left w:val="single" w:color="D9D4C5" w:sz="4"/>
@@ -14801,7 +14952,7 @@
         </w:tc>
         <w:tc>
           <w:tcPr>
-            <w:tcW w:type="dxa" w:w="1866"/>
+            <w:tcW w:type="dxa" w:w="1846"/>
             <w:tcBorders>
               <w:top w:val="single" w:color="D9D4C5" w:sz="4"/>
               <w:left w:val="single" w:color="D9D4C5" w:sz="4"/>
@@ -14834,7 +14985,7 @@
         </w:tc>
         <w:tc>
           <w:tcPr>
-            <w:tcW w:type="dxa" w:w="2403"/>
+            <w:tcW w:type="dxa" w:w="2377"/>
             <w:tcBorders>
               <w:top w:val="single" w:color="D9D4C5" w:sz="4"/>
               <w:left w:val="single" w:color="D9D4C5" w:sz="4"/>
@@ -14878,7 +15029,7 @@
         </w:tc>
         <w:tc>
           <w:tcPr>
-            <w:tcW w:type="dxa" w:w="2129"/>
+            <w:tcW w:type="dxa" w:w="2200"/>
             <w:tcBorders>
               <w:top w:val="single" w:color="D9D4C5" w:sz="4"/>
               <w:left w:val="single" w:color="D9D4C5" w:sz="4"/>
@@ -14911,7 +15062,7 @@
         </w:tc>
         <w:tc>
           <w:tcPr>
-            <w:tcW w:type="dxa" w:w="2402"/>
+            <w:tcW w:type="dxa" w:w="2377"/>
             <w:tcBorders>
               <w:top w:val="single" w:color="D9D4C5" w:sz="4"/>
               <w:left w:val="single" w:color="D9D4C5" w:sz="4"/>
@@ -14999,7 +15150,7 @@
         </w:tc>
         <w:tc>
           <w:tcPr>
-            <w:tcW w:type="dxa" w:w="1866"/>
+            <w:tcW w:type="dxa" w:w="1846"/>
             <w:tcBorders>
               <w:top w:val="single" w:color="D9D4C5" w:sz="4"/>
               <w:left w:val="single" w:color="D9D4C5" w:sz="4"/>
@@ -15031,7 +15182,7 @@
         </w:tc>
         <w:tc>
           <w:tcPr>
-            <w:tcW w:type="dxa" w:w="2403"/>
+            <w:tcW w:type="dxa" w:w="2377"/>
             <w:tcBorders>
               <w:top w:val="single" w:color="D9D4C5" w:sz="4"/>
               <w:left w:val="single" w:color="D9D4C5" w:sz="4"/>
@@ -15074,7 +15225,7 @@
         </w:tc>
         <w:tc>
           <w:tcPr>
-            <w:tcW w:type="dxa" w:w="2129"/>
+            <w:tcW w:type="dxa" w:w="2200"/>
             <w:tcBorders>
               <w:top w:val="single" w:color="D9D4C5" w:sz="4"/>
               <w:left w:val="single" w:color="D9D4C5" w:sz="4"/>
@@ -15106,7 +15257,7 @@
         </w:tc>
         <w:tc>
           <w:tcPr>
-            <w:tcW w:type="dxa" w:w="2402"/>
+            <w:tcW w:type="dxa" w:w="2377"/>
             <w:tcBorders>
               <w:top w:val="single" w:color="D9D4C5" w:sz="4"/>
               <w:left w:val="single" w:color="D9D4C5" w:sz="4"/>
@@ -15194,7 +15345,7 @@
         </w:tc>
         <w:tc>
           <w:tcPr>
-            <w:tcW w:type="dxa" w:w="1866"/>
+            <w:tcW w:type="dxa" w:w="1846"/>
             <w:tcBorders>
               <w:top w:val="single" w:color="D9D4C5" w:sz="4"/>
               <w:left w:val="single" w:color="D9D4C5" w:sz="4"/>
@@ -15227,7 +15378,7 @@
         </w:tc>
         <w:tc>
           <w:tcPr>
-            <w:tcW w:type="dxa" w:w="2403"/>
+            <w:tcW w:type="dxa" w:w="2377"/>
             <w:tcBorders>
               <w:top w:val="single" w:color="D9D4C5" w:sz="4"/>
               <w:left w:val="single" w:color="D9D4C5" w:sz="4"/>
@@ -15271,7 +15422,7 @@
         </w:tc>
         <w:tc>
           <w:tcPr>
-            <w:tcW w:type="dxa" w:w="2129"/>
+            <w:tcW w:type="dxa" w:w="2200"/>
             <w:tcBorders>
               <w:top w:val="single" w:color="D9D4C5" w:sz="4"/>
               <w:left w:val="single" w:color="D9D4C5" w:sz="4"/>
@@ -15304,7 +15455,7 @@
         </w:tc>
         <w:tc>
           <w:tcPr>
-            <w:tcW w:type="dxa" w:w="2402"/>
+            <w:tcW w:type="dxa" w:w="2377"/>
             <w:tcBorders>
               <w:top w:val="single" w:color="D9D4C5" w:sz="4"/>
               <w:left w:val="single" w:color="D9D4C5" w:sz="4"/>
@@ -15392,7 +15543,7 @@
         </w:tc>
         <w:tc>
           <w:tcPr>
-            <w:tcW w:type="dxa" w:w="1866"/>
+            <w:tcW w:type="dxa" w:w="1846"/>
             <w:tcBorders>
               <w:top w:val="single" w:color="D9D4C5" w:sz="4"/>
               <w:left w:val="single" w:color="D9D4C5" w:sz="4"/>
@@ -15424,7 +15575,7 @@
         </w:tc>
         <w:tc>
           <w:tcPr>
-            <w:tcW w:type="dxa" w:w="2403"/>
+            <w:tcW w:type="dxa" w:w="2377"/>
             <w:tcBorders>
               <w:top w:val="single" w:color="D9D4C5" w:sz="4"/>
               <w:left w:val="single" w:color="D9D4C5" w:sz="4"/>
@@ -15467,7 +15618,7 @@
         </w:tc>
         <w:tc>
           <w:tcPr>
-            <w:tcW w:type="dxa" w:w="2129"/>
+            <w:tcW w:type="dxa" w:w="2200"/>
             <w:tcBorders>
               <w:top w:val="single" w:color="D9D4C5" w:sz="4"/>
               <w:left w:val="single" w:color="D9D4C5" w:sz="4"/>
@@ -15499,7 +15650,7 @@
         </w:tc>
         <w:tc>
           <w:tcPr>
-            <w:tcW w:type="dxa" w:w="2402"/>
+            <w:tcW w:type="dxa" w:w="2377"/>
             <w:tcBorders>
               <w:top w:val="single" w:color="D9D4C5" w:sz="4"/>
               <w:left w:val="single" w:color="D9D4C5" w:sz="4"/>
@@ -15569,7 +15720,7 @@
         </w:tc>
         <w:tc>
           <w:tcPr>
-            <w:tcW w:type="dxa" w:w="1866"/>
+            <w:tcW w:type="dxa" w:w="1846"/>
             <w:tcBorders>
               <w:top w:val="single" w:color="D9D4C5" w:sz="4"/>
               <w:left w:val="single" w:color="D9D4C5" w:sz="4"/>
@@ -15602,7 +15753,7 @@
         </w:tc>
         <w:tc>
           <w:tcPr>
-            <w:tcW w:type="dxa" w:w="2403"/>
+            <w:tcW w:type="dxa" w:w="2377"/>
             <w:tcBorders>
               <w:top w:val="single" w:color="D9D4C5" w:sz="4"/>
               <w:left w:val="single" w:color="D9D4C5" w:sz="4"/>
@@ -15646,7 +15797,7 @@
         </w:tc>
         <w:tc>
           <w:tcPr>
-            <w:tcW w:type="dxa" w:w="2129"/>
+            <w:tcW w:type="dxa" w:w="2200"/>
             <w:tcBorders>
               <w:top w:val="single" w:color="D9D4C5" w:sz="4"/>
               <w:left w:val="single" w:color="D9D4C5" w:sz="4"/>
@@ -15679,7 +15830,7 @@
         </w:tc>
         <w:tc>
           <w:tcPr>
-            <w:tcW w:type="dxa" w:w="2402"/>
+            <w:tcW w:type="dxa" w:w="2377"/>
             <w:tcBorders>
               <w:top w:val="single" w:color="D9D4C5" w:sz="4"/>
               <w:left w:val="single" w:color="D9D4C5" w:sz="4"/>
@@ -15749,7 +15900,7 @@
         </w:tc>
         <w:tc>
           <w:tcPr>
-            <w:tcW w:type="dxa" w:w="1866"/>
+            <w:tcW w:type="dxa" w:w="1846"/>
             <w:tcBorders>
               <w:top w:val="single" w:color="D9D4C5" w:sz="4"/>
               <w:left w:val="single" w:color="D9D4C5" w:sz="4"/>
@@ -15781,7 +15932,7 @@
         </w:tc>
         <w:tc>
           <w:tcPr>
-            <w:tcW w:type="dxa" w:w="2403"/>
+            <w:tcW w:type="dxa" w:w="2377"/>
             <w:tcBorders>
               <w:top w:val="single" w:color="D9D4C5" w:sz="4"/>
               <w:left w:val="single" w:color="D9D4C5" w:sz="4"/>
@@ -15824,7 +15975,7 @@
         </w:tc>
         <w:tc>
           <w:tcPr>
-            <w:tcW w:type="dxa" w:w="2129"/>
+            <w:tcW w:type="dxa" w:w="2200"/>
             <w:tcBorders>
               <w:top w:val="single" w:color="D9D4C5" w:sz="4"/>
               <w:left w:val="single" w:color="D9D4C5" w:sz="4"/>
@@ -15856,7 +16007,7 @@
         </w:tc>
         <w:tc>
           <w:tcPr>
-            <w:tcW w:type="dxa" w:w="2402"/>
+            <w:tcW w:type="dxa" w:w="2377"/>
             <w:tcBorders>
               <w:top w:val="single" w:color="D9D4C5" w:sz="4"/>
               <w:left w:val="single" w:color="D9D4C5" w:sz="4"/>
@@ -15926,7 +16077,7 @@
         </w:tc>
         <w:tc>
           <w:tcPr>
-            <w:tcW w:type="dxa" w:w="1866"/>
+            <w:tcW w:type="dxa" w:w="1846"/>
             <w:tcBorders>
               <w:top w:val="single" w:color="D9D4C5" w:sz="4"/>
               <w:left w:val="single" w:color="D9D4C5" w:sz="4"/>
@@ -15959,7 +16110,7 @@
         </w:tc>
         <w:tc>
           <w:tcPr>
-            <w:tcW w:type="dxa" w:w="2403"/>
+            <w:tcW w:type="dxa" w:w="2377"/>
             <w:tcBorders>
               <w:top w:val="single" w:color="D9D4C5" w:sz="4"/>
               <w:left w:val="single" w:color="D9D4C5" w:sz="4"/>
@@ -16003,7 +16154,7 @@
         </w:tc>
         <w:tc>
           <w:tcPr>
-            <w:tcW w:type="dxa" w:w="2129"/>
+            <w:tcW w:type="dxa" w:w="2200"/>
             <w:tcBorders>
               <w:top w:val="single" w:color="D9D4C5" w:sz="4"/>
               <w:left w:val="single" w:color="D9D4C5" w:sz="4"/>
@@ -16036,7 +16187,7 @@
         </w:tc>
         <w:tc>
           <w:tcPr>
-            <w:tcW w:type="dxa" w:w="2402"/>
+            <w:tcW w:type="dxa" w:w="2377"/>
             <w:tcBorders>
               <w:top w:val="single" w:color="D9D4C5" w:sz="4"/>
               <w:left w:val="single" w:color="D9D4C5" w:sz="4"/>
@@ -16106,7 +16257,7 @@
         </w:tc>
         <w:tc>
           <w:tcPr>
-            <w:tcW w:type="dxa" w:w="1866"/>
+            <w:tcW w:type="dxa" w:w="1846"/>
             <w:tcBorders>
               <w:top w:val="single" w:color="D9D4C5" w:sz="4"/>
               <w:left w:val="single" w:color="D9D4C5" w:sz="4"/>
@@ -16138,7 +16289,7 @@
         </w:tc>
         <w:tc>
           <w:tcPr>
-            <w:tcW w:type="dxa" w:w="2403"/>
+            <w:tcW w:type="dxa" w:w="2377"/>
             <w:tcBorders>
               <w:top w:val="single" w:color="D9D4C5" w:sz="4"/>
               <w:left w:val="single" w:color="D9D4C5" w:sz="4"/>
@@ -16181,7 +16332,7 @@
         </w:tc>
         <w:tc>
           <w:tcPr>
-            <w:tcW w:type="dxa" w:w="2129"/>
+            <w:tcW w:type="dxa" w:w="2200"/>
             <w:tcBorders>
               <w:top w:val="single" w:color="D9D4C5" w:sz="4"/>
               <w:left w:val="single" w:color="D9D4C5" w:sz="4"/>
@@ -16213,7 +16364,7 @@
         </w:tc>
         <w:tc>
           <w:tcPr>
-            <w:tcW w:type="dxa" w:w="2402"/>
+            <w:tcW w:type="dxa" w:w="2377"/>
             <w:tcBorders>
               <w:top w:val="single" w:color="D9D4C5" w:sz="4"/>
               <w:left w:val="single" w:color="D9D4C5" w:sz="4"/>
@@ -16301,7 +16452,7 @@
         </w:tc>
         <w:tc>
           <w:tcPr>
-            <w:tcW w:type="dxa" w:w="1866"/>
+            <w:tcW w:type="dxa" w:w="1846"/>
             <w:tcBorders>
               <w:top w:val="single" w:color="D9D4C5" w:sz="4"/>
               <w:left w:val="single" w:color="D9D4C5" w:sz="4"/>
@@ -16334,7 +16485,7 @@
         </w:tc>
         <w:tc>
           <w:tcPr>
-            <w:tcW w:type="dxa" w:w="2403"/>
+            <w:tcW w:type="dxa" w:w="2377"/>
             <w:tcBorders>
               <w:top w:val="single" w:color="D9D4C5" w:sz="4"/>
               <w:left w:val="single" w:color="D9D4C5" w:sz="4"/>
@@ -16378,7 +16529,7 @@
         </w:tc>
         <w:tc>
           <w:tcPr>
-            <w:tcW w:type="dxa" w:w="2129"/>
+            <w:tcW w:type="dxa" w:w="2200"/>
             <w:tcBorders>
               <w:top w:val="single" w:color="D9D4C5" w:sz="4"/>
               <w:left w:val="single" w:color="D9D4C5" w:sz="4"/>
@@ -16411,7 +16562,7 @@
         </w:tc>
         <w:tc>
           <w:tcPr>
-            <w:tcW w:type="dxa" w:w="2402"/>
+            <w:tcW w:type="dxa" w:w="2377"/>
             <w:tcBorders>
               <w:top w:val="single" w:color="D9D4C5" w:sz="4"/>
               <w:left w:val="single" w:color="D9D4C5" w:sz="4"/>
@@ -16481,7 +16632,7 @@
         </w:tc>
         <w:tc>
           <w:tcPr>
-            <w:tcW w:type="dxa" w:w="1866"/>
+            <w:tcW w:type="dxa" w:w="1846"/>
             <w:tcBorders>
               <w:top w:val="single" w:color="D9D4C5" w:sz="4"/>
               <w:left w:val="single" w:color="D9D4C5" w:sz="4"/>
@@ -16513,7 +16664,7 @@
         </w:tc>
         <w:tc>
           <w:tcPr>
-            <w:tcW w:type="dxa" w:w="2403"/>
+            <w:tcW w:type="dxa" w:w="2377"/>
             <w:tcBorders>
               <w:top w:val="single" w:color="D9D4C5" w:sz="4"/>
               <w:left w:val="single" w:color="D9D4C5" w:sz="4"/>
@@ -16556,7 +16707,7 @@
         </w:tc>
         <w:tc>
           <w:tcPr>
-            <w:tcW w:type="dxa" w:w="2129"/>
+            <w:tcW w:type="dxa" w:w="2200"/>
             <w:tcBorders>
               <w:top w:val="single" w:color="D9D4C5" w:sz="4"/>
               <w:left w:val="single" w:color="D9D4C5" w:sz="4"/>
@@ -16588,7 +16739,7 @@
         </w:tc>
         <w:tc>
           <w:tcPr>
-            <w:tcW w:type="dxa" w:w="2402"/>
+            <w:tcW w:type="dxa" w:w="2377"/>
             <w:tcBorders>
               <w:top w:val="single" w:color="D9D4C5" w:sz="4"/>
               <w:left w:val="single" w:color="D9D4C5" w:sz="4"/>
@@ -16676,7 +16827,7 @@
         </w:tc>
         <w:tc>
           <w:tcPr>
-            <w:tcW w:type="dxa" w:w="1866"/>
+            <w:tcW w:type="dxa" w:w="1846"/>
             <w:tcBorders>
               <w:top w:val="single" w:color="D9D4C5" w:sz="4"/>
               <w:left w:val="single" w:color="D9D4C5" w:sz="4"/>
@@ -16709,7 +16860,7 @@
         </w:tc>
         <w:tc>
           <w:tcPr>
-            <w:tcW w:type="dxa" w:w="2403"/>
+            <w:tcW w:type="dxa" w:w="2377"/>
             <w:tcBorders>
               <w:top w:val="single" w:color="D9D4C5" w:sz="4"/>
               <w:left w:val="single" w:color="D9D4C5" w:sz="4"/>
@@ -16753,7 +16904,7 @@
         </w:tc>
         <w:tc>
           <w:tcPr>
-            <w:tcW w:type="dxa" w:w="2129"/>
+            <w:tcW w:type="dxa" w:w="2200"/>
             <w:tcBorders>
               <w:top w:val="single" w:color="D9D4C5" w:sz="4"/>
               <w:left w:val="single" w:color="D9D4C5" w:sz="4"/>
@@ -16786,7 +16937,7 @@
         </w:tc>
         <w:tc>
           <w:tcPr>
-            <w:tcW w:type="dxa" w:w="2402"/>
+            <w:tcW w:type="dxa" w:w="2377"/>
             <w:tcBorders>
               <w:top w:val="single" w:color="D9D4C5" w:sz="4"/>
               <w:left w:val="single" w:color="D9D4C5" w:sz="4"/>
@@ -16874,7 +17025,7 @@
         </w:tc>
         <w:tc>
           <w:tcPr>
-            <w:tcW w:type="dxa" w:w="1866"/>
+            <w:tcW w:type="dxa" w:w="1846"/>
             <w:tcBorders>
               <w:top w:val="single" w:color="D9D4C5" w:sz="4"/>
               <w:left w:val="single" w:color="D9D4C5" w:sz="4"/>
@@ -16906,7 +17057,7 @@
         </w:tc>
         <w:tc>
           <w:tcPr>
-            <w:tcW w:type="dxa" w:w="2403"/>
+            <w:tcW w:type="dxa" w:w="2377"/>
             <w:tcBorders>
               <w:top w:val="single" w:color="D9D4C5" w:sz="4"/>
               <w:left w:val="single" w:color="D9D4C5" w:sz="4"/>
@@ -16949,7 +17100,7 @@
         </w:tc>
         <w:tc>
           <w:tcPr>
-            <w:tcW w:type="dxa" w:w="2129"/>
+            <w:tcW w:type="dxa" w:w="2200"/>
             <w:tcBorders>
               <w:top w:val="single" w:color="D9D4C5" w:sz="4"/>
               <w:left w:val="single" w:color="D9D4C5" w:sz="4"/>
@@ -16981,7 +17132,7 @@
         </w:tc>
         <w:tc>
           <w:tcPr>
-            <w:tcW w:type="dxa" w:w="2402"/>
+            <w:tcW w:type="dxa" w:w="2377"/>
             <w:tcBorders>
               <w:top w:val="single" w:color="D9D4C5" w:sz="4"/>
               <w:left w:val="single" w:color="D9D4C5" w:sz="4"/>
@@ -17051,7 +17202,7 @@
         </w:tc>
         <w:tc>
           <w:tcPr>
-            <w:tcW w:type="dxa" w:w="1866"/>
+            <w:tcW w:type="dxa" w:w="1846"/>
             <w:tcBorders>
               <w:top w:val="single" w:color="D9D4C5" w:sz="4"/>
               <w:left w:val="single" w:color="D9D4C5" w:sz="4"/>
@@ -17084,7 +17235,7 @@
         </w:tc>
         <w:tc>
           <w:tcPr>
-            <w:tcW w:type="dxa" w:w="2403"/>
+            <w:tcW w:type="dxa" w:w="2377"/>
             <w:tcBorders>
               <w:top w:val="single" w:color="D9D4C5" w:sz="4"/>
               <w:left w:val="single" w:color="D9D4C5" w:sz="4"/>
@@ -17128,7 +17279,7 @@
         </w:tc>
         <w:tc>
           <w:tcPr>
-            <w:tcW w:type="dxa" w:w="2129"/>
+            <w:tcW w:type="dxa" w:w="2200"/>
             <w:tcBorders>
               <w:top w:val="single" w:color="D9D4C5" w:sz="4"/>
               <w:left w:val="single" w:color="D9D4C5" w:sz="4"/>
@@ -17161,7 +17312,7 @@
         </w:tc>
         <w:tc>
           <w:tcPr>
-            <w:tcW w:type="dxa" w:w="2402"/>
+            <w:tcW w:type="dxa" w:w="2377"/>
             <w:tcBorders>
               <w:top w:val="single" w:color="D9D4C5" w:sz="4"/>
               <w:left w:val="single" w:color="D9D4C5" w:sz="4"/>
@@ -17231,7 +17382,7 @@
         </w:tc>
         <w:tc>
           <w:tcPr>
-            <w:tcW w:type="dxa" w:w="1866"/>
+            <w:tcW w:type="dxa" w:w="1846"/>
             <w:tcBorders>
               <w:top w:val="single" w:color="D9D4C5" w:sz="4"/>
               <w:left w:val="single" w:color="D9D4C5" w:sz="4"/>
@@ -17263,7 +17414,7 @@
         </w:tc>
         <w:tc>
           <w:tcPr>
-            <w:tcW w:type="dxa" w:w="2403"/>
+            <w:tcW w:type="dxa" w:w="2377"/>
             <w:tcBorders>
               <w:top w:val="single" w:color="D9D4C5" w:sz="4"/>
               <w:left w:val="single" w:color="D9D4C5" w:sz="4"/>
@@ -17306,7 +17457,7 @@
         </w:tc>
         <w:tc>
           <w:tcPr>
-            <w:tcW w:type="dxa" w:w="2129"/>
+            <w:tcW w:type="dxa" w:w="2200"/>
             <w:tcBorders>
               <w:top w:val="single" w:color="D9D4C5" w:sz="4"/>
               <w:left w:val="single" w:color="D9D4C5" w:sz="4"/>
@@ -17338,7 +17489,7 @@
         </w:tc>
         <w:tc>
           <w:tcPr>
-            <w:tcW w:type="dxa" w:w="2402"/>
+            <w:tcW w:type="dxa" w:w="2377"/>
             <w:tcBorders>
               <w:top w:val="single" w:color="D9D4C5" w:sz="4"/>
               <w:left w:val="single" w:color="D9D4C5" w:sz="4"/>
@@ -17426,7 +17577,7 @@
         </w:tc>
         <w:tc>
           <w:tcPr>
-            <w:tcW w:type="dxa" w:w="1866"/>
+            <w:tcW w:type="dxa" w:w="1846"/>
             <w:tcBorders>
               <w:top w:val="single" w:color="D9D4C5" w:sz="4"/>
               <w:left w:val="single" w:color="D9D4C5" w:sz="4"/>
@@ -17459,7 +17610,7 @@
         </w:tc>
         <w:tc>
           <w:tcPr>
-            <w:tcW w:type="dxa" w:w="2403"/>
+            <w:tcW w:type="dxa" w:w="2377"/>
             <w:tcBorders>
               <w:top w:val="single" w:color="D9D4C5" w:sz="4"/>
               <w:left w:val="single" w:color="D9D4C5" w:sz="4"/>
@@ -17503,7 +17654,7 @@
         </w:tc>
         <w:tc>
           <w:tcPr>
-            <w:tcW w:type="dxa" w:w="2129"/>
+            <w:tcW w:type="dxa" w:w="2200"/>
             <w:tcBorders>
               <w:top w:val="single" w:color="D9D4C5" w:sz="4"/>
               <w:left w:val="single" w:color="D9D4C5" w:sz="4"/>
@@ -17536,7 +17687,7 @@
         </w:tc>
         <w:tc>
           <w:tcPr>
-            <w:tcW w:type="dxa" w:w="2402"/>
+            <w:tcW w:type="dxa" w:w="2377"/>
             <w:tcBorders>
               <w:top w:val="single" w:color="D9D4C5" w:sz="4"/>
               <w:left w:val="single" w:color="D9D4C5" w:sz="4"/>
@@ -17624,7 +17775,7 @@
         </w:tc>
         <w:tc>
           <w:tcPr>
-            <w:tcW w:type="dxa" w:w="1866"/>
+            <w:tcW w:type="dxa" w:w="1846"/>
             <w:tcBorders>
               <w:top w:val="single" w:color="D9D4C5" w:sz="4"/>
               <w:left w:val="single" w:color="D9D4C5" w:sz="4"/>
@@ -17656,7 +17807,7 @@
         </w:tc>
         <w:tc>
           <w:tcPr>
-            <w:tcW w:type="dxa" w:w="2403"/>
+            <w:tcW w:type="dxa" w:w="2377"/>
             <w:tcBorders>
               <w:top w:val="single" w:color="D9D4C5" w:sz="4"/>
               <w:left w:val="single" w:color="D9D4C5" w:sz="4"/>
@@ -17699,7 +17850,7 @@
         </w:tc>
         <w:tc>
           <w:tcPr>
-            <w:tcW w:type="dxa" w:w="2129"/>
+            <w:tcW w:type="dxa" w:w="2200"/>
             <w:tcBorders>
               <w:top w:val="single" w:color="D9D4C5" w:sz="4"/>
               <w:left w:val="single" w:color="D9D4C5" w:sz="4"/>
@@ -17731,7 +17882,7 @@
         </w:tc>
         <w:tc>
           <w:tcPr>
-            <w:tcW w:type="dxa" w:w="2402"/>
+            <w:tcW w:type="dxa" w:w="2377"/>
             <w:tcBorders>
               <w:top w:val="single" w:color="D9D4C5" w:sz="4"/>
               <w:left w:val="single" w:color="D9D4C5" w:sz="4"/>
@@ -17801,7 +17952,7 @@
         </w:tc>
         <w:tc>
           <w:tcPr>
-            <w:tcW w:type="dxa" w:w="1866"/>
+            <w:tcW w:type="dxa" w:w="1846"/>
             <w:tcBorders>
               <w:top w:val="single" w:color="D9D4C5" w:sz="4"/>
               <w:left w:val="single" w:color="D9D4C5" w:sz="4"/>
@@ -17834,7 +17985,7 @@
         </w:tc>
         <w:tc>
           <w:tcPr>
-            <w:tcW w:type="dxa" w:w="2403"/>
+            <w:tcW w:type="dxa" w:w="2377"/>
             <w:tcBorders>
               <w:top w:val="single" w:color="D9D4C5" w:sz="4"/>
               <w:left w:val="single" w:color="D9D4C5" w:sz="4"/>
@@ -17878,7 +18029,7 @@
         </w:tc>
         <w:tc>
           <w:tcPr>
-            <w:tcW w:type="dxa" w:w="2129"/>
+            <w:tcW w:type="dxa" w:w="2200"/>
             <w:tcBorders>
               <w:top w:val="single" w:color="D9D4C5" w:sz="4"/>
               <w:left w:val="single" w:color="D9D4C5" w:sz="4"/>
@@ -17911,7 +18062,7 @@
         </w:tc>
         <w:tc>
           <w:tcPr>
-            <w:tcW w:type="dxa" w:w="2402"/>
+            <w:tcW w:type="dxa" w:w="2377"/>
             <w:tcBorders>
               <w:top w:val="single" w:color="D9D4C5" w:sz="4"/>
               <w:left w:val="single" w:color="D9D4C5" w:sz="4"/>
@@ -17999,7 +18150,7 @@
         </w:tc>
         <w:tc>
           <w:tcPr>
-            <w:tcW w:type="dxa" w:w="1866"/>
+            <w:tcW w:type="dxa" w:w="1846"/>
             <w:tcBorders>
               <w:top w:val="single" w:color="D9D4C5" w:sz="4"/>
               <w:left w:val="single" w:color="D9D4C5" w:sz="4"/>
@@ -18031,7 +18182,7 @@
         </w:tc>
         <w:tc>
           <w:tcPr>
-            <w:tcW w:type="dxa" w:w="2403"/>
+            <w:tcW w:type="dxa" w:w="2377"/>
             <w:tcBorders>
               <w:top w:val="single" w:color="D9D4C5" w:sz="4"/>
               <w:left w:val="single" w:color="D9D4C5" w:sz="4"/>
@@ -18074,7 +18225,7 @@
         </w:tc>
         <w:tc>
           <w:tcPr>
-            <w:tcW w:type="dxa" w:w="2129"/>
+            <w:tcW w:type="dxa" w:w="2200"/>
             <w:tcBorders>
               <w:top w:val="single" w:color="D9D4C5" w:sz="4"/>
               <w:left w:val="single" w:color="D9D4C5" w:sz="4"/>
@@ -18106,7 +18257,7 @@
         </w:tc>
         <w:tc>
           <w:tcPr>
-            <w:tcW w:type="dxa" w:w="2402"/>
+            <w:tcW w:type="dxa" w:w="2377"/>
             <w:tcBorders>
               <w:top w:val="single" w:color="D9D4C5" w:sz="4"/>
               <w:left w:val="single" w:color="D9D4C5" w:sz="4"/>
@@ -18194,7 +18345,7 @@
         </w:tc>
         <w:tc>
           <w:tcPr>
-            <w:tcW w:type="dxa" w:w="1866"/>
+            <w:tcW w:type="dxa" w:w="1846"/>
             <w:tcBorders>
               <w:top w:val="single" w:color="D9D4C5" w:sz="4"/>
               <w:left w:val="single" w:color="D9D4C5" w:sz="4"/>
@@ -18227,7 +18378,7 @@
         </w:tc>
         <w:tc>
           <w:tcPr>
-            <w:tcW w:type="dxa" w:w="2403"/>
+            <w:tcW w:type="dxa" w:w="2377"/>
             <w:tcBorders>
               <w:top w:val="single" w:color="D9D4C5" w:sz="4"/>
               <w:left w:val="single" w:color="D9D4C5" w:sz="4"/>
@@ -18271,7 +18422,7 @@
         </w:tc>
         <w:tc>
           <w:tcPr>
-            <w:tcW w:type="dxa" w:w="2129"/>
+            <w:tcW w:type="dxa" w:w="2200"/>
             <w:tcBorders>
               <w:top w:val="single" w:color="D9D4C5" w:sz="4"/>
               <w:left w:val="single" w:color="D9D4C5" w:sz="4"/>
@@ -18304,7 +18455,7 @@
         </w:tc>
         <w:tc>
           <w:tcPr>
-            <w:tcW w:type="dxa" w:w="2402"/>
+            <w:tcW w:type="dxa" w:w="2377"/>
             <w:tcBorders>
               <w:top w:val="single" w:color="D9D4C5" w:sz="4"/>
               <w:left w:val="single" w:color="D9D4C5" w:sz="4"/>
@@ -18392,7 +18543,7 @@
         </w:tc>
         <w:tc>
           <w:tcPr>
-            <w:tcW w:type="dxa" w:w="1866"/>
+            <w:tcW w:type="dxa" w:w="1846"/>
             <w:tcBorders>
               <w:top w:val="single" w:color="D9D4C5" w:sz="4"/>
               <w:left w:val="single" w:color="D9D4C5" w:sz="4"/>
@@ -18424,7 +18575,7 @@
         </w:tc>
         <w:tc>
           <w:tcPr>
-            <w:tcW w:type="dxa" w:w="2403"/>
+            <w:tcW w:type="dxa" w:w="2377"/>
             <w:tcBorders>
               <w:top w:val="single" w:color="D9D4C5" w:sz="4"/>
               <w:left w:val="single" w:color="D9D4C5" w:sz="4"/>
@@ -18467,7 +18618,7 @@
         </w:tc>
         <w:tc>
           <w:tcPr>
-            <w:tcW w:type="dxa" w:w="2129"/>
+            <w:tcW w:type="dxa" w:w="2200"/>
             <w:tcBorders>
               <w:top w:val="single" w:color="D9D4C5" w:sz="4"/>
               <w:left w:val="single" w:color="D9D4C5" w:sz="4"/>
@@ -18499,7 +18650,7 @@
         </w:tc>
         <w:tc>
           <w:tcPr>
-            <w:tcW w:type="dxa" w:w="2402"/>
+            <w:tcW w:type="dxa" w:w="2377"/>
             <w:tcBorders>
               <w:top w:val="single" w:color="D9D4C5" w:sz="4"/>
               <w:left w:val="single" w:color="D9D4C5" w:sz="4"/>
@@ -18605,7 +18756,7 @@
         </w:tc>
         <w:tc>
           <w:tcPr>
-            <w:tcW w:type="dxa" w:w="1866"/>
+            <w:tcW w:type="dxa" w:w="1846"/>
             <w:tcBorders>
               <w:top w:val="single" w:color="D9D4C5" w:sz="4"/>
               <w:left w:val="single" w:color="D9D4C5" w:sz="4"/>
@@ -18638,7 +18789,7 @@
         </w:tc>
         <w:tc>
           <w:tcPr>
-            <w:tcW w:type="dxa" w:w="2403"/>
+            <w:tcW w:type="dxa" w:w="2377"/>
             <w:tcBorders>
               <w:top w:val="single" w:color="D9D4C5" w:sz="4"/>
               <w:left w:val="single" w:color="D9D4C5" w:sz="4"/>
@@ -18736,7 +18887,7 @@
         </w:tc>
         <w:tc>
           <w:tcPr>
-            <w:tcW w:type="dxa" w:w="2129"/>
+            <w:tcW w:type="dxa" w:w="2200"/>
             <w:tcBorders>
               <w:top w:val="single" w:color="D9D4C5" w:sz="4"/>
               <w:left w:val="single" w:color="D9D4C5" w:sz="4"/>
@@ -18769,7 +18920,7 @@
         </w:tc>
         <w:tc>
           <w:tcPr>
-            <w:tcW w:type="dxa" w:w="2402"/>
+            <w:tcW w:type="dxa" w:w="2377"/>
             <w:tcBorders>
               <w:top w:val="single" w:color="D9D4C5" w:sz="4"/>
               <w:left w:val="single" w:color="D9D4C5" w:sz="4"/>
@@ -18857,7 +19008,7 @@
         </w:tc>
         <w:tc>
           <w:tcPr>
-            <w:tcW w:type="dxa" w:w="1866"/>
+            <w:tcW w:type="dxa" w:w="1846"/>
             <w:tcBorders>
               <w:top w:val="single" w:color="D9D4C5" w:sz="4"/>
               <w:left w:val="single" w:color="D9D4C5" w:sz="4"/>
@@ -18889,7 +19040,7 @@
         </w:tc>
         <w:tc>
           <w:tcPr>
-            <w:tcW w:type="dxa" w:w="2403"/>
+            <w:tcW w:type="dxa" w:w="2377"/>
             <w:tcBorders>
               <w:top w:val="single" w:color="D9D4C5" w:sz="4"/>
               <w:left w:val="single" w:color="D9D4C5" w:sz="4"/>
@@ -18932,7 +19083,7 @@
         </w:tc>
         <w:tc>
           <w:tcPr>
-            <w:tcW w:type="dxa" w:w="2129"/>
+            <w:tcW w:type="dxa" w:w="2200"/>
             <w:tcBorders>
               <w:top w:val="single" w:color="D9D4C5" w:sz="4"/>
               <w:left w:val="single" w:color="D9D4C5" w:sz="4"/>
@@ -18964,7 +19115,7 @@
         </w:tc>
         <w:tc>
           <w:tcPr>
-            <w:tcW w:type="dxa" w:w="2402"/>
+            <w:tcW w:type="dxa" w:w="2377"/>
             <w:tcBorders>
               <w:top w:val="single" w:color="D9D4C5" w:sz="4"/>
               <w:left w:val="single" w:color="D9D4C5" w:sz="4"/>
@@ -19052,7 +19203,7 @@
         </w:tc>
         <w:tc>
           <w:tcPr>
-            <w:tcW w:type="dxa" w:w="1866"/>
+            <w:tcW w:type="dxa" w:w="1846"/>
             <w:tcBorders>
               <w:top w:val="single" w:color="D9D4C5" w:sz="4"/>
               <w:left w:val="single" w:color="D9D4C5" w:sz="4"/>
@@ -19085,7 +19236,7 @@
         </w:tc>
         <w:tc>
           <w:tcPr>
-            <w:tcW w:type="dxa" w:w="2403"/>
+            <w:tcW w:type="dxa" w:w="2377"/>
             <w:tcBorders>
               <w:top w:val="single" w:color="D9D4C5" w:sz="4"/>
               <w:left w:val="single" w:color="D9D4C5" w:sz="4"/>
@@ -19129,7 +19280,7 @@
         </w:tc>
         <w:tc>
           <w:tcPr>
-            <w:tcW w:type="dxa" w:w="2129"/>
+            <w:tcW w:type="dxa" w:w="2200"/>
             <w:tcBorders>
               <w:top w:val="single" w:color="D9D4C5" w:sz="4"/>
               <w:left w:val="single" w:color="D9D4C5" w:sz="4"/>
@@ -19162,7 +19313,7 @@
         </w:tc>
         <w:tc>
           <w:tcPr>
-            <w:tcW w:type="dxa" w:w="2402"/>
+            <w:tcW w:type="dxa" w:w="2377"/>
             <w:tcBorders>
               <w:top w:val="single" w:color="D9D4C5" w:sz="4"/>
               <w:left w:val="single" w:color="D9D4C5" w:sz="4"/>
@@ -19250,7 +19401,7 @@
         </w:tc>
         <w:tc>
           <w:tcPr>
-            <w:tcW w:type="dxa" w:w="1866"/>
+            <w:tcW w:type="dxa" w:w="1846"/>
             <w:tcBorders>
               <w:top w:val="single" w:color="D9D4C5" w:sz="4"/>
               <w:left w:val="single" w:color="D9D4C5" w:sz="4"/>
@@ -19282,7 +19433,7 @@
         </w:tc>
         <w:tc>
           <w:tcPr>
-            <w:tcW w:type="dxa" w:w="2403"/>
+            <w:tcW w:type="dxa" w:w="2377"/>
             <w:tcBorders>
               <w:top w:val="single" w:color="D9D4C5" w:sz="4"/>
               <w:left w:val="single" w:color="D9D4C5" w:sz="4"/>
@@ -19325,7 +19476,7 @@
         </w:tc>
         <w:tc>
           <w:tcPr>
-            <w:tcW w:type="dxa" w:w="2129"/>
+            <w:tcW w:type="dxa" w:w="2200"/>
             <w:tcBorders>
               <w:top w:val="single" w:color="D9D4C5" w:sz="4"/>
               <w:left w:val="single" w:color="D9D4C5" w:sz="4"/>
@@ -19357,7 +19508,7 @@
         </w:tc>
         <w:tc>
           <w:tcPr>
-            <w:tcW w:type="dxa" w:w="2402"/>
+            <w:tcW w:type="dxa" w:w="2377"/>
             <w:tcBorders>
               <w:top w:val="single" w:color="D9D4C5" w:sz="4"/>
               <w:left w:val="single" w:color="D9D4C5" w:sz="4"/>
@@ -19427,7 +19578,7 @@
         </w:tc>
         <w:tc>
           <w:tcPr>
-            <w:tcW w:type="dxa" w:w="1866"/>
+            <w:tcW w:type="dxa" w:w="1846"/>
             <w:tcBorders>
               <w:top w:val="single" w:color="D9D4C5" w:sz="4"/>
               <w:left w:val="single" w:color="D9D4C5" w:sz="4"/>
@@ -19460,7 +19611,7 @@
         </w:tc>
         <w:tc>
           <w:tcPr>
-            <w:tcW w:type="dxa" w:w="2403"/>
+            <w:tcW w:type="dxa" w:w="2377"/>
             <w:tcBorders>
               <w:top w:val="single" w:color="D9D4C5" w:sz="4"/>
               <w:left w:val="single" w:color="D9D4C5" w:sz="4"/>
@@ -19504,7 +19655,7 @@
         </w:tc>
         <w:tc>
           <w:tcPr>
-            <w:tcW w:type="dxa" w:w="2129"/>
+            <w:tcW w:type="dxa" w:w="2200"/>
             <w:tcBorders>
               <w:top w:val="single" w:color="D9D4C5" w:sz="4"/>
               <w:left w:val="single" w:color="D9D4C5" w:sz="4"/>
@@ -19537,7 +19688,7 @@
         </w:tc>
         <w:tc>
           <w:tcPr>
-            <w:tcW w:type="dxa" w:w="2402"/>
+            <w:tcW w:type="dxa" w:w="2377"/>
             <w:tcBorders>
               <w:top w:val="single" w:color="D9D4C5" w:sz="4"/>
               <w:left w:val="single" w:color="D9D4C5" w:sz="4"/>
@@ -19625,7 +19776,7 @@
         </w:tc>
         <w:tc>
           <w:tcPr>
-            <w:tcW w:type="dxa" w:w="1866"/>
+            <w:tcW w:type="dxa" w:w="1846"/>
             <w:tcBorders>
               <w:top w:val="single" w:color="D9D4C5" w:sz="4"/>
               <w:left w:val="single" w:color="D9D4C5" w:sz="4"/>
@@ -19657,7 +19808,7 @@
         </w:tc>
         <w:tc>
           <w:tcPr>
-            <w:tcW w:type="dxa" w:w="2403"/>
+            <w:tcW w:type="dxa" w:w="2377"/>
             <w:tcBorders>
               <w:top w:val="single" w:color="D9D4C5" w:sz="4"/>
               <w:left w:val="single" w:color="D9D4C5" w:sz="4"/>
@@ -19700,65 +19851,83 @@
         </w:tc>
         <w:tc>
           <w:tcPr>
-            <w:tcW w:type="dxa" w:w="2129"/>
-            <w:tcBorders>
-              <w:top w:val="single" w:color="D9D4C5" w:sz="4"/>
-              <w:left w:val="single" w:color="D9D4C5" w:sz="4"/>
-              <w:bottom w:val="single" w:color="D9D4C5" w:sz="4"/>
-              <w:right w:val="single" w:color="D9D4C5" w:sz="4"/>
-            </w:tcBorders>
-            <w:tcMar>
-              <w:top w:type="dxa" w:w="70"/>
-              <w:left w:type="dxa" w:w="110"/>
-              <w:bottom w:type="dxa" w:w="70"/>
-              <w:right w:type="dxa" w:w="110"/>
-            </w:tcMar>
-            <w:vAlign w:val="center"/>
-          </w:tcPr>
-          <w:p>
-            <w:pPr>
-              <w:spacing w:after="0" w:before="0"/>
-            </w:pPr>
-            <w:r>
-              <w:rPr>
-                <w:rFonts w:ascii="Arial" w:cs="Arial" w:eastAsia="Arial" w:hAnsi="Arial"/>
-                <w:color w:val="1B2118"/>
-                <w:sz w:val="18"/>
-                <w:szCs w:val="18"/>
-              </w:rPr>
-              <w:t xml:space="preserve">ATTESA_REGOLA</w:t>
-            </w:r>
-          </w:p>
-        </w:tc>
-        <w:tc>
-          <w:tcPr>
-            <w:tcW w:type="dxa" w:w="2402"/>
-            <w:tcBorders>
-              <w:top w:val="single" w:color="D9D4C5" w:sz="4"/>
-              <w:left w:val="single" w:color="D9D4C5" w:sz="4"/>
-              <w:bottom w:val="single" w:color="D9D4C5" w:sz="4"/>
-              <w:right w:val="single" w:color="D9D4C5" w:sz="4"/>
-            </w:tcBorders>
-            <w:tcMar>
-              <w:top w:type="dxa" w:w="70"/>
-              <w:left w:type="dxa" w:w="110"/>
-              <w:bottom w:type="dxa" w:w="70"/>
-              <w:right w:type="dxa" w:w="110"/>
-            </w:tcMar>
-            <w:vAlign w:val="center"/>
-          </w:tcPr>
-          <w:p>
-            <w:pPr>
-              <w:spacing w:after="0" w:before="0"/>
-            </w:pPr>
-            <w:r>
-              <w:rPr>
-                <w:rFonts w:ascii="Arial" w:cs="Arial" w:eastAsia="Arial" w:hAnsi="Arial"/>
-                <w:color w:val="1B2118"/>
-                <w:sz w:val="18"/>
-                <w:szCs w:val="18"/>
-              </w:rPr>
-              <w:t xml:space="preserve">Togliere la fase 7 «Chiusura» o rinominarla «Registrazione del progetto» (30/10: verificato, non ancora corretto)</w:t>
+            <w:tcW w:type="dxa" w:w="2200"/>
+            <w:tcBorders>
+              <w:top w:val="single" w:color="D9D4C5" w:sz="4"/>
+              <w:left w:val="single" w:color="D9D4C5" w:sz="4"/>
+              <w:bottom w:val="single" w:color="D9D4C5" w:sz="4"/>
+              <w:right w:val="single" w:color="D9D4C5" w:sz="4"/>
+            </w:tcBorders>
+            <w:tcMar>
+              <w:top w:type="dxa" w:w="70"/>
+              <w:left w:type="dxa" w:w="110"/>
+              <w:bottom w:type="dxa" w:w="70"/>
+              <w:right w:type="dxa" w:w="110"/>
+            </w:tcMar>
+            <w:vAlign w:val="center"/>
+          </w:tcPr>
+          <w:p>
+            <w:pPr>
+              <w:spacing w:after="0" w:before="0"/>
+            </w:pPr>
+            <w:r>
+              <w:rPr>
+                <w:rFonts w:ascii="Arial" w:cs="Arial" w:eastAsia="Arial" w:hAnsi="Arial"/>
+                <w:color w:val="1B2118"/>
+                <w:sz w:val="18"/>
+                <w:szCs w:val="18"/>
+              </w:rPr>
+              <w:t xml:space="preserve">CORRETTO_DA_RITESTARE (sul ramo </w:t>
+            </w:r>
+            <w:r>
+              <w:rPr>
+                <w:rFonts w:ascii="Consolas" w:cs="Consolas" w:eastAsia="Consolas" w:hAnsi="Consolas"/>
+                <w:color w:val="2F5D3A"/>
+                <w:sz w:val="18"/>
+                <w:szCs w:val="18"/>
+              </w:rPr>
+              <w:t xml:space="preserve">correzioni-rilievi-t</w:t>
+            </w:r>
+            <w:r>
+              <w:rPr>
+                <w:rFonts w:ascii="Arial" w:cs="Arial" w:eastAsia="Arial" w:hAnsi="Arial"/>
+                <w:color w:val="1B2118"/>
+                <w:sz w:val="18"/>
+                <w:szCs w:val="18"/>
+              </w:rPr>
+              <w:t xml:space="preserve">, non ancora in produzione)</w:t>
+            </w:r>
+          </w:p>
+        </w:tc>
+        <w:tc>
+          <w:tcPr>
+            <w:tcW w:type="dxa" w:w="2377"/>
+            <w:tcBorders>
+              <w:top w:val="single" w:color="D9D4C5" w:sz="4"/>
+              <w:left w:val="single" w:color="D9D4C5" w:sz="4"/>
+              <w:bottom w:val="single" w:color="D9D4C5" w:sz="4"/>
+              <w:right w:val="single" w:color="D9D4C5" w:sz="4"/>
+            </w:tcBorders>
+            <w:tcMar>
+              <w:top w:type="dxa" w:w="70"/>
+              <w:left w:type="dxa" w:w="110"/>
+              <w:bottom w:type="dxa" w:w="70"/>
+              <w:right w:type="dxa" w:w="110"/>
+            </w:tcMar>
+            <w:vAlign w:val="center"/>
+          </w:tcPr>
+          <w:p>
+            <w:pPr>
+              <w:spacing w:after="0" w:before="0"/>
+            </w:pPr>
+            <w:r>
+              <w:rPr>
+                <w:rFonts w:ascii="Arial" w:cs="Arial" w:eastAsia="Arial" w:hAnsi="Arial"/>
+                <w:color w:val="1B2118"/>
+                <w:sz w:val="18"/>
+                <w:szCs w:val="18"/>
+              </w:rPr>
+              <w:t xml:space="preserve">Togliere la fase 7 «Chiusura» o rinominarla «Registrazione del progetto» (30/10: corretto, script 48; prova 11.x del Manuale Test)</w:t>
             </w:r>
           </w:p>
         </w:tc>
@@ -19802,7 +19971,7 @@
         </w:tc>
         <w:tc>
           <w:tcPr>
-            <w:tcW w:type="dxa" w:w="1866"/>
+            <w:tcW w:type="dxa" w:w="1846"/>
             <w:tcBorders>
               <w:top w:val="single" w:color="D9D4C5" w:sz="4"/>
               <w:left w:val="single" w:color="D9D4C5" w:sz="4"/>
@@ -19835,7 +20004,7 @@
         </w:tc>
         <w:tc>
           <w:tcPr>
-            <w:tcW w:type="dxa" w:w="2403"/>
+            <w:tcW w:type="dxa" w:w="2377"/>
             <w:tcBorders>
               <w:top w:val="single" w:color="D9D4C5" w:sz="4"/>
               <w:left w:val="single" w:color="D9D4C5" w:sz="4"/>
@@ -19879,67 +20048,85 @@
         </w:tc>
         <w:tc>
           <w:tcPr>
-            <w:tcW w:type="dxa" w:w="2129"/>
-            <w:tcBorders>
-              <w:top w:val="single" w:color="D9D4C5" w:sz="4"/>
-              <w:left w:val="single" w:color="D9D4C5" w:sz="4"/>
-              <w:bottom w:val="single" w:color="D9D4C5" w:sz="4"/>
-              <w:right w:val="single" w:color="D9D4C5" w:sz="4"/>
-            </w:tcBorders>
-            <w:shd w:fill="F6F4EE" w:color="auto" w:val="clear"/>
-            <w:tcMar>
-              <w:top w:type="dxa" w:w="70"/>
-              <w:left w:type="dxa" w:w="110"/>
-              <w:bottom w:type="dxa" w:w="70"/>
-              <w:right w:type="dxa" w:w="110"/>
-            </w:tcMar>
-            <w:vAlign w:val="center"/>
-          </w:tcPr>
-          <w:p>
-            <w:pPr>
-              <w:spacing w:after="0" w:before="0"/>
-            </w:pPr>
-            <w:r>
-              <w:rPr>
-                <w:rFonts w:ascii="Arial" w:cs="Arial" w:eastAsia="Arial" w:hAnsi="Arial"/>
-                <w:color w:val="1B2118"/>
-                <w:sz w:val="18"/>
-                <w:szCs w:val="18"/>
-              </w:rPr>
-              <w:t xml:space="preserve">CONFERMATO</w:t>
-            </w:r>
-          </w:p>
-        </w:tc>
-        <w:tc>
-          <w:tcPr>
-            <w:tcW w:type="dxa" w:w="2402"/>
-            <w:tcBorders>
-              <w:top w:val="single" w:color="D9D4C5" w:sz="4"/>
-              <w:left w:val="single" w:color="D9D4C5" w:sz="4"/>
-              <w:bottom w:val="single" w:color="D9D4C5" w:sz="4"/>
-              <w:right w:val="single" w:color="D9D4C5" w:sz="4"/>
-            </w:tcBorders>
-            <w:shd w:fill="F6F4EE" w:color="auto" w:val="clear"/>
-            <w:tcMar>
-              <w:top w:type="dxa" w:w="70"/>
-              <w:left w:type="dxa" w:w="110"/>
-              <w:bottom w:type="dxa" w:w="70"/>
-              <w:right w:type="dxa" w:w="110"/>
-            </w:tcMar>
-            <w:vAlign w:val="center"/>
-          </w:tcPr>
-          <w:p>
-            <w:pPr>
-              <w:spacing w:after="0" w:before="0"/>
-            </w:pPr>
-            <w:r>
-              <w:rPr>
-                <w:rFonts w:ascii="Arial" w:cs="Arial" w:eastAsia="Arial" w:hAnsi="Arial"/>
-                <w:color w:val="1B2118"/>
-                <w:sz w:val="18"/>
-                <w:szCs w:val="18"/>
-              </w:rPr>
-              <w:t xml:space="preserve">Rinominare (il Rapporto ha già «Verifica del rapporto») (30/10: verificato, non ancora corretto)</w:t>
+            <w:tcW w:type="dxa" w:w="2200"/>
+            <w:tcBorders>
+              <w:top w:val="single" w:color="D9D4C5" w:sz="4"/>
+              <w:left w:val="single" w:color="D9D4C5" w:sz="4"/>
+              <w:bottom w:val="single" w:color="D9D4C5" w:sz="4"/>
+              <w:right w:val="single" w:color="D9D4C5" w:sz="4"/>
+            </w:tcBorders>
+            <w:shd w:fill="F6F4EE" w:color="auto" w:val="clear"/>
+            <w:tcMar>
+              <w:top w:type="dxa" w:w="70"/>
+              <w:left w:type="dxa" w:w="110"/>
+              <w:bottom w:type="dxa" w:w="70"/>
+              <w:right w:type="dxa" w:w="110"/>
+            </w:tcMar>
+            <w:vAlign w:val="center"/>
+          </w:tcPr>
+          <w:p>
+            <w:pPr>
+              <w:spacing w:after="0" w:before="0"/>
+            </w:pPr>
+            <w:r>
+              <w:rPr>
+                <w:rFonts w:ascii="Arial" w:cs="Arial" w:eastAsia="Arial" w:hAnsi="Arial"/>
+                <w:color w:val="1B2118"/>
+                <w:sz w:val="18"/>
+                <w:szCs w:val="18"/>
+              </w:rPr>
+              <w:t xml:space="preserve">CORRETTO_DA_RITESTARE (sul ramo </w:t>
+            </w:r>
+            <w:r>
+              <w:rPr>
+                <w:rFonts w:ascii="Consolas" w:cs="Consolas" w:eastAsia="Consolas" w:hAnsi="Consolas"/>
+                <w:color w:val="2F5D3A"/>
+                <w:sz w:val="18"/>
+                <w:szCs w:val="18"/>
+              </w:rPr>
+              <w:t xml:space="preserve">correzioni-rilievi-t</w:t>
+            </w:r>
+            <w:r>
+              <w:rPr>
+                <w:rFonts w:ascii="Arial" w:cs="Arial" w:eastAsia="Arial" w:hAnsi="Arial"/>
+                <w:color w:val="1B2118"/>
+                <w:sz w:val="18"/>
+                <w:szCs w:val="18"/>
+              </w:rPr>
+              <w:t xml:space="preserve">, non ancora in produzione)</w:t>
+            </w:r>
+          </w:p>
+        </w:tc>
+        <w:tc>
+          <w:tcPr>
+            <w:tcW w:type="dxa" w:w="2377"/>
+            <w:tcBorders>
+              <w:top w:val="single" w:color="D9D4C5" w:sz="4"/>
+              <w:left w:val="single" w:color="D9D4C5" w:sz="4"/>
+              <w:bottom w:val="single" w:color="D9D4C5" w:sz="4"/>
+              <w:right w:val="single" w:color="D9D4C5" w:sz="4"/>
+            </w:tcBorders>
+            <w:shd w:fill="F6F4EE" w:color="auto" w:val="clear"/>
+            <w:tcMar>
+              <w:top w:type="dxa" w:w="70"/>
+              <w:left w:type="dxa" w:w="110"/>
+              <w:bottom w:type="dxa" w:w="70"/>
+              <w:right w:type="dxa" w:w="110"/>
+            </w:tcMar>
+            <w:vAlign w:val="center"/>
+          </w:tcPr>
+          <w:p>
+            <w:pPr>
+              <w:spacing w:after="0" w:before="0"/>
+            </w:pPr>
+            <w:r>
+              <w:rPr>
+                <w:rFonts w:ascii="Arial" w:cs="Arial" w:eastAsia="Arial" w:hAnsi="Arial"/>
+                <w:color w:val="1B2118"/>
+                <w:sz w:val="18"/>
+                <w:szCs w:val="18"/>
+              </w:rPr>
+              <w:t xml:space="preserve">Rinominare (il Rapporto ha già «Verifica del rapporto») (30/10: corretto, script 48; prova 11.x del Manuale Test)</w:t>
             </w:r>
           </w:p>
         </w:tc>
@@ -19982,7 +20169,7 @@
         </w:tc>
         <w:tc>
           <w:tcPr>
-            <w:tcW w:type="dxa" w:w="1866"/>
+            <w:tcW w:type="dxa" w:w="1846"/>
             <w:tcBorders>
               <w:top w:val="single" w:color="D9D4C5" w:sz="4"/>
               <w:left w:val="single" w:color="D9D4C5" w:sz="4"/>
@@ -20014,7 +20201,7 @@
         </w:tc>
         <w:tc>
           <w:tcPr>
-            <w:tcW w:type="dxa" w:w="2403"/>
+            <w:tcW w:type="dxa" w:w="2377"/>
             <w:tcBorders>
               <w:top w:val="single" w:color="D9D4C5" w:sz="4"/>
               <w:left w:val="single" w:color="D9D4C5" w:sz="4"/>
@@ -20057,65 +20244,83 @@
         </w:tc>
         <w:tc>
           <w:tcPr>
-            <w:tcW w:type="dxa" w:w="2129"/>
-            <w:tcBorders>
-              <w:top w:val="single" w:color="D9D4C5" w:sz="4"/>
-              <w:left w:val="single" w:color="D9D4C5" w:sz="4"/>
-              <w:bottom w:val="single" w:color="D9D4C5" w:sz="4"/>
-              <w:right w:val="single" w:color="D9D4C5" w:sz="4"/>
-            </w:tcBorders>
-            <w:tcMar>
-              <w:top w:type="dxa" w:w="70"/>
-              <w:left w:type="dxa" w:w="110"/>
-              <w:bottom w:type="dxa" w:w="70"/>
-              <w:right w:type="dxa" w:w="110"/>
-            </w:tcMar>
-            <w:vAlign w:val="center"/>
-          </w:tcPr>
-          <w:p>
-            <w:pPr>
-              <w:spacing w:after="0" w:before="0"/>
-            </w:pPr>
-            <w:r>
-              <w:rPr>
-                <w:rFonts w:ascii="Arial" w:cs="Arial" w:eastAsia="Arial" w:hAnsi="Arial"/>
-                <w:color w:val="1B2118"/>
-                <w:sz w:val="18"/>
-                <w:szCs w:val="18"/>
-              </w:rPr>
-              <w:t xml:space="preserve">CONFERMATO</w:t>
-            </w:r>
-          </w:p>
-        </w:tc>
-        <w:tc>
-          <w:tcPr>
-            <w:tcW w:type="dxa" w:w="2402"/>
-            <w:tcBorders>
-              <w:top w:val="single" w:color="D9D4C5" w:sz="4"/>
-              <w:left w:val="single" w:color="D9D4C5" w:sz="4"/>
-              <w:bottom w:val="single" w:color="D9D4C5" w:sz="4"/>
-              <w:right w:val="single" w:color="D9D4C5" w:sz="4"/>
-            </w:tcBorders>
-            <w:tcMar>
-              <w:top w:type="dxa" w:w="70"/>
-              <w:left w:type="dxa" w:w="110"/>
-              <w:bottom w:type="dxa" w:w="70"/>
-              <w:right w:type="dxa" w:w="110"/>
-            </w:tcMar>
-            <w:vAlign w:val="center"/>
-          </w:tcPr>
-          <w:p>
-            <w:pPr>
-              <w:spacing w:after="0" w:before="0"/>
-            </w:pPr>
-            <w:r>
-              <w:rPr>
-                <w:rFonts w:ascii="Arial" w:cs="Arial" w:eastAsia="Arial" w:hAnsi="Arial"/>
-                <w:color w:val="1B2118"/>
-                <w:sz w:val="18"/>
-                <w:szCs w:val="18"/>
-              </w:rPr>
-              <w:t xml:space="preserve">Mostrarlo in Dashboard e nell'elenco delle pratiche (30/10: verificato, non ancora corretto)</w:t>
+            <w:tcW w:type="dxa" w:w="2200"/>
+            <w:tcBorders>
+              <w:top w:val="single" w:color="D9D4C5" w:sz="4"/>
+              <w:left w:val="single" w:color="D9D4C5" w:sz="4"/>
+              <w:bottom w:val="single" w:color="D9D4C5" w:sz="4"/>
+              <w:right w:val="single" w:color="D9D4C5" w:sz="4"/>
+            </w:tcBorders>
+            <w:tcMar>
+              <w:top w:type="dxa" w:w="70"/>
+              <w:left w:type="dxa" w:w="110"/>
+              <w:bottom w:type="dxa" w:w="70"/>
+              <w:right w:type="dxa" w:w="110"/>
+            </w:tcMar>
+            <w:vAlign w:val="center"/>
+          </w:tcPr>
+          <w:p>
+            <w:pPr>
+              <w:spacing w:after="0" w:before="0"/>
+            </w:pPr>
+            <w:r>
+              <w:rPr>
+                <w:rFonts w:ascii="Arial" w:cs="Arial" w:eastAsia="Arial" w:hAnsi="Arial"/>
+                <w:color w:val="1B2118"/>
+                <w:sz w:val="18"/>
+                <w:szCs w:val="18"/>
+              </w:rPr>
+              <w:t xml:space="preserve">CORRETTO_DA_RITESTARE (sul ramo </w:t>
+            </w:r>
+            <w:r>
+              <w:rPr>
+                <w:rFonts w:ascii="Consolas" w:cs="Consolas" w:eastAsia="Consolas" w:hAnsi="Consolas"/>
+                <w:color w:val="2F5D3A"/>
+                <w:sz w:val="18"/>
+                <w:szCs w:val="18"/>
+              </w:rPr>
+              <w:t xml:space="preserve">correzioni-rilievi-t</w:t>
+            </w:r>
+            <w:r>
+              <w:rPr>
+                <w:rFonts w:ascii="Arial" w:cs="Arial" w:eastAsia="Arial" w:hAnsi="Arial"/>
+                <w:color w:val="1B2118"/>
+                <w:sz w:val="18"/>
+                <w:szCs w:val="18"/>
+              </w:rPr>
+              <w:t xml:space="preserve">, non ancora in produzione)</w:t>
+            </w:r>
+          </w:p>
+        </w:tc>
+        <w:tc>
+          <w:tcPr>
+            <w:tcW w:type="dxa" w:w="2377"/>
+            <w:tcBorders>
+              <w:top w:val="single" w:color="D9D4C5" w:sz="4"/>
+              <w:left w:val="single" w:color="D9D4C5" w:sz="4"/>
+              <w:bottom w:val="single" w:color="D9D4C5" w:sz="4"/>
+              <w:right w:val="single" w:color="D9D4C5" w:sz="4"/>
+            </w:tcBorders>
+            <w:tcMar>
+              <w:top w:type="dxa" w:w="70"/>
+              <w:left w:type="dxa" w:w="110"/>
+              <w:bottom w:type="dxa" w:w="70"/>
+              <w:right w:type="dxa" w:w="110"/>
+            </w:tcMar>
+            <w:vAlign w:val="center"/>
+          </w:tcPr>
+          <w:p>
+            <w:pPr>
+              <w:spacing w:after="0" w:before="0"/>
+            </w:pPr>
+            <w:r>
+              <w:rPr>
+                <w:rFonts w:ascii="Arial" w:cs="Arial" w:eastAsia="Arial" w:hAnsi="Arial"/>
+                <w:color w:val="1B2118"/>
+                <w:sz w:val="18"/>
+                <w:szCs w:val="18"/>
+              </w:rPr>
+              <w:t xml:space="preserve">Mostrarlo in Dashboard e nell'elenco delle pratiche (30/10: corretto, script 48; prova 11.x del Manuale Test)</w:t>
             </w:r>
           </w:p>
         </w:tc>
@@ -20159,7 +20364,7 @@
         </w:tc>
         <w:tc>
           <w:tcPr>
-            <w:tcW w:type="dxa" w:w="1866"/>
+            <w:tcW w:type="dxa" w:w="1846"/>
             <w:tcBorders>
               <w:top w:val="single" w:color="D9D4C5" w:sz="4"/>
               <w:left w:val="single" w:color="D9D4C5" w:sz="4"/>
@@ -20192,7 +20397,7 @@
         </w:tc>
         <w:tc>
           <w:tcPr>
-            <w:tcW w:type="dxa" w:w="2403"/>
+            <w:tcW w:type="dxa" w:w="2377"/>
             <w:tcBorders>
               <w:top w:val="single" w:color="D9D4C5" w:sz="4"/>
               <w:left w:val="single" w:color="D9D4C5" w:sz="4"/>
@@ -20236,67 +20441,85 @@
         </w:tc>
         <w:tc>
           <w:tcPr>
-            <w:tcW w:type="dxa" w:w="2129"/>
-            <w:tcBorders>
-              <w:top w:val="single" w:color="D9D4C5" w:sz="4"/>
-              <w:left w:val="single" w:color="D9D4C5" w:sz="4"/>
-              <w:bottom w:val="single" w:color="D9D4C5" w:sz="4"/>
-              <w:right w:val="single" w:color="D9D4C5" w:sz="4"/>
-            </w:tcBorders>
-            <w:shd w:fill="F6F4EE" w:color="auto" w:val="clear"/>
-            <w:tcMar>
-              <w:top w:type="dxa" w:w="70"/>
-              <w:left w:type="dxa" w:w="110"/>
-              <w:bottom w:type="dxa" w:w="70"/>
-              <w:right w:type="dxa" w:w="110"/>
-            </w:tcMar>
-            <w:vAlign w:val="center"/>
-          </w:tcPr>
-          <w:p>
-            <w:pPr>
-              <w:spacing w:after="0" w:before="0"/>
-            </w:pPr>
-            <w:r>
-              <w:rPr>
-                <w:rFonts w:ascii="Arial" w:cs="Arial" w:eastAsia="Arial" w:hAnsi="Arial"/>
-                <w:color w:val="1B2118"/>
-                <w:sz w:val="18"/>
-                <w:szCs w:val="18"/>
-              </w:rPr>
-              <w:t xml:space="preserve">ATTESA_REGOLA</w:t>
-            </w:r>
-          </w:p>
-        </w:tc>
-        <w:tc>
-          <w:tcPr>
-            <w:tcW w:type="dxa" w:w="2402"/>
-            <w:tcBorders>
-              <w:top w:val="single" w:color="D9D4C5" w:sz="4"/>
-              <w:left w:val="single" w:color="D9D4C5" w:sz="4"/>
-              <w:bottom w:val="single" w:color="D9D4C5" w:sz="4"/>
-              <w:right w:val="single" w:color="D9D4C5" w:sz="4"/>
-            </w:tcBorders>
-            <w:shd w:fill="F6F4EE" w:color="auto" w:val="clear"/>
-            <w:tcMar>
-              <w:top w:type="dxa" w:w="70"/>
-              <w:left w:type="dxa" w:w="110"/>
-              <w:bottom w:type="dxa" w:w="70"/>
-              <w:right w:type="dxa" w:w="110"/>
-            </w:tcMar>
-            <w:vAlign w:val="center"/>
-          </w:tcPr>
-          <w:p>
-            <w:pPr>
-              <w:spacing w:after="0" w:before="0"/>
-            </w:pPr>
-            <w:r>
-              <w:rPr>
-                <w:rFonts w:ascii="Arial" w:cs="Arial" w:eastAsia="Arial" w:hAnsi="Arial"/>
-                <w:color w:val="1B2118"/>
-                <w:sz w:val="18"/>
-                <w:szCs w:val="18"/>
-              </w:rPr>
-              <w:t xml:space="preserve">Valore proposto da Luca, non del Programma: chiamarlo «valore ipotetico» e farlo decidere alla Fondazione (30/10: verificato, non ancora corretto)</w:t>
+            <w:tcW w:type="dxa" w:w="2200"/>
+            <w:tcBorders>
+ 